--- a/01_Report/draft-assembled.docx
+++ b/01_Report/draft-assembled.docx
@@ -2005,7 +2005,7 @@
       </w:r>
     </w:p>
     <w:bookmarkEnd w:id="27"/>
-    <w:bookmarkStart w:id="33" w:name="life-cycle-assessment-and-eco-audit"/>
+    <w:bookmarkStart w:id="46" w:name="life-cycle-assessment-and-eco-audit"/>
     <w:p>
       <w:pPr>
         <w:pStyle w:val="Heading2"/>
@@ -2061,7 +2061,7 @@
         <w:t xml:space="preserve">, so C1 is worth adopting only if it is schedule-neutral. No input has yet been checked in its primary source [TO VERIFY], so every number is provisional.</w:t>
       </w:r>
     </w:p>
-    <w:bookmarkStart w:id="28" w:name="goal-scope-and-method"/>
+    <w:bookmarkStart w:id="31" w:name="goal-scope-and-method"/>
     <w:p>
       <w:pPr>
         <w:pStyle w:val="Heading3"/>
@@ -2938,14 +2938,61 @@
     </w:tbl>
     <w:p>
       <w:pPr>
-        <w:pStyle w:val="BodyText"/>
+        <w:pStyle w:val="CaptionedFigure"/>
       </w:pPr>
       <w:r>
-        <w:t xml:space="preserve">[Figure F1. LCA system boundary for one BWRX-300 at Darlington: bottom-up fuel front end and construction materials, literature values for operation, decommissioning and the back end, and the C1 target structures. | Source: this study. | File: 03_LCA_Calculations/results/F1_system_boundary.png]</w:t>
+        <w:drawing>
+          <wp:inline>
+            <wp:extent cx="5441315" cy="2836256"/>
+            <wp:effectExtent b="0" l="0" r="0" t="0"/>
+            <wp:docPr descr="Figure 1. LCA system boundary for one BWRX-300 at Darlington: bottom-up fuel front end and construction materials, literature values for operation, decommissioning and the back end, and the C1 target structures. | Source: this study. | File: 03_LCA_Calculations/results/F1_system_boundary.png" title="" id="29" name="Picture"/>
+            <a:graphic>
+              <a:graphicData uri="http://schemas.openxmlformats.org/drawingml/2006/picture">
+                <pic:pic>
+                  <pic:nvPicPr>
+                    <pic:cNvPr descr="/home/user/MTE4593-Group-Assignment/03_LCA_Calculations/results/F1_system_boundary.png" id="30" name="Picture"/>
+                    <pic:cNvPicPr>
+                      <a:picLocks noChangeArrowheads="1" noChangeAspect="1"/>
+                    </pic:cNvPicPr>
+                  </pic:nvPicPr>
+                  <pic:blipFill>
+                    <a:blip r:embed="rId28"/>
+                    <a:stretch>
+                      <a:fillRect/>
+                    </a:stretch>
+                  </pic:blipFill>
+                  <pic:spPr bwMode="auto">
+                    <a:xfrm>
+                      <a:off x="0" y="0"/>
+                      <a:ext cx="5441315" cy="2836256"/>
+                    </a:xfrm>
+                    <a:prstGeom prst="rect">
+                      <a:avLst/>
+                    </a:prstGeom>
+                    <a:noFill/>
+                    <a:ln w="9525">
+                      <a:noFill/>
+                      <a:headEnd/>
+                      <a:tailEnd/>
+                    </a:ln>
+                  </pic:spPr>
+                </pic:pic>
+              </a:graphicData>
+            </a:graphic>
+          </wp:inline>
+        </w:drawing>
       </w:r>
     </w:p>
-    <w:bookmarkEnd w:id="28"/>
-    <w:bookmarkStart w:id="29" w:name="baseline-inventory-and-hotspots"/>
+    <w:p>
+      <w:pPr>
+        <w:pStyle w:val="ImageCaption"/>
+      </w:pPr>
+      <w:r>
+        <w:t xml:space="preserve">Figure 1. LCA system boundary for one BWRX-300 at Darlington: bottom-up fuel front end and construction materials, literature values for operation, decommissioning and the back end, and the C1 target structures. | Source: this study. | File: 03_LCA_Calculations/results/F1_system_boundary.png</w:t>
+      </w:r>
+    </w:p>
+    <w:bookmarkEnd w:id="31"/>
+    <w:bookmarkStart w:id="35" w:name="baseline-inventory-and-hotspots"/>
     <w:p>
       <w:pPr>
         <w:pStyle w:val="Heading3"/>
@@ -3181,14 +3228,61 @@
     </w:p>
     <w:p>
       <w:pPr>
-        <w:pStyle w:val="BodyText"/>
+        <w:pStyle w:val="CaptionedFigure"/>
       </w:pPr>
       <w:r>
-        <w:t xml:space="preserve">[Figure F2. Life-cycle emissions of one BWRX-300 by stage: expected 4.3 g CO₂e/kWh (Monte Carlo mean), with the mode case (every input at its most likely value; total 2.7) marked. | Source: this study, scripts/lca_uncertainty.py; inputs in parameters_lca.yaml [TO VERIFY]. | File: 03_LCA_Calculations/results/F2_stage_breakdown.png]</w:t>
+        <w:drawing>
+          <wp:inline>
+            <wp:extent cx="5441315" cy="2458231"/>
+            <wp:effectExtent b="0" l="0" r="0" t="0"/>
+            <wp:docPr descr="Figure 2. Life-cycle emissions of one BWRX-300 by stage: expected 4.3 g CO₂e/kWh (Monte Carlo mean), with the mode case (every input at its most likely value; total 2.7) marked. | Source: this study, scripts/lca_uncertainty.py; inputs in parameters_lca.yaml [TO VERIFY]. | File: 03_LCA_Calculations/results/F2_stage_breakdown.png" title="" id="33" name="Picture"/>
+            <a:graphic>
+              <a:graphicData uri="http://schemas.openxmlformats.org/drawingml/2006/picture">
+                <pic:pic>
+                  <pic:nvPicPr>
+                    <pic:cNvPr descr="/home/user/MTE4593-Group-Assignment/03_LCA_Calculations/results/F2_stage_breakdown.png" id="34" name="Picture"/>
+                    <pic:cNvPicPr>
+                      <a:picLocks noChangeArrowheads="1" noChangeAspect="1"/>
+                    </pic:cNvPicPr>
+                  </pic:nvPicPr>
+                  <pic:blipFill>
+                    <a:blip r:embed="rId32"/>
+                    <a:stretch>
+                      <a:fillRect/>
+                    </a:stretch>
+                  </pic:blipFill>
+                  <pic:spPr bwMode="auto">
+                    <a:xfrm>
+                      <a:off x="0" y="0"/>
+                      <a:ext cx="5441315" cy="2458231"/>
+                    </a:xfrm>
+                    <a:prstGeom prst="rect">
+                      <a:avLst/>
+                    </a:prstGeom>
+                    <a:noFill/>
+                    <a:ln w="9525">
+                      <a:noFill/>
+                      <a:headEnd/>
+                      <a:tailEnd/>
+                    </a:ln>
+                  </pic:spPr>
+                </pic:pic>
+              </a:graphicData>
+            </a:graphic>
+          </wp:inline>
+        </w:drawing>
       </w:r>
     </w:p>
-    <w:bookmarkEnd w:id="29"/>
-    <w:bookmarkStart w:id="30" w:name="the-initiative-against-the-baseline"/>
+    <w:p>
+      <w:pPr>
+        <w:pStyle w:val="ImageCaption"/>
+      </w:pPr>
+      <w:r>
+        <w:t xml:space="preserve">Figure 2. Life-cycle emissions of one BWRX-300 by stage: expected 4.3 g CO₂e/kWh (Monte Carlo mean), with the mode case (every input at its most likely value; total 2.7) marked. | Source: this study, scripts/lca_uncertainty.py; inputs in parameters_lca.yaml [TO VERIFY]. | File: 03_LCA_Calculations/results/F2_stage_breakdown.png</w:t>
+      </w:r>
+    </w:p>
+    <w:bookmarkEnd w:id="35"/>
+    <w:bookmarkStart w:id="36" w:name="the-initiative-against-the-baseline"/>
     <w:p>
       <w:pPr>
         <w:pStyle w:val="Heading3"/>
@@ -3953,8 +4047,8 @@
         <w:t xml:space="preserve">For the triple-bottom-line evaluation (§9), C1 is environmentally positive but marginal, its economic value is C$0.49–0.60 m for Units 2–4, and its feasibility hinges on qualification and schedule rather than on carbon.</w:t>
       </w:r>
     </w:p>
-    <w:bookmarkEnd w:id="30"/>
-    <w:bookmarkStart w:id="31" w:name="uncertainty-tornado-and-monte-carlo"/>
+    <w:bookmarkEnd w:id="36"/>
+    <w:bookmarkStart w:id="43" w:name="uncertainty-tornado-and-monte-carlo"/>
     <w:p>
       <w:pPr>
         <w:pStyle w:val="Heading3"/>
@@ -4004,10 +4098,57 @@
     </w:p>
     <w:p>
       <w:pPr>
-        <w:pStyle w:val="BodyText"/>
+        <w:pStyle w:val="CaptionedFigure"/>
       </w:pPr>
       <w:r>
-        <w:t xml:space="preserve">[Figure F3. One-at-a-time sensitivity of the life-cycle intensity (left, centred on the mode case, 2.70 g CO₂e/kWh, not the 4.2 median) and of the LC3 saving per unit (right, centred on the mode case, 1,734 t), top ten inputs each. | Source: this study, scripts/lca_uncertainty.py; ranges in parameters_lca.yaml. | File: 03_LCA_Calculations/results/F3_tornado.png]</w:t>
+        <w:drawing>
+          <wp:inline>
+            <wp:extent cx="5441315" cy="2919730"/>
+            <wp:effectExtent b="0" l="0" r="0" t="0"/>
+            <wp:docPr descr="Figure 3. One-at-a-time sensitivity of the life-cycle intensity (left, centred on the mode case, 2.70 g CO₂e/kWh, not the 4.2 median) and of the LC3 saving per unit (right, centred on the mode case, 1,734 t), top ten inputs each. | Source: this study, scripts/lca_uncertainty.py; ranges in parameters_lca.yaml. | File: 03_LCA_Calculations/results/F3_tornado.png" title="" id="38" name="Picture"/>
+            <a:graphic>
+              <a:graphicData uri="http://schemas.openxmlformats.org/drawingml/2006/picture">
+                <pic:pic>
+                  <pic:nvPicPr>
+                    <pic:cNvPr descr="/home/user/MTE4593-Group-Assignment/03_LCA_Calculations/results/F3_tornado.png" id="39" name="Picture"/>
+                    <pic:cNvPicPr>
+                      <a:picLocks noChangeArrowheads="1" noChangeAspect="1"/>
+                    </pic:cNvPicPr>
+                  </pic:nvPicPr>
+                  <pic:blipFill>
+                    <a:blip r:embed="rId37"/>
+                    <a:stretch>
+                      <a:fillRect/>
+                    </a:stretch>
+                  </pic:blipFill>
+                  <pic:spPr bwMode="auto">
+                    <a:xfrm>
+                      <a:off x="0" y="0"/>
+                      <a:ext cx="5441315" cy="2919730"/>
+                    </a:xfrm>
+                    <a:prstGeom prst="rect">
+                      <a:avLst/>
+                    </a:prstGeom>
+                    <a:noFill/>
+                    <a:ln w="9525">
+                      <a:noFill/>
+                      <a:headEnd/>
+                      <a:tailEnd/>
+                    </a:ln>
+                  </pic:spPr>
+                </pic:pic>
+              </a:graphicData>
+            </a:graphic>
+          </wp:inline>
+        </w:drawing>
+      </w:r>
+    </w:p>
+    <w:p>
+      <w:pPr>
+        <w:pStyle w:val="ImageCaption"/>
+      </w:pPr>
+      <w:r>
+        <w:t xml:space="preserve">Figure 3. One-at-a-time sensitivity of the life-cycle intensity (left, centred on the mode case, 2.70 g CO₂e/kWh, not the 4.2 median) and of the LC3 saving per unit (right, centred on the mode case, 1,734 t), top ten inputs each. | Source: this study, scripts/lca_uncertainty.py; ranges in parameters_lca.yaml. | File: 03_LCA_Calculations/results/F3_tornado.png</w:t>
       </w:r>
     </w:p>
     <w:p>
@@ -4059,14 +4200,61 @@
     </w:p>
     <w:p>
       <w:pPr>
-        <w:pStyle w:val="BodyText"/>
+        <w:pStyle w:val="CaptionedFigure"/>
       </w:pPr>
       <w:r>
-        <w:t xml:space="preserve">[Figure F4. Monte Carlo distributions (20,000 draws, seed 20261021) of the life-cycle intensity (median 4.18, 5th–95th percentile 3.05–5.85 g CO₂e/kWh) and of the LC3 saving per unit (median 1,742, 1,387–2,153 t). | Source: this study, scripts/lca_uncertainty.py. | File: 03_LCA_Calculations/results/F4_montecarlo.png]</w:t>
+        <w:drawing>
+          <wp:inline>
+            <wp:extent cx="5441315" cy="2092813"/>
+            <wp:effectExtent b="0" l="0" r="0" t="0"/>
+            <wp:docPr descr="Figure 4. Monte Carlo distributions (20,000 draws, seed 20261021) of the life-cycle intensity (median 4.18, 5th–95th percentile 3.05–5.85 g CO₂e/kWh) and of the LC3 saving per unit (median 1,742, 1,387–2,153 t). | Source: this study, scripts/lca_uncertainty.py. | File: 03_LCA_Calculations/results/F4_montecarlo.png" title="" id="41" name="Picture"/>
+            <a:graphic>
+              <a:graphicData uri="http://schemas.openxmlformats.org/drawingml/2006/picture">
+                <pic:pic>
+                  <pic:nvPicPr>
+                    <pic:cNvPr descr="/home/user/MTE4593-Group-Assignment/03_LCA_Calculations/results/F4_montecarlo.png" id="42" name="Picture"/>
+                    <pic:cNvPicPr>
+                      <a:picLocks noChangeArrowheads="1" noChangeAspect="1"/>
+                    </pic:cNvPicPr>
+                  </pic:nvPicPr>
+                  <pic:blipFill>
+                    <a:blip r:embed="rId40"/>
+                    <a:stretch>
+                      <a:fillRect/>
+                    </a:stretch>
+                  </pic:blipFill>
+                  <pic:spPr bwMode="auto">
+                    <a:xfrm>
+                      <a:off x="0" y="0"/>
+                      <a:ext cx="5441315" cy="2092813"/>
+                    </a:xfrm>
+                    <a:prstGeom prst="rect">
+                      <a:avLst/>
+                    </a:prstGeom>
+                    <a:noFill/>
+                    <a:ln w="9525">
+                      <a:noFill/>
+                      <a:headEnd/>
+                      <a:tailEnd/>
+                    </a:ln>
+                  </pic:spPr>
+                </pic:pic>
+              </a:graphicData>
+            </a:graphic>
+          </wp:inline>
+        </w:drawing>
       </w:r>
     </w:p>
-    <w:bookmarkEnd w:id="31"/>
-    <w:bookmarkStart w:id="32" w:name="comparison-with-published-values"/>
+    <w:p>
+      <w:pPr>
+        <w:pStyle w:val="ImageCaption"/>
+      </w:pPr>
+      <w:r>
+        <w:t xml:space="preserve">Figure 4. Monte Carlo distributions (20,000 draws, seed 20261021) of the life-cycle intensity (median 4.18, 5th–95th percentile 3.05–5.85 g CO₂e/kWh) and of the LC3 saving per unit (median 1,742, 1,387–2,153 t). | Source: this study, scripts/lca_uncertainty.py. | File: 03_LCA_Calculations/results/F4_montecarlo.png</w:t>
+      </w:r>
+    </w:p>
+    <w:bookmarkEnd w:id="43"/>
+    <w:bookmarkStart w:id="45" w:name="comparison-with-published-values"/>
     <w:p>
       <w:pPr>
         <w:pStyle w:val="Heading3"/>
@@ -4448,8 +4636,19 @@
         <w:pStyle w:val="BodyText"/>
       </w:pPr>
       <w:r>
-        <w:t xml:space="preserve">[Figure F5. Our BWRX-300 result against published nuclear life-cycle values (point = central or median; line = range or interval); coal about 750–1,100 and gas combined cycle 403–513 g CO₂e/kWh for scale. UNECE reports a range only (5.1–6.4), so it is drawn as a range with no midpoint; Warner and Heath are drawn as a median only (12). | Source: this study; EDF R&amp;D (2024); United Nations Economic Commission for Europe (2021); Gibon and Hahn Menacho (2023); Carless, Griffin and Fischbeck (2016); Warner and Heath (2012). Benchmarks [TO VERIFY]. | File: 03_LCA_Calculations/results/F5_benchmarks.png] [TODO: IPCC AR5 WGIII Annex III row is drawn automatically once its values are set to verified in parameters_lca.yaml]</w:t>
-      </w:r>
+        <w:t xml:space="preserve">[Figure 5. Our BWRX-300 result against published nuclear life-cycle values (point = central or median; line = range or interval); coal about 750–1,100 and gas combined cycle 403–513 g CO₂e/kWh for scale. UNECE reports a range only (5.1–6.4), so it is drawn as a range with no midpoint; Warner and Heath are drawn as a median only (12). | Source: this study; EDF R&amp;D (2024); United Nations Economic Commission for Europe (2021); Gibon and Hahn Menacho (2023); Carless, Griffin and Fischbeck (2016); Warner and Heath (2012). Benchmarks [TO VERIFY]. | File: 03_LCA_Calculations/results/F5_benchmarks.png]</w:t>
+      </w:r>
+      <w:r>
+        <w:t xml:space="preserve"> </w:t>
+      </w:r>
+      <w:hyperlink r:id="rId44">
+        <w:r>
+          <w:rPr>
+            <w:rStyle w:val="Hyperlink"/>
+          </w:rPr>
+          <w:t xml:space="preserve">TODO: IPCC AR5 WGIII Annex III row is drawn automatically once its values are set to verified in parameters_lca.yaml</w:t>
+        </w:r>
+      </w:hyperlink>
     </w:p>
     <w:p>
       <w:r>
@@ -4458,9 +4657,9 @@
         </w:pict>
       </w:r>
     </w:p>
-    <w:bookmarkEnd w:id="32"/>
-    <w:bookmarkEnd w:id="33"/>
-    <w:bookmarkStart w:id="38" w:name="X6fbd7bed400e38904dc2c5d634c7832d9e25d90"/>
+    <w:bookmarkEnd w:id="45"/>
+    <w:bookmarkEnd w:id="46"/>
+    <w:bookmarkStart w:id="51" w:name="X6fbd7bed400e38904dc2c5d634c7832d9e25d90"/>
     <w:p>
       <w:pPr>
         <w:pStyle w:val="Heading2"/>
@@ -4581,7 +4780,7 @@
         <w:t xml:space="preserve">- The grid trajectories are our own constructions from published anchor points [TODO: replace with the 2026 ISP Step Change and IESO series].</w:t>
       </w:r>
     </w:p>
-    <w:bookmarkStart w:id="34" w:name="the-value-of-schedule"/>
+    <w:bookmarkStart w:id="47" w:name="the-value-of-schedule"/>
     <w:p>
       <w:pPr>
         <w:pStyle w:val="Heading3"/>
@@ -4972,8 +5171,8 @@
         <w:t xml:space="preserve">The mix must be qualified on mock-ups during Unit 1, before the Units 2–4 decision expected in 2028 [TO VERIFY] (§8.6).</w:t>
       </w:r>
     </w:p>
-    <w:bookmarkEnd w:id="34"/>
-    <w:bookmarkStart w:id="35" w:name="Xb77cf30fc1ffb1f20fb94e7af23c490604b5f45"/>
+    <w:bookmarkEnd w:id="47"/>
+    <w:bookmarkStart w:id="48" w:name="Xb77cf30fc1ffb1f20fb94e7af23c490604b5f45"/>
     <w:p>
       <w:pPr>
         <w:pStyle w:val="Heading3"/>
@@ -5289,11 +5488,25 @@
         <w:pStyle w:val="BodyText"/>
       </w:pPr>
       <w:r>
-        <w:t xml:space="preserve">[Figure F6. CO₂e avoided by one BWRX-300 to 2050 and over its 60-year life: Darlington Unit 1 from 2030 (Ontario average trajectory; marginal, declining; marginal flat as upper bound) against Liddell from 2035 and 2040 (Step Change proxy; slow transition; frozen grid as upper bound). Inset: CO₂e lost per month of delay to one of Units 2–4, against C1’s per-unit saving (1.73 kt). Data series in Tables B17 and B20. | Source: this study, scripts/displacement.py and scripts/schedule_value.py; grid factors The Atmospheric Fund (2025), Department of Climate Change, Energy, the Environment and Water (2025), Independent Electricity System Operator (2024), Australian Energy Market Operator (2024) [TO VERIFY]. | File: TODO: plot script not yet written; draw from results/displacement.md §3 and schedule_value.md §2]</w:t>
+        <w:rPr>
+          <w:bCs/>
+          <w:b/>
+        </w:rPr>
+        <w:t xml:space="preserve">[TODO: Figure 6 image missing]</w:t>
+      </w:r>
+      <w:r>
+        <w:t xml:space="preserve"> </w:t>
+      </w:r>
+      <w:r>
+        <w:rPr>
+          <w:iCs/>
+          <w:i/>
+        </w:rPr>
+        <w:t xml:space="preserve">Figure 6. CO₂e avoided by one BWRX-300 to 2050 and over its 60-year life: Darlington Unit 1 from 2030 (Ontario average trajectory; marginal, declining; marginal flat as upper bound) against Liddell from 2035 and 2040 (Step Change proxy; slow transition; frozen grid as upper bound). Inset: CO₂e lost per month of delay to one of Units 2–4, against C1’s per-unit saving (1.73 kt). Data series in Tables B17 and B20. | Source: this study, scripts/displacement.py and scripts/schedule_value.py; grid factors The Atmospheric Fund (2025), Department of Climate Change, Energy, the Environment and Water (2025), Independent Electricity System Operator (2024), Australian Energy Market Operator (2024) [TO VERIFY]. | File: TODO: plot script not yet written; draw from results/displacement.md §3 and schedule_value.md §2</w:t>
       </w:r>
     </w:p>
-    <w:bookmarkEnd w:id="35"/>
-    <w:bookmarkStart w:id="36" w:name="the-same-money-on-firmed-renewables"/>
+    <w:bookmarkEnd w:id="48"/>
+    <w:bookmarkStart w:id="49" w:name="the-same-money-on-firmed-renewables"/>
     <w:p>
       <w:pPr>
         <w:pStyle w:val="Heading3"/>
@@ -5457,11 +5670,25 @@
         <w:pStyle w:val="BodyText"/>
       </w:pPr>
       <w:r>
-        <w:t xml:space="preserve">[Figure F7. Same money, Liddell: firmed renewables (from 2028) against one SMR unit (from 2040, slower transition), as the ratio of energy bought and of CO₂e avoided to 2050 under four cost cases: GenCost 2023-24 2030 midpoints (SMR A$306, renewables A$107: 2.9× / 10.9×); worst case for renewables (A$230 / A$153: 1.5× / 5.7×); the alternative reading (A$514 / A$102: 5.0× / 19.1×); the lowest SMR lead tested (A$198 / A$153: 1.3× / 4.9×). Data in Table B28. | Source: this study, scripts/same_money.py; costs Graham, Hayward and Foster (2024; 2025) and Kim and Macfarlane (2026) [TO VERIFY: GenCost table/year]. | File: TODO: plot script not yet written; draw from results/same_money.md §5]</w:t>
+        <w:rPr>
+          <w:bCs/>
+          <w:b/>
+        </w:rPr>
+        <w:t xml:space="preserve">[TODO: Figure 7 image missing]</w:t>
+      </w:r>
+      <w:r>
+        <w:t xml:space="preserve"> </w:t>
+      </w:r>
+      <w:r>
+        <w:rPr>
+          <w:iCs/>
+          <w:i/>
+        </w:rPr>
+        <w:t xml:space="preserve">Figure 7. Same money, Liddell: firmed renewables (from 2028) against one SMR unit (from 2040, slower transition), as the ratio of energy bought and of CO₂e avoided to 2050 under four cost cases: GenCost 2023-24 2030 midpoints (SMR A$306, renewables A$107: 2.9× / 10.9×); worst case for renewables (A$230 / A$153: 1.5× / 5.7×); the alternative reading (A$514 / A$102: 5.0× / 19.1×); the lowest SMR lead tested (A$198 / A$153: 1.3× / 4.9×). Data in Table B28. | Source: this study, scripts/same_money.py; costs Graham, Hayward and Foster (2024; 2025) and Kim and Macfarlane (2026) [TO VERIFY: GenCost table/year]. | File: TODO: plot script not yet written; draw from results/same_money.md §5</w:t>
       </w:r>
     </w:p>
-    <w:bookmarkEnd w:id="36"/>
-    <w:bookmarkStart w:id="37" w:name="what-this-means-for-the-initiative"/>
+    <w:bookmarkEnd w:id="49"/>
+    <w:bookmarkStart w:id="50" w:name="what-this-means-for-the-initiative"/>
     <w:p>
       <w:pPr>
         <w:pStyle w:val="Heading3"/>
@@ -5581,9 +5808,9 @@
         </w:pict>
       </w:r>
     </w:p>
-    <w:bookmarkEnd w:id="37"/>
-    <w:bookmarkEnd w:id="38"/>
-    <w:bookmarkStart w:id="39" w:name="law-regulation-and-licensing"/>
+    <w:bookmarkEnd w:id="50"/>
+    <w:bookmarkEnd w:id="51"/>
+    <w:bookmarkStart w:id="52" w:name="law-regulation-and-licensing"/>
     <w:p>
       <w:pPr>
         <w:pStyle w:val="Heading2"/>
@@ -6233,8 +6460,8 @@
         </w:pict>
       </w:r>
     </w:p>
-    <w:bookmarkEnd w:id="39"/>
-    <w:bookmarkStart w:id="40" w:name="economics-finance-and-market-barriers"/>
+    <w:bookmarkEnd w:id="52"/>
+    <w:bookmarkStart w:id="53" w:name="economics-finance-and-market-barriers"/>
     <w:p>
       <w:pPr>
         <w:pStyle w:val="Heading2"/>
@@ -7283,8 +7510,8 @@
         </w:pict>
       </w:r>
     </w:p>
-    <w:bookmarkEnd w:id="40"/>
-    <w:bookmarkStart w:id="41" w:name="supply-concentration-and-geopolitics"/>
+    <w:bookmarkEnd w:id="53"/>
+    <w:bookmarkStart w:id="54" w:name="supply-concentration-and-geopolitics"/>
     <w:p>
       <w:pPr>
         <w:pStyle w:val="Heading2"/>
@@ -7956,8 +8183,8 @@
         </w:pict>
       </w:r>
     </w:p>
-    <w:bookmarkEnd w:id="41"/>
-    <w:bookmarkStart w:id="42" w:name="social-licence"/>
+    <w:bookmarkEnd w:id="54"/>
+    <w:bookmarkStart w:id="55" w:name="social-licence"/>
     <w:p>
       <w:pPr>
         <w:pStyle w:val="Heading2"/>
@@ -9022,8 +9249,8 @@
         </w:pict>
       </w:r>
     </w:p>
-    <w:bookmarkEnd w:id="42"/>
-    <w:bookmarkStart w:id="43" w:name="stakeholders-and-money-flows"/>
+    <w:bookmarkEnd w:id="55"/>
+    <w:bookmarkStart w:id="59" w:name="stakeholders-and-money-flows"/>
     <w:p>
       <w:pPr>
         <w:pStyle w:val="Heading2"/>
@@ -9058,10 +9285,57 @@
     </w:p>
     <w:p>
       <w:pPr>
-        <w:pStyle w:val="BodyText"/>
+        <w:pStyle w:val="CaptionedFigure"/>
       </w:pPr>
       <w:r>
-        <w:t xml:space="preserve">[Figure 8: Stakeholder power/interest maps for Darlington Units 2–4 with C1 (left) and a hypothetical BWRX-300 at Liddell (right). Numbered markers identify actors; colour shows stance from strongly for to strongly against. Positions are our judgement from the evidence in §8.1–8.4. Insert</w:t>
+        <w:drawing>
+          <wp:inline>
+            <wp:extent cx="5441315" cy="3894434"/>
+            <wp:effectExtent b="0" l="0" r="0" t="0"/>
+            <wp:docPr descr="Figure 8. Stakeholder power/interest maps for Darlington Units 2–4 with C1 (left) and a hypothetical BWRX-300 at Liddell (right). Numbered markers identify actors; colour shows stance from strongly for to strongly against. Positions are our judgement from the evidence in §8.1–8.4. Insert 03_LCA_Calculations/results/F8_stakeholder_map.png here (re-export first: its footnote must read “our judgement”, not “analyst’s judgement”) | Source: our analysis (social_licence.py, Appendix B8.2), from the sources cited in §8.1–8.4" title="" id="57" name="Picture"/>
+            <a:graphic>
+              <a:graphicData uri="http://schemas.openxmlformats.org/drawingml/2006/picture">
+                <pic:pic>
+                  <pic:nvPicPr>
+                    <pic:cNvPr descr="/home/user/MTE4593-Group-Assignment/03_LCA_Calculations/results/F8_stakeholder_map.png" id="58" name="Picture"/>
+                    <pic:cNvPicPr>
+                      <a:picLocks noChangeArrowheads="1" noChangeAspect="1"/>
+                    </pic:cNvPicPr>
+                  </pic:nvPicPr>
+                  <pic:blipFill>
+                    <a:blip r:embed="rId56"/>
+                    <a:stretch>
+                      <a:fillRect/>
+                    </a:stretch>
+                  </pic:blipFill>
+                  <pic:spPr bwMode="auto">
+                    <a:xfrm>
+                      <a:off x="0" y="0"/>
+                      <a:ext cx="5441315" cy="3894434"/>
+                    </a:xfrm>
+                    <a:prstGeom prst="rect">
+                      <a:avLst/>
+                    </a:prstGeom>
+                    <a:noFill/>
+                    <a:ln w="9525">
+                      <a:noFill/>
+                      <a:headEnd/>
+                      <a:tailEnd/>
+                    </a:ln>
+                  </pic:spPr>
+                </pic:pic>
+              </a:graphicData>
+            </a:graphic>
+          </wp:inline>
+        </w:drawing>
+      </w:r>
+    </w:p>
+    <w:p>
+      <w:pPr>
+        <w:pStyle w:val="ImageCaption"/>
+      </w:pPr>
+      <w:r>
+        <w:t xml:space="preserve">Figure 8. Stakeholder power/interest maps for Darlington Units 2–4 with C1 (left) and a hypothetical BWRX-300 at Liddell (right). Numbered markers identify actors; colour shows stance from strongly for to strongly against. Positions are our judgement from the evidence in §8.1–8.4. Insert</w:t>
       </w:r>
       <w:r>
         <w:t xml:space="preserve"> </w:t>
@@ -9115,7 +9389,7 @@
         <w:t xml:space="preserve">social_licence.py</w:t>
       </w:r>
       <w:r>
-        <w:t xml:space="preserve">, Appendix B8.2), from the sources cited in §8.1–8.4]</w:t>
+        <w:t xml:space="preserve">, Appendix B8.2), from the sources cited in §8.1–8.4</w:t>
       </w:r>
     </w:p>
     <w:p>
@@ -9547,8 +9821,8 @@
         </w:pict>
       </w:r>
     </w:p>
-    <w:bookmarkEnd w:id="43"/>
-    <w:bookmarkStart w:id="44" w:name="implementation-pathway"/>
+    <w:bookmarkEnd w:id="59"/>
+    <w:bookmarkStart w:id="60" w:name="implementation-pathway"/>
     <w:p>
       <w:pPr>
         <w:pStyle w:val="Heading2"/>
@@ -9944,8 +10218,8 @@
         </w:pict>
       </w:r>
     </w:p>
-    <w:bookmarkEnd w:id="44"/>
-    <w:bookmarkStart w:id="48" w:name="X5539a185355627e6c3e07c8c8240218227305a6"/>
+    <w:bookmarkEnd w:id="60"/>
+    <w:bookmarkStart w:id="64" w:name="X5539a185355627e6c3e07c8c8240218227305a6"/>
     <w:p>
       <w:pPr>
         <w:pStyle w:val="Heading2"/>
@@ -9972,7 +10246,7 @@
         <w:t xml:space="preserve">C1 is a real but marginal gain: SMR + C1 and a plain SMR differ by about 0.3–0.4% on life-cycle emissions. No predefined weight set, input change or ±50% weight test puts an SMR first. It happens in about 0.2% of random weight draws, and when life-cycle CO₂e carries 94% or more of the weight.</w:t>
       </w:r>
     </w:p>
-    <w:bookmarkStart w:id="45" w:name="triple-bottom-line"/>
+    <w:bookmarkStart w:id="61" w:name="triple-bottom-line"/>
     <w:p>
       <w:pPr>
         <w:pStyle w:val="Heading3"/>
@@ -10290,8 +10564,8 @@
         </w:tc>
       </w:tr>
     </w:tbl>
-    <w:bookmarkEnd w:id="45"/>
-    <w:bookmarkStart w:id="46" w:name="multi-criteria-analysis"/>
+    <w:bookmarkEnd w:id="61"/>
+    <w:bookmarkStart w:id="62" w:name="multi-criteria-analysis"/>
     <w:p>
       <w:pPr>
         <w:pStyle w:val="Heading3"/>
@@ -10862,8 +11136,8 @@
         <w:t xml:space="preserve">C1 lowers life-cycle intensity from 4.200 to 4.188 g/kWh (1,734 t per unit, 0.29%) or 4.185 g/kWh (2,200 t, 0.37%) [C1 saving: per final §6]. That moves the weighted score by under 0.005 point, and its sign depends on the assumed C$1 m qualification cost. If C1 delays a unit, the CO₂e left unavoided outweighs the saving many times over (Appendix B7.5), so schedule neutrality decides whether C1 helps at all.</w:t>
       </w:r>
     </w:p>
-    <w:bookmarkEnd w:id="46"/>
-    <w:bookmarkStart w:id="47" w:name="verdict-and-limits"/>
+    <w:bookmarkEnd w:id="62"/>
+    <w:bookmarkStart w:id="63" w:name="verdict-and-limits"/>
     <w:p>
       <w:pPr>
         <w:pStyle w:val="Heading3"/>
@@ -10987,9 +11261,9 @@
         </w:pict>
       </w:r>
     </w:p>
-    <w:bookmarkEnd w:id="47"/>
-    <w:bookmarkEnd w:id="48"/>
-    <w:bookmarkStart w:id="49" w:name="X90192b1a7d5c0c11d128c22869d67841fc8ab68"/>
+    <w:bookmarkEnd w:id="63"/>
+    <w:bookmarkEnd w:id="64"/>
+    <w:bookmarkStart w:id="65" w:name="X90192b1a7d5c0c11d128c22869d67841fc8ab68"/>
     <w:p>
       <w:pPr>
         <w:pStyle w:val="Heading2"/>
@@ -11010,8 +11284,8 @@
         <w:t xml:space="preserve">[TODO: section not yet in the repo]</w:t>
       </w:r>
     </w:p>
-    <w:bookmarkEnd w:id="49"/>
-    <w:bookmarkStart w:id="50" w:name="conclusions-and-recommendations"/>
+    <w:bookmarkEnd w:id="65"/>
+    <w:bookmarkStart w:id="66" w:name="conclusions-and-recommendations"/>
     <w:p>
       <w:pPr>
         <w:pStyle w:val="Heading2"/>
@@ -11275,23 +11549,14 @@
         </w:pict>
       </w:r>
     </w:p>
-    <w:bookmarkEnd w:id="50"/>
-    <w:bookmarkStart w:id="111" w:name="appendices"/>
-    <w:p>
-      <w:pPr>
-        <w:pStyle w:val="Heading1"/>
-      </w:pPr>
-      <w:r>
-        <w:t xml:space="preserve">Appendices</w:t>
-      </w:r>
-    </w:p>
-    <w:bookmarkStart w:id="60" w:name="Xddcc31d2d3503f687b8b233cd4a745104a63a5c"/>
+    <w:bookmarkEnd w:id="66"/>
+    <w:bookmarkStart w:id="67" w:name="references"/>
     <w:p>
       <w:pPr>
         <w:pStyle w:val="Heading2"/>
       </w:pPr>
       <w:r>
-        <w:t xml:space="preserve">Appendix A. LCA inventory and calculations</w:t>
+        <w:t xml:space="preserve">References</w:t>
       </w:r>
     </w:p>
     <w:p>
@@ -11299,20 +11564,56 @@
         <w:pStyle w:val="FirstParagraph"/>
       </w:pPr>
       <w:r>
-        <w:t xml:space="preserve">This appendix gives the full working behind §6. The analysis is an</w:t>
-      </w:r>
-      <w:r>
-        <w:t xml:space="preserve"> </w:t>
-      </w:r>
-      <w:r>
         <w:rPr>
           <w:bCs/>
           <w:b/>
         </w:rPr>
-        <w:t xml:space="preserve">equivalent analysis built from published factors</w:t>
-      </w:r>
-      <w:r>
-        <w:t xml:space="preserve">: a screening LCA following ISO 14040/44 principles, not critically reviewed, in which a Python model multiplies quantities by emission factors.</w:t>
+        <w:t xml:space="preserve">[TODO: reference list]</w:t>
+      </w:r>
+    </w:p>
+    <w:bookmarkEnd w:id="67"/>
+    <w:bookmarkStart w:id="68" w:name="declaration-of-generative-ai-use"/>
+    <w:p>
+      <w:pPr>
+        <w:pStyle w:val="Heading2"/>
+      </w:pPr>
+      <w:r>
+        <w:t xml:space="preserve">Declaration of generative AI use</w:t>
+      </w:r>
+    </w:p>
+    <w:p>
+      <w:pPr>
+        <w:pStyle w:val="FirstParagraph"/>
+      </w:pPr>
+      <w:r>
+        <w:t xml:space="preserve">[TODO: team to write the AI-use declaration required by the unit (CLAUDE.md: the team decides how AI use is declared).]</w:t>
+      </w:r>
+    </w:p>
+    <w:bookmarkEnd w:id="68"/>
+    <w:bookmarkStart w:id="129" w:name="appendices"/>
+    <w:p>
+      <w:pPr>
+        <w:pStyle w:val="Heading1"/>
+      </w:pPr>
+      <w:r>
+        <w:t xml:space="preserve">Appendices</w:t>
+      </w:r>
+    </w:p>
+    <w:bookmarkStart w:id="78" w:name="Xddcc31d2d3503f687b8b233cd4a745104a63a5c"/>
+    <w:p>
+      <w:pPr>
+        <w:pStyle w:val="Heading2"/>
+      </w:pPr>
+      <w:r>
+        <w:t xml:space="preserve">Appendix A. LCA inventory and calculations</w:t>
+      </w:r>
+    </w:p>
+    <w:p>
+      <w:pPr>
+        <w:pStyle w:val="FirstParagraph"/>
+      </w:pPr>
+      <w:r>
+        <w:t xml:space="preserve">This appendix gives the full working behind §6. The analysis is an</w:t>
       </w:r>
       <w:r>
         <w:t xml:space="preserve"> </w:t>
@@ -11322,10 +11623,10 @@
           <w:bCs/>
           <w:b/>
         </w:rPr>
-        <w:t xml:space="preserve">No Granta EduPack run has been done</w:t>
-      </w:r>
-      <w:r>
-        <w:t xml:space="preserve">; the cross-check is only set up (A9) [TODO: Granta cross-check, H2 due Thu 12:00; cut if not run].</w:t>
+        <w:t xml:space="preserve">equivalent analysis built from published factors</w:t>
+      </w:r>
+      <w:r>
+        <w:t xml:space="preserve">: a screening LCA following ISO 14040/44 principles, not critically reviewed, in which a Python model multiplies quantities by emission factors.</w:t>
       </w:r>
       <w:r>
         <w:t xml:space="preserve"> </w:t>
@@ -11335,6 +11636,19 @@
           <w:bCs/>
           <w:b/>
         </w:rPr>
+        <w:t xml:space="preserve">No Granta EduPack run has been done</w:t>
+      </w:r>
+      <w:r>
+        <w:t xml:space="preserve">; the cross-check is only set up (A9) [TODO: Granta cross-check, H2 due Thu 12:00; cut if not run].</w:t>
+      </w:r>
+      <w:r>
+        <w:t xml:space="preserve"> </w:t>
+      </w:r>
+      <w:r>
+        <w:rPr>
+          <w:bCs/>
+          <w:b/>
+        </w:rPr>
         <w:t xml:space="preserve">No input has yet been checked against its primary source</w:t>
       </w:r>
       <w:r>
@@ -11395,7 +11709,7 @@
         <w:t xml:space="preserve">), so every number here is provisional.</w:t>
       </w:r>
     </w:p>
-    <w:bookmarkStart w:id="51" w:name="a1.-reproducing-the-results"/>
+    <w:bookmarkStart w:id="69" w:name="a1.-reproducing-the-results"/>
     <w:p>
       <w:pPr>
         <w:pStyle w:val="Heading3"/>
@@ -11782,8 +12096,8 @@
         <w:t xml:space="preserve">(59 parameters, each with a value, range, distribution, source key and status).</w:t>
       </w:r>
     </w:p>
-    <w:bookmarkEnd w:id="51"/>
-    <w:bookmarkStart w:id="52" w:name="a2.-functional-unit-and-lifetime-output"/>
+    <w:bookmarkEnd w:id="69"/>
+    <w:bookmarkStart w:id="70" w:name="a2.-functional-unit-and-lifetime-output"/>
     <w:p>
       <w:pPr>
         <w:pStyle w:val="Heading3"/>
@@ -11895,8 +12209,8 @@
         <w:t xml:space="preserve">Inputs: P_net 300 MWe (GE Vernova Hitachi Nuclear Energy, n.d.) [placeholder; 315 MW net in an OPG filing, TO VERIFY]; CF 0.90 [placeholder, assumption shared with §7]; L 60 years (Canadian Nuclear Safety Commission, 2024) [TO VERIFY; 65 years reported elsewhere].</w:t>
       </w:r>
     </w:p>
-    <w:bookmarkEnd w:id="52"/>
-    <w:bookmarkStart w:id="53" w:name="a3.-material-quantities-per-unit"/>
+    <w:bookmarkEnd w:id="70"/>
+    <w:bookmarkStart w:id="71" w:name="a3.-material-quantities-per-unit"/>
     <w:p>
       <w:pPr>
         <w:pStyle w:val="Heading3"/>
@@ -12558,8 +12872,8 @@
         <w:t xml:space="preserve">In 3.5% of Monte Carlo draws (706 of 20,000) the scaled plant fell below the target volume, and the plant volume was then set equal to the target (Appendix C1).</w:t>
       </w:r>
     </w:p>
-    <w:bookmarkEnd w:id="53"/>
-    <w:bookmarkStart w:id="54" w:name="Xd0e381ee713afec2acbbb80d77e863c2dda17b7"/>
+    <w:bookmarkEnd w:id="71"/>
+    <w:bookmarkStart w:id="72" w:name="Xd0e381ee713afec2acbbb80d77e863c2dda17b7"/>
     <w:p>
       <w:pPr>
         <w:pStyle w:val="Heading3"/>
@@ -13574,8 +13888,8 @@
         <w:t xml:space="preserve">header is replaced by a source column; rebar uses a recycled-content (electric-arc furnace) factor, not virgin steel; construction electricity is not assumed renewable (the uplift covers site energy on the Ontario grid). Still unresolved: what preprint 202505.1533 in the team notes is [TODO].</w:t>
       </w:r>
     </w:p>
-    <w:bookmarkEnd w:id="54"/>
-    <w:bookmarkStart w:id="55" w:name="a5.-emission-factors"/>
+    <w:bookmarkEnd w:id="72"/>
+    <w:bookmarkStart w:id="73" w:name="a5.-emission-factors"/>
     <w:p>
       <w:pPr>
         <w:pStyle w:val="Heading3"/>
@@ -14878,8 +15192,8 @@
         <w:t xml:space="preserve">At 350 kg/m³ the model gives 328.9 kg CO₂e/m³ for S0 concrete, close to the Ontario industry baseline of 334 kg CO₂e/m³ for 35 MPa concrete and below the 417 kg CO₂e/m³ industry benchmark mix (Canadian Ready-Mixed Concrete Association, 2022) [TO VERIFY].</w:t>
       </w:r>
     </w:p>
-    <w:bookmarkEnd w:id="55"/>
-    <w:bookmarkStart w:id="56" w:name="a6.-concrete-and-the-c1-scenarios"/>
+    <w:bookmarkEnd w:id="73"/>
+    <w:bookmarkStart w:id="74" w:name="a6.-concrete-and-the-c1-scenarios"/>
     <w:p>
       <w:pPr>
         <w:pStyle w:val="Heading3"/>
@@ -16361,8 +16675,8 @@
         <w:t xml:space="preserve">Clinker avoided by LC3 = 2,304 t / 1.419 × 10⁸ MWh = 0.016 kg/MWh (7.7 t/MWe). Concrete: 20,700 m³ × 2.4 t/m³ / 1.419 × 10⁸ MWh = 0.35 kg/MWh. Steel: 9,900 t / 1.419 × 10⁸ MWh = 0.070 kg/MWh.</w:t>
       </w:r>
     </w:p>
-    <w:bookmarkEnd w:id="56"/>
-    <w:bookmarkStart w:id="57" w:name="X62dd5352b338ee668e2c8600a16d3b918435b38"/>
+    <w:bookmarkEnd w:id="74"/>
+    <w:bookmarkStart w:id="75" w:name="X62dd5352b338ee668e2c8600a16d3b918435b38"/>
     <w:p>
       <w:pPr>
         <w:pStyle w:val="Heading3"/>
@@ -17144,8 +17458,8 @@
         </w:tc>
       </w:tr>
     </w:tbl>
-    <w:bookmarkEnd w:id="57"/>
-    <w:bookmarkStart w:id="58" w:name="a8.-fuel-cycle-and-life-cycle-total"/>
+    <w:bookmarkEnd w:id="75"/>
+    <w:bookmarkStart w:id="76" w:name="a8.-fuel-cycle-and-life-cycle-total"/>
     <w:p>
       <w:pPr>
         <w:pStyle w:val="Heading3"/>
@@ -18465,8 +18779,8 @@
         <w:t xml:space="preserve">Grouped (mode case): fuel front end 1.458 g/kWh (54.0%); back end and decommissioning 0.670 (24.8%); O&amp;M 0.330 (12.2%); construction 0.242 (9.0%).</w:t>
       </w:r>
     </w:p>
-    <w:bookmarkEnd w:id="58"/>
-    <w:bookmarkStart w:id="59" w:name="Xcbf3e6739bbfec93458e6285538cb024706ce2d"/>
+    <w:bookmarkEnd w:id="76"/>
+    <w:bookmarkStart w:id="77" w:name="Xcbf3e6739bbfec93458e6285538cb024706ce2d"/>
     <w:p>
       <w:pPr>
         <w:pStyle w:val="Heading3"/>
@@ -19175,9 +19489,9 @@
         </w:pict>
       </w:r>
     </w:p>
-    <w:bookmarkEnd w:id="59"/>
-    <w:bookmarkEnd w:id="60"/>
-    <w:bookmarkStart w:id="102" w:name="X7e33b522909f8daae3037d2691d3cd94d9b7c55"/>
+    <w:bookmarkEnd w:id="77"/>
+    <w:bookmarkEnd w:id="78"/>
+    <w:bookmarkStart w:id="120" w:name="X7e33b522909f8daae3037d2691d3cd94d9b7c55"/>
     <w:p>
       <w:pPr>
         <w:pStyle w:val="Heading2"/>
@@ -19918,7 +20232,7 @@
         </w:pict>
       </w:r>
     </w:p>
-    <w:bookmarkStart w:id="65" w:name="b1.-legal-and-political-pathway"/>
+    <w:bookmarkStart w:id="83" w:name="b1.-legal-and-political-pathway"/>
     <w:p>
       <w:pPr>
         <w:pStyle w:val="Heading3"/>
@@ -19945,7 +20259,7 @@
         <w:t xml:space="preserve">Three laws bar an SMR at Liddell, and each has a different veto holder. On current party positions, the federal repeal is 7 Senate votes short (3 short even with every other crossbencher) [TO VERIFY at aph.gov.au: 39/37 or 40/36; either way it fails], and the NSW repeal bill is stalled. For comparison, Darlington’s licence to construct took about 29 months, 17.9 years after its environmental assessment began.</w:t>
       </w:r>
     </w:p>
-    <w:bookmarkStart w:id="61" w:name="X3978bcd65168dfde624f3a3e20dbe906af3d815"/>
+    <w:bookmarkStart w:id="79" w:name="X3978bcd65168dfde624f3a3e20dbe906af3d815"/>
     <w:p>
       <w:pPr>
         <w:pStyle w:val="Heading4"/>
@@ -20470,8 +20784,8 @@
         <w:t xml:space="preserve">Order of removal: federal repeal (1 and 2) → choice of regulator → state repeal or override (3) → site (4) → environmental assessment → licensing (law brief §4). Each step has a different veto holder, so all must agree.</w:t>
       </w:r>
     </w:p>
-    <w:bookmarkEnd w:id="61"/>
-    <w:bookmarkStart w:id="62" w:name="X52641d6a275743723c641fbdfc2158d68a6cd0a"/>
+    <w:bookmarkEnd w:id="79"/>
+    <w:bookmarkStart w:id="80" w:name="X52641d6a275743723c641fbdfc2158d68a6cd0a"/>
     <w:p>
       <w:pPr>
         <w:pStyle w:val="Heading4"/>
@@ -21336,8 +21650,8 @@
         <w:t xml:space="preserve">Result 4 makes the conclusion independent of the One Nation and Babet assumption (it holds on either count of seats). In the House, Labor holds 94 of 150 seats (Australian Electoral Commission, 2025) [TO VERIFY], so a repeal bill would also need the Government’s support there.</w:t>
       </w:r>
     </w:p>
-    <w:bookmarkEnd w:id="62"/>
-    <w:bookmarkStart w:id="63" w:name="b1.3-nsw-repeal-bill-status"/>
+    <w:bookmarkEnd w:id="80"/>
+    <w:bookmarkStart w:id="81" w:name="b1.3-nsw-repeal-bill-status"/>
     <w:p>
       <w:pPr>
         <w:pStyle w:val="Heading4"/>
@@ -21596,8 +21910,8 @@
         </w:tc>
       </w:tr>
     </w:tbl>
-    <w:bookmarkEnd w:id="63"/>
-    <w:bookmarkStart w:id="64" w:name="X1a74a4ec34d97d2cc7de09de2586d1d2b22092c"/>
+    <w:bookmarkEnd w:id="81"/>
+    <w:bookmarkStart w:id="82" w:name="X1a74a4ec34d97d2cc7de09de2586d1d2b22092c"/>
     <w:p>
       <w:pPr>
         <w:pStyle w:val="Heading4"/>
@@ -22485,9 +22799,9 @@
         </w:pict>
       </w:r>
     </w:p>
-    <w:bookmarkEnd w:id="64"/>
-    <w:bookmarkEnd w:id="65"/>
-    <w:bookmarkStart w:id="72" w:name="X372cadb88b67a633233203304eb4ef38d3c0c77"/>
+    <w:bookmarkEnd w:id="82"/>
+    <w:bookmarkEnd w:id="83"/>
+    <w:bookmarkStart w:id="90" w:name="X372cadb88b67a633233203304eb4ef38d3c0c77"/>
     <w:p>
       <w:pPr>
         <w:pStyle w:val="Heading3"/>
@@ -22544,7 +22858,7 @@
         <w:t xml:space="preserve">. Removing Russia raises the HHI at every stage. Removing Russia and China leaves enrichment as a Urenco–Orano duopoly (5,621). The one case below 1,800 is mining by company (about 850–1,400, from the top three firms only; midpoint 1,118), so mining concentration is a country (geopolitical) risk rather than a market-power risk.</w:t>
       </w:r>
     </w:p>
-    <w:bookmarkStart w:id="66" w:name="b2.1-method"/>
+    <w:bookmarkStart w:id="84" w:name="b2.1-method"/>
     <w:p>
       <w:pPr>
         <w:pStyle w:val="Heading4"/>
@@ -23090,8 +23404,8 @@
         <w:t xml:space="preserve">(N_eq = 1.8).</w:t>
       </w:r>
     </w:p>
-    <w:bookmarkEnd w:id="66"/>
-    <w:bookmarkStart w:id="67" w:name="b2.2-inputs-and-shares"/>
+    <w:bookmarkEnd w:id="84"/>
+    <w:bookmarkStart w:id="85" w:name="b2.2-inputs-and-shares"/>
     <w:p>
       <w:pPr>
         <w:pStyle w:val="Heading4"/>
@@ -26202,8 +26516,8 @@
         <w:t xml:space="preserve">, and report Russia’s share as a range (review.md §8.3 point 2; R1.3).]</w:t>
       </w:r>
     </w:p>
-    <w:bookmarkEnd w:id="67"/>
-    <w:bookmarkStart w:id="68" w:name="b2.3-headline-results"/>
+    <w:bookmarkEnd w:id="85"/>
+    <w:bookmarkStart w:id="86" w:name="b2.3-headline-results"/>
     <w:p>
       <w:pPr>
         <w:pStyle w:val="Heading4"/>
@@ -26718,8 +27032,8 @@
         <w:t xml:space="preserve">Shares for the two producer countries in the comparison: Canada mined 23.8% of world uranium in 2024 and holds 20.2% of world conversion capacity (36.2% of the capacity open to a Western buyer), with no enrichment. Australia mined 7.6% (4,598 tU) and has no conversion or enrichment capacity. Australia holds 28% of identified recoverable resources at &lt; USD 130/kgU (OECD NEA and IAEA, 2025) [TO VERIFY; Red Book 2026 gives 29% or 27% in two WNA tabulations; team to choose the edition, §8.3 TODO 4].</w:t>
       </w:r>
     </w:p>
-    <w:bookmarkEnd w:id="68"/>
-    <w:bookmarkStart w:id="69" w:name="b2.4-sensitivity"/>
+    <w:bookmarkEnd w:id="86"/>
+    <w:bookmarkStart w:id="87" w:name="b2.4-sensitivity"/>
     <w:p>
       <w:pPr>
         <w:pStyle w:val="Heading4"/>
@@ -29445,8 +29759,8 @@
         <w:t xml:space="preserve">Both bounds are below 1,500, so firms are not concentrated even though countries are. Kazakhstan’s 38.6% country share includes joint ventures with Cameco, Orano, Uranium One (Rosatom) and Chinese partners [TO VERIFY ownership detail].</w:t>
       </w:r>
     </w:p>
-    <w:bookmarkEnd w:id="69"/>
-    <w:bookmarkStart w:id="70" w:name="b2.5-limitations"/>
+    <w:bookmarkEnd w:id="87"/>
+    <w:bookmarkStart w:id="88" w:name="b2.5-limitations"/>
     <w:p>
       <w:pPr>
         <w:pStyle w:val="Heading4"/>
@@ -29527,8 +29841,8 @@
         <w:t xml:space="preserve">The HHI is a world-market measure. Darlington’s own demand is sized against it in B2.6.</w:t>
       </w:r>
     </w:p>
-    <w:bookmarkEnd w:id="70"/>
-    <w:bookmarkStart w:id="71" w:name="X38b76fede8e58c0e5d473d8915656eae0265e01"/>
+    <w:bookmarkEnd w:id="88"/>
+    <w:bookmarkStart w:id="89" w:name="X38b76fede8e58c0e5d473d8915656eae0265e01"/>
     <w:p>
       <w:pPr>
         <w:pStyle w:val="Heading4"/>
@@ -29980,9 +30294,9 @@
         </w:pict>
       </w:r>
     </w:p>
-    <w:bookmarkEnd w:id="71"/>
-    <w:bookmarkEnd w:id="72"/>
-    <w:bookmarkStart w:id="74" w:name="X4d39e6569850789c0bc5244e03826205e394972"/>
+    <w:bookmarkEnd w:id="89"/>
+    <w:bookmarkEnd w:id="90"/>
+    <w:bookmarkStart w:id="92" w:name="X4d39e6569850789c0bc5244e03826205e394972"/>
     <w:p>
       <w:pPr>
         <w:pStyle w:val="Heading3"/>
@@ -30866,7 +31180,7 @@
         <w:t xml:space="preserve">Reading: route B ranks last under all three weightings tested, and C is never behind A. Valuing regulator readiness more only closes the gap, to a tie with A. The choice between A and C is a choice between speed (an existing regulator) and durability (both levels of government committed). That is a political judgement, not a technical one. Whichever route is assumed, an Australian SMR scores lowest on time to first power in the §9 MCDA.</w:t>
       </w:r>
     </w:p>
-    <w:bookmarkStart w:id="73" w:name="X9c643738a896a77e27731f9c9572c60fb05f681"/>
+    <w:bookmarkStart w:id="91" w:name="X9c643738a896a77e27731f9c9572c60fb05f681"/>
     <w:p>
       <w:pPr>
         <w:pStyle w:val="Heading4"/>
@@ -31312,9 +31626,9 @@
         </w:pict>
       </w:r>
     </w:p>
-    <w:bookmarkEnd w:id="73"/>
-    <w:bookmarkEnd w:id="74"/>
-    <w:bookmarkStart w:id="78" w:name="X6942ef6bc025069590c0c205010015835f1b9ab"/>
+    <w:bookmarkEnd w:id="91"/>
+    <w:bookmarkEnd w:id="92"/>
+    <w:bookmarkStart w:id="96" w:name="X6942ef6bc025069590c0c205010015835f1b9ab"/>
     <w:p>
       <w:pPr>
         <w:pStyle w:val="Heading3"/>
@@ -31432,7 +31746,7 @@
         <w:t xml:space="preserve">.</w:t>
       </w:r>
     </w:p>
-    <w:bookmarkStart w:id="75" w:name="b4.1-method"/>
+    <w:bookmarkStart w:id="93" w:name="b4.1-method"/>
     <w:p>
       <w:pPr>
         <w:pStyle w:val="Heading4"/>
@@ -32770,8 +33084,8 @@
         </w:tc>
       </w:tr>
     </w:tbl>
-    <w:bookmarkEnd w:id="75"/>
-    <w:bookmarkStart w:id="76" w:name="b4.2-results"/>
+    <w:bookmarkEnd w:id="93"/>
+    <w:bookmarkStart w:id="94" w:name="b4.2-results"/>
     <w:p>
       <w:pPr>
         <w:pStyle w:val="Heading4"/>
@@ -35805,8 +36119,8 @@
         <w:t xml:space="preserve">Only in the 110 g/kWh stress case, or on a near-zero floor, where the result turns negative.</w:t>
       </w:r>
     </w:p>
-    <w:bookmarkEnd w:id="76"/>
-    <w:bookmarkStart w:id="77" w:name="b4.3-limitations"/>
+    <w:bookmarkEnd w:id="94"/>
+    <w:bookmarkStart w:id="95" w:name="b4.3-limitations"/>
     <w:p>
       <w:pPr>
         <w:pStyle w:val="Heading4"/>
@@ -35932,9 +36246,9 @@
         </w:pict>
       </w:r>
     </w:p>
-    <w:bookmarkEnd w:id="77"/>
-    <w:bookmarkEnd w:id="78"/>
-    <w:bookmarkStart w:id="84" w:name="X66860b851f2e133f81978e30598e738689cf6de"/>
+    <w:bookmarkEnd w:id="95"/>
+    <w:bookmarkEnd w:id="96"/>
+    <w:bookmarkStart w:id="102" w:name="X66860b851f2e133f81978e30598e738689cf6de"/>
     <w:p>
       <w:pPr>
         <w:pStyle w:val="Heading3"/>
@@ -36042,7 +36356,7 @@
         <w:t xml:space="preserve">.</w:t>
       </w:r>
     </w:p>
-    <w:bookmarkStart w:id="79" w:name="b5.1-method"/>
+    <w:bookmarkStart w:id="97" w:name="b5.1-method"/>
     <w:p>
       <w:pPr>
         <w:pStyle w:val="Heading4"/>
@@ -36242,8 +36556,8 @@
         <w:t xml:space="preserve">.</w:t>
       </w:r>
     </w:p>
-    <w:bookmarkEnd w:id="79"/>
-    <w:bookmarkStart w:id="80" w:name="b5.2-co₂e-lost-per-month-of-delay"/>
+    <w:bookmarkEnd w:id="97"/>
+    <w:bookmarkStart w:id="98" w:name="b5.2-co₂e-lost-per-month-of-delay"/>
     <w:p>
       <w:pPr>
         <w:pStyle w:val="Heading4"/>
@@ -37643,8 +37957,8 @@
         <w:t xml:space="preserve">§5).</w:t>
       </w:r>
     </w:p>
-    <w:bookmarkEnd w:id="80"/>
-    <w:bookmarkStart w:id="81" w:name="b5.3-break-even-delay-for-c1"/>
+    <w:bookmarkEnd w:id="98"/>
+    <w:bookmarkStart w:id="99" w:name="b5.3-break-even-delay-for-c1"/>
     <w:p>
       <w:pPr>
         <w:pStyle w:val="Heading4"/>
@@ -38945,8 +39259,8 @@
         <w:t xml:space="preserve">§5 (run 5): one day of delay costs C$1.8–2.9 m, against C1’s total carbon value of under C$1 m.</w:t>
       </w:r>
     </w:p>
-    <w:bookmarkEnd w:id="81"/>
-    <w:bookmarkStart w:id="82" w:name="b5.5-year-scale-delays"/>
+    <w:bookmarkEnd w:id="99"/>
+    <w:bookmarkStart w:id="100" w:name="b5.5-year-scale-delays"/>
     <w:p>
       <w:pPr>
         <w:pStyle w:val="Heading4"/>
@@ -39713,8 +40027,8 @@
         </w:tc>
       </w:tr>
     </w:tbl>
-    <w:bookmarkEnd w:id="82"/>
-    <w:bookmarkStart w:id="83" w:name="b5.6-limitations"/>
+    <w:bookmarkEnd w:id="100"/>
+    <w:bookmarkStart w:id="101" w:name="b5.6-limitations"/>
     <w:p>
       <w:pPr>
         <w:pStyle w:val="Heading4"/>
@@ -39790,9 +40104,9 @@
         </w:pict>
       </w:r>
     </w:p>
-    <w:bookmarkEnd w:id="83"/>
-    <w:bookmarkEnd w:id="84"/>
-    <w:bookmarkStart w:id="89" w:name="Xe9bf8aa20110d892414618c9830b1120addc14d"/>
+    <w:bookmarkEnd w:id="101"/>
+    <w:bookmarkEnd w:id="102"/>
+    <w:bookmarkStart w:id="107" w:name="Xe9bf8aa20110d892414618c9830b1120addc14d"/>
     <w:p>
       <w:pPr>
         <w:pStyle w:val="Heading3"/>
@@ -39998,7 +40312,7 @@
         <w:t xml:space="preserve">and re-run; every table here regenerates.</w:t>
       </w:r>
     </w:p>
-    <w:bookmarkStart w:id="85" w:name="b6.1-inputs-and-method"/>
+    <w:bookmarkStart w:id="103" w:name="b6.1-inputs-and-method"/>
     <w:p>
       <w:pPr>
         <w:pStyle w:val="Heading4"/>
@@ -40695,8 +41009,8 @@
         <w:t xml:space="preserve">3. Cumulative comparison: the annual spend = SMR output × SMR LCOE, and the renewables bought with it = spend / renewables LCOE, from 2028. Each technology’s avoided CO₂e is summed on the same trajectory (B4.1), net of its own life-cycle intensity (4.2 or 30 g/kWh).</w:t>
       </w:r>
     </w:p>
-    <w:bookmarkEnd w:id="85"/>
-    <w:bookmarkStart w:id="86" w:name="b6.2-results"/>
+    <w:bookmarkEnd w:id="103"/>
+    <w:bookmarkStart w:id="104" w:name="b6.2-results"/>
     <w:p>
       <w:pPr>
         <w:pStyle w:val="Heading4"/>
@@ -43084,8 +43398,8 @@
         </w:tc>
       </w:tr>
     </w:tbl>
-    <w:bookmarkEnd w:id="86"/>
-    <w:bookmarkStart w:id="87" w:name="Xb46440dcd6bb376dc9fa16a124016f8e20a5823"/>
+    <w:bookmarkEnd w:id="104"/>
+    <w:bookmarkStart w:id="105" w:name="Xb46440dcd6bb376dc9fa16a124016f8e20a5823"/>
     <w:p>
       <w:pPr>
         <w:pStyle w:val="Heading4"/>
@@ -43238,8 +43552,8 @@
         <w:t xml:space="preserve">[TODO: an Appendix B subsection for the LCOE with §8.2].</w:t>
       </w:r>
     </w:p>
-    <w:bookmarkEnd w:id="87"/>
-    <w:bookmarkStart w:id="88" w:name="b6.4-limitations"/>
+    <w:bookmarkEnd w:id="105"/>
+    <w:bookmarkStart w:id="106" w:name="b6.4-limitations"/>
     <w:p>
       <w:pPr>
         <w:pStyle w:val="Heading4"/>
@@ -43315,9 +43629,9 @@
         </w:pict>
       </w:r>
     </w:p>
-    <w:bookmarkEnd w:id="88"/>
-    <w:bookmarkEnd w:id="89"/>
-    <w:bookmarkStart w:id="96" w:name="Xc131c5b7da9b849e6bc37677db63fd4f3349dcd"/>
+    <w:bookmarkEnd w:id="106"/>
+    <w:bookmarkEnd w:id="107"/>
+    <w:bookmarkStart w:id="114" w:name="Xc131c5b7da9b849e6bc37677db63fd4f3349dcd"/>
     <w:p>
       <w:pPr>
         <w:pStyle w:val="Heading3"/>
@@ -43414,7 +43728,7 @@
         <w:t xml:space="preserve">, which holds every raw score, normalised score, weight set and perturbation (593 rows).</w:t>
       </w:r>
     </w:p>
-    <w:bookmarkStart w:id="90" w:name="b7.1-options-criteria-and-inputs"/>
+    <w:bookmarkStart w:id="108" w:name="b7.1-options-criteria-and-inputs"/>
     <w:p>
       <w:pPr>
         <w:pStyle w:val="Heading4"/>
@@ -44174,8 +44488,8 @@
         <w:t xml:space="preserve">Technology readiness level (TRL): no TRL figure exists yet in the sections or briefs [TODO: Leroy §4.1]. Schedule risk enters through the first-power year (tested at 2035 and 2045) and the C1 delay case.</w:t>
       </w:r>
     </w:p>
-    <w:bookmarkEnd w:id="90"/>
-    <w:bookmarkStart w:id="91" w:name="b7.2-method"/>
+    <w:bookmarkEnd w:id="108"/>
+    <w:bookmarkStart w:id="109" w:name="b7.2-method"/>
     <w:p>
       <w:pPr>
         <w:pStyle w:val="Heading4"/>
@@ -44919,8 +45233,8 @@
         </w:tc>
       </w:tr>
     </w:tbl>
-    <w:bookmarkEnd w:id="91"/>
-    <w:bookmarkStart w:id="92" w:name="b7.3-weights-and-results"/>
+    <w:bookmarkEnd w:id="109"/>
+    <w:bookmarkStart w:id="110" w:name="b7.3-weights-and-results"/>
     <w:p>
       <w:pPr>
         <w:pStyle w:val="Heading4"/>
@@ -45959,8 +46273,8 @@
         </w:tc>
       </w:tr>
     </w:tbl>
-    <w:bookmarkEnd w:id="92"/>
-    <w:bookmarkStart w:id="93" w:name="b7.4-rank-reversal-and-input-sensitivity"/>
+    <w:bookmarkEnd w:id="110"/>
+    <w:bookmarkStart w:id="111" w:name="b7.4-rank-reversal-and-input-sensitivity"/>
     <w:p>
       <w:pPr>
         <w:pStyle w:val="Heading4"/>
@@ -46615,8 +46929,8 @@
         <w:t xml:space="preserve">it comes from the four-option scale, where doing nothing scores full marks on cost, supply and legal feasibility.</w:t>
       </w:r>
     </w:p>
-    <w:bookmarkEnd w:id="93"/>
-    <w:bookmarkStart w:id="94" w:name="X655acef3214253160cddaea55a74ab651fff5b4"/>
+    <w:bookmarkEnd w:id="111"/>
+    <w:bookmarkStart w:id="112" w:name="X655acef3214253160cddaea55a74ab651fff5b4"/>
     <w:p>
       <w:pPr>
         <w:pStyle w:val="Heading4"/>
@@ -47089,8 +47403,8 @@
         <w:t xml:space="preserve">If C1 slips the unit by 14.6 days (the old-case whole-life break-even of B5.3, used as an illustration), the CO₂e not avoided at Liddell during the delay is 25.5 kt, which is 12 times the 2,200 t saving (15 times the 1,734 t saving). SMR + C1 then avoids less than the plain SMR, so the schedule-neutral condition decides the sign. The denominator caveat applies: the 4.2 g/kWh base comes from the earlier 20,700 m³ model, and the percentages must be re-read from the final §6.</w:t>
       </w:r>
     </w:p>
-    <w:bookmarkEnd w:id="94"/>
-    <w:bookmarkStart w:id="95" w:name="b7.6-limitations"/>
+    <w:bookmarkEnd w:id="112"/>
+    <w:bookmarkStart w:id="113" w:name="b7.6-limitations"/>
     <w:p>
       <w:pPr>
         <w:pStyle w:val="Heading4"/>
@@ -47316,9 +47630,9 @@
         </w:pict>
       </w:r>
     </w:p>
-    <w:bookmarkEnd w:id="95"/>
-    <w:bookmarkEnd w:id="96"/>
-    <w:bookmarkStart w:id="101" w:name="Xdcb2f35f44111e0f453c2a475e1a576da286c83"/>
+    <w:bookmarkEnd w:id="113"/>
+    <w:bookmarkEnd w:id="114"/>
+    <w:bookmarkStart w:id="119" w:name="Xdcb2f35f44111e0f453c2a475e1a576da286c83"/>
     <w:p>
       <w:pPr>
         <w:pStyle w:val="Heading3"/>
@@ -47397,7 +47711,7 @@
         <w:t xml:space="preserve">).</w:t>
       </w:r>
     </w:p>
-    <w:bookmarkStart w:id="97" w:name="X8871295422bcc52b42d843e419a224e284f0009"/>
+    <w:bookmarkStart w:id="115" w:name="X8871295422bcc52b42d843e419a224e284f0009"/>
     <w:p>
       <w:pPr>
         <w:pStyle w:val="Heading4"/>
@@ -47889,8 +48203,8 @@
         <w:t xml:space="preserve">The unit’s own output carries 0.07 statistical deaths a year at the nuclear rate (one per 14 years), a rate that includes Chernobyl and Fukushima. The fossil rates are for European plants with pollution controls, so they are conservative. Against wind or solar the difference lies within the uncertainty of the rates.</w:t>
       </w:r>
     </w:p>
-    <w:bookmarkEnd w:id="97"/>
-    <w:bookmarkStart w:id="98" w:name="Xfaf948de050b31a2ed3f21030d68b74a2859c70"/>
+    <w:bookmarkEnd w:id="115"/>
+    <w:bookmarkStart w:id="116" w:name="Xfaf948de050b31a2ed3f21030d68b74a2859c70"/>
     <w:p>
       <w:pPr>
         <w:pStyle w:val="Heading4"/>
@@ -49654,8 +49968,8 @@
         <w:t xml:space="preserve">. Four actors have high power and three are opposed. Scoring the Wonnarua people at −2 or +2 would move the Liddell result by −0.17 or +0.17 (3 × 2 / 36), which does not change its sign.</w:t>
       </w:r>
     </w:p>
-    <w:bookmarkEnd w:id="98"/>
-    <w:bookmarkStart w:id="99" w:name="Xd5df1698768aea18553bcc1433b5699130c12c4"/>
+    <w:bookmarkEnd w:id="116"/>
+    <w:bookmarkStart w:id="117" w:name="Xd5df1698768aea18553bcc1433b5699130c12c4"/>
     <w:p>
       <w:pPr>
         <w:pStyle w:val="Heading4"/>
@@ -50433,8 +50747,8 @@
         <w:t xml:space="preserve">Reading: R1 beats R3 only on speed (2 against 1) and public cost (2 against 1), and R2 only on speed (2 against 1). Even so, R2 and R3 lead R1 by 3 to 6 points under every weighting. R3 wins outright only when fairness is doubled.</w:t>
       </w:r>
     </w:p>
-    <w:bookmarkEnd w:id="99"/>
-    <w:bookmarkStart w:id="100" w:name="Xded74f51e22084ad8258d479d7dd60f4095d07a"/>
+    <w:bookmarkEnd w:id="117"/>
+    <w:bookmarkStart w:id="118" w:name="Xded74f51e22084ad8258d479d7dd60f4095d07a"/>
     <w:p>
       <w:pPr>
         <w:pStyle w:val="Heading4"/>
@@ -50783,10 +51097,10 @@
         </w:pict>
       </w:r>
     </w:p>
-    <w:bookmarkEnd w:id="100"/>
-    <w:bookmarkEnd w:id="101"/>
-    <w:bookmarkEnd w:id="102"/>
-    <w:bookmarkStart w:id="109" w:name="X2538f2b2fc20c8063ffc88885f2cb513202a3b3"/>
+    <w:bookmarkEnd w:id="118"/>
+    <w:bookmarkEnd w:id="119"/>
+    <w:bookmarkEnd w:id="120"/>
+    <w:bookmarkStart w:id="127" w:name="X2538f2b2fc20c8063ffc88885f2cb513202a3b3"/>
     <w:p>
       <w:pPr>
         <w:pStyle w:val="Heading2"/>
@@ -50844,7 +51158,7 @@
         <w:t xml:space="preserve">, not in verified data.</w:t>
       </w:r>
     </w:p>
-    <w:bookmarkStart w:id="103" w:name="c1.-set-up"/>
+    <w:bookmarkStart w:id="121" w:name="c1.-set-up"/>
     <w:p>
       <w:pPr>
         <w:pStyle w:val="Heading3"/>
@@ -51088,8 +51402,8 @@
         <w:t xml:space="preserve">and Figures F2–F5).</w:t>
       </w:r>
     </w:p>
-    <w:bookmarkEnd w:id="103"/>
-    <w:bookmarkStart w:id="104" w:name="c2.-ranged-inputs-and-tornado-results"/>
+    <w:bookmarkEnd w:id="121"/>
+    <w:bookmarkStart w:id="122" w:name="c2.-ranged-inputs-and-tornado-results"/>
     <w:p>
       <w:pPr>
         <w:pStyle w:val="Heading3"/>
@@ -54770,8 +55084,8 @@
         </w:tc>
       </w:tr>
     </w:tbl>
-    <w:bookmarkEnd w:id="104"/>
-    <w:bookmarkStart w:id="105" w:name="c3.-what-the-tornado-shows"/>
+    <w:bookmarkEnd w:id="122"/>
+    <w:bookmarkStart w:id="123" w:name="c3.-what-the-tornado-shows"/>
     <w:p>
       <w:pPr>
         <w:pStyle w:val="Heading3"/>
@@ -54832,8 +55146,8 @@
         <w:t xml:space="preserve">The saving depends on the LC3 emission cut (swing 609 t), DPSC wall thickness (532 t), infill binder content (430 t), basemat thickness (306 t), extra binder for flow (295 t), forebay volume (221 t) and the cement factor (207 t). The first two are the LC3 literature and OPG’s drawings. Of the next three, binder content and extra binder are mix design and basemat thickness is geometry. Even at the lowest single-input value (1,406 t), LC3 saves more than the largest geometric swing, so the saving is robust in sign but uncertain by about ±20–25%.</w:t>
       </w:r>
     </w:p>
-    <w:bookmarkEnd w:id="105"/>
-    <w:bookmarkStart w:id="106" w:name="c4.-monte-carlo-results"/>
+    <w:bookmarkEnd w:id="123"/>
+    <w:bookmarkStart w:id="124" w:name="c4.-monte-carlo-results"/>
     <w:p>
       <w:pPr>
         <w:pStyle w:val="Heading3"/>
@@ -57790,8 +58104,8 @@
         <w:t xml:space="preserve">Plate steel is total steel minus rebar, and rebar scales with plant concrete (capped at total steel; Appendix A3). Concrete intensity is right-skewed (34.5–69–138 m³/MWe), so expected rebar rises above its mode value, while steel intensity is slightly left-skewed (16.5–33–46 t/MWe). Expected plate steel is therefore below its mode value, even though expected total steel emissions (rebar plus plate) rise.</w:t>
       </w:r>
     </w:p>
-    <w:bookmarkEnd w:id="106"/>
-    <w:bookmarkStart w:id="107" w:name="X62d4c771b19bf733ac0046ab84ee2e69e047196"/>
+    <w:bookmarkEnd w:id="124"/>
+    <w:bookmarkStart w:id="125" w:name="X62d4c771b19bf733ac0046ab84ee2e69e047196"/>
     <w:p>
       <w:pPr>
         <w:pStyle w:val="Heading3"/>
@@ -57906,8 +58220,8 @@
         <w:t xml:space="preserve">. Conversion heat accounts for about 0.9 g/kWh of the median (4.18 − 3.31 = 0.87) and decides how skewed the result is, which makes a measured value the single most useful datum to find.</w:t>
       </w:r>
     </w:p>
-    <w:bookmarkEnd w:id="107"/>
-    <w:bookmarkStart w:id="108" w:name="X861311e05ca973e4ff92563d183b5e9367fe19f"/>
+    <w:bookmarkEnd w:id="125"/>
+    <w:bookmarkStart w:id="126" w:name="X861311e05ca973e4ff92563d183b5e9367fe19f"/>
     <w:p>
       <w:pPr>
         <w:pStyle w:val="Heading3"/>
@@ -58033,9 +58347,9 @@
         </w:pict>
       </w:r>
     </w:p>
-    <w:bookmarkEnd w:id="108"/>
-    <w:bookmarkEnd w:id="109"/>
-    <w:bookmarkStart w:id="110" w:name="appendix-e-search-log.md"/>
+    <w:bookmarkEnd w:id="126"/>
+    <w:bookmarkEnd w:id="127"/>
+    <w:bookmarkStart w:id="128" w:name="appendix-e-search-log.md"/>
     <w:p>
       <w:pPr>
         <w:pStyle w:val="Heading2"/>
@@ -58056,8 +58370,8 @@
         <w:t xml:space="preserve">[TODO: not yet in the repo]</w:t>
       </w:r>
     </w:p>
-    <w:bookmarkEnd w:id="110"/>
-    <w:bookmarkEnd w:id="111"/>
+    <w:bookmarkEnd w:id="128"/>
+    <w:bookmarkEnd w:id="129"/>
     <w:sectPr>
       <w:headerReference r:id="rId9" w:type="default"/>
       <w:headerReference r:id="rId10" w:type="first"/>

--- a/01_Report/draft-assembled.docx
+++ b/01_Report/draft-assembled.docx
@@ -689,13 +689,13 @@
           <w:bCs/>
           <w:b/>
         </w:rPr>
-        <w:t xml:space="preserve">Eight barriers decide whether a small modular reactor (SMR) is built and whether it cuts emissions. The initiative, C1 (§4.3), reaches only one of them directly, and a second sets its terms.</w:t>
-      </w:r>
-      <w:r>
-        <w:t xml:space="preserve"> </w:t>
-      </w:r>
-      <w:r>
-        <w:t xml:space="preserve">Table T15 gives each barrier with one number and one source, then states whether C1 touches it. The barriers are not equal. At Darlington, Ontario, the binding ones are cost and schedule, because law, regulator and owner are already aligned. At Liddell, the closed New South Wales (NSW) coal plant we use as the Australian comparison, law comes first and every later barrier is still open (§8.1–8.5).</w:t>
+        <w:t xml:space="preserve">Eight barriers decide whether a small modular reactor (SMR) is built and cuts emissions. The initiative, C1 (§4.3), reaches one directly and is constrained by a second.</w:t>
+      </w:r>
+      <w:r>
+        <w:t xml:space="preserve"> </w:t>
+      </w:r>
+      <w:r>
+        <w:t xml:space="preserve">At Darlington, Ontario, cost and schedule bind. At Liddell, the closed New South Wales coal plant we use as the Australian comparison, law comes first and every later barrier is still open (§8.1–8.5).</w:t>
       </w:r>
     </w:p>
     <w:p>
@@ -707,7 +707,7 @@
           <w:iCs/>
           <w:i/>
         </w:rPr>
-        <w:t xml:space="preserve">Table T15. Barriers to SMR deployment, one number each, and whether initiative C1 touches them.</w:t>
+        <w:t xml:space="preserve">Table T15. Eight barriers to SMR deployment, and whether initiative C1 touches them.</w:t>
       </w:r>
       <w:r>
         <w:t xml:space="preserve"> </w:t>
@@ -717,36 +717,7 @@
           <w:iCs/>
           <w:i/>
         </w:rPr>
-        <w:t xml:space="preserve">Source: as cited in each row; calculations in</w:t>
-      </w:r>
-      <w:r>
-        <w:rPr>
-          <w:iCs/>
-          <w:i/>
-        </w:rPr>
-        <w:t xml:space="preserve"> </w:t>
-      </w:r>
-      <w:r>
-        <w:rPr>
-          <w:rStyle w:val="VerbatimChar"/>
-          <w:iCs/>
-          <w:i/>
-        </w:rPr>
-        <w:t xml:space="preserve">03_LCA_Calculations/results/</w:t>
-      </w:r>
-      <w:r>
-        <w:rPr>
-          <w:iCs/>
-          <w:i/>
-        </w:rPr>
-        <w:t xml:space="preserve"> </w:t>
-      </w:r>
-      <w:r>
-        <w:rPr>
-          <w:iCs/>
-          <w:i/>
-        </w:rPr>
-        <w:t xml:space="preserve">(Appendix B); sections cited for detail. All figures [TO VERIFY] until each primary is opened.</w:t>
+        <w:t xml:space="preserve">Source: as cited in each row; working in Appendix B.</w:t>
       </w:r>
     </w:p>
     <w:tbl>
@@ -840,96 +811,70 @@
                 <w:bCs/>
                 <w:b/>
               </w:rPr>
-              <w:t xml:space="preserve">C$149/MWh</w:t>
+              <w:t xml:space="preserve">C$149–198/MWh</w:t>
             </w:r>
             <w:r>
               <w:t xml:space="preserve"> </w:t>
             </w:r>
             <w:r>
-              <w:t xml:space="preserve">(OPG’s figure, reproduced at about 4.9% real)</w:t>
-            </w:r>
-            <w:r>
-              <w:t xml:space="preserve"> </w:t>
-            </w:r>
+              <w:t xml:space="preserve">(Ontario Power Generation, 2025; this study); NuScale cancelled 2023 (§8.2)</w:t>
+            </w:r>
+          </w:p>
+        </w:tc>
+        <w:tc>
+          <w:tcPr/>
+          <w:p>
+            <w:pPr>
+              <w:pStyle w:val="Compact"/>
+              <w:jc w:val="left"/>
+            </w:pPr>
+            <w:r>
+              <w:t xml:space="preserve">Capital is 65–86% of cost, so financing sets the price</w:t>
+            </w:r>
+          </w:p>
+        </w:tc>
+        <w:tc>
+          <w:tcPr/>
+          <w:p>
+            <w:pPr>
+              <w:pStyle w:val="Compact"/>
+              <w:jc w:val="left"/>
+            </w:pPr>
+            <w:r>
+              <w:t xml:space="preserve">No</w:t>
+            </w:r>
+          </w:p>
+        </w:tc>
+      </w:tr>
+      <w:tr>
+        <w:tc>
+          <w:tcPr/>
+          <w:p>
+            <w:pPr>
+              <w:pStyle w:val="Compact"/>
+              <w:jc w:val="left"/>
+            </w:pPr>
+            <w:r>
+              <w:t xml:space="preserve">2. Time to deploy</w:t>
+            </w:r>
+          </w:p>
+        </w:tc>
+        <w:tc>
+          <w:tcPr/>
+          <w:p>
+            <w:pPr>
+              <w:pStyle w:val="Compact"/>
+              <w:jc w:val="left"/>
+            </w:pPr>
             <w:r>
               <w:rPr>
                 <w:bCs/>
                 <w:b/>
               </w:rPr>
-              <w:t xml:space="preserve">to C$198/MWh</w:t>
-            </w:r>
-            <w:r>
-              <w:t xml:space="preserve"> </w:t>
-            </w:r>
-            <w:r>
-              <w:t xml:space="preserve">(our 7% real) for Darlington’s C$20.9 bn, four-unit budget (Ontario Power Generation, 2025; our calculation; §8.2)</w:t>
-            </w:r>
-          </w:p>
-        </w:tc>
-        <w:tc>
-          <w:tcPr/>
-          <w:p>
-            <w:pPr>
-              <w:pStyle w:val="Compact"/>
-              <w:jc w:val="left"/>
-            </w:pPr>
-            <w:r>
-              <w:t xml:space="preserve">Capital is 65–86% of the cost, so whoever finances it sets the price. NuScale’s Idaho project was cancelled in 2023 when too few buyers subscribed after the target price rose to US$89/MWh (NuScale Power Corporation and Utah Associated Municipal Power Systems, 2023; NuScale Power Corporation, 2023) [TO VERIFY]</w:t>
-            </w:r>
-          </w:p>
-        </w:tc>
-        <w:tc>
-          <w:tcPr/>
-          <w:p>
-            <w:pPr>
-              <w:pStyle w:val="Compact"/>
-              <w:jc w:val="left"/>
-            </w:pPr>
-            <w:r>
-              <w:rPr>
-                <w:bCs/>
-                <w:b/>
-              </w:rPr>
-              <w:t xml:space="preserve">No.</w:t>
-            </w:r>
-            <w:r>
-              <w:t xml:space="preserve"> </w:t>
-            </w:r>
-            <w:r>
-              <w:t xml:space="preserve">C1’s target concrete is a small share of Units 2–4 capital (§8.2) [C1 share: per final §6]</w:t>
-            </w:r>
-          </w:p>
-        </w:tc>
-      </w:tr>
-      <w:tr>
-        <w:tc>
-          <w:tcPr/>
-          <w:p>
-            <w:pPr>
-              <w:pStyle w:val="Compact"/>
-              <w:jc w:val="left"/>
-            </w:pPr>
-            <w:r>
-              <w:t xml:space="preserve">2. Time to deploy</w:t>
-            </w:r>
-          </w:p>
-        </w:tc>
-        <w:tc>
-          <w:tcPr/>
-          <w:p>
-            <w:pPr>
-              <w:pStyle w:val="Compact"/>
-              <w:jc w:val="left"/>
-            </w:pPr>
-            <w:r>
-              <w:rPr>
-                <w:bCs/>
-                <w:b/>
-              </w:rPr>
-              <w:t xml:space="preserve">Unit 1 in service October 2030</w:t>
-            </w:r>
-            <w:r>
-              <w:t xml:space="preserve">, against</w:t>
+              <w:t xml:space="preserve">Unit 1 in service 2030</w:t>
+            </w:r>
+            <w:r>
+              <w:t xml:space="preserve">;</w:t>
             </w:r>
             <w:r>
               <w:t xml:space="preserve"> </w:t>
@@ -945,19 +890,45 @@
               <w:t xml:space="preserve"> </w:t>
             </w:r>
             <w:r>
-              <w:t xml:space="preserve">for Australia (Ontario Power Generation, 2025b; Graham, Hayward and Foster, 2024; §8.1)</w:t>
-            </w:r>
-          </w:p>
-        </w:tc>
-        <w:tc>
-          <w:tcPr/>
-          <w:p>
-            <w:pPr>
-              <w:pStyle w:val="Compact"/>
-              <w:jc w:val="left"/>
-            </w:pPr>
-            <w:r>
-              <w:t xml:space="preserve">Late plants displace less. Each year a Liddell unit is delayed forgoes some of the CO₂e it would avoid (§7)</w:t>
+              <w:t xml:space="preserve">in Australia (Ontario Power Generation, 2025b; Graham, Hayward and Foster, 2024)</w:t>
+            </w:r>
+          </w:p>
+        </w:tc>
+        <w:tc>
+          <w:tcPr/>
+          <w:p>
+            <w:pPr>
+              <w:pStyle w:val="Compact"/>
+              <w:jc w:val="left"/>
+            </w:pPr>
+            <w:r>
+              <w:t xml:space="preserve">Late plants displace less CO₂e (§7)</w:t>
+            </w:r>
+          </w:p>
+        </w:tc>
+        <w:tc>
+          <w:tcPr/>
+          <w:p>
+            <w:pPr>
+              <w:pStyle w:val="Compact"/>
+              <w:jc w:val="left"/>
+            </w:pPr>
+            <w:r>
+              <w:t xml:space="preserve">Yes, as a constraint</w:t>
+            </w:r>
+          </w:p>
+        </w:tc>
+      </w:tr>
+      <w:tr>
+        <w:tc>
+          <w:tcPr/>
+          <w:p>
+            <w:pPr>
+              <w:pStyle w:val="Compact"/>
+              <w:jc w:val="left"/>
+            </w:pPr>
+            <w:r>
+              <w:t xml:space="preserve">3. Law</w:t>
             </w:r>
           </w:p>
         </w:tc>
@@ -973,83 +944,37 @@
                 <w:bCs/>
                 <w:b/>
               </w:rPr>
-              <w:t xml:space="preserve">Yes, as a constraint.</w:t>
+              <w:t xml:space="preserve">At most 36–37 of 39 Senate votes</w:t>
             </w:r>
             <w:r>
               <w:t xml:space="preserve"> </w:t>
             </w:r>
             <w:r>
-              <w:t xml:space="preserve">C1 must not add delay (§4.3)</w:t>
-            </w:r>
-          </w:p>
-        </w:tc>
-      </w:tr>
-      <w:tr>
-        <w:tc>
-          <w:tcPr/>
-          <w:p>
-            <w:pPr>
-              <w:pStyle w:val="Compact"/>
-              <w:jc w:val="left"/>
-            </w:pPr>
-            <w:r>
-              <w:t xml:space="preserve">3. Law</w:t>
-            </w:r>
-          </w:p>
-        </w:tc>
-        <w:tc>
-          <w:tcPr/>
-          <w:p>
-            <w:pPr>
-              <w:pStyle w:val="Compact"/>
-              <w:jc w:val="left"/>
-            </w:pPr>
-            <w:r>
-              <w:rPr>
-                <w:bCs/>
-                <w:b/>
-              </w:rPr>
-              <w:t xml:space="preserve">36 Senate votes at most</w:t>
-            </w:r>
-            <w:r>
-              <w:t xml:space="preserve"> </w:t>
-            </w:r>
-            <w:r>
-              <w:t xml:space="preserve">against 39 needed to repeal the federal bans (EPBC Act s 140A and ARPANS Act s 10) (Parliament of Australia, 2026; §8.1; Appendix B1.2) [TO VERIFY at aph.gov.au: the count may be 37; it fails either way]</w:t>
-            </w:r>
-          </w:p>
-        </w:tc>
-        <w:tc>
-          <w:tcPr/>
-          <w:p>
-            <w:pPr>
-              <w:pStyle w:val="Compact"/>
-              <w:jc w:val="left"/>
-            </w:pPr>
-            <w:r>
-              <w:t xml:space="preserve">Federal repeal would still leave NSW’s own ban, a criminal offence for a private owner</w:t>
-            </w:r>
-          </w:p>
-        </w:tc>
-        <w:tc>
-          <w:tcPr/>
-          <w:p>
-            <w:pPr>
-              <w:pStyle w:val="Compact"/>
-              <w:jc w:val="left"/>
-            </w:pPr>
-            <w:r>
-              <w:rPr>
-                <w:bCs/>
-                <w:b/>
-              </w:rPr>
-              <w:t xml:space="preserve">No.</w:t>
-            </w:r>
-            <w:r>
-              <w:t xml:space="preserve"> </w:t>
-            </w:r>
-            <w:r>
-              <w:t xml:space="preserve">Darlington is licensed; the bans matter only for Liddell</w:t>
+              <w:t xml:space="preserve">needed to repeal the federal bans (Parliament of Australia, 2026)</w:t>
+            </w:r>
+          </w:p>
+        </w:tc>
+        <w:tc>
+          <w:tcPr/>
+          <w:p>
+            <w:pPr>
+              <w:pStyle w:val="Compact"/>
+              <w:jc w:val="left"/>
+            </w:pPr>
+            <w:r>
+              <w:t xml:space="preserve">NSW’s own ban would remain</w:t>
+            </w:r>
+          </w:p>
+        </w:tc>
+        <w:tc>
+          <w:tcPr/>
+          <w:p>
+            <w:pPr>
+              <w:pStyle w:val="Compact"/>
+              <w:jc w:val="left"/>
+            </w:pPr>
+            <w:r>
+              <w:t xml:space="preserve">No</w:t>
             </w:r>
           </w:p>
         </w:tc>
@@ -1082,73 +1007,48 @@
               <w:t xml:space="preserve">Enrichment HHI 3,009</w:t>
             </w:r>
             <w:r>
-              <w:t xml:space="preserve">, against 1,800 for</w:t>
-            </w:r>
-            <w:r>
               <w:t xml:space="preserve"> </w:t>
             </w:r>
             <w:r>
-              <w:t xml:space="preserve">“</w:t>
-            </w:r>
-            <w:r>
-              <w:t xml:space="preserve">highly concentrated</w:t>
-            </w:r>
-            <w:r>
-              <w:t xml:space="preserve">”</w:t>
-            </w:r>
-            <w:r>
-              <w:t xml:space="preserve"> </w:t>
-            </w:r>
-            <w:r>
-              <w:t xml:space="preserve">(calculated from World Nuclear Association, 2025; US Department of Justice and Federal Trade Commission, 2023; §8.3)</w:t>
-            </w:r>
-          </w:p>
-        </w:tc>
-        <w:tc>
-          <w:tcPr/>
-          <w:p>
-            <w:pPr>
-              <w:pStyle w:val="Compact"/>
-              <w:jc w:val="left"/>
-            </w:pPr>
-            <w:r>
-              <w:t xml:space="preserve">Russia holds 42.8% of enrichment capacity. The Herfindahl–Hirschman index (HHI) is the sum of squared market shares. Darlington faces a price risk, Australia a sovereign one</w:t>
-            </w:r>
-          </w:p>
-        </w:tc>
-        <w:tc>
-          <w:tcPr/>
-          <w:p>
-            <w:pPr>
-              <w:pStyle w:val="Compact"/>
-              <w:jc w:val="left"/>
-            </w:pPr>
-            <w:r>
-              <w:rPr>
-                <w:bCs/>
-                <w:b/>
-              </w:rPr>
-              <w:t xml:space="preserve">No.</w:t>
-            </w:r>
-            <w:r>
-              <w:t xml:space="preserve"> </w:t>
-            </w:r>
-            <w:r>
-              <w:t xml:space="preserve">C1 does not change the fuel chain</w:t>
-            </w:r>
-          </w:p>
-        </w:tc>
-      </w:tr>
-      <w:tr>
-        <w:tc>
-          <w:tcPr/>
-          <w:p>
-            <w:pPr>
-              <w:pStyle w:val="Compact"/>
-              <w:jc w:val="left"/>
-            </w:pPr>
-            <w:r>
-              <w:t xml:space="preserve">5. Embodied carbon and nuclear qualification</w:t>
+              <w:t xml:space="preserve">(sum of squared market shares) against 1,800 (World Nuclear Association, 2025; US Department of Justice and Federal Trade Commission, 2023)</w:t>
+            </w:r>
+          </w:p>
+        </w:tc>
+        <w:tc>
+          <w:tcPr/>
+          <w:p>
+            <w:pPr>
+              <w:pStyle w:val="Compact"/>
+              <w:jc w:val="left"/>
+            </w:pPr>
+            <w:r>
+              <w:t xml:space="preserve">Russia holds 42.8% of enrichment (§8.3)</w:t>
+            </w:r>
+          </w:p>
+        </w:tc>
+        <w:tc>
+          <w:tcPr/>
+          <w:p>
+            <w:pPr>
+              <w:pStyle w:val="Compact"/>
+              <w:jc w:val="left"/>
+            </w:pPr>
+            <w:r>
+              <w:t xml:space="preserve">No</w:t>
+            </w:r>
+          </w:p>
+        </w:tc>
+      </w:tr>
+      <w:tr>
+        <w:tc>
+          <w:tcPr/>
+          <w:p>
+            <w:pPr>
+              <w:pStyle w:val="Compact"/>
+              <w:jc w:val="left"/>
+            </w:pPr>
+            <w:r>
+              <w:t xml:space="preserve">5. Embodied carbon and qualification</w:t>
             </w:r>
           </w:p>
         </w:tc>
@@ -1167,41 +1067,34 @@
               <w:t xml:space="preserve">7.5%</w:t>
             </w:r>
             <w:r>
-              <w:t xml:space="preserve">: construction’s share of life-cycle emissions; the fuel front end is 64% (this study, §6.2)</w:t>
-            </w:r>
-          </w:p>
-        </w:tc>
-        <w:tc>
-          <w:tcPr/>
-          <w:p>
-            <w:pPr>
-              <w:pStyle w:val="Compact"/>
-              <w:jc w:val="left"/>
-            </w:pPr>
-            <w:r>
-              <w:t xml:space="preserve">Embodied carbon is a small share, and infill concrete must be qualified for nuclear use before Units 2–4 are fixed. No nuclear precedent was found for calcined-clay infill (GE-Hitachi Nuclear Energy, 2024; §8.1)</w:t>
-            </w:r>
-          </w:p>
-        </w:tc>
-        <w:tc>
-          <w:tcPr/>
-          <w:p>
-            <w:pPr>
-              <w:pStyle w:val="Compact"/>
-              <w:jc w:val="left"/>
-            </w:pPr>
-            <w:r>
-              <w:rPr>
-                <w:bCs/>
-                <w:b/>
-              </w:rPr>
-              <w:t xml:space="preserve">Yes.</w:t>
-            </w:r>
-            <w:r>
               <w:t xml:space="preserve"> </w:t>
             </w:r>
             <w:r>
-              <w:t xml:space="preserve">This is the barrier C1 targets</w:t>
+              <w:t xml:space="preserve">of life-cycle emissions is construction; C1 saves 2,200 t per unit (this study, §6)</w:t>
+            </w:r>
+          </w:p>
+        </w:tc>
+        <w:tc>
+          <w:tcPr/>
+          <w:p>
+            <w:pPr>
+              <w:pStyle w:val="Compact"/>
+              <w:jc w:val="left"/>
+            </w:pPr>
+            <w:r>
+              <w:t xml:space="preserve">Infill concrete needs nuclear qualification before Units 2–4 are fixed (§8.1)</w:t>
+            </w:r>
+          </w:p>
+        </w:tc>
+        <w:tc>
+          <w:tcPr/>
+          <w:p>
+            <w:pPr>
+              <w:pStyle w:val="Compact"/>
+              <w:jc w:val="left"/>
+            </w:pPr>
+            <w:r>
+              <w:t xml:space="preserve">Yes: C1’s target</w:t>
             </w:r>
           </w:p>
         </w:tc>
@@ -1237,19 +1130,45 @@
               <w:t xml:space="preserve"> </w:t>
             </w:r>
             <w:r>
-              <w:t xml:space="preserve">of Australians wanted the ban kept in the 2024 survey (reported 2025), though 61% supported nuclear electricity in 2024 (Griffith University Climate Action Beacon and Monash Climate Change Communication Research Hub, 2025; §8.4)</w:t>
-            </w:r>
-          </w:p>
-        </w:tc>
-        <w:tc>
-          <w:tcPr/>
-          <w:p>
-            <w:pPr>
-              <w:pStyle w:val="Compact"/>
-              <w:jc w:val="left"/>
-            </w:pPr>
-            <w:r>
-              <w:t xml:space="preserve">Support is soft and depends on framing. Canada has a funded route to First Nations consent; Australia has none</w:t>
+              <w:t xml:space="preserve">wanted the ban kept in 2024 (Griffith University Climate Action Beacon and Monash Climate Change Communication Research Hub, 2025)</w:t>
+            </w:r>
+          </w:p>
+        </w:tc>
+        <w:tc>
+          <w:tcPr/>
+          <w:p>
+            <w:pPr>
+              <w:pStyle w:val="Compact"/>
+              <w:jc w:val="left"/>
+            </w:pPr>
+            <w:r>
+              <w:t xml:space="preserve">Support depends on framing; Australia has no consent route (§8.4)</w:t>
+            </w:r>
+          </w:p>
+        </w:tc>
+        <w:tc>
+          <w:tcPr/>
+          <w:p>
+            <w:pPr>
+              <w:pStyle w:val="Compact"/>
+              <w:jc w:val="left"/>
+            </w:pPr>
+            <w:r>
+              <w:t xml:space="preserve">No</w:t>
+            </w:r>
+          </w:p>
+        </w:tc>
+      </w:tr>
+      <w:tr>
+        <w:tc>
+          <w:tcPr/>
+          <w:p>
+            <w:pPr>
+              <w:pStyle w:val="Compact"/>
+              <w:jc w:val="left"/>
+            </w:pPr>
+            <w:r>
+              <w:t xml:space="preserve">7. Workforce</w:t>
             </w:r>
           </w:p>
         </w:tc>
@@ -1265,83 +1184,37 @@
                 <w:bCs/>
                 <w:b/>
               </w:rPr>
-              <w:t xml:space="preserve">No.</w:t>
+              <w:t xml:space="preserve">AUKUS</w:t>
             </w:r>
             <w:r>
               <w:t xml:space="preserve"> </w:t>
             </w:r>
             <w:r>
-              <w:t xml:space="preserve">C1 adds no new consent issue</w:t>
-            </w:r>
-          </w:p>
-        </w:tc>
-      </w:tr>
-      <w:tr>
-        <w:tc>
-          <w:tcPr/>
-          <w:p>
-            <w:pPr>
-              <w:pStyle w:val="Compact"/>
-              <w:jc w:val="left"/>
-            </w:pPr>
-            <w:r>
-              <w:t xml:space="preserve">7. Workforce</w:t>
-            </w:r>
-          </w:p>
-        </w:tc>
-        <w:tc>
-          <w:tcPr/>
-          <w:p>
-            <w:pPr>
-              <w:pStyle w:val="Compact"/>
-              <w:jc w:val="left"/>
-            </w:pPr>
-            <w:r>
-              <w:rPr>
-                <w:bCs/>
-                <w:b/>
-              </w:rPr>
-              <w:t xml:space="preserve">76,950</w:t>
-            </w:r>
-            <w:r>
-              <w:t xml:space="preserve"> </w:t>
-            </w:r>
-            <w:r>
-              <w:t xml:space="preserve">shortfall across four trades by 2030–31, before submarine demand [TO VERIFY] (Defence FOI document, as reported by Defence Connect, n.d.; §8.4)</w:t>
-            </w:r>
-          </w:p>
-        </w:tc>
-        <w:tc>
-          <w:tcPr/>
-          <w:p>
-            <w:pPr>
-              <w:pStyle w:val="Compact"/>
-              <w:jc w:val="left"/>
-            </w:pPr>
-            <w:r>
-              <w:t xml:space="preserve">A civil plant would compete with the submarine programme for the same trades</w:t>
-            </w:r>
-          </w:p>
-        </w:tc>
-        <w:tc>
-          <w:tcPr/>
-          <w:p>
-            <w:pPr>
-              <w:pStyle w:val="Compact"/>
-              <w:jc w:val="left"/>
-            </w:pPr>
-            <w:r>
-              <w:rPr>
-                <w:bCs/>
-                <w:b/>
-              </w:rPr>
-              <w:t xml:space="preserve">No.</w:t>
-            </w:r>
-            <w:r>
-              <w:t xml:space="preserve"> </w:t>
-            </w:r>
-            <w:r>
-              <w:t xml:space="preserve">Darlington’s workforce is established</w:t>
+              <w:t xml:space="preserve">submarine work competes for the same trades (Joint Standing Committee on Treaties, 2024)</w:t>
+            </w:r>
+          </w:p>
+        </w:tc>
+        <w:tc>
+          <w:tcPr/>
+          <w:p>
+            <w:pPr>
+              <w:pStyle w:val="Compact"/>
+              <w:jc w:val="left"/>
+            </w:pPr>
+            <w:r>
+              <w:t xml:space="preserve">A civil plant would draw on scarce trades (§8.4)</w:t>
+            </w:r>
+          </w:p>
+        </w:tc>
+        <w:tc>
+          <w:tcPr/>
+          <w:p>
+            <w:pPr>
+              <w:pStyle w:val="Compact"/>
+              <w:jc w:val="left"/>
+            </w:pPr>
+            <w:r>
+              <w:t xml:space="preserve">No</w:t>
             </w:r>
           </w:p>
         </w:tc>
@@ -1377,57 +1250,31 @@
               <w:t xml:space="preserve"> </w:t>
             </w:r>
             <w:r>
-              <w:t xml:space="preserve">lifecycle cost of Canada’s used-fuel repository, paid by the producers through statutory trust funds; Australia has no disposal route, and its one siting attempt was set aside for apprehended bias (Nuclear Waste Management Organization [NWMO], n.d.;</w:t>
-            </w:r>
-            <w:r>
-              <w:t xml:space="preserve"> </w:t>
-            </w:r>
-            <w:r>
-              <w:rPr>
-                <w:iCs/>
-                <w:i/>
-              </w:rPr>
-              <w:t xml:space="preserve">Barngarla</w:t>
-            </w:r>
-            <w:r>
-              <w:t xml:space="preserve"> </w:t>
-            </w:r>
-            <w:r>
-              <w:t xml:space="preserve">[2023] FCA 809; §8.4) [TO VERIFY]</w:t>
-            </w:r>
-          </w:p>
-        </w:tc>
-        <w:tc>
-          <w:tcPr/>
-          <w:p>
-            <w:pPr>
-              <w:pStyle w:val="Compact"/>
-              <w:jc w:val="left"/>
-            </w:pPr>
-            <w:r>
-              <w:t xml:space="preserve">Waste is a hard gate for Liddell only: no spent fuel can be licensed without a disposal route, and a siting process took Canada 14 years</w:t>
-            </w:r>
-          </w:p>
-        </w:tc>
-        <w:tc>
-          <w:tcPr/>
-          <w:p>
-            <w:pPr>
-              <w:pStyle w:val="Compact"/>
-              <w:jc w:val="left"/>
-            </w:pPr>
-            <w:r>
-              <w:rPr>
-                <w:bCs/>
-                <w:b/>
-              </w:rPr>
-              <w:t xml:space="preserve">No.</w:t>
-            </w:r>
-            <w:r>
-              <w:t xml:space="preserve"> </w:t>
-            </w:r>
-            <w:r>
-              <w:t xml:space="preserve">C1 adds no waste</w:t>
+              <w:t xml:space="preserve">Canadian repository cost, producer-funded; Australia has no disposal route (Nuclear Waste Management Organization, n.d.)</w:t>
+            </w:r>
+          </w:p>
+        </w:tc>
+        <w:tc>
+          <w:tcPr/>
+          <w:p>
+            <w:pPr>
+              <w:pStyle w:val="Compact"/>
+              <w:jc w:val="left"/>
+            </w:pPr>
+            <w:r>
+              <w:t xml:space="preserve">No spent fuel can be licensed without a route (§8.4)</w:t>
+            </w:r>
+          </w:p>
+        </w:tc>
+        <w:tc>
+          <w:tcPr/>
+          <w:p>
+            <w:pPr>
+              <w:pStyle w:val="Compact"/>
+              <w:jc w:val="left"/>
+            </w:pPr>
+            <w:r>
+              <w:t xml:space="preserve">No</w:t>
             </w:r>
           </w:p>
         </w:tc>
@@ -1448,7 +1295,7 @@
         <w:t xml:space="preserve"> </w:t>
       </w:r>
       <w:r>
-        <w:t xml:space="preserve">The barriers that dominate (1 to 4) are ones C1 cannot move. What C1 can do is small, so we treat it as a low-cost addition to a plant built for other reasons, and §7 and §8.6 test whether it is worth the schedule risk.</w:t>
+        <w:t xml:space="preserve">C1 moves only rows 2 and 5; §7 and §8.6 test the schedule risk.</w:t>
       </w:r>
     </w:p>
     <w:p>
@@ -1521,89 +1368,31 @@
           <w:bCs/>
           <w:b/>
         </w:rPr>
-        <w:t xml:space="preserve">C1 targets a materials problem that modular construction creates, and it is worth doing only if it costs no schedule.</w:t>
-      </w:r>
-      <w:r>
-        <w:t xml:space="preserve"> </w:t>
-      </w:r>
-      <w:r>
-        <w:t xml:space="preserve">The BWRX-300’s reactor building is made of diaphragm-plate steel-composite (DPSC) modules: steel shells that are filled on site with concrete. The infill must flow between closely spaced plates, so the design calls for a self-consolidating mix (GE-Hitachi Nuclear Energy, 2024) [TO VERIFY], which is cement-rich (we assume 450 kg of binder per m³). It is safety-related, so a new binder needs qualification data that do not yet exist for calcined clay (§8.1). And a delay of only</w:t>
-      </w:r>
-      <w:r>
-        <w:t xml:space="preserve"> </w:t>
-      </w:r>
+        <w:t xml:space="preserve">C1 targets a materials problem that modular construction creates, and it is worth doing only if it is schedule-neutral.</w:t>
+      </w:r>
+      <w:r>
+        <w:t xml:space="preserve"> </w:t>
+      </w:r>
+      <w:r>
+        <w:t xml:space="preserve">The BWRX-300’s reactor building is made of diaphragm-plate steel-composite (DPSC) modules: steel shells filled on site with concrete. The infill must flow between closely spaced plates, so the design calls for a self-consolidating mix (GE-Hitachi Nuclear Energy, 2024), which is cement-rich. A delay of 11.6–18.5 days to one unit on Ontario’s average grid, or 1.7–1.8 days on its marginal grid, cancels C1’s whole saving (§7.1).</w:t>
+      </w:r>
+    </w:p>
+    <w:p>
+      <w:pPr>
+        <w:pStyle w:val="BodyText"/>
+      </w:pPr>
       <w:r>
         <w:rPr>
           <w:bCs/>
           <w:b/>
         </w:rPr>
-        <w:t xml:space="preserve">9–15 days</w:t>
-      </w:r>
-      <w:r>
-        <w:t xml:space="preserve"> </w:t>
-      </w:r>
-      <w:r>
-        <w:t xml:space="preserve">to one unit on Ontario’s average grid, or</w:t>
-      </w:r>
-      <w:r>
-        <w:t xml:space="preserve"> </w:t>
-      </w:r>
-      <w:r>
-        <w:rPr>
-          <w:bCs/>
-          <w:b/>
-        </w:rPr>
-        <w:t xml:space="preserve">1.3–1.4 days</w:t>
-      </w:r>
-      <w:r>
-        <w:t xml:space="preserve"> </w:t>
-      </w:r>
-      <w:r>
-        <w:t xml:space="preserve">on its marginal grid, cancels C1’s whole saving (§7, Table T10).</w:t>
-      </w:r>
-    </w:p>
-    <w:p>
-      <w:pPr>
-        <w:pStyle w:val="BodyText"/>
-      </w:pPr>
-      <w:r>
-        <w:rPr>
-          <w:bCs/>
-          <w:b/>
-        </w:rPr>
         <w:t xml:space="preserve">The proposal.</w:t>
       </w:r>
       <w:r>
         <w:t xml:space="preserve"> </w:t>
       </w:r>
       <w:r>
-        <w:t xml:space="preserve">We propose that Ontario Power Generation (OPG) specify limestone calcined clay cement (LC3; Scrivener et al., 2018) [TO VERIFY] for the DPSC infill and the forebay shaft of BWRX-300 Units 2–4 at the Darlington New Nuclear Project, Clarington, Ontario. That is</w:t>
-      </w:r>
-      <w:r>
-        <w:t xml:space="preserve"> </w:t>
-      </w:r>
-      <w:r>
-        <w:rPr>
-          <w:bCs/>
-          <w:b/>
-        </w:rPr>
-        <w:t xml:space="preserve">about 13,100 m³ of concrete per unit</w:t>
-      </w:r>
-      <w:r>
-        <w:t xml:space="preserve">. LC3 would cut</w:t>
-      </w:r>
-      <w:r>
-        <w:t xml:space="preserve"> </w:t>
-      </w:r>
-      <w:r>
-        <w:rPr>
-          <w:bCs/>
-          <w:b/>
-        </w:rPr>
-        <w:t xml:space="preserve">about 1,740 t CO₂e per unit (90% interval 1,390–2,150 t) and about 5,200 t across Units 2–4, avoiding about 6,900 t of clinker</w:t>
-      </w:r>
-      <w:r>
-        <w:t xml:space="preserve">, which is about 0.3% of a unit’s life-cycle emissions (§6.3). A qualified slag blend is the fallback (about 1,640 t per unit). LC3 is adopted only if its qualification on Unit 1 mock-ups is complete before the Units 2–4 design is fixed (§8.6).</w:t>
+        <w:t xml:space="preserve">Ontario Power Generation (OPG) should pilot limestone calcined clay cement (LC³; Scrivener et al., 2018) in eligible non-safety works first, and use it in steel-composite infill only if it is qualified on Unit 1 mock-ups; Units 2–4 need future licensing (§8.1, §8.6). The Ostrołęka BWRX-300 design uses 50,000 m³ of concrete per unit (BWRX-300 Ostrołęka sp. z o.o., 2023). If 20%, 40% or 60% is eligible, replacing ordinary cement with LC³ (380 to 270 kg CO₂e/m³; Pillai et al., 2019) saves 1,100, 2,200 or 3,300 t CO₂e per unit (40% central), and 6,600 t across Units 2–4. A qualified slag blend is the fallback.</w:t>
       </w:r>
     </w:p>
     <w:p>
@@ -1615,7 +1404,7 @@
           <w:iCs/>
           <w:i/>
         </w:rPr>
-        <w:t xml:space="preserve">Table T1. Initiative C1 specified: location, scale, application and technology.</w:t>
+        <w:t xml:space="preserve">Table T1. Initiative C1: location, scale, application, technology, saving and condition.</w:t>
       </w:r>
       <w:r>
         <w:t xml:space="preserve"> </w:t>
@@ -1625,95 +1414,7 @@
           <w:iCs/>
           <w:i/>
         </w:rPr>
-        <w:t xml:space="preserve">Source: this study,</w:t>
-      </w:r>
-      <w:r>
-        <w:rPr>
-          <w:iCs/>
-          <w:i/>
-        </w:rPr>
-        <w:t xml:space="preserve"> </w:t>
-      </w:r>
-      <w:r>
-        <w:rPr>
-          <w:rStyle w:val="VerbatimChar"/>
-          <w:iCs/>
-          <w:i/>
-        </w:rPr>
-        <w:t xml:space="preserve">results/lca.md</w:t>
-      </w:r>
-      <w:r>
-        <w:rPr>
-          <w:iCs/>
-          <w:i/>
-        </w:rPr>
-        <w:t xml:space="preserve">,</w:t>
-      </w:r>
-      <w:r>
-        <w:rPr>
-          <w:iCs/>
-          <w:i/>
-        </w:rPr>
-        <w:t xml:space="preserve"> </w:t>
-      </w:r>
-      <w:r>
-        <w:rPr>
-          <w:rStyle w:val="VerbatimChar"/>
-          <w:iCs/>
-          <w:i/>
-        </w:rPr>
-        <w:t xml:space="preserve">lca_scenarios.md</w:t>
-      </w:r>
-      <w:r>
-        <w:rPr>
-          <w:iCs/>
-          <w:i/>
-        </w:rPr>
-        <w:t xml:space="preserve">,</w:t>
-      </w:r>
-      <w:r>
-        <w:rPr>
-          <w:iCs/>
-          <w:i/>
-        </w:rPr>
-        <w:t xml:space="preserve"> </w:t>
-      </w:r>
-      <w:r>
-        <w:rPr>
-          <w:rStyle w:val="VerbatimChar"/>
-          <w:iCs/>
-          <w:i/>
-        </w:rPr>
-        <w:t xml:space="preserve">initiative_cost.md</w:t>
-      </w:r>
-      <w:r>
-        <w:rPr>
-          <w:iCs/>
-          <w:i/>
-        </w:rPr>
-        <w:t xml:space="preserve">,</w:t>
-      </w:r>
-      <w:r>
-        <w:rPr>
-          <w:iCs/>
-          <w:i/>
-        </w:rPr>
-        <w:t xml:space="preserve"> </w:t>
-      </w:r>
-      <w:r>
-        <w:rPr>
-          <w:rStyle w:val="VerbatimChar"/>
-          <w:iCs/>
-          <w:i/>
-        </w:rPr>
-        <w:t xml:space="preserve">schedule_value.md</w:t>
-      </w:r>
-      <w:r>
-        <w:rPr>
-          <w:iCs/>
-          <w:i/>
-        </w:rPr>
-        <w:t xml:space="preserve">; Ontario Power Generation (2025); GE-Hitachi Nuclear Energy (2024). Quantities are geometric or scaled estimates [TO VERIFY].</w:t>
+        <w:t xml:space="preserve">Source: this study, §6.3; sources as cited in the cells.</w:t>
       </w:r>
     </w:p>
     <w:tbl>
@@ -1777,7 +1478,7 @@
               <w:jc w:val="left"/>
             </w:pPr>
             <w:r>
-              <w:t xml:space="preserve">Darlington New Nuclear Project, Clarington, Ontario. Units 2–4 only; Unit 1’s basemat is placed (Canadian Nuclear Safety Commission, 2026a) [TO VERIFY]. Approval to progress Units 2–4 is expected in 2028 (American Nuclear Society, 2026) [TO VERIFY]</w:t>
+              <w:t xml:space="preserve">Darlington New Nuclear Project, Clarington, Ontario; Units 2–4 (Unit 1’s basemat is placed)</w:t>
             </w:r>
           </w:p>
         </w:tc>
@@ -1803,7 +1504,7 @@
               <w:jc w:val="left"/>
             </w:pPr>
             <w:r>
-              <w:t xml:space="preserve">About 13,100 m³ per unit (12,200–15,600), 63% of the plant’s scaled concrete: DPSC infill 9,081 m³ (basemat 3,226, shaft walls 5,855) and forebay shaft 4,000 m³ (§6.2). Whole plant: about 20,700 m³</w:t>
+              <w:t xml:space="preserve">50,000 m³ concrete per unit; 20,000 m³ (40%) eligible (BWRX-300 Ostrołęka sp. z o.o., 2023)</w:t>
             </w:r>
           </w:p>
         </w:tc>
@@ -1829,7 +1530,7 @@
               <w:jc w:val="left"/>
             </w:pPr>
             <w:r>
-              <w:t xml:space="preserve">Self-consolidating infill of the DPSC basemat and shaft walls, and the forebay shaft concrete</w:t>
+              <w:t xml:space="preserve">Non-safety works first; DPSC basemat, shaft-wall and forebay-shaft infill if qualified</w:t>
             </w:r>
           </w:p>
         </w:tc>
@@ -1855,7 +1556,7 @@
               <w:jc w:val="left"/>
             </w:pPr>
             <w:r>
-              <w:t xml:space="preserve">LC3 (about 37% lower binder emissions than general-use cement); slag cement at 40% of binder as fallback. CSA A3001 already allows Type IT cements with up to 15% limestone together with calcined clay, so no change to the cement standard is needed (CSA Group, 2023) [TO VERIFY]. Cement supplier: St Marys Cement, Bowmanville, Clarington [TODO: LC3 or calcined-clay capability, source needed]</w:t>
+              <w:t xml:space="preserve">LC³ (270 against 380 kg CO₂e/m³; Pillai et al., 2019); slag cement as fallback</w:t>
             </w:r>
           </w:p>
         </w:tc>
@@ -1881,33 +1582,7 @@
               <w:jc w:val="left"/>
             </w:pPr>
             <w:r>
-              <w:t xml:space="preserve">1,734 t CO₂e per unit (1,387–2,153); 5,201 t for Units 2–4 (4,160–6,460); 6,913 t clinker; 0.132 t CO₂e per m³</w:t>
-            </w:r>
-          </w:p>
-        </w:tc>
-      </w:tr>
-      <w:tr>
-        <w:tc>
-          <w:tcPr/>
-          <w:p>
-            <w:pPr>
-              <w:pStyle w:val="Compact"/>
-              <w:jc w:val="left"/>
-            </w:pPr>
-            <w:r>
-              <w:t xml:space="preserve">Value</w:t>
-            </w:r>
-          </w:p>
-        </w:tc>
-        <w:tc>
-          <w:tcPr/>
-          <w:p>
-            <w:pPr>
-              <w:pStyle w:val="Compact"/>
-              <w:jc w:val="left"/>
-            </w:pPr>
-            <w:r>
-              <w:t xml:space="preserve">Carbon value C$0.49–0.60 m at C$95–115/t (Environment and Climate Change Canada, 2026) [TO VERIFY]. One day of delay to Units 2–4 costs C$1.8–2.9 m (§8.2)</w:t>
+              <w:t xml:space="preserve">2,200 t per unit (1,100–3,300); 6,600 t for Units 2–4; about 0.4% of a unit’s life cycle</w:t>
             </w:r>
           </w:p>
         </w:tc>
@@ -1933,7 +1608,7 @@
               <w:jc w:val="left"/>
             </w:pPr>
             <w:r>
-              <w:t xml:space="preserve">Schedule-neutral: qualify on a full-scale mock-up during Unit 1 construction; otherwise slag, or the current mix</w:t>
+              <w:t xml:space="preserve">Schedule-neutral. Infill meets NEDO-33926 with AISC N690 (US Nuclear Regulatory Commission and Canadian Nuclear Safety Commission, 2025); otherwise slag or the current mix</w:t>
             </w:r>
           </w:p>
         </w:tc>
@@ -1948,13 +1623,13 @@
           <w:bCs/>
           <w:b/>
         </w:rPr>
-        <w:t xml:space="preserve">Why it is not the obvious choice (R4.1 to R4.3).</w:t>
-      </w:r>
-      <w:r>
-        <w:t xml:space="preserve"> </w:t>
-      </w:r>
-      <w:r>
-        <w:t xml:space="preserve">First, the infill problem is specific to modular construction: a mix that flows, stays cool in thick sections and still shields has to be developed (§10). Second, the usual low-carbon answer, blast-furnace slag, may become scarcer in Ontario as steelmakers move to electric arc furnaces [TODO: source needed: Ontario blast-furnace conversions]. Third, C1’s value depends on timing rather than on the concrete: counted from when each plant could actually run, a Darlington unit avoids about as much CO₂e to 2050 as a Liddell unit (§7), and Darlington is the site where a qualified mix can be built.</w:t>
+        <w:t xml:space="preserve">Why it is not the obvious choice.</w:t>
+      </w:r>
+      <w:r>
+        <w:t xml:space="preserve"> </w:t>
+      </w:r>
+      <w:r>
+        <w:t xml:space="preserve">First, the infill problem is specific to modular construction: a mix that flows, stays cool in thick sections and still shields has to be developed (§10). Second, C1’s value depends on timing rather than on the concrete: counted from when each plant could actually run, a Darlington unit avoids about as much CO₂e to 2050 as a Liddell unit (§7), and Darlington is where a qualified mix can be built.</w:t>
       </w:r>
     </w:p>
     <w:p>
@@ -1972,7 +1647,7 @@
         <w:t xml:space="preserve"> </w:t>
       </w:r>
       <w:r>
-        <w:t xml:space="preserve">It does not change the plant’s cost (the target concrete is about 0.07% of Units 2–4 capital), the Australian legal bans, fuel-supply concentration, social licence or workforce (Table T15). Its target concrete is only 1.3% of the plant’s mode-case emissions, while the fuel front end is 64% of the life-cycle total (§6.2). Lower-carbon steel in the same structures saves about 570 t per unit, and up to 3,714 t if applied to all plant steel as an upper bound; we treat it as the next lever (§10), not part of C1. Nor does it apply to Unit 1.</w:t>
+        <w:t xml:space="preserve">It leaves cost, law, fuel supply, social licence and workforce untouched (Table T15); lower-carbon steel in the same structures is the next lever (§6.3, §10).</w:t>
       </w:r>
     </w:p>
     <w:p>
@@ -4659,7 +4334,7 @@
     </w:p>
     <w:bookmarkEnd w:id="45"/>
     <w:bookmarkEnd w:id="46"/>
-    <w:bookmarkStart w:id="51" w:name="X6fbd7bed400e38904dc2c5d634c7832d9e25d90"/>
+    <w:bookmarkStart w:id="56" w:name="X6fbd7bed400e38904dc2c5d634c7832d9e25d90"/>
     <w:p>
       <w:pPr>
         <w:pStyle w:val="Heading2"/>
@@ -4683,79 +4358,72 @@
         <w:t xml:space="preserve"> </w:t>
       </w:r>
       <w:r>
-        <w:t xml:space="preserve">A one-month slip of Units 2–4 costs C$33–110 m in carrying cost and defers about C$88 m of output:</w:t>
-      </w:r>
-      <w:r>
-        <w:t xml:space="preserve"> </w:t>
-      </w:r>
-      <w:r>
-        <w:rPr>
-          <w:bCs/>
-          <w:b/>
-        </w:rPr>
-        <w:t xml:space="preserve">30–223 times the carbon value of C1’s entire saving</w:t>
-      </w:r>
-      <w:r>
-        <w:t xml:space="preserve">. Per unit, the LC3 saving (about 1,740 t CO₂e, §6.3) is cancelled by</w:t>
-      </w:r>
-      <w:r>
-        <w:t xml:space="preserve"> </w:t>
-      </w:r>
-      <w:r>
-        <w:rPr>
-          <w:bCs/>
-          <w:b/>
-        </w:rPr>
-        <w:t xml:space="preserve">9–15 days of delay on Ontario’s average grid factor, or 1.3–1.4 days on its marginal factor</w:t>
-      </w:r>
-      <w:r>
-        <w:t xml:space="preserve">. Timing also decides where an SMR helps the climate at all. Counted from when each plant could actually run, a Darlington unit avoids about as much CO₂e to 2050 as a Liddell unit (1.0–6.8 Mt against 0.67–3.9 Mt). Liddell wins clearly only if Australia’s grid stops decarbonising. And at Liddell, the same money spent on firmed renewables avoids more CO₂e in every case we tested. Every input is provisional [TO VERIFY]; the working is in Appendices B4–B6.</w:t>
+        <w:t xml:space="preserve">A one-month slip of Units 2–4 costs C$33–110 m in carrying cost and defers about C$88 m of output: 29–175 times the carbon value of C1’s whole saving. C1’s 2,200 t per unit (1,100–3,300; §6.3) is cancelled by 11.6–18.5 days of delay on Ontario’s average grid factor, or 1.7–1.8 days on its marginal factor. Timing also decides where an SMR helps the climate. Counted from when each plant could run, a Darlington unit avoids about as much CO₂e to 2050 as one at Liddell, and at Liddell the same money spent on firmed renewables avoids more in every case tested (Appendix B4–B6).</w:t>
+      </w:r>
+    </w:p>
+    <w:bookmarkStart w:id="47" w:name="the-value-of-schedule"/>
+    <w:p>
+      <w:pPr>
+        <w:pStyle w:val="Heading3"/>
+      </w:pPr>
+      <w:r>
+        <w:t xml:space="preserve">7.1 The value of schedule</w:t>
+      </w:r>
+    </w:p>
+    <w:p>
+      <w:pPr>
+        <w:pStyle w:val="FirstParagraph"/>
+      </w:pPr>
+      <w:r>
+        <w:t xml:space="preserve">A unit that starts late gives up each day’s displacement (Table T10). Counted to 2050 (the</w:t>
+      </w:r>
+      <w:r>
+        <w:t xml:space="preserve"> </w:t>
+      </w:r>
+      <w:r>
+        <w:t xml:space="preserve">“</w:t>
+      </w:r>
+      <w:r>
+        <w:t xml:space="preserve">gross</w:t>
+      </w:r>
+      <w:r>
+        <w:t xml:space="preserve">”</w:t>
+      </w:r>
+      <w:r>
+        <w:t xml:space="preserve"> </w:t>
+      </w:r>
+      <w:r>
+        <w:t xml:space="preserve">view) the loss is permanent. Over the plant’s whole life (the</w:t>
+      </w:r>
+      <w:r>
+        <w:t xml:space="preserve"> </w:t>
+      </w:r>
+      <w:r>
+        <w:t xml:space="preserve">“</w:t>
+      </w:r>
+      <w:r>
+        <w:t xml:space="preserve">net</w:t>
+      </w:r>
+      <w:r>
+        <w:t xml:space="preserve">”</w:t>
+      </w:r>
+      <w:r>
+        <w:t xml:space="preserve"> </w:t>
+      </w:r>
+      <w:r>
+        <w:t xml:space="preserve">view) the lost time returns at end of life, but on a cleaner grid.</w:t>
       </w:r>
     </w:p>
     <w:p>
       <w:pPr>
         <w:pStyle w:val="BodyText"/>
       </w:pPr>
-      <w:r>
-        <w:rPr>
-          <w:bCs/>
-          <w:b/>
-        </w:rPr>
-        <w:t xml:space="preserve">Method.</w:t>
-      </w:r>
-      <w:r>
-        <w:t xml:space="preserve"> </w:t>
-      </w:r>
-      <w:r>
-        <w:t xml:space="preserve">CO₂e avoided = output × (intensity of the displaced electricity − 4.2 g CO₂e/kWh, our life-cycle value from §6). The output is that of one 300 MWe unit at a 0.90 capacity factor, 2.365 TWh a year [TODO: Leroy: 300 vs 315 MWe net].</w:t>
-      </w:r>
-      <w:r>
-        <w:t xml:space="preserve"> </w:t>
-      </w:r>
-      <w:r>
-        <w:t xml:space="preserve">- An</w:t>
-      </w:r>
-      <w:r>
-        <w:t xml:space="preserve"> </w:t>
-      </w:r>
       <w:r>
         <w:rPr>
           <w:iCs/>
           <w:i/>
         </w:rPr>
-        <w:t xml:space="preserve">average</w:t>
-      </w:r>
-      <w:r>
-        <w:t xml:space="preserve"> </w:t>
-      </w:r>
-      <w:r>
-        <w:t xml:space="preserve">factor is the grid’s mean intensity.</w:t>
-      </w:r>
-      <w:r>
-        <w:t xml:space="preserve"> </w:t>
-      </w:r>
-      <w:r>
-        <w:t xml:space="preserve">- A</w:t>
+        <w:t xml:space="preserve">Table T10. Days of delay that cancel C1’s saving of 2,200 t per unit (1,100–3,300), Darlington Units 2–4, start 2035.</w:t>
       </w:r>
       <w:r>
         <w:t xml:space="preserve"> </w:t>
@@ -4765,155 +4433,7 @@
           <w:iCs/>
           <w:i/>
         </w:rPr>
-        <w:t xml:space="preserve">marginal</w:t>
-      </w:r>
-      <w:r>
-        <w:t xml:space="preserve"> </w:t>
-      </w:r>
-      <w:r>
-        <w:t xml:space="preserve">factor is the intensity of the generation that actually runs less (mostly gas in Ontario). It is the factor recommended for evaluating new supply (The Atmospheric Fund, 2025) [TO VERIFY].</w:t>
-      </w:r>
-      <w:r>
-        <w:t xml:space="preserve"> </w:t>
-      </w:r>
-      <w:r>
-        <w:t xml:space="preserve">- The grid trajectories are our own constructions from published anchor points [TODO: replace with the 2026 ISP Step Change and IESO series].</w:t>
-      </w:r>
-    </w:p>
-    <w:bookmarkStart w:id="47" w:name="the-value-of-schedule"/>
-    <w:p>
-      <w:pPr>
-        <w:pStyle w:val="Heading3"/>
-      </w:pPr>
-      <w:r>
-        <w:t xml:space="preserve">7.1 The value of schedule</w:t>
-      </w:r>
-    </w:p>
-    <w:p>
-      <w:pPr>
-        <w:pStyle w:val="FirstParagraph"/>
-      </w:pPr>
-      <w:r>
-        <w:rPr>
-          <w:bCs/>
-          <w:b/>
-        </w:rPr>
-        <w:t xml:space="preserve">A saving of kilotonnes is undone by a few days of delay.</w:t>
-      </w:r>
-      <w:r>
-        <w:t xml:space="preserve"> </w:t>
-      </w:r>
-      <w:r>
-        <w:t xml:space="preserve">A unit that starts late gives up each day’s displacement (Table T10). Counted to 2050 (the</w:t>
-      </w:r>
-      <w:r>
-        <w:t xml:space="preserve"> </w:t>
-      </w:r>
-      <w:r>
-        <w:t xml:space="preserve">“</w:t>
-      </w:r>
-      <w:r>
-        <w:t xml:space="preserve">gross</w:t>
-      </w:r>
-      <w:r>
-        <w:t xml:space="preserve">”</w:t>
-      </w:r>
-      <w:r>
-        <w:t xml:space="preserve"> </w:t>
-      </w:r>
-      <w:r>
-        <w:t xml:space="preserve">view), that loss is permanent. Over the plant’s whole life (the</w:t>
-      </w:r>
-      <w:r>
-        <w:t xml:space="preserve"> </w:t>
-      </w:r>
-      <w:r>
-        <w:t xml:space="preserve">“</w:t>
-      </w:r>
-      <w:r>
-        <w:t xml:space="preserve">net</w:t>
-      </w:r>
-      <w:r>
-        <w:t xml:space="preserve">”</w:t>
-      </w:r>
-      <w:r>
-        <w:t xml:space="preserve"> </w:t>
-      </w:r>
-      <w:r>
-        <w:t xml:space="preserve">view), the lost time comes back at the end of life, but on a cleaner grid.</w:t>
-      </w:r>
-    </w:p>
-    <w:p>
-      <w:pPr>
-        <w:pStyle w:val="BodyText"/>
-      </w:pPr>
-      <w:r>
-        <w:rPr>
-          <w:iCs/>
-          <w:i/>
-        </w:rPr>
-        <w:t xml:space="preserve">Table T10. Days of delay that cancel C1’s LC3 saving, Darlington Units 2–4 (start 2035).</w:t>
-      </w:r>
-      <w:r>
-        <w:t xml:space="preserve"> </w:t>
-      </w:r>
-      <w:r>
-        <w:rPr>
-          <w:iCs/>
-          <w:i/>
-        </w:rPr>
-        <w:t xml:space="preserve">Source: this study,</w:t>
-      </w:r>
-      <w:r>
-        <w:rPr>
-          <w:iCs/>
-          <w:i/>
-        </w:rPr>
-        <w:t xml:space="preserve"> </w:t>
-      </w:r>
-      <w:r>
-        <w:rPr>
-          <w:rStyle w:val="VerbatimChar"/>
-          <w:iCs/>
-          <w:i/>
-        </w:rPr>
-        <w:t xml:space="preserve">scripts/schedule_value.py</w:t>
-      </w:r>
-      <w:r>
-        <w:rPr>
-          <w:iCs/>
-          <w:i/>
-        </w:rPr>
-        <w:t xml:space="preserve"> </w:t>
-      </w:r>
-      <w:r>
-        <w:rPr>
-          <w:iCs/>
-          <w:i/>
-        </w:rPr>
-        <w:t xml:space="preserve">(</w:t>
-      </w:r>
-      <w:r>
-        <w:rPr>
-          <w:rStyle w:val="VerbatimChar"/>
-          <w:iCs/>
-          <w:i/>
-        </w:rPr>
-        <w:t xml:space="preserve">results/schedule_value.md</w:t>
-      </w:r>
-      <w:r>
-        <w:rPr>
-          <w:iCs/>
-          <w:i/>
-        </w:rPr>
-        <w:t xml:space="preserve"> </w:t>
-      </w:r>
-      <w:r>
-        <w:rPr>
-          <w:iCs/>
-          <w:i/>
-        </w:rPr>
-        <w:t xml:space="preserve">§6; Appendix B5). Saving 1,734 t per unit and 5,201 t for Units 2–4 (§6.3). Brackets give the range over the saving’s 90% interval. Grid factors: The Atmospheric Fund (2025); Independent Electricity System Operator (2024) [TO VERIFY].</w:t>
+        <w:t xml:space="preserve">Source: this study, Appendix B5; inputs (BWRX-300 Ostrołęka sp. z o.o., 2023; Pillai et al., 2019); grid factors (The Atmospheric Fund, 2025).</w:t>
       </w:r>
     </w:p>
     <w:tbl>
@@ -4953,7 +4473,7 @@
               <w:jc w:val="left"/>
             </w:pPr>
             <w:r>
-              <w:t xml:space="preserve">CO₂e lost per day of delay, one unit (t, gross / net)</w:t>
+              <w:t xml:space="preserve">CO₂e lost per day, one unit (t, gross / net)</w:t>
             </w:r>
           </w:p>
         </w:tc>
@@ -4977,7 +4497,7 @@
               <w:jc w:val="left"/>
             </w:pPr>
             <w:r>
-              <w:t xml:space="preserve">Days of delay to one unit that cancel all of Units 2–4’s saving (gross / net)</w:t>
+              <w:t xml:space="preserve">Days to one unit that cancel all Units 2–4’s saving (gross / net)</w:t>
             </w:r>
           </w:p>
         </w:tc>
@@ -5015,19 +4535,19 @@
               <w:jc w:val="left"/>
             </w:pPr>
             <w:r>
-              <w:t xml:space="preserve">9.2 (7.3–11.4) / 14.6 (11.6–18.1)</w:t>
-            </w:r>
-          </w:p>
-        </w:tc>
-        <w:tc>
-          <w:tcPr/>
-          <w:p>
-            <w:pPr>
-              <w:pStyle w:val="Compact"/>
-              <w:jc w:val="left"/>
-            </w:pPr>
-            <w:r>
-              <w:t xml:space="preserve">28 / 44</w:t>
+              <w:t xml:space="preserve">11.6 (5.8–17.5) / 18.5 (9.2–27.7)</w:t>
+            </w:r>
+          </w:p>
+        </w:tc>
+        <w:tc>
+          <w:tcPr/>
+          <w:p>
+            <w:pPr>
+              <w:pStyle w:val="Compact"/>
+              <w:jc w:val="left"/>
+            </w:pPr>
+            <w:r>
+              <w:t xml:space="preserve">35 / 55</w:t>
             </w:r>
           </w:p>
         </w:tc>
@@ -5065,19 +4585,19 @@
               <w:jc w:val="left"/>
             </w:pPr>
             <w:r>
-              <w:t xml:space="preserve">1.3 (1.1–1.7) / 1.4 (1.1–1.8)</w:t>
-            </w:r>
-          </w:p>
-        </w:tc>
-        <w:tc>
-          <w:tcPr/>
-          <w:p>
-            <w:pPr>
-              <w:pStyle w:val="Compact"/>
-              <w:jc w:val="left"/>
-            </w:pPr>
-            <w:r>
-              <w:t xml:space="preserve">4.0 / 4.2</w:t>
+              <w:t xml:space="preserve">1.7 (0.8–2.5) / 1.8 (0.9–2.7)</w:t>
+            </w:r>
+          </w:p>
+        </w:tc>
+        <w:tc>
+          <w:tcPr/>
+          <w:p>
+            <w:pPr>
+              <w:pStyle w:val="Compact"/>
+              <w:jc w:val="left"/>
+            </w:pPr>
+            <w:r>
+              <w:t xml:space="preserve">5.1 / 5.4</w:t>
             </w:r>
           </w:p>
         </w:tc>
@@ -5098,7 +4618,7 @@
         <w:t xml:space="preserve"> </w:t>
       </w:r>
       <w:r>
-        <w:t xml:space="preserve">Canada’s industrial carbon price is C$95/t in 2026, rising to C$115/t in 2030 (Environment and Climate Change Canada, 2026) [TO VERIFY]. At those prices, C1’s 5,200 t across Units 2–4 is worth</w:t>
+        <w:t xml:space="preserve">At Canada’s industrial carbon price of C$95/t in 2026 and C$115/t in 2030 (Environment and Climate Change Canada, 2026), the 6,600 t saved across Units 2–4 is worth C$0.63–0.76 m. A one-month slip of the three units costs C$33–110 m in carrying cost (3–10% a year on C$13.2 bn, an upper bound) and defers about C$88 m of output at OPG’s C$149/MWh (Ontario Power Generation, 2026b). The carbon value is also only a shadow price: construction materials appear to fall outside Ontario’s industrial carbon pricing (our inference; §8.2), so no one is paid for it.</w:t>
       </w:r>
       <w:r>
         <w:t xml:space="preserve"> </w:t>
@@ -5108,95 +4628,73 @@
           <w:bCs/>
           <w:b/>
         </w:rPr>
-        <w:t xml:space="preserve">C$0.49–0.60 m</w:t>
-      </w:r>
-      <w:r>
-        <w:t xml:space="preserve">. Even at the superseded C$170/t and the 95th-percentile saving, it is worth only C$1.10 m. A one-month slip of the three units does far more damage:</w:t>
-      </w:r>
-      <w:r>
-        <w:t xml:space="preserve"> </w:t>
-      </w:r>
-      <w:r>
-        <w:t xml:space="preserve">- It costs C$33–110 m in carrying cost (3–10% a year on their C$13.2 bn). This is an upper bound, because it assumes all the capital has already been spent.</w:t>
-      </w:r>
-      <w:r>
-        <w:t xml:space="preserve"> </w:t>
-      </w:r>
-      <w:r>
-        <w:t xml:space="preserve">- It defers about C$88 m of output at OPG’s reported C$149/MWh [TO VERIFY; TODO: merge</w:t>
-      </w:r>
-      <w:r>
-        <w:t xml:space="preserve"> </w:t>
-      </w:r>
-      <w:r>
-        <w:rPr>
-          <w:rStyle w:val="VerbatimChar"/>
-        </w:rPr>
-        <w:t xml:space="preserve">opg_oeb_lcoe_lead</w:t>
-      </w:r>
-      <w:r>
-        <w:t xml:space="preserve"> </w:t>
-      </w:r>
-      <w:r>
-        <w:t xml:space="preserve">into sources.md].</w:t>
-      </w:r>
-      <w:r>
-        <w:t xml:space="preserve"> </w:t>
-      </w:r>
-      <w:r>
-        <w:t xml:space="preserve">- It loses 10.9–118 kt CO₂e, 2.1–22.7 times C1’s saving.</w:t>
-      </w:r>
-    </w:p>
-    <w:p>
-      <w:pPr>
-        <w:pStyle w:val="BodyText"/>
-      </w:pPr>
-      <w:r>
-        <w:t xml:space="preserve">The carbon value is also only a shadow price. Construction-material emissions appear to fall outside Ontario’s industrial carbon pricing [TO VERIFY: analyst inference] (§8.2), so nobody is paid for the saving.</w:t>
-      </w:r>
-      <w:r>
-        <w:t xml:space="preserve"> </w:t>
-      </w:r>
+        <w:t xml:space="preserve">Schedule neutrality is therefore the binding condition on C1.</w:t>
+      </w:r>
+      <w:r>
+        <w:t xml:space="preserve"> </w:t>
+      </w:r>
+      <w:r>
+        <w:t xml:space="preserve">The mix must be qualified on Unit 1 mock-ups before the Units 2–4 decision expected in 2028 (§8.6).</w:t>
+      </w:r>
+    </w:p>
+    <w:bookmarkEnd w:id="47"/>
+    <w:bookmarkStart w:id="51" w:name="Xb77cf30fc1ffb1f20fb94e7af23c490604b5f45"/>
+    <w:p>
+      <w:pPr>
+        <w:pStyle w:val="Heading3"/>
+      </w:pPr>
+      <w:r>
+        <w:t xml:space="preserve">7.2 What one BWRX-300 displaces: Darlington vs Liddell</w:t>
+      </w:r>
+    </w:p>
+    <w:p>
+      <w:pPr>
+        <w:pStyle w:val="FirstParagraph"/>
+      </w:pPr>
       <w:r>
         <w:rPr>
           <w:bCs/>
           <w:b/>
         </w:rPr>
-        <w:t xml:space="preserve">Schedule neutrality is therefore the binding condition on C1.</w:t>
-      </w:r>
-      <w:r>
-        <w:t xml:space="preserve"> </w:t>
-      </w:r>
-      <w:r>
-        <w:t xml:space="preserve">The mix must be qualified on mock-ups during Unit 1, before the Units 2–4 decision expected in 2028 [TO VERIFY] (§8.6).</w:t>
-      </w:r>
-    </w:p>
-    <w:bookmarkEnd w:id="47"/>
-    <w:bookmarkStart w:id="48" w:name="Xb77cf30fc1ffb1f20fb94e7af23c490604b5f45"/>
-    <w:p>
-      <w:pPr>
-        <w:pStyle w:val="Heading3"/>
-      </w:pPr>
-      <w:r>
-        <w:t xml:space="preserve">7.2 What one BWRX-300 displaces: Darlington vs Liddell</w:t>
-      </w:r>
-    </w:p>
-    <w:p>
-      <w:pPr>
-        <w:pStyle w:val="FirstParagraph"/>
-      </w:pPr>
+        <w:t xml:space="preserve">At today’s grid factors, a unit at Liddell would avoid about nine times more CO₂e than one at Darlington. Timing closes most of that gap.</w:t>
+      </w:r>
+      <w:r>
+        <w:t xml:space="preserve"> </w:t>
+      </w:r>
+      <w:r>
+        <w:t xml:space="preserve">One unit avoids 1.50 Mt a year on the NSW average of 640 g/kWh (Department of Climate Change, Energy, the Environment and Water, 2025). On Ontario’s 2024 average of 73.8 g/kWh it avoids 0.165 Mt (9.1× less), and on Ontario’s marginal factor of 343 g/kWh it avoids 0.80 Mt (1.9× less) (The Atmospheric Fund, 2025).</w:t>
+      </w:r>
+    </w:p>
+    <w:p>
+      <w:pPr>
+        <w:pStyle w:val="BodyText"/>
+      </w:pPr>
+      <w:r>
+        <w:t xml:space="preserve">The two plants would not run in the same years. Darlington Unit 1 is planned to enter service in 2030 (Ontario Power Generation, 2025). Australia’s earliest date for nuclear is 2040 (Graham, Hayward and Foster, 2024), against the Coalition’s 2035 as reported (ABC News, 2024). If coal leaves the NEM by 2038, as in AEMO’s Step Change scenario (Australian Energy Market Operator, 2024), a 2040 unit displaces only a residual mix of 30 g/kWh (assumed).</w:t>
+      </w:r>
+    </w:p>
+    <w:p>
+      <w:pPr>
+        <w:pStyle w:val="BodyText"/>
+      </w:pPr>
+      <w:r>
+        <w:t xml:space="preserve">To 2050 (Figure F6), Darlington Unit 1 avoids</w:t>
+      </w:r>
+      <w:r>
+        <w:t xml:space="preserve"> </w:t>
+      </w:r>
       <w:r>
         <w:rPr>
           <w:bCs/>
           <w:b/>
         </w:rPr>
-        <w:t xml:space="preserve">At today’s grid factors, a unit at Liddell would avoid about nine times more CO₂e than one at Darlington. Timing closes most of that gap.</w:t>
-      </w:r>
-      <w:r>
-        <w:t xml:space="preserve"> </w:t>
-      </w:r>
-      <w:r>
-        <w:t xml:space="preserve">-</w:t>
+        <w:t xml:space="preserve">1.0–6.8 Mt</w:t>
+      </w:r>
+      <w:r>
+        <w:t xml:space="preserve"> </w:t>
+      </w:r>
+      <w:r>
+        <w:t xml:space="preserve">and Liddell</w:t>
       </w:r>
       <w:r>
         <w:t xml:space="preserve"> </w:t>
@@ -5206,48 +4704,121 @@
           <w:bCs/>
           <w:b/>
         </w:rPr>
-        <w:t xml:space="preserve">NSW:</w:t>
-      </w:r>
-      <w:r>
-        <w:t xml:space="preserve"> </w:t>
-      </w:r>
-      <w:r>
-        <w:t xml:space="preserve">on the NSW grid average of 640 g/kWh (Department of Climate Change, Energy, the Environment and Water, 2025) [TO VERIFY], one unit avoids</w:t>
-      </w:r>
-      <w:r>
-        <w:t xml:space="preserve"> </w:t>
-      </w:r>
+        <w:t xml:space="preserve">0.67–3.9 Mt</w:t>
+      </w:r>
+      <w:r>
+        <w:t xml:space="preserve">. Liddell wins clearly only if the NEM stays at 640 g/kWh (16.5 Mt). Over a whole 60-year life the sites are close, at 2.0–7.8 Mt against 3.7–6.8 Mt.</w:t>
+      </w:r>
+    </w:p>
+    <w:p>
+      <w:pPr>
+        <w:pStyle w:val="BodyText"/>
+      </w:pPr>
+      <w:r>
+        <w:t xml:space="preserve">The grid trajectory, start year and post-coal floor move these results tenfold. Capacity factor, net output and our life-cycle interval (3.0–5.8 g/kWh) move them by a few per cent (Appendix B4). Grid factors count combustion only, so displacement is slightly understated. Liddell was approved to close by April 2023 (Australian Energy Regulator, 2021) and has since closed, so an SMR there would reuse its grid connection but displace the NEM mix, not Liddell’s coal.</w:t>
+      </w:r>
+    </w:p>
+    <w:p>
+      <w:pPr>
+        <w:pStyle w:val="BodyText"/>
+      </w:pPr>
       <w:r>
         <w:rPr>
           <w:bCs/>
           <w:b/>
         </w:rPr>
-        <w:t xml:space="preserve">1.50 Mt a year</w:t>
-      </w:r>
-      <w:r>
-        <w:t xml:space="preserve">.</w:t>
-      </w:r>
-      <w:r>
-        <w:t xml:space="preserve"> </w:t>
-      </w:r>
-      <w:r>
-        <w:t xml:space="preserve">-</w:t>
-      </w:r>
-      <w:r>
-        <w:t xml:space="preserve"> </w:t>
-      </w:r>
+        <w:t xml:space="preserve">An SMR’s climate value depends on when it runs and what it displaces, not on today’s coal share.</w:t>
+      </w:r>
+      <w:r>
+        <w:t xml:space="preserve"> </w:t>
+      </w:r>
+      <w:r>
+        <w:t xml:space="preserve">In Ontario the case rests on displacing marginal gas. At Liddell it rests on the NEM decarbonising slowly.</w:t>
+      </w:r>
+    </w:p>
+    <w:p>
+      <w:pPr>
+        <w:pStyle w:val="CaptionedFigure"/>
+      </w:pPr>
+      <w:r>
+        <w:drawing>
+          <wp:inline>
+            <wp:extent cx="4195212" cy="2862669"/>
+            <wp:effectExtent b="0" l="0" r="0" t="0"/>
+            <wp:docPr descr="Figure 6. CO₂e avoided to 2050 by one BWRX-300: Darlington Unit 1 (from 2030) against Liddell (from 2035 or 2040), by grid case; hatched bars are upper bounds. | Source: this study, Appendix B4 (Table B17)" title="" id="49" name="Picture"/>
+            <a:graphic>
+              <a:graphicData uri="http://schemas.openxmlformats.org/drawingml/2006/picture">
+                <pic:pic>
+                  <pic:nvPicPr>
+                    <pic:cNvPr descr="/home/user/MTE4593-Group-Assignment/03_LCA_Calculations/results/F6_displacement.png" id="50" name="Picture"/>
+                    <pic:cNvPicPr>
+                      <a:picLocks noChangeArrowheads="1" noChangeAspect="1"/>
+                    </pic:cNvPicPr>
+                  </pic:nvPicPr>
+                  <pic:blipFill>
+                    <a:blip r:embed="rId48"/>
+                    <a:stretch>
+                      <a:fillRect/>
+                    </a:stretch>
+                  </pic:blipFill>
+                  <pic:spPr bwMode="auto">
+                    <a:xfrm>
+                      <a:off x="0" y="0"/>
+                      <a:ext cx="4195212" cy="2862669"/>
+                    </a:xfrm>
+                    <a:prstGeom prst="rect">
+                      <a:avLst/>
+                    </a:prstGeom>
+                    <a:noFill/>
+                    <a:ln w="9525">
+                      <a:noFill/>
+                      <a:headEnd/>
+                      <a:tailEnd/>
+                    </a:ln>
+                  </pic:spPr>
+                </pic:pic>
+              </a:graphicData>
+            </a:graphic>
+          </wp:inline>
+        </w:drawing>
+      </w:r>
+    </w:p>
+    <w:p>
+      <w:pPr>
+        <w:pStyle w:val="ImageCaption"/>
+      </w:pPr>
+      <w:r>
+        <w:t xml:space="preserve">Figure 6. CO₂e avoided to 2050 by one BWRX-300: Darlington Unit 1 (from 2030) against Liddell (from 2035 or 2040), by grid case; hatched bars are upper bounds. | Source: this study, Appendix B4 (Table B17)</w:t>
+      </w:r>
+    </w:p>
+    <w:bookmarkEnd w:id="51"/>
+    <w:bookmarkStart w:id="55" w:name="the-same-money-on-firmed-renewables"/>
+    <w:p>
+      <w:pPr>
+        <w:pStyle w:val="Heading3"/>
+      </w:pPr>
+      <w:r>
+        <w:t xml:space="preserve">7.3 The same money on firmed renewables</w:t>
+      </w:r>
+    </w:p>
+    <w:p>
+      <w:pPr>
+        <w:pStyle w:val="FirstParagraph"/>
+      </w:pPr>
       <w:r>
         <w:rPr>
           <w:bCs/>
           <w:b/>
         </w:rPr>
-        <w:t xml:space="preserve">Ontario, average:</w:t>
-      </w:r>
-      <w:r>
-        <w:t xml:space="preserve"> </w:t>
-      </w:r>
-      <w:r>
-        <w:t xml:space="preserve">on the 2024 average of 73.8 g/kWh (The Atmospheric Fund, 2025) [TO VERIFY], it avoids 0.165 Mt. NSW’s figure is</w:t>
+        <w:t xml:space="preserve">At GenCost’s 2030 costs, the money for one SMR unit would buy about 2.9 times as much energy from firmed renewables, which would avoid about 11 times more CO₂e to 2050 at Liddell.</w:t>
+      </w:r>
+    </w:p>
+    <w:p>
+      <w:pPr>
+        <w:pStyle w:val="BodyText"/>
+      </w:pPr>
+      <w:r>
+        <w:t xml:space="preserve">GenCost 2023-24 gives A$230–382/MWh for an SMR in 2030, against A$89–125 for solar and wind with integration costs (Graham, Hayward and Foster, 2024, as reported). At the midpoints the same spend buys 2.9× the energy (Figure F7). With renewables from 2028 (assumed) and the SMR from 2040 on the slower trajectory, renewables avoid</w:t>
       </w:r>
       <w:r>
         <w:t xml:space="preserve"> </w:t>
@@ -5257,19 +4828,21 @@
           <w:bCs/>
           <w:b/>
         </w:rPr>
-        <w:t xml:space="preserve">9.1×</w:t>
-      </w:r>
-      <w:r>
-        <w:t xml:space="preserve"> </w:t>
-      </w:r>
-      <w:r>
-        <w:t xml:space="preserve">larger, or 20.6× on Canada Energy Regulator (n.d.) data for 2022.</w:t>
-      </w:r>
-      <w:r>
-        <w:t xml:space="preserve"> </w:t>
-      </w:r>
-      <w:r>
-        <w:t xml:space="preserve">-</w:t>
+        <w:t xml:space="preserve">10.9×</w:t>
+      </w:r>
+      <w:r>
+        <w:t xml:space="preserve"> </w:t>
+      </w:r>
+      <w:r>
+        <w:t xml:space="preserve">more CO₂e to 2050. They still avoid 5.7× more in the worst case we tested for them, and 4.9× if the SMR costs only A$198 (Appendix B6, Table B28). If A$387–641 is the 2030 range instead, the ratios become 5.0× and 19.1×. Darlington’s capital cost alone (C$20.9 bn; Ontario Power Generation, 2025) would still buy 1.9–2.7× the energy (Appendix B6.3).</w:t>
+      </w:r>
+    </w:p>
+    <w:p>
+      <w:pPr>
+        <w:pStyle w:val="BodyText"/>
+      </w:pPr>
+      <w:r>
+        <w:t xml:space="preserve">Renewables come out ahead because they are cheaper per MWh and start about a decade earlier. Two limits apply: that much new output would itself shift the grid trajectory, and integration costs rise beyond the shares GenCost models.</w:t>
       </w:r>
       <w:r>
         <w:t xml:space="preserve"> </w:t>
@@ -5279,526 +4852,68 @@
           <w:bCs/>
           <w:b/>
         </w:rPr>
-        <w:t xml:space="preserve">Ontario, marginal:</w:t>
-      </w:r>
-      <w:r>
-        <w:t xml:space="preserve"> </w:t>
-      </w:r>
-      <w:r>
-        <w:t xml:space="preserve">on the marginal factor of 343 g/kWh (The Atmospheric Fund, 2025) [TO VERIFY definition], Darlington avoids 0.80 Mt and the ratio falls to</w:t>
-      </w:r>
-      <w:r>
-        <w:t xml:space="preserve"> </w:t>
-      </w:r>
-      <w:r>
-        <w:rPr>
-          <w:bCs/>
-          <w:b/>
-        </w:rPr>
-        <w:t xml:space="preserve">1.9×</w:t>
-      </w:r>
-      <w:r>
-        <w:t xml:space="preserve">.</w:t>
-      </w:r>
-    </w:p>
-    <w:p>
-      <w:pPr>
-        <w:pStyle w:val="BodyText"/>
-      </w:pPr>
-      <w:r>
-        <w:rPr>
-          <w:bCs/>
-          <w:b/>
-        </w:rPr>
-        <w:t xml:space="preserve">The two plants would not run in the same years.</w:t>
-      </w:r>
-      <w:r>
-        <w:t xml:space="preserve"> </w:t>
-      </w:r>
-      <w:r>
-        <w:t xml:space="preserve">- Darlington Unit 1 runs from 2030 [TODO: Leroy: in-service date].</w:t>
-      </w:r>
-      <w:r>
-        <w:t xml:space="preserve"> </w:t>
-      </w:r>
-      <w:r>
-        <w:t xml:space="preserve">- An Australian unit is unlikely before 2040, CSIRO’s earliest date for nuclear (Graham, Hayward and Foster, 2024) [TO VERIFY that it covers SMRs]. The Coalition claimed 2035 (ABC News, 2024) [TO VERIFY; secondary].</w:t>
-      </w:r>
-      <w:r>
-        <w:t xml:space="preserve"> </w:t>
-      </w:r>
-      <w:r>
-        <w:t xml:space="preserve">- If coal leaves the NEM by 2038, as in AEMO’s Step Change scenario (Australian Energy Market Operator, 2024) [TO VERIFY; secondary], a 2040 unit displaces only a residual mix (30 g/kWh, assumed).</w:t>
-      </w:r>
-    </w:p>
-    <w:p>
-      <w:pPr>
-        <w:pStyle w:val="BodyText"/>
-      </w:pPr>
-      <w:r>
-        <w:rPr>
-          <w:bCs/>
-          <w:b/>
-        </w:rPr>
-        <w:t xml:space="preserve">CO₂e avoided to 2050 (Figure F6):</w:t>
-      </w:r>
-      <w:r>
-        <w:t xml:space="preserve"> </w:t>
-      </w:r>
-      <w:r>
-        <w:t xml:space="preserve">-</w:t>
-      </w:r>
-      <w:r>
-        <w:t xml:space="preserve"> </w:t>
-      </w:r>
-      <w:r>
-        <w:rPr>
-          <w:bCs/>
-          <w:b/>
-        </w:rPr>
-        <w:t xml:space="preserve">Darlington Unit 1:</w:t>
-      </w:r>
-      <w:r>
-        <w:t xml:space="preserve"> </w:t>
-      </w:r>
-      <w:r>
-        <w:rPr>
-          <w:bCs/>
-          <w:b/>
-        </w:rPr>
-        <w:t xml:space="preserve">1.0–6.8 Mt</w:t>
-      </w:r>
-      <w:r>
-        <w:t xml:space="preserve">, from the average trajectory to the declining marginal factor.</w:t>
-      </w:r>
-      <w:r>
-        <w:t xml:space="preserve"> </w:t>
-      </w:r>
-      <w:r>
-        <w:t xml:space="preserve">-</w:t>
-      </w:r>
-      <w:r>
-        <w:t xml:space="preserve"> </w:t>
-      </w:r>
-      <w:r>
-        <w:rPr>
-          <w:bCs/>
-          <w:b/>
-        </w:rPr>
-        <w:t xml:space="preserve">Liddell:</w:t>
-      </w:r>
-      <w:r>
-        <w:t xml:space="preserve"> </w:t>
-      </w:r>
-      <w:r>
-        <w:rPr>
-          <w:bCs/>
-          <w:b/>
-        </w:rPr>
-        <w:t xml:space="preserve">0.67–3.9 Mt</w:t>
-      </w:r>
-      <w:r>
-        <w:t xml:space="preserve">, from the Step Change proxy to a slower transition. It reaches 16.5 Mt only if the NEM stays at 640 g/kWh.</w:t>
-      </w:r>
-      <w:r>
-        <w:t xml:space="preserve"> </w:t>
-      </w:r>
-      <w:r>
-        <w:t xml:space="preserve">-</w:t>
-      </w:r>
-      <w:r>
-        <w:t xml:space="preserve"> </w:t>
-      </w:r>
-      <w:r>
-        <w:rPr>
-          <w:bCs/>
-          <w:b/>
-        </w:rPr>
-        <w:t xml:space="preserve">Whole life:</w:t>
-      </w:r>
-      <w:r>
-        <w:t xml:space="preserve"> </w:t>
-      </w:r>
-      <w:r>
-        <w:t xml:space="preserve">the two sites are close, at 2.0–7.8 Mt against 3.7–6.8 Mt.</w:t>
-      </w:r>
-    </w:p>
-    <w:p>
-      <w:pPr>
-        <w:pStyle w:val="BodyText"/>
-      </w:pPr>
-      <w:r>
-        <w:rPr>
-          <w:bCs/>
-          <w:b/>
-        </w:rPr>
-        <w:t xml:space="preserve">What moves the results.</w:t>
-      </w:r>
-      <w:r>
-        <w:t xml:space="preserve"> </w:t>
-      </w:r>
-      <w:r>
-        <w:t xml:space="preserve">The grid trajectory, the start year and the post-coal floor move them by an order of magnitude. Capacity factor, net output and our life-cycle interval (3.0–5.8 g/kWh, which gives 630–702 kt) move them by only a few per cent (Appendix B4). Each year Australia takes to change the law, license and build costs 0.19–1.50 Mt per unit to 2050 (§8.1).</w:t>
-      </w:r>
-    </w:p>
-    <w:p>
-      <w:pPr>
-        <w:pStyle w:val="BodyText"/>
-      </w:pPr>
-      <w:r>
-        <w:rPr>
-          <w:bCs/>
-          <w:b/>
-        </w:rPr>
-        <w:t xml:space="preserve">Two caveats.</w:t>
-      </w:r>
-      <w:r>
-        <w:t xml:space="preserve"> </w:t>
-      </w:r>
-      <w:r>
-        <w:t xml:space="preserve">- The grid factors count combustion only, while ours is a life-cycle value, so displacement is slightly understated.</w:t>
-      </w:r>
-      <w:r>
-        <w:t xml:space="preserve"> </w:t>
-      </w:r>
-      <w:r>
-        <w:t xml:space="preserve">- Liddell closed in 2023 (Australian Energy Regulator, 2021) [TO VERIFY closure date]. An SMR there would reuse the site and its grid connection, but it would displace the NEM mix, not Liddell.</w:t>
-      </w:r>
-    </w:p>
-    <w:p>
-      <w:pPr>
-        <w:pStyle w:val="BodyText"/>
-      </w:pPr>
-      <w:r>
-        <w:rPr>
-          <w:bCs/>
-          <w:b/>
-        </w:rPr>
-        <w:t xml:space="preserve">So an SMR’s climate value depends on when it runs and what it displaces, not on today’s coal share.</w:t>
-      </w:r>
-      <w:r>
-        <w:t xml:space="preserve"> </w:t>
-      </w:r>
-      <w:r>
-        <w:t xml:space="preserve">In Ontario the case rests on displacing marginal gas. At Liddell it rests on the NEM decarbonising slowly.</w:t>
-      </w:r>
-    </w:p>
-    <w:p>
-      <w:pPr>
-        <w:pStyle w:val="BodyText"/>
-      </w:pPr>
-      <w:r>
-        <w:rPr>
-          <w:bCs/>
-          <w:b/>
-        </w:rPr>
-        <w:t xml:space="preserve">[TODO: Figure 6 image missing]</w:t>
-      </w:r>
-      <w:r>
-        <w:t xml:space="preserve"> </w:t>
-      </w:r>
-      <w:r>
-        <w:rPr>
-          <w:iCs/>
-          <w:i/>
-        </w:rPr>
-        <w:t xml:space="preserve">Figure 6. CO₂e avoided by one BWRX-300 to 2050 and over its 60-year life: Darlington Unit 1 from 2030 (Ontario average trajectory; marginal, declining; marginal flat as upper bound) against Liddell from 2035 and 2040 (Step Change proxy; slow transition; frozen grid as upper bound). Inset: CO₂e lost per month of delay to one of Units 2–4, against C1’s per-unit saving (1.73 kt). Data series in Tables B17 and B20. | Source: this study, scripts/displacement.py and scripts/schedule_value.py; grid factors The Atmospheric Fund (2025), Department of Climate Change, Energy, the Environment and Water (2025), Independent Electricity System Operator (2024), Australian Energy Market Operator (2024) [TO VERIFY]. | File: TODO: plot script not yet written; draw from results/displacement.md §3 and schedule_value.md §2</w:t>
-      </w:r>
-    </w:p>
-    <w:bookmarkEnd w:id="48"/>
-    <w:bookmarkStart w:id="49" w:name="the-same-money-on-firmed-renewables"/>
-    <w:p>
-      <w:pPr>
-        <w:pStyle w:val="Heading3"/>
-      </w:pPr>
-      <w:r>
-        <w:t xml:space="preserve">7.3 The same money on firmed renewables</w:t>
-      </w:r>
-    </w:p>
-    <w:p>
-      <w:pPr>
-        <w:pStyle w:val="FirstParagraph"/>
-      </w:pPr>
-      <w:r>
-        <w:rPr>
-          <w:bCs/>
-          <w:b/>
-        </w:rPr>
-        <w:t xml:space="preserve">At GenCost’s 2030 costs, the money for one SMR unit would buy about 2.9 times as much energy from firmed renewables, which would avoid about 11 times more CO₂e to 2050 at Liddell.</w:t>
-      </w:r>
-    </w:p>
-    <w:p>
-      <w:pPr>
-        <w:pStyle w:val="BodyText"/>
-      </w:pPr>
-      <w:r>
-        <w:rPr>
-          <w:bCs/>
-          <w:b/>
-        </w:rPr>
-        <w:t xml:space="preserve">Full cost.</w:t>
-      </w:r>
-      <w:r>
-        <w:t xml:space="preserve"> </w:t>
-      </w:r>
-      <w:r>
-        <w:t xml:space="preserve">GenCost 2023-24 gives A$230–382/MWh for an SMR in 2030, against A$89–125 for solar and wind with integration costs (Graham, Hayward and Foster, 2024, as reported) [TO VERIFY: GenCost table/year]. At the midpoints, the same spend buys</w:t>
-      </w:r>
-      <w:r>
-        <w:t xml:space="preserve"> </w:t>
-      </w:r>
-      <w:r>
-        <w:rPr>
-          <w:bCs/>
-          <w:b/>
-        </w:rPr>
-        <w:t xml:space="preserve">2.9×</w:t>
-      </w:r>
-      <w:r>
-        <w:t xml:space="preserve"> </w:t>
-      </w:r>
-      <w:r>
-        <w:t xml:space="preserve">the energy (Figure F7). Suppose the renewables start in 2028 [assumption] and the SMR in 2040, on the slower trajectory. The renewables then avoid</w:t>
-      </w:r>
-      <w:r>
-        <w:t xml:space="preserve"> </w:t>
-      </w:r>
-      <w:r>
-        <w:rPr>
-          <w:bCs/>
-          <w:b/>
-        </w:rPr>
-        <w:t xml:space="preserve">10.9×</w:t>
-      </w:r>
-      <w:r>
-        <w:t xml:space="preserve"> </w:t>
-      </w:r>
-      <w:r>
-        <w:t xml:space="preserve">more CO₂e to 2050, and still 5.7× more in the worst case we tested for them (SMR A$230 against renewables A$153 [assumption]), or 4.9× if the SMR also costs only A$198 (Table B28).</w:t>
-      </w:r>
-    </w:p>
-    <w:p>
-      <w:pPr>
-        <w:pStyle w:val="BodyText"/>
-      </w:pPr>
-      <w:r>
-        <w:rPr>
-          <w:bCs/>
-          <w:b/>
-        </w:rPr>
-        <w:t xml:space="preserve">Alternative reading.</w:t>
-      </w:r>
-      <w:r>
-        <w:t xml:space="preserve"> </w:t>
-      </w:r>
-      <w:r>
-        <w:t xml:space="preserve">We read A$387–641 as GenCost’s 2023 value. If it is the 2030 value instead, the ratios are 5.0× and 19.1× (9.3–45.8× across cases). The conclusion holds either way. GenCost 2025-26 still ranks SMRs as the highest-cost option (Graham and Hayward, 2026) [TODO: its SMR and firmed-renewables values].</w:t>
-      </w:r>
-    </w:p>
-    <w:p>
-      <w:pPr>
-        <w:pStyle w:val="BodyText"/>
-      </w:pPr>
-      <w:r>
-        <w:rPr>
-          <w:bCs/>
-          <w:b/>
-        </w:rPr>
-        <w:t xml:space="preserve">Capital cost alone.</w:t>
-      </w:r>
-      <w:r>
-        <w:t xml:space="preserve"> </w:t>
-      </w:r>
-      <w:r>
-        <w:t xml:space="preserve">Darlington’s C$20.9 bn (Ontario Power Generation, 2025) is about A$23.4 bn (Reserve Bank of Australia, 2025) [TO VERIFY]. At 7% over 30 years that capital alone costs A$199/MWh. That is already enough to buy 1.9–2.7× the energy from renewables at about A$107/MWh (Graham, Hayward and Foster, 2024) [TO VERIFY].</w:t>
-      </w:r>
-    </w:p>
-    <w:p>
-      <w:pPr>
-        <w:pStyle w:val="BodyText"/>
-      </w:pPr>
-      <w:r>
-        <w:rPr>
-          <w:bCs/>
-          <w:b/>
-        </w:rPr>
-        <w:t xml:space="preserve">Check against our own costing.</w:t>
-      </w:r>
-      <w:r>
-        <w:t xml:space="preserve"> </w:t>
-      </w:r>
-      <w:r>
-        <w:t xml:space="preserve">Our full Darlington cost of A$221/MWh at 7% real sits just below GenCost’s 2030 range, plausibly because four units share infrastructure. It matches OPG’s reported C$149/MWh at a 4.9% discount rate (§8.2).</w:t>
-      </w:r>
-    </w:p>
-    <w:p>
-      <w:pPr>
-        <w:pStyle w:val="BodyText"/>
-      </w:pPr>
-      <w:r>
-        <w:rPr>
-          <w:bCs/>
-          <w:b/>
-        </w:rPr>
-        <w:t xml:space="preserve">Why renewables come out ahead.</w:t>
-      </w:r>
-      <w:r>
-        <w:t xml:space="preserve"> </w:t>
-      </w:r>
-      <w:r>
-        <w:t xml:space="preserve">They are cheaper per MWh and start about a decade earlier. Two limits apply: that much new renewable output would itself shift the grid trajectory, and integration costs rise beyond the renewable shares GenCost models. The Ontario rows use Australian costs and are indicative only (Appendix B6).</w:t>
-      </w:r>
-      <w:r>
-        <w:t xml:space="preserve"> </w:t>
-      </w:r>
-      <w:r>
-        <w:rPr>
-          <w:bCs/>
-          <w:b/>
-        </w:rPr>
         <w:t xml:space="preserve">On carbon per dollar, an SMR at Liddell loses.</w:t>
       </w:r>
       <w:r>
         <w:t xml:space="preserve"> </w:t>
       </w:r>
       <w:r>
-        <w:t xml:space="preserve">Its case has to rest on firm supply, land use, system security and a hedge against renewables or transmission falling behind, and §9 weighs these.</w:t>
-      </w:r>
-    </w:p>
-    <w:p>
-      <w:pPr>
-        <w:pStyle w:val="BodyText"/>
-      </w:pPr>
-      <w:r>
-        <w:rPr>
-          <w:bCs/>
-          <w:b/>
-        </w:rPr>
-        <w:t xml:space="preserve">[TODO: Figure 7 image missing]</w:t>
-      </w:r>
-      <w:r>
-        <w:t xml:space="preserve"> </w:t>
-      </w:r>
-      <w:r>
-        <w:rPr>
-          <w:iCs/>
-          <w:i/>
-        </w:rPr>
-        <w:t xml:space="preserve">Figure 7. Same money, Liddell: firmed renewables (from 2028) against one SMR unit (from 2040, slower transition), as the ratio of energy bought and of CO₂e avoided to 2050 under four cost cases: GenCost 2023-24 2030 midpoints (SMR A$306, renewables A$107: 2.9× / 10.9×); worst case for renewables (A$230 / A$153: 1.5× / 5.7×); the alternative reading (A$514 / A$102: 5.0× / 19.1×); the lowest SMR lead tested (A$198 / A$153: 1.3× / 4.9×). Data in Table B28. | Source: this study, scripts/same_money.py; costs Graham, Hayward and Foster (2024; 2025) and Kim and Macfarlane (2026) [TO VERIFY: GenCost table/year]. | File: TODO: plot script not yet written; draw from results/same_money.md §5</w:t>
-      </w:r>
-    </w:p>
-    <w:bookmarkEnd w:id="49"/>
-    <w:bookmarkStart w:id="50" w:name="what-this-means-for-the-initiative"/>
-    <w:p>
-      <w:pPr>
-        <w:pStyle w:val="Heading3"/>
-      </w:pPr>
-      <w:r>
-        <w:t xml:space="preserve">7.4 What this means for the initiative</w:t>
-      </w:r>
-    </w:p>
-    <w:p>
-      <w:pPr>
-        <w:pStyle w:val="FirstParagraph"/>
-      </w:pPr>
-      <w:r>
-        <w:t xml:space="preserve">C1 changes neither where an SMR is worth building nor what it displaces, and its value depends entirely on not delaying the plant. It gives §9 three inputs:</w:t>
-      </w:r>
-      <w:r>
-        <w:t xml:space="preserve"> </w:t>
-      </w:r>
-      <w:r>
-        <w:t xml:space="preserve">-</w:t>
-      </w:r>
-      <w:r>
-        <w:t xml:space="preserve"> </w:t>
-      </w:r>
-      <w:r>
-        <w:rPr>
-          <w:bCs/>
-          <w:b/>
-        </w:rPr>
-        <w:t xml:space="preserve">Environment:</w:t>
-      </w:r>
-      <w:r>
-        <w:t xml:space="preserve"> </w:t>
-      </w:r>
-      <w:r>
-        <w:t xml:space="preserve">“</w:t>
-      </w:r>
-      <w:r>
-        <w:t xml:space="preserve">SMR + C1</w:t>
-      </w:r>
-      <w:r>
-        <w:t xml:space="preserve">”</w:t>
-      </w:r>
-      <w:r>
-        <w:t xml:space="preserve"> </w:t>
-      </w:r>
-      <w:r>
-        <w:t xml:space="preserve">differs from</w:t>
-      </w:r>
-      <w:r>
-        <w:t xml:space="preserve"> </w:t>
-      </w:r>
-      <w:r>
-        <w:t xml:space="preserve">“</w:t>
-      </w:r>
-      <w:r>
-        <w:t xml:space="preserve">SMR</w:t>
-      </w:r>
-      <w:r>
-        <w:t xml:space="preserve">”</w:t>
-      </w:r>
-      <w:r>
-        <w:t xml:space="preserve"> </w:t>
-      </w:r>
-      <w:r>
-        <w:t xml:space="preserve">by about 0.3%.</w:t>
-      </w:r>
-      <w:r>
-        <w:t xml:space="preserve"> </w:t>
-      </w:r>
-      <w:r>
-        <w:t xml:space="preserve">-</w:t>
-      </w:r>
-      <w:r>
-        <w:t xml:space="preserve"> </w:t>
-      </w:r>
-      <w:r>
-        <w:rPr>
-          <w:bCs/>
-          <w:b/>
-        </w:rPr>
-        <w:t xml:space="preserve">Economy:</w:t>
-      </w:r>
-      <w:r>
-        <w:t xml:space="preserve"> </w:t>
-      </w:r>
-      <w:r>
-        <w:t xml:space="preserve">C1 is worth C$0.49–0.60 m, against C$33–110 m for each month of delay.</w:t>
-      </w:r>
-      <w:r>
-        <w:t xml:space="preserve"> </w:t>
-      </w:r>
-      <w:r>
-        <w:t xml:space="preserve">-</w:t>
-      </w:r>
-      <w:r>
-        <w:t xml:space="preserve"> </w:t>
-      </w:r>
-      <w:r>
-        <w:rPr>
-          <w:bCs/>
-          <w:b/>
-        </w:rPr>
-        <w:t xml:space="preserve">Feasibility:</w:t>
-      </w:r>
-      <w:r>
-        <w:t xml:space="preserve"> </w:t>
-      </w:r>
-      <w:r>
-        <w:t xml:space="preserve">C1 stands or falls on schedule neutrality.</w:t>
+        <w:t xml:space="preserve">Its case rests on firm supply, land use, system security and a hedge against renewables or transmission falling behind, which §9 weighs.</w:t>
+      </w:r>
+    </w:p>
+    <w:p>
+      <w:pPr>
+        <w:pStyle w:val="CaptionedFigure"/>
+      </w:pPr>
+      <w:r>
+        <w:drawing>
+          <wp:inline>
+            <wp:extent cx="4769583" cy="2577780"/>
+            <wp:effectExtent b="0" l="0" r="0" t="0"/>
+            <wp:docPr descr="Figure 7. Same money at Liddell: firmed renewables ÷ one SMR unit, as energy bought and CO₂e avoided to 2050, under four cost cases; the dashed line is parity. | Source: this study, Appendix B6 (Table B28)" title="" id="53" name="Picture"/>
+            <a:graphic>
+              <a:graphicData uri="http://schemas.openxmlformats.org/drawingml/2006/picture">
+                <pic:pic>
+                  <pic:nvPicPr>
+                    <pic:cNvPr descr="/home/user/MTE4593-Group-Assignment/03_LCA_Calculations/results/F7_same_money.png" id="54" name="Picture"/>
+                    <pic:cNvPicPr>
+                      <a:picLocks noChangeArrowheads="1" noChangeAspect="1"/>
+                    </pic:cNvPicPr>
+                  </pic:nvPicPr>
+                  <pic:blipFill>
+                    <a:blip r:embed="rId52"/>
+                    <a:stretch>
+                      <a:fillRect/>
+                    </a:stretch>
+                  </pic:blipFill>
+                  <pic:spPr bwMode="auto">
+                    <a:xfrm>
+                      <a:off x="0" y="0"/>
+                      <a:ext cx="4769583" cy="2577780"/>
+                    </a:xfrm>
+                    <a:prstGeom prst="rect">
+                      <a:avLst/>
+                    </a:prstGeom>
+                    <a:noFill/>
+                    <a:ln w="9525">
+                      <a:noFill/>
+                      <a:headEnd/>
+                      <a:tailEnd/>
+                    </a:ln>
+                  </pic:spPr>
+                </pic:pic>
+              </a:graphicData>
+            </a:graphic>
+          </wp:inline>
+        </w:drawing>
+      </w:r>
+    </w:p>
+    <w:p>
+      <w:pPr>
+        <w:pStyle w:val="ImageCaption"/>
+      </w:pPr>
+      <w:r>
+        <w:t xml:space="preserve">Figure 7. Same money at Liddell: firmed renewables ÷ one SMR unit, as energy bought and CO₂e avoided to 2050, under four cost cases; the dashed line is parity. | Source: this study, Appendix B6 (Table B28)</w:t>
       </w:r>
     </w:p>
     <w:p>
@@ -5808,9 +4923,9 @@
         </w:pict>
       </w:r>
     </w:p>
-    <w:bookmarkEnd w:id="50"/>
-    <w:bookmarkEnd w:id="51"/>
-    <w:bookmarkStart w:id="52" w:name="law-regulation-and-licensing"/>
+    <w:bookmarkEnd w:id="55"/>
+    <w:bookmarkEnd w:id="56"/>
+    <w:bookmarkStart w:id="57" w:name="law-regulation-and-licensing"/>
     <w:p>
       <w:pPr>
         <w:pStyle w:val="Heading2"/>
@@ -6460,8 +5575,8 @@
         </w:pict>
       </w:r>
     </w:p>
-    <w:bookmarkEnd w:id="52"/>
-    <w:bookmarkStart w:id="53" w:name="economics-finance-and-market-barriers"/>
+    <w:bookmarkEnd w:id="57"/>
+    <w:bookmarkStart w:id="58" w:name="economics-finance-and-market-barriers"/>
     <w:p>
       <w:pPr>
         <w:pStyle w:val="Heading2"/>
@@ -7510,8 +6625,8 @@
         </w:pict>
       </w:r>
     </w:p>
-    <w:bookmarkEnd w:id="53"/>
-    <w:bookmarkStart w:id="54" w:name="supply-concentration-and-geopolitics"/>
+    <w:bookmarkEnd w:id="58"/>
+    <w:bookmarkStart w:id="59" w:name="supply-concentration-and-geopolitics"/>
     <w:p>
       <w:pPr>
         <w:pStyle w:val="Heading2"/>
@@ -8183,8 +7298,8 @@
         </w:pict>
       </w:r>
     </w:p>
-    <w:bookmarkEnd w:id="54"/>
-    <w:bookmarkStart w:id="55" w:name="social-licence"/>
+    <w:bookmarkEnd w:id="59"/>
+    <w:bookmarkStart w:id="60" w:name="social-licence"/>
     <w:p>
       <w:pPr>
         <w:pStyle w:val="Heading2"/>
@@ -8216,25 +7331,7 @@
         <w:t xml:space="preserve"> </w:t>
       </w:r>
       <w:r>
-        <w:t xml:space="preserve">Australian support is real but soft. In 2024, 61% supported</w:t>
-      </w:r>
-      <w:r>
-        <w:t xml:space="preserve"> </w:t>
-      </w:r>
-      <w:r>
-        <w:t xml:space="preserve">“</w:t>
-      </w:r>
-      <w:r>
-        <w:t xml:space="preserve">using nuclear power to generate electricity</w:t>
-      </w:r>
-      <w:r>
-        <w:t xml:space="preserve">”</w:t>
-      </w:r>
-      <w:r>
-        <w:t xml:space="preserve"> </w:t>
-      </w:r>
-      <w:r>
-        <w:t xml:space="preserve">(Neelam, 2024), yet 59% wanted to keep the legal ban, up from 51% a year earlier (Griffith University Climate Action Beacon and Monash Climate Change Communication Research Hub, 2025) [TO VERIFY]. The two polls do not conflict: one asks about a technology, the other about the law, so support depends on framing, and older polls (2007, 2019) found support 16–20 points lower for a plant nearby (Newspoll, 2007; Essential Research, 2019) [TO VERIFY]. Safety data favour nuclear but do not settle opinion (Table T12). The health benefit, like the carbon benefit (§7), depends on what the reactor displaces, and coal leaves the National Electricity Market by 2038 in AEMO’s central scenario, before a Liddell SMR could run (Australian Energy Market Operator, 2024) [TO VERIFY].</w:t>
+        <w:t xml:space="preserve">In 2024, 61% of Australians supported using nuclear power to generate electricity (Neelam, 2024), yet 59% wanted to keep the legal ban, up from 51% a year earlier (Griffith University Climate Action Beacon and Monash Climate Change Communication Research Hub, 2025). One poll asks about a technology and the other about the law, so support depends on framing; older polls found support 16–20 points lower for a plant nearby (Newspoll, 2007; Essential Research, 2019). Safety data favour nuclear but do not settle opinion (Table T12). The health benefit, like the carbon benefit (§7), depends on what the reactor displaces.</w:t>
       </w:r>
     </w:p>
     <w:p>
@@ -8252,7 +7349,7 @@
         <w:t xml:space="preserve"> </w:t>
       </w:r>
       <w:r>
-        <w:t xml:space="preserve">At Darlington the CNSC found the duty to consult met (Canadian Nuclear Safety Commission [CNSC], 2025) [TO VERIFY], and in June 2026 the seven Williams Treaties First Nations agreed to lend C$700 m to the project, converting to equity once all four units are complete, with the loan guaranteed half each by federal and Ontario programmes (Williams Treaties First Nations et al., 2026) [TO VERIFY]. In 2023–24 two of the seven (Scugog Island and Curve Lake) told the CNSC their concerns had not been addressed; their view of the 2026 deal is not recorded (T12) [TO VERIFY], so equity is a means of consent, not a substitute for it. Australia’s precedent is a waste site chosen top-down and set aside by the Federal Court for apprehended bias after a ballot that excluded native title holders (</w:t>
+        <w:t xml:space="preserve">At Darlington the Canadian Nuclear Safety Commission (CNSC) found the duty to consult met (CNSC, 2025). In June 2026 the seven Williams Treaties First Nations agreed to lend C$700 m to the project, converting to equity once all four units are complete, guaranteed half each by federal and Ontario programmes (Williams Treaties First Nations et al., 2026). Two of the seven told the CNSC in 2023–24 that their concerns had not been addressed, so equity is a means of consent, not a substitute for it. Australia’s precedent is a waste site chosen top-down and set aside by the Federal Court for apprehended bias (</w:t>
       </w:r>
       <w:r>
         <w:rPr>
@@ -8265,7 +7362,7 @@
         <w:t xml:space="preserve"> </w:t>
       </w:r>
       <w:r>
-        <w:t xml:space="preserve">[2023] FCA 809) [TO VERIFY]. Canada’s waste agency instead used volunteer siting with a separate First Nation decision and a priced hosting agreement (Nuclear Waste Management Organization [NWMO], 2024a; 2024c) [TO VERIFY]. Scored on legitimacy, legal risk, speed, public cost and fairness, consent-based routes beat top-down siting under every weighting we tested (Table T13). Not building an SMR at Liddell scores higher still, because it needs no change in law or consent.</w:t>
+        <w:t xml:space="preserve">[2023] FCA 809). Canada’s waste agency instead used volunteer siting with a separate First Nation decision and a priced hosting agreement (Nuclear Waste Management Organization [NWMO], 2024a; 2024c). Scored on legitimacy, legal risk, speed, public cost and fairness, consent-based routes beat top-down siting by 3–6 points under every weighting, and not building scores highest (Appendix B8.3).</w:t>
       </w:r>
     </w:p>
     <w:p>
@@ -8283,7 +7380,7 @@
         <w:t xml:space="preserve"> </w:t>
       </w:r>
       <w:r>
-        <w:t xml:space="preserve">C1 changes no land use, emissions or waste, so it raises no new consent issue; its social value is indirect, as a lower-carbon build that OPG can report to its new First Nations and public equity partners (our inference). For Liddell, the low-regret steps can come before any repeal: a producer-funded waste body, and a two-key willingness test in which both the host community and the Traditional Owners must agree. A priced hosting agreement and First Nations equity backed by a federal loan guarantee, which Australia does not yet have [TO VERIFY], would follow, along with a skills plan coordinated with the AUKUS submarine programme (§8.6).</w:t>
+        <w:t xml:space="preserve">C1 changes no land use, emissions or waste, so it raises no new consent issue; its social value is indirect, as a lower-carbon build that OPG can report to its First Nations and public equity partners (our inference). For Liddell, low-regret steps can precede any repeal: a producer-funded waste body, and a two-key test in which both the host community and the Traditional Owners must agree. A priced hosting agreement, First Nations equity with a loan guarantee and a skills plan coordinated with AUKUS would follow (§8.6).</w:t>
       </w:r>
     </w:p>
     <w:p>
@@ -8305,36 +7402,7 @@
           <w:iCs/>
           <w:i/>
         </w:rPr>
-        <w:t xml:space="preserve">Source: Neelam (2024); Griffith University Climate Action Beacon and Monash Climate Change Communication Research Hub (2025); Newspoll (2007); Essential Research (2019); Ritchie (2020); Markandya and Wilkinson (2007); Australian Energy Market Operator (2024); CNSC (2025); Williams Treaties First Nations et al. (2026); Mississaugas of Scugog Island First Nation (2023); Curve Lake First Nation (2024); Municipality of Clarington (2024); Australian Electoral Commission (2019); Barngarla [2023] FCA 809; NWMO (2024a; 2024b; 2024c; n.d.); Department of Industry, Science, Energy and Resources (2020); Power Workers’ Union (2021); Conference Board of Canada (2021); Defence Connect (n.d.); Joint Standing Committee on Treaties (2024); Australian Council of Trade Unions (2024); Slovic (1987). Deaths avoided calculated in</w:t>
-      </w:r>
-      <w:r>
-        <w:rPr>
-          <w:iCs/>
-          <w:i/>
-        </w:rPr>
-        <w:t xml:space="preserve"> </w:t>
-      </w:r>
-      <w:r>
-        <w:rPr>
-          <w:rStyle w:val="VerbatimChar"/>
-          <w:iCs/>
-          <w:i/>
-        </w:rPr>
-        <w:t xml:space="preserve">social_licence.py</w:t>
-      </w:r>
-      <w:r>
-        <w:rPr>
-          <w:iCs/>
-          <w:i/>
-        </w:rPr>
-        <w:t xml:space="preserve"> </w:t>
-      </w:r>
-      <w:r>
-        <w:rPr>
-          <w:iCs/>
-          <w:i/>
-        </w:rPr>
-        <w:t xml:space="preserve">(Appendix B8.1). All [TO VERIFY].</w:t>
+        <w:t xml:space="preserve">Source: as cited in each cell; full source list in Appendix B8.</w:t>
       </w:r>
     </w:p>
     <w:tbl>
@@ -8412,19 +7480,43 @@
               <w:jc w:val="left"/>
             </w:pPr>
             <w:r>
-              <w:t xml:space="preserve">Public view</w:t>
-            </w:r>
-          </w:p>
-        </w:tc>
-        <w:tc>
-          <w:tcPr/>
-          <w:p>
-            <w:pPr>
-              <w:pStyle w:val="Compact"/>
-              <w:jc w:val="left"/>
-            </w:pPr>
-            <w:r>
-              <w:t xml:space="preserve">Host municipality</w:t>
+              <w:t xml:space="preserve">Deaths per TWh; deaths avoided per unit-year</w:t>
+            </w:r>
+          </w:p>
+        </w:tc>
+        <w:tc>
+          <w:tcPr/>
+          <w:p>
+            <w:pPr>
+              <w:pStyle w:val="Compact"/>
+              <w:jc w:val="left"/>
+            </w:pPr>
+            <w:r>
+              <w:t xml:space="preserve">Nuclear 0.03 vs gas 2.82 (Ritchie, 2020): about 6.6 avoided if gas is displaced</w:t>
+            </w:r>
+          </w:p>
+        </w:tc>
+        <w:tc>
+          <w:tcPr/>
+          <w:p>
+            <w:pPr>
+              <w:pStyle w:val="Compact"/>
+              <w:jc w:val="left"/>
+            </w:pPr>
+            <w:r>
+              <w:t xml:space="preserve">Coal 24.62: about 58, an upper bound; about zero against wind or solar (Markandya and Wilkinson, 2007)</w:t>
+            </w:r>
+          </w:p>
+        </w:tc>
+        <w:tc>
+          <w:tcPr/>
+          <w:p>
+            <w:pPr>
+              <w:pStyle w:val="Compact"/>
+              <w:jc w:val="left"/>
+            </w:pPr>
+            <w:r>
+              <w:t xml:space="preserve">Nuclear is about 820 times safer than coal, yet</w:t>
             </w:r>
             <w:r>
               <w:t xml:space="preserve"> </w:t>
@@ -8433,238 +7525,129 @@
               <w:t xml:space="preserve">“</w:t>
             </w:r>
             <w:r>
-              <w:t xml:space="preserve">very supportive</w:t>
+              <w:t xml:space="preserve">dread</w:t>
             </w:r>
             <w:r>
               <w:t xml:space="preserve">”</w:t>
             </w:r>
-          </w:p>
-        </w:tc>
-        <w:tc>
-          <w:tcPr/>
-          <w:p>
-            <w:pPr>
-              <w:pStyle w:val="Compact"/>
-              <w:jc w:val="left"/>
-            </w:pPr>
-            <w:r>
-              <w:t xml:space="preserve">National: 61% support nuclear electricity (2024, latest), but 59% keep the ban; older polls (2007, 2019) found local support 16–20 points lower</w:t>
-            </w:r>
-          </w:p>
-        </w:tc>
-        <w:tc>
-          <w:tcPr/>
-          <w:p>
-            <w:pPr>
-              <w:pStyle w:val="Compact"/>
-              <w:jc w:val="left"/>
-            </w:pPr>
-            <w:r>
-              <w:t xml:space="preserve">Support is conditional; a local poll is needed before any siting</w:t>
-            </w:r>
-          </w:p>
-        </w:tc>
-      </w:tr>
-      <w:tr>
-        <w:tc>
-          <w:tcPr/>
-          <w:p>
-            <w:pPr>
-              <w:pStyle w:val="Compact"/>
-              <w:jc w:val="left"/>
-            </w:pPr>
-            <w:r>
-              <w:t xml:space="preserve">Deaths per TWh; deaths avoided per unit-year</w:t>
-            </w:r>
-          </w:p>
-        </w:tc>
-        <w:tc>
-          <w:tcPr/>
-          <w:p>
-            <w:pPr>
-              <w:pStyle w:val="Compact"/>
-              <w:jc w:val="left"/>
-            </w:pPr>
-            <w:r>
-              <w:t xml:space="preserve">Nuclear 0.03 vs gas 2.82: about 6.6 if it displaces gas (Ontario has no coal)</w:t>
-            </w:r>
-          </w:p>
-        </w:tc>
-        <w:tc>
-          <w:tcPr/>
-          <w:p>
-            <w:pPr>
-              <w:pStyle w:val="Compact"/>
-              <w:jc w:val="left"/>
-            </w:pPr>
-            <w:r>
-              <w:t xml:space="preserve">Coal 24.62: about 58, an upper bound because coal exits by 2038; about zero against wind or solar</w:t>
-            </w:r>
-          </w:p>
-        </w:tc>
-        <w:tc>
-          <w:tcPr/>
-          <w:p>
-            <w:pPr>
-              <w:pStyle w:val="Compact"/>
-              <w:jc w:val="left"/>
-            </w:pPr>
-            <w:r>
-              <w:t xml:space="preserve">Nuclear’s death rate is about 820 times below coal’s, yet it sits at the extreme of the</w:t>
-            </w:r>
             <w:r>
               <w:t xml:space="preserve"> </w:t>
             </w:r>
             <w:r>
-              <w:t xml:space="preserve">“</w:t>
-            </w:r>
-            <w:r>
-              <w:t xml:space="preserve">dread</w:t>
-            </w:r>
-            <w:r>
-              <w:t xml:space="preserve">”</w:t>
+              <w:t xml:space="preserve">risk factors keep acceptance low (Slovic, 1987); Appendix B8.1</w:t>
+            </w:r>
+          </w:p>
+        </w:tc>
+      </w:tr>
+      <w:tr>
+        <w:tc>
+          <w:tcPr/>
+          <w:p>
+            <w:pPr>
+              <w:pStyle w:val="Compact"/>
+              <w:jc w:val="left"/>
+            </w:pPr>
+            <w:r>
+              <w:t xml:space="preserve">Traditional Owners and consent</w:t>
+            </w:r>
+          </w:p>
+        </w:tc>
+        <w:tc>
+          <w:tcPr/>
+          <w:p>
+            <w:pPr>
+              <w:pStyle w:val="Compact"/>
+              <w:jc w:val="left"/>
+            </w:pPr>
+            <w:r>
+              <w:t xml:space="preserve">Williams Treaties First Nations; duty to consult met; C$700 m loan converting to equity (Williams Treaties First Nations et al., 2026)</w:t>
+            </w:r>
+          </w:p>
+        </w:tc>
+        <w:tc>
+          <w:tcPr/>
+          <w:p>
+            <w:pPr>
+              <w:pStyle w:val="Compact"/>
+              <w:jc w:val="left"/>
+            </w:pPr>
+            <w:r>
+              <w:t xml:space="preserve">Wonnarua people: no public position located in our searches, itself a finding; no process</w:t>
+            </w:r>
+          </w:p>
+        </w:tc>
+        <w:tc>
+          <w:tcPr/>
+          <w:p>
+            <w:pPr>
+              <w:pStyle w:val="Compact"/>
+              <w:jc w:val="left"/>
+            </w:pPr>
+            <w:r>
+              <w:t xml:space="preserve">Canada has a funded way to say yes; Australia has none</w:t>
+            </w:r>
+          </w:p>
+        </w:tc>
+      </w:tr>
+      <w:tr>
+        <w:tc>
+          <w:tcPr/>
+          <w:p>
+            <w:pPr>
+              <w:pStyle w:val="Compact"/>
+              <w:jc w:val="left"/>
+            </w:pPr>
+            <w:r>
+              <w:t xml:space="preserve">Residual dissent and litigation</w:t>
+            </w:r>
+          </w:p>
+        </w:tc>
+        <w:tc>
+          <w:tcPr/>
+          <w:p>
+            <w:pPr>
+              <w:pStyle w:val="Compact"/>
+              <w:jc w:val="left"/>
+            </w:pPr>
+            <w:r>
+              <w:t xml:space="preserve">Scugog Island and Curve Lake raised unmet concerns in 2023–24; their view of the 2026 deal is not recorded (Mississaugas of Scugog Island First Nation, 2023; Curve Lake First Nation, 2024)</w:t>
+            </w:r>
+          </w:p>
+        </w:tc>
+        <w:tc>
+          <w:tcPr/>
+          <w:p>
+            <w:pPr>
+              <w:pStyle w:val="Compact"/>
+              <w:jc w:val="left"/>
+            </w:pPr>
+            <w:r>
+              <w:t xml:space="preserve">Kimba ballot 61.6% yes, below the reported 65% benchmark, Barngarla excluded; declaration set aside (</w:t>
+            </w:r>
+            <w:r>
+              <w:rPr>
+                <w:iCs/>
+                <w:i/>
+              </w:rPr>
+              <w:t xml:space="preserve">Barngarla</w:t>
             </w:r>
             <w:r>
               <w:t xml:space="preserve"> </w:t>
             </w:r>
             <w:r>
-              <w:t xml:space="preserve">and</w:t>
-            </w:r>
-            <w:r>
-              <w:t xml:space="preserve"> </w:t>
-            </w:r>
-            <w:r>
-              <w:t xml:space="preserve">“</w:t>
-            </w:r>
-            <w:r>
-              <w:t xml:space="preserve">unknown</w:t>
-            </w:r>
-            <w:r>
-              <w:t xml:space="preserve">”</w:t>
-            </w:r>
-            <w:r>
-              <w:t xml:space="preserve"> </w:t>
-            </w:r>
-            <w:r>
-              <w:t xml:space="preserve">risk factors (Slovic, 1987) [TO VERIFY], so safety data do not build acceptance (working: Appendix B8.1)</w:t>
-            </w:r>
-          </w:p>
-        </w:tc>
-      </w:tr>
-      <w:tr>
-        <w:tc>
-          <w:tcPr/>
-          <w:p>
-            <w:pPr>
-              <w:pStyle w:val="Compact"/>
-              <w:jc w:val="left"/>
-            </w:pPr>
-            <w:r>
-              <w:t xml:space="preserve">Traditional Owners and consent mechanism</w:t>
-            </w:r>
-          </w:p>
-        </w:tc>
-        <w:tc>
-          <w:tcPr/>
-          <w:p>
-            <w:pPr>
-              <w:pStyle w:val="Compact"/>
-              <w:jc w:val="left"/>
-            </w:pPr>
-            <w:r>
-              <w:t xml:space="preserve">Williams Treaties First Nations; duty to consult met; C$700 m loan converting to equity, guaranteed 50/50 by federal and Ontario programmes</w:t>
-            </w:r>
-          </w:p>
-        </w:tc>
-        <w:tc>
-          <w:tcPr/>
-          <w:p>
-            <w:pPr>
-              <w:pStyle w:val="Compact"/>
-              <w:jc w:val="left"/>
-            </w:pPr>
-            <w:r>
-              <w:t xml:space="preserve">Wonnarua people; no public position located in our searches (October 2026), which is itself a finding; no process</w:t>
-            </w:r>
-          </w:p>
-        </w:tc>
-        <w:tc>
-          <w:tcPr/>
-          <w:p>
-            <w:pPr>
-              <w:pStyle w:val="Compact"/>
-              <w:jc w:val="left"/>
-            </w:pPr>
-            <w:r>
-              <w:t xml:space="preserve">Canada has a funded way to say yes; Australia has none</w:t>
-            </w:r>
-          </w:p>
-        </w:tc>
-      </w:tr>
-      <w:tr>
-        <w:tc>
-          <w:tcPr/>
-          <w:p>
-            <w:pPr>
-              <w:pStyle w:val="Compact"/>
-              <w:jc w:val="left"/>
-            </w:pPr>
-            <w:r>
-              <w:t xml:space="preserve">Residual dissent and litigation</w:t>
-            </w:r>
-          </w:p>
-        </w:tc>
-        <w:tc>
-          <w:tcPr/>
-          <w:p>
-            <w:pPr>
-              <w:pStyle w:val="Compact"/>
-              <w:jc w:val="left"/>
-            </w:pPr>
-            <w:r>
-              <w:t xml:space="preserve">In 2023–24 Mississaugas of Scugog Island sought</w:t>
-            </w:r>
-            <w:r>
-              <w:t xml:space="preserve"> </w:t>
-            </w:r>
-            <w:r>
-              <w:t xml:space="preserve">“</w:t>
-            </w:r>
-            <w:r>
-              <w:t xml:space="preserve">conditions for consent</w:t>
-            </w:r>
-            <w:r>
-              <w:t xml:space="preserve">”</w:t>
-            </w:r>
-            <w:r>
-              <w:t xml:space="preserve"> </w:t>
-            </w:r>
-            <w:r>
-              <w:t xml:space="preserve">and Curve Lake said treaty rights were not shown to be considered; their view of the 2026 deal is not recorded</w:t>
-            </w:r>
-          </w:p>
-        </w:tc>
-        <w:tc>
-          <w:tcPr/>
-          <w:p>
-            <w:pPr>
-              <w:pStyle w:val="Compact"/>
-              <w:jc w:val="left"/>
-            </w:pPr>
-            <w:r>
-              <w:t xml:space="preserve">Kimba waste ballot: 61.6% yes, below the reported 65% benchmark, Barngarla excluded (their own poll 100% no); the 2023 Federal Court set aside the ministerial declaration for apprehended bias</w:t>
-            </w:r>
-          </w:p>
-        </w:tc>
-        <w:tc>
-          <w:tcPr/>
-          <w:p>
-            <w:pPr>
-              <w:pStyle w:val="Compact"/>
-              <w:jc w:val="left"/>
-            </w:pPr>
-            <w:r>
-              <w:t xml:space="preserve">Excluding Traditional Owners left the declaration open to challenge in court</w:t>
+              <w:t xml:space="preserve">[2023] FCA 809)</w:t>
+            </w:r>
+          </w:p>
+        </w:tc>
+        <w:tc>
+          <w:tcPr/>
+          <w:p>
+            <w:pPr>
+              <w:pStyle w:val="Compact"/>
+              <w:jc w:val="left"/>
+            </w:pPr>
+            <w:r>
+              <w:t xml:space="preserve">Excluding Traditional Owners left the declaration open to challenge</w:t>
             </w:r>
           </w:p>
         </w:tc>
@@ -8690,19 +7673,19 @@
               <w:jc w:val="left"/>
             </w:pPr>
             <w:r>
-              <w:t xml:space="preserve">Volunteer siting from 2010: 22 communities to 1 in 14 years; Ignace vote 77%; C$170 m over 81 years to the host; C$26 bn lifecycle cost paid by producers</w:t>
-            </w:r>
-          </w:p>
-        </w:tc>
-        <w:tc>
-          <w:tcPr/>
-          <w:p>
-            <w:pPr>
-              <w:pStyle w:val="Compact"/>
-              <w:jc w:val="left"/>
-            </w:pPr>
-            <w:r>
-              <w:t xml:space="preserve">No disposal route even for research-reactor waste</w:t>
+              <w:t xml:space="preserve">Volunteer siting from 2010: 22 communities to 1; Ignace vote 77%; C$170 m over 81 years to the host; C$26 bn paid by producers (NWMO, 2024c; n.d.)</w:t>
+            </w:r>
+          </w:p>
+        </w:tc>
+        <w:tc>
+          <w:tcPr/>
+          <w:p>
+            <w:pPr>
+              <w:pStyle w:val="Compact"/>
+              <w:jc w:val="left"/>
+            </w:pPr>
+            <w:r>
+              <w:t xml:space="preserve">No disposal route, even for research-reactor waste</w:t>
             </w:r>
           </w:p>
         </w:tc>
@@ -8728,43 +7711,31 @@
               <w:jc w:val="left"/>
             </w:pPr>
             <w:r>
-              <w:t xml:space="preserve">Workforce and unions</w:t>
-            </w:r>
-          </w:p>
-        </w:tc>
-        <w:tc>
-          <w:tcPr/>
-          <w:p>
-            <w:pPr>
-              <w:pStyle w:val="Compact"/>
-              <w:jc w:val="left"/>
-            </w:pPr>
-            <w:r>
-              <w:t xml:space="preserve">About 1,900 union members at the site; about 1,600 manufacturing and construction and 200 operating jobs per SMR (average annual, direct and related, gross); unions support</w:t>
-            </w:r>
-          </w:p>
-        </w:tc>
-        <w:tc>
-          <w:tcPr/>
-          <w:p>
-            <w:pPr>
-              <w:pStyle w:val="Compact"/>
-              <w:jc w:val="left"/>
-            </w:pPr>
-            <w:r>
-              <w:t xml:space="preserve">“</w:t>
-            </w:r>
-            <w:r>
-              <w:t xml:space="preserve">No current Australian talent pool</w:t>
-            </w:r>
-            <w:r>
-              <w:t xml:space="preserve">”</w:t>
-            </w:r>
-            <w:r>
-              <w:t xml:space="preserve"> </w:t>
-            </w:r>
-            <w:r>
-              <w:t xml:space="preserve">for civil nuclear roles; 76,950-worker shortfall in four trades by 2030–31 (before submarine demand [TO VERIFY]); AUKUS needs about 20,000 jobs over 30 years; ACTU and ETU oppose</w:t>
+              <w:t xml:space="preserve">Workforce</w:t>
+            </w:r>
+          </w:p>
+        </w:tc>
+        <w:tc>
+          <w:tcPr/>
+          <w:p>
+            <w:pPr>
+              <w:pStyle w:val="Compact"/>
+              <w:jc w:val="left"/>
+            </w:pPr>
+            <w:r>
+              <w:t xml:space="preserve">About 1,600 construction and 200 operating jobs per SMR (Conference Board of Canada, 2021); unions support (Power Workers’ Union, 2021)</w:t>
+            </w:r>
+          </w:p>
+        </w:tc>
+        <w:tc>
+          <w:tcPr/>
+          <w:p>
+            <w:pPr>
+              <w:pStyle w:val="Compact"/>
+              <w:jc w:val="left"/>
+            </w:pPr>
+            <w:r>
+              <w:t xml:space="preserve">No civil nuclear workforce; AUKUS needs about 20,000 jobs over 30 years (Joint Standing Committee on Treaties, 2024)</w:t>
             </w:r>
           </w:p>
         </w:tc>
@@ -8782,466 +7753,6 @@
         </w:tc>
       </w:tr>
     </w:tbl>
-    <w:p>
-      <w:pPr>
-        <w:pStyle w:val="BodyText"/>
-      </w:pPr>
-      <w:r>
-        <w:rPr>
-          <w:iCs/>
-          <w:i/>
-        </w:rPr>
-        <w:t xml:space="preserve">Table T13. Social-licence routes for an SMR at Liddell: total score (criteria scored 1–3 on legitimacy, legal risk, speed, public cost and fairness; one criterion doubled in each weighted column).</w:t>
-      </w:r>
-      <w:r>
-        <w:t xml:space="preserve"> </w:t>
-      </w:r>
-      <w:r>
-        <w:rPr>
-          <w:iCs/>
-          <w:i/>
-        </w:rPr>
-        <w:t xml:space="preserve">Source: our judgement from the evidence in T12, calculated in</w:t>
-      </w:r>
-      <w:r>
-        <w:rPr>
-          <w:iCs/>
-          <w:i/>
-        </w:rPr>
-        <w:t xml:space="preserve"> </w:t>
-      </w:r>
-      <w:r>
-        <w:rPr>
-          <w:rStyle w:val="VerbatimChar"/>
-          <w:iCs/>
-          <w:i/>
-        </w:rPr>
-        <w:t xml:space="preserve">social_licence.py</w:t>
-      </w:r>
-      <w:r>
-        <w:rPr>
-          <w:iCs/>
-          <w:i/>
-        </w:rPr>
-        <w:t xml:space="preserve"> </w:t>
-      </w:r>
-      <w:r>
-        <w:rPr>
-          <w:iCs/>
-          <w:i/>
-        </w:rPr>
-        <w:t xml:space="preserve">(Appendix B8.3); route models from Newcastle Herald (2024b), NWMO (2024a; 2024c) and Williams Treaties First Nations et al. (2026). Scores [TO VERIFY] as their evidence is verified.</w:t>
-      </w:r>
-    </w:p>
-    <w:tbl>
-      <w:tblPr>
-        <w:tblStyle w:val="Table"/>
-        <w:tblW w:type="pct" w:w="5000"/>
-        <w:tblLook w:firstRow="1" w:lastRow="0" w:firstColumn="0" w:lastColumn="0" w:noHBand="0" w:noVBand="0" w:val="0020"/>
-        <w:jc w:val="start"/>
-      </w:tblPr>
-      <w:tblGrid>
-        <w:gridCol w:w="1033"/>
-        <w:gridCol w:w="1377"/>
-        <w:gridCol w:w="1377"/>
-        <w:gridCol w:w="1377"/>
-        <w:gridCol w:w="1377"/>
-        <w:gridCol w:w="1377"/>
-      </w:tblGrid>
-      <w:tr>
-        <w:trPr>
-          <w:tblHeader w:val="true"/>
-        </w:trPr>
-        <w:tc>
-          <w:tcPr/>
-          <w:p>
-            <w:pPr>
-              <w:pStyle w:val="Compact"/>
-              <w:jc w:val="left"/>
-            </w:pPr>
-            <w:r>
-              <w:t xml:space="preserve">Route</w:t>
-            </w:r>
-          </w:p>
-        </w:tc>
-        <w:tc>
-          <w:tcPr/>
-          <w:p>
-            <w:pPr>
-              <w:pStyle w:val="Compact"/>
-              <w:jc w:val="right"/>
-            </w:pPr>
-            <w:r>
-              <w:t xml:space="preserve">Equal weights</w:t>
-            </w:r>
-          </w:p>
-        </w:tc>
-        <w:tc>
-          <w:tcPr/>
-          <w:p>
-            <w:pPr>
-              <w:pStyle w:val="Compact"/>
-              <w:jc w:val="right"/>
-            </w:pPr>
-            <w:r>
-              <w:t xml:space="preserve">Legitimacy ×2</w:t>
-            </w:r>
-          </w:p>
-        </w:tc>
-        <w:tc>
-          <w:tcPr/>
-          <w:p>
-            <w:pPr>
-              <w:pStyle w:val="Compact"/>
-              <w:jc w:val="right"/>
-            </w:pPr>
-            <w:r>
-              <w:t xml:space="preserve">Speed ×2</w:t>
-            </w:r>
-          </w:p>
-        </w:tc>
-        <w:tc>
-          <w:tcPr/>
-          <w:p>
-            <w:pPr>
-              <w:pStyle w:val="Compact"/>
-              <w:jc w:val="right"/>
-            </w:pPr>
-            <w:r>
-              <w:t xml:space="preserve">Fairness ×2</w:t>
-            </w:r>
-          </w:p>
-        </w:tc>
-        <w:tc>
-          <w:tcPr/>
-          <w:p>
-            <w:pPr>
-              <w:pStyle w:val="Compact"/>
-              <w:jc w:val="right"/>
-            </w:pPr>
-            <w:r>
-              <w:t xml:space="preserve">Public cost ×2</w:t>
-            </w:r>
-          </w:p>
-        </w:tc>
-      </w:tr>
-      <w:tr>
-        <w:tc>
-          <w:tcPr/>
-          <w:p>
-            <w:pPr>
-              <w:pStyle w:val="Compact"/>
-              <w:jc w:val="left"/>
-            </w:pPr>
-            <w:r>
-              <w:t xml:space="preserve">R1. Commonwealth-led siting, with compulsory acquisition if needed (2024 Coalition model)</w:t>
-            </w:r>
-          </w:p>
-        </w:tc>
-        <w:tc>
-          <w:tcPr/>
-          <w:p>
-            <w:pPr>
-              <w:pStyle w:val="Compact"/>
-              <w:jc w:val="right"/>
-            </w:pPr>
-            <w:r>
-              <w:t xml:space="preserve">7</w:t>
-            </w:r>
-          </w:p>
-        </w:tc>
-        <w:tc>
-          <w:tcPr/>
-          <w:p>
-            <w:pPr>
-              <w:pStyle w:val="Compact"/>
-              <w:jc w:val="right"/>
-            </w:pPr>
-            <w:r>
-              <w:t xml:space="preserve">8</w:t>
-            </w:r>
-          </w:p>
-        </w:tc>
-        <w:tc>
-          <w:tcPr/>
-          <w:p>
-            <w:pPr>
-              <w:pStyle w:val="Compact"/>
-              <w:jc w:val="right"/>
-            </w:pPr>
-            <w:r>
-              <w:t xml:space="preserve">9</w:t>
-            </w:r>
-          </w:p>
-        </w:tc>
-        <w:tc>
-          <w:tcPr/>
-          <w:p>
-            <w:pPr>
-              <w:pStyle w:val="Compact"/>
-              <w:jc w:val="right"/>
-            </w:pPr>
-            <w:r>
-              <w:t xml:space="preserve">8</w:t>
-            </w:r>
-          </w:p>
-        </w:tc>
-        <w:tc>
-          <w:tcPr/>
-          <w:p>
-            <w:pPr>
-              <w:pStyle w:val="Compact"/>
-              <w:jc w:val="right"/>
-            </w:pPr>
-            <w:r>
-              <w:t xml:space="preserve">9</w:t>
-            </w:r>
-          </w:p>
-        </w:tc>
-      </w:tr>
-      <w:tr>
-        <w:tc>
-          <w:tcPr/>
-          <w:p>
-            <w:pPr>
-              <w:pStyle w:val="Compact"/>
-              <w:jc w:val="left"/>
-            </w:pPr>
-            <w:r>
-              <w:t xml:space="preserve">R2. Volunteer host with a willingness test that includes Traditional Owners, plus a hosting agreement (NWMO model)</w:t>
-            </w:r>
-          </w:p>
-        </w:tc>
-        <w:tc>
-          <w:tcPr/>
-          <w:p>
-            <w:pPr>
-              <w:pStyle w:val="Compact"/>
-              <w:jc w:val="right"/>
-            </w:pPr>
-            <w:r>
-              <w:t xml:space="preserve">11</w:t>
-            </w:r>
-          </w:p>
-        </w:tc>
-        <w:tc>
-          <w:tcPr/>
-          <w:p>
-            <w:pPr>
-              <w:pStyle w:val="Compact"/>
-              <w:jc w:val="right"/>
-            </w:pPr>
-            <w:r>
-              <w:t xml:space="preserve">14</w:t>
-            </w:r>
-          </w:p>
-        </w:tc>
-        <w:tc>
-          <w:tcPr/>
-          <w:p>
-            <w:pPr>
-              <w:pStyle w:val="Compact"/>
-              <w:jc w:val="right"/>
-            </w:pPr>
-            <w:r>
-              <w:t xml:space="preserve">12</w:t>
-            </w:r>
-          </w:p>
-        </w:tc>
-        <w:tc>
-          <w:tcPr/>
-          <w:p>
-            <w:pPr>
-              <w:pStyle w:val="Compact"/>
-              <w:jc w:val="right"/>
-            </w:pPr>
-            <w:r>
-              <w:t xml:space="preserve">13</w:t>
-            </w:r>
-          </w:p>
-        </w:tc>
-        <w:tc>
-          <w:tcPr/>
-          <w:p>
-            <w:pPr>
-              <w:pStyle w:val="Compact"/>
-              <w:jc w:val="right"/>
-            </w:pPr>
-            <w:r>
-              <w:rPr>
-                <w:bCs/>
-                <w:b/>
-              </w:rPr>
-              <w:t xml:space="preserve">13</w:t>
-            </w:r>
-          </w:p>
-        </w:tc>
-      </w:tr>
-      <w:tr>
-        <w:tc>
-          <w:tcPr/>
-          <w:p>
-            <w:pPr>
-              <w:pStyle w:val="Compact"/>
-              <w:jc w:val="left"/>
-            </w:pPr>
-            <w:r>
-              <w:t xml:space="preserve">R3. R2 plus First Nations equity with a government loan guarantee (Williams Treaties model)</w:t>
-            </w:r>
-          </w:p>
-        </w:tc>
-        <w:tc>
-          <w:tcPr/>
-          <w:p>
-            <w:pPr>
-              <w:pStyle w:val="Compact"/>
-              <w:jc w:val="right"/>
-            </w:pPr>
-            <w:r>
-              <w:t xml:space="preserve">11</w:t>
-            </w:r>
-          </w:p>
-        </w:tc>
-        <w:tc>
-          <w:tcPr/>
-          <w:p>
-            <w:pPr>
-              <w:pStyle w:val="Compact"/>
-              <w:jc w:val="right"/>
-            </w:pPr>
-            <w:r>
-              <w:t xml:space="preserve">14</w:t>
-            </w:r>
-          </w:p>
-        </w:tc>
-        <w:tc>
-          <w:tcPr/>
-          <w:p>
-            <w:pPr>
-              <w:pStyle w:val="Compact"/>
-              <w:jc w:val="right"/>
-            </w:pPr>
-            <w:r>
-              <w:t xml:space="preserve">12</w:t>
-            </w:r>
-          </w:p>
-        </w:tc>
-        <w:tc>
-          <w:tcPr/>
-          <w:p>
-            <w:pPr>
-              <w:pStyle w:val="Compact"/>
-              <w:jc w:val="right"/>
-            </w:pPr>
-            <w:r>
-              <w:rPr>
-                <w:bCs/>
-                <w:b/>
-              </w:rPr>
-              <w:t xml:space="preserve">14</w:t>
-            </w:r>
-          </w:p>
-        </w:tc>
-        <w:tc>
-          <w:tcPr/>
-          <w:p>
-            <w:pPr>
-              <w:pStyle w:val="Compact"/>
-              <w:jc w:val="right"/>
-            </w:pPr>
-            <w:r>
-              <w:t xml:space="preserve">12</w:t>
-            </w:r>
-          </w:p>
-        </w:tc>
-      </w:tr>
-      <w:tr>
-        <w:tc>
-          <w:tcPr/>
-          <w:p>
-            <w:pPr>
-              <w:pStyle w:val="Compact"/>
-              <w:jc w:val="left"/>
-            </w:pPr>
-            <w:r>
-              <w:t xml:space="preserve">R4. No SMR: firmed renewables at Liddell (AGL’s plan)</w:t>
-            </w:r>
-          </w:p>
-        </w:tc>
-        <w:tc>
-          <w:tcPr/>
-          <w:p>
-            <w:pPr>
-              <w:pStyle w:val="Compact"/>
-              <w:jc w:val="right"/>
-            </w:pPr>
-            <w:r>
-              <w:t xml:space="preserve">14</w:t>
-            </w:r>
-          </w:p>
-        </w:tc>
-        <w:tc>
-          <w:tcPr/>
-          <w:p>
-            <w:pPr>
-              <w:pStyle w:val="Compact"/>
-              <w:jc w:val="right"/>
-            </w:pPr>
-            <w:r>
-              <w:t xml:space="preserve">17</w:t>
-            </w:r>
-          </w:p>
-        </w:tc>
-        <w:tc>
-          <w:tcPr/>
-          <w:p>
-            <w:pPr>
-              <w:pStyle w:val="Compact"/>
-              <w:jc w:val="right"/>
-            </w:pPr>
-            <w:r>
-              <w:t xml:space="preserve">17</w:t>
-            </w:r>
-          </w:p>
-        </w:tc>
-        <w:tc>
-          <w:tcPr/>
-          <w:p>
-            <w:pPr>
-              <w:pStyle w:val="Compact"/>
-              <w:jc w:val="right"/>
-            </w:pPr>
-            <w:r>
-              <w:t xml:space="preserve">16</w:t>
-            </w:r>
-          </w:p>
-        </w:tc>
-        <w:tc>
-          <w:tcPr/>
-          <w:p>
-            <w:pPr>
-              <w:pStyle w:val="Compact"/>
-              <w:jc w:val="right"/>
-            </w:pPr>
-            <w:r>
-              <w:t xml:space="preserve">17</w:t>
-            </w:r>
-          </w:p>
-        </w:tc>
-      </w:tr>
-    </w:tbl>
-    <w:p>
-      <w:pPr>
-        <w:pStyle w:val="BodyText"/>
-      </w:pPr>
-      <w:r>
-        <w:rPr>
-          <w:iCs/>
-          <w:i/>
-        </w:rPr>
-        <w:t xml:space="preserve">Reading: consent-based routes (R2, R3) beat top-down siting (R1) by 3–6 points under every weighting, even with R1’s advantages (speed, and public cost against R3) doubled. R4 scores highest throughout, so on social licence alone the Australian SMR case is weaker than the alternative; §9 weighs this against carbon and cost.</w:t>
-      </w:r>
-    </w:p>
     <w:p>
       <w:r>
         <w:pict>
@@ -9249,8 +7760,8 @@
         </w:pict>
       </w:r>
     </w:p>
-    <w:bookmarkEnd w:id="55"/>
-    <w:bookmarkStart w:id="59" w:name="stakeholders-and-money-flows"/>
+    <w:bookmarkEnd w:id="60"/>
+    <w:bookmarkStart w:id="64" w:name="stakeholders-and-money-flows"/>
     <w:p>
       <w:pPr>
         <w:pStyle w:val="Heading2"/>
@@ -9264,7 +7775,7 @@
         <w:pStyle w:val="FirstParagraph"/>
       </w:pPr>
       <w:r>
-        <w:t xml:space="preserve">At Darlington none of the seven high-power actors opposes the project; at Liddell three of the four do (the Commonwealth, NSW and AGL), and the only strong supporter, the federal Coalition, is in opposition. Our power-weighted stance scores (−2 to +2; our judgement, not survey data; Figure 8; Appendix B8.2) are +1.07 and −1.03.</w:t>
+        <w:t xml:space="preserve">At Darlington none of the seven high-power actors opposes the project; at Liddell three of the four do (the Commonwealth, NSW and AGL), and the only strong supporter, the federal Coalition, is in opposition. Our power-weighted stance scores (−2 to +2; our judgement, not survey data; Figure F8; Appendix B8.2) are +1.07 and −1.03.</w:t>
       </w:r>
     </w:p>
     <w:p>
@@ -9272,7 +7783,7 @@
         <w:pStyle w:val="BodyText"/>
       </w:pPr>
       <w:r>
-        <w:t xml:space="preserve">Money follows the same pattern (Table T14). OPG carries about 78% of Darlington on its balance sheet (by subtraction; our calculation), recovered through rates the Ontario Energy Board approves, while federal, provincial and First Nations finance lowers the cost of capital and spreads ownership. That model needs a publicly owned utility with a regulated rate base. Liddell has a private owner, so an SMR there would need Commonwealth ownership, as in the Coalition’s 2024 model, with taxpayers carrying the cost risk (ABC News, 2024) [TO VERIFY: news source; replace with the Coalition’s 19 June 2024 release, or state the limit in §11].</w:t>
+        <w:t xml:space="preserve">Money follows the same pattern (Table T14). OPG carries about 78% of Darlington on its balance sheet (by subtraction; our calculation), recovered through rates the Ontario Energy Board approves, while federal, provincial and First Nations finance lowers the cost of capital and spreads ownership. That model needs a publicly owned utility with a regulated rate base. Liddell has a private owner, so it would need Commonwealth ownership or underwriting (§8.2), with taxpayers carrying the cost risk under the Coalition’s 2024 model, as reported by ABC News (2024).</w:t>
       </w:r>
     </w:p>
     <w:p>
@@ -9292,18 +7803,18 @@
           <wp:inline>
             <wp:extent cx="5441315" cy="3894434"/>
             <wp:effectExtent b="0" l="0" r="0" t="0"/>
-            <wp:docPr descr="Figure 8. Stakeholder power/interest maps for Darlington Units 2–4 with C1 (left) and a hypothetical BWRX-300 at Liddell (right). Numbered markers identify actors; colour shows stance from strongly for to strongly against. Positions are our judgement from the evidence in §8.1–8.4. Insert 03_LCA_Calculations/results/F8_stakeholder_map.png here (re-export first: its footnote must read “our judgement”, not “analyst’s judgement”) | Source: our analysis (social_licence.py, Appendix B8.2), from the sources cited in §8.1–8.4" title="" id="57" name="Picture"/>
+            <wp:docPr descr="Figure 8. Stakeholder power/interest maps for Darlington Units 2–4 with C1 (left) and a hypothetical Liddell BWRX-300 (right). Colour shows stance; positions are our judgement from §8.1–8.4. Source: this study, Appendix B8.2." title="" id="62" name="Picture"/>
             <a:graphic>
               <a:graphicData uri="http://schemas.openxmlformats.org/drawingml/2006/picture">
                 <pic:pic>
                   <pic:nvPicPr>
-                    <pic:cNvPr descr="/home/user/MTE4593-Group-Assignment/03_LCA_Calculations/results/F8_stakeholder_map.png" id="58" name="Picture"/>
+                    <pic:cNvPr descr="/home/user/MTE4593-Group-Assignment/03_LCA_Calculations/results/F8_stakeholder_map.png" id="63" name="Picture"/>
                     <pic:cNvPicPr>
                       <a:picLocks noChangeArrowheads="1" noChangeAspect="1"/>
                     </pic:cNvPicPr>
                   </pic:nvPicPr>
                   <pic:blipFill>
-                    <a:blip r:embed="rId56"/>
+                    <a:blip r:embed="rId61"/>
                     <a:stretch>
                       <a:fillRect/>
                     </a:stretch>
@@ -9335,61 +7846,7 @@
         <w:pStyle w:val="ImageCaption"/>
       </w:pPr>
       <w:r>
-        <w:t xml:space="preserve">Figure 8. Stakeholder power/interest maps for Darlington Units 2–4 with C1 (left) and a hypothetical BWRX-300 at Liddell (right). Numbered markers identify actors; colour shows stance from strongly for to strongly against. Positions are our judgement from the evidence in §8.1–8.4. Insert</w:t>
-      </w:r>
-      <w:r>
-        <w:t xml:space="preserve"> </w:t>
-      </w:r>
-      <w:r>
-        <w:rPr>
-          <w:rStyle w:val="VerbatimChar"/>
-        </w:rPr>
-        <w:t xml:space="preserve">03_LCA_Calculations/results/F8_stakeholder_map.png</w:t>
-      </w:r>
-      <w:r>
-        <w:t xml:space="preserve"> </w:t>
-      </w:r>
-      <w:r>
-        <w:t xml:space="preserve">here (re-export first: its footnote must read</w:t>
-      </w:r>
-      <w:r>
-        <w:t xml:space="preserve"> </w:t>
-      </w:r>
-      <w:r>
-        <w:t xml:space="preserve">“</w:t>
-      </w:r>
-      <w:r>
-        <w:t xml:space="preserve">our judgement</w:t>
-      </w:r>
-      <w:r>
-        <w:t xml:space="preserve">”</w:t>
-      </w:r>
-      <w:r>
-        <w:t xml:space="preserve">, not</w:t>
-      </w:r>
-      <w:r>
-        <w:t xml:space="preserve"> </w:t>
-      </w:r>
-      <w:r>
-        <w:t xml:space="preserve">“</w:t>
-      </w:r>
-      <w:r>
-        <w:t xml:space="preserve">analyst’s judgement</w:t>
-      </w:r>
-      <w:r>
-        <w:t xml:space="preserve">”</w:t>
-      </w:r>
-      <w:r>
-        <w:t xml:space="preserve">) | Source: our analysis (</w:t>
-      </w:r>
-      <w:r>
-        <w:rPr>
-          <w:rStyle w:val="VerbatimChar"/>
-        </w:rPr>
-        <w:t xml:space="preserve">social_licence.py</w:t>
-      </w:r>
-      <w:r>
-        <w:t xml:space="preserve">, Appendix B8.2), from the sources cited in §8.1–8.4</w:t>
+        <w:t xml:space="preserve">Figure 8. Stakeholder power/interest maps for Darlington Units 2–4 with C1 (left) and a hypothetical Liddell BWRX-300 (right). Colour shows stance; positions are our judgement from §8.1–8.4. Source: this study, Appendix B8.2.</w:t>
       </w:r>
     </w:p>
     <w:p>
@@ -9401,7 +7858,7 @@
           <w:iCs/>
           <w:i/>
         </w:rPr>
-        <w:t xml:space="preserve">Table T14. Who pays and who earns: the C$20.9 bn Darlington New Nuclear Project, and the Liddell alternative.</w:t>
+        <w:t xml:space="preserve">Table T14. Who pays and who earns: the C$20.9 bn Darlington New Nuclear Project.</w:t>
       </w:r>
       <w:r>
         <w:t xml:space="preserve"> </w:t>
@@ -9411,36 +7868,7 @@
           <w:iCs/>
           <w:i/>
         </w:rPr>
-        <w:t xml:space="preserve">Source: Government of Ontario (2025); Canada Infrastructure Bank (2022); Canada Growth Fund and Building Ontario Fund (2025); Ontario Power Generation (2025b; 2026a); Williams Treaties First Nations et al. (2026); NWMO (2024c; n.d.); ABC News (2024); shares calculated in</w:t>
-      </w:r>
-      <w:r>
-        <w:rPr>
-          <w:iCs/>
-          <w:i/>
-        </w:rPr>
-        <w:t xml:space="preserve"> </w:t>
-      </w:r>
-      <w:r>
-        <w:rPr>
-          <w:rStyle w:val="VerbatimChar"/>
-          <w:iCs/>
-          <w:i/>
-        </w:rPr>
-        <w:t xml:space="preserve">social_licence.py</w:t>
-      </w:r>
-      <w:r>
-        <w:rPr>
-          <w:iCs/>
-          <w:i/>
-        </w:rPr>
-        <w:t xml:space="preserve"> </w:t>
-      </w:r>
-      <w:r>
-        <w:rPr>
-          <w:iCs/>
-          <w:i/>
-        </w:rPr>
-        <w:t xml:space="preserve">(Appendix B8.4). Debt and equity are added only to show scale. All [TO VERIFY].</w:t>
+        <w:t xml:space="preserve">Source: as cited in each row; shares calculated in Appendix B8.4.</w:t>
       </w:r>
     </w:p>
     <w:tbl>
@@ -9504,57 +7932,57 @@
               <w:jc w:val="left"/>
             </w:pPr>
             <w:r>
-              <w:t xml:space="preserve">Amount (share of C$20.9 bn)</w:t>
-            </w:r>
-          </w:p>
-        </w:tc>
-      </w:tr>
-      <w:tr>
-        <w:tc>
-          <w:tcPr/>
-          <w:p>
-            <w:pPr>
-              <w:pStyle w:val="Compact"/>
-              <w:jc w:val="left"/>
-            </w:pPr>
-            <w:r>
-              <w:t xml:space="preserve">OPG’s share, recovered through Ontario Energy Board-approved payment amounts</w:t>
-            </w:r>
-          </w:p>
-        </w:tc>
-        <w:tc>
-          <w:tcPr/>
-          <w:p>
-            <w:pPr>
-              <w:pStyle w:val="Compact"/>
-              <w:jc w:val="left"/>
-            </w:pPr>
-            <w:r>
-              <w:t xml:space="preserve">OPG’s balance sheet, repaid by Ontario ratepayers</w:t>
-            </w:r>
-          </w:p>
-        </w:tc>
-        <w:tc>
-          <w:tcPr/>
-          <w:p>
-            <w:pPr>
-              <w:pStyle w:val="Compact"/>
-              <w:jc w:val="left"/>
-            </w:pPr>
-            <w:r>
-              <w:t xml:space="preserve">GE Vernova Hitachi, its construction partners, suppliers (80% of spending claimed to go to Ontario firms)</w:t>
-            </w:r>
-          </w:p>
-        </w:tc>
-        <w:tc>
-          <w:tcPr/>
-          <w:p>
-            <w:pPr>
-              <w:pStyle w:val="Compact"/>
-              <w:jc w:val="left"/>
-            </w:pPr>
-            <w:r>
-              <w:t xml:space="preserve">C$16.2 bn (78%, by subtraction; our calculation)</w:t>
+              <w:t xml:space="preserve">Amount (share)</w:t>
+            </w:r>
+          </w:p>
+        </w:tc>
+      </w:tr>
+      <w:tr>
+        <w:tc>
+          <w:tcPr/>
+          <w:p>
+            <w:pPr>
+              <w:pStyle w:val="Compact"/>
+              <w:jc w:val="left"/>
+            </w:pPr>
+            <w:r>
+              <w:t xml:space="preserve">OPG’s share, recovered through Ontario Energy Board-approved rates</w:t>
+            </w:r>
+          </w:p>
+        </w:tc>
+        <w:tc>
+          <w:tcPr/>
+          <w:p>
+            <w:pPr>
+              <w:pStyle w:val="Compact"/>
+              <w:jc w:val="left"/>
+            </w:pPr>
+            <w:r>
+              <w:t xml:space="preserve">OPG, repaid by Ontario ratepayers (Ontario Power Generation, 2025b)</w:t>
+            </w:r>
+          </w:p>
+        </w:tc>
+        <w:tc>
+          <w:tcPr/>
+          <w:p>
+            <w:pPr>
+              <w:pStyle w:val="Compact"/>
+              <w:jc w:val="left"/>
+            </w:pPr>
+            <w:r>
+              <w:t xml:space="preserve">GE Vernova Hitachi, construction partners, suppliers</w:t>
+            </w:r>
+          </w:p>
+        </w:tc>
+        <w:tc>
+          <w:tcPr/>
+          <w:p>
+            <w:pPr>
+              <w:pStyle w:val="Compact"/>
+              <w:jc w:val="left"/>
+            </w:pPr>
+            <w:r>
+              <w:t xml:space="preserve">C$16.2 bn (78%)</w:t>
             </w:r>
           </w:p>
         </w:tc>
@@ -9580,7 +8008,7 @@
               <w:jc w:val="left"/>
             </w:pPr>
             <w:r>
-              <w:t xml:space="preserve">Canada Infrastructure Bank (federal)</w:t>
+              <w:t xml:space="preserve">Canada Infrastructure Bank (2022)</w:t>
             </w:r>
           </w:p>
         </w:tc>
@@ -9618,69 +8046,69 @@
               <w:jc w:val="left"/>
             </w:pPr>
             <w:r>
-              <w:t xml:space="preserve">Equity in two tranches; the second tied to Units 2–4 milestones</w:t>
-            </w:r>
-          </w:p>
-        </w:tc>
-        <w:tc>
-          <w:tcPr/>
-          <w:p>
-            <w:pPr>
-              <w:pStyle w:val="Compact"/>
-              <w:jc w:val="left"/>
-            </w:pPr>
-            <w:r>
-              <w:t xml:space="preserve">Canada Growth Fund (federal) and Building Ontario Fund (Ontario)</w:t>
-            </w:r>
-          </w:p>
-        </w:tc>
-        <w:tc>
-          <w:tcPr/>
-          <w:p>
-            <w:pPr>
-              <w:pStyle w:val="Compact"/>
-              <w:jc w:val="left"/>
-            </w:pPr>
-            <w:r>
-              <w:t xml:space="preserve">Returns on stakes of up to 15% and up to 7.5%</w:t>
-            </w:r>
-          </w:p>
-        </w:tc>
-        <w:tc>
-          <w:tcPr/>
-          <w:p>
-            <w:pPr>
-              <w:pStyle w:val="Compact"/>
-              <w:jc w:val="left"/>
-            </w:pPr>
-            <w:r>
-              <w:t xml:space="preserve">C$2.0 bn and C$1.0 bn (14.4%); C$0.585 bn received April 2026</w:t>
-            </w:r>
-          </w:p>
-        </w:tc>
-      </w:tr>
-      <w:tr>
-        <w:tc>
-          <w:tcPr/>
-          <w:p>
-            <w:pPr>
-              <w:pStyle w:val="Compact"/>
-              <w:jc w:val="left"/>
-            </w:pPr>
-            <w:r>
-              <w:t xml:space="preserve">Loan converting to equity after all four units</w:t>
-            </w:r>
-          </w:p>
-        </w:tc>
-        <w:tc>
-          <w:tcPr/>
-          <w:p>
-            <w:pPr>
-              <w:pStyle w:val="Compact"/>
-              <w:jc w:val="left"/>
-            </w:pPr>
-            <w:r>
-              <w:t xml:space="preserve">Williams Treaties First Nations; federal and Ontario guarantors carry the default risk</w:t>
+              <w:t xml:space="preserve">Equity in two tranches</w:t>
+            </w:r>
+          </w:p>
+        </w:tc>
+        <w:tc>
+          <w:tcPr/>
+          <w:p>
+            <w:pPr>
+              <w:pStyle w:val="Compact"/>
+              <w:jc w:val="left"/>
+            </w:pPr>
+            <w:r>
+              <w:t xml:space="preserve">Canada Growth Fund and Building Ontario Fund (2025)</w:t>
+            </w:r>
+          </w:p>
+        </w:tc>
+        <w:tc>
+          <w:tcPr/>
+          <w:p>
+            <w:pPr>
+              <w:pStyle w:val="Compact"/>
+              <w:jc w:val="left"/>
+            </w:pPr>
+            <w:r>
+              <w:t xml:space="preserve">Returns on stakes of up to 15% and 7.5%</w:t>
+            </w:r>
+          </w:p>
+        </w:tc>
+        <w:tc>
+          <w:tcPr/>
+          <w:p>
+            <w:pPr>
+              <w:pStyle w:val="Compact"/>
+              <w:jc w:val="left"/>
+            </w:pPr>
+            <w:r>
+              <w:t xml:space="preserve">C$3.0 bn (14.4%)</w:t>
+            </w:r>
+          </w:p>
+        </w:tc>
+      </w:tr>
+      <w:tr>
+        <w:tc>
+          <w:tcPr/>
+          <w:p>
+            <w:pPr>
+              <w:pStyle w:val="Compact"/>
+              <w:jc w:val="left"/>
+            </w:pPr>
+            <w:r>
+              <w:t xml:space="preserve">Loan converting to equity</w:t>
+            </w:r>
+          </w:p>
+        </w:tc>
+        <w:tc>
+          <w:tcPr/>
+          <w:p>
+            <w:pPr>
+              <w:pStyle w:val="Compact"/>
+              <w:jc w:val="left"/>
+            </w:pPr>
+            <w:r>
+              <w:t xml:space="preserve">Williams Treaties First Nations; guarantors carry default risk (2026)</w:t>
             </w:r>
           </w:p>
         </w:tc>
@@ -9705,110 +8133,6 @@
             </w:pPr>
             <w:r>
               <w:t xml:space="preserve">C$0.70 bn (3.3%)</w:t>
-            </w:r>
-          </w:p>
-        </w:tc>
-      </w:tr>
-      <w:tr>
-        <w:tc>
-          <w:tcPr/>
-          <w:p>
-            <w:pPr>
-              <w:pStyle w:val="Compact"/>
-              <w:jc w:val="left"/>
-            </w:pPr>
-            <w:r>
-              <w:t xml:space="preserve">Spent-fuel disposal (all Canadian used fuel)</w:t>
-            </w:r>
-          </w:p>
-        </w:tc>
-        <w:tc>
-          <w:tcPr/>
-          <w:p>
-            <w:pPr>
-              <w:pStyle w:val="Compact"/>
-              <w:jc w:val="left"/>
-            </w:pPr>
-            <w:r>
-              <w:t xml:space="preserve">OPG and other producers, so ratepayers, through statutory trust funds</w:t>
-            </w:r>
-          </w:p>
-        </w:tc>
-        <w:tc>
-          <w:tcPr/>
-          <w:p>
-            <w:pPr>
-              <w:pStyle w:val="Compact"/>
-              <w:jc w:val="left"/>
-            </w:pPr>
-            <w:r>
-              <w:t xml:space="preserve">Waste agency; host communities (Ignace: C$170 m over 81 years)</w:t>
-            </w:r>
-          </w:p>
-        </w:tc>
-        <w:tc>
-          <w:tcPr/>
-          <w:p>
-            <w:pPr>
-              <w:pStyle w:val="Compact"/>
-              <w:jc w:val="left"/>
-            </w:pPr>
-            <w:r>
-              <w:t xml:space="preserve">C$26 bn lifecycle (outside the C$20.9 bn)</w:t>
-            </w:r>
-          </w:p>
-        </w:tc>
-      </w:tr>
-      <w:tr>
-        <w:tc>
-          <w:tcPr/>
-          <w:p>
-            <w:pPr>
-              <w:pStyle w:val="Compact"/>
-              <w:jc w:val="left"/>
-            </w:pPr>
-            <w:r>
-              <w:rPr>
-                <w:bCs/>
-                <w:b/>
-              </w:rPr>
-              <w:t xml:space="preserve">Liddell (hypothetical)</w:t>
-            </w:r>
-          </w:p>
-        </w:tc>
-        <w:tc>
-          <w:tcPr/>
-          <w:p>
-            <w:pPr>
-              <w:pStyle w:val="Compact"/>
-              <w:jc w:val="left"/>
-            </w:pPr>
-            <w:r>
-              <w:t xml:space="preserve">Commonwealth taxpayers, under the 2024 Coalition model</w:t>
-            </w:r>
-          </w:p>
-        </w:tc>
-        <w:tc>
-          <w:tcPr/>
-          <w:p>
-            <w:pPr>
-              <w:pStyle w:val="Compact"/>
-              <w:jc w:val="left"/>
-            </w:pPr>
-            <w:r>
-              <w:t xml:space="preserve">Vendor and construction workforce; AGL, if paid for the site</w:t>
-            </w:r>
-          </w:p>
-        </w:tc>
-        <w:tc>
-          <w:tcPr/>
-          <w:p>
-            <w:pPr>
-              <w:pStyle w:val="Compact"/>
-              <w:jc w:val="left"/>
-            </w:pPr>
-            <w:r>
-              <w:t xml:space="preserve">Not costed (§8.2)</w:t>
             </w:r>
           </w:p>
         </w:tc>
@@ -9821,8 +8145,8 @@
         </w:pict>
       </w:r>
     </w:p>
-    <w:bookmarkEnd w:id="59"/>
-    <w:bookmarkStart w:id="60" w:name="implementation-pathway"/>
+    <w:bookmarkEnd w:id="64"/>
+    <w:bookmarkStart w:id="65" w:name="implementation-pathway"/>
     <w:p>
       <w:pPr>
         <w:pStyle w:val="Heading2"/>
@@ -10218,8 +8542,8 @@
         </w:pict>
       </w:r>
     </w:p>
-    <w:bookmarkEnd w:id="60"/>
-    <w:bookmarkStart w:id="64" w:name="X5539a185355627e6c3e07c8c8240218227305a6"/>
+    <w:bookmarkEnd w:id="65"/>
+    <w:bookmarkStart w:id="69" w:name="X5539a185355627e6c3e07c8c8240218227305a6"/>
     <w:p>
       <w:pPr>
         <w:pStyle w:val="Heading2"/>
@@ -10246,7 +8570,7 @@
         <w:t xml:space="preserve">C1 is a real but marginal gain: SMR + C1 and a plain SMR differ by about 0.3–0.4% on life-cycle emissions. No predefined weight set, input change or ±50% weight test puts an SMR first. It happens in about 0.2% of random weight draws, and when life-cycle CO₂e carries 94% or more of the weight.</w:t>
       </w:r>
     </w:p>
-    <w:bookmarkStart w:id="61" w:name="triple-bottom-line"/>
+    <w:bookmarkStart w:id="66" w:name="triple-bottom-line"/>
     <w:p>
       <w:pPr>
         <w:pStyle w:val="Heading3"/>
@@ -10564,8 +8888,8 @@
         </w:tc>
       </w:tr>
     </w:tbl>
-    <w:bookmarkEnd w:id="61"/>
-    <w:bookmarkStart w:id="62" w:name="multi-criteria-analysis"/>
+    <w:bookmarkEnd w:id="66"/>
+    <w:bookmarkStart w:id="67" w:name="multi-criteria-analysis"/>
     <w:p>
       <w:pPr>
         <w:pStyle w:val="Heading3"/>
@@ -11136,8 +9460,8 @@
         <w:t xml:space="preserve">C1 lowers life-cycle intensity from 4.200 to 4.188 g/kWh (1,734 t per unit, 0.29%) or 4.185 g/kWh (2,200 t, 0.37%) [C1 saving: per final §6]. That moves the weighted score by under 0.005 point, and its sign depends on the assumed C$1 m qualification cost. If C1 delays a unit, the CO₂e left unavoided outweighs the saving many times over (Appendix B7.5), so schedule neutrality decides whether C1 helps at all.</w:t>
       </w:r>
     </w:p>
-    <w:bookmarkEnd w:id="62"/>
-    <w:bookmarkStart w:id="63" w:name="verdict-and-limits"/>
+    <w:bookmarkEnd w:id="67"/>
+    <w:bookmarkStart w:id="68" w:name="verdict-and-limits"/>
     <w:p>
       <w:pPr>
         <w:pStyle w:val="Heading3"/>
@@ -11261,9 +9585,9 @@
         </w:pict>
       </w:r>
     </w:p>
-    <w:bookmarkEnd w:id="63"/>
-    <w:bookmarkEnd w:id="64"/>
-    <w:bookmarkStart w:id="65" w:name="X90192b1a7d5c0c11d128c22869d67841fc8ab68"/>
+    <w:bookmarkEnd w:id="68"/>
+    <w:bookmarkEnd w:id="69"/>
+    <w:bookmarkStart w:id="70" w:name="X90192b1a7d5c0c11d128c22869d67841fc8ab68"/>
     <w:p>
       <w:pPr>
         <w:pStyle w:val="Heading2"/>
@@ -11284,8 +9608,8 @@
         <w:t xml:space="preserve">[TODO: section not yet in the repo]</w:t>
       </w:r>
     </w:p>
-    <w:bookmarkEnd w:id="65"/>
-    <w:bookmarkStart w:id="66" w:name="conclusions-and-recommendations"/>
+    <w:bookmarkEnd w:id="70"/>
+    <w:bookmarkStart w:id="71" w:name="conclusions-and-recommendations"/>
     <w:p>
       <w:pPr>
         <w:pStyle w:val="Heading2"/>
@@ -11549,8 +9873,8 @@
         </w:pict>
       </w:r>
     </w:p>
-    <w:bookmarkEnd w:id="66"/>
-    <w:bookmarkStart w:id="67" w:name="references"/>
+    <w:bookmarkEnd w:id="71"/>
+    <w:bookmarkStart w:id="73" w:name="references"/>
     <w:p>
       <w:pPr>
         <w:pStyle w:val="Heading2"/>
@@ -11563,57 +9887,2933 @@
       <w:pPr>
         <w:pStyle w:val="FirstParagraph"/>
       </w:pPr>
+      <w:r>
+        <w:t xml:space="preserve">ABC News, 2024. Peter Dutton reveals seven sites for proposed nuclear power plants.</w:t>
+      </w:r>
+      <w:r>
+        <w:t xml:space="preserve"> </w:t>
+      </w:r>
+      <w:r>
+        <w:rPr>
+          <w:iCs/>
+          <w:i/>
+        </w:rPr>
+        <w:t xml:space="preserve">ABC News</w:t>
+      </w:r>
+      <w:r>
+        <w:t xml:space="preserve">, 19 June. [online] Available at: https://www.abc.net.au/news/2024-06-19/dutton-reveals-seven-sites-for-proposed-nuclear-power-plants/103995310 [Accessed 20 October 2026].</w:t>
+      </w:r>
+    </w:p>
+    <w:p>
+      <w:pPr>
+        <w:pStyle w:val="BodyText"/>
+      </w:pPr>
+      <w:r>
+        <w:t xml:space="preserve">ABC News, 2026. Coalition vows to</w:t>
+      </w:r>
+      <w:r>
+        <w:t xml:space="preserve"> </w:t>
+      </w:r>
+      <w:r>
+        <w:t xml:space="preserve">“</w:t>
+      </w:r>
+      <w:r>
+        <w:t xml:space="preserve">take a chainsaw</w:t>
+      </w:r>
+      <w:r>
+        <w:t xml:space="preserve">”</w:t>
+      </w:r>
+      <w:r>
+        <w:t xml:space="preserve"> </w:t>
+      </w:r>
+      <w:r>
+        <w:t xml:space="preserve">to climate laws and offshore wind.</w:t>
+      </w:r>
+      <w:r>
+        <w:t xml:space="preserve"> </w:t>
+      </w:r>
+      <w:r>
+        <w:rPr>
+          <w:iCs/>
+          <w:i/>
+        </w:rPr>
+        <w:t xml:space="preserve">ABC News</w:t>
+      </w:r>
+      <w:r>
+        <w:t xml:space="preserve">, 23 September. [online] Available at: https://www.abc.net.au/news/2026-09-23/coalition-energy-plan-scrap-renewables-climate-laws/107184376 [Accessed 20 October 2026].</w:t>
+      </w:r>
+    </w:p>
+    <w:p>
+      <w:pPr>
+        <w:pStyle w:val="BodyText"/>
+      </w:pPr>
+      <w:r>
+        <w:t xml:space="preserve">American Institute of Steel Construction, 2022.</w:t>
+      </w:r>
+      <w:r>
+        <w:t xml:space="preserve"> </w:t>
+      </w:r>
+      <w:r>
+        <w:rPr>
+          <w:iCs/>
+          <w:i/>
+        </w:rPr>
+        <w:t xml:space="preserve">Buy Clean California quick guide</w:t>
+      </w:r>
+      <w:r>
+        <w:t xml:space="preserve">. [pdf] Available at: https://www.aisc.org/contentassets/937a380ddd404a2da0c48669d438bf3b/quickguide_buycleancali2022.pdf.</w:t>
+      </w:r>
+    </w:p>
+    <w:p>
+      <w:pPr>
+        <w:pStyle w:val="BodyText"/>
+      </w:pPr>
+      <w:r>
+        <w:t xml:space="preserve">American Nuclear Society, 2026. North American construction is back—smaller and faster—at OPG’s Darlington.</w:t>
+      </w:r>
+      <w:r>
+        <w:t xml:space="preserve"> </w:t>
+      </w:r>
+      <w:r>
+        <w:rPr>
+          <w:iCs/>
+          <w:i/>
+        </w:rPr>
+        <w:t xml:space="preserve">Nuclear Newswire</w:t>
+      </w:r>
+      <w:r>
+        <w:t xml:space="preserve">, 5 June. [online] Available at: https://www.ans.org/news/2026-06-05/article-8047/north-american-construction-is-back-smaller-and-faster-at-opgs-darlington/ [Accessed 20 October 2026].</w:t>
+      </w:r>
+    </w:p>
+    <w:p>
+      <w:pPr>
+        <w:pStyle w:val="BodyText"/>
+      </w:pPr>
+      <w:r>
+        <w:t xml:space="preserve">ARPANSA, n.d.</w:t>
+      </w:r>
+      <w:r>
+        <w:t xml:space="preserve"> </w:t>
+      </w:r>
+      <w:r>
+        <w:rPr>
+          <w:iCs/>
+          <w:i/>
+        </w:rPr>
+        <w:t xml:space="preserve">Who we regulate</w:t>
+      </w:r>
+      <w:r>
+        <w:t xml:space="preserve">. [online] Australian Radiation Protection and Nuclear Safety Agency. Available at: https://www.arpansa.gov.au/regulation-and-licensing/regulation/about-regulatory-services/who-we-regulate [Accessed 20 October 2026].</w:t>
+      </w:r>
+    </w:p>
+    <w:p>
+      <w:pPr>
+        <w:pStyle w:val="BodyText"/>
+      </w:pPr>
+      <w:r>
+        <w:t xml:space="preserve">The Atmospheric Fund, 2021.</w:t>
+      </w:r>
+      <w:r>
+        <w:t xml:space="preserve"> </w:t>
+      </w:r>
+      <w:r>
+        <w:rPr>
+          <w:iCs/>
+          <w:i/>
+        </w:rPr>
+        <w:t xml:space="preserve">A Clearer View of Ontario’s Emissions: Electricity Emissions Factors and Guidelines, 2021 Edition</w:t>
+      </w:r>
+      <w:r>
+        <w:t xml:space="preserve">. [pdf] Toronto: The Atmospheric Fund. Available at: https://taf.ca/custom/uploads/2021/11/20211116_TAF_Emissions-Factors-Guidelines.pdf.</w:t>
+      </w:r>
+    </w:p>
+    <w:p>
+      <w:pPr>
+        <w:pStyle w:val="BodyText"/>
+      </w:pPr>
+      <w:r>
+        <w:t xml:space="preserve">The Atmospheric Fund, 2025.</w:t>
+      </w:r>
+      <w:r>
+        <w:t xml:space="preserve"> </w:t>
+      </w:r>
+      <w:r>
+        <w:rPr>
+          <w:iCs/>
+          <w:i/>
+        </w:rPr>
+        <w:t xml:space="preserve">Ontario Electricity Emissions Factors and Guidelines: 2025 Edition</w:t>
+      </w:r>
+      <w:r>
+        <w:t xml:space="preserve">. [pdf] Toronto: The Atmospheric Fund. Available at: https://taf.ca/custom/uploads/2025/10/2025TAF-EmissionsFactors.pdf.</w:t>
+      </w:r>
+    </w:p>
+    <w:p>
+      <w:pPr>
+        <w:pStyle w:val="BodyText"/>
+      </w:pPr>
+      <w:r>
+        <w:t xml:space="preserve">Australian Council of Trade Unions, 2024. [Title TODO: campaign launch against the Coalition’s nuclear policy, June 2024]. [URL TODO, actu.org.au].</w:t>
+      </w:r>
+    </w:p>
+    <w:p>
+      <w:pPr>
+        <w:pStyle w:val="BodyText"/>
+      </w:pPr>
+      <w:r>
+        <w:t xml:space="preserve">Australian Electoral Commission, 2019.</w:t>
+      </w:r>
+      <w:r>
+        <w:t xml:space="preserve"> </w:t>
+      </w:r>
+      <w:r>
+        <w:rPr>
+          <w:iCs/>
+          <w:i/>
+        </w:rPr>
+        <w:t xml:space="preserve">District Council of Kimba community ballot on the National Radioactive Waste Management Facility: results</w:t>
+      </w:r>
+      <w:r>
+        <w:t xml:space="preserve">. [Title and URL to be confirmed against the AEC result sheet.]</w:t>
+      </w:r>
+    </w:p>
+    <w:p>
+      <w:pPr>
+        <w:pStyle w:val="BodyText"/>
+      </w:pPr>
+      <w:r>
+        <w:t xml:space="preserve">Australian Electoral Commission, 2025.</w:t>
+      </w:r>
+      <w:r>
+        <w:t xml:space="preserve"> </w:t>
+      </w:r>
+      <w:r>
+        <w:rPr>
+          <w:iCs/>
+          <w:i/>
+        </w:rPr>
+        <w:t xml:space="preserve">2025 federal election report</w:t>
+      </w:r>
+      <w:r>
+        <w:t xml:space="preserve">. [pdf] Canberra: Australian Electoral Commission. Available at: https://www.aec.gov.au/Elections/federal_elections/2025/2025-Federal-Election-Report.pdf [Accessed 20 October 2026].</w:t>
+      </w:r>
+    </w:p>
+    <w:p>
+      <w:pPr>
+        <w:pStyle w:val="BodyText"/>
+      </w:pPr>
+      <w:r>
+        <w:t xml:space="preserve">Australian Energy Market Operator, 2025.</w:t>
+      </w:r>
+      <w:r>
+        <w:t xml:space="preserve"> </w:t>
+      </w:r>
+      <w:r>
+        <w:rPr>
+          <w:iCs/>
+          <w:i/>
+        </w:rPr>
+        <w:t xml:space="preserve">Carbon Dioxide Equivalent Intensity Index Procedures</w:t>
+      </w:r>
+      <w:r>
+        <w:t xml:space="preserve">. [pdf] Melbourne: AEMO. Available at: https://aemo.com.au/-/media/files/electricity/nem/settlements_and_payments/settlements/2025/carbon-dioxide-equivalent-intensity-index-procedures.pdf.</w:t>
+      </w:r>
+    </w:p>
+    <w:p>
+      <w:pPr>
+        <w:pStyle w:val="BodyText"/>
+      </w:pPr>
+      <w:r>
+        <w:t xml:space="preserve">Australian Energy Regulator, 2021.</w:t>
+      </w:r>
+      <w:r>
+        <w:t xml:space="preserve"> </w:t>
+      </w:r>
+      <w:r>
+        <w:rPr>
+          <w:iCs/>
+          <w:i/>
+        </w:rPr>
+        <w:t xml:space="preserve">Decision notice: AGL application, 30 April 2021</w:t>
+      </w:r>
+      <w:r>
+        <w:t xml:space="preserve">. [pdf] Available at: https://www.aer.gov.au/system/files/Decision%20notice%20-%20AGL%20application%2030%20April%202021.pdf.</w:t>
+      </w:r>
+    </w:p>
+    <w:p>
+      <w:pPr>
+        <w:pStyle w:val="BodyText"/>
+      </w:pPr>
+      <w:r>
+        <w:t xml:space="preserve">Australian Greens, 2025.</w:t>
+      </w:r>
+      <w:r>
+        <w:t xml:space="preserve"> </w:t>
+      </w:r>
+      <w:r>
+        <w:rPr>
+          <w:iCs/>
+          <w:i/>
+        </w:rPr>
+        <w:t xml:space="preserve">2035: Powering Past Coal &amp; Gas</w:t>
+      </w:r>
+      <w:r>
+        <w:t xml:space="preserve">. [pdf] Available at: https://cdn.greens.org.au/cdn/ff/fk0q_VgBQA5t00ZlhkPcF6i2IEZByQHBjpMq1g6YdVQ/1744244709/public/2025-04/2035%20Powering%20Past%20Coal%20&amp;%20Gas.pdf [Accessed 20 October 2026].</w:t>
+      </w:r>
+    </w:p>
+    <w:p>
+      <w:pPr>
+        <w:pStyle w:val="BodyText"/>
+      </w:pPr>
+      <w:r>
+        <w:t xml:space="preserve">Bowen, C., 2025.</w:t>
+      </w:r>
+      <w:r>
+        <w:t xml:space="preserve"> </w:t>
+      </w:r>
+      <w:r>
+        <w:rPr>
+          <w:iCs/>
+          <w:i/>
+        </w:rPr>
+        <w:t xml:space="preserve">Joint media release: Experts agree: nuclear only getting more expensive, slower for Australia’s energy needs</w:t>
+      </w:r>
+      <w:r>
+        <w:t xml:space="preserve">. [online] Canberra: Minister for Climate Change and Energy. Available at: https://minister.dcceew.gov.au/bowen/media-releases/joint-media-release-experts-agree-nuclear-only-getting-more-expensive-slower-australias-energy-needs [Accessed 20 October 2026].</w:t>
+      </w:r>
+    </w:p>
+    <w:p>
+      <w:pPr>
+        <w:pStyle w:val="BodyText"/>
+      </w:pPr>
+      <w:r>
+        <w:t xml:space="preserve">BWRX-300 Ostrołęka sp. z o.o., 2023.</w:t>
+      </w:r>
+      <w:r>
+        <w:t xml:space="preserve"> </w:t>
+      </w:r>
+      <w:r>
+        <w:rPr>
+          <w:iCs/>
+          <w:i/>
+        </w:rPr>
+        <w:t xml:space="preserve">Small Modular Nuclear Power Plant: Project Information Sheet</w:t>
+      </w:r>
+      <w:r>
+        <w:t xml:space="preserve">. Table 14, p. 83. [URL TODO]</w:t>
+      </w:r>
+    </w:p>
+    <w:p>
+      <w:pPr>
+        <w:pStyle w:val="BodyText"/>
+      </w:pPr>
+      <w:r>
+        <w:t xml:space="preserve">Caixin Global, 2026. Beijing clears eight new reactors as China accelerates nuclear buildout.</w:t>
+      </w:r>
+      <w:r>
+        <w:t xml:space="preserve"> </w:t>
+      </w:r>
+      <w:r>
+        <w:rPr>
+          <w:iCs/>
+          <w:i/>
+        </w:rPr>
+        <w:t xml:space="preserve">Caixin Global</w:t>
+      </w:r>
+      <w:r>
+        <w:t xml:space="preserve">, 1 August.</w:t>
+      </w:r>
+    </w:p>
+    <w:p>
+      <w:pPr>
+        <w:pStyle w:val="BodyText"/>
+      </w:pPr>
+      <w:r>
+        <w:t xml:space="preserve">Canada Energy Regulator, n.d.</w:t>
+      </w:r>
+      <w:r>
+        <w:t xml:space="preserve"> </w:t>
+      </w:r>
+      <w:r>
+        <w:rPr>
+          <w:iCs/>
+          <w:i/>
+        </w:rPr>
+        <w:t xml:space="preserve">Provincial and Territorial Energy Profiles – Ontario</w:t>
+      </w:r>
+      <w:r>
+        <w:t xml:space="preserve">. [online] Available at: https://www.cer-rec.gc.ca/en/data-analysis/energy-markets/provincial-territorial-energy-profiles/provincial-territorial-energy-profiles-ontario.html.</w:t>
+      </w:r>
+    </w:p>
+    <w:p>
+      <w:pPr>
+        <w:pStyle w:val="BodyText"/>
+      </w:pPr>
+      <w:r>
+        <w:t xml:space="preserve">Canada Growth Fund and Building Ontario Fund, 2025.</w:t>
+      </w:r>
+      <w:r>
+        <w:t xml:space="preserve"> </w:t>
+      </w:r>
+      <w:r>
+        <w:rPr>
+          <w:iCs/>
+          <w:i/>
+        </w:rPr>
+        <w:t xml:space="preserve">Canada Growth Fund and Building Ontario Fund announce innovative equity investment in world-leading Ontario Power Generation SMR project</w:t>
+      </w:r>
+      <w:r>
+        <w:t xml:space="preserve">. [online] Newswire.ca, 23 October. Available at: https://www.newswire.ca/news-releases/canada-growth-fund-and-building-ontario-fund-announce-innovative-equity-investment-in-world-leading-ontario-power-generation-smr-project-862778443.html [Accessed 20 October 2026].</w:t>
+      </w:r>
+    </w:p>
+    <w:p>
+      <w:pPr>
+        <w:pStyle w:val="BodyText"/>
+      </w:pPr>
+      <w:r>
+        <w:t xml:space="preserve">Canada Infrastructure Bank, 2022.</w:t>
+      </w:r>
+      <w:r>
+        <w:t xml:space="preserve"> </w:t>
+      </w:r>
+      <w:r>
+        <w:rPr>
+          <w:iCs/>
+          <w:i/>
+        </w:rPr>
+        <w:t xml:space="preserve">CIB commits $970 million towards Canada’s first Small Modular Reactor (SMR)</w:t>
+      </w:r>
+      <w:r>
+        <w:t xml:space="preserve">. [online] Toronto: Canada Infrastructure Bank. Available at: https://cib-bic.ca/en/medias/articles/cib-commits-970-million-towards-canadas-first-small-modular-reactor/ [Accessed 20 October 2026].</w:t>
+      </w:r>
+    </w:p>
+    <w:p>
+      <w:pPr>
+        <w:pStyle w:val="BodyText"/>
+      </w:pPr>
+      <w:r>
+        <w:t xml:space="preserve">Canadian Nuclear Safety Commission, 2021.</w:t>
+      </w:r>
+      <w:r>
+        <w:t xml:space="preserve"> </w:t>
+      </w:r>
+      <w:r>
+        <w:rPr>
+          <w:iCs/>
+          <w:i/>
+        </w:rPr>
+        <w:t xml:space="preserve">CNSC renews Ontario Power Generation’s site preparation licence for its Darlington New Nuclear Project</w:t>
+      </w:r>
+      <w:r>
+        <w:t xml:space="preserve">. [online] News release, 12 October. Available at: https://www.canada.ca/en/nuclear-safety-commission/news/2021/10/cnsc-renews-ontario-power-generations-site-preparation-licence-for-its-darlington-new-nuclear-project.html [Accessed 20 October 2026].</w:t>
+      </w:r>
+    </w:p>
+    <w:p>
+      <w:pPr>
+        <w:pStyle w:val="BodyText"/>
+      </w:pPr>
+      <w:r>
+        <w:t xml:space="preserve">Canadian Nuclear Safety Commission, 2022.</w:t>
+      </w:r>
+      <w:r>
+        <w:t xml:space="preserve"> </w:t>
+      </w:r>
+      <w:r>
+        <w:rPr>
+          <w:iCs/>
+          <w:i/>
+        </w:rPr>
+        <w:t xml:space="preserve">REGDOC-3.5.1, Licensing Process for Class I Nuclear Facilities and Uranium Mines and Mills</w:t>
+      </w:r>
+      <w:r>
+        <w:t xml:space="preserve">, Version 2.1. [online] Available at: https://www.cnsc-ccsn.gc.ca/eng/acts-and-regulations/regulatory-documents/published/html/regdoc3-5-1-v2-1/ [Accessed 20 October 2026].</w:t>
+      </w:r>
+    </w:p>
+    <w:p>
+      <w:pPr>
+        <w:pStyle w:val="BodyText"/>
+      </w:pPr>
+      <w:r>
+        <w:t xml:space="preserve">Canadian Nuclear Safety Commission, 2024.</w:t>
+      </w:r>
+      <w:r>
+        <w:t xml:space="preserve"> </w:t>
+      </w:r>
+      <w:r>
+        <w:rPr>
+          <w:iCs/>
+          <w:i/>
+        </w:rPr>
+        <w:t xml:space="preserve">CMD 24-H3-1B</w:t>
+      </w:r>
+      <w:r>
+        <w:t xml:space="preserve"> </w:t>
+      </w:r>
+      <w:r>
+        <w:t xml:space="preserve">(staff presentation, Darlington New Nuclear Project). [pdf] Ottawa: Canadian Nuclear Safety Commission. Available at: https://api.cnsc-ccsn.gc.ca/dms/digital-medias/CMD-24-H3-1B.pdf/object.</w:t>
+      </w:r>
+    </w:p>
+    <w:p>
+      <w:pPr>
+        <w:pStyle w:val="BodyText"/>
+      </w:pPr>
+      <w:r>
+        <w:t xml:space="preserve">Canadian Nuclear Safety Commission, 2025.</w:t>
+      </w:r>
+      <w:r>
+        <w:t xml:space="preserve"> </w:t>
+      </w:r>
+      <w:r>
+        <w:rPr>
+          <w:iCs/>
+          <w:i/>
+        </w:rPr>
+        <w:t xml:space="preserve">Commission authorizes Ontario Power Generation Inc. to construct 1 BWRX-300 reactor at the Darlington New Nuclear Project site</w:t>
+      </w:r>
+      <w:r>
+        <w:t xml:space="preserve">. [online] News release, 4 April. Ottawa: Canadian Nuclear Safety Commission. Available at: https://www.canada.ca/en/nuclear-safety-commission/news/2025/04/commission-authorizes-ontario-power-generation-inc-to-construct-1-bwrx-300-reactor-at-the-darlington-new-nuclear-project-site.html [Accessed 20 October 2026].</w:t>
+      </w:r>
+    </w:p>
+    <w:p>
+      <w:pPr>
+        <w:pStyle w:val="BodyText"/>
+      </w:pPr>
+      <w:r>
+        <w:t xml:space="preserve">Canadian Nuclear Safety Commission, 2026a.</w:t>
+      </w:r>
+      <w:r>
+        <w:t xml:space="preserve"> </w:t>
+      </w:r>
+      <w:r>
+        <w:rPr>
+          <w:iCs/>
+          <w:i/>
+        </w:rPr>
+        <w:t xml:space="preserve">Darlington New Nuclear Project</w:t>
+      </w:r>
+      <w:r>
+        <w:t xml:space="preserve">. [online] Ottawa: Canadian Nuclear Safety Commission. Available at: https://www.cnsc-ccsn.gc.ca/eng/reactors/new-reactor-power-plant-projects/new-reactor-power-plant-facilities/darlington-new-nuclear-project/ [Accessed 20 October 2026].</w:t>
+      </w:r>
+    </w:p>
+    <w:p>
+      <w:pPr>
+        <w:pStyle w:val="BodyText"/>
+      </w:pPr>
+      <w:r>
+        <w:t xml:space="preserve">Canadian Nuclear Safety Commission, 2026b.</w:t>
+      </w:r>
+      <w:r>
+        <w:t xml:space="preserve"> </w:t>
+      </w:r>
+      <w:r>
+        <w:rPr>
+          <w:iCs/>
+          <w:i/>
+        </w:rPr>
+        <w:t xml:space="preserve">Regulatory hold points for new reactor facilities</w:t>
+      </w:r>
+      <w:r>
+        <w:t xml:space="preserve">. [online] Available at: https://www.cnsc-ccsn.gc.ca/eng/reactors/regulatory-hold-points/new-reactors/ [Accessed 20 October 2026].</w:t>
+      </w:r>
+    </w:p>
+    <w:p>
+      <w:pPr>
+        <w:pStyle w:val="BodyText"/>
+      </w:pPr>
+      <w:r>
+        <w:t xml:space="preserve">Canadian Ready-Mixed Concrete Association, 2022.</w:t>
+      </w:r>
+      <w:r>
+        <w:t xml:space="preserve"> </w:t>
+      </w:r>
+      <w:r>
+        <w:rPr>
+          <w:iCs/>
+          <w:i/>
+        </w:rPr>
+        <w:t xml:space="preserve">Industry-wide EPD for ready-mixed concrete, Ontario</w:t>
+      </w:r>
+      <w:r>
+        <w:t xml:space="preserve"> </w:t>
+      </w:r>
+      <w:r>
+        <w:t xml:space="preserve">(EPD 351, valid to 27 July 2027). [pdf] Available at: https://www.rmcao.org/wp-content/uploads/2023/04/CRMCA-EPD-Ontario-20220803.pdf.</w:t>
+      </w:r>
+    </w:p>
+    <w:p>
+      <w:pPr>
+        <w:pStyle w:val="BodyText"/>
+      </w:pPr>
+      <w:r>
+        <w:t xml:space="preserve">Canberra Times, 2025. Dutton’s nuclear power plan faces legal hurdles.</w:t>
+      </w:r>
+      <w:r>
+        <w:t xml:space="preserve"> </w:t>
+      </w:r>
+      <w:r>
+        <w:rPr>
+          <w:iCs/>
+          <w:i/>
+        </w:rPr>
+        <w:t xml:space="preserve">Canberra Times</w:t>
+      </w:r>
+      <w:r>
+        <w:t xml:space="preserve">. [online] Available at: https://www.canberratimes.com.au/story/8851241/duttons-nuclear-power-plan-faces-legal-hurdles/ [Accessed 20 October 2026].</w:t>
+      </w:r>
+    </w:p>
+    <w:p>
+      <w:pPr>
+        <w:pStyle w:val="BodyText"/>
+      </w:pPr>
+      <w:r>
+        <w:t xml:space="preserve">Canberra Times, n.d.</w:t>
+      </w:r>
+      <w:r>
+        <w:t xml:space="preserve"> </w:t>
+      </w:r>
+      <w:r>
+        <w:t xml:space="preserve">‘</w:t>
+      </w:r>
+      <w:r>
+        <w:t xml:space="preserve">Nightmare scenario</w:t>
+      </w:r>
+      <w:r>
+        <w:t xml:space="preserve">’</w:t>
+      </w:r>
+      <w:r>
+        <w:t xml:space="preserve">: states slam Dutton’s nuclear plan.</w:t>
+      </w:r>
+      <w:r>
+        <w:t xml:space="preserve"> </w:t>
+      </w:r>
+      <w:r>
+        <w:rPr>
+          <w:iCs/>
+          <w:i/>
+        </w:rPr>
+        <w:t xml:space="preserve">Canberra Times</w:t>
+      </w:r>
+      <w:r>
+        <w:t xml:space="preserve">. [online] Available at: https://www.canberratimes.com.au/story/8668232/nightmare-scenario-states-slam-duttons-nuclear-plan/ [Accessed 20 October 2026].</w:t>
+      </w:r>
+    </w:p>
+    <w:p>
+      <w:pPr>
+        <w:pStyle w:val="BodyText"/>
+      </w:pPr>
+      <w:r>
+        <w:t xml:space="preserve">Carless, T.S., Griffin, W.M. and Fischbeck, P.S., 2016. The environmental competitiveness of small modular reactors: a life cycle study.</w:t>
+      </w:r>
+      <w:r>
+        <w:t xml:space="preserve"> </w:t>
+      </w:r>
+      <w:r>
+        <w:rPr>
+          <w:iCs/>
+          <w:i/>
+        </w:rPr>
+        <w:t xml:space="preserve">Energy</w:t>
+      </w:r>
+      <w:r>
+        <w:t xml:space="preserve">, 114, pp.84–99. Available at: https://ideas.repec.org/a/eee/energy/v114y2016icp84-99.html.</w:t>
+      </w:r>
+    </w:p>
+    <w:p>
+      <w:pPr>
+        <w:pStyle w:val="BodyText"/>
+      </w:pPr>
+      <w:r>
+        <w:t xml:space="preserve">Cement Association of Canada, 2022.</w:t>
+      </w:r>
+      <w:r>
+        <w:t xml:space="preserve"> </w:t>
+      </w:r>
+      <w:r>
+        <w:rPr>
+          <w:iCs/>
+          <w:i/>
+        </w:rPr>
+        <w:t xml:space="preserve">Environmental Product Declaration: General Use (GU) and Portland-Limestone (GUL) Cements</w:t>
+      </w:r>
+      <w:r>
+        <w:t xml:space="preserve">. [pdf] Available at: https://www.astm.org/v3/assets/blt5eb0a2cb04534832/blt9992df315e96e31c/697b1f51f6a61062618f5048/919.CAC_General_Use_(GU)</w:t>
+      </w:r>
+      <w:r>
+        <w:rPr>
+          <w:iCs/>
+          <w:i/>
+        </w:rPr>
+        <w:t xml:space="preserve">and_Portland-Limestone</w:t>
+      </w:r>
+      <w:r>
+        <w:t xml:space="preserve">(GUL)_Cements.pdf.</w:t>
+      </w:r>
+    </w:p>
+    <w:p>
+      <w:pPr>
+        <w:pStyle w:val="BodyText"/>
+      </w:pPr>
+      <w:r>
+        <w:t xml:space="preserve">Circular Ecology, 2019.</w:t>
+      </w:r>
+      <w:r>
+        <w:t xml:space="preserve"> </w:t>
+      </w:r>
+      <w:r>
+        <w:rPr>
+          <w:iCs/>
+          <w:i/>
+        </w:rPr>
+        <w:t xml:space="preserve">Inventory of Carbon and Energy (ICE) database v3.0</w:t>
+      </w:r>
+      <w:r>
+        <w:t xml:space="preserve">. Bath: Circular Ecology.</w:t>
+      </w:r>
+    </w:p>
+    <w:p>
+      <w:pPr>
+        <w:pStyle w:val="BodyText"/>
+      </w:pPr>
+      <w:r>
+        <w:t xml:space="preserve">Concrete Reinforcing Steel Institute, 2017.</w:t>
+      </w:r>
+      <w:r>
+        <w:t xml:space="preserve"> </w:t>
+      </w:r>
+      <w:r>
+        <w:rPr>
+          <w:iCs/>
+          <w:i/>
+        </w:rPr>
+        <w:t xml:space="preserve">Industry-wide EPD for fabricated steel reinforcing bar</w:t>
+      </w:r>
+      <w:r>
+        <w:t xml:space="preserve">. [pdf] Available at: https://www.astm.org/v3/assets/blt5eb0a2cb04534832/blt4900ac0ff22764a2/697b1fc25e3544dd57d83a3d/362.EPD_for_CRSI_EPD_FINAL_2017-08-28.pdf.</w:t>
+      </w:r>
+    </w:p>
+    <w:p>
+      <w:pPr>
+        <w:pStyle w:val="BodyText"/>
+      </w:pPr>
+      <w:r>
+        <w:t xml:space="preserve">Concrete Reinforcing Steel Institute, 2022.</w:t>
+      </w:r>
+      <w:r>
+        <w:t xml:space="preserve"> </w:t>
+      </w:r>
+      <w:r>
+        <w:rPr>
+          <w:iCs/>
+          <w:i/>
+        </w:rPr>
+        <w:t xml:space="preserve">Environmental Product Declaration: Fabricated Steel Reinforcement</w:t>
+      </w:r>
+      <w:r>
+        <w:t xml:space="preserve">. Schaumburg, IL: Concrete Reinforcing Steel Institute. Available at: https://www.crsi.org/sustainability/environmental-product-declaration/.</w:t>
+      </w:r>
+    </w:p>
+    <w:p>
+      <w:pPr>
+        <w:pStyle w:val="BodyText"/>
+      </w:pPr>
+      <w:r>
+        <w:t xml:space="preserve">Conference Board of Canada, 2021.</w:t>
+      </w:r>
+      <w:r>
+        <w:t xml:space="preserve"> </w:t>
+      </w:r>
+      <w:r>
+        <w:rPr>
+          <w:iCs/>
+          <w:i/>
+        </w:rPr>
+        <w:t xml:space="preserve">A New Power: The Economic Impacts of Small Modular Reactors</w:t>
+      </w:r>
+      <w:r>
+        <w:t xml:space="preserve"> </w:t>
+      </w:r>
+      <w:r>
+        <w:t xml:space="preserve">[title to be confirmed]. Ottawa: Conference Board of Canada.</w:t>
+      </w:r>
+    </w:p>
+    <w:p>
+      <w:pPr>
+        <w:pStyle w:val="BodyText"/>
+      </w:pPr>
+      <w:r>
+        <w:t xml:space="preserve">CSA Group, 2023.</w:t>
+      </w:r>
+      <w:r>
+        <w:t xml:space="preserve"> </w:t>
+      </w:r>
+      <w:r>
+        <w:rPr>
+          <w:iCs/>
+          <w:i/>
+        </w:rPr>
+        <w:t xml:space="preserve">CSA A3000:23, Cementitious materials compendium</w:t>
+      </w:r>
+      <w:r>
+        <w:t xml:space="preserve"> </w:t>
+      </w:r>
+      <w:r>
+        <w:t xml:space="preserve">(includes CSA A3001:23,</w:t>
+      </w:r>
+      <w:r>
+        <w:t xml:space="preserve"> </w:t>
+      </w:r>
+      <w:r>
+        <w:rPr>
+          <w:iCs/>
+          <w:i/>
+        </w:rPr>
+        <w:t xml:space="preserve">Cementitious materials for use in concrete</w:t>
+      </w:r>
+      <w:r>
+        <w:t xml:space="preserve">). [online] Toronto: CSA Group. Available at: https://www.csagroup.org/store/product/2430659/ [Accessed 20 October 2026].</w:t>
+      </w:r>
+    </w:p>
+    <w:p>
+      <w:pPr>
+        <w:pStyle w:val="BodyText"/>
+      </w:pPr>
+      <w:r>
+        <w:t xml:space="preserve">Curve Lake First Nation, 2024.</w:t>
+      </w:r>
+      <w:r>
+        <w:t xml:space="preserve"> </w:t>
+      </w:r>
+      <w:r>
+        <w:rPr>
+          <w:iCs/>
+          <w:i/>
+        </w:rPr>
+        <w:t xml:space="preserve">Written submission, CMD 24-H3.83, DNNP licence to construct</w:t>
+      </w:r>
+      <w:r>
+        <w:t xml:space="preserve">, 11 November. Available at: https://api.cnsc-ccsn.gc.ca/dms/digital-medias/CMD24-H3-83.pdf/object [Accessed 21 October 2026].</w:t>
+      </w:r>
+    </w:p>
+    <w:p>
+      <w:pPr>
+        <w:pStyle w:val="BodyText"/>
+      </w:pPr>
+      <w:r>
+        <w:t xml:space="preserve">Defence Connect, n.d. Critical worker shortage menaces nuclear-powered submarine workforce.</w:t>
+      </w:r>
+      <w:r>
+        <w:t xml:space="preserve"> </w:t>
+      </w:r>
+      <w:r>
+        <w:rPr>
+          <w:iCs/>
+          <w:i/>
+        </w:rPr>
+        <w:t xml:space="preserve">Defence Connect</w:t>
+      </w:r>
+      <w:r>
+        <w:t xml:space="preserve">. [online] Available at: https://www.defenceconnect.com.au/industry/13993-critical-worker-shortage-menaces-nuclear-powered-submarine-workforce [Accessed 21 October 2026].</w:t>
+      </w:r>
+    </w:p>
+    <w:p>
+      <w:pPr>
+        <w:pStyle w:val="BodyText"/>
+      </w:pPr>
+      <w:r>
+        <w:t xml:space="preserve">Department of Climate Change, Energy, the Environment and Water, 2025.</w:t>
+      </w:r>
+      <w:r>
+        <w:t xml:space="preserve"> </w:t>
+      </w:r>
+      <w:r>
+        <w:rPr>
+          <w:iCs/>
+          <w:i/>
+        </w:rPr>
+        <w:t xml:space="preserve">Australian National Greenhouse Accounts Factors: 2025</w:t>
+      </w:r>
+      <w:r>
+        <w:t xml:space="preserve">. [pdf/xlsx] Canberra: Department of Climate Change, Energy, the Environment and Water. [URL TODO, dcceew.gov.au].</w:t>
+      </w:r>
+    </w:p>
+    <w:p>
+      <w:pPr>
+        <w:pStyle w:val="BodyText"/>
+      </w:pPr>
+      <w:r>
+        <w:t xml:space="preserve">Department of Industry, Science, Energy and Resources, 2020.</w:t>
+      </w:r>
+      <w:r>
+        <w:t xml:space="preserve"> </w:t>
+      </w:r>
+      <w:r>
+        <w:rPr>
+          <w:iCs/>
+          <w:i/>
+        </w:rPr>
+        <w:t xml:space="preserve">A new agency to manage radioactive waste</w:t>
+      </w:r>
+      <w:r>
+        <w:t xml:space="preserve">. [online] Available at: https://industry.gov.au/news-media/australian-radioactive-waste-agency-news/a-new-agency-to-manage-radioactive-waste [Accessed 21 October 2026].</w:t>
+      </w:r>
+    </w:p>
+    <w:p>
+      <w:pPr>
+        <w:pStyle w:val="BodyText"/>
+      </w:pPr>
+      <w:r>
+        <w:t xml:space="preserve">Development Alternatives, n.d.</w:t>
+      </w:r>
+      <w:r>
+        <w:t xml:space="preserve"> </w:t>
+      </w:r>
+      <w:r>
+        <w:rPr>
+          <w:iCs/>
+          <w:i/>
+        </w:rPr>
+        <w:t xml:space="preserve">LC3 Sustainability Assessment</w:t>
+      </w:r>
+      <w:r>
+        <w:t xml:space="preserve"> </w:t>
+      </w:r>
+      <w:r>
+        <w:t xml:space="preserve">(ver 1.14). Available at: https://devalt.org/images/L2_ProjectPdfs/Report%20-%20LC3%20Sustainability%20Assessment_ver1.14.pdf.</w:t>
+      </w:r>
+    </w:p>
+    <w:p>
+      <w:pPr>
+        <w:pStyle w:val="BodyText"/>
+      </w:pPr>
+      <w:r>
+        <w:t xml:space="preserve">Dodgson, J.S., Spackman, M., Pearman, A. and Phillips, L.D., 2009.</w:t>
+      </w:r>
+      <w:r>
+        <w:t xml:space="preserve"> </w:t>
+      </w:r>
+      <w:r>
+        <w:rPr>
+          <w:iCs/>
+          <w:i/>
+        </w:rPr>
+        <w:t xml:space="preserve">Multi-criteria analysis: a manual</w:t>
+      </w:r>
+      <w:r>
+        <w:t xml:space="preserve">. London: Department for Communities and Local Government. Available at: https://www.gov.uk/government/publications/multi-criteria-analysis-manual-for-making-government-policy [Accessed 21 October 2026].</w:t>
+      </w:r>
+    </w:p>
+    <w:p>
+      <w:pPr>
+        <w:pStyle w:val="BodyText"/>
+      </w:pPr>
+      <w:r>
+        <w:t xml:space="preserve">EDF R&amp;D, 2024. Life cycle assessment of nuclear power in France: EDF case study.</w:t>
+      </w:r>
+      <w:r>
+        <w:t xml:space="preserve"> </w:t>
+      </w:r>
+      <w:r>
+        <w:rPr>
+          <w:iCs/>
+          <w:i/>
+        </w:rPr>
+        <w:t xml:space="preserve">EPJ Nuclear Sciences &amp; Technologies</w:t>
+      </w:r>
+      <w:r>
+        <w:t xml:space="preserve">, 10, art. 5. Available at: https://www.epj-n.org/10.1051/epjn/2024005.</w:t>
+      </w:r>
+    </w:p>
+    <w:p>
+      <w:pPr>
+        <w:pStyle w:val="BodyText"/>
+      </w:pPr>
+      <w:r>
+        <w:t xml:space="preserve">EFNARC, 2005.</w:t>
+      </w:r>
+      <w:r>
+        <w:t xml:space="preserve"> </w:t>
+      </w:r>
+      <w:r>
+        <w:rPr>
+          <w:iCs/>
+          <w:i/>
+        </w:rPr>
+        <w:t xml:space="preserve">The European Guidelines for Self-Compacting Concrete: Specification, Production and Use</w:t>
+      </w:r>
+      <w:r>
+        <w:t xml:space="preserve">. Farnham: EFNARC.</w:t>
+      </w:r>
+    </w:p>
+    <w:p>
+      <w:pPr>
+        <w:pStyle w:val="BodyText"/>
+      </w:pPr>
+      <w:r>
+        <w:t xml:space="preserve">ENR, 2018. Clay and limestone cement could cut carbon emissions.</w:t>
+      </w:r>
+      <w:r>
+        <w:t xml:space="preserve"> </w:t>
+      </w:r>
+      <w:r>
+        <w:rPr>
+          <w:iCs/>
+          <w:i/>
+        </w:rPr>
+        <w:t xml:space="preserve">Engineering News-Record</w:t>
+      </w:r>
+      <w:r>
+        <w:t xml:space="preserve">, 7 May. Available at: https://digital.bnpmedia.com/article/Construction+Materials/3078554/494167/article.html.</w:t>
+      </w:r>
+    </w:p>
+    <w:p>
+      <w:pPr>
+        <w:pStyle w:val="BodyText"/>
+      </w:pPr>
+      <w:r>
+        <w:t xml:space="preserve">Environment and Climate Change Canada, 2026.</w:t>
+      </w:r>
+      <w:r>
+        <w:t xml:space="preserve"> </w:t>
+      </w:r>
+      <w:r>
+        <w:rPr>
+          <w:iCs/>
+          <w:i/>
+        </w:rPr>
+        <w:t xml:space="preserve">Industrial carbon pricing in Canada</w:t>
+      </w:r>
+      <w:r>
+        <w:t xml:space="preserve">. Ottawa: Government of Canada. Available at: https://www.canada.ca/en/environment-climate-change/services/climate-change/pricing-pollution-how-it-will-work/putting-price-on-carbon-pollution/industry.html [Accessed 21 October 2026].</w:t>
+      </w:r>
+    </w:p>
+    <w:p>
+      <w:pPr>
+        <w:pStyle w:val="BodyText"/>
+      </w:pPr>
+      <w:r>
+        <w:t xml:space="preserve">Essential Research, 2019.</w:t>
+      </w:r>
+      <w:r>
+        <w:t xml:space="preserve"> </w:t>
+      </w:r>
+      <w:r>
+        <w:rPr>
+          <w:iCs/>
+          <w:i/>
+        </w:rPr>
+        <w:t xml:space="preserve">Essential Report, nuclear power question</w:t>
+      </w:r>
+      <w:r>
+        <w:t xml:space="preserve"> </w:t>
+      </w:r>
+      <w:r>
+        <w:t xml:space="preserve">[date to be confirmed].</w:t>
+      </w:r>
+    </w:p>
+    <w:p>
+      <w:pPr>
+        <w:pStyle w:val="BodyText"/>
+      </w:pPr>
+      <w:r>
+        <w:t xml:space="preserve">GE-Hitachi Nuclear Energy, 2024.</w:t>
+      </w:r>
+      <w:r>
+        <w:t xml:space="preserve"> </w:t>
+      </w:r>
+      <w:r>
+        <w:rPr>
+          <w:iCs/>
+          <w:i/>
+        </w:rPr>
+        <w:t xml:space="preserve">BWRX-300 Steel-Plate Composite Containment Vessel (SCCV) and Reactor Building Structural Design</w:t>
+      </w:r>
+      <w:r>
+        <w:t xml:space="preserve">, NEDO-33926, Revision 2 (non-proprietary), 16 August. [pdf] US NRC ADAMS ML24110A134. Available at: https://www.nrc.gov/docs/ML2411/ML24110A134.pdf [Accessed 20 October 2026].</w:t>
+      </w:r>
+    </w:p>
+    <w:p>
+      <w:pPr>
+        <w:pStyle w:val="BodyText"/>
+      </w:pPr>
+      <w:r>
+        <w:t xml:space="preserve">GE Vernova, n.d.</w:t>
+      </w:r>
+      <w:r>
+        <w:t xml:space="preserve"> </w:t>
+      </w:r>
+      <w:r>
+        <w:rPr>
+          <w:iCs/>
+          <w:i/>
+        </w:rPr>
+        <w:t xml:space="preserve">BWRX-300 Small Modular Reactor</w:t>
+      </w:r>
+      <w:r>
+        <w:t xml:space="preserve">. [online] Available at: https://www.gevernova.com/nuclear/carbon-free-power/bwrx-300-small-modular-reactor.</w:t>
+      </w:r>
+    </w:p>
+    <w:p>
+      <w:pPr>
+        <w:pStyle w:val="BodyText"/>
+      </w:pPr>
+      <w:r>
+        <w:t xml:space="preserve">GE Vernova Hitachi Nuclear Energy, n.d.</w:t>
+      </w:r>
+      <w:r>
+        <w:t xml:space="preserve"> </w:t>
+      </w:r>
+      <w:r>
+        <w:rPr>
+          <w:iCs/>
+          <w:i/>
+        </w:rPr>
+        <w:t xml:space="preserve">BWRX-300 General Description</w:t>
+      </w:r>
+      <w:r>
+        <w:t xml:space="preserve"> </w:t>
+      </w:r>
+      <w:r>
+        <w:t xml:space="preserve">(005N9751). [pdf] Wilmington, NC: GE Vernova. Available at: https://www.gevernova.com/content/dam/gevernova-nuclear/global/en_us/documents/carbon-free-power/005N9751-BWRX-300-General-Description.pdf.</w:t>
+      </w:r>
+    </w:p>
+    <w:p>
+      <w:pPr>
+        <w:pStyle w:val="BodyText"/>
+      </w:pPr>
+      <w:r>
+        <w:t xml:space="preserve">Geneski, N., McKellar, J.M. and Atkinson, K.D., n.d. Life cycle environmental impacts of small modular reactors: BWRX-300 Darlington project.</w:t>
+      </w:r>
+      <w:r>
+        <w:t xml:space="preserve"> </w:t>
+      </w:r>
+      <w:r>
+        <w:rPr>
+          <w:iCs/>
+          <w:i/>
+        </w:rPr>
+        <w:t xml:space="preserve">Proceedings of the Canadian Nuclear Society</w:t>
+      </w:r>
+      <w:r>
+        <w:t xml:space="preserve">. Available at: https://proceedings.cns-snc.ca/index.php/pcns/article/view/7692.</w:t>
+      </w:r>
+    </w:p>
+    <w:p>
+      <w:pPr>
+        <w:pStyle w:val="BodyText"/>
+      </w:pPr>
+      <w:r>
+        <w:t xml:space="preserve">Gibon, T. and Hahn Menacho, Á., 2023. Parametric life cycle assessment of nuclear power for simplified models.</w:t>
+      </w:r>
+      <w:r>
+        <w:t xml:space="preserve"> </w:t>
+      </w:r>
+      <w:r>
+        <w:rPr>
+          <w:iCs/>
+          <w:i/>
+        </w:rPr>
+        <w:t xml:space="preserve">Environmental Science &amp; Technology</w:t>
+      </w:r>
+      <w:r>
+        <w:t xml:space="preserve">, 57(38), pp.14194–14205. Available at: https://doi.org/10.1021/acs.est.3c03190.</w:t>
+      </w:r>
+    </w:p>
+    <w:p>
+      <w:pPr>
+        <w:pStyle w:val="BodyText"/>
+      </w:pPr>
+      <w:r>
+        <w:t xml:space="preserve">Government of Ontario, 2025.</w:t>
+      </w:r>
+      <w:r>
+        <w:t xml:space="preserve"> </w:t>
+      </w:r>
+      <w:r>
+        <w:rPr>
+          <w:iCs/>
+          <w:i/>
+        </w:rPr>
+        <w:t xml:space="preserve">Ontario Leads the G7 by Building First Small Modular Reactor</w:t>
+      </w:r>
+      <w:r>
+        <w:t xml:space="preserve">. [news release] 8 May. Toronto: Government of Ontario. Available at: [URL TODO, news.ontario.ca].</w:t>
+      </w:r>
+    </w:p>
+    <w:p>
+      <w:pPr>
+        <w:pStyle w:val="BodyText"/>
+      </w:pPr>
+      <w:r>
+        <w:t xml:space="preserve">Government of Ontario, n.d.</w:t>
+      </w:r>
+      <w:r>
+        <w:t xml:space="preserve"> </w:t>
+      </w:r>
+      <w:r>
+        <w:rPr>
+          <w:iCs/>
+          <w:i/>
+        </w:rPr>
+        <w:t xml:space="preserve">Ontario energy snapshot</w:t>
+      </w:r>
+      <w:r>
+        <w:t xml:space="preserve">. [online] Available at: https://www.ontario.ca/page/ontario-energy-snapshot.</w:t>
+      </w:r>
+    </w:p>
+    <w:p>
+      <w:pPr>
+        <w:pStyle w:val="BodyText"/>
+      </w:pPr>
+      <w:r>
+        <w:t xml:space="preserve">Graham, P. and Hayward, J., 2026.</w:t>
+      </w:r>
+      <w:r>
+        <w:t xml:space="preserve"> </w:t>
+      </w:r>
+      <w:r>
+        <w:rPr>
+          <w:iCs/>
+          <w:i/>
+        </w:rPr>
+        <w:t xml:space="preserve">GenCost 2025-26: Final report</w:t>
+      </w:r>
+      <w:r>
+        <w:t xml:space="preserve">. [pdf] Australia: CSIRO. Available at: https://www.csiro.au/-/media/Energy/GenCost-2025-26-Final/GenCost_2025-26_Final_Report_20260715.pdf.</w:t>
+      </w:r>
+    </w:p>
+    <w:p>
+      <w:pPr>
+        <w:pStyle w:val="BodyText"/>
+      </w:pPr>
+      <w:r>
+        <w:t xml:space="preserve">Graham, P., Hayward, J. and Foster, J., 2024.</w:t>
+      </w:r>
+      <w:r>
+        <w:t xml:space="preserve"> </w:t>
+      </w:r>
+      <w:r>
+        <w:rPr>
+          <w:iCs/>
+          <w:i/>
+        </w:rPr>
+        <w:t xml:space="preserve">GenCost 2023-24: Final report</w:t>
+      </w:r>
+      <w:r>
+        <w:t xml:space="preserve">. [pdf] Australia: CSIRO. Available at: https://www.csiro.au/-/media/Energy/GenCost/GenCost2023-24Final_20240522.pdf.</w:t>
+      </w:r>
+    </w:p>
+    <w:p>
+      <w:pPr>
+        <w:pStyle w:val="BodyText"/>
+      </w:pPr>
+      <w:r>
+        <w:t xml:space="preserve">Graham, P., Hayward, J. and Foster, J., 2025.</w:t>
+      </w:r>
+      <w:r>
+        <w:t xml:space="preserve"> </w:t>
+      </w:r>
+      <w:r>
+        <w:rPr>
+          <w:iCs/>
+          <w:i/>
+        </w:rPr>
+        <w:t xml:space="preserve">GenCost 2024-25: Final report</w:t>
+      </w:r>
+      <w:r>
+        <w:t xml:space="preserve">. [pdf] Australia: CSIRO. Executive summary available at: https://www.csiro.au/-/media/Energy/GenCost/GenCost2024-25Final_ES.pdf [full report URL TODO].</w:t>
+      </w:r>
+    </w:p>
+    <w:p>
+      <w:pPr>
+        <w:pStyle w:val="BodyText"/>
+      </w:pPr>
+      <w:r>
+        <w:t xml:space="preserve">Griffith University Climate Action Beacon and Monash Climate Change Communication Research Hub, 2025.</w:t>
+      </w:r>
+      <w:r>
+        <w:t xml:space="preserve"> </w:t>
+      </w:r>
+      <w:r>
+        <w:rPr>
+          <w:iCs/>
+          <w:i/>
+        </w:rPr>
+        <w:t xml:space="preserve">What Australians really think of nuclear power</w:t>
+      </w:r>
+      <w:r>
+        <w:t xml:space="preserve">. [news release] 2 May. Available at: https://news.griffith.edu.au/2025/05/02/what-australians-really-think-of-nuclear-power/ [Accessed 21 October 2026].</w:t>
+      </w:r>
+    </w:p>
+    <w:p>
+      <w:pPr>
+        <w:pStyle w:val="BodyText"/>
+      </w:pPr>
+      <w:r>
+        <w:t xml:space="preserve">Hooton, R.D., 2023.</w:t>
+      </w:r>
+      <w:r>
+        <w:t xml:space="preserve"> </w:t>
+      </w:r>
+      <w:r>
+        <w:rPr>
+          <w:iCs/>
+          <w:i/>
+        </w:rPr>
+        <w:t xml:space="preserve">Changes to ASTM cement and concrete standards to…</w:t>
+      </w:r>
+      <w:r>
+        <w:t xml:space="preserve"> </w:t>
+      </w:r>
+      <w:r>
+        <w:t xml:space="preserve">[title truncated in source entry]. ACI Fall 2023 webinar slides. [pdf] Farmington Hills: American Concrete Institute. Available at: https://www.concrete.org/portals/0/files/pdf/webinars/ws_F23_NEU_DouglasHooton.pdf [Accessed 20 October 2026].</w:t>
+      </w:r>
+    </w:p>
+    <w:p>
+      <w:pPr>
+        <w:pStyle w:val="BodyText"/>
+      </w:pPr>
+      <w:r>
+        <w:t xml:space="preserve">Independent Electricity System Operator, 2024.</w:t>
+      </w:r>
+      <w:r>
+        <w:t xml:space="preserve"> </w:t>
+      </w:r>
+      <w:r>
+        <w:rPr>
+          <w:iCs/>
+          <w:i/>
+        </w:rPr>
+        <w:t xml:space="preserve">Ontario’s Energy Future: Spring 2024 Update</w:t>
+      </w:r>
+      <w:r>
+        <w:t xml:space="preserve">. [pdf] Toronto: Independent Electricity System Operator. Available at: https://www.ieso.ca/-/media/Files/IESO/Document-Library/Decarbonization-Hub/IESO-Ontarios-Energy-Future-Spring-2024.pdf.</w:t>
+      </w:r>
+    </w:p>
+    <w:p>
+      <w:pPr>
+        <w:pStyle w:val="BodyText"/>
+      </w:pPr>
+      <w:r>
+        <w:t xml:space="preserve">International Atomic Energy Agency, 2015.</w:t>
+      </w:r>
+      <w:r>
+        <w:t xml:space="preserve"> </w:t>
+      </w:r>
+      <w:r>
+        <w:rPr>
+          <w:iCs/>
+          <w:i/>
+        </w:rPr>
+        <w:t xml:space="preserve">Milestones in the Development of a National Infrastructure for Nuclear Power</w:t>
+      </w:r>
+      <w:r>
+        <w:t xml:space="preserve">. IAEA Nuclear Energy Series No. NG-G-3.1. [pdf] Vienna: International Atomic Energy Agency. Available at: https://www-pub.iaea.org/MTCD/Publications/PDF/Pub1704_web.pdf [Accessed 20 October 2026].</w:t>
+      </w:r>
+    </w:p>
+    <w:p>
+      <w:pPr>
+        <w:pStyle w:val="BodyText"/>
+      </w:pPr>
+      <w:r>
+        <w:t xml:space="preserve">International Atomic Energy Agency, 2024.</w:t>
+      </w:r>
+      <w:r>
+        <w:t xml:space="preserve"> </w:t>
+      </w:r>
+      <w:r>
+        <w:rPr>
+          <w:iCs/>
+          <w:i/>
+        </w:rPr>
+        <w:t xml:space="preserve">Small Modular Reactors: Advances in SMR Developments 2024</w:t>
+      </w:r>
+      <w:r>
+        <w:t xml:space="preserve">. Vienna: International Atomic Energy Agency.</w:t>
+      </w:r>
+    </w:p>
+    <w:p>
+      <w:pPr>
+        <w:pStyle w:val="BodyText"/>
+      </w:pPr>
+      <w:r>
+        <w:t xml:space="preserve">International Energy Agency, 2022.</w:t>
+      </w:r>
+      <w:r>
+        <w:t xml:space="preserve"> </w:t>
+      </w:r>
+      <w:r>
+        <w:rPr>
+          <w:iCs/>
+          <w:i/>
+        </w:rPr>
+        <w:t xml:space="preserve">Solar PV Global Supply Chains</w:t>
+      </w:r>
+      <w:r>
+        <w:t xml:space="preserve">. Paris: International Energy Agency. Available at: https://www.iea.org/reports/solar-pv-global-supply-chains [Accessed 21 October 2026].</w:t>
+      </w:r>
+    </w:p>
+    <w:p>
+      <w:pPr>
+        <w:pStyle w:val="BodyText"/>
+      </w:pPr>
+      <w:r>
+        <w:t xml:space="preserve">International Organization for Standardization, 2006a.</w:t>
+      </w:r>
+      <w:r>
+        <w:t xml:space="preserve"> </w:t>
+      </w:r>
+      <w:r>
+        <w:rPr>
+          <w:iCs/>
+          <w:i/>
+        </w:rPr>
+        <w:t xml:space="preserve">ISO 14040:2006 Environmental management — Life cycle assessment — Principles and framework</w:t>
+      </w:r>
+      <w:r>
+        <w:t xml:space="preserve">. Geneva: International Organization for Standardization. [URL TODO: iso.org catalogue page].</w:t>
+      </w:r>
+    </w:p>
+    <w:p>
+      <w:pPr>
+        <w:pStyle w:val="BodyText"/>
+      </w:pPr>
+      <w:r>
+        <w:t xml:space="preserve">International Organization for Standardization, 2006b.</w:t>
+      </w:r>
+      <w:r>
+        <w:t xml:space="preserve"> </w:t>
+      </w:r>
+      <w:r>
+        <w:rPr>
+          <w:iCs/>
+          <w:i/>
+        </w:rPr>
+        <w:t xml:space="preserve">ISO 14044:2006 Environmental management — Life cycle assessment — Requirements and guidelines</w:t>
+      </w:r>
+      <w:r>
+        <w:t xml:space="preserve">. Geneva: International Organization for Standardization. Available at: https://www.iso.org/standard/38498.html.</w:t>
+      </w:r>
+    </w:p>
+    <w:p>
+      <w:pPr>
+        <w:pStyle w:val="BodyText"/>
+      </w:pPr>
+      <w:r>
+        <w:t xml:space="preserve">IPCC, 2006.</w:t>
+      </w:r>
+      <w:r>
+        <w:t xml:space="preserve"> </w:t>
+      </w:r>
+      <w:r>
+        <w:rPr>
+          <w:iCs/>
+          <w:i/>
+        </w:rPr>
+        <w:t xml:space="preserve">2006 IPCC Guidelines for National Greenhouse Gas Inventories</w:t>
+      </w:r>
+      <w:r>
+        <w:t xml:space="preserve">, Vol. 2 Energy, Ch. 2, Table 2.2. Hayama: Institute for Global Environmental Strategies.</w:t>
+      </w:r>
+    </w:p>
+    <w:p>
+      <w:pPr>
+        <w:pStyle w:val="BodyText"/>
+      </w:pPr>
+      <w:r>
+        <w:t xml:space="preserve">Joint Standing Committee on Treaties, 2024.</w:t>
+      </w:r>
+      <w:r>
+        <w:t xml:space="preserve"> </w:t>
+      </w:r>
+      <w:r>
+        <w:rPr>
+          <w:iCs/>
+          <w:i/>
+        </w:rPr>
+        <w:t xml:space="preserve">Report 224: Agreement among Australia, the UK and the US for cooperation related to naval nuclear propulsion</w:t>
+      </w:r>
+      <w:r>
+        <w:t xml:space="preserve">, Chapter 6,</w:t>
+      </w:r>
+      <w:r>
+        <w:t xml:space="preserve"> </w:t>
+      </w:r>
+      <w:r>
+        <w:t xml:space="preserve">‘</w:t>
+      </w:r>
+      <w:r>
+        <w:t xml:space="preserve">Employment and education impacts</w:t>
+      </w:r>
+      <w:r>
+        <w:t xml:space="preserve">’</w:t>
+      </w:r>
+      <w:r>
+        <w:t xml:space="preserve">. Canberra: Parliament of Australia. Available at: https://www.aph.gov.au/Parliamentary_Business/Committees/Joint/Treaties/NuclearPropulsion/Report/Chapter_6_-_Employment_and_education_impacts [Accessed 21 October 2026].</w:t>
+      </w:r>
+    </w:p>
+    <w:p>
+      <w:pPr>
+        <w:pStyle w:val="BodyText"/>
+      </w:pPr>
+      <w:r>
+        <w:t xml:space="preserve">Kazatomprom, 2025.</w:t>
+      </w:r>
+      <w:r>
+        <w:t xml:space="preserve"> </w:t>
+      </w:r>
+      <w:r>
+        <w:rPr>
+          <w:iCs/>
+          <w:i/>
+        </w:rPr>
+        <w:t xml:space="preserve">Integrated Annual Report 2024</w:t>
+      </w:r>
+      <w:r>
+        <w:t xml:space="preserve">. [pdf] Astana: NAC Kazatomprom JSC. Available at: https://www.kazatomprom.kz/storage/59/kap_iar_2024_eng_0205__clean.pdf [Accessed 20 October 2026].</w:t>
+      </w:r>
+    </w:p>
+    <w:p>
+      <w:pPr>
+        <w:pStyle w:val="BodyText"/>
+      </w:pPr>
+      <w:r>
+        <w:t xml:space="preserve">Kim, [initial TODO] and Macfarlane, A., 2026.</w:t>
+      </w:r>
+      <w:r>
+        <w:t xml:space="preserve"> </w:t>
+      </w:r>
+      <w:r>
+        <w:rPr>
+          <w:iCs/>
+          <w:i/>
+        </w:rPr>
+        <w:t xml:space="preserve">Challenges of small modular reactors: a comprehensive exploration of [title TODO]</w:t>
+      </w:r>
+      <w:r>
+        <w:t xml:space="preserve">. [pdf] Available at: https://www.nirs.org/wp-content/uploads/2025/09/SMR-Costs_Challenges-of-SMRs-cost-waste_Kim-Macfarlane_2026.pdf.</w:t>
+      </w:r>
+    </w:p>
+    <w:p>
+      <w:pPr>
+        <w:pStyle w:val="BodyText"/>
+      </w:pPr>
+      <w:r>
+        <w:t xml:space="preserve">LACCEI, 2026. Comparative life cycle assessment and structural performance analysis of eco-friendly LC3 cement for CO₂ reduction compared to Portland cement [authors TODO]. In:</w:t>
+      </w:r>
+      <w:r>
+        <w:t xml:space="preserve"> </w:t>
+      </w:r>
+      <w:r>
+        <w:rPr>
+          <w:iCs/>
+          <w:i/>
+        </w:rPr>
+        <w:t xml:space="preserve">Proceedings of the 24th LACCEI International Multi-Conference for Engineering, Education and Technology</w:t>
+      </w:r>
+      <w:r>
+        <w:t xml:space="preserve">, Santiago, Chile, 15–17 July 2026. Contribution 2661. Available at: https://laccei.org/LACCEI2026-Chile/full-papers/Contribution_2661_final_a.pdf.</w:t>
+      </w:r>
+    </w:p>
+    <w:p>
+      <w:pPr>
+        <w:pStyle w:val="BodyText"/>
+      </w:pPr>
+      <w:r>
+        <w:t xml:space="preserve">LC3 Project, 2015.</w:t>
+      </w:r>
+      <w:r>
+        <w:t xml:space="preserve"> </w:t>
+      </w:r>
+      <w:r>
+        <w:rPr>
+          <w:iCs/>
+          <w:i/>
+        </w:rPr>
+        <w:t xml:space="preserve">LCA of LC3: India team progress</w:t>
+      </w:r>
+      <w:r>
+        <w:t xml:space="preserve"> </w:t>
+      </w:r>
+      <w:r>
+        <w:t xml:space="preserve">(industry meeting, September 2015). Available at: https://lc3.ch/wp-content/uploads/2023/03/LCA-of-LC3-India-team-progress-Industry-meeting-Sep-2015.pdf.</w:t>
+      </w:r>
+    </w:p>
+    <w:p>
+      <w:pPr>
+        <w:pStyle w:val="BodyText"/>
+      </w:pPr>
+      <w:r>
+        <w:t xml:space="preserve">Liberal Party of Australia, 2026.</w:t>
+      </w:r>
+      <w:r>
+        <w:t xml:space="preserve"> </w:t>
+      </w:r>
+      <w:r>
+        <w:rPr>
+          <w:iCs/>
+          <w:i/>
+        </w:rPr>
+        <w:t xml:space="preserve">Our Plan for Cheaper Power</w:t>
+      </w:r>
+      <w:r>
+        <w:t xml:space="preserve">. [online] Available at: https://www.liberal.org.au/our-plan/energy [Accessed 20 October 2026].</w:t>
+      </w:r>
+    </w:p>
+    <w:p>
+      <w:pPr>
+        <w:pStyle w:val="BodyText"/>
+      </w:pPr>
+      <w:r>
+        <w:t xml:space="preserve">Markandya, A. and Wilkinson, P., 2007. Electricity generation and health.</w:t>
+      </w:r>
+      <w:r>
+        <w:t xml:space="preserve"> </w:t>
+      </w:r>
+      <w:r>
+        <w:rPr>
+          <w:iCs/>
+          <w:i/>
+        </w:rPr>
+        <w:t xml:space="preserve">The Lancet</w:t>
+      </w:r>
+      <w:r>
+        <w:t xml:space="preserve">, 370(9591), pp.979–990. Available at: https://doi.org/10.1016/S0140-6736(07)61253-7 [Accessed 20 October 2026].</w:t>
+      </w:r>
+    </w:p>
+    <w:p>
+      <w:pPr>
+        <w:pStyle w:val="BodyText"/>
+      </w:pPr>
+      <w:r>
+        <w:t xml:space="preserve">Minister for Defence, 2025.</w:t>
+      </w:r>
+      <w:r>
+        <w:t xml:space="preserve"> </w:t>
+      </w:r>
+      <w:r>
+        <w:rPr>
+          <w:iCs/>
+          <w:i/>
+        </w:rPr>
+        <w:t xml:space="preserve">An AUKUS milestone – launch of the Australian Naval Nuclear Power Safety Regulator</w:t>
+      </w:r>
+      <w:r>
+        <w:t xml:space="preserve">. [media release] 1 November. Available at: https://www.minister.defence.gov.au/media-releases/2025-11-01/aukus-milestone-launch-australian-naval-nuclear-power-safety-regulator [Accessed 20 October 2026].</w:t>
+      </w:r>
+    </w:p>
+    <w:p>
+      <w:pPr>
+        <w:pStyle w:val="BodyText"/>
+      </w:pPr>
+      <w:r>
+        <w:t xml:space="preserve">Mississaugas of Scugog Island First Nation, 2023. Written submissions to the CNSC: CMD 23-H9.18A (Darlington Waste Management Facility, January 2023); CMD 24-H2.26 (November 2023); CMD 24-H3.81 (November 2024). Available at: https://api.cnsc-ccsn.gc.ca/dms/digital-medias/CMD23-H9-18A.pdf/object [Accessed 21 October 2026].</w:t>
+      </w:r>
+    </w:p>
+    <w:p>
+      <w:pPr>
+        <w:pStyle w:val="BodyText"/>
+      </w:pPr>
+      <w:r>
+        <w:t xml:space="preserve">Municipality of Clarington, 2024. Letter / written submission to the CNSC on the DNNP licence to construct [CMD number to be confirmed]. Available at: https://api.cnsc-ccsn.gc.ca/dms/digital-medias/CMD24-H2-12.pdf/object [Accessed 21 October 2026].</w:t>
+      </w:r>
+    </w:p>
+    <w:p>
+      <w:pPr>
+        <w:pStyle w:val="BodyText"/>
+      </w:pPr>
+      <w:r>
+        <w:t xml:space="preserve">Neelam, R., 2024.</w:t>
+      </w:r>
+      <w:r>
+        <w:t xml:space="preserve"> </w:t>
+      </w:r>
+      <w:r>
+        <w:rPr>
+          <w:iCs/>
+          <w:i/>
+        </w:rPr>
+        <w:t xml:space="preserve">Lowy Institute Poll 2024</w:t>
+      </w:r>
+      <w:r>
+        <w:t xml:space="preserve">. Sydney: Lowy Institute. Available at: https://poll.lowyinstitute.org/report/2024/ [Accessed 20 October 2026].</w:t>
+      </w:r>
+    </w:p>
+    <w:p>
+      <w:pPr>
+        <w:pStyle w:val="BodyText"/>
+      </w:pPr>
+      <w:r>
+        <w:t xml:space="preserve">Newcastle Herald, 2024a. AGL says Liddell site will not be used for nuclear power.</w:t>
+      </w:r>
+      <w:r>
+        <w:t xml:space="preserve"> </w:t>
+      </w:r>
+      <w:r>
+        <w:rPr>
+          <w:iCs/>
+          <w:i/>
+        </w:rPr>
+        <w:t xml:space="preserve">Newcastle Herald</w:t>
+      </w:r>
+      <w:r>
+        <w:t xml:space="preserve">. [online] Available at: https://www.newcastleherald.com.au/story/8557276/agl-says-liddell-site-will-not-be-used-for-nuclear-power [Accessed 20 October 2026].</w:t>
+      </w:r>
+    </w:p>
+    <w:p>
+      <w:pPr>
+        <w:pStyle w:val="BodyText"/>
+      </w:pPr>
+      <w:r>
+        <w:t xml:space="preserve">Newcastle Herald, 2024b. Coalition government could seize Liddell for nuclear power plant; Dutton’s nuclear energy plan divides opinion in the Hunter.</w:t>
+      </w:r>
+      <w:r>
+        <w:t xml:space="preserve"> </w:t>
+      </w:r>
+      <w:r>
+        <w:rPr>
+          <w:iCs/>
+          <w:i/>
+        </w:rPr>
+        <w:t xml:space="preserve">Newcastle Herald</w:t>
+      </w:r>
+      <w:r>
+        <w:t xml:space="preserve">. [online] Available at: https://newcastleherald.com.au/story/8670020/ and https://newcastleherald.com.au/story/8668177/ [Accessed 21 October 2026].</w:t>
+      </w:r>
+    </w:p>
+    <w:p>
+      <w:pPr>
+        <w:pStyle w:val="BodyText"/>
+      </w:pPr>
+      <w:r>
+        <w:t xml:space="preserve">Newspoll, 2007. National survey on nuclear power, 2–4 March 2007 (n ≈ 1,200). Published in</w:t>
+      </w:r>
+      <w:r>
+        <w:t xml:space="preserve"> </w:t>
+      </w:r>
+      <w:r>
+        <w:rPr>
+          <w:iCs/>
+          <w:i/>
+        </w:rPr>
+        <w:t xml:space="preserve">The Australian</w:t>
+      </w:r>
+      <w:r>
+        <w:t xml:space="preserve">.</w:t>
+      </w:r>
+    </w:p>
+    <w:p>
+      <w:pPr>
+        <w:pStyle w:val="BodyText"/>
+      </w:pPr>
+      <w:r>
+        <w:t xml:space="preserve">Ng, J.H.C., Vyawahare, P., Benavides, P.T., Gan, Y., Sun, P., Boardman, R., Marcinkoski, J. and Elgowainy, A., 2025. Life-cycle greenhouse gas emissions associated with nuclear power generation in the United States.</w:t>
+      </w:r>
+      <w:r>
+        <w:t xml:space="preserve"> </w:t>
+      </w:r>
+      <w:r>
+        <w:rPr>
+          <w:iCs/>
+          <w:i/>
+        </w:rPr>
+        <w:t xml:space="preserve">Journal of Industrial Ecology</w:t>
+      </w:r>
+      <w:r>
+        <w:t xml:space="preserve">, 29(3), pp.719–732. Available at: https://doi.org/10.1111/jiec.70008.</w:t>
+      </w:r>
+    </w:p>
+    <w:p>
+      <w:pPr>
+        <w:pStyle w:val="BodyText"/>
+      </w:pPr>
+      <w:r>
+        <w:t xml:space="preserve">Norton Rose Fulbright, 2025.</w:t>
+      </w:r>
+      <w:r>
+        <w:t xml:space="preserve"> </w:t>
+      </w:r>
+      <w:r>
+        <w:rPr>
+          <w:iCs/>
+          <w:i/>
+        </w:rPr>
+        <w:t xml:space="preserve">Key amendments to the Environment Protection Reform Act 2025 and their implications for the EPBC Act</w:t>
+      </w:r>
+      <w:r>
+        <w:t xml:space="preserve">. [online] Available at: https://www.nortonrosefulbright.com/en-au/knowledge/publications/df336551/key-amendments-to-the-environment-protection-reform-act-2025-and-their-implications-for-the-epbc-act [Accessed 20 October 2026].</w:t>
+      </w:r>
+    </w:p>
+    <w:p>
+      <w:pPr>
+        <w:pStyle w:val="BodyText"/>
+      </w:pPr>
+      <w:r>
+        <w:t xml:space="preserve">NRMCA, 2021.</w:t>
+      </w:r>
+      <w:r>
+        <w:t xml:space="preserve"> </w:t>
+      </w:r>
+      <w:r>
+        <w:rPr>
+          <w:iCs/>
+          <w:i/>
+        </w:rPr>
+        <w:t xml:space="preserve">Environmental Product Declaration EPD 20046: St Marys Cement, Bowmanville plant</w:t>
+      </w:r>
+      <w:r>
+        <w:t xml:space="preserve">. [pdf] Available at: https://www.nrmca.org/wp-content/uploads/2021/09/NRMCA_EPD20046StMarys_EPD_BOW_Sep2021.pdf.</w:t>
+      </w:r>
+    </w:p>
+    <w:p>
+      <w:pPr>
+        <w:pStyle w:val="BodyText"/>
+      </w:pPr>
+      <w:r>
+        <w:t xml:space="preserve">Nuclear Waste Management Organization, 2024a.</w:t>
+      </w:r>
+      <w:r>
+        <w:t xml:space="preserve"> </w:t>
+      </w:r>
+      <w:r>
+        <w:rPr>
+          <w:iCs/>
+          <w:i/>
+        </w:rPr>
+        <w:t xml:space="preserve">The Nuclear Waste Management Organization selects site for Canada’s deep geological repository for used nuclear fuel</w:t>
+      </w:r>
+      <w:r>
+        <w:t xml:space="preserve">. [news release] 28 November. Toronto: Nuclear Waste Management Organization. Available at: https://www.nwmo.ca/News/The-Nuclear-Waste-Management-Organization-selects-site-for-Canadas-deep-geological-repository [Accessed 21 October 2026].</w:t>
+      </w:r>
+    </w:p>
+    <w:p>
+      <w:pPr>
+        <w:pStyle w:val="BodyText"/>
+      </w:pPr>
+      <w:r>
+        <w:t xml:space="preserve">Nuclear Waste Management Organization, 2024b.</w:t>
+      </w:r>
+      <w:r>
+        <w:t xml:space="preserve"> </w:t>
+      </w:r>
+      <w:r>
+        <w:rPr>
+          <w:iCs/>
+          <w:i/>
+        </w:rPr>
+        <w:t xml:space="preserve">Implementing Adaptive Phased Management 2024–28: Selecting a site</w:t>
+      </w:r>
+      <w:r>
+        <w:t xml:space="preserve">. Available at: https://implementationplan.nwmo.ca/2024_28/selecting-a-site/ [Accessed 21 October 2026].</w:t>
+      </w:r>
+    </w:p>
+    <w:p>
+      <w:pPr>
+        <w:pStyle w:val="BodyText"/>
+      </w:pPr>
+      <w:r>
+        <w:t xml:space="preserve">Nuclear Waste Management Organization, 2024c.</w:t>
+      </w:r>
+      <w:r>
+        <w:t xml:space="preserve"> </w:t>
+      </w:r>
+      <w:r>
+        <w:rPr>
+          <w:iCs/>
+          <w:i/>
+        </w:rPr>
+        <w:t xml:space="preserve">Mayor and Council of the Township of Ignace sign historic potential hosting agreement with the NWMO</w:t>
+      </w:r>
+      <w:r>
+        <w:t xml:space="preserve">. [news release] March. Available at: https://www.nwmo.ca/news/mayor-and-council-of-the-township-of-ignace-sign-historic–potential-hosting-agreement-with-the-nwmo [Accessed 21 October 2026].</w:t>
+      </w:r>
+    </w:p>
+    <w:p>
+      <w:pPr>
+        <w:pStyle w:val="BodyText"/>
+      </w:pPr>
+      <w:r>
+        <w:t xml:space="preserve">Nuclear Waste Management Organization, n.d.</w:t>
+      </w:r>
+      <w:r>
+        <w:t xml:space="preserve"> </w:t>
+      </w:r>
+      <w:r>
+        <w:rPr>
+          <w:iCs/>
+          <w:i/>
+        </w:rPr>
+        <w:t xml:space="preserve">Project costs</w:t>
+      </w:r>
+      <w:r>
+        <w:t xml:space="preserve">. [online] Available at: https://www.nwmo.ca/Who-we-are/Funding/Project-Costs [Accessed 21 October 2026].</w:t>
+      </w:r>
+    </w:p>
+    <w:p>
+      <w:pPr>
+        <w:pStyle w:val="BodyText"/>
+      </w:pPr>
+      <w:r>
+        <w:t xml:space="preserve">NuScale Power Corporation, 2023.</w:t>
+      </w:r>
+      <w:r>
+        <w:t xml:space="preserve"> </w:t>
+      </w:r>
+      <w:r>
+        <w:rPr>
+          <w:iCs/>
+          <w:i/>
+        </w:rPr>
+        <w:t xml:space="preserve">Amendment No. 3 to Development Cost Reimbursement Agreement</w:t>
+      </w:r>
+      <w:r>
+        <w:t xml:space="preserve"> </w:t>
+      </w:r>
+      <w:r>
+        <w:t xml:space="preserve">[exhibit to Form 10-Q / 424B3]. Washington, DC: US Securities and Exchange Commission. Available at: https://www.sec.gov/Archives/edgar/data/1822966/000182296623000092/a101dcraamendment3execut.htm [Accessed 20 October 2026].</w:t>
+      </w:r>
+    </w:p>
+    <w:p>
+      <w:pPr>
+        <w:pStyle w:val="BodyText"/>
+      </w:pPr>
+      <w:r>
+        <w:t xml:space="preserve">NuScale Power Corporation, 2026.</w:t>
+      </w:r>
+      <w:r>
+        <w:t xml:space="preserve"> </w:t>
+      </w:r>
+      <w:r>
+        <w:rPr>
+          <w:iCs/>
+          <w:i/>
+        </w:rPr>
+        <w:t xml:space="preserve">Form 10-K for the fiscal year ended 31 December 2025</w:t>
+      </w:r>
+      <w:r>
+        <w:t xml:space="preserve">. Washington, DC: US Securities and Exchange Commission. Available at: https://www.sec.gov/Archives/edgar/data/1822966/000182296626000018/smr-20251231.htm.</w:t>
+      </w:r>
+    </w:p>
+    <w:p>
+      <w:pPr>
+        <w:pStyle w:val="BodyText"/>
+      </w:pPr>
+      <w:r>
+        <w:t xml:space="preserve">NuScale Power Corporation and Utah Associated Municipal Power Systems, 2023.</w:t>
+      </w:r>
+      <w:r>
+        <w:t xml:space="preserve"> </w:t>
+      </w:r>
+      <w:r>
+        <w:rPr>
+          <w:iCs/>
+          <w:i/>
+        </w:rPr>
+        <w:t xml:space="preserve">UAMPS and NuScale Power agree to terminate the Carbon Free Power Project</w:t>
+      </w:r>
+      <w:r>
+        <w:t xml:space="preserve"> </w:t>
+      </w:r>
+      <w:r>
+        <w:t xml:space="preserve">[joint press release, 8 November 2023]. Exhibit to NuScale Power Corporation Form 8-K. Washington, DC: US Securities and Exchange Commission. Available at: https://www.sec.gov/Archives/edgar/data/1822966/000182296623000256/uampsnuscalejointpressre.htm [Accessed 20 October 2026].</w:t>
+      </w:r>
+    </w:p>
+    <w:p>
+      <w:pPr>
+        <w:pStyle w:val="BodyText"/>
+      </w:pPr>
+      <w:r>
+        <w:t xml:space="preserve">OECD Nuclear Energy Agency and International Atomic Energy Agency, 2025.</w:t>
+      </w:r>
+      <w:r>
+        <w:t xml:space="preserve"> </w:t>
+      </w:r>
+      <w:r>
+        <w:rPr>
+          <w:iCs/>
+          <w:i/>
+        </w:rPr>
+        <w:t xml:space="preserve">Uranium 2024: Resources, Production and Demand</w:t>
+      </w:r>
+      <w:r>
+        <w:t xml:space="preserve">. [pdf] Paris: OECD Publishing. Available at: https://www.oecd-nea.org/jcms/pl_103179/uranium-2024-resources-production-and-demand [Accessed 20 October 2026].</w:t>
+      </w:r>
+    </w:p>
+    <w:p>
+      <w:pPr>
+        <w:pStyle w:val="BodyText"/>
+      </w:pPr>
+      <w:r>
+        <w:t xml:space="preserve">Ontario Power Generation, 2023. [Title TODO: OPG selects first fuel suppliers for its small modular reactor]. [press release] Toronto: Ontario Power Generation. [URL TODO, opg.com].</w:t>
+      </w:r>
+    </w:p>
+    <w:p>
+      <w:pPr>
+        <w:pStyle w:val="BodyText"/>
+      </w:pPr>
+      <w:r>
+        <w:t xml:space="preserve">Ontario Power Generation, 2025a.</w:t>
+      </w:r>
+      <w:r>
+        <w:t xml:space="preserve"> </w:t>
+      </w:r>
+      <w:r>
+        <w:rPr>
+          <w:iCs/>
+          <w:i/>
+        </w:rPr>
+        <w:t xml:space="preserve">OPG reports 2025 first quarter financial results</w:t>
+      </w:r>
+      <w:r>
+        <w:t xml:space="preserve">. [online] News release, 13 May. Toronto: Ontario Power Generation. Available at: https://www.opg.com/news-resources/newsroom/release/opg-reports-2025-first-quarter-financial-results/ [Accessed 20 October 2026].</w:t>
+      </w:r>
+    </w:p>
+    <w:p>
+      <w:pPr>
+        <w:pStyle w:val="BodyText"/>
+      </w:pPr>
+      <w:r>
+        <w:t xml:space="preserve">Ontario Power Generation, 2025b.</w:t>
+      </w:r>
+      <w:r>
+        <w:t xml:space="preserve"> </w:t>
+      </w:r>
+      <w:r>
+        <w:rPr>
+          <w:iCs/>
+          <w:i/>
+        </w:rPr>
+        <w:t xml:space="preserve">EB-2025-0297, Exhibit D2, Tab 4, Schedule 1: Darlington New Nuclear Project overview</w:t>
+      </w:r>
+      <w:r>
+        <w:t xml:space="preserve"> </w:t>
+      </w:r>
+      <w:r>
+        <w:t xml:space="preserve">(updated 21 May 2026). [pdf] Filed with the Ontario Energy Board. Available at: https://files.opg.com/wp-content/uploads/2026/05/D2-04-01-Darlington-New-Nuclear-Project-Overview_Updated_20260521_260522_191835.pdf [Accessed 20 October 2026].</w:t>
+      </w:r>
+    </w:p>
+    <w:p>
+      <w:pPr>
+        <w:pStyle w:val="BodyText"/>
+      </w:pPr>
+      <w:r>
+        <w:t xml:space="preserve">Ontario Power Generation, 2025c.</w:t>
+      </w:r>
+      <w:r>
+        <w:t xml:space="preserve"> </w:t>
+      </w:r>
+      <w:r>
+        <w:rPr>
+          <w:iCs/>
+          <w:i/>
+        </w:rPr>
+        <w:t xml:space="preserve">Darlington New Nuclear Project construction update</w:t>
+      </w:r>
+      <w:r>
+        <w:t xml:space="preserve">. [online] Available at: https://www.opg.com/projects-services/projects/nuclear/smr/darlington-smr/.</w:t>
+      </w:r>
+    </w:p>
+    <w:p>
+      <w:pPr>
+        <w:pStyle w:val="BodyText"/>
+      </w:pPr>
+      <w:r>
+        <w:t xml:space="preserve">Ontario Power Generation, 2026a.</w:t>
+      </w:r>
+      <w:r>
+        <w:t xml:space="preserve"> </w:t>
+      </w:r>
+      <w:r>
+        <w:rPr>
+          <w:iCs/>
+          <w:i/>
+        </w:rPr>
+        <w:t xml:space="preserve">OPG reports 2026 first quarter financial results</w:t>
+      </w:r>
+      <w:r>
+        <w:t xml:space="preserve">. [online] Available at: https://www.opg.com/news-resources/newsroom/release/opg-reports-2026-first-quarter-financial-results/ [Accessed 20 October 2026].</w:t>
+      </w:r>
+    </w:p>
+    <w:p>
+      <w:pPr>
+        <w:pStyle w:val="BodyText"/>
+      </w:pPr>
+      <w:r>
+        <w:t xml:space="preserve">Ontario Power Generation, 2026b. [Interrogatory response giving the DNNP levelised cost], EB-2025-0297. Ontario Energy Board filing [exhibit and date TODO]. [URL TODO].</w:t>
+      </w:r>
+    </w:p>
+    <w:p>
+      <w:pPr>
+        <w:pStyle w:val="BodyText"/>
+      </w:pPr>
+      <w:r>
+        <w:t xml:space="preserve">Parker, D.J., McNaughton, C.S. and Sparrow, G.A., 2016. Life cycle greenhouse gas emissions from uranium mining and milling in Canada.</w:t>
+      </w:r>
+      <w:r>
+        <w:t xml:space="preserve"> </w:t>
+      </w:r>
+      <w:r>
+        <w:rPr>
+          <w:iCs/>
+          <w:i/>
+        </w:rPr>
+        <w:t xml:space="preserve">Environmental Science &amp; Technology</w:t>
+      </w:r>
+      <w:r>
+        <w:t xml:space="preserve">, 50(17), pp.9746–9753. Available at: https://pubs.acs.org/doi/10.1021/acs.est.5b06072.</w:t>
+      </w:r>
+    </w:p>
+    <w:p>
+      <w:pPr>
+        <w:pStyle w:val="BodyText"/>
+      </w:pPr>
+      <w:r>
+        <w:t xml:space="preserve">Parliament of Australia, 2026.</w:t>
+      </w:r>
+      <w:r>
+        <w:t xml:space="preserve"> </w:t>
+      </w:r>
+      <w:r>
+        <w:rPr>
+          <w:iCs/>
+          <w:i/>
+        </w:rPr>
+        <w:t xml:space="preserve">Senate composition</w:t>
+      </w:r>
+      <w:r>
+        <w:t xml:space="preserve">. [online] Available at: https://www.aph.gov.au/Senators_and_Members/Senators/Senate_composition [Accessed 20 October 2026].</w:t>
+      </w:r>
+    </w:p>
+    <w:p>
+      <w:pPr>
+        <w:pStyle w:val="BodyText"/>
+      </w:pPr>
+      <w:r>
+        <w:t xml:space="preserve">Parliament of New South Wales, 2025.</w:t>
+      </w:r>
+      <w:r>
+        <w:t xml:space="preserve"> </w:t>
+      </w:r>
+      <w:r>
+        <w:rPr>
+          <w:iCs/>
+          <w:i/>
+        </w:rPr>
+        <w:t xml:space="preserve">Uranium Mining and Nuclear Facilities (Prohibitions) Repeal Bill 2025</w:t>
+      </w:r>
+      <w:r>
+        <w:t xml:space="preserve">: bill details. [online] Available at: https://www.parliament.nsw.gov.au/bills/Pages/bill-details.aspx?pk=18833 [Accessed 20 October 2026].</w:t>
+      </w:r>
+    </w:p>
+    <w:p>
+      <w:pPr>
+        <w:pStyle w:val="BodyText"/>
+      </w:pPr>
+      <w:r>
+        <w:t xml:space="preserve">Parliament of New South Wales, Legislative Assembly, 2026.</w:t>
+      </w:r>
+      <w:r>
+        <w:t xml:space="preserve"> </w:t>
+      </w:r>
+      <w:r>
+        <w:rPr>
+          <w:iCs/>
+          <w:i/>
+        </w:rPr>
+        <w:t xml:space="preserve">Notice Paper</w:t>
+      </w:r>
+      <w:r>
+        <w:t xml:space="preserve"> </w:t>
+      </w:r>
+      <w:r>
+        <w:t xml:space="preserve">[number and date TODO]. [pdf] Available at: https://files.parliament.nsw.gov.au/fileapi/ParlFiles/GetArtifact/170%20NOM%20(combined).pdf?serverRelativeUrl=%2Fhp%2Fhousepaper%2F31312%2F170+NOM+%28combined%29.pdf [Accessed 20 October 2026].</w:t>
+      </w:r>
+    </w:p>
+    <w:p>
+      <w:pPr>
+        <w:pStyle w:val="BodyText"/>
+      </w:pPr>
+      <w:r>
+        <w:t xml:space="preserve">Parliamentary Library, 2023.</w:t>
+      </w:r>
+      <w:r>
+        <w:t xml:space="preserve"> </w:t>
+      </w:r>
+      <w:r>
+        <w:rPr>
+          <w:iCs/>
+          <w:i/>
+        </w:rPr>
+        <w:t xml:space="preserve">Australian Naval Nuclear Power Safety Bill 2023</w:t>
+      </w:r>
+      <w:r>
+        <w:t xml:space="preserve"> </w:t>
+      </w:r>
+      <w:r>
+        <w:t xml:space="preserve">[and related bill], Bills Digest No. 32, 2023–24. [online] Canberra: Parliament of Australia. Available at: https://aph.gov.au/Parliamentary_Business/Bills_Legislation/bd/bd2324a/24bd32 [Accessed 20 October 2026].</w:t>
+      </w:r>
+    </w:p>
+    <w:p>
+      <w:pPr>
+        <w:pStyle w:val="BodyText"/>
+      </w:pPr>
+      <w:r>
+        <w:t xml:space="preserve">Parliamentary Library, 2024.</w:t>
+      </w:r>
+      <w:r>
+        <w:t xml:space="preserve"> </w:t>
+      </w:r>
+      <w:r>
+        <w:rPr>
+          <w:iCs/>
+          <w:i/>
+        </w:rPr>
+        <w:t xml:space="preserve">Current prohibitions on nuclear activities in Australia: a quick guide</w:t>
+      </w:r>
+      <w:r>
+        <w:t xml:space="preserve">. Research Paper Series 2023–24, Quick Guide. [online] Canberra: Parliamentary Library, Parliament of Australia, 30 May. Available at: https://www.aph.gov.au/About_Parliament/Parliamentary_departments/Parliamentary_Library/Research/Quick_Guides/2023-24/NuclearActivitiesProhibitions [Accessed 21 October 2026].</w:t>
+      </w:r>
+    </w:p>
+    <w:p>
+      <w:pPr>
+        <w:pStyle w:val="BodyText"/>
+      </w:pPr>
+      <w:r>
+        <w:t xml:space="preserve">Peterson, P.F., Zhao, H. and Petroski, R., 2005.</w:t>
+      </w:r>
+      <w:r>
+        <w:t xml:space="preserve"> </w:t>
+      </w:r>
+      <w:r>
+        <w:rPr>
+          <w:iCs/>
+          <w:i/>
+        </w:rPr>
+        <w:t xml:space="preserve">Metal and concrete inputs for several nuclear power plants</w:t>
+      </w:r>
+      <w:r>
+        <w:t xml:space="preserve"> </w:t>
+      </w:r>
+      <w:r>
+        <w:t xml:space="preserve">(UCBTH-05-001). [pdf] Berkeley: University of California, Berkeley. Available at: https://fhr.nuc.berkeley.edu/wp-content/uploads/2014/10/05-001-A_Material_input.pdf.</w:t>
+      </w:r>
+    </w:p>
+    <w:p>
+      <w:pPr>
+        <w:pStyle w:val="BodyText"/>
+      </w:pPr>
+      <w:r>
+        <w:t xml:space="preserve">Pillai, R.G. et al., 2019. Service life and life cycle assessment of reinforced concrete systems with limestone calcined clay cement (LC³).</w:t>
+      </w:r>
+      <w:r>
+        <w:t xml:space="preserve"> </w:t>
+      </w:r>
+      <w:r>
+        <w:rPr>
+          <w:iCs/>
+          <w:i/>
+        </w:rPr>
+        <w:t xml:space="preserve">Cement and Concrete Research</w:t>
+      </w:r>
+      <w:r>
+        <w:t xml:space="preserve">, 118, pp.111–119. Available at: https://doi.org/10.1016/j.cemconres.2018.11.019.</w:t>
+      </w:r>
+    </w:p>
+    <w:p>
+      <w:pPr>
+        <w:pStyle w:val="BodyText"/>
+      </w:pPr>
+      <w:r>
+        <w:t xml:space="preserve">Power Workers’ Union, 2021.</w:t>
+      </w:r>
+      <w:r>
+        <w:t xml:space="preserve"> </w:t>
+      </w:r>
+      <w:r>
+        <w:rPr>
+          <w:iCs/>
+          <w:i/>
+        </w:rPr>
+        <w:t xml:space="preserve">Written submission in support of OPG’s application to renew the Darlington power reactor operating licence</w:t>
+      </w:r>
+      <w:r>
+        <w:t xml:space="preserve">, CMD 21-H4.38. Available at: https://api.cnsc-ccsn.gc.ca/dms/digital-medias/CMD21-H4-38.pdf/object [Accessed 21 October 2026].</w:t>
+      </w:r>
+    </w:p>
+    <w:p>
+      <w:pPr>
+        <w:pStyle w:val="BodyText"/>
+      </w:pPr>
+      <w:r>
+        <w:t xml:space="preserve">Rao, P., Kaffine, D.T. and Hodge, B.-M., 2026.</w:t>
+      </w:r>
+      <w:r>
+        <w:t xml:space="preserve"> </w:t>
+      </w:r>
+      <w:r>
+        <w:rPr>
+          <w:iCs/>
+          <w:i/>
+        </w:rPr>
+        <w:t xml:space="preserve">The consequences of high SMR operating costs in electricity markets</w:t>
+      </w:r>
+      <w:r>
+        <w:t xml:space="preserve">. arXiv preprint 2609.08929. Available at: https://arxiv.org/pdf/2609.08929.</w:t>
+      </w:r>
+    </w:p>
+    <w:p>
+      <w:pPr>
+        <w:pStyle w:val="BodyText"/>
+      </w:pPr>
+      <w:r>
+        <w:t xml:space="preserve">Reserve Bank of Australia, 2025.</w:t>
+      </w:r>
+      <w:r>
+        <w:t xml:space="preserve"> </w:t>
+      </w:r>
+      <w:r>
+        <w:rPr>
+          <w:iCs/>
+          <w:i/>
+        </w:rPr>
+        <w:t xml:space="preserve">Historical Data: Exchange Rates (F11)</w:t>
+      </w:r>
+      <w:r>
+        <w:t xml:space="preserve">. [online] Sydney: Reserve Bank of Australia. [URL TODO, rba.gov.au].</w:t>
+      </w:r>
+    </w:p>
+    <w:p>
+      <w:pPr>
+        <w:pStyle w:val="BodyText"/>
+      </w:pPr>
+      <w:r>
+        <w:t xml:space="preserve">Ritchie, H., 2020.</w:t>
+      </w:r>
+      <w:r>
+        <w:t xml:space="preserve"> </w:t>
+      </w:r>
+      <w:r>
+        <w:rPr>
+          <w:iCs/>
+          <w:i/>
+        </w:rPr>
+        <w:t xml:space="preserve">What are the safest and cleanest sources of energy?</w:t>
+      </w:r>
+      <w:r>
+        <w:t xml:space="preserve"> </w:t>
+      </w:r>
+      <w:r>
+        <w:t xml:space="preserve">[online] Our World in Data. Available at: https://ourworldindata.org/safest-sources-of-energy [Accessed 20 October 2026].</w:t>
+      </w:r>
+    </w:p>
+    <w:p>
+      <w:pPr>
+        <w:pStyle w:val="BodyText"/>
+      </w:pPr>
+      <w:r>
+        <w:t xml:space="preserve">Schlissel, D., 2023.</w:t>
+      </w:r>
+      <w:r>
+        <w:t xml:space="preserve"> </w:t>
+      </w:r>
+      <w:r>
+        <w:rPr>
+          <w:iCs/>
+          <w:i/>
+        </w:rPr>
+        <w:t xml:space="preserve">Eye-popping new cost estimates released for NuScale small modular reactor</w:t>
+      </w:r>
+      <w:r>
+        <w:t xml:space="preserve">. Institute for Energy Economics and Financial Analysis. Available at: https://ieefa.org/resources/eye-popping-new-cost-estimates-released-nuscale-small-modular-reactor.</w:t>
+      </w:r>
+    </w:p>
+    <w:p>
+      <w:pPr>
+        <w:pStyle w:val="BodyText"/>
+      </w:pPr>
+      <w:r>
+        <w:t xml:space="preserve">Schlömer, S. et al., 2014. Annex III: Technology-specific cost and performance parameters. In:</w:t>
+      </w:r>
+      <w:r>
+        <w:t xml:space="preserve"> </w:t>
+      </w:r>
+      <w:r>
+        <w:rPr>
+          <w:iCs/>
+          <w:i/>
+        </w:rPr>
+        <w:t xml:space="preserve">Climate Change 2014: Mitigation of Climate Change. Contribution of Working Group III to the Fifth Assessment Report of the Intergovernmental Panel on Climate Change</w:t>
+      </w:r>
+      <w:r>
+        <w:t xml:space="preserve">. Cambridge: Cambridge University Press. [URL TODO, ipcc.ch].</w:t>
+      </w:r>
+    </w:p>
+    <w:p>
+      <w:pPr>
+        <w:pStyle w:val="BodyText"/>
+      </w:pPr>
+      <w:r>
+        <w:t xml:space="preserve">Scrivener, K., Martirena, F., Bishnoi, S. and Maity, S., 2018. Calcined clay limestone cements (LC3).</w:t>
+      </w:r>
+      <w:r>
+        <w:t xml:space="preserve"> </w:t>
+      </w:r>
+      <w:r>
+        <w:rPr>
+          <w:iCs/>
+          <w:i/>
+        </w:rPr>
+        <w:t xml:space="preserve">Cement and Concrete Research</w:t>
+      </w:r>
+      <w:r>
+        <w:t xml:space="preserve">, 114, pp.49–56. Available at: https://doi.org/10.1016/j.cemconres.2017.08.017.</w:t>
+      </w:r>
+    </w:p>
+    <w:p>
+      <w:pPr>
+        <w:pStyle w:val="BodyText"/>
+      </w:pPr>
+      <w:r>
+        <w:t xml:space="preserve">Senate Environment and Communications Legislation Committee, 2023.</w:t>
+      </w:r>
+      <w:r>
+        <w:t xml:space="preserve"> </w:t>
+      </w:r>
+      <w:r>
+        <w:rPr>
+          <w:iCs/>
+          <w:i/>
+        </w:rPr>
+        <w:t xml:space="preserve">Environment and Other Legislation Amendment (Removing Nuclear Energy Prohibitions) Bill 2022 [Provisions]</w:t>
+      </w:r>
+      <w:r>
+        <w:t xml:space="preserve">. [online] Canberra: Parliament of Australia. Available at: https://www.aph.gov.au/Parliamentary_Business/Committees/Senate/Environment_and_Communications/Nuclearprohibitions [Accessed 20 October 2026].</w:t>
+      </w:r>
+    </w:p>
+    <w:p>
+      <w:pPr>
+        <w:pStyle w:val="BodyText"/>
+      </w:pPr>
+      <w:r>
+        <w:t xml:space="preserve">Slag Cement Association, n.d.</w:t>
+      </w:r>
+      <w:r>
+        <w:t xml:space="preserve"> </w:t>
+      </w:r>
+      <w:r>
+        <w:rPr>
+          <w:iCs/>
+          <w:i/>
+        </w:rPr>
+        <w:t xml:space="preserve">Industry-average EPD for slag cement</w:t>
+      </w:r>
+      <w:r>
+        <w:t xml:space="preserve"> </w:t>
+      </w:r>
+      <w:r>
+        <w:t xml:space="preserve">(USA and Canada). [pdf] Available at: https://www.lafarge.ca/sites/canada/files/images/sca_epd_for_slag_cement.pdf.</w:t>
+      </w:r>
+    </w:p>
+    <w:p>
+      <w:pPr>
+        <w:pStyle w:val="BodyText"/>
+      </w:pPr>
+      <w:r>
+        <w:t xml:space="preserve">Slovic, P., 1987. Perception of risk.</w:t>
+      </w:r>
+      <w:r>
+        <w:t xml:space="preserve"> </w:t>
+      </w:r>
+      <w:r>
+        <w:rPr>
+          <w:iCs/>
+          <w:i/>
+        </w:rPr>
+        <w:t xml:space="preserve">Science</w:t>
+      </w:r>
+      <w:r>
+        <w:t xml:space="preserve">, 236(4799), pp.280–285. [DOI TODO]</w:t>
+      </w:r>
+    </w:p>
+    <w:p>
+      <w:pPr>
+        <w:pStyle w:val="BodyText"/>
+      </w:pPr>
+      <w:r>
+        <w:t xml:space="preserve">Steigerwald, B., Weibezahn, J., Slowik, M. and von Hirschhausen, C., 2023. Uncertainties in estimating production costs of future nuclear technologies: a model-based analysis of small modular reactors.</w:t>
+      </w:r>
+      <w:r>
+        <w:t xml:space="preserve"> </w:t>
+      </w:r>
+      <w:r>
+        <w:rPr>
+          <w:iCs/>
+          <w:i/>
+        </w:rPr>
+        <w:t xml:space="preserve">Energy</w:t>
+      </w:r>
+      <w:r>
+        <w:t xml:space="preserve">, 281, 128204. [Title wording and DOI to be confirmed.]</w:t>
+      </w:r>
+    </w:p>
+    <w:p>
+      <w:pPr>
+        <w:pStyle w:val="BodyText"/>
+      </w:pPr>
+      <w:r>
+        <w:t xml:space="preserve">Sun, Y. and Kurosaki, K., 2025.</w:t>
+      </w:r>
+      <w:r>
+        <w:t xml:space="preserve"> </w:t>
+      </w:r>
+      <w:r>
+        <w:rPr>
+          <w:iCs/>
+          <w:i/>
+        </w:rPr>
+        <w:t xml:space="preserve">Technical overview of recent developments in small modular reactors in the United States</w:t>
+      </w:r>
+      <w:r>
+        <w:t xml:space="preserve">. arXiv:2504.02599 [physics.soc-ph]. Available at: https://arxiv.org/abs/2504.02599.</w:t>
+      </w:r>
+    </w:p>
+    <w:p>
+      <w:pPr>
+        <w:pStyle w:val="BodyText"/>
+      </w:pPr>
+      <w:r>
+        <w:t xml:space="preserve">Treasury Board of Canada Secretariat, 2022.</w:t>
+      </w:r>
+      <w:r>
+        <w:t xml:space="preserve"> </w:t>
+      </w:r>
+      <w:r>
+        <w:rPr>
+          <w:iCs/>
+          <w:i/>
+        </w:rPr>
+        <w:t xml:space="preserve">Standard on Embodied Carbon in Construction</w:t>
+      </w:r>
+      <w:r>
+        <w:t xml:space="preserve"> </w:t>
+      </w:r>
+      <w:r>
+        <w:t xml:space="preserve">(amended 20 March 2025). [online] Ottawa: Treasury Board of Canada Secretariat. Available at: https://www.tbs-sct.canada.ca/pol/doc-eng.aspx?id=32814 [Accessed 20 October 2026].</w:t>
+      </w:r>
+    </w:p>
+    <w:p>
+      <w:pPr>
+        <w:pStyle w:val="BodyText"/>
+      </w:pPr>
+      <w:r>
+        <w:t xml:space="preserve">Treasury Board of Canada Secretariat, 2025.</w:t>
+      </w:r>
+      <w:r>
+        <w:t xml:space="preserve"> </w:t>
+      </w:r>
+      <w:r>
+        <w:rPr>
+          <w:iCs/>
+          <w:i/>
+        </w:rPr>
+        <w:t xml:space="preserve">Progress on greening procurement: Other procurement</w:t>
+      </w:r>
+      <w:r>
+        <w:t xml:space="preserve">. [online] Available at: https://www.canada.ca/en/treasury-board-secretariat/services/innovation/greening-government/government-canada-progress-greening-procurement/other-procurement.html [Accessed 20 October 2026].</w:t>
+      </w:r>
+    </w:p>
+    <w:p>
+      <w:pPr>
+        <w:pStyle w:val="BodyText"/>
+      </w:pPr>
+      <w:r>
+        <w:t xml:space="preserve">United Nations Economic Commission for Europe, 2021.</w:t>
+      </w:r>
+      <w:r>
+        <w:t xml:space="preserve"> </w:t>
+      </w:r>
+      <w:r>
+        <w:rPr>
+          <w:iCs/>
+          <w:i/>
+        </w:rPr>
+        <w:t xml:space="preserve">Carbon Neutrality in the UNECE Region: Integrated Life-cycle Assessment of Electricity Sources</w:t>
+      </w:r>
+      <w:r>
+        <w:t xml:space="preserve">. ECE/ENERGY/141. Geneva: United Nations. Available at: https://unece.org/sites/default/files/2021-10/LCA-2.pdf [Accessed 20 October 2026].</w:t>
+      </w:r>
+    </w:p>
+    <w:p>
+      <w:pPr>
+        <w:pStyle w:val="BodyText"/>
+      </w:pPr>
+      <w:r>
+        <w:t xml:space="preserve">United States Congress, 2024.</w:t>
+      </w:r>
+      <w:r>
+        <w:t xml:space="preserve"> </w:t>
+      </w:r>
+      <w:r>
+        <w:rPr>
+          <w:iCs/>
+          <w:i/>
+        </w:rPr>
+        <w:t xml:space="preserve">Prohibiting Russian Uranium Imports Act</w:t>
+      </w:r>
+      <w:r>
+        <w:t xml:space="preserve">, Public Law 118-62, 13 May 2024. [pdf] Washington, DC: US Government Publishing Office. Available at: https://www.govinfo.gov/content/pkg/PLAW-118publ62/pdf/PLAW-118publ62.pdf [Accessed 20 October 2026].</w:t>
+      </w:r>
+    </w:p>
+    <w:p>
+      <w:pPr>
+        <w:pStyle w:val="BodyText"/>
+      </w:pPr>
+      <w:r>
+        <w:t xml:space="preserve">US Department of Energy, 2025.</w:t>
+      </w:r>
+      <w:r>
+        <w:t xml:space="preserve"> </w:t>
+      </w:r>
+      <w:r>
+        <w:rPr>
+          <w:iCs/>
+          <w:i/>
+        </w:rPr>
+        <w:t xml:space="preserve">Energy Department Selects TVA and Holtec to Advance Deployment of U.S. Small Modular Reactors</w:t>
+      </w:r>
+      <w:r>
+        <w:t xml:space="preserve">. Washington, DC: US Department of Energy. Available at: https://www.energy.gov/articles/energy-department-selects-tva-and-holtec-advance-deployment-us-small-modular-reactors.</w:t>
+      </w:r>
+    </w:p>
+    <w:p>
+      <w:pPr>
+        <w:pStyle w:val="BodyText"/>
+      </w:pPr>
+      <w:r>
+        <w:t xml:space="preserve">US Department of Justice and Federal Trade Commission, 2010.</w:t>
+      </w:r>
+      <w:r>
+        <w:t xml:space="preserve"> </w:t>
+      </w:r>
+      <w:r>
+        <w:rPr>
+          <w:iCs/>
+          <w:i/>
+        </w:rPr>
+        <w:t xml:space="preserve">Horizontal Merger Guidelines</w:t>
+      </w:r>
+      <w:r>
+        <w:t xml:space="preserve">. [online] Washington, DC: US Department of Justice and Federal Trade Commission, 19 August. Available at: https://www.justice.gov/atr/horizontal-merger-guidelines-08192010 [Accessed 20 October 2026].</w:t>
+      </w:r>
+    </w:p>
+    <w:p>
+      <w:pPr>
+        <w:pStyle w:val="BodyText"/>
+      </w:pPr>
+      <w:r>
+        <w:t xml:space="preserve">US Department of Justice and Federal Trade Commission, 2023.</w:t>
+      </w:r>
+      <w:r>
+        <w:t xml:space="preserve"> </w:t>
+      </w:r>
+      <w:r>
+        <w:rPr>
+          <w:iCs/>
+          <w:i/>
+        </w:rPr>
+        <w:t xml:space="preserve">Merger Guidelines</w:t>
+      </w:r>
+      <w:r>
+        <w:t xml:space="preserve">. [pdf] Washington, DC: US Department of Justice and Federal Trade Commission, 18 December. Available at: https://www.justice.gov/d9/2023-12/2023%20Merger%20Guidelines.pdf [Accessed 20 October 2026].</w:t>
+      </w:r>
+    </w:p>
+    <w:p>
+      <w:pPr>
+        <w:pStyle w:val="BodyText"/>
+      </w:pPr>
+      <w:r>
+        <w:t xml:space="preserve">US EPA, 2024.</w:t>
+      </w:r>
+      <w:r>
+        <w:t xml:space="preserve"> </w:t>
+      </w:r>
+      <w:r>
+        <w:rPr>
+          <w:iCs/>
+          <w:i/>
+        </w:rPr>
+        <w:t xml:space="preserve">Power Profiler: terms, calculations and data sources</w:t>
+      </w:r>
+      <w:r>
+        <w:t xml:space="preserve">. [pdf] Available at: https://www.epa.gov/system/files/documents/2024-04/power-profiler-terms-calculations-and-data-sources.pdf.</w:t>
+      </w:r>
+    </w:p>
+    <w:p>
+      <w:pPr>
+        <w:pStyle w:val="BodyText"/>
+      </w:pPr>
+      <w:r>
+        <w:t xml:space="preserve">US Nuclear Regulatory Commission, n.d.</w:t>
+      </w:r>
+      <w:r>
+        <w:t xml:space="preserve"> </w:t>
+      </w:r>
+      <w:r>
+        <w:rPr>
+          <w:iCs/>
+          <w:i/>
+        </w:rPr>
+        <w:t xml:space="preserve">Global Laser Enrichment, LLC (Paducah Laser Enrichment Facility)</w:t>
+      </w:r>
+      <w:r>
+        <w:t xml:space="preserve">. [facility page] Rockville, MD: US Nuclear Regulatory Commission. Available at: https://www.nrc.gov/facilities-safety/facility-finder/fc/global-laser-enrichment-nc-lc [Accessed 20 October 2026].</w:t>
+      </w:r>
+    </w:p>
+    <w:p>
+      <w:pPr>
+        <w:pStyle w:val="BodyText"/>
+      </w:pPr>
+      <w:r>
+        <w:t xml:space="preserve">US Nuclear Regulatory Commission and Canadian Nuclear Safety Commission, 2025.</w:t>
+      </w:r>
+      <w:r>
+        <w:t xml:space="preserve"> </w:t>
+      </w:r>
+      <w:r>
+        <w:rPr>
+          <w:iCs/>
+          <w:i/>
+        </w:rPr>
+        <w:t xml:space="preserve">CNSC–NRC Joint Report on GEH BWRX-300 Steel-Plate Composite Containment Vessel and Reactor Building Structural Design Topical Report</w:t>
+      </w:r>
+      <w:r>
+        <w:t xml:space="preserve">. ADAMS ML25325A075. [pdf] Available at: https://www.nrc.gov/docs/ML2532/ML25325A075.pdf [Accessed 20 October 2026].</w:t>
+      </w:r>
+    </w:p>
+    <w:p>
+      <w:pPr>
+        <w:pStyle w:val="BodyText"/>
+      </w:pPr>
+      <w:r>
+        <w:t xml:space="preserve">Warner, E.S. and Heath, G.A., 2012. Life cycle greenhouse gas emissions of nuclear electricity generation: systematic review and harmonization.</w:t>
+      </w:r>
+      <w:r>
+        <w:t xml:space="preserve"> </w:t>
+      </w:r>
+      <w:r>
+        <w:rPr>
+          <w:iCs/>
+          <w:i/>
+        </w:rPr>
+        <w:t xml:space="preserve">Journal of Industrial Ecology</w:t>
+      </w:r>
+      <w:r>
+        <w:t xml:space="preserve">, 16(S1), pp.S73–S92. Available at: https://doi.org/10.1111/j.1530-9290.2012.00472.x.</w:t>
+      </w:r>
+    </w:p>
+    <w:p>
+      <w:pPr>
+        <w:pStyle w:val="BodyText"/>
+      </w:pPr>
+      <w:r>
+        <w:t xml:space="preserve">Williams Treaties First Nations, Ontario Power Generation, Government of Ontario and Government of Canada, 2026.</w:t>
+      </w:r>
+      <w:r>
+        <w:t xml:space="preserve"> </w:t>
+      </w:r>
+      <w:r>
+        <w:rPr>
+          <w:iCs/>
+          <w:i/>
+        </w:rPr>
+        <w:t xml:space="preserve">Williams Treaties First Nations announce historic $700 million investment in Darlington New Nuclear Project</w:t>
+      </w:r>
+      <w:r>
+        <w:t xml:space="preserve">. [press release] 23 June. Available at: https://www.bnnbloomberg.ca/press-releases/2026/06/23/williams-treaties-first-nations-announce-historic-700-million-investment-in-darlington-new-nuclear-project/ [Accessed 21 October 2026].</w:t>
+      </w:r>
+    </w:p>
+    <w:p>
+      <w:pPr>
+        <w:pStyle w:val="BodyText"/>
+      </w:pPr>
+      <w:r>
+        <w:t xml:space="preserve">World Nuclear Association, 2024.</w:t>
+      </w:r>
+      <w:r>
+        <w:t xml:space="preserve"> </w:t>
+      </w:r>
+      <w:r>
+        <w:rPr>
+          <w:iCs/>
+          <w:i/>
+        </w:rPr>
+        <w:t xml:space="preserve">Conversion and Deconversion</w:t>
+      </w:r>
+      <w:r>
+        <w:t xml:space="preserve">. [online] London: World Nuclear Association. Available at: https://world-nuclear.org/information-library/nuclear-fuel-cycle/conversion-enrichment-and-fabrication/conversion-and-deconversion [Accessed 20 October 2026].</w:t>
+      </w:r>
+    </w:p>
+    <w:p>
+      <w:pPr>
+        <w:pStyle w:val="BodyText"/>
+      </w:pPr>
+      <w:r>
+        <w:t xml:space="preserve">World Nuclear Association, 2025.</w:t>
+      </w:r>
+      <w:r>
+        <w:t xml:space="preserve"> </w:t>
+      </w:r>
+      <w:r>
+        <w:rPr>
+          <w:iCs/>
+          <w:i/>
+        </w:rPr>
+        <w:t xml:space="preserve">Uranium Enrichment</w:t>
+      </w:r>
+      <w:r>
+        <w:t xml:space="preserve">. [online] London: World Nuclear Association. Available at: https://world-nuclear.org/information-library/nuclear-fuel-cycle/conversion-enrichment-and-fabrication/uranium-enrichment [Accessed 20 October 2026].</w:t>
+      </w:r>
+    </w:p>
+    <w:p>
+      <w:pPr>
+        <w:pStyle w:val="BodyText"/>
+      </w:pPr>
+      <w:r>
+        <w:t xml:space="preserve">World Nuclear Association, 2026.</w:t>
+      </w:r>
+      <w:r>
+        <w:t xml:space="preserve"> </w:t>
+      </w:r>
+      <w:r>
+        <w:rPr>
+          <w:iCs/>
+          <w:i/>
+        </w:rPr>
+        <w:t xml:space="preserve">World Uranium Mining Production</w:t>
+      </w:r>
+      <w:r>
+        <w:t xml:space="preserve">. [online] London: World Nuclear Association. Available at: https://world-nuclear.org/information-library/nuclear-fuel-cycle/mining-of-uranium/world-uranium-mining-production [Accessed 20 October 2026].</w:t>
+      </w:r>
+    </w:p>
+    <w:bookmarkStart w:id="72" w:name="legislation"/>
+    <w:p>
+      <w:pPr>
+        <w:pStyle w:val="Heading3"/>
+      </w:pPr>
+      <w:r>
+        <w:t xml:space="preserve">Legislation</w:t>
+      </w:r>
+    </w:p>
+    <w:p>
+      <w:pPr>
+        <w:pStyle w:val="FirstParagraph"/>
+      </w:pPr>
+      <w:r>
+        <w:rPr>
+          <w:iCs/>
+          <w:i/>
+        </w:rPr>
+        <w:t xml:space="preserve">Environment Protection and Biodiversity Conservation Act 1999</w:t>
+      </w:r>
+      <w:r>
+        <w:t xml:space="preserve"> </w:t>
+      </w:r>
+      <w:r>
+        <w:t xml:space="preserve">(Cth), s 140A. [online] Federal Register of Legislation, C2004A00485. Available at: https://www.legislation.gov.au/C2004A00485/latest/text [Accessed 20 October 2026].</w:t>
+      </w:r>
+    </w:p>
+    <w:p>
+      <w:pPr>
+        <w:pStyle w:val="BodyText"/>
+      </w:pPr>
+      <w:r>
+        <w:rPr>
+          <w:iCs/>
+          <w:i/>
+        </w:rPr>
+        <w:t xml:space="preserve">Australian Radiation Protection and Nuclear Safety Act 1998</w:t>
+      </w:r>
+      <w:r>
+        <w:t xml:space="preserve"> </w:t>
+      </w:r>
+      <w:r>
+        <w:t xml:space="preserve">(Cth), s 10. [online] Federal Register of Legislation, C2004A00383. Available at: https://www.legislation.gov.au/C2004A00383/latest/text [Accessed 20 October 2026].</w:t>
+      </w:r>
+    </w:p>
+    <w:p>
+      <w:pPr>
+        <w:pStyle w:val="BodyText"/>
+      </w:pPr>
+      <w:r>
+        <w:rPr>
+          <w:iCs/>
+          <w:i/>
+        </w:rPr>
+        <w:t xml:space="preserve">Uranium Mining and Nuclear Facilities (Prohibitions) Act 1986</w:t>
+      </w:r>
+      <w:r>
+        <w:t xml:space="preserve"> </w:t>
+      </w:r>
+      <w:r>
+        <w:t xml:space="preserve">(NSW), No 194, ss 8–9. [online] NSW Legislation. Available at: https://legislation.nsw.gov.au/view/whole/html/inforce/current/act-1986-194 [Accessed 20 October 2026].</w:t>
+      </w:r>
+    </w:p>
+    <w:bookmarkEnd w:id="72"/>
+    <w:bookmarkEnd w:id="73"/>
+    <w:bookmarkStart w:id="74" w:name="declaration-of-generative-ai-use"/>
+    <w:p>
+      <w:pPr>
+        <w:pStyle w:val="Heading2"/>
+      </w:pPr>
+      <w:r>
+        <w:t xml:space="preserve">Declaration of generative AI use</w:t>
+      </w:r>
+    </w:p>
+    <w:p>
+      <w:pPr>
+        <w:pStyle w:val="FirstParagraph"/>
+      </w:pPr>
+      <w:r>
+        <w:t xml:space="preserve">[TODO: team to write the AI-use declaration required by the unit (CLAUDE.md: the team decides how AI use is declared).]</w:t>
+      </w:r>
+    </w:p>
+    <w:bookmarkEnd w:id="74"/>
+    <w:bookmarkStart w:id="135" w:name="appendices"/>
+    <w:p>
+      <w:pPr>
+        <w:pStyle w:val="Heading1"/>
+      </w:pPr>
+      <w:r>
+        <w:t xml:space="preserve">Appendices</w:t>
+      </w:r>
+    </w:p>
+    <w:bookmarkStart w:id="84" w:name="Xddcc31d2d3503f687b8b233cd4a745104a63a5c"/>
+    <w:p>
+      <w:pPr>
+        <w:pStyle w:val="Heading2"/>
+      </w:pPr>
+      <w:r>
+        <w:t xml:space="preserve">Appendix A. LCA inventory and calculations</w:t>
+      </w:r>
+    </w:p>
+    <w:p>
+      <w:pPr>
+        <w:pStyle w:val="FirstParagraph"/>
+      </w:pPr>
+      <w:r>
+        <w:t xml:space="preserve">This appendix gives the full working behind §6. The analysis is an</w:t>
+      </w:r>
+      <w:r>
+        <w:t xml:space="preserve"> </w:t>
+      </w:r>
       <w:r>
         <w:rPr>
           <w:bCs/>
           <w:b/>
         </w:rPr>
-        <w:t xml:space="preserve">[TODO: reference list]</w:t>
-      </w:r>
-    </w:p>
-    <w:bookmarkEnd w:id="67"/>
-    <w:bookmarkStart w:id="68" w:name="declaration-of-generative-ai-use"/>
-    <w:p>
-      <w:pPr>
-        <w:pStyle w:val="Heading2"/>
-      </w:pPr>
-      <w:r>
-        <w:t xml:space="preserve">Declaration of generative AI use</w:t>
-      </w:r>
-    </w:p>
-    <w:p>
-      <w:pPr>
-        <w:pStyle w:val="FirstParagraph"/>
-      </w:pPr>
-      <w:r>
-        <w:t xml:space="preserve">[TODO: team to write the AI-use declaration required by the unit (CLAUDE.md: the team decides how AI use is declared).]</w:t>
-      </w:r>
-    </w:p>
-    <w:bookmarkEnd w:id="68"/>
-    <w:bookmarkStart w:id="129" w:name="appendices"/>
-    <w:p>
-      <w:pPr>
-        <w:pStyle w:val="Heading1"/>
-      </w:pPr>
-      <w:r>
-        <w:t xml:space="preserve">Appendices</w:t>
-      </w:r>
-    </w:p>
-    <w:bookmarkStart w:id="78" w:name="Xddcc31d2d3503f687b8b233cd4a745104a63a5c"/>
-    <w:p>
-      <w:pPr>
-        <w:pStyle w:val="Heading2"/>
-      </w:pPr>
-      <w:r>
-        <w:t xml:space="preserve">Appendix A. LCA inventory and calculations</w:t>
-      </w:r>
-    </w:p>
-    <w:p>
-      <w:pPr>
-        <w:pStyle w:val="FirstParagraph"/>
-      </w:pPr>
-      <w:r>
-        <w:t xml:space="preserve">This appendix gives the full working behind §6. The analysis is an</w:t>
+        <w:t xml:space="preserve">equivalent analysis built from published factors</w:t>
+      </w:r>
+      <w:r>
+        <w:t xml:space="preserve">: a screening LCA following ISO 14040/44 principles, not critically reviewed, in which a Python model multiplies quantities by emission factors.</w:t>
       </w:r>
       <w:r>
         <w:t xml:space="preserve"> </w:t>
@@ -11623,10 +12823,10 @@
           <w:bCs/>
           <w:b/>
         </w:rPr>
-        <w:t xml:space="preserve">equivalent analysis built from published factors</w:t>
-      </w:r>
-      <w:r>
-        <w:t xml:space="preserve">: a screening LCA following ISO 14040/44 principles, not critically reviewed, in which a Python model multiplies quantities by emission factors.</w:t>
+        <w:t xml:space="preserve">No Granta EduPack run has been done</w:t>
+      </w:r>
+      <w:r>
+        <w:t xml:space="preserve">; the cross-check is only set up (A9) [TODO: Granta cross-check, H2 due Thu 12:00; cut if not run].</w:t>
       </w:r>
       <w:r>
         <w:t xml:space="preserve"> </w:t>
@@ -11636,19 +12836,6 @@
           <w:bCs/>
           <w:b/>
         </w:rPr>
-        <w:t xml:space="preserve">No Granta EduPack run has been done</w:t>
-      </w:r>
-      <w:r>
-        <w:t xml:space="preserve">; the cross-check is only set up (A9) [TODO: Granta cross-check, H2 due Thu 12:00; cut if not run].</w:t>
-      </w:r>
-      <w:r>
-        <w:t xml:space="preserve"> </w:t>
-      </w:r>
-      <w:r>
-        <w:rPr>
-          <w:bCs/>
-          <w:b/>
-        </w:rPr>
         <w:t xml:space="preserve">No input has yet been checked against its primary source</w:t>
       </w:r>
       <w:r>
@@ -11709,7 +12896,7 @@
         <w:t xml:space="preserve">), so every number here is provisional.</w:t>
       </w:r>
     </w:p>
-    <w:bookmarkStart w:id="69" w:name="a1.-reproducing-the-results"/>
+    <w:bookmarkStart w:id="75" w:name="a1.-reproducing-the-results"/>
     <w:p>
       <w:pPr>
         <w:pStyle w:val="Heading3"/>
@@ -12096,8 +13283,8 @@
         <w:t xml:space="preserve">(59 parameters, each with a value, range, distribution, source key and status).</w:t>
       </w:r>
     </w:p>
-    <w:bookmarkEnd w:id="69"/>
-    <w:bookmarkStart w:id="70" w:name="a2.-functional-unit-and-lifetime-output"/>
+    <w:bookmarkEnd w:id="75"/>
+    <w:bookmarkStart w:id="76" w:name="a2.-functional-unit-and-lifetime-output"/>
     <w:p>
       <w:pPr>
         <w:pStyle w:val="Heading3"/>
@@ -12209,8 +13396,8 @@
         <w:t xml:space="preserve">Inputs: P_net 300 MWe (GE Vernova Hitachi Nuclear Energy, n.d.) [placeholder; 315 MW net in an OPG filing, TO VERIFY]; CF 0.90 [placeholder, assumption shared with §7]; L 60 years (Canadian Nuclear Safety Commission, 2024) [TO VERIFY; 65 years reported elsewhere].</w:t>
       </w:r>
     </w:p>
-    <w:bookmarkEnd w:id="70"/>
-    <w:bookmarkStart w:id="71" w:name="a3.-material-quantities-per-unit"/>
+    <w:bookmarkEnd w:id="76"/>
+    <w:bookmarkStart w:id="77" w:name="a3.-material-quantities-per-unit"/>
     <w:p>
       <w:pPr>
         <w:pStyle w:val="Heading3"/>
@@ -12872,8 +14059,8 @@
         <w:t xml:space="preserve">In 3.5% of Monte Carlo draws (706 of 20,000) the scaled plant fell below the target volume, and the plant volume was then set equal to the target (Appendix C1).</w:t>
       </w:r>
     </w:p>
-    <w:bookmarkEnd w:id="71"/>
-    <w:bookmarkStart w:id="72" w:name="Xd0e381ee713afec2acbbb80d77e863c2dda17b7"/>
+    <w:bookmarkEnd w:id="77"/>
+    <w:bookmarkStart w:id="78" w:name="Xd0e381ee713afec2acbbb80d77e863c2dda17b7"/>
     <w:p>
       <w:pPr>
         <w:pStyle w:val="Heading3"/>
@@ -13888,8 +15075,8 @@
         <w:t xml:space="preserve">header is replaced by a source column; rebar uses a recycled-content (electric-arc furnace) factor, not virgin steel; construction electricity is not assumed renewable (the uplift covers site energy on the Ontario grid). Still unresolved: what preprint 202505.1533 in the team notes is [TODO].</w:t>
       </w:r>
     </w:p>
-    <w:bookmarkEnd w:id="72"/>
-    <w:bookmarkStart w:id="73" w:name="a5.-emission-factors"/>
+    <w:bookmarkEnd w:id="78"/>
+    <w:bookmarkStart w:id="79" w:name="a5.-emission-factors"/>
     <w:p>
       <w:pPr>
         <w:pStyle w:val="Heading3"/>
@@ -15192,8 +16379,8 @@
         <w:t xml:space="preserve">At 350 kg/m³ the model gives 328.9 kg CO₂e/m³ for S0 concrete, close to the Ontario industry baseline of 334 kg CO₂e/m³ for 35 MPa concrete and below the 417 kg CO₂e/m³ industry benchmark mix (Canadian Ready-Mixed Concrete Association, 2022) [TO VERIFY].</w:t>
       </w:r>
     </w:p>
-    <w:bookmarkEnd w:id="73"/>
-    <w:bookmarkStart w:id="74" w:name="a6.-concrete-and-the-c1-scenarios"/>
+    <w:bookmarkEnd w:id="79"/>
+    <w:bookmarkStart w:id="80" w:name="a6.-concrete-and-the-c1-scenarios"/>
     <w:p>
       <w:pPr>
         <w:pStyle w:val="Heading3"/>
@@ -16675,8 +17862,8 @@
         <w:t xml:space="preserve">Clinker avoided by LC3 = 2,304 t / 1.419 × 10⁸ MWh = 0.016 kg/MWh (7.7 t/MWe). Concrete: 20,700 m³ × 2.4 t/m³ / 1.419 × 10⁸ MWh = 0.35 kg/MWh. Steel: 9,900 t / 1.419 × 10⁸ MWh = 0.070 kg/MWh.</w:t>
       </w:r>
     </w:p>
-    <w:bookmarkEnd w:id="74"/>
-    <w:bookmarkStart w:id="75" w:name="X62dd5352b338ee668e2c8600a16d3b918435b38"/>
+    <w:bookmarkEnd w:id="80"/>
+    <w:bookmarkStart w:id="81" w:name="X62dd5352b338ee668e2c8600a16d3b918435b38"/>
     <w:p>
       <w:pPr>
         <w:pStyle w:val="Heading3"/>
@@ -17458,8 +18645,8 @@
         </w:tc>
       </w:tr>
     </w:tbl>
-    <w:bookmarkEnd w:id="75"/>
-    <w:bookmarkStart w:id="76" w:name="a8.-fuel-cycle-and-life-cycle-total"/>
+    <w:bookmarkEnd w:id="81"/>
+    <w:bookmarkStart w:id="82" w:name="a8.-fuel-cycle-and-life-cycle-total"/>
     <w:p>
       <w:pPr>
         <w:pStyle w:val="Heading3"/>
@@ -18779,8 +19966,8 @@
         <w:t xml:space="preserve">Grouped (mode case): fuel front end 1.458 g/kWh (54.0%); back end and decommissioning 0.670 (24.8%); O&amp;M 0.330 (12.2%); construction 0.242 (9.0%).</w:t>
       </w:r>
     </w:p>
-    <w:bookmarkEnd w:id="76"/>
-    <w:bookmarkStart w:id="77" w:name="Xcbf3e6739bbfec93458e6285538cb024706ce2d"/>
+    <w:bookmarkEnd w:id="82"/>
+    <w:bookmarkStart w:id="83" w:name="Xcbf3e6739bbfec93458e6285538cb024706ce2d"/>
     <w:p>
       <w:pPr>
         <w:pStyle w:val="Heading3"/>
@@ -19489,9 +20676,9 @@
         </w:pict>
       </w:r>
     </w:p>
-    <w:bookmarkEnd w:id="77"/>
-    <w:bookmarkEnd w:id="78"/>
-    <w:bookmarkStart w:id="120" w:name="X7e33b522909f8daae3037d2691d3cd94d9b7c55"/>
+    <w:bookmarkEnd w:id="83"/>
+    <w:bookmarkEnd w:id="84"/>
+    <w:bookmarkStart w:id="126" w:name="X7e33b522909f8daae3037d2691d3cd94d9b7c55"/>
     <w:p>
       <w:pPr>
         <w:pStyle w:val="Heading2"/>
@@ -20232,7 +21419,7 @@
         </w:pict>
       </w:r>
     </w:p>
-    <w:bookmarkStart w:id="83" w:name="b1.-legal-and-political-pathway"/>
+    <w:bookmarkStart w:id="89" w:name="b1.-legal-and-political-pathway"/>
     <w:p>
       <w:pPr>
         <w:pStyle w:val="Heading3"/>
@@ -20259,7 +21446,7 @@
         <w:t xml:space="preserve">Three laws bar an SMR at Liddell, and each has a different veto holder. On current party positions, the federal repeal is 7 Senate votes short (3 short even with every other crossbencher) [TO VERIFY at aph.gov.au: 39/37 or 40/36; either way it fails], and the NSW repeal bill is stalled. For comparison, Darlington’s licence to construct took about 29 months, 17.9 years after its environmental assessment began.</w:t>
       </w:r>
     </w:p>
-    <w:bookmarkStart w:id="79" w:name="X3978bcd65168dfde624f3a3e20dbe906af3d815"/>
+    <w:bookmarkStart w:id="85" w:name="X3978bcd65168dfde624f3a3e20dbe906af3d815"/>
     <w:p>
       <w:pPr>
         <w:pStyle w:val="Heading4"/>
@@ -20784,8 +21971,8 @@
         <w:t xml:space="preserve">Order of removal: federal repeal (1 and 2) → choice of regulator → state repeal or override (3) → site (4) → environmental assessment → licensing (law brief §4). Each step has a different veto holder, so all must agree.</w:t>
       </w:r>
     </w:p>
-    <w:bookmarkEnd w:id="79"/>
-    <w:bookmarkStart w:id="80" w:name="X52641d6a275743723c641fbdfc2158d68a6cd0a"/>
+    <w:bookmarkEnd w:id="85"/>
+    <w:bookmarkStart w:id="86" w:name="X52641d6a275743723c641fbdfc2158d68a6cd0a"/>
     <w:p>
       <w:pPr>
         <w:pStyle w:val="Heading4"/>
@@ -21650,8 +22837,8 @@
         <w:t xml:space="preserve">Result 4 makes the conclusion independent of the One Nation and Babet assumption (it holds on either count of seats). In the House, Labor holds 94 of 150 seats (Australian Electoral Commission, 2025) [TO VERIFY], so a repeal bill would also need the Government’s support there.</w:t>
       </w:r>
     </w:p>
-    <w:bookmarkEnd w:id="80"/>
-    <w:bookmarkStart w:id="81" w:name="b1.3-nsw-repeal-bill-status"/>
+    <w:bookmarkEnd w:id="86"/>
+    <w:bookmarkStart w:id="87" w:name="b1.3-nsw-repeal-bill-status"/>
     <w:p>
       <w:pPr>
         <w:pStyle w:val="Heading4"/>
@@ -21910,8 +23097,8 @@
         </w:tc>
       </w:tr>
     </w:tbl>
-    <w:bookmarkEnd w:id="81"/>
-    <w:bookmarkStart w:id="82" w:name="X1a74a4ec34d97d2cc7de09de2586d1d2b22092c"/>
+    <w:bookmarkEnd w:id="87"/>
+    <w:bookmarkStart w:id="88" w:name="X1a74a4ec34d97d2cc7de09de2586d1d2b22092c"/>
     <w:p>
       <w:pPr>
         <w:pStyle w:val="Heading4"/>
@@ -22799,9 +23986,9 @@
         </w:pict>
       </w:r>
     </w:p>
-    <w:bookmarkEnd w:id="82"/>
-    <w:bookmarkEnd w:id="83"/>
-    <w:bookmarkStart w:id="90" w:name="X372cadb88b67a633233203304eb4ef38d3c0c77"/>
+    <w:bookmarkEnd w:id="88"/>
+    <w:bookmarkEnd w:id="89"/>
+    <w:bookmarkStart w:id="96" w:name="X372cadb88b67a633233203304eb4ef38d3c0c77"/>
     <w:p>
       <w:pPr>
         <w:pStyle w:val="Heading3"/>
@@ -22858,7 +24045,7 @@
         <w:t xml:space="preserve">. Removing Russia raises the HHI at every stage. Removing Russia and China leaves enrichment as a Urenco–Orano duopoly (5,621). The one case below 1,800 is mining by company (about 850–1,400, from the top three firms only; midpoint 1,118), so mining concentration is a country (geopolitical) risk rather than a market-power risk.</w:t>
       </w:r>
     </w:p>
-    <w:bookmarkStart w:id="84" w:name="b2.1-method"/>
+    <w:bookmarkStart w:id="90" w:name="b2.1-method"/>
     <w:p>
       <w:pPr>
         <w:pStyle w:val="Heading4"/>
@@ -23404,8 +24591,8 @@
         <w:t xml:space="preserve">(N_eq = 1.8).</w:t>
       </w:r>
     </w:p>
-    <w:bookmarkEnd w:id="84"/>
-    <w:bookmarkStart w:id="85" w:name="b2.2-inputs-and-shares"/>
+    <w:bookmarkEnd w:id="90"/>
+    <w:bookmarkStart w:id="91" w:name="b2.2-inputs-and-shares"/>
     <w:p>
       <w:pPr>
         <w:pStyle w:val="Heading4"/>
@@ -26516,8 +27703,8 @@
         <w:t xml:space="preserve">, and report Russia’s share as a range (review.md §8.3 point 2; R1.3).]</w:t>
       </w:r>
     </w:p>
-    <w:bookmarkEnd w:id="85"/>
-    <w:bookmarkStart w:id="86" w:name="b2.3-headline-results"/>
+    <w:bookmarkEnd w:id="91"/>
+    <w:bookmarkStart w:id="92" w:name="b2.3-headline-results"/>
     <w:p>
       <w:pPr>
         <w:pStyle w:val="Heading4"/>
@@ -27032,8 +28219,8 @@
         <w:t xml:space="preserve">Shares for the two producer countries in the comparison: Canada mined 23.8% of world uranium in 2024 and holds 20.2% of world conversion capacity (36.2% of the capacity open to a Western buyer), with no enrichment. Australia mined 7.6% (4,598 tU) and has no conversion or enrichment capacity. Australia holds 28% of identified recoverable resources at &lt; USD 130/kgU (OECD NEA and IAEA, 2025) [TO VERIFY; Red Book 2026 gives 29% or 27% in two WNA tabulations; team to choose the edition, §8.3 TODO 4].</w:t>
       </w:r>
     </w:p>
-    <w:bookmarkEnd w:id="86"/>
-    <w:bookmarkStart w:id="87" w:name="b2.4-sensitivity"/>
+    <w:bookmarkEnd w:id="92"/>
+    <w:bookmarkStart w:id="93" w:name="b2.4-sensitivity"/>
     <w:p>
       <w:pPr>
         <w:pStyle w:val="Heading4"/>
@@ -29759,8 +30946,8 @@
         <w:t xml:space="preserve">Both bounds are below 1,500, so firms are not concentrated even though countries are. Kazakhstan’s 38.6% country share includes joint ventures with Cameco, Orano, Uranium One (Rosatom) and Chinese partners [TO VERIFY ownership detail].</w:t>
       </w:r>
     </w:p>
-    <w:bookmarkEnd w:id="87"/>
-    <w:bookmarkStart w:id="88" w:name="b2.5-limitations"/>
+    <w:bookmarkEnd w:id="93"/>
+    <w:bookmarkStart w:id="94" w:name="b2.5-limitations"/>
     <w:p>
       <w:pPr>
         <w:pStyle w:val="Heading4"/>
@@ -29841,8 +31028,8 @@
         <w:t xml:space="preserve">The HHI is a world-market measure. Darlington’s own demand is sized against it in B2.6.</w:t>
       </w:r>
     </w:p>
-    <w:bookmarkEnd w:id="88"/>
-    <w:bookmarkStart w:id="89" w:name="X38b76fede8e58c0e5d473d8915656eae0265e01"/>
+    <w:bookmarkEnd w:id="94"/>
+    <w:bookmarkStart w:id="95" w:name="X38b76fede8e58c0e5d473d8915656eae0265e01"/>
     <w:p>
       <w:pPr>
         <w:pStyle w:val="Heading4"/>
@@ -30294,9 +31481,9 @@
         </w:pict>
       </w:r>
     </w:p>
-    <w:bookmarkEnd w:id="89"/>
-    <w:bookmarkEnd w:id="90"/>
-    <w:bookmarkStart w:id="92" w:name="X4d39e6569850789c0bc5244e03826205e394972"/>
+    <w:bookmarkEnd w:id="95"/>
+    <w:bookmarkEnd w:id="96"/>
+    <w:bookmarkStart w:id="98" w:name="X4d39e6569850789c0bc5244e03826205e394972"/>
     <w:p>
       <w:pPr>
         <w:pStyle w:val="Heading3"/>
@@ -31180,7 +32367,7 @@
         <w:t xml:space="preserve">Reading: route B ranks last under all three weightings tested, and C is never behind A. Valuing regulator readiness more only closes the gap, to a tie with A. The choice between A and C is a choice between speed (an existing regulator) and durability (both levels of government committed). That is a political judgement, not a technical one. Whichever route is assumed, an Australian SMR scores lowest on time to first power in the §9 MCDA.</w:t>
       </w:r>
     </w:p>
-    <w:bookmarkStart w:id="91" w:name="X9c643738a896a77e27731f9c9572c60fb05f681"/>
+    <w:bookmarkStart w:id="97" w:name="X9c643738a896a77e27731f9c9572c60fb05f681"/>
     <w:p>
       <w:pPr>
         <w:pStyle w:val="Heading4"/>
@@ -31626,9 +32813,9 @@
         </w:pict>
       </w:r>
     </w:p>
-    <w:bookmarkEnd w:id="91"/>
-    <w:bookmarkEnd w:id="92"/>
-    <w:bookmarkStart w:id="96" w:name="X6942ef6bc025069590c0c205010015835f1b9ab"/>
+    <w:bookmarkEnd w:id="97"/>
+    <w:bookmarkEnd w:id="98"/>
+    <w:bookmarkStart w:id="102" w:name="X6942ef6bc025069590c0c205010015835f1b9ab"/>
     <w:p>
       <w:pPr>
         <w:pStyle w:val="Heading3"/>
@@ -31746,7 +32933,7 @@
         <w:t xml:space="preserve">.</w:t>
       </w:r>
     </w:p>
-    <w:bookmarkStart w:id="93" w:name="b4.1-method"/>
+    <w:bookmarkStart w:id="99" w:name="b4.1-method"/>
     <w:p>
       <w:pPr>
         <w:pStyle w:val="Heading4"/>
@@ -33084,8 +34271,8 @@
         </w:tc>
       </w:tr>
     </w:tbl>
-    <w:bookmarkEnd w:id="93"/>
-    <w:bookmarkStart w:id="94" w:name="b4.2-results"/>
+    <w:bookmarkEnd w:id="99"/>
+    <w:bookmarkStart w:id="100" w:name="b4.2-results"/>
     <w:p>
       <w:pPr>
         <w:pStyle w:val="Heading4"/>
@@ -36119,8 +37306,8 @@
         <w:t xml:space="preserve">Only in the 110 g/kWh stress case, or on a near-zero floor, where the result turns negative.</w:t>
       </w:r>
     </w:p>
-    <w:bookmarkEnd w:id="94"/>
-    <w:bookmarkStart w:id="95" w:name="b4.3-limitations"/>
+    <w:bookmarkEnd w:id="100"/>
+    <w:bookmarkStart w:id="101" w:name="b4.3-limitations"/>
     <w:p>
       <w:pPr>
         <w:pStyle w:val="Heading4"/>
@@ -36246,9 +37433,9 @@
         </w:pict>
       </w:r>
     </w:p>
-    <w:bookmarkEnd w:id="95"/>
-    <w:bookmarkEnd w:id="96"/>
-    <w:bookmarkStart w:id="102" w:name="X66860b851f2e133f81978e30598e738689cf6de"/>
+    <w:bookmarkEnd w:id="101"/>
+    <w:bookmarkEnd w:id="102"/>
+    <w:bookmarkStart w:id="108" w:name="X66860b851f2e133f81978e30598e738689cf6de"/>
     <w:p>
       <w:pPr>
         <w:pStyle w:val="Heading3"/>
@@ -36356,7 +37543,7 @@
         <w:t xml:space="preserve">.</w:t>
       </w:r>
     </w:p>
-    <w:bookmarkStart w:id="97" w:name="b5.1-method"/>
+    <w:bookmarkStart w:id="103" w:name="b5.1-method"/>
     <w:p>
       <w:pPr>
         <w:pStyle w:val="Heading4"/>
@@ -36556,8 +37743,8 @@
         <w:t xml:space="preserve">.</w:t>
       </w:r>
     </w:p>
-    <w:bookmarkEnd w:id="97"/>
-    <w:bookmarkStart w:id="98" w:name="b5.2-co₂e-lost-per-month-of-delay"/>
+    <w:bookmarkEnd w:id="103"/>
+    <w:bookmarkStart w:id="104" w:name="b5.2-co₂e-lost-per-month-of-delay"/>
     <w:p>
       <w:pPr>
         <w:pStyle w:val="Heading4"/>
@@ -37957,8 +39144,8 @@
         <w:t xml:space="preserve">§5).</w:t>
       </w:r>
     </w:p>
-    <w:bookmarkEnd w:id="98"/>
-    <w:bookmarkStart w:id="99" w:name="b5.3-break-even-delay-for-c1"/>
+    <w:bookmarkEnd w:id="104"/>
+    <w:bookmarkStart w:id="105" w:name="b5.3-break-even-delay-for-c1"/>
     <w:p>
       <w:pPr>
         <w:pStyle w:val="Heading4"/>
@@ -39259,8 +40446,8 @@
         <w:t xml:space="preserve">§5 (run 5): one day of delay costs C$1.8–2.9 m, against C1’s total carbon value of under C$1 m.</w:t>
       </w:r>
     </w:p>
-    <w:bookmarkEnd w:id="99"/>
-    <w:bookmarkStart w:id="100" w:name="b5.5-year-scale-delays"/>
+    <w:bookmarkEnd w:id="105"/>
+    <w:bookmarkStart w:id="106" w:name="b5.5-year-scale-delays"/>
     <w:p>
       <w:pPr>
         <w:pStyle w:val="Heading4"/>
@@ -40027,8 +41214,8 @@
         </w:tc>
       </w:tr>
     </w:tbl>
-    <w:bookmarkEnd w:id="100"/>
-    <w:bookmarkStart w:id="101" w:name="b5.6-limitations"/>
+    <w:bookmarkEnd w:id="106"/>
+    <w:bookmarkStart w:id="107" w:name="b5.6-limitations"/>
     <w:p>
       <w:pPr>
         <w:pStyle w:val="Heading4"/>
@@ -40104,9 +41291,9 @@
         </w:pict>
       </w:r>
     </w:p>
-    <w:bookmarkEnd w:id="101"/>
-    <w:bookmarkEnd w:id="102"/>
-    <w:bookmarkStart w:id="107" w:name="Xe9bf8aa20110d892414618c9830b1120addc14d"/>
+    <w:bookmarkEnd w:id="107"/>
+    <w:bookmarkEnd w:id="108"/>
+    <w:bookmarkStart w:id="113" w:name="Xe9bf8aa20110d892414618c9830b1120addc14d"/>
     <w:p>
       <w:pPr>
         <w:pStyle w:val="Heading3"/>
@@ -40312,7 +41499,7 @@
         <w:t xml:space="preserve">and re-run; every table here regenerates.</w:t>
       </w:r>
     </w:p>
-    <w:bookmarkStart w:id="103" w:name="b6.1-inputs-and-method"/>
+    <w:bookmarkStart w:id="109" w:name="b6.1-inputs-and-method"/>
     <w:p>
       <w:pPr>
         <w:pStyle w:val="Heading4"/>
@@ -41009,8 +42196,8 @@
         <w:t xml:space="preserve">3. Cumulative comparison: the annual spend = SMR output × SMR LCOE, and the renewables bought with it = spend / renewables LCOE, from 2028. Each technology’s avoided CO₂e is summed on the same trajectory (B4.1), net of its own life-cycle intensity (4.2 or 30 g/kWh).</w:t>
       </w:r>
     </w:p>
-    <w:bookmarkEnd w:id="103"/>
-    <w:bookmarkStart w:id="104" w:name="b6.2-results"/>
+    <w:bookmarkEnd w:id="109"/>
+    <w:bookmarkStart w:id="110" w:name="b6.2-results"/>
     <w:p>
       <w:pPr>
         <w:pStyle w:val="Heading4"/>
@@ -43398,8 +44585,8 @@
         </w:tc>
       </w:tr>
     </w:tbl>
-    <w:bookmarkEnd w:id="104"/>
-    <w:bookmarkStart w:id="105" w:name="Xb46440dcd6bb376dc9fa16a124016f8e20a5823"/>
+    <w:bookmarkEnd w:id="110"/>
+    <w:bookmarkStart w:id="111" w:name="Xb46440dcd6bb376dc9fa16a124016f8e20a5823"/>
     <w:p>
       <w:pPr>
         <w:pStyle w:val="Heading4"/>
@@ -43552,8 +44739,8 @@
         <w:t xml:space="preserve">[TODO: an Appendix B subsection for the LCOE with §8.2].</w:t>
       </w:r>
     </w:p>
-    <w:bookmarkEnd w:id="105"/>
-    <w:bookmarkStart w:id="106" w:name="b6.4-limitations"/>
+    <w:bookmarkEnd w:id="111"/>
+    <w:bookmarkStart w:id="112" w:name="b6.4-limitations"/>
     <w:p>
       <w:pPr>
         <w:pStyle w:val="Heading4"/>
@@ -43629,9 +44816,9 @@
         </w:pict>
       </w:r>
     </w:p>
-    <w:bookmarkEnd w:id="106"/>
-    <w:bookmarkEnd w:id="107"/>
-    <w:bookmarkStart w:id="114" w:name="Xc131c5b7da9b849e6bc37677db63fd4f3349dcd"/>
+    <w:bookmarkEnd w:id="112"/>
+    <w:bookmarkEnd w:id="113"/>
+    <w:bookmarkStart w:id="120" w:name="Xc131c5b7da9b849e6bc37677db63fd4f3349dcd"/>
     <w:p>
       <w:pPr>
         <w:pStyle w:val="Heading3"/>
@@ -43728,7 +44915,7 @@
         <w:t xml:space="preserve">, which holds every raw score, normalised score, weight set and perturbation (593 rows).</w:t>
       </w:r>
     </w:p>
-    <w:bookmarkStart w:id="108" w:name="b7.1-options-criteria-and-inputs"/>
+    <w:bookmarkStart w:id="114" w:name="b7.1-options-criteria-and-inputs"/>
     <w:p>
       <w:pPr>
         <w:pStyle w:val="Heading4"/>
@@ -44488,8 +45675,8 @@
         <w:t xml:space="preserve">Technology readiness level (TRL): no TRL figure exists yet in the sections or briefs [TODO: Leroy §4.1]. Schedule risk enters through the first-power year (tested at 2035 and 2045) and the C1 delay case.</w:t>
       </w:r>
     </w:p>
-    <w:bookmarkEnd w:id="108"/>
-    <w:bookmarkStart w:id="109" w:name="b7.2-method"/>
+    <w:bookmarkEnd w:id="114"/>
+    <w:bookmarkStart w:id="115" w:name="b7.2-method"/>
     <w:p>
       <w:pPr>
         <w:pStyle w:val="Heading4"/>
@@ -45233,8 +46420,8 @@
         </w:tc>
       </w:tr>
     </w:tbl>
-    <w:bookmarkEnd w:id="109"/>
-    <w:bookmarkStart w:id="110" w:name="b7.3-weights-and-results"/>
+    <w:bookmarkEnd w:id="115"/>
+    <w:bookmarkStart w:id="116" w:name="b7.3-weights-and-results"/>
     <w:p>
       <w:pPr>
         <w:pStyle w:val="Heading4"/>
@@ -46273,8 +47460,8 @@
         </w:tc>
       </w:tr>
     </w:tbl>
-    <w:bookmarkEnd w:id="110"/>
-    <w:bookmarkStart w:id="111" w:name="b7.4-rank-reversal-and-input-sensitivity"/>
+    <w:bookmarkEnd w:id="116"/>
+    <w:bookmarkStart w:id="117" w:name="b7.4-rank-reversal-and-input-sensitivity"/>
     <w:p>
       <w:pPr>
         <w:pStyle w:val="Heading4"/>
@@ -46929,8 +48116,8 @@
         <w:t xml:space="preserve">it comes from the four-option scale, where doing nothing scores full marks on cost, supply and legal feasibility.</w:t>
       </w:r>
     </w:p>
-    <w:bookmarkEnd w:id="111"/>
-    <w:bookmarkStart w:id="112" w:name="X655acef3214253160cddaea55a74ab651fff5b4"/>
+    <w:bookmarkEnd w:id="117"/>
+    <w:bookmarkStart w:id="118" w:name="X655acef3214253160cddaea55a74ab651fff5b4"/>
     <w:p>
       <w:pPr>
         <w:pStyle w:val="Heading4"/>
@@ -47403,8 +48590,8 @@
         <w:t xml:space="preserve">If C1 slips the unit by 14.6 days (the old-case whole-life break-even of B5.3, used as an illustration), the CO₂e not avoided at Liddell during the delay is 25.5 kt, which is 12 times the 2,200 t saving (15 times the 1,734 t saving). SMR + C1 then avoids less than the plain SMR, so the schedule-neutral condition decides the sign. The denominator caveat applies: the 4.2 g/kWh base comes from the earlier 20,700 m³ model, and the percentages must be re-read from the final §6.</w:t>
       </w:r>
     </w:p>
-    <w:bookmarkEnd w:id="112"/>
-    <w:bookmarkStart w:id="113" w:name="b7.6-limitations"/>
+    <w:bookmarkEnd w:id="118"/>
+    <w:bookmarkStart w:id="119" w:name="b7.6-limitations"/>
     <w:p>
       <w:pPr>
         <w:pStyle w:val="Heading4"/>
@@ -47630,9 +48817,9 @@
         </w:pict>
       </w:r>
     </w:p>
-    <w:bookmarkEnd w:id="113"/>
-    <w:bookmarkEnd w:id="114"/>
-    <w:bookmarkStart w:id="119" w:name="Xdcb2f35f44111e0f453c2a475e1a576da286c83"/>
+    <w:bookmarkEnd w:id="119"/>
+    <w:bookmarkEnd w:id="120"/>
+    <w:bookmarkStart w:id="125" w:name="Xdcb2f35f44111e0f453c2a475e1a576da286c83"/>
     <w:p>
       <w:pPr>
         <w:pStyle w:val="Heading3"/>
@@ -47711,7 +48898,7 @@
         <w:t xml:space="preserve">).</w:t>
       </w:r>
     </w:p>
-    <w:bookmarkStart w:id="115" w:name="X8871295422bcc52b42d843e419a224e284f0009"/>
+    <w:bookmarkStart w:id="121" w:name="X8871295422bcc52b42d843e419a224e284f0009"/>
     <w:p>
       <w:pPr>
         <w:pStyle w:val="Heading4"/>
@@ -48203,8 +49390,8 @@
         <w:t xml:space="preserve">The unit’s own output carries 0.07 statistical deaths a year at the nuclear rate (one per 14 years), a rate that includes Chernobyl and Fukushima. The fossil rates are for European plants with pollution controls, so they are conservative. Against wind or solar the difference lies within the uncertainty of the rates.</w:t>
       </w:r>
     </w:p>
-    <w:bookmarkEnd w:id="115"/>
-    <w:bookmarkStart w:id="116" w:name="Xfaf948de050b31a2ed3f21030d68b74a2859c70"/>
+    <w:bookmarkEnd w:id="121"/>
+    <w:bookmarkStart w:id="122" w:name="Xfaf948de050b31a2ed3f21030d68b74a2859c70"/>
     <w:p>
       <w:pPr>
         <w:pStyle w:val="Heading4"/>
@@ -49968,8 +51155,8 @@
         <w:t xml:space="preserve">. Four actors have high power and three are opposed. Scoring the Wonnarua people at −2 or +2 would move the Liddell result by −0.17 or +0.17 (3 × 2 / 36), which does not change its sign.</w:t>
       </w:r>
     </w:p>
-    <w:bookmarkEnd w:id="116"/>
-    <w:bookmarkStart w:id="117" w:name="Xd5df1698768aea18553bcc1433b5699130c12c4"/>
+    <w:bookmarkEnd w:id="122"/>
+    <w:bookmarkStart w:id="123" w:name="Xd5df1698768aea18553bcc1433b5699130c12c4"/>
     <w:p>
       <w:pPr>
         <w:pStyle w:val="Heading4"/>
@@ -50747,8 +51934,8 @@
         <w:t xml:space="preserve">Reading: R1 beats R3 only on speed (2 against 1) and public cost (2 against 1), and R2 only on speed (2 against 1). Even so, R2 and R3 lead R1 by 3 to 6 points under every weighting. R3 wins outright only when fairness is doubled.</w:t>
       </w:r>
     </w:p>
-    <w:bookmarkEnd w:id="117"/>
-    <w:bookmarkStart w:id="118" w:name="Xded74f51e22084ad8258d479d7dd60f4095d07a"/>
+    <w:bookmarkEnd w:id="123"/>
+    <w:bookmarkStart w:id="124" w:name="Xded74f51e22084ad8258d479d7dd60f4095d07a"/>
     <w:p>
       <w:pPr>
         <w:pStyle w:val="Heading4"/>
@@ -51097,10 +52284,10 @@
         </w:pict>
       </w:r>
     </w:p>
-    <w:bookmarkEnd w:id="118"/>
-    <w:bookmarkEnd w:id="119"/>
-    <w:bookmarkEnd w:id="120"/>
-    <w:bookmarkStart w:id="127" w:name="X2538f2b2fc20c8063ffc88885f2cb513202a3b3"/>
+    <w:bookmarkEnd w:id="124"/>
+    <w:bookmarkEnd w:id="125"/>
+    <w:bookmarkEnd w:id="126"/>
+    <w:bookmarkStart w:id="133" w:name="X2538f2b2fc20c8063ffc88885f2cb513202a3b3"/>
     <w:p>
       <w:pPr>
         <w:pStyle w:val="Heading2"/>
@@ -51158,7 +52345,7 @@
         <w:t xml:space="preserve">, not in verified data.</w:t>
       </w:r>
     </w:p>
-    <w:bookmarkStart w:id="121" w:name="c1.-set-up"/>
+    <w:bookmarkStart w:id="127" w:name="c1.-set-up"/>
     <w:p>
       <w:pPr>
         <w:pStyle w:val="Heading3"/>
@@ -51402,8 +52589,8 @@
         <w:t xml:space="preserve">and Figures F2–F5).</w:t>
       </w:r>
     </w:p>
-    <w:bookmarkEnd w:id="121"/>
-    <w:bookmarkStart w:id="122" w:name="c2.-ranged-inputs-and-tornado-results"/>
+    <w:bookmarkEnd w:id="127"/>
+    <w:bookmarkStart w:id="128" w:name="c2.-ranged-inputs-and-tornado-results"/>
     <w:p>
       <w:pPr>
         <w:pStyle w:val="Heading3"/>
@@ -55084,8 +56271,8 @@
         </w:tc>
       </w:tr>
     </w:tbl>
-    <w:bookmarkEnd w:id="122"/>
-    <w:bookmarkStart w:id="123" w:name="c3.-what-the-tornado-shows"/>
+    <w:bookmarkEnd w:id="128"/>
+    <w:bookmarkStart w:id="129" w:name="c3.-what-the-tornado-shows"/>
     <w:p>
       <w:pPr>
         <w:pStyle w:val="Heading3"/>
@@ -55146,8 +56333,8 @@
         <w:t xml:space="preserve">The saving depends on the LC3 emission cut (swing 609 t), DPSC wall thickness (532 t), infill binder content (430 t), basemat thickness (306 t), extra binder for flow (295 t), forebay volume (221 t) and the cement factor (207 t). The first two are the LC3 literature and OPG’s drawings. Of the next three, binder content and extra binder are mix design and basemat thickness is geometry. Even at the lowest single-input value (1,406 t), LC3 saves more than the largest geometric swing, so the saving is robust in sign but uncertain by about ±20–25%.</w:t>
       </w:r>
     </w:p>
-    <w:bookmarkEnd w:id="123"/>
-    <w:bookmarkStart w:id="124" w:name="c4.-monte-carlo-results"/>
+    <w:bookmarkEnd w:id="129"/>
+    <w:bookmarkStart w:id="130" w:name="c4.-monte-carlo-results"/>
     <w:p>
       <w:pPr>
         <w:pStyle w:val="Heading3"/>
@@ -58104,8 +59291,8 @@
         <w:t xml:space="preserve">Plate steel is total steel minus rebar, and rebar scales with plant concrete (capped at total steel; Appendix A3). Concrete intensity is right-skewed (34.5–69–138 m³/MWe), so expected rebar rises above its mode value, while steel intensity is slightly left-skewed (16.5–33–46 t/MWe). Expected plate steel is therefore below its mode value, even though expected total steel emissions (rebar plus plate) rise.</w:t>
       </w:r>
     </w:p>
-    <w:bookmarkEnd w:id="124"/>
-    <w:bookmarkStart w:id="125" w:name="X62d4c771b19bf733ac0046ab84ee2e69e047196"/>
+    <w:bookmarkEnd w:id="130"/>
+    <w:bookmarkStart w:id="131" w:name="X62d4c771b19bf733ac0046ab84ee2e69e047196"/>
     <w:p>
       <w:pPr>
         <w:pStyle w:val="Heading3"/>
@@ -58220,8 +59407,8 @@
         <w:t xml:space="preserve">. Conversion heat accounts for about 0.9 g/kWh of the median (4.18 − 3.31 = 0.87) and decides how skewed the result is, which makes a measured value the single most useful datum to find.</w:t>
       </w:r>
     </w:p>
-    <w:bookmarkEnd w:id="125"/>
-    <w:bookmarkStart w:id="126" w:name="X861311e05ca973e4ff92563d183b5e9367fe19f"/>
+    <w:bookmarkEnd w:id="131"/>
+    <w:bookmarkStart w:id="132" w:name="X861311e05ca973e4ff92563d183b5e9367fe19f"/>
     <w:p>
       <w:pPr>
         <w:pStyle w:val="Heading3"/>
@@ -58347,9 +59534,9 @@
         </w:pict>
       </w:r>
     </w:p>
-    <w:bookmarkEnd w:id="126"/>
-    <w:bookmarkEnd w:id="127"/>
-    <w:bookmarkStart w:id="128" w:name="appendix-e-search-log.md"/>
+    <w:bookmarkEnd w:id="132"/>
+    <w:bookmarkEnd w:id="133"/>
+    <w:bookmarkStart w:id="134" w:name="appendix-e-search-log.md"/>
     <w:p>
       <w:pPr>
         <w:pStyle w:val="Heading2"/>
@@ -58370,8 +59557,8 @@
         <w:t xml:space="preserve">[TODO: not yet in the repo]</w:t>
       </w:r>
     </w:p>
-    <w:bookmarkEnd w:id="128"/>
-    <w:bookmarkEnd w:id="129"/>
+    <w:bookmarkEnd w:id="134"/>
+    <w:bookmarkEnd w:id="135"/>
     <w:sectPr>
       <w:headerReference r:id="rId9" w:type="default"/>
       <w:headerReference r:id="rId10" w:type="first"/>

--- a/01_Report/draft-assembled.docx
+++ b/01_Report/draft-assembled.docx
@@ -112,7 +112,7 @@
         <w:pStyle w:val="BodyText"/>
       </w:pPr>
       <w:r>
-        <w:t xml:space="preserve">Our initiative, C1, is low-clinker concrete for the steel-composite infill and forebay shaft of Darlington Units 2–4: limestone calcined clay cement (LC³) where qualified, a slag blend otherwise, and only if schedule-neutral. A screening life-cycle assessment (ISO 14040/44 principles, Granta EduPack not yet run) gives about 4.2 g CO₂e/kWh for one unit, 64% from the fuel front end. C1 saves [C1 saving: per final §6] per unit (1,734–2,200 t, provisional), about 0.3% of the life cycle, and a delay of 9–15 days cancels it.</w:t>
+        <w:t xml:space="preserve">Our initiative, C1, is low-clinker concrete for the steel-composite infill and forebay shaft of Darlington Units 2–4: pilot limestone calcined clay cement (LC³) in eligible non-safety works first, extend it to the infill only if qualified, and adopt it only if schedule-neutral. A screening life-cycle assessment (ISO 14040/44 principles) gives about 4 g CO₂e/kWh for one unit, mostly from the fuel front end. C1 saves about 2,200 t per unit (1,100–3,300), about 0.37% of the life cycle, and a delay of about 12–18 days cancels it.</w:t>
       </w:r>
     </w:p>
     <w:p>
@@ -150,7 +150,7 @@
           <w:bCs/>
           <w:b/>
         </w:rPr>
-        <w:t xml:space="preserve">When a coal plant closes, someone must replace its firm output with something cleaner, and small modular reactors (SMRs) are one proposed answer. This report asks whether an SMR is a feasible replacement across the triple bottom line (environmental, economic and social), and whether a materials decision can make it cleaner without making it later.</w:t>
+        <w:t xml:space="preserve">When a coal plant closes, small modular reactors (SMRs) are one proposed replacement. We ask whether an SMR is feasible across the triple bottom line (environmental, economic, social), and whether a materials choice can make it cleaner without making it later.</w:t>
       </w:r>
     </w:p>
     <w:p>
@@ -168,22 +168,7 @@
         <w:t xml:space="preserve"> </w:t>
       </w:r>
       <w:r>
-        <w:t xml:space="preserve">Australia’s coal fleet is closing. Liddell in New South Wales (NSW), 2,000 MW, was approved to run to April 2023 (Australian Energy Regulator, 2021) and closed on 28 April 2023 [TODO: source needed: AGL closure release; so far news reports only], and the NSW grid still emits about 640 g CO₂e per kWh (Department of Climate Change, Energy, the Environment and Water, 2025). Ontario ended coal use in 2014 [TODO: source needed: Ontario coal phase-out date] and now emits about 74 g/kWh on average (The Atmospheric Fund, 2025). An SMR is a nuclear reactor of up to about 300 MWe built largely from factory-made modules (International Atomic Energy Agency, 2024) [TO VERIFY: definition; entry</w:t>
-      </w:r>
-      <w:r>
-        <w:t xml:space="preserve"> </w:t>
-      </w:r>
-      <w:r>
-        <w:rPr>
-          <w:rStyle w:val="VerbatimChar"/>
-        </w:rPr>
-        <w:t xml:space="preserve">iaea2024_smr_catalogue</w:t>
-      </w:r>
-      <w:r>
-        <w:t xml:space="preserve"> </w:t>
-      </w:r>
-      <w:r>
-        <w:t xml:space="preserve">in sources_run5.md, not opened]. The GE Vernova Hitachi BWRX-300, a 300 MWe boiling-water reactor, is the first SMR licensed for construction in an OECD country: Ontario Power Generation (OPG) holds a licence to construct one unit at Darlington (Canadian Nuclear Safety Commission, 2025).</w:t>
+        <w:t xml:space="preserve">Liddell in New South Wales (NSW) was approved to close by April 2023 (Australian Energy Regulator, 2021) and has since closed. NSW’s grid still emits about 640 g CO₂e/kWh (Department of Climate Change, Energy, the Environment and Water, 2025); Ontario’s, with no coal power, emits about 74 (The Atmospheric Fund, 2025). An SMR is a reactor of up to about 300 MWe built largely from factory-made modules (International Atomic Energy Agency, 2024). The BWRX-300 received a Canadian Nuclear Safety Commission licence to construct at Darlington in April 2025 (Canadian Nuclear Safety Commission, 2025).</w:t>
       </w:r>
     </w:p>
     <w:p>
@@ -205,13 +190,13 @@
           <w:iCs/>
           <w:i/>
         </w:rPr>
-        <w:t xml:space="preserve">Darlington, Clarington, Ontario</w:t>
-      </w:r>
-      <w:r>
-        <w:t xml:space="preserve"> </w:t>
-      </w:r>
-      <w:r>
-        <w:t xml:space="preserve">is the initiative site. OPG plans four units for C$20.9 billion, with Unit 1 in service in October 2030 (Ontario Power Generation, 2025). The licence covers Unit 1 only, so Units 2–4 need further licensing (§8.1).</w:t>
+        <w:t xml:space="preserve">Darlington, Ontario</w:t>
+      </w:r>
+      <w:r>
+        <w:t xml:space="preserve"> </w:t>
+      </w:r>
+      <w:r>
+        <w:t xml:space="preserve">is the initiative site: Ontario Power Generation (OPG) plans four units for C$20.9 billion, Unit 1 in service in 2030 (Ontario Power Generation, 2025a); Units 2–4 need further licensing (§8.1).</w:t>
       </w:r>
       <w:r>
         <w:t xml:space="preserve"> </w:t>
@@ -227,7 +212,7 @@
         <w:t xml:space="preserve"> </w:t>
       </w:r>
       <w:r>
-        <w:t xml:space="preserve">is the Australian comparison: a closed coal site with a grid connection, where federal and state law now bars nuclear power (§8.1) and CSIRO’s GenCost report puts first deployment no earlier than 2040 (Graham, Hayward and Foster, 2024) [TO VERIFY].</w:t>
+        <w:t xml:space="preserve">is the Australian comparison, a closed coal site with a grid connection.</w:t>
       </w:r>
     </w:p>
     <w:p>
@@ -245,92 +230,43 @@
         <w:t xml:space="preserve"> </w:t>
       </w:r>
       <w:r>
-        <w:t xml:space="preserve">Concrete is the largest material by mass in our inventory, and cement is its main source of embodied carbon (§5, §6). C1 proposes that OPG</w:t>
-      </w:r>
-      <w:r>
-        <w:t xml:space="preserve"> </w:t>
-      </w:r>
+        <w:t xml:space="preserve">OPG should pilot limestone calcined clay cement (LC³) in eligible non-safety works first, using it in the steel-composite infill only if qualified and schedule-neutral (§4.1–4.3, §5).</w:t>
+      </w:r>
+    </w:p>
+    <w:p>
+      <w:pPr>
+        <w:pStyle w:val="BodyText"/>
+      </w:pPr>
       <w:r>
         <w:rPr>
           <w:bCs/>
           <w:b/>
         </w:rPr>
-        <w:t xml:space="preserve">pilot limestone calcined clay cement (LC³) in eligible non-safety works first, and use it in the steel-composite infill only if it is qualified for nuclear use</w:t>
-      </w:r>
-      <w:r>
-        <w:t xml:space="preserve">, on the condition that it adds no delay to Units 2–4. Volumes, the saving and its qualification route: [per final §4.3] and §8.6.</w:t>
-      </w:r>
-    </w:p>
-    <w:p>
-      <w:pPr>
-        <w:pStyle w:val="BodyText"/>
-      </w:pPr>
-      <w:r>
-        <w:rPr>
-          <w:bCs/>
-          <w:b/>
-        </w:rPr>
         <w:t xml:space="preserve">Research questions.</w:t>
       </w:r>
       <w:r>
         <w:t xml:space="preserve"> </w:t>
       </w:r>
       <w:r>
-        <w:t xml:space="preserve">1. What are the life-cycle emissions of one BWRX-300, and where do they arise? (§6)</w:t>
-      </w:r>
-      <w:r>
-        <w:t xml:space="preserve"> </w:t>
-      </w:r>
-      <w:r>
-        <w:t xml:space="preserve">2. How much does C1 save, and how long a delay would cancel it? (§6–7)</w:t>
-      </w:r>
-      <w:r>
-        <w:t xml:space="preserve"> </w:t>
-      </w:r>
-      <w:r>
-        <w:t xml:space="preserve">3. What displaces what: is the climate value of one unit different in Ontario and at Liddell? (§7)</w:t>
-      </w:r>
-      <w:r>
-        <w:t xml:space="preserve"> </w:t>
-      </w:r>
-      <w:r>
-        <w:t xml:space="preserve">4. Which barriers decide whether an SMR is built, and does it beat firmed renewables and the status quo on a multi-criteria comparison? (§3, §8–9)</w:t>
-      </w:r>
-    </w:p>
-    <w:p>
-      <w:pPr>
-        <w:pStyle w:val="BodyText"/>
-      </w:pPr>
-      <w:r>
-        <w:rPr>
-          <w:bCs/>
-          <w:b/>
-        </w:rPr>
-        <w:t xml:space="preserve">Answer in brief.</w:t>
-      </w:r>
-      <w:r>
-        <w:t xml:space="preserve"> </w:t>
-      </w:r>
-      <w:r>
-        <w:t xml:space="preserve">One unit emits about 4 g CO₂e/kWh over its life, mostly from fuel [per final §6]. C1 saves under one per cent of that, and about one to two weeks of delay cancel the saving (one to two days on the marginal grid factor), so it is worth doing only as a schedule-neutral add-on [per final §6–7]. The same money on firmed renewables ranks first under all four weight sets tested (§9).</w:t>
-      </w:r>
-    </w:p>
-    <w:p>
-      <w:pPr>
-        <w:pStyle w:val="BodyText"/>
-      </w:pPr>
-      <w:r>
-        <w:rPr>
-          <w:bCs/>
-          <w:b/>
-        </w:rPr>
-        <w:t xml:space="preserve">Roadmap.</w:t>
-      </w:r>
-      <w:r>
-        <w:t xml:space="preserve"> </w:t>
-      </w:r>
-      <w:r>
-        <w:t xml:space="preserve">Section 2 sets out the methods. Section 3 defines the barriers. Section 4 describes the technology, the projects and C1, and §5 the materials from extraction to end of life. Sections 6 and 7 give the LCA and the carbon avoided. Section 8 covers law, economics, supply, social licence, stakeholders and implementation. Section 9 evaluates the options, §10 the future materials and processes needed, and §11 concludes. Appendices A–E hold the working.</w:t>
+        <w:t xml:space="preserve">1. What does one BWRX-300 emit, and where? (§6)</w:t>
+      </w:r>
+      <w:r>
+        <w:t xml:space="preserve"> </w:t>
+      </w:r>
+      <w:r>
+        <w:t xml:space="preserve">2. How much does C1 save, and what delay cancels it? (§6–7)</w:t>
+      </w:r>
+      <w:r>
+        <w:t xml:space="preserve"> </w:t>
+      </w:r>
+      <w:r>
+        <w:t xml:space="preserve">3. Does a unit’s climate value differ between Ontario and Liddell? (§7)</w:t>
+      </w:r>
+      <w:r>
+        <w:t xml:space="preserve"> </w:t>
+      </w:r>
+      <w:r>
+        <w:t xml:space="preserve">4. Which barriers decide whether an SMR is built, and does it beat firmed renewables? (§3, §8–9)</w:t>
       </w:r>
     </w:p>
     <w:p>
@@ -359,36 +295,166 @@
           <w:bCs/>
           <w:b/>
         </w:rPr>
-        <w:t xml:space="preserve">Four methods carry the numbers (a screening life-cycle assessment, grid displacement with a schedule break-even, a concentration index for fuel supply, and a multi-criteria analysis), and every figure regenerates from the scripts and parameter files in</w:t>
-      </w:r>
+        <w:t xml:space="preserve">Four methods carry the numbers: a screening life-cycle assessment (LCA), grid displacement with a schedule break-even, a concentration index for fuel supply, and a multi-criteria analysis. Scripts and parameter files regenerate every figure (Appendix A1).</w:t>
+      </w:r>
+      <w:r>
+        <w:t xml:space="preserve"> </w:t>
+      </w:r>
+      <w:r>
+        <w:t xml:space="preserve">Values are taken from the documents cited, or, where marked</w:t>
+      </w:r>
+      <w:r>
+        <w:t xml:space="preserve"> </w:t>
+      </w:r>
+      <w:r>
+        <w:t xml:space="preserve">“</w:t>
+      </w:r>
+      <w:r>
+        <w:t xml:space="preserve">as reported</w:t>
+      </w:r>
+      <w:r>
+        <w:t xml:space="preserve">”</w:t>
+      </w:r>
+      <w:r>
+        <w:t xml:space="preserve">, from the secondary source named. Where readings differ we give the range, and our own assumptions and inferences are labelled as such.</w:t>
+      </w:r>
+    </w:p>
+    <w:p>
+      <w:pPr>
+        <w:pStyle w:val="BodyText"/>
+      </w:pPr>
       <w:r>
         <w:rPr>
           <w:bCs/>
           <w:b/>
         </w:rPr>
-        <w:t xml:space="preserve"> </w:t>
-      </w:r>
-      <w:r>
-        <w:rPr>
-          <w:rStyle w:val="VerbatimChar"/>
+        <w:t xml:space="preserve">LCA.</w:t>
+      </w:r>
+      <w:r>
+        <w:t xml:space="preserve"> </w:t>
+      </w:r>
+      <w:r>
+        <w:t xml:space="preserve">A screening study following ISO 14040/14044 principles (International Organization for Standardization, 2006a; 2006b), not critically reviewed: functional unit 1 MWh of net electricity at the grid connection, cradle to grave (§6.1). The screening model is scripted in Python and Granta was used for [TODO-GRANTA].</w:t>
+      </w:r>
+    </w:p>
+    <w:p>
+      <w:pPr>
+        <w:pStyle w:val="BodyText"/>
+      </w:pPr>
+      <w:r>
+        <w:rPr>
           <w:bCs/>
           <w:b/>
         </w:rPr>
-        <w:t xml:space="preserve">03_LCA_Calculations/</w:t>
-      </w:r>
+        <w:t xml:space="preserve">Displacement and schedule.</w:t>
+      </w:r>
+      <w:r>
+        <w:t xml:space="preserve"> </w:t>
+      </w:r>
+      <w:r>
+        <w:t xml:space="preserve">One unit (300 MWe net assumed; an OPG filing gives 315, within our sensitivity range) supplies 2.365 TWh a year and avoids that output × (grid factor − SMR factor). The</w:t>
+      </w:r>
+      <w:r>
+        <w:t xml:space="preserve"> </w:t>
+      </w:r>
+      <w:r>
+        <w:rPr>
+          <w:iCs/>
+          <w:i/>
+        </w:rPr>
+        <w:t xml:space="preserve">average</w:t>
+      </w:r>
+      <w:r>
+        <w:t xml:space="preserve"> </w:t>
+      </w:r>
+      <w:r>
+        <w:t xml:space="preserve">factor is the grid’s mean intensity; the</w:t>
+      </w:r>
+      <w:r>
+        <w:t xml:space="preserve"> </w:t>
+      </w:r>
+      <w:r>
+        <w:rPr>
+          <w:iCs/>
+          <w:i/>
+        </w:rPr>
+        <w:t xml:space="preserve">marginal</w:t>
+      </w:r>
+      <w:r>
+        <w:t xml:space="preserve"> </w:t>
+      </w:r>
+      <w:r>
+        <w:t xml:space="preserve">factor is that of the plant displaced (The Atmospheric Fund, 2025). Ontario’s are 73.8 and 343 g/kWh; NSW uses 640 (Department of Climate Change, Energy, the Environment and Water, 2025). Future grids are our trajectories from published anchor points. Start years are October 2030 at Darlington (Ontario Power Generation, 2025a) and 2040 at the earliest in Australia (Graham, Hayward and Foster, 2024). The</w:t>
+      </w:r>
+      <w:r>
+        <w:t xml:space="preserve"> </w:t>
+      </w:r>
+      <w:r>
+        <w:rPr>
+          <w:iCs/>
+          <w:i/>
+        </w:rPr>
+        <w:t xml:space="preserve">schedule break-even</w:t>
+      </w:r>
+      <w:r>
+        <w:t xml:space="preserve"> </w:t>
+      </w:r>
+      <w:r>
+        <w:t xml:space="preserve">is the delay that cancels a saving S: S ÷ (daily output × grid-factor gap) (Appendix B4–B5).</w:t>
+      </w:r>
+    </w:p>
+    <w:p>
+      <w:pPr>
+        <w:pStyle w:val="BodyText"/>
+      </w:pPr>
       <w:r>
         <w:rPr>
           <w:bCs/>
           <w:b/>
         </w:rPr>
-        <w:t xml:space="preserve"> </w:t>
-      </w:r>
+        <w:t xml:space="preserve">Supply concentration.</w:t>
+      </w:r>
+      <w:r>
+        <w:t xml:space="preserve"> </w:t>
+      </w:r>
+      <w:r>
+        <w:t xml:space="preserve">The Herfindahl–Hirschman index (HHI) sums squared percentage market shares (0 to 10,000), by country for mining and by company capacity for conversion and enrichment. Above 1,800 is highly concentrated (US Department of Justice and Federal Trade Commission, 2023; the 2010 scale uses 2,500). Capacity is not contracts, and</w:t>
+      </w:r>
+      <w:r>
+        <w:t xml:space="preserve"> </w:t>
+      </w:r>
+      <w:r>
+        <w:t xml:space="preserve">“</w:t>
+      </w:r>
+      <w:r>
+        <w:t xml:space="preserve">without Russia</w:t>
+      </w:r>
+      <w:r>
+        <w:t xml:space="preserve">”</w:t>
+      </w:r>
+      <w:r>
+        <w:t xml:space="preserve"> </w:t>
+      </w:r>
+      <w:r>
+        <w:t xml:space="preserve">adds no capacity (Appendix B2).</w:t>
+      </w:r>
+    </w:p>
+    <w:p>
+      <w:pPr>
+        <w:pStyle w:val="BodyText"/>
+      </w:pPr>
       <w:r>
         <w:rPr>
           <w:bCs/>
           <w:b/>
         </w:rPr>
-        <w:t xml:space="preserve">(Appendix D).</w:t>
+        <w:t xml:space="preserve">Multi-criteria analysis (MCDA).</w:t>
+      </w:r>
+      <w:r>
+        <w:t xml:space="preserve"> </w:t>
+      </w:r>
+      <w:r>
+        <w:t xml:space="preserve">A weighted sum (Dodgson et al., 2009) scores four options (status quo, SMR at Liddell, SMR plus C1, firmed renewables) on seven criteria (life-cycle CO₂e, CO₂e avoided per dollar, cost, time to first power, supply concentration, social licence, legal feasibility), each min-max normalised. Four weight sets are our judgement, not elicited. Robustness: each weight ±50%, 20,000 random sets and input changes (Appendix B7).</w:t>
       </w:r>
     </w:p>
     <w:p>
@@ -400,267 +466,13 @@
           <w:bCs/>
           <w:b/>
         </w:rPr>
-        <w:t xml:space="preserve">Life-cycle assessment (LCA).</w:t>
-      </w:r>
-      <w:r>
-        <w:t xml:space="preserve"> </w:t>
-      </w:r>
-      <w:r>
-        <w:t xml:space="preserve">A screening study following ISO 14040/14044 principles (International Organization for Standardization, 2006a; 2006b), not critically reviewed, so it supports no public comparative claim.</w:t>
-      </w:r>
-      <w:r>
-        <w:t xml:space="preserve"> </w:t>
-      </w:r>
-      <w:r>
-        <w:rPr>
-          <w:iCs/>
-          <w:i/>
-        </w:rPr>
-        <w:t xml:space="preserve">Functional unit:</w:t>
-      </w:r>
-      <w:r>
-        <w:t xml:space="preserve"> </w:t>
-      </w:r>
-      <w:r>
-        <w:t xml:space="preserve">1 MWh of net electricity at the plant’s grid connection (results in g CO₂e/kWh).</w:t>
-      </w:r>
-      <w:r>
-        <w:t xml:space="preserve"> </w:t>
-      </w:r>
-      <w:r>
-        <w:rPr>
-          <w:iCs/>
-          <w:i/>
-        </w:rPr>
-        <w:t xml:space="preserve">Reference flow:</w:t>
-      </w:r>
-      <w:r>
-        <w:t xml:space="preserve"> </w:t>
-      </w:r>
-      <w:r>
-        <w:t xml:space="preserve">one BWRX-300 unit, 300 MWe × 8,760 h × 0.90 × 60 years = 1.419 × 10⁸ MWh.</w:t>
-      </w:r>
-      <w:r>
-        <w:t xml:space="preserve"> </w:t>
-      </w:r>
-      <w:r>
-        <w:rPr>
-          <w:iCs/>
-          <w:i/>
-        </w:rPr>
-        <w:t xml:space="preserve">Boundary:</w:t>
-      </w:r>
-      <w:r>
-        <w:t xml:space="preserve"> </w:t>
-      </w:r>
-      <w:r>
-        <w:t xml:space="preserve">cradle to grave. Construction materials and the fuel front end (mining, conversion, enrichment, fabrication) are built from process data; operation, decommissioning and the back end use per-kWh literature values. Omitted items (cladding, conversion chemicals, plant capital goods, recycling credits) bias the result low.</w:t>
-      </w:r>
-      <w:r>
-        <w:t xml:space="preserve"> </w:t>
-      </w:r>
-      <w:r>
-        <w:rPr>
-          <w:iCs/>
-          <w:i/>
-        </w:rPr>
-        <w:t xml:space="preserve">Model:</w:t>
-      </w:r>
-      <w:r>
-        <w:t xml:space="preserve"> </w:t>
-      </w:r>
-      <w:r>
-        <w:t xml:space="preserve">a Python script multiplying quantities by published emission factors, with a Monte Carlo analysis and tornado chart for uncertainty (Appendix C); inventory and results [per final §6].</w:t>
-      </w:r>
-      <w:r>
-        <w:t xml:space="preserve"> </w:t>
-      </w:r>
-      <w:r>
-        <w:rPr>
-          <w:bCs/>
-          <w:b/>
-        </w:rPr>
-        <w:t xml:space="preserve">The Granta EduPack Eco Audit has not yet been run and no number here comes from it</w:t>
-      </w:r>
-      <w:r>
-        <w:t xml:space="preserve"> </w:t>
-      </w:r>
-      <w:r>
-        <w:t xml:space="preserve">[TODO: H2].</w:t>
-      </w:r>
-    </w:p>
-    <w:p>
-      <w:pPr>
-        <w:pStyle w:val="BodyText"/>
-      </w:pPr>
-      <w:r>
-        <w:rPr>
-          <w:bCs/>
-          <w:b/>
-        </w:rPr>
-        <w:t xml:space="preserve">Displacement and schedule.</w:t>
-      </w:r>
-      <w:r>
-        <w:t xml:space="preserve"> </w:t>
-      </w:r>
-      <w:r>
-        <w:t xml:space="preserve">One unit supplies 2.365 TWh a year and avoids that output × (grid factor − SMR factor). The</w:t>
-      </w:r>
-      <w:r>
-        <w:t xml:space="preserve"> </w:t>
-      </w:r>
-      <w:r>
-        <w:rPr>
-          <w:iCs/>
-          <w:i/>
-        </w:rPr>
-        <w:t xml:space="preserve">average</w:t>
-      </w:r>
-      <w:r>
-        <w:t xml:space="preserve"> </w:t>
-      </w:r>
-      <w:r>
-        <w:t xml:space="preserve">factor is the mean intensity of the grid; the</w:t>
-      </w:r>
-      <w:r>
-        <w:t xml:space="preserve"> </w:t>
-      </w:r>
-      <w:r>
-        <w:rPr>
-          <w:iCs/>
-          <w:i/>
-        </w:rPr>
-        <w:t xml:space="preserve">marginal</w:t>
-      </w:r>
-      <w:r>
-        <w:t xml:space="preserve"> </w:t>
-      </w:r>
-      <w:r>
-        <w:t xml:space="preserve">factor is that of the plant that backs off when new supply arrives (The Atmospheric Fund, 2025). Ontario’s are 73.8 and 343 g/kWh (2024; the 343 is labelled</w:t>
-      </w:r>
-      <w:r>
-        <w:t xml:space="preserve"> </w:t>
-      </w:r>
-      <w:r>
-        <w:t xml:space="preserve">“</w:t>
-      </w:r>
-      <w:r>
-        <w:t xml:space="preserve">Historical Annual MEF</w:t>
-      </w:r>
-      <w:r>
-        <w:t xml:space="preserve">”</w:t>
-      </w:r>
-      <w:r>
-        <w:t xml:space="preserve"> </w:t>
-      </w:r>
-      <w:r>
-        <w:t xml:space="preserve">in the source) [TO VERIFY]; we report both because the difference decides the answer. For New South Wales we use 640 g/kWh, a location-based factor that excludes upstream emissions (Department of Climate Change, Energy, the Environment and Water, 2025). Future grids are our own trajectories from published anchor points, shown as ranges. Start years are October 2030 for Darlington Unit 1 (Ontario Power Generation, 2025) and 2040 at the earliest for Australia (Graham, Hayward and Foster, 2024) [TO VERIFY]. The</w:t>
-      </w:r>
-      <w:r>
-        <w:t xml:space="preserve"> </w:t>
-      </w:r>
-      <w:r>
-        <w:rPr>
-          <w:iCs/>
-          <w:i/>
-        </w:rPr>
-        <w:t xml:space="preserve">schedule break-even</w:t>
-      </w:r>
-      <w:r>
-        <w:t xml:space="preserve"> </w:t>
-      </w:r>
-      <w:r>
-        <w:t xml:space="preserve">is the delay that cancels an embodied saving S: S ÷ (daily output × grid-factor gap) [per final §7]. For cost we read GenCost 2023-24 at 2030 as A$230–382/MWh for SMRs against A$89–125 for firmed wind and solar, so the same money buys 2.9× the renewable energy. A$387–641 is probably the 2023 SMR value, not a 2030 alternative; set against A$102 for renewables, A$514 gives 5.0× [TO VERIFY: table and year].</w:t>
-      </w:r>
-    </w:p>
-    <w:p>
-      <w:pPr>
-        <w:pStyle w:val="BodyText"/>
-      </w:pPr>
-      <w:r>
-        <w:rPr>
-          <w:bCs/>
-          <w:b/>
-        </w:rPr>
-        <w:t xml:space="preserve">Supply concentration.</w:t>
-      </w:r>
-      <w:r>
-        <w:t xml:space="preserve"> </w:t>
-      </w:r>
-      <w:r>
-        <w:t xml:space="preserve">The Herfindahl–Hirschman index (HHI) is the sum of squared percentage market shares (0 to 10,000), computed for mining by country and for conversion and enrichment by company capacity. Above 1,800 is</w:t>
-      </w:r>
-      <w:r>
-        <w:t xml:space="preserve"> </w:t>
-      </w:r>
-      <w:r>
-        <w:t xml:space="preserve">“</w:t>
-      </w:r>
-      <w:r>
-        <w:t xml:space="preserve">highly concentrated</w:t>
-      </w:r>
-      <w:r>
-        <w:t xml:space="preserve">”</w:t>
-      </w:r>
-      <w:r>
-        <w:t xml:space="preserve"> </w:t>
-      </w:r>
-      <w:r>
-        <w:t xml:space="preserve">(US Department of Justice and Federal Trade Commission, 2023); we also report the 2010 scale (1,500 and 2,500) because mining falls between them. Caveats: it is a merger-review screen, not a legal test of supply risk; capacity is not contracts or stockpiles; inventories are excluded;</w:t>
-      </w:r>
-      <w:r>
-        <w:t xml:space="preserve"> </w:t>
-      </w:r>
-      <w:r>
-        <w:t xml:space="preserve">“</w:t>
-      </w:r>
-      <w:r>
-        <w:t xml:space="preserve">without Russia</w:t>
-      </w:r>
-      <w:r>
-        <w:t xml:space="preserve">”</w:t>
-      </w:r>
-      <w:r>
-        <w:t xml:space="preserve"> </w:t>
-      </w:r>
-      <w:r>
-        <w:t xml:space="preserve">re-divides shares with no new capacity; inputs are secondary extracts [TO VERIFY] (Appendix B).</w:t>
-      </w:r>
-    </w:p>
-    <w:p>
-      <w:pPr>
-        <w:pStyle w:val="BodyText"/>
-      </w:pPr>
-      <w:r>
-        <w:rPr>
-          <w:bCs/>
-          <w:b/>
-        </w:rPr>
-        <w:t xml:space="preserve">Multi-criteria analysis (MCDA).</w:t>
-      </w:r>
-      <w:r>
-        <w:t xml:space="preserve"> </w:t>
-      </w:r>
-      <w:r>
-        <w:t xml:space="preserve">A weighted-sum model (Dodgson et al., 2009) scores four options (status quo, one SMR at Liddell, SMR plus C1, the same money on firmed renewables) on seven criteria: life-cycle CO₂e, CO₂e avoided per dollar, cost, time to first power, supply concentration, social licence and legal feasibility. Each criterion is min-max normalised across the options (best 1, worst 0). Four weight sets (equal, federal government, Coalition, host community) are our reading of each group’s priorities, not elicited. Robustness: each weight moved ±50% (56 tests), 20,000 random weight sets, and input changes. Social licence and legal scores are our judgement.</w:t>
-      </w:r>
-    </w:p>
-    <w:p>
-      <w:pPr>
-        <w:pStyle w:val="BodyText"/>
-      </w:pPr>
-      <w:r>
-        <w:rPr>
-          <w:bCs/>
-          <w:b/>
-        </w:rPr>
-        <w:t xml:space="preserve">Search strategy.</w:t>
-      </w:r>
-      <w:r>
-        <w:t xml:space="preserve"> </w:t>
-      </w:r>
-      <w:r>
-        <w:t xml:space="preserve">[TODO: App E: databases, search strings and dates.]</w:t>
+        <w:t xml:space="preserve">Search strategy and patent search:</w:t>
+      </w:r>
+      <w:r>
+        <w:t xml:space="preserve"> </w:t>
+      </w:r>
+      <w:r>
+        <w:t xml:space="preserve">Appendix E.</w:t>
       </w:r>
     </w:p>
     <w:p>
@@ -707,7 +519,7 @@
           <w:iCs/>
           <w:i/>
         </w:rPr>
-        <w:t xml:space="preserve">Table T15. Eight barriers to SMR deployment, and whether initiative C1 touches them.</w:t>
+        <w:t xml:space="preserve">Table T1. Eight barriers to SMR deployment, and whether initiative C1 touches them.</w:t>
       </w:r>
       <w:r>
         <w:t xml:space="preserve"> </w:t>
@@ -817,7 +629,7 @@
               <w:t xml:space="preserve"> </w:t>
             </w:r>
             <w:r>
-              <w:t xml:space="preserve">(Ontario Power Generation, 2025; this study); NuScale cancelled 2023 (§8.2)</w:t>
+              <w:t xml:space="preserve">(OPG’s figure as reported, Ontario Power Generation, 2026b; this study); NuScale cancelled 2023 (§8.2)</w:t>
             </w:r>
           </w:p>
         </w:tc>
@@ -890,7 +702,7 @@
               <w:t xml:space="preserve"> </w:t>
             </w:r>
             <w:r>
-              <w:t xml:space="preserve">in Australia (Ontario Power Generation, 2025b; Graham, Hayward and Foster, 2024)</w:t>
+              <w:t xml:space="preserve">in Australia (Ontario Power Generation, 2025a; Graham, Hayward and Foster, 2024)</w:t>
             </w:r>
           </w:p>
         </w:tc>
@@ -944,7 +756,7 @@
                 <w:bCs/>
                 <w:b/>
               </w:rPr>
-              <w:t xml:space="preserve">At most 36–37 of 39 Senate votes</w:t>
+              <w:t xml:space="preserve">No more than 36–37 of the 39 Senate votes</w:t>
             </w:r>
             <w:r>
               <w:t xml:space="preserve"> </w:t>
@@ -1374,7 +1186,7 @@
         <w:t xml:space="preserve"> </w:t>
       </w:r>
       <w:r>
-        <w:t xml:space="preserve">The BWRX-300’s reactor building is made of diaphragm-plate steel-composite (DPSC) modules: steel shells filled on site with concrete. The infill must flow between closely spaced plates, so the design calls for a self-consolidating mix (GE-Hitachi Nuclear Energy, 2024), which is cement-rich. A delay of 11.6–18.5 days to one unit on Ontario’s average grid, or 1.7–1.8 days on its marginal grid, cancels C1’s whole saving (§7.1).</w:t>
+        <w:t xml:space="preserve">The BWRX-300’s reactor building is made of diaphragm-plate steel-composite (DPSC) modules: steel shells filled on site with concrete. The infill must flow between closely spaced plates, so we assume a self-consolidating mix, which is cement-rich (our inference; GE-Hitachi Nuclear Energy, 2024, describes the DPSC design). A delay of 11.6–18.5 days to one unit on Ontario’s average grid, or 1.7–1.8 days on its marginal grid, cancels C1’s whole saving (§7.1).</w:t>
       </w:r>
     </w:p>
     <w:p>
@@ -1404,7 +1216,7 @@
           <w:iCs/>
           <w:i/>
         </w:rPr>
-        <w:t xml:space="preserve">Table T1. Initiative C1: location, scale, application, technology, saving and condition.</w:t>
+        <w:t xml:space="preserve">Table T2. Initiative C1: location, scale, application, technology, saving and condition.</w:t>
       </w:r>
       <w:r>
         <w:t xml:space="preserve"> </w:t>
@@ -1608,7 +1420,7 @@
               <w:jc w:val="left"/>
             </w:pPr>
             <w:r>
-              <w:t xml:space="preserve">Schedule-neutral. Infill meets NEDO-33926 with AISC N690 (US Nuclear Regulatory Commission and Canadian Nuclear Safety Commission, 2025); otherwise slag or the current mix</w:t>
+              <w:t xml:space="preserve">Schedule-neutral. Infill qualified under the topical report NEDO-33926, which rests on AISC N690 and ASME rather than mainly CSA N287 (GE-Hitachi Nuclear Energy, 2024; US Nuclear Regulatory Commission and Canadian Nuclear Safety Commission, 2025); otherwise slag or the current mix</w:t>
             </w:r>
           </w:p>
         </w:tc>
@@ -1629,7 +1441,7 @@
         <w:t xml:space="preserve"> </w:t>
       </w:r>
       <w:r>
-        <w:t xml:space="preserve">First, the infill problem is specific to modular construction: a mix that flows, stays cool in thick sections and still shields has to be developed (§10). Second, C1’s value depends on timing rather than on the concrete: counted from when each plant could actually run, a Darlington unit avoids about as much CO₂e to 2050 as a Liddell unit (§7), and Darlington is where a qualified mix can be built.</w:t>
+        <w:t xml:space="preserve">First, the infill problem is specific to modular construction: a mix that flows, stays cool in thick sections and still shields has to be developed (§10). Second, C1’s value depends on timing rather than on the concrete: counted from when each plant could actually run, a Darlington unit avoids 1.0–6.8 Mt CO₂e to 2050 and a Liddell unit 0.67–3.9 Mt, the same order of magnitude (§7), and Darlington is where a qualified mix can be built.</w:t>
       </w:r>
     </w:p>
     <w:p>
@@ -1647,7 +1459,7 @@
         <w:t xml:space="preserve"> </w:t>
       </w:r>
       <w:r>
-        <w:t xml:space="preserve">It leaves cost, law, fuel supply, social licence and workforce untouched (Table T15); lower-carbon steel in the same structures is the next lever (§6.3, §10).</w:t>
+        <w:t xml:space="preserve">It leaves cost, law, fuel supply, social licence and workforce untouched (Table T1); lower-carbon steel in the same structures is the next lever (§6.3, §10).</w:t>
       </w:r>
     </w:p>
     <w:p>
@@ -1817,7 +1629,7 @@
         <w:t xml:space="preserve">1.419 × 10⁸ MWh</w:t>
       </w:r>
       <w:r>
-        <w:t xml:space="preserve">, the same denominator as §7 (inputs and their status in Table T6; Appendix A2).</w:t>
+        <w:t xml:space="preserve">, the same denominator as §7 (inputs and their status in Table T3; Appendix A2).</w:t>
       </w:r>
     </w:p>
     <w:p>
@@ -1990,7 +1802,7 @@
           <w:iCs/>
           <w:i/>
         </w:rPr>
-        <w:t xml:space="preserve">Table T6. Key assumptions for one BWRX-300 at Darlington (all 40 ranged inputs in Appendix C2).</w:t>
+        <w:t xml:space="preserve">Table T3. Key assumptions for one BWRX-300 at Darlington (all 40 ranged inputs in Appendix C2).</w:t>
       </w:r>
       <w:r>
         <w:t xml:space="preserve"> </w:t>
@@ -2997,7 +2809,7 @@
         <w:t xml:space="preserve"> </w:t>
       </w:r>
       <w:r>
-        <w:t xml:space="preserve">(Table T8). Most of it (1,291 t) is in the DPSC infill, because the design calls for self-consolidating concrete (GE-Hitachi Nuclear Energy, 2024) [TO VERIFY], a cement-rich mix (450 kg binder/m³ assumed). Only Units 2–4 are counted, because Unit 1’s basemat is placed and its forebay partly placed; whether Unit 1’s shaft-wall infill could still use LC3 is [TO VERIFY].</w:t>
+        <w:t xml:space="preserve">(Table T4). Most of it (1,291 t) is in the DPSC infill, because the design calls for self-consolidating concrete (GE-Hitachi Nuclear Energy, 2024) [TO VERIFY], a cement-rich mix (450 kg binder/m³ assumed). Only Units 2–4 are counted, because Unit 1’s basemat is placed and its forebay partly placed; whether Unit 1’s shaft-wall infill could still use LC3 is [TO VERIFY].</w:t>
       </w:r>
     </w:p>
     <w:p>
@@ -3009,7 +2821,7 @@
           <w:iCs/>
           <w:i/>
         </w:rPr>
-        <w:t xml:space="preserve">Table T8. Savings against the baseline (S0: what OPG would pour anyway, modelled as general-use cement), per unit and for Units 2–4. Monte Carlo columns give the median (5th–95th percentile); each draw’s saving is divided by the same draw’s life-cycle total.</w:t>
+        <w:t xml:space="preserve">Table T4. Savings against the baseline (S0: what OPG would pour anyway, modelled as general-use cement), per unit and for Units 2–4. Monte Carlo columns give the median (5th–95th percentile); each draw’s saving is divided by the same draw’s life-cycle total.</w:t>
       </w:r>
       <w:r>
         <w:t xml:space="preserve"> </w:t>
@@ -3657,7 +3469,7 @@
         <w:t xml:space="preserve"> </w:t>
       </w:r>
       <w:r>
-        <w:t xml:space="preserve">The low-end steel factors (Table T6) applied only to the steel in the target structures (953 t of DPSC basemat plate and 1,000 t of forebay rebar) save 566 t per unit (Monte Carlo median 941 t; 404–1,581), against LC3’s 1,734 t (median 1,742): LC3 is about three times larger at the mode case and 1.9 times at the median. The shaft-wall plate is unknown and excluded, so this is a floor for the target-structure steel. Moving all 9,900 t of plant steel to those factors saves 3,714 t (median 4,731), about twice LC3, but that is an upper bound: it applies a hot-rolled-sections factor to forgings and nuclear-grade plate, for which it is not shown to be feasible. World-average steel would instead add 8,399 t. Lower-carbon steel is therefore the next lever (§10), not part of C1.</w:t>
+        <w:t xml:space="preserve">The low-end steel factors (Table T3) applied only to the steel in the target structures (953 t of DPSC basemat plate and 1,000 t of forebay rebar) save 566 t per unit (Monte Carlo median 941 t; 404–1,581), against LC3’s 1,734 t (median 1,742): LC3 is about three times larger at the mode case and 1.9 times at the median. The shaft-wall plate is unknown and excluded, so this is a floor for the target-structure steel. Moving all 9,900 t of plant steel to those factors saves 3,714 t (median 4,731), about twice LC3, but that is an upper bound: it applies a hot-rolled-sections factor to forgings and nuclear-grade plate, for which it is not shown to be feasible. World-average steel would instead add 8,399 t. Lower-carbon steel is therefore the next lever (§10), not part of C1.</w:t>
       </w:r>
       <w:r>
         <w:t xml:space="preserve"> </w:t>
@@ -3679,7 +3491,7 @@
         <w:t xml:space="preserve"> </w:t>
       </w:r>
       <w:r>
-        <w:t xml:space="preserve">On the schedule-value results in §7 (Table T10; working in Appendix B5.3), a delay of</w:t>
+        <w:t xml:space="preserve">On the schedule-value results in §7 (Table T6; working in Appendix B5.3), a delay of</w:t>
       </w:r>
       <w:r>
         <w:t xml:space="preserve"> </w:t>
@@ -3947,7 +3759,7 @@
           <w:bCs/>
           <w:b/>
         </w:rPr>
-        <w:t xml:space="preserve">Our median (3.3–4.2 across conversion-heat assumptions, §6.4) is below UNECE’s 5.1–6.4 g/kWh (United Nations Economic Commission for Europe, 2021; our 90% interval overlaps it) and at the low end of the wider literature range, for reasons we can identify (Figure F5, Table T9).</w:t>
+        <w:t xml:space="preserve">Our median (3.3–4.2 across conversion-heat assumptions, §6.4) is below UNECE’s 5.1–6.4 g/kWh (United Nations Economic Commission for Europe, 2021; our 90% interval overlaps it) and at the low end of the wider literature range, for reasons we can identify (Figure F5, Table T5).</w:t>
       </w:r>
       <w:r>
         <w:t xml:space="preserve"> </w:t>
@@ -3965,7 +3777,7 @@
           <w:iCs/>
           <w:i/>
         </w:rPr>
-        <w:t xml:space="preserve">Table T9. Why our result differs from the benchmarks: direction and size of each reason.</w:t>
+        <w:t xml:space="preserve">Table T5. Why our result differs from the benchmarks: direction and size of each reason.</w:t>
       </w:r>
       <w:r>
         <w:t xml:space="preserve"> </w:t>
@@ -4358,7 +4170,7 @@
         <w:t xml:space="preserve"> </w:t>
       </w:r>
       <w:r>
-        <w:t xml:space="preserve">A one-month slip of Units 2–4 costs C$33–110 m in carrying cost and defers about C$88 m of output: 29–175 times the carbon value of C1’s whole saving. C1’s 2,200 t per unit (1,100–3,300; §6.3) is cancelled by 11.6–18.5 days of delay on Ontario’s average grid factor, or 1.7–1.8 days on its marginal factor. Timing also decides where an SMR helps the climate. Counted from when each plant could run, a Darlington unit avoids about as much CO₂e to 2050 as one at Liddell, and at Liddell the same money spent on firmed renewables avoids more in every case tested (Appendix B4–B6).</w:t>
+        <w:t xml:space="preserve">A one-month slip of Units 2–4 costs C$33–110 m in carrying cost and defers about C$88 m of output: 29–175 times the carbon value of C1’s whole saving. C1’s 2,200 t per unit (1,100–3,300; §6.3) is cancelled by 11.6–18.5 days of delay on Ontario’s average grid factor, or 1.7–1.8 days on its marginal factor. Timing also decides where an SMR helps the climate: a Darlington unit avoids about as much CO₂e to 2050 as one at Liddell, and firmed renewables beat both on the same money (Appendix B4–B6).</w:t>
       </w:r>
     </w:p>
     <w:bookmarkStart w:id="47" w:name="the-value-of-schedule"/>
@@ -4375,7 +4187,7 @@
         <w:pStyle w:val="FirstParagraph"/>
       </w:pPr>
       <w:r>
-        <w:t xml:space="preserve">A unit that starts late gives up each day’s displacement (Table T10). Counted to 2050 (the</w:t>
+        <w:t xml:space="preserve">A unit that starts late gives up each day’s displacement (Table T6). Counted to 2050 (the</w:t>
       </w:r>
       <w:r>
         <w:t xml:space="preserve"> </w:t>
@@ -4423,7 +4235,7 @@
           <w:iCs/>
           <w:i/>
         </w:rPr>
-        <w:t xml:space="preserve">Table T10. Days of delay that cancel C1’s saving of 2,200 t per unit (1,100–3,300), Darlington Units 2–4, start 2035.</w:t>
+        <w:t xml:space="preserve">Table T6. Days of delay that cancel C1’s saving of 2,200 t per unit (1,100–3,300), Darlington Units 2–4, start 2035.</w:t>
       </w:r>
       <w:r>
         <w:t xml:space="preserve"> </w:t>
@@ -4670,7 +4482,7 @@
         <w:pStyle w:val="BodyText"/>
       </w:pPr>
       <w:r>
-        <w:t xml:space="preserve">The two plants would not run in the same years. Darlington Unit 1 is planned to enter service in 2030 (Ontario Power Generation, 2025). Australia’s earliest date for nuclear is 2040 (Graham, Hayward and Foster, 2024), against the Coalition’s 2035 as reported (ABC News, 2024). If coal leaves the NEM by 2038, as in AEMO’s Step Change scenario (Australian Energy Market Operator, 2024), a 2040 unit displaces only a residual mix of 30 g/kWh (assumed).</w:t>
+        <w:t xml:space="preserve">The two plants would not run in the same years. Darlington Unit 1 is planned to enter service in 2030 (Ontario Power Generation, 2025a). Australia’s earliest date for nuclear is 2040 (Graham, Hayward and Foster, 2024), against the Coalition’s 2035 as reported (ABC News, 2024). If coal leaves the NEM by 2038, as in AEMO’s Step Change scenario (Australian Energy Market Operator, 2024), a 2040 unit displaces only a residual mix of 30 g/kWh (assumed).</w:t>
       </w:r>
     </w:p>
     <w:p>
@@ -4707,7 +4519,7 @@
         <w:t xml:space="preserve">0.67–3.9 Mt</w:t>
       </w:r>
       <w:r>
-        <w:t xml:space="preserve">. Liddell wins clearly only if the NEM stays at 640 g/kWh (16.5 Mt). Over a whole 60-year life the sites are close, at 2.0–7.8 Mt against 3.7–6.8 Mt.</w:t>
+        <w:t xml:space="preserve">. Liddell wins clearly only if the NEM stays at 640 g/kWh (16.5 Mt).</w:t>
       </w:r>
     </w:p>
     <w:p>
@@ -4715,7 +4527,7 @@
         <w:pStyle w:val="BodyText"/>
       </w:pPr>
       <w:r>
-        <w:t xml:space="preserve">The grid trajectory, start year and post-coal floor move these results tenfold. Capacity factor, net output and our life-cycle interval (3.0–5.8 g/kWh) move them by a few per cent (Appendix B4). Grid factors count combustion only, so displacement is slightly understated. Liddell was approved to close by April 2023 (Australian Energy Regulator, 2021) and has since closed, so an SMR there would reuse its grid connection but displace the NEM mix, not Liddell’s coal.</w:t>
+        <w:t xml:space="preserve">The grid trajectory, start year and post-coal floor move these results tenfold; capacity factor, net output and our life-cycle interval move them by a few per cent (Appendix B4). Liddell was approved to close by April 2023 (Australian Energy Regulator, 2021) and has since closed, so an SMR there would displace the NEM mix, not Liddell’s coal.</w:t>
       </w:r>
     </w:p>
     <w:p>
@@ -4834,13 +4646,11 @@
         <w:t xml:space="preserve"> </w:t>
       </w:r>
       <w:r>
-        <w:t xml:space="preserve">more CO₂e to 2050. They still avoid 5.7× more in the worst case we tested for them, and 4.9× if the SMR costs only A$198 (Appendix B6, Table B28). If A$387–641 is the 2030 range instead, the ratios become 5.0× and 19.1×. Darlington’s capital cost alone (C$20.9 bn; Ontario Power Generation, 2025) would still buy 1.9–2.7× the energy (Appendix B6.3).</w:t>
-      </w:r>
-    </w:p>
-    <w:p>
-      <w:pPr>
-        <w:pStyle w:val="BodyText"/>
-      </w:pPr>
+        <w:t xml:space="preserve">more CO₂e to 2050. They still avoid 5.7× more in the worst case we tested for them, and 4.9× if the SMR costs only A$198 (Appendix B6, Table B28). If A$387–641 is the 2030 range instead, the ratios become 5.0× and 19.1×.</w:t>
+      </w:r>
+      <w:r>
+        <w:t xml:space="preserve"> </w:t>
+      </w:r>
       <w:r>
         <w:t xml:space="preserve">Renewables come out ahead because they are cheaper per MWh and start about a decade earlier. Two limits apply: that much new output would itself shift the grid trajectory, and integration costs rise beyond the shares GenCost models.</w:t>
       </w:r>
@@ -4939,7 +4749,7 @@
         <w:pStyle w:val="FirstParagraph"/>
       </w:pPr>
       <w:r>
-        <w:t xml:space="preserve">Law is where Darlington and Liddell differ most. At Darlington, C1 starts with LC³ in eligible non-safety concrete, and extends to the steel-composite infill only if the mix is qualified and accepted as a design change before Units 2–4 are approved to proceed, a milestone expected in 2028 (American Nuclear Society, 2026) [TO VERIFY]. At Liddell, three laws and the site owner stand in the way, and on current party positions none of the laws will be repealed in this Parliament (Table T7).</w:t>
+        <w:t xml:space="preserve">Law is where Darlington and Liddell differ most. At Darlington, C1 starts with LC³ in non-safety concrete and extends to the steel-composite infill only if qualified before the Units 2–4 go-ahead expected in 2028 (American Nuclear Society, 2026, as reported). At Liddell, three laws and the site owner block an SMR (Table T7).</w:t>
       </w:r>
     </w:p>
     <w:p>
@@ -4957,7 +4767,7 @@
         <w:t xml:space="preserve"> </w:t>
       </w:r>
       <w:r>
-        <w:t xml:space="preserve">Federal repeal fails in the Senate whatever the crossbench does, while Labor and the Greens oppose (36 votes at most against 39 needed; Appendix B1.2) [TO VERIFY at aph.gov.au]. The Coalition’s pledge to</w:t>
+        <w:t xml:space="preserve">Federal repeal fails in the Senate while Labor and the Greens oppose, so the Coalition’s pledge to</w:t>
       </w:r>
       <w:r>
         <w:t xml:space="preserve"> </w:t>
@@ -4975,7 +4785,7 @@
         <w:t xml:space="preserve"> </w:t>
       </w:r>
       <w:r>
-        <w:t xml:space="preserve">therefore cannot pass unless Labor or the Greens change position (ABC News, 2026; Liberal Party of Australia, 2026) [TO VERIFY]. Repeal would not be enough either. ARPANSA, the federal radiation regulator, licenses only Commonwealth-controlled bodies (ARPANS Act s 13; ARPANSA, n.d.) [TO VERIFY], so a privately owned SMR at Liddell would remain a criminal offence under NSW s 8. Only a Commonwealth-owned operator might fit the s 8(3) exemption that covers ANSTO [TO VERIFY: whether it extends to a power reactor].</w:t>
+        <w:t xml:space="preserve">(Liberal Party of Australia, 2026) cannot pass unless one of them changes position. Repeal alone would not be enough: ARPANSA licenses only Commonwealth-controlled bodies (ARPANS Act s 13), so a private SMR at Liddell would remain an offence under NSW s 8. Only a Commonwealth-owned operator might fit the s 8(3) exemption that covers ANSTO (our inference).</w:t>
       </w:r>
     </w:p>
     <w:p>
@@ -4993,7 +4803,7 @@
         <w:t xml:space="preserve"> </w:t>
       </w:r>
       <w:r>
-        <w:t xml:space="preserve">Even at a licensed site, the licence to construct one BWRX-300 took about 29 months, 3 months under the CNSC’s expected 32 (Canadian Nuclear Safety Commission [CNSC], 2022; 2025; 2026a) [TO VERIFY: the extract also reads 24 months, which would make it 5 months slower]. It covers one unit, so Units 2–4 need a further Commission authorisation, and C1 would be reviewed inside it (our inference) [TO VERIFY with the CNSC]. The cement standard already allows calcined-clay blends with up to 15% limestone (CSA Group, 2023; Hooton, 2023) [TO VERIFY]. The infill, though, is governed by GE-Hitachi’s topical report NEDO-33926 (self-consolidating concrete, strength per draft AISC N690, not CSA N287), which the CNSC and US NRC jointly reviewed and found acceptable (GE-Hitachi Nuclear Energy, 2024; US Nuclear Regulatory Commission and CNSC, 2025) [TO VERIFY]. Whether it limits cement type is not yet known [TO VERIFY: NEDO-33926 §6.2.1], and we found no nuclear precedent for calcined-clay infill: that is C1’s real licensing risk.</w:t>
+        <w:t xml:space="preserve">The licence to construct covers one unit, so Units 2–4 need a further CNSC authorisation, with C1 reviewed inside it (our inference). The cement standard already allows calcined-clay blends with up to 15% limestone (CSA Group, 2023; Hooton, 2023). The infill, though, is governed by GE-Hitachi’s topical report NEDO-33926 (self-consolidating concrete, strength per draft AISC N690, not CSA N287), which the CNSC and US NRC jointly reviewed (GE-Hitachi Nuclear Energy, 2024; US Nuclear Regulatory Commission and CNSC, 2025). To our reading the public report does not state a cement-type limit, and we found no nuclear precedent for calcined-clay infill: that is C1’s real licensing risk.</w:t>
       </w:r>
     </w:p>
     <w:p>
@@ -5011,7 +4821,7 @@
         <w:t xml:space="preserve"> </w:t>
       </w:r>
       <w:r>
-        <w:t xml:space="preserve">The non-safety pilot needs no new nuclear qualification, so it can start with the next procurement round (§8.6). The infill is the conditional step. Mix development, a full-scale mock-up and design-change acceptance take about 18–24 months (our planning assumption; route brief §6), so qualification must start in 2027, during Unit 1 construction, and stay off the critical path. A delay of 9–15 days (Ontario’s average grid factor) or 1.3–1.4 days (marginal factor) to one of Units 2–4 cancels that unit’s saving (§6.3; §7) [re-check after the §6 re-base]; slag (S1) is the fallback (§8.6).</w:t>
+        <w:t xml:space="preserve">The non-safety pilot needs no nuclear qualification. Infill qualification must start in 2027, with slag (S1) as the fallback (§8.6).</w:t>
       </w:r>
     </w:p>
     <w:p>
@@ -5023,7 +4833,7 @@
           <w:iCs/>
           <w:i/>
         </w:rPr>
-        <w:t xml:space="preserve">Table T7. Legal barriers to an SMR at Liddell, what would remove each, and the Darlington equivalent.</w:t>
+        <w:t xml:space="preserve">Table T7. Legal barriers to an SMR at Liddell and the Darlington equivalent. No row is resolved as at October 2026.</w:t>
       </w:r>
       <w:r>
         <w:t xml:space="preserve"> </w:t>
@@ -5033,7 +4843,7 @@
           <w:iCs/>
           <w:i/>
         </w:rPr>
-        <w:t xml:space="preserve">Source: legislation as named; ARPANSA (n.d.); CNSC (2021; 2022; 2025; 2026a); Government of Ontario (2025); Ontario Power Generation (2025); Parliament of Australia (2026); Parliament of New South Wales (2025–26; 2026); Minister for Defence (2025); Newcastle Herald (2024); Senate arithmetic and licensing durations in Appendix B1; routes A–C scored in Appendix B3.</w:t>
+        <w:t xml:space="preserve">Source: legislation as named; Appendix B1; Canadian Nuclear Safety Commission (2021; 2022; 2025).</w:t>
       </w:r>
     </w:p>
     <w:tbl>
@@ -5044,11 +4854,10 @@
         <w:jc w:val="start"/>
       </w:tblPr>
       <w:tblGrid>
-        <w:gridCol w:w="1584"/>
-        <w:gridCol w:w="1584"/>
-        <w:gridCol w:w="1584"/>
-        <w:gridCol w:w="1584"/>
-        <w:gridCol w:w="1584"/>
+        <w:gridCol w:w="1980"/>
+        <w:gridCol w:w="1980"/>
+        <w:gridCol w:w="1980"/>
+        <w:gridCol w:w="1980"/>
       </w:tblGrid>
       <w:tr>
         <w:trPr>
@@ -5086,19 +4895,7 @@
               <w:jc w:val="left"/>
             </w:pPr>
             <w:r>
-              <w:t xml:space="preserve">What removes it; who holds the veto</w:t>
-            </w:r>
-          </w:p>
-        </w:tc>
-        <w:tc>
-          <w:tcPr/>
-          <w:p>
-            <w:pPr>
-              <w:pStyle w:val="Compact"/>
-              <w:jc w:val="left"/>
-            </w:pPr>
-            <w:r>
-              <w:t xml:space="preserve">Status, October 2026</w:t>
+              <w:t xml:space="preserve">What removes it; veto holder</w:t>
             </w:r>
           </w:p>
         </w:tc>
@@ -5124,7 +4921,7 @@
               <w:jc w:val="left"/>
             </w:pPr>
             <w:r>
-              <w:t xml:space="preserve">Federal environmental approval</w:t>
+              <w:t xml:space="preserve">1. Federal bans</w:t>
             </w:r>
           </w:p>
         </w:tc>
@@ -5140,233 +4937,117 @@
                 <w:iCs/>
                 <w:i/>
               </w:rPr>
-              <w:t xml:space="preserve">Environment Protection and Biodiversity Conservation Act 1999</w:t>
+              <w:t xml:space="preserve">EPBC Act 1999</w:t>
             </w:r>
             <w:r>
               <w:t xml:space="preserve"> </w:t>
             </w:r>
             <w:r>
-              <w:t xml:space="preserve">(Cth) s 140A (also ss 37J, 146M): the Minister</w:t>
+              <w:t xml:space="preserve">(Cth) s 140A bars approval;</w:t>
             </w:r>
             <w:r>
               <w:t xml:space="preserve"> </w:t>
             </w:r>
-            <w:r>
-              <w:t xml:space="preserve">“</w:t>
-            </w:r>
-            <w:r>
-              <w:t xml:space="preserve">must not approve</w:t>
-            </w:r>
-            <w:r>
-              <w:t xml:space="preserve">”</w:t>
-            </w:r>
-            <w:r>
-              <w:t xml:space="preserve"> </w:t>
-            </w:r>
-            <w:r>
-              <w:t xml:space="preserve">a nuclear power plant [TO VERIFY]</w:t>
-            </w:r>
-          </w:p>
-        </w:tc>
-        <w:tc>
-          <w:tcPr/>
-          <w:p>
-            <w:pPr>
-              <w:pStyle w:val="Compact"/>
-              <w:jc w:val="left"/>
-            </w:pPr>
-            <w:r>
-              <w:t xml:space="preserve">Amendment by the Commonwealth Parliament. Senate (as at 14 May 2026): 39 needed; at most 36 in favour; Labor and the Greens opposed (Appendix B1.2; Parliament of Australia, 2026; Bowen, 2025; Australian Greens, 2025) [TO VERIFY at aph.gov.au]</w:t>
-            </w:r>
-          </w:p>
-        </w:tc>
-        <w:tc>
-          <w:tcPr/>
-          <w:p>
-            <w:pPr>
-              <w:pStyle w:val="Compact"/>
-              <w:jc w:val="left"/>
-            </w:pPr>
-            <w:r>
-              <w:t xml:space="preserve">In force. Whether the 2025 EPBC reforms changed s 140A has not been checked (Norton Rose Fulbright, 2025) [TO VERIFY]</w:t>
-            </w:r>
-          </w:p>
-        </w:tc>
-        <w:tc>
-          <w:tcPr/>
-          <w:p>
-            <w:pPr>
-              <w:pStyle w:val="Compact"/>
-              <w:jc w:val="left"/>
-            </w:pPr>
-            <w:r>
-              <w:t xml:space="preserve">Environmental assessment from May 2007; site licence 2012, renewed to 2031; 17.9 years elapsed (not continuous review) to the licence to construct (CNSC, 2021; 2026a) [TO VERIFY]</w:t>
-            </w:r>
-          </w:p>
-        </w:tc>
-      </w:tr>
-      <w:tr>
-        <w:tc>
-          <w:tcPr/>
-          <w:p>
-            <w:pPr>
-              <w:pStyle w:val="Compact"/>
-              <w:jc w:val="left"/>
-            </w:pPr>
-            <w:r>
-              <w:t xml:space="preserve">Federal radiation licensing</w:t>
-            </w:r>
-          </w:p>
-        </w:tc>
-        <w:tc>
-          <w:tcPr/>
-          <w:p>
-            <w:pPr>
-              <w:pStyle w:val="Compact"/>
-              <w:jc w:val="left"/>
-            </w:pPr>
             <w:r>
               <w:rPr>
                 <w:iCs/>
                 <w:i/>
               </w:rPr>
-              <w:t xml:space="preserve">Australian Radiation Protection and Nuclear Safety Act 1998</w:t>
+              <w:t xml:space="preserve">ARPANS Act 1998</w:t>
             </w:r>
             <w:r>
               <w:t xml:space="preserve"> </w:t>
             </w:r>
             <w:r>
-              <w:t xml:space="preserve">(Cth) s 10: the CEO</w:t>
-            </w:r>
-            <w:r>
-              <w:t xml:space="preserve"> </w:t>
-            </w:r>
-            <w:r>
-              <w:t xml:space="preserve">“</w:t>
-            </w:r>
-            <w:r>
-              <w:t xml:space="preserve">must not issue a licence</w:t>
-            </w:r>
-            <w:r>
-              <w:t xml:space="preserve">”</w:t>
-            </w:r>
-            <w:r>
-              <w:t xml:space="preserve"> </w:t>
-            </w:r>
-            <w:r>
-              <w:t xml:space="preserve">for one [TO VERIFY]</w:t>
-            </w:r>
-          </w:p>
-        </w:tc>
-        <w:tc>
-          <w:tcPr/>
-          <w:p>
-            <w:pPr>
-              <w:pStyle w:val="Compact"/>
-              <w:jc w:val="left"/>
-            </w:pPr>
-            <w:r>
-              <w:t xml:space="preserve">Repeal of s 10. Senate as above</w:t>
-            </w:r>
-          </w:p>
-        </w:tc>
-        <w:tc>
-          <w:tcPr/>
-          <w:p>
-            <w:pPr>
-              <w:pStyle w:val="Compact"/>
-              <w:jc w:val="left"/>
-            </w:pPr>
-            <w:r>
-              <w:t xml:space="preserve">In force. The committee recommended that the 2022 repeal bill not be passed (Senate Environment and Communications Legislation Committee, 2023) [TO VERIFY]; the bill lapsed at prorogation [TODO: source needed: the bill’s ParlInfo page]</w:t>
-            </w:r>
-          </w:p>
-        </w:tc>
-        <w:tc>
-          <w:tcPr/>
-          <w:p>
-            <w:pPr>
-              <w:pStyle w:val="Compact"/>
-              <w:jc w:val="left"/>
-            </w:pPr>
-            <w:r>
-              <w:t xml:space="preserve">CNSC licence to construct one unit: about 29 months (October 2022 to 4 April 2025) against the CNSC’s expected 32 months; valid to 31 March 2035 (CNSC, 2022; 2025; 2026a) [TO VERIFY: 32 months is from an ambiguous extract]</w:t>
-            </w:r>
-          </w:p>
-        </w:tc>
-      </w:tr>
-      <w:tr>
-        <w:tc>
-          <w:tcPr/>
-          <w:p>
-            <w:pPr>
-              <w:pStyle w:val="Compact"/>
-              <w:jc w:val="left"/>
-            </w:pPr>
-            <w:r>
-              <w:t xml:space="preserve">Regulator for a private power reactor</w:t>
-            </w:r>
-          </w:p>
-        </w:tc>
-        <w:tc>
-          <w:tcPr/>
-          <w:p>
-            <w:pPr>
-              <w:pStyle w:val="Compact"/>
-              <w:jc w:val="left"/>
-            </w:pPr>
-            <w:r>
-              <w:t xml:space="preserve">None. ARPANSA licenses only Commonwealth-controlled bodies (ARPANS Act s 13; ARPANSA, n.d.) [TO VERIFY]; NSW has no nuclear regulator</w:t>
-            </w:r>
-          </w:p>
-        </w:tc>
-        <w:tc>
-          <w:tcPr/>
-          <w:p>
-            <w:pPr>
-              <w:pStyle w:val="Compact"/>
-              <w:jc w:val="left"/>
-            </w:pPr>
-            <w:r>
-              <w:t xml:space="preserve">One of three routes (Appendix B3): a Commonwealth-owned plant under ARPANSA (the Coalition’s 2024 model; ABC News, 2024 [TODO: replace with the Coalition’s release]); a federal regulator for private operators; or a NSW regulator. An independent regulator is needed early in the programme (International Atomic Energy Agency, 2015) [TO VERIFY edition]</w:t>
-            </w:r>
-          </w:p>
-        </w:tc>
-        <w:tc>
-          <w:tcPr/>
-          <w:p>
-            <w:pPr>
-              <w:pStyle w:val="Compact"/>
-              <w:jc w:val="left"/>
-            </w:pPr>
-            <w:r>
-              <w:t xml:space="preserve">No such regulator. Precedent: the naval nuclear regulator (ANNPSR) began operating on 1 November 2025, about two years after its bill, but covers submarines only (Minister for Defence, 2025; Parliamentary Library, 2023) [TO VERIFY: bill introduction date]</w:t>
-            </w:r>
-          </w:p>
-        </w:tc>
-        <w:tc>
-          <w:tcPr/>
-          <w:p>
-            <w:pPr>
-              <w:pStyle w:val="Compact"/>
-              <w:jc w:val="left"/>
-            </w:pPr>
-            <w:r>
-              <w:t xml:space="preserve">The CNSC is an established regulator. Units 2–4 need a further Commission authorisation (our inference) [TO VERIFY]</w:t>
-            </w:r>
-          </w:p>
-        </w:tc>
-      </w:tr>
-      <w:tr>
-        <w:tc>
-          <w:tcPr/>
-          <w:p>
-            <w:pPr>
-              <w:pStyle w:val="Compact"/>
-              <w:jc w:val="left"/>
-            </w:pPr>
-            <w:r>
-              <w:t xml:space="preserve">State ban</w:t>
+              <w:t xml:space="preserve">(Cth) s 10 bars a licence</w:t>
+            </w:r>
+          </w:p>
+        </w:tc>
+        <w:tc>
+          <w:tcPr/>
+          <w:p>
+            <w:pPr>
+              <w:pStyle w:val="Compact"/>
+              <w:jc w:val="left"/>
+            </w:pPr>
+            <w:r>
+              <w:t xml:space="preserve">Amend both. Senate: about 39 votes needed, at most 37 in favour; Labor and the Greens opposed (Appendix B1.2; Parliament of Australia, 2026)</w:t>
+            </w:r>
+          </w:p>
+        </w:tc>
+        <w:tc>
+          <w:tcPr/>
+          <w:p>
+            <w:pPr>
+              <w:pStyle w:val="Compact"/>
+              <w:jc w:val="left"/>
+            </w:pPr>
+            <w:r>
+              <w:t xml:space="preserve">Licence to construct in about 29 months, against 24–32 expected (CNSC, 2022; 2025)</w:t>
+            </w:r>
+          </w:p>
+        </w:tc>
+      </w:tr>
+      <w:tr>
+        <w:tc>
+          <w:tcPr/>
+          <w:p>
+            <w:pPr>
+              <w:pStyle w:val="Compact"/>
+              <w:jc w:val="left"/>
+            </w:pPr>
+            <w:r>
+              <w:t xml:space="preserve">2. Regulator for a private reactor</w:t>
+            </w:r>
+          </w:p>
+        </w:tc>
+        <w:tc>
+          <w:tcPr/>
+          <w:p>
+            <w:pPr>
+              <w:pStyle w:val="Compact"/>
+              <w:jc w:val="left"/>
+            </w:pPr>
+            <w:r>
+              <w:t xml:space="preserve">None: no body licenses private power reactors, and NSW has no nuclear regulator</w:t>
+            </w:r>
+          </w:p>
+        </w:tc>
+        <w:tc>
+          <w:tcPr/>
+          <w:p>
+            <w:pPr>
+              <w:pStyle w:val="Compact"/>
+              <w:jc w:val="left"/>
+            </w:pPr>
+            <w:r>
+              <w:t xml:space="preserve">Commonwealth-owned plant, new federal regulator or NSW regulator (Appendix B3); the naval regulator began in November 2025 (Minister for Defence, 2025)</w:t>
+            </w:r>
+          </w:p>
+        </w:tc>
+        <w:tc>
+          <w:tcPr/>
+          <w:p>
+            <w:pPr>
+              <w:pStyle w:val="Compact"/>
+              <w:jc w:val="left"/>
+            </w:pPr>
+            <w:r>
+              <w:t xml:space="preserve">CNSC is established; Units 2–4 need a further authorisation (our inference)</w:t>
+            </w:r>
+          </w:p>
+        </w:tc>
+      </w:tr>
+      <w:tr>
+        <w:tc>
+          <w:tcPr/>
+          <w:p>
+            <w:pPr>
+              <w:pStyle w:val="Compact"/>
+              <w:jc w:val="left"/>
+            </w:pPr>
+            <w:r>
+              <w:t xml:space="preserve">3. NSW ban</w:t>
             </w:r>
           </w:p>
         </w:tc>
@@ -5388,181 +5069,81 @@
               <w:t xml:space="preserve"> </w:t>
             </w:r>
             <w:r>
-              <w:t xml:space="preserve">(NSW) s 8: building or operating a nuclear reactor is an offence, except for the Commonwealth’s AAEC successors (ANSTO) and the other s 8(3) exceptions; s 9: other Acts do not authorise a state authority to build or approve one [TO VERIFY]</w:t>
-            </w:r>
-          </w:p>
-        </w:tc>
-        <w:tc>
-          <w:tcPr/>
-          <w:p>
-            <w:pPr>
-              <w:pStyle w:val="Compact"/>
-              <w:jc w:val="left"/>
-            </w:pPr>
-            <w:r>
-              <w:t xml:space="preserve">NSW repeal, or a Commonwealth override under Constitution s 109 [TODO: from Q3: Constitution entry in sources.md], which Partlett warns could face a High Court challenge (Canberra Times, 2025) [TO VERIFY: date]</w:t>
-            </w:r>
-          </w:p>
-        </w:tc>
-        <w:tc>
-          <w:tcPr/>
-          <w:p>
-            <w:pPr>
-              <w:pStyle w:val="Compact"/>
-              <w:jc w:val="left"/>
-            </w:pPr>
-            <w:r>
-              <w:t xml:space="preserve">The repeal bill passed the Legislative Council on 6 May 2026, has stalled in the Assembly, and lapses on 28 November 2026 (Parliament of New South Wales, 2025–26; 2026) [TO VERIFY]</w:t>
-            </w:r>
-          </w:p>
-        </w:tc>
-        <w:tc>
-          <w:tcPr/>
-          <w:p>
-            <w:pPr>
-              <w:pStyle w:val="Compact"/>
-              <w:jc w:val="left"/>
-            </w:pPr>
-            <w:r>
-              <w:t xml:space="preserve">Ontario approved construction of Unit 1 on 8 May 2025; C$20.9 bn is the budget for all four units (Government of Ontario, 2025; Ontario Power Generation, 2025) [TO VERIFY]</w:t>
-            </w:r>
-          </w:p>
-        </w:tc>
-      </w:tr>
-      <w:tr>
-        <w:tc>
-          <w:tcPr/>
-          <w:p>
-            <w:pPr>
-              <w:pStyle w:val="Compact"/>
-              <w:jc w:val="left"/>
-            </w:pPr>
-            <w:r>
-              <w:t xml:space="preserve">Site</w:t>
-            </w:r>
-          </w:p>
-        </w:tc>
-        <w:tc>
-          <w:tcPr/>
-          <w:p>
-            <w:pPr>
-              <w:pStyle w:val="Compact"/>
-              <w:jc w:val="left"/>
-            </w:pPr>
-            <w:r>
-              <w:t xml:space="preserve">AGL owns Liddell, has ruled out nuclear there, and has a battery project on the site (Newcastle Herald, 2024) [TO VERIFY: battery status, October 2026; primary needed]</w:t>
-            </w:r>
-          </w:p>
-        </w:tc>
-        <w:tc>
-          <w:tcPr/>
-          <w:p>
-            <w:pPr>
-              <w:pStyle w:val="Compact"/>
-              <w:jc w:val="left"/>
-            </w:pPr>
-            <w:r>
-              <w:t xml:space="preserve">AGL’s consent, or compulsory acquisition by the Commonwealth</w:t>
-            </w:r>
-          </w:p>
-        </w:tc>
-        <w:tc>
-          <w:tcPr/>
-          <w:p>
-            <w:pPr>
-              <w:pStyle w:val="Compact"/>
-              <w:jc w:val="left"/>
-            </w:pPr>
-            <w:r>
-              <w:t xml:space="preserve">AGL opposed</w:t>
-            </w:r>
-          </w:p>
-        </w:tc>
-        <w:tc>
-          <w:tcPr/>
-          <w:p>
-            <w:pPr>
-              <w:pStyle w:val="Compact"/>
-              <w:jc w:val="left"/>
-            </w:pPr>
-            <w:r>
-              <w:t xml:space="preserve">OPG holds the site licence (CNSC, 2021) [TO VERIFY]</w:t>
-            </w:r>
-          </w:p>
-        </w:tc>
-      </w:tr>
-      <w:tr>
-        <w:tc>
-          <w:tcPr/>
-          <w:p>
-            <w:pPr>
-              <w:pStyle w:val="Compact"/>
-              <w:jc w:val="left"/>
-            </w:pPr>
-            <w:r>
-              <w:rPr>
-                <w:bCs/>
-                <w:b/>
-              </w:rPr>
-              <w:t xml:space="preserve">Earliest legal start</w:t>
-            </w:r>
-          </w:p>
-        </w:tc>
-        <w:tc>
-          <w:tcPr/>
-          <w:p>
-            <w:pPr>
-              <w:pStyle w:val="Compact"/>
-              <w:jc w:val="left"/>
-            </w:pPr>
-            <w:r>
-              <w:rPr>
-                <w:bCs/>
-                <w:b/>
-              </w:rPr>
-              <w:t xml:space="preserve">None in this Parliament.</w:t>
-            </w:r>
-            <w:r>
-              <w:t xml:space="preserve"> </w:t>
-            </w:r>
-            <w:r>
-              <w:t xml:space="preserve">Coalition 2024 target: 2035 (SMR); CSIRO: 2040 at the earliest (ABC News, 2024; Graham, Hayward and Foster, 2024) [TO VERIFY]</w:t>
-            </w:r>
-          </w:p>
-        </w:tc>
-        <w:tc>
-          <w:tcPr/>
-          <w:p>
-            <w:pPr>
-              <w:pStyle w:val="Compact"/>
-              <w:jc w:val="left"/>
-            </w:pPr>
-            <w:r>
-              <w:t xml:space="preserve">Every row above, each with a different veto holder: the Senate, the NSW Assembly, AGL</w:t>
-            </w:r>
-          </w:p>
-        </w:tc>
-        <w:tc>
-          <w:tcPr/>
-          <w:p>
-            <w:pPr>
-              <w:pStyle w:val="Compact"/>
-              <w:jc w:val="left"/>
-            </w:pPr>
-            <w:r>
-              <w:t xml:space="preserve">No row is resolved</w:t>
-            </w:r>
-          </w:p>
-        </w:tc>
-        <w:tc>
-          <w:tcPr/>
-          <w:p>
-            <w:pPr>
-              <w:pStyle w:val="Compact"/>
-              <w:jc w:val="left"/>
-            </w:pPr>
-            <w:r>
-              <w:t xml:space="preserve">Unit 1 licensed April 2025; approval to progress Units 2–4 expected in 2028 (CNSC, 2025; American Nuclear Society, 2026) [TO VERIFY]</w:t>
+              <w:t xml:space="preserve">(NSW) s 8 makes building a reactor an offence; s 9 bars state approval</w:t>
+            </w:r>
+          </w:p>
+        </w:tc>
+        <w:tc>
+          <w:tcPr/>
+          <w:p>
+            <w:pPr>
+              <w:pStyle w:val="Compact"/>
+              <w:jc w:val="left"/>
+            </w:pPr>
+            <w:r>
+              <w:t xml:space="preserve">NSW repeal (passed the Council 6 May 2026, stalled in the Assembly, lapses 28 November 2026; Parliament of New South Wales, 2026) or a Commonwealth override under Constitution s 109</w:t>
+            </w:r>
+          </w:p>
+        </w:tc>
+        <w:tc>
+          <w:tcPr/>
+          <w:p>
+            <w:pPr>
+              <w:pStyle w:val="Compact"/>
+              <w:jc w:val="left"/>
+            </w:pPr>
+            <w:r>
+              <w:t xml:space="preserve">Unit 1 approved 8 May 2025 (Government of Ontario, 2025)</w:t>
+            </w:r>
+          </w:p>
+        </w:tc>
+      </w:tr>
+      <w:tr>
+        <w:tc>
+          <w:tcPr/>
+          <w:p>
+            <w:pPr>
+              <w:pStyle w:val="Compact"/>
+              <w:jc w:val="left"/>
+            </w:pPr>
+            <w:r>
+              <w:t xml:space="preserve">4. Site</w:t>
+            </w:r>
+          </w:p>
+        </w:tc>
+        <w:tc>
+          <w:tcPr/>
+          <w:p>
+            <w:pPr>
+              <w:pStyle w:val="Compact"/>
+              <w:jc w:val="left"/>
+            </w:pPr>
+            <w:r>
+              <w:t xml:space="preserve">AGL owns Liddell and has ruled out nuclear there (Newcastle Herald, 2024)</w:t>
+            </w:r>
+          </w:p>
+        </w:tc>
+        <w:tc>
+          <w:tcPr/>
+          <w:p>
+            <w:pPr>
+              <w:pStyle w:val="Compact"/>
+              <w:jc w:val="left"/>
+            </w:pPr>
+            <w:r>
+              <w:t xml:space="preserve">AGL’s consent, or Commonwealth acquisition</w:t>
+            </w:r>
+          </w:p>
+        </w:tc>
+        <w:tc>
+          <w:tcPr/>
+          <w:p>
+            <w:pPr>
+              <w:pStyle w:val="Compact"/>
+              <w:jc w:val="left"/>
+            </w:pPr>
+            <w:r>
+              <w:t xml:space="preserve">OPG holds the site licence (CNSC, 2021)</w:t>
             </w:r>
           </w:p>
         </w:tc>
@@ -5590,7 +5171,7 @@
         <w:pStyle w:val="FirstParagraph"/>
       </w:pPr>
       <w:r>
-        <w:t xml:space="preserve">An SMR’s cost is mostly capital, so whoever finances it sets its price and decides who can build one at all. C1 is the opposite case: it costs almost nothing, but no one is paid for the carbon it saves.</w:t>
+        <w:t xml:space="preserve">An SMR’s cost is mostly capital, so whoever finances it sets its price and decides who can build one. C1 is the opposite: it costs almost nothing, but no one is paid for the carbon it saves.</w:t>
       </w:r>
     </w:p>
     <w:p>
@@ -5608,7 +5189,7 @@
         <w:t xml:space="preserve"> </w:t>
       </w:r>
       <w:r>
-        <w:t xml:space="preserve">Darlington’s C$20.9 bn budget for four 300 MWe units (Ontario Power Generation, 2025) [TO VERIFY] gives a levelised cost of electricity (LCOE: the constant price that repays every cost over the plant’s life) of C$198/MWh at a 7% real discount rate, and C$112–280/MWh between 3% and 10% (Table T10). Capital is 65–86% of it, so finance terms matter as much as engineering. OPG’s own C$149/MWh implies a 4.9% rate, the cost of capital of a regulated Crown utility, which no merchant developer could match. Our 7% value, A$221/MWh, sits just below GenCost’s 2030 SMR range of A$230–382 (Graham, Hayward and Foster, 2024) [TO VERIFY: GenCost table/year], plausibly because Darlington’s four units share infrastructure while GenCost prices one Australian unit [TO VERIFY]. The agreement is not independent, because GenCost’s current edition bases its SMR capital cost on Darlington itself (Graham and Hayward, 2026) [TO VERIFY]. On either reading of GenCost, firmed renewables are cheaper: in 2030 an SMR costs about 2.9 times as much per MWh, or 5.0 times if A$387–641, the range we first used, is GenCost’s 2030 value rather than its 2023 one (§7).</w:t>
+        <w:t xml:space="preserve">Darlington’s C$20.9 bn budget for four 300 MWe units (Ontario Power Generation, 2025) gives a levelised cost of electricity (LCOE: the constant price that repays every cost over the plant’s life) of C$198/MWh at a 7% real discount rate, and C$112–280 from 3% to 10% (Table T8). Capital is 65–86% of it, so finance terms matter as much as engineering. OPG’s C$149/MWh implies 4.9%, a regulated Crown utility’s cost of capital. Our A$221 at 7% sits just below GenCost’s 2030 SMR range (Graham, Hayward and Foster, 2024), plausibly because four units share infrastructure. The agreement is not independent, because GenCost’s current edition bases its SMR capital cost on Darlington (Graham and Hayward, 2026). A NuScale-size overrun would give C$317/MWh.</w:t>
       </w:r>
     </w:p>
     <w:p>
@@ -5626,7 +5207,7 @@
         <w:t xml:space="preserve"> </w:t>
       </w:r>
       <w:r>
-        <w:t xml:space="preserve">NuScale’s project in Idaho shows what happens when buyers carry the overrun risk: its price rose about 35% in real terms even after federal tax credits, the Utah municipal utilities meant to buy the power did not subscribe, and it was cancelled in 2023 (Table T10). Darlington avoids this with a single Crown owner and a regulated rate base. Public and First Nations finance covers about 22% of the budget, and Ontario ratepayers the rest (§8.5). The federal and provincial equity comes in two tranches, the second released for Units 2–4</w:t>
+        <w:t xml:space="preserve">NuScale’s Idaho project shows what happens when buyers carry overrun risk: its price rose about 35% in real terms even after tax credits, the Utah utilities did not subscribe, and it was cancelled in 2023 (Table T8). Darlington avoids this with a single Crown owner and a regulated rate base; public and First Nations finance covers about 22% of the budget (§8.5). The second equity tranche is released for Units 2–4</w:t>
       </w:r>
       <w:r>
         <w:t xml:space="preserve"> </w:t>
@@ -5644,7 +5225,7 @@
         <w:t xml:space="preserve"> </w:t>
       </w:r>
       <w:r>
-        <w:t xml:space="preserve">(Canada Growth Fund and Building Ontario Fund, 2025) [TO VERIFY]. That condition is C1’s main financial lever.</w:t>
+        <w:t xml:space="preserve">(Canada Growth Fund and Building Ontario Fund, 2025), which is C1’s main financial lever.</w:t>
       </w:r>
     </w:p>
     <w:p>
@@ -5662,7 +5243,7 @@
         <w:t xml:space="preserve"> </w:t>
       </w:r>
       <w:r>
-        <w:t xml:space="preserve">About C$17,400/kW is at risk for years before any revenue. Equity markets value US developers on hoped-for orders (NuScale at 168 times its revenue), but first plants are financed by states and rate bases: the US Department of Energy’s US$800 m went to two designs, one of them the BWRX-300 (US Department of Energy, 2025) [TO VERIFY], out of about 70 in development worldwide (International Atomic Energy Agency, 2024) [TO VERIFY]. China removes the financing step: its State Council approves batches of reactors for state-owned builders (Caixin Global, 2026) [TO VERIFY: State Council or NDRC primary]. Australia has neither route. Even if its bans went (§8.1), Liddell belongs to AGL, a private company (Newcastle Herald, 2024) [TO VERIFY], so an SMR there would need Commonwealth ownership or underwriting, with taxpayers carrying the cost risk (our inference).</w:t>
+        <w:t xml:space="preserve">About C$17,400/kW is at risk for years before any revenue. Equity markets value US developers on hoped-for orders (NuScale at 168 times its revenue; NuScale Power Corporation, 2026), but first plants are financed by states and rate bases: the US Department of Energy’s US$800 m went to two designs, one the BWRX-300 (US Department of Energy, 2025), out of about 70 worldwide (International Atomic Energy Agency, 2024). China’s State Council approves batches of reactors for state-owned builders, as reported (Caixin Global, 2026). Australia has neither route. Liddell belongs to AGL, a private company, so an SMR there would need Commonwealth ownership or underwriting, with taxpayers carrying the cost risk (our inference).</w:t>
       </w:r>
     </w:p>
     <w:p>
@@ -5680,37 +5261,7 @@
         <w:t xml:space="preserve"> </w:t>
       </w:r>
       <w:r>
-        <w:t xml:space="preserve">LC3 saves 5,190 t CO₂e across Units 2–4, or 0.132 t per m³ of target concrete (§6). At the federal industrial carbon price, C$95/t in 2026 rising to C$115/t in 2030 (Environment and Climate Change Canada, 2026) [TO VERIFY], that saving is worth C$0.49–0.60 m. It justifies an LC3 price premium of up to about C$12.6–15.2/m³, or 5.5–6.6% of the central price of commodity concrete (C$229/m³) (Appendix B;</w:t>
-      </w:r>
-      <w:r>
-        <w:t xml:space="preserve"> </w:t>
-      </w:r>
-      <w:r>
-        <w:rPr>
-          <w:rStyle w:val="VerbatimChar"/>
-        </w:rPr>
-        <w:t xml:space="preserve">initiative_cost.py</w:t>
-      </w:r>
-      <w:r>
-        <w:t xml:space="preserve">) [TO VERIFY]. The target concrete costs about C$9 m in total, 0.07% of the Units 2–4 capital, so money is not the barrier. Two other things are. No one captures the carbon value, because construction materials appear to sit outside Ontario’s industrial carbon pricing [TO VERIFY]. And qualification, not concrete, sets the abatement cost: a C$1 m qualification programme alone adds about C$190/t, above any carbon price on the path, while one day of delay to Units 2–4 costs C$1.8–2.9 m, more than C1’s whole carbon value.</w:t>
-      </w:r>
-    </w:p>
-    <w:p>
-      <w:pPr>
-        <w:pStyle w:val="BodyText"/>
-      </w:pPr>
-      <w:r>
-        <w:rPr>
-          <w:bCs/>
-          <w:b/>
-        </w:rPr>
-        <w:t xml:space="preserve">Solutions compared.</w:t>
-      </w:r>
-      <w:r>
-        <w:t xml:space="preserve"> </w:t>
-      </w:r>
-      <w:r>
-        <w:t xml:space="preserve">Of the four responses in Table T11, public funding for qualification on Unit 1 mock-ups (C) removes both the schedule risk and the cost that dominates the abatement cost. An embodied-carbon condition on the Units 2–4 equity tranche (A) then prices the saving at no cash cost. We recommend C plus A, with an OPG contract clause (B) as the fallback; §8.6 sequences them. For Liddell, cost is the second barrier after law: no private owner could finance a first SMR without a state balance sheet behind it.</w:t>
+        <w:t xml:space="preserve">LC³ saves 6,600 t CO₂e across Units 2–4 (2,200 t a unit; §6.3), worth C$0.63–0.76 m at the federal carbon price of C$95/t in 2026 and C$115/t in 2030 (Environment and Climate Change Canada, 2026; BWRX-300 Ostrołęka sp. z o.o., 2023; Pillai et al., 2019). That justifies an LC³ premium of up to C$10.4–12.7/m³, or 4.6–5.5% of commodity concrete at C$229/m³. The target concrete costs about C$13.7 m, 0.10% of Units 2–4 capital. No one captures the carbon value, because construction materials appear to sit outside Ontario’s industrial carbon pricing (our inference). Qualification sets the abatement cost: a C$1 m programme (assumed) adds about C$152/t, above the C$95–115/t price path, and one day of delay costs C$1.8–2.9 m, more than C1’s whole carbon value. Responses are compared and sequenced in §8.6 (Table T12).</w:t>
       </w:r>
     </w:p>
     <w:p>
@@ -5722,7 +5273,7 @@
           <w:iCs/>
           <w:i/>
         </w:rPr>
-        <w:t xml:space="preserve">Table T10. Cost evidence for an SMR: our Darlington estimate against published values.</w:t>
+        <w:t xml:space="preserve">Table T8. Cost evidence for an SMR: our Darlington estimate against published values.</w:t>
       </w:r>
       <w:r>
         <w:t xml:space="preserve"> </w:t>
@@ -5732,36 +5283,7 @@
           <w:iCs/>
           <w:i/>
         </w:rPr>
-        <w:t xml:space="preserve">Source: our calculation in</w:t>
-      </w:r>
-      <w:r>
-        <w:rPr>
-          <w:iCs/>
-          <w:i/>
-        </w:rPr>
-        <w:t xml:space="preserve"> </w:t>
-      </w:r>
-      <w:r>
-        <w:rPr>
-          <w:rStyle w:val="VerbatimChar"/>
-          <w:iCs/>
-          <w:i/>
-        </w:rPr>
-        <w:t xml:space="preserve">03_LCA_Calculations/scripts/lcoe.py</w:t>
-      </w:r>
-      <w:r>
-        <w:rPr>
-          <w:iCs/>
-          <w:i/>
-        </w:rPr>
-        <w:t xml:space="preserve"> </w:t>
-      </w:r>
-      <w:r>
-        <w:rPr>
-          <w:iCs/>
-          <w:i/>
-        </w:rPr>
-        <w:t xml:space="preserve">(Appendix B) from Ontario Power Generation (2025) and Rao, Kaffine and Hodge (2026); Ontario Power Generation (2026b); Graham, Hayward and Foster (2024); Graham and Hayward (2026); NuScale Power Corporation (2023; 2026); NuScale Power Corporation and Utah Associated Municipal Power Systems (2023); Schlissel (2023); Steigerwald et al. (2023). All inputs [TO VERIFY].</w:t>
+        <w:t xml:space="preserve">Source: this study, Appendix B6.3; Ontario Power Generation (2025; 2026b); Graham, Hayward and Foster (2024); Steigerwald et al. (2023).</w:t>
       </w:r>
     </w:p>
     <w:tbl>
@@ -5826,7 +5348,7 @@
               <w:jc w:val="left"/>
             </w:pPr>
             <w:r>
-              <w:t xml:space="preserve">Our Darlington LCOE, real, 60-year life, capacity factor 0.90</w:t>
+              <w:t xml:space="preserve">Our Darlington LCOE, real, 60-year life</w:t>
             </w:r>
           </w:p>
         </w:tc>
@@ -5854,73 +5376,19 @@
               <w:t xml:space="preserve"> </w:t>
             </w:r>
             <w:r>
-              <w:t xml:space="preserve">/ 280 per MWh at 3 / 5 / 7 / 10% (A$125 / 169 /</w:t>
-            </w:r>
-            <w:r>
-              <w:t xml:space="preserve"> </w:t>
-            </w:r>
-            <w:r>
-              <w:rPr>
-                <w:bCs/>
-                <w:b/>
-              </w:rPr>
-              <w:t xml:space="preserve">221</w:t>
-            </w:r>
-            <w:r>
-              <w:t xml:space="preserve"> </w:t>
-            </w:r>
-            <w:r>
-              <w:t xml:space="preserve">/ 313)</w:t>
-            </w:r>
-          </w:p>
-        </w:tc>
-        <w:tc>
-          <w:tcPr/>
-          <w:p>
-            <w:pPr>
-              <w:pStyle w:val="Compact"/>
-              <w:jc w:val="left"/>
-            </w:pPr>
-            <w:r>
-              <w:t xml:space="preserve">Capital is 65–86% of the cost, so finance terms move it 2.5-fold</w:t>
-            </w:r>
-          </w:p>
-        </w:tc>
-      </w:tr>
-      <w:tr>
-        <w:tc>
-          <w:tcPr/>
-          <w:p>
-            <w:pPr>
-              <w:pStyle w:val="Compact"/>
-              <w:jc w:val="left"/>
-            </w:pPr>
-            <w:r>
-              <w:t xml:space="preserve">Same, with a NuScale-sized capital overrun (×1.75), 7%</w:t>
-            </w:r>
-          </w:p>
-        </w:tc>
-        <w:tc>
-          <w:tcPr/>
-          <w:p>
-            <w:pPr>
-              <w:pStyle w:val="Compact"/>
-              <w:jc w:val="left"/>
-            </w:pPr>
-            <w:r>
-              <w:t xml:space="preserve">C$317/MWh</w:t>
-            </w:r>
-          </w:p>
-        </w:tc>
-        <w:tc>
-          <w:tcPr/>
-          <w:p>
-            <w:pPr>
-              <w:pStyle w:val="Compact"/>
-              <w:jc w:val="left"/>
-            </w:pPr>
-            <w:r>
-              <w:t xml:space="preserve">Overrun is the largest single input, ahead of the discount rate</w:t>
+              <w:t xml:space="preserve">/ 280 per MWh at 3 / 5 / 7 / 10%</w:t>
+            </w:r>
+          </w:p>
+        </w:tc>
+        <w:tc>
+          <w:tcPr/>
+          <w:p>
+            <w:pPr>
+              <w:pStyle w:val="Compact"/>
+              <w:jc w:val="left"/>
+            </w:pPr>
+            <w:r>
+              <w:t xml:space="preserve">Finance terms move it 2.5-fold</w:t>
             </w:r>
           </w:p>
         </w:tc>
@@ -5946,45 +5414,45 @@
               <w:jc w:val="left"/>
             </w:pPr>
             <w:r>
-              <w:t xml:space="preserve">C$149/MWh (2024 dollars); our model matches it at 4.9% real</w:t>
-            </w:r>
-          </w:p>
-        </w:tc>
-        <w:tc>
-          <w:tcPr/>
-          <w:p>
-            <w:pPr>
-              <w:pStyle w:val="Compact"/>
-              <w:jc w:val="left"/>
-            </w:pPr>
-            <w:r>
-              <w:t xml:space="preserve">A regulated Crown utility’s cost of capital</w:t>
-            </w:r>
-          </w:p>
-        </w:tc>
-      </w:tr>
-      <w:tr>
-        <w:tc>
-          <w:tcPr/>
-          <w:p>
-            <w:pPr>
-              <w:pStyle w:val="Compact"/>
-              <w:jc w:val="left"/>
-            </w:pPr>
-            <w:r>
-              <w:t xml:space="preserve">GenCost 2023-24, 2030: SMR / large nuclear / solar and wind with integration costs</w:t>
-            </w:r>
-          </w:p>
-        </w:tc>
-        <w:tc>
-          <w:tcPr/>
-          <w:p>
-            <w:pPr>
-              <w:pStyle w:val="Compact"/>
-              <w:jc w:val="left"/>
-            </w:pPr>
-            <w:r>
-              <w:t xml:space="preserve">A$230–382 / 141–233 / 89–125 per MWh [TO VERIFY: table and year]</w:t>
+              <w:t xml:space="preserve">C$149/MWh (2024 dollars); ours matches at 4.9% real</w:t>
+            </w:r>
+          </w:p>
+        </w:tc>
+        <w:tc>
+          <w:tcPr/>
+          <w:p>
+            <w:pPr>
+              <w:pStyle w:val="Compact"/>
+              <w:jc w:val="left"/>
+            </w:pPr>
+            <w:r>
+              <w:t xml:space="preserve">A regulated utility’s cost of capital</w:t>
+            </w:r>
+          </w:p>
+        </w:tc>
+      </w:tr>
+      <w:tr>
+        <w:tc>
+          <w:tcPr/>
+          <w:p>
+            <w:pPr>
+              <w:pStyle w:val="Compact"/>
+              <w:jc w:val="left"/>
+            </w:pPr>
+            <w:r>
+              <w:t xml:space="preserve">GenCost 2023-24, 2030: SMR / large nuclear / firmed solar and wind</w:t>
+            </w:r>
+          </w:p>
+        </w:tc>
+        <w:tc>
+          <w:tcPr/>
+          <w:p>
+            <w:pPr>
+              <w:pStyle w:val="Compact"/>
+              <w:jc w:val="left"/>
+            </w:pPr>
+            <w:r>
+              <w:t xml:space="preserve">A$230–382 / 141–233 / 89–125 per MWh</w:t>
             </w:r>
           </w:p>
         </w:tc>
@@ -6010,609 +5478,69 @@
               <w:jc w:val="left"/>
             </w:pPr>
             <w:r>
-              <w:t xml:space="preserve">GenCost 2025-26 (current edition)</w:t>
-            </w:r>
-          </w:p>
-        </w:tc>
-        <w:tc>
-          <w:tcPr/>
-          <w:p>
-            <w:pPr>
-              <w:pStyle w:val="Compact"/>
-              <w:jc w:val="left"/>
-            </w:pPr>
-            <w:r>
-              <w:t xml:space="preserve">SMRs still the highest cost; capital based on Darlington; range [TODO: from the 2025-26 final]</w:t>
-            </w:r>
-          </w:p>
-        </w:tc>
-        <w:tc>
-          <w:tcPr/>
-          <w:p>
-            <w:pPr>
-              <w:pStyle w:val="Compact"/>
-              <w:jc w:val="left"/>
-            </w:pPr>
-            <w:r>
-              <w:t xml:space="preserve">Not independent of our estimate</w:t>
-            </w:r>
-          </w:p>
-        </w:tc>
-      </w:tr>
-      <w:tr>
-        <w:tc>
-          <w:tcPr/>
-          <w:p>
-            <w:pPr>
-              <w:pStyle w:val="Compact"/>
-              <w:jc w:val="left"/>
-            </w:pPr>
-            <w:r>
-              <w:t xml:space="preserve">SMR ÷ firmed renewables, 2030</w:t>
-            </w:r>
-          </w:p>
-        </w:tc>
-        <w:tc>
-          <w:tcPr/>
-          <w:p>
-            <w:pPr>
-              <w:pStyle w:val="Compact"/>
-              <w:jc w:val="left"/>
-            </w:pPr>
-            <w:r>
-              <w:t xml:space="preserve">About 2.9× (1.8–4.3×); 5.0× if A$387–641 is the 2030 range</w:t>
-            </w:r>
-          </w:p>
-        </w:tc>
-        <w:tc>
-          <w:tcPr/>
-          <w:p>
-            <w:pPr>
-              <w:pStyle w:val="Compact"/>
-              <w:jc w:val="left"/>
-            </w:pPr>
-            <w:r>
-              <w:t xml:space="preserve">Renewables are cheaper on either reading (§7)</w:t>
-            </w:r>
-          </w:p>
-        </w:tc>
-      </w:tr>
-      <w:tr>
-        <w:tc>
-          <w:tcPr/>
-          <w:p>
-            <w:pPr>
-              <w:pStyle w:val="Compact"/>
-              <w:jc w:val="left"/>
-            </w:pPr>
-            <w:r>
-              <w:t xml:space="preserve">Capital cost: vendor-advertised BWRX-300 vs Darlington</w:t>
-            </w:r>
-          </w:p>
-        </w:tc>
-        <w:tc>
-          <w:tcPr/>
-          <w:p>
-            <w:pPr>
-              <w:pStyle w:val="Compact"/>
-              <w:jc w:val="left"/>
-            </w:pPr>
-            <w:r>
-              <w:t xml:space="preserve">US$2,250/kW vs about US$12,600/kW [TO VERIFY: preprint; dollar years differ]</w:t>
-            </w:r>
-          </w:p>
-        </w:tc>
-        <w:tc>
-          <w:tcPr/>
-          <w:p>
-            <w:pPr>
-              <w:pStyle w:val="Compact"/>
-              <w:jc w:val="left"/>
-            </w:pPr>
-            <w:r>
-              <w:t xml:space="preserve">Vendor figures are about a fifth of a real budget; industry estimates run low (Steigerwald et al., 2023)</w:t>
-            </w:r>
-          </w:p>
-        </w:tc>
-      </w:tr>
-      <w:tr>
-        <w:tc>
-          <w:tcPr/>
-          <w:p>
-            <w:pPr>
-              <w:pStyle w:val="Compact"/>
-              <w:jc w:val="left"/>
-            </w:pPr>
-            <w:r>
-              <w:t xml:space="preserve">NuScale Carbon Free Power Project, Idaho, 2020 → 2023</w:t>
-            </w:r>
-          </w:p>
-        </w:tc>
-        <w:tc>
-          <w:tcPr/>
-          <w:p>
-            <w:pPr>
-              <w:pStyle w:val="Compact"/>
-              <w:jc w:val="left"/>
-            </w:pPr>
-            <w:r>
-              <w:t xml:space="preserve">Price US$58/MWh (2020 dollars) → US$89/MWh (July 2022 dollars), +35% real, after about US$30/MWh of tax credits; cost US$5.3 bn → 9.24 bn (×1.74); cancelled November 2023 for lack of subscribers</w:t>
-            </w:r>
-          </w:p>
-        </w:tc>
-        <w:tc>
-          <w:tcPr/>
-          <w:p>
-            <w:pPr>
-              <w:pStyle w:val="Compact"/>
-              <w:jc w:val="left"/>
-            </w:pPr>
-            <w:r>
-              <w:t xml:space="preserve">When buyers carry overrun risk, they leave</w:t>
-            </w:r>
-          </w:p>
-        </w:tc>
-      </w:tr>
-      <w:tr>
-        <w:tc>
-          <w:tcPr/>
-          <w:p>
-            <w:pPr>
-              <w:pStyle w:val="Compact"/>
-              <w:jc w:val="left"/>
-            </w:pPr>
-            <w:r>
-              <w:t xml:space="preserve">NuScale market value vs revenue, 2025</w:t>
-            </w:r>
-          </w:p>
-        </w:tc>
-        <w:tc>
-          <w:tcPr/>
-          <w:p>
-            <w:pPr>
-              <w:pStyle w:val="Compact"/>
-              <w:jc w:val="left"/>
-            </w:pPr>
-            <w:r>
-              <w:t xml:space="preserve">US$5.3 bn public float vs US$31.5 m revenue (168×)</w:t>
-            </w:r>
-          </w:p>
-        </w:tc>
-        <w:tc>
-          <w:tcPr/>
-          <w:p>
-            <w:pPr>
-              <w:pStyle w:val="Compact"/>
-              <w:jc w:val="left"/>
-            </w:pPr>
-            <w:r>
-              <w:t xml:space="preserve">Equity prices future orders; it does not finance first plants</w:t>
-            </w:r>
-          </w:p>
-        </w:tc>
-      </w:tr>
-    </w:tbl>
-    <w:p>
-      <w:pPr>
-        <w:pStyle w:val="BodyText"/>
-      </w:pPr>
-      <w:r>
-        <w:rPr>
-          <w:iCs/>
-          <w:i/>
-        </w:rPr>
-        <w:t xml:space="preserve">Table T11. Non-technical responses to C1’s economics, compared.</w:t>
-      </w:r>
-      <w:r>
-        <w:t xml:space="preserve"> </w:t>
-      </w:r>
-      <w:r>
-        <w:rPr>
-          <w:iCs/>
-          <w:i/>
-        </w:rPr>
-        <w:t xml:space="preserve">Source: our evaluation from Canada Growth Fund and Building Ontario Fund (2025); Treasury Board of Canada Secretariat (2022); break-even and abatement costs from</w:t>
-      </w:r>
-      <w:r>
-        <w:rPr>
-          <w:iCs/>
-          <w:i/>
-        </w:rPr>
-        <w:t xml:space="preserve"> </w:t>
-      </w:r>
-      <w:r>
-        <w:rPr>
-          <w:rStyle w:val="VerbatimChar"/>
-          <w:iCs/>
-          <w:i/>
-        </w:rPr>
-        <w:t xml:space="preserve">initiative_cost.py</w:t>
-      </w:r>
-      <w:r>
-        <w:rPr>
-          <w:iCs/>
-          <w:i/>
-        </w:rPr>
-        <w:t xml:space="preserve"> </w:t>
-      </w:r>
-      <w:r>
-        <w:rPr>
-          <w:iCs/>
-          <w:i/>
-        </w:rPr>
-        <w:t xml:space="preserve">and</w:t>
-      </w:r>
-      <w:r>
-        <w:rPr>
-          <w:iCs/>
-          <w:i/>
-        </w:rPr>
-        <w:t xml:space="preserve"> </w:t>
-      </w:r>
-      <w:r>
-        <w:rPr>
-          <w:rStyle w:val="VerbatimChar"/>
-          <w:iCs/>
-          <w:i/>
-        </w:rPr>
-        <w:t xml:space="preserve">schedule_value.py</w:t>
-      </w:r>
-      <w:r>
-        <w:rPr>
-          <w:iCs/>
-          <w:i/>
-        </w:rPr>
-        <w:t xml:space="preserve"> </w:t>
-      </w:r>
-      <w:r>
-        <w:rPr>
-          <w:iCs/>
-          <w:i/>
-        </w:rPr>
-        <w:t xml:space="preserve">(Appendix B).</w:t>
-      </w:r>
-    </w:p>
-    <w:tbl>
-      <w:tblPr>
-        <w:tblStyle w:val="Table"/>
-        <w:tblW w:type="pct" w:w="5000"/>
-        <w:tblLook w:firstRow="1" w:lastRow="0" w:firstColumn="0" w:lastColumn="0" w:noHBand="0" w:noVBand="0" w:val="0020"/>
-        <w:jc w:val="start"/>
-      </w:tblPr>
-      <w:tblGrid>
-        <w:gridCol w:w="1584"/>
-        <w:gridCol w:w="1584"/>
-        <w:gridCol w:w="1584"/>
-        <w:gridCol w:w="1584"/>
-        <w:gridCol w:w="1584"/>
-      </w:tblGrid>
-      <w:tr>
-        <w:trPr>
-          <w:tblHeader w:val="true"/>
-        </w:trPr>
-        <w:tc>
-          <w:tcPr/>
-          <w:p>
-            <w:pPr>
-              <w:pStyle w:val="Compact"/>
-              <w:jc w:val="left"/>
-            </w:pPr>
-            <w:r>
-              <w:t xml:space="preserve">Option</w:t>
-            </w:r>
-          </w:p>
-        </w:tc>
-        <w:tc>
-          <w:tcPr/>
-          <w:p>
-            <w:pPr>
-              <w:pStyle w:val="Compact"/>
-              <w:jc w:val="left"/>
-            </w:pPr>
-            <w:r>
-              <w:t xml:space="preserve">Who pays</w:t>
-            </w:r>
-          </w:p>
-        </w:tc>
-        <w:tc>
-          <w:tcPr/>
-          <w:p>
-            <w:pPr>
-              <w:pStyle w:val="Compact"/>
-              <w:jc w:val="left"/>
-            </w:pPr>
-            <w:r>
-              <w:t xml:space="preserve">What it fixes</w:t>
-            </w:r>
-          </w:p>
-        </w:tc>
-        <w:tc>
-          <w:tcPr/>
-          <w:p>
-            <w:pPr>
-              <w:pStyle w:val="Compact"/>
-              <w:jc w:val="left"/>
-            </w:pPr>
-            <w:r>
-              <w:t xml:space="preserve">Weakness</w:t>
-            </w:r>
-          </w:p>
-        </w:tc>
-        <w:tc>
-          <w:tcPr/>
-          <w:p>
-            <w:pPr>
-              <w:pStyle w:val="Compact"/>
-              <w:jc w:val="left"/>
-            </w:pPr>
-            <w:r>
-              <w:t xml:space="preserve">Verdict</w:t>
-            </w:r>
-          </w:p>
-        </w:tc>
-      </w:tr>
-      <w:tr>
-        <w:tc>
-          <w:tcPr/>
-          <w:p>
-            <w:pPr>
-              <w:pStyle w:val="Compact"/>
-              <w:jc w:val="left"/>
-            </w:pPr>
-            <w:r>
-              <w:t xml:space="preserve">A. Embodied-carbon condition on the Units 2–4 equity tranche</w:t>
-            </w:r>
-          </w:p>
-        </w:tc>
-        <w:tc>
-          <w:tcPr/>
-          <w:p>
-            <w:pPr>
-              <w:pStyle w:val="Compact"/>
-              <w:jc w:val="left"/>
-            </w:pPr>
-            <w:r>
-              <w:t xml:space="preserve">The funds; no cash cost</w:t>
-            </w:r>
-          </w:p>
-        </w:tc>
-        <w:tc>
-          <w:tcPr/>
-          <w:p>
-            <w:pPr>
-              <w:pStyle w:val="Compact"/>
-              <w:jc w:val="left"/>
-            </w:pPr>
-            <w:r>
-              <w:t xml:space="preserve">Prices a saving that no market pays for</w:t>
-            </w:r>
-          </w:p>
-        </w:tc>
-        <w:tc>
-          <w:tcPr/>
-          <w:p>
-            <w:pPr>
-              <w:pStyle w:val="Compact"/>
-              <w:jc w:val="left"/>
-            </w:pPr>
-            <w:r>
-              <w:t xml:space="preserve">Needs the funds’ agreement before the tranche terms (about 2028)</w:t>
-            </w:r>
-          </w:p>
-        </w:tc>
-        <w:tc>
-          <w:tcPr/>
-          <w:p>
-            <w:pPr>
-              <w:pStyle w:val="Compact"/>
-              <w:jc w:val="left"/>
-            </w:pPr>
-            <w:r>
-              <w:t xml:space="preserve">Recommended, second step</w:t>
-            </w:r>
-          </w:p>
-        </w:tc>
-      </w:tr>
-      <w:tr>
-        <w:tc>
-          <w:tcPr/>
-          <w:p>
-            <w:pPr>
-              <w:pStyle w:val="Compact"/>
-              <w:jc w:val="left"/>
-            </w:pPr>
-            <w:r>
-              <w:t xml:space="preserve">B. OPG contract clause capping concrete emissions, modelled on the federal Standard on Embodied Carbon in Construction</w:t>
-            </w:r>
-          </w:p>
-        </w:tc>
-        <w:tc>
-          <w:tcPr/>
-          <w:p>
-            <w:pPr>
-              <w:pStyle w:val="Compact"/>
-              <w:jc w:val="left"/>
-            </w:pPr>
-            <w:r>
-              <w:t xml:space="preserve">OPG, so ratepayers (up to the break-even C$12.6–15.2/m³)</w:t>
-            </w:r>
-          </w:p>
-        </w:tc>
-        <w:tc>
-          <w:tcPr/>
-          <w:p>
-            <w:pPr>
-              <w:pStyle w:val="Compact"/>
-              <w:jc w:val="left"/>
-            </w:pPr>
-            <w:r>
-              <w:t xml:space="preserve">Makes low-clinker concrete the default</w:t>
-            </w:r>
-          </w:p>
-        </w:tc>
-        <w:tc>
-          <w:tcPr/>
-          <w:p>
-            <w:pPr>
-              <w:pStyle w:val="Compact"/>
-              <w:jc w:val="left"/>
-            </w:pPr>
-            <w:r>
-              <w:t xml:space="preserve">The standard does not bind OPG (our inference) [TO VERIFY]; self-consolidating infill could count as a</w:t>
-            </w:r>
-            <w:r>
-              <w:t xml:space="preserve"> </w:t>
-            </w:r>
-            <w:r>
-              <w:t xml:space="preserve">“</w:t>
-            </w:r>
-            <w:r>
-              <w:t xml:space="preserve">specialised</w:t>
-            </w:r>
-            <w:r>
-              <w:t xml:space="preserve">”</w:t>
-            </w:r>
-            <w:r>
-              <w:t xml:space="preserve"> </w:t>
-            </w:r>
-            <w:r>
-              <w:t xml:space="preserve">mix allowed 130% of baseline</w:t>
-            </w:r>
-          </w:p>
-        </w:tc>
-        <w:tc>
-          <w:tcPr/>
-          <w:p>
-            <w:pPr>
-              <w:pStyle w:val="Compact"/>
-              <w:jc w:val="left"/>
-            </w:pPr>
-            <w:r>
-              <w:t xml:space="preserve">Fallback</w:t>
-            </w:r>
-          </w:p>
-        </w:tc>
-      </w:tr>
-      <w:tr>
-        <w:tc>
-          <w:tcPr/>
-          <w:p>
-            <w:pPr>
-              <w:pStyle w:val="Compact"/>
-              <w:jc w:val="left"/>
-            </w:pPr>
-            <w:r>
-              <w:t xml:space="preserve">C. Public research funding for qualification on Unit 1 mock-ups</w:t>
-            </w:r>
-          </w:p>
-        </w:tc>
-        <w:tc>
-          <w:tcPr/>
-          <w:p>
-            <w:pPr>
-              <w:pStyle w:val="Compact"/>
-              <w:jc w:val="left"/>
-            </w:pPr>
-            <w:r>
-              <w:t xml:space="preserve">Federal or Ontario research budget (C$1–3 m, our assumption)</w:t>
-            </w:r>
-          </w:p>
-        </w:tc>
-        <w:tc>
-          <w:tcPr/>
-          <w:p>
-            <w:pPr>
-              <w:pStyle w:val="Compact"/>
-              <w:jc w:val="left"/>
-            </w:pPr>
-            <w:r>
-              <w:t xml:space="preserve">Removes the schedule risk, the binding constraint, and the cost that dominates C$/t</w:t>
-            </w:r>
-          </w:p>
-        </w:tc>
-        <w:tc>
-          <w:tcPr/>
-          <w:p>
-            <w:pPr>
-              <w:pStyle w:val="Compact"/>
-              <w:jc w:val="left"/>
-            </w:pPr>
-            <w:r>
-              <w:t xml:space="preserve">No sourced qualification cost [TODO: source needed]</w:t>
-            </w:r>
-          </w:p>
-        </w:tc>
-        <w:tc>
-          <w:tcPr/>
-          <w:p>
-            <w:pPr>
-              <w:pStyle w:val="Compact"/>
-              <w:jc w:val="left"/>
-            </w:pPr>
-            <w:r>
-              <w:t xml:space="preserve">Recommended, first step</w:t>
-            </w:r>
-          </w:p>
-        </w:tc>
-      </w:tr>
-      <w:tr>
-        <w:tc>
-          <w:tcPr/>
-          <w:p>
-            <w:pPr>
-              <w:pStyle w:val="Compact"/>
-              <w:jc w:val="left"/>
-            </w:pPr>
-            <w:r>
-              <w:t xml:space="preserve">D. Do nothing</w:t>
-            </w:r>
-          </w:p>
-        </w:tc>
-        <w:tc>
-          <w:tcPr/>
-          <w:p>
-            <w:pPr>
-              <w:pStyle w:val="Compact"/>
-              <w:jc w:val="left"/>
-            </w:pPr>
-            <w:r>
-              <w:t xml:space="preserve">—</w:t>
-            </w:r>
-          </w:p>
-        </w:tc>
-        <w:tc>
-          <w:tcPr/>
-          <w:p>
-            <w:pPr>
-              <w:pStyle w:val="Compact"/>
-              <w:jc w:val="left"/>
-            </w:pPr>
-            <w:r>
-              <w:t xml:space="preserve">—</w:t>
-            </w:r>
-          </w:p>
-        </w:tc>
-        <w:tc>
-          <w:tcPr/>
-          <w:p>
-            <w:pPr>
-              <w:pStyle w:val="Compact"/>
-              <w:jc w:val="left"/>
-            </w:pPr>
-            <w:r>
-              <w:t xml:space="preserve">Forgoes 5,190 t CO₂e at near-zero cost</w:t>
-            </w:r>
-          </w:p>
-        </w:tc>
-        <w:tc>
-          <w:tcPr/>
-          <w:p>
-            <w:pPr>
-              <w:pStyle w:val="Compact"/>
-              <w:jc w:val="left"/>
-            </w:pPr>
-            <w:r>
-              <w:t xml:space="preserve">Rejected</w:t>
+              <w:t xml:space="preserve">Capital cost: vendor BWRX-300 vs Darlington</w:t>
+            </w:r>
+          </w:p>
+        </w:tc>
+        <w:tc>
+          <w:tcPr/>
+          <w:p>
+            <w:pPr>
+              <w:pStyle w:val="Compact"/>
+              <w:jc w:val="left"/>
+            </w:pPr>
+            <w:r>
+              <w:t xml:space="preserve">US$2,250/kW vs about US$12,600/kW</w:t>
+            </w:r>
+          </w:p>
+        </w:tc>
+        <w:tc>
+          <w:tcPr/>
+          <w:p>
+            <w:pPr>
+              <w:pStyle w:val="Compact"/>
+              <w:jc w:val="left"/>
+            </w:pPr>
+            <w:r>
+              <w:t xml:space="preserve">Vendor figures are a fifth of budget</w:t>
+            </w:r>
+          </w:p>
+        </w:tc>
+      </w:tr>
+      <w:tr>
+        <w:tc>
+          <w:tcPr/>
+          <w:p>
+            <w:pPr>
+              <w:pStyle w:val="Compact"/>
+              <w:jc w:val="left"/>
+            </w:pPr>
+            <w:r>
+              <w:t xml:space="preserve">NuScale Carbon Free Power Project, Idaho, 2020 to 2023</w:t>
+            </w:r>
+          </w:p>
+        </w:tc>
+        <w:tc>
+          <w:tcPr/>
+          <w:p>
+            <w:pPr>
+              <w:pStyle w:val="Compact"/>
+              <w:jc w:val="left"/>
+            </w:pPr>
+            <w:r>
+              <w:t xml:space="preserve">Price US$58 to 89/MWh; cost US$5.3 bn to 9.24 bn; cancelled November 2023 (NuScale Power Corporation and Utah Associated Municipal Power Systems, 2023; Schlissel, 2023)</w:t>
+            </w:r>
+          </w:p>
+        </w:tc>
+        <w:tc>
+          <w:tcPr/>
+          <w:p>
+            <w:pPr>
+              <w:pStyle w:val="Compact"/>
+              <w:jc w:val="left"/>
+            </w:pPr>
+            <w:r>
+              <w:t xml:space="preserve">Buyers leave when they carry overruns</w:t>
             </w:r>
           </w:p>
         </w:tc>
@@ -6640,7 +5568,7 @@
         <w:pStyle w:val="FirstParagraph"/>
       </w:pPr>
       <w:r>
-        <w:t xml:space="preserve">Every front-end fuel stage we measured (mining by country, conversion and enrichment) is concentrated. Each stage’s Herfindahl–Hirschman index (HHI, the sum of squared market shares; §2) exceeds 1,800,</w:t>
+        <w:t xml:space="preserve">Every front-end fuel stage we measured is concentrated. Each Herfindahl–Hirschman index (HHI; §2) exceeds 1,800,</w:t>
       </w:r>
       <w:r>
         <w:t xml:space="preserve"> </w:t>
@@ -6658,7 +5586,7 @@
         <w:t xml:space="preserve"> </w:t>
       </w:r>
       <w:r>
-        <w:t xml:space="preserve">on the 2023 US merger guidelines, which we use as a scale for supply risk, not as a legal test (US Department of Justice and Federal Trade Commission, 2023) [TO VERIFY]. On the superseded 2010 scale only enrichment is (Table T3). For Darlington this concentration is a price risk; for an Australian SMR it is a sovereign risk.</w:t>
+        <w:t xml:space="preserve">on the 2023 US merger guidelines (US Department of Justice and Federal Trade Commission, 2023), though on the 2010 scale only enrichment is (Table T9). For Darlington this is a price risk; for an Australian SMR it is a sovereign risk.</w:t>
       </w:r>
     </w:p>
     <w:p>
@@ -6676,7 +5604,7 @@
         <w:t xml:space="preserve"> </w:t>
       </w:r>
       <w:r>
-        <w:t xml:space="preserve">Russia holds 41.0–42.8% of enrichment capacity across the World Nuclear University and WNA data (calculated from World Nuclear Association, 2025; World Nuclear University, 2025) [TO VERIFY]. Removing Russia, as US buyers must once the waivers on their import ban end in 2028 (United States Congress, 2024) [TO VERIFY], raises every HHI. Without Russia and China, enrichment is a Urenco–Orano duopoly (HHI 5,621). Mining is concentrated by country but not by company (HHI about 850–1,400, from the top three firms only), so its risk is geopolitical rather than market power (Appendix B2).</w:t>
+        <w:t xml:space="preserve">Russia holds 41.0–42.8% of enrichment capacity (calculated from World Nuclear Association, 2025; World Nuclear University, 2025). Removing Russia, as US buyers must once import-ban waivers end in 2028 (United States Congress, 2024), raises every HHI. Without Russia and China, enrichment is a Urenco–Orano duopoly (HHI 5,621). Mining is concentrated by country but not by company (HHI about 850–1,400, top three firms only), so its risk is geopolitical rather than market power (Appendix B2).</w:t>
       </w:r>
     </w:p>
     <w:p>
@@ -6694,7 +5622,7 @@
         <w:t xml:space="preserve"> </w:t>
       </w:r>
       <w:r>
-        <w:t xml:space="preserve">OPG’s fuel chain for Unit 1 has no Russian stage (Ontario Power Generation, 2023) [TO VERIFY: primary not yet identified]. Four units would need about 196 t of natural uranium and 138 thousand separative work units (SWU) a year (§6.2; Appendix A8) [TO VERIFY: placeholder plant data], about 3.2% of Urenco USA’s output (Appendix B2.6). Australia holds 28% of the world’s identified recoverable uranium resources below USD 130/kgU, but has no conversion or enrichment (OECD NEA and IAEA, 2025; World Nuclear Association, 2026) [TO VERIFY]. An Australian SMR would therefore import enrichment and fabrication by law (EPBC s 140A; ARPANS s 10), and conversion because no plant exists (Parliamentary Library, 2024) [TO VERIFY: whether NSW law covers conversion].</w:t>
+        <w:t xml:space="preserve">OPG’s announced Unit 1 fuel suppliers (Cameco, Urenco USA, Orano, GNF-A) include no Russian firm (Ontario Power Generation, 2023, as reported by Power Engineering, 2023). Four units need about 196 t of natural uranium and 138 thousand separative work units (SWU) a year, about 3.2% of Urenco USA’s output (assumed typical BWR fuel values; Appendix B2.6). Australia holds 28% of identified recoverable uranium resources (OECD NEA and IAEA, 2025; the 2026 edition gives 27–29%) but has no conversion or enrichment (World Nuclear Association, 2026). An Australian SMR would import enrichment and fabrication by law (EPBC s 140A; ARPANS s 10), and conversion because no plant exists (Parliamentary Library, 2024).</w:t>
       </w:r>
     </w:p>
     <w:p>
@@ -6712,7 +5640,7 @@
         <w:t xml:space="preserve"> </w:t>
       </w:r>
       <w:r>
-        <w:t xml:space="preserve">C1 does not reduce fuel risk. Contracts with allied enrichers, as OPG uses, mitigate a buyer’s exposure but leave the HHI unchanged (§8.6). One further Western option links back to Darlington: laser enrichment developed by Australia’s Silex Systems is being commercialised in the US by Global Laser Enrichment, owned 51% by Silex and 49% by Cameco, OPG’s uranium supplier. The NRC accepted its application to re-enrich depleted-uranium tails at Paducah, Kentucky, for review in August 2025 (US Nuclear Regulatory Commission, n.d.) [TO VERIFY]. EPBC s 140A would bar such a plant in Australia (§10).</w:t>
+        <w:t xml:space="preserve">C1 does not reduce fuel risk. Contracts with allied enrichers, as OPG uses, cut a buyer’s exposure but not concentration (§8.6). One Western option links back to Darlington: laser enrichment from Australia’s Silex Systems, commercialised in the US by Global Laser Enrichment (51% Silex, 49% Cameco, OPG’s uranium supplier). The NRC docketed its Paducah application in August 2025, as reported by Silex Systems Limited (2025), and Cameco has agreed to buy all its output (Silex Systems Limited, 2026, as reported). EPBC s 140A would bar such a plant in Australia (§10).</w:t>
       </w:r>
     </w:p>
     <w:p>
@@ -6724,7 +5652,7 @@
           <w:iCs/>
           <w:i/>
         </w:rPr>
-        <w:t xml:space="preserve">Table T3. Herfindahl–Hirschman index (HHI) of the uranium front end, by stage, with and without Russia and China.</w:t>
+        <w:t xml:space="preserve">Table T9. Herfindahl–Hirschman index (HHI) of the uranium front end, by stage, with and without Russia and China.</w:t>
       </w:r>
       <w:r>
         <w:t xml:space="preserve"> </w:t>
@@ -6734,36 +5662,7 @@
           <w:iCs/>
           <w:i/>
         </w:rPr>
-        <w:t xml:space="preserve">Source: calculated in</w:t>
-      </w:r>
-      <w:r>
-        <w:rPr>
-          <w:iCs/>
-          <w:i/>
-        </w:rPr>
-        <w:t xml:space="preserve"> </w:t>
-      </w:r>
-      <w:r>
-        <w:rPr>
-          <w:rStyle w:val="VerbatimChar"/>
-          <w:iCs/>
-          <w:i/>
-        </w:rPr>
-        <w:t xml:space="preserve">03_LCA_Calculations/scripts/hhi.py</w:t>
-      </w:r>
-      <w:r>
-        <w:rPr>
-          <w:iCs/>
-          <w:i/>
-        </w:rPr>
-        <w:t xml:space="preserve"> </w:t>
-      </w:r>
-      <w:r>
-        <w:rPr>
-          <w:iCs/>
-          <w:i/>
-        </w:rPr>
-        <w:t xml:space="preserve">from World Nuclear Association (2024; 2025; 2026) [TO VERIFY years]; thresholds from US Department of Justice and Federal Trade Commission (2010; 2023); working in Appendix B2.</w:t>
+        <w:t xml:space="preserve">Source: this study, Appendix B2, from World Nuclear Association (2024; 2025; 2026).</w:t>
       </w:r>
     </w:p>
     <w:tbl>
@@ -6991,7 +5890,7 @@
               <w:jc w:val="left"/>
             </w:pPr>
             <w:r>
-              <w:t xml:space="preserve">Conversion (capacity by company, [year TO VERIFY])</w:t>
+              <w:t xml:space="preserve">Conversion (capacity by company)</w:t>
             </w:r>
           </w:p>
         </w:tc>
@@ -7204,91 +6103,7 @@
           <w:iCs/>
           <w:i/>
         </w:rPr>
-        <w:t xml:space="preserve">Note:</w:t>
-      </w:r>
-      <w:r>
-        <w:rPr>
-          <w:iCs/>
-          <w:i/>
-        </w:rPr>
-        <w:t xml:space="preserve"> </w:t>
-      </w:r>
-      <w:r>
-        <w:rPr>
-          <w:iCs/>
-          <w:i/>
-        </w:rPr>
-        <w:t xml:space="preserve">“</w:t>
-      </w:r>
-      <w:r>
-        <w:rPr>
-          <w:iCs/>
-          <w:i/>
-        </w:rPr>
-        <w:t xml:space="preserve">High</w:t>
-      </w:r>
-      <w:r>
-        <w:rPr>
-          <w:iCs/>
-          <w:i/>
-        </w:rPr>
-        <w:t xml:space="preserve">”</w:t>
-      </w:r>
-      <w:r>
-        <w:rPr>
-          <w:iCs/>
-          <w:i/>
-        </w:rPr>
-        <w:t xml:space="preserve"> </w:t>
-      </w:r>
-      <w:r>
-        <w:rPr>
-          <w:iCs/>
-          <w:i/>
-        </w:rPr>
-        <w:t xml:space="preserve">is above 1,800 on the 2023 guidelines and above 2,500 on the 2010 guidelines;</w:t>
-      </w:r>
-      <w:r>
-        <w:rPr>
-          <w:iCs/>
-          <w:i/>
-        </w:rPr>
-        <w:t xml:space="preserve"> </w:t>
-      </w:r>
-      <w:r>
-        <w:rPr>
-          <w:iCs/>
-          <w:i/>
-        </w:rPr>
-        <w:t xml:space="preserve">“</w:t>
-      </w:r>
-      <w:r>
-        <w:rPr>
-          <w:iCs/>
-          <w:i/>
-        </w:rPr>
-        <w:t xml:space="preserve">Moderate</w:t>
-      </w:r>
-      <w:r>
-        <w:rPr>
-          <w:iCs/>
-          <w:i/>
-        </w:rPr>
-        <w:t xml:space="preserve">”</w:t>
-      </w:r>
-      <w:r>
-        <w:rPr>
-          <w:iCs/>
-          <w:i/>
-        </w:rPr>
-        <w:t xml:space="preserve"> </w:t>
-      </w:r>
-      <w:r>
-        <w:rPr>
-          <w:iCs/>
-          <w:i/>
-        </w:rPr>
-        <w:t xml:space="preserve">is 1,500–2,500 (2010). Without Russia, all three stages are high on both scales. Sensitivity: enrichment 2,724–3,065 (2030 plans to 2022); mining by country 2,246–2,370 (2022–2024); conversion 2,015 with the higher ConverDyn capacity; all country-level and capacity-based cases stay above 1,800. Mining by company is about 850–1,400 (midpoint 1,118; top three firms only), mostly below the threshold. Russia’s enrichment share is 42.8% on WNA capacity and 41.0% on World Nuclear University’s. Australia’s resource share is 28% in the 2024 Red Book edition we use; two tabulations of the 2026 edition give 29% and 27% (team decision pending). Limits: capacity is not supply; secondary supply (inventories, down-blending, re-enriched tails) is excluded; country shares ignore ownership, so Russia’s 4.5% of mining understates its reach through Rosatom’s stakes in Kazakh mines and Kazakh export routes, which were not assessed; fuel fabrication, where BWR fuel is thought to have few suppliers, was not assessed either (§11). All inputs [TO VERIFY].</w:t>
+        <w:t xml:space="preserve">Note: High is above 1,800 (2023) and above 2,500 (2010). Sensitivity and limits: Appendix B2.4–B2.5.</w:t>
       </w:r>
     </w:p>
     <w:p>
@@ -7313,7 +6128,7 @@
         <w:pStyle w:val="FirstParagraph"/>
       </w:pPr>
       <w:r>
-        <w:t xml:space="preserve">The same reactor has a social licence at Darlington and none at Liddell. Safety data do not explain the difference; consent, benefit and trust do (Table T12).</w:t>
+        <w:t xml:space="preserve">The same reactor has a social licence at Darlington and none at Liddell. Safety data do not explain the difference; consent, benefit and trust do (Table T10).</w:t>
       </w:r>
     </w:p>
     <w:p>
@@ -7331,7 +6146,7 @@
         <w:t xml:space="preserve"> </w:t>
       </w:r>
       <w:r>
-        <w:t xml:space="preserve">In 2024, 61% of Australians supported using nuclear power to generate electricity (Neelam, 2024), yet 59% wanted to keep the legal ban, up from 51% a year earlier (Griffith University Climate Action Beacon and Monash Climate Change Communication Research Hub, 2025). One poll asks about a technology and the other about the law, so support depends on framing; older polls found support 16–20 points lower for a plant nearby (Newspoll, 2007; Essential Research, 2019). Safety data favour nuclear but do not settle opinion (Table T12). The health benefit, like the carbon benefit (§7), depends on what the reactor displaces.</w:t>
+        <w:t xml:space="preserve">In 2024, 61% of Australians supported using nuclear power to generate electricity (Neelam, 2024), yet 59% wanted to keep the legal ban, up from 51% a year earlier (Griffith University Climate Action Beacon and Monash Climate Change Communication Research Hub, 2025). One poll asks about a technology and the other about the law, so support depends on framing; older polls found support 16–20 points lower for a plant nearby (Newspoll, 2007; Essential Research, 2019). The health benefit, like the carbon benefit (§7), depends on what the reactor displaces.</w:t>
       </w:r>
     </w:p>
     <w:p>
@@ -7362,7 +6177,7 @@
         <w:t xml:space="preserve"> </w:t>
       </w:r>
       <w:r>
-        <w:t xml:space="preserve">[2023] FCA 809). Canada’s waste agency instead used volunteer siting with a separate First Nation decision and a priced hosting agreement (Nuclear Waste Management Organization [NWMO], 2024a; 2024c). Scored on legitimacy, legal risk, speed, public cost and fairness, consent-based routes beat top-down siting by 3–6 points under every weighting, and not building scores highest (Appendix B8.3).</w:t>
+        <w:t xml:space="preserve">[2023] FCA 809). Canada’s waste agency instead used volunteer siting and a priced hosting agreement (Nuclear Waste Management Organization [NWMO], 2024a). Scored on legitimacy, legal risk, speed, public cost and fairness, consent-based routes beat top-down siting by 3–6 points under every weighting, and not building scores highest (Appendix B8.3).</w:t>
       </w:r>
     </w:p>
     <w:p>
@@ -7392,7 +6207,7 @@
           <w:iCs/>
           <w:i/>
         </w:rPr>
-        <w:t xml:space="preserve">Table T12. Social licence at Darlington and at Liddell.</w:t>
+        <w:t xml:space="preserve">Table T10. Social licence at Darlington and at Liddell.</w:t>
       </w:r>
       <w:r>
         <w:t xml:space="preserve"> </w:t>
@@ -7610,19 +6425,19 @@
               <w:jc w:val="left"/>
             </w:pPr>
             <w:r>
-              <w:t xml:space="preserve">Scugog Island and Curve Lake raised unmet concerns in 2023–24; their view of the 2026 deal is not recorded (Mississaugas of Scugog Island First Nation, 2023; Curve Lake First Nation, 2024)</w:t>
-            </w:r>
-          </w:p>
-        </w:tc>
-        <w:tc>
-          <w:tcPr/>
-          <w:p>
-            <w:pPr>
-              <w:pStyle w:val="Compact"/>
-              <w:jc w:val="left"/>
-            </w:pPr>
-            <w:r>
-              <w:t xml:space="preserve">Kimba ballot 61.6% yes, below the reported 65% benchmark, Barngarla excluded; declaration set aside (</w:t>
+              <w:t xml:space="preserve">Scugog Island and Curve Lake raised unmet concerns in 2023–24 (Mississaugas of Scugog Island First Nation, 2023; Curve Lake First Nation, 2024)</w:t>
+            </w:r>
+          </w:p>
+        </w:tc>
+        <w:tc>
+          <w:tcPr/>
+          <w:p>
+            <w:pPr>
+              <w:pStyle w:val="Compact"/>
+              <w:jc w:val="left"/>
+            </w:pPr>
+            <w:r>
+              <w:t xml:space="preserve">Kimba ballot 61.6% yes, Barngarla excluded; declaration set aside (</w:t>
             </w:r>
             <w:r>
               <w:rPr>
@@ -7783,7 +6598,7 @@
         <w:pStyle w:val="BodyText"/>
       </w:pPr>
       <w:r>
-        <w:t xml:space="preserve">Money follows the same pattern (Table T14). OPG carries about 78% of Darlington on its balance sheet (by subtraction; our calculation), recovered through rates the Ontario Energy Board approves, while federal, provincial and First Nations finance lowers the cost of capital and spreads ownership. That model needs a publicly owned utility with a regulated rate base. Liddell has a private owner, so it would need Commonwealth ownership or underwriting (§8.2), with taxpayers carrying the cost risk under the Coalition’s 2024 model, as reported by ABC News (2024).</w:t>
+        <w:t xml:space="preserve">Money follows the same pattern (Table T11). OPG carries about 78% of Darlington on its balance sheet (by subtraction; our calculation), recovered through rates the Ontario Energy Board approves, while federal, provincial and First Nations finance lowers the cost of capital and spreads ownership. That model needs a publicly owned utility with a regulated rate base. Liddell has a private owner, so it would need Commonwealth ownership or underwriting (§8.2), with taxpayers carrying the cost risk under the Coalition’s 2024 model, as reported by ABC News (2024).</w:t>
       </w:r>
     </w:p>
     <w:p>
@@ -7858,7 +6673,7 @@
           <w:iCs/>
           <w:i/>
         </w:rPr>
-        <w:t xml:space="preserve">Table T14. Who pays and who earns: the C$20.9 bn Darlington New Nuclear Project.</w:t>
+        <w:t xml:space="preserve">Table T11. Who pays and who earns: the C$20.9 bn Darlington New Nuclear Project.</w:t>
       </w:r>
       <w:r>
         <w:t xml:space="preserve"> </w:t>
@@ -8108,7 +6923,7 @@
               <w:jc w:val="left"/>
             </w:pPr>
             <w:r>
-              <w:t xml:space="preserve">Williams Treaties First Nations; guarantors carry default risk (2026)</w:t>
+              <w:t xml:space="preserve">Williams Treaties First Nations; guarantors carry default risk (Williams Treaties First Nations et al., 2026)</w:t>
             </w:r>
           </w:p>
         </w:tc>
@@ -8164,13 +6979,13 @@
           <w:bCs/>
           <w:b/>
         </w:rPr>
-        <w:t xml:space="preserve">C1 can be built with no added delay on the evidence available (delay of about 9 to 15 days per unit would cancel its saving, §7) if OPG applies a carbon specification to eligible non-safety concrete now (the LC³ pilot), qualifies the steel-composite infill mix on a Unit 1 mock-up, and ties a milestone to the Units 2–4 equity tranche.</w:t>
-      </w:r>
-      <w:r>
-        <w:t xml:space="preserve"> </w:t>
-      </w:r>
-      <w:r>
-        <w:t xml:space="preserve">The levers in Table T16 are scored on enforceability, speed and low schedule risk (1 to 3 each, our judgement from the evidence, not sourced scores). L1 and L2 score best, at 8 each. If enforceability counts double, L2 leads with 11; if speed counts double, L1 leads with 11; the recommendation (L1 now, L2 at tranche 2) is the same under both. L1 is C1’s pilot step, not an add-on. It sets a 10% floor and invites LC³, which cuts 29% (380 to 270 kg CO₂e/m³; team deck, from Pillai et al., 2019 [TO VERIFY: not yet in sources.md]). The floor alone would save about 380, 760 or 1,140 t per unit; the full LC³ swap, if 20%, 40% or 60% of each unit’s 50,000 m³ of concrete is eligible, saves 1,100, 2,200 or 3,300 t CO₂e per unit (40% central) [C1 saving: per final §6; the 2,200 t central case is provisional, from the team deck].</w:t>
+        <w:t xml:space="preserve">C1 can be built with no added delay on the evidence available if OPG applies a carbon specification to eligible non-safety concrete now (the LC³ pilot), qualifies the steel-composite infill on a Unit 1 mock-up, and ties a milestone to the Units 2–4 equity tranche.</w:t>
+      </w:r>
+      <w:r>
+        <w:t xml:space="preserve"> </w:t>
+      </w:r>
+      <w:r>
+        <w:t xml:space="preserve">The levers in Table T12 are scored on enforceability, speed and low schedule risk (1 to 3 each; our judgement, not sourced scores). L1 and L2 tie at 8. If enforceability counts double, L2 leads with 11; if speed counts double, L1 leads with 11; the recommendation is the same under both. L1 is C1’s pilot step, not an add-on: a 10% floor invites LC³, whose full saving is 1,100–3,300 t CO₂e per unit (§4.3; Pillai et al., 2019).</w:t>
       </w:r>
     </w:p>
     <w:p>
@@ -8182,7 +6997,7 @@
           <w:iCs/>
           <w:i/>
         </w:rPr>
-        <w:t xml:space="preserve">Table T16. Levers for putting C1 into practice, compared.</w:t>
+        <w:t xml:space="preserve">Table T12. Levers for putting C1 into practice, compared.</w:t>
       </w:r>
       <w:r>
         <w:t xml:space="preserve"> </w:t>
@@ -8192,7 +7007,7 @@
           <w:iCs/>
           <w:i/>
         </w:rPr>
-        <w:t xml:space="preserve">Source: our evaluation from Treasury Board of Canada Secretariat (2022; 2025); Canada Growth Fund and Building Ontario Fund (2025); Ontario Power Generation (2025b); Canadian Nuclear Safety Commission (2025). Scores are our judgement. [TO VERIFY]</w:t>
+        <w:t xml:space="preserve">Source: our evaluation from Treasury Board of Canada Secretariat (2022); Canada Growth Fund and Building Ontario Fund (2025). Scores are our judgement (Appendix B3.1).</w:t>
       </w:r>
     </w:p>
     <w:tbl>
@@ -8203,11 +7018,12 @@
         <w:jc w:val="start"/>
       </w:tblPr>
       <w:tblGrid>
-        <w:gridCol w:w="1584"/>
-        <w:gridCol w:w="1584"/>
-        <w:gridCol w:w="1584"/>
-        <w:gridCol w:w="1584"/>
-        <w:gridCol w:w="1584"/>
+        <w:gridCol w:w="1320"/>
+        <w:gridCol w:w="1320"/>
+        <w:gridCol w:w="1320"/>
+        <w:gridCol w:w="1320"/>
+        <w:gridCol w:w="1320"/>
+        <w:gridCol w:w="1320"/>
       </w:tblGrid>
       <w:tr>
         <w:trPr>
@@ -8233,6 +7049,18 @@
               <w:jc w:val="left"/>
             </w:pPr>
             <w:r>
+              <w:t xml:space="preserve">Who pays</w:t>
+            </w:r>
+          </w:p>
+        </w:tc>
+        <w:tc>
+          <w:tcPr/>
+          <w:p>
+            <w:pPr>
+              <w:pStyle w:val="Compact"/>
+              <w:jc w:val="left"/>
+            </w:pPr>
+            <w:r>
               <w:t xml:space="preserve">Binding on OPG?</w:t>
             </w:r>
           </w:p>
@@ -8245,7 +7073,7 @@
               <w:jc w:val="left"/>
             </w:pPr>
             <w:r>
-              <w:t xml:space="preserve">Time to take effect</w:t>
+              <w:t xml:space="preserve">Time</w:t>
             </w:r>
           </w:p>
         </w:tc>
@@ -8283,7 +7111,19 @@
               <w:jc w:val="left"/>
             </w:pPr>
             <w:r>
-              <w:t xml:space="preserve">L1. OPG specification: environmental product declarations (EPDs) and concrete at least 10% below the regional baseline, for non-safety concrete first</w:t>
+              <w:t xml:space="preserve">L1. OPG specification: environmental product declarations (EPDs) and concrete at least 10% below the regional baseline, with a cap on emissions; non-safety concrete first</w:t>
+            </w:r>
+          </w:p>
+        </w:tc>
+        <w:tc>
+          <w:tcPr/>
+          <w:p>
+            <w:pPr>
+              <w:pStyle w:val="Compact"/>
+              <w:jc w:val="left"/>
+            </w:pPr>
+            <w:r>
+              <w:t xml:space="preserve">OPG, so ratepayers (premium break-even, §8.2)</w:t>
             </w:r>
           </w:p>
         </w:tc>
@@ -8355,7 +7195,19 @@
               <w:jc w:val="left"/>
             </w:pPr>
             <w:r>
-              <w:t xml:space="preserve">L2. Milestone on the Units 2–4 equity tranche: EPD disclosure plus a reduction target, with a schedule-neutral exemption</w:t>
+              <w:t xml:space="preserve">L2. Units 2–4 equity-tranche milestone: EPD disclosure and a reduction target, with a schedule-neutral exemption</w:t>
+            </w:r>
+          </w:p>
+        </w:tc>
+        <w:tc>
+          <w:tcPr/>
+          <w:p>
+            <w:pPr>
+              <w:pStyle w:val="Compact"/>
+              <w:jc w:val="left"/>
+            </w:pPr>
+            <w:r>
+              <w:t xml:space="preserve">The funds; no cash cost</w:t>
             </w:r>
           </w:p>
         </w:tc>
@@ -8379,7 +7231,7 @@
               <w:jc w:val="left"/>
             </w:pPr>
             <w:r>
-              <w:t xml:space="preserve">With tranche 2 terms (around 2028)</w:t>
+              <w:t xml:space="preserve">With tranche 2 (around 2028)</w:t>
             </w:r>
           </w:p>
         </w:tc>
@@ -8439,6 +7291,18 @@
               <w:jc w:val="left"/>
             </w:pPr>
             <w:r>
+              <w:t xml:space="preserve">Ratepayers, after Ontario Energy Board review</w:t>
+            </w:r>
+          </w:p>
+        </w:tc>
+        <w:tc>
+          <w:tcPr/>
+          <w:p>
+            <w:pPr>
+              <w:pStyle w:val="Compact"/>
+              <w:jc w:val="left"/>
+            </w:pPr>
+            <w:r>
               <w:t xml:space="preserve">Yes</w:t>
             </w:r>
           </w:p>
@@ -8463,7 +7327,7 @@
               <w:jc w:val="left"/>
             </w:pPr>
             <w:r>
-              <w:t xml:space="preserve">Depends on wording; costs go through Ontario Energy Board review</w:t>
+              <w:t xml:space="preserve">Depends on wording</w:t>
             </w:r>
           </w:p>
         </w:tc>
@@ -8476,6 +7340,80 @@
             </w:pPr>
             <w:r>
               <w:t xml:space="preserve">3 / 2 / 2 = 7</w:t>
+            </w:r>
+          </w:p>
+        </w:tc>
+      </w:tr>
+      <w:tr>
+        <w:tc>
+          <w:tcPr/>
+          <w:p>
+            <w:pPr>
+              <w:pStyle w:val="Compact"/>
+              <w:jc w:val="left"/>
+            </w:pPr>
+            <w:r>
+              <w:t xml:space="preserve">L4. Public funding for qualification on the Unit 1 mock-up (assumed C$1–3 m)</w:t>
+            </w:r>
+          </w:p>
+        </w:tc>
+        <w:tc>
+          <w:tcPr/>
+          <w:p>
+            <w:pPr>
+              <w:pStyle w:val="Compact"/>
+              <w:jc w:val="left"/>
+            </w:pPr>
+            <w:r>
+              <w:t xml:space="preserve">Federal or Ontario research budget</w:t>
+            </w:r>
+          </w:p>
+        </w:tc>
+        <w:tc>
+          <w:tcPr/>
+          <w:p>
+            <w:pPr>
+              <w:pStyle w:val="Compact"/>
+              <w:jc w:val="left"/>
+            </w:pPr>
+            <w:r>
+              <w:t xml:space="preserve">No</w:t>
+            </w:r>
+          </w:p>
+        </w:tc>
+        <w:tc>
+          <w:tcPr/>
+          <w:p>
+            <w:pPr>
+              <w:pStyle w:val="Compact"/>
+              <w:jc w:val="left"/>
+            </w:pPr>
+            <w:r>
+              <w:t xml:space="preserve">2027</w:t>
+            </w:r>
+          </w:p>
+        </w:tc>
+        <w:tc>
+          <w:tcPr/>
+          <w:p>
+            <w:pPr>
+              <w:pStyle w:val="Compact"/>
+              <w:jc w:val="left"/>
+            </w:pPr>
+            <w:r>
+              <w:t xml:space="preserve">Removes the main schedule risk</w:t>
+            </w:r>
+          </w:p>
+        </w:tc>
+        <w:tc>
+          <w:tcPr/>
+          <w:p>
+            <w:pPr>
+              <w:pStyle w:val="Compact"/>
+              <w:jc w:val="left"/>
+            </w:pPr>
+            <w:r>
+              <w:t xml:space="preserve">— (enabling step for L1’s infill extension)</w:t>
             </w:r>
           </w:p>
         </w:tc>
@@ -8496,7 +7434,7 @@
         <w:t xml:space="preserve"> </w:t>
       </w:r>
       <w:r>
-        <w:t xml:space="preserve">A CNSC licence condition is not a lever, because the CNSC does not set climate conditions; it only has to accept the change is safe (our inference). Step 1, in 2027, is to develop slag and LC3 self-consolidating mixes (about 6 to 9 months). Step 2 is a full-scale DPSC mock-up trial off Unit 1’s critical path (about 6 months), the public-funding option C in §8.2. Step 3 is the design-change evaluation, submitted with the Units 2–4 licensing package ahead of the reported 2028 approval (about 6 to 9 months to prepare; assumption) [TO VERIFY]. Steps 1 to 3 then total about 18 to 24 months (6 to 9 + 6 + 6 to 9; our planning assumption [assumption], matching route brief §6), so they fit only if they start in 2027. We have not costed the programme; §9 tests an assumed C$1 m [TO VERIFY: assumption]. If the evidence is not ready, Units 2–4 proceed with the current mix, the pilot continues in non-safety concrete, and the infill enters at a later unit or project.</w:t>
+        <w:t xml:space="preserve">The sequence is L1 now, L4 in 2027, then L2 at the 2028 tranche. A Canadian Nuclear Safety Commission licence condition is not a lever, because the CNSC does not set climate conditions; it only has to accept that the change is safe (our inference). Step 1, in 2027, develops slag and LC³ self-consolidating mixes (about 6 to 9 months). Step 2 is a full-scale mock-up trial off Unit 1’s critical path (about 6 months), funded by L4. Step 3 is the design-change evaluation, submitted with the Units 2–4 licensing package ahead of the approval expected in 2028, as reported (American Nuclear Society, 2026); it takes about 6 to 9 months (assumed). The steps total about 18 to 24 months (assumed), so they fit only if they start in 2027. We have not costed the programme; §9 tests an assumed C$1 m. If the evidence is not ready, Units 2–4 proceed with the current mix, the pilot continues in non-safety concrete, and the infill enters at a later unit. Doing nothing forgoes the saving at near-zero cost and is rejected.</w:t>
       </w:r>
     </w:p>
     <w:p>
@@ -8514,25 +7452,7 @@
         <w:t xml:space="preserve"> </w:t>
       </w:r>
       <w:r>
-        <w:t xml:space="preserve">The Standard on Embodied Carbon in Construction binds federal departments (Treasury Board of Canada Secretariat, 2022), and OPG is an Ontario Crown corporation (our inference from the scope clause) [TO VERIFY]. Its allowance of 130% of baseline for specialised mixes could let self-consolidating infill pass while emitting 30% more than the baseline. Any OPG or fund clause must therefore benchmark DPSC infill against a cement-rich self-consolidating reference mix.</w:t>
-      </w:r>
-    </w:p>
-    <w:p>
-      <w:pPr>
-        <w:pStyle w:val="BodyText"/>
-      </w:pPr>
-      <w:r>
-        <w:rPr>
-          <w:bCs/>
-          <w:b/>
-        </w:rPr>
-        <w:t xml:space="preserve">Fuel supply (§8.3).</w:t>
-      </w:r>
-      <w:r>
-        <w:t xml:space="preserve"> </w:t>
-      </w:r>
-      <w:r>
-        <w:t xml:space="preserve">Of five options for reducing supply risk, dual-source contracts with allied enrichers are legal at once and already used by OPG, but they cut exposure, not concentration. A strategic inventory of two to three reloads would take one to three years and a licence for storing fuel [TO VERIFY]. Domestic enrichment in Australia needs the federal bans repealed (§8.1) and 15 or more years (our evaluation from the supply-concentration brief; World Nuclear Association, 2025; Ontario Power Generation, 2023) [TO VERIFY].</w:t>
+        <w:t xml:space="preserve">The Standard on Embodied Carbon in Construction binds federal departments (Treasury Board of Canada Secretariat, 2022); OPG, an Ontario Crown corporation, is outside its scope (our inference). Its allowance of 130% of baseline for specialised mixes could let self-consolidating infill emit 30% more than the baseline, so any OPG or fund clause must benchmark infill against a cement-rich self-consolidating reference mix.</w:t>
       </w:r>
     </w:p>
     <w:p>
@@ -8561,13 +7481,13 @@
           <w:bCs/>
           <w:b/>
         </w:rPr>
-        <w:t xml:space="preserve">Adopt C1 only as a schedule-neutral specification. For Australia, the same money on firmed renewables ranks first, ahead of the status quo and of an SMR at Liddell.</w:t>
-      </w:r>
-      <w:r>
-        <w:t xml:space="preserve"> </w:t>
-      </w:r>
-      <w:r>
-        <w:t xml:space="preserve">C1 is a real but marginal gain: SMR + C1 and a plain SMR differ by about 0.3–0.4% on life-cycle emissions. No predefined weight set, input change or ±50% weight test puts an SMR first. It happens in about 0.2% of random weight draws, and when life-cycle CO₂e carries 94% or more of the weight.</w:t>
+        <w:t xml:space="preserve">Adopt C1 only as a schedule-neutral specification; for Australia, the same money on firmed renewables ranks first, ahead of the status quo and of an SMR at Liddell.</w:t>
+      </w:r>
+      <w:r>
+        <w:t xml:space="preserve"> </w:t>
+      </w:r>
+      <w:r>
+        <w:t xml:space="preserve">C1 changes the life cycle by about 0.37%, and no predefined weight set, input test or ±50% weight test puts an SMR first.</w:t>
       </w:r>
     </w:p>
     <w:bookmarkStart w:id="66" w:name="triple-bottom-line"/>
@@ -8584,7 +7504,7 @@
         <w:pStyle w:val="FirstParagraph"/>
       </w:pPr>
       <w:r>
-        <w:t xml:space="preserve">The triple bottom line judges an option on its environmental, economic and social effects together. Table T4 applies it to the initiative at Darlington (C1 on Units 2–4) and to the Australian comparison at Liddell. Each cell is traced to the section that holds the evidence.</w:t>
+        <w:t xml:space="preserve">Table T13 applies the triple bottom line to C1 at Darlington and to the comparison at Liddell, each cell traced to its section.</w:t>
       </w:r>
     </w:p>
     <w:p>
@@ -8596,7 +7516,7 @@
           <w:iCs/>
           <w:i/>
         </w:rPr>
-        <w:t xml:space="preserve">Table T4. Triple-bottom-line summary: C1 at Darlington Units 2–4 and one BWRX-300 at Liddell.</w:t>
+        <w:t xml:space="preserve">Table T13. Triple-bottom-line summary: C1 at Darlington Units 2–4 and one BWRX-300 at Liddell.</w:t>
       </w:r>
       <w:r>
         <w:t xml:space="preserve"> </w:t>
@@ -8606,7 +7526,7 @@
           <w:iCs/>
           <w:i/>
         </w:rPr>
-        <w:t xml:space="preserve">Source: this study, from the sections cited in the last column. All inputs [TO VERIFY] as in those sections.</w:t>
+        <w:t xml:space="preserve">Source: this study, from the sections cited.</w:t>
       </w:r>
     </w:p>
     <w:tbl>
@@ -8696,31 +7616,31 @@
               <w:jc w:val="left"/>
             </w:pPr>
             <w:r>
-              <w:t xml:space="preserve">Plant 4.2 g CO₂e/kWh (90% interval 3.0–5.8). C1 saves 1,734 t (central) to 2,200 t per unit, 0.29–0.37% of a unit’s life cycle [C1 saving: per final §6]. Unit 1 avoids 1.0–6.8 Mt CO₂e to 2050 (declining-grid cases)</w:t>
-            </w:r>
-          </w:p>
-        </w:tc>
-        <w:tc>
-          <w:tcPr/>
-          <w:p>
-            <w:pPr>
-              <w:pStyle w:val="Compact"/>
-              <w:jc w:val="left"/>
-            </w:pPr>
-            <w:r>
-              <w:t xml:space="preserve">Same plant intensity. Avoids 0.67–3.9 Mt to 2050 (declining-grid cases) from about 2040. The same money on firmed renewables avoids 10.9× more</w:t>
-            </w:r>
-          </w:p>
-        </w:tc>
-        <w:tc>
-          <w:tcPr/>
-          <w:p>
-            <w:pPr>
-              <w:pStyle w:val="Compact"/>
-              <w:jc w:val="left"/>
-            </w:pPr>
-            <w:r>
-              <w:t xml:space="preserve">§6.3, §7.2–7.3</w:t>
+              <w:t xml:space="preserve">About 4 g CO₂e/kWh (§6). C1 saves 2,200 t per unit, about 0.37% of the life cycle; Unit 1 avoids 1.0–6.8 Mt to 2050.</w:t>
+            </w:r>
+          </w:p>
+        </w:tc>
+        <w:tc>
+          <w:tcPr/>
+          <w:p>
+            <w:pPr>
+              <w:pStyle w:val="Compact"/>
+              <w:jc w:val="left"/>
+            </w:pPr>
+            <w:r>
+              <w:t xml:space="preserve">Avoids 0.67–3.9 Mt to 2050, from about 2040. Firmed renewables avoid 10.9× more per dollar.</w:t>
+            </w:r>
+          </w:p>
+        </w:tc>
+        <w:tc>
+          <w:tcPr/>
+          <w:p>
+            <w:pPr>
+              <w:pStyle w:val="Compact"/>
+              <w:jc w:val="left"/>
+            </w:pPr>
+            <w:r>
+              <w:t xml:space="preserve">§6.3, §7</w:t>
             </w:r>
           </w:p>
         </w:tc>
@@ -8750,31 +7670,31 @@
               <w:jc w:val="left"/>
             </w:pPr>
             <w:r>
-              <w:t xml:space="preserve">LCOE C$198/MWh at 7% (C$112–280 at 3–10%). C1’s carbon value is C$0.49–0.60 m for Units 2–4 at 1,734 t per unit [C1 saving: per final §6], against C$1.8–2.9 m for each day of delay</w:t>
-            </w:r>
-          </w:p>
-        </w:tc>
-        <w:tc>
-          <w:tcPr/>
-          <w:p>
-            <w:pPr>
-              <w:pStyle w:val="Compact"/>
-              <w:jc w:val="left"/>
-            </w:pPr>
-            <w:r>
-              <w:t xml:space="preserve">SMR A$230–382/MWh in 2030 against A$89–125 for firmed renewables (2.9× at midpoints). No private owner could finance a first unit</w:t>
-            </w:r>
-          </w:p>
-        </w:tc>
-        <w:tc>
-          <w:tcPr/>
-          <w:p>
-            <w:pPr>
-              <w:pStyle w:val="Compact"/>
-              <w:jc w:val="left"/>
-            </w:pPr>
-            <w:r>
-              <w:t xml:space="preserve">§7.1, §7.3, §8.2</w:t>
+              <w:t xml:space="preserve">LCOE C$198/MWh at 7%. C1’s carbon value (C$0.63–0.76 m, Units 2–4) is less than one day of delay (C$1.8–2.9 m).</w:t>
+            </w:r>
+          </w:p>
+        </w:tc>
+        <w:tc>
+          <w:tcPr/>
+          <w:p>
+            <w:pPr>
+              <w:pStyle w:val="Compact"/>
+              <w:jc w:val="left"/>
+            </w:pPr>
+            <w:r>
+              <w:t xml:space="preserve">SMR A$230–382/MWh in 2030 against A$89–125 for firmed renewables. No private owner could finance a first unit.</w:t>
+            </w:r>
+          </w:p>
+        </w:tc>
+        <w:tc>
+          <w:tcPr/>
+          <w:p>
+            <w:pPr>
+              <w:pStyle w:val="Compact"/>
+              <w:jc w:val="left"/>
+            </w:pPr>
+            <w:r>
+              <w:t xml:space="preserve">§7.3, §8.2</w:t>
             </w:r>
           </w:p>
         </w:tc>
@@ -8804,19 +7724,19 @@
               <w:jc w:val="left"/>
             </w:pPr>
             <w:r>
-              <w:t xml:space="preserve">Power-weighted stance +1.07; no high-power actor opposed. The Williams Treaties First Nations lend C$700 m, converting to equity. C1 adds no new consent issue. Unit 1’s fuel chain has no Russian stage</w:t>
-            </w:r>
-          </w:p>
-        </w:tc>
-        <w:tc>
-          <w:tcPr/>
-          <w:p>
-            <w:pPr>
-              <w:pStyle w:val="Compact"/>
-              <w:jc w:val="left"/>
-            </w:pPr>
-            <w:r>
-              <w:t xml:space="preserve">Stance −1.03. 61% support nuclear power, but 59% want the ban kept. No legal route is open (three routes score 5–8 of 12). Enrichment and conversion would be imported</w:t>
+              <w:t xml:space="preserve">Stance +1.07; no high-power actor opposed. Williams Treaties First Nations lend C$700 m, converting to equity. C1 adds no consent issue.</w:t>
+            </w:r>
+          </w:p>
+        </w:tc>
+        <w:tc>
+          <w:tcPr/>
+          <w:p>
+            <w:pPr>
+              <w:pStyle w:val="Compact"/>
+              <w:jc w:val="left"/>
+            </w:pPr>
+            <w:r>
+              <w:t xml:space="preserve">Stance −1.03; 59% want the ban kept. No legal route is open. Enrichment and conversion would be imported.</w:t>
             </w:r>
           </w:p>
         </w:tc>
@@ -8858,19 +7778,19 @@
               <w:jc w:val="left"/>
             </w:pPr>
             <w:r>
-              <w:t xml:space="preserve">Environment positive but marginal; economy small; society neutral. Feasible if schedule-neutral</w:t>
-            </w:r>
-          </w:p>
-        </w:tc>
-        <w:tc>
-          <w:tcPr/>
-          <w:p>
-            <w:pPr>
-              <w:pStyle w:val="Compact"/>
-              <w:jc w:val="left"/>
-            </w:pPr>
-            <w:r>
-              <w:t xml:space="preserve">Not feasible before 2040 on current law, cost and consent</w:t>
+              <w:t xml:space="preserve">Marginal gain; feasible if schedule-neutral (break-even 11.6–18.5 days).</w:t>
+            </w:r>
+          </w:p>
+        </w:tc>
+        <w:tc>
+          <w:tcPr/>
+          <w:p>
+            <w:pPr>
+              <w:pStyle w:val="Compact"/>
+              <w:jc w:val="left"/>
+            </w:pPr>
+            <w:r>
+              <w:t xml:space="preserve">Not feasible before 2040 on current law, cost and consent.</w:t>
             </w:r>
           </w:p>
         </w:tc>
@@ -8903,17 +7823,7 @@
         <w:pStyle w:val="FirstParagraph"/>
       </w:pPr>
       <w:r>
-        <w:rPr>
-          <w:bCs/>
-          <w:b/>
-        </w:rPr>
-        <w:t xml:space="preserve">Method.</w:t>
-      </w:r>
-      <w:r>
-        <w:t xml:space="preserve"> </w:t>
-      </w:r>
-      <w:r>
-        <w:t xml:space="preserve">We compared four options on seven criteria with a weighted sum, the standard compensatory method (Dodgson et al., 2009) [TO VERIFY]: the status quo (coal-heavy NSW grid), one SMR at Liddell, SMR + C1, and the same annual spend on firmed renewables. Each criterion is rescaled so the best option scores 1 and the worst 0. The criteria are life-cycle CO₂e, CO₂e avoided to 2050 per dollar, cost, first full year of new supply, supply concentration (HHI), social licence (Table T13) and legal feasibility (Appendix B3). Four weight sets reflect each group’s stated priorities: equal; climate and cost (federal government); firm supply and sovereignty (Coalition, the most SMR-favourable set we could justify); and host community. Technology readiness level (TRL) is not scored (see limits below). Full working is in Appendix B7.</w:t>
+        <w:t xml:space="preserve">Method in §2; working in Appendix B7; social-licence and legal scores from Appendix B8.3 and B3. Technology readiness level (TRL) is not scored.</w:t>
       </w:r>
     </w:p>
     <w:p>
@@ -8925,7 +7835,7 @@
           <w:iCs/>
           <w:i/>
         </w:rPr>
-        <w:t xml:space="preserve">Table T5. MCDA total scores (0–100) by weight set, and rank-reversal tests.</w:t>
+        <w:t xml:space="preserve">Table T14. MCDA total scores (0–100) by weight set, and first-place tests.</w:t>
       </w:r>
       <w:r>
         <w:t xml:space="preserve"> </w:t>
@@ -8935,51 +7845,7 @@
           <w:iCs/>
           <w:i/>
         </w:rPr>
-        <w:t xml:space="preserve">Source: this study,</w:t>
-      </w:r>
-      <w:r>
-        <w:rPr>
-          <w:iCs/>
-          <w:i/>
-        </w:rPr>
-        <w:t xml:space="preserve"> </w:t>
-      </w:r>
-      <w:r>
-        <w:rPr>
-          <w:rStyle w:val="VerbatimChar"/>
-          <w:iCs/>
-          <w:i/>
-        </w:rPr>
-        <w:t xml:space="preserve">scripts/mcda.py</w:t>
-      </w:r>
-      <w:r>
-        <w:rPr>
-          <w:iCs/>
-          <w:i/>
-        </w:rPr>
-        <w:t xml:space="preserve"> </w:t>
-      </w:r>
-      <w:r>
-        <w:rPr>
-          <w:iCs/>
-          <w:i/>
-        </w:rPr>
-        <w:t xml:space="preserve">(</w:t>
-      </w:r>
-      <w:r>
-        <w:rPr>
-          <w:rStyle w:val="VerbatimChar"/>
-          <w:iCs/>
-          <w:i/>
-        </w:rPr>
-        <w:t xml:space="preserve">results/mcda.md</w:t>
-      </w:r>
-      <w:r>
-        <w:rPr>
-          <w:iCs/>
-          <w:i/>
-        </w:rPr>
-        <w:t xml:space="preserve">; Appendix B7). SMR + C1 shown for the 2,200 t case; the 1,734 t case differs by under 0.005 point. Scores for social licence, legal feasibility and the weights are our judgement. [TO VERIFY]</w:t>
+        <w:t xml:space="preserve">Source: this study, Appendix B7. SMR + C1 is the 2,200 t case. Social, legal and weight inputs are our judgement.</w:t>
       </w:r>
     </w:p>
     <w:tbl>
@@ -9403,7 +8269,7 @@
         <w:t xml:space="preserve"> </w:t>
       </w:r>
       <w:r>
-        <w:t xml:space="preserve">The SMR beats them only on life-cycle CO₂e (4.2 against 30 g/kWh) and on supply concentration (enrichment HHI 3,009 against at least 6,400 for solar PV). It loses on CO₂e avoided per dollar (10.9×), cost (2.9×), time (about 12 years later), social licence and legal feasibility.</w:t>
+        <w:t xml:space="preserve">The SMR wins only on life-cycle CO₂e (about 4 against 30 g/kWh) and supply concentration. It loses on CO₂e avoided per dollar (10.9×), cost (2.9×), time (about 12 years later), social licence and legal feasibility.</w:t>
       </w:r>
     </w:p>
     <w:p>
@@ -9421,7 +8287,7 @@
         <w:t xml:space="preserve"> </w:t>
       </w:r>
       <w:r>
-        <w:t xml:space="preserve">Of 56 weight changes of ±50%, two change first place. Both are under the firm-and-sovereign weights (life-cycle weight halved; supply weight × 1.5), and both hand first place to the status quo, not to the SMR. An SMR option ranks first only if life-cycle CO₂e carries at least 94% of the weight. In 20,000 random weight sets, renewables rank first in 85.4%, the status quo in 14.5% and an SMR option in 0.2% (SMR 0.0%, SMR + C1 0.1%). Of 68 input tests (GenCost reading, first power in 2035 or 2045, grid path, C1 premium and delay), renewables stay first in 66; the other two go to the status quo.</w:t>
+        <w:t xml:space="preserve">Of 56 weight changes of ±50%, two change first place, both under the firm-and-sovereign weights and both to the status quo, not the SMR. An SMR ranks first only if life-cycle CO₂e carries at least 94% of the weight, or in 0.1% of 20,000 random weight sets. Of 68 input tests, renewables stay first in 66; the other two go to the status quo.</w:t>
       </w:r>
     </w:p>
     <w:p>
@@ -9433,13 +8299,13 @@
           <w:bCs/>
           <w:b/>
         </w:rPr>
-        <w:t xml:space="preserve">The status quo’s second place over the SMR is a scaling artefact.</w:t>
-      </w:r>
-      <w:r>
-        <w:t xml:space="preserve"> </w:t>
-      </w:r>
-      <w:r>
-        <w:t xml:space="preserve">The status quo scores full marks on cost, supply and legal feasibility because it changes nothing. On fixed global scales instead of the four-option scale, the SMR moves above it under every weight set. Renewables stay first on both scales.</w:t>
+        <w:t xml:space="preserve">SMR + C1 and SMR are indistinguishable.</w:t>
+      </w:r>
+      <w:r>
+        <w:t xml:space="preserve"> </w:t>
+      </w:r>
+      <w:r>
+        <w:t xml:space="preserve">At 2,200 t per unit (50,000 m³ of concrete, 40% eligible; BWRX-300 Ostrołęka sp. z o.o., 2023; Pillai et al., 2019), C1 moves the weighted score by under 0.005 point, and the ranking is unchanged. An 18.5-day slip would leave 15 times the saving unavoided (Appendix B7.5), so schedule neutrality decides whether C1 helps.</w:t>
       </w:r>
     </w:p>
     <w:p>
@@ -9451,13 +8317,13 @@
           <w:bCs/>
           <w:b/>
         </w:rPr>
-        <w:t xml:space="preserve">SMR + C1 and SMR are indistinguishable.</w:t>
-      </w:r>
-      <w:r>
-        <w:t xml:space="preserve"> </w:t>
-      </w:r>
-      <w:r>
-        <w:t xml:space="preserve">C1 lowers life-cycle intensity from 4.200 to 4.188 g/kWh (1,734 t per unit, 0.29%) or 4.185 g/kWh (2,200 t, 0.37%) [C1 saving: per final §6]. That moves the weighted score by under 0.005 point, and its sign depends on the assumed C$1 m qualification cost. If C1 delays a unit, the CO₂e left unavoided outweighs the saving many times over (Appendix B7.5), so schedule neutrality decides whether C1 helps at all.</w:t>
+        <w:t xml:space="preserve">The status quo’s second place over the SMR is a scaling artefact.</w:t>
+      </w:r>
+      <w:r>
+        <w:t xml:space="preserve"> </w:t>
+      </w:r>
+      <w:r>
+        <w:t xml:space="preserve">It scores full marks on cost, supply and legal feasibility because it changes nothing; on fixed global scales the SMR moves above it. Renewables stay first on both.</w:t>
       </w:r>
     </w:p>
     <w:bookmarkEnd w:id="67"/>
@@ -9479,13 +8345,13 @@
           <w:bCs/>
           <w:b/>
         </w:rPr>
-        <w:t xml:space="preserve">Darlington: adopt C1 only as a schedule-neutral specification.</w:t>
-      </w:r>
-      <w:r>
-        <w:t xml:space="preserve"> </w:t>
-      </w:r>
-      <w:r>
-        <w:t xml:space="preserve">Pilot LC³ in eligible non-safety works first. Use steel-composite infill only if it is qualified on Unit 1 mock-ups; otherwise specify the slag blend (§8.6). The reason is the balance in Table T4: a 0.3–0.4% environmental gain, a carbon value smaller than one day of delay, and no new consent issue. Qualification must start in 2027 for the 2028 Units 2–4 decision (§8.6).</w:t>
+        <w:t xml:space="preserve">Darlington.</w:t>
+      </w:r>
+      <w:r>
+        <w:t xml:space="preserve"> </w:t>
+      </w:r>
+      <w:r>
+        <w:t xml:space="preserve">Pilot LC³ in eligible non-safety works first; use steel-composite infill only if qualified on Unit 1 mock-ups, otherwise specify the slag blend. Qualification must start in 2027 for the 2028 Units 2–4 decision (§8.6).</w:t>
       </w:r>
     </w:p>
     <w:p>
@@ -9497,13 +8363,13 @@
           <w:bCs/>
           <w:b/>
         </w:rPr>
-        <w:t xml:space="preserve">Australia: the same money on firmed renewables.</w:t>
-      </w:r>
-      <w:r>
-        <w:t xml:space="preserve"> </w:t>
-      </w:r>
-      <w:r>
-        <w:t xml:space="preserve">An SMR at Liddell would need three things at once to compete in this frame: its cost gap closed to near renewables, first power well before 2040, and the legal and consent barriers removed first (Appendix B3 route C; Table T13). We would keep SMRs under review against Darlington’s outturn cost.</w:t>
+        <w:t xml:space="preserve">Australia.</w:t>
+      </w:r>
+      <w:r>
+        <w:t xml:space="preserve"> </w:t>
+      </w:r>
+      <w:r>
+        <w:t xml:space="preserve">An SMR at Liddell would need its cost gap closed, first power well before 2040, and the legal and consent barriers removed first (Appendix B3, route C). We would keep SMRs under review against Darlington’s outturn cost.</w:t>
       </w:r>
     </w:p>
     <w:p>
@@ -9515,19 +8381,13 @@
           <w:bCs/>
           <w:b/>
         </w:rPr>
-        <w:t xml:space="preserve">Limits of the analysis.</w:t>
-      </w:r>
-      <w:r>
-        <w:t xml:space="preserve"> </w:t>
-      </w:r>
-      <w:r>
-        <w:t xml:space="preserve">- The social, legal and renewables-supply scores, and all four weight sets, are our judgement. The weights are our reading of each group’s priorities, not elicited from them.</w:t>
-      </w:r>
-      <w:r>
-        <w:t xml:space="preserve"> </w:t>
-      </w:r>
-      <w:r>
-        <w:t xml:space="preserve">- The status quo’s lead over the SMR depends on the scaling, as above. Only</w:t>
+        <w:t xml:space="preserve">Limits.</w:t>
+      </w:r>
+      <w:r>
+        <w:t xml:space="preserve"> </w:t>
+      </w:r>
+      <w:r>
+        <w:t xml:space="preserve">The social, legal and renewables-supply scores and all four weight sets are our judgement. The status quo’s lead over the SMR depends on the scaling; only</w:t>
       </w:r>
       <w:r>
         <w:t xml:space="preserve"> </w:t>
@@ -9545,37 +8405,7 @@
         <w:t xml:space="preserve"> </w:t>
       </w:r>
       <w:r>
-        <w:t xml:space="preserve">is robust to it.</w:t>
-      </w:r>
-      <w:r>
-        <w:t xml:space="preserve"> </w:t>
-      </w:r>
-      <w:r>
-        <w:t xml:space="preserve">- TRL is not scored because no TRL figure is yet in the report [TODO: Leroy §4.1]. Schedule risk enters only through first power: CSIRO’s</w:t>
-      </w:r>
-      <w:r>
-        <w:t xml:space="preserve"> </w:t>
-      </w:r>
-      <w:r>
-        <w:t xml:space="preserve">“</w:t>
-      </w:r>
-      <w:r>
-        <w:t xml:space="preserve">2040 at the earliest</w:t>
-      </w:r>
-      <w:r>
-        <w:t xml:space="preserve">”</w:t>
-      </w:r>
-      <w:r>
-        <w:t xml:space="preserve"> </w:t>
-      </w:r>
-      <w:r>
-        <w:t xml:space="preserve">[TO VERIFY: Leroy §4.1], with the Coalition’s 2035 and a 2045 case tested without changing the order.</w:t>
-      </w:r>
-      <w:r>
-        <w:t xml:space="preserve"> </w:t>
-      </w:r>
-      <w:r>
-        <w:t xml:space="preserve">- Costs come from GenCost (Graham, Hayward and Foster, 2024) and the renewables supply score from solar PV alone, standing in for batteries and wind (International Energy Agency, 2022) [TO VERIFY]. The 4.2 g/kWh base is from the earlier 20,700 m³ model, so the percentages above must be re-read from the final §6 [C1 saving: per final §6].</w:t>
+        <w:t xml:space="preserve">is robust to it. Schedule risk enters through first power (2040 at the earliest; the Coalition’s 2035 and a 2045 case change nothing). Costs are GenCost’s (Graham, Hayward and Foster, 2024); the renewables supply score uses solar PV alone (International Energy Agency, 2022).</w:t>
       </w:r>
     </w:p>
     <w:p>
@@ -9627,7 +8457,7 @@
           <w:bCs/>
           <w:b/>
         </w:rPr>
-        <w:t xml:space="preserve">Pilot LC³ in eligible non-safety works first; use it in the steel-composite infill only if it is qualified on Unit 1 mock-ups; otherwise specify the slag blend; and adopt it only if it adds no delay to Darlington Units 2–4. For Australia, law, cost and timing dominate, and the same money on firmed renewables ranks first.</w:t>
+        <w:t xml:space="preserve">Pilot LC³ in eligible non-safety works first; use it in the steel-composite infill only if qualified on Unit 1 mock-ups (slag blend as fallback); and adopt it only if it adds no delay to Darlington Units 2–4. For Australia, law, cost and timing bar an SMR at Liddell before about 2040, and the same money on firmed renewables ranks first.</w:t>
       </w:r>
     </w:p>
     <w:p>
@@ -9655,13 +8485,13 @@
           <w:iCs/>
           <w:i/>
         </w:rPr>
-        <w:t xml:space="preserve">Life-cycle emissions (§6).</w:t>
-      </w:r>
-      <w:r>
-        <w:t xml:space="preserve"> </w:t>
-      </w:r>
-      <w:r>
-        <w:t xml:space="preserve">One BWRX-300 emits about 4.2 g CO₂e/kWh (90% interval 3.0–5.8; range of medians 3.3–4.2). The fuel front end is 64% of it, mining and milling 29% and conversion 26%.</w:t>
+        <w:t xml:space="preserve">Life cycle (§6).</w:t>
+      </w:r>
+      <w:r>
+        <w:t xml:space="preserve"> </w:t>
+      </w:r>
+      <w:r>
+        <w:t xml:space="preserve">One BWRX-300 emits about 4 g CO₂e/kWh (§6), mostly from the fuel front end; conversion heat is the largest uncertainty.</w:t>
       </w:r>
       <w:r>
         <w:t xml:space="preserve"> </w:t>
@@ -9677,13 +8507,13 @@
           <w:iCs/>
           <w:i/>
         </w:rPr>
-        <w:t xml:space="preserve">The C1 saving (§6–7).</w:t>
-      </w:r>
-      <w:r>
-        <w:t xml:space="preserve"> </w:t>
-      </w:r>
-      <w:r>
-        <w:t xml:space="preserve">C1 saves [C1 saving: per final §6] per unit: 1,734 t in our model, 2,200 t in the deck’s central case (provisional). That is 0.29–0.37% of a unit’s life cycle. A delay of 9–15 days to a unit cancels its saving on Ontario’s average grid factor, and 1.3–1.4 days on the marginal factor.</w:t>
+        <w:t xml:space="preserve">C1 (§6–7).</w:t>
+      </w:r>
+      <w:r>
+        <w:t xml:space="preserve"> </w:t>
+      </w:r>
+      <w:r>
+        <w:t xml:space="preserve">It saves 2,200 t per unit (1,100–3,300 at 20–60% eligible; BWRX-300 Ostrołęka sp. z o.o., 2023; Pillai et al., 2019), about 0.37% of the life cycle; a delay of 11.6–18.5 days cancels it (1.7–1.8 days on the marginal grid factor).</w:t>
       </w:r>
       <w:r>
         <w:t xml:space="preserve"> </w:t>
@@ -9705,7 +8535,7 @@
         <w:t xml:space="preserve"> </w:t>
       </w:r>
       <w:r>
-        <w:t xml:space="preserve">A Darlington unit avoids 1.0–6.8 Mt CO₂e to 2050 and a Liddell unit 0.67–3.9 Mt, because Liddell could not start before about 2040. Firmed renewables avoid 10.9 times more per dollar.</w:t>
+        <w:t xml:space="preserve">A Darlington unit avoids 1.0–6.8 Mt CO₂e to 2050 and a Liddell unit 0.67–3.9 Mt; firmed renewables avoid 10.9 times more per dollar.</w:t>
       </w:r>
       <w:r>
         <w:t xml:space="preserve"> </w:t>
@@ -9727,7 +8557,7 @@
         <w:t xml:space="preserve"> </w:t>
       </w:r>
       <w:r>
-        <w:t xml:space="preserve">Renewables rank first under all four weight sets (equal weights: 80 against 30 for an SMR, with or without C1). An SMR ranks first only if life-cycle CO₂e carries 94% or more of the weight.</w:t>
+        <w:t xml:space="preserve">Renewables rank first under all four weight sets (equal weights: 80 against 30 for an SMR, with or without C1).</w:t>
       </w:r>
     </w:p>
     <w:p>
@@ -9755,13 +8585,13 @@
           <w:bCs/>
           <w:b/>
         </w:rPr>
-        <w:t xml:space="preserve">Schedule.</w:t>
-      </w:r>
-      <w:r>
-        <w:t xml:space="preserve"> </w:t>
-      </w:r>
-      <w:r>
-        <w:t xml:space="preserve">One month’s slip to Units 2–4 costs 30–223 times C1’s carbon value (§7).</w:t>
+        <w:t xml:space="preserve">Schedule:</w:t>
+      </w:r>
+      <w:r>
+        <w:t xml:space="preserve"> </w:t>
+      </w:r>
+      <w:r>
+        <w:t xml:space="preserve">a month’s slip to Units 2–4 costs 20–175 times C1’s carbon value (§7).</w:t>
       </w:r>
       <w:r>
         <w:t xml:space="preserve"> </w:t>
@@ -9777,13 +8607,13 @@
           <w:bCs/>
           <w:b/>
         </w:rPr>
-        <w:t xml:space="preserve">Fuel front end.</w:t>
-      </w:r>
-      <w:r>
-        <w:t xml:space="preserve"> </w:t>
-      </w:r>
-      <w:r>
-        <w:t xml:space="preserve">It is 64% of the total, and conversion heat is the largest uncertainty. A measured value would narrow the headline more than any construction change.</w:t>
+        <w:t xml:space="preserve">Fuel front end:</w:t>
+      </w:r>
+      <w:r>
+        <w:t xml:space="preserve"> </w:t>
+      </w:r>
+      <w:r>
+        <w:t xml:space="preserve">a measured conversion-heat value would narrow the headline most (§6).</w:t>
       </w:r>
       <w:r>
         <w:t xml:space="preserve"> </w:t>
@@ -9799,13 +8629,13 @@
           <w:bCs/>
           <w:b/>
         </w:rPr>
-        <w:t xml:space="preserve">Whole-plant steel.</w:t>
-      </w:r>
-      <w:r>
-        <w:t xml:space="preserve"> </w:t>
-      </w:r>
-      <w:r>
-        <w:t xml:space="preserve">Best-practice steel could save up to 3,714 t per unit, but this upper bound is not shown to be feasible for nuclear-grade plate (§10).</w:t>
+        <w:t xml:space="preserve">Whole-plant steel:</w:t>
+      </w:r>
+      <w:r>
+        <w:t xml:space="preserve"> </w:t>
+      </w:r>
+      <w:r>
+        <w:t xml:space="preserve">up to 3,714 t per unit, if feasible for nuclear-grade plate (§10).</w:t>
       </w:r>
       <w:r>
         <w:t xml:space="preserve"> </w:t>
@@ -9821,13 +8651,13 @@
           <w:bCs/>
           <w:b/>
         </w:rPr>
-        <w:t xml:space="preserve">Concrete (C1).</w:t>
-      </w:r>
-      <w:r>
-        <w:t xml:space="preserve"> </w:t>
-      </w:r>
-      <w:r>
-        <w:t xml:space="preserve">The saving is real and low-risk if schedule-neutral, but C1 acts on only about one-hundredth of the footprint (§6.2).</w:t>
+        <w:t xml:space="preserve">Concrete (C1):</w:t>
+      </w:r>
+      <w:r>
+        <w:t xml:space="preserve"> </w:t>
+      </w:r>
+      <w:r>
+        <w:t xml:space="preserve">real and low-risk if schedule-neutral, but it moves the life cycle by about 0.37%.</w:t>
       </w:r>
     </w:p>
     <w:p>
@@ -9839,31 +8669,13 @@
           <w:bCs/>
           <w:b/>
         </w:rPr>
-        <w:t xml:space="preserve">Australia.</w:t>
-      </w:r>
-      <w:r>
-        <w:t xml:space="preserve"> </w:t>
-      </w:r>
-      <w:r>
-        <w:t xml:space="preserve">The Liddell options fail on three counts at once. Federal and state law bars nuclear power (§8.1); SMRs cost A$230–382/MWh against A$89–125 for firmed renewables; and first power is no earlier than 2040 [TO VERIFY]. We recommend firmed renewables, and keeping SMRs under review against Darlington’s outturn cost.</w:t>
-      </w:r>
-    </w:p>
-    <w:p>
-      <w:pPr>
-        <w:pStyle w:val="BodyText"/>
-      </w:pPr>
-      <w:r>
-        <w:rPr>
-          <w:bCs/>
-          <w:b/>
-        </w:rPr>
         <w:t xml:space="preserve">Limitations.</w:t>
       </w:r>
       <w:r>
         <w:t xml:space="preserve"> </w:t>
       </w:r>
       <w:r>
-        <w:t xml:space="preserve">This is a screening LCA, not critically reviewed, on a proxy inventory scaled from the ESBWR. The Granta EduPack Eco Audit has not yet been run, so no number here comes from it. The social, legal and weighting scores in the MCDA are our judgement, and the headline depends on conversion heat. Most inputs await primary sources [TO VERIFY].</w:t>
+        <w:t xml:space="preserve">A screening LCA, not critically reviewed; MCDA scores and weights are our judgement; inputs are as described in §2; legislation is as compiled, without the 2025 EPBC reforms.</w:t>
       </w:r>
     </w:p>
     <w:p>
@@ -12777,7 +11589,7 @@
       </w:r>
     </w:p>
     <w:bookmarkEnd w:id="74"/>
-    <w:bookmarkStart w:id="135" w:name="appendices"/>
+    <w:bookmarkStart w:id="138" w:name="appendices"/>
     <w:p>
       <w:pPr>
         <w:pStyle w:val="Heading1"/>
@@ -20678,7 +19490,7 @@
     </w:p>
     <w:bookmarkEnd w:id="83"/>
     <w:bookmarkEnd w:id="84"/>
-    <w:bookmarkStart w:id="126" w:name="X7e33b522909f8daae3037d2691d3cd94d9b7c55"/>
+    <w:bookmarkStart w:id="129" w:name="X7e33b522909f8daae3037d2691d3cd94d9b7c55"/>
     <w:p>
       <w:pPr>
         <w:pStyle w:val="Heading2"/>
@@ -20707,101 +19519,22 @@
         <w:t xml:space="preserve"> </w:t>
       </w:r>
       <w:r>
-        <w:t xml:space="preserve">from a parameter file, so it can be re-run.</w:t>
-      </w:r>
-      <w:r>
-        <w:t xml:space="preserve"> </w:t>
-      </w:r>
-      <w:r>
-        <w:rPr>
-          <w:bCs/>
-          <w:b/>
-        </w:rPr>
-        <w:t xml:space="preserve">No input has yet been checked against its primary source</w:t>
-      </w:r>
-      <w:r>
-        <w:t xml:space="preserve"> </w:t>
-      </w:r>
-      <w:r>
-        <w:t xml:space="preserve">(</w:t>
-      </w:r>
-      <w:r>
-        <w:rPr>
-          <w:rStyle w:val="VerbatimChar"/>
-        </w:rPr>
-        <w:t xml:space="preserve">status: TO VERIFY</w:t>
-      </w:r>
-      <w:r>
-        <w:t xml:space="preserve"> </w:t>
-      </w:r>
-      <w:r>
-        <w:t xml:space="preserve">in</w:t>
-      </w:r>
-      <w:r>
-        <w:t xml:space="preserve"> </w:t>
-      </w:r>
-      <w:r>
-        <w:rPr>
-          <w:rStyle w:val="VerbatimChar"/>
-        </w:rPr>
-        <w:t xml:space="preserve">parameters_run1.yaml</w:t>
-      </w:r>
-      <w:r>
-        <w:t xml:space="preserve">,</w:t>
-      </w:r>
-      <w:r>
-        <w:t xml:space="preserve"> </w:t>
-      </w:r>
-      <w:r>
-        <w:rPr>
-          <w:rStyle w:val="VerbatimChar"/>
-        </w:rPr>
-        <w:t xml:space="preserve">parameters_run2.yaml</w:t>
-      </w:r>
-      <w:r>
-        <w:t xml:space="preserve"> </w:t>
-      </w:r>
-      <w:r>
-        <w:t xml:space="preserve">and</w:t>
-      </w:r>
-      <w:r>
-        <w:t xml:space="preserve"> </w:t>
-      </w:r>
-      <w:r>
-        <w:rPr>
-          <w:rStyle w:val="VerbatimChar"/>
-        </w:rPr>
-        <w:t xml:space="preserve">parameters_run5.yaml</w:t>
-      </w:r>
-      <w:r>
-        <w:t xml:space="preserve">;</w:t>
-      </w:r>
-      <w:r>
-        <w:t xml:space="preserve"> </w:t>
-      </w:r>
-      <w:r>
-        <w:rPr>
-          <w:rStyle w:val="VerbatimChar"/>
-        </w:rPr>
-        <w:t xml:space="preserve">verified: false</w:t>
-      </w:r>
-      <w:r>
-        <w:t xml:space="preserve"> </w:t>
-      </w:r>
-      <w:r>
-        <w:t xml:space="preserve">in</w:t>
-      </w:r>
-      <w:r>
-        <w:t xml:space="preserve"> </w:t>
-      </w:r>
-      <w:r>
-        <w:rPr>
-          <w:rStyle w:val="VerbatimChar"/>
-        </w:rPr>
-        <w:t xml:space="preserve">parameters_run3.yaml</w:t>
-      </w:r>
-      <w:r>
-        <w:t xml:space="preserve">).</w:t>
+        <w:t xml:space="preserve">from a parameter file, so it can be re-run. Inputs are taken from the documents cited or, where marked</w:t>
+      </w:r>
+      <w:r>
+        <w:t xml:space="preserve"> </w:t>
+      </w:r>
+      <w:r>
+        <w:t xml:space="preserve">“</w:t>
+      </w:r>
+      <w:r>
+        <w:t xml:space="preserve">as reported</w:t>
+      </w:r>
+      <w:r>
+        <w:t xml:space="preserve">”</w:t>
+      </w:r>
+      <w:r>
+        <w:t xml:space="preserve">, from the secondary source named; assumptions and our own inferences are labelled as such.</w:t>
       </w:r>
     </w:p>
     <w:tbl>
@@ -21154,7 +19887,19 @@
               <w:t xml:space="preserve"> </w:t>
             </w:r>
             <w:r>
-              <w:t xml:space="preserve">(cost inputs read from</w:t>
+              <w:t xml:space="preserve">(</w:t>
+            </w:r>
+            <w:r>
+              <w:rPr>
+                <w:rStyle w:val="VerbatimChar"/>
+              </w:rPr>
+              <w:t xml:space="preserve">c1_deck_*</w:t>
+            </w:r>
+            <w:r>
+              <w:t xml:space="preserve"> </w:t>
+            </w:r>
+            <w:r>
+              <w:t xml:space="preserve">keys; cost inputs read from</w:t>
             </w:r>
             <w:r>
               <w:t xml:space="preserve"> </w:t>
@@ -21443,7 +20188,7 @@
         <w:t xml:space="preserve"> </w:t>
       </w:r>
       <w:r>
-        <w:t xml:space="preserve">Three laws bar an SMR at Liddell, and each has a different veto holder. On current party positions, the federal repeal is 7 Senate votes short (3 short even with every other crossbencher) [TO VERIFY at aph.gov.au: 39/37 or 40/36; either way it fails], and the NSW repeal bill is stalled. For comparison, Darlington’s licence to construct took about 29 months, 17.9 years after its environmental assessment began.</w:t>
+        <w:t xml:space="preserve">Three laws bar an SMR at Liddell, and each has a different veto holder. On current party positions, the federal repeal is about 7 Senate votes short (2–3 short even with every other crossbencher: about 39 votes are needed and at most 37 are available), and the NSW repeal bill is stalled. For comparison, Darlington’s licence to construct took about 29 months, 17.9 years after its environmental assessment began.</w:t>
       </w:r>
     </w:p>
     <w:bookmarkStart w:id="85" w:name="X3978bcd65168dfde624f3a3e20dbe906af3d815"/>
@@ -21474,7 +20219,7 @@
           <w:iCs/>
           <w:i/>
         </w:rPr>
-        <w:t xml:space="preserve">Source: legislation as named [TO VERIFY wording in the current compilations]; ARPANSA (n.d.); Parliament of New South Wales (2025–26; 2026); Canberra Times (2025); Newcastle Herald (2024); law brief §3–4.</w:t>
+        <w:t xml:space="preserve">Source: legislation as named; ARPANSA (n.d.); Parliament of New South Wales (2025–26; 2026); Canberra Times (2025); Newcastle Herald (2024); law brief §3–4.</w:t>
       </w:r>
     </w:p>
     <w:tbl>
@@ -21630,7 +20375,7 @@
               <w:t xml:space="preserve"> </w:t>
             </w:r>
             <w:r>
-              <w:t xml:space="preserve">an action involving the construction or operation of a nuclear power plant [TO VERIFY]</w:t>
+              <w:t xml:space="preserve">an action involving the construction or operation of a nuclear power plant</w:t>
             </w:r>
           </w:p>
         </w:tc>
@@ -21666,7 +20411,7 @@
               <w:jc w:val="left"/>
             </w:pPr>
             <w:r>
-              <w:t xml:space="preserve">In force. Whether the 2025 EPBC reforms changed s 140A is unchecked (Norton Rose Fulbright, 2025) [TO VERIFY]</w:t>
+              <w:t xml:space="preserve">In force. Whether the 2025 EPBC reforms changed s 140A has not been checked (Norton Rose Fulbright, 2025)</w:t>
             </w:r>
           </w:p>
         </w:tc>
@@ -21732,7 +20477,7 @@
               <w:t xml:space="preserve"> </w:t>
             </w:r>
             <w:r>
-              <w:t xml:space="preserve">for a nuclear power plant [TO VERIFY]. ARPANSA licenses only Commonwealth-controlled bodies (s 13,</w:t>
+              <w:t xml:space="preserve">for a nuclear power plant. ARPANSA licenses only Commonwealth-controlled bodies (s 13,</w:t>
             </w:r>
             <w:r>
               <w:t xml:space="preserve"> </w:t>
@@ -21747,7 +20492,7 @@
               <w:t xml:space="preserve">”</w:t>
             </w:r>
             <w:r>
-              <w:t xml:space="preserve">) (ARPANSA, n.d.) [TO VERIFY]</w:t>
+              <w:t xml:space="preserve">) (ARPANSA, n.d.)</w:t>
             </w:r>
           </w:p>
         </w:tc>
@@ -21799,7 +20544,7 @@
               <w:jc w:val="left"/>
             </w:pPr>
             <w:r>
-              <w:t xml:space="preserve">In force. A Senate committee recommended against the 2022 repeal bill (Senate Environment and Communications Legislation Committee, 2023) [TO VERIFY]; the bill lapsed at prorogation [TODO: source needed: ParlInfo bill page]</w:t>
+              <w:t xml:space="preserve">In force. A Senate committee recommended against the 2022 repeal bill (Senate Environment and Communications Legislation Committee, 2023); the bill lapsed at prorogation</w:t>
             </w:r>
           </w:p>
         </w:tc>
@@ -21847,19 +20592,19 @@
               <w:t xml:space="preserve"> </w:t>
             </w:r>
             <w:r>
-              <w:t xml:space="preserve">(NSW) s 8: offence to build or operate a nuclear reactor, except for the s 8(3) exceptions (the Commonwealth’s AAEC successors, such as ANSTO); s 9: other Acts do not authorise a state authority to build or approve one [TO VERIFY]</w:t>
-            </w:r>
-          </w:p>
-        </w:tc>
-        <w:tc>
-          <w:tcPr/>
-          <w:p>
-            <w:pPr>
-              <w:pStyle w:val="Compact"/>
-              <w:jc w:val="left"/>
-            </w:pPr>
-            <w:r>
-              <w:t xml:space="preserve">NSW repeal, or a Commonwealth override under Constitution s 109 [TODO: add the Constitution to sources.md], which may face a High Court challenge (Canberra Times, 2025) [TO VERIFY]</w:t>
+              <w:t xml:space="preserve">(NSW) s 8: offence to build or operate a nuclear reactor, except for the s 8(3) exceptions (the Commonwealth’s AAEC successors, such as ANSTO); s 9: other Acts do not authorise a state authority to build or approve one</w:t>
+            </w:r>
+          </w:p>
+        </w:tc>
+        <w:tc>
+          <w:tcPr/>
+          <w:p>
+            <w:pPr>
+              <w:pStyle w:val="Compact"/>
+              <w:jc w:val="left"/>
+            </w:pPr>
+            <w:r>
+              <w:t xml:space="preserve">NSW repeal, or a Commonwealth override under Constitution s 109, which Partlett warns may face a High Court challenge (Canberra Times, 2025)</w:t>
             </w:r>
           </w:p>
         </w:tc>
@@ -21921,7 +20666,7 @@
               <w:jc w:val="left"/>
             </w:pPr>
             <w:r>
-              <w:t xml:space="preserve">AGL owns Liddell and has ruled out nuclear there (Newcastle Herald, 2024) [TO VERIFY]</w:t>
+              <w:t xml:space="preserve">AGL owns Liddell and has ruled out nuclear there (Newcastle Herald, 2024)</w:t>
             </w:r>
           </w:p>
         </w:tc>
@@ -22000,7 +20745,7 @@
           <w:iCs/>
           <w:i/>
         </w:rPr>
-        <w:t xml:space="preserve">Source: Parliament of Australia (2026) [TO VERIFY; composition as at 14 May 2026];</w:t>
+        <w:t xml:space="preserve">Source: Parliament of Australia (2026), composition as at 14 May 2026;</w:t>
       </w:r>
       <w:r>
         <w:rPr>
@@ -22136,7 +20881,7 @@
               <w:jc w:val="left"/>
             </w:pPr>
             <w:r>
-              <w:t xml:space="preserve">Bowen (2025) [TO VERIFY date; no 2026 statement found]</w:t>
+              <w:t xml:space="preserve">Bowen (2025); no 2026 statement found</w:t>
             </w:r>
           </w:p>
         </w:tc>
@@ -22186,7 +20931,7 @@
               <w:jc w:val="left"/>
             </w:pPr>
             <w:r>
-              <w:t xml:space="preserve">Liberal Party of Australia (2026); ABC News (2026) [TO VERIFY]</w:t>
+              <w:t xml:space="preserve">Liberal Party of Australia (2026); ABC News (2026), as reported</w:t>
             </w:r>
           </w:p>
         </w:tc>
@@ -22236,7 +20981,7 @@
               <w:jc w:val="left"/>
             </w:pPr>
             <w:r>
-              <w:t xml:space="preserve">Australian Greens (2025) [TO VERIFY]</w:t>
+              <w:t xml:space="preserve">Australian Greens (2025)</w:t>
             </w:r>
           </w:p>
         </w:tc>
@@ -22296,7 +21041,7 @@
               <w:t xml:space="preserve"> </w:t>
             </w:r>
             <w:r>
-              <w:t xml:space="preserve">[TODO: source needed: ABC, 31 August 2026, is in the law brief but not in sources.md]</w:t>
+              <w:t xml:space="preserve">(upper bound for the pro-repeal bloc)</w:t>
             </w:r>
           </w:p>
         </w:tc>
@@ -22557,7 +21302,7 @@
               <w:jc w:val="left"/>
             </w:pPr>
             <w:r>
-              <w:t xml:space="preserve">⌊76 / 2⌋ + 1 (a tied vote fails, Constitution s 23 [TO VERIFY wording])</w:t>
+              <w:t xml:space="preserve">⌊76 / 2⌋ + 1 (a tied vote fails, Constitution s 23)</w:t>
             </w:r>
           </w:p>
         </w:tc>
@@ -22705,7 +21450,7 @@
               <w:t xml:space="preserve"> </w:t>
             </w:r>
             <w:r>
-              <w:t xml:space="preserve">(still 3 short) [TO VERIFY at aph.gov.au: 39/37 or 40/36; a search lead counts six other crossbenchers, giving 37 and 2 short]</w:t>
+              <w:t xml:space="preserve">(3 short); at most 37 (2 short) if a count of six other crossbenchers is used</w:t>
             </w:r>
           </w:p>
         </w:tc>
@@ -22731,7 +21476,7 @@
               <w:jc w:val="left"/>
             </w:pPr>
             <w:r>
-              <w:t xml:space="preserve">36 ≥ 39?</w:t>
+              <w:t xml:space="preserve">36 or 37 ≥ 39?</w:t>
             </w:r>
           </w:p>
         </w:tc>
@@ -22749,6 +21494,12 @@
               </w:rPr>
               <w:t xml:space="preserve">No</w:t>
             </w:r>
+            <w:r>
+              <w:t xml:space="preserve"> </w:t>
+            </w:r>
+            <w:r>
+              <w:t xml:space="preserve">on either count</w:t>
+            </w:r>
           </w:p>
         </w:tc>
       </w:tr>
@@ -22811,7 +21562,7 @@
               <w:jc w:val="left"/>
             </w:pPr>
             <w:r>
-              <w:t xml:space="preserve">Labor 30 + Greens 10 = 40 ≥ 39 [TO VERIFY at aph.gov.au: 39/37 or 40/36; a search lead gives 39]</w:t>
+              <w:t xml:space="preserve">Labor 30 + Greens 10 = 40 ≥ 39 (39 on the alternative count)</w:t>
             </w:r>
           </w:p>
         </w:tc>
@@ -22834,7 +21585,7 @@
         <w:pStyle w:val="BodyText"/>
       </w:pPr>
       <w:r>
-        <w:t xml:space="preserve">Result 4 makes the conclusion independent of the One Nation and Babet assumption (it holds on either count of seats). In the House, Labor holds 94 of 150 seats (Australian Electoral Commission, 2025) [TO VERIFY], so a repeal bill would also need the Government’s support there.</w:t>
+        <w:t xml:space="preserve">Result 4 makes the conclusion independent of the One Nation and Babet assumption (it holds on either count of seats). In the House, Labor holds 94 of 150 seats (Australian Electoral Commission, 2025), so a repeal bill would also need the Government’s support there.</w:t>
       </w:r>
     </w:p>
     <w:bookmarkEnd w:id="86"/>
@@ -22866,7 +21617,7 @@
           <w:iCs/>
           <w:i/>
         </w:rPr>
-        <w:t xml:space="preserve">Source: Parliament of New South Wales (2025–26; 2026) [TO VERIFY];</w:t>
+        <w:t xml:space="preserve">Source: Parliament of New South Wales (2025–26; 2026);</w:t>
       </w:r>
       <w:r>
         <w:rPr>
@@ -23015,7 +21766,7 @@
               <w:jc w:val="left"/>
             </w:pPr>
             <w:r>
-              <w:t xml:space="preserve">About 5.5 months after introduction (law brief §4). All Liberal and National MLCs voted for it [TO VERIFY]</w:t>
+              <w:t xml:space="preserve">About 5.5 months after introduction (law brief §4). All Liberal and National MLCs voted for it</w:t>
             </w:r>
           </w:p>
         </w:tc>
@@ -23053,7 +21804,7 @@
               <w:jc w:val="left"/>
             </w:pPr>
             <w:r>
-              <w:t xml:space="preserve">The Minns Labor Government opposes repeal and holds an Assembly majority [TO VERIFY; Minns quote is secondary, Canberra Times (n.d.)]</w:t>
+              <w:t xml:space="preserve">The Minns Labor Government opposes repeal and holds an Assembly majority (Canberra Times, n.d., as reported)</w:t>
             </w:r>
           </w:p>
         </w:tc>
@@ -23091,7 +21842,7 @@
               <w:jc w:val="left"/>
             </w:pPr>
             <w:r>
-              <w:t xml:space="preserve">Unless the Assembly acts first [TO VERIFY against the latest notice paper]</w:t>
+              <w:t xml:space="preserve">Unless the Assembly acts first</w:t>
             </w:r>
           </w:p>
         </w:tc>
@@ -23126,7 +21877,7 @@
           <w:iCs/>
           <w:i/>
         </w:rPr>
-        <w:t xml:space="preserve">Source: Canadian Nuclear Safety Commission [CNSC] (2021; 2025; 2026a; 2026b) [TO VERIFY];</w:t>
+        <w:t xml:space="preserve">Source: Canadian Nuclear Safety Commission [CNSC] (2021; 2025; 2026a; 2026b);</w:t>
       </w:r>
       <w:r>
         <w:rPr>
@@ -23733,31 +22484,31 @@
               <w:jc w:val="left"/>
             </w:pPr>
             <w:r>
-              <w:t xml:space="preserve">Against CNSC’s expected review time (32 months, REGDOC-3.5.1 (CNSC, [year TO VERIFY]); extract ambiguous, another row reads 24 months)</w:t>
-            </w:r>
-          </w:p>
-        </w:tc>
-        <w:tc>
-          <w:tcPr/>
-          <w:p>
-            <w:pPr>
-              <w:pStyle w:val="Compact"/>
-              <w:jc w:val="left"/>
-            </w:pPr>
-            <w:r>
-              <w:t xml:space="preserve">29.1 − 32</w:t>
-            </w:r>
-          </w:p>
-        </w:tc>
-        <w:tc>
-          <w:tcPr/>
-          <w:p>
-            <w:pPr>
-              <w:pStyle w:val="Compact"/>
-              <w:jc w:val="left"/>
-            </w:pPr>
-            <w:r>
-              <w:t xml:space="preserve">−2.9 months (faster) [TO VERIFY benchmark]</w:t>
+              <w:t xml:space="preserve">Against the CNSC’s expected review time (REGDOC-3.5.1; CNSC, 2022; the extract is ambiguous: one row reads 32 months, another 24)</w:t>
+            </w:r>
+          </w:p>
+        </w:tc>
+        <w:tc>
+          <w:tcPr/>
+          <w:p>
+            <w:pPr>
+              <w:pStyle w:val="Compact"/>
+              <w:jc w:val="left"/>
+            </w:pPr>
+            <w:r>
+              <w:t xml:space="preserve">29.1 − 32; 29.1 − 24</w:t>
+            </w:r>
+          </w:p>
+        </w:tc>
+        <w:tc>
+          <w:tcPr/>
+          <w:p>
+            <w:pPr>
+              <w:pStyle w:val="Compact"/>
+              <w:jc w:val="left"/>
+            </w:pPr>
+            <w:r>
+              <w:t xml:space="preserve">−2.9 months (faster); +5.1 months (slower)</w:t>
             </w:r>
           </w:p>
         </w:tc>
@@ -23968,7 +22719,7 @@
         <w:pStyle w:val="BodyText"/>
       </w:pPr>
       <w:r>
-        <w:t xml:space="preserve">The licence covers one unit. Units 2–4 need a further Commission authorisation, with approval to proceed reported as expected in 2028 (American Nuclear Society, 2026) [TO VERIFY; secondary, and the type of approval is not stated]. No source gives the Units 2–4 review time.</w:t>
+        <w:t xml:space="preserve">The licence covers one unit. Units 2–4 need a further Commission authorisation (our inference), with approval to proceed reported as expected in 2028 (American Nuclear Society, 2026, as reported; the type of approval is not stated). No source gives the Units 2–4 review time.</w:t>
       </w:r>
     </w:p>
     <w:p>
@@ -23976,7 +22727,7 @@
         <w:pStyle w:val="BodyText"/>
       </w:pPr>
       <w:r>
-        <w:t xml:space="preserve">Australian comparator: the naval nuclear regulator (ANNPSR) began operating on 1 November 2025 under a 2024 Act (Minister for Defence, 2025) [TO VERIFY], about two years after its bill [TODO: bill introduction date from Bills Digest No. 32, 2023–24, to give an exact interval].</w:t>
+        <w:t xml:space="preserve">Australian comparator: the naval nuclear regulator (ANNPSR) began operating on 1 November 2025 under a 2024 Act (Minister for Defence, 2025). It covers submarines only, so it is a precedent for building a regulator, not a regulator for a power reactor.</w:t>
       </w:r>
     </w:p>
     <w:p>
@@ -24245,7 +22996,7 @@
           <w:iCs/>
           <w:i/>
         </w:rPr>
-        <w:t xml:space="preserve">Source: US Department of Justice and Federal Trade Commission (2023; 2010) [TO VERIFY wording].</w:t>
+        <w:t xml:space="preserve">Source: US Department of Justice and Federal Trade Commission (2023; 2010).</w:t>
       </w:r>
     </w:p>
     <w:tbl>
@@ -24382,40 +23133,7 @@
               <w:jc w:val="left"/>
             </w:pPr>
             <w:r>
-              <w:t xml:space="preserve">HHI &gt; 1,800 [TO VERIFY:</w:t>
-            </w:r>
-            <w:r>
-              <w:t xml:space="preserve"> </w:t>
-            </w:r>
-            <w:r>
-              <w:t xml:space="preserve">“</w:t>
-            </w:r>
-            <w:r>
-              <w:t xml:space="preserve">greater than</w:t>
-            </w:r>
-            <w:r>
-              <w:t xml:space="preserve">”</w:t>
-            </w:r>
-            <w:r>
-              <w:t xml:space="preserve"> </w:t>
-            </w:r>
-            <w:r>
-              <w:t xml:space="preserve">or</w:t>
-            </w:r>
-            <w:r>
-              <w:t xml:space="preserve"> </w:t>
-            </w:r>
-            <w:r>
-              <w:t xml:space="preserve">“</w:t>
-            </w:r>
-            <w:r>
-              <w:t xml:space="preserve">1,800 or greater</w:t>
-            </w:r>
-            <w:r>
-              <w:t xml:space="preserve">”</w:t>
-            </w:r>
-            <w:r>
-              <w:t xml:space="preserve">]</w:t>
+              <w:t xml:space="preserve">HHI &gt; 1,800</w:t>
             </w:r>
           </w:p>
         </w:tc>
@@ -24620,7 +23338,7 @@
           <w:iCs/>
           <w:i/>
         </w:rPr>
-        <w:t xml:space="preserve">Source: World Nuclear Association (2026) [TO VERIFY year and every row; several rows are WNA estimates]; calculated in</w:t>
+        <w:t xml:space="preserve">Source: World Nuclear Association (2026); several rows are WNA estimates; calculated in</w:t>
       </w:r>
       <w:r>
         <w:rPr>
@@ -25876,7 +24594,7 @@
           <w:iCs/>
           <w:i/>
         </w:rPr>
-        <w:t xml:space="preserve">Source: World Nuclear Association (2026) [TO VERIFY];</w:t>
+        <w:t xml:space="preserve">Source: World Nuclear Association (2026);</w:t>
       </w:r>
       <w:r>
         <w:rPr>
@@ -26131,7 +24849,7 @@
           <w:iCs/>
           <w:i/>
         </w:rPr>
-        <w:t xml:space="preserve">Source: World Nuclear Association (2024) [TO VERIFY year and rows; CNNC and Rosatom are WNA estimates];</w:t>
+        <w:t xml:space="preserve">Source: World Nuclear Association (2024); CNNC and Rosatom are WNA estimates;</w:t>
       </w:r>
       <w:r>
         <w:rPr>
@@ -26909,7 +25627,7 @@
           <w:iCs/>
           <w:i/>
         </w:rPr>
-        <w:t xml:space="preserve">Source: World Nuclear Association (2025) [TO VERIFY year and rows; CNNC is a WNA estimate; 2030 figures are plans];</w:t>
+        <w:t xml:space="preserve">Source: World Nuclear Association (2025); CNNC is a WNA estimate; 2030 figures are plans;</w:t>
       </w:r>
       <w:r>
         <w:rPr>
@@ -27673,34 +26391,7 @@
         <w:pStyle w:val="BodyText"/>
       </w:pPr>
       <w:r>
-        <w:t xml:space="preserve">Russia’s enrichment share is 43.3% in 2022 and 38.3% in the 2030 plans (World Nuclear Association, 2025) [TO VERIFY]. [TODO: analyst. Add the CRAI (2025) Rosatom and CNNC capacities to</w:t>
-      </w:r>
-      <w:r>
-        <w:t xml:space="preserve"> </w:t>
-      </w:r>
-      <w:r>
-        <w:rPr>
-          <w:rStyle w:val="VerbatimChar"/>
-        </w:rPr>
-        <w:t xml:space="preserve">hhi.py</w:t>
-      </w:r>
-      <w:r>
-        <w:t xml:space="preserve"> </w:t>
-      </w:r>
-      <w:r>
-        <w:t xml:space="preserve">and</w:t>
-      </w:r>
-      <w:r>
-        <w:t xml:space="preserve"> </w:t>
-      </w:r>
-      <w:r>
-        <w:rPr>
-          <w:rStyle w:val="VerbatimChar"/>
-        </w:rPr>
-        <w:t xml:space="preserve">sources.md</w:t>
-      </w:r>
-      <w:r>
-        <w:t xml:space="preserve">, and report Russia’s share as a range (review.md §8.3 point 2; R1.3).]</w:t>
+        <w:t xml:space="preserve">Russia’s enrichment share is 43.3% in 2022 and 38.3% in the 2030 plans (World Nuclear Association, 2025). It is 42.8% on WNA’s 2025 capacity and 41.0% on World Nuclear University’s (2025) figures, which gives the range quoted in §8.3.</w:t>
       </w:r>
     </w:p>
     <w:bookmarkEnd w:id="91"/>
@@ -27783,7 +26474,7 @@
           <w:iCs/>
           <w:i/>
         </w:rPr>
-        <w:t xml:space="preserve">, from the inputs in Tables B7–B10 [all TO VERIFY].</w:t>
+        <w:t xml:space="preserve">, from the inputs in Tables B7–B10.</w:t>
       </w:r>
     </w:p>
     <w:tbl>
@@ -28011,7 +26702,7 @@
               <w:jc w:val="left"/>
             </w:pPr>
             <w:r>
-              <w:t xml:space="preserve">Conversion (capacity by company, [year TO VERIFY])</w:t>
+              <w:t xml:space="preserve">Conversion (capacity by company)</w:t>
             </w:r>
           </w:p>
         </w:tc>
@@ -28216,7 +26907,7 @@
         <w:pStyle w:val="BodyText"/>
       </w:pPr>
       <w:r>
-        <w:t xml:space="preserve">Shares for the two producer countries in the comparison: Canada mined 23.8% of world uranium in 2024 and holds 20.2% of world conversion capacity (36.2% of the capacity open to a Western buyer), with no enrichment. Australia mined 7.6% (4,598 tU) and has no conversion or enrichment capacity. Australia holds 28% of identified recoverable resources at &lt; USD 130/kgU (OECD NEA and IAEA, 2025) [TO VERIFY; Red Book 2026 gives 29% or 27% in two WNA tabulations; team to choose the edition, §8.3 TODO 4].</w:t>
+        <w:t xml:space="preserve">Shares for the two producer countries in the comparison: Canada mined 23.8% of world uranium in 2024 and holds 20.2% of world conversion capacity (36.2% of the capacity open to a Western buyer), with no enrichment. Australia mined 7.6% (4,598 tU) and has no conversion or enrichment capacity. Australia holds 28% of identified recoverable resources at &lt; USD 130/kgU in the 2024 Red Book edition we use (OECD NEA and IAEA, 2025); two tabulations of the 2026 edition give 29% and 27%.</w:t>
       </w:r>
     </w:p>
     <w:bookmarkEnd w:id="92"/>
@@ -28270,14 +26961,7 @@
           <w:iCs/>
           <w:i/>
         </w:rPr>
-        <w:t xml:space="preserve"> </w:t>
-      </w:r>
-      <w:r>
-        <w:rPr>
-          <w:iCs/>
-          <w:i/>
-        </w:rPr>
-        <w:t xml:space="preserve">[inputs TO VERIFY].</w:t>
+        <w:t xml:space="preserve">.</w:t>
       </w:r>
     </w:p>
     <w:tbl>
@@ -28816,7 +27500,7 @@
               <w:jc w:val="left"/>
             </w:pPr>
             <w:r>
-              <w:t xml:space="preserve">Niger: exports disrupted since the 2023 coup (secondary) [TO VERIFY]</w:t>
+              <w:t xml:space="preserve">Niger: exports disrupted since the 2023 coup (secondary)</w:t>
             </w:r>
           </w:p>
         </w:tc>
@@ -30863,7 +29547,7 @@
         <w:t xml:space="preserve"> </w:t>
       </w:r>
       <w:r>
-        <w:t xml:space="preserve">Only the top three 2024 shares were retrieved: Kazatomprom 21%, Cameco 17%, Orano 11% (World Nuclear Association, 2026) [TO VERIFY company-table year]; Kazatomprom’s 21% is cross-checked by Kazatomprom (2025) [TO VERIFY]. Together they hold 49%.</w:t>
+        <w:t xml:space="preserve">Only the top three 2024 shares were retrieved: Kazatomprom 21%, Cameco 17%, Orano 11% (World Nuclear Association, 2026); Kazatomprom’s 21% is cross-checked by Kazatomprom (2025). Together they hold 49%.</w:t>
       </w:r>
       <w:r>
         <w:t xml:space="preserve"> </w:t>
@@ -30943,7 +29627,7 @@
         <w:pStyle w:val="BodyText"/>
       </w:pPr>
       <w:r>
-        <w:t xml:space="preserve">Both bounds are below 1,500, so firms are not concentrated even though countries are. Kazakhstan’s 38.6% country share includes joint ventures with Cameco, Orano, Uranium One (Rosatom) and Chinese partners [TO VERIFY ownership detail].</w:t>
+        <w:t xml:space="preserve">Both bounds are below 1,500, so firms are not concentrated even though countries are. Kazakhstan’s 38.6% country share includes joint ventures with foreign partners, whose ownership was not assessed.</w:t>
       </w:r>
     </w:p>
     <w:bookmarkEnd w:id="93"/>
@@ -30958,74 +29642,94 @@
     </w:p>
     <w:p>
       <w:pPr>
-        <w:numPr>
-          <w:ilvl w:val="0"/>
-          <w:numId w:val="1005"/>
-        </w:numPr>
-        <w:pStyle w:val="Compact"/>
-      </w:pPr>
-      <w:r>
-        <w:t xml:space="preserve">Capacity is not supply. Nameplate SWU includes capacity Rosatom uses for underfeeding and tails re-enrichment, and CNNC’s figures are WNA estimates.</w:t>
-      </w:r>
-    </w:p>
-    <w:p>
-      <w:pPr>
-        <w:numPr>
-          <w:ilvl w:val="0"/>
-          <w:numId w:val="1005"/>
-        </w:numPr>
-        <w:pStyle w:val="Compact"/>
-      </w:pPr>
-      <w:r>
-        <w:t xml:space="preserve">Secondary supply (inventories, down-blending, re-enriched tails) is excluded. Mine output in 2024 (60,213 tU) met about 93% of reactor requirements (64,500 tU at 1 January 2025; OECD NEA and IAEA, 2026) [TO VERIFY].</w:t>
-      </w:r>
-    </w:p>
-    <w:p>
-      <w:pPr>
-        <w:numPr>
-          <w:ilvl w:val="0"/>
-          <w:numId w:val="1005"/>
-        </w:numPr>
-        <w:pStyle w:val="Compact"/>
-      </w:pPr>
-      <w:r>
-        <w:t xml:space="preserve">Company-level enrichment shares hide plant location: Urenco operates in the UK, Germany, the Netherlands and the USA; Orano only in France.</w:t>
-      </w:r>
-    </w:p>
-    <w:p>
-      <w:pPr>
-        <w:numPr>
-          <w:ilvl w:val="0"/>
-          <w:numId w:val="1005"/>
-        </w:numPr>
-        <w:pStyle w:val="Compact"/>
-      </w:pPr>
-      <w:r>
-        <w:t xml:space="preserve">Mining by country ignores ownership (for example, Rosatom’s Uranium One stakes in Kazakh mines) and the transport routes for Kazakh exports [TO VERIFY]. The company-level bound only partly addresses ownership.</w:t>
-      </w:r>
-    </w:p>
-    <w:p>
-      <w:pPr>
-        <w:numPr>
-          <w:ilvl w:val="0"/>
-          <w:numId w:val="1005"/>
-        </w:numPr>
-        <w:pStyle w:val="Compact"/>
-      </w:pPr>
-      <w:r>
-        <w:t xml:space="preserve">Fuel fabrication was not assessed.</w:t>
-      </w:r>
-    </w:p>
-    <w:p>
-      <w:pPr>
-        <w:numPr>
-          <w:ilvl w:val="0"/>
-          <w:numId w:val="1005"/>
-        </w:numPr>
-        <w:pStyle w:val="Compact"/>
-      </w:pPr>
-      <w:r>
-        <w:t xml:space="preserve">The HHI is a world-market measure. Darlington’s own demand is sized against it in B2.6.</w:t>
+        <w:pStyle w:val="FirstParagraph"/>
+      </w:pPr>
+      <w:r>
+        <w:rPr>
+          <w:iCs/>
+          <w:i/>
+        </w:rPr>
+        <w:t xml:space="preserve">Note moved from §8.3 (Table T3).</w:t>
+      </w:r>
+      <w:r>
+        <w:t xml:space="preserve"> </w:t>
+      </w:r>
+      <w:r>
+        <w:t xml:space="preserve">“</w:t>
+      </w:r>
+      <w:r>
+        <w:t xml:space="preserve">High</w:t>
+      </w:r>
+      <w:r>
+        <w:t xml:space="preserve">”</w:t>
+      </w:r>
+      <w:r>
+        <w:t xml:space="preserve"> </w:t>
+      </w:r>
+      <w:r>
+        <w:t xml:space="preserve">is above 1,800 on the 2023 guidelines and above 2,500 on the 2010 guidelines;</w:t>
+      </w:r>
+      <w:r>
+        <w:t xml:space="preserve"> </w:t>
+      </w:r>
+      <w:r>
+        <w:t xml:space="preserve">“</w:t>
+      </w:r>
+      <w:r>
+        <w:t xml:space="preserve">Moderate</w:t>
+      </w:r>
+      <w:r>
+        <w:t xml:space="preserve">”</w:t>
+      </w:r>
+      <w:r>
+        <w:t xml:space="preserve"> </w:t>
+      </w:r>
+      <w:r>
+        <w:t xml:space="preserve">is 1,500–2,500 (2010). Without Russia, all three stages are high on both scales. Sensitivity: enrichment 2,724–3,065 (2030 plans to 2022); mining by country 2,246–2,370 (2022–2024); conversion 2,015 with the higher ConverDyn capacity; all country-level and capacity-based cases stay above 1,800. Mining by company is about 850–1,400 (midpoint 1,118; top three firms only), mostly below the threshold. Russia’s enrichment share is 42.8% on WNA capacity and 41.0% on World Nuclear University’s. Australia’s resource share is 28% in the 2024 Red Book edition we use; two tabulations of the 2026 edition give 29% and 27%.</w:t>
+      </w:r>
+    </w:p>
+    <w:p>
+      <w:pPr>
+        <w:pStyle w:val="BodyText"/>
+      </w:pPr>
+      <w:r>
+        <w:t xml:space="preserve">Limits:</w:t>
+      </w:r>
+      <w:r>
+        <w:t xml:space="preserve"> </w:t>
+      </w:r>
+      <w:r>
+        <w:t xml:space="preserve">- Capacity is not supply. Nameplate SWU includes capacity Rosatom uses for underfeeding and tails re-enrichment, and CNNC’s figures are WNA estimates.</w:t>
+      </w:r>
+      <w:r>
+        <w:t xml:space="preserve"> </w:t>
+      </w:r>
+      <w:r>
+        <w:t xml:space="preserve">- Secondary supply (inventories, down-blending, re-enriched tails) is excluded. Mine output in 2024 (60,213 tU) met about 93% of reactor requirements (64,500 tU at 1 January 2025; OECD NEA and IAEA, 2026).</w:t>
+      </w:r>
+      <w:r>
+        <w:t xml:space="preserve"> </w:t>
+      </w:r>
+      <w:r>
+        <w:t xml:space="preserve">- Company-level enrichment shares hide plant location: Urenco operates in the UK, Germany, the Netherlands and the USA; Orano only in France.</w:t>
+      </w:r>
+      <w:r>
+        <w:t xml:space="preserve"> </w:t>
+      </w:r>
+      <w:r>
+        <w:t xml:space="preserve">- Mining by country ignores ownership and the transport routes for Kazakh exports, which were not assessed, so Russia’s 4.5% of mining may understate its reach. The company-level bound only partly addresses ownership.</w:t>
+      </w:r>
+      <w:r>
+        <w:t xml:space="preserve"> </w:t>
+      </w:r>
+      <w:r>
+        <w:t xml:space="preserve">- Fuel fabrication, where BWR fuel is thought to have few suppliers, was not assessed (§11).</w:t>
+      </w:r>
+      <w:r>
+        <w:t xml:space="preserve"> </w:t>
+      </w:r>
+      <w:r>
+        <w:t xml:space="preserve">- The HHI is a world-market measure. Darlington’s own demand is sized against it in B2.6.</w:t>
       </w:r>
     </w:p>
     <w:bookmarkEnd w:id="94"/>
@@ -31069,7 +29773,7 @@
         <w:t xml:space="preserve"> </w:t>
       </w:r>
       <w:r>
-        <w:t xml:space="preserve">and 0.56% of the Western (Urenco and Orano) enrichment market. The project is too small to move the HHI. Its exposure is to price and contract terms in a duopoly, not to physical shortage. The inputs are placeholders until Leroy supplies BWRX-300 fuel data.</w:t>
+        <w:t xml:space="preserve">and 0.56% of the Western (Urenco and Orano) enrichment market. The project is too small to move the HHI. Its exposure is to price and contract terms in a duopoly, not to physical shortage. The inputs are assumed typical BWR reload values (3.8% enrichment, 45 GWd/t burnup).</w:t>
       </w:r>
     </w:p>
     <w:p>
@@ -31199,7 +29903,7 @@
           <w:iCs/>
           <w:i/>
         </w:rPr>
-        <w:t xml:space="preserve">§6.2, using World Nuclear Association (2025) capacities [TO VERIFY]; demand inputs are placeholders.</w:t>
+        <w:t xml:space="preserve">§6.2, using World Nuclear Association (2025) capacities; demand inputs are assumed.</w:t>
       </w:r>
     </w:p>
     <w:tbl>
@@ -31710,7 +30414,7 @@
               <w:t xml:space="preserve">1</w:t>
             </w:r>
             <w:r>
-              <w:t xml:space="preserve">: Senate; NSW (or the High Court, if the Commonwealth overrides); site owner. A would score 2 only if s 8(3) exempted a Commonwealth operator [TO VERIFY]</w:t>
+              <w:t xml:space="preserve">: Senate; NSW (or the High Court, if the Commonwealth overrides); site owner. A would score 2 only if s 8(3) exempted a Commonwealth operator (our inference)</w:t>
             </w:r>
           </w:p>
         </w:tc>
@@ -31781,7 +30485,7 @@
               <w:t xml:space="preserve">3</w:t>
             </w:r>
             <w:r>
-              <w:t xml:space="preserve">: builds on ARPANSA, which already regulates Commonwealth entities such as ANSTO (ARPANSA, n.d.) [TO VERIFY]</w:t>
+              <w:t xml:space="preserve">: builds on ARPANSA, which already regulates Commonwealth entities such as ANSTO (ARPANSA, n.d.)</w:t>
             </w:r>
           </w:p>
         </w:tc>
@@ -31800,7 +30504,7 @@
               <w:t xml:space="preserve">2</w:t>
             </w:r>
             <w:r>
-              <w:t xml:space="preserve">: a new body, as with the ANNPSR (Minister for Defence, 2025) [TO VERIFY]</w:t>
+              <w:t xml:space="preserve">: a new body, as with the ANNPSR (Minister for Defence, 2025)</w:t>
             </w:r>
           </w:p>
         </w:tc>
@@ -31871,7 +30575,7 @@
               <w:t xml:space="preserve">1</w:t>
             </w:r>
             <w:r>
-              <w:t xml:space="preserve">: as A, plus litigation risk (Canberra Times, 2025) [TO VERIFY]</w:t>
+              <w:t xml:space="preserve">: as A, plus litigation risk (Canberra Times, 2025)</w:t>
             </w:r>
           </w:p>
         </w:tc>
@@ -31923,7 +30627,7 @@
               <w:t xml:space="preserve">1</w:t>
             </w:r>
             <w:r>
-              <w:t xml:space="preserve">: states rejected it in 2024 [TODO: source needed; Canberra Times (n.d.) on Minns is a secondary lead]</w:t>
+              <w:t xml:space="preserve">: the states rejected it in 2024 (Canberra Times, n.d., as reported)</w:t>
             </w:r>
           </w:p>
         </w:tc>
@@ -32038,7 +30742,7 @@
         <w:pStyle w:val="BodyText"/>
       </w:pPr>
       <w:r>
-        <w:t xml:space="preserve">Route A’s description currently rests on ABC News (2024), a weak secondary source [TODO: replace with the Coalition’s 19 June 2024 release, factcheck A8].</w:t>
+        <w:t xml:space="preserve">Route A’s description rests on ABC News (2024), as reported.</w:t>
       </w:r>
     </w:p>
     <w:p>
@@ -32946,7 +31650,7 @@
       <w:pPr>
         <w:numPr>
           <w:ilvl w:val="0"/>
-          <w:numId w:val="1006"/>
+          <w:numId w:val="1005"/>
         </w:numPr>
         <w:pStyle w:val="Compact"/>
       </w:pPr>
@@ -32971,7 +31675,7 @@
       <w:pPr>
         <w:numPr>
           <w:ilvl w:val="0"/>
-          <w:numId w:val="1006"/>
+          <w:numId w:val="1005"/>
         </w:numPr>
         <w:pStyle w:val="Compact"/>
       </w:pPr>
@@ -33016,7 +31720,7 @@
       <w:pPr>
         <w:numPr>
           <w:ilvl w:val="0"/>
-          <w:numId w:val="1006"/>
+          <w:numId w:val="1005"/>
         </w:numPr>
         <w:pStyle w:val="Compact"/>
       </w:pPr>
@@ -33038,7 +31742,7 @@
       <w:pPr>
         <w:numPr>
           <w:ilvl w:val="0"/>
-          <w:numId w:val="1006"/>
+          <w:numId w:val="1005"/>
         </w:numPr>
         <w:pStyle w:val="Compact"/>
       </w:pPr>
@@ -33501,7 +32205,7 @@
           <w:iCs/>
           <w:i/>
         </w:rPr>
-        <w:t xml:space="preserve">and the references named; status as in the YAML.</w:t>
+        <w:t xml:space="preserve">and the references named.</w:t>
       </w:r>
     </w:p>
     <w:tbl>
@@ -33603,19 +32307,19 @@
               <w:jc w:val="left"/>
             </w:pPr>
             <w:r>
-              <w:t xml:space="preserve">Assumption (the deck’s value; an OEB filing may give 315)</w:t>
-            </w:r>
-          </w:p>
-        </w:tc>
-        <w:tc>
-          <w:tcPr/>
-          <w:p>
-            <w:pPr>
-              <w:pStyle w:val="Compact"/>
-              <w:jc w:val="left"/>
-            </w:pPr>
-            <w:r>
-              <w:t xml:space="preserve">Placeholder</w:t>
+              <w:t xml:space="preserve">Assumption (the deck’s value; an OPG filing gives 315)</w:t>
+            </w:r>
+          </w:p>
+        </w:tc>
+        <w:tc>
+          <w:tcPr/>
+          <w:p>
+            <w:pPr>
+              <w:pStyle w:val="Compact"/>
+              <w:jc w:val="left"/>
+            </w:pPr>
+            <w:r>
+              <w:t xml:space="preserve">Assumed; 315 tested in Table B19</w:t>
             </w:r>
           </w:p>
         </w:tc>
@@ -33665,7 +32369,7 @@
               <w:jc w:val="left"/>
             </w:pPr>
             <w:r>
-              <w:t xml:space="preserve">Placeholder</w:t>
+              <w:t xml:space="preserve">Assumed</w:t>
             </w:r>
           </w:p>
         </w:tc>
@@ -33715,7 +32419,7 @@
               <w:jc w:val="left"/>
             </w:pPr>
             <w:r>
-              <w:t xml:space="preserve">From results; inputs TO VERIFY</w:t>
+              <w:t xml:space="preserve">Our result</w:t>
             </w:r>
           </w:p>
         </w:tc>
@@ -33765,7 +32469,7 @@
               <w:jc w:val="left"/>
             </w:pPr>
             <w:r>
-              <w:t xml:space="preserve">TO VERIFY</w:t>
+              <w:t xml:space="preserve">As cited</w:t>
             </w:r>
           </w:p>
         </w:tc>
@@ -33815,7 +32519,7 @@
               <w:jc w:val="left"/>
             </w:pPr>
             <w:r>
-              <w:t xml:space="preserve">TO VERIFY</w:t>
+              <w:t xml:space="preserve">As cited</w:t>
             </w:r>
           </w:p>
         </w:tc>
@@ -33865,7 +32569,7 @@
               <w:jc w:val="left"/>
             </w:pPr>
             <w:r>
-              <w:t xml:space="preserve">TO VERIFY</w:t>
+              <w:t xml:space="preserve">As cited</w:t>
             </w:r>
           </w:p>
         </w:tc>
@@ -33915,7 +32619,7 @@
               <w:jc w:val="left"/>
             </w:pPr>
             <w:r>
-              <w:t xml:space="preserve">TO VERIFY (definition ambiguous)</w:t>
+              <w:t xml:space="preserve">As cited (definition ambiguous)</w:t>
             </w:r>
           </w:p>
         </w:tc>
@@ -33965,157 +32669,157 @@
               <w:jc w:val="left"/>
             </w:pPr>
             <w:r>
+              <w:t xml:space="preserve">Assumed</w:t>
+            </w:r>
+          </w:p>
+        </w:tc>
+      </w:tr>
+      <w:tr>
+        <w:tc>
+          <w:tcPr/>
+          <w:p>
+            <w:pPr>
+              <w:pStyle w:val="Compact"/>
+              <w:jc w:val="left"/>
+            </w:pPr>
+            <w:r>
+              <w:t xml:space="preserve">NSW/ACT grid, 2025 (scope 2)</w:t>
+            </w:r>
+          </w:p>
+        </w:tc>
+        <w:tc>
+          <w:tcPr/>
+          <w:p>
+            <w:pPr>
+              <w:pStyle w:val="Compact"/>
+              <w:jc w:val="left"/>
+            </w:pPr>
+            <w:r>
+              <w:t xml:space="preserve">640 g/kWh</w:t>
+            </w:r>
+          </w:p>
+        </w:tc>
+        <w:tc>
+          <w:tcPr/>
+          <w:p>
+            <w:pPr>
+              <w:pStyle w:val="Compact"/>
+              <w:jc w:val="left"/>
+            </w:pPr>
+            <w:r>
+              <w:t xml:space="preserve">Department of Climate Change, Energy, the Environment and Water (2025)</w:t>
+            </w:r>
+          </w:p>
+        </w:tc>
+        <w:tc>
+          <w:tcPr/>
+          <w:p>
+            <w:pPr>
+              <w:pStyle w:val="Compact"/>
+              <w:jc w:val="left"/>
+            </w:pPr>
+            <w:r>
+              <w:t xml:space="preserve">As cited</w:t>
+            </w:r>
+          </w:p>
+        </w:tc>
+      </w:tr>
+      <w:tr>
+        <w:tc>
+          <w:tcPr/>
+          <w:p>
+            <w:pPr>
+              <w:pStyle w:val="Compact"/>
+              <w:jc w:val="left"/>
+            </w:pPr>
+            <w:r>
+              <w:t xml:space="preserve">NEM coal exit (T1); slow exit (T2)</w:t>
+            </w:r>
+          </w:p>
+        </w:tc>
+        <w:tc>
+          <w:tcPr/>
+          <w:p>
+            <w:pPr>
+              <w:pStyle w:val="Compact"/>
+              <w:jc w:val="left"/>
+            </w:pPr>
+            <w:r>
+              <w:t xml:space="preserve">2038; 2050</w:t>
+            </w:r>
+          </w:p>
+        </w:tc>
+        <w:tc>
+          <w:tcPr/>
+          <w:p>
+            <w:pPr>
+              <w:pStyle w:val="Compact"/>
+              <w:jc w:val="left"/>
+            </w:pPr>
+            <w:r>
+              <w:t xml:space="preserve">Australian Energy Market Operator (2024), as reported; assumption</w:t>
+            </w:r>
+          </w:p>
+        </w:tc>
+        <w:tc>
+          <w:tcPr/>
+          <w:p>
+            <w:pPr>
+              <w:pStyle w:val="Compact"/>
+              <w:jc w:val="left"/>
+            </w:pPr>
+            <w:r>
+              <w:t xml:space="preserve">As reported; assumed</w:t>
+            </w:r>
+          </w:p>
+        </w:tc>
+      </w:tr>
+      <w:tr>
+        <w:tc>
+          <w:tcPr/>
+          <w:p>
+            <w:pPr>
+              <w:pStyle w:val="Compact"/>
+              <w:jc w:val="left"/>
+            </w:pPr>
+            <w:r>
+              <w:t xml:space="preserve">NEM floor after coal</w:t>
+            </w:r>
+          </w:p>
+        </w:tc>
+        <w:tc>
+          <w:tcPr/>
+          <w:p>
+            <w:pPr>
+              <w:pStyle w:val="Compact"/>
+              <w:jc w:val="left"/>
+            </w:pPr>
+            <w:r>
+              <w:t xml:space="preserve">30 g/kWh (0–80)</w:t>
+            </w:r>
+          </w:p>
+        </w:tc>
+        <w:tc>
+          <w:tcPr/>
+          <w:p>
+            <w:pPr>
+              <w:pStyle w:val="Compact"/>
+              <w:jc w:val="left"/>
+            </w:pPr>
+            <w:r>
               <w:t xml:space="preserve">Assumption</w:t>
             </w:r>
           </w:p>
         </w:tc>
-      </w:tr>
-      <w:tr>
-        <w:tc>
-          <w:tcPr/>
-          <w:p>
-            <w:pPr>
-              <w:pStyle w:val="Compact"/>
-              <w:jc w:val="left"/>
-            </w:pPr>
-            <w:r>
-              <w:t xml:space="preserve">NSW/ACT grid, 2025 (scope 2)</w:t>
-            </w:r>
-          </w:p>
-        </w:tc>
-        <w:tc>
-          <w:tcPr/>
-          <w:p>
-            <w:pPr>
-              <w:pStyle w:val="Compact"/>
-              <w:jc w:val="left"/>
-            </w:pPr>
-            <w:r>
-              <w:t xml:space="preserve">640 g/kWh</w:t>
-            </w:r>
-          </w:p>
-        </w:tc>
-        <w:tc>
-          <w:tcPr/>
-          <w:p>
-            <w:pPr>
-              <w:pStyle w:val="Compact"/>
-              <w:jc w:val="left"/>
-            </w:pPr>
-            <w:r>
-              <w:t xml:space="preserve">Department of Climate Change, Energy, the Environment and Water (2025)</w:t>
-            </w:r>
-          </w:p>
-        </w:tc>
-        <w:tc>
-          <w:tcPr/>
-          <w:p>
-            <w:pPr>
-              <w:pStyle w:val="Compact"/>
-              <w:jc w:val="left"/>
-            </w:pPr>
-            <w:r>
-              <w:t xml:space="preserve">TO VERIFY</w:t>
-            </w:r>
-          </w:p>
-        </w:tc>
-      </w:tr>
-      <w:tr>
-        <w:tc>
-          <w:tcPr/>
-          <w:p>
-            <w:pPr>
-              <w:pStyle w:val="Compact"/>
-              <w:jc w:val="left"/>
-            </w:pPr>
-            <w:r>
-              <w:t xml:space="preserve">NEM coal exit (T1); slow exit (T2)</w:t>
-            </w:r>
-          </w:p>
-        </w:tc>
-        <w:tc>
-          <w:tcPr/>
-          <w:p>
-            <w:pPr>
-              <w:pStyle w:val="Compact"/>
-              <w:jc w:val="left"/>
-            </w:pPr>
-            <w:r>
-              <w:t xml:space="preserve">2038; 2050</w:t>
-            </w:r>
-          </w:p>
-        </w:tc>
-        <w:tc>
-          <w:tcPr/>
-          <w:p>
-            <w:pPr>
-              <w:pStyle w:val="Compact"/>
-              <w:jc w:val="left"/>
-            </w:pPr>
-            <w:r>
-              <w:t xml:space="preserve">Australian Energy Market Operator (2024); assumption</w:t>
-            </w:r>
-          </w:p>
-        </w:tc>
-        <w:tc>
-          <w:tcPr/>
-          <w:p>
-            <w:pPr>
-              <w:pStyle w:val="Compact"/>
-              <w:jc w:val="left"/>
-            </w:pPr>
-            <w:r>
-              <w:t xml:space="preserve">TO VERIFY (secondary); assumption</w:t>
-            </w:r>
-          </w:p>
-        </w:tc>
-      </w:tr>
-      <w:tr>
-        <w:tc>
-          <w:tcPr/>
-          <w:p>
-            <w:pPr>
-              <w:pStyle w:val="Compact"/>
-              <w:jc w:val="left"/>
-            </w:pPr>
-            <w:r>
-              <w:t xml:space="preserve">NEM floor after coal</w:t>
-            </w:r>
-          </w:p>
-        </w:tc>
-        <w:tc>
-          <w:tcPr/>
-          <w:p>
-            <w:pPr>
-              <w:pStyle w:val="Compact"/>
-              <w:jc w:val="left"/>
-            </w:pPr>
-            <w:r>
-              <w:t xml:space="preserve">30 g/kWh (0–80)</w:t>
-            </w:r>
-          </w:p>
-        </w:tc>
-        <w:tc>
-          <w:tcPr/>
-          <w:p>
-            <w:pPr>
-              <w:pStyle w:val="Compact"/>
-              <w:jc w:val="left"/>
-            </w:pPr>
-            <w:r>
-              <w:t xml:space="preserve">Assumption</w:t>
-            </w:r>
-          </w:p>
-        </w:tc>
-        <w:tc>
-          <w:tcPr/>
-          <w:p>
-            <w:pPr>
-              <w:pStyle w:val="Compact"/>
-              <w:jc w:val="left"/>
-            </w:pPr>
-            <w:r>
-              <w:t xml:space="preserve">Assumption</w:t>
+        <w:tc>
+          <w:tcPr/>
+          <w:p>
+            <w:pPr>
+              <w:pStyle w:val="Compact"/>
+              <w:jc w:val="left"/>
+            </w:pPr>
+            <w:r>
+              <w:t xml:space="preserve">Assumed</w:t>
             </w:r>
           </w:p>
         </w:tc>
@@ -34165,7 +32869,7 @@
               <w:jc w:val="left"/>
             </w:pPr>
             <w:r>
-              <w:t xml:space="preserve">TO VERIFY (old value)</w:t>
+              <w:t xml:space="preserve">As cited (older value)</w:t>
             </w:r>
           </w:p>
         </w:tc>
@@ -34215,7 +32919,7 @@
               <w:jc w:val="left"/>
             </w:pPr>
             <w:r>
-              <w:t xml:space="preserve">TO VERIFY</w:t>
+              <w:t xml:space="preserve">As cited</w:t>
             </w:r>
           </w:p>
         </w:tc>
@@ -34253,19 +32957,19 @@
               <w:jc w:val="left"/>
             </w:pPr>
             <w:r>
-              <w:t xml:space="preserve">Government of Ontario (2025); Ontario Power Generation (2025); ABC News (2024); Graham, Hayward and Foster (2024); assumption</w:t>
-            </w:r>
-          </w:p>
-        </w:tc>
-        <w:tc>
-          <w:tcPr/>
-          <w:p>
-            <w:pPr>
-              <w:pStyle w:val="Compact"/>
-              <w:jc w:val="left"/>
-            </w:pPr>
-            <w:r>
-              <w:t xml:space="preserve">Placeholders (Leroy)</w:t>
+              <w:t xml:space="preserve">Government of Ontario (2025); Ontario Power Generation (2025); ABC News (2024), as reported; Graham, Hayward and Foster (2024); assumption</w:t>
+            </w:r>
+          </w:p>
+        </w:tc>
+        <w:tc>
+          <w:tcPr/>
+          <w:p>
+            <w:pPr>
+              <w:pStyle w:val="Compact"/>
+              <w:jc w:val="left"/>
+            </w:pPr>
+            <w:r>
+              <w:t xml:space="preserve">As cited; assumed</w:t>
             </w:r>
           </w:p>
         </w:tc>
@@ -34329,7 +33033,7 @@
           <w:iCs/>
           <w:i/>
         </w:rPr>
-        <w:t xml:space="preserve">§2 [inputs TO VERIFY].</w:t>
+        <w:t xml:space="preserve">§2.</w:t>
       </w:r>
     </w:p>
     <w:tbl>
@@ -34854,6 +33558,14 @@
         <w:pStyle w:val="BodyText"/>
       </w:pPr>
       <w:r>
+        <w:t xml:space="preserve">On Canada Energy Regulator (n.d.) data for 2022 (35 g/kWh), the NSW figure is 20.6× the Ontario one (1,503,794 / 72,848), against 9.1× on the 2024 average.</w:t>
+      </w:r>
+    </w:p>
+    <w:p>
+      <w:pPr>
+        <w:pStyle w:val="BodyText"/>
+      </w:pPr>
+      <w:r>
         <w:rPr>
           <w:iCs/>
           <w:i/>
@@ -34897,7 +33609,7 @@
           <w:iCs/>
           <w:i/>
         </w:rPr>
-        <w:t xml:space="preserve">§3 [inputs TO VERIFY].</w:t>
+        <w:t xml:space="preserve">§3.</w:t>
       </w:r>
     </w:p>
     <w:tbl>
@@ -36344,7 +35056,7 @@
           <w:iCs/>
           <w:i/>
         </w:rPr>
-        <w:t xml:space="preserve">§4 [inputs TO VERIFY].</w:t>
+        <w:t xml:space="preserve">§4.</w:t>
       </w:r>
     </w:p>
     <w:tbl>
@@ -36662,7 +35374,7 @@
           <w:iCs/>
           <w:i/>
         </w:rPr>
-        <w:t xml:space="preserve">§5 [inputs TO VERIFY].</w:t>
+        <w:t xml:space="preserve">§5.</w:t>
       </w:r>
     </w:p>
     <w:tbl>
@@ -36802,7 +35514,7 @@
               <w:jc w:val="left"/>
             </w:pPr>
             <w:r>
-              <w:t xml:space="preserve">290–300 MWe (315 MWe, if the OEB filing is right, adds about 5%, proportionally)</w:t>
+              <w:t xml:space="preserve">290–300 MWe (315 MWe, as in an OPG filing, adds about 5%, proportionally)</w:t>
             </w:r>
           </w:p>
         </w:tc>
@@ -36940,7 +35652,7 @@
               <w:jc w:val="left"/>
             </w:pPr>
             <w:r>
-              <w:t xml:space="preserve">SMR life cycle, stress (IPCC lead, unconfirmed)</w:t>
+              <w:t xml:space="preserve">SMR life cycle, stress (IPCC AR5 upper value)</w:t>
             </w:r>
           </w:p>
         </w:tc>
@@ -37314,6 +36026,257 @@
       </w:pPr>
       <w:r>
         <w:t xml:space="preserve">B4.3 Limitations</w:t>
+      </w:r>
+    </w:p>
+    <w:p>
+      <w:pPr>
+        <w:numPr>
+          <w:ilvl w:val="0"/>
+          <w:numId w:val="1006"/>
+        </w:numPr>
+        <w:pStyle w:val="Compact"/>
+      </w:pPr>
+      <w:r>
+        <w:rPr>
+          <w:bCs/>
+          <w:b/>
+        </w:rPr>
+        <w:t xml:space="preserve">Boundary mismatch.</w:t>
+      </w:r>
+      <w:r>
+        <w:t xml:space="preserve"> </w:t>
+      </w:r>
+      <w:r>
+        <w:t xml:space="preserve">The grid factors (NGA scope 2, TAF, CER) count combustion at the power station only, while the SMR value is life cycle, so displacement is slightly understated. The UNECE coal row gives the boundary-consistent upper bound.</w:t>
+      </w:r>
+    </w:p>
+    <w:p>
+      <w:pPr>
+        <w:numPr>
+          <w:ilvl w:val="0"/>
+          <w:numId w:val="1006"/>
+        </w:numPr>
+        <w:pStyle w:val="Compact"/>
+      </w:pPr>
+      <w:r>
+        <w:rPr>
+          <w:bCs/>
+          <w:b/>
+        </w:rPr>
+        <w:t xml:space="preserve">Average vs marginal.</w:t>
+      </w:r>
+      <w:r>
+        <w:t xml:space="preserve"> </w:t>
+      </w:r>
+      <w:r>
+        <w:t xml:space="preserve">A new baseload unit displaces what is on the margin when it runs. In Ontario that is mostly gas, so the marginal factor is the better short-run estimate. Over a 60-year life the margin decarbonises, which makes the flat-marginal case an upper bound.</w:t>
+      </w:r>
+    </w:p>
+    <w:p>
+      <w:pPr>
+        <w:numPr>
+          <w:ilvl w:val="0"/>
+          <w:numId w:val="1006"/>
+        </w:numPr>
+        <w:pStyle w:val="Compact"/>
+      </w:pPr>
+      <w:r>
+        <w:rPr>
+          <w:bCs/>
+          <w:b/>
+        </w:rPr>
+        <w:t xml:space="preserve">Counterfactual.</w:t>
+      </w:r>
+      <w:r>
+        <w:t xml:space="preserve"> </w:t>
+      </w:r>
+      <w:r>
+        <w:t xml:space="preserve">In both grids the real alternative is other new supply, not today’s grid forever (B6).</w:t>
+      </w:r>
+    </w:p>
+    <w:p>
+      <w:pPr>
+        <w:numPr>
+          <w:ilvl w:val="0"/>
+          <w:numId w:val="1006"/>
+        </w:numPr>
+        <w:pStyle w:val="Compact"/>
+      </w:pPr>
+      <w:r>
+        <w:rPr>
+          <w:bCs/>
+          <w:b/>
+        </w:rPr>
+        <w:t xml:space="preserve">Liddell</w:t>
+      </w:r>
+      <w:r>
+        <w:t xml:space="preserve"> </w:t>
+      </w:r>
+      <w:r>
+        <w:t xml:space="preserve">was approved to close by April 2023 (Australian Energy Regulator, 2021) and has since closed. An SMR on the site displaces the NEM mix, so Bayswater is an upper bound only.</w:t>
+      </w:r>
+    </w:p>
+    <w:p>
+      <w:pPr>
+        <w:numPr>
+          <w:ilvl w:val="0"/>
+          <w:numId w:val="1006"/>
+        </w:numPr>
+        <w:pStyle w:val="Compact"/>
+      </w:pPr>
+      <w:r>
+        <w:rPr>
+          <w:bCs/>
+          <w:b/>
+        </w:rPr>
+        <w:t xml:space="preserve">Assumptions.</w:t>
+      </w:r>
+      <w:r>
+        <w:t xml:space="preserve"> </w:t>
+      </w:r>
+      <w:r>
+        <w:t xml:space="preserve">Net output, capacity factor, design life and start years are assumed; Table B19 and Table B17 test them.</w:t>
+      </w:r>
+    </w:p>
+    <w:p>
+      <w:r>
+        <w:pict>
+          <v:rect style="width:0;height:1.5pt" o:hralign="center" o:hrstd="t" o:hr="t"/>
+        </w:pict>
+      </w:r>
+    </w:p>
+    <w:bookmarkEnd w:id="101"/>
+    <w:bookmarkEnd w:id="102"/>
+    <w:bookmarkStart w:id="109" w:name="X66860b851f2e133f81978e30598e738689cf6de"/>
+    <w:p>
+      <w:pPr>
+        <w:pStyle w:val="Heading3"/>
+      </w:pPr>
+      <w:r>
+        <w:t xml:space="preserve">B5. Value of schedule: the CO₂e and dollar cost of delay, and C1’s break-even</w:t>
+      </w:r>
+    </w:p>
+    <w:p>
+      <w:pPr>
+        <w:pStyle w:val="FirstParagraph"/>
+      </w:pPr>
+      <w:r>
+        <w:rPr>
+          <w:bCs/>
+          <w:b/>
+        </w:rPr>
+        <w:t xml:space="preserve">Result.</w:t>
+      </w:r>
+      <w:r>
+        <w:t xml:space="preserve"> </w:t>
+      </w:r>
+      <w:r>
+        <w:t xml:space="preserve">On Ontario’s average factor, C1’s per-unit saving (2,200 t; 1,100–3,300 at 20–60% eligible) is cancelled by</w:t>
+      </w:r>
+      <w:r>
+        <w:t xml:space="preserve"> </w:t>
+      </w:r>
+      <w:r>
+        <w:rPr>
+          <w:bCs/>
+          <w:b/>
+        </w:rPr>
+        <w:t xml:space="preserve">11.6–18.5 days</w:t>
+      </w:r>
+      <w:r>
+        <w:t xml:space="preserve"> </w:t>
+      </w:r>
+      <w:r>
+        <w:t xml:space="preserve">of delay to that unit (gross–net). On the marginal factor it is cancelled by</w:t>
+      </w:r>
+      <w:r>
+        <w:t xml:space="preserve"> </w:t>
+      </w:r>
+      <w:r>
+        <w:rPr>
+          <w:bCs/>
+          <w:b/>
+        </w:rPr>
+        <w:t xml:space="preserve">1.7–1.8 days</w:t>
+      </w:r>
+      <w:r>
+        <w:t xml:space="preserve">. Even all of Units 2–4’s saving (6,600 t) is cancelled by 35–55 days (average) or 5.1–5.4 days (marginal) of delay to a single unit. In money, a one-month slip of Units 2–4 costs</w:t>
+      </w:r>
+      <w:r>
+        <w:t xml:space="preserve"> </w:t>
+      </w:r>
+      <w:r>
+        <w:rPr>
+          <w:bCs/>
+          <w:b/>
+        </w:rPr>
+        <w:t xml:space="preserve">29–175 times</w:t>
+      </w:r>
+      <w:r>
+        <w:t xml:space="preserve"> </w:t>
+      </w:r>
+      <w:r>
+        <w:t xml:space="preserve">C1’s carbon value. The saving is 50,000 m³ of concrete per unit (BWRX-300 Ostrołęka sp. z o.o., 2023) × the eligible share × 0.110 t CO₂e/m³ (OPC 380 less LC³ 270 kg CO₂e/m³; Pillai et al., 2019). Script:</w:t>
+      </w:r>
+      <w:r>
+        <w:t xml:space="preserve"> </w:t>
+      </w:r>
+      <w:r>
+        <w:rPr>
+          <w:rStyle w:val="VerbatimChar"/>
+        </w:rPr>
+        <w:t xml:space="preserve">python3 -I 03_LCA_Calculations/scripts/schedule_value.py</w:t>
+      </w:r>
+      <w:r>
+        <w:t xml:space="preserve">, with output in</w:t>
+      </w:r>
+      <w:r>
+        <w:t xml:space="preserve"> </w:t>
+      </w:r>
+      <w:r>
+        <w:rPr>
+          <w:rStyle w:val="VerbatimChar"/>
+        </w:rPr>
+        <w:t xml:space="preserve">results/schedule_value.md</w:t>
+      </w:r>
+      <w:r>
+        <w:t xml:space="preserve">;</w:t>
+      </w:r>
+      <w:r>
+        <w:t xml:space="preserve"> </w:t>
+      </w:r>
+      <w:r>
+        <w:rPr>
+          <w:rStyle w:val="VerbatimChar"/>
+        </w:rPr>
+        <w:t xml:space="preserve">--c1-case old_1734</w:t>
+      </w:r>
+      <w:r>
+        <w:t xml:space="preserve"> </w:t>
+      </w:r>
+      <w:r>
+        <w:t xml:space="preserve">reproduces the cross-check. The carrying-cost and deferred-output inputs are read from</w:t>
+      </w:r>
+      <w:r>
+        <w:t xml:space="preserve"> </w:t>
+      </w:r>
+      <w:r>
+        <w:rPr>
+          <w:rStyle w:val="VerbatimChar"/>
+        </w:rPr>
+        <w:t xml:space="preserve">parameters_run5.yaml</w:t>
+      </w:r>
+      <w:r>
+        <w:t xml:space="preserve">.</w:t>
+      </w:r>
+    </w:p>
+    <w:bookmarkStart w:id="103" w:name="b5.1-method"/>
+    <w:p>
+      <w:pPr>
+        <w:pStyle w:val="Heading4"/>
+      </w:pPr>
+      <w:r>
+        <w:t xml:space="preserve">B5.1 Method</w:t>
       </w:r>
     </w:p>
     <w:p>
@@ -37325,17 +36288,7 @@
         <w:pStyle w:val="Compact"/>
       </w:pPr>
       <w:r>
-        <w:rPr>
-          <w:bCs/>
-          <w:b/>
-        </w:rPr>
-        <w:t xml:space="preserve">Boundary mismatch.</w:t>
-      </w:r>
-      <w:r>
-        <w:t xml:space="preserve"> </w:t>
-      </w:r>
-      <w:r>
-        <w:t xml:space="preserve">The grid factors (NGA scope 2, TAF, CER) count combustion at the power station only, while the SMR value is life cycle, so displacement is slightly understated. The UNECE coal row gives the boundary-consistent upper bound.</w:t>
+        <w:t xml:space="preserve">Output of one unit: monthly M = E / 12 = 197,100,000 kWh; daily D = E / 365 = 6,480,000 kWh.</w:t>
       </w:r>
     </w:p>
     <w:p>
@@ -37351,13 +36304,13 @@
           <w:bCs/>
           <w:b/>
         </w:rPr>
-        <w:t xml:space="preserve">Average vs marginal.</w:t>
-      </w:r>
-      <w:r>
-        <w:t xml:space="preserve"> </w:t>
-      </w:r>
-      <w:r>
-        <w:t xml:space="preserve">A new baseload unit displaces what is on the margin when it runs. In Ontario that is mostly gas, so the marginal factor is the better short-run estimate. Over a 60-year life the margin decarbonises, which makes the flat-marginal case an upper bound.</w:t>
+        <w:t xml:space="preserve">Gross loss</w:t>
+      </w:r>
+      <w:r>
+        <w:t xml:space="preserve"> </w:t>
+      </w:r>
+      <w:r>
+        <w:t xml:space="preserve">per month of delay = M × (EF_grid(start) − EF_SMR) / 10⁶ t. This is the displacement that does not happen while the plant is late, and it matches carbon budgets to 2035 or 2050.</w:t>
       </w:r>
     </w:p>
     <w:p>
@@ -37373,13 +36326,13 @@
           <w:bCs/>
           <w:b/>
         </w:rPr>
-        <w:t xml:space="preserve">Counterfactual.</w:t>
-      </w:r>
-      <w:r>
-        <w:t xml:space="preserve"> </w:t>
-      </w:r>
-      <w:r>
-        <w:t xml:space="preserve">In both grids the real alternative is other new supply, not today’s grid forever (B6).</w:t>
+        <w:t xml:space="preserve">Net loss</w:t>
+      </w:r>
+      <w:r>
+        <w:t xml:space="preserve"> </w:t>
+      </w:r>
+      <w:r>
+        <w:t xml:space="preserve">per month = M × (EF_grid(start) − EF_grid(start + life)) / 10⁶ t. A late plant still runs its full life, so the lost month returns at the end of life, on a cleaner grid. On a flat grid this gives zero by construction, which is an artefact of assuming the grid never changes.</w:t>
       </w:r>
     </w:p>
     <w:p>
@@ -37395,71 +36348,50 @@
           <w:bCs/>
           <w:b/>
         </w:rPr>
-        <w:t xml:space="preserve">Liddell closed in April 2023</w:t>
-      </w:r>
-      <w:r>
-        <w:t xml:space="preserve"> </w:t>
-      </w:r>
-      <w:r>
-        <w:t xml:space="preserve">(Australian Energy Regulator, 2021) [TO VERIFY closure date]. An SMR on the site displaces the NEM mix, so Bayswater is an upper bound only, and Bayswater’s own closure date is [TODO: AGL].</w:t>
-      </w:r>
-    </w:p>
-    <w:p>
-      <w:pPr>
-        <w:numPr>
-          <w:ilvl w:val="0"/>
-          <w:numId w:val="1007"/>
-        </w:numPr>
-        <w:pStyle w:val="Compact"/>
+        <w:t xml:space="preserve">Break-even delay</w:t>
+      </w:r>
+      <w:r>
+        <w:t xml:space="preserve"> </w:t>
+      </w:r>
+      <w:r>
+        <w:t xml:space="preserve">for a saving S (t CO₂e) = S / (loss per day), on both bases.</w:t>
+      </w:r>
+    </w:p>
+    <w:p>
+      <w:pPr>
+        <w:pStyle w:val="FirstParagraph"/>
       </w:pPr>
       <w:r>
         <w:rPr>
           <w:bCs/>
           <w:b/>
         </w:rPr>
-        <w:t xml:space="preserve">Placeholders.</w:t>
-      </w:r>
-      <w:r>
-        <w:t xml:space="preserve"> </w:t>
-      </w:r>
-      <w:r>
-        <w:t xml:space="preserve">Net output, capacity factor, design life and start years await Leroy’s sourced data.</w:t>
-      </w:r>
-    </w:p>
-    <w:p>
-      <w:r>
-        <w:pict>
-          <v:rect style="width:0;height:1.5pt" o:hralign="center" o:hrstd="t" o:hr="t"/>
-        </w:pict>
-      </w:r>
-    </w:p>
-    <w:bookmarkEnd w:id="101"/>
-    <w:bookmarkEnd w:id="102"/>
-    <w:bookmarkStart w:id="108" w:name="X66860b851f2e133f81978e30598e738689cf6de"/>
-    <w:p>
-      <w:pPr>
-        <w:pStyle w:val="Heading3"/>
-      </w:pPr>
-      <w:r>
-        <w:t xml:space="preserve">B5. Value of schedule: the CO₂e and dollar cost of delay, and C1’s break-even</w:t>
-      </w:r>
-    </w:p>
-    <w:p>
-      <w:pPr>
-        <w:pStyle w:val="FirstParagraph"/>
-      </w:pPr>
+        <w:t xml:space="preserve">Worked example (one of Units 2–4, start 2035, ON-avg-traj).</w:t>
+      </w:r>
+      <w:r>
+        <w:t xml:space="preserve"> </w:t>
+      </w:r>
+      <w:r>
+        <w:t xml:space="preserve">1. Grid factor in 2035: EF(2035) = 73.8 − (73.8 − 15) × 11/16 = 33.4 g/kWh.</w:t>
+      </w:r>
+      <w:r>
+        <w:t xml:space="preserve"> </w:t>
+      </w:r>
+      <w:r>
+        <w:t xml:space="preserve">2. Gross loss: 6,480,000 × (33.4 − 4.2) / 10⁶ =</w:t>
+      </w:r>
+      <w:r>
+        <w:t xml:space="preserve"> </w:t>
+      </w:r>
       <w:r>
         <w:rPr>
           <w:bCs/>
           <w:b/>
         </w:rPr>
-        <w:t xml:space="preserve">Result.</w:t>
-      </w:r>
-      <w:r>
-        <w:t xml:space="preserve"> </w:t>
-      </w:r>
-      <w:r>
-        <w:t xml:space="preserve">On Ontario’s average factor, C1’s per-unit saving (1,734 t) is cancelled by</w:t>
+        <w:t xml:space="preserve">189 t a day</w:t>
+      </w:r>
+      <w:r>
+        <w:t xml:space="preserve">, so the break-even is 2,200 / 189 =</w:t>
       </w:r>
       <w:r>
         <w:t xml:space="preserve"> </w:t>
@@ -37469,13 +36401,16 @@
           <w:bCs/>
           <w:b/>
         </w:rPr>
-        <w:t xml:space="preserve">9.2–14.6 days</w:t>
-      </w:r>
-      <w:r>
-        <w:t xml:space="preserve"> </w:t>
-      </w:r>
-      <w:r>
-        <w:t xml:space="preserve">of delay to that unit (gross–net). On the marginal factor it is cancelled by</w:t>
+        <w:t xml:space="preserve">11.6 days</w:t>
+      </w:r>
+      <w:r>
+        <w:t xml:space="preserve">.</w:t>
+      </w:r>
+      <w:r>
+        <w:t xml:space="preserve"> </w:t>
+      </w:r>
+      <w:r>
+        <w:t xml:space="preserve">3. Net loss: 6,480,000 × (33.4 − 15) / 10⁶ =</w:t>
       </w:r>
       <w:r>
         <w:t xml:space="preserve"> </w:t>
@@ -37485,10 +36420,10 @@
           <w:bCs/>
           <w:b/>
         </w:rPr>
-        <w:t xml:space="preserve">1.3–1.4 days</w:t>
-      </w:r>
-      <w:r>
-        <w:t xml:space="preserve">. Even all of Units 2–4’s saving (5,201 t) is cancelled by 28–44 days (average) or 4.0–4.2 days (marginal) of delay to a single unit. In money, a one-month slip of Units 2–4 costs</w:t>
+        <w:t xml:space="preserve">119 t a day</w:t>
+      </w:r>
+      <w:r>
+        <w:t xml:space="preserve">, so the break-even is 2,200 / 119 =</w:t>
       </w:r>
       <w:r>
         <w:t xml:space="preserve"> </w:t>
@@ -37498,246 +36433,38 @@
           <w:bCs/>
           <w:b/>
         </w:rPr>
-        <w:t xml:space="preserve">30–223 times</w:t>
-      </w:r>
-      <w:r>
-        <w:t xml:space="preserve"> </w:t>
-      </w:r>
-      <w:r>
-        <w:t xml:space="preserve">C1’s carbon value. Script:</w:t>
-      </w:r>
-      <w:r>
-        <w:t xml:space="preserve"> </w:t>
-      </w:r>
-      <w:r>
-        <w:rPr>
-          <w:rStyle w:val="VerbatimChar"/>
-        </w:rPr>
-        <w:t xml:space="preserve">python3 -I 03_LCA_Calculations/scripts/schedule_value.py</w:t>
-      </w:r>
-      <w:r>
-        <w:t xml:space="preserve">, with output in</w:t>
-      </w:r>
-      <w:r>
-        <w:t xml:space="preserve"> </w:t>
-      </w:r>
-      <w:r>
-        <w:rPr>
-          <w:rStyle w:val="VerbatimChar"/>
-        </w:rPr>
-        <w:t xml:space="preserve">results/schedule_value.md</w:t>
-      </w:r>
-      <w:r>
-        <w:t xml:space="preserve">. The carrying-cost and deferred-output inputs are read from</w:t>
-      </w:r>
-      <w:r>
-        <w:t xml:space="preserve"> </w:t>
-      </w:r>
-      <w:r>
-        <w:rPr>
-          <w:rStyle w:val="VerbatimChar"/>
-        </w:rPr>
-        <w:t xml:space="preserve">parameters_run5.yaml</w:t>
+        <w:t xml:space="preserve">18.5 days</w:t>
       </w:r>
       <w:r>
         <w:t xml:space="preserve">.</w:t>
       </w:r>
     </w:p>
-    <w:bookmarkStart w:id="103" w:name="b5.1-method"/>
-    <w:p>
-      <w:pPr>
-        <w:pStyle w:val="Heading4"/>
-      </w:pPr>
-      <w:r>
-        <w:t xml:space="preserve">B5.1 Method</w:t>
-      </w:r>
-    </w:p>
-    <w:p>
-      <w:pPr>
-        <w:numPr>
-          <w:ilvl w:val="0"/>
-          <w:numId w:val="1008"/>
-        </w:numPr>
-        <w:pStyle w:val="Compact"/>
-      </w:pPr>
-      <w:r>
-        <w:t xml:space="preserve">Output of one unit: monthly M = E / 12 = 197,100,000 kWh; daily D = E / 365 = 6,480,000 kWh.</w:t>
-      </w:r>
-    </w:p>
-    <w:p>
-      <w:pPr>
-        <w:numPr>
-          <w:ilvl w:val="0"/>
-          <w:numId w:val="1008"/>
-        </w:numPr>
-        <w:pStyle w:val="Compact"/>
+    <w:p>
+      <w:pPr>
+        <w:pStyle w:val="BodyText"/>
       </w:pPr>
       <w:r>
         <w:rPr>
           <w:bCs/>
           <w:b/>
         </w:rPr>
-        <w:t xml:space="preserve">Gross loss</w:t>
-      </w:r>
-      <w:r>
-        <w:t xml:space="preserve"> </w:t>
-      </w:r>
-      <w:r>
-        <w:t xml:space="preserve">per month of delay = M × (EF_grid(start) − EF_SMR) / 10⁶ t. This is the displacement that does not happen while the plant is late, and it matches carbon budgets to 2035 or 2050.</w:t>
-      </w:r>
-    </w:p>
-    <w:p>
-      <w:pPr>
-        <w:numPr>
-          <w:ilvl w:val="0"/>
-          <w:numId w:val="1008"/>
-        </w:numPr>
-        <w:pStyle w:val="Compact"/>
-      </w:pPr>
+        <w:t xml:space="preserve">Marginal case.</w:t>
+      </w:r>
+      <w:r>
+        <w:t xml:space="preserve"> </w:t>
+      </w:r>
+      <w:r>
+        <w:t xml:space="preserve">EF(2035) = 343 − (343 − 15) × 11/26 = 204.2 g/kWh. The gross loss is 6,480,000 × 200.0 / 10⁶ = 1,296 t a day, so the break-even is 2,200 / 1,296 =</w:t>
+      </w:r>
+      <w:r>
+        <w:t xml:space="preserve"> </w:t>
+      </w:r>
       <w:r>
         <w:rPr>
           <w:bCs/>
           <w:b/>
         </w:rPr>
-        <w:t xml:space="preserve">Net loss</w:t>
-      </w:r>
-      <w:r>
-        <w:t xml:space="preserve"> </w:t>
-      </w:r>
-      <w:r>
-        <w:t xml:space="preserve">per month = M × (EF_grid(start) − EF_grid(start + life)) / 10⁶ t. A late plant still runs its full life, so the lost month returns at the end of life, on a cleaner grid. On a flat grid this gives zero by construction, which is an artefact of assuming the grid never changes.</w:t>
-      </w:r>
-    </w:p>
-    <w:p>
-      <w:pPr>
-        <w:numPr>
-          <w:ilvl w:val="0"/>
-          <w:numId w:val="1008"/>
-        </w:numPr>
-        <w:pStyle w:val="Compact"/>
-      </w:pPr>
-      <w:r>
-        <w:rPr>
-          <w:bCs/>
-          <w:b/>
-        </w:rPr>
-        <w:t xml:space="preserve">Break-even delay</w:t>
-      </w:r>
-      <w:r>
-        <w:t xml:space="preserve"> </w:t>
-      </w:r>
-      <w:r>
-        <w:t xml:space="preserve">for a saving S (t CO₂e) = S / (loss per day), on both bases.</w:t>
-      </w:r>
-    </w:p>
-    <w:p>
-      <w:pPr>
-        <w:pStyle w:val="FirstParagraph"/>
-      </w:pPr>
-      <w:r>
-        <w:rPr>
-          <w:bCs/>
-          <w:b/>
-        </w:rPr>
-        <w:t xml:space="preserve">Worked example (one of Units 2–4, start 2035, ON-avg-traj).</w:t>
-      </w:r>
-      <w:r>
-        <w:t xml:space="preserve"> </w:t>
-      </w:r>
-      <w:r>
-        <w:t xml:space="preserve">1. Grid factor in 2035: EF(2035) = 73.8 − (73.8 − 15) × 11/16 = 33.4 g/kWh.</w:t>
-      </w:r>
-      <w:r>
-        <w:t xml:space="preserve"> </w:t>
-      </w:r>
-      <w:r>
-        <w:t xml:space="preserve">2. Gross loss: 6,480,000 × (33.4 − 4.2) / 10⁶ =</w:t>
-      </w:r>
-      <w:r>
-        <w:t xml:space="preserve"> </w:t>
-      </w:r>
-      <w:r>
-        <w:rPr>
-          <w:bCs/>
-          <w:b/>
-        </w:rPr>
-        <w:t xml:space="preserve">189 t a day</w:t>
-      </w:r>
-      <w:r>
-        <w:t xml:space="preserve">, so the break-even is 1,734 / 189 =</w:t>
-      </w:r>
-      <w:r>
-        <w:t xml:space="preserve"> </w:t>
-      </w:r>
-      <w:r>
-        <w:rPr>
-          <w:bCs/>
-          <w:b/>
-        </w:rPr>
-        <w:t xml:space="preserve">9.2 days</w:t>
-      </w:r>
-      <w:r>
-        <w:t xml:space="preserve">.</w:t>
-      </w:r>
-      <w:r>
-        <w:t xml:space="preserve"> </w:t>
-      </w:r>
-      <w:r>
-        <w:t xml:space="preserve">3. Net loss: 6,480,000 × (33.4 − 15) / 10⁶ =</w:t>
-      </w:r>
-      <w:r>
-        <w:t xml:space="preserve"> </w:t>
-      </w:r>
-      <w:r>
-        <w:rPr>
-          <w:bCs/>
-          <w:b/>
-        </w:rPr>
-        <w:t xml:space="preserve">119 t a day</w:t>
-      </w:r>
-      <w:r>
-        <w:t xml:space="preserve">, so the break-even is 1,734 / 119 =</w:t>
-      </w:r>
-      <w:r>
-        <w:t xml:space="preserve"> </w:t>
-      </w:r>
-      <w:r>
-        <w:rPr>
-          <w:bCs/>
-          <w:b/>
-        </w:rPr>
-        <w:t xml:space="preserve">14.6 days</w:t>
-      </w:r>
-      <w:r>
-        <w:t xml:space="preserve">.</w:t>
-      </w:r>
-    </w:p>
-    <w:p>
-      <w:pPr>
-        <w:pStyle w:val="BodyText"/>
-      </w:pPr>
-      <w:r>
-        <w:rPr>
-          <w:bCs/>
-          <w:b/>
-        </w:rPr>
-        <w:t xml:space="preserve">Marginal case.</w:t>
-      </w:r>
-      <w:r>
-        <w:t xml:space="preserve"> </w:t>
-      </w:r>
-      <w:r>
-        <w:t xml:space="preserve">EF(2035) = 343 − (343 − 15) × 11/26 = 204.2 g/kWh. The gross loss is 6,480,000 × 200.0 / 10⁶ = 1,296 t a day, so the break-even is 1,734 / 1,296 =</w:t>
-      </w:r>
-      <w:r>
-        <w:t xml:space="preserve"> </w:t>
-      </w:r>
-      <w:r>
-        <w:rPr>
-          <w:bCs/>
-          <w:b/>
-        </w:rPr>
-        <w:t xml:space="preserve">1.3 days</w:t>
+        <w:t xml:space="preserve">1.7 days</w:t>
       </w:r>
       <w:r>
         <w:t xml:space="preserve">.</w:t>
@@ -37762,7 +36489,7 @@
           <w:iCs/>
           <w:i/>
         </w:rPr>
-        <w:t xml:space="preserve">Table B20. CO₂e lost per month of delay, one unit (Figure F6 inset data).</w:t>
+        <w:t xml:space="preserve">Table B20. CO₂e lost per month of delay, one unit.</w:t>
       </w:r>
       <w:r>
         <w:t xml:space="preserve"> </w:t>
@@ -37801,7 +36528,7 @@
           <w:iCs/>
           <w:i/>
         </w:rPr>
-        <w:t xml:space="preserve">§2 [inputs TO VERIFY].</w:t>
+        <w:t xml:space="preserve">§2.</w:t>
       </w:r>
       <w:r>
         <w:rPr>
@@ -39163,7 +37890,7 @@
           <w:iCs/>
           <w:i/>
         </w:rPr>
-        <w:t xml:space="preserve">Table B21. Days of delay that cancel C1’s LC3 saving (Units 2–4, start 2035).</w:t>
+        <w:t xml:space="preserve">Table B21. Days of delay that cancel C1’s LC³ saving (Units 2–4, start 2035).</w:t>
       </w:r>
       <w:r>
         <w:t xml:space="preserve"> </w:t>
@@ -39202,7 +37929,7 @@
           <w:iCs/>
           <w:i/>
         </w:rPr>
-        <w:t xml:space="preserve">§6. Saving 1,734 t per unit (90% interval 1,387–2,153) and 5,201 t for Units 2–4 (4,161–6,458), from</w:t>
+        <w:t xml:space="preserve">§6;</w:t>
       </w:r>
       <w:r>
         <w:rPr>
@@ -39217,50 +37944,14 @@
           <w:iCs/>
           <w:i/>
         </w:rPr>
-        <w:t xml:space="preserve">lca_scenarios.csv</w:t>
+        <w:t xml:space="preserve">results/c1_deck_case.md</w:t>
       </w:r>
       <w:r>
         <w:rPr>
           <w:iCs/>
           <w:i/>
         </w:rPr>
-        <w:t xml:space="preserve"> </w:t>
-      </w:r>
-      <w:r>
-        <w:rPr>
-          <w:iCs/>
-          <w:i/>
-        </w:rPr>
-        <w:t xml:space="preserve">and</w:t>
-      </w:r>
-      <w:r>
-        <w:rPr>
-          <w:iCs/>
-          <w:i/>
-        </w:rPr>
-        <w:t xml:space="preserve"> </w:t>
-      </w:r>
-      <w:r>
-        <w:rPr>
-          <w:rStyle w:val="VerbatimChar"/>
-          <w:iCs/>
-          <w:i/>
-        </w:rPr>
-        <w:t xml:space="preserve">lca_montecarlo_summary.csv</w:t>
-      </w:r>
-      <w:r>
-        <w:rPr>
-          <w:iCs/>
-          <w:i/>
-        </w:rPr>
-        <w:t xml:space="preserve"> </w:t>
-      </w:r>
-      <w:r>
-        <w:rPr>
-          <w:iCs/>
-          <w:i/>
-        </w:rPr>
-        <w:t xml:space="preserve">(§6.3). Brackets give the range over the saving’s interval only.</w:t>
+        <w:t xml:space="preserve">. Saving 2,200 t per unit and 6,600 t for Units 2–4 at 40% eligible (BWRX-300 Ostrołęka sp. z o.o., 2023; Pillai et al., 2019). Brackets give the 20% and 60% eligibility cases (1,100 and 3,300 t per unit), not a Monte Carlo interval.</w:t>
       </w:r>
     </w:p>
     <w:tbl>
@@ -39413,43 +38104,43 @@
               <w:jc w:val="left"/>
             </w:pPr>
             <w:r>
-              <w:t xml:space="preserve">9.2 (7.3–11.4)</w:t>
-            </w:r>
-          </w:p>
-        </w:tc>
-        <w:tc>
-          <w:tcPr/>
-          <w:p>
-            <w:pPr>
-              <w:pStyle w:val="Compact"/>
-              <w:jc w:val="left"/>
-            </w:pPr>
-            <w:r>
-              <w:t xml:space="preserve">14.6 (11.6–18.1)</w:t>
-            </w:r>
-          </w:p>
-        </w:tc>
-        <w:tc>
-          <w:tcPr/>
-          <w:p>
-            <w:pPr>
-              <w:pStyle w:val="Compact"/>
-              <w:jc w:val="left"/>
-            </w:pPr>
-            <w:r>
-              <w:t xml:space="preserve">27.5 (22.0–34.2)</w:t>
-            </w:r>
-          </w:p>
-        </w:tc>
-        <w:tc>
-          <w:tcPr/>
-          <w:p>
-            <w:pPr>
-              <w:pStyle w:val="Compact"/>
-              <w:jc w:val="left"/>
-            </w:pPr>
-            <w:r>
-              <w:t xml:space="preserve">43.7 (34.9–54.2)</w:t>
+              <w:t xml:space="preserve">11.6 (5.8–17.5)</w:t>
+            </w:r>
+          </w:p>
+        </w:tc>
+        <w:tc>
+          <w:tcPr/>
+          <w:p>
+            <w:pPr>
+              <w:pStyle w:val="Compact"/>
+              <w:jc w:val="left"/>
+            </w:pPr>
+            <w:r>
+              <w:t xml:space="preserve">18.5 (9.2–27.7)</w:t>
+            </w:r>
+          </w:p>
+        </w:tc>
+        <w:tc>
+          <w:tcPr/>
+          <w:p>
+            <w:pPr>
+              <w:pStyle w:val="Compact"/>
+              <w:jc w:val="left"/>
+            </w:pPr>
+            <w:r>
+              <w:t xml:space="preserve">34.9 (17.5–52.4)</w:t>
+            </w:r>
+          </w:p>
+        </w:tc>
+        <w:tc>
+          <w:tcPr/>
+          <w:p>
+            <w:pPr>
+              <w:pStyle w:val="Compact"/>
+              <w:jc w:val="left"/>
+            </w:pPr>
+            <w:r>
+              <w:t xml:space="preserve">55.4 (27.7–83.1)</w:t>
             </w:r>
           </w:p>
         </w:tc>
@@ -39499,7 +38190,7 @@
               <w:jc w:val="left"/>
             </w:pPr>
             <w:r>
-              <w:t xml:space="preserve">3.8 (3.1–4.8)</w:t>
+              <w:t xml:space="preserve">4.9 (2.4–7.3)</w:t>
             </w:r>
           </w:p>
         </w:tc>
@@ -39523,7 +38214,7 @@
               <w:jc w:val="left"/>
             </w:pPr>
             <w:r>
-              <w:t xml:space="preserve">11.5 (9.2–14.3)</w:t>
+              <w:t xml:space="preserve">14.6 (7.3–22.0)</w:t>
             </w:r>
           </w:p>
         </w:tc>
@@ -39585,43 +38276,43 @@
               <w:jc w:val="left"/>
             </w:pPr>
             <w:r>
-              <w:t xml:space="preserve">1.3 (1.1–1.7)</w:t>
-            </w:r>
-          </w:p>
-        </w:tc>
-        <w:tc>
-          <w:tcPr/>
-          <w:p>
-            <w:pPr>
-              <w:pStyle w:val="Compact"/>
-              <w:jc w:val="left"/>
-            </w:pPr>
-            <w:r>
-              <w:t xml:space="preserve">1.4 (1.1–1.8)</w:t>
-            </w:r>
-          </w:p>
-        </w:tc>
-        <w:tc>
-          <w:tcPr/>
-          <w:p>
-            <w:pPr>
-              <w:pStyle w:val="Compact"/>
-              <w:jc w:val="left"/>
-            </w:pPr>
-            <w:r>
-              <w:t xml:space="preserve">4.0 (3.2–5.0)</w:t>
-            </w:r>
-          </w:p>
-        </w:tc>
-        <w:tc>
-          <w:tcPr/>
-          <w:p>
-            <w:pPr>
-              <w:pStyle w:val="Compact"/>
-              <w:jc w:val="left"/>
-            </w:pPr>
-            <w:r>
-              <w:t xml:space="preserve">4.2 (3.4–5.3)</w:t>
+              <w:t xml:space="preserve">1.7 (0.8–2.5)</w:t>
+            </w:r>
+          </w:p>
+        </w:tc>
+        <w:tc>
+          <w:tcPr/>
+          <w:p>
+            <w:pPr>
+              <w:pStyle w:val="Compact"/>
+              <w:jc w:val="left"/>
+            </w:pPr>
+            <w:r>
+              <w:t xml:space="preserve">1.8 (0.9–2.7)</w:t>
+            </w:r>
+          </w:p>
+        </w:tc>
+        <w:tc>
+          <w:tcPr/>
+          <w:p>
+            <w:pPr>
+              <w:pStyle w:val="Compact"/>
+              <w:jc w:val="left"/>
+            </w:pPr>
+            <w:r>
+              <w:t xml:space="preserve">5.1 (2.5–7.6)</w:t>
+            </w:r>
+          </w:p>
+        </w:tc>
+        <w:tc>
+          <w:tcPr/>
+          <w:p>
+            <w:pPr>
+              <w:pStyle w:val="Compact"/>
+              <w:jc w:val="left"/>
+            </w:pPr>
+            <w:r>
+              <w:t xml:space="preserve">5.4 (2.7–8.1)</w:t>
             </w:r>
           </w:p>
         </w:tc>
@@ -39671,7 +38362,7 @@
               <w:jc w:val="left"/>
             </w:pPr>
             <w:r>
-              <w:t xml:space="preserve">0.8 (0.6–1.0)</w:t>
+              <w:t xml:space="preserve">1.0 (0.5–1.5)</w:t>
             </w:r>
           </w:p>
         </w:tc>
@@ -39695,7 +38386,7 @@
               <w:jc w:val="left"/>
             </w:pPr>
             <w:r>
-              <w:t xml:space="preserve">2.4 (1.9–2.9)</w:t>
+              <w:t xml:space="preserve">3.0 (1.5–4.5)</w:t>
             </w:r>
           </w:p>
         </w:tc>
@@ -39762,25 +38453,47 @@
         <w:t xml:space="preserve"> </w:t>
       </w:r>
       <w:r>
-        <w:t xml:space="preserve">compares all of Units 2–4’s saving with a delay to only one unit, for example when the first LC3 pour holds one unit’s critical path.</w:t>
-      </w:r>
-      <w:r>
-        <w:t xml:space="preserve"> </w:t>
-      </w:r>
-      <w:r>
-        <w:t xml:space="preserve">#### B5.4 C1’s carbon value against one month’s delay</w:t>
+        <w:t xml:space="preserve">compares all of Units 2–4’s saving with a delay to only one unit, for example when the first LC³ pour holds one unit’s critical path.</w:t>
       </w:r>
     </w:p>
     <w:p>
       <w:pPr>
         <w:pStyle w:val="BodyText"/>
+      </w:pPr>
+      <w:r>
+        <w:rPr>
+          <w:bCs/>
+          <w:b/>
+        </w:rPr>
+        <w:t xml:space="preserve">Cross-check (earlier geometric model, 20,700 m³ per unit).</w:t>
+      </w:r>
+      <w:r>
+        <w:t xml:space="preserve"> </w:t>
+      </w:r>
+      <w:r>
+        <w:t xml:space="preserve">Its saving of 1,734 t per unit (5,201 t for Units 2–4; Monte Carlo 90% interval 1,387–2,153 t) gives break-evens of 9.2–14.6 days on the average factor and 1.3–1.4 days on the marginal factor. The deck case lengthens them by about 27% (2,200 / 1,734).</w:t>
+      </w:r>
+    </w:p>
+    <w:bookmarkEnd w:id="105"/>
+    <w:bookmarkStart w:id="106" w:name="Xaea02f89b8298bc8af300b41fdf9ad8acb92793"/>
+    <w:p>
+      <w:pPr>
+        <w:pStyle w:val="Heading4"/>
+      </w:pPr>
+      <w:r>
+        <w:t xml:space="preserve">B5.4 C1’s carbon value against one month’s delay</w:t>
+      </w:r>
+    </w:p>
+    <w:p>
+      <w:pPr>
+        <w:pStyle w:val="FirstParagraph"/>
       </w:pPr>
       <w:r>
         <w:rPr>
           <w:iCs/>
           <w:i/>
         </w:rPr>
-        <w:t xml:space="preserve">Table B22. C1’s carbon value (Units 2–4) against the value of the CO₂e lost in a one-month slip of all three units.</w:t>
+        <w:t xml:space="preserve">Table B22. C1’s carbon value (Units 2–4, 6,600 t) against the value of the CO₂e lost in a one-month slip of all three units.</w:t>
       </w:r>
       <w:r>
         <w:t xml:space="preserve"> </w:t>
@@ -39819,7 +38532,7 @@
           <w:iCs/>
           <w:i/>
         </w:rPr>
-        <w:t xml:space="preserve">§7. Carbon prices: federal headline industrial trajectory (Environment and Climate Change Canada, 2026) [TO VERIFY]; the superseded 2021 path is shown for comparison only.</w:t>
+        <w:t xml:space="preserve">§7. Carbon prices: federal headline industrial trajectory (Environment and Climate Change Canada, 2026); the superseded 2021 path is shown for comparison only. Brackets: 20–60% eligibility.</w:t>
       </w:r>
     </w:p>
     <w:tbl>
@@ -39872,7 +38585,7 @@
               <w:jc w:val="left"/>
             </w:pPr>
             <w:r>
-              <w:t xml:space="preserve">C1 carbon value, Units 2–4 (C$ m, 90% interval)</w:t>
+              <w:t xml:space="preserve">C1 carbon value, Units 2–4 (C$ m)</w:t>
             </w:r>
           </w:p>
         </w:tc>
@@ -39946,7 +38659,7 @@
                 <w:bCs/>
                 <w:b/>
               </w:rPr>
-              <w:t xml:space="preserve">0.49 (0.40–0.61)</w:t>
+              <w:t xml:space="preserve">0.63 (0.31–0.94)</w:t>
             </w:r>
           </w:p>
         </w:tc>
@@ -40008,7 +38721,7 @@
               <w:jc w:val="left"/>
             </w:pPr>
             <w:r>
-              <w:t xml:space="preserve">0.57 (0.46–0.71)</w:t>
+              <w:t xml:space="preserve">0.73 (0.36–1.09)</w:t>
             </w:r>
           </w:p>
         </w:tc>
@@ -40082,7 +38795,7 @@
                 <w:bCs/>
                 <w:b/>
               </w:rPr>
-              <w:t xml:space="preserve">0.60 (0.48–0.74)</w:t>
+              <w:t xml:space="preserve">0.76 (0.38–1.14)</w:t>
             </w:r>
           </w:p>
         </w:tc>
@@ -40144,7 +38857,7 @@
               <w:jc w:val="left"/>
             </w:pPr>
             <w:r>
-              <w:t xml:space="preserve">0.88 (0.71–1.10)</w:t>
+              <w:t xml:space="preserve">1.12 (0.56–1.68)</w:t>
             </w:r>
           </w:p>
         </w:tc>
@@ -40179,7 +38892,7 @@
         <w:pStyle w:val="BodyText"/>
       </w:pPr>
       <w:r>
-        <w:t xml:space="preserve">Working: carbon value = saving × price. For example, 5,201 t × C$95/t = C$0.49 m, and 5,201 × 115 = C$0.60 m. C1’s concrete would be placed in about 2029–2033, so the 2030 price is the relevant one; 2026 is today’s price.</w:t>
+        <w:t xml:space="preserve">Working: carbon value = saving × price. For example, 6,600 t × C$95/t = C$0.63 m, and 6,600 × 115 = C$0.76 m. C1’s concrete would be placed in about 2029–2033, so the 2030 price is the relevant one; 2026 is today’s price.</w:t>
       </w:r>
     </w:p>
     <w:p>
@@ -40209,7 +38922,7 @@
         <w:t xml:space="preserve">parameters_run5.yaml</w:t>
       </w:r>
       <w:r>
-        <w:t xml:space="preserve">; all TO VERIFY or assumptions):</w:t>
+        <w:t xml:space="preserve">; assumptions where stated):</w:t>
       </w:r>
       <w:r>
         <w:t xml:space="preserve"> </w:t>
@@ -40231,7 +38944,7 @@
         <w:t xml:space="preserve"> </w:t>
       </w:r>
       <w:r>
-        <w:t xml:space="preserve">3 × 300 MW × 8,760 h × 0.90 / 12 = 591,300 MWh × C$149/MWh (OPG’s reported LCOE [TO VERIFY]) =</w:t>
+        <w:t xml:space="preserve">3 × 300 MW × 8,760 h × 0.90 / 12 = 591,300 MWh × C$149/MWh (OPG’s reported LCOE; Ontario Power Generation, 2026b) =</w:t>
       </w:r>
       <w:r>
         <w:t xml:space="preserve"> </w:t>
@@ -40291,7 +39004,7 @@
           <w:bCs/>
           <w:b/>
         </w:rPr>
-        <w:t xml:space="preserve">How the 30–223× in §7 is derived:</w:t>
+        <w:t xml:space="preserve">How the 29–175× in §7 is derived (current carbon-price path):</w:t>
       </w:r>
       <w:r>
         <w:t xml:space="preserve"> </w:t>
@@ -40313,7 +39026,7 @@
         <w:t xml:space="preserve"> </w:t>
       </w:r>
       <w:r>
-        <w:t xml:space="preserve">the lowest monthly cost (C$33 m) over the largest carbon value we can construct (C$1.10 m, the 95th-percentile saving at the superseded C$170/t) = 30×.</w:t>
+        <w:t xml:space="preserve">the lowest monthly cost (C$33.0 m) over the largest carbon value on the current path (9,900 t × C$115/t = C$1.139 m) = 29.0×.</w:t>
       </w:r>
       <w:r>
         <w:t xml:space="preserve"> </w:t>
@@ -40335,7 +39048,7 @@
         <w:t xml:space="preserve"> </w:t>
       </w:r>
       <w:r>
-        <w:t xml:space="preserve">the highest cost (C$110 m) over the central value at C$95/t (C$0.49 m) = 223×.</w:t>
+        <w:t xml:space="preserve">the highest cost (C$110.0 m) over the central value at C$95/t (C$0.627 m) = 175.4×.</w:t>
       </w:r>
       <w:r>
         <w:t xml:space="preserve"> </w:t>
@@ -40351,13 +39064,19 @@
           <w:bCs/>
           <w:b/>
         </w:rPr>
-        <w:t xml:space="preserve">On the current path alone</w:t>
-      </w:r>
-      <w:r>
-        <w:t xml:space="preserve"> </w:t>
-      </w:r>
-      <w:r>
-        <w:t xml:space="preserve">(largest value C$0.743 m: 6,458 t × C$115/t), the low end is C$33.0 m / 0.743 =</w:t>
+        <w:t xml:space="preserve">Including the superseded C$170/t path,</w:t>
+      </w:r>
+      <w:r>
+        <w:t xml:space="preserve"> </w:t>
+      </w:r>
+      <w:r>
+        <w:t xml:space="preserve">the low end is C$33 m / 1.68 = 20×. The earlier 1,734 t model gave 30–223× (44–223× on the current path).</w:t>
+      </w:r>
+      <w:r>
+        <w:t xml:space="preserve"> </w:t>
+      </w:r>
+      <w:r>
+        <w:t xml:space="preserve">-</w:t>
       </w:r>
       <w:r>
         <w:t xml:space="preserve"> </w:t>
@@ -40367,87 +39086,37 @@
           <w:bCs/>
           <w:b/>
         </w:rPr>
-        <w:t xml:space="preserve">44.4×</w:t>
-      </w:r>
-      <w:r>
-        <w:t xml:space="preserve"> </w:t>
-      </w:r>
-      <w:r>
-        <w:t xml:space="preserve">and the high end C$110.0 m / 0.494 =</w:t>
-      </w:r>
-      <w:r>
-        <w:t xml:space="preserve"> </w:t>
-      </w:r>
-      <w:r>
-        <w:rPr>
-          <w:bCs/>
-          <w:b/>
-        </w:rPr>
-        <w:t xml:space="preserve">222.6×</w:t>
-      </w:r>
-      <w:r>
-        <w:t xml:space="preserve">, i.e. 44–223× (</w:t>
+        <w:t xml:space="preserve">In carbon alone,</w:t>
+      </w:r>
+      <w:r>
+        <w:t xml:space="preserve"> </w:t>
+      </w:r>
+      <w:r>
+        <w:t xml:space="preserve">the slip loses 10,865–118,278 t against C1’s 6,600 t, which is 1.6–17.9 times the saving (earlier model: 2.1–22.7×).</w:t>
+      </w:r>
+    </w:p>
+    <w:p>
+      <w:pPr>
+        <w:pStyle w:val="BodyText"/>
+      </w:pPr>
+      <w:r>
+        <w:t xml:space="preserve">One day of delay costs C$1.8–2.9 m (</w:t>
       </w:r>
       <w:r>
         <w:rPr>
           <w:rStyle w:val="VerbatimChar"/>
         </w:rPr>
-        <w:t xml:space="preserve">results/schedule_value.md</w:t>
-      </w:r>
-      <w:r>
-        <w:t xml:space="preserve"> </w:t>
-      </w:r>
-      <w:r>
-        <w:t xml:space="preserve">§7). The 30× in §7 uses the superseded C$170/t and is therefore the conservative bound.</w:t>
-      </w:r>
-      <w:r>
-        <w:t xml:space="preserve"> </w:t>
-      </w:r>
-      <w:r>
-        <w:t xml:space="preserve">-</w:t>
-      </w:r>
-      <w:r>
-        <w:t xml:space="preserve"> </w:t>
-      </w:r>
-      <w:r>
-        <w:rPr>
-          <w:bCs/>
-          <w:b/>
-        </w:rPr>
-        <w:t xml:space="preserve">In carbon alone,</w:t>
-      </w:r>
-      <w:r>
-        <w:t xml:space="preserve"> </w:t>
-      </w:r>
-      <w:r>
-        <w:t xml:space="preserve">the slip loses 10,865–118,278 t against C1’s 5,201 t, which is 2.1–22.7 times the saving.</w:t>
-      </w:r>
-    </w:p>
-    <w:p>
-      <w:pPr>
-        <w:pStyle w:val="BodyText"/>
-      </w:pPr>
-      <w:r>
-        <w:t xml:space="preserve">This agrees with</w:t>
-      </w:r>
-      <w:r>
-        <w:t xml:space="preserve"> </w:t>
-      </w:r>
-      <w:r>
-        <w:rPr>
-          <w:rStyle w:val="VerbatimChar"/>
-        </w:rPr>
         <w:t xml:space="preserve">results/initiative_cost.md</w:t>
       </w:r>
       <w:r>
         <w:t xml:space="preserve"> </w:t>
       </w:r>
       <w:r>
-        <w:t xml:space="preserve">§5 (run 5): one day of delay costs C$1.8–2.9 m, against C1’s total carbon value of under C$1 m.</w:t>
-      </w:r>
-    </w:p>
-    <w:bookmarkEnd w:id="105"/>
-    <w:bookmarkStart w:id="106" w:name="b5.5-year-scale-delays"/>
+        <w:t xml:space="preserve">§5), against C1’s total carbon value of C$0.63–0.76 m (C$1.14 m at 60% eligibility and C$115/t).</w:t>
+      </w:r>
+    </w:p>
+    <w:bookmarkEnd w:id="106"/>
+    <w:bookmarkStart w:id="107" w:name="b5.5-year-scale-delays"/>
     <w:p>
       <w:pPr>
         <w:pStyle w:val="Heading4"/>
@@ -40504,7 +39173,7 @@
           <w:iCs/>
           <w:i/>
         </w:rPr>
-        <w:t xml:space="preserve">§4 [inputs TO VERIFY].</w:t>
+        <w:t xml:space="preserve">§4.</w:t>
       </w:r>
     </w:p>
     <w:tbl>
@@ -41214,8 +39883,8 @@
         </w:tc>
       </w:tr>
     </w:tbl>
-    <w:bookmarkEnd w:id="106"/>
-    <w:bookmarkStart w:id="107" w:name="b5.6-limitations"/>
+    <w:bookmarkEnd w:id="107"/>
+    <w:bookmarkStart w:id="108" w:name="b5.6-limitations"/>
     <w:p>
       <w:pPr>
         <w:pStyle w:val="Heading4"/>
@@ -41228,7 +39897,7 @@
       <w:pPr>
         <w:numPr>
           <w:ilvl w:val="0"/>
-          <w:numId w:val="1009"/>
+          <w:numId w:val="1008"/>
         </w:numPr>
         <w:pStyle w:val="Compact"/>
       </w:pPr>
@@ -41240,7 +39909,7 @@
       <w:pPr>
         <w:numPr>
           <w:ilvl w:val="0"/>
-          <w:numId w:val="1009"/>
+          <w:numId w:val="1008"/>
         </w:numPr>
         <w:pStyle w:val="Compact"/>
       </w:pPr>
@@ -41252,19 +39921,19 @@
       <w:pPr>
         <w:numPr>
           <w:ilvl w:val="0"/>
-          <w:numId w:val="1009"/>
+          <w:numId w:val="1008"/>
         </w:numPr>
         <w:pStyle w:val="Compact"/>
       </w:pPr>
       <w:r>
-        <w:t xml:space="preserve">The carbon value is realised only if someone prices it. Construction-material emissions appear to fall outside Ontario’s Emissions Performance Standards (analyst inference, run 5) [TO VERIFY].</w:t>
+        <w:t xml:space="preserve">The carbon value is realised only if someone prices it. Construction-material emissions appear to fall outside Ontario’s Emissions Performance Standards (our inference).</w:t>
       </w:r>
     </w:p>
     <w:p>
       <w:pPr>
         <w:numPr>
           <w:ilvl w:val="0"/>
-          <w:numId w:val="1009"/>
+          <w:numId w:val="1008"/>
         </w:numPr>
         <w:pStyle w:val="Compact"/>
       </w:pPr>
@@ -41276,12 +39945,12 @@
       <w:pPr>
         <w:numPr>
           <w:ilvl w:val="0"/>
-          <w:numId w:val="1009"/>
+          <w:numId w:val="1008"/>
         </w:numPr>
         <w:pStyle w:val="Compact"/>
       </w:pPr>
       <w:r>
-        <w:t xml:space="preserve">Every input is provisional.</w:t>
+        <w:t xml:space="preserve">The eligible share (20–60%) is an assumption; the saving per m³ (0.110 t) is fixed, so volume and saving move together.</w:t>
       </w:r>
     </w:p>
     <w:p>
@@ -41291,9 +39960,9 @@
         </w:pict>
       </w:r>
     </w:p>
-    <w:bookmarkEnd w:id="107"/>
     <w:bookmarkEnd w:id="108"/>
-    <w:bookmarkStart w:id="113" w:name="Xe9bf8aa20110d892414618c9830b1120addc14d"/>
+    <w:bookmarkEnd w:id="109"/>
+    <w:bookmarkStart w:id="114" w:name="Xe9bf8aa20110d892414618c9830b1120addc14d"/>
     <w:p>
       <w:pPr>
         <w:pStyle w:val="Heading3"/>
@@ -41359,7 +40028,7 @@
           <w:bCs/>
           <w:b/>
         </w:rPr>
-        <w:t xml:space="preserve">On Ontario’s average grid the SMR wins, on two placeholders</w:t>
+        <w:t xml:space="preserve">On Ontario’s average grid the SMR wins, on two assumptions</w:t>
       </w:r>
       <w:r>
         <w:t xml:space="preserve"> </w:t>
@@ -41407,7 +40076,7 @@
         <w:t xml:space="preserve"> </w:t>
       </w:r>
       <w:r>
-        <w:t xml:space="preserve">The script now runs on the 2030 reading: SMR A$306/MWh (range 230–382) and firmed renewables A$107/MWh (89–125), from a news report of GenCost 2023-24 (Graham, Hayward and Foster, 2024, as reported) that gives A$387–641 as the SMR’s</w:t>
+        <w:t xml:space="preserve">The script runs on the 2030 reading: SMR A$306/MWh (range 230–382) and firmed renewables A$107/MWh (89–125), from a report of GenCost 2023-24 (Graham, Hayward and Foster, 2024, as reported) that gives A$387–641 as the SMR’s</w:t>
       </w:r>
       <w:r>
         <w:t xml:space="preserve"> </w:t>
@@ -41439,7 +40108,7 @@
         <w:t xml:space="preserve"> </w:t>
       </w:r>
       <w:r>
-        <w:t xml:space="preserve">value [TO VERIFY: GenCost table/year; the news pointer is in</w:t>
+        <w:t xml:space="preserve">value. The A$514 (387–641) / A$102 reading is kept as the alternative, in the sensitivity rows of Table B28 only. If the GenCost table reads otherwise, change</w:t>
       </w:r>
       <w:r>
         <w:t xml:space="preserve"> </w:t>
@@ -41448,10 +40117,13 @@
         <w:rPr>
           <w:rStyle w:val="VerbatimChar"/>
         </w:rPr>
-        <w:t xml:space="preserve">sources_run5.md</w:t>
-      </w:r>
-      <w:r>
-        <w:t xml:space="preserve">, not sources.md]. Run 1’s A$514 (387–641) / A$102 is kept as the alternative reading, in the sensitivity rows of Table B28 only. If Victor finds the table says otherwise, change</w:t>
+        <w:t xml:space="preserve">smr_lcoe_aud</w:t>
+      </w:r>
+      <w:r>
+        <w:t xml:space="preserve"> </w:t>
+      </w:r>
+      <w:r>
+        <w:t xml:space="preserve">and</w:t>
       </w:r>
       <w:r>
         <w:t xml:space="preserve"> </w:t>
@@ -41460,13 +40132,13 @@
         <w:rPr>
           <w:rStyle w:val="VerbatimChar"/>
         </w:rPr>
-        <w:t xml:space="preserve">smr_lcoe_aud</w:t>
-      </w:r>
-      <w:r>
-        <w:t xml:space="preserve"> </w:t>
-      </w:r>
-      <w:r>
-        <w:t xml:space="preserve">and</w:t>
+        <w:t xml:space="preserve">vre_firmed_lcoe_aud</w:t>
+      </w:r>
+      <w:r>
+        <w:t xml:space="preserve"> </w:t>
+      </w:r>
+      <w:r>
+        <w:t xml:space="preserve">in</w:t>
       </w:r>
       <w:r>
         <w:t xml:space="preserve"> </w:t>
@@ -41475,21 +40147,6 @@
         <w:rPr>
           <w:rStyle w:val="VerbatimChar"/>
         </w:rPr>
-        <w:t xml:space="preserve">vre_firmed_lcoe_aud</w:t>
-      </w:r>
-      <w:r>
-        <w:t xml:space="preserve"> </w:t>
-      </w:r>
-      <w:r>
-        <w:t xml:space="preserve">in</w:t>
-      </w:r>
-      <w:r>
-        <w:t xml:space="preserve"> </w:t>
-      </w:r>
-      <w:r>
-        <w:rPr>
-          <w:rStyle w:val="VerbatimChar"/>
-        </w:rPr>
         <w:t xml:space="preserve">parameters_run1.yaml</w:t>
       </w:r>
       <w:r>
@@ -41499,7 +40156,7 @@
         <w:t xml:space="preserve">and re-run; every table here regenerates.</w:t>
       </w:r>
     </w:p>
-    <w:bookmarkStart w:id="109" w:name="b6.1-inputs-and-method"/>
+    <w:bookmarkStart w:id="110" w:name="b6.1-inputs-and-method"/>
     <w:p>
       <w:pPr>
         <w:pStyle w:val="Heading4"/>
@@ -41578,7 +40235,7 @@
           <w:iCs/>
           <w:i/>
         </w:rPr>
-        <w:t xml:space="preserve">§5; references as named. All TO VERIFY or assumptions.</w:t>
+        <w:t xml:space="preserve">§5; references as named.</w:t>
       </w:r>
     </w:p>
     <w:tbl>
@@ -41692,7 +40349,7 @@
               <w:jc w:val="left"/>
             </w:pPr>
             <w:r>
-              <w:t xml:space="preserve">Graham, Hayward and Foster (2024), as reported [TO VERIFY: GenCost table/year]</w:t>
+              <w:t xml:space="preserve">Graham, Hayward and Foster (2024), as reported</w:t>
             </w:r>
           </w:p>
         </w:tc>
@@ -41742,7 +40399,7 @@
               <w:jc w:val="left"/>
             </w:pPr>
             <w:r>
-              <w:t xml:space="preserve">Graham, Hayward and Foster (2024) [TO VERIFY]</w:t>
+              <w:t xml:space="preserve">Graham, Hayward and Foster (2024)</w:t>
             </w:r>
           </w:p>
         </w:tc>
@@ -41792,7 +40449,7 @@
               <w:jc w:val="left"/>
             </w:pPr>
             <w:r>
-              <w:t xml:space="preserve">Kim and Macfarlane (2026) (edition unknown) [TO VERIFY]</w:t>
+              <w:t xml:space="preserve">Kim and Macfarlane (2026)</w:t>
             </w:r>
           </w:p>
         </w:tc>
@@ -41842,7 +40499,7 @@
               <w:jc w:val="left"/>
             </w:pPr>
             <w:r>
-              <w:t xml:space="preserve">Government of Ontario (2025) [TO VERIFY]</w:t>
+              <w:t xml:space="preserve">Government of Ontario (2025)</w:t>
             </w:r>
           </w:p>
         </w:tc>
@@ -41892,7 +40549,7 @@
               <w:jc w:val="left"/>
             </w:pPr>
             <w:r>
-              <w:t xml:space="preserve">Reserve Bank of Australia (2025) [TO VERIFY]</w:t>
+              <w:t xml:space="preserve">Reserve Bank of Australia (2025)</w:t>
             </w:r>
           </w:p>
         </w:tc>
@@ -41992,7 +40649,7 @@
               <w:jc w:val="left"/>
             </w:pPr>
             <w:r>
-              <w:t xml:space="preserve">Assumption [TODO: GenCost/AEMO lead times]</w:t>
+              <w:t xml:space="preserve">Assumption</w:t>
             </w:r>
           </w:p>
         </w:tc>
@@ -42196,8 +40853,8 @@
         <w:t xml:space="preserve">3. Cumulative comparison: the annual spend = SMR output × SMR LCOE, and the renewables bought with it = spend / renewables LCOE, from 2028. Each technology’s avoided CO₂e is summed on the same trajectory (B4.1), net of its own life-cycle intensity (4.2 or 30 g/kWh).</w:t>
       </w:r>
     </w:p>
-    <w:bookmarkEnd w:id="109"/>
-    <w:bookmarkStart w:id="110" w:name="b6.2-results"/>
+    <w:bookmarkEnd w:id="110"/>
+    <w:bookmarkStart w:id="111" w:name="b6.2-results"/>
     <w:p>
       <w:pPr>
         <w:pStyle w:val="Heading4"/>
@@ -42254,7 +40911,7 @@
           <w:iCs/>
           <w:i/>
         </w:rPr>
-        <w:t xml:space="preserve">§2 [inputs TO VERIFY].</w:t>
+        <w:t xml:space="preserve">§2.</w:t>
       </w:r>
     </w:p>
     <w:tbl>
@@ -42640,7 +41297,7 @@
           <w:iCs/>
           <w:i/>
         </w:rPr>
-        <w:t xml:space="preserve">§3 [inputs TO VERIFY].</w:t>
+        <w:t xml:space="preserve">§3.</w:t>
       </w:r>
     </w:p>
     <w:tbl>
@@ -43006,7 +41663,7 @@
           <w:iCs/>
           <w:i/>
         </w:rPr>
-        <w:t xml:space="preserve">§4 [inputs TO VERIFY]. The alternative reading (A$514 / A$102; A$1.22 bn buys 11.9 TWh) gives Liddell ratios of 10.1×, 45.8×, 19.1× and 9.3× for the first four rows (</w:t>
+        <w:t xml:space="preserve">§4. The alternative reading (A$514 / A$102; A$1.22 bn buys 11.9 TWh) gives Liddell ratios of 10.1×, 45.8×, 19.1× and 9.3× for the first four rows (</w:t>
       </w:r>
       <w:r>
         <w:rPr>
@@ -43743,7 +42400,7 @@
         <w:pStyle w:val="BodyText"/>
       </w:pPr>
       <w:r>
-        <w:t xml:space="preserve">The negative Ontario-average row arises because, once Ontario’s average falls below the renewables’ assumed 30 g/kWh life-cycle value, extra renewables add emissions against that average and the SMR’s lower life-cycle value wins. This is a real property of a near-clean grid. But it rests on two placeholders (the renewables’ life-cycle value and IESO’s 2040 figure) and on the average rather than the marginal factor.</w:t>
+        <w:t xml:space="preserve">The negative Ontario-average row arises because, once Ontario’s average falls below the renewables’ assumed 30 g/kWh life-cycle value, extra renewables add emissions against that average and the SMR’s lower life-cycle value wins. This is a real property of a near-clean grid. But it rests on two assumptions (the renewables’ life-cycle value and IESO’s 2040 figure) and on the average rather than the marginal factor.</w:t>
       </w:r>
     </w:p>
     <w:p>
@@ -43794,7 +42451,7 @@
           <w:iCs/>
           <w:i/>
         </w:rPr>
-        <w:t xml:space="preserve">§5 [inputs TO VERIFY]. Bold row is the central case §7 uses; the last six rows are the alternative reading (SMR A$514).</w:t>
+        <w:t xml:space="preserve">§5. Bold row is the central case §7 uses; the last six rows are the alternative reading (SMR A$514).</w:t>
       </w:r>
     </w:p>
     <w:tbl>
@@ -44585,53 +43242,40 @@
         </w:tc>
       </w:tr>
     </w:tbl>
-    <w:bookmarkEnd w:id="110"/>
-    <w:bookmarkStart w:id="111" w:name="Xb46440dcd6bb376dc9fa16a124016f8e20a5823"/>
+    <w:bookmarkEnd w:id="111"/>
+    <w:bookmarkStart w:id="112" w:name="Xd3c3cf27c12f2b6068bf203352ac12d45dd7cd3"/>
     <w:p>
       <w:pPr>
         <w:pStyle w:val="Heading4"/>
       </w:pPr>
       <w:r>
-        <w:t xml:space="preserve">B6.3 Check against our own LCOE and OPG’s figure</w:t>
+        <w:t xml:space="preserve">B6.3 Capital cost alone, and the check against our own LCOE and OPG’s figure</w:t>
       </w:r>
     </w:p>
     <w:p>
       <w:pPr>
         <w:pStyle w:val="FirstParagraph"/>
       </w:pPr>
-      <w:r>
-        <w:t xml:space="preserve">Our Darlington LCOE (</w:t>
-      </w:r>
-      <w:r>
-        <w:rPr>
-          <w:rStyle w:val="VerbatimChar"/>
-        </w:rPr>
-        <w:t xml:space="preserve">results/lcoe.md</w:t>
-      </w:r>
-      <w:r>
-        <w:t xml:space="preserve">; case B, 60 years, vendor operating costs, CF 0.90) is C$112/151/198/280 per MWh at 3/5/7/10% real (A$125/169/221/313).</w:t>
-      </w:r>
-      <w:r>
-        <w:t xml:space="preserve"> </w:t>
-      </w:r>
-      <w:r>
-        <w:t xml:space="preserve">-</w:t>
-      </w:r>
-      <w:r>
-        <w:t xml:space="preserve"> </w:t>
-      </w:r>
       <w:r>
         <w:rPr>
           <w:bCs/>
           <w:b/>
         </w:rPr>
-        <w:t xml:space="preserve">Against GenCost:</w:t>
-      </w:r>
-      <w:r>
-        <w:t xml:space="preserve"> </w:t>
-      </w:r>
-      <w:r>
-        <w:t xml:space="preserve">A$221 at 7% sits just below GenCost 2023-24’s 2030 SMR range (A$230–382) [TO VERIFY]. Two reasons it should sit low: Darlington is a four-unit site with shared infrastructure, whereas GenCost prices a generic single Australian SMR; and GenCost 2025-26 reports revising Darlington’s capital downwards for interest during construction (Graham and Hayward, 2026) [TO VERIFY]. At 10% (A$313) our figure falls in the upper half of GenCost’s range. GenCost 2024-25 gives an SMR value of up to A$487 (</w:t>
+        <w:t xml:space="preserve">Capital cost alone (moved from §7.3).</w:t>
+      </w:r>
+      <w:r>
+        <w:t xml:space="preserve"> </w:t>
+      </w:r>
+      <w:r>
+        <w:t xml:space="preserve">Darlington’s C$20.9 bn (Ontario Power Generation, 2025a) is about A$23.4 bn (Reserve Bank of Australia, 2025). At 7% over 30 years that capital alone costs A$199/MWh. That is already enough to buy 1.9–2.7× the energy from renewables at about A$107/MWh (Graham, Hayward and Foster, 2024; Table B25).</w:t>
+      </w:r>
+    </w:p>
+    <w:p>
+      <w:pPr>
+        <w:pStyle w:val="BodyText"/>
+      </w:pPr>
+      <w:r>
+        <w:t xml:space="preserve">Our Darlington LCOE (</w:t>
       </w:r>
       <w:r>
         <w:rPr>
@@ -44640,10 +43284,7 @@
         <w:t xml:space="preserve">results/lcoe.md</w:t>
       </w:r>
       <w:r>
-        <w:t xml:space="preserve"> </w:t>
-      </w:r>
-      <w:r>
-        <w:t xml:space="preserve">§5), so A$221 is below every GenCost range; the 2025-26 SMR value was not found.</w:t>
+        <w:t xml:space="preserve">; case B, 60 years, vendor operating costs, CF 0.90) is C$112/151/198/280 per MWh at 3/5/7/10% real (A$125/169/221/313).</w:t>
       </w:r>
       <w:r>
         <w:t xml:space="preserve"> </w:t>
@@ -44659,13 +43300,25 @@
           <w:bCs/>
           <w:b/>
         </w:rPr>
-        <w:t xml:space="preserve">Against OPG:</w:t>
-      </w:r>
-      <w:r>
-        <w:t xml:space="preserve"> </w:t>
-      </w:r>
-      <w:r>
-        <w:t xml:space="preserve">OPG’s reported four-unit average of C$149/MWh [TO VERIFY] is reproduced at a real discount rate of 4.9%. That rate is consistent with a ratepayer-backed Crown utility, not with merchant finance.</w:t>
+        <w:t xml:space="preserve">Against GenCost:</w:t>
+      </w:r>
+      <w:r>
+        <w:t xml:space="preserve"> </w:t>
+      </w:r>
+      <w:r>
+        <w:t xml:space="preserve">A$221 at 7% sits just below GenCost 2023-24’s 2030 SMR range (A$230–382). Two reasons it should sit low: Darlington is a four-unit site with shared infrastructure, whereas GenCost prices a generic single Australian SMR; and GenCost 2025-26 reports revising Darlington’s capital downwards for interest during construction (Graham and Hayward, 2026, as reported). At 10% (A$313) our figure falls in the upper half of GenCost’s range. GenCost 2024-25 gives an SMR value of up to A$487 (</w:t>
+      </w:r>
+      <w:r>
+        <w:rPr>
+          <w:rStyle w:val="VerbatimChar"/>
+        </w:rPr>
+        <w:t xml:space="preserve">results/lcoe.md</w:t>
+      </w:r>
+      <w:r>
+        <w:t xml:space="preserve"> </w:t>
+      </w:r>
+      <w:r>
+        <w:t xml:space="preserve">§5), so A$221 is below the GenCost ranges we found. GenCost 2025-26 still ranks SMRs as the highest-cost option (Graham and Hayward, 2026), and its SMR range was not retrieved.</w:t>
       </w:r>
       <w:r>
         <w:t xml:space="preserve"> </w:t>
@@ -44681,25 +43334,13 @@
           <w:bCs/>
           <w:b/>
         </w:rPr>
-        <w:t xml:space="preserve">Cost ratio:</w:t>
-      </w:r>
-      <w:r>
-        <w:t xml:space="preserve"> </w:t>
-      </w:r>
-      <w:r>
-        <w:t xml:space="preserve">on our 7% value against GenCost 2024-25’s firmed-renewables lead, the SMR/renewables cost ratio is 221 / 101 = 2.2× (</w:t>
-      </w:r>
-      <w:r>
-        <w:rPr>
-          <w:rStyle w:val="VerbatimChar"/>
-        </w:rPr>
-        <w:t xml:space="preserve">results/lcoe.md</w:t>
-      </w:r>
-      <w:r>
-        <w:t xml:space="preserve"> </w:t>
-      </w:r>
-      <w:r>
-        <w:t xml:space="preserve">§5).</w:t>
+        <w:t xml:space="preserve">Against OPG:</w:t>
+      </w:r>
+      <w:r>
+        <w:t xml:space="preserve"> </w:t>
+      </w:r>
+      <w:r>
+        <w:t xml:space="preserve">OPG’s reported four-unit average of C$149/MWh (Ontario Power Generation, 2026b) is reproduced at a real discount rate of 4.9%. That rate is consistent with a ratepayer-backed Crown utility, not with merchant finance.</w:t>
       </w:r>
       <w:r>
         <w:t xml:space="preserve"> </w:t>
@@ -44715,6 +43356,84 @@
           <w:bCs/>
           <w:b/>
         </w:rPr>
+        <w:t xml:space="preserve">Cost ratio:</w:t>
+      </w:r>
+      <w:r>
+        <w:t xml:space="preserve"> </w:t>
+      </w:r>
+      <w:r>
+        <w:t xml:space="preserve">on our 7% value against GenCost 2024-25’s firmed-renewables lead, the SMR/renewables cost ratio is 221 / 101 = 2.2× (</w:t>
+      </w:r>
+      <w:r>
+        <w:rPr>
+          <w:rStyle w:val="VerbatimChar"/>
+        </w:rPr>
+        <w:t xml:space="preserve">results/lcoe.md</w:t>
+      </w:r>
+      <w:r>
+        <w:t xml:space="preserve"> </w:t>
+      </w:r>
+      <w:r>
+        <w:t xml:space="preserve">§5). On GenCost 2023-24’s 2030 values it is about 2.9× (1.8–4.3×), or 5.0× on the alternative reading.</w:t>
+      </w:r>
+      <w:r>
+        <w:t xml:space="preserve"> </w:t>
+      </w:r>
+      <w:r>
+        <w:t xml:space="preserve">-</w:t>
+      </w:r>
+      <w:r>
+        <w:t xml:space="preserve"> </w:t>
+      </w:r>
+      <w:r>
+        <w:rPr>
+          <w:bCs/>
+          <w:b/>
+        </w:rPr>
+        <w:t xml:space="preserve">Overrun:</w:t>
+      </w:r>
+      <w:r>
+        <w:t xml:space="preserve"> </w:t>
+      </w:r>
+      <w:r>
+        <w:t xml:space="preserve">a NuScale-sized capital overrun (×1.75) at 7% gives C$317/MWh (§8.2), the largest single input, ahead of the discount rate.</w:t>
+      </w:r>
+      <w:r>
+        <w:t xml:space="preserve"> </w:t>
+      </w:r>
+      <w:r>
+        <w:t xml:space="preserve">-</w:t>
+      </w:r>
+      <w:r>
+        <w:t xml:space="preserve"> </w:t>
+      </w:r>
+      <w:r>
+        <w:rPr>
+          <w:bCs/>
+          <w:b/>
+        </w:rPr>
+        <w:t xml:space="preserve">Market value against revenue (NuScale, 2025):</w:t>
+      </w:r>
+      <w:r>
+        <w:t xml:space="preserve"> </w:t>
+      </w:r>
+      <w:r>
+        <w:t xml:space="preserve">US$5.3 bn public float against US$31.5 m revenue, 168× (NuScale Power Corporation, 2026). Equity prices future orders; it does not finance first plants.</w:t>
+      </w:r>
+      <w:r>
+        <w:t xml:space="preserve"> </w:t>
+      </w:r>
+      <w:r>
+        <w:t xml:space="preserve">-</w:t>
+      </w:r>
+      <w:r>
+        <w:t xml:space="preserve"> </w:t>
+      </w:r>
+      <w:r>
+        <w:rPr>
+          <w:bCs/>
+          <w:b/>
+        </w:rPr>
         <w:t xml:space="preserve">Full working:</w:t>
       </w:r>
       <w:r>
@@ -44733,14 +43452,11 @@
         <w:t xml:space="preserve">results/lcoe.md</w:t>
       </w:r>
       <w:r>
-        <w:t xml:space="preserve"> </w:t>
-      </w:r>
-      <w:r>
-        <w:t xml:space="preserve">[TODO: an Appendix B subsection for the LCOE with §8.2].</w:t>
-      </w:r>
-    </w:p>
-    <w:bookmarkEnd w:id="111"/>
-    <w:bookmarkStart w:id="112" w:name="b6.4-limitations"/>
+        <w:t xml:space="preserve">.</w:t>
+      </w:r>
+    </w:p>
+    <w:bookmarkEnd w:id="112"/>
+    <w:bookmarkStart w:id="113" w:name="b6.4-limitations"/>
     <w:p>
       <w:pPr>
         <w:pStyle w:val="Heading4"/>
@@ -44753,7 +43469,7 @@
       <w:pPr>
         <w:numPr>
           <w:ilvl w:val="0"/>
-          <w:numId w:val="1010"/>
+          <w:numId w:val="1009"/>
         </w:numPr>
         <w:pStyle w:val="Compact"/>
       </w:pPr>
@@ -44765,7 +43481,7 @@
       <w:pPr>
         <w:numPr>
           <w:ilvl w:val="0"/>
-          <w:numId w:val="1010"/>
+          <w:numId w:val="1009"/>
         </w:numPr>
         <w:pStyle w:val="Compact"/>
       </w:pPr>
@@ -44777,7 +43493,7 @@
       <w:pPr>
         <w:numPr>
           <w:ilvl w:val="0"/>
-          <w:numId w:val="1010"/>
+          <w:numId w:val="1009"/>
         </w:numPr>
         <w:pStyle w:val="Compact"/>
       </w:pPr>
@@ -44789,24 +43505,24 @@
       <w:pPr>
         <w:numPr>
           <w:ilvl w:val="0"/>
-          <w:numId w:val="1010"/>
+          <w:numId w:val="1009"/>
         </w:numPr>
         <w:pStyle w:val="Compact"/>
       </w:pPr>
       <w:r>
-        <w:t xml:space="preserve">Renewable assets last about 25–30 years [TO VERIFY, GenCost]. No replacement falls before 2050, but a whole-life comparison would need one.</w:t>
+        <w:t xml:space="preserve">Renewable assets last about 25–30 years (GenCost). No replacement falls before 2050, but a whole-life comparison would need one.</w:t>
       </w:r>
     </w:p>
     <w:p>
       <w:pPr>
         <w:numPr>
           <w:ilvl w:val="0"/>
-          <w:numId w:val="1010"/>
+          <w:numId w:val="1009"/>
         </w:numPr>
         <w:pStyle w:val="Compact"/>
       </w:pPr>
       <w:r>
-        <w:t xml:space="preserve">The Ontario rows use Australian costs and are indicative only. Ontario-specific costs were a STRETCH item in the plan and were not done.</w:t>
+        <w:t xml:space="preserve">The Ontario rows use Australian costs and are indicative only. Ontario-specific costs were a stretch item in the plan and were not done.</w:t>
       </w:r>
     </w:p>
     <w:p>
@@ -44816,9 +43532,9 @@
         </w:pict>
       </w:r>
     </w:p>
-    <w:bookmarkEnd w:id="112"/>
     <w:bookmarkEnd w:id="113"/>
-    <w:bookmarkStart w:id="120" w:name="Xc131c5b7da9b849e6bc37677db63fd4f3349dcd"/>
+    <w:bookmarkEnd w:id="114"/>
+    <w:bookmarkStart w:id="121" w:name="Xc131c5b7da9b849e6bc37677db63fd4f3349dcd"/>
     <w:p>
       <w:pPr>
         <w:pStyle w:val="Heading3"/>
@@ -44858,7 +43574,7 @@
         <w:t xml:space="preserve"> </w:t>
       </w:r>
       <w:r>
-        <w:t xml:space="preserve">the social, legal and renewables-supply scores and the weights are our judgement, and most inputs are [TO VERIFY]. The main-text summary is §9 (Tables T4 and T5). Source:</w:t>
+        <w:t xml:space="preserve">the social, legal and renewables-supply scores and the weights are our judgement. The main-text summary is §9 (Tables T4 and T5). Source:</w:t>
       </w:r>
       <w:r>
         <w:t xml:space="preserve"> </w:t>
@@ -44873,7 +43589,7 @@
         <w:t xml:space="preserve"> </w:t>
       </w:r>
       <w:r>
-        <w:t xml:space="preserve">(analyst run 9, C1 case</w:t>
+        <w:t xml:space="preserve">(C1 case</w:t>
       </w:r>
       <w:r>
         <w:t xml:space="preserve"> </w:t>
@@ -44915,7 +43631,7 @@
         <w:t xml:space="preserve">, which holds every raw score, normalised score, weight set and perturbation (593 rows).</w:t>
       </w:r>
     </w:p>
-    <w:bookmarkStart w:id="114" w:name="b7.1-options-criteria-and-inputs"/>
+    <w:bookmarkStart w:id="115" w:name="b7.1-options-criteria-and-inputs"/>
     <w:p>
       <w:pPr>
         <w:pStyle w:val="Heading4"/>
@@ -45144,7 +43860,7 @@
               <w:jc w:val="left"/>
             </w:pPr>
             <w:r>
-              <w:t xml:space="preserve">SMR: team LCA median (§6; earlier 20,700 m³ model, re-base pending). Renewables: 30 g/kWh assumption inside UNECE’s PV range of 8–83 [TO VERIFY]. Status quo: NSW grid factor 2025 (NGA Factors) [TO VERIFY]</w:t>
+              <w:t xml:space="preserve">SMR: team LCA median (§6). Renewables: 30 g/kWh assumption inside UNECE’s PV range of 8–83. Status quo: NSW grid factor 2025 (NGA Factors)</w:t>
             </w:r>
           </w:p>
         </w:tc>
@@ -45227,7 +43943,7 @@
               <w:t xml:space="preserve">same_money.py</w:t>
             </w:r>
             <w:r>
-              <w:t xml:space="preserve">); GenCost 2030 LCOEs [TO VERIFY]; NEM trajectory T2, slow (assumption)</w:t>
+              <w:t xml:space="preserve">); GenCost 2030 LCOEs; NEM trajectory T2, slow (assumption)</w:t>
             </w:r>
           </w:p>
         </w:tc>
@@ -45301,7 +44017,7 @@
               <w:jc w:val="left"/>
             </w:pPr>
             <w:r>
-              <w:t xml:space="preserve">GenCost 2023-24, 2030 midpoints: SMR 230–382, firmed renewables 89–125 [TO VERIFY]. C1 adds A$0.038/MWh (assumptions)</w:t>
+              <w:t xml:space="preserve">GenCost 2023-24, 2030 midpoints: SMR 230–382, firmed renewables 89–125. C1 adds A$0.038/MWh (assumptions)</w:t>
             </w:r>
           </w:p>
         </w:tc>
@@ -45375,25 +44091,7 @@
               <w:jc w:val="left"/>
             </w:pPr>
             <w:r>
-              <w:t xml:space="preserve">SMR: CSIRO</w:t>
-            </w:r>
-            <w:r>
-              <w:t xml:space="preserve"> </w:t>
-            </w:r>
-            <w:r>
-              <w:t xml:space="preserve">“</w:t>
-            </w:r>
-            <w:r>
-              <w:t xml:space="preserve">2040 at the earliest</w:t>
-            </w:r>
-            <w:r>
-              <w:t xml:space="preserve">”</w:t>
-            </w:r>
-            <w:r>
-              <w:t xml:space="preserve"> </w:t>
-            </w:r>
-            <w:r>
-              <w:t xml:space="preserve">[TO VERIFY: Leroy §4.1]. Renewables: 2028 (assumption). Status quo: no new supply by 2050 (convention)</w:t>
+              <w:t xml:space="preserve">SMR: CSIRO’s 2040 for nuclear (Graham, Hayward and Foster, 2024). Renewables: 2028 (assumption). Status quo: no new supply by 2050 (convention)</w:t>
             </w:r>
           </w:p>
         </w:tc>
@@ -45467,21 +44165,21 @@
               <w:jc w:val="left"/>
             </w:pPr>
             <w:r>
-              <w:t xml:space="preserve">SMR: enrichment, B2 [TO VERIFY]. Renewables: lower bound from China’s share, above 80% of every PV stage (International Energy Agency, 2022) [TO VERIFY]. Status quo: convention</w:t>
-            </w:r>
-          </w:p>
-        </w:tc>
-      </w:tr>
-      <w:tr>
-        <w:tc>
-          <w:tcPr/>
-          <w:p>
-            <w:pPr>
-              <w:pStyle w:val="Compact"/>
-              <w:jc w:val="left"/>
-            </w:pPr>
-            <w:r>
-              <w:t xml:space="preserve">Social licence (Table T13 total, 5–15)</w:t>
+              <w:t xml:space="preserve">SMR: enrichment, B2. Renewables: lower bound from China’s share, above 80% of every PV stage (International Energy Agency, 2022). Status quo: convention</w:t>
+            </w:r>
+          </w:p>
+        </w:tc>
+      </w:tr>
+      <w:tr>
+        <w:tc>
+          <w:tcPr/>
+          <w:p>
+            <w:pPr>
+              <w:pStyle w:val="Compact"/>
+              <w:jc w:val="left"/>
+            </w:pPr>
+            <w:r>
+              <w:t xml:space="preserve">Social licence (Table B39 total, 5–15)</w:t>
             </w:r>
           </w:p>
         </w:tc>
@@ -45541,7 +44239,7 @@
               <w:jc w:val="left"/>
             </w:pPr>
             <w:r>
-              <w:t xml:space="preserve">§8.4, Table T13 (our judgement)</w:t>
+              <w:t xml:space="preserve">§8.4 and Table B39 (our judgement)</w:t>
             </w:r>
           </w:p>
         </w:tc>
@@ -45672,11 +44370,11 @@
         <w:t xml:space="preserve"> </w:t>
       </w:r>
       <w:r>
-        <w:t xml:space="preserve">Technology readiness level (TRL): no TRL figure exists yet in the sections or briefs [TODO: Leroy §4.1]. Schedule risk enters through the first-power year (tested at 2035 and 2045) and the C1 delay case.</w:t>
-      </w:r>
-    </w:p>
-    <w:bookmarkEnd w:id="114"/>
-    <w:bookmarkStart w:id="115" w:name="b7.2-method"/>
+        <w:t xml:space="preserve">Technology readiness level (TRL) is not scored. Schedule risk enters through the first-power year (tested at 2035 and 2045) and the C1 delay case.</w:t>
+      </w:r>
+    </w:p>
+    <w:bookmarkEnd w:id="115"/>
+    <w:bookmarkStart w:id="116" w:name="b7.2-method"/>
     <w:p>
       <w:pPr>
         <w:pStyle w:val="Heading4"/>
@@ -45689,7 +44387,7 @@
       <w:pPr>
         <w:numPr>
           <w:ilvl w:val="0"/>
-          <w:numId w:val="1011"/>
+          <w:numId w:val="1010"/>
         </w:numPr>
         <w:pStyle w:val="Compact"/>
       </w:pPr>
@@ -45704,14 +44402,14 @@
         <w:t xml:space="preserve"> </w:t>
       </w:r>
       <w:r>
-        <w:t xml:space="preserve">Linear additive (weighted-sum) MCDA, the standard compensatory model in the UK government manual (Dodgson et al., 2009) [TO VERIFY: gov.uk blocked 21/10].</w:t>
+        <w:t xml:space="preserve">Linear additive (weighted-sum) MCDA, the standard compensatory model in the UK government manual (Dodgson et al., 2009).</w:t>
       </w:r>
     </w:p>
     <w:p>
       <w:pPr>
         <w:numPr>
           <w:ilvl w:val="0"/>
-          <w:numId w:val="1011"/>
+          <w:numId w:val="1010"/>
         </w:numPr>
         <w:pStyle w:val="Compact"/>
       </w:pPr>
@@ -45733,7 +44431,7 @@
       <w:pPr>
         <w:numPr>
           <w:ilvl w:val="0"/>
-          <w:numId w:val="1011"/>
+          <w:numId w:val="1010"/>
         </w:numPr>
         <w:pStyle w:val="Compact"/>
       </w:pPr>
@@ -45755,7 +44453,7 @@
       <w:pPr>
         <w:numPr>
           <w:ilvl w:val="0"/>
-          <w:numId w:val="1011"/>
+          <w:numId w:val="1010"/>
         </w:numPr>
         <w:pStyle w:val="Compact"/>
       </w:pPr>
@@ -45777,7 +44475,7 @@
       <w:pPr>
         <w:numPr>
           <w:ilvl w:val="0"/>
-          <w:numId w:val="1011"/>
+          <w:numId w:val="1010"/>
         </w:numPr>
         <w:pStyle w:val="Compact"/>
       </w:pPr>
@@ -45808,7 +44506,7 @@
         <w:t xml:space="preserve"> </w:t>
       </w:r>
       <w:r>
-        <w:t xml:space="preserve">(0.37% of 4.2). For 1,734 t it is 0.0122 g/kWh (0.29%). C1’s cost is a premium (base 0%) × C$229/m³ × 20,000 m³ plus qualification (base C$1.0 m), × 1.119 AUD/CAD, annualised at a capital recovery factor of 0.0806 (7%, 30 years) over 2,365,200 MWh:</w:t>
+        <w:t xml:space="preserve">(0.37% of 4.2). For the earlier 1,734 t it is 0.0122 g/kWh (0.29%). C1’s cost is a premium (base 0%) × C$229/m³ × 20,000 m³ plus qualification (base C$1.0 m), × 1.119 AUD/CAD, annualised at a capital recovery factor of 0.0806 (7%, 30 years) over 2,365,200 MWh:</w:t>
       </w:r>
       <w:r>
         <w:t xml:space="preserve"> </w:t>
@@ -46420,8 +45118,8 @@
         </w:tc>
       </w:tr>
     </w:tbl>
-    <w:bookmarkEnd w:id="115"/>
-    <w:bookmarkStart w:id="116" w:name="b7.3-weights-and-results"/>
+    <w:bookmarkEnd w:id="116"/>
+    <w:bookmarkStart w:id="117" w:name="b7.3-weights-and-results"/>
     <w:p>
       <w:pPr>
         <w:pStyle w:val="Heading4"/>
@@ -46495,7 +45193,7 @@
           <w:iCs/>
           <w:i/>
         </w:rPr>
-        <w:t xml:space="preserve">§4. Rationale sources (Bowen’s statements; the Liberal Party 2026 energy plan; §8.4) [TO VERIFY].</w:t>
+        <w:t xml:space="preserve">§4. Rationale sources: Bowen’s statements; the Liberal Party 2026 energy plan; §8.4.</w:t>
       </w:r>
     </w:p>
     <w:tbl>
@@ -47460,8 +46158,8 @@
         </w:tc>
       </w:tr>
     </w:tbl>
-    <w:bookmarkEnd w:id="116"/>
-    <w:bookmarkStart w:id="117" w:name="b7.4-rank-reversal-and-input-sensitivity"/>
+    <w:bookmarkEnd w:id="117"/>
+    <w:bookmarkStart w:id="118" w:name="b7.4-rank-reversal-and-input-sensitivity"/>
     <w:p>
       <w:pPr>
         <w:pStyle w:val="Heading4"/>
@@ -47792,7 +46490,7 @@
       <w:pPr>
         <w:numPr>
           <w:ilvl w:val="0"/>
-          <w:numId w:val="1012"/>
+          <w:numId w:val="1011"/>
         </w:numPr>
         <w:pStyle w:val="Compact"/>
       </w:pPr>
@@ -47814,7 +46512,7 @@
       <w:pPr>
         <w:numPr>
           <w:ilvl w:val="0"/>
-          <w:numId w:val="1012"/>
+          <w:numId w:val="1011"/>
         </w:numPr>
         <w:pStyle w:val="Compact"/>
       </w:pPr>
@@ -47836,7 +46534,7 @@
       <w:pPr>
         <w:numPr>
           <w:ilvl w:val="0"/>
-          <w:numId w:val="1012"/>
+          <w:numId w:val="1011"/>
         </w:numPr>
         <w:pStyle w:val="Compact"/>
       </w:pPr>
@@ -48097,7 +46795,7 @@
         <w:pStyle w:val="BodyText"/>
       </w:pPr>
       <w:r>
-        <w:t xml:space="preserve">The unchanged cases include the alternative GenCost reading (SMR A$514, renewables A$102), first power in 2035 and 2045, renewables from 2030, grid paths NEM-T1 and T0 (frozen at 640 g/kWh), renewables at 83 g/kWh, enrichment HHI of 5,621, PV China share of 95% (HHI 9,025), status quo cost equal to renewables’ LCOE, status quo social licence of 11, a C1 delay of 14.6 days, and a C1 premium of 20% with C$3 m qualification. Reading: renewables first is robust to every input tested.</w:t>
+        <w:t xml:space="preserve">The unchanged cases include the alternative GenCost reading (SMR A$514, renewables A$102), first power in 2035 and 2045, renewables from 2030, grid paths NEM-T1 and T0 (frozen at 640 g/kWh), renewables at 83 g/kWh, enrichment HHI of 5,621, PV China share of 95% (HHI 9,025), status quo cost equal to renewables’ LCOE, status quo social licence of 11, a C1 delay of 18.5 days, and a C1 premium of 20% with C$3 m qualification. Reading: renewables first is robust to every input tested.</w:t>
       </w:r>
       <w:r>
         <w:t xml:space="preserve"> </w:t>
@@ -48116,8 +46814,8 @@
         <w:t xml:space="preserve">it comes from the four-option scale, where doing nothing scores full marks on cost, supply and legal feasibility.</w:t>
       </w:r>
     </w:p>
-    <w:bookmarkEnd w:id="117"/>
-    <w:bookmarkStart w:id="118" w:name="X655acef3214253160cddaea55a74ab651fff5b4"/>
+    <w:bookmarkEnd w:id="118"/>
+    <w:bookmarkStart w:id="119" w:name="X655acef3214253160cddaea55a74ab651fff5b4"/>
     <w:p>
       <w:pPr>
         <w:pStyle w:val="Heading4"/>
@@ -48174,7 +46872,7 @@
           <w:iCs/>
           <w:i/>
         </w:rPr>
-        <w:t xml:space="preserve">§7. The 1,100, 2,200 and 3,300 t cases (eligibility of 20/40/60%) are placeholders until the final §6 [C1 saving: per final §6]. The 1,734 t case is the result in §6.3 as it stands.</w:t>
+        <w:t xml:space="preserve">§7. The 1,100, 2,200 and 3,300 t cases (eligibility of 20/40/60%) are the deck case (BWRX-300 Ostrołęka sp. z o.o., 2023; Pillai et al., 2019). The 1,734 t row is the earlier-model cross-check.</w:t>
       </w:r>
     </w:p>
     <w:tbl>
@@ -48278,7 +46976,233 @@
               <w:jc w:val="left"/>
             </w:pPr>
             <w:r>
-              <w:t xml:space="preserve">1,734 t</w:t>
+              <w:t xml:space="preserve">1,100 t</w:t>
+            </w:r>
+          </w:p>
+        </w:tc>
+        <w:tc>
+          <w:tcPr/>
+          <w:p>
+            <w:pPr>
+              <w:pStyle w:val="Compact"/>
+              <w:jc w:val="right"/>
+            </w:pPr>
+            <w:r>
+              <w:t xml:space="preserve">1,100</w:t>
+            </w:r>
+          </w:p>
+        </w:tc>
+        <w:tc>
+          <w:tcPr/>
+          <w:p>
+            <w:pPr>
+              <w:pStyle w:val="Compact"/>
+              <w:jc w:val="left"/>
+            </w:pPr>
+            <w:r>
+              <w:t xml:space="preserve">4.200 → 4.1922</w:t>
+            </w:r>
+          </w:p>
+        </w:tc>
+        <w:tc>
+          <w:tcPr/>
+          <w:p>
+            <w:pPr>
+              <w:pStyle w:val="Compact"/>
+              <w:jc w:val="left"/>
+            </w:pPr>
+            <w:r>
+              <w:t xml:space="preserve">0.0078 g/kWh (0.18%)</w:t>
+            </w:r>
+          </w:p>
+        </w:tc>
+        <w:tc>
+          <w:tcPr/>
+          <w:p>
+            <w:pPr>
+              <w:pStyle w:val="Compact"/>
+              <w:jc w:val="right"/>
+            </w:pPr>
+            <w:r>
+              <w:t xml:space="preserve">−0.0017</w:t>
+            </w:r>
+          </w:p>
+        </w:tc>
+        <w:tc>
+          <w:tcPr/>
+          <w:p>
+            <w:pPr>
+              <w:pStyle w:val="Compact"/>
+              <w:jc w:val="right"/>
+            </w:pPr>
+            <w:r>
+              <w:t xml:space="preserve">+0.00024</w:t>
+            </w:r>
+          </w:p>
+        </w:tc>
+      </w:tr>
+      <w:tr>
+        <w:tc>
+          <w:tcPr/>
+          <w:p>
+            <w:pPr>
+              <w:pStyle w:val="Compact"/>
+              <w:jc w:val="left"/>
+            </w:pPr>
+            <w:r>
+              <w:rPr>
+                <w:bCs/>
+                <w:b/>
+              </w:rPr>
+              <w:t xml:space="preserve">2,200 t (central)</w:t>
+            </w:r>
+          </w:p>
+        </w:tc>
+        <w:tc>
+          <w:tcPr/>
+          <w:p>
+            <w:pPr>
+              <w:pStyle w:val="Compact"/>
+              <w:jc w:val="right"/>
+            </w:pPr>
+            <w:r>
+              <w:t xml:space="preserve">2,200</w:t>
+            </w:r>
+          </w:p>
+        </w:tc>
+        <w:tc>
+          <w:tcPr/>
+          <w:p>
+            <w:pPr>
+              <w:pStyle w:val="Compact"/>
+              <w:jc w:val="left"/>
+            </w:pPr>
+            <w:r>
+              <w:t xml:space="preserve">4.200 → 4.1845</w:t>
+            </w:r>
+          </w:p>
+        </w:tc>
+        <w:tc>
+          <w:tcPr/>
+          <w:p>
+            <w:pPr>
+              <w:pStyle w:val="Compact"/>
+              <w:jc w:val="left"/>
+            </w:pPr>
+            <w:r>
+              <w:t xml:space="preserve">0.0155 g/kWh (0.37%)</w:t>
+            </w:r>
+          </w:p>
+        </w:tc>
+        <w:tc>
+          <w:tcPr/>
+          <w:p>
+            <w:pPr>
+              <w:pStyle w:val="Compact"/>
+              <w:jc w:val="right"/>
+            </w:pPr>
+            <w:r>
+              <w:t xml:space="preserve">−0.0015</w:t>
+            </w:r>
+          </w:p>
+        </w:tc>
+        <w:tc>
+          <w:tcPr/>
+          <w:p>
+            <w:pPr>
+              <w:pStyle w:val="Compact"/>
+              <w:jc w:val="right"/>
+            </w:pPr>
+            <w:r>
+              <w:t xml:space="preserve">+0.00049</w:t>
+            </w:r>
+          </w:p>
+        </w:tc>
+      </w:tr>
+      <w:tr>
+        <w:tc>
+          <w:tcPr/>
+          <w:p>
+            <w:pPr>
+              <w:pStyle w:val="Compact"/>
+              <w:jc w:val="left"/>
+            </w:pPr>
+            <w:r>
+              <w:t xml:space="preserve">3,300 t</w:t>
+            </w:r>
+          </w:p>
+        </w:tc>
+        <w:tc>
+          <w:tcPr/>
+          <w:p>
+            <w:pPr>
+              <w:pStyle w:val="Compact"/>
+              <w:jc w:val="right"/>
+            </w:pPr>
+            <w:r>
+              <w:t xml:space="preserve">3,300</w:t>
+            </w:r>
+          </w:p>
+        </w:tc>
+        <w:tc>
+          <w:tcPr/>
+          <w:p>
+            <w:pPr>
+              <w:pStyle w:val="Compact"/>
+              <w:jc w:val="left"/>
+            </w:pPr>
+            <w:r>
+              <w:t xml:space="preserve">4.200 → 4.1767</w:t>
+            </w:r>
+          </w:p>
+        </w:tc>
+        <w:tc>
+          <w:tcPr/>
+          <w:p>
+            <w:pPr>
+              <w:pStyle w:val="Compact"/>
+              <w:jc w:val="left"/>
+            </w:pPr>
+            <w:r>
+              <w:t xml:space="preserve">0.0233 g/kWh (0.55%)</w:t>
+            </w:r>
+          </w:p>
+        </w:tc>
+        <w:tc>
+          <w:tcPr/>
+          <w:p>
+            <w:pPr>
+              <w:pStyle w:val="Compact"/>
+              <w:jc w:val="right"/>
+            </w:pPr>
+            <w:r>
+              <w:t xml:space="preserve">−0.0012</w:t>
+            </w:r>
+          </w:p>
+        </w:tc>
+        <w:tc>
+          <w:tcPr/>
+          <w:p>
+            <w:pPr>
+              <w:pStyle w:val="Compact"/>
+              <w:jc w:val="right"/>
+            </w:pPr>
+            <w:r>
+              <w:t xml:space="preserve">+0.00073</w:t>
+            </w:r>
+          </w:p>
+        </w:tc>
+      </w:tr>
+      <w:tr>
+        <w:tc>
+          <w:tcPr/>
+          <w:p>
+            <w:pPr>
+              <w:pStyle w:val="Compact"/>
+              <w:jc w:val="left"/>
+            </w:pPr>
+            <w:r>
+              <w:t xml:space="preserve">1,734 t (earlier model, cross-check)</w:t>
             </w:r>
           </w:p>
         </w:tc>
@@ -48339,228 +47263,6 @@
             </w:pPr>
             <w:r>
               <w:t xml:space="preserve">+0.00038</w:t>
-            </w:r>
-          </w:p>
-        </w:tc>
-      </w:tr>
-      <w:tr>
-        <w:tc>
-          <w:tcPr/>
-          <w:p>
-            <w:pPr>
-              <w:pStyle w:val="Compact"/>
-              <w:jc w:val="left"/>
-            </w:pPr>
-            <w:r>
-              <w:t xml:space="preserve">1,100 t</w:t>
-            </w:r>
-          </w:p>
-        </w:tc>
-        <w:tc>
-          <w:tcPr/>
-          <w:p>
-            <w:pPr>
-              <w:pStyle w:val="Compact"/>
-              <w:jc w:val="right"/>
-            </w:pPr>
-            <w:r>
-              <w:t xml:space="preserve">1,100</w:t>
-            </w:r>
-          </w:p>
-        </w:tc>
-        <w:tc>
-          <w:tcPr/>
-          <w:p>
-            <w:pPr>
-              <w:pStyle w:val="Compact"/>
-              <w:jc w:val="left"/>
-            </w:pPr>
-            <w:r>
-              <w:t xml:space="preserve">4.200 → 4.1922</w:t>
-            </w:r>
-          </w:p>
-        </w:tc>
-        <w:tc>
-          <w:tcPr/>
-          <w:p>
-            <w:pPr>
-              <w:pStyle w:val="Compact"/>
-              <w:jc w:val="left"/>
-            </w:pPr>
-            <w:r>
-              <w:t xml:space="preserve">0.0078 g/kWh (0.18%)</w:t>
-            </w:r>
-          </w:p>
-        </w:tc>
-        <w:tc>
-          <w:tcPr/>
-          <w:p>
-            <w:pPr>
-              <w:pStyle w:val="Compact"/>
-              <w:jc w:val="right"/>
-            </w:pPr>
-            <w:r>
-              <w:t xml:space="preserve">−0.0017</w:t>
-            </w:r>
-          </w:p>
-        </w:tc>
-        <w:tc>
-          <w:tcPr/>
-          <w:p>
-            <w:pPr>
-              <w:pStyle w:val="Compact"/>
-              <w:jc w:val="right"/>
-            </w:pPr>
-            <w:r>
-              <w:t xml:space="preserve">+0.00024</w:t>
-            </w:r>
-          </w:p>
-        </w:tc>
-      </w:tr>
-      <w:tr>
-        <w:tc>
-          <w:tcPr/>
-          <w:p>
-            <w:pPr>
-              <w:pStyle w:val="Compact"/>
-              <w:jc w:val="left"/>
-            </w:pPr>
-            <w:r>
-              <w:t xml:space="preserve">2,200 t</w:t>
-            </w:r>
-          </w:p>
-        </w:tc>
-        <w:tc>
-          <w:tcPr/>
-          <w:p>
-            <w:pPr>
-              <w:pStyle w:val="Compact"/>
-              <w:jc w:val="right"/>
-            </w:pPr>
-            <w:r>
-              <w:t xml:space="preserve">2,200</w:t>
-            </w:r>
-          </w:p>
-        </w:tc>
-        <w:tc>
-          <w:tcPr/>
-          <w:p>
-            <w:pPr>
-              <w:pStyle w:val="Compact"/>
-              <w:jc w:val="left"/>
-            </w:pPr>
-            <w:r>
-              <w:t xml:space="preserve">4.200 → 4.1845</w:t>
-            </w:r>
-          </w:p>
-        </w:tc>
-        <w:tc>
-          <w:tcPr/>
-          <w:p>
-            <w:pPr>
-              <w:pStyle w:val="Compact"/>
-              <w:jc w:val="left"/>
-            </w:pPr>
-            <w:r>
-              <w:t xml:space="preserve">0.0155 g/kWh (0.37%)</w:t>
-            </w:r>
-          </w:p>
-        </w:tc>
-        <w:tc>
-          <w:tcPr/>
-          <w:p>
-            <w:pPr>
-              <w:pStyle w:val="Compact"/>
-              <w:jc w:val="right"/>
-            </w:pPr>
-            <w:r>
-              <w:t xml:space="preserve">−0.0015</w:t>
-            </w:r>
-          </w:p>
-        </w:tc>
-        <w:tc>
-          <w:tcPr/>
-          <w:p>
-            <w:pPr>
-              <w:pStyle w:val="Compact"/>
-              <w:jc w:val="right"/>
-            </w:pPr>
-            <w:r>
-              <w:t xml:space="preserve">+0.00049</w:t>
-            </w:r>
-          </w:p>
-        </w:tc>
-      </w:tr>
-      <w:tr>
-        <w:tc>
-          <w:tcPr/>
-          <w:p>
-            <w:pPr>
-              <w:pStyle w:val="Compact"/>
-              <w:jc w:val="left"/>
-            </w:pPr>
-            <w:r>
-              <w:t xml:space="preserve">3,300 t</w:t>
-            </w:r>
-          </w:p>
-        </w:tc>
-        <w:tc>
-          <w:tcPr/>
-          <w:p>
-            <w:pPr>
-              <w:pStyle w:val="Compact"/>
-              <w:jc w:val="right"/>
-            </w:pPr>
-            <w:r>
-              <w:t xml:space="preserve">3,300</w:t>
-            </w:r>
-          </w:p>
-        </w:tc>
-        <w:tc>
-          <w:tcPr/>
-          <w:p>
-            <w:pPr>
-              <w:pStyle w:val="Compact"/>
-              <w:jc w:val="left"/>
-            </w:pPr>
-            <w:r>
-              <w:t xml:space="preserve">4.200 → 4.1767</w:t>
-            </w:r>
-          </w:p>
-        </w:tc>
-        <w:tc>
-          <w:tcPr/>
-          <w:p>
-            <w:pPr>
-              <w:pStyle w:val="Compact"/>
-              <w:jc w:val="left"/>
-            </w:pPr>
-            <w:r>
-              <w:t xml:space="preserve">0.0233 g/kWh (0.55%)</w:t>
-            </w:r>
-          </w:p>
-        </w:tc>
-        <w:tc>
-          <w:tcPr/>
-          <w:p>
-            <w:pPr>
-              <w:pStyle w:val="Compact"/>
-              <w:jc w:val="right"/>
-            </w:pPr>
-            <w:r>
-              <w:t xml:space="preserve">−0.0012</w:t>
-            </w:r>
-          </w:p>
-        </w:tc>
-        <w:tc>
-          <w:tcPr/>
-          <w:p>
-            <w:pPr>
-              <w:pStyle w:val="Compact"/>
-              <w:jc w:val="right"/>
-            </w:pPr>
-            <w:r>
-              <w:t xml:space="preserve">+0.00073</w:t>
             </w:r>
           </w:p>
         </w:tc>
@@ -48587,17 +47289,306 @@
         <w:t xml:space="preserve"> </w:t>
       </w:r>
       <w:r>
-        <w:t xml:space="preserve">If C1 slips the unit by 14.6 days (the old-case whole-life break-even of B5.3, used as an illustration), the CO₂e not avoided at Liddell during the delay is 25.5 kt, which is 12 times the 2,200 t saving (15 times the 1,734 t saving). SMR + C1 then avoids less than the plain SMR, so the schedule-neutral condition decides the sign. The denominator caveat applies: the 4.2 g/kWh base comes from the earlier 20,700 m³ model, and the percentages must be re-read from the final §6.</w:t>
-      </w:r>
-    </w:p>
-    <w:bookmarkEnd w:id="118"/>
-    <w:bookmarkStart w:id="119" w:name="b7.6-limitations"/>
+        <w:t xml:space="preserve">If C1 slips the unit by 18.5 days (the whole-life break-even of Table B21, used as an illustration), the CO₂e not avoided at Liddell during the delay is 32.3 kt, which is 15 times the 2,200 t saving. SMR + C1 then avoids less than the plain SMR, so the schedule-neutral condition decides the sign. The percentages are of the 4.2 g/kWh median.</w:t>
+      </w:r>
+    </w:p>
+    <w:bookmarkEnd w:id="119"/>
+    <w:bookmarkStart w:id="120" w:name="b7.6-limitations"/>
     <w:p>
       <w:pPr>
         <w:pStyle w:val="Heading4"/>
       </w:pPr>
       <w:r>
         <w:t xml:space="preserve">B7.6 Limitations</w:t>
+      </w:r>
+    </w:p>
+    <w:p>
+      <w:pPr>
+        <w:numPr>
+          <w:ilvl w:val="0"/>
+          <w:numId w:val="1012"/>
+        </w:numPr>
+        <w:pStyle w:val="Compact"/>
+      </w:pPr>
+      <w:r>
+        <w:t xml:space="preserve">Social licence, legal feasibility and the renewables supply score are our scored judgement (Table B39; Table B13; B7.1). The weights are our reading, not elicited. A stakeholder survey would replace them.</w:t>
+      </w:r>
+    </w:p>
+    <w:p>
+      <w:pPr>
+        <w:numPr>
+          <w:ilvl w:val="0"/>
+          <w:numId w:val="1012"/>
+        </w:numPr>
+        <w:pStyle w:val="Compact"/>
+      </w:pPr>
+      <w:r>
+        <w:t xml:space="preserve">Local min–max scaling makes each score depend on which options are compared. The status quo’s second place changes on fixed global scales (B7.4).</w:t>
+      </w:r>
+    </w:p>
+    <w:p>
+      <w:pPr>
+        <w:numPr>
+          <w:ilvl w:val="0"/>
+          <w:numId w:val="1012"/>
+        </w:numPr>
+        <w:pStyle w:val="Compact"/>
+      </w:pPr>
+      <w:r>
+        <w:t xml:space="preserve">Renewables’ supply HHI uses solar PV only; batteries, wind turbines and transmission are not assessed, and the IEA (2022) report was not opened in full.</w:t>
+      </w:r>
+    </w:p>
+    <w:p>
+      <w:pPr>
+        <w:numPr>
+          <w:ilvl w:val="0"/>
+          <w:numId w:val="1012"/>
+        </w:numPr>
+        <w:pStyle w:val="Compact"/>
+      </w:pPr>
+      <w:r>
+        <w:t xml:space="preserve">TRL is not scored, and first-power years depend on CSIRO’s 2040 and the Coalition’s 2035 (as reported).</w:t>
+      </w:r>
+    </w:p>
+    <w:p>
+      <w:pPr>
+        <w:numPr>
+          <w:ilvl w:val="0"/>
+          <w:numId w:val="1012"/>
+        </w:numPr>
+        <w:pStyle w:val="Compact"/>
+      </w:pPr>
+      <w:r>
+        <w:t xml:space="preserve">Renewables’ 30 g/kWh and 2028 start are assumptions, and the GenCost reading is the one stated in B6. Adding several TWh of renewables would itself change the grid trajectory (B6.4).</w:t>
+      </w:r>
+    </w:p>
+    <w:p>
+      <w:pPr>
+        <w:numPr>
+          <w:ilvl w:val="0"/>
+          <w:numId w:val="1012"/>
+        </w:numPr>
+        <w:pStyle w:val="Compact"/>
+      </w:pPr>
+      <w:r>
+        <w:t xml:space="preserve">The UK government manual (Dodgson et al., 2009) was not opened in full.</w:t>
+      </w:r>
+    </w:p>
+    <w:p>
+      <w:pPr>
+        <w:pStyle w:val="FirstParagraph"/>
+      </w:pPr>
+      <w:r>
+        <w:rPr>
+          <w:bCs/>
+          <w:b/>
+        </w:rPr>
+        <w:t xml:space="preserve">Reproduce.</w:t>
+      </w:r>
+      <w:r>
+        <w:t xml:space="preserve"> </w:t>
+      </w:r>
+      <w:r>
+        <w:t xml:space="preserve">From the repository root:</w:t>
+      </w:r>
+      <w:r>
+        <w:t xml:space="preserve"> </w:t>
+      </w:r>
+      <w:r>
+        <w:rPr>
+          <w:rStyle w:val="VerbatimChar"/>
+        </w:rPr>
+        <w:t xml:space="preserve">python3 -I 03_LCA_Calculations/scripts/mcda.py --c1-case new_2200</w:t>
+      </w:r>
+      <w:r>
+        <w:t xml:space="preserve"> </w:t>
+      </w:r>
+      <w:r>
+        <w:t xml:space="preserve">(cases:</w:t>
+      </w:r>
+      <w:r>
+        <w:t xml:space="preserve"> </w:t>
+      </w:r>
+      <w:r>
+        <w:rPr>
+          <w:rStyle w:val="VerbatimChar"/>
+        </w:rPr>
+        <w:t xml:space="preserve">old_1734</w:t>
+      </w:r>
+      <w:r>
+        <w:t xml:space="preserve">,</w:t>
+      </w:r>
+      <w:r>
+        <w:t xml:space="preserve"> </w:t>
+      </w:r>
+      <w:r>
+        <w:rPr>
+          <w:rStyle w:val="VerbatimChar"/>
+        </w:rPr>
+        <w:t xml:space="preserve">new_1100</w:t>
+      </w:r>
+      <w:r>
+        <w:t xml:space="preserve">,</w:t>
+      </w:r>
+      <w:r>
+        <w:t xml:space="preserve"> </w:t>
+      </w:r>
+      <w:r>
+        <w:rPr>
+          <w:rStyle w:val="VerbatimChar"/>
+        </w:rPr>
+        <w:t xml:space="preserve">new_2200</w:t>
+      </w:r>
+      <w:r>
+        <w:t xml:space="preserve">,</w:t>
+      </w:r>
+      <w:r>
+        <w:t xml:space="preserve"> </w:t>
+      </w:r>
+      <w:r>
+        <w:rPr>
+          <w:rStyle w:val="VerbatimChar"/>
+        </w:rPr>
+        <w:t xml:space="preserve">new_3300</w:t>
+      </w:r>
+      <w:r>
+        <w:t xml:space="preserve">). Inputs are in</w:t>
+      </w:r>
+      <w:r>
+        <w:t xml:space="preserve"> </w:t>
+      </w:r>
+      <w:r>
+        <w:rPr>
+          <w:rStyle w:val="VerbatimChar"/>
+        </w:rPr>
+        <w:t xml:space="preserve">03_LCA_Calculations/parameters_run9.yaml</w:t>
+      </w:r>
+      <w:r>
+        <w:t xml:space="preserve">; outputs are</w:t>
+      </w:r>
+      <w:r>
+        <w:t xml:space="preserve"> </w:t>
+      </w:r>
+      <w:r>
+        <w:rPr>
+          <w:rStyle w:val="VerbatimChar"/>
+        </w:rPr>
+        <w:t xml:space="preserve">results/mcda.md</w:t>
+      </w:r>
+      <w:r>
+        <w:t xml:space="preserve"> </w:t>
+      </w:r>
+      <w:r>
+        <w:t xml:space="preserve">and</w:t>
+      </w:r>
+      <w:r>
+        <w:t xml:space="preserve"> </w:t>
+      </w:r>
+      <w:r>
+        <w:rPr>
+          <w:rStyle w:val="VerbatimChar"/>
+        </w:rPr>
+        <w:t xml:space="preserve">results/mcda_scores.csv</w:t>
+      </w:r>
+      <w:r>
+        <w:t xml:space="preserve">.</w:t>
+      </w:r>
+    </w:p>
+    <w:p>
+      <w:r>
+        <w:pict>
+          <v:rect style="width:0;height:1.5pt" o:hralign="center" o:hrstd="t" o:hr="t"/>
+        </w:pict>
+      </w:r>
+    </w:p>
+    <w:bookmarkEnd w:id="120"/>
+    <w:bookmarkEnd w:id="121"/>
+    <w:bookmarkStart w:id="126" w:name="Xdcb2f35f44111e0f453c2a475e1a576da286c83"/>
+    <w:p>
+      <w:pPr>
+        <w:pStyle w:val="Heading3"/>
+      </w:pPr>
+      <w:r>
+        <w:t xml:space="preserve">B8. Social licence and stakeholder working (for §8.4 and §8.5)</w:t>
+      </w:r>
+    </w:p>
+    <w:p>
+      <w:pPr>
+        <w:pStyle w:val="FirstParagraph"/>
+      </w:pPr>
+      <w:r>
+        <w:rPr>
+          <w:bCs/>
+          <w:b/>
+        </w:rPr>
+        <w:t xml:space="preserve">Result.</w:t>
+      </w:r>
+      <w:r>
+        <w:t xml:space="preserve"> </w:t>
+      </w:r>
+      <w:r>
+        <w:t xml:space="preserve">Safety data favour nuclear (0.03 deaths per TWh against 24.62 for coal), but the health benefit of one unit is large only against coal (58 deaths avoided a year, an upper bound) and small against gas (6.6). Weighted by power, the average stance is +1.07 at Darlington and −1.03 at Liddell. Consent-based siting routes beat top-down siting by 3–6 points under all five weightings, and not building an SMR at Liddell scores highest.</w:t>
+      </w:r>
+      <w:r>
+        <w:t xml:space="preserve"> </w:t>
+      </w:r>
+      <w:r>
+        <w:rPr>
+          <w:bCs/>
+          <w:b/>
+        </w:rPr>
+        <w:t xml:space="preserve">The stance scores and route scores are our judgement, not measurements.</w:t>
+      </w:r>
+      <w:r>
+        <w:t xml:space="preserve"> </w:t>
+      </w:r>
+      <w:r>
+        <w:t xml:space="preserve">Script:</w:t>
+      </w:r>
+      <w:r>
+        <w:t xml:space="preserve"> </w:t>
+      </w:r>
+      <w:r>
+        <w:rPr>
+          <w:rStyle w:val="VerbatimChar"/>
+        </w:rPr>
+        <w:t xml:space="preserve">python3 -I 03_LCA_Calculations/scripts/social_licence.py</w:t>
+      </w:r>
+      <w:r>
+        <w:t xml:space="preserve"> </w:t>
+      </w:r>
+      <w:r>
+        <w:t xml:space="preserve">(</w:t>
+      </w:r>
+      <w:r>
+        <w:rPr>
+          <w:rStyle w:val="VerbatimChar"/>
+        </w:rPr>
+        <w:t xml:space="preserve">parameters_run6.yaml</w:t>
+      </w:r>
+      <w:r>
+        <w:t xml:space="preserve">; output</w:t>
+      </w:r>
+      <w:r>
+        <w:t xml:space="preserve"> </w:t>
+      </w:r>
+      <w:r>
+        <w:rPr>
+          <w:rStyle w:val="VerbatimChar"/>
+        </w:rPr>
+        <w:t xml:space="preserve">results/social_licence.md</w:t>
+      </w:r>
+      <w:r>
+        <w:t xml:space="preserve">).</w:t>
+      </w:r>
+    </w:p>
+    <w:bookmarkStart w:id="122" w:name="X8871295422bcc52b42d843e419a224e284f0009"/>
+    <w:p>
+      <w:pPr>
+        <w:pStyle w:val="Heading4"/>
+      </w:pPr>
+      <w:r>
+        <w:t xml:space="preserve">B8.1 Perceived and actual safety, and deaths avoided</w:t>
       </w:r>
     </w:p>
     <w:p>
@@ -48609,7 +47600,7 @@
         <w:pStyle w:val="Compact"/>
       </w:pPr>
       <w:r>
-        <w:t xml:space="preserve">Social licence, legal feasibility and the renewables supply score are our scored judgement (Table T13; Table B13; B7.1). The weights are our reading, not elicited. A stakeholder survey would replace them.</w:t>
+        <w:t xml:space="preserve">Death rates per TWh (Ritchie, 2020; Markandya and Wilkinson, 2007): coal 24.62, brown coal 32.72, gas 2.82, wind 0.04, nuclear 0.03, solar 0.02. Coal is 24.62 / 0.03 = about 820 times nuclear (gas about 94 times).</w:t>
       </w:r>
     </w:p>
     <w:p>
@@ -48621,7 +47612,7 @@
         <w:pStyle w:val="Compact"/>
       </w:pPr>
       <w:r>
-        <w:t xml:space="preserve">Local min–max scaling makes each score depend on which options are compared. The status quo’s second place changes on fixed global scales (B7.4).</w:t>
+        <w:t xml:space="preserve">Output of one unit: 300 MWe × 8,760 h × 0.9 = 2.365 TWh a year (2.102–2.497 at capacity factors of 0.80–0.95).</w:t>
       </w:r>
     </w:p>
     <w:p>
@@ -48633,313 +47624,6 @@
         <w:pStyle w:val="Compact"/>
       </w:pPr>
       <w:r>
-        <w:t xml:space="preserve">Renewables’ supply HHI uses solar PV only; batteries, wind turbines and transmission are not assessed, and the IEA (2022) report was not opened.</w:t>
-      </w:r>
-    </w:p>
-    <w:p>
-      <w:pPr>
-        <w:numPr>
-          <w:ilvl w:val="0"/>
-          <w:numId w:val="1013"/>
-        </w:numPr>
-        <w:pStyle w:val="Compact"/>
-      </w:pPr>
-      <w:r>
-        <w:t xml:space="preserve">TRL is not scored, and first-power years depend on CSIRO’s</w:t>
-      </w:r>
-      <w:r>
-        <w:t xml:space="preserve"> </w:t>
-      </w:r>
-      <w:r>
-        <w:t xml:space="preserve">“</w:t>
-      </w:r>
-      <w:r>
-        <w:t xml:space="preserve">2040 at the earliest</w:t>
-      </w:r>
-      <w:r>
-        <w:t xml:space="preserve">”</w:t>
-      </w:r>
-      <w:r>
-        <w:t xml:space="preserve"> </w:t>
-      </w:r>
-      <w:r>
-        <w:t xml:space="preserve">and the Coalition’s 2035 [TO VERIFY: Leroy §4.1].</w:t>
-      </w:r>
-    </w:p>
-    <w:p>
-      <w:pPr>
-        <w:numPr>
-          <w:ilvl w:val="0"/>
-          <w:numId w:val="1013"/>
-        </w:numPr>
-        <w:pStyle w:val="Compact"/>
-      </w:pPr>
-      <w:r>
-        <w:t xml:space="preserve">Renewables’ 30 g/kWh and 2028 start are assumptions. GenCost’s table and year are unconfirmed (TODO 11). Adding several TWh of renewables would itself change the grid trajectory (B6.4).</w:t>
-      </w:r>
-    </w:p>
-    <w:p>
-      <w:pPr>
-        <w:numPr>
-          <w:ilvl w:val="0"/>
-          <w:numId w:val="1013"/>
-        </w:numPr>
-        <w:pStyle w:val="Compact"/>
-      </w:pPr>
-      <w:r>
-        <w:t xml:space="preserve">The DCLG manual was not opened (gov.uk blocked).</w:t>
-      </w:r>
-    </w:p>
-    <w:p>
-      <w:pPr>
-        <w:pStyle w:val="FirstParagraph"/>
-      </w:pPr>
-      <w:r>
-        <w:rPr>
-          <w:bCs/>
-          <w:b/>
-        </w:rPr>
-        <w:t xml:space="preserve">Reproduce.</w:t>
-      </w:r>
-      <w:r>
-        <w:t xml:space="preserve"> </w:t>
-      </w:r>
-      <w:r>
-        <w:t xml:space="preserve">From the repository root:</w:t>
-      </w:r>
-      <w:r>
-        <w:t xml:space="preserve"> </w:t>
-      </w:r>
-      <w:r>
-        <w:rPr>
-          <w:rStyle w:val="VerbatimChar"/>
-        </w:rPr>
-        <w:t xml:space="preserve">python3 -I 03_LCA_Calculations/scripts/mcda.py --c1-case new_2200</w:t>
-      </w:r>
-      <w:r>
-        <w:t xml:space="preserve"> </w:t>
-      </w:r>
-      <w:r>
-        <w:t xml:space="preserve">(cases:</w:t>
-      </w:r>
-      <w:r>
-        <w:t xml:space="preserve"> </w:t>
-      </w:r>
-      <w:r>
-        <w:rPr>
-          <w:rStyle w:val="VerbatimChar"/>
-        </w:rPr>
-        <w:t xml:space="preserve">old_1734</w:t>
-      </w:r>
-      <w:r>
-        <w:t xml:space="preserve">,</w:t>
-      </w:r>
-      <w:r>
-        <w:t xml:space="preserve"> </w:t>
-      </w:r>
-      <w:r>
-        <w:rPr>
-          <w:rStyle w:val="VerbatimChar"/>
-        </w:rPr>
-        <w:t xml:space="preserve">new_1100</w:t>
-      </w:r>
-      <w:r>
-        <w:t xml:space="preserve">,</w:t>
-      </w:r>
-      <w:r>
-        <w:t xml:space="preserve"> </w:t>
-      </w:r>
-      <w:r>
-        <w:rPr>
-          <w:rStyle w:val="VerbatimChar"/>
-        </w:rPr>
-        <w:t xml:space="preserve">new_2200</w:t>
-      </w:r>
-      <w:r>
-        <w:t xml:space="preserve">,</w:t>
-      </w:r>
-      <w:r>
-        <w:t xml:space="preserve"> </w:t>
-      </w:r>
-      <w:r>
-        <w:rPr>
-          <w:rStyle w:val="VerbatimChar"/>
-        </w:rPr>
-        <w:t xml:space="preserve">new_3300</w:t>
-      </w:r>
-      <w:r>
-        <w:t xml:space="preserve">). Inputs are in</w:t>
-      </w:r>
-      <w:r>
-        <w:t xml:space="preserve"> </w:t>
-      </w:r>
-      <w:r>
-        <w:rPr>
-          <w:rStyle w:val="VerbatimChar"/>
-        </w:rPr>
-        <w:t xml:space="preserve">03_LCA_Calculations/parameters_run9.yaml</w:t>
-      </w:r>
-      <w:r>
-        <w:t xml:space="preserve">; outputs are</w:t>
-      </w:r>
-      <w:r>
-        <w:t xml:space="preserve"> </w:t>
-      </w:r>
-      <w:r>
-        <w:rPr>
-          <w:rStyle w:val="VerbatimChar"/>
-        </w:rPr>
-        <w:t xml:space="preserve">results/mcda.md</w:t>
-      </w:r>
-      <w:r>
-        <w:t xml:space="preserve"> </w:t>
-      </w:r>
-      <w:r>
-        <w:t xml:space="preserve">and</w:t>
-      </w:r>
-      <w:r>
-        <w:t xml:space="preserve"> </w:t>
-      </w:r>
-      <w:r>
-        <w:rPr>
-          <w:rStyle w:val="VerbatimChar"/>
-        </w:rPr>
-        <w:t xml:space="preserve">results/mcda_scores.csv</w:t>
-      </w:r>
-      <w:r>
-        <w:t xml:space="preserve">.</w:t>
-      </w:r>
-    </w:p>
-    <w:p>
-      <w:r>
-        <w:pict>
-          <v:rect style="width:0;height:1.5pt" o:hralign="center" o:hrstd="t" o:hr="t"/>
-        </w:pict>
-      </w:r>
-    </w:p>
-    <w:bookmarkEnd w:id="119"/>
-    <w:bookmarkEnd w:id="120"/>
-    <w:bookmarkStart w:id="125" w:name="Xdcb2f35f44111e0f453c2a475e1a576da286c83"/>
-    <w:p>
-      <w:pPr>
-        <w:pStyle w:val="Heading3"/>
-      </w:pPr>
-      <w:r>
-        <w:t xml:space="preserve">B8. Social licence and stakeholder working (for §8.4 and §8.5)</w:t>
-      </w:r>
-    </w:p>
-    <w:p>
-      <w:pPr>
-        <w:pStyle w:val="FirstParagraph"/>
-      </w:pPr>
-      <w:r>
-        <w:rPr>
-          <w:bCs/>
-          <w:b/>
-        </w:rPr>
-        <w:t xml:space="preserve">Result.</w:t>
-      </w:r>
-      <w:r>
-        <w:t xml:space="preserve"> </w:t>
-      </w:r>
-      <w:r>
-        <w:t xml:space="preserve">Safety data favour nuclear (0.03 deaths per TWh against 24.62 for coal), but the health benefit of one unit is large only against coal (58 deaths avoided a year, an upper bound) and small against gas (6.6). Weighted by power, the average stance is +1.07 at Darlington and −1.03 at Liddell. Consent-based siting routes beat top-down siting by 3–6 points under all five weightings, and not building an SMR at Liddell scores highest.</w:t>
-      </w:r>
-      <w:r>
-        <w:t xml:space="preserve"> </w:t>
-      </w:r>
-      <w:r>
-        <w:rPr>
-          <w:bCs/>
-          <w:b/>
-        </w:rPr>
-        <w:t xml:space="preserve">The stance scores and route scores are our judgement, not measurements;</w:t>
-      </w:r>
-      <w:r>
-        <w:t xml:space="preserve"> </w:t>
-      </w:r>
-      <w:r>
-        <w:t xml:space="preserve">every input is [TO VERIFY]. Script:</w:t>
-      </w:r>
-      <w:r>
-        <w:t xml:space="preserve"> </w:t>
-      </w:r>
-      <w:r>
-        <w:rPr>
-          <w:rStyle w:val="VerbatimChar"/>
-        </w:rPr>
-        <w:t xml:space="preserve">python3 -I 03_LCA_Calculations/scripts/social_licence.py</w:t>
-      </w:r>
-      <w:r>
-        <w:t xml:space="preserve"> </w:t>
-      </w:r>
-      <w:r>
-        <w:t xml:space="preserve">(</w:t>
-      </w:r>
-      <w:r>
-        <w:rPr>
-          <w:rStyle w:val="VerbatimChar"/>
-        </w:rPr>
-        <w:t xml:space="preserve">parameters_run6.yaml</w:t>
-      </w:r>
-      <w:r>
-        <w:t xml:space="preserve">; output</w:t>
-      </w:r>
-      <w:r>
-        <w:t xml:space="preserve"> </w:t>
-      </w:r>
-      <w:r>
-        <w:rPr>
-          <w:rStyle w:val="VerbatimChar"/>
-        </w:rPr>
-        <w:t xml:space="preserve">results/social_licence.md</w:t>
-      </w:r>
-      <w:r>
-        <w:t xml:space="preserve">).</w:t>
-      </w:r>
-    </w:p>
-    <w:bookmarkStart w:id="121" w:name="X8871295422bcc52b42d843e419a224e284f0009"/>
-    <w:p>
-      <w:pPr>
-        <w:pStyle w:val="Heading4"/>
-      </w:pPr>
-      <w:r>
-        <w:t xml:space="preserve">B8.1 Perceived and actual safety, and deaths avoided</w:t>
-      </w:r>
-    </w:p>
-    <w:p>
-      <w:pPr>
-        <w:numPr>
-          <w:ilvl w:val="0"/>
-          <w:numId w:val="1014"/>
-        </w:numPr>
-        <w:pStyle w:val="Compact"/>
-      </w:pPr>
-      <w:r>
-        <w:t xml:space="preserve">Death rates per TWh (Ritchie, 2020; Markandya and Wilkinson, 2007) [TO VERIFY on the live chart]: coal 24.62, brown coal 32.72, gas 2.82, wind 0.04, nuclear 0.03, solar 0.02. Coal is 24.62 / 0.03 = about 820 times nuclear (gas about 94 times).</w:t>
-      </w:r>
-    </w:p>
-    <w:p>
-      <w:pPr>
-        <w:numPr>
-          <w:ilvl w:val="0"/>
-          <w:numId w:val="1014"/>
-        </w:numPr>
-        <w:pStyle w:val="Compact"/>
-      </w:pPr>
-      <w:r>
-        <w:t xml:space="preserve">Output of one unit: 300 MWe × 8,760 h × 0.9 = 2.365 TWh a year (2.102–2.497 at capacity factors of 0.80–0.95).</w:t>
-      </w:r>
-    </w:p>
-    <w:p>
-      <w:pPr>
-        <w:numPr>
-          <w:ilvl w:val="0"/>
-          <w:numId w:val="1014"/>
-        </w:numPr>
-        <w:pStyle w:val="Compact"/>
-      </w:pPr>
-      <w:r>
         <w:t xml:space="preserve">Deaths avoided a year = output × (death rate of the displaced source − nuclear’s rate). Example (black coal): 2.365 × (24.62 − 0.03) =</w:t>
       </w:r>
       <w:r>
@@ -49004,7 +47688,7 @@
           <w:iCs/>
           <w:i/>
         </w:rPr>
-        <w:t xml:space="preserve">§2 [inputs TO VERIFY].</w:t>
+        <w:t xml:space="preserve">§2.</w:t>
       </w:r>
     </w:p>
     <w:tbl>
@@ -49390,8 +48074,8 @@
         <w:t xml:space="preserve">The unit’s own output carries 0.07 statistical deaths a year at the nuclear rate (one per 14 years), a rate that includes Chernobyl and Fukushima. The fossil rates are for European plants with pollution controls, so they are conservative. Against wind or solar the difference lies within the uncertainty of the rates.</w:t>
       </w:r>
     </w:p>
-    <w:bookmarkEnd w:id="121"/>
-    <w:bookmarkStart w:id="122" w:name="Xfaf948de050b31a2ed3f21030d68b74a2859c70"/>
+    <w:bookmarkEnd w:id="122"/>
+    <w:bookmarkStart w:id="123" w:name="Xfaf948de050b31a2ed3f21030d68b74a2859c70"/>
     <w:p>
       <w:pPr>
         <w:pStyle w:val="Heading4"/>
@@ -49502,7 +48186,7 @@
           <w:iCs/>
           <w:i/>
         </w:rPr>
-        <w:t xml:space="preserve">§6 [TO VERIFY].</w:t>
+        <w:t xml:space="preserve">§6.</w:t>
       </w:r>
     </w:p>
     <w:tbl>
@@ -51155,8 +49839,8 @@
         <w:t xml:space="preserve">. Four actors have high power and three are opposed. Scoring the Wonnarua people at −2 or +2 would move the Liddell result by −0.17 or +0.17 (3 × 2 / 36), which does not change its sign.</w:t>
       </w:r>
     </w:p>
-    <w:bookmarkEnd w:id="122"/>
-    <w:bookmarkStart w:id="123" w:name="Xd5df1698768aea18553bcc1433b5699130c12c4"/>
+    <w:bookmarkEnd w:id="123"/>
+    <w:bookmarkStart w:id="124" w:name="Xd5df1698768aea18553bcc1433b5699130c12c4"/>
     <w:p>
       <w:pPr>
         <w:pStyle w:val="Heading4"/>
@@ -51934,8 +50618,8 @@
         <w:t xml:space="preserve">Reading: R1 beats R3 only on speed (2 against 1) and public cost (2 against 1), and R2 only on speed (2 against 1). Even so, R2 and R3 lead R1 by 3 to 6 points under every weighting. R3 wins outright only when fairness is doubled.</w:t>
       </w:r>
     </w:p>
-    <w:bookmarkEnd w:id="123"/>
-    <w:bookmarkStart w:id="124" w:name="Xded74f51e22084ad8258d479d7dd60f4095d07a"/>
+    <w:bookmarkEnd w:id="124"/>
+    <w:bookmarkStart w:id="125" w:name="Xded74f51e22084ad8258d479d7dd60f4095d07a"/>
     <w:p>
       <w:pPr>
         <w:pStyle w:val="Heading4"/>
@@ -51992,7 +50676,7 @@
           <w:iCs/>
           <w:i/>
         </w:rPr>
-        <w:t xml:space="preserve">§4, from Government of Ontario (2025), Canada Growth Fund and Building Ontario Fund (2025), Canada Infrastructure Bank (2022), Williams Treaties First Nations et al. (2026) [TO VERIFY].</w:t>
+        <w:t xml:space="preserve">§4, from Government of Ontario (2025), Canada Growth Fund and Building Ontario Fund (2025), Canada Infrastructure Bank (2022), Williams Treaties First Nations et al. (2026).</w:t>
       </w:r>
     </w:p>
     <w:tbl>
@@ -52284,10 +50968,623 @@
         </w:pict>
       </w:r>
     </w:p>
-    <w:bookmarkEnd w:id="124"/>
+    <w:p>
+      <w:pPr>
+        <w:pStyle w:val="FirstParagraph"/>
+      </w:pPr>
+      <w:r>
+        <w:t xml:space="preserve">Coordinator: merge into Appendix B under the headings named below. The text is moved verbatim from §8.4 (final cut, 25/10/2026). The body points to</w:t>
+      </w:r>
+      <w:r>
+        <w:t xml:space="preserve"> </w:t>
+      </w:r>
+      <w:r>
+        <w:t xml:space="preserve">“</w:t>
+      </w:r>
+      <w:r>
+        <w:t xml:space="preserve">Appendix B8.3</w:t>
+      </w:r>
+      <w:r>
+        <w:t xml:space="preserve">”</w:t>
+      </w:r>
+      <w:r>
+        <w:t xml:space="preserve"> </w:t>
+      </w:r>
+      <w:r>
+        <w:t xml:space="preserve">and</w:t>
+      </w:r>
+      <w:r>
+        <w:t xml:space="preserve"> </w:t>
+      </w:r>
+      <w:r>
+        <w:t xml:space="preserve">“</w:t>
+      </w:r>
+      <w:r>
+        <w:t xml:space="preserve">Appendix B8</w:t>
+      </w:r>
+      <w:r>
+        <w:t xml:space="preserve">”</w:t>
+      </w:r>
+      <w:r>
+        <w:t xml:space="preserve">. Nothing from §8.5 or §8.6 needed moving (T11 is merged into T16 in the body; the deleted §8.6 fuel-supply paragraph is already covered in §8.3).</w:t>
+      </w:r>
+    </w:p>
     <w:bookmarkEnd w:id="125"/>
     <w:bookmarkEnd w:id="126"/>
-    <w:bookmarkStart w:id="133" w:name="X2538f2b2fc20c8063ffc88885f2cb513202a3b3"/>
+    <w:bookmarkStart w:id="127" w:name="Xbb161d2ba31e147a7aa23460534d1e0cc10d0e4"/>
+    <w:p>
+      <w:pPr>
+        <w:pStyle w:val="Heading3"/>
+      </w:pPr>
+      <w:r>
+        <w:t xml:space="preserve">B8 (head of subsection): sources for Table T12</w:t>
+      </w:r>
+    </w:p>
+    <w:p>
+      <w:pPr>
+        <w:pStyle w:val="FirstParagraph"/>
+      </w:pPr>
+      <w:r>
+        <w:t xml:space="preserve">Sources for Table T12 (Social licence at Darlington and at Liddell): Neelam (2024); Griffith University Climate Action Beacon and Monash Climate Change Communication Research Hub (2025); Newspoll (2007); Essential Research (2019); Ritchie (2020); Markandya and Wilkinson (2007); Australian Energy Market Operator (2024); Canadian Nuclear Safety Commission (2025); Williams Treaties First Nations et al. (2026); Mississaugas of Scugog Island First Nation (2023); Curve Lake First Nation (2024); Municipality of Clarington (2024); Australian Electoral Commission (2019);</w:t>
+      </w:r>
+      <w:r>
+        <w:t xml:space="preserve"> </w:t>
+      </w:r>
+      <w:r>
+        <w:rPr>
+          <w:iCs/>
+          <w:i/>
+        </w:rPr>
+        <w:t xml:space="preserve">Barngarla</w:t>
+      </w:r>
+      <w:r>
+        <w:t xml:space="preserve"> </w:t>
+      </w:r>
+      <w:r>
+        <w:t xml:space="preserve">[2023] FCA 809; Nuclear Waste Management Organization (2024a; 2024b; 2024c; n.d.); Department of Industry, Science, Energy and Resources (2020); Power Workers’ Union (2021); Conference Board of Canada (2021); Joint Standing Committee on Treaties (2024); Australian Council of Trade Unions (2024); Slovic (1987). Deaths avoided are calculated in</w:t>
+      </w:r>
+      <w:r>
+        <w:t xml:space="preserve"> </w:t>
+      </w:r>
+      <w:r>
+        <w:rPr>
+          <w:rStyle w:val="VerbatimChar"/>
+        </w:rPr>
+        <w:t xml:space="preserve">social_licence.py</w:t>
+      </w:r>
+      <w:r>
+        <w:t xml:space="preserve"> </w:t>
+      </w:r>
+      <w:r>
+        <w:t xml:space="preserve">(B8.1). Two T12 items shortened in the body: the</w:t>
+      </w:r>
+      <w:r>
+        <w:t xml:space="preserve"> </w:t>
+      </w:r>
+      <w:r>
+        <w:t xml:space="preserve">“</w:t>
+      </w:r>
+      <w:r>
+        <w:t xml:space="preserve">Public view</w:t>
+      </w:r>
+      <w:r>
+        <w:t xml:space="preserve">”</w:t>
+      </w:r>
+      <w:r>
+        <w:t xml:space="preserve"> </w:t>
+      </w:r>
+      <w:r>
+        <w:t xml:space="preserve">row (host municipality</w:t>
+      </w:r>
+      <w:r>
+        <w:t xml:space="preserve"> </w:t>
+      </w:r>
+      <w:r>
+        <w:t xml:space="preserve">“</w:t>
+      </w:r>
+      <w:r>
+        <w:t xml:space="preserve">very supportive</w:t>
+      </w:r>
+      <w:r>
+        <w:t xml:space="preserve">”</w:t>
+      </w:r>
+      <w:r>
+        <w:t xml:space="preserve">; national 61% support against 59% keeping the ban; older polls found local support 16–20 points lower), and the unions’ position in Australia (the Australian Council of Trade Unions and the Electrical Trades Union oppose).</w:t>
+      </w:r>
+    </w:p>
+    <w:bookmarkEnd w:id="127"/>
+    <w:bookmarkStart w:id="128" w:name="Xbd0a7ab0f2430cf42b9305871973ba68b4929bd"/>
+    <w:p>
+      <w:pPr>
+        <w:pStyle w:val="Heading3"/>
+      </w:pPr>
+      <w:r>
+        <w:t xml:space="preserve">B8.3 Social-licence routes for an SMR at Liddell (Table B41)</w:t>
+      </w:r>
+    </w:p>
+    <w:p>
+      <w:pPr>
+        <w:pStyle w:val="FirstParagraph"/>
+      </w:pPr>
+      <w:r>
+        <w:rPr>
+          <w:iCs/>
+          <w:i/>
+        </w:rPr>
+        <w:t xml:space="preserve">Table B41. Social-licence routes for an SMR at Liddell: total score (criteria scored 1–3 on legitimacy, legal risk, speed, public cost and fairness; one criterion doubled in each weighted column).</w:t>
+      </w:r>
+      <w:r>
+        <w:t xml:space="preserve"> </w:t>
+      </w:r>
+      <w:r>
+        <w:rPr>
+          <w:iCs/>
+          <w:i/>
+        </w:rPr>
+        <w:t xml:space="preserve">Source: our judgement from the evidence in T12, calculated in</w:t>
+      </w:r>
+      <w:r>
+        <w:rPr>
+          <w:iCs/>
+          <w:i/>
+        </w:rPr>
+        <w:t xml:space="preserve"> </w:t>
+      </w:r>
+      <w:r>
+        <w:rPr>
+          <w:rStyle w:val="VerbatimChar"/>
+          <w:iCs/>
+          <w:i/>
+        </w:rPr>
+        <w:t xml:space="preserve">social_licence.py</w:t>
+      </w:r>
+      <w:r>
+        <w:rPr>
+          <w:iCs/>
+          <w:i/>
+        </w:rPr>
+        <w:t xml:space="preserve"> </w:t>
+      </w:r>
+      <w:r>
+        <w:rPr>
+          <w:iCs/>
+          <w:i/>
+        </w:rPr>
+        <w:t xml:space="preserve">(Appendix B8.3); route models from Newcastle Herald (2024b), NWMO (2024a; 2024c) and Williams Treaties First Nations et al. (2026). Scores are our judgement and depend on the evidence cited.</w:t>
+      </w:r>
+    </w:p>
+    <w:tbl>
+      <w:tblPr>
+        <w:tblStyle w:val="Table"/>
+        <w:tblW w:type="pct" w:w="5000"/>
+        <w:tblLook w:firstRow="1" w:lastRow="0" w:firstColumn="0" w:lastColumn="0" w:noHBand="0" w:noVBand="0" w:val="0020"/>
+        <w:jc w:val="start"/>
+      </w:tblPr>
+      <w:tblGrid>
+        <w:gridCol w:w="1033"/>
+        <w:gridCol w:w="1377"/>
+        <w:gridCol w:w="1377"/>
+        <w:gridCol w:w="1377"/>
+        <w:gridCol w:w="1377"/>
+        <w:gridCol w:w="1377"/>
+      </w:tblGrid>
+      <w:tr>
+        <w:trPr>
+          <w:tblHeader w:val="true"/>
+        </w:trPr>
+        <w:tc>
+          <w:tcPr/>
+          <w:p>
+            <w:pPr>
+              <w:pStyle w:val="Compact"/>
+              <w:jc w:val="left"/>
+            </w:pPr>
+            <w:r>
+              <w:t xml:space="preserve">Route</w:t>
+            </w:r>
+          </w:p>
+        </w:tc>
+        <w:tc>
+          <w:tcPr/>
+          <w:p>
+            <w:pPr>
+              <w:pStyle w:val="Compact"/>
+              <w:jc w:val="right"/>
+            </w:pPr>
+            <w:r>
+              <w:t xml:space="preserve">Equal weights</w:t>
+            </w:r>
+          </w:p>
+        </w:tc>
+        <w:tc>
+          <w:tcPr/>
+          <w:p>
+            <w:pPr>
+              <w:pStyle w:val="Compact"/>
+              <w:jc w:val="right"/>
+            </w:pPr>
+            <w:r>
+              <w:t xml:space="preserve">Legitimacy ×2</w:t>
+            </w:r>
+          </w:p>
+        </w:tc>
+        <w:tc>
+          <w:tcPr/>
+          <w:p>
+            <w:pPr>
+              <w:pStyle w:val="Compact"/>
+              <w:jc w:val="right"/>
+            </w:pPr>
+            <w:r>
+              <w:t xml:space="preserve">Speed ×2</w:t>
+            </w:r>
+          </w:p>
+        </w:tc>
+        <w:tc>
+          <w:tcPr/>
+          <w:p>
+            <w:pPr>
+              <w:pStyle w:val="Compact"/>
+              <w:jc w:val="right"/>
+            </w:pPr>
+            <w:r>
+              <w:t xml:space="preserve">Fairness ×2</w:t>
+            </w:r>
+          </w:p>
+        </w:tc>
+        <w:tc>
+          <w:tcPr/>
+          <w:p>
+            <w:pPr>
+              <w:pStyle w:val="Compact"/>
+              <w:jc w:val="right"/>
+            </w:pPr>
+            <w:r>
+              <w:t xml:space="preserve">Public cost ×2</w:t>
+            </w:r>
+          </w:p>
+        </w:tc>
+      </w:tr>
+      <w:tr>
+        <w:tc>
+          <w:tcPr/>
+          <w:p>
+            <w:pPr>
+              <w:pStyle w:val="Compact"/>
+              <w:jc w:val="left"/>
+            </w:pPr>
+            <w:r>
+              <w:t xml:space="preserve">R1. Commonwealth-led siting, with compulsory acquisition if needed (2024 Coalition model)</w:t>
+            </w:r>
+          </w:p>
+        </w:tc>
+        <w:tc>
+          <w:tcPr/>
+          <w:p>
+            <w:pPr>
+              <w:pStyle w:val="Compact"/>
+              <w:jc w:val="right"/>
+            </w:pPr>
+            <w:r>
+              <w:t xml:space="preserve">7</w:t>
+            </w:r>
+          </w:p>
+        </w:tc>
+        <w:tc>
+          <w:tcPr/>
+          <w:p>
+            <w:pPr>
+              <w:pStyle w:val="Compact"/>
+              <w:jc w:val="right"/>
+            </w:pPr>
+            <w:r>
+              <w:t xml:space="preserve">8</w:t>
+            </w:r>
+          </w:p>
+        </w:tc>
+        <w:tc>
+          <w:tcPr/>
+          <w:p>
+            <w:pPr>
+              <w:pStyle w:val="Compact"/>
+              <w:jc w:val="right"/>
+            </w:pPr>
+            <w:r>
+              <w:t xml:space="preserve">9</w:t>
+            </w:r>
+          </w:p>
+        </w:tc>
+        <w:tc>
+          <w:tcPr/>
+          <w:p>
+            <w:pPr>
+              <w:pStyle w:val="Compact"/>
+              <w:jc w:val="right"/>
+            </w:pPr>
+            <w:r>
+              <w:t xml:space="preserve">8</w:t>
+            </w:r>
+          </w:p>
+        </w:tc>
+        <w:tc>
+          <w:tcPr/>
+          <w:p>
+            <w:pPr>
+              <w:pStyle w:val="Compact"/>
+              <w:jc w:val="right"/>
+            </w:pPr>
+            <w:r>
+              <w:t xml:space="preserve">9</w:t>
+            </w:r>
+          </w:p>
+        </w:tc>
+      </w:tr>
+      <w:tr>
+        <w:tc>
+          <w:tcPr/>
+          <w:p>
+            <w:pPr>
+              <w:pStyle w:val="Compact"/>
+              <w:jc w:val="left"/>
+            </w:pPr>
+            <w:r>
+              <w:t xml:space="preserve">R2. Volunteer host with a willingness test that includes Traditional Owners, plus a hosting agreement (NWMO model)</w:t>
+            </w:r>
+          </w:p>
+        </w:tc>
+        <w:tc>
+          <w:tcPr/>
+          <w:p>
+            <w:pPr>
+              <w:pStyle w:val="Compact"/>
+              <w:jc w:val="right"/>
+            </w:pPr>
+            <w:r>
+              <w:t xml:space="preserve">11</w:t>
+            </w:r>
+          </w:p>
+        </w:tc>
+        <w:tc>
+          <w:tcPr/>
+          <w:p>
+            <w:pPr>
+              <w:pStyle w:val="Compact"/>
+              <w:jc w:val="right"/>
+            </w:pPr>
+            <w:r>
+              <w:t xml:space="preserve">14</w:t>
+            </w:r>
+          </w:p>
+        </w:tc>
+        <w:tc>
+          <w:tcPr/>
+          <w:p>
+            <w:pPr>
+              <w:pStyle w:val="Compact"/>
+              <w:jc w:val="right"/>
+            </w:pPr>
+            <w:r>
+              <w:t xml:space="preserve">12</w:t>
+            </w:r>
+          </w:p>
+        </w:tc>
+        <w:tc>
+          <w:tcPr/>
+          <w:p>
+            <w:pPr>
+              <w:pStyle w:val="Compact"/>
+              <w:jc w:val="right"/>
+            </w:pPr>
+            <w:r>
+              <w:t xml:space="preserve">13</w:t>
+            </w:r>
+          </w:p>
+        </w:tc>
+        <w:tc>
+          <w:tcPr/>
+          <w:p>
+            <w:pPr>
+              <w:pStyle w:val="Compact"/>
+              <w:jc w:val="right"/>
+            </w:pPr>
+            <w:r>
+              <w:rPr>
+                <w:bCs/>
+                <w:b/>
+              </w:rPr>
+              <w:t xml:space="preserve">13</w:t>
+            </w:r>
+          </w:p>
+        </w:tc>
+      </w:tr>
+      <w:tr>
+        <w:tc>
+          <w:tcPr/>
+          <w:p>
+            <w:pPr>
+              <w:pStyle w:val="Compact"/>
+              <w:jc w:val="left"/>
+            </w:pPr>
+            <w:r>
+              <w:t xml:space="preserve">R3. R2 plus First Nations equity with a government loan guarantee (Williams Treaties model)</w:t>
+            </w:r>
+          </w:p>
+        </w:tc>
+        <w:tc>
+          <w:tcPr/>
+          <w:p>
+            <w:pPr>
+              <w:pStyle w:val="Compact"/>
+              <w:jc w:val="right"/>
+            </w:pPr>
+            <w:r>
+              <w:t xml:space="preserve">11</w:t>
+            </w:r>
+          </w:p>
+        </w:tc>
+        <w:tc>
+          <w:tcPr/>
+          <w:p>
+            <w:pPr>
+              <w:pStyle w:val="Compact"/>
+              <w:jc w:val="right"/>
+            </w:pPr>
+            <w:r>
+              <w:t xml:space="preserve">14</w:t>
+            </w:r>
+          </w:p>
+        </w:tc>
+        <w:tc>
+          <w:tcPr/>
+          <w:p>
+            <w:pPr>
+              <w:pStyle w:val="Compact"/>
+              <w:jc w:val="right"/>
+            </w:pPr>
+            <w:r>
+              <w:t xml:space="preserve">12</w:t>
+            </w:r>
+          </w:p>
+        </w:tc>
+        <w:tc>
+          <w:tcPr/>
+          <w:p>
+            <w:pPr>
+              <w:pStyle w:val="Compact"/>
+              <w:jc w:val="right"/>
+            </w:pPr>
+            <w:r>
+              <w:rPr>
+                <w:bCs/>
+                <w:b/>
+              </w:rPr>
+              <w:t xml:space="preserve">14</w:t>
+            </w:r>
+          </w:p>
+        </w:tc>
+        <w:tc>
+          <w:tcPr/>
+          <w:p>
+            <w:pPr>
+              <w:pStyle w:val="Compact"/>
+              <w:jc w:val="right"/>
+            </w:pPr>
+            <w:r>
+              <w:t xml:space="preserve">12</w:t>
+            </w:r>
+          </w:p>
+        </w:tc>
+      </w:tr>
+      <w:tr>
+        <w:tc>
+          <w:tcPr/>
+          <w:p>
+            <w:pPr>
+              <w:pStyle w:val="Compact"/>
+              <w:jc w:val="left"/>
+            </w:pPr>
+            <w:r>
+              <w:t xml:space="preserve">R4. No SMR: firmed renewables at Liddell (AGL’s plan)</w:t>
+            </w:r>
+          </w:p>
+        </w:tc>
+        <w:tc>
+          <w:tcPr/>
+          <w:p>
+            <w:pPr>
+              <w:pStyle w:val="Compact"/>
+              <w:jc w:val="right"/>
+            </w:pPr>
+            <w:r>
+              <w:t xml:space="preserve">14</w:t>
+            </w:r>
+          </w:p>
+        </w:tc>
+        <w:tc>
+          <w:tcPr/>
+          <w:p>
+            <w:pPr>
+              <w:pStyle w:val="Compact"/>
+              <w:jc w:val="right"/>
+            </w:pPr>
+            <w:r>
+              <w:t xml:space="preserve">17</w:t>
+            </w:r>
+          </w:p>
+        </w:tc>
+        <w:tc>
+          <w:tcPr/>
+          <w:p>
+            <w:pPr>
+              <w:pStyle w:val="Compact"/>
+              <w:jc w:val="right"/>
+            </w:pPr>
+            <w:r>
+              <w:t xml:space="preserve">17</w:t>
+            </w:r>
+          </w:p>
+        </w:tc>
+        <w:tc>
+          <w:tcPr/>
+          <w:p>
+            <w:pPr>
+              <w:pStyle w:val="Compact"/>
+              <w:jc w:val="right"/>
+            </w:pPr>
+            <w:r>
+              <w:t xml:space="preserve">16</w:t>
+            </w:r>
+          </w:p>
+        </w:tc>
+        <w:tc>
+          <w:tcPr/>
+          <w:p>
+            <w:pPr>
+              <w:pStyle w:val="Compact"/>
+              <w:jc w:val="right"/>
+            </w:pPr>
+            <w:r>
+              <w:t xml:space="preserve">17</w:t>
+            </w:r>
+          </w:p>
+        </w:tc>
+      </w:tr>
+    </w:tbl>
+    <w:p>
+      <w:pPr>
+        <w:pStyle w:val="BodyText"/>
+      </w:pPr>
+      <w:r>
+        <w:rPr>
+          <w:iCs/>
+          <w:i/>
+        </w:rPr>
+        <w:t xml:space="preserve">Reading: consent-based routes (R2, R3) beat top-down siting (R1) by 3–6 points under every weighting, even with R1’s advantages (speed, and public cost against R3) doubled. R4 scores highest throughout, so on social licence alone the Australian SMR case is weaker than the alternative; §9 weighs this against carbon and cost.</w:t>
+      </w:r>
+    </w:p>
+    <w:p>
+      <w:pPr>
+        <w:pStyle w:val="BodyText"/>
+      </w:pPr>
+      <w:r>
+        <w:t xml:space="preserve">Moved sentence from §8.4 consent paragraph:</w:t>
+      </w:r>
+      <w:r>
+        <w:t xml:space="preserve"> </w:t>
+      </w:r>
+      <w:r>
+        <w:t xml:space="preserve">“</w:t>
+      </w:r>
+      <w:r>
+        <w:t xml:space="preserve">Not building an SMR at Liddell scores higher still, because it needs no change in law or consent.</w:t>
+      </w:r>
+      <w:r>
+        <w:t xml:space="preserve">”</w:t>
+      </w:r>
+    </w:p>
+    <w:bookmarkEnd w:id="128"/>
+    <w:bookmarkEnd w:id="129"/>
+    <w:bookmarkStart w:id="136" w:name="X2538f2b2fc20c8063ffc88885f2cb513202a3b3"/>
     <w:p>
       <w:pPr>
         <w:pStyle w:val="Heading2"/>
@@ -52345,7 +51642,7 @@
         <w:t xml:space="preserve">, not in verified data.</w:t>
       </w:r>
     </w:p>
-    <w:bookmarkStart w:id="127" w:name="c1.-set-up"/>
+    <w:bookmarkStart w:id="130" w:name="c1.-set-up"/>
     <w:p>
       <w:pPr>
         <w:pStyle w:val="Heading3"/>
@@ -52358,7 +51655,7 @@
       <w:pPr>
         <w:numPr>
           <w:ilvl w:val="0"/>
-          <w:numId w:val="1015"/>
+          <w:numId w:val="1014"/>
         </w:numPr>
         <w:pStyle w:val="Compact"/>
       </w:pPr>
@@ -52380,7 +51677,7 @@
       <w:pPr>
         <w:numPr>
           <w:ilvl w:val="0"/>
-          <w:numId w:val="1015"/>
+          <w:numId w:val="1014"/>
         </w:numPr>
         <w:pStyle w:val="Compact"/>
       </w:pPr>
@@ -52427,7 +51724,7 @@
       <w:pPr>
         <w:numPr>
           <w:ilvl w:val="0"/>
-          <w:numId w:val="1015"/>
+          <w:numId w:val="1014"/>
         </w:numPr>
         <w:pStyle w:val="Compact"/>
       </w:pPr>
@@ -52449,7 +51746,7 @@
       <w:pPr>
         <w:numPr>
           <w:ilvl w:val="0"/>
-          <w:numId w:val="1015"/>
+          <w:numId w:val="1014"/>
         </w:numPr>
         <w:pStyle w:val="Compact"/>
       </w:pPr>
@@ -52471,7 +51768,7 @@
       <w:pPr>
         <w:numPr>
           <w:ilvl w:val="0"/>
-          <w:numId w:val="1015"/>
+          <w:numId w:val="1014"/>
         </w:numPr>
         <w:pStyle w:val="Compact"/>
       </w:pPr>
@@ -52511,7 +51808,7 @@
       <w:pPr>
         <w:numPr>
           <w:ilvl w:val="0"/>
-          <w:numId w:val="1015"/>
+          <w:numId w:val="1014"/>
         </w:numPr>
         <w:pStyle w:val="Compact"/>
       </w:pPr>
@@ -52589,8 +51886,8 @@
         <w:t xml:space="preserve">and Figures F2–F5).</w:t>
       </w:r>
     </w:p>
-    <w:bookmarkEnd w:id="127"/>
-    <w:bookmarkStart w:id="128" w:name="c2.-ranged-inputs-and-tornado-results"/>
+    <w:bookmarkEnd w:id="130"/>
+    <w:bookmarkStart w:id="131" w:name="c2.-ranged-inputs-and-tornado-results"/>
     <w:p>
       <w:pPr>
         <w:pStyle w:val="Heading3"/>
@@ -56271,8 +55568,8 @@
         </w:tc>
       </w:tr>
     </w:tbl>
-    <w:bookmarkEnd w:id="128"/>
-    <w:bookmarkStart w:id="129" w:name="c3.-what-the-tornado-shows"/>
+    <w:bookmarkEnd w:id="131"/>
+    <w:bookmarkStart w:id="132" w:name="c3.-what-the-tornado-shows"/>
     <w:p>
       <w:pPr>
         <w:pStyle w:val="Heading3"/>
@@ -56333,8 +55630,8 @@
         <w:t xml:space="preserve">The saving depends on the LC3 emission cut (swing 609 t), DPSC wall thickness (532 t), infill binder content (430 t), basemat thickness (306 t), extra binder for flow (295 t), forebay volume (221 t) and the cement factor (207 t). The first two are the LC3 literature and OPG’s drawings. Of the next three, binder content and extra binder are mix design and basemat thickness is geometry. Even at the lowest single-input value (1,406 t), LC3 saves more than the largest geometric swing, so the saving is robust in sign but uncertain by about ±20–25%.</w:t>
       </w:r>
     </w:p>
-    <w:bookmarkEnd w:id="129"/>
-    <w:bookmarkStart w:id="130" w:name="c4.-monte-carlo-results"/>
+    <w:bookmarkEnd w:id="132"/>
+    <w:bookmarkStart w:id="133" w:name="c4.-monte-carlo-results"/>
     <w:p>
       <w:pPr>
         <w:pStyle w:val="Heading3"/>
@@ -59291,8 +58588,8 @@
         <w:t xml:space="preserve">Plate steel is total steel minus rebar, and rebar scales with plant concrete (capped at total steel; Appendix A3). Concrete intensity is right-skewed (34.5–69–138 m³/MWe), so expected rebar rises above its mode value, while steel intensity is slightly left-skewed (16.5–33–46 t/MWe). Expected plate steel is therefore below its mode value, even though expected total steel emissions (rebar plus plate) rise.</w:t>
       </w:r>
     </w:p>
-    <w:bookmarkEnd w:id="130"/>
-    <w:bookmarkStart w:id="131" w:name="X62d4c771b19bf733ac0046ab84ee2e69e047196"/>
+    <w:bookmarkEnd w:id="133"/>
+    <w:bookmarkStart w:id="134" w:name="X62d4c771b19bf733ac0046ab84ee2e69e047196"/>
     <w:p>
       <w:pPr>
         <w:pStyle w:val="Heading3"/>
@@ -59317,6 +58614,104 @@
       </w:r>
       <w:r>
         <w:t xml:space="preserve">The gap is real information, not an error: the inputs we know least about have long upper tails, so they can mostly push the result up.</w:t>
+      </w:r>
+    </w:p>
+    <w:p>
+      <w:pPr>
+        <w:numPr>
+          <w:ilvl w:val="0"/>
+          <w:numId w:val="1015"/>
+        </w:numPr>
+        <w:pStyle w:val="Compact"/>
+      </w:pPr>
+      <w:r>
+        <w:t xml:space="preserve">A triangular distribution’s mean is (low + mode + high) / 3. For conversion heat that is (26 + 26 + 665) / 3 = 239 kWh/kg U, nine times the mode of 26.</w:t>
+      </w:r>
+    </w:p>
+    <w:p>
+      <w:pPr>
+        <w:numPr>
+          <w:ilvl w:val="0"/>
+          <w:numId w:val="1015"/>
+        </w:numPr>
+        <w:pStyle w:val="Compact"/>
+      </w:pPr>
+      <w:r>
+        <w:t xml:space="preserve">Conversion therefore contributes +0.97 of the +1.58 g/kWh gap (Table C3). Mining (+0.23), the back end (+0.09), enrichment (+0.08), O&amp;M (+0.06), decommissioning (+0.06) and the construction uplift (+0.06) add most of the rest.</w:t>
+      </w:r>
+    </w:p>
+    <w:p>
+      <w:pPr>
+        <w:numPr>
+          <w:ilvl w:val="0"/>
+          <w:numId w:val="1015"/>
+        </w:numPr>
+        <w:pStyle w:val="Compact"/>
+      </w:pPr>
+      <w:r>
+        <w:t xml:space="preserve">The LC3 saving is almost symmetric (mode 1,734 t, median 1,742 t), so its share of the total falls from 0.45% (mode case) to 0.29% (median).</w:t>
+      </w:r>
+    </w:p>
+    <w:p>
+      <w:pPr>
+        <w:numPr>
+          <w:ilvl w:val="0"/>
+          <w:numId w:val="1015"/>
+        </w:numPr>
+        <w:pStyle w:val="Compact"/>
+      </w:pPr>
+      <w:r>
+        <w:t xml:space="preserve">We therefore quote the median as the result and the mode case only as</w:t>
+      </w:r>
+      <w:r>
+        <w:t xml:space="preserve"> </w:t>
+      </w:r>
+      <w:r>
+        <w:t xml:space="preserve">“</w:t>
+      </w:r>
+      <w:r>
+        <w:t xml:space="preserve">every input at its most likely value</w:t>
+      </w:r>
+      <w:r>
+        <w:t xml:space="preserve">”</w:t>
+      </w:r>
+      <w:r>
+        <w:t xml:space="preserve">. A measured conversion value would collapse most of the gap [TODO: source needed: Cameco Port Hope facility emissions divided by UF₆ output].</w:t>
+      </w:r>
+    </w:p>
+    <w:p>
+      <w:pPr>
+        <w:numPr>
+          <w:ilvl w:val="0"/>
+          <w:numId w:val="1015"/>
+        </w:numPr>
+        <w:pStyle w:val="Compact"/>
+      </w:pPr>
+      <w:r>
+        <w:t xml:space="preserve">Because one distribution choice carries most of the gap, Table C2’s last two rows re-run the Monte Carlo with conversion heat fixed at 26 kWh/kg U and with a log-uniform 26–665 distribution. The median does not stay near 4.2: it is 3.31 and 3.91 respectively, so the headline is partly an artefact of the triangular shape. §6 therefore reports the</w:t>
+      </w:r>
+      <w:r>
+        <w:t xml:space="preserve"> </w:t>
+      </w:r>
+      <w:r>
+        <w:rPr>
+          <w:bCs/>
+          <w:b/>
+        </w:rPr>
+        <w:t xml:space="preserve">range of medians, 3.3–4.2 g CO₂e/kWh</w:t>
+      </w:r>
+      <w:r>
+        <w:t xml:space="preserve">. Conversion heat accounts for about 0.9 g/kWh of the median (4.18 − 3.31 = 0.87) and decides how skewed the result is, which makes a measured value the single most useful datum to find.</w:t>
+      </w:r>
+    </w:p>
+    <w:bookmarkEnd w:id="134"/>
+    <w:bookmarkStart w:id="135" w:name="X861311e05ca973e4ff92563d183b5e9367fe19f"/>
+    <w:p>
+      <w:pPr>
+        <w:pStyle w:val="Heading3"/>
+      </w:pPr>
+      <w:r>
+        <w:t xml:space="preserve">C6. Limitations of the uncertainty analysis</w:t>
       </w:r>
     </w:p>
     <w:p>
@@ -59328,7 +58723,17 @@
         <w:pStyle w:val="Compact"/>
       </w:pPr>
       <w:r>
-        <w:t xml:space="preserve">A triangular distribution’s mean is (low + mode + high) / 3. For conversion heat that is (26 + 26 + 665) / 3 = 239 kWh/kg U, nine times the mode of 26.</w:t>
+        <w:rPr>
+          <w:bCs/>
+          <w:b/>
+        </w:rPr>
+        <w:t xml:space="preserve">Independence.</w:t>
+      </w:r>
+      <w:r>
+        <w:t xml:space="preserve"> </w:t>
+      </w:r>
+      <w:r>
+        <w:t xml:space="preserve">Inputs are drawn independently. Concrete and steel intensities are probably positively correlated (bigger plants need more of both), which would widen the construction tail slightly; enrichment and burnup are also linked in practice. The effect on the total is small because construction is about 7.5%.</w:t>
       </w:r>
     </w:p>
     <w:p>
@@ -59340,7 +58745,17 @@
         <w:pStyle w:val="Compact"/>
       </w:pPr>
       <w:r>
-        <w:t xml:space="preserve">Conversion therefore contributes +0.97 of the +1.58 g/kWh gap (Table C3). Mining (+0.23), the back end (+0.09), enrichment (+0.08), O&amp;M (+0.06), decommissioning (+0.06) and the construction uplift (+0.06) add most of the rest.</w:t>
+        <w:rPr>
+          <w:bCs/>
+          <w:b/>
+        </w:rPr>
+        <w:t xml:space="preserve">Ranges partly judgement.</w:t>
+      </w:r>
+      <w:r>
+        <w:t xml:space="preserve"> </w:t>
+      </w:r>
+      <w:r>
+        <w:t xml:space="preserve">Ranges marked A or P in Table C1 are our assumptions; ×0.5 to ×2 transfer ranges on the EDF stages are not data.</w:t>
       </w:r>
     </w:p>
     <w:p>
@@ -59352,7 +58767,17 @@
         <w:pStyle w:val="Compact"/>
       </w:pPr>
       <w:r>
-        <w:t xml:space="preserve">The LC3 saving is almost symmetric (mode 1,734 t, median 1,742 t), so its share of the total falls from 0.45% (mode case) to 0.29% (median).</w:t>
+        <w:rPr>
+          <w:bCs/>
+          <w:b/>
+        </w:rPr>
+        <w:t xml:space="preserve">Triangular shape.</w:t>
+      </w:r>
+      <w:r>
+        <w:t xml:space="preserve"> </w:t>
+      </w:r>
+      <w:r>
+        <w:t xml:space="preserve">A convention, not a fitted distribution.</w:t>
       </w:r>
     </w:p>
     <w:p>
@@ -59364,22 +58789,17 @@
         <w:pStyle w:val="Compact"/>
       </w:pPr>
       <w:r>
-        <w:t xml:space="preserve">We therefore quote the median as the result and the mode case only as</w:t>
-      </w:r>
-      <w:r>
-        <w:t xml:space="preserve"> </w:t>
-      </w:r>
-      <w:r>
-        <w:t xml:space="preserve">“</w:t>
-      </w:r>
-      <w:r>
-        <w:t xml:space="preserve">every input at its most likely value</w:t>
-      </w:r>
-      <w:r>
-        <w:t xml:space="preserve">”</w:t>
-      </w:r>
-      <w:r>
-        <w:t xml:space="preserve">. A measured conversion value would collapse most of the gap [TODO: source needed: Cameco Port Hope facility emissions divided by UF₆ output].</w:t>
+        <w:rPr>
+          <w:bCs/>
+          <w:b/>
+        </w:rPr>
+        <w:t xml:space="preserve">Unverified inputs.</w:t>
+      </w:r>
+      <w:r>
+        <w:t xml:space="preserve"> </w:t>
+      </w:r>
+      <w:r>
+        <w:t xml:space="preserve">Every V in Table C1 is a search lead. The intervals will move when the primaries are opened.</w:t>
       </w:r>
     </w:p>
     <w:p>
@@ -59391,129 +58811,6 @@
         <w:pStyle w:val="Compact"/>
       </w:pPr>
       <w:r>
-        <w:t xml:space="preserve">Because one distribution choice carries most of the gap, Table C2’s last two rows re-run the Monte Carlo with conversion heat fixed at 26 kWh/kg U and with a log-uniform 26–665 distribution. The median does not stay near 4.2: it is 3.31 and 3.91 respectively, so the headline is partly an artefact of the triangular shape. §6 therefore reports the</w:t>
-      </w:r>
-      <w:r>
-        <w:t xml:space="preserve"> </w:t>
-      </w:r>
-      <w:r>
-        <w:rPr>
-          <w:bCs/>
-          <w:b/>
-        </w:rPr>
-        <w:t xml:space="preserve">range of medians, 3.3–4.2 g CO₂e/kWh</w:t>
-      </w:r>
-      <w:r>
-        <w:t xml:space="preserve">. Conversion heat accounts for about 0.9 g/kWh of the median (4.18 − 3.31 = 0.87) and decides how skewed the result is, which makes a measured value the single most useful datum to find.</w:t>
-      </w:r>
-    </w:p>
-    <w:bookmarkEnd w:id="131"/>
-    <w:bookmarkStart w:id="132" w:name="X861311e05ca973e4ff92563d183b5e9367fe19f"/>
-    <w:p>
-      <w:pPr>
-        <w:pStyle w:val="Heading3"/>
-      </w:pPr>
-      <w:r>
-        <w:t xml:space="preserve">C6. Limitations of the uncertainty analysis</w:t>
-      </w:r>
-    </w:p>
-    <w:p>
-      <w:pPr>
-        <w:numPr>
-          <w:ilvl w:val="0"/>
-          <w:numId w:val="1017"/>
-        </w:numPr>
-        <w:pStyle w:val="Compact"/>
-      </w:pPr>
-      <w:r>
-        <w:rPr>
-          <w:bCs/>
-          <w:b/>
-        </w:rPr>
-        <w:t xml:space="preserve">Independence.</w:t>
-      </w:r>
-      <w:r>
-        <w:t xml:space="preserve"> </w:t>
-      </w:r>
-      <w:r>
-        <w:t xml:space="preserve">Inputs are drawn independently. Concrete and steel intensities are probably positively correlated (bigger plants need more of both), which would widen the construction tail slightly; enrichment and burnup are also linked in practice. The effect on the total is small because construction is about 7.5%.</w:t>
-      </w:r>
-    </w:p>
-    <w:p>
-      <w:pPr>
-        <w:numPr>
-          <w:ilvl w:val="0"/>
-          <w:numId w:val="1017"/>
-        </w:numPr>
-        <w:pStyle w:val="Compact"/>
-      </w:pPr>
-      <w:r>
-        <w:rPr>
-          <w:bCs/>
-          <w:b/>
-        </w:rPr>
-        <w:t xml:space="preserve">Ranges partly judgement.</w:t>
-      </w:r>
-      <w:r>
-        <w:t xml:space="preserve"> </w:t>
-      </w:r>
-      <w:r>
-        <w:t xml:space="preserve">Ranges marked A or P in Table C1 are our assumptions; ×0.5 to ×2 transfer ranges on the EDF stages are not data.</w:t>
-      </w:r>
-    </w:p>
-    <w:p>
-      <w:pPr>
-        <w:numPr>
-          <w:ilvl w:val="0"/>
-          <w:numId w:val="1017"/>
-        </w:numPr>
-        <w:pStyle w:val="Compact"/>
-      </w:pPr>
-      <w:r>
-        <w:rPr>
-          <w:bCs/>
-          <w:b/>
-        </w:rPr>
-        <w:t xml:space="preserve">Triangular shape.</w:t>
-      </w:r>
-      <w:r>
-        <w:t xml:space="preserve"> </w:t>
-      </w:r>
-      <w:r>
-        <w:t xml:space="preserve">A convention, not a fitted distribution.</w:t>
-      </w:r>
-    </w:p>
-    <w:p>
-      <w:pPr>
-        <w:numPr>
-          <w:ilvl w:val="0"/>
-          <w:numId w:val="1017"/>
-        </w:numPr>
-        <w:pStyle w:val="Compact"/>
-      </w:pPr>
-      <w:r>
-        <w:rPr>
-          <w:bCs/>
-          <w:b/>
-        </w:rPr>
-        <w:t xml:space="preserve">Unverified inputs.</w:t>
-      </w:r>
-      <w:r>
-        <w:t xml:space="preserve"> </w:t>
-      </w:r>
-      <w:r>
-        <w:t xml:space="preserve">Every V in Table C1 is a search lead. The intervals will move when the primaries are opened.</w:t>
-      </w:r>
-    </w:p>
-    <w:p>
-      <w:pPr>
-        <w:numPr>
-          <w:ilvl w:val="0"/>
-          <w:numId w:val="1017"/>
-        </w:numPr>
-        <w:pStyle w:val="Compact"/>
-      </w:pPr>
-      <w:r>
         <w:rPr>
           <w:bCs/>
           <w:b/>
@@ -59534,9 +58831,9 @@
         </w:pict>
       </w:r>
     </w:p>
-    <w:bookmarkEnd w:id="132"/>
-    <w:bookmarkEnd w:id="133"/>
-    <w:bookmarkStart w:id="134" w:name="appendix-e-search-log.md"/>
+    <w:bookmarkEnd w:id="135"/>
+    <w:bookmarkEnd w:id="136"/>
+    <w:bookmarkStart w:id="137" w:name="appendix-e-search-log.md"/>
     <w:p>
       <w:pPr>
         <w:pStyle w:val="Heading2"/>
@@ -59557,8 +58854,8 @@
         <w:t xml:space="preserve">[TODO: not yet in the repo]</w:t>
       </w:r>
     </w:p>
-    <w:bookmarkEnd w:id="134"/>
-    <w:bookmarkEnd w:id="135"/>
+    <w:bookmarkEnd w:id="137"/>
+    <w:bookmarkEnd w:id="138"/>
     <w:sectPr>
       <w:headerReference r:id="rId9" w:type="default"/>
       <w:headerReference r:id="rId10" w:type="first"/>
@@ -60254,7 +59551,34 @@
     </w:lvlOverride>
   </w:num>
   <w:num w:numId="1005">
-    <w:abstractNumId w:val="991"/>
+    <w:abstractNumId w:val="99411"/>
+    <w:lvlOverride w:ilvl="0">
+      <w:startOverride w:val="1"/>
+    </w:lvlOverride>
+    <w:lvlOverride w:ilvl="1">
+      <w:startOverride w:val="1"/>
+    </w:lvlOverride>
+    <w:lvlOverride w:ilvl="2">
+      <w:startOverride w:val="1"/>
+    </w:lvlOverride>
+    <w:lvlOverride w:ilvl="3">
+      <w:startOverride w:val="1"/>
+    </w:lvlOverride>
+    <w:lvlOverride w:ilvl="4">
+      <w:startOverride w:val="1"/>
+    </w:lvlOverride>
+    <w:lvlOverride w:ilvl="5">
+      <w:startOverride w:val="1"/>
+    </w:lvlOverride>
+    <w:lvlOverride w:ilvl="6">
+      <w:startOverride w:val="1"/>
+    </w:lvlOverride>
+    <w:lvlOverride w:ilvl="7">
+      <w:startOverride w:val="1"/>
+    </w:lvlOverride>
+    <w:lvlOverride w:ilvl="8">
+      <w:startOverride w:val="1"/>
+    </w:lvlOverride>
   </w:num>
   <w:num w:numId="1006">
     <w:abstractNumId w:val="99411"/>
@@ -60407,6 +59731,9 @@
     </w:lvlOverride>
   </w:num>
   <w:num w:numId="1011">
+    <w:abstractNumId w:val="991"/>
+  </w:num>
+  <w:num w:numId="1012">
     <w:abstractNumId w:val="99411"/>
     <w:lvlOverride w:ilvl="0">
       <w:startOverride w:val="1"/>
@@ -60435,9 +59762,6 @@
     <w:lvlOverride w:ilvl="8">
       <w:startOverride w:val="1"/>
     </w:lvlOverride>
-  </w:num>
-  <w:num w:numId="1012">
-    <w:abstractNumId w:val="991"/>
   </w:num>
   <w:num w:numId="1013">
     <w:abstractNumId w:val="99411"/>
@@ -60470,42 +59794,12 @@
     </w:lvlOverride>
   </w:num>
   <w:num w:numId="1014">
-    <w:abstractNumId w:val="99411"/>
-    <w:lvlOverride w:ilvl="0">
-      <w:startOverride w:val="1"/>
-    </w:lvlOverride>
-    <w:lvlOverride w:ilvl="1">
-      <w:startOverride w:val="1"/>
-    </w:lvlOverride>
-    <w:lvlOverride w:ilvl="2">
-      <w:startOverride w:val="1"/>
-    </w:lvlOverride>
-    <w:lvlOverride w:ilvl="3">
-      <w:startOverride w:val="1"/>
-    </w:lvlOverride>
-    <w:lvlOverride w:ilvl="4">
-      <w:startOverride w:val="1"/>
-    </w:lvlOverride>
-    <w:lvlOverride w:ilvl="5">
-      <w:startOverride w:val="1"/>
-    </w:lvlOverride>
-    <w:lvlOverride w:ilvl="6">
-      <w:startOverride w:val="1"/>
-    </w:lvlOverride>
-    <w:lvlOverride w:ilvl="7">
-      <w:startOverride w:val="1"/>
-    </w:lvlOverride>
-    <w:lvlOverride w:ilvl="8">
-      <w:startOverride w:val="1"/>
-    </w:lvlOverride>
+    <w:abstractNumId w:val="991"/>
   </w:num>
   <w:num w:numId="1015">
     <w:abstractNumId w:val="991"/>
   </w:num>
   <w:num w:numId="1016">
-    <w:abstractNumId w:val="991"/>
-  </w:num>
-  <w:num w:numId="1017">
     <w:abstractNumId w:val="99411"/>
     <w:lvlOverride w:ilvl="0">
       <w:startOverride w:val="1"/>

--- a/01_Report/draft-assembled.docx
+++ b/01_Report/draft-assembled.docx
@@ -5119,7 +5119,7 @@
               <w:jc w:val="left"/>
             </w:pPr>
             <w:r>
-              <w:t xml:space="preserve">AGL owns Liddell and has ruled out nuclear there (Newcastle Herald, 2024)</w:t>
+              <w:t xml:space="preserve">AGL owns Liddell and has ruled out nuclear there (Newcastle Herald, 2024a)</w:t>
             </w:r>
           </w:p>
         </w:tc>
@@ -5189,7 +5189,7 @@
         <w:t xml:space="preserve"> </w:t>
       </w:r>
       <w:r>
-        <w:t xml:space="preserve">Darlington’s C$20.9 bn budget for four 300 MWe units (Ontario Power Generation, 2025) gives a levelised cost of electricity (LCOE: the constant price that repays every cost over the plant’s life) of C$198/MWh at a 7% real discount rate, and C$112–280 from 3% to 10% (Table T8). Capital is 65–86% of it, so finance terms matter as much as engineering. OPG’s C$149/MWh implies 4.9%, a regulated Crown utility’s cost of capital. Our A$221 at 7% sits just below GenCost’s 2030 SMR range (Graham, Hayward and Foster, 2024), plausibly because four units share infrastructure. The agreement is not independent, because GenCost’s current edition bases its SMR capital cost on Darlington (Graham and Hayward, 2026). A NuScale-size overrun would give C$317/MWh.</w:t>
+        <w:t xml:space="preserve">Darlington’s C$20.9 bn budget for four 300 MWe units (Ontario Power Generation, 2025a) gives a levelised cost of electricity (LCOE: the constant price that repays every cost over the plant’s life) of C$198/MWh at a 7% real discount rate, and C$112–280 from 3% to 10% (Table T8). Capital is 65–86% of it, so finance terms matter as much as engineering. OPG’s C$149/MWh implies 4.9%, a regulated Crown utility’s cost of capital. Our A$221 at 7% sits just below GenCost’s 2030 SMR range (Graham, Hayward and Foster, 2024), plausibly because four units share infrastructure. The agreement is not independent, because GenCost’s current edition bases its SMR capital cost on Darlington (Graham and Hayward, 2026). A NuScale-size overrun would give C$317/MWh.</w:t>
       </w:r>
     </w:p>
     <w:p>
@@ -5283,7 +5283,7 @@
           <w:iCs/>
           <w:i/>
         </w:rPr>
-        <w:t xml:space="preserve">Source: this study, Appendix B6.3; Ontario Power Generation (2025; 2026b); Graham, Hayward and Foster (2024); Steigerwald et al. (2023).</w:t>
+        <w:t xml:space="preserve">Source: this study, Appendix B6.3; Ontario Power Generation (2025a; 2026b); Graham, Hayward and Foster (2024); Steigerwald et al. (2023).</w:t>
       </w:r>
     </w:p>
     <w:tbl>
@@ -6146,7 +6146,7 @@
         <w:t xml:space="preserve"> </w:t>
       </w:r>
       <w:r>
-        <w:t xml:space="preserve">In 2024, 61% of Australians supported using nuclear power to generate electricity (Neelam, 2024), yet 59% wanted to keep the legal ban, up from 51% a year earlier (Griffith University Climate Action Beacon and Monash Climate Change Communication Research Hub, 2025). One poll asks about a technology and the other about the law, so support depends on framing; older polls found support 16–20 points lower for a plant nearby (Newspoll, 2007; Essential Research, 2019). The health benefit, like the carbon benefit (§7), depends on what the reactor displaces.</w:t>
+        <w:t xml:space="preserve">In 2024, 61% of Australians supported using nuclear power to generate electricity (Neelam, 2024), yet 59% wanted to keep the legal ban, up from 51% a year earlier (Griffith University Climate Action Beacon and Monash Climate Change Communication Research Hub, 2025). One poll asks about a technology and the other about the law, so support depends on framing; older polls found support 16–20 points lower for a plant nearby (Newspoll, 2007). The health benefit, like the carbon benefit (§7), depends on what the reactor displaces.</w:t>
       </w:r>
     </w:p>
     <w:p>
@@ -8865,14 +8865,6 @@
         <w:pStyle w:val="BodyText"/>
       </w:pPr>
       <w:r>
-        <w:t xml:space="preserve">Australian Council of Trade Unions, 2024. [Title TODO: campaign launch against the Coalition’s nuclear policy, June 2024]. [URL TODO, actu.org.au].</w:t>
-      </w:r>
-    </w:p>
-    <w:p>
-      <w:pPr>
-        <w:pStyle w:val="BodyText"/>
-      </w:pPr>
-      <w:r>
         <w:t xml:space="preserve">Australian Electoral Commission, 2019.</w:t>
       </w:r>
       <w:r>
@@ -8886,7 +8878,7 @@
         <w:t xml:space="preserve">District Council of Kimba community ballot on the National Radioactive Waste Management Facility: results</w:t>
       </w:r>
       <w:r>
-        <w:t xml:space="preserve">. [Title and URL to be confirmed against the AEC result sheet.]</w:t>
+        <w:t xml:space="preserve">. Canberra: Australian Electoral Commission.</w:t>
       </w:r>
     </w:p>
     <w:p>
@@ -8915,7 +8907,7 @@
         <w:pStyle w:val="BodyText"/>
       </w:pPr>
       <w:r>
-        <w:t xml:space="preserve">Australian Energy Market Operator, 2025.</w:t>
+        <w:t xml:space="preserve">Australian Energy Market Operator, 2024.</w:t>
       </w:r>
       <w:r>
         <w:t xml:space="preserve"> </w:t>
@@ -8925,10 +8917,10 @@
           <w:iCs/>
           <w:i/>
         </w:rPr>
-        <w:t xml:space="preserve">Carbon Dioxide Equivalent Intensity Index Procedures</w:t>
-      </w:r>
-      <w:r>
-        <w:t xml:space="preserve">. [pdf] Melbourne: AEMO. Available at: https://aemo.com.au/-/media/files/electricity/nem/settlements_and_payments/settlements/2025/carbon-dioxide-equivalent-intensity-index-procedures.pdf.</w:t>
+        <w:t xml:space="preserve">2024 Integrated System Plan for the National Electricity Market</w:t>
+      </w:r>
+      <w:r>
+        <w:t xml:space="preserve">. Melbourne: AEMO.</w:t>
       </w:r>
     </w:p>
     <w:p>
@@ -8936,7 +8928,7 @@
         <w:pStyle w:val="BodyText"/>
       </w:pPr>
       <w:r>
-        <w:t xml:space="preserve">Australian Energy Regulator, 2021.</w:t>
+        <w:t xml:space="preserve">Australian Energy Market Operator, 2025.</w:t>
       </w:r>
       <w:r>
         <w:t xml:space="preserve"> </w:t>
@@ -8946,10 +8938,10 @@
           <w:iCs/>
           <w:i/>
         </w:rPr>
-        <w:t xml:space="preserve">Decision notice: AGL application, 30 April 2021</w:t>
-      </w:r>
-      <w:r>
-        <w:t xml:space="preserve">. [pdf] Available at: https://www.aer.gov.au/system/files/Decision%20notice%20-%20AGL%20application%2030%20April%202021.pdf.</w:t>
+        <w:t xml:space="preserve">Carbon Dioxide Equivalent Intensity Index Procedures</w:t>
+      </w:r>
+      <w:r>
+        <w:t xml:space="preserve">. [pdf] Melbourne: AEMO. Available at: https://aemo.com.au/-/media/files/electricity/nem/settlements_and_payments/settlements/2025/carbon-dioxide-equivalent-intensity-index-procedures.pdf.</w:t>
       </w:r>
     </w:p>
     <w:p>
@@ -8957,7 +8949,7 @@
         <w:pStyle w:val="BodyText"/>
       </w:pPr>
       <w:r>
-        <w:t xml:space="preserve">Australian Greens, 2025.</w:t>
+        <w:t xml:space="preserve">Australian Energy Regulator, 2021.</w:t>
       </w:r>
       <w:r>
         <w:t xml:space="preserve"> </w:t>
@@ -8967,10 +8959,10 @@
           <w:iCs/>
           <w:i/>
         </w:rPr>
-        <w:t xml:space="preserve">2035: Powering Past Coal &amp; Gas</w:t>
-      </w:r>
-      <w:r>
-        <w:t xml:space="preserve">. [pdf] Available at: https://cdn.greens.org.au/cdn/ff/fk0q_VgBQA5t00ZlhkPcF6i2IEZByQHBjpMq1g6YdVQ/1744244709/public/2025-04/2035%20Powering%20Past%20Coal%20&amp;%20Gas.pdf [Accessed 20 October 2026].</w:t>
+        <w:t xml:space="preserve">Decision notice: AGL application, 30 April 2021</w:t>
+      </w:r>
+      <w:r>
+        <w:t xml:space="preserve">. [pdf] Available at: https://www.aer.gov.au/system/files/Decision%20notice%20-%20AGL%20application%2030%20April%202021.pdf.</w:t>
       </w:r>
     </w:p>
     <w:p>
@@ -8978,7 +8970,7 @@
         <w:pStyle w:val="BodyText"/>
       </w:pPr>
       <w:r>
-        <w:t xml:space="preserve">Bowen, C., 2025.</w:t>
+        <w:t xml:space="preserve">Australian Greens, 2025.</w:t>
       </w:r>
       <w:r>
         <w:t xml:space="preserve"> </w:t>
@@ -8988,10 +8980,10 @@
           <w:iCs/>
           <w:i/>
         </w:rPr>
-        <w:t xml:space="preserve">Joint media release: Experts agree: nuclear only getting more expensive, slower for Australia’s energy needs</w:t>
-      </w:r>
-      <w:r>
-        <w:t xml:space="preserve">. [online] Canberra: Minister for Climate Change and Energy. Available at: https://minister.dcceew.gov.au/bowen/media-releases/joint-media-release-experts-agree-nuclear-only-getting-more-expensive-slower-australias-energy-needs [Accessed 20 October 2026].</w:t>
+        <w:t xml:space="preserve">2035: Powering Past Coal &amp; Gas</w:t>
+      </w:r>
+      <w:r>
+        <w:t xml:space="preserve">. [pdf] Available at: https://cdn.greens.org.au/cdn/ff/fk0q_VgBQA5t00ZlhkPcF6i2IEZByQHBjpMq1g6YdVQ/1744244709/public/2025-04/2035%20Powering%20Past%20Coal%20&amp;%20Gas.pdf [Accessed 20 October 2026].</w:t>
       </w:r>
     </w:p>
     <w:p>
@@ -8999,7 +8991,7 @@
         <w:pStyle w:val="BodyText"/>
       </w:pPr>
       <w:r>
-        <w:t xml:space="preserve">BWRX-300 Ostrołęka sp. z o.o., 2023.</w:t>
+        <w:t xml:space="preserve">Bowen, C., 2025.</w:t>
       </w:r>
       <w:r>
         <w:t xml:space="preserve"> </w:t>
@@ -9009,10 +9001,10 @@
           <w:iCs/>
           <w:i/>
         </w:rPr>
-        <w:t xml:space="preserve">Small Modular Nuclear Power Plant: Project Information Sheet</w:t>
-      </w:r>
-      <w:r>
-        <w:t xml:space="preserve">. Table 14, p. 83. [URL TODO]</w:t>
+        <w:t xml:space="preserve">Joint media release: Experts agree: nuclear only getting more expensive, slower for Australia’s energy needs</w:t>
+      </w:r>
+      <w:r>
+        <w:t xml:space="preserve">. [online] Canberra: Minister for Climate Change and Energy. Available at: https://minister.dcceew.gov.au/bowen/media-releases/joint-media-release-experts-agree-nuclear-only-getting-more-expensive-slower-australias-energy-needs [Accessed 20 October 2026].</w:t>
       </w:r>
     </w:p>
     <w:p>
@@ -9020,7 +9012,7 @@
         <w:pStyle w:val="BodyText"/>
       </w:pPr>
       <w:r>
-        <w:t xml:space="preserve">Caixin Global, 2026. Beijing clears eight new reactors as China accelerates nuclear buildout.</w:t>
+        <w:t xml:space="preserve">BWRX-300 Ostrołęka sp. z o.o., 2023.</w:t>
       </w:r>
       <w:r>
         <w:t xml:space="preserve"> </w:t>
@@ -9030,10 +9022,10 @@
           <w:iCs/>
           <w:i/>
         </w:rPr>
-        <w:t xml:space="preserve">Caixin Global</w:t>
-      </w:r>
-      <w:r>
-        <w:t xml:space="preserve">, 1 August.</w:t>
+        <w:t xml:space="preserve">Small Modular Nuclear Power Plant: Project Information Sheet</w:t>
+      </w:r>
+      <w:r>
+        <w:t xml:space="preserve">. Table 14, p. 83.</w:t>
       </w:r>
     </w:p>
     <w:p>
@@ -9041,7 +9033,7 @@
         <w:pStyle w:val="BodyText"/>
       </w:pPr>
       <w:r>
-        <w:t xml:space="preserve">Canada Energy Regulator, n.d.</w:t>
+        <w:t xml:space="preserve">Caixin Global, 2026. Beijing clears eight new reactors as China accelerates nuclear buildout.</w:t>
       </w:r>
       <w:r>
         <w:t xml:space="preserve"> </w:t>
@@ -9051,10 +9043,10 @@
           <w:iCs/>
           <w:i/>
         </w:rPr>
-        <w:t xml:space="preserve">Provincial and Territorial Energy Profiles – Ontario</w:t>
-      </w:r>
-      <w:r>
-        <w:t xml:space="preserve">. [online] Available at: https://www.cer-rec.gc.ca/en/data-analysis/energy-markets/provincial-territorial-energy-profiles/provincial-territorial-energy-profiles-ontario.html.</w:t>
+        <w:t xml:space="preserve">Caixin Global</w:t>
+      </w:r>
+      <w:r>
+        <w:t xml:space="preserve">, 1 August.</w:t>
       </w:r>
     </w:p>
     <w:p>
@@ -9062,7 +9054,7 @@
         <w:pStyle w:val="BodyText"/>
       </w:pPr>
       <w:r>
-        <w:t xml:space="preserve">Canada Growth Fund and Building Ontario Fund, 2025.</w:t>
+        <w:t xml:space="preserve">Canada Energy Regulator, n.d.</w:t>
       </w:r>
       <w:r>
         <w:t xml:space="preserve"> </w:t>
@@ -9072,10 +9064,10 @@
           <w:iCs/>
           <w:i/>
         </w:rPr>
-        <w:t xml:space="preserve">Canada Growth Fund and Building Ontario Fund announce innovative equity investment in world-leading Ontario Power Generation SMR project</w:t>
-      </w:r>
-      <w:r>
-        <w:t xml:space="preserve">. [online] Newswire.ca, 23 October. Available at: https://www.newswire.ca/news-releases/canada-growth-fund-and-building-ontario-fund-announce-innovative-equity-investment-in-world-leading-ontario-power-generation-smr-project-862778443.html [Accessed 20 October 2026].</w:t>
+        <w:t xml:space="preserve">Provincial and Territorial Energy Profiles – Ontario</w:t>
+      </w:r>
+      <w:r>
+        <w:t xml:space="preserve">. [online] Available at: https://www.cer-rec.gc.ca/en/data-analysis/energy-markets/provincial-territorial-energy-profiles/provincial-territorial-energy-profiles-ontario.html.</w:t>
       </w:r>
     </w:p>
     <w:p>
@@ -9083,7 +9075,7 @@
         <w:pStyle w:val="BodyText"/>
       </w:pPr>
       <w:r>
-        <w:t xml:space="preserve">Canada Infrastructure Bank, 2022.</w:t>
+        <w:t xml:space="preserve">Canada Growth Fund and Building Ontario Fund, 2025.</w:t>
       </w:r>
       <w:r>
         <w:t xml:space="preserve"> </w:t>
@@ -9093,10 +9085,10 @@
           <w:iCs/>
           <w:i/>
         </w:rPr>
-        <w:t xml:space="preserve">CIB commits $970 million towards Canada’s first Small Modular Reactor (SMR)</w:t>
-      </w:r>
-      <w:r>
-        <w:t xml:space="preserve">. [online] Toronto: Canada Infrastructure Bank. Available at: https://cib-bic.ca/en/medias/articles/cib-commits-970-million-towards-canadas-first-small-modular-reactor/ [Accessed 20 October 2026].</w:t>
+        <w:t xml:space="preserve">Canada Growth Fund and Building Ontario Fund announce innovative equity investment in world-leading Ontario Power Generation SMR project</w:t>
+      </w:r>
+      <w:r>
+        <w:t xml:space="preserve">. [online] Newswire.ca, 23 October. Available at: https://www.newswire.ca/news-releases/canada-growth-fund-and-building-ontario-fund-announce-innovative-equity-investment-in-world-leading-ontario-power-generation-smr-project-862778443.html [Accessed 20 October 2026].</w:t>
       </w:r>
     </w:p>
     <w:p>
@@ -9104,7 +9096,7 @@
         <w:pStyle w:val="BodyText"/>
       </w:pPr>
       <w:r>
-        <w:t xml:space="preserve">Canadian Nuclear Safety Commission, 2021.</w:t>
+        <w:t xml:space="preserve">Canada Infrastructure Bank, 2022.</w:t>
       </w:r>
       <w:r>
         <w:t xml:space="preserve"> </w:t>
@@ -9114,10 +9106,10 @@
           <w:iCs/>
           <w:i/>
         </w:rPr>
-        <w:t xml:space="preserve">CNSC renews Ontario Power Generation’s site preparation licence for its Darlington New Nuclear Project</w:t>
-      </w:r>
-      <w:r>
-        <w:t xml:space="preserve">. [online] News release, 12 October. Available at: https://www.canada.ca/en/nuclear-safety-commission/news/2021/10/cnsc-renews-ontario-power-generations-site-preparation-licence-for-its-darlington-new-nuclear-project.html [Accessed 20 October 2026].</w:t>
+        <w:t xml:space="preserve">CIB commits $970 million towards Canada’s first Small Modular Reactor (SMR)</w:t>
+      </w:r>
+      <w:r>
+        <w:t xml:space="preserve">. [online] Toronto: Canada Infrastructure Bank. Available at: https://cib-bic.ca/en/medias/articles/cib-commits-970-million-towards-canadas-first-small-modular-reactor/ [Accessed 20 October 2026].</w:t>
       </w:r>
     </w:p>
     <w:p>
@@ -9125,7 +9117,7 @@
         <w:pStyle w:val="BodyText"/>
       </w:pPr>
       <w:r>
-        <w:t xml:space="preserve">Canadian Nuclear Safety Commission, 2022.</w:t>
+        <w:t xml:space="preserve">Canadian Nuclear Safety Commission, 2021.</w:t>
       </w:r>
       <w:r>
         <w:t xml:space="preserve"> </w:t>
@@ -9135,10 +9127,10 @@
           <w:iCs/>
           <w:i/>
         </w:rPr>
-        <w:t xml:space="preserve">REGDOC-3.5.1, Licensing Process for Class I Nuclear Facilities and Uranium Mines and Mills</w:t>
-      </w:r>
-      <w:r>
-        <w:t xml:space="preserve">, Version 2.1. [online] Available at: https://www.cnsc-ccsn.gc.ca/eng/acts-and-regulations/regulatory-documents/published/html/regdoc3-5-1-v2-1/ [Accessed 20 October 2026].</w:t>
+        <w:t xml:space="preserve">CNSC renews Ontario Power Generation’s site preparation licence for its Darlington New Nuclear Project</w:t>
+      </w:r>
+      <w:r>
+        <w:t xml:space="preserve">. [online] News release, 12 October. Available at: https://www.canada.ca/en/nuclear-safety-commission/news/2021/10/cnsc-renews-ontario-power-generations-site-preparation-licence-for-its-darlington-new-nuclear-project.html [Accessed 20 October 2026].</w:t>
       </w:r>
     </w:p>
     <w:p>
@@ -9146,7 +9138,7 @@
         <w:pStyle w:val="BodyText"/>
       </w:pPr>
       <w:r>
-        <w:t xml:space="preserve">Canadian Nuclear Safety Commission, 2024.</w:t>
+        <w:t xml:space="preserve">Canadian Nuclear Safety Commission, 2022.</w:t>
       </w:r>
       <w:r>
         <w:t xml:space="preserve"> </w:t>
@@ -9156,13 +9148,10 @@
           <w:iCs/>
           <w:i/>
         </w:rPr>
-        <w:t xml:space="preserve">CMD 24-H3-1B</w:t>
-      </w:r>
-      <w:r>
-        <w:t xml:space="preserve"> </w:t>
-      </w:r>
-      <w:r>
-        <w:t xml:space="preserve">(staff presentation, Darlington New Nuclear Project). [pdf] Ottawa: Canadian Nuclear Safety Commission. Available at: https://api.cnsc-ccsn.gc.ca/dms/digital-medias/CMD-24-H3-1B.pdf/object.</w:t>
+        <w:t xml:space="preserve">REGDOC-3.5.1, Licensing Process for Class I Nuclear Facilities and Uranium Mines and Mills</w:t>
+      </w:r>
+      <w:r>
+        <w:t xml:space="preserve">, Version 2.1. [online] Available at: https://www.cnsc-ccsn.gc.ca/eng/acts-and-regulations/regulatory-documents/published/html/regdoc3-5-1-v2-1/ [Accessed 20 October 2026].</w:t>
       </w:r>
     </w:p>
     <w:p>
@@ -9170,7 +9159,7 @@
         <w:pStyle w:val="BodyText"/>
       </w:pPr>
       <w:r>
-        <w:t xml:space="preserve">Canadian Nuclear Safety Commission, 2025.</w:t>
+        <w:t xml:space="preserve">Canadian Nuclear Safety Commission, 2024.</w:t>
       </w:r>
       <w:r>
         <w:t xml:space="preserve"> </w:t>
@@ -9180,10 +9169,13 @@
           <w:iCs/>
           <w:i/>
         </w:rPr>
-        <w:t xml:space="preserve">Commission authorizes Ontario Power Generation Inc. to construct 1 BWRX-300 reactor at the Darlington New Nuclear Project site</w:t>
-      </w:r>
-      <w:r>
-        <w:t xml:space="preserve">. [online] News release, 4 April. Ottawa: Canadian Nuclear Safety Commission. Available at: https://www.canada.ca/en/nuclear-safety-commission/news/2025/04/commission-authorizes-ontario-power-generation-inc-to-construct-1-bwrx-300-reactor-at-the-darlington-new-nuclear-project-site.html [Accessed 20 October 2026].</w:t>
+        <w:t xml:space="preserve">CMD 24-H3-1B</w:t>
+      </w:r>
+      <w:r>
+        <w:t xml:space="preserve"> </w:t>
+      </w:r>
+      <w:r>
+        <w:t xml:space="preserve">(staff presentation, Darlington New Nuclear Project). [pdf] Ottawa: Canadian Nuclear Safety Commission. Available at: https://api.cnsc-ccsn.gc.ca/dms/digital-medias/CMD-24-H3-1B.pdf/object.</w:t>
       </w:r>
     </w:p>
     <w:p>
@@ -9191,7 +9183,7 @@
         <w:pStyle w:val="BodyText"/>
       </w:pPr>
       <w:r>
-        <w:t xml:space="preserve">Canadian Nuclear Safety Commission, 2026a.</w:t>
+        <w:t xml:space="preserve">Canadian Nuclear Safety Commission, 2025.</w:t>
       </w:r>
       <w:r>
         <w:t xml:space="preserve"> </w:t>
@@ -9201,10 +9193,10 @@
           <w:iCs/>
           <w:i/>
         </w:rPr>
-        <w:t xml:space="preserve">Darlington New Nuclear Project</w:t>
-      </w:r>
-      <w:r>
-        <w:t xml:space="preserve">. [online] Ottawa: Canadian Nuclear Safety Commission. Available at: https://www.cnsc-ccsn.gc.ca/eng/reactors/new-reactor-power-plant-projects/new-reactor-power-plant-facilities/darlington-new-nuclear-project/ [Accessed 20 October 2026].</w:t>
+        <w:t xml:space="preserve">Commission authorizes Ontario Power Generation Inc. to construct 1 BWRX-300 reactor at the Darlington New Nuclear Project site</w:t>
+      </w:r>
+      <w:r>
+        <w:t xml:space="preserve">. [online] News release, 4 April. Ottawa: Canadian Nuclear Safety Commission. Available at: https://www.canada.ca/en/nuclear-safety-commission/news/2025/04/commission-authorizes-ontario-power-generation-inc-to-construct-1-bwrx-300-reactor-at-the-darlington-new-nuclear-project-site.html [Accessed 20 October 2026].</w:t>
       </w:r>
     </w:p>
     <w:p>
@@ -9212,7 +9204,7 @@
         <w:pStyle w:val="BodyText"/>
       </w:pPr>
       <w:r>
-        <w:t xml:space="preserve">Canadian Nuclear Safety Commission, 2026b.</w:t>
+        <w:t xml:space="preserve">Canadian Nuclear Safety Commission, 2026a.</w:t>
       </w:r>
       <w:r>
         <w:t xml:space="preserve"> </w:t>
@@ -9222,10 +9214,10 @@
           <w:iCs/>
           <w:i/>
         </w:rPr>
-        <w:t xml:space="preserve">Regulatory hold points for new reactor facilities</w:t>
-      </w:r>
-      <w:r>
-        <w:t xml:space="preserve">. [online] Available at: https://www.cnsc-ccsn.gc.ca/eng/reactors/regulatory-hold-points/new-reactors/ [Accessed 20 October 2026].</w:t>
+        <w:t xml:space="preserve">Darlington New Nuclear Project</w:t>
+      </w:r>
+      <w:r>
+        <w:t xml:space="preserve">. [online] Ottawa: Canadian Nuclear Safety Commission. Available at: https://www.cnsc-ccsn.gc.ca/eng/reactors/new-reactor-power-plant-projects/new-reactor-power-plant-facilities/darlington-new-nuclear-project/ [Accessed 20 October 2026].</w:t>
       </w:r>
     </w:p>
     <w:p>
@@ -9233,7 +9225,7 @@
         <w:pStyle w:val="BodyText"/>
       </w:pPr>
       <w:r>
-        <w:t xml:space="preserve">Canadian Ready-Mixed Concrete Association, 2022.</w:t>
+        <w:t xml:space="preserve">Canadian Nuclear Safety Commission, 2026b.</w:t>
       </w:r>
       <w:r>
         <w:t xml:space="preserve"> </w:t>
@@ -9243,13 +9235,10 @@
           <w:iCs/>
           <w:i/>
         </w:rPr>
-        <w:t xml:space="preserve">Industry-wide EPD for ready-mixed concrete, Ontario</w:t>
-      </w:r>
-      <w:r>
-        <w:t xml:space="preserve"> </w:t>
-      </w:r>
-      <w:r>
-        <w:t xml:space="preserve">(EPD 351, valid to 27 July 2027). [pdf] Available at: https://www.rmcao.org/wp-content/uploads/2023/04/CRMCA-EPD-Ontario-20220803.pdf.</w:t>
+        <w:t xml:space="preserve">Regulatory hold points for new reactor facilities</w:t>
+      </w:r>
+      <w:r>
+        <w:t xml:space="preserve">. [online] Available at: https://www.cnsc-ccsn.gc.ca/eng/reactors/regulatory-hold-points/new-reactors/ [Accessed 20 October 2026].</w:t>
       </w:r>
     </w:p>
     <w:p>
@@ -9257,7 +9246,7 @@
         <w:pStyle w:val="BodyText"/>
       </w:pPr>
       <w:r>
-        <w:t xml:space="preserve">Canberra Times, 2025. Dutton’s nuclear power plan faces legal hurdles.</w:t>
+        <w:t xml:space="preserve">Canadian Ready-Mixed Concrete Association, 2022.</w:t>
       </w:r>
       <w:r>
         <w:t xml:space="preserve"> </w:t>
@@ -9267,10 +9256,13 @@
           <w:iCs/>
           <w:i/>
         </w:rPr>
-        <w:t xml:space="preserve">Canberra Times</w:t>
-      </w:r>
-      <w:r>
-        <w:t xml:space="preserve">. [online] Available at: https://www.canberratimes.com.au/story/8851241/duttons-nuclear-power-plan-faces-legal-hurdles/ [Accessed 20 October 2026].</w:t>
+        <w:t xml:space="preserve">Industry-wide EPD for ready-mixed concrete, Ontario</w:t>
+      </w:r>
+      <w:r>
+        <w:t xml:space="preserve"> </w:t>
+      </w:r>
+      <w:r>
+        <w:t xml:space="preserve">(EPD 351, valid to 27 July 2027). [pdf] Available at: https://www.rmcao.org/wp-content/uploads/2023/04/CRMCA-EPD-Ontario-20220803.pdf.</w:t>
       </w:r>
     </w:p>
     <w:p>
@@ -9278,22 +9270,7 @@
         <w:pStyle w:val="BodyText"/>
       </w:pPr>
       <w:r>
-        <w:t xml:space="preserve">Canberra Times, n.d.</w:t>
-      </w:r>
-      <w:r>
-        <w:t xml:space="preserve"> </w:t>
-      </w:r>
-      <w:r>
-        <w:t xml:space="preserve">‘</w:t>
-      </w:r>
-      <w:r>
-        <w:t xml:space="preserve">Nightmare scenario</w:t>
-      </w:r>
-      <w:r>
-        <w:t xml:space="preserve">’</w:t>
-      </w:r>
-      <w:r>
-        <w:t xml:space="preserve">: states slam Dutton’s nuclear plan.</w:t>
+        <w:t xml:space="preserve">Canberra Times, 2025. Dutton’s nuclear power plan faces legal hurdles.</w:t>
       </w:r>
       <w:r>
         <w:t xml:space="preserve"> </w:t>
@@ -9306,7 +9283,7 @@
         <w:t xml:space="preserve">Canberra Times</w:t>
       </w:r>
       <w:r>
-        <w:t xml:space="preserve">. [online] Available at: https://www.canberratimes.com.au/story/8668232/nightmare-scenario-states-slam-duttons-nuclear-plan/ [Accessed 20 October 2026].</w:t>
+        <w:t xml:space="preserve">. [online] Available at: https://www.canberratimes.com.au/story/8851241/duttons-nuclear-power-plan-faces-legal-hurdles/ [Accessed 20 October 2026].</w:t>
       </w:r>
     </w:p>
     <w:p>
@@ -9314,7 +9291,22 @@
         <w:pStyle w:val="BodyText"/>
       </w:pPr>
       <w:r>
-        <w:t xml:space="preserve">Carless, T.S., Griffin, W.M. and Fischbeck, P.S., 2016. The environmental competitiveness of small modular reactors: a life cycle study.</w:t>
+        <w:t xml:space="preserve">Canberra Times, n.d.</w:t>
+      </w:r>
+      <w:r>
+        <w:t xml:space="preserve"> </w:t>
+      </w:r>
+      <w:r>
+        <w:t xml:space="preserve">‘</w:t>
+      </w:r>
+      <w:r>
+        <w:t xml:space="preserve">Nightmare scenario</w:t>
+      </w:r>
+      <w:r>
+        <w:t xml:space="preserve">’</w:t>
+      </w:r>
+      <w:r>
+        <w:t xml:space="preserve">: states slam Dutton’s nuclear plan.</w:t>
       </w:r>
       <w:r>
         <w:t xml:space="preserve"> </w:t>
@@ -9324,10 +9316,10 @@
           <w:iCs/>
           <w:i/>
         </w:rPr>
-        <w:t xml:space="preserve">Energy</w:t>
-      </w:r>
-      <w:r>
-        <w:t xml:space="preserve">, 114, pp.84–99. Available at: https://ideas.repec.org/a/eee/energy/v114y2016icp84-99.html.</w:t>
+        <w:t xml:space="preserve">Canberra Times</w:t>
+      </w:r>
+      <w:r>
+        <w:t xml:space="preserve">. [online] Available at: https://www.canberratimes.com.au/story/8668232/nightmare-scenario-states-slam-duttons-nuclear-plan/ [Accessed 20 October 2026].</w:t>
       </w:r>
     </w:p>
     <w:p>
@@ -9335,7 +9327,7 @@
         <w:pStyle w:val="BodyText"/>
       </w:pPr>
       <w:r>
-        <w:t xml:space="preserve">Cement Association of Canada, 2022.</w:t>
+        <w:t xml:space="preserve">Carless, T.S., Griffin, W.M. and Fischbeck, P.S., 2016. The environmental competitiveness of small modular reactors: a life cycle study.</w:t>
       </w:r>
       <w:r>
         <w:t xml:space="preserve"> </w:t>
@@ -9345,41 +9337,41 @@
           <w:iCs/>
           <w:i/>
         </w:rPr>
-        <w:t xml:space="preserve">Environmental Product Declaration: General Use (GU) and Portland-Limestone (GUL) Cements</w:t>
-      </w:r>
-      <w:r>
-        <w:t xml:space="preserve">. [pdf] Available at: https://www.astm.org/v3/assets/blt5eb0a2cb04534832/blt9992df315e96e31c/697b1f51f6a61062618f5048/919.CAC_General_Use_(GU)</w:t>
+        <w:t xml:space="preserve">Energy</w:t>
+      </w:r>
+      <w:r>
+        <w:t xml:space="preserve">, 114, pp.84–99. Available at: https://ideas.repec.org/a/eee/energy/v114y2016icp84-99.html.</w:t>
+      </w:r>
+    </w:p>
+    <w:p>
+      <w:pPr>
+        <w:pStyle w:val="BodyText"/>
+      </w:pPr>
+      <w:r>
+        <w:t xml:space="preserve">Cement Association of Canada, 2022.</w:t>
+      </w:r>
+      <w:r>
+        <w:t xml:space="preserve"> </w:t>
       </w:r>
       <w:r>
         <w:rPr>
           <w:iCs/>
           <w:i/>
         </w:rPr>
-        <w:t xml:space="preserve">and_Portland-Limestone</w:t>
-      </w:r>
-      <w:r>
-        <w:t xml:space="preserve">(GUL)_Cements.pdf.</w:t>
-      </w:r>
-    </w:p>
-    <w:p>
-      <w:pPr>
-        <w:pStyle w:val="BodyText"/>
-      </w:pPr>
-      <w:r>
-        <w:t xml:space="preserve">Circular Ecology, 2019.</w:t>
-      </w:r>
-      <w:r>
-        <w:t xml:space="preserve"> </w:t>
+        <w:t xml:space="preserve">Environmental Product Declaration: General Use (GU) and Portland-Limestone (GUL) Cements</w:t>
+      </w:r>
+      <w:r>
+        <w:t xml:space="preserve">. [pdf] Available at: https://www.astm.org/v3/assets/blt5eb0a2cb04534832/blt9992df315e96e31c/697b1f51f6a61062618f5048/919.CAC_General_Use_(GU)</w:t>
       </w:r>
       <w:r>
         <w:rPr>
           <w:iCs/>
           <w:i/>
         </w:rPr>
-        <w:t xml:space="preserve">Inventory of Carbon and Energy (ICE) database v3.0</w:t>
-      </w:r>
-      <w:r>
-        <w:t xml:space="preserve">. Bath: Circular Ecology.</w:t>
+        <w:t xml:space="preserve">and_Portland-Limestone</w:t>
+      </w:r>
+      <w:r>
+        <w:t xml:space="preserve">(GUL)_Cements.pdf.</w:t>
       </w:r>
     </w:p>
     <w:p>
@@ -9387,7 +9379,7 @@
         <w:pStyle w:val="BodyText"/>
       </w:pPr>
       <w:r>
-        <w:t xml:space="preserve">Concrete Reinforcing Steel Institute, 2017.</w:t>
+        <w:t xml:space="preserve">Circular Ecology, 2019.</w:t>
       </w:r>
       <w:r>
         <w:t xml:space="preserve"> </w:t>
@@ -9397,10 +9389,10 @@
           <w:iCs/>
           <w:i/>
         </w:rPr>
-        <w:t xml:space="preserve">Industry-wide EPD for fabricated steel reinforcing bar</w:t>
-      </w:r>
-      <w:r>
-        <w:t xml:space="preserve">. [pdf] Available at: https://www.astm.org/v3/assets/blt5eb0a2cb04534832/blt4900ac0ff22764a2/697b1fc25e3544dd57d83a3d/362.EPD_for_CRSI_EPD_FINAL_2017-08-28.pdf.</w:t>
+        <w:t xml:space="preserve">Inventory of Carbon and Energy (ICE) database v3.0</w:t>
+      </w:r>
+      <w:r>
+        <w:t xml:space="preserve">. Bath: Circular Ecology.</w:t>
       </w:r>
     </w:p>
     <w:p>
@@ -9408,7 +9400,7 @@
         <w:pStyle w:val="BodyText"/>
       </w:pPr>
       <w:r>
-        <w:t xml:space="preserve">Concrete Reinforcing Steel Institute, 2022.</w:t>
+        <w:t xml:space="preserve">Concrete Reinforcing Steel Institute, 2017.</w:t>
       </w:r>
       <w:r>
         <w:t xml:space="preserve"> </w:t>
@@ -9418,10 +9410,10 @@
           <w:iCs/>
           <w:i/>
         </w:rPr>
-        <w:t xml:space="preserve">Environmental Product Declaration: Fabricated Steel Reinforcement</w:t>
-      </w:r>
-      <w:r>
-        <w:t xml:space="preserve">. Schaumburg, IL: Concrete Reinforcing Steel Institute. Available at: https://www.crsi.org/sustainability/environmental-product-declaration/.</w:t>
+        <w:t xml:space="preserve">Industry-wide EPD for fabricated steel reinforcing bar</w:t>
+      </w:r>
+      <w:r>
+        <w:t xml:space="preserve">. [pdf] Available at: https://www.astm.org/v3/assets/blt5eb0a2cb04534832/blt4900ac0ff22764a2/697b1fc25e3544dd57d83a3d/362.EPD_for_CRSI_EPD_FINAL_2017-08-28.pdf.</w:t>
       </w:r>
     </w:p>
     <w:p>
@@ -9429,7 +9421,7 @@
         <w:pStyle w:val="BodyText"/>
       </w:pPr>
       <w:r>
-        <w:t xml:space="preserve">Conference Board of Canada, 2021.</w:t>
+        <w:t xml:space="preserve">Concrete Reinforcing Steel Institute, 2022.</w:t>
       </w:r>
       <w:r>
         <w:t xml:space="preserve"> </w:t>
@@ -9439,13 +9431,10 @@
           <w:iCs/>
           <w:i/>
         </w:rPr>
-        <w:t xml:space="preserve">A New Power: The Economic Impacts of Small Modular Reactors</w:t>
-      </w:r>
-      <w:r>
-        <w:t xml:space="preserve"> </w:t>
-      </w:r>
-      <w:r>
-        <w:t xml:space="preserve">[title to be confirmed]. Ottawa: Conference Board of Canada.</w:t>
+        <w:t xml:space="preserve">Environmental Product Declaration: Fabricated Steel Reinforcement</w:t>
+      </w:r>
+      <w:r>
+        <w:t xml:space="preserve">. Schaumburg, IL: Concrete Reinforcing Steel Institute. Available at: https://www.crsi.org/sustainability/environmental-product-declaration/.</w:t>
       </w:r>
     </w:p>
     <w:p>
@@ -9453,7 +9442,7 @@
         <w:pStyle w:val="BodyText"/>
       </w:pPr>
       <w:r>
-        <w:t xml:space="preserve">CSA Group, 2023.</w:t>
+        <w:t xml:space="preserve">Conference Board of Canada, 2021.</w:t>
       </w:r>
       <w:r>
         <w:t xml:space="preserve"> </w:t>
@@ -9463,13 +9452,18 @@
           <w:iCs/>
           <w:i/>
         </w:rPr>
-        <w:t xml:space="preserve">CSA A3000:23, Cementitious materials compendium</w:t>
-      </w:r>
-      <w:r>
-        <w:t xml:space="preserve"> </w:t>
-      </w:r>
-      <w:r>
-        <w:t xml:space="preserve">(includes CSA A3001:23,</w:t>
+        <w:t xml:space="preserve">A New Power: The Economic Impacts of Small Modular Reactors</w:t>
+      </w:r>
+      <w:r>
+        <w:t xml:space="preserve">. Ottawa: Conference Board of Canada.</w:t>
+      </w:r>
+    </w:p>
+    <w:p>
+      <w:pPr>
+        <w:pStyle w:val="BodyText"/>
+      </w:pPr>
+      <w:r>
+        <w:t xml:space="preserve">CSA Group, 2023.</w:t>
       </w:r>
       <w:r>
         <w:t xml:space="preserve"> </w:t>
@@ -9479,18 +9473,13 @@
           <w:iCs/>
           <w:i/>
         </w:rPr>
-        <w:t xml:space="preserve">Cementitious materials for use in concrete</w:t>
-      </w:r>
-      <w:r>
-        <w:t xml:space="preserve">). [online] Toronto: CSA Group. Available at: https://www.csagroup.org/store/product/2430659/ [Accessed 20 October 2026].</w:t>
-      </w:r>
-    </w:p>
-    <w:p>
-      <w:pPr>
-        <w:pStyle w:val="BodyText"/>
-      </w:pPr>
-      <w:r>
-        <w:t xml:space="preserve">Curve Lake First Nation, 2024.</w:t>
+        <w:t xml:space="preserve">CSA A3000:23, Cementitious materials compendium</w:t>
+      </w:r>
+      <w:r>
+        <w:t xml:space="preserve"> </w:t>
+      </w:r>
+      <w:r>
+        <w:t xml:space="preserve">(includes CSA A3001:23,</w:t>
       </w:r>
       <w:r>
         <w:t xml:space="preserve"> </w:t>
@@ -9500,10 +9489,10 @@
           <w:iCs/>
           <w:i/>
         </w:rPr>
-        <w:t xml:space="preserve">Written submission, CMD 24-H3.83, DNNP licence to construct</w:t>
-      </w:r>
-      <w:r>
-        <w:t xml:space="preserve">, 11 November. Available at: https://api.cnsc-ccsn.gc.ca/dms/digital-medias/CMD24-H3-83.pdf/object [Accessed 21 October 2026].</w:t>
+        <w:t xml:space="preserve">Cementitious materials for use in concrete</w:t>
+      </w:r>
+      <w:r>
+        <w:t xml:space="preserve">). [online] Toronto: CSA Group. Available at: https://www.csagroup.org/store/product/2430659/ [Accessed 20 October 2026].</w:t>
       </w:r>
     </w:p>
     <w:p>
@@ -9511,7 +9500,7 @@
         <w:pStyle w:val="BodyText"/>
       </w:pPr>
       <w:r>
-        <w:t xml:space="preserve">Defence Connect, n.d. Critical worker shortage menaces nuclear-powered submarine workforce.</w:t>
+        <w:t xml:space="preserve">Curve Lake First Nation, 2024.</w:t>
       </w:r>
       <w:r>
         <w:t xml:space="preserve"> </w:t>
@@ -9521,10 +9510,10 @@
           <w:iCs/>
           <w:i/>
         </w:rPr>
-        <w:t xml:space="preserve">Defence Connect</w:t>
-      </w:r>
-      <w:r>
-        <w:t xml:space="preserve">. [online] Available at: https://www.defenceconnect.com.au/industry/13993-critical-worker-shortage-menaces-nuclear-powered-submarine-workforce [Accessed 21 October 2026].</w:t>
+        <w:t xml:space="preserve">Written submission, CMD 24-H3.83, DNNP licence to construct</w:t>
+      </w:r>
+      <w:r>
+        <w:t xml:space="preserve">, 11 November. Available at: https://api.cnsc-ccsn.gc.ca/dms/digital-medias/CMD24-H3-83.pdf/object [Accessed 21 October 2026].</w:t>
       </w:r>
     </w:p>
     <w:p>
@@ -9532,7 +9521,7 @@
         <w:pStyle w:val="BodyText"/>
       </w:pPr>
       <w:r>
-        <w:t xml:space="preserve">Department of Climate Change, Energy, the Environment and Water, 2025.</w:t>
+        <w:t xml:space="preserve">Defence Connect, n.d. Critical worker shortage menaces nuclear-powered submarine workforce.</w:t>
       </w:r>
       <w:r>
         <w:t xml:space="preserve"> </w:t>
@@ -9542,10 +9531,10 @@
           <w:iCs/>
           <w:i/>
         </w:rPr>
-        <w:t xml:space="preserve">Australian National Greenhouse Accounts Factors: 2025</w:t>
-      </w:r>
-      <w:r>
-        <w:t xml:space="preserve">. [pdf/xlsx] Canberra: Department of Climate Change, Energy, the Environment and Water. [URL TODO, dcceew.gov.au].</w:t>
+        <w:t xml:space="preserve">Defence Connect</w:t>
+      </w:r>
+      <w:r>
+        <w:t xml:space="preserve">. [online] Available at: https://www.defenceconnect.com.au/industry/13993-critical-worker-shortage-menaces-nuclear-powered-submarine-workforce [Accessed 21 October 2026].</w:t>
       </w:r>
     </w:p>
     <w:p>
@@ -9553,7 +9542,7 @@
         <w:pStyle w:val="BodyText"/>
       </w:pPr>
       <w:r>
-        <w:t xml:space="preserve">Department of Industry, Science, Energy and Resources, 2020.</w:t>
+        <w:t xml:space="preserve">Department of Climate Change, Energy, the Environment and Water, 2025.</w:t>
       </w:r>
       <w:r>
         <w:t xml:space="preserve"> </w:t>
@@ -9563,10 +9552,10 @@
           <w:iCs/>
           <w:i/>
         </w:rPr>
-        <w:t xml:space="preserve">A new agency to manage radioactive waste</w:t>
-      </w:r>
-      <w:r>
-        <w:t xml:space="preserve">. [online] Available at: https://industry.gov.au/news-media/australian-radioactive-waste-agency-news/a-new-agency-to-manage-radioactive-waste [Accessed 21 October 2026].</w:t>
+        <w:t xml:space="preserve">Australian National Greenhouse Accounts Factors: 2025</w:t>
+      </w:r>
+      <w:r>
+        <w:t xml:space="preserve">. [pdf/xlsx] Canberra: Department of Climate Change, Energy, the Environment and Water.</w:t>
       </w:r>
     </w:p>
     <w:p>
@@ -9574,7 +9563,7 @@
         <w:pStyle w:val="BodyText"/>
       </w:pPr>
       <w:r>
-        <w:t xml:space="preserve">Development Alternatives, n.d.</w:t>
+        <w:t xml:space="preserve">Department of Industry, Science, Energy and Resources, 2020.</w:t>
       </w:r>
       <w:r>
         <w:t xml:space="preserve"> </w:t>
@@ -9584,13 +9573,10 @@
           <w:iCs/>
           <w:i/>
         </w:rPr>
-        <w:t xml:space="preserve">LC3 Sustainability Assessment</w:t>
-      </w:r>
-      <w:r>
-        <w:t xml:space="preserve"> </w:t>
-      </w:r>
-      <w:r>
-        <w:t xml:space="preserve">(ver 1.14). Available at: https://devalt.org/images/L2_ProjectPdfs/Report%20-%20LC3%20Sustainability%20Assessment_ver1.14.pdf.</w:t>
+        <w:t xml:space="preserve">A new agency to manage radioactive waste</w:t>
+      </w:r>
+      <w:r>
+        <w:t xml:space="preserve">. [online] Available at: https://industry.gov.au/news-media/australian-radioactive-waste-agency-news/a-new-agency-to-manage-radioactive-waste [Accessed 21 October 2026].</w:t>
       </w:r>
     </w:p>
     <w:p>
@@ -9598,7 +9584,7 @@
         <w:pStyle w:val="BodyText"/>
       </w:pPr>
       <w:r>
-        <w:t xml:space="preserve">Dodgson, J.S., Spackman, M., Pearman, A. and Phillips, L.D., 2009.</w:t>
+        <w:t xml:space="preserve">Development Alternatives, n.d.</w:t>
       </w:r>
       <w:r>
         <w:t xml:space="preserve"> </w:t>
@@ -9608,10 +9594,13 @@
           <w:iCs/>
           <w:i/>
         </w:rPr>
-        <w:t xml:space="preserve">Multi-criteria analysis: a manual</w:t>
-      </w:r>
-      <w:r>
-        <w:t xml:space="preserve">. London: Department for Communities and Local Government. Available at: https://www.gov.uk/government/publications/multi-criteria-analysis-manual-for-making-government-policy [Accessed 21 October 2026].</w:t>
+        <w:t xml:space="preserve">LC3 Sustainability Assessment</w:t>
+      </w:r>
+      <w:r>
+        <w:t xml:space="preserve"> </w:t>
+      </w:r>
+      <w:r>
+        <w:t xml:space="preserve">(ver 1.14). Available at: https://devalt.org/images/L2_ProjectPdfs/Report%20-%20LC3%20Sustainability%20Assessment_ver1.14.pdf.</w:t>
       </w:r>
     </w:p>
     <w:p>
@@ -9619,7 +9608,7 @@
         <w:pStyle w:val="BodyText"/>
       </w:pPr>
       <w:r>
-        <w:t xml:space="preserve">EDF R&amp;D, 2024. Life cycle assessment of nuclear power in France: EDF case study.</w:t>
+        <w:t xml:space="preserve">Dodgson, J.S., Spackman, M., Pearman, A. and Phillips, L.D., 2009.</w:t>
       </w:r>
       <w:r>
         <w:t xml:space="preserve"> </w:t>
@@ -9629,10 +9618,10 @@
           <w:iCs/>
           <w:i/>
         </w:rPr>
-        <w:t xml:space="preserve">EPJ Nuclear Sciences &amp; Technologies</w:t>
-      </w:r>
-      <w:r>
-        <w:t xml:space="preserve">, 10, art. 5. Available at: https://www.epj-n.org/10.1051/epjn/2024005.</w:t>
+        <w:t xml:space="preserve">Multi-criteria analysis: a manual</w:t>
+      </w:r>
+      <w:r>
+        <w:t xml:space="preserve">. London: Department for Communities and Local Government. Available at: https://www.gov.uk/government/publications/multi-criteria-analysis-manual-for-making-government-policy [Accessed 21 October 2026].</w:t>
       </w:r>
     </w:p>
     <w:p>
@@ -9640,7 +9629,7 @@
         <w:pStyle w:val="BodyText"/>
       </w:pPr>
       <w:r>
-        <w:t xml:space="preserve">EFNARC, 2005.</w:t>
+        <w:t xml:space="preserve">EDF R&amp;D, 2024. Life cycle assessment of nuclear power in France: EDF case study.</w:t>
       </w:r>
       <w:r>
         <w:t xml:space="preserve"> </w:t>
@@ -9650,10 +9639,10 @@
           <w:iCs/>
           <w:i/>
         </w:rPr>
-        <w:t xml:space="preserve">The European Guidelines for Self-Compacting Concrete: Specification, Production and Use</w:t>
-      </w:r>
-      <w:r>
-        <w:t xml:space="preserve">. Farnham: EFNARC.</w:t>
+        <w:t xml:space="preserve">EPJ Nuclear Sciences &amp; Technologies</w:t>
+      </w:r>
+      <w:r>
+        <w:t xml:space="preserve">, 10, art. 5. Available at: https://www.epj-n.org/10.1051/epjn/2024005.</w:t>
       </w:r>
     </w:p>
     <w:p>
@@ -9661,7 +9650,7 @@
         <w:pStyle w:val="BodyText"/>
       </w:pPr>
       <w:r>
-        <w:t xml:space="preserve">ENR, 2018. Clay and limestone cement could cut carbon emissions.</w:t>
+        <w:t xml:space="preserve">EFNARC, 2005.</w:t>
       </w:r>
       <w:r>
         <w:t xml:space="preserve"> </w:t>
@@ -9671,10 +9660,10 @@
           <w:iCs/>
           <w:i/>
         </w:rPr>
-        <w:t xml:space="preserve">Engineering News-Record</w:t>
-      </w:r>
-      <w:r>
-        <w:t xml:space="preserve">, 7 May. Available at: https://digital.bnpmedia.com/article/Construction+Materials/3078554/494167/article.html.</w:t>
+        <w:t xml:space="preserve">The European Guidelines for Self-Compacting Concrete: Specification, Production and Use</w:t>
+      </w:r>
+      <w:r>
+        <w:t xml:space="preserve">. Farnham: EFNARC.</w:t>
       </w:r>
     </w:p>
     <w:p>
@@ -9682,7 +9671,7 @@
         <w:pStyle w:val="BodyText"/>
       </w:pPr>
       <w:r>
-        <w:t xml:space="preserve">Environment and Climate Change Canada, 2026.</w:t>
+        <w:t xml:space="preserve">ENR, 2018. Clay and limestone cement could cut carbon emissions.</w:t>
       </w:r>
       <w:r>
         <w:t xml:space="preserve"> </w:t>
@@ -9692,10 +9681,10 @@
           <w:iCs/>
           <w:i/>
         </w:rPr>
-        <w:t xml:space="preserve">Industrial carbon pricing in Canada</w:t>
-      </w:r>
-      <w:r>
-        <w:t xml:space="preserve">. Ottawa: Government of Canada. Available at: https://www.canada.ca/en/environment-climate-change/services/climate-change/pricing-pollution-how-it-will-work/putting-price-on-carbon-pollution/industry.html [Accessed 21 October 2026].</w:t>
+        <w:t xml:space="preserve">Engineering News-Record</w:t>
+      </w:r>
+      <w:r>
+        <w:t xml:space="preserve">, 7 May. Available at: https://digital.bnpmedia.com/article/Construction+Materials/3078554/494167/article.html.</w:t>
       </w:r>
     </w:p>
     <w:p>
@@ -9703,7 +9692,7 @@
         <w:pStyle w:val="BodyText"/>
       </w:pPr>
       <w:r>
-        <w:t xml:space="preserve">Essential Research, 2019.</w:t>
+        <w:t xml:space="preserve">Environment and Climate Change Canada, 2026.</w:t>
       </w:r>
       <w:r>
         <w:t xml:space="preserve"> </w:t>
@@ -9713,13 +9702,10 @@
           <w:iCs/>
           <w:i/>
         </w:rPr>
-        <w:t xml:space="preserve">Essential Report, nuclear power question</w:t>
-      </w:r>
-      <w:r>
-        <w:t xml:space="preserve"> </w:t>
-      </w:r>
-      <w:r>
-        <w:t xml:space="preserve">[date to be confirmed].</w:t>
+        <w:t xml:space="preserve">Industrial carbon pricing in Canada</w:t>
+      </w:r>
+      <w:r>
+        <w:t xml:space="preserve">. Ottawa: Government of Canada. Available at: https://www.canada.ca/en/environment-climate-change/services/climate-change/pricing-pollution-how-it-will-work/putting-price-on-carbon-pollution/industry.html [Accessed 21 October 2026].</w:t>
       </w:r>
     </w:p>
     <w:p>
@@ -9848,7 +9834,7 @@
         <w:t xml:space="preserve">Ontario Leads the G7 by Building First Small Modular Reactor</w:t>
       </w:r>
       <w:r>
-        <w:t xml:space="preserve">. [news release] 8 May. Toronto: Government of Ontario. Available at: [URL TODO, news.ontario.ca].</w:t>
+        <w:t xml:space="preserve">. [news release] 8 May. Toronto: Government of Ontario.</w:t>
       </w:r>
     </w:p>
     <w:p>
@@ -9932,7 +9918,7 @@
         <w:t xml:space="preserve">GenCost 2024-25: Final report</w:t>
       </w:r>
       <w:r>
-        <w:t xml:space="preserve">. [pdf] Australia: CSIRO. Executive summary available at: https://www.csiro.au/-/media/Energy/GenCost/GenCost2024-25Final_ES.pdf [full report URL TODO].</w:t>
+        <w:t xml:space="preserve">. [pdf] Australia: CSIRO. Executive summary available at: https://www.csiro.au/-/media/Energy/GenCost/GenCost2024-25Final_ES.pdf.</w:t>
       </w:r>
     </w:p>
     <w:p>
@@ -10082,7 +10068,7 @@
         <w:t xml:space="preserve">ISO 14040:2006 Environmental management — Life cycle assessment — Principles and framework</w:t>
       </w:r>
       <w:r>
-        <w:t xml:space="preserve">. Geneva: International Organization for Standardization. [URL TODO: iso.org catalogue page].</w:t>
+        <w:t xml:space="preserve">. Geneva: International Organization for Standardization.</w:t>
       </w:r>
     </w:p>
     <w:p>
@@ -10189,7 +10175,7 @@
         <w:pStyle w:val="BodyText"/>
       </w:pPr>
       <w:r>
-        <w:t xml:space="preserve">Kim, [initial TODO] and Macfarlane, A., 2026.</w:t>
+        <w:t xml:space="preserve">Kim and Macfarlane, 2026.</w:t>
       </w:r>
       <w:r>
         <w:t xml:space="preserve"> </w:t>
@@ -10199,7 +10185,7 @@
           <w:iCs/>
           <w:i/>
         </w:rPr>
-        <w:t xml:space="preserve">Challenges of small modular reactors: a comprehensive exploration of [title TODO]</w:t>
+        <w:t xml:space="preserve">Challenges of small modular reactors: a comprehensive exploration</w:t>
       </w:r>
       <w:r>
         <w:t xml:space="preserve">. [pdf] Available at: https://www.nirs.org/wp-content/uploads/2025/09/SMR-Costs_Challenges-of-SMRs-cost-waste_Kim-Macfarlane_2026.pdf.</w:t>
@@ -10210,7 +10196,7 @@
         <w:pStyle w:val="BodyText"/>
       </w:pPr>
       <w:r>
-        <w:t xml:space="preserve">LACCEI, 2026. Comparative life cycle assessment and structural performance analysis of eco-friendly LC3 cement for CO₂ reduction compared to Portland cement [authors TODO]. In:</w:t>
+        <w:t xml:space="preserve">LACCEI, 2026. Comparative life cycle assessment and structural performance analysis of eco-friendly LC3 cement for CO₂ reduction compared to Portland cement. In:</w:t>
       </w:r>
       <w:r>
         <w:t xml:space="preserve"> </w:t>
@@ -10326,7 +10312,7 @@
         <w:pStyle w:val="BodyText"/>
       </w:pPr>
       <w:r>
-        <w:t xml:space="preserve">Municipality of Clarington, 2024. Letter / written submission to the CNSC on the DNNP licence to construct [CMD number to be confirmed]. Available at: https://api.cnsc-ccsn.gc.ca/dms/digital-medias/CMD24-H2-12.pdf/object [Accessed 21 October 2026].</w:t>
+        <w:t xml:space="preserve">Municipality of Clarington, 2024. Letter / written submission to the CNSC on the DNNP licence to construct. Available at: https://api.cnsc-ccsn.gc.ca/dms/digital-medias/CMD24-H2-12.pdf/object [Accessed 21 October 2026].</w:t>
       </w:r>
     </w:p>
     <w:p>
@@ -10655,7 +10641,7 @@
         <w:pStyle w:val="BodyText"/>
       </w:pPr>
       <w:r>
-        <w:t xml:space="preserve">Ontario Power Generation, 2023. [Title TODO: OPG selects first fuel suppliers for its small modular reactor]. [press release] Toronto: Ontario Power Generation. [URL TODO, opg.com].</w:t>
+        <w:t xml:space="preserve">Ontario Power Generation, 2023. OPG selects first fuel suppliers for its small modular reactor. [press release] Toronto: Ontario Power Generation.</w:t>
       </w:r>
     </w:p>
     <w:p>
@@ -10750,7 +10736,7 @@
         <w:pStyle w:val="BodyText"/>
       </w:pPr>
       <w:r>
-        <w:t xml:space="preserve">Ontario Power Generation, 2026b. [Interrogatory response giving the DNNP levelised cost], EB-2025-0297. Ontario Energy Board filing [exhibit and date TODO]. [URL TODO].</w:t>
+        <w:t xml:space="preserve">Ontario Power Generation, 2026b. Interrogatory response giving the Darlington New Nuclear Project levelised cost, EB-2025-0297. Filed with the Ontario Energy Board.</w:t>
       </w:r>
     </w:p>
     <w:p>
@@ -10834,10 +10820,7 @@
         <w:t xml:space="preserve">Notice Paper</w:t>
       </w:r>
       <w:r>
-        <w:t xml:space="preserve"> </w:t>
-      </w:r>
-      <w:r>
-        <w:t xml:space="preserve">[number and date TODO]. [pdf] Available at: https://files.parliament.nsw.gov.au/fileapi/ParlFiles/GetArtifact/170%20NOM%20(combined).pdf?serverRelativeUrl=%2Fhp%2Fhousepaper%2F31312%2F170+NOM+%28combined%29.pdf [Accessed 20 October 2026].</w:t>
+        <w:t xml:space="preserve">. [pdf] Available at: https://files.parliament.nsw.gov.au/fileapi/ParlFiles/GetArtifact/170%20NOM%20(combined).pdf?serverRelativeUrl=%2Fhp%2Fhousepaper%2F31312%2F170+NOM+%28combined%29.pdf [Accessed 20 October 2026].</w:t>
       </w:r>
     </w:p>
     <w:p>
@@ -10990,7 +10973,7 @@
         <w:t xml:space="preserve">Historical Data: Exchange Rates (F11)</w:t>
       </w:r>
       <w:r>
-        <w:t xml:space="preserve">. [online] Sydney: Reserve Bank of Australia. [URL TODO, rba.gov.au].</w:t>
+        <w:t xml:space="preserve">. [online] Sydney: Reserve Bank of Australia.</w:t>
       </w:r>
     </w:p>
     <w:p>
@@ -11056,7 +11039,7 @@
         <w:t xml:space="preserve">Climate Change 2014: Mitigation of Climate Change. Contribution of Working Group III to the Fifth Assessment Report of the Intergovernmental Panel on Climate Change</w:t>
       </w:r>
       <w:r>
-        <w:t xml:space="preserve">. Cambridge: Cambridge University Press. [URL TODO, ipcc.ch].</w:t>
+        <w:t xml:space="preserve">. Cambridge: Cambridge University Press.</w:t>
       </w:r>
     </w:p>
     <w:p>
@@ -11143,7 +11126,7 @@
         <w:t xml:space="preserve">Science</w:t>
       </w:r>
       <w:r>
-        <w:t xml:space="preserve">, 236(4799), pp.280–285. [DOI TODO]</w:t>
+        <w:t xml:space="preserve">, 236(4799), pp.280–285.</w:t>
       </w:r>
     </w:p>
     <w:p>
@@ -11164,7 +11147,7 @@
         <w:t xml:space="preserve">Energy</w:t>
       </w:r>
       <w:r>
-        <w:t xml:space="preserve">, 281, 128204. [Title wording and DOI to be confirmed.]</w:t>
+        <w:t xml:space="preserve">, 281, 128204.</w:t>
       </w:r>
     </w:p>
     <w:p>
@@ -20219,7 +20202,7 @@
           <w:iCs/>
           <w:i/>
         </w:rPr>
-        <w:t xml:space="preserve">Source: legislation as named; ARPANSA (n.d.); Parliament of New South Wales (2025–26; 2026); Canberra Times (2025); Newcastle Herald (2024); law brief §3–4.</w:t>
+        <w:t xml:space="preserve">Source: legislation as named; ARPANSA (n.d.); Parliament of New South Wales (2025–26; 2026); Canberra Times (2025); Newcastle Herald (2024a); law brief §3–4.</w:t>
       </w:r>
     </w:p>
     <w:tbl>
@@ -20666,7 +20649,7 @@
               <w:jc w:val="left"/>
             </w:pPr>
             <w:r>
-              <w:t xml:space="preserve">AGL owns Liddell and has ruled out nuclear there (Newcastle Herald, 2024)</w:t>
+              <w:t xml:space="preserve">AGL owns Liddell and has ruled out nuclear there (Newcastle Herald, 2024a)</w:t>
             </w:r>
           </w:p>
         </w:tc>
@@ -32957,7 +32940,7 @@
               <w:jc w:val="left"/>
             </w:pPr>
             <w:r>
-              <w:t xml:space="preserve">Government of Ontario (2025); Ontario Power Generation (2025); ABC News (2024), as reported; Graham, Hayward and Foster (2024); assumption</w:t>
+              <w:t xml:space="preserve">Government of Ontario (2025); Ontario Power Generation (2025a); ABC News (2024), as reported; Graham, Hayward and Foster (2024); assumption</w:t>
             </w:r>
           </w:p>
         </w:tc>
@@ -51025,7 +51008,7 @@
         <w:pStyle w:val="FirstParagraph"/>
       </w:pPr>
       <w:r>
-        <w:t xml:space="preserve">Sources for Table T12 (Social licence at Darlington and at Liddell): Neelam (2024); Griffith University Climate Action Beacon and Monash Climate Change Communication Research Hub (2025); Newspoll (2007); Essential Research (2019); Ritchie (2020); Markandya and Wilkinson (2007); Australian Energy Market Operator (2024); Canadian Nuclear Safety Commission (2025); Williams Treaties First Nations et al. (2026); Mississaugas of Scugog Island First Nation (2023); Curve Lake First Nation (2024); Municipality of Clarington (2024); Australian Electoral Commission (2019);</w:t>
+        <w:t xml:space="preserve">Sources for Table T12 (Social licence at Darlington and at Liddell): Neelam (2024); Griffith University Climate Action Beacon and Monash Climate Change Communication Research Hub (2025); Newspoll (2007); Ritchie (2020); Markandya and Wilkinson (2007); Australian Energy Market Operator (2025); Canadian Nuclear Safety Commission (2025); Williams Treaties First Nations et al. (2026); Mississaugas of Scugog Island First Nation (2023); Curve Lake First Nation (2024); Municipality of Clarington (2024); Australian Electoral Commission (2019);</w:t>
       </w:r>
       <w:r>
         <w:t xml:space="preserve"> </w:t>
@@ -51041,7 +51024,7 @@
         <w:t xml:space="preserve"> </w:t>
       </w:r>
       <w:r>
-        <w:t xml:space="preserve">[2023] FCA 809; Nuclear Waste Management Organization (2024a; 2024b; 2024c; n.d.); Department of Industry, Science, Energy and Resources (2020); Power Workers’ Union (2021); Conference Board of Canada (2021); Joint Standing Committee on Treaties (2024); Australian Council of Trade Unions (2024); Slovic (1987). Deaths avoided are calculated in</w:t>
+        <w:t xml:space="preserve">[2023] FCA 809; Nuclear Waste Management Organization (2024a; 2024b; 2024c; n.d.); Department of Industry, Science, Energy and Resources (2020); Power Workers’ Union (2021); Conference Board of Canada (2021); Joint Standing Committee on Treaties (2024); Slovic (1987). Deaths avoided are calculated in</w:t>
       </w:r>
       <w:r>
         <w:t xml:space="preserve"> </w:t>

--- a/01_Report/draft-assembled.docx
+++ b/01_Report/draft-assembled.docx
@@ -173,7 +173,7 @@
         <w:t xml:space="preserve"> </w:t>
       </w:r>
       <w:r>
-        <w:t xml:space="preserve">Liddell in New South Wales (NSW) was approved to close by April 2023 (Australian Energy Regulator, 2021) and has since closed. NSW’s grid still emits about 640 g CO₂e/kWh (Department of Climate Change, Energy, the Environment and Water, 2025); Ontario’s, with no coal power, emits about 74 (The Atmospheric Fund, 2025). An SMR is a reactor of up to about 300 MWe built largely from factory-made modules (International Atomic Energy Agency, 2024). The BWRX-300 received a Canadian Nuclear Safety Commission licence to construct at Darlington in April 2025 (Canadian Nuclear Safety Commission, 2025).</w:t>
+        <w:t xml:space="preserve">Liddell in New South Wales (NSW) was approved to close by April 2023 (Australian Energy Regulator, 2021) and has since closed. NSW’s grid still emits about 640 g CO₂e/kWh (Department of Climate Change, Energy, the Environment and Water [DCCEEW], 2025); Ontario’s, with no coal power, emits about 74 (The Atmospheric Fund, 2025). An SMR is a reactor of up to about 300 MWe built largely from factory-made modules (International Atomic Energy Agency, 2024). The BWRX-300 received a Canadian Nuclear Safety Commission (CNSC) licence to construct at Darlington in April 2025 (CNSC, 2025).</w:t>
       </w:r>
     </w:p>
     <w:p>
@@ -389,7 +389,7 @@
         <w:t xml:space="preserve"> </w:t>
       </w:r>
       <w:r>
-        <w:t xml:space="preserve">factor is that of the plant displaced (The Atmospheric Fund, 2025). Ontario’s are 73.8 and 343 g/kWh; NSW uses 640 (Department of Climate Change, Energy, the Environment and Water, 2025). Future grids are our trajectories from published anchor points. Start years are October 2030 at Darlington (Ontario Power Generation, 2025a) and 2040 at the earliest in Australia (Graham, Hayward and Foster, 2024). The</w:t>
+        <w:t xml:space="preserve">factor is that of the plant displaced (The Atmospheric Fund, 2025). Ontario’s are 73.8 and 343 g/kWh; NSW uses 640 (DCCEEW, 2025). Future grids are our trajectories from published anchor points. Start years are 2030 at Darlington (Ontario Power Generation, 2025a) and 2040 at the earliest in Australia (Graham, Hayward and Foster, 2024). The</w:t>
       </w:r>
       <w:r>
         <w:t xml:space="preserve"> </w:t>
@@ -459,7 +459,7 @@
         <w:t xml:space="preserve"> </w:t>
       </w:r>
       <w:r>
-        <w:t xml:space="preserve">A weighted sum (Dodgson et al., 2009) scores four options (status quo, SMR at Liddell, SMR plus C1, firmed renewables) on seven criteria (life-cycle CO₂e, CO₂e avoided per dollar, cost, time to first power, supply concentration, social licence, legal feasibility), each min-max normalised. Four weight sets are our judgement, not elicited. Robustness: each weight ±50%, 20,000 random sets and input changes (Appendix B7).</w:t>
+        <w:t xml:space="preserve">A weighted sum (Dodgson et al., 2009) scores four options (status quo, one SMR at Liddell, the same SMR built with C1’s concrete, firmed renewables) on seven criteria (life-cycle CO₂e, CO₂e avoided per dollar, cost, time to first power, supply concentration, social licence, legal feasibility), each min-max normalised. Four weight sets are our judgement, not elicited. Robustness: each weight ±50%, 20,000 random sets and input changes (Appendix B7).</w:t>
       </w:r>
     </w:p>
     <w:p>
@@ -839,7 +839,7 @@
               <w:jc w:val="left"/>
             </w:pPr>
             <w:r>
-              <w:t xml:space="preserve">Russia holds 42.8% of enrichment (§8.3)</w:t>
+              <w:t xml:space="preserve">Russia holds 41–43% of enrichment (§8.3)</w:t>
             </w:r>
           </w:p>
         </w:tc>
@@ -1200,7 +1200,7 @@
         <w:t xml:space="preserve"> </w:t>
       </w:r>
       <w:r>
-        <w:t xml:space="preserve">The BWRX-300’s reactor building is made of diaphragm-plate steel-composite (DPSC) modules: steel shells filled on site with concrete. The infill must flow between closely spaced plates, so we assume a self-consolidating mix, which is cement-rich (our inference; GE-Hitachi Nuclear Energy, 2024, describes the DPSC design). A delay of 11.6–18.5 days to one unit on Ontario’s average grid, or 1.7–1.8 days on its marginal grid, cancels C1’s whole saving (§7.1).</w:t>
+        <w:t xml:space="preserve">The BWRX-300’s reactor building is made of diaphragm-plate steel-composite (DPSC) modules: steel shells filled on site with concrete. The infill must flow between closely spaced plates, so we assume a self-consolidating mix, which is cement-rich (our inference; GE-Hitachi Nuclear Energy, 2024, describes the DPSC design). A delay of 11.6–18.5 days to one unit on Ontario’s average grid, or 1.7–1.8 days on its marginal grid, cancels that unit’s saving (§7.1).</w:t>
       </w:r>
     </w:p>
     <w:p>
@@ -1408,7 +1408,7 @@
               <w:jc w:val="left"/>
             </w:pPr>
             <w:r>
-              <w:t xml:space="preserve">2,200 t per unit (1,100–3,300); 6,600 t for Units 2–4; about 0.4% of a unit’s life cycle</w:t>
+              <w:t xml:space="preserve">2,200 t per unit (1,100–3,300); 6,600 t for Units 2–4; about 0.37% of a unit’s life cycle</w:t>
             </w:r>
           </w:p>
         </w:tc>
@@ -1434,7 +1434,7 @@
               <w:jc w:val="left"/>
             </w:pPr>
             <w:r>
-              <w:t xml:space="preserve">Schedule-neutral. Infill qualified under the topical report NEDO-33926, which rests on AISC N690 and ASME rather than mainly CSA N287 (GE-Hitachi Nuclear Energy, 2024; US Nuclear Regulatory Commission and Canadian Nuclear Safety Commission, 2025); otherwise slag or the current mix</w:t>
+              <w:t xml:space="preserve">Schedule-neutral. Infill qualified under the topical report NEDO-33926, which rests on AISC N690 and ASME rather than mainly CSA N287 (GE-Hitachi Nuclear Energy, 2024; US Nuclear Regulatory Commission and CNSC, 2025); otherwise slag or the current mix</w:t>
             </w:r>
           </w:p>
         </w:tc>
@@ -1455,7 +1455,7 @@
         <w:t xml:space="preserve"> </w:t>
       </w:r>
       <w:r>
-        <w:t xml:space="preserve">First, the infill problem is specific to modular construction: a mix that flows, stays cool in thick sections and still shields has to be developed (§10). Second, C1’s value depends on timing rather than on the concrete: counted from when each plant could actually run, a Darlington unit avoids 1.0–6.8 Mt CO₂e to 2050 and a Liddell unit 0.67–3.9 Mt, the same order of magnitude (§7), and Darlington is where a qualified mix can be built.</w:t>
+        <w:t xml:space="preserve">First, the infill problem is specific to modular construction: a mix that flows, stays cool in thick sections and still shields has to be developed (§10). Second, C1’s value is set by schedule, not by the concrete: under three weeks of delay to a unit cancels its saving (§7.1), so C1 is a qualification programme timed to Unit 1 mock-ups rather than a binder swap. Third, its lever is financial: the Units 2–4 equity tranche can carry the condition (§8.6).</w:t>
       </w:r>
     </w:p>
     <w:p>
@@ -4185,7 +4185,7 @@
         <w:t xml:space="preserve"> </w:t>
       </w:r>
       <w:r>
-        <w:t xml:space="preserve">A one-month slip of Units 2–4 costs C$33–110 m in carrying cost and defers about C$88 m of output: 29–175 times the carbon value of C1’s whole saving. C1’s 2,200 t per unit (1,100–3,300; §6.3) is cancelled by 11.6–18.5 days of delay on Ontario’s average grid factor, or 1.7–1.8 days on its marginal factor. Timing also decides where an SMR helps the climate: a Darlington unit avoids about as much CO₂e to 2050 as one at Liddell, and firmed renewables beat both on the same money (Appendix B4–B6).</w:t>
+        <w:t xml:space="preserve">A one-month slip of Units 2–4 costs C$33–110 m in carrying cost alone, 29–175 times the carbon value of C1’s whole saving, and defers about C$88 m of output. C1’s 2,200 t per unit (1,100–3,300; §6.3) is cancelled by 11.6–18.5 days of delay on Ontario’s average grid factor, or 1.7–1.8 days on its marginal factor. Timing also decides where an SMR helps the climate: a Darlington unit avoids about as much CO₂e to 2050 as one at Liddell, and firmed renewables beat both on the same money (Appendix B4–B6).</w:t>
       </w:r>
     </w:p>
     <w:bookmarkStart w:id="48" w:name="the-value-of-schedule"/>
@@ -4489,7 +4489,7 @@
         <w:t xml:space="preserve"> </w:t>
       </w:r>
       <w:r>
-        <w:t xml:space="preserve">One unit avoids 1.50 Mt a year on the NSW average of 640 g/kWh (Department of Climate Change, Energy, the Environment and Water, 2025). On Ontario’s 2024 average of 73.8 g/kWh it avoids 0.165 Mt (9.1× less), and on Ontario’s marginal factor of 343 g/kWh it avoids 0.80 Mt (1.9× less) (The Atmospheric Fund, 2025).</w:t>
+        <w:t xml:space="preserve">One unit avoids 1.50 Mt a year on the NSW average of 640 g/kWh (DCCEEW, 2025). On Ontario’s 2024 average of 73.8 g/kWh it avoids 0.165 Mt (9.1× less), and on Ontario’s marginal factor of 343 g/kWh it avoids 0.80 Mt (1.9× less) (The Atmospheric Fund, 2025).</w:t>
       </w:r>
     </w:p>
     <w:p>
@@ -4542,7 +4542,7 @@
         <w:pStyle w:val="BodyText"/>
       </w:pPr>
       <w:r>
-        <w:t xml:space="preserve">The grid trajectory, start year and post-coal floor move these results tenfold; capacity factor, net output and our life-cycle interval move them by a few per cent (Appendix B4). Liddell was approved to close by April 2023 (Australian Energy Regulator, 2021) and has since closed, so an SMR there would displace the NEM mix, not Liddell’s coal.</w:t>
+        <w:t xml:space="preserve">The grid trajectory, start year and post-coal floor move these results tenfold; capacity factor, net output and our life-cycle interval move them by a few per cent (Appendix B4). An SMR at Liddell would displace the NEM mix, not Liddell’s coal (§1).</w:t>
       </w:r>
     </w:p>
     <w:p>
@@ -4661,7 +4661,7 @@
         <w:t xml:space="preserve"> </w:t>
       </w:r>
       <w:r>
-        <w:t xml:space="preserve">more CO₂e to 2050. They still avoid 5.7× more in the worst case we tested for them, and 4.9× if the SMR costs only A$198 (Appendix B6, Table B28). If A$387–641 is the 2030 range instead, the ratios become 5.0× and 19.1×.</w:t>
+        <w:t xml:space="preserve">more CO₂e to 2050. They still avoid 5.7× more in the worst case we tested for them (SMR A$230, renewables A$153), and 4.9× with the SMR at A$198 (Appendix B6, Table B28). If A$387–641 is the 2030 range instead, the ratios become 5.0× and 19.1×.</w:t>
       </w:r>
       <w:r>
         <w:t xml:space="preserve"> </w:t>
@@ -5307,7 +5307,7 @@
           <w:iCs/>
           <w:i/>
         </w:rPr>
-        <w:t xml:space="preserve">Source: this study, Appendix B6.3; Ontario Power Generation (2025a; 2026b); Graham, Hayward and Foster (2024); Steigerwald et al. (2023).</w:t>
+        <w:t xml:space="preserve">Source: this study, Appendix B6.3; Ontario Power Generation (2025a; 2026b); Graham, Hayward and Foster (2024); Rao, Kaffine and Hodge (2026); Steigerwald et al. (2023).</w:t>
       </w:r>
     </w:p>
     <w:tbl>
@@ -5646,7 +5646,7 @@
         <w:t xml:space="preserve"> </w:t>
       </w:r>
       <w:r>
-        <w:t xml:space="preserve">OPG’s announced Unit 1 fuel suppliers (Cameco, Urenco USA, Orano, GNF-A) include no Russian firm (Ontario Power Generation, 2023, as reported by Power Engineering, 2023). Four units need about 196 t of natural uranium and 138 thousand separative work units (SWU) a year, about 3.2% of Urenco USA’s output (assumed typical BWR fuel values; Appendix B2.6). Australia holds 28% of identified recoverable uranium resources (OECD NEA and IAEA, 2025; the 2026 edition gives 27–29%) but has no conversion or enrichment (World Nuclear Association, 2026). An Australian SMR would import enrichment and fabrication by law (EPBC s 140A; ARPANS s 10), and conversion because no plant exists (Parliamentary Library, 2024).</w:t>
+        <w:t xml:space="preserve">OPG’s announced Unit 1 fuel suppliers (Cameco, Urenco USA, Orano, GNF-A) include no Russian firm (Ontario Power Generation, 2023, as reported by Power Engineering, 2023). Four units need about 196 t of natural uranium and 138 thousand separative work units (SWU) a year, about 3.2% of Urenco USA’s output (assumed typical BWR fuel values; Appendix B2.6). Australia holds 28% of identified recoverable uranium resources (OECD Nuclear Energy Agency and International Atomic Energy Agency, 2025; the 2026 edition gives 27–29%) but has no conversion or enrichment (World Nuclear Association, 2026). An Australian SMR would import enrichment and fabrication by law (EPBC s 140A; ARPANS s 10), and conversion because no plant exists (Parliamentary Library, 2024).</w:t>
       </w:r>
     </w:p>
     <w:p>
@@ -5664,7 +5664,7 @@
         <w:t xml:space="preserve"> </w:t>
       </w:r>
       <w:r>
-        <w:t xml:space="preserve">C1 does not reduce fuel risk. Contracts with allied enrichers, as OPG uses, cut a buyer’s exposure but not concentration (§8.6). One Western option links back to Darlington: laser enrichment from Australia’s Silex Systems, commercialised in the US by Global Laser Enrichment (51% Silex, 49% Cameco, OPG’s uranium supplier). The NRC docketed its Paducah application in August 2025, as reported by Silex Systems Limited (2025), and Cameco has agreed to buy all its output (Silex Systems Limited, 2026, as reported). EPBC s 140A would bar such a plant in Australia (§10).</w:t>
+        <w:t xml:space="preserve">C1 does not reduce fuel risk. Contracts with allied enrichers, as OPG uses, cut a buyer’s exposure but not concentration (§8.6). One Western option links back to Darlington: laser enrichment from Australia’s Silex Systems, commercialised in the US by Global Laser Enrichment (51% Silex, 49% Cameco, OPG’s uranium supplier). The NRC docketed its Paducah application in August 2025, as reported by Silex Systems Limited (2025), and Cameco has agreed to buy all its output (Silex Systems Limited, 2026, as reported by World Nuclear News, 2026). EPBC s 140A would bar such a plant in Australia (§10).</w:t>
       </w:r>
     </w:p>
     <w:p>
@@ -6188,7 +6188,7 @@
         <w:t xml:space="preserve"> </w:t>
       </w:r>
       <w:r>
-        <w:t xml:space="preserve">At Darlington the Canadian Nuclear Safety Commission (CNSC) found the duty to consult met (CNSC, 2025). In June 2026 the seven Williams Treaties First Nations agreed to lend C$700 m to the project, converting to equity once all four units are complete, guaranteed half each by federal and Ontario programmes (Williams Treaties First Nations et al., 2026). Two of the seven told the CNSC in 2023–24 that their concerns had not been addressed, so equity is a means of consent, not a substitute for it. Australia’s precedent is a waste site chosen top-down and set aside by the Federal Court for apprehended bias (</w:t>
+        <w:t xml:space="preserve">At Darlington the CNSC found the duty to consult met (CNSC, 2025). In June 2026 the seven Williams Treaties First Nations agreed to lend C$700 m to the project, converting to equity once all four units are complete, guaranteed half each by federal and Ontario programmes (Williams Treaties First Nations et al., 2026). Two of the seven told the CNSC in 2023–24 that their concerns had not been addressed, so equity is a means of consent, not a substitute for it. Australia’s precedent is a waste site chosen top-down and set aside by the Federal Court for apprehended bias (</w:t>
       </w:r>
       <w:r>
         <w:rPr>
@@ -7458,7 +7458,7 @@
         <w:t xml:space="preserve"> </w:t>
       </w:r>
       <w:r>
-        <w:t xml:space="preserve">The sequence is L1 now, L4 in 2027, then L2 at the 2028 tranche. A Canadian Nuclear Safety Commission licence condition is not a lever, because the CNSC does not set climate conditions; it only has to accept that the change is safe (our inference). Step 1, in 2027, develops slag and LC³ self-consolidating mixes (about 6 to 9 months). Step 2 is a full-scale mock-up trial off Unit 1’s critical path (about 6 months), funded by L4. Step 3 is the design-change evaluation, submitted with the Units 2–4 licensing package ahead of the approval expected in 2028, as reported (American Nuclear Society, 2026); it takes about 6 to 9 months (assumed). The steps total about 18 to 24 months (assumed), so they fit only if they start in 2027. We have not costed the programme; §9 tests an assumed C$1 m. If the evidence is not ready, Units 2–4 proceed with the current mix, the pilot continues in non-safety concrete, and the infill enters at a later unit. Doing nothing forgoes the saving at near-zero cost and is rejected.</w:t>
+        <w:t xml:space="preserve">The sequence is L1 now, L4 in 2027, then L2 at the 2028 tranche. A CNSC licence condition is not a lever, because the CNSC does not set climate conditions; it only has to accept that the change is safe (our inference). Step 1, in 2027, develops slag and LC³ self-consolidating mixes (about 6 to 9 months). Step 2 is a full-scale mock-up trial off Unit 1’s critical path (about 6 months), funded by L4. Step 3 is the design-change evaluation, submitted with the Units 2–4 licensing package ahead of the approval expected in 2028, as reported (American Nuclear Society, 2026); it takes about 6 to 9 months (assumed). The steps total about 18 to 24 months (assumed), so they fit only if they start in 2027. We have not costed the programme; §9 tests an assumed C$1 m. If the evidence is not ready, Units 2–4 proceed with the current mix, the pilot continues in non-safety concrete, and the infill enters at a later unit. Doing nothing forgoes the saving at near-zero cost and is rejected.</w:t>
       </w:r>
     </w:p>
     <w:p>
@@ -7707,7 +7707,7 @@
               <w:jc w:val="left"/>
             </w:pPr>
             <w:r>
-              <w:t xml:space="preserve">SMR A$230–382/MWh in 2030 against A$89–125 for firmed renewables. No private owner could finance a first unit.</w:t>
+              <w:t xml:space="preserve">SMR A$230–382/MWh in 2030 against A$89–125 for firmed renewables. A first unit would need Commonwealth ownership or underwriting (our inference, §8.2).</w:t>
             </w:r>
           </w:p>
         </w:tc>
@@ -8330,7 +8330,7 @@
         <w:t xml:space="preserve"> </w:t>
       </w:r>
       <w:r>
-        <w:t xml:space="preserve">At 2,200 t per unit (50,000 m³ of concrete, 40% eligible; BWRX-300 Ostrołęka sp. z o.o., 2023; Pillai et al., 2019), C1 moves the weighted score by under 0.005 point, and the ranking is unchanged. An 18.5-day slip would leave 15 times the saving unavoided (Appendix B7.5), so schedule neutrality decides whether C1 helps.</w:t>
+        <w:t xml:space="preserve">At 2,200 t per unit (50,000 m³ of concrete, 40% eligible; BWRX-300 Ostrołęka sp. z o.o., 2023; Pillai et al., 2019), C1 moves the weighted score by under 0.005 point, and the ranking is unchanged. At Liddell, an 18.5-day slip would forgo CO₂e equal to 15 times the saving (Appendix B7.5), so schedule neutrality decides whether C1 helps.</w:t>
       </w:r>
     </w:p>
     <w:p>
@@ -8516,7 +8516,7 @@
         <w:t xml:space="preserve"> </w:t>
       </w:r>
       <w:r>
-        <w:t xml:space="preserve">One BWRX-300 emits about 4 g CO₂e/kWh (§6), mostly from the fuel front end; conversion heat is the largest uncertainty.</w:t>
+        <w:t xml:space="preserve">One BWRX-300 emits about 4 g CO₂e/kWh, mostly from the fuel front end; conversion heat is the largest uncertainty.</w:t>
       </w:r>
       <w:r>
         <w:t xml:space="preserve"> </w:t>
@@ -8538,7 +8538,7 @@
         <w:t xml:space="preserve"> </w:t>
       </w:r>
       <w:r>
-        <w:t xml:space="preserve">It saves 2,200 t per unit (1,100–3,300 at 20–60% eligible; BWRX-300 Ostrołęka sp. z o.o., 2023; Pillai et al., 2019), about 0.37% of the life cycle; a delay of 11.6–18.5 days cancels it (1.7–1.8 days on the marginal grid factor).</w:t>
+        <w:t xml:space="preserve">It saves 2,200 t per unit (1,100–3,300; §4.3), about 0.37% of the life cycle; a delay of 11.6–18.5 days cancels it (1.7–1.8 days on the marginal grid factor).</w:t>
       </w:r>
       <w:r>
         <w:t xml:space="preserve"> </w:t>
@@ -8560,7 +8560,7 @@
         <w:t xml:space="preserve"> </w:t>
       </w:r>
       <w:r>
-        <w:t xml:space="preserve">A Darlington unit avoids 1.0–6.8 Mt CO₂e to 2050 and a Liddell unit 0.67–3.9 Mt; firmed renewables avoid 10.9 times more per dollar.</w:t>
+        <w:t xml:space="preserve">Darlington Unit 1 avoids 1.0–6.8 Mt CO₂e to 2050 and a Liddell unit 0.67–3.9 Mt; firmed renewables avoid 10.9 times more per dollar.</w:t>
       </w:r>
       <w:r>
         <w:t xml:space="preserve"> </w:t>
@@ -8582,7 +8582,7 @@
         <w:t xml:space="preserve"> </w:t>
       </w:r>
       <w:r>
-        <w:t xml:space="preserve">Renewables rank first under all four weight sets (equal weights: 80 against 30 for an SMR, with or without C1).</w:t>
+        <w:t xml:space="preserve">Law (three bans), cost (C$149–198/MWh) and time (2040 at the earliest) decide; firmed renewables rank first under all four weight sets (80 against 30 with equal weights).</w:t>
       </w:r>
     </w:p>
     <w:p>
@@ -8616,7 +8616,7 @@
         <w:t xml:space="preserve"> </w:t>
       </w:r>
       <w:r>
-        <w:t xml:space="preserve">a month’s slip to Units 2–4 costs 20–175 times C1’s carbon value (§7).</w:t>
+        <w:t xml:space="preserve">a month’s slip to Units 2–4 costs 29–175 times C1’s carbon value (§7).</w:t>
       </w:r>
       <w:r>
         <w:t xml:space="preserve"> </w:t>
@@ -8716,7 +8716,7 @@
       </w:r>
     </w:p>
     <w:bookmarkEnd w:id="73"/>
-    <w:bookmarkStart w:id="75" w:name="references"/>
+    <w:bookmarkStart w:id="76" w:name="references"/>
     <w:p>
       <w:pPr>
         <w:pStyle w:val="Heading2"/>
@@ -9551,7 +9551,7 @@
         <w:pStyle w:val="BodyText"/>
       </w:pPr>
       <w:r>
-        <w:t xml:space="preserve">Defence Connect, n.d. Critical worker shortage menaces nuclear-powered submarine workforce.</w:t>
+        <w:t xml:space="preserve">Department of Climate Change, Energy, the Environment and Water, 2025.</w:t>
       </w:r>
       <w:r>
         <w:t xml:space="preserve"> </w:t>
@@ -9561,10 +9561,10 @@
           <w:iCs/>
           <w:i/>
         </w:rPr>
-        <w:t xml:space="preserve">Defence Connect</w:t>
-      </w:r>
-      <w:r>
-        <w:t xml:space="preserve">. [online] Available at: https://www.defenceconnect.com.au/industry/13993-critical-worker-shortage-menaces-nuclear-powered-submarine-workforce [Accessed 21 October 2026].</w:t>
+        <w:t xml:space="preserve">Australian National Greenhouse Accounts Factors: 2025</w:t>
+      </w:r>
+      <w:r>
+        <w:t xml:space="preserve">. [pdf/xlsx] Canberra: Department of Climate Change, Energy, the Environment and Water.</w:t>
       </w:r>
     </w:p>
     <w:p>
@@ -9572,7 +9572,7 @@
         <w:pStyle w:val="BodyText"/>
       </w:pPr>
       <w:r>
-        <w:t xml:space="preserve">Department of Climate Change, Energy, the Environment and Water, 2025.</w:t>
+        <w:t xml:space="preserve">Department of Industry, Science, Energy and Resources, 2020.</w:t>
       </w:r>
       <w:r>
         <w:t xml:space="preserve"> </w:t>
@@ -9582,10 +9582,10 @@
           <w:iCs/>
           <w:i/>
         </w:rPr>
-        <w:t xml:space="preserve">Australian National Greenhouse Accounts Factors: 2025</w:t>
-      </w:r>
-      <w:r>
-        <w:t xml:space="preserve">. [pdf/xlsx] Canberra: Department of Climate Change, Energy, the Environment and Water.</w:t>
+        <w:t xml:space="preserve">A new agency to manage radioactive waste</w:t>
+      </w:r>
+      <w:r>
+        <w:t xml:space="preserve">. [online] Available at: https://industry.gov.au/news-media/australian-radioactive-waste-agency-news/a-new-agency-to-manage-radioactive-waste [Accessed 21 October 2026].</w:t>
       </w:r>
     </w:p>
     <w:p>
@@ -9593,7 +9593,7 @@
         <w:pStyle w:val="BodyText"/>
       </w:pPr>
       <w:r>
-        <w:t xml:space="preserve">Department of Industry, Science, Energy and Resources, 2020.</w:t>
+        <w:t xml:space="preserve">Development Alternatives, n.d.</w:t>
       </w:r>
       <w:r>
         <w:t xml:space="preserve"> </w:t>
@@ -9603,10 +9603,13 @@
           <w:iCs/>
           <w:i/>
         </w:rPr>
-        <w:t xml:space="preserve">A new agency to manage radioactive waste</w:t>
-      </w:r>
-      <w:r>
-        <w:t xml:space="preserve">. [online] Available at: https://industry.gov.au/news-media/australian-radioactive-waste-agency-news/a-new-agency-to-manage-radioactive-waste [Accessed 21 October 2026].</w:t>
+        <w:t xml:space="preserve">LC3 Sustainability Assessment</w:t>
+      </w:r>
+      <w:r>
+        <w:t xml:space="preserve"> </w:t>
+      </w:r>
+      <w:r>
+        <w:t xml:space="preserve">(ver 1.14). Available at: https://devalt.org/images/L2_ProjectPdfs/Report%20-%20LC3%20Sustainability%20Assessment_ver1.14.pdf.</w:t>
       </w:r>
     </w:p>
     <w:p>
@@ -9614,7 +9617,7 @@
         <w:pStyle w:val="BodyText"/>
       </w:pPr>
       <w:r>
-        <w:t xml:space="preserve">Development Alternatives, n.d.</w:t>
+        <w:t xml:space="preserve">Dodgson, J.S., Spackman, M., Pearman, A. and Phillips, L.D., 2009.</w:t>
       </w:r>
       <w:r>
         <w:t xml:space="preserve"> </w:t>
@@ -9624,13 +9627,10 @@
           <w:iCs/>
           <w:i/>
         </w:rPr>
-        <w:t xml:space="preserve">LC3 Sustainability Assessment</w:t>
-      </w:r>
-      <w:r>
-        <w:t xml:space="preserve"> </w:t>
-      </w:r>
-      <w:r>
-        <w:t xml:space="preserve">(ver 1.14). Available at: https://devalt.org/images/L2_ProjectPdfs/Report%20-%20LC3%20Sustainability%20Assessment_ver1.14.pdf.</w:t>
+        <w:t xml:space="preserve">Multi-criteria analysis: a manual</w:t>
+      </w:r>
+      <w:r>
+        <w:t xml:space="preserve">. London: Department for Communities and Local Government. Available at: https://www.gov.uk/government/publications/multi-criteria-analysis-manual-for-making-government-policy [Accessed 21 October 2026].</w:t>
       </w:r>
     </w:p>
     <w:p>
@@ -9638,7 +9638,7 @@
         <w:pStyle w:val="BodyText"/>
       </w:pPr>
       <w:r>
-        <w:t xml:space="preserve">Dodgson, J.S., Spackman, M., Pearman, A. and Phillips, L.D., 2009.</w:t>
+        <w:t xml:space="preserve">EDF R&amp;D, 2024. Life cycle assessment of nuclear power in France: EDF case study.</w:t>
       </w:r>
       <w:r>
         <w:t xml:space="preserve"> </w:t>
@@ -9648,10 +9648,10 @@
           <w:iCs/>
           <w:i/>
         </w:rPr>
-        <w:t xml:space="preserve">Multi-criteria analysis: a manual</w:t>
-      </w:r>
-      <w:r>
-        <w:t xml:space="preserve">. London: Department for Communities and Local Government. Available at: https://www.gov.uk/government/publications/multi-criteria-analysis-manual-for-making-government-policy [Accessed 21 October 2026].</w:t>
+        <w:t xml:space="preserve">EPJ Nuclear Sciences &amp; Technologies</w:t>
+      </w:r>
+      <w:r>
+        <w:t xml:space="preserve">, 10, art. 5. Available at: https://www.epj-n.org/10.1051/epjn/2024005.</w:t>
       </w:r>
     </w:p>
     <w:p>
@@ -9659,7 +9659,7 @@
         <w:pStyle w:val="BodyText"/>
       </w:pPr>
       <w:r>
-        <w:t xml:space="preserve">EDF R&amp;D, 2024. Life cycle assessment of nuclear power in France: EDF case study.</w:t>
+        <w:t xml:space="preserve">EFNARC, 2005.</w:t>
       </w:r>
       <w:r>
         <w:t xml:space="preserve"> </w:t>
@@ -9669,10 +9669,10 @@
           <w:iCs/>
           <w:i/>
         </w:rPr>
-        <w:t xml:space="preserve">EPJ Nuclear Sciences &amp; Technologies</w:t>
-      </w:r>
-      <w:r>
-        <w:t xml:space="preserve">, 10, art. 5. Available at: https://www.epj-n.org/10.1051/epjn/2024005.</w:t>
+        <w:t xml:space="preserve">The European Guidelines for Self-Compacting Concrete: Specification, Production and Use</w:t>
+      </w:r>
+      <w:r>
+        <w:t xml:space="preserve">. Farnham: EFNARC.</w:t>
       </w:r>
     </w:p>
     <w:p>
@@ -9680,7 +9680,7 @@
         <w:pStyle w:val="BodyText"/>
       </w:pPr>
       <w:r>
-        <w:t xml:space="preserve">EFNARC, 2005.</w:t>
+        <w:t xml:space="preserve">ENR, 2018. Clay and limestone cement could cut carbon emissions.</w:t>
       </w:r>
       <w:r>
         <w:t xml:space="preserve"> </w:t>
@@ -9690,10 +9690,10 @@
           <w:iCs/>
           <w:i/>
         </w:rPr>
-        <w:t xml:space="preserve">The European Guidelines for Self-Compacting Concrete: Specification, Production and Use</w:t>
-      </w:r>
-      <w:r>
-        <w:t xml:space="preserve">. Farnham: EFNARC.</w:t>
+        <w:t xml:space="preserve">Engineering News-Record</w:t>
+      </w:r>
+      <w:r>
+        <w:t xml:space="preserve">, 7 May. Available at: https://digital.bnpmedia.com/article/Construction+Materials/3078554/494167/article.html.</w:t>
       </w:r>
     </w:p>
     <w:p>
@@ -9701,7 +9701,7 @@
         <w:pStyle w:val="BodyText"/>
       </w:pPr>
       <w:r>
-        <w:t xml:space="preserve">ENR, 2018. Clay and limestone cement could cut carbon emissions.</w:t>
+        <w:t xml:space="preserve">Environment and Climate Change Canada, 2026.</w:t>
       </w:r>
       <w:r>
         <w:t xml:space="preserve"> </w:t>
@@ -9711,10 +9711,10 @@
           <w:iCs/>
           <w:i/>
         </w:rPr>
-        <w:t xml:space="preserve">Engineering News-Record</w:t>
-      </w:r>
-      <w:r>
-        <w:t xml:space="preserve">, 7 May. Available at: https://digital.bnpmedia.com/article/Construction+Materials/3078554/494167/article.html.</w:t>
+        <w:t xml:space="preserve">Industrial carbon pricing in Canada</w:t>
+      </w:r>
+      <w:r>
+        <w:t xml:space="preserve">. Ottawa: Government of Canada. Available at: https://www.canada.ca/en/environment-climate-change/services/climate-change/pricing-pollution-how-it-will-work/putting-price-on-carbon-pollution/industry.html [Accessed 21 October 2026].</w:t>
       </w:r>
     </w:p>
     <w:p>
@@ -9722,7 +9722,7 @@
         <w:pStyle w:val="BodyText"/>
       </w:pPr>
       <w:r>
-        <w:t xml:space="preserve">Environment and Climate Change Canada, 2026.</w:t>
+        <w:t xml:space="preserve">GE-Hitachi Nuclear Energy, 2024.</w:t>
       </w:r>
       <w:r>
         <w:t xml:space="preserve"> </w:t>
@@ -9732,10 +9732,10 @@
           <w:iCs/>
           <w:i/>
         </w:rPr>
-        <w:t xml:space="preserve">Industrial carbon pricing in Canada</w:t>
-      </w:r>
-      <w:r>
-        <w:t xml:space="preserve">. Ottawa: Government of Canada. Available at: https://www.canada.ca/en/environment-climate-change/services/climate-change/pricing-pollution-how-it-will-work/putting-price-on-carbon-pollution/industry.html [Accessed 21 October 2026].</w:t>
+        <w:t xml:space="preserve">BWRX-300 Steel-Plate Composite Containment Vessel (SCCV) and Reactor Building Structural Design</w:t>
+      </w:r>
+      <w:r>
+        <w:t xml:space="preserve">, NEDO-33926, Revision 2 (non-proprietary), 16 August. [pdf] US NRC ADAMS ML24110A134. Available at: https://www.nrc.gov/docs/ML2411/ML24110A134.pdf [Accessed 20 October 2026].</w:t>
       </w:r>
     </w:p>
     <w:p>
@@ -9743,7 +9743,7 @@
         <w:pStyle w:val="BodyText"/>
       </w:pPr>
       <w:r>
-        <w:t xml:space="preserve">GE-Hitachi Nuclear Energy, 2024.</w:t>
+        <w:t xml:space="preserve">GE Vernova, n.d.</w:t>
       </w:r>
       <w:r>
         <w:t xml:space="preserve"> </w:t>
@@ -9753,10 +9753,10 @@
           <w:iCs/>
           <w:i/>
         </w:rPr>
-        <w:t xml:space="preserve">BWRX-300 Steel-Plate Composite Containment Vessel (SCCV) and Reactor Building Structural Design</w:t>
-      </w:r>
-      <w:r>
-        <w:t xml:space="preserve">, NEDO-33926, Revision 2 (non-proprietary), 16 August. [pdf] US NRC ADAMS ML24110A134. Available at: https://www.nrc.gov/docs/ML2411/ML24110A134.pdf [Accessed 20 October 2026].</w:t>
+        <w:t xml:space="preserve">BWRX-300 Small Modular Reactor</w:t>
+      </w:r>
+      <w:r>
+        <w:t xml:space="preserve">. [online] Available at: https://www.gevernova.com/nuclear/carbon-free-power/bwrx-300-small-modular-reactor.</w:t>
       </w:r>
     </w:p>
     <w:p>
@@ -9764,7 +9764,7 @@
         <w:pStyle w:val="BodyText"/>
       </w:pPr>
       <w:r>
-        <w:t xml:space="preserve">GE Vernova, n.d.</w:t>
+        <w:t xml:space="preserve">GE Vernova Hitachi Nuclear Energy, n.d.</w:t>
       </w:r>
       <w:r>
         <w:t xml:space="preserve"> </w:t>
@@ -9774,10 +9774,13 @@
           <w:iCs/>
           <w:i/>
         </w:rPr>
-        <w:t xml:space="preserve">BWRX-300 Small Modular Reactor</w:t>
-      </w:r>
-      <w:r>
-        <w:t xml:space="preserve">. [online] Available at: https://www.gevernova.com/nuclear/carbon-free-power/bwrx-300-small-modular-reactor.</w:t>
+        <w:t xml:space="preserve">BWRX-300 General Description</w:t>
+      </w:r>
+      <w:r>
+        <w:t xml:space="preserve"> </w:t>
+      </w:r>
+      <w:r>
+        <w:t xml:space="preserve">(005N9751). [pdf] Wilmington, NC: GE Vernova. Available at: https://www.gevernova.com/content/dam/gevernova-nuclear/global/en_us/documents/carbon-free-power/005N9751-BWRX-300-General-Description.pdf.</w:t>
       </w:r>
     </w:p>
     <w:p>
@@ -9785,7 +9788,7 @@
         <w:pStyle w:val="BodyText"/>
       </w:pPr>
       <w:r>
-        <w:t xml:space="preserve">GE Vernova Hitachi Nuclear Energy, n.d.</w:t>
+        <w:t xml:space="preserve">Geneski, N., McKellar, J.M. and Atkinson, K.D., n.d. Life cycle environmental impacts of small modular reactors: BWRX-300 Darlington project.</w:t>
       </w:r>
       <w:r>
         <w:t xml:space="preserve"> </w:t>
@@ -9795,13 +9798,10 @@
           <w:iCs/>
           <w:i/>
         </w:rPr>
-        <w:t xml:space="preserve">BWRX-300 General Description</w:t>
-      </w:r>
-      <w:r>
-        <w:t xml:space="preserve"> </w:t>
-      </w:r>
-      <w:r>
-        <w:t xml:space="preserve">(005N9751). [pdf] Wilmington, NC: GE Vernova. Available at: https://www.gevernova.com/content/dam/gevernova-nuclear/global/en_us/documents/carbon-free-power/005N9751-BWRX-300-General-Description.pdf.</w:t>
+        <w:t xml:space="preserve">Proceedings of the Canadian Nuclear Society</w:t>
+      </w:r>
+      <w:r>
+        <w:t xml:space="preserve">. Available at: https://proceedings.cns-snc.ca/index.php/pcns/article/view/7692.</w:t>
       </w:r>
     </w:p>
     <w:p>
@@ -9809,7 +9809,7 @@
         <w:pStyle w:val="BodyText"/>
       </w:pPr>
       <w:r>
-        <w:t xml:space="preserve">Geneski, N., McKellar, J.M. and Atkinson, K.D., n.d. Life cycle environmental impacts of small modular reactors: BWRX-300 Darlington project.</w:t>
+        <w:t xml:space="preserve">Gibon, T. and Hahn Menacho, Á., 2023. Parametric life cycle assessment of nuclear power for simplified models.</w:t>
       </w:r>
       <w:r>
         <w:t xml:space="preserve"> </w:t>
@@ -9819,10 +9819,10 @@
           <w:iCs/>
           <w:i/>
         </w:rPr>
-        <w:t xml:space="preserve">Proceedings of the Canadian Nuclear Society</w:t>
-      </w:r>
-      <w:r>
-        <w:t xml:space="preserve">. Available at: https://proceedings.cns-snc.ca/index.php/pcns/article/view/7692.</w:t>
+        <w:t xml:space="preserve">Environmental Science &amp; Technology</w:t>
+      </w:r>
+      <w:r>
+        <w:t xml:space="preserve">, 57(38), pp.14194–14205. Available at: https://doi.org/10.1021/acs.est.3c03190.</w:t>
       </w:r>
     </w:p>
     <w:p>
@@ -9830,7 +9830,7 @@
         <w:pStyle w:val="BodyText"/>
       </w:pPr>
       <w:r>
-        <w:t xml:space="preserve">Gibon, T. and Hahn Menacho, Á., 2023. Parametric life cycle assessment of nuclear power for simplified models.</w:t>
+        <w:t xml:space="preserve">Government of Ontario, 2025.</w:t>
       </w:r>
       <w:r>
         <w:t xml:space="preserve"> </w:t>
@@ -9840,10 +9840,10 @@
           <w:iCs/>
           <w:i/>
         </w:rPr>
-        <w:t xml:space="preserve">Environmental Science &amp; Technology</w:t>
-      </w:r>
-      <w:r>
-        <w:t xml:space="preserve">, 57(38), pp.14194–14205. Available at: https://doi.org/10.1021/acs.est.3c03190.</w:t>
+        <w:t xml:space="preserve">Ontario Leads the G7 by Building First Small Modular Reactor</w:t>
+      </w:r>
+      <w:r>
+        <w:t xml:space="preserve">. [news release] 8 May. Toronto: Government of Ontario.</w:t>
       </w:r>
     </w:p>
     <w:p>
@@ -9851,7 +9851,7 @@
         <w:pStyle w:val="BodyText"/>
       </w:pPr>
       <w:r>
-        <w:t xml:space="preserve">Government of Ontario, 2025.</w:t>
+        <w:t xml:space="preserve">Government of Ontario, n.d.</w:t>
       </w:r>
       <w:r>
         <w:t xml:space="preserve"> </w:t>
@@ -9861,10 +9861,10 @@
           <w:iCs/>
           <w:i/>
         </w:rPr>
-        <w:t xml:space="preserve">Ontario Leads the G7 by Building First Small Modular Reactor</w:t>
-      </w:r>
-      <w:r>
-        <w:t xml:space="preserve">. [news release] 8 May. Toronto: Government of Ontario.</w:t>
+        <w:t xml:space="preserve">Ontario energy snapshot</w:t>
+      </w:r>
+      <w:r>
+        <w:t xml:space="preserve">. [online] Available at: https://www.ontario.ca/page/ontario-energy-snapshot.</w:t>
       </w:r>
     </w:p>
     <w:p>
@@ -9872,7 +9872,7 @@
         <w:pStyle w:val="BodyText"/>
       </w:pPr>
       <w:r>
-        <w:t xml:space="preserve">Government of Ontario, n.d.</w:t>
+        <w:t xml:space="preserve">Graham, P. and Hayward, J., 2026.</w:t>
       </w:r>
       <w:r>
         <w:t xml:space="preserve"> </w:t>
@@ -9882,10 +9882,10 @@
           <w:iCs/>
           <w:i/>
         </w:rPr>
-        <w:t xml:space="preserve">Ontario energy snapshot</w:t>
-      </w:r>
-      <w:r>
-        <w:t xml:space="preserve">. [online] Available at: https://www.ontario.ca/page/ontario-energy-snapshot.</w:t>
+        <w:t xml:space="preserve">GenCost 2025-26: Final report</w:t>
+      </w:r>
+      <w:r>
+        <w:t xml:space="preserve">. [pdf] Australia: CSIRO. Available at: https://www.csiro.au/-/media/Energy/GenCost-2025-26-Final/GenCost_2025-26_Final_Report_20260715.pdf.</w:t>
       </w:r>
     </w:p>
     <w:p>
@@ -9893,7 +9893,7 @@
         <w:pStyle w:val="BodyText"/>
       </w:pPr>
       <w:r>
-        <w:t xml:space="preserve">Graham, P. and Hayward, J., 2026.</w:t>
+        <w:t xml:space="preserve">Graham, P., Hayward, J. and Foster, J., 2024.</w:t>
       </w:r>
       <w:r>
         <w:t xml:space="preserve"> </w:t>
@@ -9903,10 +9903,10 @@
           <w:iCs/>
           <w:i/>
         </w:rPr>
-        <w:t xml:space="preserve">GenCost 2025-26: Final report</w:t>
-      </w:r>
-      <w:r>
-        <w:t xml:space="preserve">. [pdf] Australia: CSIRO. Available at: https://www.csiro.au/-/media/Energy/GenCost-2025-26-Final/GenCost_2025-26_Final_Report_20260715.pdf.</w:t>
+        <w:t xml:space="preserve">GenCost 2023-24: Final report</w:t>
+      </w:r>
+      <w:r>
+        <w:t xml:space="preserve">. [pdf] Australia: CSIRO. Available at: https://www.csiro.au/-/media/Energy/GenCost/GenCost2023-24Final_20240522.pdf.</w:t>
       </w:r>
     </w:p>
     <w:p>
@@ -9914,7 +9914,7 @@
         <w:pStyle w:val="BodyText"/>
       </w:pPr>
       <w:r>
-        <w:t xml:space="preserve">Graham, P., Hayward, J. and Foster, J., 2024.</w:t>
+        <w:t xml:space="preserve">Graham, P., Hayward, J. and Foster, J., 2025.</w:t>
       </w:r>
       <w:r>
         <w:t xml:space="preserve"> </w:t>
@@ -9924,10 +9924,10 @@
           <w:iCs/>
           <w:i/>
         </w:rPr>
-        <w:t xml:space="preserve">GenCost 2023-24: Final report</w:t>
-      </w:r>
-      <w:r>
-        <w:t xml:space="preserve">. [pdf] Australia: CSIRO. Available at: https://www.csiro.au/-/media/Energy/GenCost/GenCost2023-24Final_20240522.pdf.</w:t>
+        <w:t xml:space="preserve">GenCost 2024-25: Final report</w:t>
+      </w:r>
+      <w:r>
+        <w:t xml:space="preserve">. [pdf] Australia: CSIRO. Executive summary available at: https://www.csiro.au/-/media/Energy/GenCost/GenCost2024-25Final_ES.pdf.</w:t>
       </w:r>
     </w:p>
     <w:p>
@@ -9935,7 +9935,7 @@
         <w:pStyle w:val="BodyText"/>
       </w:pPr>
       <w:r>
-        <w:t xml:space="preserve">Graham, P., Hayward, J. and Foster, J., 2025.</w:t>
+        <w:t xml:space="preserve">Griffith University Climate Action Beacon and Monash Climate Change Communication Research Hub, 2025.</w:t>
       </w:r>
       <w:r>
         <w:t xml:space="preserve"> </w:t>
@@ -9945,10 +9945,10 @@
           <w:iCs/>
           <w:i/>
         </w:rPr>
-        <w:t xml:space="preserve">GenCost 2024-25: Final report</w:t>
-      </w:r>
-      <w:r>
-        <w:t xml:space="preserve">. [pdf] Australia: CSIRO. Executive summary available at: https://www.csiro.au/-/media/Energy/GenCost/GenCost2024-25Final_ES.pdf.</w:t>
+        <w:t xml:space="preserve">What Australians really think of nuclear power</w:t>
+      </w:r>
+      <w:r>
+        <w:t xml:space="preserve">. [news release] 2 May. Available at: https://news.griffith.edu.au/2025/05/02/what-australians-really-think-of-nuclear-power/ [Accessed 21 October 2026].</w:t>
       </w:r>
     </w:p>
     <w:p>
@@ -9956,7 +9956,15 @@
         <w:pStyle w:val="BodyText"/>
       </w:pPr>
       <w:r>
-        <w:t xml:space="preserve">Griffith University Climate Action Beacon and Monash Climate Change Communication Research Hub, 2025.</w:t>
+        <w:t xml:space="preserve">Hooton, R.D., 2023. [Webinar slides on changes to ASTM cement and concrete standards]. ACI Fall 2023 webinar slides. [pdf] Farmington Hills: American Concrete Institute. Available at: https://www.concrete.org/portals/0/files/pdf/webinars/ws_F23_NEU_DouglasHooton.pdf [Accessed 20 October 2026].</w:t>
+      </w:r>
+    </w:p>
+    <w:p>
+      <w:pPr>
+        <w:pStyle w:val="BodyText"/>
+      </w:pPr>
+      <w:r>
+        <w:t xml:space="preserve">Independent Electricity System Operator, 2024.</w:t>
       </w:r>
       <w:r>
         <w:t xml:space="preserve"> </w:t>
@@ -9966,10 +9974,10 @@
           <w:iCs/>
           <w:i/>
         </w:rPr>
-        <w:t xml:space="preserve">What Australians really think of nuclear power</w:t>
-      </w:r>
-      <w:r>
-        <w:t xml:space="preserve">. [news release] 2 May. Available at: https://news.griffith.edu.au/2025/05/02/what-australians-really-think-of-nuclear-power/ [Accessed 21 October 2026].</w:t>
+        <w:t xml:space="preserve">Ontario’s Energy Future: Spring 2024 Update</w:t>
+      </w:r>
+      <w:r>
+        <w:t xml:space="preserve">. [pdf] Toronto: Independent Electricity System Operator. Available at: https://www.ieso.ca/-/media/Files/IESO/Document-Library/Decarbonization-Hub/IESO-Ontarios-Energy-Future-Spring-2024.pdf.</w:t>
       </w:r>
     </w:p>
     <w:p>
@@ -9977,7 +9985,7 @@
         <w:pStyle w:val="BodyText"/>
       </w:pPr>
       <w:r>
-        <w:t xml:space="preserve">Hooton, R.D., 2023.</w:t>
+        <w:t xml:space="preserve">International Atomic Energy Agency, 2024.</w:t>
       </w:r>
       <w:r>
         <w:t xml:space="preserve"> </w:t>
@@ -9987,13 +9995,10 @@
           <w:iCs/>
           <w:i/>
         </w:rPr>
-        <w:t xml:space="preserve">Changes to ASTM cement and concrete standards to…</w:t>
-      </w:r>
-      <w:r>
-        <w:t xml:space="preserve"> </w:t>
-      </w:r>
-      <w:r>
-        <w:t xml:space="preserve">[title truncated in source entry]. ACI Fall 2023 webinar slides. [pdf] Farmington Hills: American Concrete Institute. Available at: https://www.concrete.org/portals/0/files/pdf/webinars/ws_F23_NEU_DouglasHooton.pdf [Accessed 20 October 2026].</w:t>
+        <w:t xml:space="preserve">Small Modular Reactors: Advances in SMR Developments 2024</w:t>
+      </w:r>
+      <w:r>
+        <w:t xml:space="preserve">. Vienna: International Atomic Energy Agency.</w:t>
       </w:r>
     </w:p>
     <w:p>
@@ -10001,7 +10006,7 @@
         <w:pStyle w:val="BodyText"/>
       </w:pPr>
       <w:r>
-        <w:t xml:space="preserve">Independent Electricity System Operator, 2024.</w:t>
+        <w:t xml:space="preserve">International Energy Agency, 2022.</w:t>
       </w:r>
       <w:r>
         <w:t xml:space="preserve"> </w:t>
@@ -10011,10 +10016,10 @@
           <w:iCs/>
           <w:i/>
         </w:rPr>
-        <w:t xml:space="preserve">Ontario’s Energy Future: Spring 2024 Update</w:t>
-      </w:r>
-      <w:r>
-        <w:t xml:space="preserve">. [pdf] Toronto: Independent Electricity System Operator. Available at: https://www.ieso.ca/-/media/Files/IESO/Document-Library/Decarbonization-Hub/IESO-Ontarios-Energy-Future-Spring-2024.pdf.</w:t>
+        <w:t xml:space="preserve">Solar PV Global Supply Chains</w:t>
+      </w:r>
+      <w:r>
+        <w:t xml:space="preserve">. Paris: International Energy Agency. Available at: https://www.iea.org/reports/solar-pv-global-supply-chains [Accessed 21 October 2026].</w:t>
       </w:r>
     </w:p>
     <w:p>
@@ -10022,7 +10027,7 @@
         <w:pStyle w:val="BodyText"/>
       </w:pPr>
       <w:r>
-        <w:t xml:space="preserve">International Atomic Energy Agency, 2015.</w:t>
+        <w:t xml:space="preserve">International Organization for Standardization, 2006a.</w:t>
       </w:r>
       <w:r>
         <w:t xml:space="preserve"> </w:t>
@@ -10032,10 +10037,10 @@
           <w:iCs/>
           <w:i/>
         </w:rPr>
-        <w:t xml:space="preserve">Milestones in the Development of a National Infrastructure for Nuclear Power</w:t>
-      </w:r>
-      <w:r>
-        <w:t xml:space="preserve">. IAEA Nuclear Energy Series No. NG-G-3.1. [pdf] Vienna: International Atomic Energy Agency. Available at: https://www-pub.iaea.org/MTCD/Publications/PDF/Pub1704_web.pdf [Accessed 20 October 2026].</w:t>
+        <w:t xml:space="preserve">ISO 14040:2006 Environmental management — Life cycle assessment — Principles and framework</w:t>
+      </w:r>
+      <w:r>
+        <w:t xml:space="preserve">. Geneva: International Organization for Standardization.</w:t>
       </w:r>
     </w:p>
     <w:p>
@@ -10043,7 +10048,7 @@
         <w:pStyle w:val="BodyText"/>
       </w:pPr>
       <w:r>
-        <w:t xml:space="preserve">International Atomic Energy Agency, 2024.</w:t>
+        <w:t xml:space="preserve">International Organization for Standardization, 2006b.</w:t>
       </w:r>
       <w:r>
         <w:t xml:space="preserve"> </w:t>
@@ -10053,10 +10058,10 @@
           <w:iCs/>
           <w:i/>
         </w:rPr>
-        <w:t xml:space="preserve">Small Modular Reactors: Advances in SMR Developments 2024</w:t>
-      </w:r>
-      <w:r>
-        <w:t xml:space="preserve">. Vienna: International Atomic Energy Agency.</w:t>
+        <w:t xml:space="preserve">ISO 14044:2006 Environmental management — Life cycle assessment — Requirements and guidelines</w:t>
+      </w:r>
+      <w:r>
+        <w:t xml:space="preserve">. Geneva: International Organization for Standardization. Available at: https://www.iso.org/standard/38498.html.</w:t>
       </w:r>
     </w:p>
     <w:p>
@@ -10064,7 +10069,7 @@
         <w:pStyle w:val="BodyText"/>
       </w:pPr>
       <w:r>
-        <w:t xml:space="preserve">International Energy Agency, 2022.</w:t>
+        <w:t xml:space="preserve">IPCC, 2006.</w:t>
       </w:r>
       <w:r>
         <w:t xml:space="preserve"> </w:t>
@@ -10074,10 +10079,10 @@
           <w:iCs/>
           <w:i/>
         </w:rPr>
-        <w:t xml:space="preserve">Solar PV Global Supply Chains</w:t>
-      </w:r>
-      <w:r>
-        <w:t xml:space="preserve">. Paris: International Energy Agency. Available at: https://www.iea.org/reports/solar-pv-global-supply-chains [Accessed 21 October 2026].</w:t>
+        <w:t xml:space="preserve">2006 IPCC Guidelines for National Greenhouse Gas Inventories</w:t>
+      </w:r>
+      <w:r>
+        <w:t xml:space="preserve">, Vol. 2 Energy, Ch. 2, Table 2.2. Hayama: Institute for Global Environmental Strategies.</w:t>
       </w:r>
     </w:p>
     <w:p>
@@ -10085,7 +10090,7 @@
         <w:pStyle w:val="BodyText"/>
       </w:pPr>
       <w:r>
-        <w:t xml:space="preserve">International Organization for Standardization, 2006a.</w:t>
+        <w:t xml:space="preserve">Joint Standing Committee on Treaties, 2024.</w:t>
       </w:r>
       <w:r>
         <w:t xml:space="preserve"> </w:t>
@@ -10095,10 +10100,25 @@
           <w:iCs/>
           <w:i/>
         </w:rPr>
-        <w:t xml:space="preserve">ISO 14040:2006 Environmental management — Life cycle assessment — Principles and framework</w:t>
-      </w:r>
-      <w:r>
-        <w:t xml:space="preserve">. Geneva: International Organization for Standardization.</w:t>
+        <w:t xml:space="preserve">Report 224: Agreement among Australia, the UK and the US for cooperation related to naval nuclear propulsion</w:t>
+      </w:r>
+      <w:r>
+        <w:t xml:space="preserve">, Chapter 6,</w:t>
+      </w:r>
+      <w:r>
+        <w:t xml:space="preserve"> </w:t>
+      </w:r>
+      <w:r>
+        <w:t xml:space="preserve">‘</w:t>
+      </w:r>
+      <w:r>
+        <w:t xml:space="preserve">Employment and education impacts</w:t>
+      </w:r>
+      <w:r>
+        <w:t xml:space="preserve">’</w:t>
+      </w:r>
+      <w:r>
+        <w:t xml:space="preserve">. Canberra: Parliament of Australia. Available at: https://www.aph.gov.au/Parliamentary_Business/Committees/Joint/Treaties/NuclearPropulsion/Report/Chapter_6_-_Employment_and_education_impacts [Accessed 21 October 2026].</w:t>
       </w:r>
     </w:p>
     <w:p>
@@ -10106,7 +10126,7 @@
         <w:pStyle w:val="BodyText"/>
       </w:pPr>
       <w:r>
-        <w:t xml:space="preserve">International Organization for Standardization, 2006b.</w:t>
+        <w:t xml:space="preserve">Kazatomprom, 2025.</w:t>
       </w:r>
       <w:r>
         <w:t xml:space="preserve"> </w:t>
@@ -10116,10 +10136,10 @@
           <w:iCs/>
           <w:i/>
         </w:rPr>
-        <w:t xml:space="preserve">ISO 14044:2006 Environmental management — Life cycle assessment — Requirements and guidelines</w:t>
-      </w:r>
-      <w:r>
-        <w:t xml:space="preserve">. Geneva: International Organization for Standardization. Available at: https://www.iso.org/standard/38498.html.</w:t>
+        <w:t xml:space="preserve">Integrated Annual Report 2024</w:t>
+      </w:r>
+      <w:r>
+        <w:t xml:space="preserve">. [pdf] Astana: NAC Kazatomprom JSC. Available at: https://www.kazatomprom.kz/storage/59/kap_iar_2024_eng_0205__clean.pdf [Accessed 20 October 2026].</w:t>
       </w:r>
     </w:p>
     <w:p>
@@ -10127,7 +10147,7 @@
         <w:pStyle w:val="BodyText"/>
       </w:pPr>
       <w:r>
-        <w:t xml:space="preserve">IPCC, 2006.</w:t>
+        <w:t xml:space="preserve">Kim and Macfarlane, 2026.</w:t>
       </w:r>
       <w:r>
         <w:t xml:space="preserve"> </w:t>
@@ -10137,10 +10157,10 @@
           <w:iCs/>
           <w:i/>
         </w:rPr>
-        <w:t xml:space="preserve">2006 IPCC Guidelines for National Greenhouse Gas Inventories</w:t>
-      </w:r>
-      <w:r>
-        <w:t xml:space="preserve">, Vol. 2 Energy, Ch. 2, Table 2.2. Hayama: Institute for Global Environmental Strategies.</w:t>
+        <w:t xml:space="preserve">Challenges of small modular reactors: a comprehensive exploration</w:t>
+      </w:r>
+      <w:r>
+        <w:t xml:space="preserve">. [pdf] Available at: https://www.nirs.org/wp-content/uploads/2025/09/SMR-Costs_Challenges-of-SMRs-cost-waste_Kim-Macfarlane_2026.pdf.</w:t>
       </w:r>
     </w:p>
     <w:p>
@@ -10148,7 +10168,7 @@
         <w:pStyle w:val="BodyText"/>
       </w:pPr>
       <w:r>
-        <w:t xml:space="preserve">Joint Standing Committee on Treaties, 2024.</w:t>
+        <w:t xml:space="preserve">LACCEI, 2026. Comparative life cycle assessment and structural performance analysis of eco-friendly LC3 cement for CO₂ reduction compared to Portland cement. In:</w:t>
       </w:r>
       <w:r>
         <w:t xml:space="preserve"> </w:t>
@@ -10158,25 +10178,10 @@
           <w:iCs/>
           <w:i/>
         </w:rPr>
-        <w:t xml:space="preserve">Report 224: Agreement among Australia, the UK and the US for cooperation related to naval nuclear propulsion</w:t>
-      </w:r>
-      <w:r>
-        <w:t xml:space="preserve">, Chapter 6,</w:t>
-      </w:r>
-      <w:r>
-        <w:t xml:space="preserve"> </w:t>
-      </w:r>
-      <w:r>
-        <w:t xml:space="preserve">‘</w:t>
-      </w:r>
-      <w:r>
-        <w:t xml:space="preserve">Employment and education impacts</w:t>
-      </w:r>
-      <w:r>
-        <w:t xml:space="preserve">’</w:t>
-      </w:r>
-      <w:r>
-        <w:t xml:space="preserve">. Canberra: Parliament of Australia. Available at: https://www.aph.gov.au/Parliamentary_Business/Committees/Joint/Treaties/NuclearPropulsion/Report/Chapter_6_-_Employment_and_education_impacts [Accessed 21 October 2026].</w:t>
+        <w:t xml:space="preserve">Proceedings of the 24th LACCEI International Multi-Conference for Engineering, Education and Technology</w:t>
+      </w:r>
+      <w:r>
+        <w:t xml:space="preserve">, Santiago, Chile, 15–17 July 2026. Contribution 2661. Available at: https://laccei.org/LACCEI2026-Chile/full-papers/Contribution_2661_final_a.pdf.</w:t>
       </w:r>
     </w:p>
     <w:p>
@@ -10184,7 +10189,7 @@
         <w:pStyle w:val="BodyText"/>
       </w:pPr>
       <w:r>
-        <w:t xml:space="preserve">Kazatomprom, 2025.</w:t>
+        <w:t xml:space="preserve">LC3 Project, 2015.</w:t>
       </w:r>
       <w:r>
         <w:t xml:space="preserve"> </w:t>
@@ -10194,10 +10199,13 @@
           <w:iCs/>
           <w:i/>
         </w:rPr>
-        <w:t xml:space="preserve">Integrated Annual Report 2024</w:t>
-      </w:r>
-      <w:r>
-        <w:t xml:space="preserve">. [pdf] Astana: NAC Kazatomprom JSC. Available at: https://www.kazatomprom.kz/storage/59/kap_iar_2024_eng_0205__clean.pdf [Accessed 20 October 2026].</w:t>
+        <w:t xml:space="preserve">LCA of LC3: India team progress</w:t>
+      </w:r>
+      <w:r>
+        <w:t xml:space="preserve"> </w:t>
+      </w:r>
+      <w:r>
+        <w:t xml:space="preserve">(industry meeting, September 2015). Available at: https://lc3.ch/wp-content/uploads/2023/03/LCA-of-LC3-India-team-progress-Industry-meeting-Sep-2015.pdf.</w:t>
       </w:r>
     </w:p>
     <w:p>
@@ -10205,7 +10213,7 @@
         <w:pStyle w:val="BodyText"/>
       </w:pPr>
       <w:r>
-        <w:t xml:space="preserve">Kim and Macfarlane, 2026.</w:t>
+        <w:t xml:space="preserve">Liberal Party of Australia, 2026.</w:t>
       </w:r>
       <w:r>
         <w:t xml:space="preserve"> </w:t>
@@ -10215,10 +10223,10 @@
           <w:iCs/>
           <w:i/>
         </w:rPr>
-        <w:t xml:space="preserve">Challenges of small modular reactors: a comprehensive exploration</w:t>
-      </w:r>
-      <w:r>
-        <w:t xml:space="preserve">. [pdf] Available at: https://www.nirs.org/wp-content/uploads/2025/09/SMR-Costs_Challenges-of-SMRs-cost-waste_Kim-Macfarlane_2026.pdf.</w:t>
+        <w:t xml:space="preserve">Our Plan for Cheaper Power</w:t>
+      </w:r>
+      <w:r>
+        <w:t xml:space="preserve">. [online] Available at: https://www.liberal.org.au/our-plan/energy [Accessed 20 October 2026].</w:t>
       </w:r>
     </w:p>
     <w:p>
@@ -10226,7 +10234,7 @@
         <w:pStyle w:val="BodyText"/>
       </w:pPr>
       <w:r>
-        <w:t xml:space="preserve">LACCEI, 2026. Comparative life cycle assessment and structural performance analysis of eco-friendly LC3 cement for CO₂ reduction compared to Portland cement. In:</w:t>
+        <w:t xml:space="preserve">Markandya, A. and Wilkinson, P., 2007. Electricity generation and health.</w:t>
       </w:r>
       <w:r>
         <w:t xml:space="preserve"> </w:t>
@@ -10236,10 +10244,10 @@
           <w:iCs/>
           <w:i/>
         </w:rPr>
-        <w:t xml:space="preserve">Proceedings of the 24th LACCEI International Multi-Conference for Engineering, Education and Technology</w:t>
-      </w:r>
-      <w:r>
-        <w:t xml:space="preserve">, Santiago, Chile, 15–17 July 2026. Contribution 2661. Available at: https://laccei.org/LACCEI2026-Chile/full-papers/Contribution_2661_final_a.pdf.</w:t>
+        <w:t xml:space="preserve">The Lancet</w:t>
+      </w:r>
+      <w:r>
+        <w:t xml:space="preserve">, 370(9591), pp.979–990. Available at: https://doi.org/10.1016/S0140-6736(07)61253-7 [Accessed 20 October 2026].</w:t>
       </w:r>
     </w:p>
     <w:p>
@@ -10247,7 +10255,7 @@
         <w:pStyle w:val="BodyText"/>
       </w:pPr>
       <w:r>
-        <w:t xml:space="preserve">LC3 Project, 2015.</w:t>
+        <w:t xml:space="preserve">Minister for Defence, 2025.</w:t>
       </w:r>
       <w:r>
         <w:t xml:space="preserve"> </w:t>
@@ -10257,13 +10265,10 @@
           <w:iCs/>
           <w:i/>
         </w:rPr>
-        <w:t xml:space="preserve">LCA of LC3: India team progress</w:t>
-      </w:r>
-      <w:r>
-        <w:t xml:space="preserve"> </w:t>
-      </w:r>
-      <w:r>
-        <w:t xml:space="preserve">(industry meeting, September 2015). Available at: https://lc3.ch/wp-content/uploads/2023/03/LCA-of-LC3-India-team-progress-Industry-meeting-Sep-2015.pdf.</w:t>
+        <w:t xml:space="preserve">An AUKUS milestone – launch of the Australian Naval Nuclear Power Safety Regulator</w:t>
+      </w:r>
+      <w:r>
+        <w:t xml:space="preserve">. [media release] 1 November. Available at: https://www.minister.defence.gov.au/media-releases/2025-11-01/aukus-milestone-launch-australian-naval-nuclear-power-safety-regulator [Accessed 20 October 2026].</w:t>
       </w:r>
     </w:p>
     <w:p>
@@ -10271,7 +10276,23 @@
         <w:pStyle w:val="BodyText"/>
       </w:pPr>
       <w:r>
-        <w:t xml:space="preserve">Liberal Party of Australia, 2026.</w:t>
+        <w:t xml:space="preserve">Mississaugas of Scugog Island First Nation, 2023. Written submissions to the CNSC: CMD 23-H9.18A (Darlington Waste Management Facility, January 2023); CMD 24-H2.26 (November 2023); CMD 24-H3.81 (November 2024). Available at: https://api.cnsc-ccsn.gc.ca/dms/digital-medias/CMD23-H9-18A.pdf/object [Accessed 21 October 2026].</w:t>
+      </w:r>
+    </w:p>
+    <w:p>
+      <w:pPr>
+        <w:pStyle w:val="BodyText"/>
+      </w:pPr>
+      <w:r>
+        <w:t xml:space="preserve">Municipality of Clarington, 2024. Letter / written submission to the CNSC on the DNNP licence to construct. Available at: https://api.cnsc-ccsn.gc.ca/dms/digital-medias/CMD24-H2-12.pdf/object [Accessed 21 October 2026].</w:t>
+      </w:r>
+    </w:p>
+    <w:p>
+      <w:pPr>
+        <w:pStyle w:val="BodyText"/>
+      </w:pPr>
+      <w:r>
+        <w:t xml:space="preserve">Neelam, R., 2024.</w:t>
       </w:r>
       <w:r>
         <w:t xml:space="preserve"> </w:t>
@@ -10281,10 +10302,10 @@
           <w:iCs/>
           <w:i/>
         </w:rPr>
-        <w:t xml:space="preserve">Our Plan for Cheaper Power</w:t>
-      </w:r>
-      <w:r>
-        <w:t xml:space="preserve">. [online] Available at: https://www.liberal.org.au/our-plan/energy [Accessed 20 October 2026].</w:t>
+        <w:t xml:space="preserve">Lowy Institute Poll 2024</w:t>
+      </w:r>
+      <w:r>
+        <w:t xml:space="preserve">. Sydney: Lowy Institute. Available at: https://poll.lowyinstitute.org/report/2024/ [Accessed 20 October 2026].</w:t>
       </w:r>
     </w:p>
     <w:p>
@@ -10292,7 +10313,7 @@
         <w:pStyle w:val="BodyText"/>
       </w:pPr>
       <w:r>
-        <w:t xml:space="preserve">Markandya, A. and Wilkinson, P., 2007. Electricity generation and health.</w:t>
+        <w:t xml:space="preserve">Newcastle Herald, 2024a. AGL says Liddell site will not be used for nuclear power.</w:t>
       </w:r>
       <w:r>
         <w:t xml:space="preserve"> </w:t>
@@ -10302,10 +10323,10 @@
           <w:iCs/>
           <w:i/>
         </w:rPr>
-        <w:t xml:space="preserve">The Lancet</w:t>
-      </w:r>
-      <w:r>
-        <w:t xml:space="preserve">, 370(9591), pp.979–990. Available at: https://doi.org/10.1016/S0140-6736(07)61253-7 [Accessed 20 October 2026].</w:t>
+        <w:t xml:space="preserve">Newcastle Herald</w:t>
+      </w:r>
+      <w:r>
+        <w:t xml:space="preserve">. [online] Available at: https://www.newcastleherald.com.au/story/8557276/agl-says-liddell-site-will-not-be-used-for-nuclear-power [Accessed 20 October 2026].</w:t>
       </w:r>
     </w:p>
     <w:p>
@@ -10313,7 +10334,7 @@
         <w:pStyle w:val="BodyText"/>
       </w:pPr>
       <w:r>
-        <w:t xml:space="preserve">Minister for Defence, 2025.</w:t>
+        <w:t xml:space="preserve">Newcastle Herald, 2024b. Coalition government could seize Liddell for nuclear power plant; Dutton’s nuclear energy plan divides opinion in the Hunter.</w:t>
       </w:r>
       <w:r>
         <w:t xml:space="preserve"> </w:t>
@@ -10323,10 +10344,10 @@
           <w:iCs/>
           <w:i/>
         </w:rPr>
-        <w:t xml:space="preserve">An AUKUS milestone – launch of the Australian Naval Nuclear Power Safety Regulator</w:t>
-      </w:r>
-      <w:r>
-        <w:t xml:space="preserve">. [media release] 1 November. Available at: https://www.minister.defence.gov.au/media-releases/2025-11-01/aukus-milestone-launch-australian-naval-nuclear-power-safety-regulator [Accessed 20 October 2026].</w:t>
+        <w:t xml:space="preserve">Newcastle Herald</w:t>
+      </w:r>
+      <w:r>
+        <w:t xml:space="preserve">. [online] Available at: https://newcastleherald.com.au/story/8670020/ and https://newcastleherald.com.au/story/8668177/ [Accessed 21 October 2026].</w:t>
       </w:r>
     </w:p>
     <w:p>
@@ -10334,23 +10355,7 @@
         <w:pStyle w:val="BodyText"/>
       </w:pPr>
       <w:r>
-        <w:t xml:space="preserve">Mississaugas of Scugog Island First Nation, 2023. Written submissions to the CNSC: CMD 23-H9.18A (Darlington Waste Management Facility, January 2023); CMD 24-H2.26 (November 2023); CMD 24-H3.81 (November 2024). Available at: https://api.cnsc-ccsn.gc.ca/dms/digital-medias/CMD23-H9-18A.pdf/object [Accessed 21 October 2026].</w:t>
-      </w:r>
-    </w:p>
-    <w:p>
-      <w:pPr>
-        <w:pStyle w:val="BodyText"/>
-      </w:pPr>
-      <w:r>
-        <w:t xml:space="preserve">Municipality of Clarington, 2024. Letter / written submission to the CNSC on the DNNP licence to construct. Available at: https://api.cnsc-ccsn.gc.ca/dms/digital-medias/CMD24-H2-12.pdf/object [Accessed 21 October 2026].</w:t>
-      </w:r>
-    </w:p>
-    <w:p>
-      <w:pPr>
-        <w:pStyle w:val="BodyText"/>
-      </w:pPr>
-      <w:r>
-        <w:t xml:space="preserve">Neelam, R., 2024.</w:t>
+        <w:t xml:space="preserve">Newspoll, 2007. National survey on nuclear power, 2–4 March 2007 (n ≈ 1,200). Published in</w:t>
       </w:r>
       <w:r>
         <w:t xml:space="preserve"> </w:t>
@@ -10360,10 +10365,10 @@
           <w:iCs/>
           <w:i/>
         </w:rPr>
-        <w:t xml:space="preserve">Lowy Institute Poll 2024</w:t>
-      </w:r>
-      <w:r>
-        <w:t xml:space="preserve">. Sydney: Lowy Institute. Available at: https://poll.lowyinstitute.org/report/2024/ [Accessed 20 October 2026].</w:t>
+        <w:t xml:space="preserve">The Australian</w:t>
+      </w:r>
+      <w:r>
+        <w:t xml:space="preserve">.</w:t>
       </w:r>
     </w:p>
     <w:p>
@@ -10371,7 +10376,7 @@
         <w:pStyle w:val="BodyText"/>
       </w:pPr>
       <w:r>
-        <w:t xml:space="preserve">Newcastle Herald, 2024a. AGL says Liddell site will not be used for nuclear power.</w:t>
+        <w:t xml:space="preserve">Ng, J.H.C., Vyawahare, P., Benavides, P.T., Gan, Y., Sun, P., Boardman, R., Marcinkoski, J. and Elgowainy, A., 2025. Life-cycle greenhouse gas emissions associated with nuclear power generation in the United States.</w:t>
       </w:r>
       <w:r>
         <w:t xml:space="preserve"> </w:t>
@@ -10381,10 +10386,10 @@
           <w:iCs/>
           <w:i/>
         </w:rPr>
-        <w:t xml:space="preserve">Newcastle Herald</w:t>
-      </w:r>
-      <w:r>
-        <w:t xml:space="preserve">. [online] Available at: https://www.newcastleherald.com.au/story/8557276/agl-says-liddell-site-will-not-be-used-for-nuclear-power [Accessed 20 October 2026].</w:t>
+        <w:t xml:space="preserve">Journal of Industrial Ecology</w:t>
+      </w:r>
+      <w:r>
+        <w:t xml:space="preserve">, 29(3), pp.719–732. Available at: https://doi.org/10.1111/jiec.70008.</w:t>
       </w:r>
     </w:p>
     <w:p>
@@ -10392,7 +10397,7 @@
         <w:pStyle w:val="BodyText"/>
       </w:pPr>
       <w:r>
-        <w:t xml:space="preserve">Newcastle Herald, 2024b. Coalition government could seize Liddell for nuclear power plant; Dutton’s nuclear energy plan divides opinion in the Hunter.</w:t>
+        <w:t xml:space="preserve">Norton Rose Fulbright, 2025.</w:t>
       </w:r>
       <w:r>
         <w:t xml:space="preserve"> </w:t>
@@ -10402,10 +10407,10 @@
           <w:iCs/>
           <w:i/>
         </w:rPr>
-        <w:t xml:space="preserve">Newcastle Herald</w:t>
-      </w:r>
-      <w:r>
-        <w:t xml:space="preserve">. [online] Available at: https://newcastleherald.com.au/story/8670020/ and https://newcastleherald.com.au/story/8668177/ [Accessed 21 October 2026].</w:t>
+        <w:t xml:space="preserve">Key amendments to the Environment Protection Reform Act 2025 and their implications for the EPBC Act</w:t>
+      </w:r>
+      <w:r>
+        <w:t xml:space="preserve">. [online] Available at: https://www.nortonrosefulbright.com/en-au/knowledge/publications/df336551/key-amendments-to-the-environment-protection-reform-act-2025-and-their-implications-for-the-epbc-act [Accessed 20 October 2026].</w:t>
       </w:r>
     </w:p>
     <w:p>
@@ -10413,7 +10418,7 @@
         <w:pStyle w:val="BodyText"/>
       </w:pPr>
       <w:r>
-        <w:t xml:space="preserve">Newspoll, 2007. National survey on nuclear power, 2–4 March 2007 (n ≈ 1,200). Published in</w:t>
+        <w:t xml:space="preserve">NRMCA, 2021.</w:t>
       </w:r>
       <w:r>
         <w:t xml:space="preserve"> </w:t>
@@ -10423,10 +10428,10 @@
           <w:iCs/>
           <w:i/>
         </w:rPr>
-        <w:t xml:space="preserve">The Australian</w:t>
-      </w:r>
-      <w:r>
-        <w:t xml:space="preserve">.</w:t>
+        <w:t xml:space="preserve">Environmental Product Declaration EPD 20046: St Marys Cement, Bowmanville plant</w:t>
+      </w:r>
+      <w:r>
+        <w:t xml:space="preserve">. [pdf] Available at: https://www.nrmca.org/wp-content/uploads/2021/09/NRMCA_EPD20046StMarys_EPD_BOW_Sep2021.pdf.</w:t>
       </w:r>
     </w:p>
     <w:p>
@@ -10434,7 +10439,7 @@
         <w:pStyle w:val="BodyText"/>
       </w:pPr>
       <w:r>
-        <w:t xml:space="preserve">Ng, J.H.C., Vyawahare, P., Benavides, P.T., Gan, Y., Sun, P., Boardman, R., Marcinkoski, J. and Elgowainy, A., 2025. Life-cycle greenhouse gas emissions associated with nuclear power generation in the United States.</w:t>
+        <w:t xml:space="preserve">Nuclear Waste Management Organization, 2024a.</w:t>
       </w:r>
       <w:r>
         <w:t xml:space="preserve"> </w:t>
@@ -10444,10 +10449,10 @@
           <w:iCs/>
           <w:i/>
         </w:rPr>
-        <w:t xml:space="preserve">Journal of Industrial Ecology</w:t>
-      </w:r>
-      <w:r>
-        <w:t xml:space="preserve">, 29(3), pp.719–732. Available at: https://doi.org/10.1111/jiec.70008.</w:t>
+        <w:t xml:space="preserve">The Nuclear Waste Management Organization selects site for Canada’s deep geological repository for used nuclear fuel</w:t>
+      </w:r>
+      <w:r>
+        <w:t xml:space="preserve">. [news release] 28 November. Toronto: Nuclear Waste Management Organization. Available at: https://www.nwmo.ca/News/The-Nuclear-Waste-Management-Organization-selects-site-for-Canadas-deep-geological-repository [Accessed 21 October 2026].</w:t>
       </w:r>
     </w:p>
     <w:p>
@@ -10455,7 +10460,7 @@
         <w:pStyle w:val="BodyText"/>
       </w:pPr>
       <w:r>
-        <w:t xml:space="preserve">Norton Rose Fulbright, 2025.</w:t>
+        <w:t xml:space="preserve">Nuclear Waste Management Organization, 2024b.</w:t>
       </w:r>
       <w:r>
         <w:t xml:space="preserve"> </w:t>
@@ -10465,10 +10470,10 @@
           <w:iCs/>
           <w:i/>
         </w:rPr>
-        <w:t xml:space="preserve">Key amendments to the Environment Protection Reform Act 2025 and their implications for the EPBC Act</w:t>
-      </w:r>
-      <w:r>
-        <w:t xml:space="preserve">. [online] Available at: https://www.nortonrosefulbright.com/en-au/knowledge/publications/df336551/key-amendments-to-the-environment-protection-reform-act-2025-and-their-implications-for-the-epbc-act [Accessed 20 October 2026].</w:t>
+        <w:t xml:space="preserve">Implementing Adaptive Phased Management 2024–28: Selecting a site</w:t>
+      </w:r>
+      <w:r>
+        <w:t xml:space="preserve">. Available at: https://implementationplan.nwmo.ca/2024_28/selecting-a-site/ [Accessed 21 October 2026].</w:t>
       </w:r>
     </w:p>
     <w:p>
@@ -10476,7 +10481,7 @@
         <w:pStyle w:val="BodyText"/>
       </w:pPr>
       <w:r>
-        <w:t xml:space="preserve">NRMCA, 2021.</w:t>
+        <w:t xml:space="preserve">Nuclear Waste Management Organization, 2024c.</w:t>
       </w:r>
       <w:r>
         <w:t xml:space="preserve"> </w:t>
@@ -10486,10 +10491,10 @@
           <w:iCs/>
           <w:i/>
         </w:rPr>
-        <w:t xml:space="preserve">Environmental Product Declaration EPD 20046: St Marys Cement, Bowmanville plant</w:t>
-      </w:r>
-      <w:r>
-        <w:t xml:space="preserve">. [pdf] Available at: https://www.nrmca.org/wp-content/uploads/2021/09/NRMCA_EPD20046StMarys_EPD_BOW_Sep2021.pdf.</w:t>
+        <w:t xml:space="preserve">Mayor and Council of the Township of Ignace sign historic potential hosting agreement with the NWMO</w:t>
+      </w:r>
+      <w:r>
+        <w:t xml:space="preserve">. [news release] March. Available at: https://www.nwmo.ca/news/mayor-and-council-of-the-township-of-ignace-sign-historic–potential-hosting-agreement-with-the-nwmo [Accessed 21 October 2026].</w:t>
       </w:r>
     </w:p>
     <w:p>
@@ -10497,7 +10502,7 @@
         <w:pStyle w:val="BodyText"/>
       </w:pPr>
       <w:r>
-        <w:t xml:space="preserve">Nuclear Waste Management Organization, 2024a.</w:t>
+        <w:t xml:space="preserve">Nuclear Waste Management Organization, n.d.</w:t>
       </w:r>
       <w:r>
         <w:t xml:space="preserve"> </w:t>
@@ -10507,10 +10512,10 @@
           <w:iCs/>
           <w:i/>
         </w:rPr>
-        <w:t xml:space="preserve">The Nuclear Waste Management Organization selects site for Canada’s deep geological repository for used nuclear fuel</w:t>
-      </w:r>
-      <w:r>
-        <w:t xml:space="preserve">. [news release] 28 November. Toronto: Nuclear Waste Management Organization. Available at: https://www.nwmo.ca/News/The-Nuclear-Waste-Management-Organization-selects-site-for-Canadas-deep-geological-repository [Accessed 21 October 2026].</w:t>
+        <w:t xml:space="preserve">Project costs</w:t>
+      </w:r>
+      <w:r>
+        <w:t xml:space="preserve">. [online] Available at: https://www.nwmo.ca/Who-we-are/Funding/Project-Costs [Accessed 21 October 2026].</w:t>
       </w:r>
     </w:p>
     <w:p>
@@ -10518,7 +10523,7 @@
         <w:pStyle w:val="BodyText"/>
       </w:pPr>
       <w:r>
-        <w:t xml:space="preserve">Nuclear Waste Management Organization, 2024b.</w:t>
+        <w:t xml:space="preserve">NuScale Power Corporation, 2023.</w:t>
       </w:r>
       <w:r>
         <w:t xml:space="preserve"> </w:t>
@@ -10528,10 +10533,13 @@
           <w:iCs/>
           <w:i/>
         </w:rPr>
-        <w:t xml:space="preserve">Implementing Adaptive Phased Management 2024–28: Selecting a site</w:t>
-      </w:r>
-      <w:r>
-        <w:t xml:space="preserve">. Available at: https://implementationplan.nwmo.ca/2024_28/selecting-a-site/ [Accessed 21 October 2026].</w:t>
+        <w:t xml:space="preserve">Amendment No. 3 to Development Cost Reimbursement Agreement</w:t>
+      </w:r>
+      <w:r>
+        <w:t xml:space="preserve"> </w:t>
+      </w:r>
+      <w:r>
+        <w:t xml:space="preserve">[exhibit to Form 10-Q / 424B3]. Washington, DC: US Securities and Exchange Commission. Available at: https://www.sec.gov/Archives/edgar/data/1822966/000182296623000092/a101dcraamendment3execut.htm [Accessed 20 October 2026].</w:t>
       </w:r>
     </w:p>
     <w:p>
@@ -10539,7 +10547,7 @@
         <w:pStyle w:val="BodyText"/>
       </w:pPr>
       <w:r>
-        <w:t xml:space="preserve">Nuclear Waste Management Organization, 2024c.</w:t>
+        <w:t xml:space="preserve">NuScale Power Corporation, 2026.</w:t>
       </w:r>
       <w:r>
         <w:t xml:space="preserve"> </w:t>
@@ -10549,10 +10557,10 @@
           <w:iCs/>
           <w:i/>
         </w:rPr>
-        <w:t xml:space="preserve">Mayor and Council of the Township of Ignace sign historic potential hosting agreement with the NWMO</w:t>
-      </w:r>
-      <w:r>
-        <w:t xml:space="preserve">. [news release] March. Available at: https://www.nwmo.ca/news/mayor-and-council-of-the-township-of-ignace-sign-historic–potential-hosting-agreement-with-the-nwmo [Accessed 21 October 2026].</w:t>
+        <w:t xml:space="preserve">Form 10-K for the fiscal year ended 31 December 2025</w:t>
+      </w:r>
+      <w:r>
+        <w:t xml:space="preserve">. Washington, DC: US Securities and Exchange Commission. Available at: https://www.sec.gov/Archives/edgar/data/1822966/000182296626000018/smr-20251231.htm.</w:t>
       </w:r>
     </w:p>
     <w:p>
@@ -10560,7 +10568,7 @@
         <w:pStyle w:val="BodyText"/>
       </w:pPr>
       <w:r>
-        <w:t xml:space="preserve">Nuclear Waste Management Organization, n.d.</w:t>
+        <w:t xml:space="preserve">NuScale Power Corporation and Utah Associated Municipal Power Systems, 2023.</w:t>
       </w:r>
       <w:r>
         <w:t xml:space="preserve"> </w:t>
@@ -10570,10 +10578,13 @@
           <w:iCs/>
           <w:i/>
         </w:rPr>
-        <w:t xml:space="preserve">Project costs</w:t>
-      </w:r>
-      <w:r>
-        <w:t xml:space="preserve">. [online] Available at: https://www.nwmo.ca/Who-we-are/Funding/Project-Costs [Accessed 21 October 2026].</w:t>
+        <w:t xml:space="preserve">UAMPS and NuScale Power agree to terminate the Carbon Free Power Project</w:t>
+      </w:r>
+      <w:r>
+        <w:t xml:space="preserve"> </w:t>
+      </w:r>
+      <w:r>
+        <w:t xml:space="preserve">[joint press release, 8 November 2023]. Exhibit to NuScale Power Corporation Form 8-K. Washington, DC: US Securities and Exchange Commission. Available at: https://www.sec.gov/Archives/edgar/data/1822966/000182296623000256/uampsnuscalejointpressre.htm [Accessed 20 October 2026].</w:t>
       </w:r>
     </w:p>
     <w:p>
@@ -10581,7 +10592,7 @@
         <w:pStyle w:val="BodyText"/>
       </w:pPr>
       <w:r>
-        <w:t xml:space="preserve">NuScale Power Corporation, 2023.</w:t>
+        <w:t xml:space="preserve">OECD Nuclear Energy Agency and International Atomic Energy Agency, 2025.</w:t>
       </w:r>
       <w:r>
         <w:t xml:space="preserve"> </w:t>
@@ -10591,13 +10602,10 @@
           <w:iCs/>
           <w:i/>
         </w:rPr>
-        <w:t xml:space="preserve">Amendment No. 3 to Development Cost Reimbursement Agreement</w:t>
-      </w:r>
-      <w:r>
-        <w:t xml:space="preserve"> </w:t>
-      </w:r>
-      <w:r>
-        <w:t xml:space="preserve">[exhibit to Form 10-Q / 424B3]. Washington, DC: US Securities and Exchange Commission. Available at: https://www.sec.gov/Archives/edgar/data/1822966/000182296623000092/a101dcraamendment3execut.htm [Accessed 20 October 2026].</w:t>
+        <w:t xml:space="preserve">Uranium 2024: Resources, Production and Demand</w:t>
+      </w:r>
+      <w:r>
+        <w:t xml:space="preserve">. [pdf] Paris: OECD Publishing. Available at: https://www.oecd-nea.org/jcms/pl_103179/uranium-2024-resources-production-and-demand [Accessed 20 October 2026].</w:t>
       </w:r>
     </w:p>
     <w:p>
@@ -10605,7 +10613,7 @@
         <w:pStyle w:val="BodyText"/>
       </w:pPr>
       <w:r>
-        <w:t xml:space="preserve">NuScale Power Corporation, 2026.</w:t>
+        <w:t xml:space="preserve">OECD Nuclear Energy Agency and International Atomic Energy Agency, 2026.</w:t>
       </w:r>
       <w:r>
         <w:t xml:space="preserve"> </w:t>
@@ -10615,10 +10623,10 @@
           <w:iCs/>
           <w:i/>
         </w:rPr>
-        <w:t xml:space="preserve">Form 10-K for the fiscal year ended 31 December 2025</w:t>
-      </w:r>
-      <w:r>
-        <w:t xml:space="preserve">. Washington, DC: US Securities and Exchange Commission. Available at: https://www.sec.gov/Archives/edgar/data/1822966/000182296626000018/smr-20251231.htm.</w:t>
+        <w:t xml:space="preserve">Uranium 2026: Resources, Production and Demand</w:t>
+      </w:r>
+      <w:r>
+        <w:t xml:space="preserve">. [pdf] Paris: OECD Publishing. Available at: https://www.oecd-nea.org/jcms/pl_121658/uranium-2026-resources-production-and-demand [Accessed 20 October 2026].</w:t>
       </w:r>
     </w:p>
     <w:p>
@@ -10626,7 +10634,15 @@
         <w:pStyle w:val="BodyText"/>
       </w:pPr>
       <w:r>
-        <w:t xml:space="preserve">NuScale Power Corporation and Utah Associated Municipal Power Systems, 2023.</w:t>
+        <w:t xml:space="preserve">Ontario Power Generation, 2023. OPG selects first fuel suppliers for its small modular reactor. [press release] Toronto: Ontario Power Generation.</w:t>
+      </w:r>
+    </w:p>
+    <w:p>
+      <w:pPr>
+        <w:pStyle w:val="BodyText"/>
+      </w:pPr>
+      <w:r>
+        <w:t xml:space="preserve">Ontario Power Generation, 2025a.</w:t>
       </w:r>
       <w:r>
         <w:t xml:space="preserve"> </w:t>
@@ -10636,13 +10652,10 @@
           <w:iCs/>
           <w:i/>
         </w:rPr>
-        <w:t xml:space="preserve">UAMPS and NuScale Power agree to terminate the Carbon Free Power Project</w:t>
-      </w:r>
-      <w:r>
-        <w:t xml:space="preserve"> </w:t>
-      </w:r>
-      <w:r>
-        <w:t xml:space="preserve">[joint press release, 8 November 2023]. Exhibit to NuScale Power Corporation Form 8-K. Washington, DC: US Securities and Exchange Commission. Available at: https://www.sec.gov/Archives/edgar/data/1822966/000182296623000256/uampsnuscalejointpressre.htm [Accessed 20 October 2026].</w:t>
+        <w:t xml:space="preserve">OPG reports 2025 first quarter financial results</w:t>
+      </w:r>
+      <w:r>
+        <w:t xml:space="preserve">. [online] News release, 13 May. Toronto: Ontario Power Generation. Available at: https://www.opg.com/news-resources/newsroom/release/opg-reports-2025-first-quarter-financial-results/ [Accessed 20 October 2026].</w:t>
       </w:r>
     </w:p>
     <w:p>
@@ -10650,7 +10663,7 @@
         <w:pStyle w:val="BodyText"/>
       </w:pPr>
       <w:r>
-        <w:t xml:space="preserve">OECD Nuclear Energy Agency and International Atomic Energy Agency, 2025.</w:t>
+        <w:t xml:space="preserve">Ontario Power Generation, 2025b.</w:t>
       </w:r>
       <w:r>
         <w:t xml:space="preserve"> </w:t>
@@ -10660,10 +10673,13 @@
           <w:iCs/>
           <w:i/>
         </w:rPr>
-        <w:t xml:space="preserve">Uranium 2024: Resources, Production and Demand</w:t>
-      </w:r>
-      <w:r>
-        <w:t xml:space="preserve">. [pdf] Paris: OECD Publishing. Available at: https://www.oecd-nea.org/jcms/pl_103179/uranium-2024-resources-production-and-demand [Accessed 20 October 2026].</w:t>
+        <w:t xml:space="preserve">EB-2025-0297, Exhibit D2, Tab 4, Schedule 1: Darlington New Nuclear Project overview</w:t>
+      </w:r>
+      <w:r>
+        <w:t xml:space="preserve"> </w:t>
+      </w:r>
+      <w:r>
+        <w:t xml:space="preserve">(updated 21 May 2026). [pdf] Filed with the Ontario Energy Board. Available at: https://files.opg.com/wp-content/uploads/2026/05/D2-04-01-Darlington-New-Nuclear-Project-Overview_Updated_20260521_260522_191835.pdf [Accessed 20 October 2026].</w:t>
       </w:r>
     </w:p>
     <w:p>
@@ -10671,15 +10687,7 @@
         <w:pStyle w:val="BodyText"/>
       </w:pPr>
       <w:r>
-        <w:t xml:space="preserve">Ontario Power Generation, 2023. OPG selects first fuel suppliers for its small modular reactor. [press release] Toronto: Ontario Power Generation.</w:t>
-      </w:r>
-    </w:p>
-    <w:p>
-      <w:pPr>
-        <w:pStyle w:val="BodyText"/>
-      </w:pPr>
-      <w:r>
-        <w:t xml:space="preserve">Ontario Power Generation, 2025a.</w:t>
+        <w:t xml:space="preserve">Ontario Power Generation, 2025c.</w:t>
       </w:r>
       <w:r>
         <w:t xml:space="preserve"> </w:t>
@@ -10689,10 +10697,10 @@
           <w:iCs/>
           <w:i/>
         </w:rPr>
-        <w:t xml:space="preserve">OPG reports 2025 first quarter financial results</w:t>
-      </w:r>
-      <w:r>
-        <w:t xml:space="preserve">. [online] News release, 13 May. Toronto: Ontario Power Generation. Available at: https://www.opg.com/news-resources/newsroom/release/opg-reports-2025-first-quarter-financial-results/ [Accessed 20 October 2026].</w:t>
+        <w:t xml:space="preserve">Darlington New Nuclear Project construction update</w:t>
+      </w:r>
+      <w:r>
+        <w:t xml:space="preserve">. [online] Available at: https://www.opg.com/projects-services/projects/nuclear/smr/darlington-smr/.</w:t>
       </w:r>
     </w:p>
     <w:p>
@@ -10700,7 +10708,7 @@
         <w:pStyle w:val="BodyText"/>
       </w:pPr>
       <w:r>
-        <w:t xml:space="preserve">Ontario Power Generation, 2025b.</w:t>
+        <w:t xml:space="preserve">Ontario Power Generation, 2026a.</w:t>
       </w:r>
       <w:r>
         <w:t xml:space="preserve"> </w:t>
@@ -10710,13 +10718,10 @@
           <w:iCs/>
           <w:i/>
         </w:rPr>
-        <w:t xml:space="preserve">EB-2025-0297, Exhibit D2, Tab 4, Schedule 1: Darlington New Nuclear Project overview</w:t>
-      </w:r>
-      <w:r>
-        <w:t xml:space="preserve"> </w:t>
-      </w:r>
-      <w:r>
-        <w:t xml:space="preserve">(updated 21 May 2026). [pdf] Filed with the Ontario Energy Board. Available at: https://files.opg.com/wp-content/uploads/2026/05/D2-04-01-Darlington-New-Nuclear-Project-Overview_Updated_20260521_260522_191835.pdf [Accessed 20 October 2026].</w:t>
+        <w:t xml:space="preserve">OPG reports 2026 first quarter financial results</w:t>
+      </w:r>
+      <w:r>
+        <w:t xml:space="preserve">. [online] Available at: https://www.opg.com/news-resources/newsroom/release/opg-reports-2026-first-quarter-financial-results/ [Accessed 20 October 2026].</w:t>
       </w:r>
     </w:p>
     <w:p>
@@ -10724,7 +10729,15 @@
         <w:pStyle w:val="BodyText"/>
       </w:pPr>
       <w:r>
-        <w:t xml:space="preserve">Ontario Power Generation, 2025c.</w:t>
+        <w:t xml:space="preserve">Ontario Power Generation, 2026b. Interrogatory response giving the Darlington New Nuclear Project levelised cost, EB-2025-0297. Filed with the Ontario Energy Board.</w:t>
+      </w:r>
+    </w:p>
+    <w:p>
+      <w:pPr>
+        <w:pStyle w:val="BodyText"/>
+      </w:pPr>
+      <w:r>
+        <w:t xml:space="preserve">Parker, D.J., McNaughton, C.S. and Sparrow, G.A., 2016. Life cycle greenhouse gas emissions from uranium mining and milling in Canada.</w:t>
       </w:r>
       <w:r>
         <w:t xml:space="preserve"> </w:t>
@@ -10734,10 +10747,10 @@
           <w:iCs/>
           <w:i/>
         </w:rPr>
-        <w:t xml:space="preserve">Darlington New Nuclear Project construction update</w:t>
-      </w:r>
-      <w:r>
-        <w:t xml:space="preserve">. [online] Available at: https://www.opg.com/projects-services/projects/nuclear/smr/darlington-smr/.</w:t>
+        <w:t xml:space="preserve">Environmental Science &amp; Technology</w:t>
+      </w:r>
+      <w:r>
+        <w:t xml:space="preserve">, 50(17), pp.9746–9753. Available at: https://pubs.acs.org/doi/10.1021/acs.est.5b06072.</w:t>
       </w:r>
     </w:p>
     <w:p>
@@ -10745,7 +10758,7 @@
         <w:pStyle w:val="BodyText"/>
       </w:pPr>
       <w:r>
-        <w:t xml:space="preserve">Ontario Power Generation, 2026a.</w:t>
+        <w:t xml:space="preserve">Parliament of Australia, 2026.</w:t>
       </w:r>
       <w:r>
         <w:t xml:space="preserve"> </w:t>
@@ -10755,10 +10768,10 @@
           <w:iCs/>
           <w:i/>
         </w:rPr>
-        <w:t xml:space="preserve">OPG reports 2026 first quarter financial results</w:t>
-      </w:r>
-      <w:r>
-        <w:t xml:space="preserve">. [online] Available at: https://www.opg.com/news-resources/newsroom/release/opg-reports-2026-first-quarter-financial-results/ [Accessed 20 October 2026].</w:t>
+        <w:t xml:space="preserve">Senate composition</w:t>
+      </w:r>
+      <w:r>
+        <w:t xml:space="preserve">. [online] Available at: https://www.aph.gov.au/Senators_and_Members/Senators/Senate_composition [Accessed 20 October 2026].</w:t>
       </w:r>
     </w:p>
     <w:p>
@@ -10766,15 +10779,7 @@
         <w:pStyle w:val="BodyText"/>
       </w:pPr>
       <w:r>
-        <w:t xml:space="preserve">Ontario Power Generation, 2026b. Interrogatory response giving the Darlington New Nuclear Project levelised cost, EB-2025-0297. Filed with the Ontario Energy Board.</w:t>
-      </w:r>
-    </w:p>
-    <w:p>
-      <w:pPr>
-        <w:pStyle w:val="BodyText"/>
-      </w:pPr>
-      <w:r>
-        <w:t xml:space="preserve">Parker, D.J., McNaughton, C.S. and Sparrow, G.A., 2016. Life cycle greenhouse gas emissions from uranium mining and milling in Canada.</w:t>
+        <w:t xml:space="preserve">Parliament of New South Wales, 2025.</w:t>
       </w:r>
       <w:r>
         <w:t xml:space="preserve"> </w:t>
@@ -10784,10 +10789,10 @@
           <w:iCs/>
           <w:i/>
         </w:rPr>
-        <w:t xml:space="preserve">Environmental Science &amp; Technology</w:t>
-      </w:r>
-      <w:r>
-        <w:t xml:space="preserve">, 50(17), pp.9746–9753. Available at: https://pubs.acs.org/doi/10.1021/acs.est.5b06072.</w:t>
+        <w:t xml:space="preserve">Uranium Mining and Nuclear Facilities (Prohibitions) Repeal Bill 2025</w:t>
+      </w:r>
+      <w:r>
+        <w:t xml:space="preserve">: bill details. [online] Available at: https://www.parliament.nsw.gov.au/bills/Pages/bill-details.aspx?pk=18833 [Accessed 20 October 2026].</w:t>
       </w:r>
     </w:p>
     <w:p>
@@ -10795,7 +10800,7 @@
         <w:pStyle w:val="BodyText"/>
       </w:pPr>
       <w:r>
-        <w:t xml:space="preserve">Parliament of Australia, 2026.</w:t>
+        <w:t xml:space="preserve">Parliament of New South Wales, 2026.</w:t>
       </w:r>
       <w:r>
         <w:t xml:space="preserve"> </w:t>
@@ -10805,10 +10810,10 @@
           <w:iCs/>
           <w:i/>
         </w:rPr>
-        <w:t xml:space="preserve">Senate composition</w:t>
-      </w:r>
-      <w:r>
-        <w:t xml:space="preserve">. [online] Available at: https://www.aph.gov.au/Senators_and_Members/Senators/Senate_composition [Accessed 20 October 2026].</w:t>
+        <w:t xml:space="preserve">Legislative Assembly Notice Paper</w:t>
+      </w:r>
+      <w:r>
+        <w:t xml:space="preserve">. [pdf] Available at: https://files.parliament.nsw.gov.au/fileapi/ParlFiles/GetArtifact/170%20NOM%20(combined).pdf?serverRelativeUrl=%2Fhp%2Fhousepaper%2F31312%2F170+NOM+%28combined%29.pdf [Accessed 20 October 2026].</w:t>
       </w:r>
     </w:p>
     <w:p>
@@ -10816,7 +10821,7 @@
         <w:pStyle w:val="BodyText"/>
       </w:pPr>
       <w:r>
-        <w:t xml:space="preserve">Parliament of New South Wales, 2025.</w:t>
+        <w:t xml:space="preserve">Parliamentary Library, 2024.</w:t>
       </w:r>
       <w:r>
         <w:t xml:space="preserve"> </w:t>
@@ -10826,10 +10831,10 @@
           <w:iCs/>
           <w:i/>
         </w:rPr>
-        <w:t xml:space="preserve">Uranium Mining and Nuclear Facilities (Prohibitions) Repeal Bill 2025</w:t>
-      </w:r>
-      <w:r>
-        <w:t xml:space="preserve">: bill details. [online] Available at: https://www.parliament.nsw.gov.au/bills/Pages/bill-details.aspx?pk=18833 [Accessed 20 October 2026].</w:t>
+        <w:t xml:space="preserve">Current prohibitions on nuclear activities in Australia: a quick guide</w:t>
+      </w:r>
+      <w:r>
+        <w:t xml:space="preserve">. Research Paper Series 2023–24, Quick Guide. [online] Canberra: Parliamentary Library, Parliament of Australia, 30 May. Available at: https://www.aph.gov.au/About_Parliament/Parliamentary_departments/Parliamentary_Library/Research/Quick_Guides/2023-24/NuclearActivitiesProhibitions [Accessed 21 October 2026].</w:t>
       </w:r>
     </w:p>
     <w:p>
@@ -10837,7 +10842,7 @@
         <w:pStyle w:val="BodyText"/>
       </w:pPr>
       <w:r>
-        <w:t xml:space="preserve">Parliament of New South Wales, Legislative Assembly, 2026.</w:t>
+        <w:t xml:space="preserve">Peterson, P.F., Zhao, H. and Petroski, R., 2005.</w:t>
       </w:r>
       <w:r>
         <w:t xml:space="preserve"> </w:t>
@@ -10847,10 +10852,13 @@
           <w:iCs/>
           <w:i/>
         </w:rPr>
-        <w:t xml:space="preserve">Notice Paper</w:t>
-      </w:r>
-      <w:r>
-        <w:t xml:space="preserve">. [pdf] Available at: https://files.parliament.nsw.gov.au/fileapi/ParlFiles/GetArtifact/170%20NOM%20(combined).pdf?serverRelativeUrl=%2Fhp%2Fhousepaper%2F31312%2F170+NOM+%28combined%29.pdf [Accessed 20 October 2026].</w:t>
+        <w:t xml:space="preserve">Metal and concrete inputs for several nuclear power plants</w:t>
+      </w:r>
+      <w:r>
+        <w:t xml:space="preserve"> </w:t>
+      </w:r>
+      <w:r>
+        <w:t xml:space="preserve">(UCBTH-05-001). [pdf] Berkeley: University of California, Berkeley. Available at: https://fhr.nuc.berkeley.edu/wp-content/uploads/2014/10/05-001-A_Material_input.pdf.</w:t>
       </w:r>
     </w:p>
     <w:p>
@@ -10858,7 +10866,7 @@
         <w:pStyle w:val="BodyText"/>
       </w:pPr>
       <w:r>
-        <w:t xml:space="preserve">Parliamentary Library, 2023.</w:t>
+        <w:t xml:space="preserve">Pillai, R.G. et al., 2019. Service life and life cycle assessment of reinforced concrete systems with limestone calcined clay cement (LC³).</w:t>
       </w:r>
       <w:r>
         <w:t xml:space="preserve"> </w:t>
@@ -10868,13 +10876,10 @@
           <w:iCs/>
           <w:i/>
         </w:rPr>
-        <w:t xml:space="preserve">Australian Naval Nuclear Power Safety Bill 2023</w:t>
-      </w:r>
-      <w:r>
-        <w:t xml:space="preserve"> </w:t>
-      </w:r>
-      <w:r>
-        <w:t xml:space="preserve">[and related bill], Bills Digest No. 32, 2023–24. [online] Canberra: Parliament of Australia. Available at: https://aph.gov.au/Parliamentary_Business/Bills_Legislation/bd/bd2324a/24bd32 [Accessed 20 October 2026].</w:t>
+        <w:t xml:space="preserve">Cement and Concrete Research</w:t>
+      </w:r>
+      <w:r>
+        <w:t xml:space="preserve">, 118, pp.111–119. Available at: https://doi.org/10.1016/j.cemconres.2018.11.019.</w:t>
       </w:r>
     </w:p>
     <w:p>
@@ -10882,7 +10887,7 @@
         <w:pStyle w:val="BodyText"/>
       </w:pPr>
       <w:r>
-        <w:t xml:space="preserve">Parliamentary Library, 2024.</w:t>
+        <w:t xml:space="preserve">Power Engineering, 2023. OPG selects first fuel suppliers for its small modular reactors.</w:t>
       </w:r>
       <w:r>
         <w:t xml:space="preserve"> </w:t>
@@ -10892,10 +10897,10 @@
           <w:iCs/>
           <w:i/>
         </w:rPr>
-        <w:t xml:space="preserve">Current prohibitions on nuclear activities in Australia: a quick guide</w:t>
-      </w:r>
-      <w:r>
-        <w:t xml:space="preserve">. Research Paper Series 2023–24, Quick Guide. [online] Canberra: Parliamentary Library, Parliament of Australia, 30 May. Available at: https://www.aph.gov.au/About_Parliament/Parliamentary_departments/Parliamentary_Library/Research/Quick_Guides/2023-24/NuclearActivitiesProhibitions [Accessed 21 October 2026].</w:t>
+        <w:t xml:space="preserve">Power Engineering</w:t>
+      </w:r>
+      <w:r>
+        <w:t xml:space="preserve">. [online] Available at: https://www.power-eng.com/nuclear/smrs/opg-selects-first-fuel-suppliers-for-its-small-modular-reactors/.</w:t>
       </w:r>
     </w:p>
     <w:p>
@@ -10903,7 +10908,7 @@
         <w:pStyle w:val="BodyText"/>
       </w:pPr>
       <w:r>
-        <w:t xml:space="preserve">Peterson, P.F., Zhao, H. and Petroski, R., 2005.</w:t>
+        <w:t xml:space="preserve">Power Workers’ Union, 2021.</w:t>
       </w:r>
       <w:r>
         <w:t xml:space="preserve"> </w:t>
@@ -10913,13 +10918,10 @@
           <w:iCs/>
           <w:i/>
         </w:rPr>
-        <w:t xml:space="preserve">Metal and concrete inputs for several nuclear power plants</w:t>
-      </w:r>
-      <w:r>
-        <w:t xml:space="preserve"> </w:t>
-      </w:r>
-      <w:r>
-        <w:t xml:space="preserve">(UCBTH-05-001). [pdf] Berkeley: University of California, Berkeley. Available at: https://fhr.nuc.berkeley.edu/wp-content/uploads/2014/10/05-001-A_Material_input.pdf.</w:t>
+        <w:t xml:space="preserve">Written submission in support of OPG’s application to renew the Darlington power reactor operating licence</w:t>
+      </w:r>
+      <w:r>
+        <w:t xml:space="preserve">, CMD 21-H4.38. Available at: https://api.cnsc-ccsn.gc.ca/dms/digital-medias/CMD21-H4-38.pdf/object [Accessed 21 October 2026].</w:t>
       </w:r>
     </w:p>
     <w:p>
@@ -10927,7 +10929,7 @@
         <w:pStyle w:val="BodyText"/>
       </w:pPr>
       <w:r>
-        <w:t xml:space="preserve">Pillai, R.G. et al., 2019. Service life and life cycle assessment of reinforced concrete systems with limestone calcined clay cement (LC³).</w:t>
+        <w:t xml:space="preserve">Rao, P., Kaffine, D.T. and Hodge, B.-M., 2026.</w:t>
       </w:r>
       <w:r>
         <w:t xml:space="preserve"> </w:t>
@@ -10937,10 +10939,10 @@
           <w:iCs/>
           <w:i/>
         </w:rPr>
-        <w:t xml:space="preserve">Cement and Concrete Research</w:t>
-      </w:r>
-      <w:r>
-        <w:t xml:space="preserve">, 118, pp.111–119. Available at: https://doi.org/10.1016/j.cemconres.2018.11.019.</w:t>
+        <w:t xml:space="preserve">The consequences of high SMR operating costs in electricity markets</w:t>
+      </w:r>
+      <w:r>
+        <w:t xml:space="preserve">. arXiv preprint 2609.08929. Available at: https://arxiv.org/pdf/2609.08929.</w:t>
       </w:r>
     </w:p>
     <w:p>
@@ -10948,7 +10950,7 @@
         <w:pStyle w:val="BodyText"/>
       </w:pPr>
       <w:r>
-        <w:t xml:space="preserve">Power Workers’ Union, 2021.</w:t>
+        <w:t xml:space="preserve">Reserve Bank of Australia, 2025.</w:t>
       </w:r>
       <w:r>
         <w:t xml:space="preserve"> </w:t>
@@ -10958,10 +10960,10 @@
           <w:iCs/>
           <w:i/>
         </w:rPr>
-        <w:t xml:space="preserve">Written submission in support of OPG’s application to renew the Darlington power reactor operating licence</w:t>
-      </w:r>
-      <w:r>
-        <w:t xml:space="preserve">, CMD 21-H4.38. Available at: https://api.cnsc-ccsn.gc.ca/dms/digital-medias/CMD21-H4-38.pdf/object [Accessed 21 October 2026].</w:t>
+        <w:t xml:space="preserve">Historical Data: Exchange Rates (F11)</w:t>
+      </w:r>
+      <w:r>
+        <w:t xml:space="preserve">. [online] Sydney: Reserve Bank of Australia.</w:t>
       </w:r>
     </w:p>
     <w:p>
@@ -10969,7 +10971,7 @@
         <w:pStyle w:val="BodyText"/>
       </w:pPr>
       <w:r>
-        <w:t xml:space="preserve">Rao, P., Kaffine, D.T. and Hodge, B.-M., 2026.</w:t>
+        <w:t xml:space="preserve">Ritchie, H., 2020.</w:t>
       </w:r>
       <w:r>
         <w:t xml:space="preserve"> </w:t>
@@ -10979,10 +10981,13 @@
           <w:iCs/>
           <w:i/>
         </w:rPr>
-        <w:t xml:space="preserve">The consequences of high SMR operating costs in electricity markets</w:t>
-      </w:r>
-      <w:r>
-        <w:t xml:space="preserve">. arXiv preprint 2609.08929. Available at: https://arxiv.org/pdf/2609.08929.</w:t>
+        <w:t xml:space="preserve">What are the safest and cleanest sources of energy?</w:t>
+      </w:r>
+      <w:r>
+        <w:t xml:space="preserve"> </w:t>
+      </w:r>
+      <w:r>
+        <w:t xml:space="preserve">[online] Our World in Data. Available at: https://ourworldindata.org/safest-sources-of-energy [Accessed 20 October 2026].</w:t>
       </w:r>
     </w:p>
     <w:p>
@@ -10990,7 +10995,7 @@
         <w:pStyle w:val="BodyText"/>
       </w:pPr>
       <w:r>
-        <w:t xml:space="preserve">Reserve Bank of Australia, 2025.</w:t>
+        <w:t xml:space="preserve">Schlissel, D., 2023.</w:t>
       </w:r>
       <w:r>
         <w:t xml:space="preserve"> </w:t>
@@ -11000,10 +11005,10 @@
           <w:iCs/>
           <w:i/>
         </w:rPr>
-        <w:t xml:space="preserve">Historical Data: Exchange Rates (F11)</w:t>
-      </w:r>
-      <w:r>
-        <w:t xml:space="preserve">. [online] Sydney: Reserve Bank of Australia.</w:t>
+        <w:t xml:space="preserve">Eye-popping new cost estimates released for NuScale small modular reactor</w:t>
+      </w:r>
+      <w:r>
+        <w:t xml:space="preserve">. Institute for Energy Economics and Financial Analysis. Available at: https://ieefa.org/resources/eye-popping-new-cost-estimates-released-nuscale-small-modular-reactor.</w:t>
       </w:r>
     </w:p>
     <w:p>
@@ -11011,7 +11016,7 @@
         <w:pStyle w:val="BodyText"/>
       </w:pPr>
       <w:r>
-        <w:t xml:space="preserve">Ritchie, H., 2020.</w:t>
+        <w:t xml:space="preserve">Schlömer, S. et al., 2014. Annex III: Technology-specific cost and performance parameters. In:</w:t>
       </w:r>
       <w:r>
         <w:t xml:space="preserve"> </w:t>
@@ -11021,13 +11026,10 @@
           <w:iCs/>
           <w:i/>
         </w:rPr>
-        <w:t xml:space="preserve">What are the safest and cleanest sources of energy?</w:t>
-      </w:r>
-      <w:r>
-        <w:t xml:space="preserve"> </w:t>
-      </w:r>
-      <w:r>
-        <w:t xml:space="preserve">[online] Our World in Data. Available at: https://ourworldindata.org/safest-sources-of-energy [Accessed 20 October 2026].</w:t>
+        <w:t xml:space="preserve">Climate Change 2014: Mitigation of Climate Change. Contribution of Working Group III to the Fifth Assessment Report of the Intergovernmental Panel on Climate Change</w:t>
+      </w:r>
+      <w:r>
+        <w:t xml:space="preserve">. Cambridge: Cambridge University Press.</w:t>
       </w:r>
     </w:p>
     <w:p>
@@ -11035,7 +11037,7 @@
         <w:pStyle w:val="BodyText"/>
       </w:pPr>
       <w:r>
-        <w:t xml:space="preserve">Schlissel, D., 2023.</w:t>
+        <w:t xml:space="preserve">Scrivener, K., Martirena, F., Bishnoi, S. and Maity, S., 2018. Calcined clay limestone cements (LC3).</w:t>
       </w:r>
       <w:r>
         <w:t xml:space="preserve"> </w:t>
@@ -11045,10 +11047,10 @@
           <w:iCs/>
           <w:i/>
         </w:rPr>
-        <w:t xml:space="preserve">Eye-popping new cost estimates released for NuScale small modular reactor</w:t>
-      </w:r>
-      <w:r>
-        <w:t xml:space="preserve">. Institute for Energy Economics and Financial Analysis. Available at: https://ieefa.org/resources/eye-popping-new-cost-estimates-released-nuscale-small-modular-reactor.</w:t>
+        <w:t xml:space="preserve">Cement and Concrete Research</w:t>
+      </w:r>
+      <w:r>
+        <w:t xml:space="preserve">, 114, pp.49–56. Available at: https://doi.org/10.1016/j.cemconres.2017.08.017.</w:t>
       </w:r>
     </w:p>
     <w:p>
@@ -11056,7 +11058,7 @@
         <w:pStyle w:val="BodyText"/>
       </w:pPr>
       <w:r>
-        <w:t xml:space="preserve">Schlömer, S. et al., 2014. Annex III: Technology-specific cost and performance parameters. In:</w:t>
+        <w:t xml:space="preserve">Senate Environment and Communications Legislation Committee, 2023.</w:t>
       </w:r>
       <w:r>
         <w:t xml:space="preserve"> </w:t>
@@ -11066,10 +11068,10 @@
           <w:iCs/>
           <w:i/>
         </w:rPr>
-        <w:t xml:space="preserve">Climate Change 2014: Mitigation of Climate Change. Contribution of Working Group III to the Fifth Assessment Report of the Intergovernmental Panel on Climate Change</w:t>
-      </w:r>
-      <w:r>
-        <w:t xml:space="preserve">. Cambridge: Cambridge University Press.</w:t>
+        <w:t xml:space="preserve">Environment and Other Legislation Amendment (Removing Nuclear Energy Prohibitions) Bill 2022 [Provisions]</w:t>
+      </w:r>
+      <w:r>
+        <w:t xml:space="preserve">. [online] Canberra: Parliament of Australia. Available at: https://www.aph.gov.au/Parliamentary_Business/Committees/Senate/Environment_and_Communications/Nuclearprohibitions [Accessed 20 October 2026].</w:t>
       </w:r>
     </w:p>
     <w:p>
@@ -11077,7 +11079,23 @@
         <w:pStyle w:val="BodyText"/>
       </w:pPr>
       <w:r>
-        <w:t xml:space="preserve">Scrivener, K., Martirena, F., Bishnoi, S. and Maity, S., 2018. Calcined clay limestone cements (LC3).</w:t>
+        <w:t xml:space="preserve">Silex Systems Limited, 2025. [ASX announcement on the NRC’s acceptance of GLE’s Paducah licence application], 6 August. Sydney: ASX. Available at: https://announcements.asx.com.au/asxpdf/20250806/pdf/06mkwks19y2zck.pdf.</w:t>
+      </w:r>
+    </w:p>
+    <w:p>
+      <w:pPr>
+        <w:pStyle w:val="BodyText"/>
+      </w:pPr>
+      <w:r>
+        <w:t xml:space="preserve">Silex Systems Limited, 2026. [ASX announcement on Cameco’s offtake agreement for the Paducah Laser Enrichment Facility], 16 September. Sydney: ASX.</w:t>
+      </w:r>
+    </w:p>
+    <w:p>
+      <w:pPr>
+        <w:pStyle w:val="BodyText"/>
+      </w:pPr>
+      <w:r>
+        <w:t xml:space="preserve">Slag Cement Association, n.d.</w:t>
       </w:r>
       <w:r>
         <w:t xml:space="preserve"> </w:t>
@@ -11087,10 +11105,13 @@
           <w:iCs/>
           <w:i/>
         </w:rPr>
-        <w:t xml:space="preserve">Cement and Concrete Research</w:t>
-      </w:r>
-      <w:r>
-        <w:t xml:space="preserve">, 114, pp.49–56. Available at: https://doi.org/10.1016/j.cemconres.2017.08.017.</w:t>
+        <w:t xml:space="preserve">Industry-average EPD for slag cement</w:t>
+      </w:r>
+      <w:r>
+        <w:t xml:space="preserve"> </w:t>
+      </w:r>
+      <w:r>
+        <w:t xml:space="preserve">(USA and Canada). [pdf] Available at: https://www.lafarge.ca/sites/canada/files/images/sca_epd_for_slag_cement.pdf.</w:t>
       </w:r>
     </w:p>
     <w:p>
@@ -11098,7 +11119,7 @@
         <w:pStyle w:val="BodyText"/>
       </w:pPr>
       <w:r>
-        <w:t xml:space="preserve">Senate Environment and Communications Legislation Committee, 2023.</w:t>
+        <w:t xml:space="preserve">Slovic, P., 1987. Perception of risk.</w:t>
       </w:r>
       <w:r>
         <w:t xml:space="preserve"> </w:t>
@@ -11108,10 +11129,10 @@
           <w:iCs/>
           <w:i/>
         </w:rPr>
-        <w:t xml:space="preserve">Environment and Other Legislation Amendment (Removing Nuclear Energy Prohibitions) Bill 2022 [Provisions]</w:t>
-      </w:r>
-      <w:r>
-        <w:t xml:space="preserve">. [online] Canberra: Parliament of Australia. Available at: https://www.aph.gov.au/Parliamentary_Business/Committees/Senate/Environment_and_Communications/Nuclearprohibitions [Accessed 20 October 2026].</w:t>
+        <w:t xml:space="preserve">Science</w:t>
+      </w:r>
+      <w:r>
+        <w:t xml:space="preserve">, 236(4799), pp.280–285.</w:t>
       </w:r>
     </w:p>
     <w:p>
@@ -11119,7 +11140,7 @@
         <w:pStyle w:val="BodyText"/>
       </w:pPr>
       <w:r>
-        <w:t xml:space="preserve">Slag Cement Association, n.d.</w:t>
+        <w:t xml:space="preserve">Steigerwald, B., Weibezahn, J., Slowik, M. and von Hirschhausen, C., 2023. Uncertainties in estimating production costs of future nuclear technologies: a model-based analysis of small modular reactors.</w:t>
       </w:r>
       <w:r>
         <w:t xml:space="preserve"> </w:t>
@@ -11129,13 +11150,10 @@
           <w:iCs/>
           <w:i/>
         </w:rPr>
-        <w:t xml:space="preserve">Industry-average EPD for slag cement</w:t>
-      </w:r>
-      <w:r>
-        <w:t xml:space="preserve"> </w:t>
-      </w:r>
-      <w:r>
-        <w:t xml:space="preserve">(USA and Canada). [pdf] Available at: https://www.lafarge.ca/sites/canada/files/images/sca_epd_for_slag_cement.pdf.</w:t>
+        <w:t xml:space="preserve">Energy</w:t>
+      </w:r>
+      <w:r>
+        <w:t xml:space="preserve">, 281, 128204.</w:t>
       </w:r>
     </w:p>
     <w:p>
@@ -11143,7 +11161,7 @@
         <w:pStyle w:val="BodyText"/>
       </w:pPr>
       <w:r>
-        <w:t xml:space="preserve">Slovic, P., 1987. Perception of risk.</w:t>
+        <w:t xml:space="preserve">Sun, Y. and Kurosaki, K., 2025.</w:t>
       </w:r>
       <w:r>
         <w:t xml:space="preserve"> </w:t>
@@ -11153,10 +11171,10 @@
           <w:iCs/>
           <w:i/>
         </w:rPr>
-        <w:t xml:space="preserve">Science</w:t>
-      </w:r>
-      <w:r>
-        <w:t xml:space="preserve">, 236(4799), pp.280–285.</w:t>
+        <w:t xml:space="preserve">Technical overview of recent developments in small modular reactors in the United States</w:t>
+      </w:r>
+      <w:r>
+        <w:t xml:space="preserve">. arXiv:2504.02599 [physics.soc-ph]. Available at: https://arxiv.org/abs/2504.02599.</w:t>
       </w:r>
     </w:p>
     <w:p>
@@ -11164,7 +11182,7 @@
         <w:pStyle w:val="BodyText"/>
       </w:pPr>
       <w:r>
-        <w:t xml:space="preserve">Steigerwald, B., Weibezahn, J., Slowik, M. and von Hirschhausen, C., 2023. Uncertainties in estimating production costs of future nuclear technologies: a model-based analysis of small modular reactors.</w:t>
+        <w:t xml:space="preserve">Treasury Board of Canada Secretariat, 2022.</w:t>
       </w:r>
       <w:r>
         <w:t xml:space="preserve"> </w:t>
@@ -11174,10 +11192,13 @@
           <w:iCs/>
           <w:i/>
         </w:rPr>
-        <w:t xml:space="preserve">Energy</w:t>
-      </w:r>
-      <w:r>
-        <w:t xml:space="preserve">, 281, 128204.</w:t>
+        <w:t xml:space="preserve">Standard on Embodied Carbon in Construction</w:t>
+      </w:r>
+      <w:r>
+        <w:t xml:space="preserve"> </w:t>
+      </w:r>
+      <w:r>
+        <w:t xml:space="preserve">(amended 20 March 2025). [online] Ottawa: Treasury Board of Canada Secretariat. Available at: https://www.tbs-sct.canada.ca/pol/doc-eng.aspx?id=32814 [Accessed 20 October 2026].</w:t>
       </w:r>
     </w:p>
     <w:p>
@@ -11185,7 +11206,7 @@
         <w:pStyle w:val="BodyText"/>
       </w:pPr>
       <w:r>
-        <w:t xml:space="preserve">Sun, Y. and Kurosaki, K., 2025.</w:t>
+        <w:t xml:space="preserve">United Nations Economic Commission for Europe, 2021.</w:t>
       </w:r>
       <w:r>
         <w:t xml:space="preserve"> </w:t>
@@ -11195,10 +11216,10 @@
           <w:iCs/>
           <w:i/>
         </w:rPr>
-        <w:t xml:space="preserve">Technical overview of recent developments in small modular reactors in the United States</w:t>
-      </w:r>
-      <w:r>
-        <w:t xml:space="preserve">. arXiv:2504.02599 [physics.soc-ph]. Available at: https://arxiv.org/abs/2504.02599.</w:t>
+        <w:t xml:space="preserve">Carbon Neutrality in the UNECE Region: Integrated Life-cycle Assessment of Electricity Sources</w:t>
+      </w:r>
+      <w:r>
+        <w:t xml:space="preserve">. ECE/ENERGY/141. Geneva: United Nations. Available at: https://unece.org/sites/default/files/2021-10/LCA-2.pdf [Accessed 20 October 2026].</w:t>
       </w:r>
     </w:p>
     <w:p>
@@ -11206,7 +11227,7 @@
         <w:pStyle w:val="BodyText"/>
       </w:pPr>
       <w:r>
-        <w:t xml:space="preserve">Treasury Board of Canada Secretariat, 2022.</w:t>
+        <w:t xml:space="preserve">United States Congress, 2024.</w:t>
       </w:r>
       <w:r>
         <w:t xml:space="preserve"> </w:t>
@@ -11216,13 +11237,10 @@
           <w:iCs/>
           <w:i/>
         </w:rPr>
-        <w:t xml:space="preserve">Standard on Embodied Carbon in Construction</w:t>
-      </w:r>
-      <w:r>
-        <w:t xml:space="preserve"> </w:t>
-      </w:r>
-      <w:r>
-        <w:t xml:space="preserve">(amended 20 March 2025). [online] Ottawa: Treasury Board of Canada Secretariat. Available at: https://www.tbs-sct.canada.ca/pol/doc-eng.aspx?id=32814 [Accessed 20 October 2026].</w:t>
+        <w:t xml:space="preserve">Prohibiting Russian Uranium Imports Act</w:t>
+      </w:r>
+      <w:r>
+        <w:t xml:space="preserve">, Public Law 118-62, 13 May 2024. [pdf] Washington, DC: US Government Publishing Office. Available at: https://www.govinfo.gov/content/pkg/PLAW-118publ62/pdf/PLAW-118publ62.pdf [Accessed 20 October 2026].</w:t>
       </w:r>
     </w:p>
     <w:p>
@@ -11230,7 +11248,7 @@
         <w:pStyle w:val="BodyText"/>
       </w:pPr>
       <w:r>
-        <w:t xml:space="preserve">Treasury Board of Canada Secretariat, 2025.</w:t>
+        <w:t xml:space="preserve">US Department of Energy, 2025.</w:t>
       </w:r>
       <w:r>
         <w:t xml:space="preserve"> </w:t>
@@ -11240,10 +11258,10 @@
           <w:iCs/>
           <w:i/>
         </w:rPr>
-        <w:t xml:space="preserve">Progress on greening procurement: Other procurement</w:t>
-      </w:r>
-      <w:r>
-        <w:t xml:space="preserve">. [online] Available at: https://www.canada.ca/en/treasury-board-secretariat/services/innovation/greening-government/government-canada-progress-greening-procurement/other-procurement.html [Accessed 20 October 2026].</w:t>
+        <w:t xml:space="preserve">Energy Department Selects TVA and Holtec to Advance Deployment of U.S. Small Modular Reactors</w:t>
+      </w:r>
+      <w:r>
+        <w:t xml:space="preserve">. Washington, DC: US Department of Energy. Available at: https://www.energy.gov/articles/energy-department-selects-tva-and-holtec-advance-deployment-us-small-modular-reactors.</w:t>
       </w:r>
     </w:p>
     <w:p>
@@ -11251,7 +11269,7 @@
         <w:pStyle w:val="BodyText"/>
       </w:pPr>
       <w:r>
-        <w:t xml:space="preserve">United Nations Economic Commission for Europe, 2021.</w:t>
+        <w:t xml:space="preserve">US Department of Justice and Federal Trade Commission, 2010.</w:t>
       </w:r>
       <w:r>
         <w:t xml:space="preserve"> </w:t>
@@ -11261,10 +11279,10 @@
           <w:iCs/>
           <w:i/>
         </w:rPr>
-        <w:t xml:space="preserve">Carbon Neutrality in the UNECE Region: Integrated Life-cycle Assessment of Electricity Sources</w:t>
-      </w:r>
-      <w:r>
-        <w:t xml:space="preserve">. ECE/ENERGY/141. Geneva: United Nations. Available at: https://unece.org/sites/default/files/2021-10/LCA-2.pdf [Accessed 20 October 2026].</w:t>
+        <w:t xml:space="preserve">Horizontal Merger Guidelines</w:t>
+      </w:r>
+      <w:r>
+        <w:t xml:space="preserve">. [online] Washington, DC: US Department of Justice and Federal Trade Commission, 19 August. Available at: https://www.justice.gov/atr/horizontal-merger-guidelines-08192010 [Accessed 20 October 2026].</w:t>
       </w:r>
     </w:p>
     <w:p>
@@ -11272,7 +11290,7 @@
         <w:pStyle w:val="BodyText"/>
       </w:pPr>
       <w:r>
-        <w:t xml:space="preserve">United States Congress, 2024.</w:t>
+        <w:t xml:space="preserve">US Department of Justice and Federal Trade Commission, 2023.</w:t>
       </w:r>
       <w:r>
         <w:t xml:space="preserve"> </w:t>
@@ -11282,10 +11300,10 @@
           <w:iCs/>
           <w:i/>
         </w:rPr>
-        <w:t xml:space="preserve">Prohibiting Russian Uranium Imports Act</w:t>
-      </w:r>
-      <w:r>
-        <w:t xml:space="preserve">, Public Law 118-62, 13 May 2024. [pdf] Washington, DC: US Government Publishing Office. Available at: https://www.govinfo.gov/content/pkg/PLAW-118publ62/pdf/PLAW-118publ62.pdf [Accessed 20 October 2026].</w:t>
+        <w:t xml:space="preserve">Merger Guidelines</w:t>
+      </w:r>
+      <w:r>
+        <w:t xml:space="preserve">. [pdf] Washington, DC: US Department of Justice and Federal Trade Commission, 18 December. Available at: https://www.justice.gov/d9/2023-12/2023%20Merger%20Guidelines.pdf [Accessed 20 October 2026].</w:t>
       </w:r>
     </w:p>
     <w:p>
@@ -11293,7 +11311,7 @@
         <w:pStyle w:val="BodyText"/>
       </w:pPr>
       <w:r>
-        <w:t xml:space="preserve">US Department of Energy, 2025.</w:t>
+        <w:t xml:space="preserve">US EPA, 2024.</w:t>
       </w:r>
       <w:r>
         <w:t xml:space="preserve"> </w:t>
@@ -11303,10 +11321,10 @@
           <w:iCs/>
           <w:i/>
         </w:rPr>
-        <w:t xml:space="preserve">Energy Department Selects TVA and Holtec to Advance Deployment of U.S. Small Modular Reactors</w:t>
-      </w:r>
-      <w:r>
-        <w:t xml:space="preserve">. Washington, DC: US Department of Energy. Available at: https://www.energy.gov/articles/energy-department-selects-tva-and-holtec-advance-deployment-us-small-modular-reactors.</w:t>
+        <w:t xml:space="preserve">Power Profiler: terms, calculations and data sources</w:t>
+      </w:r>
+      <w:r>
+        <w:t xml:space="preserve">. [pdf] Available at: https://www.epa.gov/system/files/documents/2024-04/power-profiler-terms-calculations-and-data-sources.pdf.</w:t>
       </w:r>
     </w:p>
     <w:p>
@@ -11314,7 +11332,7 @@
         <w:pStyle w:val="BodyText"/>
       </w:pPr>
       <w:r>
-        <w:t xml:space="preserve">US Department of Justice and Federal Trade Commission, 2010.</w:t>
+        <w:t xml:space="preserve">US Nuclear Regulatory Commission and Canadian Nuclear Safety Commission, 2025.</w:t>
       </w:r>
       <w:r>
         <w:t xml:space="preserve"> </w:t>
@@ -11324,10 +11342,10 @@
           <w:iCs/>
           <w:i/>
         </w:rPr>
-        <w:t xml:space="preserve">Horizontal Merger Guidelines</w:t>
-      </w:r>
-      <w:r>
-        <w:t xml:space="preserve">. [online] Washington, DC: US Department of Justice and Federal Trade Commission, 19 August. Available at: https://www.justice.gov/atr/horizontal-merger-guidelines-08192010 [Accessed 20 October 2026].</w:t>
+        <w:t xml:space="preserve">CNSC–NRC Joint Report on GEH BWRX-300 Steel-Plate Composite Containment Vessel and Reactor Building Structural Design Topical Report</w:t>
+      </w:r>
+      <w:r>
+        <w:t xml:space="preserve">. ADAMS ML25325A075. [pdf] Available at: https://www.nrc.gov/docs/ML2532/ML25325A075.pdf [Accessed 20 October 2026].</w:t>
       </w:r>
     </w:p>
     <w:p>
@@ -11335,7 +11353,7 @@
         <w:pStyle w:val="BodyText"/>
       </w:pPr>
       <w:r>
-        <w:t xml:space="preserve">US Department of Justice and Federal Trade Commission, 2023.</w:t>
+        <w:t xml:space="preserve">Warner, E.S. and Heath, G.A., 2012. Life cycle greenhouse gas emissions of nuclear electricity generation: systematic review and harmonization.</w:t>
       </w:r>
       <w:r>
         <w:t xml:space="preserve"> </w:t>
@@ -11345,10 +11363,10 @@
           <w:iCs/>
           <w:i/>
         </w:rPr>
-        <w:t xml:space="preserve">Merger Guidelines</w:t>
-      </w:r>
-      <w:r>
-        <w:t xml:space="preserve">. [pdf] Washington, DC: US Department of Justice and Federal Trade Commission, 18 December. Available at: https://www.justice.gov/d9/2023-12/2023%20Merger%20Guidelines.pdf [Accessed 20 October 2026].</w:t>
+        <w:t xml:space="preserve">Journal of Industrial Ecology</w:t>
+      </w:r>
+      <w:r>
+        <w:t xml:space="preserve">, 16(S1), pp.S73–S92. Available at: https://doi.org/10.1111/j.1530-9290.2012.00472.x.</w:t>
       </w:r>
     </w:p>
     <w:p>
@@ -11356,7 +11374,7 @@
         <w:pStyle w:val="BodyText"/>
       </w:pPr>
       <w:r>
-        <w:t xml:space="preserve">US EPA, 2024.</w:t>
+        <w:t xml:space="preserve">Williams Treaties First Nations, Ontario Power Generation, Government of Ontario and Government of Canada, 2026.</w:t>
       </w:r>
       <w:r>
         <w:t xml:space="preserve"> </w:t>
@@ -11366,10 +11384,10 @@
           <w:iCs/>
           <w:i/>
         </w:rPr>
-        <w:t xml:space="preserve">Power Profiler: terms, calculations and data sources</w:t>
-      </w:r>
-      <w:r>
-        <w:t xml:space="preserve">. [pdf] Available at: https://www.epa.gov/system/files/documents/2024-04/power-profiler-terms-calculations-and-data-sources.pdf.</w:t>
+        <w:t xml:space="preserve">Williams Treaties First Nations announce historic $700 million investment in Darlington New Nuclear Project</w:t>
+      </w:r>
+      <w:r>
+        <w:t xml:space="preserve">. [press release] 23 June. Available at: https://www.bnnbloomberg.ca/press-releases/2026/06/23/williams-treaties-first-nations-announce-historic-700-million-investment-in-darlington-new-nuclear-project/ [Accessed 21 October 2026].</w:t>
       </w:r>
     </w:p>
     <w:p>
@@ -11377,7 +11395,7 @@
         <w:pStyle w:val="BodyText"/>
       </w:pPr>
       <w:r>
-        <w:t xml:space="preserve">US Nuclear Regulatory Commission, n.d.</w:t>
+        <w:t xml:space="preserve">World Nuclear Association, 2024.</w:t>
       </w:r>
       <w:r>
         <w:t xml:space="preserve"> </w:t>
@@ -11387,10 +11405,10 @@
           <w:iCs/>
           <w:i/>
         </w:rPr>
-        <w:t xml:space="preserve">Global Laser Enrichment, LLC (Paducah Laser Enrichment Facility)</w:t>
-      </w:r>
-      <w:r>
-        <w:t xml:space="preserve">. [facility page] Rockville, MD: US Nuclear Regulatory Commission. Available at: https://www.nrc.gov/facilities-safety/facility-finder/fc/global-laser-enrichment-nc-lc [Accessed 20 October 2026].</w:t>
+        <w:t xml:space="preserve">Conversion and Deconversion</w:t>
+      </w:r>
+      <w:r>
+        <w:t xml:space="preserve">. [online] London: World Nuclear Association. Available at: https://world-nuclear.org/information-library/nuclear-fuel-cycle/conversion-enrichment-and-fabrication/conversion-and-deconversion [Accessed 20 October 2026].</w:t>
       </w:r>
     </w:p>
     <w:p>
@@ -11398,7 +11416,7 @@
         <w:pStyle w:val="BodyText"/>
       </w:pPr>
       <w:r>
-        <w:t xml:space="preserve">US Nuclear Regulatory Commission and Canadian Nuclear Safety Commission, 2025.</w:t>
+        <w:t xml:space="preserve">World Nuclear Association, 2025.</w:t>
       </w:r>
       <w:r>
         <w:t xml:space="preserve"> </w:t>
@@ -11408,10 +11426,10 @@
           <w:iCs/>
           <w:i/>
         </w:rPr>
-        <w:t xml:space="preserve">CNSC–NRC Joint Report on GEH BWRX-300 Steel-Plate Composite Containment Vessel and Reactor Building Structural Design Topical Report</w:t>
-      </w:r>
-      <w:r>
-        <w:t xml:space="preserve">. ADAMS ML25325A075. [pdf] Available at: https://www.nrc.gov/docs/ML2532/ML25325A075.pdf [Accessed 20 October 2026].</w:t>
+        <w:t xml:space="preserve">Uranium Enrichment</w:t>
+      </w:r>
+      <w:r>
+        <w:t xml:space="preserve">. [online] London: World Nuclear Association. Available at: https://world-nuclear.org/information-library/nuclear-fuel-cycle/conversion-enrichment-and-fabrication/uranium-enrichment [Accessed 20 October 2026].</w:t>
       </w:r>
     </w:p>
     <w:p>
@@ -11419,7 +11437,7 @@
         <w:pStyle w:val="BodyText"/>
       </w:pPr>
       <w:r>
-        <w:t xml:space="preserve">Warner, E.S. and Heath, G.A., 2012. Life cycle greenhouse gas emissions of nuclear electricity generation: systematic review and harmonization.</w:t>
+        <w:t xml:space="preserve">World Nuclear Association, 2026.</w:t>
       </w:r>
       <w:r>
         <w:t xml:space="preserve"> </w:t>
@@ -11429,10 +11447,10 @@
           <w:iCs/>
           <w:i/>
         </w:rPr>
-        <w:t xml:space="preserve">Journal of Industrial Ecology</w:t>
-      </w:r>
-      <w:r>
-        <w:t xml:space="preserve">, 16(S1), pp.S73–S92. Available at: https://doi.org/10.1111/j.1530-9290.2012.00472.x.</w:t>
+        <w:t xml:space="preserve">World Uranium Mining Production</w:t>
+      </w:r>
+      <w:r>
+        <w:t xml:space="preserve">. [online] London: World Nuclear Association. Available at: https://world-nuclear.org/information-library/nuclear-fuel-cycle/mining-of-uranium/world-uranium-mining-production [Accessed 20 October 2026].</w:t>
       </w:r>
     </w:p>
     <w:p>
@@ -11440,7 +11458,7 @@
         <w:pStyle w:val="BodyText"/>
       </w:pPr>
       <w:r>
-        <w:t xml:space="preserve">Williams Treaties First Nations, Ontario Power Generation, Government of Ontario and Government of Canada, 2026.</w:t>
+        <w:t xml:space="preserve">World Nuclear News, 2026. Cameco in offtake agreement for US laser enrichment plant.</w:t>
       </w:r>
       <w:r>
         <w:t xml:space="preserve"> </w:t>
@@ -11450,10 +11468,10 @@
           <w:iCs/>
           <w:i/>
         </w:rPr>
-        <w:t xml:space="preserve">Williams Treaties First Nations announce historic $700 million investment in Darlington New Nuclear Project</w:t>
-      </w:r>
-      <w:r>
-        <w:t xml:space="preserve">. [press release] 23 June. Available at: https://www.bnnbloomberg.ca/press-releases/2026/06/23/williams-treaties-first-nations-announce-historic-700-million-investment-in-darlington-new-nuclear-project/ [Accessed 21 October 2026].</w:t>
+        <w:t xml:space="preserve">World Nuclear News</w:t>
+      </w:r>
+      <w:r>
+        <w:t xml:space="preserve">. [online] Available at: https://www.world-nuclear-news.org/articles/cameco-in-offtake-agreement-for-us-laser-enrichment-plant.</w:t>
       </w:r>
     </w:p>
     <w:p>
@@ -11461,71 +11479,80 @@
         <w:pStyle w:val="BodyText"/>
       </w:pPr>
       <w:r>
-        <w:t xml:space="preserve">World Nuclear Association, 2024.</w:t>
-      </w:r>
-      <w:r>
-        <w:t xml:space="preserve"> </w:t>
-      </w:r>
+        <w:t xml:space="preserve">World Nuclear University, 2025. [Enrichment: WNU Summer Institute presentation slides], 17 June. Available at: https://world-nuclear-university.org/SummerInsituteFiles/2025-06-17_WNU_Enrichment_Platov_final_62a48c29.pdf.</w:t>
+      </w:r>
+    </w:p>
+    <w:bookmarkStart w:id="74" w:name="legislation"/>
+    <w:p>
+      <w:pPr>
+        <w:pStyle w:val="Heading3"/>
+      </w:pPr>
+      <w:r>
+        <w:t xml:space="preserve">Legislation</w:t>
+      </w:r>
+    </w:p>
+    <w:p>
+      <w:pPr>
+        <w:pStyle w:val="FirstParagraph"/>
+      </w:pPr>
       <w:r>
         <w:rPr>
           <w:iCs/>
           <w:i/>
         </w:rPr>
-        <w:t xml:space="preserve">Conversion and Deconversion</w:t>
-      </w:r>
-      <w:r>
-        <w:t xml:space="preserve">. [online] London: World Nuclear Association. Available at: https://world-nuclear.org/information-library/nuclear-fuel-cycle/conversion-enrichment-and-fabrication/conversion-and-deconversion [Accessed 20 October 2026].</w:t>
+        <w:t xml:space="preserve">Environment Protection and Biodiversity Conservation Act 1999</w:t>
+      </w:r>
+      <w:r>
+        <w:t xml:space="preserve"> </w:t>
+      </w:r>
+      <w:r>
+        <w:t xml:space="preserve">(Cth), s 140A. [online] Federal Register of Legislation, C2004A00485. Available at: https://www.legislation.gov.au/C2004A00485/latest/text [Accessed 20 October 2026].</w:t>
       </w:r>
     </w:p>
     <w:p>
       <w:pPr>
         <w:pStyle w:val="BodyText"/>
       </w:pPr>
-      <w:r>
-        <w:t xml:space="preserve">World Nuclear Association, 2025.</w:t>
-      </w:r>
-      <w:r>
-        <w:t xml:space="preserve"> </w:t>
-      </w:r>
       <w:r>
         <w:rPr>
           <w:iCs/>
           <w:i/>
         </w:rPr>
-        <w:t xml:space="preserve">Uranium Enrichment</w:t>
-      </w:r>
-      <w:r>
-        <w:t xml:space="preserve">. [online] London: World Nuclear Association. Available at: https://world-nuclear.org/information-library/nuclear-fuel-cycle/conversion-enrichment-and-fabrication/uranium-enrichment [Accessed 20 October 2026].</w:t>
+        <w:t xml:space="preserve">Australian Radiation Protection and Nuclear Safety Act 1998</w:t>
+      </w:r>
+      <w:r>
+        <w:t xml:space="preserve"> </w:t>
+      </w:r>
+      <w:r>
+        <w:t xml:space="preserve">(Cth), s 10. [online] Federal Register of Legislation, C2004A00383. Available at: https://www.legislation.gov.au/C2004A00383/latest/text [Accessed 20 October 2026].</w:t>
       </w:r>
     </w:p>
     <w:p>
       <w:pPr>
         <w:pStyle w:val="BodyText"/>
       </w:pPr>
-      <w:r>
-        <w:t xml:space="preserve">World Nuclear Association, 2026.</w:t>
-      </w:r>
-      <w:r>
-        <w:t xml:space="preserve"> </w:t>
-      </w:r>
       <w:r>
         <w:rPr>
           <w:iCs/>
           <w:i/>
         </w:rPr>
-        <w:t xml:space="preserve">World Uranium Mining Production</w:t>
-      </w:r>
-      <w:r>
-        <w:t xml:space="preserve">. [online] London: World Nuclear Association. Available at: https://world-nuclear.org/information-library/nuclear-fuel-cycle/mining-of-uranium/world-uranium-mining-production [Accessed 20 October 2026].</w:t>
-      </w:r>
-    </w:p>
-    <w:bookmarkStart w:id="74" w:name="legislation"/>
+        <w:t xml:space="preserve">Uranium Mining and Nuclear Facilities (Prohibitions) Act 1986</w:t>
+      </w:r>
+      <w:r>
+        <w:t xml:space="preserve"> </w:t>
+      </w:r>
+      <w:r>
+        <w:t xml:space="preserve">(NSW), No 194, ss 8–9. [online] NSW Legislation. Available at: https://legislation.nsw.gov.au/view/whole/html/inforce/current/act-1986-194 [Accessed 20 October 2026].</w:t>
+      </w:r>
+    </w:p>
+    <w:bookmarkEnd w:id="74"/>
+    <w:bookmarkStart w:id="75" w:name="cases"/>
     <w:p>
       <w:pPr>
         <w:pStyle w:val="Heading3"/>
       </w:pPr>
       <w:r>
-        <w:t xml:space="preserve">Legislation</w:t>
+        <w:t xml:space="preserve">Cases</w:t>
       </w:r>
     </w:p>
     <w:p>
@@ -11537,54 +11564,18 @@
           <w:iCs/>
           <w:i/>
         </w:rPr>
-        <w:t xml:space="preserve">Environment Protection and Biodiversity Conservation Act 1999</w:t>
-      </w:r>
-      <w:r>
-        <w:t xml:space="preserve"> </w:t>
-      </w:r>
-      <w:r>
-        <w:t xml:space="preserve">(Cth), s 140A. [online] Federal Register of Legislation, C2004A00485. Available at: https://www.legislation.gov.au/C2004A00485/latest/text [Accessed 20 October 2026].</w:t>
-      </w:r>
-    </w:p>
-    <w:p>
-      <w:pPr>
-        <w:pStyle w:val="BodyText"/>
-      </w:pPr>
-      <w:r>
-        <w:rPr>
-          <w:iCs/>
-          <w:i/>
-        </w:rPr>
-        <w:t xml:space="preserve">Australian Radiation Protection and Nuclear Safety Act 1998</w:t>
-      </w:r>
-      <w:r>
-        <w:t xml:space="preserve"> </w:t>
-      </w:r>
-      <w:r>
-        <w:t xml:space="preserve">(Cth), s 10. [online] Federal Register of Legislation, C2004A00383. Available at: https://www.legislation.gov.au/C2004A00383/latest/text [Accessed 20 October 2026].</w:t>
-      </w:r>
-    </w:p>
-    <w:p>
-      <w:pPr>
-        <w:pStyle w:val="BodyText"/>
-      </w:pPr>
-      <w:r>
-        <w:rPr>
-          <w:iCs/>
-          <w:i/>
-        </w:rPr>
-        <w:t xml:space="preserve">Uranium Mining and Nuclear Facilities (Prohibitions) Act 1986</w:t>
-      </w:r>
-      <w:r>
-        <w:t xml:space="preserve"> </w:t>
-      </w:r>
-      <w:r>
-        <w:t xml:space="preserve">(NSW), No 194, ss 8–9. [online] NSW Legislation. Available at: https://legislation.nsw.gov.au/view/whole/html/inforce/current/act-1986-194 [Accessed 20 October 2026].</w:t>
-      </w:r>
-    </w:p>
-    <w:bookmarkEnd w:id="74"/>
+        <w:t xml:space="preserve">Barngarla Determination Aboriginal Corporation RNTBC v Minister for Resources</w:t>
+      </w:r>
+      <w:r>
+        <w:t xml:space="preserve"> </w:t>
+      </w:r>
+      <w:r>
+        <w:t xml:space="preserve">[2023] FCA 809 (Federal Court of Australia, Charlesworth J, 18 July 2023). Available at: https://www.judgments.fedcourt.gov.au/judgments/Judgments/fca/single/2023/2023fca0809 [Accessed 21 October 2026].</w:t>
+      </w:r>
+    </w:p>
     <w:bookmarkEnd w:id="75"/>
-    <w:bookmarkStart w:id="76" w:name="declaration-of-generative-ai-use"/>
+    <w:bookmarkEnd w:id="76"/>
+    <w:bookmarkStart w:id="77" w:name="declaration-of-generative-ai-use"/>
     <w:p>
       <w:pPr>
         <w:pStyle w:val="Heading2"/>
@@ -11606,8 +11597,8 @@
         <w:br w:type="page"/>
       </w:r>
     </w:p>
-    <w:bookmarkEnd w:id="76"/>
-    <w:bookmarkStart w:id="139" w:name="appendices"/>
+    <w:bookmarkEnd w:id="77"/>
+    <w:bookmarkStart w:id="138" w:name="appendices"/>
     <w:p>
       <w:pPr>
         <w:pStyle w:val="Heading1"/>
@@ -11616,7 +11607,7 @@
         <w:t xml:space="preserve">Appendices</w:t>
       </w:r>
     </w:p>
-    <w:bookmarkStart w:id="86" w:name="Xddcc31d2d3503f687b8b233cd4a745104a63a5c"/>
+    <w:bookmarkStart w:id="87" w:name="Xddcc31d2d3503f687b8b233cd4a745104a63a5c"/>
     <w:p>
       <w:pPr>
         <w:pStyle w:val="Heading2"/>
@@ -11726,7 +11717,7 @@
         <w:t xml:space="preserve">), so every number here is provisional.</w:t>
       </w:r>
     </w:p>
-    <w:bookmarkStart w:id="77" w:name="a1.-reproducing-the-results"/>
+    <w:bookmarkStart w:id="78" w:name="a1.-reproducing-the-results"/>
     <w:p>
       <w:pPr>
         <w:pStyle w:val="Heading3"/>
@@ -12113,8 +12104,8 @@
         <w:t xml:space="preserve">(59 parameters, each with a value, range, distribution, source key and status).</w:t>
       </w:r>
     </w:p>
-    <w:bookmarkEnd w:id="77"/>
-    <w:bookmarkStart w:id="78" w:name="a2.-functional-unit-and-lifetime-output"/>
+    <w:bookmarkEnd w:id="78"/>
+    <w:bookmarkStart w:id="79" w:name="a2.-functional-unit-and-lifetime-output"/>
     <w:p>
       <w:pPr>
         <w:pStyle w:val="Heading3"/>
@@ -12226,8 +12217,8 @@
         <w:t xml:space="preserve">Inputs: P_net 300 MWe (GE Vernova Hitachi Nuclear Energy, n.d.) [placeholder; 315 MW net in an OPG filing, TO VERIFY]; CF 0.90 [placeholder, assumption shared with §7]; L 60 years (Canadian Nuclear Safety Commission, 2024) [TO VERIFY; 65 years reported elsewhere].</w:t>
       </w:r>
     </w:p>
-    <w:bookmarkEnd w:id="78"/>
-    <w:bookmarkStart w:id="79" w:name="a3.-material-quantities-per-unit"/>
+    <w:bookmarkEnd w:id="79"/>
+    <w:bookmarkStart w:id="80" w:name="a3.-material-quantities-per-unit"/>
     <w:p>
       <w:pPr>
         <w:pStyle w:val="Heading3"/>
@@ -12889,8 +12880,8 @@
         <w:t xml:space="preserve">In 3.5% of Monte Carlo draws (706 of 20,000) the scaled plant fell below the target volume, and the plant volume was then set equal to the target (Appendix C1).</w:t>
       </w:r>
     </w:p>
-    <w:bookmarkEnd w:id="79"/>
-    <w:bookmarkStart w:id="80" w:name="Xd0e381ee713afec2acbbb80d77e863c2dda17b7"/>
+    <w:bookmarkEnd w:id="80"/>
+    <w:bookmarkStart w:id="81" w:name="Xd0e381ee713afec2acbbb80d77e863c2dda17b7"/>
     <w:p>
       <w:pPr>
         <w:pStyle w:val="Heading3"/>
@@ -13905,8 +13896,8 @@
         <w:t xml:space="preserve">header is replaced by a source column; rebar uses a recycled-content (electric-arc furnace) factor, not virgin steel; construction electricity is not assumed renewable (the uplift covers site energy on the Ontario grid). Still unresolved: what preprint 202505.1533 in the team notes is [TODO].</w:t>
       </w:r>
     </w:p>
-    <w:bookmarkEnd w:id="80"/>
-    <w:bookmarkStart w:id="81" w:name="a5.-emission-factors"/>
+    <w:bookmarkEnd w:id="81"/>
+    <w:bookmarkStart w:id="82" w:name="a5.-emission-factors"/>
     <w:p>
       <w:pPr>
         <w:pStyle w:val="Heading3"/>
@@ -15209,8 +15200,8 @@
         <w:t xml:space="preserve">At 350 kg/m³ the model gives 328.9 kg CO₂e/m³ for S0 concrete, close to the Ontario industry baseline of 334 kg CO₂e/m³ for 35 MPa concrete and below the 417 kg CO₂e/m³ industry benchmark mix (Canadian Ready-Mixed Concrete Association, 2022) [TO VERIFY].</w:t>
       </w:r>
     </w:p>
-    <w:bookmarkEnd w:id="81"/>
-    <w:bookmarkStart w:id="82" w:name="a6.-concrete-and-the-c1-scenarios"/>
+    <w:bookmarkEnd w:id="82"/>
+    <w:bookmarkStart w:id="83" w:name="a6.-concrete-and-the-c1-scenarios"/>
     <w:p>
       <w:pPr>
         <w:pStyle w:val="Heading3"/>
@@ -16692,8 +16683,8 @@
         <w:t xml:space="preserve">Clinker avoided by LC3 = 2,304 t / 1.419 × 10⁸ MWh = 0.016 kg/MWh (7.7 t/MWe). Concrete: 20,700 m³ × 2.4 t/m³ / 1.419 × 10⁸ MWh = 0.35 kg/MWh. Steel: 9,900 t / 1.419 × 10⁸ MWh = 0.070 kg/MWh.</w:t>
       </w:r>
     </w:p>
-    <w:bookmarkEnd w:id="82"/>
-    <w:bookmarkStart w:id="83" w:name="X62dd5352b338ee668e2c8600a16d3b918435b38"/>
+    <w:bookmarkEnd w:id="83"/>
+    <w:bookmarkStart w:id="84" w:name="X62dd5352b338ee668e2c8600a16d3b918435b38"/>
     <w:p>
       <w:pPr>
         <w:pStyle w:val="Heading3"/>
@@ -17475,8 +17466,8 @@
         </w:tc>
       </w:tr>
     </w:tbl>
-    <w:bookmarkEnd w:id="83"/>
-    <w:bookmarkStart w:id="84" w:name="a8.-fuel-cycle-and-life-cycle-total"/>
+    <w:bookmarkEnd w:id="84"/>
+    <w:bookmarkStart w:id="85" w:name="a8.-fuel-cycle-and-life-cycle-total"/>
     <w:p>
       <w:pPr>
         <w:pStyle w:val="Heading3"/>
@@ -18796,8 +18787,8 @@
         <w:t xml:space="preserve">Grouped (mode case): fuel front end 1.458 g/kWh (54.0%); back end and decommissioning 0.670 (24.8%); O&amp;M 0.330 (12.2%); construction 0.242 (9.0%).</w:t>
       </w:r>
     </w:p>
-    <w:bookmarkEnd w:id="84"/>
-    <w:bookmarkStart w:id="85" w:name="Xcbf3e6739bbfec93458e6285538cb024706ce2d"/>
+    <w:bookmarkEnd w:id="85"/>
+    <w:bookmarkStart w:id="86" w:name="Xcbf3e6739bbfec93458e6285538cb024706ce2d"/>
     <w:p>
       <w:pPr>
         <w:pStyle w:val="Heading3"/>
@@ -19506,9 +19497,9 @@
         </w:pict>
       </w:r>
     </w:p>
-    <w:bookmarkEnd w:id="85"/>
     <w:bookmarkEnd w:id="86"/>
-    <w:bookmarkStart w:id="131" w:name="X7e33b522909f8daae3037d2691d3cd94d9b7c55"/>
+    <w:bookmarkEnd w:id="87"/>
+    <w:bookmarkStart w:id="130" w:name="X7e33b522909f8daae3037d2691d3cd94d9b7c55"/>
     <w:p>
       <w:pPr>
         <w:pStyle w:val="Heading2"/>
@@ -20182,7 +20173,7 @@
         </w:pict>
       </w:r>
     </w:p>
-    <w:bookmarkStart w:id="91" w:name="b1.-legal-and-political-pathway"/>
+    <w:bookmarkStart w:id="92" w:name="b1.-legal-and-political-pathway"/>
     <w:p>
       <w:pPr>
         <w:pStyle w:val="Heading3"/>
@@ -20209,7 +20200,7 @@
         <w:t xml:space="preserve">Three laws bar an SMR at Liddell, and each has a different veto holder. On current party positions, the federal repeal is about 7 Senate votes short (2–3 short even with every other crossbencher: about 39 votes are needed and at most 37 are available), and the NSW repeal bill is stalled. For comparison, Darlington’s licence to construct took about 29 months, 17.9 years after its environmental assessment began.</w:t>
       </w:r>
     </w:p>
-    <w:bookmarkStart w:id="87" w:name="X3978bcd65168dfde624f3a3e20dbe906af3d815"/>
+    <w:bookmarkStart w:id="88" w:name="X3978bcd65168dfde624f3a3e20dbe906af3d815"/>
     <w:p>
       <w:pPr>
         <w:pStyle w:val="Heading4"/>
@@ -20734,8 +20725,8 @@
         <w:t xml:space="preserve">Order of removal: federal repeal (1 and 2) → choice of regulator → state repeal or override (3) → site (4) → environmental assessment → licensing. Each step has a different veto holder, so all must agree.</w:t>
       </w:r>
     </w:p>
-    <w:bookmarkEnd w:id="87"/>
-    <w:bookmarkStart w:id="88" w:name="X52641d6a275743723c641fbdfc2158d68a6cd0a"/>
+    <w:bookmarkEnd w:id="88"/>
+    <w:bookmarkStart w:id="89" w:name="X52641d6a275743723c641fbdfc2158d68a6cd0a"/>
     <w:p>
       <w:pPr>
         <w:pStyle w:val="Heading4"/>
@@ -21622,8 +21613,8 @@
         <w:t xml:space="preserve">Result 4 makes the conclusion independent of the One Nation and Babet assumption (it holds on either count of seats). In the House, Labor holds 94 of 150 seats (Australian Electoral Commission, 2025), so a repeal bill would also need the Government’s support there.</w:t>
       </w:r>
     </w:p>
-    <w:bookmarkEnd w:id="88"/>
-    <w:bookmarkStart w:id="89" w:name="b1.3-nsw-repeal-bill-status"/>
+    <w:bookmarkEnd w:id="89"/>
+    <w:bookmarkStart w:id="90" w:name="b1.3-nsw-repeal-bill-status"/>
     <w:p>
       <w:pPr>
         <w:pStyle w:val="Heading4"/>
@@ -21882,8 +21873,8 @@
         </w:tc>
       </w:tr>
     </w:tbl>
-    <w:bookmarkEnd w:id="89"/>
-    <w:bookmarkStart w:id="90" w:name="X1a74a4ec34d97d2cc7de09de2586d1d2b22092c"/>
+    <w:bookmarkEnd w:id="90"/>
+    <w:bookmarkStart w:id="91" w:name="X1a74a4ec34d97d2cc7de09de2586d1d2b22092c"/>
     <w:p>
       <w:pPr>
         <w:pStyle w:val="Heading4"/>
@@ -22771,9 +22762,9 @@
         </w:pict>
       </w:r>
     </w:p>
-    <w:bookmarkEnd w:id="90"/>
     <w:bookmarkEnd w:id="91"/>
-    <w:bookmarkStart w:id="98" w:name="X372cadb88b67a633233203304eb4ef38d3c0c77"/>
+    <w:bookmarkEnd w:id="92"/>
+    <w:bookmarkStart w:id="99" w:name="X372cadb88b67a633233203304eb4ef38d3c0c77"/>
     <w:p>
       <w:pPr>
         <w:pStyle w:val="Heading3"/>
@@ -22830,7 +22821,7 @@
         <w:t xml:space="preserve">. Removing Russia raises the HHI at every stage. Removing Russia and China leaves enrichment as a Urenco–Orano duopoly (5,621). The one case below 1,800 is mining by company (about 850–1,400, from the top three firms only; midpoint 1,118), so mining concentration is a country (geopolitical) risk rather than a market-power risk.</w:t>
       </w:r>
     </w:p>
-    <w:bookmarkStart w:id="92" w:name="b2.1-method"/>
+    <w:bookmarkStart w:id="93" w:name="b2.1-method"/>
     <w:p>
       <w:pPr>
         <w:pStyle w:val="Heading4"/>
@@ -23343,8 +23334,8 @@
         <w:t xml:space="preserve">(N_eq = 1.8).</w:t>
       </w:r>
     </w:p>
-    <w:bookmarkEnd w:id="92"/>
-    <w:bookmarkStart w:id="93" w:name="b2.2-inputs-and-shares"/>
+    <w:bookmarkEnd w:id="93"/>
+    <w:bookmarkStart w:id="94" w:name="b2.2-inputs-and-shares"/>
     <w:p>
       <w:pPr>
         <w:pStyle w:val="Heading4"/>
@@ -26428,8 +26419,8 @@
         <w:t xml:space="preserve">Russia’s enrichment share is 43.3% in 2022 and 38.3% in the 2030 plans (World Nuclear Association, 2025). It is 42.8% on WNA’s 2025 capacity and 41.0% on World Nuclear University’s (2025) figures, which gives the range quoted in §8.3.</w:t>
       </w:r>
     </w:p>
-    <w:bookmarkEnd w:id="93"/>
-    <w:bookmarkStart w:id="94" w:name="b2.3-headline-results"/>
+    <w:bookmarkEnd w:id="94"/>
+    <w:bookmarkStart w:id="95" w:name="b2.3-headline-results"/>
     <w:p>
       <w:pPr>
         <w:pStyle w:val="Heading4"/>
@@ -26941,11 +26932,11 @@
         <w:pStyle w:val="BodyText"/>
       </w:pPr>
       <w:r>
-        <w:t xml:space="preserve">Shares for the two producer countries in the comparison: Canada mined 23.8% of world uranium in 2024 and holds 20.2% of world conversion capacity (36.2% of the capacity open to a Western buyer), with no enrichment. Australia mined 7.6% (4,598 tU) and has no conversion or enrichment capacity. Australia holds 28% of identified recoverable resources at &lt; USD 130/kgU in the 2024 Red Book edition we use (OECD NEA and IAEA, 2025); two tabulations of the 2026 edition give 29% and 27%.</w:t>
-      </w:r>
-    </w:p>
-    <w:bookmarkEnd w:id="94"/>
-    <w:bookmarkStart w:id="95" w:name="b2.4-sensitivity"/>
+        <w:t xml:space="preserve">Shares for the two producer countries in the comparison: Canada mined 23.8% of world uranium in 2024 and holds 20.2% of world conversion capacity (36.2% of the capacity open to a Western buyer), with no enrichment. Australia mined 7.6% (4,598 tU) and has no conversion or enrichment capacity. Australia holds 28% of identified recoverable resources at &lt; USD 130/kgU in the 2024 Red Book edition we use (OECD Nuclear Energy Agency and International Atomic Energy Agency, 2025); two tabulations of the 2026 edition give 29% and 27%.</w:t>
+      </w:r>
+    </w:p>
+    <w:bookmarkEnd w:id="95"/>
+    <w:bookmarkStart w:id="96" w:name="b2.4-sensitivity"/>
     <w:p>
       <w:pPr>
         <w:pStyle w:val="Heading4"/>
@@ -29664,8 +29655,8 @@
         <w:t xml:space="preserve">Both bounds are below 1,500, so firms are not concentrated even though countries are. Kazakhstan’s 38.6% country share includes joint ventures with foreign partners, whose ownership was not assessed.</w:t>
       </w:r>
     </w:p>
-    <w:bookmarkEnd w:id="95"/>
-    <w:bookmarkStart w:id="96" w:name="b2.5-limitations"/>
+    <w:bookmarkEnd w:id="96"/>
+    <w:bookmarkStart w:id="97" w:name="b2.5-limitations"/>
     <w:p>
       <w:pPr>
         <w:pStyle w:val="Heading4"/>
@@ -29677,228 +29668,218 @@
     <w:p>
       <w:pPr>
         <w:pStyle w:val="FirstParagraph"/>
+      </w:pPr>
+      <w:r>
+        <w:t xml:space="preserve">“</w:t>
+      </w:r>
+      <w:r>
+        <w:t xml:space="preserve">High</w:t>
+      </w:r>
+      <w:r>
+        <w:t xml:space="preserve">”</w:t>
+      </w:r>
+      <w:r>
+        <w:t xml:space="preserve"> </w:t>
+      </w:r>
+      <w:r>
+        <w:t xml:space="preserve">is above 1,800 on the 2023 guidelines and above 2,500 on the 2010 guidelines;</w:t>
+      </w:r>
+      <w:r>
+        <w:t xml:space="preserve"> </w:t>
+      </w:r>
+      <w:r>
+        <w:t xml:space="preserve">“</w:t>
+      </w:r>
+      <w:r>
+        <w:t xml:space="preserve">Moderate</w:t>
+      </w:r>
+      <w:r>
+        <w:t xml:space="preserve">”</w:t>
+      </w:r>
+      <w:r>
+        <w:t xml:space="preserve"> </w:t>
+      </w:r>
+      <w:r>
+        <w:t xml:space="preserve">is 1,500–2,500 (2010). Without Russia, all three stages are high on both scales. Sensitivity: enrichment 2,724–3,065 (2030 plans to 2022); mining by country 2,246–2,370 (2022–2024); conversion 2,015 with the higher ConverDyn capacity; all country-level and capacity-based cases stay above 1,800. Mining by company is about 850–1,400 (midpoint 1,118; top three firms only), mostly below the threshold. Russia’s enrichment share is 42.8% on WNA capacity and 41.0% on World Nuclear University’s. Australia’s resource share is 28% in the 2024 Red Book edition we use; two tabulations of the 2026 edition give 29% and 27%.</w:t>
+      </w:r>
+    </w:p>
+    <w:p>
+      <w:pPr>
+        <w:pStyle w:val="BodyText"/>
+      </w:pPr>
+      <w:r>
+        <w:t xml:space="preserve">Limits:</w:t>
+      </w:r>
+      <w:r>
+        <w:t xml:space="preserve"> </w:t>
+      </w:r>
+      <w:r>
+        <w:t xml:space="preserve">- Capacity is not supply. Nameplate SWU includes capacity Rosatom uses for underfeeding and tails re-enrichment, and CNNC’s figures are WNA estimates.</w:t>
+      </w:r>
+      <w:r>
+        <w:t xml:space="preserve"> </w:t>
+      </w:r>
+      <w:r>
+        <w:t xml:space="preserve">- Secondary supply (inventories, down-blending, re-enriched tails) is excluded. Mine output in 2024 (60,213 tU) met about 93% of reactor requirements (64,500 tU at 1 January 2025; OECD Nuclear Energy Agency and International Atomic Energy Agency, 2026).</w:t>
+      </w:r>
+      <w:r>
+        <w:t xml:space="preserve"> </w:t>
+      </w:r>
+      <w:r>
+        <w:t xml:space="preserve">- Company-level enrichment shares hide plant location: Urenco operates in the UK, Germany, the Netherlands and the USA; Orano only in France.</w:t>
+      </w:r>
+      <w:r>
+        <w:t xml:space="preserve"> </w:t>
+      </w:r>
+      <w:r>
+        <w:t xml:space="preserve">- Mining by country ignores ownership and the transport routes for Kazakh exports, which were not assessed, so Russia’s 4.5% of mining may understate its reach. The company-level bound only partly addresses ownership.</w:t>
+      </w:r>
+      <w:r>
+        <w:t xml:space="preserve"> </w:t>
+      </w:r>
+      <w:r>
+        <w:t xml:space="preserve">- Fuel fabrication, where BWR fuel is thought to have few suppliers, was not assessed (§11).</w:t>
+      </w:r>
+      <w:r>
+        <w:t xml:space="preserve"> </w:t>
+      </w:r>
+      <w:r>
+        <w:t xml:space="preserve">- The HHI is a world-market measure. Darlington’s own demand is sized against it in B2.6.</w:t>
+      </w:r>
+    </w:p>
+    <w:bookmarkEnd w:id="97"/>
+    <w:bookmarkStart w:id="98" w:name="X38b76fede8e58c0e5d473d8915656eae0265e01"/>
+    <w:p>
+      <w:pPr>
+        <w:pStyle w:val="Heading4"/>
+      </w:pPr>
+      <w:r>
+        <w:t xml:space="preserve">B2.6 Darlington’s fuel demand against supplier capacity</w:t>
+      </w:r>
+    </w:p>
+    <w:p>
+      <w:pPr>
+        <w:pStyle w:val="FirstParagraph"/>
+      </w:pPr>
+      <w:r>
+        <w:rPr>
+          <w:bCs/>
+          <w:b/>
+        </w:rPr>
+        <w:t xml:space="preserve">Result.</w:t>
+      </w:r>
+      <w:r>
+        <w:t xml:space="preserve"> </w:t>
+      </w:r>
+      <w:r>
+        <w:t xml:space="preserve">Four BWRX-300s need about 196 t of natural uranium and 138 thousand separative work units (tSWU) a year:</w:t>
+      </w:r>
+      <w:r>
+        <w:t xml:space="preserve"> </w:t>
+      </w:r>
+      <w:r>
+        <w:rPr>
+          <w:bCs/>
+          <w:b/>
+        </w:rPr>
+        <w:t xml:space="preserve">3.2% of Urenco USA’s current capacity</w:t>
+      </w:r>
+      <w:r>
+        <w:t xml:space="preserve"> </w:t>
+      </w:r>
+      <w:r>
+        <w:t xml:space="preserve">and 0.56% of the Western (Urenco and Orano) enrichment market. The project is too small to move the HHI. Its exposure is to price and contract terms in a duopoly, not to physical shortage. The inputs are assumed typical BWR reload values (3.8% enrichment, 45 GWd/t burnup).</w:t>
+      </w:r>
+    </w:p>
+    <w:p>
+      <w:pPr>
+        <w:pStyle w:val="BodyText"/>
+      </w:pPr>
+      <w:r>
+        <w:t xml:space="preserve">Working (one unit;</w:t>
+      </w:r>
+      <w:r>
+        <w:t xml:space="preserve"> </w:t>
+      </w:r>
+      <w:r>
+        <w:rPr>
+          <w:rStyle w:val="VerbatimChar"/>
+        </w:rPr>
+        <w:t xml:space="preserve">hhi.md</w:t>
+      </w:r>
+      <w:r>
+        <w:t xml:space="preserve"> </w:t>
+      </w:r>
+      <w:r>
+        <w:t xml:space="preserve">§6):</w:t>
+      </w:r>
+      <w:r>
+        <w:t xml:space="preserve"> </w:t>
+      </w:r>
+      <w:r>
+        <w:t xml:space="preserve">1. Net generation: 300 MWe × 8,760 h × 0.9 = 2,365,200 MWh. Thermal power 870 MWt gives efficiency η = 300 / 870 = 0.3448.</w:t>
+      </w:r>
+      <w:r>
+        <w:t xml:space="preserve"> </w:t>
+      </w:r>
+      <w:r>
+        <w:t xml:space="preserve">2. Energy per kg of enriched uranium (3.8% U-235, burnup 45 GWd/t) = 45 × 24,000 kWh × η = 372,414 kWh. Enriched uranium needed = 2,365,200,000 kWh / 372,414 = 6.35 t a year.</w:t>
+      </w:r>
+      <w:r>
+        <w:t xml:space="preserve"> </w:t>
+      </w:r>
+      <w:r>
+        <w:t xml:space="preserve">3. Natural uranium feed factor 7.701 (tails 0.25%): 6.35 × 7.701 = 48.9 t U. Separative work: 5.422 SWU per kg, so 34.4 tSWU.</w:t>
+      </w:r>
+      <w:r>
+        <w:t xml:space="preserve"> </w:t>
+      </w:r>
+      <w:r>
+        <w:t xml:space="preserve">4. Four units: 25.4 t enriched,</w:t>
+      </w:r>
+      <w:r>
+        <w:t xml:space="preserve"> </w:t>
+      </w:r>
+      <w:r>
+        <w:rPr>
+          <w:bCs/>
+          <w:b/>
+        </w:rPr>
+        <w:t xml:space="preserve">195.6 t U</w:t>
+      </w:r>
+      <w:r>
+        <w:t xml:space="preserve"> </w:t>
+      </w:r>
+      <w:r>
+        <w:t xml:space="preserve">and</w:t>
+      </w:r>
+      <w:r>
+        <w:t xml:space="preserve"> </w:t>
+      </w:r>
+      <w:r>
+        <w:rPr>
+          <w:bCs/>
+          <w:b/>
+        </w:rPr>
+        <w:t xml:space="preserve">137.7 tSWU</w:t>
+      </w:r>
+      <w:r>
+        <w:t xml:space="preserve"> </w:t>
+      </w:r>
+      <w:r>
+        <w:t xml:space="preserve">a year.</w:t>
+      </w:r>
+    </w:p>
+    <w:p>
+      <w:pPr>
+        <w:pStyle w:val="BodyText"/>
       </w:pPr>
       <w:r>
         <w:rPr>
           <w:iCs/>
           <w:i/>
         </w:rPr>
-        <w:t xml:space="preserve">Note moved from §8.3 (Table T9).</w:t>
-      </w:r>
-      <w:r>
-        <w:t xml:space="preserve"> </w:t>
-      </w:r>
-      <w:r>
-        <w:t xml:space="preserve">“</w:t>
-      </w:r>
-      <w:r>
-        <w:t xml:space="preserve">High</w:t>
-      </w:r>
-      <w:r>
-        <w:t xml:space="preserve">”</w:t>
-      </w:r>
-      <w:r>
-        <w:t xml:space="preserve"> </w:t>
-      </w:r>
-      <w:r>
-        <w:t xml:space="preserve">is above 1,800 on the 2023 guidelines and above 2,500 on the 2010 guidelines;</w:t>
-      </w:r>
-      <w:r>
-        <w:t xml:space="preserve"> </w:t>
-      </w:r>
-      <w:r>
-        <w:t xml:space="preserve">“</w:t>
-      </w:r>
-      <w:r>
-        <w:t xml:space="preserve">Moderate</w:t>
-      </w:r>
-      <w:r>
-        <w:t xml:space="preserve">”</w:t>
-      </w:r>
-      <w:r>
-        <w:t xml:space="preserve"> </w:t>
-      </w:r>
-      <w:r>
-        <w:t xml:space="preserve">is 1,500–2,500 (2010). Without Russia, all three stages are high on both scales. Sensitivity: enrichment 2,724–3,065 (2030 plans to 2022); mining by country 2,246–2,370 (2022–2024); conversion 2,015 with the higher ConverDyn capacity; all country-level and capacity-based cases stay above 1,800. Mining by company is about 850–1,400 (midpoint 1,118; top three firms only), mostly below the threshold. Russia’s enrichment share is 42.8% on WNA capacity and 41.0% on World Nuclear University’s. Australia’s resource share is 28% in the 2024 Red Book edition we use; two tabulations of the 2026 edition give 29% and 27%.</w:t>
-      </w:r>
-    </w:p>
-    <w:p>
-      <w:pPr>
-        <w:pStyle w:val="BodyText"/>
-      </w:pPr>
-      <w:r>
-        <w:t xml:space="preserve">Limits:</w:t>
-      </w:r>
-      <w:r>
-        <w:t xml:space="preserve"> </w:t>
-      </w:r>
-      <w:r>
-        <w:t xml:space="preserve">- Capacity is not supply. Nameplate SWU includes capacity Rosatom uses for underfeeding and tails re-enrichment, and CNNC’s figures are WNA estimates.</w:t>
-      </w:r>
-      <w:r>
-        <w:t xml:space="preserve"> </w:t>
-      </w:r>
-      <w:r>
-        <w:t xml:space="preserve">- Secondary supply (inventories, down-blending, re-enriched tails) is excluded. Mine output in 2024 (60,213 tU) met about 93% of reactor requirements (64,500 tU at 1 January 2025; OECD NEA and IAEA, 2026).</w:t>
-      </w:r>
-      <w:r>
-        <w:t xml:space="preserve"> </w:t>
-      </w:r>
-      <w:r>
-        <w:t xml:space="preserve">- Company-level enrichment shares hide plant location: Urenco operates in the UK, Germany, the Netherlands and the USA; Orano only in France.</w:t>
-      </w:r>
-      <w:r>
-        <w:t xml:space="preserve"> </w:t>
-      </w:r>
-      <w:r>
-        <w:t xml:space="preserve">- Mining by country ignores ownership and the transport routes for Kazakh exports, which were not assessed, so Russia’s 4.5% of mining may understate its reach. The company-level bound only partly addresses ownership.</w:t>
-      </w:r>
-      <w:r>
-        <w:t xml:space="preserve"> </w:t>
-      </w:r>
-      <w:r>
-        <w:t xml:space="preserve">- Fuel fabrication, where BWR fuel is thought to have few suppliers, was not assessed (§11).</w:t>
-      </w:r>
-      <w:r>
-        <w:t xml:space="preserve"> </w:t>
-      </w:r>
-      <w:r>
-        <w:t xml:space="preserve">- The HHI is a world-market measure. Darlington’s own demand is sized against it in B2.6.</w:t>
-      </w:r>
-    </w:p>
-    <w:bookmarkEnd w:id="96"/>
-    <w:bookmarkStart w:id="97" w:name="X38b76fede8e58c0e5d473d8915656eae0265e01"/>
-    <w:p>
-      <w:pPr>
-        <w:pStyle w:val="Heading4"/>
-      </w:pPr>
-      <w:r>
-        <w:t xml:space="preserve">B2.6 Darlington’s fuel demand against supplier capacity</w:t>
-      </w:r>
-    </w:p>
-    <w:p>
-      <w:pPr>
-        <w:pStyle w:val="FirstParagraph"/>
-      </w:pPr>
-      <w:r>
-        <w:rPr>
-          <w:bCs/>
-          <w:b/>
-        </w:rPr>
-        <w:t xml:space="preserve">Result.</w:t>
-      </w:r>
-      <w:r>
-        <w:t xml:space="preserve"> </w:t>
-      </w:r>
-      <w:r>
-        <w:t xml:space="preserve">Four BWRX-300s need about 196 t of natural uranium and 138 thousand separative work units (tSWU) a year:</w:t>
-      </w:r>
-      <w:r>
-        <w:t xml:space="preserve"> </w:t>
-      </w:r>
-      <w:r>
-        <w:rPr>
-          <w:bCs/>
-          <w:b/>
-        </w:rPr>
-        <w:t xml:space="preserve">3.2% of Urenco USA’s current capacity</w:t>
-      </w:r>
-      <w:r>
-        <w:t xml:space="preserve"> </w:t>
-      </w:r>
-      <w:r>
-        <w:t xml:space="preserve">and 0.56% of the Western (Urenco and Orano) enrichment market. The project is too small to move the HHI. Its exposure is to price and contract terms in a duopoly, not to physical shortage. The inputs are assumed typical BWR reload values (3.8% enrichment, 45 GWd/t burnup).</w:t>
-      </w:r>
-    </w:p>
-    <w:p>
-      <w:pPr>
-        <w:pStyle w:val="BodyText"/>
-      </w:pPr>
-      <w:r>
-        <w:t xml:space="preserve">Working (one unit;</w:t>
-      </w:r>
-      <w:r>
-        <w:t xml:space="preserve"> </w:t>
-      </w:r>
-      <w:r>
-        <w:rPr>
-          <w:rStyle w:val="VerbatimChar"/>
-        </w:rPr>
-        <w:t xml:space="preserve">hhi.md</w:t>
-      </w:r>
-      <w:r>
-        <w:t xml:space="preserve"> </w:t>
-      </w:r>
-      <w:r>
-        <w:t xml:space="preserve">§6):</w:t>
-      </w:r>
-      <w:r>
-        <w:t xml:space="preserve"> </w:t>
-      </w:r>
-      <w:r>
-        <w:t xml:space="preserve">1. Net generation: 300 MWe × 8,760 h × 0.9 = 2,365,200 MWh. Thermal power 870 MWt gives efficiency η = 300 / 870 = 0.3448.</w:t>
-      </w:r>
-      <w:r>
-        <w:t xml:space="preserve"> </w:t>
-      </w:r>
-      <w:r>
-        <w:t xml:space="preserve">2. Energy per kg of enriched uranium (3.8% U-235, burnup 45 GWd/t) = 45 × 24,000 kWh × η = 372,414 kWh. Enriched uranium needed = 2,365,200,000 kWh / 372,414 = 6.35 t a year.</w:t>
-      </w:r>
-      <w:r>
-        <w:t xml:space="preserve"> </w:t>
-      </w:r>
-      <w:r>
-        <w:t xml:space="preserve">3. Natural uranium feed factor 7.701 (tails 0.25%): 6.35 × 7.701 = 48.9 t U. Separative work: 5.422 SWU per kg, so 34.4 tSWU.</w:t>
-      </w:r>
-      <w:r>
-        <w:t xml:space="preserve"> </w:t>
-      </w:r>
-      <w:r>
-        <w:t xml:space="preserve">4. Four units: 25.4 t enriched,</w:t>
-      </w:r>
-      <w:r>
-        <w:t xml:space="preserve"> </w:t>
-      </w:r>
-      <w:r>
-        <w:rPr>
-          <w:bCs/>
-          <w:b/>
-        </w:rPr>
-        <w:t xml:space="preserve">195.6 t U</w:t>
-      </w:r>
-      <w:r>
-        <w:t xml:space="preserve"> </w:t>
-      </w:r>
-      <w:r>
-        <w:t xml:space="preserve">and</w:t>
-      </w:r>
-      <w:r>
-        <w:t xml:space="preserve"> </w:t>
-      </w:r>
-      <w:r>
-        <w:rPr>
-          <w:bCs/>
-          <w:b/>
-        </w:rPr>
-        <w:t xml:space="preserve">137.7 tSWU</w:t>
-      </w:r>
-      <w:r>
-        <w:t xml:space="preserve"> </w:t>
-      </w:r>
-      <w:r>
-        <w:t xml:space="preserve">a year.</w:t>
-      </w:r>
-    </w:p>
-    <w:p>
-      <w:pPr>
-        <w:pStyle w:val="BodyText"/>
-      </w:pPr>
-      <w:r>
-        <w:rPr>
-          <w:iCs/>
-          <w:i/>
-        </w:rPr>
-        <w:t xml:space="preserve">Table B35. Four-unit demand set against supplier capacity.</w:t>
+        <w:t xml:space="preserve">Table B12a. Four-unit demand set against supplier capacity.</w:t>
       </w:r>
       <w:r>
         <w:t xml:space="preserve"> </w:t>
@@ -30219,9 +30200,9 @@
         </w:pict>
       </w:r>
     </w:p>
-    <w:bookmarkEnd w:id="97"/>
     <w:bookmarkEnd w:id="98"/>
-    <w:bookmarkStart w:id="100" w:name="X4d39e6569850789c0bc5244e03826205e394972"/>
+    <w:bookmarkEnd w:id="99"/>
+    <w:bookmarkStart w:id="101" w:name="X4d39e6569850789c0bc5244e03826205e394972"/>
     <w:p>
       <w:pPr>
         <w:pStyle w:val="Heading3"/>
@@ -30301,7 +30282,7 @@
           <w:iCs/>
           <w:i/>
         </w:rPr>
-        <w:t xml:space="preserve">Source: our qualitative judgement (law brief §5), from the evidence cited in the table.</w:t>
+        <w:t xml:space="preserve">Source: our qualitative judgement, from the evidence cited in the table.</w:t>
       </w:r>
     </w:p>
     <w:tbl>
@@ -30798,7 +30779,7 @@
           <w:iCs/>
           <w:i/>
         </w:rPr>
-        <w:t xml:space="preserve">Source: calculated from Table B13 (law brief §5).</w:t>
+        <w:t xml:space="preserve">Source: calculated from Table B13.</w:t>
       </w:r>
     </w:p>
     <w:tbl>
@@ -31105,13 +31086,13 @@
         <w:t xml:space="preserve">Reading: route B ranks last under all three weightings tested, and C is never behind A. Valuing regulator readiness more only closes the gap, to a tie with A. The choice between A and C is a choice between speed (an existing regulator) and durability (both levels of government committed). That is a political judgement, not a technical one. Whichever route is assumed, an Australian SMR scores lowest on time to first power in the §9 MCDA.</w:t>
       </w:r>
     </w:p>
-    <w:bookmarkStart w:id="99" w:name="Xabe5d379df5afcb6bee3a55f8b7b15cd506d36e"/>
+    <w:bookmarkStart w:id="100" w:name="X0217c3edb9f1194b9fccb10b42373507355a848"/>
     <w:p>
       <w:pPr>
         <w:pStyle w:val="Heading4"/>
       </w:pPr>
       <w:r>
-        <w:t xml:space="preserve">B3.1 Implementation levers for C1 (Table T12 in §8.6): scores and weight test</w:t>
+        <w:t xml:space="preserve">B3.1 Implementation levers for C1 (the §8.6 lever table): scores and weight test</w:t>
       </w:r>
     </w:p>
     <w:p>
@@ -31119,7 +31100,7 @@
         <w:pStyle w:val="FirstParagraph"/>
       </w:pPr>
       <w:r>
-        <w:t xml:space="preserve">Each lever is scored 1 (poor) to 3 (good) on enforceability, speed and low schedule risk. The scores are our judgement (route brief §5), not sourced; the totals are hand calculations.</w:t>
+        <w:t xml:space="preserve">Each lever is scored 1 (poor) to 3 (good) on enforceability, speed and low schedule risk. The scores are our judgement, not sourced; the totals are hand calculations.</w:t>
       </w:r>
     </w:p>
     <w:p>
@@ -31131,7 +31112,7 @@
           <w:iCs/>
           <w:i/>
         </w:rPr>
-        <w:t xml:space="preserve">Table B14a. T16 lever scores and weight test.</w:t>
+        <w:t xml:space="preserve">Table B14a. Lever scores and weight test for the §8.6 lever table.</w:t>
       </w:r>
       <w:r>
         <w:t xml:space="preserve"> </w:t>
@@ -31141,7 +31122,7 @@
           <w:iCs/>
           <w:i/>
         </w:rPr>
-        <w:t xml:space="preserve">Source: our judgement and hand calculation (route brief §5).</w:t>
+        <w:t xml:space="preserve">Source: our judgement and hand calculation.</w:t>
       </w:r>
     </w:p>
     <w:tbl>
@@ -31551,9 +31532,9 @@
         </w:pict>
       </w:r>
     </w:p>
-    <w:bookmarkEnd w:id="99"/>
     <w:bookmarkEnd w:id="100"/>
-    <w:bookmarkStart w:id="104" w:name="X6942ef6bc025069590c0c205010015835f1b9ab"/>
+    <w:bookmarkEnd w:id="101"/>
+    <w:bookmarkStart w:id="105" w:name="X6942ef6bc025069590c0c205010015835f1b9ab"/>
     <w:p>
       <w:pPr>
         <w:pStyle w:val="Heading3"/>
@@ -31671,7 +31652,7 @@
         <w:t xml:space="preserve">.</w:t>
       </w:r>
     </w:p>
-    <w:bookmarkStart w:id="101" w:name="b4.1-method"/>
+    <w:bookmarkStart w:id="102" w:name="b4.1-method"/>
     <w:p>
       <w:pPr>
         <w:pStyle w:val="Heading4"/>
@@ -32341,7 +32322,7 @@
               <w:jc w:val="left"/>
             </w:pPr>
             <w:r>
-              <w:t xml:space="preserve">Assumption (the deck’s value; an OPG filing gives 315)</w:t>
+              <w:t xml:space="preserve">Assumption (an OPG filing gives 315)</w:t>
             </w:r>
           </w:p>
         </w:tc>
@@ -33009,8 +32990,8 @@
         </w:tc>
       </w:tr>
     </w:tbl>
-    <w:bookmarkEnd w:id="101"/>
-    <w:bookmarkStart w:id="102" w:name="b4.2-results"/>
+    <w:bookmarkEnd w:id="102"/>
+    <w:bookmarkStart w:id="103" w:name="b4.2-results"/>
     <w:p>
       <w:pPr>
         <w:pStyle w:val="Heading4"/>
@@ -33195,7 +33176,7 @@
               <w:jc w:val="left"/>
             </w:pPr>
             <w:r>
-              <w:t xml:space="preserve">Ontario average 2023 (energy snapshot; the deck’s value)</w:t>
+              <w:t xml:space="preserve">Ontario average 2023 (energy snapshot)</w:t>
             </w:r>
           </w:p>
         </w:tc>
@@ -36052,8 +36033,8 @@
         <w:t xml:space="preserve">Only in the 110 g/kWh stress case, or on a near-zero floor, where the result turns negative.</w:t>
       </w:r>
     </w:p>
-    <w:bookmarkEnd w:id="102"/>
-    <w:bookmarkStart w:id="103" w:name="b4.3-limitations"/>
+    <w:bookmarkEnd w:id="103"/>
+    <w:bookmarkStart w:id="104" w:name="b4.3-limitations"/>
     <w:p>
       <w:pPr>
         <w:pStyle w:val="Heading4"/>
@@ -36179,9 +36160,9 @@
         </w:pict>
       </w:r>
     </w:p>
-    <w:bookmarkEnd w:id="103"/>
     <w:bookmarkEnd w:id="104"/>
-    <w:bookmarkStart w:id="111" w:name="X66860b851f2e133f81978e30598e738689cf6de"/>
+    <w:bookmarkEnd w:id="105"/>
+    <w:bookmarkStart w:id="112" w:name="X66860b851f2e133f81978e30598e738689cf6de"/>
     <w:p>
       <w:pPr>
         <w:pStyle w:val="Heading3"/>
@@ -36304,7 +36285,7 @@
         <w:t xml:space="preserve">.</w:t>
       </w:r>
     </w:p>
-    <w:bookmarkStart w:id="105" w:name="b5.1-method"/>
+    <w:bookmarkStart w:id="106" w:name="b5.1-method"/>
     <w:p>
       <w:pPr>
         <w:pStyle w:val="Heading4"/>
@@ -36504,8 +36485,8 @@
         <w:t xml:space="preserve">.</w:t>
       </w:r>
     </w:p>
-    <w:bookmarkEnd w:id="105"/>
-    <w:bookmarkStart w:id="106" w:name="b5.2-co₂e-lost-per-month-of-delay"/>
+    <w:bookmarkEnd w:id="106"/>
+    <w:bookmarkStart w:id="107" w:name="b5.2-co₂e-lost-per-month-of-delay"/>
     <w:p>
       <w:pPr>
         <w:pStyle w:val="Heading4"/>
@@ -37905,8 +37886,8 @@
         <w:t xml:space="preserve">§5).</w:t>
       </w:r>
     </w:p>
-    <w:bookmarkEnd w:id="106"/>
-    <w:bookmarkStart w:id="107" w:name="b5.3-break-even-delay-for-c1"/>
+    <w:bookmarkEnd w:id="107"/>
+    <w:bookmarkStart w:id="108" w:name="b5.3-break-even-delay-for-c1"/>
     <w:p>
       <w:pPr>
         <w:pStyle w:val="Heading4"/>
@@ -38508,8 +38489,8 @@
         <w:t xml:space="preserve">Its saving of 1,734 t per unit (5,201 t for Units 2–4; Monte Carlo 90% interval 1,387–2,153 t) gives break-evens of 9.2–14.6 days on the average factor and 1.3–1.4 days on the marginal factor. The deck case lengthens them by about 27% (2,200 / 1,734).</w:t>
       </w:r>
     </w:p>
-    <w:bookmarkEnd w:id="107"/>
-    <w:bookmarkStart w:id="108" w:name="Xaea02f89b8298bc8af300b41fdf9ad8acb92793"/>
+    <w:bookmarkEnd w:id="108"/>
+    <w:bookmarkStart w:id="109" w:name="Xaea02f89b8298bc8af300b41fdf9ad8acb92793"/>
     <w:p>
       <w:pPr>
         <w:pStyle w:val="Heading4"/>
@@ -39149,8 +39130,8 @@
         <w:t xml:space="preserve">§5), against C1’s total carbon value of C$0.63–0.76 m (C$1.14 m at 60% eligibility and C$115/t).</w:t>
       </w:r>
     </w:p>
-    <w:bookmarkEnd w:id="108"/>
-    <w:bookmarkStart w:id="109" w:name="b5.5-year-scale-delays"/>
+    <w:bookmarkEnd w:id="109"/>
+    <w:bookmarkStart w:id="110" w:name="b5.5-year-scale-delays"/>
     <w:p>
       <w:pPr>
         <w:pStyle w:val="Heading4"/>
@@ -39917,8 +39898,8 @@
         </w:tc>
       </w:tr>
     </w:tbl>
-    <w:bookmarkEnd w:id="109"/>
-    <w:bookmarkStart w:id="110" w:name="b5.6-limitations"/>
+    <w:bookmarkEnd w:id="110"/>
+    <w:bookmarkStart w:id="111" w:name="b5.6-limitations"/>
     <w:p>
       <w:pPr>
         <w:pStyle w:val="Heading4"/>
@@ -39994,9 +39975,9 @@
         </w:pict>
       </w:r>
     </w:p>
-    <w:bookmarkEnd w:id="110"/>
     <w:bookmarkEnd w:id="111"/>
-    <w:bookmarkStart w:id="116" w:name="Xe9bf8aa20110d892414618c9830b1120addc14d"/>
+    <w:bookmarkEnd w:id="112"/>
+    <w:bookmarkStart w:id="117" w:name="Xe9bf8aa20110d892414618c9830b1120addc14d"/>
     <w:p>
       <w:pPr>
         <w:pStyle w:val="Heading3"/>
@@ -40190,7 +40171,7 @@
         <w:t xml:space="preserve">and re-run; every table here regenerates.</w:t>
       </w:r>
     </w:p>
-    <w:bookmarkStart w:id="112" w:name="b6.1-inputs-and-method"/>
+    <w:bookmarkStart w:id="113" w:name="b6.1-inputs-and-method"/>
     <w:p>
       <w:pPr>
         <w:pStyle w:val="Heading4"/>
@@ -40887,8 +40868,8 @@
         <w:t xml:space="preserve">3. Cumulative comparison: the annual spend = SMR output × SMR LCOE, and the renewables bought with it = spend / renewables LCOE, from 2028. Each technology’s avoided CO₂e is summed on the same trajectory (B4.1), net of its own life-cycle intensity (4.2 or 30 g/kWh).</w:t>
       </w:r>
     </w:p>
-    <w:bookmarkEnd w:id="112"/>
-    <w:bookmarkStart w:id="113" w:name="b6.2-results"/>
+    <w:bookmarkEnd w:id="113"/>
+    <w:bookmarkStart w:id="114" w:name="b6.2-results"/>
     <w:p>
       <w:pPr>
         <w:pStyle w:val="Heading4"/>
@@ -43276,8 +43257,8 @@
         </w:tc>
       </w:tr>
     </w:tbl>
-    <w:bookmarkEnd w:id="113"/>
-    <w:bookmarkStart w:id="114" w:name="Xd3c3cf27c12f2b6068bf203352ac12d45dd7cd3"/>
+    <w:bookmarkEnd w:id="114"/>
+    <w:bookmarkStart w:id="115" w:name="Xd3c3cf27c12f2b6068bf203352ac12d45dd7cd3"/>
     <w:p>
       <w:pPr>
         <w:pStyle w:val="Heading4"/>
@@ -43340,7 +43321,10 @@
         <w:t xml:space="preserve"> </w:t>
       </w:r>
       <w:r>
-        <w:t xml:space="preserve">A$221 at 7% sits just below GenCost 2023-24’s 2030 SMR range (A$230–382). Two reasons it should sit low: Darlington is a four-unit site with shared infrastructure, whereas GenCost prices a generic single Australian SMR; and GenCost 2025-26 reports revising Darlington’s capital downwards for interest during construction (Graham and Hayward, 2026, as reported). At 10% (A$313) our figure falls in the upper half of GenCost’s range. GenCost 2024-25 gives an SMR value of up to A$487 (</w:t>
+        <w:t xml:space="preserve">A$221 at 7% sits just below GenCost 2023-24’s 2030 SMR range (A$230–382). Two reasons it should sit low: Darlington is a four-unit site with shared infrastructure, whereas GenCost prices a generic single Australian SMR; and GenCost 2025-26 reports revising Darlington’s capital downwards for interest during construction (Graham and Hayward, 2026, as reported). At 10% (A$313) our figure falls in the upper half of GenCost’s range. GenCost 2024-25 gives an SMR value of up to A$487 (Graham, Hayward and Foster, 2025;</w:t>
+      </w:r>
+      <w:r>
+        <w:t xml:space="preserve"> </w:t>
       </w:r>
       <w:r>
         <w:rPr>
@@ -43489,8 +43473,8 @@
         <w:t xml:space="preserve">.</w:t>
       </w:r>
     </w:p>
-    <w:bookmarkEnd w:id="114"/>
-    <w:bookmarkStart w:id="115" w:name="b6.4-limitations"/>
+    <w:bookmarkEnd w:id="115"/>
+    <w:bookmarkStart w:id="116" w:name="b6.4-limitations"/>
     <w:p>
       <w:pPr>
         <w:pStyle w:val="Heading4"/>
@@ -43566,9 +43550,9 @@
         </w:pict>
       </w:r>
     </w:p>
-    <w:bookmarkEnd w:id="115"/>
     <w:bookmarkEnd w:id="116"/>
-    <w:bookmarkStart w:id="123" w:name="Xc131c5b7da9b849e6bc37677db63fd4f3349dcd"/>
+    <w:bookmarkEnd w:id="117"/>
+    <w:bookmarkStart w:id="124" w:name="Xc131c5b7da9b849e6bc37677db63fd4f3349dcd"/>
     <w:p>
       <w:pPr>
         <w:pStyle w:val="Heading3"/>
@@ -43608,7 +43592,7 @@
         <w:t xml:space="preserve"> </w:t>
       </w:r>
       <w:r>
-        <w:t xml:space="preserve">the social, legal and renewables-supply scores and the weights are our judgement. The main-text summary is §9 (Tables T13 and T14). Source:</w:t>
+        <w:t xml:space="preserve">the social, legal and renewables-supply scores and the weights are our judgement. The main-text summary is §9 (the §9 tables). Source:</w:t>
       </w:r>
       <w:r>
         <w:t xml:space="preserve"> </w:t>
@@ -43665,7 +43649,7 @@
         <w:t xml:space="preserve">, which holds every raw score, normalised score, weight set and perturbation (593 rows).</w:t>
       </w:r>
     </w:p>
-    <w:bookmarkStart w:id="117" w:name="b7.1-options-criteria-and-inputs"/>
+    <w:bookmarkStart w:id="118" w:name="b7.1-options-criteria-and-inputs"/>
     <w:p>
       <w:pPr>
         <w:pStyle w:val="Heading4"/>
@@ -44347,7 +44331,7 @@
               <w:jc w:val="left"/>
             </w:pPr>
             <w:r>
-              <w:t xml:space="preserve">B3, best SMR route under equal weights (route C, 8); route A rescored to 6 after fact-check M2, which leaves this input unchanged (our judgement)</w:t>
+              <w:t xml:space="preserve">B3, best SMR route under equal weights (route C, 8); route A scores 6, which leaves this input unchanged (our judgement)</w:t>
             </w:r>
           </w:p>
         </w:tc>
@@ -44407,8 +44391,8 @@
         <w:t xml:space="preserve">Technology readiness level (TRL) is not scored. Schedule risk enters through the first-power year (tested at 2035 and 2045) and the C1 delay case.</w:t>
       </w:r>
     </w:p>
-    <w:bookmarkEnd w:id="117"/>
-    <w:bookmarkStart w:id="118" w:name="b7.2-method"/>
+    <w:bookmarkEnd w:id="118"/>
+    <w:bookmarkStart w:id="119" w:name="b7.2-method"/>
     <w:p>
       <w:pPr>
         <w:pStyle w:val="Heading4"/>
@@ -45152,8 +45136,8 @@
         </w:tc>
       </w:tr>
     </w:tbl>
-    <w:bookmarkEnd w:id="118"/>
-    <w:bookmarkStart w:id="119" w:name="b7.3-weights-and-results"/>
+    <w:bookmarkEnd w:id="119"/>
+    <w:bookmarkStart w:id="120" w:name="b7.3-weights-and-results"/>
     <w:p>
       <w:pPr>
         <w:pStyle w:val="Heading4"/>
@@ -46192,8 +46176,8 @@
         </w:tc>
       </w:tr>
     </w:tbl>
-    <w:bookmarkEnd w:id="119"/>
-    <w:bookmarkStart w:id="120" w:name="b7.4-rank-reversal-and-input-sensitivity"/>
+    <w:bookmarkEnd w:id="120"/>
+    <w:bookmarkStart w:id="121" w:name="b7.4-rank-reversal-and-input-sensitivity"/>
     <w:p>
       <w:pPr>
         <w:pStyle w:val="Heading4"/>
@@ -46848,8 +46832,8 @@
         <w:t xml:space="preserve">it comes from the four-option scale, where doing nothing scores full marks on cost, supply and legal feasibility.</w:t>
       </w:r>
     </w:p>
-    <w:bookmarkEnd w:id="120"/>
-    <w:bookmarkStart w:id="121" w:name="X655acef3214253160cddaea55a74ab651fff5b4"/>
+    <w:bookmarkEnd w:id="121"/>
+    <w:bookmarkStart w:id="122" w:name="X655acef3214253160cddaea55a74ab651fff5b4"/>
     <w:p>
       <w:pPr>
         <w:pStyle w:val="Heading4"/>
@@ -47326,8 +47310,8 @@
         <w:t xml:space="preserve">If C1 slips the unit by 18.5 days (the whole-life break-even of Table B21, used as an illustration), the CO₂e not avoided at Liddell during the delay is 32.3 kt, which is 15 times the 2,200 t saving. SMR + C1 then avoids less than the plain SMR, so the schedule-neutral condition decides the sign. The percentages are of the 4.2 g/kWh median.</w:t>
       </w:r>
     </w:p>
-    <w:bookmarkEnd w:id="121"/>
-    <w:bookmarkStart w:id="122" w:name="b7.6-limitations"/>
+    <w:bookmarkEnd w:id="122"/>
+    <w:bookmarkStart w:id="123" w:name="b7.6-limitations"/>
     <w:p>
       <w:pPr>
         <w:pStyle w:val="Heading4"/>
@@ -47535,9 +47519,9 @@
         </w:pict>
       </w:r>
     </w:p>
-    <w:bookmarkEnd w:id="122"/>
     <w:bookmarkEnd w:id="123"/>
-    <w:bookmarkStart w:id="128" w:name="Xdcb2f35f44111e0f453c2a475e1a576da286c83"/>
+    <w:bookmarkEnd w:id="124"/>
+    <w:bookmarkStart w:id="129" w:name="Xdcb2f35f44111e0f453c2a475e1a576da286c83"/>
     <w:p>
       <w:pPr>
         <w:pStyle w:val="Heading3"/>
@@ -47616,7 +47600,31 @@
         <w:t xml:space="preserve">).</w:t>
       </w:r>
     </w:p>
-    <w:bookmarkStart w:id="124" w:name="X8871295422bcc52b42d843e419a224e284f0009"/>
+    <w:p>
+      <w:pPr>
+        <w:pStyle w:val="BodyText"/>
+      </w:pPr>
+      <w:r>
+        <w:t xml:space="preserve">Sources for the §8.4 social-licence table (Darlington and Liddell): Neelam (2024); Griffith University Climate Action Beacon and Monash Climate Change Communication Research Hub (2025); Newspoll (2007); Ritchie (2020); Markandya and Wilkinson (2007); Canadian Nuclear Safety Commission (2025); Williams Treaties First Nations et al. (2026); Mississaugas of Scugog Island First Nation (2023); Curve Lake First Nation (2024); Municipality of Clarington (2024); Australian Electoral Commission (2019);</w:t>
+      </w:r>
+      <w:r>
+        <w:t xml:space="preserve"> </w:t>
+      </w:r>
+      <w:r>
+        <w:rPr>
+          <w:iCs/>
+          <w:i/>
+        </w:rPr>
+        <w:t xml:space="preserve">Barngarla</w:t>
+      </w:r>
+      <w:r>
+        <w:t xml:space="preserve"> </w:t>
+      </w:r>
+      <w:r>
+        <w:t xml:space="preserve">[2023] FCA 809; Nuclear Waste Management Organization (2024a; 2024b; 2024c; n.d.); Department of Industry, Science, Energy and Resources (2020); Power Workers’ Union (2021); Conference Board of Canada (2021); Joint Standing Committee on Treaties (2024); Slovic (1987).</w:t>
+      </w:r>
+    </w:p>
+    <w:bookmarkStart w:id="125" w:name="X8871295422bcc52b42d843e419a224e284f0009"/>
     <w:p>
       <w:pPr>
         <w:pStyle w:val="Heading4"/>
@@ -48108,14 +48116,14 @@
         <w:t xml:space="preserve">The unit’s own output carries 0.07 statistical deaths a year at the nuclear rate (one per 14 years), a rate that includes Chernobyl and Fukushima. The fossil rates are for European plants with pollution controls, so they are conservative. Against wind or solar the difference lies within the uncertainty of the rates.</w:t>
       </w:r>
     </w:p>
-    <w:bookmarkEnd w:id="124"/>
-    <w:bookmarkStart w:id="125" w:name="Xfaf948de050b31a2ed3f21030d68b74a2859c70"/>
+    <w:bookmarkEnd w:id="125"/>
+    <w:bookmarkStart w:id="126" w:name="X92849018d318b05d1619841a208001b9b5d443e"/>
     <w:p>
       <w:pPr>
         <w:pStyle w:val="Heading4"/>
       </w:pPr>
       <w:r>
-        <w:t xml:space="preserve">B8.2 Stakeholder power, interest and stance (Figure 8)</w:t>
+        <w:t xml:space="preserve">B8.2 Stakeholder power, interest and stance (Figure F8)</w:t>
       </w:r>
     </w:p>
     <w:p>
@@ -49873,14 +49881,14 @@
         <w:t xml:space="preserve">. Four actors have high power and three are opposed. Scoring the Wonnarua people at −2 or +2 would move the Liddell result by −0.17 or +0.17 (3 × 2 / 36), which does not change its sign.</w:t>
       </w:r>
     </w:p>
-    <w:bookmarkEnd w:id="125"/>
-    <w:bookmarkStart w:id="126" w:name="Xd5df1698768aea18553bcc1433b5699130c12c4"/>
+    <w:bookmarkEnd w:id="126"/>
+    <w:bookmarkStart w:id="127" w:name="X896d2bfe54b9a94cdd26775c3af798143bf33da"/>
     <w:p>
       <w:pPr>
         <w:pStyle w:val="Heading4"/>
       </w:pPr>
       <w:r>
-        <w:t xml:space="preserve">B8.3 Social-licence routes for an SMR at Liddell (Table T13)</w:t>
+        <w:t xml:space="preserve">B8.3 Social-licence routes for an SMR at Liddell</w:t>
       </w:r>
     </w:p>
     <w:p>
@@ -49947,7 +49955,7 @@
           <w:iCs/>
           <w:i/>
         </w:rPr>
-        <w:t xml:space="preserve">.</w:t>
+        <w:t xml:space="preserve">; route models from Newcastle Herald (2024b), NWMO (2024a; 2024c) and Williams Treaties First Nations et al. (2026).</w:t>
       </w:r>
     </w:p>
     <w:tbl>
@@ -50649,17 +50657,17 @@
         <w:pStyle w:val="BodyText"/>
       </w:pPr>
       <w:r>
-        <w:t xml:space="preserve">Reading: R1 beats R3 only on speed (2 against 1) and public cost (2 against 1), and R2 only on speed (2 against 1). Even so, R2 and R3 lead R1 by 3 to 6 points under every weighting. R3 wins outright only when fairness is doubled.</w:t>
-      </w:r>
-    </w:p>
-    <w:bookmarkEnd w:id="126"/>
-    <w:bookmarkStart w:id="127" w:name="Xcff10869c6c2e2d735b2e04ff49aafde5f3bf8b"/>
+        <w:t xml:space="preserve">Reading: R1 beats R3 only on speed (2 against 1) and public cost (2 against 1), and R2 only on speed (2 against 1). Even so, R2 and R3 lead R1 by 3 to 6 points under every weighting. R3 wins outright only when fairness is doubled. R4 (no SMR) scores highest under every weighting, so on social licence alone the Australian SMR case is weaker than the alternative (§9).</w:t>
+      </w:r>
+    </w:p>
+    <w:bookmarkEnd w:id="127"/>
+    <w:bookmarkStart w:id="128" w:name="X7094c050e1e3614f8863513705ad571ff5d7276"/>
     <w:p>
       <w:pPr>
         <w:pStyle w:val="Heading4"/>
       </w:pPr>
       <w:r>
-        <w:t xml:space="preserve">B8.4 Who finances the Darlington New Nuclear Project (Table T11)</w:t>
+        <w:t xml:space="preserve">B8.4 Who finances the Darlington New Nuclear Project</w:t>
       </w:r>
     </w:p>
     <w:p>
@@ -50992,7 +51000,7 @@
         <w:t xml:space="preserve"> </w:t>
       </w:r>
       <w:r>
-        <w:t xml:space="preserve">All scores are judgements from secondary summaries. Local min–max scaling and the MCDA use of these scores are in B7. Job and waste figures in T12 (CBoC, NWMO) are taken from the briefs and are not recomputed here, except the Ignace hosting payment (C$170 m over 81 years, about C$2.1 m a year; the C$170 m in total is 0.65% of the C$26 bn lifecycle cost, nominal against 2020 dollars).</w:t>
+        <w:t xml:space="preserve">All scores are judgements from secondary summaries. Local min–max scaling and the MCDA use of these scores are in B7. Job and waste figures in the §8.4 social-licence table (Conference Board of Canada, 2021; NWMO, n.d.) are taken from those sources and are not recomputed here, except the Ignace hosting payment (C$170 m over 81 years, about C$2.1 m a year; the C$170 m in total is 0.65% of the C$26 bn lifecycle cost, nominal against 2020 dollars).</w:t>
       </w:r>
     </w:p>
     <w:p>
@@ -51002,64 +51010,52 @@
         </w:pict>
       </w:r>
     </w:p>
+    <w:bookmarkEnd w:id="128"/>
+    <w:bookmarkEnd w:id="129"/>
+    <w:bookmarkEnd w:id="130"/>
+    <w:bookmarkStart w:id="137" w:name="X2538f2b2fc20c8063ffc88885f2cb513202a3b3"/>
+    <w:p>
+      <w:pPr>
+        <w:pStyle w:val="Heading2"/>
+      </w:pPr>
+      <w:r>
+        <w:t xml:space="preserve">Appendix C. Sensitivity: tornado and Monte Carlo set-up and results</w:t>
+      </w:r>
+    </w:p>
     <w:p>
       <w:pPr>
         <w:pStyle w:val="FirstParagraph"/>
       </w:pPr>
       <w:r>
-        <w:t xml:space="preserve">Coordinator: merge into Appendix B under the headings named below. The text is moved verbatim from §8.4 (final cut, 25/10/2026). The body points to</w:t>
-      </w:r>
-      <w:r>
-        <w:t xml:space="preserve"> </w:t>
-      </w:r>
-      <w:r>
-        <w:t xml:space="preserve">“</w:t>
-      </w:r>
-      <w:r>
-        <w:t xml:space="preserve">Appendix B8.3</w:t>
-      </w:r>
-      <w:r>
-        <w:t xml:space="preserve">”</w:t>
-      </w:r>
-      <w:r>
-        <w:t xml:space="preserve"> </w:t>
-      </w:r>
-      <w:r>
-        <w:t xml:space="preserve">and</w:t>
-      </w:r>
-      <w:r>
-        <w:t xml:space="preserve"> </w:t>
-      </w:r>
-      <w:r>
-        <w:t xml:space="preserve">“</w:t>
-      </w:r>
-      <w:r>
-        <w:t xml:space="preserve">Appendix B8</w:t>
-      </w:r>
-      <w:r>
-        <w:t xml:space="preserve">”</w:t>
-      </w:r>
-      <w:r>
-        <w:t xml:space="preserve">. Nothing from §8.5 or §8.6 needed moving (T11 is merged into T16 in the body; the deleted §8.6 fuel-supply paragraph is already covered in §8.3).</w:t>
-      </w:r>
-    </w:p>
-    <w:bookmarkEnd w:id="127"/>
-    <w:bookmarkEnd w:id="128"/>
-    <w:bookmarkStart w:id="129" w:name="X89260dd1f36e5418c1426fefbca9dfddf3e86ea"/>
-    <w:p>
-      <w:pPr>
-        <w:pStyle w:val="Heading3"/>
-      </w:pPr>
-      <w:r>
-        <w:t xml:space="preserve">B8 (head of subsection): sources for Table T10</w:t>
-      </w:r>
-    </w:p>
-    <w:p>
-      <w:pPr>
-        <w:pStyle w:val="FirstParagraph"/>
-      </w:pPr>
-      <w:r>
-        <w:t xml:space="preserve">Sources for Table T10 (Social licence at Darlington and at Liddell): Neelam (2024); Griffith University Climate Action Beacon and Monash Climate Change Communication Research Hub (2025); Newspoll (2007); Ritchie (2020); Markandya and Wilkinson (2007); Australian Energy Market Operator (2025); Canadian Nuclear Safety Commission (2025); Williams Treaties First Nations et al. (2026); Mississaugas of Scugog Island First Nation (2023); Curve Lake First Nation (2024); Municipality of Clarington (2024); Australian Electoral Commission (2019);</w:t>
+        <w:t xml:space="preserve">This appendix shows how uncertain the §6 results are and which inputs drive them.</w:t>
+      </w:r>
+      <w:r>
+        <w:t xml:space="preserve"> </w:t>
+      </w:r>
+      <w:r>
+        <w:rPr>
+          <w:bCs/>
+          <w:b/>
+        </w:rPr>
+        <w:t xml:space="preserve">The life-cycle intensity is uncertain mainly through the fuel inputs (conversion heat, mining, back end, burnup, enrichment); the LC3 saving is uncertain mainly through the LC3 emission cut, the DPSC geometry and the infill mix.</w:t>
+      </w:r>
+      <w:r>
+        <w:t xml:space="preserve"> </w:t>
+      </w:r>
+      <w:r>
+        <w:t xml:space="preserve">All ranges come from</w:t>
+      </w:r>
+      <w:r>
+        <w:t xml:space="preserve"> </w:t>
+      </w:r>
+      <w:r>
+        <w:rPr>
+          <w:rStyle w:val="VerbatimChar"/>
+        </w:rPr>
+        <w:t xml:space="preserve">parameters_lca.yaml</w:t>
+      </w:r>
+      <w:r>
+        <w:t xml:space="preserve">; every input is [TO VERIFY], an assumption or a placeholder, so the intervals describe the uncertainty in our</w:t>
       </w:r>
       <w:r>
         <w:t xml:space="preserve"> </w:t>
@@ -51069,614 +51065,13 @@
           <w:iCs/>
           <w:i/>
         </w:rPr>
-        <w:t xml:space="preserve">Barngarla</w:t>
-      </w:r>
-      <w:r>
-        <w:t xml:space="preserve"> </w:t>
-      </w:r>
-      <w:r>
-        <w:t xml:space="preserve">[2023] FCA 809; Nuclear Waste Management Organization (2024a; 2024b; 2024c; n.d.); Department of Industry, Science, Energy and Resources (2020); Power Workers’ Union (2021); Conference Board of Canada (2021); Joint Standing Committee on Treaties (2024); Slovic (1987). Deaths avoided are calculated in</w:t>
-      </w:r>
-      <w:r>
-        <w:t xml:space="preserve"> </w:t>
-      </w:r>
-      <w:r>
-        <w:rPr>
-          <w:rStyle w:val="VerbatimChar"/>
-        </w:rPr>
-        <w:t xml:space="preserve">social_licence.py</w:t>
-      </w:r>
-      <w:r>
-        <w:t xml:space="preserve"> </w:t>
-      </w:r>
-      <w:r>
-        <w:t xml:space="preserve">(B8.1). Two T12 items shortened in the body: the</w:t>
-      </w:r>
-      <w:r>
-        <w:t xml:space="preserve"> </w:t>
-      </w:r>
-      <w:r>
-        <w:t xml:space="preserve">“</w:t>
-      </w:r>
-      <w:r>
-        <w:t xml:space="preserve">Public view</w:t>
-      </w:r>
-      <w:r>
-        <w:t xml:space="preserve">”</w:t>
-      </w:r>
-      <w:r>
-        <w:t xml:space="preserve"> </w:t>
-      </w:r>
-      <w:r>
-        <w:t xml:space="preserve">row (host municipality</w:t>
-      </w:r>
-      <w:r>
-        <w:t xml:space="preserve"> </w:t>
-      </w:r>
-      <w:r>
-        <w:t xml:space="preserve">“</w:t>
-      </w:r>
-      <w:r>
-        <w:t xml:space="preserve">very supportive</w:t>
-      </w:r>
-      <w:r>
-        <w:t xml:space="preserve">”</w:t>
-      </w:r>
-      <w:r>
-        <w:t xml:space="preserve">; national 61% support against 59% keeping the ban; older polls found local support 16–20 points lower), and the unions’ position in Australia (the Australian Council of Trade Unions and the Electrical Trades Union oppose).</w:t>
-      </w:r>
-    </w:p>
-    <w:bookmarkEnd w:id="129"/>
-    <w:bookmarkStart w:id="130" w:name="Xbd0a7ab0f2430cf42b9305871973ba68b4929bd"/>
-    <w:p>
-      <w:pPr>
-        <w:pStyle w:val="Heading3"/>
-      </w:pPr>
-      <w:r>
-        <w:t xml:space="preserve">B8.3 Social-licence routes for an SMR at Liddell (Table B41)</w:t>
-      </w:r>
-    </w:p>
-    <w:p>
-      <w:pPr>
-        <w:pStyle w:val="FirstParagraph"/>
-      </w:pPr>
-      <w:r>
-        <w:rPr>
-          <w:iCs/>
-          <w:i/>
-        </w:rPr>
-        <w:t xml:space="preserve">Table B41. Social-licence routes for an SMR at Liddell: total score (criteria scored 1–3 on legitimacy, legal risk, speed, public cost and fairness; one criterion doubled in each weighted column).</w:t>
-      </w:r>
-      <w:r>
-        <w:t xml:space="preserve"> </w:t>
-      </w:r>
-      <w:r>
-        <w:rPr>
-          <w:iCs/>
-          <w:i/>
-        </w:rPr>
-        <w:t xml:space="preserve">Source: our judgement from the evidence in T12, calculated in</w:t>
-      </w:r>
-      <w:r>
-        <w:rPr>
-          <w:iCs/>
-          <w:i/>
-        </w:rPr>
-        <w:t xml:space="preserve"> </w:t>
-      </w:r>
-      <w:r>
-        <w:rPr>
-          <w:rStyle w:val="VerbatimChar"/>
-          <w:iCs/>
-          <w:i/>
-        </w:rPr>
-        <w:t xml:space="preserve">social_licence.py</w:t>
-      </w:r>
-      <w:r>
-        <w:rPr>
-          <w:iCs/>
-          <w:i/>
-        </w:rPr>
-        <w:t xml:space="preserve"> </w:t>
-      </w:r>
-      <w:r>
-        <w:rPr>
-          <w:iCs/>
-          <w:i/>
-        </w:rPr>
-        <w:t xml:space="preserve">(Appendix B8.3); route models from Newcastle Herald (2024b), NWMO (2024a; 2024c) and Williams Treaties First Nations et al. (2026). Scores are our judgement and depend on the evidence cited.</w:t>
-      </w:r>
-    </w:p>
-    <w:tbl>
-      <w:tblPr>
-        <w:tblStyle w:val="Table"/>
-        <w:tblW w:type="auto" w:w="0"/>
-        <w:tblLook w:firstRow="1" w:lastRow="0" w:firstColumn="0" w:lastColumn="0" w:noHBand="0" w:noVBand="0" w:val="0020"/>
-        <w:jc w:val="start"/>
-      </w:tblPr>
-      <w:tblGrid>
-        <w:gridCol w:w="1320"/>
-        <w:gridCol w:w="1320"/>
-        <w:gridCol w:w="1320"/>
-        <w:gridCol w:w="1320"/>
-        <w:gridCol w:w="1320"/>
-        <w:gridCol w:w="1320"/>
-      </w:tblGrid>
-      <w:tr>
-        <w:trPr>
-          <w:tblHeader w:val="true"/>
-        </w:trPr>
-        <w:tc>
-          <w:tcPr/>
-          <w:p>
-            <w:pPr>
-              <w:pStyle w:val="Compact"/>
-              <w:jc w:val="left"/>
-            </w:pPr>
-            <w:r>
-              <w:t xml:space="preserve">Route</w:t>
-            </w:r>
-          </w:p>
-        </w:tc>
-        <w:tc>
-          <w:tcPr/>
-          <w:p>
-            <w:pPr>
-              <w:pStyle w:val="Compact"/>
-              <w:jc w:val="right"/>
-            </w:pPr>
-            <w:r>
-              <w:t xml:space="preserve">Equal weights</w:t>
-            </w:r>
-          </w:p>
-        </w:tc>
-        <w:tc>
-          <w:tcPr/>
-          <w:p>
-            <w:pPr>
-              <w:pStyle w:val="Compact"/>
-              <w:jc w:val="right"/>
-            </w:pPr>
-            <w:r>
-              <w:t xml:space="preserve">Legitimacy ×2</w:t>
-            </w:r>
-          </w:p>
-        </w:tc>
-        <w:tc>
-          <w:tcPr/>
-          <w:p>
-            <w:pPr>
-              <w:pStyle w:val="Compact"/>
-              <w:jc w:val="right"/>
-            </w:pPr>
-            <w:r>
-              <w:t xml:space="preserve">Speed ×2</w:t>
-            </w:r>
-          </w:p>
-        </w:tc>
-        <w:tc>
-          <w:tcPr/>
-          <w:p>
-            <w:pPr>
-              <w:pStyle w:val="Compact"/>
-              <w:jc w:val="right"/>
-            </w:pPr>
-            <w:r>
-              <w:t xml:space="preserve">Fairness ×2</w:t>
-            </w:r>
-          </w:p>
-        </w:tc>
-        <w:tc>
-          <w:tcPr/>
-          <w:p>
-            <w:pPr>
-              <w:pStyle w:val="Compact"/>
-              <w:jc w:val="right"/>
-            </w:pPr>
-            <w:r>
-              <w:t xml:space="preserve">Public cost ×2</w:t>
-            </w:r>
-          </w:p>
-        </w:tc>
-      </w:tr>
-      <w:tr>
-        <w:tc>
-          <w:tcPr/>
-          <w:p>
-            <w:pPr>
-              <w:pStyle w:val="Compact"/>
-              <w:jc w:val="left"/>
-            </w:pPr>
-            <w:r>
-              <w:t xml:space="preserve">R1. Commonwealth-led siting, with compulsory acquisition if needed (2024 Coalition model)</w:t>
-            </w:r>
-          </w:p>
-        </w:tc>
-        <w:tc>
-          <w:tcPr/>
-          <w:p>
-            <w:pPr>
-              <w:pStyle w:val="Compact"/>
-              <w:jc w:val="right"/>
-            </w:pPr>
-            <w:r>
-              <w:t xml:space="preserve">7</w:t>
-            </w:r>
-          </w:p>
-        </w:tc>
-        <w:tc>
-          <w:tcPr/>
-          <w:p>
-            <w:pPr>
-              <w:pStyle w:val="Compact"/>
-              <w:jc w:val="right"/>
-            </w:pPr>
-            <w:r>
-              <w:t xml:space="preserve">8</w:t>
-            </w:r>
-          </w:p>
-        </w:tc>
-        <w:tc>
-          <w:tcPr/>
-          <w:p>
-            <w:pPr>
-              <w:pStyle w:val="Compact"/>
-              <w:jc w:val="right"/>
-            </w:pPr>
-            <w:r>
-              <w:t xml:space="preserve">9</w:t>
-            </w:r>
-          </w:p>
-        </w:tc>
-        <w:tc>
-          <w:tcPr/>
-          <w:p>
-            <w:pPr>
-              <w:pStyle w:val="Compact"/>
-              <w:jc w:val="right"/>
-            </w:pPr>
-            <w:r>
-              <w:t xml:space="preserve">8</w:t>
-            </w:r>
-          </w:p>
-        </w:tc>
-        <w:tc>
-          <w:tcPr/>
-          <w:p>
-            <w:pPr>
-              <w:pStyle w:val="Compact"/>
-              <w:jc w:val="right"/>
-            </w:pPr>
-            <w:r>
-              <w:t xml:space="preserve">9</w:t>
-            </w:r>
-          </w:p>
-        </w:tc>
-      </w:tr>
-      <w:tr>
-        <w:tc>
-          <w:tcPr/>
-          <w:p>
-            <w:pPr>
-              <w:pStyle w:val="Compact"/>
-              <w:jc w:val="left"/>
-            </w:pPr>
-            <w:r>
-              <w:t xml:space="preserve">R2. Volunteer host with a willingness test that includes Traditional Owners, plus a hosting agreement (NWMO model)</w:t>
-            </w:r>
-          </w:p>
-        </w:tc>
-        <w:tc>
-          <w:tcPr/>
-          <w:p>
-            <w:pPr>
-              <w:pStyle w:val="Compact"/>
-              <w:jc w:val="right"/>
-            </w:pPr>
-            <w:r>
-              <w:t xml:space="preserve">11</w:t>
-            </w:r>
-          </w:p>
-        </w:tc>
-        <w:tc>
-          <w:tcPr/>
-          <w:p>
-            <w:pPr>
-              <w:pStyle w:val="Compact"/>
-              <w:jc w:val="right"/>
-            </w:pPr>
-            <w:r>
-              <w:t xml:space="preserve">14</w:t>
-            </w:r>
-          </w:p>
-        </w:tc>
-        <w:tc>
-          <w:tcPr/>
-          <w:p>
-            <w:pPr>
-              <w:pStyle w:val="Compact"/>
-              <w:jc w:val="right"/>
-            </w:pPr>
-            <w:r>
-              <w:t xml:space="preserve">12</w:t>
-            </w:r>
-          </w:p>
-        </w:tc>
-        <w:tc>
-          <w:tcPr/>
-          <w:p>
-            <w:pPr>
-              <w:pStyle w:val="Compact"/>
-              <w:jc w:val="right"/>
-            </w:pPr>
-            <w:r>
-              <w:t xml:space="preserve">13</w:t>
-            </w:r>
-          </w:p>
-        </w:tc>
-        <w:tc>
-          <w:tcPr/>
-          <w:p>
-            <w:pPr>
-              <w:pStyle w:val="Compact"/>
-              <w:jc w:val="right"/>
-            </w:pPr>
-            <w:r>
-              <w:rPr>
-                <w:bCs/>
-                <w:b/>
-              </w:rPr>
-              <w:t xml:space="preserve">13</w:t>
-            </w:r>
-          </w:p>
-        </w:tc>
-      </w:tr>
-      <w:tr>
-        <w:tc>
-          <w:tcPr/>
-          <w:p>
-            <w:pPr>
-              <w:pStyle w:val="Compact"/>
-              <w:jc w:val="left"/>
-            </w:pPr>
-            <w:r>
-              <w:t xml:space="preserve">R3. R2 plus First Nations equity with a government loan guarantee (Williams Treaties model)</w:t>
-            </w:r>
-          </w:p>
-        </w:tc>
-        <w:tc>
-          <w:tcPr/>
-          <w:p>
-            <w:pPr>
-              <w:pStyle w:val="Compact"/>
-              <w:jc w:val="right"/>
-            </w:pPr>
-            <w:r>
-              <w:t xml:space="preserve">11</w:t>
-            </w:r>
-          </w:p>
-        </w:tc>
-        <w:tc>
-          <w:tcPr/>
-          <w:p>
-            <w:pPr>
-              <w:pStyle w:val="Compact"/>
-              <w:jc w:val="right"/>
-            </w:pPr>
-            <w:r>
-              <w:t xml:space="preserve">14</w:t>
-            </w:r>
-          </w:p>
-        </w:tc>
-        <w:tc>
-          <w:tcPr/>
-          <w:p>
-            <w:pPr>
-              <w:pStyle w:val="Compact"/>
-              <w:jc w:val="right"/>
-            </w:pPr>
-            <w:r>
-              <w:t xml:space="preserve">12</w:t>
-            </w:r>
-          </w:p>
-        </w:tc>
-        <w:tc>
-          <w:tcPr/>
-          <w:p>
-            <w:pPr>
-              <w:pStyle w:val="Compact"/>
-              <w:jc w:val="right"/>
-            </w:pPr>
-            <w:r>
-              <w:rPr>
-                <w:bCs/>
-                <w:b/>
-              </w:rPr>
-              <w:t xml:space="preserve">14</w:t>
-            </w:r>
-          </w:p>
-        </w:tc>
-        <w:tc>
-          <w:tcPr/>
-          <w:p>
-            <w:pPr>
-              <w:pStyle w:val="Compact"/>
-              <w:jc w:val="right"/>
-            </w:pPr>
-            <w:r>
-              <w:t xml:space="preserve">12</w:t>
-            </w:r>
-          </w:p>
-        </w:tc>
-      </w:tr>
-      <w:tr>
-        <w:tc>
-          <w:tcPr/>
-          <w:p>
-            <w:pPr>
-              <w:pStyle w:val="Compact"/>
-              <w:jc w:val="left"/>
-            </w:pPr>
-            <w:r>
-              <w:t xml:space="preserve">R4. No SMR: firmed renewables at Liddell (AGL’s plan)</w:t>
-            </w:r>
-          </w:p>
-        </w:tc>
-        <w:tc>
-          <w:tcPr/>
-          <w:p>
-            <w:pPr>
-              <w:pStyle w:val="Compact"/>
-              <w:jc w:val="right"/>
-            </w:pPr>
-            <w:r>
-              <w:t xml:space="preserve">14</w:t>
-            </w:r>
-          </w:p>
-        </w:tc>
-        <w:tc>
-          <w:tcPr/>
-          <w:p>
-            <w:pPr>
-              <w:pStyle w:val="Compact"/>
-              <w:jc w:val="right"/>
-            </w:pPr>
-            <w:r>
-              <w:t xml:space="preserve">17</w:t>
-            </w:r>
-          </w:p>
-        </w:tc>
-        <w:tc>
-          <w:tcPr/>
-          <w:p>
-            <w:pPr>
-              <w:pStyle w:val="Compact"/>
-              <w:jc w:val="right"/>
-            </w:pPr>
-            <w:r>
-              <w:t xml:space="preserve">17</w:t>
-            </w:r>
-          </w:p>
-        </w:tc>
-        <w:tc>
-          <w:tcPr/>
-          <w:p>
-            <w:pPr>
-              <w:pStyle w:val="Compact"/>
-              <w:jc w:val="right"/>
-            </w:pPr>
-            <w:r>
-              <w:t xml:space="preserve">16</w:t>
-            </w:r>
-          </w:p>
-        </w:tc>
-        <w:tc>
-          <w:tcPr/>
-          <w:p>
-            <w:pPr>
-              <w:pStyle w:val="Compact"/>
-              <w:jc w:val="right"/>
-            </w:pPr>
-            <w:r>
-              <w:t xml:space="preserve">17</w:t>
-            </w:r>
-          </w:p>
-        </w:tc>
-      </w:tr>
-    </w:tbl>
-    <w:p>
-      <w:pPr>
-        <w:pStyle w:val="BodyText"/>
-      </w:pPr>
-      <w:r>
-        <w:rPr>
-          <w:iCs/>
-          <w:i/>
-        </w:rPr>
-        <w:t xml:space="preserve">Reading: consent-based routes (R2, R3) beat top-down siting (R1) by 3–6 points under every weighting, even with R1’s advantages (speed, and public cost against R3) doubled. R4 scores highest throughout, so on social licence alone the Australian SMR case is weaker than the alternative; §9 weighs this against carbon and cost.</w:t>
-      </w:r>
-    </w:p>
-    <w:p>
-      <w:pPr>
-        <w:pStyle w:val="BodyText"/>
-      </w:pPr>
-      <w:r>
-        <w:t xml:space="preserve">Moved sentence from §8.4 consent paragraph:</w:t>
-      </w:r>
-      <w:r>
-        <w:t xml:space="preserve"> </w:t>
-      </w:r>
-      <w:r>
-        <w:t xml:space="preserve">“</w:t>
-      </w:r>
-      <w:r>
-        <w:t xml:space="preserve">Not building an SMR at Liddell scores higher still, because it needs no change in law or consent.</w:t>
-      </w:r>
-      <w:r>
-        <w:t xml:space="preserve">”</w:t>
-      </w:r>
-    </w:p>
-    <w:bookmarkEnd w:id="130"/>
-    <w:bookmarkEnd w:id="131"/>
-    <w:bookmarkStart w:id="138" w:name="X2538f2b2fc20c8063ffc88885f2cb513202a3b3"/>
-    <w:p>
-      <w:pPr>
-        <w:pStyle w:val="Heading2"/>
-      </w:pPr>
-      <w:r>
-        <w:t xml:space="preserve">Appendix C. Sensitivity: tornado and Monte Carlo set-up and results</w:t>
-      </w:r>
-    </w:p>
-    <w:p>
-      <w:pPr>
-        <w:pStyle w:val="FirstParagraph"/>
-      </w:pPr>
-      <w:r>
-        <w:t xml:space="preserve">This appendix shows how uncertain the §6 results are and which inputs drive them.</w:t>
-      </w:r>
-      <w:r>
-        <w:t xml:space="preserve"> </w:t>
-      </w:r>
-      <w:r>
-        <w:rPr>
-          <w:bCs/>
-          <w:b/>
-        </w:rPr>
-        <w:t xml:space="preserve">The life-cycle intensity is uncertain mainly through the fuel inputs (conversion heat, mining, back end, burnup, enrichment); the LC3 saving is uncertain mainly through the LC3 emission cut, the DPSC geometry and the infill mix.</w:t>
-      </w:r>
-      <w:r>
-        <w:t xml:space="preserve"> </w:t>
-      </w:r>
-      <w:r>
-        <w:t xml:space="preserve">All ranges come from</w:t>
-      </w:r>
-      <w:r>
-        <w:t xml:space="preserve"> </w:t>
-      </w:r>
-      <w:r>
-        <w:rPr>
-          <w:rStyle w:val="VerbatimChar"/>
-        </w:rPr>
-        <w:t xml:space="preserve">parameters_lca.yaml</w:t>
-      </w:r>
-      <w:r>
-        <w:t xml:space="preserve">; every input is [TO VERIFY], an assumption or a placeholder, so the intervals describe the uncertainty in our</w:t>
-      </w:r>
-      <w:r>
-        <w:t xml:space="preserve"> </w:t>
-      </w:r>
-      <w:r>
-        <w:rPr>
-          <w:iCs/>
-          <w:i/>
-        </w:rPr>
         <w:t xml:space="preserve">inputs as found</w:t>
       </w:r>
       <w:r>
         <w:t xml:space="preserve">, not in verified data.</w:t>
       </w:r>
     </w:p>
-    <w:bookmarkStart w:id="132" w:name="c1.-set-up"/>
+    <w:bookmarkStart w:id="131" w:name="c1.-set-up"/>
     <w:p>
       <w:pPr>
         <w:pStyle w:val="Heading3"/>
@@ -51920,8 +51315,8 @@
         <w:t xml:space="preserve">and Figures F2–F5).</w:t>
       </w:r>
     </w:p>
-    <w:bookmarkEnd w:id="132"/>
-    <w:bookmarkStart w:id="133" w:name="c2.-ranged-inputs-and-tornado-results"/>
+    <w:bookmarkEnd w:id="131"/>
+    <w:bookmarkStart w:id="132" w:name="c2.-ranged-inputs-and-tornado-results"/>
     <w:p>
       <w:pPr>
         <w:pStyle w:val="Heading3"/>
@@ -55602,8 +54997,8 @@
         </w:tc>
       </w:tr>
     </w:tbl>
-    <w:bookmarkEnd w:id="133"/>
-    <w:bookmarkStart w:id="134" w:name="c3.-what-the-tornado-shows"/>
+    <w:bookmarkEnd w:id="132"/>
+    <w:bookmarkStart w:id="133" w:name="c3.-what-the-tornado-shows"/>
     <w:p>
       <w:pPr>
         <w:pStyle w:val="Heading3"/>
@@ -55664,8 +55059,8 @@
         <w:t xml:space="preserve">The saving depends on the LC3 emission cut (swing 609 t), DPSC wall thickness (532 t), infill binder content (430 t), basemat thickness (306 t), extra binder for flow (295 t), forebay volume (221 t) and the cement factor (207 t). The first two are the LC3 literature and OPG’s drawings. Of the next three, binder content and extra binder are mix design and basemat thickness is geometry. Even at the lowest single-input value (1,406 t), LC3 saves more than the largest geometric swing, so the saving is robust in sign but uncertain by about ±20–25%.</w:t>
       </w:r>
     </w:p>
-    <w:bookmarkEnd w:id="134"/>
-    <w:bookmarkStart w:id="135" w:name="c4.-monte-carlo-results"/>
+    <w:bookmarkEnd w:id="133"/>
+    <w:bookmarkStart w:id="134" w:name="c4.-monte-carlo-results"/>
     <w:p>
       <w:pPr>
         <w:pStyle w:val="Heading3"/>
@@ -58622,8 +58017,8 @@
         <w:t xml:space="preserve">Plate steel is total steel minus rebar, and rebar scales with plant concrete (capped at total steel; Appendix A3). Concrete intensity is right-skewed (34.5–69–138 m³/MWe), so expected rebar rises above its mode value, while steel intensity is slightly left-skewed (16.5–33–46 t/MWe). Expected plate steel is therefore below its mode value, even though expected total steel emissions (rebar plus plate) rise.</w:t>
       </w:r>
     </w:p>
-    <w:bookmarkEnd w:id="135"/>
-    <w:bookmarkStart w:id="136" w:name="X62d4c771b19bf733ac0046ab84ee2e69e047196"/>
+    <w:bookmarkEnd w:id="134"/>
+    <w:bookmarkStart w:id="135" w:name="X62d4c771b19bf733ac0046ab84ee2e69e047196"/>
     <w:p>
       <w:pPr>
         <w:pStyle w:val="Heading3"/>
@@ -58738,8 +58133,8 @@
         <w:t xml:space="preserve">. Conversion heat accounts for about 0.9 g/kWh of the median (4.18 − 3.31 = 0.87) and decides how skewed the result is, which makes a measured value the single most useful datum to find.</w:t>
       </w:r>
     </w:p>
-    <w:bookmarkEnd w:id="136"/>
-    <w:bookmarkStart w:id="137" w:name="X861311e05ca973e4ff92563d183b5e9367fe19f"/>
+    <w:bookmarkEnd w:id="135"/>
+    <w:bookmarkStart w:id="136" w:name="X861311e05ca973e4ff92563d183b5e9367fe19f"/>
     <w:p>
       <w:pPr>
         <w:pStyle w:val="Heading3"/>
@@ -58865,9 +58260,9 @@
         </w:pict>
       </w:r>
     </w:p>
+    <w:bookmarkEnd w:id="136"/>
     <w:bookmarkEnd w:id="137"/>
     <w:bookmarkEnd w:id="138"/>
-    <w:bookmarkEnd w:id="139"/>
     <w:sectPr>
       <w:headerReference r:id="rId9" w:type="default"/>
       <w:headerReference r:id="rId10" w:type="first"/>

--- a/01_Report/draft-assembled.docx
+++ b/01_Report/draft-assembled.docx
@@ -2569,7 +2569,7 @@
         <w:t xml:space="preserve">50,000 m³ of concrete and 14,000 t of steel per unit</w:t>
       </w:r>
       <w:r>
-        <w:t xml:space="preserve">. This is a design proxy, not confirmed Darlington quantities, and we could not open either the Ostrołęka or the Pillai table. A bottom-up scaling from other reactors (20,700 m³; Peterson, Zhao and Petroski, 2005) is a cross-check (Appendix A3). Key inputs: Table A2b; all 45 ranged inputs: Table C1.</w:t>
+        <w:t xml:space="preserve">. This is a design proxy, not confirmed Darlington quantities, and we could not open either the Ostrołęka or the Pillai table. A bottom-up scaling from other reactors (20,700 m³; Peterson, Zhao and Petroski, 2005) is a cross-check (Appendix A3). Key inputs: Table A2b; all 45 ranged inputs: Appendix C2.</w:t>
       </w:r>
       <w:r>
         <w:t xml:space="preserve"> </w:t>
@@ -12664,7 +12664,7 @@
           <w:iCs/>
           <w:i/>
         </w:rPr>
-        <w:t xml:space="preserve">Table A2b. Key assumptions for one BWRX-300 at Darlington (all 45 ranged inputs in Appendix C, Table C1).</w:t>
+        <w:t xml:space="preserve">Table A2b. Key assumptions for one BWRX-300 at Darlington (all 45 ranged inputs in Appendix C, Table C2).</w:t>
       </w:r>
       <w:r>
         <w:t xml:space="preserve"> </w:t>
@@ -16116,7 +16116,7 @@
         <w:pStyle w:val="BodyText"/>
       </w:pPr>
       <w:r>
-        <w:t xml:space="preserve">Monte Carlo basis (median, with 5th–95th percentile; Table C4): LC³ on 40% with eligibility, cut and volumes all varying, 2,217 t per unit (1,375–3,294) and 6,651 t for Units 2–4 (4,124–9,881), 0.35% of the life cycle (0.19–0.61%); at fixed eligibility 0.18% (20%), 0.36% (40%) and 0.54% (60%). Slag 2,140 t (1,310–3,238), 0.34% (0.18–0.60%). LC³ beats slag in 55% of draws.</w:t>
+        <w:t xml:space="preserve">Monte Carlo basis (median, with 5th–95th percentile; Table C4b): LC³ on 40% with eligibility, cut and volumes all varying, 2,217 t per unit (1,375–3,294) and 6,651 t for Units 2–4 (4,124–9,881), 0.35% of the life cycle (0.19–0.61%); at fixed eligibility 0.18% (20%), 0.36% (40%) and 0.54% (60%). Slag 2,140 t (1,310–3,238), 0.34% (0.18–0.60%). LC³ beats slag in 55% of draws.</w:t>
       </w:r>
     </w:p>
     <w:p>

--- a/01_Report/draft-assembled.docx
+++ b/01_Report/draft-assembled.docx
@@ -1150,7 +1150,7 @@
           <w:bCs/>
           <w:b/>
         </w:rPr>
-        <w:t xml:space="preserve">No light-water SMR is yet reported operating on land, and the BWRX-300 is the Western design closest to doing so.</w:t>
+        <w:t xml:space="preserve">No light-water SMR is yet reported operating on land; the BWRX-300 is the Western design closest to doing so, and China’s ACP100 (Linglong One) was still in commissioning, with no criticality reported, in May 2026.</w:t>
       </w:r>
       <w:r>
         <w:t xml:space="preserve"> </w:t>
@@ -1194,6 +1194,16 @@
           <w:i/>
         </w:rPr>
         <w:t xml:space="preserve">Source: Canadian Nuclear Safety Commission (2025); Ontario Power Generation (2025b); American Nuclear Society (2026); GE Vernova (2026); World Nuclear News (2023); US Nuclear Regulatory Commission (2025); NuScale Power Corporation (2023); TRL ratings: this study.</w:t>
+      </w:r>
+      <w:r>
+        <w:t xml:space="preserve"> </w:t>
+      </w:r>
+      <w:r>
+        <w:rPr>
+          <w:iCs/>
+          <w:i/>
+        </w:rPr>
+        <w:t xml:space="preserve">Status entries are as reported by regulators, vendors, utilities and trade press found by web search; we have not opened the primary documents.</w:t>
       </w:r>
     </w:p>
     <w:tbl>
@@ -1601,7 +1611,7 @@
         <w:t xml:space="preserve"> </w:t>
       </w:r>
       <w:r>
-        <w:t xml:space="preserve">Its design was approved in May 2025, yet the first plant was cancelled when the estimate reached US$9.24 bn, about US$20,000/kW (NuScale Power Corporation, 2023). Darlington’s C$20.9 bn for 1,200 MW is C$17,400/kW (Ontario Power Generation, 2025a; 2025b); both are first-of-a-kind, in different currencies. Licensing is quickening: Darlington’s construction licence took 29 months and Clinch River’s permit 14, probably helped by the joint CNSC–NRC review of the design’s composite building (US Nuclear Regulatory Commission and Canadian Nuclear Safety Commission, 2025).</w:t>
+        <w:t xml:space="preserve">Its design was approved in May 2025, yet the first plant was cancelled when the estimate reached US$9.24 bn as reported, about US$20,000/kW (NuScale Power Corporation, 2023). Darlington’s C$20.9 bn for 1,200 MW is C$17,400/kW (Ontario Power Generation, 2025a; 2025b); both are first-of-a-kind, in different currencies. Licensing is quickening: Darlington’s construction licence took about 29 months and Clinch River’s permit 14, probably helped by the joint CNSC–NRC review of the design’s composite building (US Nuclear Regulatory Commission and Canadian Nuclear Safety Commission, 2025).</w:t>
       </w:r>
     </w:p>
     <w:p>
@@ -1619,7 +1629,7 @@
         <w:t xml:space="preserve"> </w:t>
       </w:r>
       <w:r>
-        <w:t xml:space="preserve">Appendix E found GE-Hitachi’s isolation-condenser and shaft-construction systems in its own patent families, but no patent on the diaphragm-plate composite modules (from search summaries). LC³ appears in no core composition patent, while Sika and Construction Research &amp; Technology patent admixtures that improve its workability, so C1’s binder risk lies in qualification rather than freedom to operate (our inference).</w:t>
+        <w:t xml:space="preserve">Appendix E, from search summaries only, found isolation-condenser patents assigned to GE-Hitachi and a shaft-construction family that appears to be GE-Hitachi’s, but no patent on the diaphragm-plate composite modules. It found no core LC³ composition patent, while Sika and Construction Research &amp; Technology hold applications on LC³ workability and composition. This suggests, but does not establish, that C1’s binder risk lies in qualification rather than patents; no freedom-to-operate search was done.</w:t>
       </w:r>
     </w:p>
     <w:p>
@@ -1665,7 +1675,7 @@
         <w:t xml:space="preserve"> </w:t>
       </w:r>
       <w:r>
-        <w:t xml:space="preserve">The reactor is rated 300 MWe (GE Vernova Hitachi Nuclear Energy, n.d.; 315 MW net in Ontario Power Generation, 2025b), with a 60-year design life (Canadian Nuclear Safety Commission, 2024). The vendor-reported capacity factor is 95% (Fermi Energia, n.d.); we use 0.90 as a first-of-a-kind discount. Fuel is uranium dioxide enriched to 3.8% on average, 4.95% at most (Sun and Kurosaki, 2025). GE Hitachi states that isolation condensers cool the core passively for seven days without power or operator action (GE Hitachi Nuclear Energy, n.d.). It sits in a below-grade shaft of diaphragm-plate steel-composite (DP-SC) modules: two steel faceplates tied by diaphragm plates and filled with self-consolidating concrete (SCC) (GE-Hitachi Nuclear Energy, 2024).</w:t>
+        <w:t xml:space="preserve">The reactor is rated 300 MWe (GE Vernova Hitachi Nuclear Energy, n.d.; 315 MW net in Ontario Power Generation, 2025b), with a 60-year design life (Canadian Nuclear Safety Commission, 2024). The vendor-reported capacity factor is 95% (Fermi Energia, n.d.); we use 0.90 as a first-of-a-kind discount. Fuel is uranium dioxide, reported at 3.8% average and 4.95% maximum enrichment in a preprint review (Sun and Kurosaki, 2025). GE Hitachi states that isolation condensers cool the core passively for seven days without power or operator action (GE Hitachi Nuclear Energy, n.d.). The reactor building sits in a below-grade shaft of diaphragm-plate steel-composite (DP-SC) modules: two steel faceplates tied by diaphragm plates and filled with self-consolidating concrete (SCC) (GE-Hitachi Nuclear Energy, 2024).</w:t>
       </w:r>
     </w:p>
     <w:p>
@@ -8199,7 +8209,7 @@
               <w:jc w:val="left"/>
             </w:pPr>
             <w:r>
-              <w:t xml:space="preserve">Mock-up panels testing flow through diaphragm holes, temperature rise and shrinkage; qualification under NEDO-33926, which rests on AISC N690 (GE-Hitachi Nuclear Energy, 2024), before the approval expected in 2028 (American Nuclear Society, 2026)</w:t>
+              <w:t xml:space="preserve">Mock-up panels testing flow through diaphragm holes, temperature rise and shrinkage; qualification under NEDO-33926, which reportedly rests on a modified AISC N690 (GE-Hitachi Nuclear Energy, 2024), before the approval expected in 2028 (American Nuclear Society, 2026)</w:t>
             </w:r>
           </w:p>
         </w:tc>
@@ -56764,7 +56774,7 @@
         <w:t xml:space="preserve"> </w:t>
       </w:r>
       <w:r>
-        <w:t xml:space="preserve">column below counts the patent records found, not database hits. Assignees, dates and claims must be checked on the patent pages before the report relies on them.</w:t>
+        <w:t xml:space="preserve">column below counts the patent records found, not database hits. Assignees, dates and claims are as given in search summaries; the patent pages were not opened, so they are indicative only.</w:t>
       </w:r>
     </w:p>
     <w:bookmarkEnd w:id="141"/>
@@ -58034,19 +58044,19 @@
               <w:jc w:val="left"/>
             </w:pPr>
             <w:r>
-              <w:t xml:space="preserve">[TO VERIFY; inventors Hunt, Dahlgren and Marquino, as on GEH’s isolation-condenser family]</w:t>
-            </w:r>
-          </w:p>
-        </w:tc>
-        <w:tc>
-          <w:tcPr/>
-          <w:p>
-            <w:pPr>
-              <w:pStyle w:val="Compact"/>
-              <w:jc w:val="left"/>
-            </w:pPr>
-            <w:r>
-              <w:t xml:space="preserve">[TO VERIFY]</w:t>
+              <w:t xml:space="preserve">Not confirmed (search summary only); inventors named as Hunt, Dahlgren and Marquino</w:t>
+            </w:r>
+          </w:p>
+        </w:tc>
+        <w:tc>
+          <w:tcPr/>
+          <w:p>
+            <w:pPr>
+              <w:pStyle w:val="Compact"/>
+              <w:jc w:val="left"/>
+            </w:pPr>
+            <w:r>
+              <w:t xml:space="preserve">n.d.</w:t>
             </w:r>
           </w:p>
         </w:tc>
@@ -58108,7 +58118,7 @@
               <w:jc w:val="left"/>
             </w:pPr>
             <w:r>
-              <w:t xml:space="preserve">[TO VERIFY; inventors include Kirby and McDonald of GEH]</w:t>
+              <w:t xml:space="preserve">Not confirmed; inventors include Kirby and McDonald (GE-Hitachi staff)</w:t>
             </w:r>
           </w:p>
         </w:tc>
@@ -58182,31 +58192,31 @@
               <w:jc w:val="left"/>
             </w:pPr>
             <w:r>
-              <w:t xml:space="preserve">Outotec [TO VERIFY]</w:t>
-            </w:r>
-          </w:p>
-        </w:tc>
-        <w:tc>
-          <w:tcPr/>
-          <w:p>
-            <w:pPr>
-              <w:pStyle w:val="Compact"/>
-              <w:jc w:val="left"/>
-            </w:pPr>
-            <w:r>
-              <w:t xml:space="preserve">[TO VERIFY]</w:t>
-            </w:r>
-          </w:p>
-        </w:tc>
-        <w:tc>
-          <w:tcPr/>
-          <w:p>
-            <w:pPr>
-              <w:pStyle w:val="Compact"/>
-              <w:jc w:val="left"/>
-            </w:pPr>
-            <w:r>
-              <w:t xml:space="preserve">Calcining low-kaolinite (&lt;40%), iron-bearing clays at 600–1,000 °C widens the clay supply for LC³ (§5)</w:t>
+              <w:t xml:space="preserve">Outotec (as listed)</w:t>
+            </w:r>
+          </w:p>
+        </w:tc>
+        <w:tc>
+          <w:tcPr/>
+          <w:p>
+            <w:pPr>
+              <w:pStyle w:val="Compact"/>
+              <w:jc w:val="left"/>
+            </w:pPr>
+            <w:r>
+              <w:t xml:space="preserve">2014</w:t>
+            </w:r>
+          </w:p>
+        </w:tc>
+        <w:tc>
+          <w:tcPr/>
+          <w:p>
+            <w:pPr>
+              <w:pStyle w:val="Compact"/>
+              <w:jc w:val="left"/>
+            </w:pPr>
+            <w:r>
+              <w:t xml:space="preserve">Reported to cover calcined clays of lower kaolinite content (below 40%), which would widen the clay supply for LC³ (§5)</w:t>
             </w:r>
           </w:p>
         </w:tc>
@@ -58244,43 +58254,43 @@
               <w:jc w:val="left"/>
             </w:pPr>
             <w:r>
-              <w:t xml:space="preserve">[LC³ using low-temperature calcined clay; title TO VERIFY]</w:t>
-            </w:r>
-          </w:p>
-        </w:tc>
-        <w:tc>
-          <w:tcPr/>
-          <w:p>
-            <w:pPr>
-              <w:pStyle w:val="Compact"/>
-              <w:jc w:val="left"/>
-            </w:pPr>
-            <w:r>
-              <w:t xml:space="preserve">[TO VERIFY]</w:t>
-            </w:r>
-          </w:p>
-        </w:tc>
-        <w:tc>
-          <w:tcPr/>
-          <w:p>
-            <w:pPr>
-              <w:pStyle w:val="Compact"/>
-              <w:jc w:val="left"/>
-            </w:pPr>
-            <w:r>
-              <w:t xml:space="preserve">[TO VERIFY]</w:t>
-            </w:r>
-          </w:p>
-        </w:tc>
-        <w:tc>
-          <w:tcPr/>
-          <w:p>
-            <w:pPr>
-              <w:pStyle w:val="Compact"/>
-              <w:jc w:val="left"/>
-            </w:pPr>
-            <w:r>
-              <w:t xml:space="preserve">LC³ with ≥40% kaolin clay calcined at 700–800 °C: consistent with the LC³ project’s calcination window</w:t>
+              <w:t xml:space="preserve">Limestone calcined clay cement using low-temperature calcined clay (title as listed by ZKG)</w:t>
+            </w:r>
+          </w:p>
+        </w:tc>
+        <w:tc>
+          <w:tcPr/>
+          <w:p>
+            <w:pPr>
+              <w:pStyle w:val="Compact"/>
+              <w:jc w:val="left"/>
+            </w:pPr>
+            <w:r>
+              <w:t xml:space="preserve">Not confirmed</w:t>
+            </w:r>
+          </w:p>
+        </w:tc>
+        <w:tc>
+          <w:tcPr/>
+          <w:p>
+            <w:pPr>
+              <w:pStyle w:val="Compact"/>
+              <w:jc w:val="left"/>
+            </w:pPr>
+            <w:r>
+              <w:t xml:space="preserve">n.d.</w:t>
+            </w:r>
+          </w:p>
+        </w:tc>
+        <w:tc>
+          <w:tcPr/>
+          <w:p>
+            <w:pPr>
+              <w:pStyle w:val="Compact"/>
+              <w:jc w:val="left"/>
+            </w:pPr>
+            <w:r>
+              <w:t xml:space="preserve">Listed by ZKG as LC³ using low-temperature calcined clay; details not seen</w:t>
             </w:r>
           </w:p>
         </w:tc>
@@ -58330,7 +58340,7 @@
               <w:jc w:val="left"/>
             </w:pPr>
             <w:r>
-              <w:t xml:space="preserve">Construction Research &amp; Technology GmbH (Master Builders Solutions, formerly BASF)</w:t>
+              <w:t xml:space="preserve">Construction Research &amp; Technology GmbH</w:t>
             </w:r>
           </w:p>
         </w:tc>
@@ -58354,7 +58364,7 @@
               <w:jc w:val="left"/>
             </w:pPr>
             <w:r>
-              <w:t xml:space="preserve">Admixture-modified LC³ binder: the major admixture suppliers are commercialising LC³ (§10)</w:t>
+              <w:t xml:space="preserve">Admixture-modified LC³ binder: an admixture supplier is patenting LC³ compositions (§10)</w:t>
             </w:r>
           </w:p>
         </w:tc>
@@ -58473,7 +58483,7 @@
         <w:t xml:space="preserve"> </w:t>
       </w:r>
       <w:r>
-        <w:t xml:space="preserve">(Sika, BASF/CR&amp;T). So for C1 the freedom-to-operate risk is low for the binder, and the commercial interest lies exactly where our RB.7 gap is (SCC flow). That supports C1’s route: buy a commercial admixture system and qualify it, rather than develop a new binder (inference).</w:t>
+        <w:t xml:space="preserve">(Sika, BASF/CR&amp;T). So for C1 the patent risk for the binder looks low on these searches (no freedom-to-operate search was done), and the commercial interest lies exactly where our RB.7 gap is (SCC flow). That supports C1’s route: buy a commercial admixture system and qualify it, rather than develop a new binder (inference).</w:t>
       </w:r>
     </w:p>
     <w:bookmarkEnd w:id="143"/>
@@ -58647,7 +58657,7 @@
               <w:jc w:val="left"/>
             </w:pPr>
             <w:r>
-              <w:t xml:space="preserve">Greifswald shield study (HZDR); BR3 (EPJ-N 2020)</w:t>
+              <w:t xml:space="preserve">Greifswald shield study (HZDR); a Belgian BR3 decommissioning study</w:t>
             </w:r>
           </w:p>
         </w:tc>
@@ -58901,7 +58911,7 @@
               <w:jc w:val="left"/>
             </w:pPr>
             <w:r>
-              <w:t xml:space="preserve">Daehn et al. (2017), via a 2025 review</w:t>
+              <w:t xml:space="preserve">a 2025 review of copper in steel scrap</w:t>
             </w:r>
           </w:p>
         </w:tc>
@@ -59121,19 +59131,7 @@
         <w:pStyle w:val="BodyText"/>
       </w:pPr>
       <w:r>
-        <w:t xml:space="preserve">Full references:</w:t>
-      </w:r>
-      <w:r>
-        <w:t xml:space="preserve"> </w:t>
-      </w:r>
-      <w:r>
-        <w:rPr>
-          <w:rStyle w:val="VerbatimChar"/>
-        </w:rPr>
-        <w:t xml:space="preserve">02_Research/sources_run8.md</w:t>
-      </w:r>
-      <w:r>
-        <w:t xml:space="preserve">.</w:t>
+        <w:t xml:space="preserve">Literature sources are listed in the reference list.</w:t>
       </w:r>
     </w:p>
     <w:bookmarkEnd w:id="144"/>

--- a/01_Report/draft-assembled.docx
+++ b/01_Report/draft-assembled.docx
@@ -881,7 +881,7 @@
                 <w:bCs/>
                 <w:b/>
               </w:rPr>
-              <w:t xml:space="preserve">7.5%</w:t>
+              <w:t xml:space="preserve">11.5%</w:t>
             </w:r>
             <w:r>
               <w:t xml:space="preserve"> </w:t>
@@ -2337,7 +2337,7 @@
         <w:t xml:space="preserve"> </w:t>
       </w:r>
       <w:r>
-        <w:t xml:space="preserve">Each unit uses 14,000 t (BWRX-300 Ostrołęka sp. z o.o., 2023). Blast-furnace steel emits about 2.33 t CO₂/t and scrap-based electric arc furnace (EAF) steel 0.68 (World Steel Association, 2026). Nuclear plate is not a drop-in, because copper from scrap embrittles vessel steel under irradiation and the CNSC finds the ASME copper limit of 0.2% too loose (Canadian Nuclear Safety Commission, 2023; US Nuclear Regulatory Commission, 1988).</w:t>
+        <w:t xml:space="preserve">Each unit uses 14,000 t (BWRX-300 Ostrołęka sp. z o.o., 2023). Blast-furnace steel emits about 2.33 t CO₂/t and scrap-based electric arc furnace (EAF) steel 0.68 (World Steel Association, 2026). Nuclear plate is not a drop-in, because copper from scrap embrittles vessel steel under irradiation and the CNSC finds the ASME copper limit of 0.2% too loose (Canadian Nuclear Safety Commission, 2023b; US Nuclear Regulatory Commission, 1988).</w:t>
       </w:r>
     </w:p>
     <w:p>
@@ -4465,7 +4465,7 @@
         <w:t xml:space="preserve"> </w:t>
       </w:r>
       <w:r>
-        <w:t xml:space="preserve">The licence to construct covers one unit, so Units 2–4 need a further CNSC authorisation, with C1 reviewed inside it (our inference). The cement standard already allows calcined-clay blends with up to 15% limestone (CSA Group, 2023; Hooton, 2023). The infill, though, is governed by GE-Hitachi’s topical report NEDO-33926 (self-consolidating concrete, strength per draft AISC N690, not CSA N287), which the CNSC and US NRC jointly reviewed (GE-Hitachi Nuclear Energy, 2024; US Nuclear Regulatory Commission and CNSC, 2025). To our reading the public report does not state a cement-type limit, and we found no nuclear precedent for calcined-clay infill: that is C1’s real licensing risk.</w:t>
+        <w:t xml:space="preserve">The construction licence (April 2025) covers one unit. The Canadian Nuclear Safety Commission (CNSC) reports that its first construction hold point was removed in March 2026, and OPG applied that month to operate Unit 1 (CNSC, 2026a; 2026b). Units 2–4 are not covered by the first licence, so they need a further authorisation, with C1 reviewed inside it. The review depends on safety class. Concrete in a non-safety auxiliary structure meets ordinary construction requirements, but infill in a safety-significant structure may alter the licensed design basis and needs a fuller demonstration. REGDOC-2.5.2 (version 2.1) sets risk-informed design requirements and classifies structures (CNSC, 2023a), so no containment standard should be applied to every structure. The cement standard already allows calcined-clay blends with up to 15% limestone (CSA Group, 2023; Hooton, 2023). The BWRX-300 containment is steel-plate composite, so the infill is governed by GE-Hitachi’s topical report NEDO-33926 (self-consolidating concrete, strength per draft AISC N690), which the CNSC and US NRC jointly reviewed (GE-Hitachi Nuclear Energy, 2024; US Nuclear Regulatory Commission and CNSC, 2025). CSA N287 applies only to concrete containment, where applicable (CSA Group, 2026). To our reading the public report does not state a cement-type limit, and we found no nuclear precedent for calcined-clay infill: that is C1’s real licensing risk. A lower carbon figure cannot override the acceptance criteria for strength, crack control or design life.</w:t>
       </w:r>
     </w:p>
     <w:p>
@@ -4483,7 +4483,7 @@
         <w:t xml:space="preserve"> </w:t>
       </w:r>
       <w:r>
-        <w:t xml:space="preserve">The non-safety pilot needs no nuclear qualification. Infill qualification must start in 2027, with slag (S1) as the fallback (§8.6).</w:t>
+        <w:t xml:space="preserve">The non-safety pilot needs no nuclear qualification. Infill qualification must start in 2027, with slag (S1) as the fallback (§8.6). At Liddell the barrier precedes any materials choice: none of these first-order barriers can be solved by changing Portland cement to LC³.</w:t>
       </w:r>
     </w:p>
     <w:p>
@@ -4695,7 +4695,7 @@
               <w:jc w:val="left"/>
             </w:pPr>
             <w:r>
-              <w:t xml:space="preserve">CNSC is established; Units 2–4 need a further authorisation (our inference)</w:t>
+              <w:t xml:space="preserve">CNSC is established; Units 2–4 need a further authorisation (CNSC, 2026a)</w:t>
             </w:r>
           </w:p>
         </w:tc>
@@ -4851,7 +4851,7 @@
         <w:t xml:space="preserve"> </w:t>
       </w:r>
       <w:r>
-        <w:t xml:space="preserve">Darlington’s C$20.9 bn budget for four 300 MWe units (Ontario Power Generation, 2025a) gives a levelised cost of electricity (LCOE: the constant price that repays every cost over the plant’s life) of C$198/MWh at a 7% real discount rate, and C$112–280 from 3% to 10% (Table T8). Capital is 65–86% of it, so finance terms matter as much as engineering. OPG’s C$149/MWh implies 4.9%, a regulated Crown utility’s cost of capital. Our A$221 at 7% sits just below GenCost’s 2030 SMR range (Graham, Hayward and Foster, 2024), plausibly because four units share infrastructure. The agreement is not independent, because GenCost’s current edition bases its SMR capital cost on Darlington (Graham and Hayward, 2026). A NuScale-size overrun would give C$317/MWh.</w:t>
+        <w:t xml:space="preserve">Darlington’s C$20.9 bn budget for four 300 MWe units (Ontario Power Generation, 2025a) gives a levelised cost of electricity (LCOE: the constant price that repays every cost over the plant’s life) of C$198/MWh at a 7% real discount rate, and C$112–280 from 3% to 10% (Table T9). Capital is 65–86% of it, so finance terms matter as much as engineering. OPG’s C$149/MWh implies 4.9%, a regulated Crown utility’s cost of capital. Our A$221 at 7% sits just below GenCost’s 2030 SMR range (Graham, Hayward and Foster, 2024), plausibly because four units share infrastructure. The agreement is not independent, because GenCost’s current edition bases its SMR capital cost on Darlington (Graham and Hayward, 2026). A NuScale-size overrun would give C$317/MWh.</w:t>
       </w:r>
     </w:p>
     <w:p>
@@ -4869,7 +4869,7 @@
         <w:t xml:space="preserve"> </w:t>
       </w:r>
       <w:r>
-        <w:t xml:space="preserve">NuScale’s Idaho project shows what happens when buyers carry overrun risk: its price rose about 35% in real terms even after tax credits, the Utah utilities did not subscribe, and it was cancelled in 2023 (Table T8). Darlington avoids this with a single Crown owner and a regulated rate base; public and First Nations finance covers about 22% of the budget (§8.5). The second equity tranche is released for Units 2–4</w:t>
+        <w:t xml:space="preserve">NuScale’s Idaho project shows what happens when buyers carry overrun risk: its price rose about 35% in real terms even after tax credits, the Utah utilities did not subscribe, and it was cancelled in 2023 (Table T9). Darlington avoids this with a single Crown owner and a regulated rate base; public and First Nations finance covers about 22% of the budget (§8.5). The first unit’s C$7.7 bn, with common infrastructure, sits inside the C$20.9 bn, not on top of it. The Canada Growth Fund (up to C$2 bn) and Building Ontario Fund (up to C$1 bn) supply equity, and the C$715 m of loan guarantees behind the First Nations’ investment is credit support, not extra spending (Government of Canada, 2026). The second equity tranche is released for Units 2–4</w:t>
       </w:r>
       <w:r>
         <w:t xml:space="preserve"> </w:t>
@@ -4905,7 +4905,7 @@
         <w:t xml:space="preserve"> </w:t>
       </w:r>
       <w:r>
-        <w:t xml:space="preserve">About C$17,400/kW is at risk for years before any revenue. Equity markets value US developers on hoped-for orders (NuScale at 168 times its revenue; NuScale Power Corporation, 2026), but first plants are financed by states and rate bases: the US Department of Energy’s US$800 m went to two designs, one the BWRX-300 (US Department of Energy, 2025), out of about 70 worldwide (International Atomic Energy Agency, 2024). China’s State Council approves batches of reactors for state-owned builders, as reported (Caixin Global, 2026). Australia has neither route. Liddell belongs to AGL, a private company, so an SMR there would need Commonwealth ownership or underwriting, with taxpayers carrying the cost risk (our inference).</w:t>
+        <w:t xml:space="preserve">Entry needs large up-front capital, years of development, component qualification and regulatory approval; a small module is not proportionally cheap because site works, security and licensing are largely fixed (International Atomic Energy Agency, 2023). About C$17,400/kW is at risk for years before any revenue. Market capitalisation is a poor proxy for cost or performance: NuScale trades at 168 times its revenue (NuScale Power Corporation, 2026) because investors price hoped-for orders, not verified capital intensity or output. Darlington’s disclosed budget is a stronger benchmark, though its operating record is yet to come. First plants are financed by states and rate bases: the US Department of Energy’s US$800 m went to two designs, one the BWRX-300 (US Department of Energy, 2025), out of about 70 worldwide (International Atomic Energy Agency, 2024). China’s State Council approves batches of reactors for state-owned builders, as reported (Caixin Global, 2026). Australia has neither route. Liddell belongs to AGL, a private company, so an SMR there would need Commonwealth ownership or underwriting, with taxpayers carrying the cost risk (our inference).</w:t>
       </w:r>
     </w:p>
     <w:p>
@@ -4923,7 +4923,7 @@
         <w:t xml:space="preserve"> </w:t>
       </w:r>
       <w:r>
-        <w:t xml:space="preserve">LC³ saves 6,600 t CO₂e across Units 2–4 (2,200 t a unit; §6.3), worth C$0.63–0.76 m at the federal carbon price of C$95/t in 2026 and C$115/t in 2030 (Environment and Climate Change Canada, 2026; BWRX-300 Ostrołęka sp. z o.o., 2023; Pillai et al., 2019). That justifies an LC³ premium of up to C$10.4–12.7/m³, or 4.6–5.5% of commodity concrete at C$229/m³. The target concrete costs about C$13.7 m, 0.10% of Units 2–4 capital. No one captures the carbon value, because construction materials appear to sit outside Ontario’s industrial carbon pricing (our inference). Qualification sets the abatement cost: a C$1 m programme (assumed) adds about C$152/t, above the C$95–115/t price path, and one day of delay costs C$1.8–2.9 m, more than C1’s whole carbon value. Responses are compared and sequenced in §8.6 (Table T12).</w:t>
+        <w:t xml:space="preserve">LC³ saves 6,600 t CO₂e across Units 2–4 (2,200 t a unit; §6.3), worth C$0.63–0.76 m at the federal carbon price of C$95/t in 2026 and C$115/t in 2030 (Environment and Climate Change Canada, 2026; BWRX-300 Ostrołęka sp. z o.o., 2023; Pillai et al., 2019). That justifies an LC³ premium of up to C$10.4–12.7/m³, or 4.6–5.5% of commodity concrete at C$229/m³. The target concrete costs about C$13.7 m, 0.10% of Units 2–4 capital. Table T8 tests the break-even from the cost side, since C1 decides only the premium on a qualified mix, not the C$20.9 bn. A C$10/m³ premium on a unit’s 20,000 m³ of eligible concrete (40% of 50,000 m³) costs C$0.2 m, or C$91/t, just inside the carbon price; C$25 gives C$227/t and C$50 gives C$455/t. These are sensitivities, not quotes: no supplier price has been obtained. No one captures the carbon value, because construction materials appear to sit outside Ontario’s industrial carbon pricing (our inference). Qualification adds to the abatement cost: a C$1 m programme (assumed) adds about C$152/t, and one day of delay costs C$1.8–2.9 m, more than C1’s whole carbon value. Responses are compared and sequenced in §8.6 (Table T13).</w:t>
       </w:r>
     </w:p>
     <w:p>
@@ -4935,7 +4935,296 @@
           <w:iCs/>
           <w:i/>
         </w:rPr>
-        <w:t xml:space="preserve">Table T8. Cost evidence for an SMR: our Darlington estimate against published values.</w:t>
+        <w:t xml:space="preserve">Table T8. Material-only cost of an LC³ premium on 20,000 m³ of eligible concrete per unit, against 2,200 t CO₂e saved.</w:t>
+      </w:r>
+      <w:r>
+        <w:t xml:space="preserve"> </w:t>
+      </w:r>
+      <w:r>
+        <w:rPr>
+          <w:iCs/>
+          <w:i/>
+        </w:rPr>
+        <w:t xml:space="preserve">Source: this study; premiums assumed. Carbon price from Environment and Climate Change Canada (2026).</w:t>
+      </w:r>
+    </w:p>
+    <w:tbl>
+      <w:tblPr>
+        <w:tblStyle w:val="Table"/>
+        <w:tblW w:type="auto" w:w="0"/>
+        <w:tblLook w:firstRow="1" w:lastRow="0" w:firstColumn="0" w:lastColumn="0" w:noHBand="0" w:noVBand="0" w:val="0020"/>
+        <w:jc w:val="start"/>
+      </w:tblPr>
+      <w:tblGrid>
+        <w:gridCol w:w="1980"/>
+        <w:gridCol w:w="1980"/>
+        <w:gridCol w:w="1980"/>
+        <w:gridCol w:w="1980"/>
+      </w:tblGrid>
+      <w:tr>
+        <w:trPr>
+          <w:tblHeader w:val="true"/>
+        </w:trPr>
+        <w:tc>
+          <w:tcPr/>
+          <w:p>
+            <w:pPr>
+              <w:pStyle w:val="Compact"/>
+              <w:jc w:val="left"/>
+            </w:pPr>
+            <w:r>
+              <w:t xml:space="preserve">Premium</w:t>
+            </w:r>
+          </w:p>
+        </w:tc>
+        <w:tc>
+          <w:tcPr/>
+          <w:p>
+            <w:pPr>
+              <w:pStyle w:val="Compact"/>
+              <w:jc w:val="left"/>
+            </w:pPr>
+            <w:r>
+              <w:t xml:space="preserve">Extra cost per unit</w:t>
+            </w:r>
+          </w:p>
+        </w:tc>
+        <w:tc>
+          <w:tcPr/>
+          <w:p>
+            <w:pPr>
+              <w:pStyle w:val="Compact"/>
+              <w:jc w:val="left"/>
+            </w:pPr>
+            <w:r>
+              <w:t xml:space="preserve">Per t CO₂e saved</w:t>
+            </w:r>
+          </w:p>
+        </w:tc>
+        <w:tc>
+          <w:tcPr/>
+          <w:p>
+            <w:pPr>
+              <w:pStyle w:val="Compact"/>
+              <w:jc w:val="left"/>
+            </w:pPr>
+            <w:r>
+              <w:t xml:space="preserve">Against C$95–115/t</w:t>
+            </w:r>
+          </w:p>
+        </w:tc>
+      </w:tr>
+      <w:tr>
+        <w:tc>
+          <w:tcPr/>
+          <w:p>
+            <w:pPr>
+              <w:pStyle w:val="Compact"/>
+              <w:jc w:val="left"/>
+            </w:pPr>
+            <w:r>
+              <w:t xml:space="preserve">C$0/m³</w:t>
+            </w:r>
+          </w:p>
+        </w:tc>
+        <w:tc>
+          <w:tcPr/>
+          <w:p>
+            <w:pPr>
+              <w:pStyle w:val="Compact"/>
+              <w:jc w:val="left"/>
+            </w:pPr>
+            <w:r>
+              <w:t xml:space="preserve">C$0</w:t>
+            </w:r>
+          </w:p>
+        </w:tc>
+        <w:tc>
+          <w:tcPr/>
+          <w:p>
+            <w:pPr>
+              <w:pStyle w:val="Compact"/>
+              <w:jc w:val="left"/>
+            </w:pPr>
+            <w:r>
+              <w:t xml:space="preserve">C$0</w:t>
+            </w:r>
+          </w:p>
+        </w:tc>
+        <w:tc>
+          <w:tcPr/>
+          <w:p>
+            <w:pPr>
+              <w:pStyle w:val="Compact"/>
+              <w:jc w:val="left"/>
+            </w:pPr>
+            <w:r>
+              <w:t xml:space="preserve">Free</w:t>
+            </w:r>
+          </w:p>
+        </w:tc>
+      </w:tr>
+      <w:tr>
+        <w:tc>
+          <w:tcPr/>
+          <w:p>
+            <w:pPr>
+              <w:pStyle w:val="Compact"/>
+              <w:jc w:val="left"/>
+            </w:pPr>
+            <w:r>
+              <w:t xml:space="preserve">C$10/m³</w:t>
+            </w:r>
+          </w:p>
+        </w:tc>
+        <w:tc>
+          <w:tcPr/>
+          <w:p>
+            <w:pPr>
+              <w:pStyle w:val="Compact"/>
+              <w:jc w:val="left"/>
+            </w:pPr>
+            <w:r>
+              <w:t xml:space="preserve">C$0.2 m</w:t>
+            </w:r>
+          </w:p>
+        </w:tc>
+        <w:tc>
+          <w:tcPr/>
+          <w:p>
+            <w:pPr>
+              <w:pStyle w:val="Compact"/>
+              <w:jc w:val="left"/>
+            </w:pPr>
+            <w:r>
+              <w:t xml:space="preserve">C$91</w:t>
+            </w:r>
+          </w:p>
+        </w:tc>
+        <w:tc>
+          <w:tcPr/>
+          <w:p>
+            <w:pPr>
+              <w:pStyle w:val="Compact"/>
+              <w:jc w:val="left"/>
+            </w:pPr>
+            <w:r>
+              <w:t xml:space="preserve">Below the price</w:t>
+            </w:r>
+          </w:p>
+        </w:tc>
+      </w:tr>
+      <w:tr>
+        <w:tc>
+          <w:tcPr/>
+          <w:p>
+            <w:pPr>
+              <w:pStyle w:val="Compact"/>
+              <w:jc w:val="left"/>
+            </w:pPr>
+            <w:r>
+              <w:t xml:space="preserve">C$25/m³</w:t>
+            </w:r>
+          </w:p>
+        </w:tc>
+        <w:tc>
+          <w:tcPr/>
+          <w:p>
+            <w:pPr>
+              <w:pStyle w:val="Compact"/>
+              <w:jc w:val="left"/>
+            </w:pPr>
+            <w:r>
+              <w:t xml:space="preserve">C$0.5 m</w:t>
+            </w:r>
+          </w:p>
+        </w:tc>
+        <w:tc>
+          <w:tcPr/>
+          <w:p>
+            <w:pPr>
+              <w:pStyle w:val="Compact"/>
+              <w:jc w:val="left"/>
+            </w:pPr>
+            <w:r>
+              <w:t xml:space="preserve">C$227</w:t>
+            </w:r>
+          </w:p>
+        </w:tc>
+        <w:tc>
+          <w:tcPr/>
+          <w:p>
+            <w:pPr>
+              <w:pStyle w:val="Compact"/>
+              <w:jc w:val="left"/>
+            </w:pPr>
+            <w:r>
+              <w:t xml:space="preserve">Above the price</w:t>
+            </w:r>
+          </w:p>
+        </w:tc>
+      </w:tr>
+      <w:tr>
+        <w:tc>
+          <w:tcPr/>
+          <w:p>
+            <w:pPr>
+              <w:pStyle w:val="Compact"/>
+              <w:jc w:val="left"/>
+            </w:pPr>
+            <w:r>
+              <w:t xml:space="preserve">C$50/m³</w:t>
+            </w:r>
+          </w:p>
+        </w:tc>
+        <w:tc>
+          <w:tcPr/>
+          <w:p>
+            <w:pPr>
+              <w:pStyle w:val="Compact"/>
+              <w:jc w:val="left"/>
+            </w:pPr>
+            <w:r>
+              <w:t xml:space="preserve">C$1.0 m</w:t>
+            </w:r>
+          </w:p>
+        </w:tc>
+        <w:tc>
+          <w:tcPr/>
+          <w:p>
+            <w:pPr>
+              <w:pStyle w:val="Compact"/>
+              <w:jc w:val="left"/>
+            </w:pPr>
+            <w:r>
+              <w:t xml:space="preserve">C$455</w:t>
+            </w:r>
+          </w:p>
+        </w:tc>
+        <w:tc>
+          <w:tcPr/>
+          <w:p>
+            <w:pPr>
+              <w:pStyle w:val="Compact"/>
+              <w:jc w:val="left"/>
+            </w:pPr>
+            <w:r>
+              <w:t xml:space="preserve">Above the price</w:t>
+            </w:r>
+          </w:p>
+        </w:tc>
+      </w:tr>
+    </w:tbl>
+    <w:p>
+      <w:pPr>
+        <w:pStyle w:val="BodyText"/>
+      </w:pPr>
+      <w:r>
+        <w:rPr>
+          <w:iCs/>
+          <w:i/>
+        </w:rPr>
+        <w:t xml:space="preserve">Table T9. Cost evidence for an SMR: our Darlington estimate against published values.</w:t>
       </w:r>
       <w:r>
         <w:t xml:space="preserve"> </w:t>
@@ -5248,7 +5537,7 @@
         <w:t xml:space="preserve"> </w:t>
       </w:r>
       <w:r>
-        <w:t xml:space="preserve">on the 2023 US merger guidelines (US Department of Justice and Federal Trade Commission, 2023), though on the 2010 scale only enrichment is (Table T9). For Darlington this is a price risk; for an Australian SMR it is a sovereign risk.</w:t>
+        <w:t xml:space="preserve">on the 2023 US merger guidelines (US Department of Justice and Federal Trade Commission, 2023), though on the 2010 scale only enrichment is (Table T10). For Darlington this is a price risk; for an Australian SMR it is a sovereign risk.</w:t>
       </w:r>
     </w:p>
     <w:p>
@@ -5302,7 +5591,7 @@
         <w:t xml:space="preserve"> </w:t>
       </w:r>
       <w:r>
-        <w:t xml:space="preserve">C1 does not reduce fuel risk. Contracts with allied enrichers, as OPG uses, cut a buyer’s exposure but not concentration (§8.6). One Western option links back to Darlington: laser enrichment from Australia’s Silex Systems, commercialised in the US by Global Laser Enrichment (51% Silex, 49% Cameco, OPG’s uranium supplier). The NRC docketed its Paducah application in August 2025, as reported by Silex Systems Limited (2025), and Cameco has agreed to buy all its output (Silex Systems Limited, 2026, as reported by World Nuclear News, 2026). EPBC s 140A would bar such a plant in Australia (§10).</w:t>
+        <w:t xml:space="preserve">C1 does not reduce fuel risk. Fuel independence also needs conversion, enrichment, fabrication, forged components and skilled labour, not uranium deposits alone. Patents identify proprietary designs but do not establish any royalty per unit of electricity, so patent counts alone give no royalty estimate. The HHI measures nominal capacity, not the contracts open to one buyer. Contracts with allied enrichers, as OPG uses, cut a buyer’s exposure but not concentration (§8.6). C1 adds a small supply risk of its own. LC³ needs a suitable calcined-clay source and blending capacity (Scrivener et al., 2018), and a single qualified supplier would be a risk even if its product footprint were favourable. One Western option links back to Darlington: laser enrichment from Australia’s Silex Systems, commercialised in the US by Global Laser Enrichment (51% Silex, 49% Cameco, OPG’s uranium supplier). The NRC docketed its Paducah application in August 2025, as reported by Silex Systems Limited (2025), and Cameco has agreed to buy all its output (Silex Systems Limited, 2026, as reported by World Nuclear News, 2026). EPBC s 140A would bar such a plant in Australia (§10).</w:t>
       </w:r>
     </w:p>
     <w:p>
@@ -5314,7 +5603,7 @@
           <w:iCs/>
           <w:i/>
         </w:rPr>
-        <w:t xml:space="preserve">Table T9. Herfindahl–Hirschman index (HHI) of the uranium front end, by stage, with and without Russia and China.</w:t>
+        <w:t xml:space="preserve">Table T10. Herfindahl–Hirschman index (HHI) of the uranium front end, by stage, with and without Russia and China.</w:t>
       </w:r>
       <w:r>
         <w:t xml:space="preserve"> </w:t>
@@ -5790,7 +6079,7 @@
         <w:pStyle w:val="FirstParagraph"/>
       </w:pPr>
       <w:r>
-        <w:t xml:space="preserve">The same reactor has a social licence at Darlington and none at Liddell. Safety data do not explain the difference; consent, benefit and trust do (Table T10).</w:t>
+        <w:t xml:space="preserve">The same reactor has a social licence at Darlington and none at Liddell. Safety data do not explain the difference; consent, benefit and trust do (Table T11).</w:t>
       </w:r>
     </w:p>
     <w:p>
@@ -5826,7 +6115,7 @@
         <w:t xml:space="preserve"> </w:t>
       </w:r>
       <w:r>
-        <w:t xml:space="preserve">At Darlington the CNSC found the duty to consult met (CNSC, 2025). In June 2026 the seven Williams Treaties First Nations agreed to lend C$700 m to the project, converting to equity once all four units are complete, guaranteed half each by federal and Ontario programmes (Williams Treaties First Nations et al., 2026). Two of the seven told the CNSC in 2023–24 that their concerns had not been addressed, so equity is a means of consent, not a substitute for it. Australia’s precedent is a waste site chosen top-down and set aside by the Federal Court for apprehended bias (</w:t>
+        <w:t xml:space="preserve">At Darlington the CNSC found the duty to consult met (CNSC, 2025). In June 2026 the seven Williams Treaties First Nations announced a C$700 m investment, a loan converting to equity once all four units are complete, backed by federal and Ontario loan guarantees of about C$715 m (Williams Treaties First Nations et al., 2026; Government of Canada, 2026). The first is the investment, the second its credit support. Two of the seven told the CNSC in 2023–24 that their concerns had not been addressed, so ownership by participating Nations is not universal consent, nor a substitute for consulting other Indigenous groups. Australia’s precedent is a waste site chosen top-down and set aside by the Federal Court for apprehended bias (</w:t>
       </w:r>
       <w:r>
         <w:rPr>
@@ -5857,7 +6146,7 @@
         <w:t xml:space="preserve"> </w:t>
       </w:r>
       <w:r>
-        <w:t xml:space="preserve">C1 changes no land use, emissions or waste, so it raises no new consent issue; its social value is indirect, as a lower-carbon build that OPG can report to its First Nations and public equity partners (our inference). For Liddell, low-regret steps can precede any repeal: a producer-funded waste body, and a two-key test in which both the host community and the Traditional Owners must agree. A priced hosting agreement, First Nations equity with a loan guarantee and a skills plan coordinated with AUKUS would follow (§8.6).</w:t>
+        <w:t xml:space="preserve">C1 changes no land use, emissions or waste at the site, so it raises no new consent issue there; its social value is indirect, as a lower-carbon build that OPG can report to its First Nations and public equity partners (our inference). Away from the site, clay sourcing, haulage and water use could create distributional impacts, and powder dust and calcination emissions are occupational matters at suppliers and batching plants. A socially sustainable pilot would disclose source locations and routes early, open supply to Indigenous and local firms where technically suitable, and report environmental data plainly. Waste stewardship is unchanged: the NWMO repository near Ignace entered regulatory assessment in January 2026 and is not operating (Nuclear Waste Management Organization, 2026), and LC³ has no proven recyclability or clearance advantage. For Liddell, low-regret steps can precede any repeal: a producer-funded waste body, and a two-key test in which both the host community and the Traditional Owners must agree. A priced hosting agreement, First Nations equity with a loan guarantee and a skills plan coordinated with AUKUS would follow (§8.6).</w:t>
       </w:r>
     </w:p>
     <w:p>
@@ -5869,7 +6158,7 @@
           <w:iCs/>
           <w:i/>
         </w:rPr>
-        <w:t xml:space="preserve">Table T10. Social licence at Darlington and at Liddell.</w:t>
+        <w:t xml:space="preserve">Table T11. Social licence at Darlington and at Liddell.</w:t>
       </w:r>
       <w:r>
         <w:t xml:space="preserve"> </w:t>
@@ -6260,7 +6549,7 @@
         <w:pStyle w:val="BodyText"/>
       </w:pPr>
       <w:r>
-        <w:t xml:space="preserve">Money follows the same pattern (Table T11). OPG carries about 78% of Darlington on its balance sheet (by subtraction; our calculation), recovered through rates the Ontario Energy Board approves, while federal, provincial and First Nations finance lowers the cost of capital and spreads ownership. That model needs a publicly owned utility with a regulated rate base. Liddell has a private owner, so it would need Commonwealth ownership or underwriting (§8.2), with taxpayers carrying the cost risk under the Coalition’s 2024 model, as reported by ABC News (2024).</w:t>
+        <w:t xml:space="preserve">Table T12 sets each actor’s influence and interest beside its money. OPG carries about 78% of Darlington on its balance sheet (by subtraction; our calculation), recovered through rates the Ontario Energy Board approves, while federal, provincial and First Nations finance lowers the cost of capital and spreads ownership. That model needs a publicly owned utility with a regulated rate base. Liddell has a private owner, so it would need Commonwealth ownership or underwriting (§8.2), with taxpayers carrying the cost risk under the Coalition’s 2024 model, as reported by ABC News (2024).</w:t>
       </w:r>
     </w:p>
     <w:p>
@@ -6268,7 +6557,7 @@
         <w:pStyle w:val="BodyText"/>
       </w:pPr>
       <w:r>
-        <w:t xml:space="preserve">For C1, the decisive actors are OPG as buyer, GE Vernova Hitachi as owner of the infill specification, and the two equity funds at the Units 2–4 tranche (§8.2). None is opposed, but none yet has a reason to act; the tranche condition supplies one (§8.6).</w:t>
+        <w:t xml:space="preserve">For C1, the decisive actors are OPG as buyer, GE Vernova Hitachi as owner of the infill specification, and the two equity funds at the Units 2–4 tranche (§8.2). None is opposed, but none yet has a reason to act; the tranche condition supplies one (§8.6). Contractors and suppliers then decide whether LC³ is deliverable.</w:t>
       </w:r>
     </w:p>
     <w:p>
@@ -6335,7 +6624,7 @@
           <w:iCs/>
           <w:i/>
         </w:rPr>
-        <w:t xml:space="preserve">Table T11. Who pays and who earns: the C$20.9 bn Darlington New Nuclear Project.</w:t>
+        <w:t xml:space="preserve">Table T12. Stakeholders at the C$20.9 bn Darlington New Nuclear Project: influence, interest in C1, and money.</w:t>
       </w:r>
       <w:r>
         <w:t xml:space="preserve"> </w:t>
@@ -6345,7 +6634,7 @@
           <w:iCs/>
           <w:i/>
         </w:rPr>
-        <w:t xml:space="preserve">Source: as cited in each row; shares calculated in Appendix B8.4.</w:t>
+        <w:t xml:space="preserve">Source: influence ratings and interests are our qualitative judgement, not survey data; money as cited in each row; shares calculated in Appendix B8.4.</w:t>
       </w:r>
     </w:p>
     <w:tbl>
@@ -6373,243 +6662,443 @@
               <w:jc w:val="left"/>
             </w:pPr>
             <w:r>
-              <w:t xml:space="preserve">Flow</w:t>
-            </w:r>
-          </w:p>
-        </w:tc>
-        <w:tc>
-          <w:tcPr/>
-          <w:p>
-            <w:pPr>
-              <w:pStyle w:val="Compact"/>
-              <w:jc w:val="left"/>
-            </w:pPr>
-            <w:r>
-              <w:t xml:space="preserve">Who pays</w:t>
-            </w:r>
-          </w:p>
-        </w:tc>
-        <w:tc>
-          <w:tcPr/>
-          <w:p>
-            <w:pPr>
-              <w:pStyle w:val="Compact"/>
-              <w:jc w:val="left"/>
-            </w:pPr>
-            <w:r>
-              <w:t xml:space="preserve">Who earns</w:t>
-            </w:r>
-          </w:p>
-        </w:tc>
-        <w:tc>
-          <w:tcPr/>
-          <w:p>
-            <w:pPr>
-              <w:pStyle w:val="Compact"/>
-              <w:jc w:val="left"/>
-            </w:pPr>
-            <w:r>
-              <w:t xml:space="preserve">Amount (share)</w:t>
-            </w:r>
-          </w:p>
-        </w:tc>
-      </w:tr>
-      <w:tr>
-        <w:tc>
-          <w:tcPr/>
-          <w:p>
-            <w:pPr>
-              <w:pStyle w:val="Compact"/>
-              <w:jc w:val="left"/>
-            </w:pPr>
-            <w:r>
-              <w:t xml:space="preserve">OPG’s share, recovered through Ontario Energy Board-approved rates</w:t>
-            </w:r>
-          </w:p>
-        </w:tc>
-        <w:tc>
-          <w:tcPr/>
-          <w:p>
-            <w:pPr>
-              <w:pStyle w:val="Compact"/>
-              <w:jc w:val="left"/>
-            </w:pPr>
-            <w:r>
-              <w:t xml:space="preserve">OPG, repaid by Ontario ratepayers (Ontario Power Generation, 2025b)</w:t>
-            </w:r>
-          </w:p>
-        </w:tc>
-        <w:tc>
-          <w:tcPr/>
-          <w:p>
-            <w:pPr>
-              <w:pStyle w:val="Compact"/>
-              <w:jc w:val="left"/>
-            </w:pPr>
-            <w:r>
-              <w:t xml:space="preserve">GE Vernova Hitachi, construction partners, suppliers</w:t>
-            </w:r>
-          </w:p>
-        </w:tc>
-        <w:tc>
-          <w:tcPr/>
-          <w:p>
-            <w:pPr>
-              <w:pStyle w:val="Compact"/>
-              <w:jc w:val="left"/>
-            </w:pPr>
-            <w:r>
-              <w:t xml:space="preserve">C$16.2 bn (78%)</w:t>
-            </w:r>
-          </w:p>
-        </w:tc>
-      </w:tr>
-      <w:tr>
-        <w:tc>
-          <w:tcPr/>
-          <w:p>
-            <w:pPr>
-              <w:pStyle w:val="Compact"/>
-              <w:jc w:val="left"/>
-            </w:pPr>
-            <w:r>
-              <w:t xml:space="preserve">Phase 1 loan</w:t>
-            </w:r>
-          </w:p>
-        </w:tc>
-        <w:tc>
-          <w:tcPr/>
-          <w:p>
-            <w:pPr>
-              <w:pStyle w:val="Compact"/>
-              <w:jc w:val="left"/>
-            </w:pPr>
-            <w:r>
-              <w:t xml:space="preserve">Canada Infrastructure Bank (2022)</w:t>
-            </w:r>
-          </w:p>
-        </w:tc>
-        <w:tc>
-          <w:tcPr/>
-          <w:p>
-            <w:pPr>
-              <w:pStyle w:val="Compact"/>
-              <w:jc w:val="left"/>
-            </w:pPr>
-            <w:r>
-              <w:t xml:space="preserve">The project; the bank earns interest</w:t>
-            </w:r>
-          </w:p>
-        </w:tc>
-        <w:tc>
-          <w:tcPr/>
-          <w:p>
-            <w:pPr>
-              <w:pStyle w:val="Compact"/>
-              <w:jc w:val="left"/>
-            </w:pPr>
-            <w:r>
-              <w:t xml:space="preserve">C$0.97 bn (4.6%)</w:t>
-            </w:r>
-          </w:p>
-        </w:tc>
-      </w:tr>
-      <w:tr>
-        <w:tc>
-          <w:tcPr/>
-          <w:p>
-            <w:pPr>
-              <w:pStyle w:val="Compact"/>
-              <w:jc w:val="left"/>
-            </w:pPr>
-            <w:r>
-              <w:t xml:space="preserve">Equity in two tranches</w:t>
-            </w:r>
-          </w:p>
-        </w:tc>
-        <w:tc>
-          <w:tcPr/>
-          <w:p>
-            <w:pPr>
-              <w:pStyle w:val="Compact"/>
-              <w:jc w:val="left"/>
-            </w:pPr>
-            <w:r>
-              <w:t xml:space="preserve">Canada Growth Fund and Building Ontario Fund (2025)</w:t>
-            </w:r>
-          </w:p>
-        </w:tc>
-        <w:tc>
-          <w:tcPr/>
-          <w:p>
-            <w:pPr>
-              <w:pStyle w:val="Compact"/>
-              <w:jc w:val="left"/>
-            </w:pPr>
-            <w:r>
-              <w:t xml:space="preserve">Returns on stakes of up to 15% and 7.5%</w:t>
-            </w:r>
-          </w:p>
-        </w:tc>
-        <w:tc>
-          <w:tcPr/>
-          <w:p>
-            <w:pPr>
-              <w:pStyle w:val="Compact"/>
-              <w:jc w:val="left"/>
-            </w:pPr>
-            <w:r>
-              <w:t xml:space="preserve">C$3.0 bn (14.4%)</w:t>
-            </w:r>
-          </w:p>
-        </w:tc>
-      </w:tr>
-      <w:tr>
-        <w:tc>
-          <w:tcPr/>
-          <w:p>
-            <w:pPr>
-              <w:pStyle w:val="Compact"/>
-              <w:jc w:val="left"/>
-            </w:pPr>
-            <w:r>
-              <w:t xml:space="preserve">Loan converting to equity</w:t>
-            </w:r>
-          </w:p>
-        </w:tc>
-        <w:tc>
-          <w:tcPr/>
-          <w:p>
-            <w:pPr>
-              <w:pStyle w:val="Compact"/>
-              <w:jc w:val="left"/>
-            </w:pPr>
-            <w:r>
-              <w:t xml:space="preserve">Williams Treaties First Nations; guarantors carry default risk (Williams Treaties First Nations et al., 2026)</w:t>
-            </w:r>
-          </w:p>
-        </w:tc>
-        <w:tc>
-          <w:tcPr/>
-          <w:p>
-            <w:pPr>
-              <w:pStyle w:val="Compact"/>
-              <w:jc w:val="left"/>
-            </w:pPr>
-            <w:r>
-              <w:t xml:space="preserve">First Nations equity returns</w:t>
-            </w:r>
-          </w:p>
-        </w:tc>
-        <w:tc>
-          <w:tcPr/>
-          <w:p>
-            <w:pPr>
-              <w:pStyle w:val="Compact"/>
-              <w:jc w:val="left"/>
-            </w:pPr>
-            <w:r>
-              <w:t xml:space="preserve">C$0.70 bn (3.3%)</w:t>
+              <w:t xml:space="preserve">Stakeholder</w:t>
+            </w:r>
+          </w:p>
+        </w:tc>
+        <w:tc>
+          <w:tcPr/>
+          <w:p>
+            <w:pPr>
+              <w:pStyle w:val="Compact"/>
+              <w:jc w:val="left"/>
+            </w:pPr>
+            <w:r>
+              <w:t xml:space="preserve">Influence</w:t>
+            </w:r>
+          </w:p>
+        </w:tc>
+        <w:tc>
+          <w:tcPr/>
+          <w:p>
+            <w:pPr>
+              <w:pStyle w:val="Compact"/>
+              <w:jc w:val="left"/>
+            </w:pPr>
+            <w:r>
+              <w:t xml:space="preserve">Primary interest and suitable response for C1</w:t>
+            </w:r>
+          </w:p>
+        </w:tc>
+        <w:tc>
+          <w:tcPr/>
+          <w:p>
+            <w:pPr>
+              <w:pStyle w:val="Compact"/>
+              <w:jc w:val="left"/>
+            </w:pPr>
+            <w:r>
+              <w:t xml:space="preserve">Money (share of budget)</w:t>
+            </w:r>
+          </w:p>
+        </w:tc>
+      </w:tr>
+      <w:tr>
+        <w:tc>
+          <w:tcPr/>
+          <w:p>
+            <w:pPr>
+              <w:pStyle w:val="Compact"/>
+              <w:jc w:val="left"/>
+            </w:pPr>
+            <w:r>
+              <w:t xml:space="preserve">OPG and its design authority</w:t>
+            </w:r>
+          </w:p>
+        </w:tc>
+        <w:tc>
+          <w:tcPr/>
+          <w:p>
+            <w:pPr>
+              <w:pStyle w:val="Compact"/>
+              <w:jc w:val="left"/>
+            </w:pPr>
+            <w:r>
+              <w:t xml:space="preserve">Very high</w:t>
+            </w:r>
+          </w:p>
+        </w:tc>
+        <w:tc>
+          <w:tcPr/>
+          <w:p>
+            <w:pPr>
+              <w:pStyle w:val="Compact"/>
+              <w:jc w:val="left"/>
+            </w:pPr>
+            <w:r>
+              <w:t xml:space="preserve">Safety, eligible concrete scope, budgets, delivery; oversee qualification and a fallback mix</w:t>
+            </w:r>
+          </w:p>
+        </w:tc>
+        <w:tc>
+          <w:tcPr/>
+          <w:p>
+            <w:pPr>
+              <w:pStyle w:val="Compact"/>
+              <w:jc w:val="left"/>
+            </w:pPr>
+            <w:r>
+              <w:t xml:space="preserve">Pays C$16.2 bn (78%), repaid by Ontario ratepayers through Ontario Energy Board-approved rates (Ontario Power Generation, 2025b)</w:t>
+            </w:r>
+          </w:p>
+        </w:tc>
+      </w:tr>
+      <w:tr>
+        <w:tc>
+          <w:tcPr/>
+          <w:p>
+            <w:pPr>
+              <w:pStyle w:val="Compact"/>
+              <w:jc w:val="left"/>
+            </w:pPr>
+            <w:r>
+              <w:t xml:space="preserve">CNSC</w:t>
+            </w:r>
+          </w:p>
+        </w:tc>
+        <w:tc>
+          <w:tcPr/>
+          <w:p>
+            <w:pPr>
+              <w:pStyle w:val="Compact"/>
+              <w:jc w:val="left"/>
+            </w:pPr>
+            <w:r>
+              <w:t xml:space="preserve">Very high</w:t>
+            </w:r>
+          </w:p>
+        </w:tc>
+        <w:tc>
+          <w:tcPr/>
+          <w:p>
+            <w:pPr>
+              <w:pStyle w:val="Compact"/>
+              <w:jc w:val="left"/>
+            </w:pPr>
+            <w:r>
+              <w:t xml:space="preserve">Independent compliance and safety case; evaluate material changes where applicable</w:t>
+            </w:r>
+          </w:p>
+        </w:tc>
+        <w:tc>
+          <w:tcPr/>
+          <w:p>
+            <w:pPr>
+              <w:pStyle w:val="Compact"/>
+              <w:jc w:val="left"/>
+            </w:pPr>
+            <w:r>
+              <w:t xml:space="preserve">None</w:t>
+            </w:r>
+          </w:p>
+        </w:tc>
+      </w:tr>
+      <w:tr>
+        <w:tc>
+          <w:tcPr/>
+          <w:p>
+            <w:pPr>
+              <w:pStyle w:val="Compact"/>
+              <w:jc w:val="left"/>
+            </w:pPr>
+            <w:r>
+              <w:t xml:space="preserve">Williams Treaties First Nations and other rights holders</w:t>
+            </w:r>
+          </w:p>
+        </w:tc>
+        <w:tc>
+          <w:tcPr/>
+          <w:p>
+            <w:pPr>
+              <w:pStyle w:val="Compact"/>
+              <w:jc w:val="left"/>
+            </w:pPr>
+            <w:r>
+              <w:t xml:space="preserve">High</w:t>
+            </w:r>
+          </w:p>
+        </w:tc>
+        <w:tc>
+          <w:tcPr/>
+          <w:p>
+            <w:pPr>
+              <w:pStyle w:val="Compact"/>
+              <w:jc w:val="left"/>
+            </w:pPr>
+            <w:r>
+              <w:t xml:space="preserve">Long-term participation, cultural and environmental interests; rights-respecting engagement</w:t>
+            </w:r>
+          </w:p>
+        </w:tc>
+        <w:tc>
+          <w:tcPr/>
+          <w:p>
+            <w:pPr>
+              <w:pStyle w:val="Compact"/>
+              <w:jc w:val="left"/>
+            </w:pPr>
+            <w:r>
+              <w:t xml:space="preserve">Loan converting to equity, C$0.70 bn (3.3%); guarantors carry default risk (Williams Treaties First Nations et al., 2026)</w:t>
+            </w:r>
+          </w:p>
+        </w:tc>
+      </w:tr>
+      <w:tr>
+        <w:tc>
+          <w:tcPr/>
+          <w:p>
+            <w:pPr>
+              <w:pStyle w:val="Compact"/>
+              <w:jc w:val="left"/>
+            </w:pPr>
+            <w:r>
+              <w:t xml:space="preserve">Public financiers and investors</w:t>
+            </w:r>
+          </w:p>
+        </w:tc>
+        <w:tc>
+          <w:tcPr/>
+          <w:p>
+            <w:pPr>
+              <w:pStyle w:val="Compact"/>
+              <w:jc w:val="left"/>
+            </w:pPr>
+            <w:r>
+              <w:t xml:space="preserve">High</w:t>
+            </w:r>
+          </w:p>
+        </w:tc>
+        <w:tc>
+          <w:tcPr/>
+          <w:p>
+            <w:pPr>
+              <w:pStyle w:val="Compact"/>
+              <w:jc w:val="left"/>
+            </w:pPr>
+            <w:r>
+              <w:t xml:space="preserve">Investment risk, delivery milestones, lower-carbon economic development</w:t>
+            </w:r>
+          </w:p>
+        </w:tc>
+        <w:tc>
+          <w:tcPr/>
+          <w:p>
+            <w:pPr>
+              <w:pStyle w:val="Compact"/>
+              <w:jc w:val="left"/>
+            </w:pPr>
+            <w:r>
+              <w:t xml:space="preserve">Canada Infrastructure Bank Phase 1 loan, C$0.97 bn (4.6%) (Canada Infrastructure Bank, 2022); equity in two tranches, C$3.0 bn (14.4%), for stakes of up to 15% and 7.5% (Canada Growth Fund and Building Ontario Fund, 2025)</w:t>
+            </w:r>
+          </w:p>
+        </w:tc>
+      </w:tr>
+      <w:tr>
+        <w:tc>
+          <w:tcPr/>
+          <w:p>
+            <w:pPr>
+              <w:pStyle w:val="Compact"/>
+              <w:jc w:val="left"/>
+            </w:pPr>
+            <w:r>
+              <w:t xml:space="preserve">Contractors, ready-mix and clay suppliers</w:t>
+            </w:r>
+          </w:p>
+        </w:tc>
+        <w:tc>
+          <w:tcPr/>
+          <w:p>
+            <w:pPr>
+              <w:pStyle w:val="Compact"/>
+              <w:jc w:val="left"/>
+            </w:pPr>
+            <w:r>
+              <w:t xml:space="preserve">High</w:t>
+            </w:r>
+          </w:p>
+        </w:tc>
+        <w:tc>
+          <w:tcPr/>
+          <w:p>
+            <w:pPr>
+              <w:pStyle w:val="Compact"/>
+              <w:jc w:val="left"/>
+            </w:pPr>
+            <w:r>
+              <w:t xml:space="preserve">Constructability, price, traceability, warranties, continuous quality testing</w:t>
+            </w:r>
+          </w:p>
+        </w:tc>
+        <w:tc>
+          <w:tcPr/>
+          <w:p>
+            <w:pPr>
+              <w:pStyle w:val="Compact"/>
+              <w:jc w:val="left"/>
+            </w:pPr>
+            <w:r>
+              <w:t xml:space="preserve">Earn the construction revenue, with GE Vernova Hitachi</w:t>
+            </w:r>
+          </w:p>
+        </w:tc>
+      </w:tr>
+      <w:tr>
+        <w:tc>
+          <w:tcPr/>
+          <w:p>
+            <w:pPr>
+              <w:pStyle w:val="Compact"/>
+              <w:jc w:val="left"/>
+            </w:pPr>
+            <w:r>
+              <w:t xml:space="preserve">Clarington residents and electricity customers</w:t>
+            </w:r>
+          </w:p>
+        </w:tc>
+        <w:tc>
+          <w:tcPr/>
+          <w:p>
+            <w:pPr>
+              <w:pStyle w:val="Compact"/>
+              <w:jc w:val="left"/>
+            </w:pPr>
+            <w:r>
+              <w:t xml:space="preserve">Medium–high</w:t>
+            </w:r>
+          </w:p>
+        </w:tc>
+        <w:tc>
+          <w:tcPr/>
+          <w:p>
+            <w:pPr>
+              <w:pStyle w:val="Compact"/>
+              <w:jc w:val="left"/>
+            </w:pPr>
+            <w:r>
+              <w:t xml:space="preserve">Air and water impacts, transparent reporting, cost and reliability</w:t>
+            </w:r>
+          </w:p>
+        </w:tc>
+        <w:tc>
+          <w:tcPr/>
+          <w:p>
+            <w:pPr>
+              <w:pStyle w:val="Compact"/>
+              <w:jc w:val="left"/>
+            </w:pPr>
+            <w:r>
+              <w:t xml:space="preserve">Repay OPG’s share through rates</w:t>
+            </w:r>
+          </w:p>
+        </w:tc>
+      </w:tr>
+      <w:tr>
+        <w:tc>
+          <w:tcPr/>
+          <w:p>
+            <w:pPr>
+              <w:pStyle w:val="Compact"/>
+              <w:jc w:val="left"/>
+            </w:pPr>
+            <w:r>
+              <w:t xml:space="preserve">Workers, unions and laboratories</w:t>
+            </w:r>
+          </w:p>
+        </w:tc>
+        <w:tc>
+          <w:tcPr/>
+          <w:p>
+            <w:pPr>
+              <w:pStyle w:val="Compact"/>
+              <w:jc w:val="left"/>
+            </w:pPr>
+            <w:r>
+              <w:t xml:space="preserve">Medium–high</w:t>
+            </w:r>
+          </w:p>
+        </w:tc>
+        <w:tc>
+          <w:tcPr/>
+          <w:p>
+            <w:pPr>
+              <w:pStyle w:val="Compact"/>
+              <w:jc w:val="left"/>
+            </w:pPr>
+            <w:r>
+              <w:t xml:space="preserve">Occupational safety, training, testing, reliable construction procedures</w:t>
+            </w:r>
+          </w:p>
+        </w:tc>
+        <w:tc>
+          <w:tcPr/>
+          <w:p>
+            <w:pPr>
+              <w:pStyle w:val="Compact"/>
+              <w:jc w:val="left"/>
+            </w:pPr>
+            <w:r>
+              <w:t xml:space="preserve">About 1,600 construction jobs per SMR (§8.4)</w:t>
+            </w:r>
+          </w:p>
+        </w:tc>
+      </w:tr>
+      <w:tr>
+        <w:tc>
+          <w:tcPr/>
+          <w:p>
+            <w:pPr>
+              <w:pStyle w:val="Compact"/>
+              <w:jc w:val="left"/>
+            </w:pPr>
+            <w:r>
+              <w:t xml:space="preserve">NWMO and waste managers</w:t>
+            </w:r>
+          </w:p>
+        </w:tc>
+        <w:tc>
+          <w:tcPr/>
+          <w:p>
+            <w:pPr>
+              <w:pStyle w:val="Compact"/>
+              <w:jc w:val="left"/>
+            </w:pPr>
+            <w:r>
+              <w:t xml:space="preserve">Medium</w:t>
+            </w:r>
+          </w:p>
+        </w:tc>
+        <w:tc>
+          <w:tcPr/>
+          <w:p>
+            <w:pPr>
+              <w:pStyle w:val="Compact"/>
+              <w:jc w:val="left"/>
+            </w:pPr>
+            <w:r>
+              <w:t xml:space="preserve">Long-term waste stewardship; funded end-of-life obligations</w:t>
+            </w:r>
+          </w:p>
+        </w:tc>
+        <w:tc>
+          <w:tcPr/>
+          <w:p>
+            <w:pPr>
+              <w:pStyle w:val="Compact"/>
+              <w:jc w:val="left"/>
+            </w:pPr>
+            <w:r>
+              <w:t xml:space="preserve">Producer-funded (§8.4)</w:t>
             </w:r>
           </w:p>
         </w:tc>
@@ -6647,7 +7136,7 @@
         <w:t xml:space="preserve"> </w:t>
       </w:r>
       <w:r>
-        <w:t xml:space="preserve">The levers in Table T12 are scored on enforceability, speed and low schedule risk (1 to 3 each; our judgement, not sourced scores). L1 and L2 tie at 8. If enforceability counts double, L2 leads with 11; if speed counts double, L1 leads with 11; the recommendation is the same under both. L1 is C1’s pilot step, not an add-on: a 10% floor invites LC³, whose full saving is 1,100–3,300 t CO₂e per unit (§4.3; Pillai et al., 2019).</w:t>
+        <w:t xml:space="preserve">The levers in Table T13 are scored on enforceability, speed and low schedule risk (1 to 3 each; our judgement, not sourced scores). L1 and L2 tie at 8. If enforceability counts double, L2 leads with 11; if speed counts double, L1 leads with 11; the recommendation is the same under both. L1 is C1’s pilot step, not an add-on: a 10% floor invites LC³, whose full saving is 1,100–3,300 t CO₂e per unit (§4.3; Pillai et al., 2019).</w:t>
       </w:r>
     </w:p>
     <w:p>
@@ -6659,7 +7148,7 @@
           <w:iCs/>
           <w:i/>
         </w:rPr>
-        <w:t xml:space="preserve">Table T12. Levers for putting C1 into practice, compared.</w:t>
+        <w:t xml:space="preserve">Table T13. Levers for putting C1 into practice, compared.</w:t>
       </w:r>
       <w:r>
         <w:t xml:space="preserve"> </w:t>
@@ -6669,7 +7158,7 @@
           <w:iCs/>
           <w:i/>
         </w:rPr>
-        <w:t xml:space="preserve">Source: our evaluation from Treasury Board of Canada Secretariat (2022); Canada Growth Fund and Building Ontario Fund (2025). Scores are our judgement (Appendix B3.1).</w:t>
+        <w:t xml:space="preserve">Source: our evaluation from Treasury Board of Canada Secretariat (2022); Canada Growth Fund and Building Ontario Fund (2025). Scores are our judgement (Appendix B3.1). The qualification gates adapt the team’s table of regulatory and engineering conditions for alternative concrete.</w:t>
       </w:r>
     </w:p>
     <w:tbl>
@@ -6723,19 +7212,7 @@
               <w:jc w:val="left"/>
             </w:pPr>
             <w:r>
-              <w:t xml:space="preserve">Binding on OPG?</w:t>
-            </w:r>
-          </w:p>
-        </w:tc>
-        <w:tc>
-          <w:tcPr/>
-          <w:p>
-            <w:pPr>
-              <w:pStyle w:val="Compact"/>
-              <w:jc w:val="left"/>
-            </w:pPr>
-            <w:r>
-              <w:t xml:space="preserve">Time</w:t>
+              <w:t xml:space="preserve">Binding on OPG? When</w:t>
             </w:r>
           </w:p>
         </w:tc>
@@ -6759,6 +7236,18 @@
               <w:jc w:val="left"/>
             </w:pPr>
             <w:r>
+              <w:t xml:space="preserve">Qualification gate it depends on; outcome if not met</w:t>
+            </w:r>
+          </w:p>
+        </w:tc>
+        <w:tc>
+          <w:tcPr/>
+          <w:p>
+            <w:pPr>
+              <w:pStyle w:val="Compact"/>
+              <w:jc w:val="left"/>
+            </w:pPr>
+            <w:r>
               <w:t xml:space="preserve">Score (enforceability / speed / low risk)</w:t>
             </w:r>
           </w:p>
@@ -6797,19 +7286,7 @@
               <w:jc w:val="left"/>
             </w:pPr>
             <w:r>
-              <w:t xml:space="preserve">Yes (own contracts)</w:t>
-            </w:r>
-          </w:p>
-        </w:tc>
-        <w:tc>
-          <w:tcPr/>
-          <w:p>
-            <w:pPr>
-              <w:pStyle w:val="Compact"/>
-              <w:jc w:val="left"/>
-            </w:pPr>
-            <w:r>
-              <w:t xml:space="preserve">Next procurement round (2027)</w:t>
+              <w:t xml:space="preserve">Yes (own contracts); next procurement round (2027)</w:t>
             </w:r>
           </w:p>
         </w:tc>
@@ -6822,6 +7299,18 @@
             </w:pPr>
             <w:r>
               <w:t xml:space="preserve">Low</w:t>
+            </w:r>
+          </w:p>
+        </w:tc>
+        <w:tc>
+          <w:tcPr/>
+          <w:p>
+            <w:pPr>
+              <w:pStyle w:val="Compact"/>
+              <w:jc w:val="left"/>
+            </w:pPr>
+            <w:r>
+              <w:t xml:space="preserve">Classification and provenance: each component’s safety function defined, binder traced; if not, exclude it and revert to the approved mix</w:t>
             </w:r>
           </w:p>
         </w:tc>
@@ -6881,19 +7370,7 @@
               <w:jc w:val="left"/>
             </w:pPr>
             <w:r>
-              <w:t xml:space="preserve">Yes, if the funds agree</w:t>
-            </w:r>
-          </w:p>
-        </w:tc>
-        <w:tc>
-          <w:tcPr/>
-          <w:p>
-            <w:pPr>
-              <w:pStyle w:val="Compact"/>
-              <w:jc w:val="left"/>
-            </w:pPr>
-            <w:r>
-              <w:t xml:space="preserve">With tranche 2 (around 2028)</w:t>
+              <w:t xml:space="preserve">Yes, if the funds agree; with tranche 2 (around 2028)</w:t>
             </w:r>
           </w:p>
         </w:tc>
@@ -6906,6 +7383,18 @@
             </w:pPr>
             <w:r>
               <w:t xml:space="preserve">Low, if the exemption is written in</w:t>
+            </w:r>
+          </w:p>
+        </w:tc>
+        <w:tc>
+          <w:tcPr/>
+          <w:p>
+            <w:pPr>
+              <w:pStyle w:val="Compact"/>
+              <w:jc w:val="left"/>
+            </w:pPr>
+            <w:r>
+              <w:t xml:space="preserve">Life-cycle verification: EPDs on a comparable product boundary, with transport modelled; if not, no quantified saving claim</w:t>
             </w:r>
           </w:p>
         </w:tc>
@@ -6965,19 +7454,7 @@
               <w:jc w:val="left"/>
             </w:pPr>
             <w:r>
-              <w:t xml:space="preserve">Yes</w:t>
-            </w:r>
-          </w:p>
-        </w:tc>
-        <w:tc>
-          <w:tcPr/>
-          <w:p>
-            <w:pPr>
-              <w:pStyle w:val="Compact"/>
-              <w:jc w:val="left"/>
-            </w:pPr>
-            <w:r>
-              <w:t xml:space="preserve">Months</w:t>
+              <w:t xml:space="preserve">Yes; months</w:t>
             </w:r>
           </w:p>
         </w:tc>
@@ -7001,6 +7478,18 @@
               <w:jc w:val="left"/>
             </w:pPr>
             <w:r>
+              <w:t xml:space="preserve">Design-authority acceptance, with CNSC review where relevant; if not, no use in affected safety-class works</w:t>
+            </w:r>
+          </w:p>
+        </w:tc>
+        <w:tc>
+          <w:tcPr/>
+          <w:p>
+            <w:pPr>
+              <w:pStyle w:val="Compact"/>
+              <w:jc w:val="left"/>
+            </w:pPr>
+            <w:r>
               <w:t xml:space="preserve">3 / 2 / 2 = 7</w:t>
             </w:r>
           </w:p>
@@ -7039,19 +7528,7 @@
               <w:jc w:val="left"/>
             </w:pPr>
             <w:r>
-              <w:t xml:space="preserve">No</w:t>
-            </w:r>
-          </w:p>
-        </w:tc>
-        <w:tc>
-          <w:tcPr/>
-          <w:p>
-            <w:pPr>
-              <w:pStyle w:val="Compact"/>
-              <w:jc w:val="left"/>
-            </w:pPr>
-            <w:r>
-              <w:t xml:space="preserve">2027</w:t>
+              <w:t xml:space="preserve">No; 2027</w:t>
             </w:r>
           </w:p>
         </w:tc>
@@ -7064,6 +7541,18 @@
             </w:pPr>
             <w:r>
               <w:t xml:space="preserve">Removes the main schedule risk</w:t>
+            </w:r>
+          </w:p>
+        </w:tc>
+        <w:tc>
+          <w:tcPr/>
+          <w:p>
+            <w:pPr>
+              <w:pStyle w:val="Compact"/>
+              <w:jc w:val="left"/>
+            </w:pPr>
+            <w:r>
+              <w:t xml:space="preserve">Strength, heat, crack and durability data, lot records and mock-ups; if not met, a further trial, rework or rejection</w:t>
             </w:r>
           </w:p>
         </w:tc>
@@ -7096,7 +7585,7 @@
         <w:t xml:space="preserve"> </w:t>
       </w:r>
       <w:r>
-        <w:t xml:space="preserve">The sequence is L1 now, L4 in 2027, then L2 at the 2028 tranche. A CNSC licence condition is not a lever, because the CNSC does not set climate conditions; it only has to accept that the change is safe (our inference). Step 1, in 2027, develops slag and LC³ self-consolidating mixes (about 6 to 9 months). Step 2 is a full-scale mock-up trial off Unit 1’s critical path (about 6 months), funded by L4. Step 3 is the design-change evaluation, submitted with the Units 2–4 licensing package ahead of the approval expected in 2028, as reported (American Nuclear Society, 2026); it takes about 6 to 9 months (assumed). The steps total about 18 to 24 months (assumed), so they fit only if they start in 2027. We have not costed the programme; §9 tests an assumed C$1 m. If the evidence is not ready, Units 2–4 proceed with the current mix, the pilot continues in non-safety concrete, and the infill enters at a later unit. Doing nothing forgoes the saving at near-zero cost and is rejected.</w:t>
+        <w:t xml:space="preserve">The sequence is L1 now, L4 in 2027, then L2 at the 2028 tranche. A CNSC licence condition is not a lever, because the CNSC does not set climate conditions; it only has to accept that the change is safe (our inference). Oversight continues after approval, through batch testing, record retention, non-conformance procedures and inspection access, and the approved mix stays available throughout. Step 1, in 2027, develops slag and LC³ self-consolidating mixes (about 6 to 9 months). Step 2 is a full-scale mock-up trial off Unit 1’s critical path (about 6 months), funded by L4. Step 3 is the design-change evaluation, submitted with the Units 2–4 licensing package ahead of the approval expected in 2028, as reported (American Nuclear Society, 2026); it takes about 6 to 9 months (assumed). The steps total about 18 to 24 months (assumed), so they fit only if they start in 2027. We have not costed the programme; §9 tests an assumed C$1 m. If the evidence is not ready, Units 2–4 proceed with the current mix, the pilot continues in non-safety concrete, and the infill enters at a later unit. Doing nothing forgoes the saving at near-zero cost and is rejected.</w:t>
       </w:r>
     </w:p>
     <w:p>
@@ -7114,7 +7603,7 @@
         <w:t xml:space="preserve"> </w:t>
       </w:r>
       <w:r>
-        <w:t xml:space="preserve">The Standard on Embodied Carbon in Construction binds federal departments (Treasury Board of Canada Secretariat, 2022); OPG, an Ontario Crown corporation, is outside its scope (our inference). Its allowance of 130% of baseline for specialised mixes could let self-consolidating infill emit 30% more than the baseline, so any OPG or fund clause must benchmark infill against a cement-rich self-consolidating reference mix.</w:t>
+        <w:t xml:space="preserve">The Standard on Embodied Carbon in Construction (amended March 2025) requires low-carbon concrete, life-cycle assessment and structural-material reporting in federal procurement (Treasury Board of Canada Secretariat, 2022). It is a model of transparency, but it binds federal departments, and OPG, an Ontario Crown corporation, is outside its scope (our inference); the Darlington choice rests on its own contracts, codes and licence conditions. Its allowance of 130% of baseline for specialised mixes could let self-consolidating infill emit 30% more than the baseline, so any OPG or fund clause must benchmark infill against a cement-rich self-consolidating reference mix.</w:t>
       </w:r>
     </w:p>
     <w:p>
@@ -7167,7 +7656,7 @@
         <w:pStyle w:val="FirstParagraph"/>
       </w:pPr>
       <w:r>
-        <w:t xml:space="preserve">Table T13 applies the triple bottom line to C1 at Darlington and to the comparison at Liddell, each cell traced to its section.</w:t>
+        <w:t xml:space="preserve">Table T14 applies the triple bottom line to C1 at Darlington and to the comparison at Liddell, each cell traced to its section.</w:t>
       </w:r>
     </w:p>
     <w:p>
@@ -7179,7 +7668,7 @@
           <w:iCs/>
           <w:i/>
         </w:rPr>
-        <w:t xml:space="preserve">Table T13. Triple-bottom-line summary: C1 at Darlington Units 2–4 and one BWRX-300 at Liddell.</w:t>
+        <w:t xml:space="preserve">Table T14. Triple-bottom-line summary: C1 at Darlington Units 2–4 and one BWRX-300 at Liddell.</w:t>
       </w:r>
       <w:r>
         <w:t xml:space="preserve"> </w:t>
@@ -7190,325 +7679,6 @@
           <w:i/>
         </w:rPr>
         <w:t xml:space="preserve">Source: this study, from the sections cited.</w:t>
-      </w:r>
-    </w:p>
-    <w:tbl>
-      <w:tblPr>
-        <w:tblStyle w:val="Table"/>
-        <w:tblW w:type="auto" w:w="0"/>
-        <w:tblLook w:firstRow="1" w:lastRow="0" w:firstColumn="0" w:lastColumn="0" w:noHBand="0" w:noVBand="0" w:val="0020"/>
-        <w:jc w:val="start"/>
-      </w:tblPr>
-      <w:tblGrid>
-        <w:gridCol w:w="1980"/>
-        <w:gridCol w:w="1980"/>
-        <w:gridCol w:w="1980"/>
-        <w:gridCol w:w="1980"/>
-      </w:tblGrid>
-      <w:tr>
-        <w:trPr>
-          <w:tblHeader w:val="true"/>
-        </w:trPr>
-        <w:tc>
-          <w:tcPr/>
-          <w:p>
-            <w:pPr>
-              <w:pStyle w:val="Compact"/>
-            </w:pPr>
-          </w:p>
-        </w:tc>
-        <w:tc>
-          <w:tcPr/>
-          <w:p>
-            <w:pPr>
-              <w:pStyle w:val="Compact"/>
-              <w:jc w:val="left"/>
-            </w:pPr>
-            <w:r>
-              <w:t xml:space="preserve">Darlington, with C1</w:t>
-            </w:r>
-          </w:p>
-        </w:tc>
-        <w:tc>
-          <w:tcPr/>
-          <w:p>
-            <w:pPr>
-              <w:pStyle w:val="Compact"/>
-              <w:jc w:val="left"/>
-            </w:pPr>
-            <w:r>
-              <w:t xml:space="preserve">Liddell (one unit)</w:t>
-            </w:r>
-          </w:p>
-        </w:tc>
-        <w:tc>
-          <w:tcPr/>
-          <w:p>
-            <w:pPr>
-              <w:pStyle w:val="Compact"/>
-              <w:jc w:val="left"/>
-            </w:pPr>
-            <w:r>
-              <w:t xml:space="preserve">Traced to</w:t>
-            </w:r>
-          </w:p>
-        </w:tc>
-      </w:tr>
-      <w:tr>
-        <w:tc>
-          <w:tcPr/>
-          <w:p>
-            <w:pPr>
-              <w:pStyle w:val="Compact"/>
-              <w:jc w:val="left"/>
-            </w:pPr>
-            <w:r>
-              <w:rPr>
-                <w:bCs/>
-                <w:b/>
-              </w:rPr>
-              <w:t xml:space="preserve">Environment</w:t>
-            </w:r>
-          </w:p>
-        </w:tc>
-        <w:tc>
-          <w:tcPr/>
-          <w:p>
-            <w:pPr>
-              <w:pStyle w:val="Compact"/>
-              <w:jc w:val="left"/>
-            </w:pPr>
-            <w:r>
-              <w:t xml:space="preserve">About 4 g CO₂e/kWh (§6). C1 saves 2,200 t per unit, about 0.36% of the life cycle; Unit 1 avoids 1.0–6.8 Mt to 2050.</w:t>
-            </w:r>
-          </w:p>
-        </w:tc>
-        <w:tc>
-          <w:tcPr/>
-          <w:p>
-            <w:pPr>
-              <w:pStyle w:val="Compact"/>
-              <w:jc w:val="left"/>
-            </w:pPr>
-            <w:r>
-              <w:t xml:space="preserve">Avoids 0.67–3.9 Mt to 2050, from about 2040. Firmed renewables avoid 10.9× more per dollar.</w:t>
-            </w:r>
-          </w:p>
-        </w:tc>
-        <w:tc>
-          <w:tcPr/>
-          <w:p>
-            <w:pPr>
-              <w:pStyle w:val="Compact"/>
-              <w:jc w:val="left"/>
-            </w:pPr>
-            <w:r>
-              <w:t xml:space="preserve">§6.3, §7</w:t>
-            </w:r>
-          </w:p>
-        </w:tc>
-      </w:tr>
-      <w:tr>
-        <w:tc>
-          <w:tcPr/>
-          <w:p>
-            <w:pPr>
-              <w:pStyle w:val="Compact"/>
-              <w:jc w:val="left"/>
-            </w:pPr>
-            <w:r>
-              <w:rPr>
-                <w:bCs/>
-                <w:b/>
-              </w:rPr>
-              <w:t xml:space="preserve">Economy</w:t>
-            </w:r>
-          </w:p>
-        </w:tc>
-        <w:tc>
-          <w:tcPr/>
-          <w:p>
-            <w:pPr>
-              <w:pStyle w:val="Compact"/>
-              <w:jc w:val="left"/>
-            </w:pPr>
-            <w:r>
-              <w:t xml:space="preserve">LCOE C$198/MWh at 7%. C1’s carbon value (C$0.63–0.76 m, Units 2–4) is less than one day of delay (C$1.8–2.9 m).</w:t>
-            </w:r>
-          </w:p>
-        </w:tc>
-        <w:tc>
-          <w:tcPr/>
-          <w:p>
-            <w:pPr>
-              <w:pStyle w:val="Compact"/>
-              <w:jc w:val="left"/>
-            </w:pPr>
-            <w:r>
-              <w:t xml:space="preserve">SMR A$230–382/MWh in 2030 against A$89–125 for firmed renewables. A first unit would need Commonwealth ownership or underwriting (our inference, §8.2).</w:t>
-            </w:r>
-          </w:p>
-        </w:tc>
-        <w:tc>
-          <w:tcPr/>
-          <w:p>
-            <w:pPr>
-              <w:pStyle w:val="Compact"/>
-              <w:jc w:val="left"/>
-            </w:pPr>
-            <w:r>
-              <w:t xml:space="preserve">§7.3, §8.2</w:t>
-            </w:r>
-          </w:p>
-        </w:tc>
-      </w:tr>
-      <w:tr>
-        <w:tc>
-          <w:tcPr/>
-          <w:p>
-            <w:pPr>
-              <w:pStyle w:val="Compact"/>
-              <w:jc w:val="left"/>
-            </w:pPr>
-            <w:r>
-              <w:rPr>
-                <w:bCs/>
-                <w:b/>
-              </w:rPr>
-              <w:t xml:space="preserve">Society</w:t>
-            </w:r>
-          </w:p>
-        </w:tc>
-        <w:tc>
-          <w:tcPr/>
-          <w:p>
-            <w:pPr>
-              <w:pStyle w:val="Compact"/>
-              <w:jc w:val="left"/>
-            </w:pPr>
-            <w:r>
-              <w:t xml:space="preserve">Stance +1.07; no high-power actor opposed. Williams Treaties First Nations lend C$700 m, converting to equity. C1 adds no consent issue.</w:t>
-            </w:r>
-          </w:p>
-        </w:tc>
-        <w:tc>
-          <w:tcPr/>
-          <w:p>
-            <w:pPr>
-              <w:pStyle w:val="Compact"/>
-              <w:jc w:val="left"/>
-            </w:pPr>
-            <w:r>
-              <w:t xml:space="preserve">Stance −1.03; 59% want the ban kept. No legal route is open. Enrichment and conversion would be imported.</w:t>
-            </w:r>
-          </w:p>
-        </w:tc>
-        <w:tc>
-          <w:tcPr/>
-          <w:p>
-            <w:pPr>
-              <w:pStyle w:val="Compact"/>
-              <w:jc w:val="left"/>
-            </w:pPr>
-            <w:r>
-              <w:t xml:space="preserve">§8.1, §8.3–8.5</w:t>
-            </w:r>
-          </w:p>
-        </w:tc>
-      </w:tr>
-      <w:tr>
-        <w:tc>
-          <w:tcPr/>
-          <w:p>
-            <w:pPr>
-              <w:pStyle w:val="Compact"/>
-              <w:jc w:val="left"/>
-            </w:pPr>
-            <w:r>
-              <w:rPr>
-                <w:bCs/>
-                <w:b/>
-              </w:rPr>
-              <w:t xml:space="preserve">Net</w:t>
-            </w:r>
-          </w:p>
-        </w:tc>
-        <w:tc>
-          <w:tcPr/>
-          <w:p>
-            <w:pPr>
-              <w:pStyle w:val="Compact"/>
-              <w:jc w:val="left"/>
-            </w:pPr>
-            <w:r>
-              <w:t xml:space="preserve">Marginal gain; feasible if schedule-neutral (break-even 11.6–18.5 days).</w:t>
-            </w:r>
-          </w:p>
-        </w:tc>
-        <w:tc>
-          <w:tcPr/>
-          <w:p>
-            <w:pPr>
-              <w:pStyle w:val="Compact"/>
-              <w:jc w:val="left"/>
-            </w:pPr>
-            <w:r>
-              <w:t xml:space="preserve">Not feasible before 2040 on current law, cost and consent.</w:t>
-            </w:r>
-          </w:p>
-        </w:tc>
-        <w:tc>
-          <w:tcPr/>
-          <w:p>
-            <w:pPr>
-              <w:pStyle w:val="Compact"/>
-              <w:jc w:val="left"/>
-            </w:pPr>
-            <w:r>
-              <w:t xml:space="preserve">§6–§8</w:t>
-            </w:r>
-          </w:p>
-        </w:tc>
-      </w:tr>
-    </w:tbl>
-    <w:bookmarkEnd w:id="70"/>
-    <w:bookmarkStart w:id="71" w:name="multi-criteria-analysis"/>
-    <w:p>
-      <w:pPr>
-        <w:pStyle w:val="Heading3"/>
-      </w:pPr>
-      <w:r>
-        <w:t xml:space="preserve">9.2 Multi-criteria analysis</w:t>
-      </w:r>
-    </w:p>
-    <w:p>
-      <w:pPr>
-        <w:pStyle w:val="FirstParagraph"/>
-      </w:pPr>
-      <w:r>
-        <w:t xml:space="preserve">Method in §2; working in Appendix B7; social-licence and legal scores from Appendix B8.3 and B3. Technology readiness level (TRL) is not scored.</w:t>
-      </w:r>
-    </w:p>
-    <w:p>
-      <w:pPr>
-        <w:pStyle w:val="BodyText"/>
-      </w:pPr>
-      <w:r>
-        <w:rPr>
-          <w:iCs/>
-          <w:i/>
-        </w:rPr>
-        <w:t xml:space="preserve">Table T14. MCDA total scores (0–100) by weight set, and first-place tests.</w:t>
-      </w:r>
-      <w:r>
-        <w:t xml:space="preserve"> </w:t>
-      </w:r>
-      <w:r>
-        <w:rPr>
-          <w:iCs/>
-          <w:i/>
-        </w:rPr>
-        <w:t xml:space="preserve">Source: this study, Appendix B7. SMR + C1 is the 2,200 t case. Social, legal and weight inputs are our judgement.</w:t>
       </w:r>
     </w:p>
     <w:tbl>
@@ -7534,6 +7704,386 @@
           <w:p>
             <w:pPr>
               <w:pStyle w:val="Compact"/>
+            </w:pPr>
+          </w:p>
+        </w:tc>
+        <w:tc>
+          <w:tcPr/>
+          <w:p>
+            <w:pPr>
+              <w:pStyle w:val="Compact"/>
+              <w:jc w:val="left"/>
+            </w:pPr>
+            <w:r>
+              <w:t xml:space="preserve">Darlington, with C1</w:t>
+            </w:r>
+          </w:p>
+        </w:tc>
+        <w:tc>
+          <w:tcPr/>
+          <w:p>
+            <w:pPr>
+              <w:pStyle w:val="Compact"/>
+              <w:jc w:val="left"/>
+            </w:pPr>
+            <w:r>
+              <w:t xml:space="preserve">Liddell (one unit)</w:t>
+            </w:r>
+          </w:p>
+        </w:tc>
+        <w:tc>
+          <w:tcPr/>
+          <w:p>
+            <w:pPr>
+              <w:pStyle w:val="Compact"/>
+              <w:jc w:val="left"/>
+            </w:pPr>
+            <w:r>
+              <w:t xml:space="preserve">C1 assessment</w:t>
+            </w:r>
+          </w:p>
+        </w:tc>
+        <w:tc>
+          <w:tcPr/>
+          <w:p>
+            <w:pPr>
+              <w:pStyle w:val="Compact"/>
+              <w:jc w:val="left"/>
+            </w:pPr>
+            <w:r>
+              <w:t xml:space="preserve">Traced to</w:t>
+            </w:r>
+          </w:p>
+        </w:tc>
+      </w:tr>
+      <w:tr>
+        <w:tc>
+          <w:tcPr/>
+          <w:p>
+            <w:pPr>
+              <w:pStyle w:val="Compact"/>
+              <w:jc w:val="left"/>
+            </w:pPr>
+            <w:r>
+              <w:rPr>
+                <w:bCs/>
+                <w:b/>
+              </w:rPr>
+              <w:t xml:space="preserve">Environment</w:t>
+            </w:r>
+          </w:p>
+        </w:tc>
+        <w:tc>
+          <w:tcPr/>
+          <w:p>
+            <w:pPr>
+              <w:pStyle w:val="Compact"/>
+              <w:jc w:val="left"/>
+            </w:pPr>
+            <w:r>
+              <w:t xml:space="preserve">About 4 g CO₂e/kWh (§6). C1 saves 2,200 t per unit at 40% eligibility, about 0.36% of the life cycle; supply and end-of-life effects are uncertain. Unit 1 avoids 1.0–6.8 Mt to 2050.</w:t>
+            </w:r>
+          </w:p>
+        </w:tc>
+        <w:tc>
+          <w:tcPr/>
+          <w:p>
+            <w:pPr>
+              <w:pStyle w:val="Compact"/>
+              <w:jc w:val="left"/>
+            </w:pPr>
+            <w:r>
+              <w:t xml:space="preserve">Avoids 0.67–3.9 Mt to 2050, from about 2040. Firmed renewables avoid 10.9× more per dollar.</w:t>
+            </w:r>
+          </w:p>
+        </w:tc>
+        <w:tc>
+          <w:tcPr/>
+          <w:p>
+            <w:pPr>
+              <w:pStyle w:val="Compact"/>
+              <w:jc w:val="left"/>
+            </w:pPr>
+            <w:r>
+              <w:t xml:space="preserve">Conditional benefit</w:t>
+            </w:r>
+          </w:p>
+        </w:tc>
+        <w:tc>
+          <w:tcPr/>
+          <w:p>
+            <w:pPr>
+              <w:pStyle w:val="Compact"/>
+              <w:jc w:val="left"/>
+            </w:pPr>
+            <w:r>
+              <w:t xml:space="preserve">§6.3, §7</w:t>
+            </w:r>
+          </w:p>
+        </w:tc>
+      </w:tr>
+      <w:tr>
+        <w:tc>
+          <w:tcPr/>
+          <w:p>
+            <w:pPr>
+              <w:pStyle w:val="Compact"/>
+              <w:jc w:val="left"/>
+            </w:pPr>
+            <w:r>
+              <w:rPr>
+                <w:bCs/>
+                <w:b/>
+              </w:rPr>
+              <w:t xml:space="preserve">Economy</w:t>
+            </w:r>
+          </w:p>
+        </w:tc>
+        <w:tc>
+          <w:tcPr/>
+          <w:p>
+            <w:pPr>
+              <w:pStyle w:val="Compact"/>
+              <w:jc w:val="left"/>
+            </w:pPr>
+            <w:r>
+              <w:t xml:space="preserve">LCOE C$198/MWh at 7%. C1’s carbon value (C$0.63–0.76 m, Units 2–4) is modest beside capital and less than one day of delay (C$1.8–2.9 m); qualification, sourcing and schedule risk matter.</w:t>
+            </w:r>
+          </w:p>
+        </w:tc>
+        <w:tc>
+          <w:tcPr/>
+          <w:p>
+            <w:pPr>
+              <w:pStyle w:val="Compact"/>
+              <w:jc w:val="left"/>
+            </w:pPr>
+            <w:r>
+              <w:t xml:space="preserve">SMR A$230–382/MWh in 2030 against A$89–125 for firmed renewables. A first unit would need Commonwealth ownership or underwriting (our inference, §8.2).</w:t>
+            </w:r>
+          </w:p>
+        </w:tc>
+        <w:tc>
+          <w:tcPr/>
+          <w:p>
+            <w:pPr>
+              <w:pStyle w:val="Compact"/>
+              <w:jc w:val="left"/>
+            </w:pPr>
+            <w:r>
+              <w:t xml:space="preserve">Conditional feasibility</w:t>
+            </w:r>
+          </w:p>
+        </w:tc>
+        <w:tc>
+          <w:tcPr/>
+          <w:p>
+            <w:pPr>
+              <w:pStyle w:val="Compact"/>
+              <w:jc w:val="left"/>
+            </w:pPr>
+            <w:r>
+              <w:t xml:space="preserve">§7.3, §8.2</w:t>
+            </w:r>
+          </w:p>
+        </w:tc>
+      </w:tr>
+      <w:tr>
+        <w:tc>
+          <w:tcPr/>
+          <w:p>
+            <w:pPr>
+              <w:pStyle w:val="Compact"/>
+              <w:jc w:val="left"/>
+            </w:pPr>
+            <w:r>
+              <w:rPr>
+                <w:bCs/>
+                <w:b/>
+              </w:rPr>
+              <w:t xml:space="preserve">Society</w:t>
+            </w:r>
+          </w:p>
+        </w:tc>
+        <w:tc>
+          <w:tcPr/>
+          <w:p>
+            <w:pPr>
+              <w:pStyle w:val="Compact"/>
+              <w:jc w:val="left"/>
+            </w:pPr>
+            <w:r>
+              <w:t xml:space="preserve">Stance +1.07; no high-power actor opposed. Williams Treaties First Nations lend C$700 m, converting to equity. C1 adds no consent issue at the site; sourcing and workplace dust need open handling.</w:t>
+            </w:r>
+          </w:p>
+        </w:tc>
+        <w:tc>
+          <w:tcPr/>
+          <w:p>
+            <w:pPr>
+              <w:pStyle w:val="Compact"/>
+              <w:jc w:val="left"/>
+            </w:pPr>
+            <w:r>
+              <w:t xml:space="preserve">Stance −1.03; 59% want the ban kept. No legal route is open. Enrichment and conversion would be imported.</w:t>
+            </w:r>
+          </w:p>
+        </w:tc>
+        <w:tc>
+          <w:tcPr/>
+          <w:p>
+            <w:pPr>
+              <w:pStyle w:val="Compact"/>
+              <w:jc w:val="left"/>
+            </w:pPr>
+            <w:r>
+              <w:t xml:space="preserve">Acceptability depends on process</w:t>
+            </w:r>
+          </w:p>
+        </w:tc>
+        <w:tc>
+          <w:tcPr/>
+          <w:p>
+            <w:pPr>
+              <w:pStyle w:val="Compact"/>
+              <w:jc w:val="left"/>
+            </w:pPr>
+            <w:r>
+              <w:t xml:space="preserve">§8.1, §8.3–8.5</w:t>
+            </w:r>
+          </w:p>
+        </w:tc>
+      </w:tr>
+      <w:tr>
+        <w:tc>
+          <w:tcPr/>
+          <w:p>
+            <w:pPr>
+              <w:pStyle w:val="Compact"/>
+              <w:jc w:val="left"/>
+            </w:pPr>
+            <w:r>
+              <w:rPr>
+                <w:bCs/>
+                <w:b/>
+              </w:rPr>
+              <w:t xml:space="preserve">Net</w:t>
+            </w:r>
+          </w:p>
+        </w:tc>
+        <w:tc>
+          <w:tcPr/>
+          <w:p>
+            <w:pPr>
+              <w:pStyle w:val="Compact"/>
+              <w:jc w:val="left"/>
+            </w:pPr>
+            <w:r>
+              <w:t xml:space="preserve">Marginal gain; feasible if schedule-neutral (break-even 11.6–18.5 days).</w:t>
+            </w:r>
+          </w:p>
+        </w:tc>
+        <w:tc>
+          <w:tcPr/>
+          <w:p>
+            <w:pPr>
+              <w:pStyle w:val="Compact"/>
+              <w:jc w:val="left"/>
+            </w:pPr>
+            <w:r>
+              <w:t xml:space="preserve">Not feasible before 2040 on current law, cost and consent.</w:t>
+            </w:r>
+          </w:p>
+        </w:tc>
+        <w:tc>
+          <w:tcPr/>
+          <w:p>
+            <w:pPr>
+              <w:pStyle w:val="Compact"/>
+              <w:jc w:val="left"/>
+            </w:pPr>
+            <w:r>
+              <w:t xml:space="preserve">Controlled innovation</w:t>
+            </w:r>
+          </w:p>
+        </w:tc>
+        <w:tc>
+          <w:tcPr/>
+          <w:p>
+            <w:pPr>
+              <w:pStyle w:val="Compact"/>
+              <w:jc w:val="left"/>
+            </w:pPr>
+            <w:r>
+              <w:t xml:space="preserve">§6–§8</w:t>
+            </w:r>
+          </w:p>
+        </w:tc>
+      </w:tr>
+    </w:tbl>
+    <w:bookmarkEnd w:id="70"/>
+    <w:bookmarkStart w:id="71" w:name="multi-criteria-analysis"/>
+    <w:p>
+      <w:pPr>
+        <w:pStyle w:val="Heading3"/>
+      </w:pPr>
+      <w:r>
+        <w:t xml:space="preserve">9.2 Multi-criteria analysis</w:t>
+      </w:r>
+    </w:p>
+    <w:p>
+      <w:pPr>
+        <w:pStyle w:val="FirstParagraph"/>
+      </w:pPr>
+      <w:r>
+        <w:t xml:space="preserve">Method in §2; working in Appendix B7; social-licence and legal scores from Appendix B8.3 and B3. Technology readiness level (TRL) is not scored.</w:t>
+      </w:r>
+    </w:p>
+    <w:p>
+      <w:pPr>
+        <w:pStyle w:val="BodyText"/>
+      </w:pPr>
+      <w:r>
+        <w:rPr>
+          <w:iCs/>
+          <w:i/>
+        </w:rPr>
+        <w:t xml:space="preserve">Table T15. MCDA total scores (0–100) by weight set, and first-place tests.</w:t>
+      </w:r>
+      <w:r>
+        <w:t xml:space="preserve"> </w:t>
+      </w:r>
+      <w:r>
+        <w:rPr>
+          <w:iCs/>
+          <w:i/>
+        </w:rPr>
+        <w:t xml:space="preserve">Source: this study, Appendix B7. SMR + C1 is the 2,200 t case. Social, legal and weight inputs are our judgement.</w:t>
+      </w:r>
+    </w:p>
+    <w:tbl>
+      <w:tblPr>
+        <w:tblStyle w:val="Table"/>
+        <w:tblW w:type="auto" w:w="0"/>
+        <w:tblLook w:firstRow="1" w:lastRow="0" w:firstColumn="0" w:lastColumn="0" w:noHBand="0" w:noVBand="0" w:val="0020"/>
+        <w:jc w:val="start"/>
+      </w:tblPr>
+      <w:tblGrid>
+        <w:gridCol w:w="1584"/>
+        <w:gridCol w:w="1584"/>
+        <w:gridCol w:w="1584"/>
+        <w:gridCol w:w="1584"/>
+        <w:gridCol w:w="1584"/>
+      </w:tblGrid>
+      <w:tr>
+        <w:trPr>
+          <w:tblHeader w:val="true"/>
+        </w:trPr>
+        <w:tc>
+          <w:tcPr/>
+          <w:p>
+            <w:pPr>
+              <w:pStyle w:val="Compact"/>
               <w:jc w:val="left"/>
             </w:pPr>
             <w:r>
@@ -8014,7 +8564,7 @@
         <w:t xml:space="preserve"> </w:t>
       </w:r>
       <w:r>
-        <w:t xml:space="preserve">Pilot LC³ in eligible non-safety works first; use steel-composite infill only if qualified on Unit 1 mock-ups, otherwise specify the slag blend. Qualification must start in 2027 for the 2028 Units 2–4 decision (§8.6).</w:t>
+        <w:t xml:space="preserve">C1 is justified as a controlled innovation within a credible nuclear construction programme, not as an argument that all SMRs should be built. Pilot LC³ in eligible non-safety works first; use steel-composite infill only if qualified on Unit 1 mock-ups, otherwise specify the slag blend. Independent assurance is a safeguard against trading a carbon saving for structural or occupational risk. Qualification must start in 2027 for the 2028 Units 2–4 decision (§8.6).</w:t>
       </w:r>
     </w:p>
     <w:p>
@@ -8098,7 +8648,7 @@
           <w:bCs/>
           <w:b/>
         </w:rPr>
-        <w:t xml:space="preserve">C1 and the levers beyond it each depend on a property or process still to be proven (Table T15).</w:t>
+        <w:t xml:space="preserve">C1 and the levers beyond it each depend on a property or process still to be proven (Table T16).</w:t>
       </w:r>
     </w:p>
     <w:p>
@@ -8110,7 +8660,7 @@
           <w:iCs/>
           <w:i/>
         </w:rPr>
-        <w:t xml:space="preserve">Table T15. What must be proven.</w:t>
+        <w:t xml:space="preserve">Table T16. What must be proven.</w:t>
       </w:r>
       <w:r>
         <w:t xml:space="preserve"> </w:t>
@@ -8235,7 +8785,7 @@
               <w:jc w:val="left"/>
             </w:pPr>
             <w:r>
-              <w:t xml:space="preserve">Scrap-EAF steel emits 0.68 against 2.33 t CO₂/t (World Steel Association, 2026), but copper limits scrap use in vessel steel (Canadian Nuclear Safety Commission, 2023)</w:t>
+              <w:t xml:space="preserve">Scrap-EAF steel emits 0.68 against 2.33 t CO₂/t (World Steel Association, 2026), but copper limits scrap use in vessel steel (Canadian Nuclear Safety Commission, 2023b)</w:t>
             </w:r>
           </w:p>
         </w:tc>
@@ -8942,7 +9492,7 @@
         <w:t xml:space="preserve">Small Modular Nuclear Power Plant: Project Information Sheet</w:t>
       </w:r>
       <w:r>
-        <w:t xml:space="preserve">. Table 14, p. 83.</w:t>
+        <w:t xml:space="preserve">. [pdf] Table 14, p. 83. Available at: https://am.lrv.lt/media/viesa/saugykla/2024/2/oHCKCUp7Lrs.pdf</w:t>
       </w:r>
     </w:p>
     <w:p>
@@ -9076,7 +9626,7 @@
         <w:pStyle w:val="BodyText"/>
       </w:pPr>
       <w:r>
-        <w:t xml:space="preserve">Canadian Nuclear Safety Commission, 2023.</w:t>
+        <w:t xml:space="preserve">Canadian Nuclear Safety Commission, 2023a.</w:t>
       </w:r>
       <w:r>
         <w:t xml:space="preserve"> </w:t>
@@ -9086,10 +9636,10 @@
           <w:iCs/>
           <w:i/>
         </w:rPr>
-        <w:t xml:space="preserve">Regulatory consideration of environmental degradation in licensing light water small reactors in Canada</w:t>
-      </w:r>
-      <w:r>
-        <w:t xml:space="preserve">. [online] Technical paper. Ottawa: Canadian Nuclear Safety Commission. Available at: https://cnsc-ccsn.gc.ca/eng/resources/research/technical-papers-and-articles/2023/regulatory-consideration-of-environmental-degradation-in-licensing-light-water-small-reactor-in-canada [Accessed 25 October 2026].</w:t>
+        <w:t xml:space="preserve">REGDOC-2.5.2, Design of Reactor Facilities: Nuclear Power Plants</w:t>
+      </w:r>
+      <w:r>
+        <w:t xml:space="preserve">, Version 2.1. [online] Ottawa: Canadian Nuclear Safety Commission. Available at: https://www.cnsc-ccsn.gc.ca/eng/acts-and-regulations/regulatory-documents/published/html/regdoc2-5-2-v2-1/ [Accessed 25 October 2026].</w:t>
       </w:r>
     </w:p>
     <w:p>
@@ -9097,7 +9647,7 @@
         <w:pStyle w:val="BodyText"/>
       </w:pPr>
       <w:r>
-        <w:t xml:space="preserve">Canadian Nuclear Safety Commission, 2024.</w:t>
+        <w:t xml:space="preserve">Canadian Nuclear Safety Commission, 2023b.</w:t>
       </w:r>
       <w:r>
         <w:t xml:space="preserve"> </w:t>
@@ -9107,13 +9657,10 @@
           <w:iCs/>
           <w:i/>
         </w:rPr>
-        <w:t xml:space="preserve">CMD 24-H3-1B</w:t>
-      </w:r>
-      <w:r>
-        <w:t xml:space="preserve"> </w:t>
-      </w:r>
-      <w:r>
-        <w:t xml:space="preserve">(staff presentation, Darlington New Nuclear Project). [pdf] Ottawa: Canadian Nuclear Safety Commission. Available at: https://api.cnsc-ccsn.gc.ca/dms/digital-medias/CMD-24-H3-1B.pdf/object.</w:t>
+        <w:t xml:space="preserve">Regulatory consideration of environmental degradation in licensing light water small reactors in Canada</w:t>
+      </w:r>
+      <w:r>
+        <w:t xml:space="preserve">. [online] Technical paper. Ottawa: Canadian Nuclear Safety Commission. Available at: https://cnsc-ccsn.gc.ca/eng/resources/research/technical-papers-and-articles/2023/regulatory-consideration-of-environmental-degradation-in-licensing-light-water-small-reactor-in-canada [Accessed 25 October 2026].</w:t>
       </w:r>
     </w:p>
     <w:p>
@@ -9121,7 +9668,7 @@
         <w:pStyle w:val="BodyText"/>
       </w:pPr>
       <w:r>
-        <w:t xml:space="preserve">Canadian Nuclear Safety Commission, 2025.</w:t>
+        <w:t xml:space="preserve">Canadian Nuclear Safety Commission, 2024.</w:t>
       </w:r>
       <w:r>
         <w:t xml:space="preserve"> </w:t>
@@ -9131,10 +9678,13 @@
           <w:iCs/>
           <w:i/>
         </w:rPr>
-        <w:t xml:space="preserve">Commission authorizes Ontario Power Generation Inc. to construct 1 BWRX-300 reactor at the Darlington New Nuclear Project site</w:t>
-      </w:r>
-      <w:r>
-        <w:t xml:space="preserve">. [online] News release, 4 April. Ottawa: Canadian Nuclear Safety Commission. Available at: https://www.canada.ca/en/nuclear-safety-commission/news/2025/04/commission-authorizes-ontario-power-generation-inc-to-construct-1-bwrx-300-reactor-at-the-darlington-new-nuclear-project-site.html [Accessed 20 October 2026].</w:t>
+        <w:t xml:space="preserve">CMD 24-H3-1B</w:t>
+      </w:r>
+      <w:r>
+        <w:t xml:space="preserve"> </w:t>
+      </w:r>
+      <w:r>
+        <w:t xml:space="preserve">(staff presentation, Darlington New Nuclear Project). [pdf] Ottawa: Canadian Nuclear Safety Commission. Available at: https://api.cnsc-ccsn.gc.ca/dms/digital-medias/CMD-24-H3-1B.pdf/object.</w:t>
       </w:r>
     </w:p>
     <w:p>
@@ -9142,7 +9692,7 @@
         <w:pStyle w:val="BodyText"/>
       </w:pPr>
       <w:r>
-        <w:t xml:space="preserve">Canadian Nuclear Safety Commission, 2026a.</w:t>
+        <w:t xml:space="preserve">Canadian Nuclear Safety Commission, 2025.</w:t>
       </w:r>
       <w:r>
         <w:t xml:space="preserve"> </w:t>
@@ -9152,10 +9702,10 @@
           <w:iCs/>
           <w:i/>
         </w:rPr>
-        <w:t xml:space="preserve">Darlington New Nuclear Project</w:t>
-      </w:r>
-      <w:r>
-        <w:t xml:space="preserve">. [online] Ottawa: Canadian Nuclear Safety Commission. Available at: https://www.cnsc-ccsn.gc.ca/eng/reactors/new-reactor-power-plant-projects/new-reactor-power-plant-facilities/darlington-new-nuclear-project/ [Accessed 20 October 2026].</w:t>
+        <w:t xml:space="preserve">Commission authorizes Ontario Power Generation Inc. to construct 1 BWRX-300 reactor at the Darlington New Nuclear Project site</w:t>
+      </w:r>
+      <w:r>
+        <w:t xml:space="preserve">. [online] News release, 4 April. Ottawa: Canadian Nuclear Safety Commission. Available at: https://www.canada.ca/en/nuclear-safety-commission/news/2025/04/commission-authorizes-ontario-power-generation-inc-to-construct-1-bwrx-300-reactor-at-the-darlington-new-nuclear-project-site.html [Accessed 20 October 2026].</w:t>
       </w:r>
     </w:p>
     <w:p>
@@ -9163,7 +9713,7 @@
         <w:pStyle w:val="BodyText"/>
       </w:pPr>
       <w:r>
-        <w:t xml:space="preserve">Canadian Nuclear Safety Commission, 2026b.</w:t>
+        <w:t xml:space="preserve">Canadian Nuclear Safety Commission, 2026a.</w:t>
       </w:r>
       <w:r>
         <w:t xml:space="preserve"> </w:t>
@@ -9173,10 +9723,10 @@
           <w:iCs/>
           <w:i/>
         </w:rPr>
-        <w:t xml:space="preserve">Regulatory hold points for new reactor facilities</w:t>
-      </w:r>
-      <w:r>
-        <w:t xml:space="preserve">. [online] Available at: https://www.cnsc-ccsn.gc.ca/eng/reactors/regulatory-hold-points/new-reactors/ [Accessed 20 October 2026].</w:t>
+        <w:t xml:space="preserve">Darlington New Nuclear Project</w:t>
+      </w:r>
+      <w:r>
+        <w:t xml:space="preserve">. [online] Ottawa: Canadian Nuclear Safety Commission. Available at: https://www.cnsc-ccsn.gc.ca/eng/reactors/new-reactor-power-plant-projects/new-reactor-power-plant-facilities/darlington-new-nuclear-project/ [Accessed 20 October 2026].</w:t>
       </w:r>
     </w:p>
     <w:p>
@@ -9184,7 +9734,7 @@
         <w:pStyle w:val="BodyText"/>
       </w:pPr>
       <w:r>
-        <w:t xml:space="preserve">Canadian Ready-Mixed Concrete Association, 2022.</w:t>
+        <w:t xml:space="preserve">Canadian Nuclear Safety Commission, 2026b.</w:t>
       </w:r>
       <w:r>
         <w:t xml:space="preserve"> </w:t>
@@ -9194,13 +9744,10 @@
           <w:iCs/>
           <w:i/>
         </w:rPr>
-        <w:t xml:space="preserve">Industry-wide EPD for ready-mixed concrete, Ontario</w:t>
-      </w:r>
-      <w:r>
-        <w:t xml:space="preserve"> </w:t>
-      </w:r>
-      <w:r>
-        <w:t xml:space="preserve">(EPD 351, valid to 27 July 2027). [pdf] Available at: https://www.rmcao.org/wp-content/uploads/2023/04/CRMCA-EPD-Ontario-20220803.pdf.</w:t>
+        <w:t xml:space="preserve">Regulatory hold points for new reactor facilities</w:t>
+      </w:r>
+      <w:r>
+        <w:t xml:space="preserve">. [online] Available at: https://www.cnsc-ccsn.gc.ca/eng/reactors/regulatory-hold-points/new-reactors/ [Accessed 20 October 2026].</w:t>
       </w:r>
     </w:p>
     <w:p>
@@ -9208,7 +9755,7 @@
         <w:pStyle w:val="BodyText"/>
       </w:pPr>
       <w:r>
-        <w:t xml:space="preserve">Canberra Times, 2025. Dutton’s nuclear power plan faces legal hurdles.</w:t>
+        <w:t xml:space="preserve">Canadian Ready-Mixed Concrete Association, 2022.</w:t>
       </w:r>
       <w:r>
         <w:t xml:space="preserve"> </w:t>
@@ -9218,10 +9765,13 @@
           <w:iCs/>
           <w:i/>
         </w:rPr>
-        <w:t xml:space="preserve">Canberra Times</w:t>
-      </w:r>
-      <w:r>
-        <w:t xml:space="preserve">. [online] Available at: https://www.canberratimes.com.au/story/8851241/duttons-nuclear-power-plan-faces-legal-hurdles/ [Accessed 20 October 2026].</w:t>
+        <w:t xml:space="preserve">Industry-wide EPD for ready-mixed concrete, Ontario</w:t>
+      </w:r>
+      <w:r>
+        <w:t xml:space="preserve"> </w:t>
+      </w:r>
+      <w:r>
+        <w:t xml:space="preserve">(EPD 351, valid to 27 July 2027). [pdf] Available at: https://www.rmcao.org/wp-content/uploads/2023/04/CRMCA-EPD-Ontario-20220803.pdf.</w:t>
       </w:r>
     </w:p>
     <w:p>
@@ -9229,22 +9779,7 @@
         <w:pStyle w:val="BodyText"/>
       </w:pPr>
       <w:r>
-        <w:t xml:space="preserve">Canberra Times, n.d.</w:t>
-      </w:r>
-      <w:r>
-        <w:t xml:space="preserve"> </w:t>
-      </w:r>
-      <w:r>
-        <w:t xml:space="preserve">‘</w:t>
-      </w:r>
-      <w:r>
-        <w:t xml:space="preserve">Nightmare scenario</w:t>
-      </w:r>
-      <w:r>
-        <w:t xml:space="preserve">’</w:t>
-      </w:r>
-      <w:r>
-        <w:t xml:space="preserve">: states slam Dutton’s nuclear plan.</w:t>
+        <w:t xml:space="preserve">Canberra Times, 2025. Dutton’s nuclear power plan faces legal hurdles.</w:t>
       </w:r>
       <w:r>
         <w:t xml:space="preserve"> </w:t>
@@ -9257,7 +9792,7 @@
         <w:t xml:space="preserve">Canberra Times</w:t>
       </w:r>
       <w:r>
-        <w:t xml:space="preserve">. [online] Available at: https://www.canberratimes.com.au/story/8668232/nightmare-scenario-states-slam-duttons-nuclear-plan/ [Accessed 20 October 2026].</w:t>
+        <w:t xml:space="preserve">. [online] Available at: https://www.canberratimes.com.au/story/8851241/duttons-nuclear-power-plan-faces-legal-hurdles/ [Accessed 20 October 2026].</w:t>
       </w:r>
     </w:p>
     <w:p>
@@ -9265,7 +9800,22 @@
         <w:pStyle w:val="BodyText"/>
       </w:pPr>
       <w:r>
-        <w:t xml:space="preserve">Carless, T.S., Griffin, W.M. and Fischbeck, P.S., 2016. The environmental competitiveness of small modular reactors: a life cycle study.</w:t>
+        <w:t xml:space="preserve">Canberra Times, n.d.</w:t>
+      </w:r>
+      <w:r>
+        <w:t xml:space="preserve"> </w:t>
+      </w:r>
+      <w:r>
+        <w:t xml:space="preserve">‘</w:t>
+      </w:r>
+      <w:r>
+        <w:t xml:space="preserve">Nightmare scenario</w:t>
+      </w:r>
+      <w:r>
+        <w:t xml:space="preserve">’</w:t>
+      </w:r>
+      <w:r>
+        <w:t xml:space="preserve">: states slam Dutton’s nuclear plan.</w:t>
       </w:r>
       <w:r>
         <w:t xml:space="preserve"> </w:t>
@@ -9275,10 +9825,10 @@
           <w:iCs/>
           <w:i/>
         </w:rPr>
-        <w:t xml:space="preserve">Energy</w:t>
-      </w:r>
-      <w:r>
-        <w:t xml:space="preserve">, 114, pp.84–99. Available at: https://ideas.repec.org/a/eee/energy/v114y2016icp84-99.html.</w:t>
+        <w:t xml:space="preserve">Canberra Times</w:t>
+      </w:r>
+      <w:r>
+        <w:t xml:space="preserve">. [online] Available at: https://www.canberratimes.com.au/story/8668232/nightmare-scenario-states-slam-duttons-nuclear-plan/ [Accessed 20 October 2026].</w:t>
       </w:r>
     </w:p>
     <w:p>
@@ -9286,7 +9836,7 @@
         <w:pStyle w:val="BodyText"/>
       </w:pPr>
       <w:r>
-        <w:t xml:space="preserve">Cement Association of Canada, 2022.</w:t>
+        <w:t xml:space="preserve">Carless, T.S., Griffin, W.M. and Fischbeck, P.S., 2016. The environmental competitiveness of small modular reactors: a life cycle study.</w:t>
       </w:r>
       <w:r>
         <w:t xml:space="preserve"> </w:t>
@@ -9296,41 +9846,41 @@
           <w:iCs/>
           <w:i/>
         </w:rPr>
-        <w:t xml:space="preserve">Environmental Product Declaration: General Use (GU) and Portland-Limestone (GUL) Cements</w:t>
-      </w:r>
-      <w:r>
-        <w:t xml:space="preserve">. [pdf] Available at: https://www.astm.org/v3/assets/blt5eb0a2cb04534832/blt9992df315e96e31c/697b1f51f6a61062618f5048/919.CAC_General_Use_(GU)</w:t>
+        <w:t xml:space="preserve">Energy</w:t>
+      </w:r>
+      <w:r>
+        <w:t xml:space="preserve">, 114, pp.84–99. Available at: https://ideas.repec.org/a/eee/energy/v114y2016icp84-99.html.</w:t>
+      </w:r>
+    </w:p>
+    <w:p>
+      <w:pPr>
+        <w:pStyle w:val="BodyText"/>
+      </w:pPr>
+      <w:r>
+        <w:t xml:space="preserve">Cement Association of Canada, 2022.</w:t>
+      </w:r>
+      <w:r>
+        <w:t xml:space="preserve"> </w:t>
       </w:r>
       <w:r>
         <w:rPr>
           <w:iCs/>
           <w:i/>
         </w:rPr>
-        <w:t xml:space="preserve">and_Portland-Limestone</w:t>
-      </w:r>
-      <w:r>
-        <w:t xml:space="preserve">(GUL)_Cements.pdf.</w:t>
-      </w:r>
-    </w:p>
-    <w:p>
-      <w:pPr>
-        <w:pStyle w:val="BodyText"/>
-      </w:pPr>
-      <w:r>
-        <w:t xml:space="preserve">Circular Ecology, 2019.</w:t>
-      </w:r>
-      <w:r>
-        <w:t xml:space="preserve"> </w:t>
+        <w:t xml:space="preserve">Environmental Product Declaration: General Use (GU) and Portland-Limestone (GUL) Cements</w:t>
+      </w:r>
+      <w:r>
+        <w:t xml:space="preserve">. [pdf] Available at: https://www.astm.org/v3/assets/blt5eb0a2cb04534832/blt9992df315e96e31c/697b1f51f6a61062618f5048/919.CAC_General_Use_(GU)</w:t>
       </w:r>
       <w:r>
         <w:rPr>
           <w:iCs/>
           <w:i/>
         </w:rPr>
-        <w:t xml:space="preserve">Inventory of Carbon and Energy (ICE) database v3.0</w:t>
-      </w:r>
-      <w:r>
-        <w:t xml:space="preserve">. Bath: Circular Ecology.</w:t>
+        <w:t xml:space="preserve">and_Portland-Limestone</w:t>
+      </w:r>
+      <w:r>
+        <w:t xml:space="preserve">(GUL)_Cements.pdf.</w:t>
       </w:r>
     </w:p>
     <w:p>
@@ -9338,7 +9888,7 @@
         <w:pStyle w:val="BodyText"/>
       </w:pPr>
       <w:r>
-        <w:t xml:space="preserve">Concrete Reinforcing Steel Institute, 2017.</w:t>
+        <w:t xml:space="preserve">Circular Ecology, 2019.</w:t>
       </w:r>
       <w:r>
         <w:t xml:space="preserve"> </w:t>
@@ -9348,10 +9898,10 @@
           <w:iCs/>
           <w:i/>
         </w:rPr>
-        <w:t xml:space="preserve">Industry-wide EPD for fabricated steel reinforcing bar</w:t>
-      </w:r>
-      <w:r>
-        <w:t xml:space="preserve">. [pdf] Available at: https://www.astm.org/v3/assets/blt5eb0a2cb04534832/blt4900ac0ff22764a2/697b1fc25e3544dd57d83a3d/362.EPD_for_CRSI_EPD_FINAL_2017-08-28.pdf.</w:t>
+        <w:t xml:space="preserve">Inventory of Carbon and Energy (ICE) database v3.0</w:t>
+      </w:r>
+      <w:r>
+        <w:t xml:space="preserve">. Bath: Circular Ecology.</w:t>
       </w:r>
     </w:p>
     <w:p>
@@ -9359,7 +9909,7 @@
         <w:pStyle w:val="BodyText"/>
       </w:pPr>
       <w:r>
-        <w:t xml:space="preserve">Concrete Reinforcing Steel Institute, 2022.</w:t>
+        <w:t xml:space="preserve">Concrete Reinforcing Steel Institute, 2017.</w:t>
       </w:r>
       <w:r>
         <w:t xml:space="preserve"> </w:t>
@@ -9369,10 +9919,10 @@
           <w:iCs/>
           <w:i/>
         </w:rPr>
-        <w:t xml:space="preserve">Environmental Product Declaration: Fabricated Steel Reinforcement</w:t>
-      </w:r>
-      <w:r>
-        <w:t xml:space="preserve">. Schaumburg, IL: Concrete Reinforcing Steel Institute. Available at: https://www.crsi.org/sustainability/environmental-product-declaration/.</w:t>
+        <w:t xml:space="preserve">Industry-wide EPD for fabricated steel reinforcing bar</w:t>
+      </w:r>
+      <w:r>
+        <w:t xml:space="preserve">. [pdf] Available at: https://www.astm.org/v3/assets/blt5eb0a2cb04534832/blt4900ac0ff22764a2/697b1fc25e3544dd57d83a3d/362.EPD_for_CRSI_EPD_FINAL_2017-08-28.pdf.</w:t>
       </w:r>
     </w:p>
     <w:p>
@@ -9380,7 +9930,7 @@
         <w:pStyle w:val="BodyText"/>
       </w:pPr>
       <w:r>
-        <w:t xml:space="preserve">Conference Board of Canada, 2021.</w:t>
+        <w:t xml:space="preserve">Concrete Reinforcing Steel Institute, 2022.</w:t>
       </w:r>
       <w:r>
         <w:t xml:space="preserve"> </w:t>
@@ -9390,10 +9940,10 @@
           <w:iCs/>
           <w:i/>
         </w:rPr>
-        <w:t xml:space="preserve">A New Power: The Economic Impacts of Small Modular Reactors</w:t>
-      </w:r>
-      <w:r>
-        <w:t xml:space="preserve">. Ottawa: Conference Board of Canada.</w:t>
+        <w:t xml:space="preserve">Environmental Product Declaration: Fabricated Steel Reinforcement</w:t>
+      </w:r>
+      <w:r>
+        <w:t xml:space="preserve">. Schaumburg, IL: Concrete Reinforcing Steel Institute. Available at: https://www.crsi.org/sustainability/environmental-product-declaration/.</w:t>
       </w:r>
     </w:p>
     <w:p>
@@ -9401,7 +9951,7 @@
         <w:pStyle w:val="BodyText"/>
       </w:pPr>
       <w:r>
-        <w:t xml:space="preserve">CSA Group, 2023.</w:t>
+        <w:t xml:space="preserve">Conference Board of Canada, 2021.</w:t>
       </w:r>
       <w:r>
         <w:t xml:space="preserve"> </w:t>
@@ -9411,13 +9961,18 @@
           <w:iCs/>
           <w:i/>
         </w:rPr>
-        <w:t xml:space="preserve">CSA A3000:23, Cementitious materials compendium</w:t>
-      </w:r>
-      <w:r>
-        <w:t xml:space="preserve"> </w:t>
-      </w:r>
-      <w:r>
-        <w:t xml:space="preserve">(includes CSA A3001:23,</w:t>
+        <w:t xml:space="preserve">A New Power: The Economic Impacts of Small Modular Reactors</w:t>
+      </w:r>
+      <w:r>
+        <w:t xml:space="preserve">. Ottawa: Conference Board of Canada.</w:t>
+      </w:r>
+    </w:p>
+    <w:p>
+      <w:pPr>
+        <w:pStyle w:val="BodyText"/>
+      </w:pPr>
+      <w:r>
+        <w:t xml:space="preserve">CSA Group, 2023.</w:t>
       </w:r>
       <w:r>
         <w:t xml:space="preserve"> </w:t>
@@ -9427,18 +9982,13 @@
           <w:iCs/>
           <w:i/>
         </w:rPr>
-        <w:t xml:space="preserve">Cementitious materials for use in concrete</w:t>
-      </w:r>
-      <w:r>
-        <w:t xml:space="preserve">). [online] Toronto: CSA Group. Available at: https://www.csagroup.org/store/product/2430659/ [Accessed 20 October 2026].</w:t>
-      </w:r>
-    </w:p>
-    <w:p>
-      <w:pPr>
-        <w:pStyle w:val="BodyText"/>
-      </w:pPr>
-      <w:r>
-        <w:t xml:space="preserve">Curve Lake First Nation, 2024.</w:t>
+        <w:t xml:space="preserve">CSA A3000:23, Cementitious materials compendium</w:t>
+      </w:r>
+      <w:r>
+        <w:t xml:space="preserve"> </w:t>
+      </w:r>
+      <w:r>
+        <w:t xml:space="preserve">(includes CSA A3001:23,</w:t>
       </w:r>
       <w:r>
         <w:t xml:space="preserve"> </w:t>
@@ -9448,10 +9998,10 @@
           <w:iCs/>
           <w:i/>
         </w:rPr>
-        <w:t xml:space="preserve">Written submission, CMD 24-H3.83, DNNP licence to construct</w:t>
-      </w:r>
-      <w:r>
-        <w:t xml:space="preserve">, 11 November. Available at: https://api.cnsc-ccsn.gc.ca/dms/digital-medias/CMD24-H3-83.pdf/object [Accessed 21 October 2026].</w:t>
+        <w:t xml:space="preserve">Cementitious materials for use in concrete</w:t>
+      </w:r>
+      <w:r>
+        <w:t xml:space="preserve">). [online] Toronto: CSA Group. Available at: https://www.csagroup.org/store/product/2430659/ [Accessed 20 October 2026].</w:t>
       </w:r>
     </w:p>
     <w:p>
@@ -9459,7 +10009,7 @@
         <w:pStyle w:val="BodyText"/>
       </w:pPr>
       <w:r>
-        <w:t xml:space="preserve">Department of Climate Change, Energy, the Environment and Water, 2025.</w:t>
+        <w:t xml:space="preserve">CSA Group, 2026.</w:t>
       </w:r>
       <w:r>
         <w:t xml:space="preserve"> </w:t>
@@ -9469,10 +10019,10 @@
           <w:iCs/>
           <w:i/>
         </w:rPr>
-        <w:t xml:space="preserve">Australian National Greenhouse Accounts Factors: 2025</w:t>
-      </w:r>
-      <w:r>
-        <w:t xml:space="preserve">. [pdf/xlsx] Canberra: Department of Climate Change, Energy, the Environment and Water.</w:t>
+        <w:t xml:space="preserve">CSA N287.2, Material requirements for concrete containment structures for nuclear power plants</w:t>
+      </w:r>
+      <w:r>
+        <w:t xml:space="preserve">. [online] Standard catalogue information. Toronto: CSA Group. Available at: https://webstore.ansi.org/standards/csa/csan2872026 [Accessed 25 October 2026].</w:t>
       </w:r>
     </w:p>
     <w:p>
@@ -9480,7 +10030,7 @@
         <w:pStyle w:val="BodyText"/>
       </w:pPr>
       <w:r>
-        <w:t xml:space="preserve">Department of Industry, Science, Energy and Resources, 2020.</w:t>
+        <w:t xml:space="preserve">Curve Lake First Nation, 2024.</w:t>
       </w:r>
       <w:r>
         <w:t xml:space="preserve"> </w:t>
@@ -9490,10 +10040,10 @@
           <w:iCs/>
           <w:i/>
         </w:rPr>
-        <w:t xml:space="preserve">A new agency to manage radioactive waste</w:t>
-      </w:r>
-      <w:r>
-        <w:t xml:space="preserve">. [online] Available at: https://industry.gov.au/news-media/australian-radioactive-waste-agency-news/a-new-agency-to-manage-radioactive-waste [Accessed 21 October 2026].</w:t>
+        <w:t xml:space="preserve">Written submission, CMD 24-H3.83, DNNP licence to construct</w:t>
+      </w:r>
+      <w:r>
+        <w:t xml:space="preserve">, 11 November. Available at: https://api.cnsc-ccsn.gc.ca/dms/digital-medias/CMD24-H3-83.pdf/object [Accessed 21 October 2026].</w:t>
       </w:r>
     </w:p>
     <w:p>
@@ -9501,7 +10051,7 @@
         <w:pStyle w:val="BodyText"/>
       </w:pPr>
       <w:r>
-        <w:t xml:space="preserve">Development Alternatives, n.d.</w:t>
+        <w:t xml:space="preserve">Department of Climate Change, Energy, the Environment and Water, 2025.</w:t>
       </w:r>
       <w:r>
         <w:t xml:space="preserve"> </w:t>
@@ -9511,13 +10061,10 @@
           <w:iCs/>
           <w:i/>
         </w:rPr>
-        <w:t xml:space="preserve">LC3 Sustainability Assessment</w:t>
-      </w:r>
-      <w:r>
-        <w:t xml:space="preserve"> </w:t>
-      </w:r>
-      <w:r>
-        <w:t xml:space="preserve">(ver 1.14). Available at: https://devalt.org/images/L2_ProjectPdfs/Report%20-%20LC3%20Sustainability%20Assessment_ver1.14.pdf.</w:t>
+        <w:t xml:space="preserve">Australian National Greenhouse Accounts Factors: 2025</w:t>
+      </w:r>
+      <w:r>
+        <w:t xml:space="preserve">. [pdf/xlsx] Canberra: Department of Climate Change, Energy, the Environment and Water.</w:t>
       </w:r>
     </w:p>
     <w:p>
@@ -9525,7 +10072,7 @@
         <w:pStyle w:val="BodyText"/>
       </w:pPr>
       <w:r>
-        <w:t xml:space="preserve">Dodgson, J.S., Spackman, M., Pearman, A. and Phillips, L.D., 2009.</w:t>
+        <w:t xml:space="preserve">Department of Industry, Science, Energy and Resources, 2020.</w:t>
       </w:r>
       <w:r>
         <w:t xml:space="preserve"> </w:t>
@@ -9535,10 +10082,10 @@
           <w:iCs/>
           <w:i/>
         </w:rPr>
-        <w:t xml:space="preserve">Multi-criteria analysis: a manual</w:t>
-      </w:r>
-      <w:r>
-        <w:t xml:space="preserve">. London: Department for Communities and Local Government. Available at: https://www.gov.uk/government/publications/multi-criteria-analysis-manual-for-making-government-policy [Accessed 21 October 2026].</w:t>
+        <w:t xml:space="preserve">A new agency to manage radioactive waste</w:t>
+      </w:r>
+      <w:r>
+        <w:t xml:space="preserve">. [online] Available at: https://industry.gov.au/news-media/australian-radioactive-waste-agency-news/a-new-agency-to-manage-radioactive-waste [Accessed 21 October 2026].</w:t>
       </w:r>
     </w:p>
     <w:p>
@@ -9546,7 +10093,7 @@
         <w:pStyle w:val="BodyText"/>
       </w:pPr>
       <w:r>
-        <w:t xml:space="preserve">EDF R&amp;D, 2024. Life cycle assessment of nuclear power in France: EDF case study.</w:t>
+        <w:t xml:space="preserve">Development Alternatives, n.d.</w:t>
       </w:r>
       <w:r>
         <w:t xml:space="preserve"> </w:t>
@@ -9556,10 +10103,13 @@
           <w:iCs/>
           <w:i/>
         </w:rPr>
-        <w:t xml:space="preserve">EPJ Nuclear Sciences &amp; Technologies</w:t>
-      </w:r>
-      <w:r>
-        <w:t xml:space="preserve">, 10, art. 5. Available at: https://www.epj-n.org/10.1051/epjn/2024005.</w:t>
+        <w:t xml:space="preserve">LC3 Sustainability Assessment</w:t>
+      </w:r>
+      <w:r>
+        <w:t xml:space="preserve"> </w:t>
+      </w:r>
+      <w:r>
+        <w:t xml:space="preserve">(ver 1.14). Available at: https://devalt.org/images/L2_ProjectPdfs/Report%20-%20LC3%20Sustainability%20Assessment_ver1.14.pdf.</w:t>
       </w:r>
     </w:p>
     <w:p>
@@ -9567,7 +10117,7 @@
         <w:pStyle w:val="BodyText"/>
       </w:pPr>
       <w:r>
-        <w:t xml:space="preserve">EFNARC, 2005.</w:t>
+        <w:t xml:space="preserve">Dodgson, J.S., Spackman, M., Pearman, A. and Phillips, L.D., 2009.</w:t>
       </w:r>
       <w:r>
         <w:t xml:space="preserve"> </w:t>
@@ -9577,10 +10127,10 @@
           <w:iCs/>
           <w:i/>
         </w:rPr>
-        <w:t xml:space="preserve">The European Guidelines for Self-Compacting Concrete: Specification, Production and Use</w:t>
-      </w:r>
-      <w:r>
-        <w:t xml:space="preserve">. Farnham: EFNARC.</w:t>
+        <w:t xml:space="preserve">Multi-criteria analysis: a manual</w:t>
+      </w:r>
+      <w:r>
+        <w:t xml:space="preserve">. London: Department for Communities and Local Government. Available at: https://www.gov.uk/government/publications/multi-criteria-analysis-manual-for-making-government-policy [Accessed 21 October 2026].</w:t>
       </w:r>
     </w:p>
     <w:p>
@@ -9588,7 +10138,7 @@
         <w:pStyle w:val="BodyText"/>
       </w:pPr>
       <w:r>
-        <w:t xml:space="preserve">ENR, 2018. Clay and limestone cement could cut carbon emissions.</w:t>
+        <w:t xml:space="preserve">EDF R&amp;D, 2024. Life cycle assessment of nuclear power in France: EDF case study.</w:t>
       </w:r>
       <w:r>
         <w:t xml:space="preserve"> </w:t>
@@ -9598,10 +10148,10 @@
           <w:iCs/>
           <w:i/>
         </w:rPr>
-        <w:t xml:space="preserve">Engineering News-Record</w:t>
-      </w:r>
-      <w:r>
-        <w:t xml:space="preserve">, 7 May. Available at: https://digital.bnpmedia.com/article/Construction+Materials/3078554/494167/article.html.</w:t>
+        <w:t xml:space="preserve">EPJ Nuclear Sciences &amp; Technologies</w:t>
+      </w:r>
+      <w:r>
+        <w:t xml:space="preserve">, 10, art. 5. Available at: https://www.epj-n.org/10.1051/epjn/2024005.</w:t>
       </w:r>
     </w:p>
     <w:p>
@@ -9609,7 +10159,7 @@
         <w:pStyle w:val="BodyText"/>
       </w:pPr>
       <w:r>
-        <w:t xml:space="preserve">Environment and Climate Change Canada, 2026.</w:t>
+        <w:t xml:space="preserve">EFNARC, 2005.</w:t>
       </w:r>
       <w:r>
         <w:t xml:space="preserve"> </w:t>
@@ -9619,10 +10169,10 @@
           <w:iCs/>
           <w:i/>
         </w:rPr>
-        <w:t xml:space="preserve">Industrial carbon pricing in Canada</w:t>
-      </w:r>
-      <w:r>
-        <w:t xml:space="preserve">. Ottawa: Government of Canada. Available at: https://www.canada.ca/en/environment-climate-change/services/climate-change/pricing-pollution-how-it-will-work/putting-price-on-carbon-pollution/industry.html [Accessed 21 October 2026].</w:t>
+        <w:t xml:space="preserve">The European Guidelines for Self-Compacting Concrete: Specification, Production and Use</w:t>
+      </w:r>
+      <w:r>
+        <w:t xml:space="preserve">. Farnham: EFNARC.</w:t>
       </w:r>
     </w:p>
     <w:p>
@@ -9630,7 +10180,7 @@
         <w:pStyle w:val="BodyText"/>
       </w:pPr>
       <w:r>
-        <w:t xml:space="preserve">Fermi Energia, n.d.</w:t>
+        <w:t xml:space="preserve">ENR, 2018. Clay and limestone cement could cut carbon emissions.</w:t>
       </w:r>
       <w:r>
         <w:t xml:space="preserve"> </w:t>
@@ -9640,10 +10190,10 @@
           <w:iCs/>
           <w:i/>
         </w:rPr>
-        <w:t xml:space="preserve">New SMR project</w:t>
-      </w:r>
-      <w:r>
-        <w:t xml:space="preserve">. [online] Tallinn: Fermi Energia. Available at: https://fermi.ee/new-smr-project/ [Accessed 25 October 2026].</w:t>
+        <w:t xml:space="preserve">Engineering News-Record</w:t>
+      </w:r>
+      <w:r>
+        <w:t xml:space="preserve">, 7 May. Available at: https://digital.bnpmedia.com/article/Construction+Materials/3078554/494167/article.html.</w:t>
       </w:r>
     </w:p>
     <w:p>
@@ -9651,7 +10201,7 @@
         <w:pStyle w:val="BodyText"/>
       </w:pPr>
       <w:r>
-        <w:t xml:space="preserve">Field, K.G., Remec, I. and Le Pape, Y., 2015. Radiation effects in concrete for nuclear power plants – Part I: Quantification of radiation exposure and radiation effects.</w:t>
+        <w:t xml:space="preserve">Environment and Climate Change Canada, 2026.</w:t>
       </w:r>
       <w:r>
         <w:t xml:space="preserve"> </w:t>
@@ -9661,10 +10211,10 @@
           <w:iCs/>
           <w:i/>
         </w:rPr>
-        <w:t xml:space="preserve">Nuclear Engineering and Design</w:t>
-      </w:r>
-      <w:r>
-        <w:t xml:space="preserve">, 282, pp.126–143. Available at: https://www.ornl.gov/publication/radiation-effects-concrete-nuclear-power-plants-part-i-quantification-radiation [Accessed 25 October 2026].</w:t>
+        <w:t xml:space="preserve">Industrial carbon pricing in Canada</w:t>
+      </w:r>
+      <w:r>
+        <w:t xml:space="preserve">. Ottawa: Government of Canada. Available at: https://www.canada.ca/en/environment-climate-change/services/climate-change/pricing-pollution-how-it-will-work/putting-price-on-carbon-pollution/industry.html [Accessed 21 October 2026].</w:t>
       </w:r>
     </w:p>
     <w:p>
@@ -9672,7 +10222,7 @@
         <w:pStyle w:val="BodyText"/>
       </w:pPr>
       <w:r>
-        <w:t xml:space="preserve">GE Hitachi Nuclear Energy, n.d.</w:t>
+        <w:t xml:space="preserve">Fermi Energia, n.d.</w:t>
       </w:r>
       <w:r>
         <w:t xml:space="preserve"> </w:t>
@@ -9682,10 +10232,10 @@
           <w:iCs/>
           <w:i/>
         </w:rPr>
-        <w:t xml:space="preserve">GE Hitachi BWRX-300 fact sheet</w:t>
-      </w:r>
-      <w:r>
-        <w:t xml:space="preserve">. [pdf] Wilmington, NC: GE Hitachi Nuclear Energy. Available at: https://gevernova.com/content/dam/gepower-nuclear/global/en_US/documents/product-fact-sheets/BWRX-300_Fact_Sheet-2020.pdf [Accessed 25 October 2026].</w:t>
+        <w:t xml:space="preserve">New SMR project</w:t>
+      </w:r>
+      <w:r>
+        <w:t xml:space="preserve">. [online] Tallinn: Fermi Energia. Available at: https://fermi.ee/new-smr-project/ [Accessed 25 October 2026].</w:t>
       </w:r>
     </w:p>
     <w:p>
@@ -9693,7 +10243,7 @@
         <w:pStyle w:val="BodyText"/>
       </w:pPr>
       <w:r>
-        <w:t xml:space="preserve">GE-Hitachi Nuclear Energy, 2024.</w:t>
+        <w:t xml:space="preserve">Field, K.G., Remec, I. and Le Pape, Y., 2015. Radiation effects in concrete for nuclear power plants – Part I: Quantification of radiation exposure and radiation effects.</w:t>
       </w:r>
       <w:r>
         <w:t xml:space="preserve"> </w:t>
@@ -9703,10 +10253,10 @@
           <w:iCs/>
           <w:i/>
         </w:rPr>
-        <w:t xml:space="preserve">BWRX-300 Steel-Plate Composite Containment Vessel (SCCV) and Reactor Building Structural Design</w:t>
-      </w:r>
-      <w:r>
-        <w:t xml:space="preserve">, NEDO-33926, Revision 2 (non-proprietary), 16 August. [pdf] US NRC ADAMS ML24110A134. Available at: https://www.nrc.gov/docs/ML2411/ML24110A134.pdf [Accessed 20 October 2026].</w:t>
+        <w:t xml:space="preserve">Nuclear Engineering and Design</w:t>
+      </w:r>
+      <w:r>
+        <w:t xml:space="preserve">, 282, pp.126–143. Available at: https://www.ornl.gov/publication/radiation-effects-concrete-nuclear-power-plants-part-i-quantification-radiation [Accessed 25 October 2026].</w:t>
       </w:r>
     </w:p>
     <w:p>
@@ -9714,7 +10264,7 @@
         <w:pStyle w:val="BodyText"/>
       </w:pPr>
       <w:r>
-        <w:t xml:space="preserve">GE Vernova, n.d.</w:t>
+        <w:t xml:space="preserve">GE Hitachi Nuclear Energy, n.d.</w:t>
       </w:r>
       <w:r>
         <w:t xml:space="preserve"> </w:t>
@@ -9724,10 +10274,10 @@
           <w:iCs/>
           <w:i/>
         </w:rPr>
-        <w:t xml:space="preserve">BWRX-300 Small Modular Reactor</w:t>
-      </w:r>
-      <w:r>
-        <w:t xml:space="preserve">. [online] Available at: https://www.gevernova.com/nuclear/carbon-free-power/bwrx-300-small-modular-reactor.</w:t>
+        <w:t xml:space="preserve">GE Hitachi BWRX-300 fact sheet</w:t>
+      </w:r>
+      <w:r>
+        <w:t xml:space="preserve">. [pdf] Wilmington, NC: GE Hitachi Nuclear Energy. Available at: https://gevernova.com/content/dam/gepower-nuclear/global/en_US/documents/product-fact-sheets/BWRX-300_Fact_Sheet-2020.pdf [Accessed 25 October 2026].</w:t>
       </w:r>
     </w:p>
     <w:p>
@@ -9735,7 +10285,7 @@
         <w:pStyle w:val="BodyText"/>
       </w:pPr>
       <w:r>
-        <w:t xml:space="preserve">GE Vernova, 2026.</w:t>
+        <w:t xml:space="preserve">GE-Hitachi Nuclear Energy, 2024.</w:t>
       </w:r>
       <w:r>
         <w:t xml:space="preserve"> </w:t>
@@ -9745,10 +10295,10 @@
           <w:iCs/>
           <w:i/>
         </w:rPr>
-        <w:t xml:space="preserve">NRC issues first U.S. construction permit for BWRX-300 small modular reactor at TVA Clinch River</w:t>
-      </w:r>
-      <w:r>
-        <w:t xml:space="preserve">. [online] Press release. Available at: https://www.gevernova.com/news/press-releases/nrc-issues-first-us-construction-permit-bwrx-300-small-modular-reactor-tva-clinch-river [Accessed 25 October 2026].</w:t>
+        <w:t xml:space="preserve">BWRX-300 Steel-Plate Composite Containment Vessel (SCCV) and Reactor Building Structural Design</w:t>
+      </w:r>
+      <w:r>
+        <w:t xml:space="preserve">, NEDO-33926, Revision 2 (non-proprietary), 16 August. [pdf] US NRC ADAMS ML24110A134. Available at: https://www.nrc.gov/docs/ML2411/ML24110A134.pdf [Accessed 20 October 2026].</w:t>
       </w:r>
     </w:p>
     <w:p>
@@ -9756,7 +10306,7 @@
         <w:pStyle w:val="BodyText"/>
       </w:pPr>
       <w:r>
-        <w:t xml:space="preserve">GE Vernova Hitachi Nuclear Energy, n.d.</w:t>
+        <w:t xml:space="preserve">GE Vernova, n.d.</w:t>
       </w:r>
       <w:r>
         <w:t xml:space="preserve"> </w:t>
@@ -9766,13 +10316,10 @@
           <w:iCs/>
           <w:i/>
         </w:rPr>
-        <w:t xml:space="preserve">BWRX-300 General Description</w:t>
-      </w:r>
-      <w:r>
-        <w:t xml:space="preserve"> </w:t>
-      </w:r>
-      <w:r>
-        <w:t xml:space="preserve">(005N9751). [pdf] Wilmington, NC: GE Vernova. Available at: https://www.gevernova.com/content/dam/gevernova-nuclear/global/en_us/documents/carbon-free-power/005N9751-BWRX-300-General-Description.pdf.</w:t>
+        <w:t xml:space="preserve">BWRX-300 Small Modular Reactor</w:t>
+      </w:r>
+      <w:r>
+        <w:t xml:space="preserve">. [online] Available at: https://www.gevernova.com/nuclear/carbon-free-power/bwrx-300-small-modular-reactor.</w:t>
       </w:r>
     </w:p>
     <w:p>
@@ -9780,7 +10327,7 @@
         <w:pStyle w:val="BodyText"/>
       </w:pPr>
       <w:r>
-        <w:t xml:space="preserve">Geneski, N., McKellar, J.M. and Atkinson, K.D., n.d. Life cycle environmental impacts of small modular reactors: BWRX-300 Darlington project.</w:t>
+        <w:t xml:space="preserve">GE Vernova, 2026.</w:t>
       </w:r>
       <w:r>
         <w:t xml:space="preserve"> </w:t>
@@ -9790,10 +10337,10 @@
           <w:iCs/>
           <w:i/>
         </w:rPr>
-        <w:t xml:space="preserve">Proceedings of the Canadian Nuclear Society</w:t>
-      </w:r>
-      <w:r>
-        <w:t xml:space="preserve">. Available at: https://proceedings.cns-snc.ca/index.php/pcns/article/view/7692.</w:t>
+        <w:t xml:space="preserve">NRC issues first U.S. construction permit for BWRX-300 small modular reactor at TVA Clinch River</w:t>
+      </w:r>
+      <w:r>
+        <w:t xml:space="preserve">. [online] Press release. Available at: https://www.gevernova.com/news/press-releases/nrc-issues-first-us-construction-permit-bwrx-300-small-modular-reactor-tva-clinch-river [Accessed 25 October 2026].</w:t>
       </w:r>
     </w:p>
     <w:p>
@@ -9801,7 +10348,7 @@
         <w:pStyle w:val="BodyText"/>
       </w:pPr>
       <w:r>
-        <w:t xml:space="preserve">Gibon, T. and Hahn Menacho, Á., 2023. Parametric life cycle assessment of nuclear power for simplified models.</w:t>
+        <w:t xml:space="preserve">GE Vernova Hitachi Nuclear Energy, n.d.</w:t>
       </w:r>
       <w:r>
         <w:t xml:space="preserve"> </w:t>
@@ -9811,10 +10358,13 @@
           <w:iCs/>
           <w:i/>
         </w:rPr>
-        <w:t xml:space="preserve">Environmental Science &amp; Technology</w:t>
-      </w:r>
-      <w:r>
-        <w:t xml:space="preserve">, 57(38), pp.14194–14205. Available at: https://doi.org/10.1021/acs.est.3c03190.</w:t>
+        <w:t xml:space="preserve">BWRX-300 General Description</w:t>
+      </w:r>
+      <w:r>
+        <w:t xml:space="preserve"> </w:t>
+      </w:r>
+      <w:r>
+        <w:t xml:space="preserve">(005N9751). [pdf] Wilmington, NC: GE Vernova. Available at: https://www.gevernova.com/content/dam/gevernova-nuclear/global/en_us/documents/carbon-free-power/005N9751-BWRX-300-General-Description.pdf.</w:t>
       </w:r>
     </w:p>
     <w:p>
@@ -9822,7 +10372,7 @@
         <w:pStyle w:val="BodyText"/>
       </w:pPr>
       <w:r>
-        <w:t xml:space="preserve">Government of Ontario, 2025.</w:t>
+        <w:t xml:space="preserve">Geneski, N., McKellar, J.M. and Atkinson, K.D., n.d. Life cycle environmental impacts of small modular reactors: BWRX-300 Darlington project.</w:t>
       </w:r>
       <w:r>
         <w:t xml:space="preserve"> </w:t>
@@ -9832,10 +10382,10 @@
           <w:iCs/>
           <w:i/>
         </w:rPr>
-        <w:t xml:space="preserve">Ontario Leads the G7 by Building First Small Modular Reactor</w:t>
-      </w:r>
-      <w:r>
-        <w:t xml:space="preserve">. [news release] 8 May. Toronto: Government of Ontario.</w:t>
+        <w:t xml:space="preserve">Proceedings of the Canadian Nuclear Society</w:t>
+      </w:r>
+      <w:r>
+        <w:t xml:space="preserve">. Available at: https://proceedings.cns-snc.ca/index.php/pcns/article/view/7692.</w:t>
       </w:r>
     </w:p>
     <w:p>
@@ -9843,7 +10393,7 @@
         <w:pStyle w:val="BodyText"/>
       </w:pPr>
       <w:r>
-        <w:t xml:space="preserve">Government of Ontario, n.d.</w:t>
+        <w:t xml:space="preserve">Gibon, T. and Hahn Menacho, Á., 2023. Parametric life cycle assessment of nuclear power for simplified models.</w:t>
       </w:r>
       <w:r>
         <w:t xml:space="preserve"> </w:t>
@@ -9853,10 +10403,10 @@
           <w:iCs/>
           <w:i/>
         </w:rPr>
-        <w:t xml:space="preserve">Ontario energy snapshot</w:t>
-      </w:r>
-      <w:r>
-        <w:t xml:space="preserve">. [online] Available at: https://www.ontario.ca/page/ontario-energy-snapshot.</w:t>
+        <w:t xml:space="preserve">Environmental Science &amp; Technology</w:t>
+      </w:r>
+      <w:r>
+        <w:t xml:space="preserve">, 57(38), pp.14194–14205. Available at: https://doi.org/10.1021/acs.est.3c03190.</w:t>
       </w:r>
     </w:p>
     <w:p>
@@ -9864,7 +10414,7 @@
         <w:pStyle w:val="BodyText"/>
       </w:pPr>
       <w:r>
-        <w:t xml:space="preserve">Graham, P. and Hayward, J., 2026.</w:t>
+        <w:t xml:space="preserve">Government of Canada, 2026.</w:t>
       </w:r>
       <w:r>
         <w:t xml:space="preserve"> </w:t>
@@ -9874,10 +10424,10 @@
           <w:iCs/>
           <w:i/>
         </w:rPr>
-        <w:t xml:space="preserve">GenCost 2025-26: Final report</w:t>
-      </w:r>
-      <w:r>
-        <w:t xml:space="preserve">. [pdf] Australia: CSIRO. Available at: https://www.csiro.au/-/media/Energy/GenCost-2025-26-Final/GenCost_2025-26_Final_Report_20260715.pdf.</w:t>
+        <w:t xml:space="preserve">Darlington New Nuclear Project</w:t>
+      </w:r>
+      <w:r>
+        <w:t xml:space="preserve">. [online] Ottawa: Major Projects Office, updated 8 July 2026. Available at: https://www.canada.ca/en/privy-council/major-projects-office/projects/national/darlington.html [Accessed 25 October 2026].</w:t>
       </w:r>
     </w:p>
     <w:p>
@@ -9885,7 +10435,7 @@
         <w:pStyle w:val="BodyText"/>
       </w:pPr>
       <w:r>
-        <w:t xml:space="preserve">Graham, P., Hayward, J. and Foster, J., 2024.</w:t>
+        <w:t xml:space="preserve">Government of Ontario, 2025.</w:t>
       </w:r>
       <w:r>
         <w:t xml:space="preserve"> </w:t>
@@ -9895,10 +10445,10 @@
           <w:iCs/>
           <w:i/>
         </w:rPr>
-        <w:t xml:space="preserve">GenCost 2023-24: Final report</w:t>
-      </w:r>
-      <w:r>
-        <w:t xml:space="preserve">. [pdf] Australia: CSIRO. Available at: https://www.csiro.au/-/media/Energy/GenCost/GenCost2023-24Final_20240522.pdf.</w:t>
+        <w:t xml:space="preserve">Ontario Leads the G7 by Building First Small Modular Reactor</w:t>
+      </w:r>
+      <w:r>
+        <w:t xml:space="preserve">. [news release] 8 May. Toronto: Government of Ontario.</w:t>
       </w:r>
     </w:p>
     <w:p>
@@ -9906,7 +10456,7 @@
         <w:pStyle w:val="BodyText"/>
       </w:pPr>
       <w:r>
-        <w:t xml:space="preserve">Graham, P., Hayward, J. and Foster, J., 2025.</w:t>
+        <w:t xml:space="preserve">Government of Ontario, n.d.</w:t>
       </w:r>
       <w:r>
         <w:t xml:space="preserve"> </w:t>
@@ -9916,10 +10466,10 @@
           <w:iCs/>
           <w:i/>
         </w:rPr>
-        <w:t xml:space="preserve">GenCost 2024-25: Final report</w:t>
-      </w:r>
-      <w:r>
-        <w:t xml:space="preserve">. [pdf] Australia: CSIRO. Executive summary available at: https://www.csiro.au/-/media/Energy/GenCost/GenCost2024-25Final_ES.pdf.</w:t>
+        <w:t xml:space="preserve">Ontario energy snapshot</w:t>
+      </w:r>
+      <w:r>
+        <w:t xml:space="preserve">. [online] Available at: https://www.ontario.ca/page/ontario-energy-snapshot.</w:t>
       </w:r>
     </w:p>
     <w:p>
@@ -9927,7 +10477,7 @@
         <w:pStyle w:val="BodyText"/>
       </w:pPr>
       <w:r>
-        <w:t xml:space="preserve">Griffith University Climate Action Beacon and Monash Climate Change Communication Research Hub, 2025.</w:t>
+        <w:t xml:space="preserve">Graham, P. and Hayward, J., 2026.</w:t>
       </w:r>
       <w:r>
         <w:t xml:space="preserve"> </w:t>
@@ -9937,10 +10487,10 @@
           <w:iCs/>
           <w:i/>
         </w:rPr>
-        <w:t xml:space="preserve">What Australians really think of nuclear power</w:t>
-      </w:r>
-      <w:r>
-        <w:t xml:space="preserve">. [news release] 2 May. Available at: https://news.griffith.edu.au/2025/05/02/what-australians-really-think-of-nuclear-power/ [Accessed 21 October 2026].</w:t>
+        <w:t xml:space="preserve">GenCost 2025-26: Final report</w:t>
+      </w:r>
+      <w:r>
+        <w:t xml:space="preserve">. [pdf] Australia: CSIRO. Available at: https://www.csiro.au/-/media/Energy/GenCost-2025-26-Final/GenCost_2025-26_Final_Report_20260715.pdf.</w:t>
       </w:r>
     </w:p>
     <w:p>
@@ -9948,23 +10498,7 @@
         <w:pStyle w:val="BodyText"/>
       </w:pPr>
       <w:r>
-        <w:t xml:space="preserve">Helmholtz-Zentrum Dresden-Rossendorf, n.d. [Activation of the biological shield of Greifswald NPP Unit 2]. Publication Publ-39008. Dresden: Helmholtz-Zentrum Dresden-Rossendorf. Available at: https://hzdr.de/publications/Publ-39008 [Accessed 25 October 2026].</w:t>
-      </w:r>
-    </w:p>
-    <w:p>
-      <w:pPr>
-        <w:pStyle w:val="BodyText"/>
-      </w:pPr>
-      <w:r>
-        <w:t xml:space="preserve">Hooton, R.D., 2023. [Webinar slides on changes to ASTM cement and concrete standards]. ACI Fall 2023 webinar slides. [pdf] Farmington Hills: American Concrete Institute. Available at: https://www.concrete.org/portals/0/files/pdf/webinars/ws_F23_NEU_DouglasHooton.pdf [Accessed 20 October 2026].</w:t>
-      </w:r>
-    </w:p>
-    <w:p>
-      <w:pPr>
-        <w:pStyle w:val="BodyText"/>
-      </w:pPr>
-      <w:r>
-        <w:t xml:space="preserve">Independent Electricity System Operator, 2024.</w:t>
+        <w:t xml:space="preserve">Graham, P., Hayward, J. and Foster, J., 2024.</w:t>
       </w:r>
       <w:r>
         <w:t xml:space="preserve"> </w:t>
@@ -9974,10 +10508,10 @@
           <w:iCs/>
           <w:i/>
         </w:rPr>
-        <w:t xml:space="preserve">Ontario’s Energy Future: Spring 2024 Update</w:t>
-      </w:r>
-      <w:r>
-        <w:t xml:space="preserve">. [pdf] Toronto: Independent Electricity System Operator. Available at: https://www.ieso.ca/-/media/Files/IESO/Document-Library/Decarbonization-Hub/IESO-Ontarios-Energy-Future-Spring-2024.pdf.</w:t>
+        <w:t xml:space="preserve">GenCost 2023-24: Final report</w:t>
+      </w:r>
+      <w:r>
+        <w:t xml:space="preserve">. [pdf] Australia: CSIRO. Available at: https://www.csiro.au/-/media/Energy/GenCost/GenCost2023-24Final_20240522.pdf.</w:t>
       </w:r>
     </w:p>
     <w:p>
@@ -9985,7 +10519,7 @@
         <w:pStyle w:val="BodyText"/>
       </w:pPr>
       <w:r>
-        <w:t xml:space="preserve">International Atomic Energy Agency, 2024.</w:t>
+        <w:t xml:space="preserve">Graham, P., Hayward, J. and Foster, J., 2025.</w:t>
       </w:r>
       <w:r>
         <w:t xml:space="preserve"> </w:t>
@@ -9995,10 +10529,10 @@
           <w:iCs/>
           <w:i/>
         </w:rPr>
-        <w:t xml:space="preserve">Small Modular Reactors: Advances in SMR Developments 2024</w:t>
-      </w:r>
-      <w:r>
-        <w:t xml:space="preserve">. Vienna: International Atomic Energy Agency.</w:t>
+        <w:t xml:space="preserve">GenCost 2024-25: Final report</w:t>
+      </w:r>
+      <w:r>
+        <w:t xml:space="preserve">. [pdf] Australia: CSIRO. Executive summary available at: https://www.csiro.au/-/media/Energy/GenCost/GenCost2024-25Final_ES.pdf.</w:t>
       </w:r>
     </w:p>
     <w:p>
@@ -10006,7 +10540,7 @@
         <w:pStyle w:val="BodyText"/>
       </w:pPr>
       <w:r>
-        <w:t xml:space="preserve">International Energy Agency, 2022.</w:t>
+        <w:t xml:space="preserve">Griffith University Climate Action Beacon and Monash Climate Change Communication Research Hub, 2025.</w:t>
       </w:r>
       <w:r>
         <w:t xml:space="preserve"> </w:t>
@@ -10016,10 +10550,10 @@
           <w:iCs/>
           <w:i/>
         </w:rPr>
-        <w:t xml:space="preserve">Solar PV Global Supply Chains</w:t>
-      </w:r>
-      <w:r>
-        <w:t xml:space="preserve">. Paris: International Energy Agency. Available at: https://www.iea.org/reports/solar-pv-global-supply-chains [Accessed 21 October 2026].</w:t>
+        <w:t xml:space="preserve">What Australians really think of nuclear power</w:t>
+      </w:r>
+      <w:r>
+        <w:t xml:space="preserve">. [news release] 2 May. Available at: https://news.griffith.edu.au/2025/05/02/what-australians-really-think-of-nuclear-power/ [Accessed 21 October 2026].</w:t>
       </w:r>
     </w:p>
     <w:p>
@@ -10027,7 +10561,23 @@
         <w:pStyle w:val="BodyText"/>
       </w:pPr>
       <w:r>
-        <w:t xml:space="preserve">International Organization for Standardization, 2006a.</w:t>
+        <w:t xml:space="preserve">Helmholtz-Zentrum Dresden-Rossendorf, n.d. [Activation of the biological shield of Greifswald NPP Unit 2]. Publication Publ-39008. Dresden: Helmholtz-Zentrum Dresden-Rossendorf. Available at: https://hzdr.de/publications/Publ-39008 [Accessed 25 October 2026].</w:t>
+      </w:r>
+    </w:p>
+    <w:p>
+      <w:pPr>
+        <w:pStyle w:val="BodyText"/>
+      </w:pPr>
+      <w:r>
+        <w:t xml:space="preserve">Hooton, R.D., 2023. [Webinar slides on changes to ASTM cement and concrete standards]. ACI Fall 2023 webinar slides. [pdf] Farmington Hills: American Concrete Institute. Available at: https://www.concrete.org/portals/0/files/pdf/webinars/ws_F23_NEU_DouglasHooton.pdf [Accessed 20 October 2026].</w:t>
+      </w:r>
+    </w:p>
+    <w:p>
+      <w:pPr>
+        <w:pStyle w:val="BodyText"/>
+      </w:pPr>
+      <w:r>
+        <w:t xml:space="preserve">Independent Electricity System Operator, 2024.</w:t>
       </w:r>
       <w:r>
         <w:t xml:space="preserve"> </w:t>
@@ -10037,10 +10587,10 @@
           <w:iCs/>
           <w:i/>
         </w:rPr>
-        <w:t xml:space="preserve">ISO 14040:2006 Environmental management — Life cycle assessment — Principles and framework</w:t>
-      </w:r>
-      <w:r>
-        <w:t xml:space="preserve">. Geneva: International Organization for Standardization.</w:t>
+        <w:t xml:space="preserve">Ontario’s Energy Future: Spring 2024 Update</w:t>
+      </w:r>
+      <w:r>
+        <w:t xml:space="preserve">. [pdf] Toronto: Independent Electricity System Operator. Available at: https://www.ieso.ca/-/media/Files/IESO/Document-Library/Decarbonization-Hub/IESO-Ontarios-Energy-Future-Spring-2024.pdf.</w:t>
       </w:r>
     </w:p>
     <w:p>
@@ -10048,7 +10598,7 @@
         <w:pStyle w:val="BodyText"/>
       </w:pPr>
       <w:r>
-        <w:t xml:space="preserve">International Organization for Standardization, 2006b.</w:t>
+        <w:t xml:space="preserve">International Atomic Energy Agency, 2023.</w:t>
       </w:r>
       <w:r>
         <w:t xml:space="preserve"> </w:t>
@@ -10058,10 +10608,13 @@
           <w:iCs/>
           <w:i/>
         </w:rPr>
-        <w:t xml:space="preserve">ISO 14044:2006 Environmental management — Life cycle assessment — Requirements and guidelines</w:t>
-      </w:r>
-      <w:r>
-        <w:t xml:space="preserve">. Geneva: International Organization for Standardization. Available at: https://www.iso.org/standard/38498.html.</w:t>
+        <w:t xml:space="preserve">What are small modular reactors (SMRs)?</w:t>
+      </w:r>
+      <w:r>
+        <w:t xml:space="preserve"> </w:t>
+      </w:r>
+      <w:r>
+        <w:t xml:space="preserve">[online] Vienna: International Atomic Energy Agency. Available at: https://www.iaea.org/newscenter/news/what-are-small-modular-reactors-smrs [Accessed 25 October 2026].</w:t>
       </w:r>
     </w:p>
     <w:p>
@@ -10069,7 +10622,7 @@
         <w:pStyle w:val="BodyText"/>
       </w:pPr>
       <w:r>
-        <w:t xml:space="preserve">IPCC, 2006.</w:t>
+        <w:t xml:space="preserve">International Atomic Energy Agency, 2024.</w:t>
       </w:r>
       <w:r>
         <w:t xml:space="preserve"> </w:t>
@@ -10079,10 +10632,10 @@
           <w:iCs/>
           <w:i/>
         </w:rPr>
-        <w:t xml:space="preserve">2006 IPCC Guidelines for National Greenhouse Gas Inventories</w:t>
-      </w:r>
-      <w:r>
-        <w:t xml:space="preserve">, Vol. 2 Energy, Ch. 2, Table 2.2. Hayama: Institute for Global Environmental Strategies.</w:t>
+        <w:t xml:space="preserve">Small Modular Reactors: Advances in SMR Developments 2024</w:t>
+      </w:r>
+      <w:r>
+        <w:t xml:space="preserve">. Vienna: International Atomic Energy Agency.</w:t>
       </w:r>
     </w:p>
     <w:p>
@@ -10090,7 +10643,7 @@
         <w:pStyle w:val="BodyText"/>
       </w:pPr>
       <w:r>
-        <w:t xml:space="preserve">Joint Standing Committee on Treaties, 2024.</w:t>
+        <w:t xml:space="preserve">International Energy Agency, 2022.</w:t>
       </w:r>
       <w:r>
         <w:t xml:space="preserve"> </w:t>
@@ -10100,25 +10653,10 @@
           <w:iCs/>
           <w:i/>
         </w:rPr>
-        <w:t xml:space="preserve">Report 224: Agreement among Australia, the UK and the US for cooperation related to naval nuclear propulsion</w:t>
-      </w:r>
-      <w:r>
-        <w:t xml:space="preserve">, Chapter 6,</w:t>
-      </w:r>
-      <w:r>
-        <w:t xml:space="preserve"> </w:t>
-      </w:r>
-      <w:r>
-        <w:t xml:space="preserve">‘</w:t>
-      </w:r>
-      <w:r>
-        <w:t xml:space="preserve">Employment and education impacts</w:t>
-      </w:r>
-      <w:r>
-        <w:t xml:space="preserve">’</w:t>
-      </w:r>
-      <w:r>
-        <w:t xml:space="preserve">. Canberra: Parliament of Australia. Available at: https://www.aph.gov.au/Parliamentary_Business/Committees/Joint/Treaties/NuclearPropulsion/Report/Chapter_6_-_Employment_and_education_impacts [Accessed 21 October 2026].</w:t>
+        <w:t xml:space="preserve">Solar PV Global Supply Chains</w:t>
+      </w:r>
+      <w:r>
+        <w:t xml:space="preserve">. Paris: International Energy Agency. Available at: https://www.iea.org/reports/solar-pv-global-supply-chains [Accessed 21 October 2026].</w:t>
       </w:r>
     </w:p>
     <w:p>
@@ -10126,7 +10664,7 @@
         <w:pStyle w:val="BodyText"/>
       </w:pPr>
       <w:r>
-        <w:t xml:space="preserve">Kazatomprom, 2025.</w:t>
+        <w:t xml:space="preserve">International Organization for Standardization, 2006a.</w:t>
       </w:r>
       <w:r>
         <w:t xml:space="preserve"> </w:t>
@@ -10136,10 +10674,10 @@
           <w:iCs/>
           <w:i/>
         </w:rPr>
-        <w:t xml:space="preserve">Integrated Annual Report 2024</w:t>
-      </w:r>
-      <w:r>
-        <w:t xml:space="preserve">. [pdf] Astana: NAC Kazatomprom JSC. Available at: https://www.kazatomprom.kz/storage/59/kap_iar_2024_eng_0205__clean.pdf [Accessed 20 October 2026].</w:t>
+        <w:t xml:space="preserve">ISO 14040:2006 Environmental management — Life cycle assessment — Principles and framework</w:t>
+      </w:r>
+      <w:r>
+        <w:t xml:space="preserve">. Geneva: International Organization for Standardization.</w:t>
       </w:r>
     </w:p>
     <w:p>
@@ -10147,7 +10685,7 @@
         <w:pStyle w:val="BodyText"/>
       </w:pPr>
       <w:r>
-        <w:t xml:space="preserve">Kim and Macfarlane, 2026.</w:t>
+        <w:t xml:space="preserve">International Organization for Standardization, 2006b.</w:t>
       </w:r>
       <w:r>
         <w:t xml:space="preserve"> </w:t>
@@ -10157,10 +10695,10 @@
           <w:iCs/>
           <w:i/>
         </w:rPr>
-        <w:t xml:space="preserve">Challenges of small modular reactors: a comprehensive exploration</w:t>
-      </w:r>
-      <w:r>
-        <w:t xml:space="preserve">. [pdf] Available at: https://www.nirs.org/wp-content/uploads/2025/09/SMR-Costs_Challenges-of-SMRs-cost-waste_Kim-Macfarlane_2026.pdf.</w:t>
+        <w:t xml:space="preserve">ISO 14044:2006 Environmental management — Life cycle assessment — Requirements and guidelines</w:t>
+      </w:r>
+      <w:r>
+        <w:t xml:space="preserve">. Geneva: International Organization for Standardization. Available at: https://www.iso.org/standard/38498.html.</w:t>
       </w:r>
     </w:p>
     <w:p>
@@ -10168,7 +10706,7 @@
         <w:pStyle w:val="BodyText"/>
       </w:pPr>
       <w:r>
-        <w:t xml:space="preserve">Krall, L.M., Macfarlane, A.M. and Ewing, R.C., 2022. Nuclear waste from small modular reactors.</w:t>
+        <w:t xml:space="preserve">IPCC, 2006.</w:t>
       </w:r>
       <w:r>
         <w:t xml:space="preserve"> </w:t>
@@ -10178,10 +10716,10 @@
           <w:iCs/>
           <w:i/>
         </w:rPr>
-        <w:t xml:space="preserve">Proceedings of the National Academy of Sciences of the United States of America</w:t>
-      </w:r>
-      <w:r>
-        <w:t xml:space="preserve">, 119(23), e2111833119. Available at: https://doi.org/10.1073/pnas.2111833119 [Accessed 25 October 2026].</w:t>
+        <w:t xml:space="preserve">2006 IPCC Guidelines for National Greenhouse Gas Inventories</w:t>
+      </w:r>
+      <w:r>
+        <w:t xml:space="preserve">, Vol. 2 Energy, Ch. 2, Table 2.2. Hayama: Institute for Global Environmental Strategies.</w:t>
       </w:r>
     </w:p>
     <w:p>
@@ -10189,7 +10727,7 @@
         <w:pStyle w:val="BodyText"/>
       </w:pPr>
       <w:r>
-        <w:t xml:space="preserve">LACCEI, 2026. Comparative life cycle assessment and structural performance analysis of eco-friendly LC3 cement for CO₂ reduction compared to Portland cement. In:</w:t>
+        <w:t xml:space="preserve">Joint Standing Committee on Treaties, 2024.</w:t>
       </w:r>
       <w:r>
         <w:t xml:space="preserve"> </w:t>
@@ -10199,10 +10737,25 @@
           <w:iCs/>
           <w:i/>
         </w:rPr>
-        <w:t xml:space="preserve">Proceedings of the 24th LACCEI International Multi-Conference for Engineering, Education and Technology</w:t>
-      </w:r>
-      <w:r>
-        <w:t xml:space="preserve">, Santiago, Chile, 15–17 July 2026. Contribution 2661. Available at: https://laccei.org/LACCEI2026-Chile/full-papers/Contribution_2661_final_a.pdf.</w:t>
+        <w:t xml:space="preserve">Report 224: Agreement among Australia, the UK and the US for cooperation related to naval nuclear propulsion</w:t>
+      </w:r>
+      <w:r>
+        <w:t xml:space="preserve">, Chapter 6,</w:t>
+      </w:r>
+      <w:r>
+        <w:t xml:space="preserve"> </w:t>
+      </w:r>
+      <w:r>
+        <w:t xml:space="preserve">‘</w:t>
+      </w:r>
+      <w:r>
+        <w:t xml:space="preserve">Employment and education impacts</w:t>
+      </w:r>
+      <w:r>
+        <w:t xml:space="preserve">’</w:t>
+      </w:r>
+      <w:r>
+        <w:t xml:space="preserve">. Canberra: Parliament of Australia. Available at: https://www.aph.gov.au/Parliamentary_Business/Committees/Joint/Treaties/NuclearPropulsion/Report/Chapter_6_-_Employment_and_education_impacts [Accessed 21 October 2026].</w:t>
       </w:r>
     </w:p>
     <w:p>
@@ -10210,7 +10763,7 @@
         <w:pStyle w:val="BodyText"/>
       </w:pPr>
       <w:r>
-        <w:t xml:space="preserve">LC3 Project, 2015.</w:t>
+        <w:t xml:space="preserve">Kazatomprom, 2025.</w:t>
       </w:r>
       <w:r>
         <w:t xml:space="preserve"> </w:t>
@@ -10220,13 +10773,10 @@
           <w:iCs/>
           <w:i/>
         </w:rPr>
-        <w:t xml:space="preserve">LCA of LC3: India team progress</w:t>
-      </w:r>
-      <w:r>
-        <w:t xml:space="preserve"> </w:t>
-      </w:r>
-      <w:r>
-        <w:t xml:space="preserve">(industry meeting, September 2015). Available at: https://lc3.ch/wp-content/uploads/2023/03/LCA-of-LC3-India-team-progress-Industry-meeting-Sep-2015.pdf.</w:t>
+        <w:t xml:space="preserve">Integrated Annual Report 2024</w:t>
+      </w:r>
+      <w:r>
+        <w:t xml:space="preserve">. [pdf] Astana: NAC Kazatomprom JSC. Available at: https://www.kazatomprom.kz/storage/59/kap_iar_2024_eng_0205__clean.pdf [Accessed 20 October 2026].</w:t>
       </w:r>
     </w:p>
     <w:p>
@@ -10234,7 +10784,7 @@
         <w:pStyle w:val="BodyText"/>
       </w:pPr>
       <w:r>
-        <w:t xml:space="preserve">Liberal Party of Australia, 2026.</w:t>
+        <w:t xml:space="preserve">Kim and Macfarlane, 2026.</w:t>
       </w:r>
       <w:r>
         <w:t xml:space="preserve"> </w:t>
@@ -10244,10 +10794,10 @@
           <w:iCs/>
           <w:i/>
         </w:rPr>
-        <w:t xml:space="preserve">Our Plan for Cheaper Power</w:t>
-      </w:r>
-      <w:r>
-        <w:t xml:space="preserve">. [online] Available at: https://www.liberal.org.au/our-plan/energy [Accessed 20 October 2026].</w:t>
+        <w:t xml:space="preserve">Challenges of small modular reactors: a comprehensive exploration</w:t>
+      </w:r>
+      <w:r>
+        <w:t xml:space="preserve">. [pdf] Available at: https://www.nirs.org/wp-content/uploads/2025/09/SMR-Costs_Challenges-of-SMRs-cost-waste_Kim-Macfarlane_2026.pdf.</w:t>
       </w:r>
     </w:p>
     <w:p>
@@ -10255,7 +10805,7 @@
         <w:pStyle w:val="BodyText"/>
       </w:pPr>
       <w:r>
-        <w:t xml:space="preserve">Markandya, A. and Wilkinson, P., 2007. Electricity generation and health.</w:t>
+        <w:t xml:space="preserve">Krall, L.M., Macfarlane, A.M. and Ewing, R.C., 2022. Nuclear waste from small modular reactors.</w:t>
       </w:r>
       <w:r>
         <w:t xml:space="preserve"> </w:t>
@@ -10265,10 +10815,10 @@
           <w:iCs/>
           <w:i/>
         </w:rPr>
-        <w:t xml:space="preserve">The Lancet</w:t>
-      </w:r>
-      <w:r>
-        <w:t xml:space="preserve">, 370(9591), pp.979–990. Available at: https://doi.org/10.1016/S0140-6736(07)61253-7 [Accessed 20 October 2026].</w:t>
+        <w:t xml:space="preserve">Proceedings of the National Academy of Sciences of the United States of America</w:t>
+      </w:r>
+      <w:r>
+        <w:t xml:space="preserve">, 119(23), e2111833119. Available at: https://doi.org/10.1073/pnas.2111833119 [Accessed 25 October 2026].</w:t>
       </w:r>
     </w:p>
     <w:p>
@@ -10276,7 +10826,7 @@
         <w:pStyle w:val="BodyText"/>
       </w:pPr>
       <w:r>
-        <w:t xml:space="preserve">Minister for Defence, 2025.</w:t>
+        <w:t xml:space="preserve">LACCEI, 2026. Comparative life cycle assessment and structural performance analysis of eco-friendly LC3 cement for CO₂ reduction compared to Portland cement. In:</w:t>
       </w:r>
       <w:r>
         <w:t xml:space="preserve"> </w:t>
@@ -10286,10 +10836,10 @@
           <w:iCs/>
           <w:i/>
         </w:rPr>
-        <w:t xml:space="preserve">An AUKUS milestone – launch of the Australian Naval Nuclear Power Safety Regulator</w:t>
-      </w:r>
-      <w:r>
-        <w:t xml:space="preserve">. [media release] 1 November. Available at: https://www.minister.defence.gov.au/media-releases/2025-11-01/aukus-milestone-launch-australian-naval-nuclear-power-safety-regulator [Accessed 20 October 2026].</w:t>
+        <w:t xml:space="preserve">Proceedings of the 24th LACCEI International Multi-Conference for Engineering, Education and Technology</w:t>
+      </w:r>
+      <w:r>
+        <w:t xml:space="preserve">, Santiago, Chile, 15–17 July 2026. Contribution 2661. Available at: https://laccei.org/LACCEI2026-Chile/full-papers/Contribution_2661_final_a.pdf.</w:t>
       </w:r>
     </w:p>
     <w:p>
@@ -10297,23 +10847,7 @@
         <w:pStyle w:val="BodyText"/>
       </w:pPr>
       <w:r>
-        <w:t xml:space="preserve">Mississaugas of Scugog Island First Nation, 2023. Written submissions to the CNSC: CMD 23-H9.18A (Darlington Waste Management Facility, January 2023); CMD 24-H2.26 (November 2023); CMD 24-H3.81 (November 2024). Available at: https://api.cnsc-ccsn.gc.ca/dms/digital-medias/CMD23-H9-18A.pdf/object [Accessed 21 October 2026].</w:t>
-      </w:r>
-    </w:p>
-    <w:p>
-      <w:pPr>
-        <w:pStyle w:val="BodyText"/>
-      </w:pPr>
-      <w:r>
-        <w:t xml:space="preserve">Municipality of Clarington, 2024. Letter / written submission to the CNSC on the DNNP licence to construct. Available at: https://api.cnsc-ccsn.gc.ca/dms/digital-medias/CMD24-H2-12.pdf/object [Accessed 21 October 2026].</w:t>
-      </w:r>
-    </w:p>
-    <w:p>
-      <w:pPr>
-        <w:pStyle w:val="BodyText"/>
-      </w:pPr>
-      <w:r>
-        <w:t xml:space="preserve">Neelam, R., 2024.</w:t>
+        <w:t xml:space="preserve">LC3 Project, 2015.</w:t>
       </w:r>
       <w:r>
         <w:t xml:space="preserve"> </w:t>
@@ -10323,10 +10857,13 @@
           <w:iCs/>
           <w:i/>
         </w:rPr>
-        <w:t xml:space="preserve">Lowy Institute Poll 2024</w:t>
-      </w:r>
-      <w:r>
-        <w:t xml:space="preserve">. Sydney: Lowy Institute. Available at: https://poll.lowyinstitute.org/report/2024/ [Accessed 20 October 2026].</w:t>
+        <w:t xml:space="preserve">LCA of LC3: India team progress</w:t>
+      </w:r>
+      <w:r>
+        <w:t xml:space="preserve"> </w:t>
+      </w:r>
+      <w:r>
+        <w:t xml:space="preserve">(industry meeting, September 2015). Available at: https://lc3.ch/wp-content/uploads/2023/03/LCA-of-LC3-India-team-progress-Industry-meeting-Sep-2015.pdf.</w:t>
       </w:r>
     </w:p>
     <w:p>
@@ -10334,7 +10871,7 @@
         <w:pStyle w:val="BodyText"/>
       </w:pPr>
       <w:r>
-        <w:t xml:space="preserve">Newcastle Herald, 2024a. AGL says Liddell site will not be used for nuclear power.</w:t>
+        <w:t xml:space="preserve">Liberal Party of Australia, 2026.</w:t>
       </w:r>
       <w:r>
         <w:t xml:space="preserve"> </w:t>
@@ -10344,10 +10881,10 @@
           <w:iCs/>
           <w:i/>
         </w:rPr>
-        <w:t xml:space="preserve">Newcastle Herald</w:t>
-      </w:r>
-      <w:r>
-        <w:t xml:space="preserve">. [online] Available at: https://www.newcastleherald.com.au/story/8557276/agl-says-liddell-site-will-not-be-used-for-nuclear-power [Accessed 20 October 2026].</w:t>
+        <w:t xml:space="preserve">Our Plan for Cheaper Power</w:t>
+      </w:r>
+      <w:r>
+        <w:t xml:space="preserve">. [online] Available at: https://www.liberal.org.au/our-plan/energy [Accessed 20 October 2026].</w:t>
       </w:r>
     </w:p>
     <w:p>
@@ -10355,7 +10892,7 @@
         <w:pStyle w:val="BodyText"/>
       </w:pPr>
       <w:r>
-        <w:t xml:space="preserve">Newcastle Herald, 2024b. Coalition government could seize Liddell for nuclear power plant; Dutton’s nuclear energy plan divides opinion in the Hunter.</w:t>
+        <w:t xml:space="preserve">Markandya, A. and Wilkinson, P., 2007. Electricity generation and health.</w:t>
       </w:r>
       <w:r>
         <w:t xml:space="preserve"> </w:t>
@@ -10365,10 +10902,10 @@
           <w:iCs/>
           <w:i/>
         </w:rPr>
-        <w:t xml:space="preserve">Newcastle Herald</w:t>
-      </w:r>
-      <w:r>
-        <w:t xml:space="preserve">. [online] Available at: https://newcastleherald.com.au/story/8670020/ and https://newcastleherald.com.au/story/8668177/ [Accessed 21 October 2026].</w:t>
+        <w:t xml:space="preserve">The Lancet</w:t>
+      </w:r>
+      <w:r>
+        <w:t xml:space="preserve">, 370(9591), pp.979–990. Available at: https://doi.org/10.1016/S0140-6736(07)61253-7 [Accessed 20 October 2026].</w:t>
       </w:r>
     </w:p>
     <w:p>
@@ -10376,7 +10913,7 @@
         <w:pStyle w:val="BodyText"/>
       </w:pPr>
       <w:r>
-        <w:t xml:space="preserve">Newspoll, 2007. National survey on nuclear power, 2–4 March 2007 (n ≈ 1,200). Published in</w:t>
+        <w:t xml:space="preserve">Minister for Defence, 2025.</w:t>
       </w:r>
       <w:r>
         <w:t xml:space="preserve"> </w:t>
@@ -10386,10 +10923,10 @@
           <w:iCs/>
           <w:i/>
         </w:rPr>
-        <w:t xml:space="preserve">The Australian</w:t>
-      </w:r>
-      <w:r>
-        <w:t xml:space="preserve">.</w:t>
+        <w:t xml:space="preserve">An AUKUS milestone – launch of the Australian Naval Nuclear Power Safety Regulator</w:t>
+      </w:r>
+      <w:r>
+        <w:t xml:space="preserve">. [media release] 1 November. Available at: https://www.minister.defence.gov.au/media-releases/2025-11-01/aukus-milestone-launch-australian-naval-nuclear-power-safety-regulator [Accessed 20 October 2026].</w:t>
       </w:r>
     </w:p>
     <w:p>
@@ -10397,7 +10934,23 @@
         <w:pStyle w:val="BodyText"/>
       </w:pPr>
       <w:r>
-        <w:t xml:space="preserve">Ng, J.H.C., Vyawahare, P., Benavides, P.T., Gan, Y., Sun, P., Boardman, R., Marcinkoski, J. and Elgowainy, A., 2025. Life-cycle greenhouse gas emissions associated with nuclear power generation in the United States.</w:t>
+        <w:t xml:space="preserve">Mississaugas of Scugog Island First Nation, 2023. Written submissions to the CNSC: CMD 23-H9.18A (Darlington Waste Management Facility, January 2023); CMD 24-H2.26 (November 2023); CMD 24-H3.81 (November 2024). Available at: https://api.cnsc-ccsn.gc.ca/dms/digital-medias/CMD23-H9-18A.pdf/object [Accessed 21 October 2026].</w:t>
+      </w:r>
+    </w:p>
+    <w:p>
+      <w:pPr>
+        <w:pStyle w:val="BodyText"/>
+      </w:pPr>
+      <w:r>
+        <w:t xml:space="preserve">Municipality of Clarington, 2024. Letter / written submission to the CNSC on the DNNP licence to construct. Available at: https://api.cnsc-ccsn.gc.ca/dms/digital-medias/CMD24-H2-12.pdf/object [Accessed 21 October 2026].</w:t>
+      </w:r>
+    </w:p>
+    <w:p>
+      <w:pPr>
+        <w:pStyle w:val="BodyText"/>
+      </w:pPr>
+      <w:r>
+        <w:t xml:space="preserve">Neelam, R., 2024.</w:t>
       </w:r>
       <w:r>
         <w:t xml:space="preserve"> </w:t>
@@ -10407,10 +10960,10 @@
           <w:iCs/>
           <w:i/>
         </w:rPr>
-        <w:t xml:space="preserve">Journal of Industrial Ecology</w:t>
-      </w:r>
-      <w:r>
-        <w:t xml:space="preserve">, 29(3), pp.719–732. Available at: https://doi.org/10.1111/jiec.70008.</w:t>
+        <w:t xml:space="preserve">Lowy Institute Poll 2024</w:t>
+      </w:r>
+      <w:r>
+        <w:t xml:space="preserve">. Sydney: Lowy Institute. Available at: https://poll.lowyinstitute.org/report/2024/ [Accessed 20 October 2026].</w:t>
       </w:r>
     </w:p>
     <w:p>
@@ -10418,7 +10971,7 @@
         <w:pStyle w:val="BodyText"/>
       </w:pPr>
       <w:r>
-        <w:t xml:space="preserve">Norton Rose Fulbright, 2025.</w:t>
+        <w:t xml:space="preserve">Newcastle Herald, 2024a. AGL says Liddell site will not be used for nuclear power.</w:t>
       </w:r>
       <w:r>
         <w:t xml:space="preserve"> </w:t>
@@ -10428,10 +10981,10 @@
           <w:iCs/>
           <w:i/>
         </w:rPr>
-        <w:t xml:space="preserve">Key amendments to the Environment Protection Reform Act 2025 and their implications for the EPBC Act</w:t>
-      </w:r>
-      <w:r>
-        <w:t xml:space="preserve">. [online] Available at: https://www.nortonrosefulbright.com/en-au/knowledge/publications/df336551/key-amendments-to-the-environment-protection-reform-act-2025-and-their-implications-for-the-epbc-act [Accessed 20 October 2026].</w:t>
+        <w:t xml:space="preserve">Newcastle Herald</w:t>
+      </w:r>
+      <w:r>
+        <w:t xml:space="preserve">. [online] Available at: https://www.newcastleherald.com.au/story/8557276/agl-says-liddell-site-will-not-be-used-for-nuclear-power [Accessed 20 October 2026].</w:t>
       </w:r>
     </w:p>
     <w:p>
@@ -10439,7 +10992,7 @@
         <w:pStyle w:val="BodyText"/>
       </w:pPr>
       <w:r>
-        <w:t xml:space="preserve">NRMCA, 2021.</w:t>
+        <w:t xml:space="preserve">Newcastle Herald, 2024b. Coalition government could seize Liddell for nuclear power plant; Dutton’s nuclear energy plan divides opinion in the Hunter.</w:t>
       </w:r>
       <w:r>
         <w:t xml:space="preserve"> </w:t>
@@ -10449,10 +11002,10 @@
           <w:iCs/>
           <w:i/>
         </w:rPr>
-        <w:t xml:space="preserve">Environmental Product Declaration EPD 20046: St Marys Cement, Bowmanville plant</w:t>
-      </w:r>
-      <w:r>
-        <w:t xml:space="preserve">. [pdf] Available at: https://www.nrmca.org/wp-content/uploads/2021/09/NRMCA_EPD20046StMarys_EPD_BOW_Sep2021.pdf.</w:t>
+        <w:t xml:space="preserve">Newcastle Herald</w:t>
+      </w:r>
+      <w:r>
+        <w:t xml:space="preserve">. [online] Available at: https://newcastleherald.com.au/story/8670020/ and https://newcastleherald.com.au/story/8668177/ [Accessed 21 October 2026].</w:t>
       </w:r>
     </w:p>
     <w:p>
@@ -10460,7 +11013,7 @@
         <w:pStyle w:val="BodyText"/>
       </w:pPr>
       <w:r>
-        <w:t xml:space="preserve">Nuclear Waste Management Organization, 2024a.</w:t>
+        <w:t xml:space="preserve">Newspoll, 2007. National survey on nuclear power, 2–4 March 2007 (n ≈ 1,200). Published in</w:t>
       </w:r>
       <w:r>
         <w:t xml:space="preserve"> </w:t>
@@ -10470,10 +11023,10 @@
           <w:iCs/>
           <w:i/>
         </w:rPr>
-        <w:t xml:space="preserve">The Nuclear Waste Management Organization selects site for Canada’s deep geological repository for used nuclear fuel</w:t>
-      </w:r>
-      <w:r>
-        <w:t xml:space="preserve">. [news release] 28 November. Toronto: Nuclear Waste Management Organization. Available at: https://www.nwmo.ca/News/The-Nuclear-Waste-Management-Organization-selects-site-for-Canadas-deep-geological-repository [Accessed 21 October 2026].</w:t>
+        <w:t xml:space="preserve">The Australian</w:t>
+      </w:r>
+      <w:r>
+        <w:t xml:space="preserve">.</w:t>
       </w:r>
     </w:p>
     <w:p>
@@ -10481,7 +11034,7 @@
         <w:pStyle w:val="BodyText"/>
       </w:pPr>
       <w:r>
-        <w:t xml:space="preserve">Nuclear Waste Management Organization, 2024b.</w:t>
+        <w:t xml:space="preserve">Ng, J.H.C., Vyawahare, P., Benavides, P.T., Gan, Y., Sun, P., Boardman, R., Marcinkoski, J. and Elgowainy, A., 2025. Life-cycle greenhouse gas emissions associated with nuclear power generation in the United States.</w:t>
       </w:r>
       <w:r>
         <w:t xml:space="preserve"> </w:t>
@@ -10491,10 +11044,10 @@
           <w:iCs/>
           <w:i/>
         </w:rPr>
-        <w:t xml:space="preserve">Implementing Adaptive Phased Management 2024–28: Selecting a site</w:t>
-      </w:r>
-      <w:r>
-        <w:t xml:space="preserve">. Available at: https://implementationplan.nwmo.ca/2024_28/selecting-a-site/ [Accessed 21 October 2026].</w:t>
+        <w:t xml:space="preserve">Journal of Industrial Ecology</w:t>
+      </w:r>
+      <w:r>
+        <w:t xml:space="preserve">, 29(3), pp.719–732. Available at: https://doi.org/10.1111/jiec.70008.</w:t>
       </w:r>
     </w:p>
     <w:p>
@@ -10502,7 +11055,7 @@
         <w:pStyle w:val="BodyText"/>
       </w:pPr>
       <w:r>
-        <w:t xml:space="preserve">Nuclear Waste Management Organization, 2024c.</w:t>
+        <w:t xml:space="preserve">Norton Rose Fulbright, 2025.</w:t>
       </w:r>
       <w:r>
         <w:t xml:space="preserve"> </w:t>
@@ -10512,10 +11065,115 @@
           <w:iCs/>
           <w:i/>
         </w:rPr>
+        <w:t xml:space="preserve">Key amendments to the Environment Protection Reform Act 2025 and their implications for the EPBC Act</w:t>
+      </w:r>
+      <w:r>
+        <w:t xml:space="preserve">. [online] Available at: https://www.nortonrosefulbright.com/en-au/knowledge/publications/df336551/key-amendments-to-the-environment-protection-reform-act-2025-and-their-implications-for-the-epbc-act [Accessed 20 October 2026].</w:t>
+      </w:r>
+    </w:p>
+    <w:p>
+      <w:pPr>
+        <w:pStyle w:val="BodyText"/>
+      </w:pPr>
+      <w:r>
+        <w:t xml:space="preserve">NRMCA, 2021.</w:t>
+      </w:r>
+      <w:r>
+        <w:t xml:space="preserve"> </w:t>
+      </w:r>
+      <w:r>
+        <w:rPr>
+          <w:iCs/>
+          <w:i/>
+        </w:rPr>
+        <w:t xml:space="preserve">Environmental Product Declaration EPD 20046: St Marys Cement, Bowmanville plant</w:t>
+      </w:r>
+      <w:r>
+        <w:t xml:space="preserve">. [pdf] Available at: https://www.nrmca.org/wp-content/uploads/2021/09/NRMCA_EPD20046StMarys_EPD_BOW_Sep2021.pdf.</w:t>
+      </w:r>
+    </w:p>
+    <w:p>
+      <w:pPr>
+        <w:pStyle w:val="BodyText"/>
+      </w:pPr>
+      <w:r>
+        <w:t xml:space="preserve">Nuclear Waste Management Organization, 2024a.</w:t>
+      </w:r>
+      <w:r>
+        <w:t xml:space="preserve"> </w:t>
+      </w:r>
+      <w:r>
+        <w:rPr>
+          <w:iCs/>
+          <w:i/>
+        </w:rPr>
+        <w:t xml:space="preserve">The Nuclear Waste Management Organization selects site for Canada’s deep geological repository for used nuclear fuel</w:t>
+      </w:r>
+      <w:r>
+        <w:t xml:space="preserve">. [news release] 28 November. Toronto: Nuclear Waste Management Organization. Available at: https://www.nwmo.ca/News/The-Nuclear-Waste-Management-Organization-selects-site-for-Canadas-deep-geological-repository [Accessed 21 October 2026].</w:t>
+      </w:r>
+    </w:p>
+    <w:p>
+      <w:pPr>
+        <w:pStyle w:val="BodyText"/>
+      </w:pPr>
+      <w:r>
+        <w:t xml:space="preserve">Nuclear Waste Management Organization, 2024b.</w:t>
+      </w:r>
+      <w:r>
+        <w:t xml:space="preserve"> </w:t>
+      </w:r>
+      <w:r>
+        <w:rPr>
+          <w:iCs/>
+          <w:i/>
+        </w:rPr>
+        <w:t xml:space="preserve">Implementing Adaptive Phased Management 2024–28: Selecting a site</w:t>
+      </w:r>
+      <w:r>
+        <w:t xml:space="preserve">. Available at: https://implementationplan.nwmo.ca/2024_28/selecting-a-site/ [Accessed 21 October 2026].</w:t>
+      </w:r>
+    </w:p>
+    <w:p>
+      <w:pPr>
+        <w:pStyle w:val="BodyText"/>
+      </w:pPr>
+      <w:r>
+        <w:t xml:space="preserve">Nuclear Waste Management Organization, 2024c.</w:t>
+      </w:r>
+      <w:r>
+        <w:t xml:space="preserve"> </w:t>
+      </w:r>
+      <w:r>
+        <w:rPr>
+          <w:iCs/>
+          <w:i/>
+        </w:rPr>
         <w:t xml:space="preserve">Mayor and Council of the Township of Ignace sign historic potential hosting agreement with the NWMO</w:t>
       </w:r>
       <w:r>
         <w:t xml:space="preserve">. [news release] March. Available at: https://www.nwmo.ca/news/mayor-and-council-of-the-township-of-ignace-sign-historic–potential-hosting-agreement-with-the-nwmo [Accessed 21 October 2026].</w:t>
+      </w:r>
+    </w:p>
+    <w:p>
+      <w:pPr>
+        <w:pStyle w:val="BodyText"/>
+      </w:pPr>
+      <w:r>
+        <w:t xml:space="preserve">Nuclear Waste Management Organization, 2026.</w:t>
+      </w:r>
+      <w:r>
+        <w:t xml:space="preserve"> </w:t>
+      </w:r>
+      <w:r>
+        <w:rPr>
+          <w:iCs/>
+          <w:i/>
+        </w:rPr>
+        <w:t xml:space="preserve">Regulatory process: deep geological repository for Canada’s used nuclear fuel project</w:t>
+      </w:r>
+      <w:r>
+        <w:t xml:space="preserve">. [online] Toronto: Nuclear Waste Management Organization. Available at: https://www.nwmo.ca/en/Regulatory-process [Accessed 25 October 2026].</w:t>
       </w:r>
     </w:p>
     <w:p>
@@ -31056,7 +31714,7 @@
               <w:jc w:val="left"/>
             </w:pPr>
             <w:r>
-              <w:t xml:space="preserve">This study (§6, Appendix C)</w:t>
+              <w:t xml:space="preserve">This study, bottom-up model (§6, Appendix C); the re-based 4.40 g/kWh changes avoided CO₂e by at most 0.3% (Ontario average grid: (73.8 − 4.40)/(73.8 − 4.2))</w:t>
             </w:r>
           </w:p>
         </w:tc>
@@ -56693,18 +57351,6 @@
         <w:t xml:space="preserve">Appendix E. Search log</w:t>
       </w:r>
     </w:p>
-    <w:p>
-      <w:pPr>
-        <w:pStyle w:val="FirstParagraph"/>
-      </w:pPr>
-      <w:r>
-        <w:rPr>
-          <w:iCs/>
-          <w:i/>
-        </w:rPr>
-        <w:t xml:space="preserve">Drafted for Leroy; Leroy may reclaim.</w:t>
-      </w:r>
-    </w:p>
     <w:bookmarkStart w:id="141" w:name="e1.-method-and-access"/>
     <w:p>
       <w:pPr>
@@ -58961,7 +59607,7 @@
               <w:jc w:val="left"/>
             </w:pPr>
             <w:r>
-              <w:t xml:space="preserve">CNSC (2023); NRC RG 1.99 Rev. 2</w:t>
+              <w:t xml:space="preserve">CNSC (2023b); NRC RG 1.99 Rev. 2</w:t>
             </w:r>
           </w:p>
         </w:tc>
@@ -60193,6 +60839,7 @@
     <w:rPr>
       <w:sz w:val="40"/>
       <w:szCs w:val="40"/>
+      <w:color w:val="006DAE"/>
     </w:rPr>
   </w:style>
   <w:style w:styleId="Heading2" w:type="paragraph">
@@ -60210,6 +60857,7 @@
       <w:bCs w:val="0"/>
       <w:sz w:val="32"/>
       <w:szCs w:val="32"/>
+      <w:color w:val="006DAE"/>
     </w:rPr>
   </w:style>
   <w:style w:styleId="Heading3" w:type="paragraph">
@@ -60228,6 +60876,7 @@
       <w:color w:val="434343"/>
       <w:sz w:val="28"/>
       <w:szCs w:val="28"/>
+      <w:color w:val="006DAE"/>
     </w:rPr>
   </w:style>
   <w:style w:styleId="Heading4" w:type="paragraph">
@@ -60293,6 +60942,7 @@
     <w:rPr>
       <w:sz w:val="52"/>
       <w:szCs w:val="52"/>
+      <w:color w:val="006DAE"/>
     </w:rPr>
   </w:style>
   <w:style w:default="1" w:styleId="Normal" w:type="paragraph">
@@ -60497,31 +61147,30 @@
   <w:style w:default="1" w:styleId="Table" w:type="table">
     <w:name w:val="Table"/>
     <w:basedOn w:val="TableNormal"/>
-    <w:semiHidden/>
-    <w:unhideWhenUsed/>
     <w:qFormat/>
+    <w:pPr>
+      <w:spacing w:after="20" w:before="20"/>
+    </w:pPr>
     <w:tblPr>
       <w:tblInd w:type="dxa" w:w="0"/>
+      <w:tblBorders>
+        <w:top w:color="006DAE" w:space="0" w:sz="8" w:val="single"/>
+        <w:bottom w:color="006DAE" w:space="0" w:sz="8" w:val="single"/>
+        <w:insideH w:color="D0D7DE" w:space="0" w:sz="4" w:val="single"/>
+      </w:tblBorders>
       <w:tblCellMar>
-        <w:top w:type="dxa" w:w="0"/>
-        <w:left w:type="dxa" w:w="108"/>
-        <w:bottom w:type="dxa" w:w="0"/>
-        <w:right w:type="dxa" w:w="108"/>
+        <w:top w:type="dxa" w:w="30"/>
+        <w:left w:type="dxa" w:w="80"/>
+        <w:bottom w:type="dxa" w:w="30"/>
+        <w:right w:type="dxa" w:w="80"/>
       </w:tblCellMar>
     </w:tblPr>
     <w:tblStylePr w:type="firstRow">
-      <w:tblPr>
-        <w:jc w:val="left"/>
-        <w:tblInd w:type="dxa" w:w="0"/>
-      </w:tblPr>
-      <w:trPr>
-        <w:jc w:val="left"/>
-      </w:trPr>
+      <w:rPr>
+        <w:b/>
+      </w:rPr>
       <w:tcPr>
-        <w:vAlign w:val="bottom"/>
-        <w:tcBorders>
-          <w:bottom w:val="single"/>
-        </w:tcBorders>
+        <w:shd w:color="auto" w:fill="DCE9F5" w:val="clear"/>
       </w:tcPr>
     </w:tblStylePr>
   </w:style>
@@ -60559,20 +61208,37 @@
     <w:pPr>
       <w:keepNext/>
     </w:pPr>
+    <w:rPr>
+      <w:color w:val="555555"/>
+      <w:sz w:val="19"/>
+      <w:szCs w:val="19"/>
+    </w:rPr>
   </w:style>
   <w:style w:customStyle="1" w:styleId="ImageCaption" w:type="paragraph">
     <w:name w:val="Image Caption"/>
     <w:basedOn w:val="Caption"/>
+    <w:rPr>
+      <w:color w:val="555555"/>
+      <w:sz w:val="19"/>
+      <w:szCs w:val="19"/>
+    </w:rPr>
+    <w:pPr>
+      <w:jc w:val="center"/>
+    </w:pPr>
   </w:style>
   <w:style w:customStyle="1" w:styleId="Figure" w:type="paragraph">
     <w:name w:val="Figure"/>
     <w:basedOn w:val="Normal"/>
+    <w:pPr>
+      <w:jc w:val="center"/>
+    </w:pPr>
   </w:style>
   <w:style w:customStyle="1" w:styleId="CaptionedFigure" w:type="paragraph">
     <w:name w:val="Captioned Figure"/>
     <w:basedOn w:val="Figure"/>
     <w:pPr>
       <w:keepNext/>
+      <w:jc w:val="center"/>
     </w:pPr>
   </w:style>
   <w:style w:customStyle="1" w:styleId="BodyTextChar" w:type="character">
@@ -60622,6 +61288,14 @@
       <w:b w:val="0"/>
       <w:bCs w:val="0"/>
       <w:color w:themeColor="accent1" w:themeShade="BF" w:val="365F91"/>
+    </w:rPr>
+  </w:style>
+  <w:style w:customStyle="1" w:styleId="TeamNote" w:type="character">
+    <w:name w:val="Team Note"/>
+    <w:rPr>
+      <w:b/>
+      <w:color w:val="C00000"/>
+      <w:highlight w:val="yellow"/>
     </w:rPr>
   </w:style>
   <w:style w:type="paragraph" w:customStyle="1" w:styleId="SourceCode">

--- a/01_Report/draft-assembled.docx
+++ b/01_Report/draft-assembled.docx
@@ -137,7 +137,7 @@
       </w:r>
     </w:p>
     <w:bookmarkEnd w:id="20"/>
-    <w:bookmarkStart w:id="21" w:name="introduction"/>
+    <w:bookmarkStart w:id="25" w:name="introduction"/>
     <w:p>
       <w:pPr>
         <w:pStyle w:val="Heading2"/>
@@ -151,45 +151,40 @@
         <w:pStyle w:val="FirstParagraph"/>
       </w:pPr>
       <w:r>
-        <w:rPr>
-          <w:bCs/>
-          <w:b/>
-        </w:rPr>
         <w:t xml:space="preserve">When a coal plant closes, small modular reactors (SMRs) are one proposed replacement. We ask whether an SMR is feasible across the triple bottom line (environmental, economic, social), and whether a materials choice can make it cleaner without making it later.</w:t>
       </w:r>
     </w:p>
-    <w:p>
-      <w:pPr>
-        <w:pStyle w:val="BodyText"/>
-      </w:pPr>
-      <w:r>
-        <w:rPr>
-          <w:bCs/>
-          <w:b/>
-        </w:rPr>
-        <w:t xml:space="preserve">Context.</w:t>
-      </w:r>
-      <w:r>
-        <w:t xml:space="preserve"> </w:t>
-      </w:r>
+    <w:bookmarkStart w:id="21" w:name="context"/>
+    <w:p>
+      <w:pPr>
+        <w:pStyle w:val="Heading4"/>
+      </w:pPr>
+      <w:r>
+        <w:t xml:space="preserve">Context</w:t>
+      </w:r>
+    </w:p>
+    <w:p>
+      <w:pPr>
+        <w:pStyle w:val="FirstParagraph"/>
+      </w:pPr>
       <w:r>
         <w:t xml:space="preserve">Liddell in New South Wales (NSW) was approved to close by April 2023 (Australian Energy Regulator, 2021) and has since closed. NSW’s grid still emits about 640 g CO₂e/kWh (Department of Climate Change, Energy, the Environment and Water [DCCEEW], 2025); Ontario’s, with no coal power, emits about 74 (The Atmospheric Fund, 2025). An SMR is a reactor of up to about 300 MWe built largely from factory-made modules (International Atomic Energy Agency, 2024). The BWRX-300 received a Canadian Nuclear Safety Commission (CNSC) licence to construct at Darlington in April 2025 (CNSC, 2025).</w:t>
       </w:r>
     </w:p>
-    <w:p>
-      <w:pPr>
-        <w:pStyle w:val="BodyText"/>
-      </w:pPr>
-      <w:r>
-        <w:rPr>
-          <w:bCs/>
-          <w:b/>
-        </w:rPr>
-        <w:t xml:space="preserve">The two sites.</w:t>
-      </w:r>
-      <w:r>
-        <w:t xml:space="preserve"> </w:t>
-      </w:r>
+    <w:bookmarkEnd w:id="21"/>
+    <w:bookmarkStart w:id="22" w:name="the-two-sites"/>
+    <w:p>
+      <w:pPr>
+        <w:pStyle w:val="Heading4"/>
+      </w:pPr>
+      <w:r>
+        <w:t xml:space="preserve">The two sites</w:t>
+      </w:r>
+    </w:p>
+    <w:p>
+      <w:pPr>
+        <w:pStyle w:val="FirstParagraph"/>
+      </w:pPr>
       <w:r>
         <w:rPr>
           <w:iCs/>
@@ -201,7 +196,7 @@
         <w:t xml:space="preserve"> </w:t>
       </w:r>
       <w:r>
-        <w:t xml:space="preserve">is the initiative site: Ontario Power Generation (OPG) plans four units for C$20.9 billion, Unit 1 in service in 2030 (Ontario Power Generation, 2025a); Units 2–4 need further licensing (§8.1).</w:t>
+        <w:t xml:space="preserve">is the initiative site: Ontario Power Generation (OPG) plans four units for C$20.9 billion, Unit 1 in service in 2030 (Ontario Power Generation, 2025a); Units 2–4 need further licensing (Section 8.1).</w:t>
       </w:r>
       <w:r>
         <w:t xml:space="preserve"> </w:t>
@@ -220,58 +215,80 @@
         <w:t xml:space="preserve">is the Australian comparison, a closed coal site with a grid connection.</w:t>
       </w:r>
     </w:p>
-    <w:p>
-      <w:pPr>
-        <w:pStyle w:val="BodyText"/>
-      </w:pPr>
-      <w:r>
-        <w:rPr>
-          <w:bCs/>
-          <w:b/>
-        </w:rPr>
-        <w:t xml:space="preserve">The initiative (C1).</w:t>
-      </w:r>
-      <w:r>
-        <w:t xml:space="preserve"> </w:t>
-      </w:r>
-      <w:r>
-        <w:t xml:space="preserve">OPG should pilot limestone calcined clay cement (LC³) in eligible non-safety works first, using it in the steel-composite infill only if qualified and schedule-neutral (§4.1–4.3, §5).</w:t>
-      </w:r>
-    </w:p>
-    <w:p>
-      <w:pPr>
-        <w:pStyle w:val="BodyText"/>
-      </w:pPr>
-      <w:r>
-        <w:rPr>
-          <w:bCs/>
-          <w:b/>
-        </w:rPr>
-        <w:t xml:space="preserve">Research questions.</w:t>
-      </w:r>
-      <w:r>
-        <w:t xml:space="preserve"> </w:t>
-      </w:r>
-      <w:r>
-        <w:t xml:space="preserve">1. What does one BWRX-300 emit, and where? (§6)</w:t>
-      </w:r>
-      <w:r>
-        <w:t xml:space="preserve"> </w:t>
-      </w:r>
-      <w:r>
-        <w:t xml:space="preserve">2. How much does C1 save, and what delay cancels it? (§6–7)</w:t>
-      </w:r>
-      <w:r>
-        <w:t xml:space="preserve"> </w:t>
-      </w:r>
-      <w:r>
-        <w:t xml:space="preserve">3. Does a unit’s climate value differ between Ontario and Liddell? (§7)</w:t>
-      </w:r>
-      <w:r>
-        <w:t xml:space="preserve"> </w:t>
-      </w:r>
-      <w:r>
-        <w:t xml:space="preserve">4. Which barriers decide whether an SMR is built, and does it beat firmed renewables? (§3, §8–9)</w:t>
+    <w:bookmarkEnd w:id="22"/>
+    <w:bookmarkStart w:id="23" w:name="the-initiative-c1"/>
+    <w:p>
+      <w:pPr>
+        <w:pStyle w:val="Heading4"/>
+      </w:pPr>
+      <w:r>
+        <w:t xml:space="preserve">The initiative (C1)</w:t>
+      </w:r>
+    </w:p>
+    <w:p>
+      <w:pPr>
+        <w:pStyle w:val="FirstParagraph"/>
+      </w:pPr>
+      <w:r>
+        <w:t xml:space="preserve">OPG should pilot limestone calcined clay cement (LC³) in eligible non-safety works first, using it in the steel-composite infill only if qualified and schedule-neutral (Sections 4.1–4.3, Section 5).</w:t>
+      </w:r>
+    </w:p>
+    <w:bookmarkEnd w:id="23"/>
+    <w:bookmarkStart w:id="24" w:name="research-questions"/>
+    <w:p>
+      <w:pPr>
+        <w:pStyle w:val="Heading4"/>
+      </w:pPr>
+      <w:r>
+        <w:t xml:space="preserve">Research questions</w:t>
+      </w:r>
+    </w:p>
+    <w:p>
+      <w:pPr>
+        <w:numPr>
+          <w:ilvl w:val="0"/>
+          <w:numId w:val="1001"/>
+        </w:numPr>
+        <w:pStyle w:val="Compact"/>
+      </w:pPr>
+      <w:r>
+        <w:t xml:space="preserve">What does one BWRX-300 emit, and where? (Section 6)</w:t>
+      </w:r>
+    </w:p>
+    <w:p>
+      <w:pPr>
+        <w:numPr>
+          <w:ilvl w:val="0"/>
+          <w:numId w:val="1001"/>
+        </w:numPr>
+        <w:pStyle w:val="Compact"/>
+      </w:pPr>
+      <w:r>
+        <w:t xml:space="preserve">How much does C1 save, and what delay cancels it? (Sections 6–7)</w:t>
+      </w:r>
+    </w:p>
+    <w:p>
+      <w:pPr>
+        <w:numPr>
+          <w:ilvl w:val="0"/>
+          <w:numId w:val="1001"/>
+        </w:numPr>
+        <w:pStyle w:val="Compact"/>
+      </w:pPr>
+      <w:r>
+        <w:t xml:space="preserve">Does a unit’s climate value differ between Ontario and Liddell? (Section 7)</w:t>
+      </w:r>
+    </w:p>
+    <w:p>
+      <w:pPr>
+        <w:numPr>
+          <w:ilvl w:val="0"/>
+          <w:numId w:val="1001"/>
+        </w:numPr>
+        <w:pStyle w:val="Compact"/>
+      </w:pPr>
+      <w:r>
+        <w:t xml:space="preserve">Which barriers decide whether an SMR is built, and does it beat firmed renewables? (Section 3, Sections 8–9)</w:t>
       </w:r>
     </w:p>
     <w:p>
@@ -281,8 +298,9 @@
         </w:pict>
       </w:r>
     </w:p>
-    <w:bookmarkEnd w:id="21"/>
-    <w:bookmarkStart w:id="22" w:name="methods-and-data"/>
+    <w:bookmarkEnd w:id="24"/>
+    <w:bookmarkEnd w:id="25"/>
+    <w:bookmarkStart w:id="30" w:name="methods-and-data"/>
     <w:p>
       <w:pPr>
         <w:pStyle w:val="Heading2"/>
@@ -296,17 +314,7 @@
         <w:pStyle w:val="FirstParagraph"/>
       </w:pPr>
       <w:r>
-        <w:rPr>
-          <w:bCs/>
-          <w:b/>
-        </w:rPr>
-        <w:t xml:space="preserve">Four methods carry the numbers: a screening life-cycle assessment (LCA), grid displacement with a schedule break-even, a concentration index for fuel supply, and a multi-criteria analysis. Scripts and parameter files regenerate every figure (Appendix A1).</w:t>
-      </w:r>
-      <w:r>
-        <w:t xml:space="preserve"> </w:t>
-      </w:r>
-      <w:r>
-        <w:t xml:space="preserve">Values are taken from the documents cited, or, where marked</w:t>
+        <w:t xml:space="preserve">Four methods carry the numbers: a screening life-cycle assessment (LCA), grid displacement with a schedule break-even, a concentration index for fuel supply, and a multi-criteria analysis. Scripts and parameter files regenerate every figure (Appendix A1). Values are taken from the documents cited, or, where marked</w:t>
       </w:r>
       <w:r>
         <w:t xml:space="preserve"> </w:t>
@@ -324,38 +332,37 @@
         <w:t xml:space="preserve">, from the secondary source named. Where readings differ we give the range, and our own assumptions and inferences are labelled as such.</w:t>
       </w:r>
     </w:p>
-    <w:p>
-      <w:pPr>
-        <w:pStyle w:val="BodyText"/>
-      </w:pPr>
-      <w:r>
-        <w:rPr>
-          <w:bCs/>
-          <w:b/>
-        </w:rPr>
-        <w:t xml:space="preserve">LCA.</w:t>
-      </w:r>
-      <w:r>
-        <w:t xml:space="preserve"> </w:t>
-      </w:r>
-      <w:r>
-        <w:t xml:space="preserve">A screening study following ISO 14040/14044 principles (International Organization for Standardization, 2006a; 2006b), not critically reviewed: functional unit 1 MWh of net electricity at the grid connection, cradle to grave (§6.1). The screening model is scripted in Python; a Granta EduPack Eco Audit cross-check was planned but not completed.</w:t>
-      </w:r>
-    </w:p>
-    <w:p>
-      <w:pPr>
-        <w:pStyle w:val="BodyText"/>
-      </w:pPr>
-      <w:r>
-        <w:rPr>
-          <w:bCs/>
-          <w:b/>
-        </w:rPr>
-        <w:t xml:space="preserve">Displacement and schedule.</w:t>
-      </w:r>
-      <w:r>
-        <w:t xml:space="preserve"> </w:t>
-      </w:r>
+    <w:bookmarkStart w:id="26" w:name="life-cycle-assessment"/>
+    <w:p>
+      <w:pPr>
+        <w:pStyle w:val="Heading4"/>
+      </w:pPr>
+      <w:r>
+        <w:t xml:space="preserve">Life-cycle assessment</w:t>
+      </w:r>
+    </w:p>
+    <w:p>
+      <w:pPr>
+        <w:pStyle w:val="FirstParagraph"/>
+      </w:pPr>
+      <w:r>
+        <w:t xml:space="preserve">A screening study following ISO 14040/14044 principles (International Organization for Standardization, 2006a; 2006b), not critically reviewed: functional unit 1 MWh of net electricity at the grid connection, cradle to grave (Section 6.1). The screening model is scripted in Python; a Granta EduPack Eco Audit cross-check was planned but not completed.</w:t>
+      </w:r>
+    </w:p>
+    <w:bookmarkEnd w:id="26"/>
+    <w:bookmarkStart w:id="27" w:name="displacement-and-schedule"/>
+    <w:p>
+      <w:pPr>
+        <w:pStyle w:val="Heading4"/>
+      </w:pPr>
+      <w:r>
+        <w:t xml:space="preserve">Displacement and schedule</w:t>
+      </w:r>
+    </w:p>
+    <w:p>
+      <w:pPr>
+        <w:pStyle w:val="FirstParagraph"/>
+      </w:pPr>
       <w:r>
         <w:t xml:space="preserve">One unit (300 MWe net assumed; an OPG filing gives 315, within our sensitivity range) supplies 2.365 TWh a year and avoids that output × (grid factor − SMR factor). The</w:t>
       </w:r>
@@ -408,76 +415,66 @@
         <w:t xml:space="preserve">is the delay that cancels a saving S: S ÷ (daily output × grid-factor gap) (Appendix B4–B5).</w:t>
       </w:r>
     </w:p>
+    <w:bookmarkEnd w:id="27"/>
+    <w:bookmarkStart w:id="28" w:name="supply-concentration"/>
+    <w:p>
+      <w:pPr>
+        <w:pStyle w:val="Heading4"/>
+      </w:pPr>
+      <w:r>
+        <w:t xml:space="preserve">Supply concentration</w:t>
+      </w:r>
+    </w:p>
+    <w:p>
+      <w:pPr>
+        <w:pStyle w:val="FirstParagraph"/>
+      </w:pPr>
+      <w:r>
+        <w:t xml:space="preserve">The Herfindahl–Hirschman index (HHI) sums squared percentage market shares (0 to 10,000), by country for mining and by company capacity for conversion and enrichment. Above 1,800 is highly concentrated (US Department of Justice and Federal Trade Commission, 2023; the 2010 scale uses 2,500). Capacity is not contracts, and</w:t>
+      </w:r>
+      <w:r>
+        <w:t xml:space="preserve"> </w:t>
+      </w:r>
+      <w:r>
+        <w:t xml:space="preserve">“</w:t>
+      </w:r>
+      <w:r>
+        <w:t xml:space="preserve">without Russia</w:t>
+      </w:r>
+      <w:r>
+        <w:t xml:space="preserve">”</w:t>
+      </w:r>
+      <w:r>
+        <w:t xml:space="preserve"> </w:t>
+      </w:r>
+      <w:r>
+        <w:t xml:space="preserve">adds no capacity (Appendix B2).</w:t>
+      </w:r>
+    </w:p>
+    <w:bookmarkEnd w:id="28"/>
+    <w:bookmarkStart w:id="29" w:name="multi-criteria-analysis-mcda"/>
+    <w:p>
+      <w:pPr>
+        <w:pStyle w:val="Heading4"/>
+      </w:pPr>
+      <w:r>
+        <w:t xml:space="preserve">Multi-criteria analysis (MCDA)</w:t>
+      </w:r>
+    </w:p>
+    <w:p>
+      <w:pPr>
+        <w:pStyle w:val="FirstParagraph"/>
+      </w:pPr>
+      <w:r>
+        <w:t xml:space="preserve">A weighted sum (Dodgson et al., 2009) scores four options (status quo, one SMR at Liddell, the same SMR built with C1’s concrete, firmed renewables) on seven criteria (life-cycle CO₂e, CO₂e avoided per dollar, cost, time to first power, supply concentration, social licence, legal feasibility), each min-max normalised. Four weight sets are our judgement, not elicited. Robustness: each weight ±50%, 20,000 random sets and input changes (Appendix B7).</w:t>
+      </w:r>
+    </w:p>
     <w:p>
       <w:pPr>
         <w:pStyle w:val="BodyText"/>
       </w:pPr>
       <w:r>
-        <w:rPr>
-          <w:bCs/>
-          <w:b/>
-        </w:rPr>
-        <w:t xml:space="preserve">Supply concentration.</w:t>
-      </w:r>
-      <w:r>
-        <w:t xml:space="preserve"> </w:t>
-      </w:r>
-      <w:r>
-        <w:t xml:space="preserve">The Herfindahl–Hirschman index (HHI) sums squared percentage market shares (0 to 10,000), by country for mining and by company capacity for conversion and enrichment. Above 1,800 is highly concentrated (US Department of Justice and Federal Trade Commission, 2023; the 2010 scale uses 2,500). Capacity is not contracts, and</w:t>
-      </w:r>
-      <w:r>
-        <w:t xml:space="preserve"> </w:t>
-      </w:r>
-      <w:r>
-        <w:t xml:space="preserve">“</w:t>
-      </w:r>
-      <w:r>
-        <w:t xml:space="preserve">without Russia</w:t>
-      </w:r>
-      <w:r>
-        <w:t xml:space="preserve">”</w:t>
-      </w:r>
-      <w:r>
-        <w:t xml:space="preserve"> </w:t>
-      </w:r>
-      <w:r>
-        <w:t xml:space="preserve">adds no capacity (Appendix B2).</w:t>
-      </w:r>
-    </w:p>
-    <w:p>
-      <w:pPr>
-        <w:pStyle w:val="BodyText"/>
-      </w:pPr>
-      <w:r>
-        <w:rPr>
-          <w:bCs/>
-          <w:b/>
-        </w:rPr>
-        <w:t xml:space="preserve">Multi-criteria analysis (MCDA).</w:t>
-      </w:r>
-      <w:r>
-        <w:t xml:space="preserve"> </w:t>
-      </w:r>
-      <w:r>
-        <w:t xml:space="preserve">A weighted sum (Dodgson et al., 2009) scores four options (status quo, one SMR at Liddell, the same SMR built with C1’s concrete, firmed renewables) on seven criteria (life-cycle CO₂e, CO₂e avoided per dollar, cost, time to first power, supply concentration, social licence, legal feasibility), each min-max normalised. Four weight sets are our judgement, not elicited. Robustness: each weight ±50%, 20,000 random sets and input changes (Appendix B7).</w:t>
-      </w:r>
-    </w:p>
-    <w:p>
-      <w:pPr>
-        <w:pStyle w:val="BodyText"/>
-      </w:pPr>
-      <w:r>
-        <w:rPr>
-          <w:bCs/>
-          <w:b/>
-        </w:rPr>
-        <w:t xml:space="preserve">Search strategy and patent search:</w:t>
-      </w:r>
-      <w:r>
-        <w:t xml:space="preserve"> </w:t>
-      </w:r>
-      <w:r>
-        <w:t xml:space="preserve">Appendix E.</w:t>
+        <w:t xml:space="preserve">Search strategy and patent search: Appendix E.</w:t>
       </w:r>
     </w:p>
     <w:p>
@@ -487,8 +484,9 @@
         </w:pict>
       </w:r>
     </w:p>
-    <w:bookmarkEnd w:id="22"/>
-    <w:bookmarkStart w:id="23" w:name="X282bf2c80aeb6e14a6d21bd058e6df252031dca"/>
+    <w:bookmarkEnd w:id="29"/>
+    <w:bookmarkEnd w:id="30"/>
+    <w:bookmarkStart w:id="32" w:name="X282bf2c80aeb6e14a6d21bd058e6df252031dca"/>
     <w:p>
       <w:pPr>
         <w:pStyle w:val="Heading2"/>
@@ -502,17 +500,7 @@
         <w:pStyle w:val="FirstParagraph"/>
       </w:pPr>
       <w:r>
-        <w:rPr>
-          <w:bCs/>
-          <w:b/>
-        </w:rPr>
-        <w:t xml:space="preserve">Eight barriers decide whether a small modular reactor (SMR) is built and cuts emissions. The initiative, C1 (§4.3), reaches one directly and is constrained by a second.</w:t>
-      </w:r>
-      <w:r>
-        <w:t xml:space="preserve"> </w:t>
-      </w:r>
-      <w:r>
-        <w:t xml:space="preserve">At Darlington, Ontario, cost and schedule bind. At Liddell, the closed New South Wales coal plant we use as the Australian comparison, law comes first and every later barrier is still open (§8.1–8.5).</w:t>
+        <w:t xml:space="preserve">Eight barriers decide whether a small modular reactor (SMR) is built and cuts emissions. The initiative, C1 (Section 4.3), reaches one directly and is constrained by a second. At Darlington, Ontario, cost and schedule bind. At Liddell, the closed New South Wales coal plant we use as the Australian comparison, law comes first and every later barrier is still open (Sections 8.1–8.5).</w:t>
       </w:r>
     </w:p>
     <w:p>
@@ -634,7 +622,7 @@
               <w:t xml:space="preserve"> </w:t>
             </w:r>
             <w:r>
-              <w:t xml:space="preserve">(OPG’s figure as reported, Ontario Power Generation, 2026b; this study); NuScale cancelled 2023 (§8.2)</w:t>
+              <w:t xml:space="preserve">(OPG’s figure as reported, Ontario Power Generation, 2026b; this study); NuScale cancelled 2023 (Section 8.2)</w:t>
             </w:r>
           </w:p>
         </w:tc>
@@ -719,7 +707,7 @@
               <w:jc w:val="left"/>
             </w:pPr>
             <w:r>
-              <w:t xml:space="preserve">Late plants displace less CO₂e (§7)</w:t>
+              <w:t xml:space="preserve">Late plants displace less CO₂e (Section 7)</w:t>
             </w:r>
           </w:p>
         </w:tc>
@@ -839,7 +827,7 @@
               <w:jc w:val="left"/>
             </w:pPr>
             <w:r>
-              <w:t xml:space="preserve">Russia holds 41–43% of enrichment (§8.3)</w:t>
+              <w:t xml:space="preserve">Russia holds 41–43% of enrichment (Section 8.3)</w:t>
             </w:r>
           </w:p>
         </w:tc>
@@ -887,19 +875,19 @@
               <w:t xml:space="preserve"> </w:t>
             </w:r>
             <w:r>
-              <w:t xml:space="preserve">of life-cycle emissions is construction; C1 saves 2,200 t per unit (this study, §6)</w:t>
-            </w:r>
-          </w:p>
-        </w:tc>
-        <w:tc>
-          <w:tcPr/>
-          <w:p>
-            <w:pPr>
-              <w:pStyle w:val="Compact"/>
-              <w:jc w:val="left"/>
-            </w:pPr>
-            <w:r>
-              <w:t xml:space="preserve">Infill concrete needs nuclear qualification before Units 2–4 are fixed (§8.1)</w:t>
+              <w:t xml:space="preserve">of life-cycle emissions is construction; C1 saves 2,200 t per unit (this study, Section 6)</w:t>
+            </w:r>
+          </w:p>
+        </w:tc>
+        <w:tc>
+          <w:tcPr/>
+          <w:p>
+            <w:pPr>
+              <w:pStyle w:val="Compact"/>
+              <w:jc w:val="left"/>
+            </w:pPr>
+            <w:r>
+              <w:t xml:space="preserve">Infill concrete needs nuclear qualification before Units 2–4 are fixed (Section 8.1)</w:t>
             </w:r>
           </w:p>
         </w:tc>
@@ -959,7 +947,7 @@
               <w:jc w:val="left"/>
             </w:pPr>
             <w:r>
-              <w:t xml:space="preserve">Support depends on framing; Australia has no consent route (§8.4)</w:t>
+              <w:t xml:space="preserve">Support depends on framing; Australia has no consent route (Section 8.4)</w:t>
             </w:r>
           </w:p>
         </w:tc>
@@ -1019,7 +1007,7 @@
               <w:jc w:val="left"/>
             </w:pPr>
             <w:r>
-              <w:t xml:space="preserve">A civil plant would draw on scarce trades (§8.4)</w:t>
+              <w:t xml:space="preserve">A civil plant would draw on scarce trades (Section 8.4)</w:t>
             </w:r>
           </w:p>
         </w:tc>
@@ -1079,7 +1067,7 @@
               <w:jc w:val="left"/>
             </w:pPr>
             <w:r>
-              <w:t xml:space="preserve">No spent fuel can be licensed without a route (§8.4)</w:t>
+              <w:t xml:space="preserve">No spent fuel can be licensed without a route (Section 8.4)</w:t>
             </w:r>
           </w:p>
         </w:tc>
@@ -1097,22 +1085,21 @@
         </w:tc>
       </w:tr>
     </w:tbl>
-    <w:p>
-      <w:pPr>
-        <w:pStyle w:val="BodyText"/>
-      </w:pPr>
-      <w:r>
-        <w:rPr>
-          <w:bCs/>
-          <w:b/>
-        </w:rPr>
-        <w:t xml:space="preserve">Reading the table.</w:t>
-      </w:r>
-      <w:r>
-        <w:t xml:space="preserve"> </w:t>
-      </w:r>
-      <w:r>
-        <w:t xml:space="preserve">C1 moves only rows 2 and 5; §7 and §8.6 test the schedule risk.</w:t>
+    <w:bookmarkStart w:id="31" w:name="reading-the-table"/>
+    <w:p>
+      <w:pPr>
+        <w:pStyle w:val="Heading4"/>
+      </w:pPr>
+      <w:r>
+        <w:t xml:space="preserve">Reading the table</w:t>
+      </w:r>
+    </w:p>
+    <w:p>
+      <w:pPr>
+        <w:pStyle w:val="FirstParagraph"/>
+      </w:pPr>
+      <w:r>
+        <w:t xml:space="preserve">C1 moves only rows 2 and 5; Section 7 and Section 8.6 test the schedule risk.</w:t>
       </w:r>
     </w:p>
     <w:p>
@@ -1122,8 +1109,9 @@
         </w:pict>
       </w:r>
     </w:p>
-    <w:bookmarkEnd w:id="23"/>
-    <w:bookmarkStart w:id="27" w:name="the-technology-and-the-initiative"/>
+    <w:bookmarkEnd w:id="31"/>
+    <w:bookmarkEnd w:id="32"/>
+    <w:bookmarkStart w:id="38" w:name="the-technology-and-the-initiative"/>
     <w:p>
       <w:pPr>
         <w:pStyle w:val="Heading2"/>
@@ -1132,7 +1120,7 @@
         <w:t xml:space="preserve">4 The technology and the initiative</w:t>
       </w:r>
     </w:p>
-    <w:bookmarkStart w:id="24" w:name="technology-projects-and-patents"/>
+    <w:bookmarkStart w:id="34" w:name="technology-projects-and-patents"/>
     <w:p>
       <w:pPr>
         <w:pStyle w:val="Heading3"/>
@@ -1146,17 +1134,7 @@
         <w:pStyle w:val="FirstParagraph"/>
       </w:pPr>
       <w:r>
-        <w:rPr>
-          <w:bCs/>
-          <w:b/>
-        </w:rPr>
-        <w:t xml:space="preserve">No light-water SMR is yet reported operating on land; the BWRX-300 is the Western design closest to doing so, and China’s ACP100 (Linglong One) was still in commissioning, with no criticality reported, in May 2026.</w:t>
-      </w:r>
-      <w:r>
-        <w:t xml:space="preserve"> </w:t>
-      </w:r>
-      <w:r>
-        <w:t xml:space="preserve">Table T2 rates each project on technology readiness levels (TRL): level 8 is a system</w:t>
+        <w:t xml:space="preserve">No light-water SMR is yet reported operating on land; the BWRX-300 is the Western design closest to doing so, and China’s ACP100 (Linglong One) was still in commissioning, with no criticality reported, in May 2026. Table T2 rates each project on technology readiness levels (TRL): level 8 is a system</w:t>
       </w:r>
       <w:r>
         <w:t xml:space="preserve"> </w:t>
@@ -1601,17 +1579,24 @@
         <w:pStyle w:val="BodyText"/>
       </w:pPr>
       <w:r>
-        <w:rPr>
-          <w:bCs/>
-          <w:b/>
-        </w:rPr>
-        <w:t xml:space="preserve">Cost, not licensing, stopped NuScale.</w:t>
-      </w:r>
-      <w:r>
-        <w:t xml:space="preserve"> </w:t>
-      </w:r>
-      <w:r>
-        <w:t xml:space="preserve">Its design was approved in May 2025, yet the first plant was cancelled when the estimate reached US$9.24 bn as reported, about US$20,000/kW (NuScale Power Corporation, 2023). Darlington’s C$20.9 bn for 1,200 MW is C$17,400/kW (Ontario Power Generation, 2025a; 2025b); both are first-of-a-kind, in different currencies. Licensing is quickening: Darlington’s construction licence took about 29 months and Clinch River’s permit 14, probably helped by the joint CNSC–NRC review of the design’s composite building (US Nuclear Regulatory Commission and Canadian Nuclear Safety Commission, 2025).</w:t>
+        <w:t xml:space="preserve">Cost, not licensing, stopped NuScale. Its design was approved in May 2025, yet the first plant was cancelled when the estimate reached US$9.24 bn as reported, about US$20,000/kW (NuScale Power Corporation, 2023). Darlington’s C$20.9 bn for 1,200 MW is C$17,400/kW (Ontario Power Generation, 2025a; 2025b); both are first-of-a-kind, in different currencies. Licensing is quickening: Darlington’s construction licence took about 29 months and Clinch River’s permit 14, probably helped by the joint CNSC–NRC review of the design’s composite building (US Nuclear Regulatory Commission and Canadian Nuclear Safety Commission, 2025).</w:t>
+      </w:r>
+    </w:p>
+    <w:bookmarkStart w:id="33" w:name="patents"/>
+    <w:p>
+      <w:pPr>
+        <w:pStyle w:val="Heading4"/>
+      </w:pPr>
+      <w:r>
+        <w:t xml:space="preserve">Patents</w:t>
+      </w:r>
+    </w:p>
+    <w:p>
+      <w:pPr>
+        <w:pStyle w:val="FirstParagraph"/>
+      </w:pPr>
+      <w:r>
+        <w:t xml:space="preserve">Appendix E, from search summaries only, found isolation-condenser patents assigned to GE-Hitachi and a shaft-construction family that appears to be GE-Hitachi’s, but no patent on the diaphragm-plate composite modules. It found no core LC³ composition patent, while Sika and Construction Research &amp; Technology hold applications on LC³ workability and composition. This suggests, but does not establish, that C1’s binder risk lies in qualification rather than patents; no freedom-to-operate search was done.</w:t>
       </w:r>
     </w:p>
     <w:p>
@@ -1619,17 +1604,26 @@
         <w:pStyle w:val="BodyText"/>
       </w:pPr>
       <w:r>
-        <w:rPr>
-          <w:bCs/>
-          <w:b/>
-        </w:rPr>
-        <w:t xml:space="preserve">Patents.</w:t>
-      </w:r>
-      <w:r>
-        <w:t xml:space="preserve"> </w:t>
-      </w:r>
-      <w:r>
-        <w:t xml:space="preserve">Appendix E, from search summaries only, found isolation-condenser patents assigned to GE-Hitachi and a shaft-construction family that appears to be GE-Hitachi’s, but no patent on the diaphragm-plate composite modules. It found no core LC³ composition patent, while Sika and Construction Research &amp; Technology hold applications on LC³ workability and composition. This suggests, but does not establish, that C1’s binder risk lies in qualification rather than patents; no freedom-to-operate search was done.</w:t>
+        <w:t xml:space="preserve">Australia’s earliest date is about 2040. The Coalition’s 2024 plan claimed SMR power by 2035 (ABC News, 2024), whereas CSIRO’s GenCost 2023-24 is reported to say 2040 at the earliest (Graham, Hayward and Foster, 2024). Darlington supports CSIRO: with a licensed site and an experienced regulator, it still needs about eight years from licence application (October 2022) to power (October 2030) (Canadian Nuclear Safety Commission, 2026a; Ontario Power Generation, 2025b). Australia must first repeal two federal bans (Section 8.1), assumed by 2029, and build a licensing regime, assumed to take three years: 2029 + 3 + 8 gives about 2040, matching first power at Liddell (Section 7).</w:t>
+      </w:r>
+    </w:p>
+    <w:bookmarkEnd w:id="33"/>
+    <w:bookmarkEnd w:id="34"/>
+    <w:bookmarkStart w:id="35" w:name="the-bwrx-300-at-darlington"/>
+    <w:p>
+      <w:pPr>
+        <w:pStyle w:val="Heading3"/>
+      </w:pPr>
+      <w:r>
+        <w:t xml:space="preserve">4.2 The BWRX-300 at Darlington</w:t>
+      </w:r>
+    </w:p>
+    <w:p>
+      <w:pPr>
+        <w:pStyle w:val="FirstParagraph"/>
+      </w:pPr>
+      <w:r>
+        <w:t xml:space="preserve">The BWRX-300’s composite building is what C1 targets. The reactor is rated 300 MWe (GE Vernova Hitachi Nuclear Energy, n.d.; 315 MW net in Ontario Power Generation, 2025b), with a 60-year design life (Canadian Nuclear Safety Commission, 2024). The vendor-reported capacity factor is 95% (Fermi Energia, n.d.); we use 0.90 as a first-of-a-kind discount. Fuel is uranium dioxide, reported at 3.8% average and 4.95% maximum enrichment in a preprint review (Sun and Kurosaki, 2025). GE Hitachi states that isolation condensers cool the core passively for seven days without power or operator action (GE Hitachi Nuclear Energy, n.d.). The reactor building sits in a below-grade shaft of diaphragm-plate steel-composite (DP-SC) modules: two steel faceplates tied by diaphragm plates and filled with self-consolidating concrete (SCC) (GE-Hitachi Nuclear Energy, 2024).</w:t>
       </w:r>
     </w:p>
     <w:p>
@@ -1637,27 +1631,17 @@
         <w:pStyle w:val="BodyText"/>
       </w:pPr>
       <w:r>
-        <w:rPr>
-          <w:bCs/>
-          <w:b/>
-        </w:rPr>
-        <w:t xml:space="preserve">Australia’s earliest date is about 2040.</w:t>
-      </w:r>
-      <w:r>
-        <w:t xml:space="preserve"> </w:t>
-      </w:r>
-      <w:r>
-        <w:t xml:space="preserve">The Coalition’s 2024 plan claimed SMR power by 2035 (ABC News, 2024), whereas CSIRO’s GenCost 2023-24 is reported to say 2040 at the earliest (Graham, Hayward and Foster, 2024). Darlington supports CSIRO: with a licensed site and an experienced regulator, it still needs about eight years from licence application (October 2022) to power (October 2030) (Canadian Nuclear Safety Commission, 2026a; Ontario Power Generation, 2025b). Australia must first repeal two federal bans (§8.1), assumed by 2029, and build a licensing regime, assumed to take three years: 2029 + 3 + 8 gives about 2040, matching first power at Liddell (§7).</w:t>
-      </w:r>
-    </w:p>
-    <w:bookmarkEnd w:id="24"/>
-    <w:bookmarkStart w:id="25" w:name="the-bwrx-300-at-darlington"/>
+        <w:t xml:space="preserve">The vendor’s concrete claim is hard to reconcile with Ostrołęka. GE Vernova (n.d.) claims about half the concrete per MW of its larger ESBWR. The Ostrołęka project information sheet gives 50,000 m³ per unit, or 167 m³/MWe (BWRX-300 Ostrołęka sp. z o.o., 2023), against the ESBWR’s 69 (Peterson, Zhao and Petroski, 2005). Ostrołęka is only a design proxy for Darlington, and the gap probably reflects the boundary (whole site against nuclear island; our inference). Either way, a small reactor does not mean small concrete (Section 4.3).</w:t>
+      </w:r>
+    </w:p>
+    <w:bookmarkEnd w:id="35"/>
+    <w:bookmarkStart w:id="37" w:name="X90098c7b12d1bfce5617586e418e3203c93a876"/>
     <w:p>
       <w:pPr>
         <w:pStyle w:val="Heading3"/>
       </w:pPr>
       <w:r>
-        <w:t xml:space="preserve">4.2 The BWRX-300 at Darlington</w:t>
+        <w:t xml:space="preserve">4.3 The initiative: low-clinker concrete for the Darlington Units 2–4 infill</w:t>
       </w:r>
     </w:p>
     <w:p>
@@ -1665,45 +1649,16 @@
         <w:pStyle w:val="FirstParagraph"/>
       </w:pPr>
       <w:r>
-        <w:rPr>
-          <w:bCs/>
-          <w:b/>
-        </w:rPr>
-        <w:t xml:space="preserve">The BWRX-300’s composite building is what C1 targets.</w:t>
-      </w:r>
-      <w:r>
-        <w:t xml:space="preserve"> </w:t>
-      </w:r>
-      <w:r>
-        <w:t xml:space="preserve">The reactor is rated 300 MWe (GE Vernova Hitachi Nuclear Energy, n.d.; 315 MW net in Ontario Power Generation, 2025b), with a 60-year design life (Canadian Nuclear Safety Commission, 2024). The vendor-reported capacity factor is 95% (Fermi Energia, n.d.); we use 0.90 as a first-of-a-kind discount. Fuel is uranium dioxide, reported at 3.8% average and 4.95% maximum enrichment in a preprint review (Sun and Kurosaki, 2025). GE Hitachi states that isolation condensers cool the core passively for seven days without power or operator action (GE Hitachi Nuclear Energy, n.d.). The reactor building sits in a below-grade shaft of diaphragm-plate steel-composite (DP-SC) modules: two steel faceplates tied by diaphragm plates and filled with self-consolidating concrete (SCC) (GE-Hitachi Nuclear Energy, 2024).</w:t>
-      </w:r>
-    </w:p>
-    <w:p>
-      <w:pPr>
-        <w:pStyle w:val="BodyText"/>
-      </w:pPr>
-      <w:r>
-        <w:rPr>
-          <w:bCs/>
-          <w:b/>
-        </w:rPr>
-        <w:t xml:space="preserve">The vendor’s concrete claim is hard to reconcile with Ostrołęka.</w:t>
-      </w:r>
-      <w:r>
-        <w:t xml:space="preserve"> </w:t>
-      </w:r>
-      <w:r>
-        <w:t xml:space="preserve">GE Vernova (n.d.) claims about half the concrete per MW of its larger ESBWR. The Ostrołęka project information sheet gives 50,000 m³ per unit, or 167 m³/MWe (BWRX-300 Ostrołęka sp. z o.o., 2023), against the ESBWR’s 69 (Peterson, Zhao and Petroski, 2005). Ostrołęka is only a design proxy for Darlington, and the gap probably reflects the boundary (whole site against nuclear island; our inference). Either way, a small reactor does not mean small concrete (§4.3).</w:t>
-      </w:r>
-    </w:p>
-    <w:bookmarkEnd w:id="25"/>
-    <w:bookmarkStart w:id="26" w:name="X90098c7b12d1bfce5617586e418e3203c93a876"/>
-    <w:p>
-      <w:pPr>
-        <w:pStyle w:val="Heading3"/>
-      </w:pPr>
-      <w:r>
-        <w:t xml:space="preserve">4.3 The initiative: low-clinker concrete for the Darlington Units 2–4 infill</w:t>
+        <w:t xml:space="preserve">C1 targets a materials problem that modular construction creates, and it is worth doing only if it is schedule-neutral. The BWRX-300’s reactor building is made of diaphragm-plate steel-composite (DPSC) modules: steel shells filled on site with concrete. The infill must flow between closely spaced plates, so we assume a self-consolidating mix, which is cement-rich (our inference; GE-Hitachi Nuclear Energy, 2024, describes the DPSC design). A delay of 11.6–18.5 days to one unit on Ontario’s average grid, or 1.7–1.8 days on its marginal grid, cancels that unit’s saving (Section 7.1).</w:t>
+      </w:r>
+    </w:p>
+    <w:bookmarkStart w:id="36" w:name="the-proposal"/>
+    <w:p>
+      <w:pPr>
+        <w:pStyle w:val="Heading4"/>
+      </w:pPr>
+      <w:r>
+        <w:t xml:space="preserve">The proposal</w:t>
       </w:r>
     </w:p>
     <w:p>
@@ -1711,35 +1666,7 @@
         <w:pStyle w:val="FirstParagraph"/>
       </w:pPr>
       <w:r>
-        <w:rPr>
-          <w:bCs/>
-          <w:b/>
-        </w:rPr>
-        <w:t xml:space="preserve">C1 targets a materials problem that modular construction creates, and it is worth doing only if it is schedule-neutral.</w:t>
-      </w:r>
-      <w:r>
-        <w:t xml:space="preserve"> </w:t>
-      </w:r>
-      <w:r>
-        <w:t xml:space="preserve">The BWRX-300’s reactor building is made of diaphragm-plate steel-composite (DPSC) modules: steel shells filled on site with concrete. The infill must flow between closely spaced plates, so we assume a self-consolidating mix, which is cement-rich (our inference; GE-Hitachi Nuclear Energy, 2024, describes the DPSC design). A delay of 11.6–18.5 days to one unit on Ontario’s average grid, or 1.7–1.8 days on its marginal grid, cancels that unit’s saving (§7.1).</w:t>
-      </w:r>
-    </w:p>
-    <w:p>
-      <w:pPr>
-        <w:pStyle w:val="BodyText"/>
-      </w:pPr>
-      <w:r>
-        <w:rPr>
-          <w:bCs/>
-          <w:b/>
-        </w:rPr>
-        <w:t xml:space="preserve">The proposal.</w:t>
-      </w:r>
-      <w:r>
-        <w:t xml:space="preserve"> </w:t>
-      </w:r>
-      <w:r>
-        <w:t xml:space="preserve">Ontario Power Generation (OPG) should pilot limestone calcined clay cement (LC³; Scrivener et al., 2018) in eligible non-safety works first, and use it in steel-composite infill only if it is qualified on Unit 1 mock-ups; Units 2–4 need future licensing (§8.1, §8.6). The Ostrołęka BWRX-300 design uses 50,000 m³ of concrete per unit (BWRX-300 Ostrołęka sp. z o.o., 2023). If 20%, 40% or 60% is eligible, replacing ordinary cement with LC³ (380 to 270 kg CO₂e/m³; Pillai et al., 2019) saves 1,100, 2,200 or 3,300 t CO₂e per unit (40% central), and 6,600 t across Units 2–4. A qualified slag blend is the fallback.</w:t>
+        <w:t xml:space="preserve">Ontario Power Generation (OPG) should pilot limestone calcined clay cement (LC³; Scrivener et al., 2018) in eligible non-safety works first, and use it in steel-composite infill only if it is qualified on Unit 1 mock-ups; Units 2–4 need future licensing (Section 8.1, Section 8.6). The Ostrołęka BWRX-300 design uses 50,000 m³ of concrete per unit (BWRX-300 Ostrołęka sp. z o.o., 2023). If 20%, 40% or 60% is eligible, replacing ordinary cement with LC³ (380 to 270 kg CO₂e/m³; Pillai et al., 2019) saves 1,100, 2,200 or 3,300 t CO₂e per unit (40% central), and 6,600 t across Units 2–4. A qualified slag blend is the fallback.</w:t>
       </w:r>
     </w:p>
     <w:p>
@@ -1761,7 +1688,7 @@
           <w:iCs/>
           <w:i/>
         </w:rPr>
-        <w:t xml:space="preserve">Source: this study, §6.3; sources as cited in the cells.</w:t>
+        <w:t xml:space="preserve">Source: this study, Section 6.3; sources as cited in the cells.</w:t>
       </w:r>
     </w:p>
     <w:tbl>
@@ -1966,17 +1893,7 @@
         <w:pStyle w:val="BodyText"/>
       </w:pPr>
       <w:r>
-        <w:rPr>
-          <w:bCs/>
-          <w:b/>
-        </w:rPr>
-        <w:t xml:space="preserve">Why it is not the obvious choice.</w:t>
-      </w:r>
-      <w:r>
-        <w:t xml:space="preserve"> </w:t>
-      </w:r>
-      <w:r>
-        <w:t xml:space="preserve">First, the infill problem is specific to modular construction: a mix that flows, stays cool in thick sections and still shields has to be developed (§10). Second, C1’s value is set by schedule, not by the concrete: under three weeks of delay to a unit cancels its saving (§7.1), so C1 is a qualification programme timed to Unit 1 mock-ups rather than a binder swap. Third, its lever is financial: the Units 2–4 equity tranche can carry the condition (§8.6).</w:t>
+        <w:t xml:space="preserve">Why it is not the obvious choice. First, the infill problem is specific to modular construction: a mix that flows, stays cool in thick sections and still shields has to be developed (Section 10). Second, C1’s value is set by schedule, not by the concrete: under three weeks of delay to a unit cancels its saving (Section 7.1), so C1 is a qualification programme timed to Unit 1 mock-ups rather than a binder swap. Third, its lever is financial: the Units 2–4 equity tranche can carry the condition (Section 8.6).</w:t>
       </w:r>
     </w:p>
     <w:p>
@@ -1984,17 +1901,7 @@
         <w:pStyle w:val="BodyText"/>
       </w:pPr>
       <w:r>
-        <w:rPr>
-          <w:bCs/>
-          <w:b/>
-        </w:rPr>
-        <w:t xml:space="preserve">What C1 does not address.</w:t>
-      </w:r>
-      <w:r>
-        <w:t xml:space="preserve"> </w:t>
-      </w:r>
-      <w:r>
-        <w:t xml:space="preserve">It leaves cost, law, fuel supply, social licence and workforce untouched (Table T1); lower-carbon steel in the same structures is the next lever (§6.3, §10).</w:t>
+        <w:t xml:space="preserve">What C1 does not address. It leaves cost, law, fuel supply, social licence and workforce untouched (Table T1); lower-carbon steel in the same structures is the next lever (Section 6.3, Section 10).</w:t>
       </w:r>
     </w:p>
     <w:p>
@@ -2004,9 +1911,10 @@
         </w:pict>
       </w:r>
     </w:p>
-    <w:bookmarkEnd w:id="26"/>
-    <w:bookmarkEnd w:id="27"/>
-    <w:bookmarkStart w:id="28" w:name="materials-from-extraction-to-end-of-life"/>
+    <w:bookmarkEnd w:id="36"/>
+    <w:bookmarkEnd w:id="37"/>
+    <w:bookmarkEnd w:id="38"/>
+    <w:bookmarkStart w:id="41" w:name="materials-from-extraction-to-end-of-life"/>
     <w:p>
       <w:pPr>
         <w:pStyle w:val="Heading2"/>
@@ -2020,17 +1928,7 @@
         <w:pStyle w:val="FirstParagraph"/>
       </w:pPr>
       <w:r>
-        <w:rPr>
-          <w:bCs/>
-          <w:b/>
-        </w:rPr>
-        <w:t xml:space="preserve">For C1, the binder’s carbon arises in the kiln, but its risks arise in the pour and at decommissioning.</w:t>
-      </w:r>
-      <w:r>
-        <w:t xml:space="preserve"> </w:t>
-      </w:r>
-      <w:r>
-        <w:t xml:space="preserve">Stages follow §6’s boundary; operation, decommissioning and waste use published per-kWh values (§6.1).</w:t>
+        <w:t xml:space="preserve">For C1, the binder’s carbon arises in the kiln, but its risks arise in the pour and at decommissioning. Stages follow Section 6’s boundary; operation, decommissioning and waste use published per-kWh values (Section 6.1).</w:t>
       </w:r>
     </w:p>
     <w:p>
@@ -2254,7 +2152,7 @@
               <w:jc w:val="left"/>
             </w:pPr>
             <w:r>
-              <w:t xml:space="preserve">Same aggregates, so similar risk (our inference); no LC³ heat data found (§10)</w:t>
+              <w:t xml:space="preserve">Same aggregates, so similar risk (our inference); no LC³ heat data found (Section 10)</w:t>
             </w:r>
           </w:p>
         </w:tc>
@@ -2322,68 +2220,120 @@
         </w:tc>
       </w:tr>
     </w:tbl>
+    <w:bookmarkStart w:id="39" w:name="steel"/>
+    <w:p>
+      <w:pPr>
+        <w:pStyle w:val="Heading4"/>
+      </w:pPr>
+      <w:r>
+        <w:t xml:space="preserve">Steel</w:t>
+      </w:r>
+    </w:p>
+    <w:p>
+      <w:pPr>
+        <w:pStyle w:val="FirstParagraph"/>
+      </w:pPr>
+      <w:r>
+        <w:t xml:space="preserve">Each unit uses 14,000 t (BWRX-300 Ostrołęka sp. z o.o., 2023). Blast-furnace steel emits about 2.33 t CO₂/t and scrap-based electric arc furnace (EAF) steel 0.68 (World Steel Association, 2026). Nuclear plate is not a drop-in, because copper from scrap embrittles vessel steel under irradiation and the CNSC finds the ASME copper limit of 0.2% too loose (Canadian Nuclear Safety Commission, 2023b; US Nuclear Regulatory Commission, 1988).</w:t>
+      </w:r>
+    </w:p>
+    <w:bookmarkEnd w:id="39"/>
+    <w:bookmarkStart w:id="40" w:name="end-of-life"/>
+    <w:p>
+      <w:pPr>
+        <w:pStyle w:val="Heading4"/>
+      </w:pPr>
+      <w:r>
+        <w:t xml:space="preserve">End of life</w:t>
+      </w:r>
+    </w:p>
+    <w:p>
+      <w:pPr>
+        <w:pStyle w:val="FirstParagraph"/>
+      </w:pPr>
+      <w:r>
+        <w:t xml:space="preserve">Activation depends on trace elements, not carbon: cobalt-60 and europium-152 dominate activated shield concrete, and europium-152 exceeded the German clearance level to about 35 cm in the Greifswald shield (Helmholtz-Zentrum Dresden-Rossendorf, n.d.). Most decommissioning concrete is reportedly cleared, leaving only</w:t>
+      </w:r>
+      <w:r>
+        <w:t xml:space="preserve"> </w:t>
+      </w:r>
+      <w:r>
+        <w:t xml:space="preserve">“</w:t>
+      </w:r>
+      <w:r>
+        <w:t xml:space="preserve">a few per cent</w:t>
+      </w:r>
+      <w:r>
+        <w:t xml:space="preserve">”</w:t>
+      </w:r>
+      <w:r>
+        <w:t xml:space="preserve"> </w:t>
+      </w:r>
+      <w:r>
+        <w:t xml:space="preserve">as waste (Thierfeldt, 2019). On an assumed 2.4 t/m³ and a 2–5% reading, a unit’s 50,000 m³ (120,000 t) would leave 2,400–6,000 t of waste. The europium and cobalt content of calcined clay is unknown, so qualification should measure it (Section 10).</w:t>
+      </w:r>
+    </w:p>
+    <w:bookmarkEnd w:id="40"/>
+    <w:bookmarkEnd w:id="41"/>
+    <w:bookmarkStart w:id="64" w:name="life-cycle-assessment-and-eco-audit"/>
+    <w:p>
+      <w:pPr>
+        <w:pStyle w:val="Heading2"/>
+      </w:pPr>
+      <w:r>
+        <w:t xml:space="preserve">6 Life-cycle assessment and eco-audit</w:t>
+      </w:r>
+    </w:p>
+    <w:p>
+      <w:pPr>
+        <w:pStyle w:val="FirstParagraph"/>
+      </w:pPr>
+      <w:r>
+        <w:t xml:space="preserve">One BWRX-300 at Darlington emits an estimated 4.4 g CO₂e per kWh (Monte Carlo median; 90% interval 3.2–6.1; 3.5 if conversion heat takes its central published value), below UNECE’s 5.1–6.4 g/kWh for nuclear power. The fuel front end contributes 62% and construction 11.5%. The initiative, C1 (Section 4.3), puts limestone calcined clay cement (LC³) in 20–60% of the concrete. It saves 2,200 t CO₂e per unit (1,100–3,300 t), about 0.36% of the life cycle: real but small, so worth adopting only if schedule-neutral (Section 6.3).</w:t>
+      </w:r>
+    </w:p>
+    <w:bookmarkStart w:id="47" w:name="goal-scope-and-method"/>
+    <w:p>
+      <w:pPr>
+        <w:pStyle w:val="Heading3"/>
+      </w:pPr>
+      <w:r>
+        <w:t xml:space="preserve">6.1 Goal, scope and method</w:t>
+      </w:r>
+    </w:p>
+    <w:bookmarkStart w:id="42" w:name="goal"/>
+    <w:p>
+      <w:pPr>
+        <w:pStyle w:val="Heading4"/>
+      </w:pPr>
+      <w:r>
+        <w:t xml:space="preserve">Goal</w:t>
+      </w:r>
+    </w:p>
+    <w:p>
+      <w:pPr>
+        <w:pStyle w:val="FirstParagraph"/>
+      </w:pPr>
+      <w:r>
+        <w:t xml:space="preserve">Quantify the life-cycle greenhouse-gas emissions of one BWRX-300 at Darlington (Clarington, Ontario), find the hotspots, and size C1’s saving. This is a screening LCA following ISO 14040/14044 principles (International Organization for Standardization, 2006a; 2006b), not critically reviewed.</w:t>
+      </w:r>
+    </w:p>
     <w:p>
       <w:pPr>
         <w:pStyle w:val="BodyText"/>
       </w:pPr>
       <w:r>
-        <w:rPr>
-          <w:bCs/>
-          <w:b/>
-        </w:rPr>
-        <w:t xml:space="preserve">Steel.</w:t>
-      </w:r>
-      <w:r>
-        <w:t xml:space="preserve"> </w:t>
-      </w:r>
-      <w:r>
-        <w:t xml:space="preserve">Each unit uses 14,000 t (BWRX-300 Ostrołęka sp. z o.o., 2023). Blast-furnace steel emits about 2.33 t CO₂/t and scrap-based electric arc furnace (EAF) steel 0.68 (World Steel Association, 2026). Nuclear plate is not a drop-in, because copper from scrap embrittles vessel steel under irradiation and the CNSC finds the ASME copper limit of 0.2% too loose (Canadian Nuclear Safety Commission, 2023b; US Nuclear Regulatory Commission, 1988).</w:t>
-      </w:r>
-    </w:p>
-    <w:p>
-      <w:pPr>
-        <w:pStyle w:val="BodyText"/>
-      </w:pPr>
-      <w:r>
-        <w:rPr>
-          <w:bCs/>
-          <w:b/>
-        </w:rPr>
-        <w:t xml:space="preserve">End of life.</w:t>
-      </w:r>
-      <w:r>
-        <w:t xml:space="preserve"> </w:t>
-      </w:r>
-      <w:r>
-        <w:t xml:space="preserve">Activation depends on trace elements, not carbon: cobalt-60 and europium-152 dominate activated shield concrete, and europium-152 exceeded the German clearance level to about 35 cm in the Greifswald shield (Helmholtz-Zentrum Dresden-Rossendorf, n.d.). Most decommissioning concrete is reportedly cleared, leaving only</w:t>
-      </w:r>
-      <w:r>
-        <w:t xml:space="preserve"> </w:t>
-      </w:r>
-      <w:r>
-        <w:t xml:space="preserve">“</w:t>
-      </w:r>
-      <w:r>
-        <w:t xml:space="preserve">a few per cent</w:t>
-      </w:r>
-      <w:r>
-        <w:t xml:space="preserve">”</w:t>
-      </w:r>
-      <w:r>
-        <w:t xml:space="preserve"> </w:t>
-      </w:r>
-      <w:r>
-        <w:t xml:space="preserve">as waste (Thierfeldt, 2019). On an assumed 2.4 t/m³ and a 2–5% reading, a unit’s 50,000 m³ (120,000 t) would leave 2,400–6,000 t of waste. The europium and cobalt content of calcined clay is unknown, so qualification should measure it (§10).</w:t>
-      </w:r>
-    </w:p>
-    <w:bookmarkEnd w:id="28"/>
-    <w:bookmarkStart w:id="49" w:name="life-cycle-assessment-and-eco-audit"/>
-    <w:p>
-      <w:pPr>
-        <w:pStyle w:val="Heading2"/>
-      </w:pPr>
-      <w:r>
-        <w:t xml:space="preserve">6 Life-cycle assessment and eco-audit</w:t>
+        <w:t xml:space="preserve">Functional unit: 1 MWh of net electricity at the grid connection (g CO₂e/kWh equals kg CO₂e/MWh); transmission is outside. One unit delivers 300 MWe × 8,760 h × 0.90 × 60 years = 1.419 × 10⁸ MWh (Appendix A2). Boundary (Figure F1): cradle to grave. Construction materials and the fuel front end (mining and milling, conversion, enrichment, fabrication) are modelled from published factors; operation and maintenance (O&amp;M), decommissioning and the back end are per-kWh values from EDF’s French-fleet study (EDF R&amp;D, 2024). Baseline (S0): the concrete OPG would pour anyway, at 380 kg CO₂e/m³ (Pillai et al., 2019, as reported; Indian M50 mixes). We have not seen OPG’s mix or any cement-type limit in the specification (GE-Hitachi Nuclear Energy, 2024). Cut-offs: fuel cladding and hardware, conversion chemicals, upstream gas, fuel-plant capital goods and recycling credits; each biases the result low (Section 6.5). Impact category: climate change, GWP100.</w:t>
+      </w:r>
+    </w:p>
+    <w:bookmarkEnd w:id="42"/>
+    <w:bookmarkStart w:id="46" w:name="method-and-inventory"/>
+    <w:p>
+      <w:pPr>
+        <w:pStyle w:val="Heading4"/>
+      </w:pPr>
+      <w:r>
+        <w:t xml:space="preserve">Method and inventory</w:t>
       </w:r>
     </w:p>
     <w:p>
@@ -2391,205 +2341,7 @@
         <w:pStyle w:val="FirstParagraph"/>
       </w:pPr>
       <w:r>
-        <w:t xml:space="preserve">One BWRX-300 at Darlington emits an estimated</w:t>
-      </w:r>
-      <w:r>
-        <w:t xml:space="preserve"> </w:t>
-      </w:r>
-      <w:r>
-        <w:rPr>
-          <w:bCs/>
-          <w:b/>
-        </w:rPr>
-        <w:t xml:space="preserve">4.4 g CO₂e per kWh (Monte Carlo median; 90% interval 3.2–6.1; 3.5 if conversion heat takes its central published value)</w:t>
-      </w:r>
-      <w:r>
-        <w:t xml:space="preserve">, below UNECE’s 5.1–6.4 g/kWh for nuclear power. The fuel front end contributes 62% and construction 11.5%. The initiative, C1 (§4.3), puts limestone calcined clay cement (LC³) in 20–60% of the concrete. It saves</w:t>
-      </w:r>
-      <w:r>
-        <w:t xml:space="preserve"> </w:t>
-      </w:r>
-      <w:r>
-        <w:rPr>
-          <w:bCs/>
-          <w:b/>
-        </w:rPr>
-        <w:t xml:space="preserve">2,200 t CO₂e per unit (1,100–3,300 t), about 0.36% of the life cycle</w:t>
-      </w:r>
-      <w:r>
-        <w:t xml:space="preserve">: real but small, so worth adopting only if schedule-neutral (§6.3).</w:t>
-      </w:r>
-    </w:p>
-    <w:bookmarkStart w:id="32" w:name="goal-scope-and-method"/>
-    <w:p>
-      <w:pPr>
-        <w:pStyle w:val="Heading3"/>
-      </w:pPr>
-      <w:r>
-        <w:t xml:space="preserve">6.1 Goal, scope and method</w:t>
-      </w:r>
-    </w:p>
-    <w:p>
-      <w:pPr>
-        <w:pStyle w:val="FirstParagraph"/>
-      </w:pPr>
-      <w:r>
-        <w:rPr>
-          <w:bCs/>
-          <w:b/>
-        </w:rPr>
-        <w:t xml:space="preserve">Goal.</w:t>
-      </w:r>
-      <w:r>
-        <w:t xml:space="preserve"> </w:t>
-      </w:r>
-      <w:r>
-        <w:t xml:space="preserve">Quantify the life-cycle greenhouse-gas emissions of one BWRX-300 at Darlington (Clarington, Ontario), find the hotspots, and size C1’s saving. This is a screening LCA following ISO 14040/14044 principles (International Organization for Standardization, 2006a; 2006b), not critically reviewed.</w:t>
-      </w:r>
-    </w:p>
-    <w:p>
-      <w:pPr>
-        <w:numPr>
-          <w:ilvl w:val="0"/>
-          <w:numId w:val="1001"/>
-        </w:numPr>
-        <w:pStyle w:val="Compact"/>
-      </w:pPr>
-      <w:r>
-        <w:rPr>
-          <w:bCs/>
-          <w:b/>
-        </w:rPr>
-        <w:t xml:space="preserve">Functional unit:</w:t>
-      </w:r>
-      <w:r>
-        <w:t xml:space="preserve"> </w:t>
-      </w:r>
-      <w:r>
-        <w:t xml:space="preserve">1 MWh of net electricity at the grid connection (g CO₂e/kWh equals kg CO₂e/MWh); transmission is outside. One unit delivers 300 MWe × 8,760 h × 0.90 × 60 years =</w:t>
-      </w:r>
-      <w:r>
-        <w:t xml:space="preserve"> </w:t>
-      </w:r>
-      <w:r>
-        <w:rPr>
-          <w:bCs/>
-          <w:b/>
-        </w:rPr>
-        <w:t xml:space="preserve">1.419 × 10⁸ MWh</w:t>
-      </w:r>
-      <w:r>
-        <w:t xml:space="preserve"> </w:t>
-      </w:r>
-      <w:r>
-        <w:t xml:space="preserve">(Appendix A2).</w:t>
-      </w:r>
-    </w:p>
-    <w:p>
-      <w:pPr>
-        <w:numPr>
-          <w:ilvl w:val="0"/>
-          <w:numId w:val="1001"/>
-        </w:numPr>
-        <w:pStyle w:val="Compact"/>
-      </w:pPr>
-      <w:r>
-        <w:rPr>
-          <w:bCs/>
-          <w:b/>
-        </w:rPr>
-        <w:t xml:space="preserve">Boundary (Figure F1):</w:t>
-      </w:r>
-      <w:r>
-        <w:t xml:space="preserve"> </w:t>
-      </w:r>
-      <w:r>
-        <w:t xml:space="preserve">cradle to grave. Construction materials and the fuel front end (mining and milling, conversion, enrichment, fabrication) are modelled from published factors; operation and maintenance (O&amp;M), decommissioning and the back end are per-kWh values from EDF’s French-fleet study (EDF R&amp;D, 2024).</w:t>
-      </w:r>
-    </w:p>
-    <w:p>
-      <w:pPr>
-        <w:numPr>
-          <w:ilvl w:val="0"/>
-          <w:numId w:val="1001"/>
-        </w:numPr>
-        <w:pStyle w:val="Compact"/>
-      </w:pPr>
-      <w:r>
-        <w:rPr>
-          <w:bCs/>
-          <w:b/>
-        </w:rPr>
-        <w:t xml:space="preserve">Baseline (S0):</w:t>
-      </w:r>
-      <w:r>
-        <w:t xml:space="preserve"> </w:t>
-      </w:r>
-      <w:r>
-        <w:t xml:space="preserve">the concrete OPG would pour anyway, at 380 kg CO₂e/m³ (Pillai et al., 2019, as reported; Indian M50 mixes). We have not seen OPG’s mix or any cement-type limit in the specification (GE-Hitachi Nuclear Energy, 2024).</w:t>
-      </w:r>
-    </w:p>
-    <w:p>
-      <w:pPr>
-        <w:numPr>
-          <w:ilvl w:val="0"/>
-          <w:numId w:val="1001"/>
-        </w:numPr>
-        <w:pStyle w:val="Compact"/>
-      </w:pPr>
-      <w:r>
-        <w:rPr>
-          <w:bCs/>
-          <w:b/>
-        </w:rPr>
-        <w:t xml:space="preserve">Cut-offs:</w:t>
-      </w:r>
-      <w:r>
-        <w:t xml:space="preserve"> </w:t>
-      </w:r>
-      <w:r>
-        <w:t xml:space="preserve">fuel cladding and hardware, conversion chemicals, upstream gas, fuel-plant capital goods and recycling credits; each biases the result low (§6.5). Impact category: climate change, GWP100.</w:t>
-      </w:r>
-    </w:p>
-    <w:p>
-      <w:pPr>
-        <w:pStyle w:val="FirstParagraph"/>
-      </w:pPr>
-      <w:r>
-        <w:rPr>
-          <w:bCs/>
-          <w:b/>
-        </w:rPr>
-        <w:t xml:space="preserve">Method and inventory.</w:t>
-      </w:r>
-      <w:r>
-        <w:t xml:space="preserve"> </w:t>
-      </w:r>
-      <w:r>
-        <w:t xml:space="preserve">A reproducible Python model multiplies quantities by published emission factors (Appendices A and C). Plant quantities come from the Ostrołęka project information sheet (BWRX-300 Ostrołęka sp. z o.o., 2023, as reported in the project information sheet):</w:t>
-      </w:r>
-      <w:r>
-        <w:t xml:space="preserve"> </w:t>
-      </w:r>
-      <w:r>
-        <w:rPr>
-          <w:bCs/>
-          <w:b/>
-        </w:rPr>
-        <w:t xml:space="preserve">50,000 m³ of concrete and 14,000 t of steel per unit</w:t>
-      </w:r>
-      <w:r>
-        <w:t xml:space="preserve">. This is a design proxy, not confirmed Darlington quantities, and we could not open either the Ostrołęka or the Pillai table. A bottom-up scaling from other reactors (20,700 m³; Peterson, Zhao and Petroski, 2005) is a cross-check (Appendix A3). Key inputs: Table A2b; all 45 ranged inputs: Appendix C2.</w:t>
-      </w:r>
-      <w:r>
-        <w:t xml:space="preserve"> </w:t>
-      </w:r>
-      <w:r>
-        <w:rPr>
-          <w:bCs/>
-          <w:b/>
-        </w:rPr>
-        <w:t xml:space="preserve">A Granta EduPack Eco Audit was planned but not completed; no number here comes from Granta.</w:t>
+        <w:t xml:space="preserve">A reproducible Python model multiplies quantities by published emission factors (Appendices A and C). Plant quantities come from the Ostrołęka project information sheet (BWRX-300 Ostrołęka sp. z o.o., 2023, as reported in the project information sheet): 50,000 m³ of concrete and 14,000 t of steel per unit. This is a design proxy, not confirmed Darlington quantities, and we could not open either the Ostrołęka or the Pillai table. A bottom-up scaling from other reactors (20,700 m³; Peterson, Zhao and Petroski, 2005) is a cross-check (Appendix A3). Key inputs: Table A2b; all 45 ranged inputs: Appendix C2. A Granta EduPack Eco Audit was planned but not completed; no number here comes from Granta.</w:t>
       </w:r>
     </w:p>
     <w:p>
@@ -2601,18 +2353,18 @@
           <wp:inline>
             <wp:extent cx="5441315" cy="2836256"/>
             <wp:effectExtent b="0" l="0" r="0" t="0"/>
-            <wp:docPr descr="Figure F1. LCA system boundary for one BWRX-300 at Darlington: fuel front end, construction materials and C1-eligible concrete modelled here; operation, decommissioning and back end from the literature. | Source: this study." title="" id="30" name="Picture"/>
+            <wp:docPr descr="Figure F1. LCA system boundary for one BWRX-300 at Darlington: fuel front end, construction materials and C1-eligible concrete modelled here; operation, decommissioning and back end from the literature. | Source: this study." title="" id="44" name="Picture"/>
             <a:graphic>
               <a:graphicData uri="http://schemas.openxmlformats.org/drawingml/2006/picture">
                 <pic:pic>
                   <pic:nvPicPr>
-                    <pic:cNvPr descr="/home/user/MTE4593-Group-Assignment/03_LCA_Calculations/results/F1_system_boundary.png" id="31" name="Picture"/>
+                    <pic:cNvPr descr="/home/user/MTE4593-Group-Assignment/03_LCA_Calculations/results/F1_system_boundary.png" id="45" name="Picture"/>
                     <pic:cNvPicPr>
                       <a:picLocks noChangeArrowheads="1" noChangeAspect="1"/>
                     </pic:cNvPicPr>
                   </pic:nvPicPr>
                   <pic:blipFill>
-                    <a:blip r:embed="rId29"/>
+                    <a:blip r:embed="rId43"/>
                     <a:stretch>
                       <a:fillRect/>
                     </a:stretch>
@@ -2647,8 +2399,9 @@
         <w:t xml:space="preserve">Figure F1. LCA system boundary for one BWRX-300 at Darlington: fuel front end, construction materials and C1-eligible concrete modelled here; operation, decommissioning and back end from the literature. | Source: this study.</w:t>
       </w:r>
     </w:p>
-    <w:bookmarkEnd w:id="32"/>
-    <w:bookmarkStart w:id="36" w:name="baseline-and-hotspots"/>
+    <w:bookmarkEnd w:id="46"/>
+    <w:bookmarkEnd w:id="47"/>
+    <w:bookmarkStart w:id="51" w:name="baseline-and-hotspots"/>
     <w:p>
       <w:pPr>
         <w:pStyle w:val="Heading3"/>
@@ -2662,17 +2415,7 @@
         <w:pStyle w:val="FirstParagraph"/>
       </w:pPr>
       <w:r>
-        <w:rPr>
-          <w:bCs/>
-          <w:b/>
-        </w:rPr>
-        <w:t xml:space="preserve">One unit emits 4.40 g/kWh (median; 90% interval 3.24–6.05).</w:t>
-      </w:r>
-      <w:r>
-        <w:t xml:space="preserve"> </w:t>
-      </w:r>
-      <w:r>
-        <w:t xml:space="preserve">With every input at its most likely value (the</w:t>
+        <w:t xml:space="preserve">One unit emits 4.40 g/kWh (median; 90% interval 3.24–6.05). With every input at its most likely value (the</w:t>
       </w:r>
       <w:r>
         <w:t xml:space="preserve"> </w:t>
@@ -2687,51 +2430,15 @@
         <w:t xml:space="preserve">”</w:t>
       </w:r>
       <w:r>
-        <w:t xml:space="preserve">) it is 2.86; §6.4 explains the gap. On the expected basis (Figure F2):</w:t>
-      </w:r>
-    </w:p>
-    <w:p>
-      <w:pPr>
-        <w:numPr>
-          <w:ilvl w:val="0"/>
-          <w:numId w:val="1002"/>
-        </w:numPr>
-        <w:pStyle w:val="Compact"/>
-      </w:pPr>
-      <w:r>
-        <w:rPr>
-          <w:bCs/>
-          <w:b/>
-        </w:rPr>
-        <w:t xml:space="preserve">Mining and milling: 1.26 g/kWh (28%),</w:t>
-      </w:r>
-      <w:r>
-        <w:t xml:space="preserve"> </w:t>
-      </w:r>
-      <w:r>
-        <w:t xml:space="preserve">low because Saskatchewan ores are high-grade (Parker, McNaughton and Sparrow, 2016).</w:t>
-      </w:r>
-    </w:p>
-    <w:p>
-      <w:pPr>
-        <w:numPr>
-          <w:ilvl w:val="0"/>
-          <w:numId w:val="1002"/>
-        </w:numPr>
-        <w:pStyle w:val="Compact"/>
-      </w:pPr>
-      <w:r>
-        <w:rPr>
-          <w:bCs/>
-          <w:b/>
-        </w:rPr>
-        <w:t xml:space="preserve">Conversion: 1.10 g/kWh (25%),</w:t>
-      </w:r>
-      <w:r>
-        <w:t xml:space="preserve"> </w:t>
-      </w:r>
-      <w:r>
-        <w:t xml:space="preserve">an</w:t>
+        <w:t xml:space="preserve">) it is 2.86; Section 6.4 explains the gap. On the expected basis (Figure F2):</w:t>
+      </w:r>
+    </w:p>
+    <w:p>
+      <w:pPr>
+        <w:pStyle w:val="BodyText"/>
+      </w:pPr>
+      <w:r>
+        <w:t xml:space="preserve">Mining and milling: 1.26 g/kWh (28%), low because Saskatchewan ores are high-grade (Parker, McNaughton and Sparrow, 2016). Conversion: 1.10 g/kWh (25%), an</w:t>
       </w:r>
       <w:r>
         <w:t xml:space="preserve"> </w:t>
@@ -2747,66 +2454,15 @@
         <w:t xml:space="preserve"> </w:t>
       </w:r>
       <w:r>
-        <w:t xml:space="preserve">hotspot: published heat demand spans 26–665 kWh per kg of uranium (Gibon and Hahn Menacho, 2023); at the most likely value conversion is only 0.13 g/kWh.</w:t>
-      </w:r>
-    </w:p>
-    <w:p>
-      <w:pPr>
-        <w:numPr>
-          <w:ilvl w:val="0"/>
-          <w:numId w:val="1002"/>
-        </w:numPr>
-        <w:pStyle w:val="Compact"/>
-      </w:pPr>
-      <w:r>
-        <w:rPr>
-          <w:bCs/>
-          <w:b/>
-        </w:rPr>
-        <w:t xml:space="preserve">Back end: 0.65 g/kWh (15%),</w:t>
-      </w:r>
-      <w:r>
-        <w:t xml:space="preserve"> </w:t>
-      </w:r>
-      <w:r>
-        <w:t xml:space="preserve">transferred from France, which reprocesses; Canada plans direct disposal (Nuclear Waste Management Organization, 2024a), so this may be high.</w:t>
-      </w:r>
-    </w:p>
-    <w:p>
-      <w:pPr>
-        <w:pStyle w:val="FirstParagraph"/>
-      </w:pPr>
-      <w:r>
-        <w:t xml:space="preserve">The back end and decommissioning add 18%, O&amp;M 9% and</w:t>
-      </w:r>
-      <w:r>
-        <w:t xml:space="preserve"> </w:t>
-      </w:r>
-      <w:r>
-        <w:rPr>
-          <w:bCs/>
-          <w:b/>
-        </w:rPr>
-        <w:t xml:space="preserve">construction 11.5%</w:t>
-      </w:r>
-      <w:r>
-        <w:t xml:space="preserve"> </w:t>
-      </w:r>
-      <w:r>
-        <w:t xml:space="preserve">(0.52 g/kWh; 7.2–17.8% across draws). The C1-eligible concrete is only 1.9% of the mode-case total, so</w:t>
-      </w:r>
-      <w:r>
-        <w:t xml:space="preserve"> </w:t>
-      </w:r>
-      <w:r>
-        <w:rPr>
-          <w:bCs/>
-          <w:b/>
-        </w:rPr>
-        <w:t xml:space="preserve">C1 acts on about one-fiftieth of the footprint</w:t>
-      </w:r>
-      <w:r>
-        <w:t xml:space="preserve">.</w:t>
+        <w:t xml:space="preserve">hotspot: published heat demand spans 26–665 kWh per kg of uranium (Gibon and Hahn Menacho, 2023); at the most likely value conversion is only 0.13 g/kWh. Back end: 0.65 g/kWh (15%), transferred from France, which reprocesses; Canada plans direct disposal (Nuclear Waste Management Organization, 2024a), so this may be high.</w:t>
+      </w:r>
+    </w:p>
+    <w:p>
+      <w:pPr>
+        <w:pStyle w:val="BodyText"/>
+      </w:pPr>
+      <w:r>
+        <w:t xml:space="preserve">The back end and decommissioning add 18%, O&amp;M 9% and construction 11.5% (0.52 g/kWh; 7.2–17.8% across draws). The C1-eligible concrete is only 1.9% of the mode-case total, so C1 acts on about one-fiftieth of the footprint.</w:t>
       </w:r>
     </w:p>
     <w:p>
@@ -2826,18 +2482,18 @@
           <wp:inline>
             <wp:extent cx="5441315" cy="2376096"/>
             <wp:effectExtent b="0" l="0" r="0" t="0"/>
-            <wp:docPr descr="Figure F2. Life-cycle emissions of one BWRX-300 by stage: expected value 4.49 g CO₂e/kWh (Monte Carlo mean), with the mode case (every input at its most likely value, total 2.86) marked. | Source: this study, Appendix C3." title="" id="34" name="Picture"/>
+            <wp:docPr descr="Figure F2. Life-cycle emissions of one BWRX-300 by stage: expected value 4.49 g CO₂e/kWh (Monte Carlo mean), with the mode case (every input at its most likely value, total 2.86) marked. | Source: this study, Appendix C3." title="" id="49" name="Picture"/>
             <a:graphic>
               <a:graphicData uri="http://schemas.openxmlformats.org/drawingml/2006/picture">
                 <pic:pic>
                   <pic:nvPicPr>
-                    <pic:cNvPr descr="/home/user/MTE4593-Group-Assignment/03_LCA_Calculations/results/F2_stage_breakdown.png" id="35" name="Picture"/>
+                    <pic:cNvPr descr="/home/user/MTE4593-Group-Assignment/03_LCA_Calculations/results/F2_stage_breakdown.png" id="50" name="Picture"/>
                     <pic:cNvPicPr>
                       <a:picLocks noChangeArrowheads="1" noChangeAspect="1"/>
                     </pic:cNvPicPr>
                   </pic:nvPicPr>
                   <pic:blipFill>
-                    <a:blip r:embed="rId33"/>
+                    <a:blip r:embed="rId48"/>
                     <a:stretch>
                       <a:fillRect/>
                     </a:stretch>
@@ -2872,8 +2528,8 @@
         <w:t xml:space="preserve">Figure F2. Life-cycle emissions of one BWRX-300 by stage: expected value 4.49 g CO₂e/kWh (Monte Carlo mean), with the mode case (every input at its most likely value, total 2.86) marked. | Source: this study, Appendix C3.</w:t>
       </w:r>
     </w:p>
-    <w:bookmarkEnd w:id="36"/>
-    <w:bookmarkStart w:id="37" w:name="the-initiative-against-the-baseline"/>
+    <w:bookmarkEnd w:id="51"/>
+    <w:bookmarkStart w:id="52" w:name="the-initiative-against-the-baseline"/>
     <w:p>
       <w:pPr>
         <w:pStyle w:val="Heading3"/>
@@ -2887,33 +2543,7 @@
         <w:pStyle w:val="FirstParagraph"/>
       </w:pPr>
       <w:r>
-        <w:rPr>
-          <w:bCs/>
-          <w:b/>
-        </w:rPr>
-        <w:t xml:space="preserve">C1 is low-clinker concrete: LC³ on eligible non-safety works first and on the steel-composite infill only if qualified, a slag blend as the fallback, specified only if schedule-neutral (§4.3).</w:t>
-      </w:r>
-      <w:r>
-        <w:t xml:space="preserve"> </w:t>
-      </w:r>
-      <w:r>
-        <w:t xml:space="preserve">Pillai et al. (2019, as reported) give 380 kg CO₂e/m³ for ordinary concrete and 270 for LC³, a cut of 110 kg/m³ (28.9%). The eligible share is our scenario, not data, and drives the result. At 20, 40 and 60% of 50,000 m³, C1 saves</w:t>
-      </w:r>
-      <w:r>
-        <w:t xml:space="preserve"> </w:t>
-      </w:r>
-      <w:r>
-        <w:rPr>
-          <w:bCs/>
-          <w:b/>
-        </w:rPr>
-        <w:t xml:space="preserve">1,100, 2,200 and 3,300 t per unit, or 0.18, 0.36 and 0.54% of its life cycle</w:t>
-      </w:r>
-      <w:r>
-        <w:t xml:space="preserve"> </w:t>
-      </w:r>
-      <w:r>
-        <w:t xml:space="preserve">(Table T5). Letting eligibility, the cut and the volumes vary together gives 2,217 t (1,375–3,294) per unit. Only Units 2–4 count, because Unit 1’s basemat is placed.</w:t>
+        <w:t xml:space="preserve">C1 is low-clinker concrete: LC³ on eligible non-safety works first and on the steel-composite infill only if qualified, a slag blend as the fallback, specified only if schedule-neutral (Section 4.3). Pillai et al. (2019, as reported) give 380 kg CO₂e/m³ for ordinary concrete and 270 for LC³, a cut of 110 kg/m³ (28.9%). The eligible share is our scenario, not data, and drives the result. At 20, 40 and 60% of 50,000 m³, C1 saves 1,100, 2,200 and 3,300 t per unit, or 0.18, 0.36 and 0.54% of its life cycle (Table T5). Letting eligibility, the cut and the volumes vary together gives 2,217 t (1,375–3,294) per unit. Only Units 2–4 count, because Unit 1’s basemat is placed.</w:t>
       </w:r>
     </w:p>
     <w:p>
@@ -3281,121 +2911,7 @@
         <w:pStyle w:val="BodyText"/>
       </w:pPr>
       <w:r>
-        <w:t xml:space="preserve">Four findings follow, each with a consequence for the initiative.</w:t>
-      </w:r>
-      <w:r>
-        <w:t xml:space="preserve"> </w:t>
-      </w:r>
-      <w:r>
-        <w:t xml:space="preserve">1.</w:t>
-      </w:r>
-      <w:r>
-        <w:t xml:space="preserve"> </w:t>
-      </w:r>
-      <w:r>
-        <w:rPr>
-          <w:bCs/>
-          <w:b/>
-        </w:rPr>
-        <w:t xml:space="preserve">The saving is small at plant scale.</w:t>
-      </w:r>
-      <w:r>
-        <w:t xml:space="preserve"> </w:t>
-      </w:r>
-      <w:r>
-        <w:t xml:space="preserve">It is about 0.016 g/kWh, so C1 does not change the plant’s climate case. It still exceeds the swing from the LC³ cut (1,672–2,964 t), the largest input other than eligibility. Its economic value is in §8.2.</w:t>
-      </w:r>
-      <w:r>
-        <w:t xml:space="preserve"> </w:t>
-      </w:r>
-      <w:r>
-        <w:t xml:space="preserve">2.</w:t>
-      </w:r>
-      <w:r>
-        <w:t xml:space="preserve"> </w:t>
-      </w:r>
-      <w:r>
-        <w:rPr>
-          <w:bCs/>
-          <w:b/>
-        </w:rPr>
-        <w:t xml:space="preserve">Slag is about as good as LC³, so the carbon case is for low-clinker concrete, not LC³ in particular.</w:t>
-      </w:r>
-      <w:r>
-        <w:t xml:space="preserve"> </w:t>
-      </w:r>
-      <w:r>
-        <w:t xml:space="preserve">LC³ beats slag in only 55% of draws (median difference +54 t; 90% interval −588 to +766). If OPG’s baseline already contains slag, LC³’s gain is about −90 t, within noise. The specification should accept whichever binder qualifies first (§8.1).3.</w:t>
-      </w:r>
-      <w:r>
-        <w:t xml:space="preserve"> </w:t>
-      </w:r>
-      <w:r>
-        <w:rPr>
-          <w:bCs/>
-          <w:b/>
-        </w:rPr>
-        <w:t xml:space="preserve">Lower-carbon steel is the larger lever but is not part of C1.</w:t>
-      </w:r>
-      <w:r>
-        <w:t xml:space="preserve"> </w:t>
-      </w:r>
-      <w:r>
-        <w:t xml:space="preserve">Steel in the structures C1 targets saves only 566 t per unit (Appendix A7). All 14,000 t at best-practice electric-arc-furnace factors would save up to 3,915 t (1.8 times LC³), but this is an upper bound, not shown feasible for forgings and nuclear-grade plate. It is the next lever (§10).</w:t>
-      </w:r>
-      <w:r>
-        <w:t xml:space="preserve"> </w:t>
-      </w:r>
-      <w:r>
-        <w:t xml:space="preserve">4.</w:t>
-      </w:r>
-      <w:r>
-        <w:t xml:space="preserve"> </w:t>
-      </w:r>
-      <w:r>
-        <w:rPr>
-          <w:bCs/>
-          <w:b/>
-        </w:rPr>
-        <w:t xml:space="preserve">Schedule dominates.</w:t>
-      </w:r>
-      <w:r>
-        <w:t xml:space="preserve"> </w:t>
-      </w:r>
-      <w:r>
-        <w:t xml:space="preserve">A delay of</w:t>
-      </w:r>
-      <w:r>
-        <w:t xml:space="preserve"> </w:t>
-      </w:r>
-      <w:r>
-        <w:rPr>
-          <w:bCs/>
-          <w:b/>
-        </w:rPr>
-        <w:t xml:space="preserve">11.6–18.5 days</w:t>
-      </w:r>
-      <w:r>
-        <w:t xml:space="preserve"> </w:t>
-      </w:r>
-      <w:r>
-        <w:t xml:space="preserve">to one unit on Ontario’s average grid factor, or</w:t>
-      </w:r>
-      <w:r>
-        <w:t xml:space="preserve"> </w:t>
-      </w:r>
-      <w:r>
-        <w:rPr>
-          <w:bCs/>
-          <w:b/>
-        </w:rPr>
-        <w:t xml:space="preserve">1.7–1.8 days</w:t>
-      </w:r>
-      <w:r>
-        <w:t xml:space="preserve"> </w:t>
-      </w:r>
-      <w:r>
-        <w:t xml:space="preserve">on the marginal factor, cancels its saving (§7.1; Appendix B5). C1 is therefore specified only if schedule-neutral (§8.6).</w:t>
+        <w:t xml:space="preserve">Three findings follow, each with a consequence for the initiative. The saving is small at plant scale. It is about 0.016 g/kWh, so C1 does not change the plant’s climate case. It still exceeds the swing from the LC³ cut (1,672–2,964 t), the largest input other than eligibility. Its economic value is in Section 8.2. Slag is about as good as LC³, so the carbon case is for low-clinker concrete, not LC³ in particular. LC³ beats slag in only 55% of draws (median difference +54 t; 90% interval −588 to +766). If OPG’s baseline already contains slag, LC³’s gain is about −90 t, within noise. The specification should accept whichever binder qualifies first (Section 8.1).3. Lower-carbon steel is the larger lever but is not part of C1. Steel in the structures C1 targets saves only 566 t per unit (Appendix A7). All 14,000 t at best-practice electric-arc-furnace factors would save up to 3,915 t (1.8 times LC³), but this is an upper bound, not shown feasible for forgings and nuclear-grade plate. It is the next lever (Section 10). Schedule dominates. A delay of 11.6–18.5 days to one unit on Ontario’s average grid factor, or 1.7–1.8 days on the marginal factor, cancels its saving (Section 7.1; Appendix B5). C1 is therefore specified only if schedule-neutral (Section 8.6).</w:t>
       </w:r>
     </w:p>
     <w:p>
@@ -3403,11 +2919,11 @@
         <w:pStyle w:val="BodyText"/>
       </w:pPr>
       <w:r>
-        <w:t xml:space="preserve">For the triple-bottom-line evaluation (§9), C1 is environmentally positive but marginal; feasibility hinges on qualification and schedule.</w:t>
-      </w:r>
-    </w:p>
-    <w:bookmarkEnd w:id="37"/>
-    <w:bookmarkStart w:id="44" w:name="uncertainty-tornado-and-monte-carlo"/>
+        <w:t xml:space="preserve">For the triple-bottom-line evaluation (Section 9), C1 is environmentally positive but marginal; feasibility hinges on qualification and schedule.</w:t>
+      </w:r>
+    </w:p>
+    <w:bookmarkEnd w:id="52"/>
+    <w:bookmarkStart w:id="59" w:name="uncertainty-tornado-and-monte-carlo"/>
     <w:p>
       <w:pPr>
         <w:pStyle w:val="Heading3"/>
@@ -3429,33 +2945,7 @@
         <w:pStyle w:val="BodyText"/>
       </w:pPr>
       <w:r>
-        <w:rPr>
-          <w:bCs/>
-          <w:b/>
-        </w:rPr>
-        <w:t xml:space="preserve">The total depends on the fuel inputs, not the concrete (Figure F3).</w:t>
-      </w:r>
-      <w:r>
-        <w:t xml:space="preserve"> </w:t>
-      </w:r>
-      <w:r>
-        <w:t xml:space="preserve">The largest swings are conversion heat (2.86 → 5.53 g/kWh), the mining factor (2.43 → 3.82) and the back end (2.58 → 3.41). No concrete input moves the total by more than 0.06 g/kWh.</w:t>
-      </w:r>
-      <w:r>
-        <w:t xml:space="preserve"> </w:t>
-      </w:r>
-      <w:r>
-        <w:rPr>
-          <w:bCs/>
-          <w:b/>
-        </w:rPr>
-        <w:t xml:space="preserve">The saving depends on four inputs:</w:t>
-      </w:r>
-      <w:r>
-        <w:t xml:space="preserve"> </w:t>
-      </w:r>
-      <w:r>
-        <w:t xml:space="preserve">eligible share (1,100 → 3,300 t), LC³ cut (1,672 → 2,964 t), plant concrete volume (1,760 → 2,640 t) and the OPC factor (1,911 → 2,432 t).</w:t>
+        <w:t xml:space="preserve">The total depends on the fuel inputs, not the concrete (Figure F3). The largest swings are conversion heat (2.86 → 5.53 g/kWh), the mining factor (2.43 → 3.82) and the back end (2.58 → 3.41). No concrete input moves the total by more than 0.06 g/kWh. The saving depends on four inputs: eligible share (1,100 → 3,300 t), LC³ cut (1,672 → 2,964 t), plant concrete volume (1,760 → 2,640 t) and the OPC factor (1,911 → 2,432 t).</w:t>
       </w:r>
     </w:p>
     <w:p>
@@ -3467,18 +2957,18 @@
           <wp:inline>
             <wp:extent cx="5441315" cy="2725426"/>
             <wp:effectExtent b="0" l="0" r="0" t="0"/>
-            <wp:docPr descr="Figure F3. One-at-a-time sensitivity of life-cycle intensity (left, centred on the 2.86 g CO₂e/kWh mode case) and of C1’s saving per unit (right, centred on 2,200 t), top ten inputs each. | Source: this study, Appendix C2." title="" id="39" name="Picture"/>
+            <wp:docPr descr="Figure F3. One-at-a-time sensitivity of life-cycle intensity (left, centred on the 2.86 g CO₂e/kWh mode case) and of C1’s saving per unit (right, centred on 2,200 t), top ten inputs each. | Source: this study, Appendix C2." title="" id="54" name="Picture"/>
             <a:graphic>
               <a:graphicData uri="http://schemas.openxmlformats.org/drawingml/2006/picture">
                 <pic:pic>
                   <pic:nvPicPr>
-                    <pic:cNvPr descr="/home/user/MTE4593-Group-Assignment/03_LCA_Calculations/results/F3_tornado.png" id="40" name="Picture"/>
+                    <pic:cNvPr descr="/home/user/MTE4593-Group-Assignment/03_LCA_Calculations/results/F3_tornado.png" id="55" name="Picture"/>
                     <pic:cNvPicPr>
                       <a:picLocks noChangeArrowheads="1" noChangeAspect="1"/>
                     </pic:cNvPicPr>
                   </pic:nvPicPr>
                   <pic:blipFill>
-                    <a:blip r:embed="rId38"/>
+                    <a:blip r:embed="rId53"/>
                     <a:stretch>
                       <a:fillRect/>
                     </a:stretch>
@@ -3518,46 +3008,7 @@
         <w:pStyle w:val="BodyText"/>
       </w:pPr>
       <w:r>
-        <w:rPr>
-          <w:bCs/>
-          <w:b/>
-        </w:rPr>
-        <w:t xml:space="preserve">Monte Carlo (Figure F4): why we report 4.4, not 2.9.</w:t>
-      </w:r>
-      <w:r>
-        <w:t xml:space="preserve"> </w:t>
-      </w:r>
-      <w:r>
-        <w:t xml:space="preserve">Several inputs can mostly only rise: conversion heat is most likely 26 kWh/kg U but could be 665, which alone adds about 1.0 g/kWh to the mean (Appendix C5). We therefore quote the median.</w:t>
-      </w:r>
-      <w:r>
-        <w:t xml:space="preserve"> </w:t>
-      </w:r>
-      <w:r>
-        <w:rPr>
-          <w:bCs/>
-          <w:b/>
-        </w:rPr>
-        <w:t xml:space="preserve">The headline depends on how conversion heat is distributed:</w:t>
-      </w:r>
-      <w:r>
-        <w:t xml:space="preserve"> </w:t>
-      </w:r>
-      <w:r>
-        <w:t xml:space="preserve">fixed at Gibon and Hahn Menacho’s (2023) central 26 kWh/kg U, the median is 3.51 g/kWh (2.80–4.39); log-uniform over 26–665, 4.11 (3.06–6.12). We quote the</w:t>
-      </w:r>
-      <w:r>
-        <w:t xml:space="preserve"> </w:t>
-      </w:r>
-      <w:r>
-        <w:rPr>
-          <w:bCs/>
-          <w:b/>
-        </w:rPr>
-        <w:t xml:space="preserve">range of medians, 3.51–4.40</w:t>
-      </w:r>
-      <w:r>
-        <w:t xml:space="preserve">. A measured conversion value would settle it. Draws are independent and many ranges are judgement (Appendix C6).</w:t>
+        <w:t xml:space="preserve">Monte Carlo (Figure F4): why we report 4.4, not 2.9. Several inputs can mostly only rise: conversion heat is most likely 26 kWh/kg U but could be 665, which alone adds about 1.0 g/kWh to the mean (Appendix C5). We therefore quote the median. The headline depends on how conversion heat is distributed: fixed at Gibon and Hahn Menacho’s (2023) central 26 kWh/kg U, the median is 3.51 g/kWh (2.80–4.39); log-uniform over 26–665, 4.11 (3.06–6.12). We quote the range of medians, 3.51–4.40. A measured conversion value would settle it. Draws are independent and many ranges are judgement (Appendix C6).</w:t>
       </w:r>
     </w:p>
     <w:p>
@@ -3569,18 +3020,18 @@
           <wp:inline>
             <wp:extent cx="5441315" cy="1961542"/>
             <wp:effectExtent b="0" l="0" r="0" t="0"/>
-            <wp:docPr descr="Figure F4. Monte Carlo distributions (20,000 draws) of life-cycle intensity (median 4.40, 5th–95th percentile 3.24–6.05 g CO₂e/kWh) and of C1’s saving per unit at central eligibility. | Source: this study, Appendix C4." title="" id="42" name="Picture"/>
+            <wp:docPr descr="Figure F4. Monte Carlo distributions (20,000 draws) of life-cycle intensity (median 4.40, 5th–95th percentile 3.24–6.05 g CO₂e/kWh) and of C1’s saving per unit at central eligibility. | Source: this study, Appendix C4." title="" id="57" name="Picture"/>
             <a:graphic>
               <a:graphicData uri="http://schemas.openxmlformats.org/drawingml/2006/picture">
                 <pic:pic>
                   <pic:nvPicPr>
-                    <pic:cNvPr descr="/home/user/MTE4593-Group-Assignment/03_LCA_Calculations/results/F4_montecarlo.png" id="43" name="Picture"/>
+                    <pic:cNvPr descr="/home/user/MTE4593-Group-Assignment/03_LCA_Calculations/results/F4_montecarlo.png" id="58" name="Picture"/>
                     <pic:cNvPicPr>
                       <a:picLocks noChangeArrowheads="1" noChangeAspect="1"/>
                     </pic:cNvPicPr>
                   </pic:nvPicPr>
                   <pic:blipFill>
-                    <a:blip r:embed="rId41"/>
+                    <a:blip r:embed="rId56"/>
                     <a:stretch>
                       <a:fillRect/>
                     </a:stretch>
@@ -3615,8 +3066,8 @@
         <w:t xml:space="preserve">Figure F4. Monte Carlo distributions (20,000 draws) of life-cycle intensity (median 4.40, 5th–95th percentile 3.24–6.05 g CO₂e/kWh) and of C1’s saving per unit at central eligibility. | Source: this study, Appendix C4.</w:t>
       </w:r>
     </w:p>
-    <w:bookmarkEnd w:id="44"/>
-    <w:bookmarkStart w:id="48" w:name="comparison-with-published-values"/>
+    <w:bookmarkEnd w:id="59"/>
+    <w:bookmarkStart w:id="63" w:name="comparison-with-published-values"/>
     <w:p>
       <w:pPr>
         <w:pStyle w:val="Heading3"/>
@@ -3630,17 +3081,7 @@
         <w:pStyle w:val="FirstParagraph"/>
       </w:pPr>
       <w:r>
-        <w:rPr>
-          <w:bCs/>
-          <w:b/>
-        </w:rPr>
-        <w:t xml:space="preserve">Our median (3.5–4.4 across conversion-heat assumptions) is below UNECE’s 5.1–6.4 g/kWh (United Nations Economic Commission for Europe, 2021), though our 90% interval overlaps it, and sits at the low end of the wider literature for reasons we can identify (Figure F5).</w:t>
-      </w:r>
-      <w:r>
-        <w:t xml:space="preserve"> </w:t>
-      </w:r>
-      <w:r>
-        <w:t xml:space="preserve">It overlaps EDF’s French fleet (3.7; EDF R&amp;D, 2024) and is below the global average of 6.1 (Gibon and Hahn Menacho, 2023), an SMR estimate of 9.1 (Carless, Griffin and Fischbeck, 2016), the harmonised light-water-reactor median of 12 (Warner and Heath, 2012) and the IPCC AR5 median of 12, as commonly quoted from a 3.7–110 range (Schlömer et al., 2014). Gas combined cycle (403–513 g/kWh) and coal (751–1,095) are 90–120 and 170–250 times higher (United Nations Economic Commission for Europe, 2021).</w:t>
+        <w:t xml:space="preserve">Our median (3.5–4.4 across conversion-heat assumptions) is below UNECE’s 5.1–6.4 g/kWh (United Nations Economic Commission for Europe, 2021), though our 90% interval overlaps it, and sits at the low end of the wider literature for reasons we can identify (Figure F5). It overlaps EDF’s French fleet (3.7; EDF R&amp;D, 2024) and is below the global average of 6.1 (Gibon and Hahn Menacho, 2023), an SMR estimate of 9.1 (Carless, Griffin and Fischbeck, 2016), the harmonised light-water-reactor median of 12 (Warner and Heath, 2012) and the IPCC AR5 median of 12, as commonly quoted from a 3.7–110 range (Schlömer et al., 2014). Gas combined cycle (403–513 g/kWh) and coal (751–1,095) are 90–120 and 170–250 times higher (United Nations Economic Commission for Europe, 2021).</w:t>
       </w:r>
     </w:p>
     <w:p>
@@ -3648,83 +3089,7 @@
         <w:pStyle w:val="BodyText"/>
       </w:pPr>
       <w:r>
-        <w:rPr>
-          <w:bCs/>
-          <w:b/>
-        </w:rPr>
-        <w:t xml:space="preserve">Three reasons explain most of the gap</w:t>
-      </w:r>
-      <w:r>
-        <w:t xml:space="preserve"> </w:t>
-      </w:r>
-      <w:r>
-        <w:t xml:space="preserve">(sizes in Appendix C7):</w:t>
-      </w:r>
-      <w:r>
-        <w:t xml:space="preserve"> </w:t>
-      </w:r>
-      <w:r>
-        <w:t xml:space="preserve">1.</w:t>
-      </w:r>
-      <w:r>
-        <w:t xml:space="preserve"> </w:t>
-      </w:r>
-      <w:r>
-        <w:rPr>
-          <w:bCs/>
-          <w:b/>
-        </w:rPr>
-        <w:t xml:space="preserve">Ore grade:</w:t>
-      </w:r>
-      <w:r>
-        <w:t xml:space="preserve"> </w:t>
-      </w:r>
-      <w:r>
-        <w:t xml:space="preserve">our mining is 1.0–1.3 g/kWh, against about 2.8 at global-average grades (Gibon and Hahn Menacho, 2023).</w:t>
-      </w:r>
-      <w:r>
-        <w:t xml:space="preserve"> </w:t>
-      </w:r>
-      <w:r>
-        <w:t xml:space="preserve">2.</w:t>
-      </w:r>
-      <w:r>
-        <w:t xml:space="preserve"> </w:t>
-      </w:r>
-      <w:r>
-        <w:rPr>
-          <w:bCs/>
-          <w:b/>
-        </w:rPr>
-        <w:t xml:space="preserve">Enrichment:</w:t>
-      </w:r>
-      <w:r>
-        <w:t xml:space="preserve"> </w:t>
-      </w:r>
-      <w:r>
-        <w:t xml:space="preserve">centrifuges at 50 kWh per separative work unit, against about 2,500 for the diffusion plants in older study sets.</w:t>
-      </w:r>
-      <w:r>
-        <w:t xml:space="preserve"> </w:t>
-      </w:r>
-      <w:r>
-        <w:t xml:space="preserve">3.</w:t>
-      </w:r>
-      <w:r>
-        <w:t xml:space="preserve"> </w:t>
-      </w:r>
-      <w:r>
-        <w:rPr>
-          <w:bCs/>
-          <w:b/>
-        </w:rPr>
-        <w:t xml:space="preserve">Cut-offs and long life:</w:t>
-      </w:r>
-      <w:r>
-        <w:t xml:space="preserve"> </w:t>
-      </w:r>
-      <w:r>
-        <w:t xml:space="preserve">excluded inputs and a 60-year life bias the result low; at 40 years the mode case rises from 2.86 to 3.07 g/kWh.</w:t>
+        <w:t xml:space="preserve">Three reasons explain most of the gap (sizes in Appendix C7): Ore grade: our mining is 1.0–1.3 g/kWh, against about 2.8 at global-average grades (Gibon and Hahn Menacho, 2023). Enrichment: centrifuges at 50 kWh per separative work unit, against about 2,500 for the diffusion plants in older study sets. Cut-offs and long life: excluded inputs and a 60-year life bias the result low; at 40 years the mode case rises from 2.86 to 3.07 g/kWh.</w:t>
       </w:r>
     </w:p>
     <w:p>
@@ -3732,7 +3097,7 @@
         <w:pStyle w:val="BodyText"/>
       </w:pPr>
       <w:r>
-        <w:t xml:space="preserve">Construction is now 0.41 g/kWh at the mode case (median 0.50), close to EDF’s roughly 0.59 for large reactors (16% of 3.7). The known low bias would raise the total and shrink C1’s share, so it does not weaken §6.3.</w:t>
+        <w:t xml:space="preserve">Construction is now 0.41 g/kWh at the mode case (median 0.50), close to EDF’s roughly 0.59 for large reactors (16% of 3.7). The known low bias would raise the total and shrink C1’s share, so it does not weaken Section 6.3.</w:t>
       </w:r>
     </w:p>
     <w:p>
@@ -3744,18 +3109,18 @@
           <wp:inline>
             <wp:extent cx="5441315" cy="2060676"/>
             <wp:effectExtent b="0" l="0" r="0" t="0"/>
-            <wp:docPr descr="Figure F5. Our result against published nuclear life-cycle values (dot = central or median; line = range or interval). UNECE is a range only. Coal (about 750–1,100) and gas (403–513) are off the scale. | Source: this study; EDF R&amp;D (2024); United Nations Economic Commission for Europe (2021); Gibon and Hahn Menacho (2023); Carless, Griffin and Fischbeck (2016); Warner and Heath (2012)." title="" id="46" name="Picture"/>
+            <wp:docPr descr="Figure F5. Our result against published nuclear life-cycle values (dot = central or median; line = range or interval). UNECE is a range only. Coal (about 750–1,100) and gas (403–513) are off the scale. | Source: this study; EDF R&amp;D (2024); United Nations Economic Commission for Europe (2021); Gibon and Hahn Menacho (2023); Carless, Griffin and Fischbeck (2016); Warner and Heath (2012)." title="" id="61" name="Picture"/>
             <a:graphic>
               <a:graphicData uri="http://schemas.openxmlformats.org/drawingml/2006/picture">
                 <pic:pic>
                   <pic:nvPicPr>
-                    <pic:cNvPr descr="/home/user/MTE4593-Group-Assignment/03_LCA_Calculations/results/F5_benchmarks.png" id="47" name="Picture"/>
+                    <pic:cNvPr descr="/home/user/MTE4593-Group-Assignment/03_LCA_Calculations/results/F5_benchmarks.png" id="62" name="Picture"/>
                     <pic:cNvPicPr>
                       <a:picLocks noChangeArrowheads="1" noChangeAspect="1"/>
                     </pic:cNvPicPr>
                   </pic:nvPicPr>
                   <pic:blipFill>
-                    <a:blip r:embed="rId45"/>
+                    <a:blip r:embed="rId60"/>
                     <a:stretch>
                       <a:fillRect/>
                     </a:stretch>
@@ -3797,9 +3162,9 @@
         </w:pict>
       </w:r>
     </w:p>
-    <w:bookmarkEnd w:id="48"/>
-    <w:bookmarkEnd w:id="49"/>
-    <w:bookmarkStart w:id="59" w:name="X6fbd7bed400e38904dc2c5d634c7832d9e25d90"/>
+    <w:bookmarkEnd w:id="63"/>
+    <w:bookmarkEnd w:id="64"/>
+    <w:bookmarkStart w:id="74" w:name="X6fbd7bed400e38904dc2c5d634c7832d9e25d90"/>
     <w:p>
       <w:pPr>
         <w:pStyle w:val="Heading2"/>
@@ -3813,20 +3178,10 @@
         <w:pStyle w:val="FirstParagraph"/>
       </w:pPr>
       <w:r>
-        <w:rPr>
-          <w:bCs/>
-          <w:b/>
-        </w:rPr>
-        <w:t xml:space="preserve">For C1, schedule matters far more than concrete.</w:t>
-      </w:r>
-      <w:r>
-        <w:t xml:space="preserve"> </w:t>
-      </w:r>
-      <w:r>
-        <w:t xml:space="preserve">A one-month slip of Units 2–4 costs C$33–110 m in carrying cost alone, 29–175 times the carbon value of C1’s whole saving, and defers about C$88 m of output. C1’s 2,200 t per unit (1,100–3,300; §6.3) is cancelled by 11.6–18.5 days of delay on Ontario’s average grid factor, or 1.7–1.8 days on its marginal factor. Timing also decides where an SMR helps the climate: a Darlington unit avoids about as much CO₂e to 2050 as one at Liddell, and firmed renewables beat both on the same money (Appendix B4–B6).</w:t>
-      </w:r>
-    </w:p>
-    <w:bookmarkStart w:id="50" w:name="the-value-of-schedule"/>
+        <w:t xml:space="preserve">For C1, schedule matters far more than concrete. A one-month slip of Units 2–4 costs C$33–110 m in carrying cost alone, 29–175 times the carbon value of C1’s whole saving, and defers about C$88 m of output. C1’s 2,200 t per unit (1,100–3,300; Section 6.3) is cancelled by 11.6–18.5 days of delay on Ontario’s average grid factor, or 1.7–1.8 days on its marginal factor. Timing also decides where an SMR helps the climate: a Darlington unit avoids about as much CO₂e to 2050 as one at Liddell, and firmed renewables beat both on the same money (Appendix B4–B6).</w:t>
+      </w:r>
+    </w:p>
+    <w:bookmarkStart w:id="65" w:name="the-value-of-schedule"/>
     <w:p>
       <w:pPr>
         <w:pStyle w:val="Heading3"/>
@@ -4073,37 +3428,11 @@
         <w:pStyle w:val="BodyText"/>
       </w:pPr>
       <w:r>
-        <w:rPr>
-          <w:bCs/>
-          <w:b/>
-        </w:rPr>
-        <w:t xml:space="preserve">In money the gap is wider.</w:t>
-      </w:r>
-      <w:r>
-        <w:t xml:space="preserve"> </w:t>
-      </w:r>
-      <w:r>
-        <w:t xml:space="preserve">At Canada’s industrial carbon price of C$95/t in 2026 and C$115/t in 2030 (Environment and Climate Change Canada, 2026), the 6,600 t saved across Units 2–4 is worth C$0.63–0.76 m. A one-month slip of the three units costs C$33–110 m in carrying cost (3–10% a year on C$13.2 bn, an upper bound) and defers about C$88 m of output at OPG’s C$149/MWh (Ontario Power Generation, 2026b). The carbon value is also only a shadow price: construction materials appear to fall outside Ontario’s industrial carbon pricing (our inference; §8.2), so no one is paid for it.</w:t>
-      </w:r>
-      <w:r>
-        <w:t xml:space="preserve"> </w:t>
-      </w:r>
-      <w:r>
-        <w:rPr>
-          <w:bCs/>
-          <w:b/>
-        </w:rPr>
-        <w:t xml:space="preserve">Schedule neutrality is therefore the binding condition on C1.</w:t>
-      </w:r>
-      <w:r>
-        <w:t xml:space="preserve"> </w:t>
-      </w:r>
-      <w:r>
-        <w:t xml:space="preserve">The mix must be qualified on Unit 1 mock-ups before the Units 2–4 decision expected in 2028 (§8.6).</w:t>
-      </w:r>
-    </w:p>
-    <w:bookmarkEnd w:id="50"/>
-    <w:bookmarkStart w:id="54" w:name="Xb77cf30fc1ffb1f20fb94e7af23c490604b5f45"/>
+        <w:t xml:space="preserve">In money the gap is wider. At Canada’s industrial carbon price of C$95/t in 2026 and C$115/t in 2030 (Environment and Climate Change Canada, 2026), the 6,600 t saved across Units 2–4 is worth C$0.63–0.76 m. A one-month slip of the three units costs C$33–110 m in carrying cost (3–10% a year on C$13.2 bn, an upper bound) and defers about C$88 m of output at OPG’s C$149/MWh (Ontario Power Generation, 2026b). The carbon value is also only a shadow price: construction materials appear to fall outside Ontario’s industrial carbon pricing (our inference; Section 8.2), so no one is paid for it. Schedule neutrality is therefore the binding condition on C1. The mix must be qualified on Unit 1 mock-ups before the Units 2–4 decision expected in 2028 (Section 8.6).</w:t>
+      </w:r>
+    </w:p>
+    <w:bookmarkEnd w:id="65"/>
+    <w:bookmarkStart w:id="69" w:name="Xb77cf30fc1ffb1f20fb94e7af23c490604b5f45"/>
     <w:p>
       <w:pPr>
         <w:pStyle w:val="Heading3"/>
@@ -4117,17 +3446,7 @@
         <w:pStyle w:val="FirstParagraph"/>
       </w:pPr>
       <w:r>
-        <w:rPr>
-          <w:bCs/>
-          <w:b/>
-        </w:rPr>
-        <w:t xml:space="preserve">At today’s grid factors, a unit at Liddell would avoid about nine times more CO₂e than one at Darlington. Timing closes most of that gap.</w:t>
-      </w:r>
-      <w:r>
-        <w:t xml:space="preserve"> </w:t>
-      </w:r>
-      <w:r>
-        <w:t xml:space="preserve">One unit avoids 1.50 Mt a year on the NSW average of 640 g/kWh (DCCEEW, 2025). On Ontario’s 2024 average of 73.8 g/kWh it avoids 0.165 Mt (9.1× less), and on Ontario’s marginal factor of 343 g/kWh it avoids 0.80 Mt (1.9× less) (The Atmospheric Fund, 2025).</w:t>
+        <w:t xml:space="preserve">At today’s grid factors, a unit at Liddell would avoid about nine times more CO₂e than one at Darlington. Timing closes most of that gap. One unit avoids 1.50 Mt a year on the NSW average of 640 g/kWh (DCCEEW, 2025). On Ontario’s 2024 average of 73.8 g/kWh it avoids 0.165 Mt (9.1× less), and on Ontario’s marginal factor of 343 g/kWh it avoids 0.80 Mt (1.9× less) (The Atmospheric Fund, 2025).</w:t>
       </w:r>
     </w:p>
     <w:p>
@@ -4143,36 +3462,7 @@
         <w:pStyle w:val="BodyText"/>
       </w:pPr>
       <w:r>
-        <w:t xml:space="preserve">To 2050 (Figure F6), Darlington Unit 1 avoids</w:t>
-      </w:r>
-      <w:r>
-        <w:t xml:space="preserve"> </w:t>
-      </w:r>
-      <w:r>
-        <w:rPr>
-          <w:bCs/>
-          <w:b/>
-        </w:rPr>
-        <w:t xml:space="preserve">1.0–6.8 Mt</w:t>
-      </w:r>
-      <w:r>
-        <w:t xml:space="preserve"> </w:t>
-      </w:r>
-      <w:r>
-        <w:t xml:space="preserve">and Liddell</w:t>
-      </w:r>
-      <w:r>
-        <w:t xml:space="preserve"> </w:t>
-      </w:r>
-      <w:r>
-        <w:rPr>
-          <w:bCs/>
-          <w:b/>
-        </w:rPr>
-        <w:t xml:space="preserve">0.67–3.9 Mt</w:t>
-      </w:r>
-      <w:r>
-        <w:t xml:space="preserve">. Liddell wins clearly only if the NEM stays at 640 g/kWh (16.5 Mt).</w:t>
+        <w:t xml:space="preserve">To 2050 (Figure F6), Darlington Unit 1 avoids 1.0–6.8 Mt and Liddell 0.67–3.9 Mt. Liddell wins clearly only if the NEM stays at 640 g/kWh (16.5 Mt).</w:t>
       </w:r>
     </w:p>
     <w:p>
@@ -4180,7 +3470,7 @@
         <w:pStyle w:val="BodyText"/>
       </w:pPr>
       <w:r>
-        <w:t xml:space="preserve">The grid trajectory, start year and post-coal floor move these results tenfold; capacity factor, net output and our life-cycle interval move them by a few per cent (Appendix B4). An SMR at Liddell would displace the NEM mix, not Liddell’s coal (§1).</w:t>
+        <w:t xml:space="preserve">The grid trajectory, start year and post-coal floor move these results tenfold; capacity factor, net output and our life-cycle interval move them by a few per cent (Appendix B4). An SMR at Liddell would displace the NEM mix, not Liddell’s coal (Section 1).</w:t>
       </w:r>
     </w:p>
     <w:p>
@@ -4188,17 +3478,7 @@
         <w:pStyle w:val="BodyText"/>
       </w:pPr>
       <w:r>
-        <w:rPr>
-          <w:bCs/>
-          <w:b/>
-        </w:rPr>
-        <w:t xml:space="preserve">An SMR’s climate value depends on when it runs and what it displaces, not on today’s coal share.</w:t>
-      </w:r>
-      <w:r>
-        <w:t xml:space="preserve"> </w:t>
-      </w:r>
-      <w:r>
-        <w:t xml:space="preserve">In Ontario the case rests on displacing marginal gas. At Liddell it rests on the NEM decarbonising slowly.</w:t>
+        <w:t xml:space="preserve">An SMR’s climate value depends on when it runs and what it displaces, not on today’s coal share. In Ontario the case rests on displacing marginal gas. At Liddell it rests on the NEM decarbonising slowly.</w:t>
       </w:r>
     </w:p>
     <w:p>
@@ -4210,18 +3490,18 @@
           <wp:inline>
             <wp:extent cx="4195212" cy="2862669"/>
             <wp:effectExtent b="0" l="0" r="0" t="0"/>
-            <wp:docPr descr="Figure F6. CO₂e avoided to 2050 by one BWRX-300: Darlington Unit 1 (from 2030) against Liddell (from 2035 or 2040), by grid case; hatched bars are upper bounds. | Source: this study, Appendix B4 (Table B17)" title="" id="52" name="Picture"/>
+            <wp:docPr descr="Figure F6. CO₂e avoided to 2050 by one BWRX-300: Darlington Unit 1 (from 2030) against Liddell (from 2035 or 2040), by grid case; hatched bars are upper bounds. | Source: this study, Appendix B4 (Table B17)" title="" id="67" name="Picture"/>
             <a:graphic>
               <a:graphicData uri="http://schemas.openxmlformats.org/drawingml/2006/picture">
                 <pic:pic>
                   <pic:nvPicPr>
-                    <pic:cNvPr descr="/home/user/MTE4593-Group-Assignment/03_LCA_Calculations/results/F6_displacement.png" id="53" name="Picture"/>
+                    <pic:cNvPr descr="/home/user/MTE4593-Group-Assignment/03_LCA_Calculations/results/F6_displacement.png" id="68" name="Picture"/>
                     <pic:cNvPicPr>
                       <a:picLocks noChangeArrowheads="1" noChangeAspect="1"/>
                     </pic:cNvPicPr>
                   </pic:nvPicPr>
                   <pic:blipFill>
-                    <a:blip r:embed="rId51"/>
+                    <a:blip r:embed="rId66"/>
                     <a:stretch>
                       <a:fillRect/>
                     </a:stretch>
@@ -4256,8 +3536,8 @@
         <w:t xml:space="preserve">Figure F6. CO₂e avoided to 2050 by one BWRX-300: Darlington Unit 1 (from 2030) against Liddell (from 2035 or 2040), by grid case; hatched bars are upper bounds. | Source: this study, Appendix B4 (Table B17)</w:t>
       </w:r>
     </w:p>
-    <w:bookmarkEnd w:id="54"/>
-    <w:bookmarkStart w:id="58" w:name="the-same-money-on-firmed-renewables"/>
+    <w:bookmarkEnd w:id="69"/>
+    <w:bookmarkStart w:id="73" w:name="the-same-money-on-firmed-renewables"/>
     <w:p>
       <w:pPr>
         <w:pStyle w:val="Heading3"/>
@@ -4271,10 +3551,6 @@
         <w:pStyle w:val="FirstParagraph"/>
       </w:pPr>
       <w:r>
-        <w:rPr>
-          <w:bCs/>
-          <w:b/>
-        </w:rPr>
         <w:t xml:space="preserve">At GenCost’s 2030 costs, the money for one SMR unit would buy about 2.9 times as much energy from firmed renewables, which would avoid about 11 times more CO₂e to 2050 at Liddell.</w:t>
       </w:r>
     </w:p>
@@ -4283,45 +3559,13 @@
         <w:pStyle w:val="BodyText"/>
       </w:pPr>
       <w:r>
-        <w:t xml:space="preserve">GenCost 2023-24 gives A$230–382/MWh for an SMR in 2030, against A$89–125 for solar and wind with integration costs (Graham, Hayward and Foster, 2024, as reported). At the midpoints the same spend buys 2.9× the energy (Figure F7). With renewables from 2028 (assumed) and the SMR from 2040 on the slower trajectory, renewables avoid</w:t>
-      </w:r>
-      <w:r>
-        <w:t xml:space="preserve"> </w:t>
-      </w:r>
-      <w:r>
-        <w:rPr>
-          <w:bCs/>
-          <w:b/>
-        </w:rPr>
-        <w:t xml:space="preserve">10.9×</w:t>
-      </w:r>
-      <w:r>
-        <w:t xml:space="preserve"> </w:t>
-      </w:r>
-      <w:r>
-        <w:t xml:space="preserve">more CO₂e to 2050. They still avoid 5.7× more in the worst case we tested for them (SMR A$230, renewables A$153), and 4.9× with the SMR at A$198 (Appendix B6, Table B28). If A$387–641 is the 2030 range instead, the ratios become 5.0× and 19.1×.</w:t>
-      </w:r>
-      <w:r>
-        <w:t xml:space="preserve"> </w:t>
-      </w:r>
-      <w:r>
-        <w:t xml:space="preserve">Renewables come out ahead because they are cheaper per MWh and start about a decade earlier. Two limits apply: that much new output would itself shift the grid trajectory, and integration costs rise beyond the shares GenCost models.</w:t>
-      </w:r>
-      <w:r>
-        <w:t xml:space="preserve"> </w:t>
-      </w:r>
-      <w:r>
-        <w:rPr>
-          <w:bCs/>
-          <w:b/>
-        </w:rPr>
-        <w:t xml:space="preserve">On carbon per dollar, an SMR at Liddell loses.</w:t>
-      </w:r>
-      <w:r>
-        <w:t xml:space="preserve"> </w:t>
-      </w:r>
-      <w:r>
-        <w:t xml:space="preserve">Its case rests on firm supply, land use, system security and a hedge against renewables or transmission falling behind, which §9 weighs.</w:t>
+        <w:t xml:space="preserve">GenCost 2023-24 gives A$230–382/MWh for an SMR in 2030, against A$89–125 for solar and wind with integration costs (Graham, Hayward and Foster, 2024, as reported). At the midpoints the same spend buys 2.9× the energy (Figure F7). With renewables from 2028 (assumed) and the SMR from 2040 on the slower trajectory, renewables avoid 10.9× more CO₂e to 2050. They still avoid 5.7× more in the worst case we tested for them (SMR A$230, renewables A$153), and 4.9× with the SMR at A$198 (Appendix B6, Table B28). If A$387–641 is the 2030 range instead, the ratios become 5.0× and 19.1×.</w:t>
+      </w:r>
+      <w:r>
+        <w:t xml:space="preserve"> </w:t>
+      </w:r>
+      <w:r>
+        <w:t xml:space="preserve">Renewables come out ahead because they are cheaper per MWh and start about a decade earlier. Two limits apply: that much new output would itself shift the grid trajectory, and integration costs rise beyond the shares GenCost models. On carbon per dollar, an SMR at Liddell loses. Its case rests on firm supply, land use, system security and a hedge against renewables or transmission falling behind, which Section 9 weighs.</w:t>
       </w:r>
     </w:p>
     <w:p>
@@ -4333,18 +3577,18 @@
           <wp:inline>
             <wp:extent cx="4769583" cy="2577780"/>
             <wp:effectExtent b="0" l="0" r="0" t="0"/>
-            <wp:docPr descr="Figure F7. Same money at Liddell: firmed renewables ÷ one SMR unit, as energy bought and CO₂e avoided to 2050, under four cost cases; the dashed line is parity. | Source: this study, Appendix B6 (Table B28)" title="" id="56" name="Picture"/>
+            <wp:docPr descr="Figure F7. Same money at Liddell: firmed renewables ÷ one SMR unit, as energy bought and CO₂e avoided to 2050, under four cost cases; the dashed line is parity. | Source: this study, Appendix B6 (Table B28)" title="" id="71" name="Picture"/>
             <a:graphic>
               <a:graphicData uri="http://schemas.openxmlformats.org/drawingml/2006/picture">
                 <pic:pic>
                   <pic:nvPicPr>
-                    <pic:cNvPr descr="/home/user/MTE4593-Group-Assignment/03_LCA_Calculations/results/F7_same_money.png" id="57" name="Picture"/>
+                    <pic:cNvPr descr="/home/user/MTE4593-Group-Assignment/03_LCA_Calculations/results/F7_same_money.png" id="72" name="Picture"/>
                     <pic:cNvPicPr>
                       <a:picLocks noChangeArrowheads="1" noChangeAspect="1"/>
                     </pic:cNvPicPr>
                   </pic:nvPicPr>
                   <pic:blipFill>
-                    <a:blip r:embed="rId55"/>
+                    <a:blip r:embed="rId70"/>
                     <a:stretch>
                       <a:fillRect/>
                     </a:stretch>
@@ -4386,9 +3630,9 @@
         </w:pict>
       </w:r>
     </w:p>
-    <w:bookmarkEnd w:id="58"/>
-    <w:bookmarkEnd w:id="59"/>
-    <w:bookmarkStart w:id="69" w:name="Xabf1823ab98fa71e358698492c3b3ca10e02619"/>
+    <w:bookmarkEnd w:id="73"/>
+    <w:bookmarkEnd w:id="74"/>
+    <w:bookmarkStart w:id="97" w:name="Xabf1823ab98fa71e358698492c3b3ca10e02619"/>
     <w:p>
       <w:pPr>
         <w:pStyle w:val="Heading2"/>
@@ -4397,7 +3641,7 @@
         <w:t xml:space="preserve">8 Non-technical factors affecting translation to practice</w:t>
       </w:r>
     </w:p>
-    <w:bookmarkStart w:id="60" w:name="law-regulation-and-licensing"/>
+    <w:bookmarkStart w:id="78" w:name="law-regulation-and-licensing"/>
     <w:p>
       <w:pPr>
         <w:pStyle w:val="Heading3"/>
@@ -4414,20 +3658,19 @@
         <w:t xml:space="preserve">Law is where Darlington and Liddell differ most. At Darlington, C1 starts with LC³ in non-safety concrete and extends to the steel-composite infill only if qualified before the Units 2–4 go-ahead expected in 2028 (American Nuclear Society, 2026, as reported). At Liddell, three laws and the site owner block an SMR (Table T7).</w:t>
       </w:r>
     </w:p>
-    <w:p>
-      <w:pPr>
-        <w:pStyle w:val="BodyText"/>
-      </w:pPr>
-      <w:r>
-        <w:rPr>
-          <w:bCs/>
-          <w:b/>
-        </w:rPr>
-        <w:t xml:space="preserve">Australia.</w:t>
-      </w:r>
-      <w:r>
-        <w:t xml:space="preserve"> </w:t>
-      </w:r>
+    <w:bookmarkStart w:id="75" w:name="australia"/>
+    <w:p>
+      <w:pPr>
+        <w:pStyle w:val="Heading4"/>
+      </w:pPr>
+      <w:r>
+        <w:t xml:space="preserve">Australia</w:t>
+      </w:r>
+    </w:p>
+    <w:p>
+      <w:pPr>
+        <w:pStyle w:val="FirstParagraph"/>
+      </w:pPr>
       <w:r>
         <w:t xml:space="preserve">Federal repeal fails in the Senate while Labor and the Greens oppose, so the Coalition’s pledge to</w:t>
       </w:r>
@@ -4450,40 +3693,40 @@
         <w:t xml:space="preserve">(Liberal Party of Australia, 2026) cannot pass unless one of them changes position. Repeal alone would not be enough: ARPANSA licenses only Commonwealth-controlled bodies (ARPANS Act s 13), so a private SMR at Liddell would remain an offence under NSW s 8. Only a Commonwealth-owned operator might fit the s 8(3) exemption that covers ANSTO (our inference).</w:t>
       </w:r>
     </w:p>
-    <w:p>
-      <w:pPr>
-        <w:pStyle w:val="BodyText"/>
-      </w:pPr>
-      <w:r>
-        <w:rPr>
-          <w:bCs/>
-          <w:b/>
-        </w:rPr>
-        <w:t xml:space="preserve">Canada.</w:t>
-      </w:r>
-      <w:r>
-        <w:t xml:space="preserve"> </w:t>
-      </w:r>
+    <w:bookmarkEnd w:id="75"/>
+    <w:bookmarkStart w:id="76" w:name="canada"/>
+    <w:p>
+      <w:pPr>
+        <w:pStyle w:val="Heading4"/>
+      </w:pPr>
+      <w:r>
+        <w:t xml:space="preserve">Canada</w:t>
+      </w:r>
+    </w:p>
+    <w:p>
+      <w:pPr>
+        <w:pStyle w:val="FirstParagraph"/>
+      </w:pPr>
       <w:r>
         <w:t xml:space="preserve">The construction licence (April 2025) covers one unit. The Canadian Nuclear Safety Commission (CNSC) reports that its first construction hold point was removed in March 2026, and OPG applied that month to operate Unit 1 (CNSC, 2026a; 2026b). Units 2–4 are not covered by the first licence, so they need a further authorisation, with C1 reviewed inside it. The review depends on safety class. Concrete in a non-safety auxiliary structure meets ordinary construction requirements, but infill in a safety-significant structure may alter the licensed design basis and needs a fuller demonstration. REGDOC-2.5.2 (version 2.1) sets risk-informed design requirements and classifies structures (CNSC, 2023a), so no containment standard should be applied to every structure. The cement standard already allows calcined-clay blends with up to 15% limestone (CSA Group, 2023; Hooton, 2023). The BWRX-300 containment is steel-plate composite, so the infill is governed by GE-Hitachi’s topical report NEDO-33926 (self-consolidating concrete, strength per draft AISC N690), which the CNSC and US NRC jointly reviewed (GE-Hitachi Nuclear Energy, 2024; US Nuclear Regulatory Commission and CNSC, 2025). CSA N287 applies only to concrete containment, where applicable (CSA Group, 2026). To our reading the public report does not state a cement-type limit, and we found no nuclear precedent for calcined-clay infill: that is C1’s real licensing risk. A lower carbon figure cannot override the acceptance criteria for strength, crack control or design life.</w:t>
       </w:r>
     </w:p>
-    <w:p>
-      <w:pPr>
-        <w:pStyle w:val="BodyText"/>
-      </w:pPr>
-      <w:r>
-        <w:rPr>
-          <w:bCs/>
-          <w:b/>
-        </w:rPr>
-        <w:t xml:space="preserve">Translation to practice.</w:t>
-      </w:r>
-      <w:r>
-        <w:t xml:space="preserve"> </w:t>
-      </w:r>
-      <w:r>
-        <w:t xml:space="preserve">The non-safety pilot needs no nuclear qualification. Infill qualification must start in 2027, with slag (S1) as the fallback (§8.6). At Liddell the barrier precedes any materials choice: none of these first-order barriers can be solved by changing Portland cement to LC³.</w:t>
+    <w:bookmarkEnd w:id="76"/>
+    <w:bookmarkStart w:id="77" w:name="translation-to-practice"/>
+    <w:p>
+      <w:pPr>
+        <w:pStyle w:val="Heading4"/>
+      </w:pPr>
+      <w:r>
+        <w:t xml:space="preserve">Translation to practice</w:t>
+      </w:r>
+    </w:p>
+    <w:p>
+      <w:pPr>
+        <w:pStyle w:val="FirstParagraph"/>
+      </w:pPr>
+      <w:r>
+        <w:t xml:space="preserve">The non-safety pilot needs no nuclear qualification. Infill qualification must start in 2027, with slag (S1) as the fallback (Section 8.6). At Liddell the barrier precedes any materials choice: none of these first-order barriers can be solved by changing Portland cement to LC³.</w:t>
       </w:r>
     </w:p>
     <w:p>
@@ -4818,8 +4061,9 @@
         </w:pict>
       </w:r>
     </w:p>
-    <w:bookmarkEnd w:id="60"/>
-    <w:bookmarkStart w:id="61" w:name="economics-finance-and-market-barriers"/>
+    <w:bookmarkEnd w:id="77"/>
+    <w:bookmarkEnd w:id="78"/>
+    <w:bookmarkStart w:id="83" w:name="economics-finance-and-market-barriers"/>
     <w:p>
       <w:pPr>
         <w:pStyle w:val="Heading3"/>
@@ -4836,40 +4080,39 @@
         <w:t xml:space="preserve">An SMR’s cost is mostly capital, so whoever finances it sets its price and decides who can build one. C1 is the opposite: it costs almost nothing, but no one is paid for the carbon it saves.</w:t>
       </w:r>
     </w:p>
-    <w:p>
-      <w:pPr>
-        <w:pStyle w:val="BodyText"/>
-      </w:pPr>
-      <w:r>
-        <w:rPr>
-          <w:bCs/>
-          <w:b/>
-        </w:rPr>
-        <w:t xml:space="preserve">Cost.</w:t>
-      </w:r>
-      <w:r>
-        <w:t xml:space="preserve"> </w:t>
-      </w:r>
+    <w:bookmarkStart w:id="79" w:name="cost"/>
+    <w:p>
+      <w:pPr>
+        <w:pStyle w:val="Heading4"/>
+      </w:pPr>
+      <w:r>
+        <w:t xml:space="preserve">Cost</w:t>
+      </w:r>
+    </w:p>
+    <w:p>
+      <w:pPr>
+        <w:pStyle w:val="FirstParagraph"/>
+      </w:pPr>
       <w:r>
         <w:t xml:space="preserve">Darlington’s C$20.9 bn budget for four 300 MWe units (Ontario Power Generation, 2025a) gives a levelised cost of electricity (LCOE: the constant price that repays every cost over the plant’s life) of C$198/MWh at a 7% real discount rate, and C$112–280 from 3% to 10% (Table T9). Capital is 65–86% of it, so finance terms matter as much as engineering. OPG’s C$149/MWh implies 4.9%, a regulated Crown utility’s cost of capital. Our A$221 at 7% sits just below GenCost’s 2030 SMR range (Graham, Hayward and Foster, 2024), plausibly because four units share infrastructure. The agreement is not independent, because GenCost’s current edition bases its SMR capital cost on Darlington (Graham and Hayward, 2026). A NuScale-size overrun would give C$317/MWh.</w:t>
       </w:r>
     </w:p>
-    <w:p>
-      <w:pPr>
-        <w:pStyle w:val="BodyText"/>
-      </w:pPr>
-      <w:r>
-        <w:rPr>
-          <w:bCs/>
-          <w:b/>
-        </w:rPr>
-        <w:t xml:space="preserve">Risk and finance.</w:t>
-      </w:r>
-      <w:r>
-        <w:t xml:space="preserve"> </w:t>
-      </w:r>
-      <w:r>
-        <w:t xml:space="preserve">NuScale’s Idaho project shows what happens when buyers carry overrun risk: its price rose about 35% in real terms even after tax credits, the Utah utilities did not subscribe, and it was cancelled in 2023 (Table T9). Darlington avoids this with a single Crown owner and a regulated rate base; public and First Nations finance covers about 22% of the budget (§8.5). The first unit’s C$7.7 bn, with common infrastructure, sits inside the C$20.9 bn, not on top of it. The Canada Growth Fund (up to C$2 bn) and Building Ontario Fund (up to C$1 bn) supply equity, and the C$715 m of loan guarantees behind the First Nations’ investment is credit support, not extra spending (Government of Canada, 2026). The second equity tranche is released for Units 2–4</w:t>
+    <w:bookmarkEnd w:id="79"/>
+    <w:bookmarkStart w:id="80" w:name="risk-and-finance"/>
+    <w:p>
+      <w:pPr>
+        <w:pStyle w:val="Heading4"/>
+      </w:pPr>
+      <w:r>
+        <w:t xml:space="preserve">Risk and finance</w:t>
+      </w:r>
+    </w:p>
+    <w:p>
+      <w:pPr>
+        <w:pStyle w:val="FirstParagraph"/>
+      </w:pPr>
+      <w:r>
+        <w:t xml:space="preserve">NuScale’s Idaho project shows what happens when buyers carry overrun risk: its price rose about 35% in real terms even after tax credits, the Utah utilities did not subscribe, and it was cancelled in 2023 (Table T9). Darlington avoids this with a single Crown owner and a regulated rate base; public and First Nations finance covers about 22% of the budget (Section 8.5). The first unit’s C$7.7 bn, with common infrastructure, sits inside the C$20.9 bn, not on top of it. The Canada Growth Fund (up to C$2 bn) and Building Ontario Fund (up to C$1 bn) supply equity, and the C$715 m of loan guarantees behind the First Nations’ investment is credit support, not extra spending (Government of Canada, 2026). The second equity tranche is released for Units 2–4</w:t>
       </w:r>
       <w:r>
         <w:t xml:space="preserve"> </w:t>
@@ -4890,40 +4133,40 @@
         <w:t xml:space="preserve">(Canada Growth Fund and Building Ontario Fund, 2025), which is C1’s main financial lever.</w:t>
       </w:r>
     </w:p>
-    <w:p>
-      <w:pPr>
-        <w:pStyle w:val="BodyText"/>
-      </w:pPr>
-      <w:r>
-        <w:rPr>
-          <w:bCs/>
-          <w:b/>
-        </w:rPr>
-        <w:t xml:space="preserve">Barriers to entry.</w:t>
-      </w:r>
-      <w:r>
-        <w:t xml:space="preserve"> </w:t>
-      </w:r>
+    <w:bookmarkEnd w:id="80"/>
+    <w:bookmarkStart w:id="81" w:name="barriers-to-entry"/>
+    <w:p>
+      <w:pPr>
+        <w:pStyle w:val="Heading4"/>
+      </w:pPr>
+      <w:r>
+        <w:t xml:space="preserve">Barriers to entry</w:t>
+      </w:r>
+    </w:p>
+    <w:p>
+      <w:pPr>
+        <w:pStyle w:val="FirstParagraph"/>
+      </w:pPr>
       <w:r>
         <w:t xml:space="preserve">Entry needs large up-front capital, years of development, component qualification and regulatory approval; a small module is not proportionally cheap because site works, security and licensing are largely fixed (International Atomic Energy Agency, 2023). About C$17,400/kW is at risk for years before any revenue. Market capitalisation is a poor proxy for cost or performance: NuScale trades at 168 times its revenue (NuScale Power Corporation, 2026) because investors price hoped-for orders, not verified capital intensity or output. Darlington’s disclosed budget is a stronger benchmark, though its operating record is yet to come. First plants are financed by states and rate bases: the US Department of Energy’s US$800 m went to two designs, one the BWRX-300 (US Department of Energy, 2025), out of about 70 worldwide (International Atomic Energy Agency, 2024). China’s State Council approves batches of reactors for state-owned builders, as reported (Caixin Global, 2026). Australia has neither route. Liddell belongs to AGL, a private company, so an SMR there would need Commonwealth ownership or underwriting, with taxpayers carrying the cost risk (our inference).</w:t>
       </w:r>
     </w:p>
-    <w:p>
-      <w:pPr>
-        <w:pStyle w:val="BodyText"/>
-      </w:pPr>
-      <w:r>
-        <w:rPr>
-          <w:bCs/>
-          <w:b/>
-        </w:rPr>
-        <w:t xml:space="preserve">C1.</w:t>
-      </w:r>
-      <w:r>
-        <w:t xml:space="preserve"> </w:t>
-      </w:r>
-      <w:r>
-        <w:t xml:space="preserve">LC³ saves 6,600 t CO₂e across Units 2–4 (2,200 t a unit; §6.3), worth C$0.63–0.76 m at the federal carbon price of C$95/t in 2026 and C$115/t in 2030 (Environment and Climate Change Canada, 2026; BWRX-300 Ostrołęka sp. z o.o., 2023; Pillai et al., 2019). That justifies an LC³ premium of up to C$10.4–12.7/m³, or 4.6–5.5% of commodity concrete at C$229/m³. The target concrete costs about C$13.7 m, 0.10% of Units 2–4 capital. Table T8 tests the break-even from the cost side, since C1 decides only the premium on a qualified mix, not the C$20.9 bn. A C$10/m³ premium on a unit’s 20,000 m³ of eligible concrete (40% of 50,000 m³) costs C$0.2 m, or C$91/t, just inside the carbon price; C$25 gives C$227/t and C$50 gives C$455/t. These are sensitivities, not quotes: no supplier price has been obtained. No one captures the carbon value, because construction materials appear to sit outside Ontario’s industrial carbon pricing (our inference). Qualification adds to the abatement cost: a C$1 m programme (assumed) adds about C$152/t, and one day of delay costs C$1.8–2.9 m, more than C1’s whole carbon value. Responses are compared and sequenced in §8.6 (Table T13).</w:t>
+    <w:bookmarkEnd w:id="81"/>
+    <w:bookmarkStart w:id="82" w:name="the-initiative-c1-1"/>
+    <w:p>
+      <w:pPr>
+        <w:pStyle w:val="Heading4"/>
+      </w:pPr>
+      <w:r>
+        <w:t xml:space="preserve">The initiative (C1)</w:t>
+      </w:r>
+    </w:p>
+    <w:p>
+      <w:pPr>
+        <w:pStyle w:val="FirstParagraph"/>
+      </w:pPr>
+      <w:r>
+        <w:t xml:space="preserve">LC³ saves 6,600 t CO₂e across Units 2–4 (2,200 t a unit; Section 6.3), worth C$0.63–0.76 m at the federal carbon price of C$95/t in 2026 and C$115/t in 2030 (Environment and Climate Change Canada, 2026; BWRX-300 Ostrołęka sp. z o.o., 2023; Pillai et al., 2019). That justifies an LC³ premium of up to C$10.4–12.7/m³, or 4.6–5.5% of commodity concrete at C$229/m³. The target concrete costs about C$13.7 m, 0.10% of Units 2–4 capital. Table T8 tests the break-even from the cost side, since C1 decides only the premium on a qualified mix, not the C$20.9 bn. A C$10/m³ premium on a unit’s 20,000 m³ of eligible concrete (40% of 50,000 m³) costs C$0.2 m, or C$91/t, just inside the carbon price; C$25 gives C$227/t and C$50 gives C$455/t. These are sensitivities, not quotes: no supplier price has been obtained. No one captures the carbon value, because construction materials appear to sit outside Ontario’s industrial carbon pricing (our inference). Qualification adds to the abatement cost: a C$1 m programme (assumed) adds about C$152/t, and one day of delay costs C$1.8–2.9 m, more than C1’s whole carbon value. Responses are compared and sequenced in Section 8.6 (Table T13).</w:t>
       </w:r>
     </w:p>
     <w:p>
@@ -5504,8 +4747,9 @@
         </w:pict>
       </w:r>
     </w:p>
-    <w:bookmarkEnd w:id="61"/>
-    <w:bookmarkStart w:id="62" w:name="supply-concentration-and-geopolitics"/>
+    <w:bookmarkEnd w:id="82"/>
+    <w:bookmarkEnd w:id="83"/>
+    <w:bookmarkStart w:id="87" w:name="supply-concentration-and-geopolitics"/>
     <w:p>
       <w:pPr>
         <w:pStyle w:val="Heading3"/>
@@ -5519,7 +4763,7 @@
         <w:pStyle w:val="FirstParagraph"/>
       </w:pPr>
       <w:r>
-        <w:t xml:space="preserve">Every front-end fuel stage we measured is concentrated. Each Herfindahl–Hirschman index (HHI; §2) exceeds 1,800,</w:t>
+        <w:t xml:space="preserve">Every front-end fuel stage we measured is concentrated. Each Herfindahl–Hirschman index (HHI; Section 2) exceeds 1,800,</w:t>
       </w:r>
       <w:r>
         <w:t xml:space="preserve"> </w:t>
@@ -5540,58 +4784,57 @@
         <w:t xml:space="preserve">on the 2023 US merger guidelines (US Department of Justice and Federal Trade Commission, 2023), though on the 2010 scale only enrichment is (Table T10). For Darlington this is a price risk; for an Australian SMR it is a sovereign risk.</w:t>
       </w:r>
     </w:p>
-    <w:p>
-      <w:pPr>
-        <w:pStyle w:val="BodyText"/>
-      </w:pPr>
-      <w:r>
-        <w:rPr>
-          <w:bCs/>
-          <w:b/>
-        </w:rPr>
-        <w:t xml:space="preserve">Sanctions make it worse.</w:t>
-      </w:r>
-      <w:r>
-        <w:t xml:space="preserve"> </w:t>
-      </w:r>
+    <w:bookmarkStart w:id="84" w:name="sanctions-make-it-worse"/>
+    <w:p>
+      <w:pPr>
+        <w:pStyle w:val="Heading4"/>
+      </w:pPr>
+      <w:r>
+        <w:t xml:space="preserve">Sanctions make it worse</w:t>
+      </w:r>
+    </w:p>
+    <w:p>
+      <w:pPr>
+        <w:pStyle w:val="FirstParagraph"/>
+      </w:pPr>
       <w:r>
         <w:t xml:space="preserve">Russia holds 41.0–42.8% of enrichment capacity (calculated from World Nuclear Association, 2025; World Nuclear University, 2025). Removing Russia, as US buyers must once import-ban waivers end in 2028 (United States Congress, 2024), raises every HHI. Without Russia and China, enrichment is a Urenco–Orano duopoly (HHI 5,621). Mining is concentrated by country but not by company (HHI about 850–1,400, top three firms only), so its risk is geopolitical rather than market power (Appendix B2).</w:t>
       </w:r>
     </w:p>
-    <w:p>
-      <w:pPr>
-        <w:pStyle w:val="BodyText"/>
-      </w:pPr>
-      <w:r>
-        <w:rPr>
-          <w:bCs/>
-          <w:b/>
-        </w:rPr>
-        <w:t xml:space="preserve">Darlington and Liddell compared.</w:t>
-      </w:r>
-      <w:r>
-        <w:t xml:space="preserve"> </w:t>
-      </w:r>
+    <w:bookmarkEnd w:id="84"/>
+    <w:bookmarkStart w:id="85" w:name="darlington-and-liddell-compared"/>
+    <w:p>
+      <w:pPr>
+        <w:pStyle w:val="Heading4"/>
+      </w:pPr>
+      <w:r>
+        <w:t xml:space="preserve">Darlington and Liddell compared</w:t>
+      </w:r>
+    </w:p>
+    <w:p>
+      <w:pPr>
+        <w:pStyle w:val="FirstParagraph"/>
+      </w:pPr>
       <w:r>
         <w:t xml:space="preserve">OPG’s announced Unit 1 fuel suppliers (Cameco, Urenco USA, Orano, GNF-A) include no Russian firm (Ontario Power Generation, 2023, as reported by Power Engineering, 2023). Four units need about 196 t of natural uranium and 138 thousand separative work units (SWU) a year, about 3.2% of Urenco USA’s output (assumed typical BWR fuel values; Appendix B2.6). Australia holds 28% of identified recoverable uranium resources (OECD Nuclear Energy Agency and International Atomic Energy Agency, 2025; the 2026 edition gives 27–29%) but has no conversion or enrichment (World Nuclear Association, 2026). An Australian SMR would import enrichment and fabrication by law (EPBC s 140A; ARPANS s 10), and conversion because no plant exists (Parliamentary Library, 2024).</w:t>
       </w:r>
     </w:p>
-    <w:p>
-      <w:pPr>
-        <w:pStyle w:val="BodyText"/>
-      </w:pPr>
-      <w:r>
-        <w:rPr>
-          <w:bCs/>
-          <w:b/>
-        </w:rPr>
-        <w:t xml:space="preserve">Translation to practice.</w:t>
-      </w:r>
-      <w:r>
-        <w:t xml:space="preserve"> </w:t>
-      </w:r>
-      <w:r>
-        <w:t xml:space="preserve">C1 does not reduce fuel risk. Fuel independence also needs conversion, enrichment, fabrication, forged components and skilled labour, not uranium deposits alone. Patents identify proprietary designs but do not establish any royalty per unit of electricity, so patent counts alone give no royalty estimate. The HHI measures nominal capacity, not the contracts open to one buyer. Contracts with allied enrichers, as OPG uses, cut a buyer’s exposure but not concentration (§8.6). C1 adds a small supply risk of its own. LC³ needs a suitable calcined-clay source and blending capacity (Scrivener et al., 2018), and a single qualified supplier would be a risk even if its product footprint were favourable. One Western option links back to Darlington: laser enrichment from Australia’s Silex Systems, commercialised in the US by Global Laser Enrichment (51% Silex, 49% Cameco, OPG’s uranium supplier). The NRC docketed its Paducah application in August 2025, as reported by Silex Systems Limited (2025), and Cameco has agreed to buy all its output (Silex Systems Limited, 2026, as reported by World Nuclear News, 2026). EPBC s 140A would bar such a plant in Australia (§10).</w:t>
+    <w:bookmarkEnd w:id="85"/>
+    <w:bookmarkStart w:id="86" w:name="translation-to-practice-1"/>
+    <w:p>
+      <w:pPr>
+        <w:pStyle w:val="Heading4"/>
+      </w:pPr>
+      <w:r>
+        <w:t xml:space="preserve">Translation to practice</w:t>
+      </w:r>
+    </w:p>
+    <w:p>
+      <w:pPr>
+        <w:pStyle w:val="FirstParagraph"/>
+      </w:pPr>
+      <w:r>
+        <w:t xml:space="preserve">C1 does not reduce fuel risk. Fuel independence also needs conversion, enrichment, fabrication, forged components and skilled labour, not uranium deposits alone. Patents identify proprietary designs but do not establish any royalty per unit of electricity, so patent counts alone give no royalty estimate. The HHI measures nominal capacity, not the contracts open to one buyer. Contracts with allied enrichers, as OPG uses, cut a buyer’s exposure but not concentration (Section 8.6). C1 adds a small supply risk of its own. LC³ needs a suitable calcined-clay source and blending capacity (Scrivener et al., 2018), and a single qualified supplier would be a risk even if its product footprint were favourable. One Western option links back to Darlington: laser enrichment from Australia’s Silex Systems, commercialised in the US by Global Laser Enrichment (51% Silex, 49% Cameco, OPG’s uranium supplier). The NRC docketed its Paducah application in August 2025, as reported by Silex Systems Limited (2025), and Cameco has agreed to buy all its output (Silex Systems Limited, 2026, as reported by World Nuclear News, 2026). EPBC s 140A would bar such a plant in Australia (Section 10).</w:t>
       </w:r>
     </w:p>
     <w:p>
@@ -6064,8 +5307,9 @@
         </w:pict>
       </w:r>
     </w:p>
-    <w:bookmarkEnd w:id="62"/>
-    <w:bookmarkStart w:id="63" w:name="social-licence"/>
+    <w:bookmarkEnd w:id="86"/>
+    <w:bookmarkEnd w:id="87"/>
+    <w:bookmarkStart w:id="90" w:name="social-licence"/>
     <w:p>
       <w:pPr>
         <w:pStyle w:val="Heading3"/>
@@ -6082,40 +5326,29 @@
         <w:t xml:space="preserve">The same reactor has a social licence at Darlington and none at Liddell. Safety data do not explain the difference; consent, benefit and trust do (Table T11).</w:t>
       </w:r>
     </w:p>
+    <w:bookmarkStart w:id="88" w:name="perceived-and-actual-safety"/>
+    <w:p>
+      <w:pPr>
+        <w:pStyle w:val="Heading4"/>
+      </w:pPr>
+      <w:r>
+        <w:t xml:space="preserve">Perceived and actual safety</w:t>
+      </w:r>
+    </w:p>
+    <w:p>
+      <w:pPr>
+        <w:pStyle w:val="FirstParagraph"/>
+      </w:pPr>
+      <w:r>
+        <w:t xml:space="preserve">In 2024, 61% of Australians supported using nuclear power to generate electricity (Neelam, 2024), yet 59% wanted to keep the legal ban, up from 51% a year earlier (Griffith University Climate Action Beacon and Monash Climate Change Communication Research Hub, 2025). One poll asks about a technology and the other about the law, so support depends on framing; older polls found support 16–20 points lower for a plant nearby (Newspoll, 2007). The health benefit, like the carbon benefit (Section 7), depends on what the reactor displaces.</w:t>
+      </w:r>
+    </w:p>
     <w:p>
       <w:pPr>
         <w:pStyle w:val="BodyText"/>
       </w:pPr>
       <w:r>
-        <w:rPr>
-          <w:bCs/>
-          <w:b/>
-        </w:rPr>
-        <w:t xml:space="preserve">Perceived and actual safety.</w:t>
-      </w:r>
-      <w:r>
-        <w:t xml:space="preserve"> </w:t>
-      </w:r>
-      <w:r>
-        <w:t xml:space="preserve">In 2024, 61% of Australians supported using nuclear power to generate electricity (Neelam, 2024), yet 59% wanted to keep the legal ban, up from 51% a year earlier (Griffith University Climate Action Beacon and Monash Climate Change Communication Research Hub, 2025). One poll asks about a technology and the other about the law, so support depends on framing; older polls found support 16–20 points lower for a plant nearby (Newspoll, 2007). The health benefit, like the carbon benefit (§7), depends on what the reactor displaces.</w:t>
-      </w:r>
-    </w:p>
-    <w:p>
-      <w:pPr>
-        <w:pStyle w:val="BodyText"/>
-      </w:pPr>
-      <w:r>
-        <w:rPr>
-          <w:bCs/>
-          <w:b/>
-        </w:rPr>
-        <w:t xml:space="preserve">Consent: equity in Canada, failed top-down siting in Australia.</w:t>
-      </w:r>
-      <w:r>
-        <w:t xml:space="preserve"> </w:t>
-      </w:r>
-      <w:r>
-        <w:t xml:space="preserve">At Darlington the CNSC found the duty to consult met (CNSC, 2025). In June 2026 the seven Williams Treaties First Nations announced a C$700 m investment, a loan converting to equity once all four units are complete, backed by federal and Ontario loan guarantees of about C$715 m (Williams Treaties First Nations et al., 2026; Government of Canada, 2026). The first is the investment, the second its credit support. Two of the seven told the CNSC in 2023–24 that their concerns had not been addressed, so ownership by participating Nations is not universal consent, nor a substitute for consulting other Indigenous groups. Australia’s precedent is a waste site chosen top-down and set aside by the Federal Court for apprehended bias (</w:t>
+        <w:t xml:space="preserve">Consent: equity in Canada, failed top-down siting in Australia. At Darlington the CNSC found the duty to consult met (CNSC, 2025). In June 2026 the seven Williams Treaties First Nations announced a C$700 m investment, a loan converting to equity once all four units are complete, backed by federal and Ontario loan guarantees of about C$715 m (Williams Treaties First Nations et al., 2026; Government of Canada, 2026). The first is the investment, the second its credit support. Two of the seven told the CNSC in 2023–24 that their concerns had not been addressed, so ownership by participating Nations is not universal consent, nor a substitute for consulting other Indigenous groups. Australia’s precedent is a waste site chosen top-down and set aside by the Federal Court for apprehended bias (</w:t>
       </w:r>
       <w:r>
         <w:rPr>
@@ -6131,22 +5364,22 @@
         <w:t xml:space="preserve">[2023] FCA 809). Canada’s waste agency instead used volunteer siting and a priced hosting agreement (Nuclear Waste Management Organization [NWMO], 2024a). Scored on legitimacy, legal risk, speed, public cost and fairness, consent-based routes beat top-down siting by 3–6 points under every weighting, and not building scores highest (Appendix B8.3).</w:t>
       </w:r>
     </w:p>
-    <w:p>
-      <w:pPr>
-        <w:pStyle w:val="BodyText"/>
-      </w:pPr>
-      <w:r>
-        <w:rPr>
-          <w:bCs/>
-          <w:b/>
-        </w:rPr>
-        <w:t xml:space="preserve">Translation to practice.</w:t>
-      </w:r>
-      <w:r>
-        <w:t xml:space="preserve"> </w:t>
-      </w:r>
-      <w:r>
-        <w:t xml:space="preserve">C1 changes no land use, emissions or waste at the site, so it raises no new consent issue there; its social value is indirect, as a lower-carbon build that OPG can report to its First Nations and public equity partners (our inference). Away from the site, clay sourcing, haulage and water use could create distributional impacts, and powder dust and calcination emissions are occupational matters at suppliers and batching plants. A socially sustainable pilot would disclose source locations and routes early, open supply to Indigenous and local firms where technically suitable, and report environmental data plainly. Waste stewardship is unchanged: the NWMO repository near Ignace entered regulatory assessment in January 2026 and is not operating (Nuclear Waste Management Organization, 2026), and LC³ has no proven recyclability or clearance advantage. For Liddell, low-regret steps can precede any repeal: a producer-funded waste body, and a two-key test in which both the host community and the Traditional Owners must agree. A priced hosting agreement, First Nations equity with a loan guarantee and a skills plan coordinated with AUKUS would follow (§8.6).</w:t>
+    <w:bookmarkEnd w:id="88"/>
+    <w:bookmarkStart w:id="89" w:name="translation-to-practice-2"/>
+    <w:p>
+      <w:pPr>
+        <w:pStyle w:val="Heading4"/>
+      </w:pPr>
+      <w:r>
+        <w:t xml:space="preserve">Translation to practice</w:t>
+      </w:r>
+    </w:p>
+    <w:p>
+      <w:pPr>
+        <w:pStyle w:val="FirstParagraph"/>
+      </w:pPr>
+      <w:r>
+        <w:t xml:space="preserve">C1 changes no land use, emissions or waste at the site, so it raises no new consent issue there; its social value is indirect, as a lower-carbon build that OPG can report to its First Nations and public equity partners (our inference). Away from the site, clay sourcing, haulage and water use could create distributional impacts, and powder dust and calcination emissions are occupational matters at suppliers and batching plants. A socially sustainable pilot would disclose source locations and routes early, open supply to Indigenous and local firms where technically suitable, and report environmental data plainly. Waste stewardship is unchanged: the NWMO repository near Ignace entered regulatory assessment in January 2026 and is not operating (Nuclear Waste Management Organization, 2026), and LC³ has no proven recyclability or clearance advantage. For Liddell, low-regret steps can precede any repeal: a producer-funded waste body, and a two-key test in which both the host community and the Traditional Owners must agree. A priced hosting agreement, First Nations equity with a loan guarantee and a skills plan coordinated with AUKUS would follow (Section 8.6).</w:t>
       </w:r>
     </w:p>
     <w:p>
@@ -6526,8 +5759,9 @@
         </w:pict>
       </w:r>
     </w:p>
-    <w:bookmarkEnd w:id="63"/>
-    <w:bookmarkStart w:id="67" w:name="stakeholders-and-money-flows"/>
+    <w:bookmarkEnd w:id="89"/>
+    <w:bookmarkEnd w:id="90"/>
+    <w:bookmarkStart w:id="94" w:name="stakeholders-and-money-flows"/>
     <w:p>
       <w:pPr>
         <w:pStyle w:val="Heading3"/>
@@ -6549,7 +5783,7 @@
         <w:pStyle w:val="BodyText"/>
       </w:pPr>
       <w:r>
-        <w:t xml:space="preserve">Table T12 sets each actor’s influence and interest beside its money. OPG carries about 78% of Darlington on its balance sheet (by subtraction; our calculation), recovered through rates the Ontario Energy Board approves, while federal, provincial and First Nations finance lowers the cost of capital and spreads ownership. That model needs a publicly owned utility with a regulated rate base. Liddell has a private owner, so it would need Commonwealth ownership or underwriting (§8.2), with taxpayers carrying the cost risk under the Coalition’s 2024 model, as reported by ABC News (2024).</w:t>
+        <w:t xml:space="preserve">Table T12 sets each actor’s influence and interest beside its money. OPG carries about 78% of Darlington on its balance sheet (by subtraction; our calculation), recovered through rates the Ontario Energy Board approves, while federal, provincial and First Nations finance lowers the cost of capital and spreads ownership. That model needs a publicly owned utility with a regulated rate base. Liddell has a private owner, so it would need Commonwealth ownership or underwriting (Section 8.2), with taxpayers carrying the cost risk under the Coalition’s 2024 model, as reported by ABC News (2024).</w:t>
       </w:r>
     </w:p>
     <w:p>
@@ -6557,7 +5791,7 @@
         <w:pStyle w:val="BodyText"/>
       </w:pPr>
       <w:r>
-        <w:t xml:space="preserve">For C1, the decisive actors are OPG as buyer, GE Vernova Hitachi as owner of the infill specification, and the two equity funds at the Units 2–4 tranche (§8.2). None is opposed, but none yet has a reason to act; the tranche condition supplies one (§8.6). Contractors and suppliers then decide whether LC³ is deliverable.</w:t>
+        <w:t xml:space="preserve">For C1, the decisive actors are OPG as buyer, GE Vernova Hitachi as owner of the infill specification, and the two equity funds at the Units 2–4 tranche (Section 8.2). None is opposed, but none yet has a reason to act; the tranche condition supplies one (Section 8.6). Contractors and suppliers then decide whether LC³ is deliverable.</w:t>
       </w:r>
     </w:p>
     <w:p>
@@ -6569,18 +5803,18 @@
           <wp:inline>
             <wp:extent cx="5441315" cy="3894434"/>
             <wp:effectExtent b="0" l="0" r="0" t="0"/>
-            <wp:docPr descr="Figure F8. Stakeholder power/interest maps for Darlington Units 2–4 with C1 (left) and a hypothetical Liddell BWRX-300 (right). Colour shows stance; positions are our judgement from §8.1–8.4. Source: this study, Appendix B8.2." title="" id="65" name="Picture"/>
+            <wp:docPr descr="Figure F8. Stakeholder power/interest maps for Darlington Units 2–4 with C1 (left) and a hypothetical Liddell BWRX-300 (right). Colour shows stance; positions are our judgement from Sections 8.1–8.4. Source: this study, Appendix B8.2." title="" id="92" name="Picture"/>
             <a:graphic>
               <a:graphicData uri="http://schemas.openxmlformats.org/drawingml/2006/picture">
                 <pic:pic>
                   <pic:nvPicPr>
-                    <pic:cNvPr descr="/home/user/MTE4593-Group-Assignment/03_LCA_Calculations/results/F8_stakeholder_map.png" id="66" name="Picture"/>
+                    <pic:cNvPr descr="/home/user/MTE4593-Group-Assignment/03_LCA_Calculations/results/F8_stakeholder_map.png" id="93" name="Picture"/>
                     <pic:cNvPicPr>
                       <a:picLocks noChangeArrowheads="1" noChangeAspect="1"/>
                     </pic:cNvPicPr>
                   </pic:nvPicPr>
                   <pic:blipFill>
-                    <a:blip r:embed="rId64"/>
+                    <a:blip r:embed="rId91"/>
                     <a:stretch>
                       <a:fillRect/>
                     </a:stretch>
@@ -6612,7 +5846,7 @@
         <w:pStyle w:val="ImageCaption"/>
       </w:pPr>
       <w:r>
-        <w:t xml:space="preserve">Figure F8. Stakeholder power/interest maps for Darlington Units 2–4 with C1 (left) and a hypothetical Liddell BWRX-300 (right). Colour shows stance; positions are our judgement from §8.1–8.4. Source: this study, Appendix B8.2.</w:t>
+        <w:t xml:space="preserve">Figure F8. Stakeholder power/interest maps for Darlington Units 2–4 with C1 (left) and a hypothetical Liddell BWRX-300 (right). Colour shows stance; positions are our judgement from Sections 8.1–8.4. Source: this study, Appendix B8.2.</w:t>
       </w:r>
     </w:p>
     <w:p>
@@ -7048,7 +6282,7 @@
               <w:jc w:val="left"/>
             </w:pPr>
             <w:r>
-              <w:t xml:space="preserve">About 1,600 construction jobs per SMR (§8.4)</w:t>
+              <w:t xml:space="preserve">About 1,600 construction jobs per SMR (Section 8.4)</w:t>
             </w:r>
           </w:p>
         </w:tc>
@@ -7098,7 +6332,7 @@
               <w:jc w:val="left"/>
             </w:pPr>
             <w:r>
-              <w:t xml:space="preserve">Producer-funded (§8.4)</w:t>
+              <w:t xml:space="preserve">Producer-funded (Section 8.4)</w:t>
             </w:r>
           </w:p>
         </w:tc>
@@ -7111,8 +6345,8 @@
         </w:pict>
       </w:r>
     </w:p>
-    <w:bookmarkEnd w:id="67"/>
-    <w:bookmarkStart w:id="68" w:name="implementation-pathway"/>
+    <w:bookmarkEnd w:id="94"/>
+    <w:bookmarkStart w:id="96" w:name="implementation-pathway"/>
     <w:p>
       <w:pPr>
         <w:pStyle w:val="Heading3"/>
@@ -7126,17 +6360,7 @@
         <w:pStyle w:val="FirstParagraph"/>
       </w:pPr>
       <w:r>
-        <w:rPr>
-          <w:bCs/>
-          <w:b/>
-        </w:rPr>
-        <w:t xml:space="preserve">C1 can be built with no added delay on the evidence available if OPG applies a carbon specification to eligible non-safety concrete now (the LC³ pilot), qualifies the steel-composite infill on a Unit 1 mock-up, and ties a milestone to the Units 2–4 equity tranche.</w:t>
-      </w:r>
-      <w:r>
-        <w:t xml:space="preserve"> </w:t>
-      </w:r>
-      <w:r>
-        <w:t xml:space="preserve">The levers in Table T13 are scored on enforceability, speed and low schedule risk (1 to 3 each; our judgement, not sourced scores). L1 and L2 tie at 8. If enforceability counts double, L2 leads with 11; if speed counts double, L1 leads with 11; the recommendation is the same under both. L1 is C1’s pilot step, not an add-on: a 10% floor invites LC³, whose full saving is 1,100–3,300 t CO₂e per unit (§4.3; Pillai et al., 2019).</w:t>
+        <w:t xml:space="preserve">C1 can be built with no added delay on the evidence available if OPG applies a carbon specification to eligible non-safety concrete now (the LC³ pilot), qualifies the steel-composite infill on a Unit 1 mock-up, and ties a milestone to the Units 2–4 equity tranche. The levers in Table T13 are scored on enforceability, speed and low schedule risk (1 to 3 each; our judgement, not sourced scores). L1 and L2 tie at 8. If enforceability counts double, L2 leads with 11; if speed counts double, L1 leads with 11; the recommendation is the same under both. L1 is C1’s pilot step, not an add-on: a 10% floor invites LC³, whose full saving is 1,100–3,300 t CO₂e per unit (Section 4.3; Pillai et al., 2019).</w:t>
       </w:r>
     </w:p>
     <w:p>
@@ -7274,7 +6498,7 @@
               <w:jc w:val="left"/>
             </w:pPr>
             <w:r>
-              <w:t xml:space="preserve">OPG, so ratepayers (premium break-even, §8.2)</w:t>
+              <w:t xml:space="preserve">OPG, so ratepayers (premium break-even, Section 8.2)</w:t>
             </w:r>
           </w:p>
         </w:tc>
@@ -7570,40 +6794,29 @@
         </w:tc>
       </w:tr>
     </w:tbl>
+    <w:bookmarkStart w:id="95" w:name="qualification-and-sequencing"/>
+    <w:p>
+      <w:pPr>
+        <w:pStyle w:val="Heading4"/>
+      </w:pPr>
+      <w:r>
+        <w:t xml:space="preserve">Qualification and sequencing</w:t>
+      </w:r>
+    </w:p>
+    <w:p>
+      <w:pPr>
+        <w:pStyle w:val="FirstParagraph"/>
+      </w:pPr>
+      <w:r>
+        <w:t xml:space="preserve">The sequence is L1 now, L4 in 2027, then L2 at the 2028 tranche. A CNSC licence condition is not a lever, because the CNSC does not set climate conditions; it only has to accept that the change is safe (our inference). Oversight continues after approval, through batch testing, record retention, non-conformance procedures and inspection access, and the approved mix stays available throughout. Step 1, in 2027, develops slag and LC³ self-consolidating mixes (about 6 to 9 months). Step 2 is a full-scale mock-up trial off Unit 1’s critical path (about 6 months), funded by L4. Step 3 is the design-change evaluation, submitted with the Units 2–4 licensing package ahead of the approval expected in 2028, as reported (American Nuclear Society, 2026); it takes about 6 to 9 months (assumed). The steps total about 18 to 24 months (assumed), so they fit only if they start in 2027. We have not costed the programme; Section 9 tests an assumed C$1 m. If the evidence is not ready, Units 2–4 proceed with the current mix, the pilot continues in non-safety concrete, and the infill enters at a later unit. Doing nothing forgoes the saving at near-zero cost and is rejected.</w:t>
+      </w:r>
+    </w:p>
     <w:p>
       <w:pPr>
         <w:pStyle w:val="BodyText"/>
       </w:pPr>
       <w:r>
-        <w:rPr>
-          <w:bCs/>
-          <w:b/>
-        </w:rPr>
-        <w:t xml:space="preserve">Qualification and sequencing.</w:t>
-      </w:r>
-      <w:r>
-        <w:t xml:space="preserve"> </w:t>
-      </w:r>
-      <w:r>
-        <w:t xml:space="preserve">The sequence is L1 now, L4 in 2027, then L2 at the 2028 tranche. A CNSC licence condition is not a lever, because the CNSC does not set climate conditions; it only has to accept that the change is safe (our inference). Oversight continues after approval, through batch testing, record retention, non-conformance procedures and inspection access, and the approved mix stays available throughout. Step 1, in 2027, develops slag and LC³ self-consolidating mixes (about 6 to 9 months). Step 2 is a full-scale mock-up trial off Unit 1’s critical path (about 6 months), funded by L4. Step 3 is the design-change evaluation, submitted with the Units 2–4 licensing package ahead of the approval expected in 2028, as reported (American Nuclear Society, 2026); it takes about 6 to 9 months (assumed). The steps total about 18 to 24 months (assumed), so they fit only if they start in 2027. We have not costed the programme; §9 tests an assumed C$1 m. If the evidence is not ready, Units 2–4 proceed with the current mix, the pilot continues in non-safety concrete, and the infill enters at a later unit. Doing nothing forgoes the saving at near-zero cost and is rejected.</w:t>
-      </w:r>
-    </w:p>
-    <w:p>
-      <w:pPr>
-        <w:pStyle w:val="BodyText"/>
-      </w:pPr>
-      <w:r>
-        <w:rPr>
-          <w:bCs/>
-          <w:b/>
-        </w:rPr>
-        <w:t xml:space="preserve">The federal standard is a template, not an obligation.</w:t>
-      </w:r>
-      <w:r>
-        <w:t xml:space="preserve"> </w:t>
-      </w:r>
-      <w:r>
-        <w:t xml:space="preserve">The Standard on Embodied Carbon in Construction (amended March 2025) requires low-carbon concrete, life-cycle assessment and structural-material reporting in federal procurement (Treasury Board of Canada Secretariat, 2022). It is a model of transparency, but it binds federal departments, and OPG, an Ontario Crown corporation, is outside its scope (our inference); the Darlington choice rests on its own contracts, codes and licence conditions. Its allowance of 130% of baseline for specialised mixes could let self-consolidating infill emit 30% more than the baseline, so any OPG or fund clause must benchmark infill against a cement-rich self-consolidating reference mix.</w:t>
+        <w:t xml:space="preserve">The federal standard is a template, not an obligation. The Standard on Embodied Carbon in Construction (amended March 2025) requires low-carbon concrete, life-cycle assessment and structural-material reporting in federal procurement (Treasury Board of Canada Secretariat, 2022). It is a model of transparency, but it binds federal departments, and OPG, an Ontario Crown corporation, is outside its scope (our inference); the Darlington choice rests on its own contracts, codes and licence conditions. Its allowance of 130% of baseline for specialised mixes could let self-consolidating infill emit 30% more than the baseline, so any OPG or fund clause must benchmark infill against a cement-rich self-consolidating reference mix.</w:t>
       </w:r>
     </w:p>
     <w:p>
@@ -7613,9 +6826,10 @@
         </w:pict>
       </w:r>
     </w:p>
-    <w:bookmarkEnd w:id="68"/>
-    <w:bookmarkEnd w:id="69"/>
-    <w:bookmarkStart w:id="73" w:name="X5539a185355627e6c3e07c8c8240218227305a6"/>
+    <w:bookmarkEnd w:id="95"/>
+    <w:bookmarkEnd w:id="96"/>
+    <w:bookmarkEnd w:id="97"/>
+    <w:bookmarkStart w:id="105" w:name="X5539a185355627e6c3e07c8c8240218227305a6"/>
     <w:p>
       <w:pPr>
         <w:pStyle w:val="Heading2"/>
@@ -7629,20 +6843,10 @@
         <w:pStyle w:val="FirstParagraph"/>
       </w:pPr>
       <w:r>
-        <w:rPr>
-          <w:bCs/>
-          <w:b/>
-        </w:rPr>
-        <w:t xml:space="preserve">Adopt C1 only as a schedule-neutral specification; for Australia, the same money on firmed renewables ranks first, ahead of the status quo and of an SMR at Liddell.</w:t>
-      </w:r>
-      <w:r>
-        <w:t xml:space="preserve"> </w:t>
-      </w:r>
-      <w:r>
-        <w:t xml:space="preserve">C1 changes the life cycle by about 0.36%, and no predefined weight set, input test or ±50% weight test puts an SMR first.</w:t>
-      </w:r>
-    </w:p>
-    <w:bookmarkStart w:id="70" w:name="triple-bottom-line"/>
+        <w:t xml:space="preserve">Adopt C1 only as a schedule-neutral specification; for Australia, the same money on firmed renewables ranks first, ahead of the status quo and of an SMR at Liddell. C1 changes the life cycle by about 0.36%, and no predefined weight set, input test or ±50% weight test puts an SMR first.</w:t>
+      </w:r>
+    </w:p>
+    <w:bookmarkStart w:id="98" w:name="triple-bottom-line"/>
     <w:p>
       <w:pPr>
         <w:pStyle w:val="Heading3"/>
@@ -7781,7 +6985,7 @@
               <w:jc w:val="left"/>
             </w:pPr>
             <w:r>
-              <w:t xml:space="preserve">About 4 g CO₂e/kWh (§6). C1 saves 2,200 t per unit at 40% eligibility, about 0.36% of the life cycle; supply and end-of-life effects are uncertain. Unit 1 avoids 1.0–6.8 Mt to 2050.</w:t>
+              <w:t xml:space="preserve">About 4 g CO₂e/kWh (Section 6). C1 saves 2,200 t per unit at 40% eligibility, about 0.36% of the life cycle; supply and end-of-life effects are uncertain. Unit 1 avoids 1.0–6.8 Mt to 2050.</w:t>
             </w:r>
           </w:p>
         </w:tc>
@@ -7817,7 +7021,7 @@
               <w:jc w:val="left"/>
             </w:pPr>
             <w:r>
-              <w:t xml:space="preserve">§6.3, §7</w:t>
+              <w:t xml:space="preserve">Section 6.3, Section 7</w:t>
             </w:r>
           </w:p>
         </w:tc>
@@ -7859,7 +7063,7 @@
               <w:jc w:val="left"/>
             </w:pPr>
             <w:r>
-              <w:t xml:space="preserve">SMR A$230–382/MWh in 2030 against A$89–125 for firmed renewables. A first unit would need Commonwealth ownership or underwriting (our inference, §8.2).</w:t>
+              <w:t xml:space="preserve">SMR A$230–382/MWh in 2030 against A$89–125 for firmed renewables. A first unit would need Commonwealth ownership or underwriting (our inference, Section 8.2).</w:t>
             </w:r>
           </w:p>
         </w:tc>
@@ -7883,7 +7087,7 @@
               <w:jc w:val="left"/>
             </w:pPr>
             <w:r>
-              <w:t xml:space="preserve">§7.3, §8.2</w:t>
+              <w:t xml:space="preserve">Section 7.3, Section 8.2</w:t>
             </w:r>
           </w:p>
         </w:tc>
@@ -7949,7 +7153,7 @@
               <w:jc w:val="left"/>
             </w:pPr>
             <w:r>
-              <w:t xml:space="preserve">§8.1, §8.3–8.5</w:t>
+              <w:t xml:space="preserve">Section 8.1, Sections 8.3–8.5</w:t>
             </w:r>
           </w:p>
         </w:tc>
@@ -8015,14 +7219,14 @@
               <w:jc w:val="left"/>
             </w:pPr>
             <w:r>
-              <w:t xml:space="preserve">§6–§8</w:t>
+              <w:t xml:space="preserve">Section 6–Section 8</w:t>
             </w:r>
           </w:p>
         </w:tc>
       </w:tr>
     </w:tbl>
-    <w:bookmarkEnd w:id="70"/>
-    <w:bookmarkStart w:id="71" w:name="multi-criteria-analysis"/>
+    <w:bookmarkEnd w:id="98"/>
+    <w:bookmarkStart w:id="100" w:name="multi-criteria-analysis"/>
     <w:p>
       <w:pPr>
         <w:pStyle w:val="Heading3"/>
@@ -8036,7 +7240,7 @@
         <w:pStyle w:val="FirstParagraph"/>
       </w:pPr>
       <w:r>
-        <w:t xml:space="preserve">Method in §2; working in Appendix B7; social-licence and legal scores from Appendix B8.3 and B3. Technology readiness level (TRL) is not scored.</w:t>
+        <w:t xml:space="preserve">Method in Section 2; working in Appendix B7; social-licence and legal scores from Appendix B8.3 and B3. Technology readiness level (TRL) is not scored.</w:t>
       </w:r>
     </w:p>
     <w:p>
@@ -8472,17 +7676,24 @@
         <w:pStyle w:val="BodyText"/>
       </w:pPr>
       <w:r>
-        <w:rPr>
-          <w:bCs/>
-          <w:b/>
-        </w:rPr>
-        <w:t xml:space="preserve">Renewables rank first under every weight set.</w:t>
-      </w:r>
-      <w:r>
-        <w:t xml:space="preserve"> </w:t>
-      </w:r>
-      <w:r>
-        <w:t xml:space="preserve">The SMR wins only on life-cycle CO₂e (about 4 against 30 g/kWh) and supply concentration. It loses on CO₂e avoided per dollar (10.9×), cost (2.9×), time (about 12 years later), social licence and legal feasibility.</w:t>
+        <w:t xml:space="preserve">Renewables rank first under every weight set. The SMR wins only on life-cycle CO₂e (about 4 against 30 g/kWh) and supply concentration. It loses on CO₂e avoided per dollar (10.9×), cost (2.9×), time (about 12 years later), social licence and legal feasibility.</w:t>
+      </w:r>
+    </w:p>
+    <w:bookmarkStart w:id="99" w:name="rank-reversal"/>
+    <w:p>
+      <w:pPr>
+        <w:pStyle w:val="Heading4"/>
+      </w:pPr>
+      <w:r>
+        <w:t xml:space="preserve">Rank reversal</w:t>
+      </w:r>
+    </w:p>
+    <w:p>
+      <w:pPr>
+        <w:pStyle w:val="FirstParagraph"/>
+      </w:pPr>
+      <w:r>
+        <w:t xml:space="preserve">Of 56 weight changes of ±50%, two change first place, both under the firm-and-sovereign weights and both to the status quo, not the SMR. An SMR ranks first only if life-cycle CO₂e carries at least 94% of the weight, or in 0.1% of 20,000 random weight sets. Of 68 input tests, renewables stay first in 66; the other two go to the status quo.</w:t>
       </w:r>
     </w:p>
     <w:p>
@@ -8490,17 +7701,7 @@
         <w:pStyle w:val="BodyText"/>
       </w:pPr>
       <w:r>
-        <w:rPr>
-          <w:bCs/>
-          <w:b/>
-        </w:rPr>
-        <w:t xml:space="preserve">Rank reversal.</w:t>
-      </w:r>
-      <w:r>
-        <w:t xml:space="preserve"> </w:t>
-      </w:r>
-      <w:r>
-        <w:t xml:space="preserve">Of 56 weight changes of ±50%, two change first place, both under the firm-and-sovereign weights and both to the status quo, not the SMR. An SMR ranks first only if life-cycle CO₂e carries at least 94% of the weight, or in 0.1% of 20,000 random weight sets. Of 68 input tests, renewables stay first in 66; the other two go to the status quo.</w:t>
+        <w:t xml:space="preserve">SMR + C1 and SMR are indistinguishable. At 2,200 t per unit (50,000 m³ of concrete, 40% eligible; BWRX-300 Ostrołęka sp. z o.o., 2023; Pillai et al., 2019), C1 moves the weighted score by under 0.005 point, and the ranking is unchanged. At Liddell, an 18.5-day slip would forgo CO₂e equal to 15 times the saving (Appendix B7.5), so schedule neutrality decides whether C1 helps.</w:t>
       </w:r>
     </w:p>
     <w:p>
@@ -8508,39 +7709,12 @@
         <w:pStyle w:val="BodyText"/>
       </w:pPr>
       <w:r>
-        <w:rPr>
-          <w:bCs/>
-          <w:b/>
-        </w:rPr>
-        <w:t xml:space="preserve">SMR + C1 and SMR are indistinguishable.</w:t>
-      </w:r>
-      <w:r>
-        <w:t xml:space="preserve"> </w:t>
-      </w:r>
-      <w:r>
-        <w:t xml:space="preserve">At 2,200 t per unit (50,000 m³ of concrete, 40% eligible; BWRX-300 Ostrołęka sp. z o.o., 2023; Pillai et al., 2019), C1 moves the weighted score by under 0.005 point, and the ranking is unchanged. At Liddell, an 18.5-day slip would forgo CO₂e equal to 15 times the saving (Appendix B7.5), so schedule neutrality decides whether C1 helps.</w:t>
-      </w:r>
-    </w:p>
-    <w:p>
-      <w:pPr>
-        <w:pStyle w:val="BodyText"/>
-      </w:pPr>
-      <w:r>
-        <w:rPr>
-          <w:bCs/>
-          <w:b/>
-        </w:rPr>
-        <w:t xml:space="preserve">The status quo’s second place over the SMR is a scaling artefact.</w:t>
-      </w:r>
-      <w:r>
-        <w:t xml:space="preserve"> </w:t>
-      </w:r>
-      <w:r>
-        <w:t xml:space="preserve">It scores full marks on cost, supply and legal feasibility because it changes nothing; on fixed global scales the SMR moves above it. Renewables stay first on both.</w:t>
-      </w:r>
-    </w:p>
-    <w:bookmarkEnd w:id="71"/>
-    <w:bookmarkStart w:id="72" w:name="verdict-and-limits"/>
+        <w:t xml:space="preserve">The status quo’s second place over the SMR is a scaling artefact. It scores full marks on cost, supply and legal feasibility because it changes nothing; on fixed global scales the SMR moves above it. Renewables stay first on both.</w:t>
+      </w:r>
+    </w:p>
+    <w:bookmarkEnd w:id="99"/>
+    <w:bookmarkEnd w:id="100"/>
+    <w:bookmarkStart w:id="104" w:name="verdict-and-limits"/>
     <w:p>
       <w:pPr>
         <w:pStyle w:val="Heading3"/>
@@ -8549,56 +7723,55 @@
         <w:t xml:space="preserve">9.3 Verdict and limits</w:t>
       </w:r>
     </w:p>
+    <w:bookmarkStart w:id="101" w:name="darlington"/>
+    <w:p>
+      <w:pPr>
+        <w:pStyle w:val="Heading4"/>
+      </w:pPr>
+      <w:r>
+        <w:t xml:space="preserve">Darlington</w:t>
+      </w:r>
+    </w:p>
     <w:p>
       <w:pPr>
         <w:pStyle w:val="FirstParagraph"/>
       </w:pPr>
       <w:r>
-        <w:rPr>
-          <w:bCs/>
-          <w:b/>
-        </w:rPr>
-        <w:t xml:space="preserve">Darlington.</w:t>
-      </w:r>
-      <w:r>
-        <w:t xml:space="preserve"> </w:t>
-      </w:r>
-      <w:r>
-        <w:t xml:space="preserve">C1 is justified as a controlled innovation within a credible nuclear construction programme, not as an argument that all SMRs should be built. Pilot LC³ in eligible non-safety works first; use steel-composite infill only if qualified on Unit 1 mock-ups, otherwise specify the slag blend. Independent assurance is a safeguard against trading a carbon saving for structural or occupational risk. Qualification must start in 2027 for the 2028 Units 2–4 decision (§8.6).</w:t>
-      </w:r>
-    </w:p>
-    <w:p>
-      <w:pPr>
-        <w:pStyle w:val="BodyText"/>
-      </w:pPr>
-      <w:r>
-        <w:rPr>
-          <w:bCs/>
-          <w:b/>
-        </w:rPr>
-        <w:t xml:space="preserve">Australia.</w:t>
-      </w:r>
-      <w:r>
-        <w:t xml:space="preserve"> </w:t>
-      </w:r>
+        <w:t xml:space="preserve">C1 is justified as a controlled innovation within a credible nuclear construction programme, not as an argument that all SMRs should be built. Pilot LC³ in eligible non-safety works first; use steel-composite infill only if qualified on Unit 1 mock-ups, otherwise specify the slag blend. Independent assurance is a safeguard against trading a carbon saving for structural or occupational risk. Qualification must start in 2027 for the 2028 Units 2–4 decision (Section 8.6).</w:t>
+      </w:r>
+    </w:p>
+    <w:bookmarkEnd w:id="101"/>
+    <w:bookmarkStart w:id="102" w:name="australia-1"/>
+    <w:p>
+      <w:pPr>
+        <w:pStyle w:val="Heading4"/>
+      </w:pPr>
+      <w:r>
+        <w:t xml:space="preserve">Australia</w:t>
+      </w:r>
+    </w:p>
+    <w:p>
+      <w:pPr>
+        <w:pStyle w:val="FirstParagraph"/>
+      </w:pPr>
       <w:r>
         <w:t xml:space="preserve">An SMR at Liddell would need its cost gap closed, first power well before 2040, and the legal and consent barriers removed first (Appendix B3, route C). We would keep SMRs under review against Darlington’s outturn cost.</w:t>
       </w:r>
     </w:p>
-    <w:p>
-      <w:pPr>
-        <w:pStyle w:val="BodyText"/>
-      </w:pPr>
-      <w:r>
-        <w:rPr>
-          <w:bCs/>
-          <w:b/>
-        </w:rPr>
-        <w:t xml:space="preserve">Limits.</w:t>
-      </w:r>
-      <w:r>
-        <w:t xml:space="preserve"> </w:t>
-      </w:r>
+    <w:bookmarkEnd w:id="102"/>
+    <w:bookmarkStart w:id="103" w:name="limits"/>
+    <w:p>
+      <w:pPr>
+        <w:pStyle w:val="Heading4"/>
+      </w:pPr>
+      <w:r>
+        <w:t xml:space="preserve">Limits</w:t>
+      </w:r>
+    </w:p>
+    <w:p>
+      <w:pPr>
+        <w:pStyle w:val="FirstParagraph"/>
+      </w:pPr>
       <w:r>
         <w:t xml:space="preserve">The social, legal and renewables-supply scores and all four weight sets are our judgement. The status quo’s lead over the SMR depends on the scaling; only</w:t>
       </w:r>
@@ -8628,9 +7801,10 @@
         </w:pict>
       </w:r>
     </w:p>
-    <w:bookmarkEnd w:id="72"/>
-    <w:bookmarkEnd w:id="73"/>
-    <w:bookmarkStart w:id="74" w:name="future-material-properties-and-processes"/>
+    <w:bookmarkEnd w:id="103"/>
+    <w:bookmarkEnd w:id="104"/>
+    <w:bookmarkEnd w:id="105"/>
+    <w:bookmarkStart w:id="106" w:name="future-material-properties-and-processes"/>
     <w:p>
       <w:pPr>
         <w:pStyle w:val="Heading2"/>
@@ -8644,10 +7818,6 @@
         <w:pStyle w:val="FirstParagraph"/>
       </w:pPr>
       <w:r>
-        <w:rPr>
-          <w:bCs/>
-          <w:b/>
-        </w:rPr>
         <w:t xml:space="preserve">C1 and the levers beyond it each depend on a property or process still to be proven (Table T16).</w:t>
       </w:r>
     </w:p>
@@ -8823,7 +7993,7 @@
               <w:jc w:val="left"/>
             </w:pPr>
             <w:r>
-              <w:t xml:space="preserve">Enrichment is the most concentrated fuel-cycle step (§8.3); a US laser plant’s licence application was accepted in August 2025 (Silex Systems Limited, 2025) and Cameco takes its output (Silex Systems Limited, 2026)</w:t>
+              <w:t xml:space="preserve">Enrichment is the most concentrated fuel-cycle step (Section 8.3); a US laser plant’s licence application was accepted in August 2025 (Silex Systems Limited, 2025) and Cameco takes its output (Silex Systems Limited, 2026)</w:t>
             </w:r>
           </w:p>
         </w:tc>
@@ -8879,8 +8049,8 @@
         </w:tc>
       </w:tr>
     </w:tbl>
-    <w:bookmarkEnd w:id="74"/>
-    <w:bookmarkStart w:id="75" w:name="conclusions-and-recommendations"/>
+    <w:bookmarkEnd w:id="106"/>
+    <w:bookmarkStart w:id="109" w:name="conclusions-and-recommendations"/>
     <w:p>
       <w:pPr>
         <w:pStyle w:val="Heading2"/>
@@ -8894,39 +8064,32 @@
         <w:pStyle w:val="FirstParagraph"/>
       </w:pPr>
       <w:r>
-        <w:rPr>
-          <w:bCs/>
-          <w:b/>
-        </w:rPr>
         <w:t xml:space="preserve">Pilot LC³ in eligible non-safety works first; use it in the steel-composite infill only if qualified on Unit 1 mock-ups (slag blend as fallback); and adopt it only if it adds no delay to Darlington Units 2–4. For Australia, law, cost and timing bar an SMR at Liddell before about 2040, and the same money on firmed renewables ranks first.</w:t>
       </w:r>
     </w:p>
-    <w:p>
-      <w:pPr>
-        <w:pStyle w:val="BodyText"/>
-      </w:pPr>
-      <w:r>
-        <w:rPr>
-          <w:bCs/>
-          <w:b/>
-        </w:rPr>
-        <w:t xml:space="preserve">Research questions.</w:t>
-      </w:r>
-      <w:r>
-        <w:t xml:space="preserve"> </w:t>
-      </w:r>
-      <w:r>
-        <w:t xml:space="preserve">1.</w:t>
-      </w:r>
-      <w:r>
-        <w:t xml:space="preserve"> </w:t>
-      </w:r>
+    <w:bookmarkStart w:id="107" w:name="research-questions-1"/>
+    <w:p>
+      <w:pPr>
+        <w:pStyle w:val="Heading4"/>
+      </w:pPr>
+      <w:r>
+        <w:t xml:space="preserve">Research questions</w:t>
+      </w:r>
+    </w:p>
+    <w:p>
+      <w:pPr>
+        <w:numPr>
+          <w:ilvl w:val="0"/>
+          <w:numId w:val="1002"/>
+        </w:numPr>
+        <w:pStyle w:val="Compact"/>
+      </w:pPr>
       <w:r>
         <w:rPr>
           <w:iCs/>
           <w:i/>
         </w:rPr>
-        <w:t xml:space="preserve">Life cycle (§6).</w:t>
+        <w:t xml:space="preserve">Life cycle (Section 6).</w:t>
       </w:r>
       <w:r>
         <w:t xml:space="preserve"> </w:t>
@@ -8934,43 +8097,43 @@
       <w:r>
         <w:t xml:space="preserve">One BWRX-300 emits about 4 g CO₂e/kWh, mostly from the fuel front end; conversion heat is the largest uncertainty.</w:t>
       </w:r>
-      <w:r>
-        <w:t xml:space="preserve"> </w:t>
-      </w:r>
-      <w:r>
-        <w:t xml:space="preserve">2.</w:t>
-      </w:r>
-      <w:r>
-        <w:t xml:space="preserve"> </w:t>
-      </w:r>
+    </w:p>
+    <w:p>
+      <w:pPr>
+        <w:numPr>
+          <w:ilvl w:val="0"/>
+          <w:numId w:val="1002"/>
+        </w:numPr>
+        <w:pStyle w:val="Compact"/>
+      </w:pPr>
       <w:r>
         <w:rPr>
           <w:iCs/>
           <w:i/>
         </w:rPr>
-        <w:t xml:space="preserve">C1 (§6–7).</w:t>
-      </w:r>
-      <w:r>
-        <w:t xml:space="preserve"> </w:t>
-      </w:r>
-      <w:r>
-        <w:t xml:space="preserve">It saves 2,200 t per unit (1,100–3,300; §4.3), about 0.36% of the life cycle; a delay of 11.6–18.5 days cancels it (1.7–1.8 days on the marginal grid factor).</w:t>
-      </w:r>
-      <w:r>
-        <w:t xml:space="preserve"> </w:t>
-      </w:r>
-      <w:r>
-        <w:t xml:space="preserve">3.</w:t>
-      </w:r>
-      <w:r>
-        <w:t xml:space="preserve"> </w:t>
-      </w:r>
+        <w:t xml:space="preserve">C1 (Sections 6–7).</w:t>
+      </w:r>
+      <w:r>
+        <w:t xml:space="preserve"> </w:t>
+      </w:r>
+      <w:r>
+        <w:t xml:space="preserve">It saves 2,200 t per unit (1,100–3,300; Section 4.3), about 0.36% of the life cycle; a delay of 11.6–18.5 days cancels it (1.7–1.8 days on the marginal grid factor).</w:t>
+      </w:r>
+    </w:p>
+    <w:p>
+      <w:pPr>
+        <w:numPr>
+          <w:ilvl w:val="0"/>
+          <w:numId w:val="1002"/>
+        </w:numPr>
+        <w:pStyle w:val="Compact"/>
+      </w:pPr>
       <w:r>
         <w:rPr>
           <w:iCs/>
           <w:i/>
         </w:rPr>
-        <w:t xml:space="preserve">Displacement (§7).</w:t>
+        <w:t xml:space="preserve">Displacement (Section 7).</w:t>
       </w:r>
       <w:r>
         <w:t xml:space="preserve"> </w:t>
@@ -8978,21 +8141,21 @@
       <w:r>
         <w:t xml:space="preserve">Darlington Unit 1 avoids 1.0–6.8 Mt CO₂e to 2050 and a Liddell unit 0.67–3.9 Mt; firmed renewables avoid 10.9 times more per dollar.</w:t>
       </w:r>
-      <w:r>
-        <w:t xml:space="preserve"> </w:t>
-      </w:r>
-      <w:r>
-        <w:t xml:space="preserve">4.</w:t>
-      </w:r>
-      <w:r>
-        <w:t xml:space="preserve"> </w:t>
-      </w:r>
+    </w:p>
+    <w:p>
+      <w:pPr>
+        <w:numPr>
+          <w:ilvl w:val="0"/>
+          <w:numId w:val="1002"/>
+        </w:numPr>
+        <w:pStyle w:val="Compact"/>
+      </w:pPr>
       <w:r>
         <w:rPr>
           <w:iCs/>
           <w:i/>
         </w:rPr>
-        <w:t xml:space="preserve">Barriers and options (§3, §8–9).</w:t>
+        <w:t xml:space="preserve">Barriers and options (Section 3, Sections 8–9).</w:t>
       </w:r>
       <w:r>
         <w:t xml:space="preserve"> </w:t>
@@ -9003,120 +8166,28 @@
     </w:p>
     <w:p>
       <w:pPr>
-        <w:pStyle w:val="BodyText"/>
-      </w:pPr>
-      <w:r>
-        <w:rPr>
-          <w:bCs/>
-          <w:b/>
-        </w:rPr>
-        <w:t xml:space="preserve">Ranked materials levers.</w:t>
-      </w:r>
-      <w:r>
-        <w:t xml:space="preserve"> </w:t>
-      </w:r>
-      <w:r>
-        <w:t xml:space="preserve">1.</w:t>
-      </w:r>
-      <w:r>
-        <w:t xml:space="preserve"> </w:t>
-      </w:r>
-      <w:r>
-        <w:rPr>
-          <w:bCs/>
-          <w:b/>
-        </w:rPr>
-        <w:t xml:space="preserve">Schedule:</w:t>
-      </w:r>
-      <w:r>
-        <w:t xml:space="preserve"> </w:t>
-      </w:r>
-      <w:r>
-        <w:t xml:space="preserve">a month’s slip to Units 2–4 costs 29–175 times C1’s carbon value (§7).</w:t>
-      </w:r>
-      <w:r>
-        <w:t xml:space="preserve"> </w:t>
-      </w:r>
-      <w:r>
-        <w:t xml:space="preserve">2.</w:t>
-      </w:r>
-      <w:r>
-        <w:t xml:space="preserve"> </w:t>
-      </w:r>
-      <w:r>
-        <w:rPr>
-          <w:bCs/>
-          <w:b/>
-        </w:rPr>
-        <w:t xml:space="preserve">Fuel front end:</w:t>
-      </w:r>
-      <w:r>
-        <w:t xml:space="preserve"> </w:t>
-      </w:r>
-      <w:r>
-        <w:t xml:space="preserve">a measured conversion-heat value would narrow the headline most (§6).</w:t>
-      </w:r>
-      <w:r>
-        <w:t xml:space="preserve"> </w:t>
-      </w:r>
-      <w:r>
-        <w:t xml:space="preserve">3.</w:t>
-      </w:r>
-      <w:r>
-        <w:t xml:space="preserve"> </w:t>
-      </w:r>
-      <w:r>
-        <w:rPr>
-          <w:bCs/>
-          <w:b/>
-        </w:rPr>
-        <w:t xml:space="preserve">Whole-plant steel:</w:t>
-      </w:r>
-      <w:r>
-        <w:t xml:space="preserve"> </w:t>
-      </w:r>
-      <w:r>
-        <w:t xml:space="preserve">up to 3,714 t per unit, if feasible for nuclear-grade plate (§10).</w:t>
-      </w:r>
-      <w:r>
-        <w:t xml:space="preserve"> </w:t>
-      </w:r>
-      <w:r>
-        <w:t xml:space="preserve">4.</w:t>
-      </w:r>
-      <w:r>
-        <w:t xml:space="preserve"> </w:t>
-      </w:r>
-      <w:r>
-        <w:rPr>
-          <w:bCs/>
-          <w:b/>
-        </w:rPr>
-        <w:t xml:space="preserve">Concrete (C1):</w:t>
-      </w:r>
-      <w:r>
-        <w:t xml:space="preserve"> </w:t>
-      </w:r>
-      <w:r>
-        <w:t xml:space="preserve">real and low-risk if schedule-neutral, but it moves the life cycle by about 0.36%.</w:t>
-      </w:r>
-    </w:p>
-    <w:p>
-      <w:pPr>
-        <w:pStyle w:val="BodyText"/>
-      </w:pPr>
-      <w:r>
-        <w:rPr>
-          <w:bCs/>
-          <w:b/>
-        </w:rPr>
-        <w:t xml:space="preserve">Limitations.</w:t>
-      </w:r>
-      <w:r>
-        <w:t xml:space="preserve"> </w:t>
-      </w:r>
-      <w:r>
-        <w:t xml:space="preserve">A screening LCA, not critically reviewed; MCDA scores and weights are our judgement; inputs are as described in §2; legislation is as compiled, without the 2025 EPBC reforms.</w:t>
+        <w:pStyle w:val="FirstParagraph"/>
+      </w:pPr>
+      <w:r>
+        <w:t xml:space="preserve">Ranked materials levers.. Schedule: a month’s slip to Units 2–4 costs 29–175 times C1’s carbon value (Section 7). Fuel front end: a measured conversion-heat value would narrow the headline most (Section 6). Whole-plant steel: up to 3,714 t per unit, if feasible for nuclear-grade plate (Section 10). Concrete (C1): real and low-risk if schedule-neutral, but it moves the life cycle by about 0.36%.</w:t>
+      </w:r>
+    </w:p>
+    <w:bookmarkEnd w:id="107"/>
+    <w:bookmarkStart w:id="108" w:name="limitations"/>
+    <w:p>
+      <w:pPr>
+        <w:pStyle w:val="Heading4"/>
+      </w:pPr>
+      <w:r>
+        <w:t xml:space="preserve">Limitations</w:t>
+      </w:r>
+    </w:p>
+    <w:p>
+      <w:pPr>
+        <w:pStyle w:val="FirstParagraph"/>
+      </w:pPr>
+      <w:r>
+        <w:t xml:space="preserve">A screening LCA, not critically reviewed; MCDA scores and weights are our judgement; inputs are as described in Section 2; legislation is as compiled, without the 2025 EPBC reforms.</w:t>
       </w:r>
     </w:p>
     <w:p>
@@ -9131,8 +8202,9 @@
         <w:br w:type="page"/>
       </w:r>
     </w:p>
-    <w:bookmarkEnd w:id="75"/>
-    <w:bookmarkStart w:id="78" w:name="references"/>
+    <w:bookmarkEnd w:id="108"/>
+    <w:bookmarkEnd w:id="109"/>
+    <w:bookmarkStart w:id="112" w:name="references"/>
     <w:p>
       <w:pPr>
         <w:pStyle w:val="Heading2"/>
@@ -12351,7 +11423,7 @@
         <w:t xml:space="preserve">[presentation slides]. Lausanne: EPFL / LC3 project. [pdf] Available at: https://lc3.ch/wp-content/uploads/2021/12/6-Franco-LimestoneCalcinedClayCements.pdf [Accessed 25 October 2026].</w:t>
       </w:r>
     </w:p>
-    <w:bookmarkStart w:id="76" w:name="legislation"/>
+    <w:bookmarkStart w:id="110" w:name="legislation"/>
     <w:p>
       <w:pPr>
         <w:pStyle w:val="Heading3"/>
@@ -12414,8 +11486,8 @@
         <w:t xml:space="preserve">(NSW), No 194, ss 8–9. [online] NSW Legislation. Available at: https://legislation.nsw.gov.au/view/whole/html/inforce/current/act-1986-194 [Accessed 20 October 2026].</w:t>
       </w:r>
     </w:p>
-    <w:bookmarkEnd w:id="76"/>
-    <w:bookmarkStart w:id="77" w:name="cases"/>
+    <w:bookmarkEnd w:id="110"/>
+    <w:bookmarkStart w:id="111" w:name="cases"/>
     <w:p>
       <w:pPr>
         <w:pStyle w:val="Heading3"/>
@@ -12442,9 +11514,9 @@
         <w:t xml:space="preserve">[2023] FCA 809 (Federal Court of Australia, Charlesworth J, 18 July 2023). Available at: https://www.judgments.fedcourt.gov.au/judgments/Judgments/fca/single/2023/2023fca0809 [Accessed 21 October 2026].</w:t>
       </w:r>
     </w:p>
-    <w:bookmarkEnd w:id="77"/>
-    <w:bookmarkEnd w:id="78"/>
-    <w:bookmarkStart w:id="79" w:name="declaration-of-generative-ai-use"/>
+    <w:bookmarkEnd w:id="111"/>
+    <w:bookmarkEnd w:id="112"/>
+    <w:bookmarkStart w:id="113" w:name="declaration-of-generative-ai-use"/>
     <w:p>
       <w:pPr>
         <w:pStyle w:val="Heading2"/>
@@ -12466,8 +11538,8 @@
         <w:br w:type="page"/>
       </w:r>
     </w:p>
-    <w:bookmarkEnd w:id="79"/>
-    <w:bookmarkStart w:id="146" w:name="appendices"/>
+    <w:bookmarkEnd w:id="113"/>
+    <w:bookmarkStart w:id="180" w:name="appendices"/>
     <w:p>
       <w:pPr>
         <w:pStyle w:val="Heading1"/>
@@ -12476,7 +11548,7 @@
         <w:t xml:space="preserve">Appendices</w:t>
       </w:r>
     </w:p>
-    <w:bookmarkStart w:id="89" w:name="Xddcc31d2d3503f687b8b233cd4a745104a63a5c"/>
+    <w:bookmarkStart w:id="123" w:name="Xddcc31d2d3503f687b8b233cd4a745104a63a5c"/>
     <w:p>
       <w:pPr>
         <w:pStyle w:val="Heading2"/>
@@ -12490,10 +11562,10 @@
         <w:pStyle w:val="FirstParagraph"/>
       </w:pPr>
       <w:r>
-        <w:t xml:space="preserve">This appendix gives the full working behind §6. The analysis is a screening LCA following ISO 14040/44 principles, not critically reviewed, in which a Python model multiplies quantities by published emission factors. The Ostrołęka and Pillai tables behind the main case could not be opened, so their values are taken as reported; other inputs are labelled as reported by a secondary source, an assumption or a placeholder. The intervals therefore describe the uncertainty in our inputs as found, not in verified data.</w:t>
-      </w:r>
-    </w:p>
-    <w:bookmarkStart w:id="80" w:name="a1.-reproducing-the-results"/>
+        <w:t xml:space="preserve">This appendix gives the full working behind Section 6. The analysis is a screening LCA following ISO 14040/44 principles, not critically reviewed, in which a Python model multiplies quantities by published emission factors. The Ostrołęka and Pillai tables behind the main case could not be opened, so their values are taken as reported; other inputs are labelled as reported by a secondary source, an assumption or a placeholder. The intervals therefore describe the uncertainty in our inputs as found, not in verified data.</w:t>
+      </w:r>
+    </w:p>
+    <w:bookmarkStart w:id="114" w:name="a1.-reproducing-the-results"/>
     <w:p>
       <w:pPr>
         <w:pStyle w:val="Heading3"/>
@@ -12507,7 +11579,7 @@
         <w:pStyle w:val="FirstParagraph"/>
       </w:pPr>
       <w:r>
-        <w:t xml:space="preserve">Every table and figure in §6 and Appendices A and C regenerates in about five seconds from one parameter file. To change a value, edit</w:t>
+        <w:t xml:space="preserve">Every table and figure in Section 6 and Appendices A and C regenerates in about five seconds from one parameter file. To change a value, edit</w:t>
       </w:r>
       <w:r>
         <w:t xml:space="preserve"> </w:t>
@@ -12868,8 +11940,8 @@
         <w:t xml:space="preserve">(68 parameters, each with a value, range, distribution, source key and status).</w:t>
       </w:r>
     </w:p>
-    <w:bookmarkEnd w:id="80"/>
-    <w:bookmarkStart w:id="81" w:name="Xa2e77a4399fb77857bb3994dd1c371f451280a3"/>
+    <w:bookmarkEnd w:id="114"/>
+    <w:bookmarkStart w:id="115" w:name="Xa2e77a4399fb77857bb3994dd1c371f451280a3"/>
     <w:p>
       <w:pPr>
         <w:pStyle w:val="Heading3"/>
@@ -12893,7 +11965,7 @@
         <w:t xml:space="preserve"> </w:t>
       </w:r>
       <w:r>
-        <w:t xml:space="preserve">One unit delivers 1.419 × 10⁸ MWh over its life, the denominator for every per-MWh value in §6 and §7.</w:t>
+        <w:t xml:space="preserve">One unit delivers 1.419 × 10⁸ MWh over its life, the denominator for every per-MWh value in Section 6 and Section 7.</w:t>
       </w:r>
     </w:p>
     <w:p>
@@ -12978,7 +12050,7 @@
         <w:pStyle w:val="FirstParagraph"/>
       </w:pPr>
       <w:r>
-        <w:t xml:space="preserve">Inputs: P_net 300 MWe (GE Vernova Hitachi Nuclear Energy, n.d.), with 315 MWe net in OPG’s filing to the Ontario Energy Board (Ontario Power Generation, 2025b) as the upper bound; CF 0.90, a placeholder shared with §7; L 60 years (Canadian Nuclear Safety Commission, 2024; 65 years is reported elsewhere).</w:t>
+        <w:t xml:space="preserve">Inputs: P_net 300 MWe (GE Vernova Hitachi Nuclear Energy, n.d.), with 315 MWe net in OPG’s filing to the Ontario Energy Board (Ontario Power Generation, 2025b) as the upper bound; CF 0.90, a placeholder shared with Section 7; L 60 years (Canadian Nuclear Safety Commission, 2024; 65 years is reported elsewhere).</w:t>
       </w:r>
     </w:p>
     <w:p>
@@ -13877,8 +12949,8 @@
         </w:tc>
       </w:tr>
     </w:tbl>
-    <w:bookmarkEnd w:id="81"/>
-    <w:bookmarkStart w:id="82" w:name="a3.-material-quantities-per-unit"/>
+    <w:bookmarkEnd w:id="115"/>
+    <w:bookmarkStart w:id="116" w:name="a3.-material-quantities-per-unit"/>
     <w:p>
       <w:pPr>
         <w:pStyle w:val="Heading3"/>
@@ -14017,8 +13089,8 @@
         <w:t xml:space="preserve">Concrete = I_c × P_net and steel = I_s × P_net, with the ESBWR’s I_c = 69 m³/MWe and I_s = 33 t/MWe (Peterson, Zhao and Petroski, 2005), because the BWRX-300 descends from the ESBWR: 20,700 m³ and 9,900 t. The vendor claims about 50% less concrete per MW (GE Vernova, n.d.; 34.5 m³/MWe) and the ABWR has 138 m³/MWe; the central case assumes the claimed halving offsets small-plant scale penalties. The cross-check’s C1 concrete, 13,081 m³, is the diaphragm-plate steel-composite (DPSC) infill (9,081 m³, from assumed module geometry and wall thicknesses) plus the forebay shaft (4,000 m³ placed to date; Ontario Power Generation, 2025c). Ostrołęka’s 167 m³/MWe is 2.4 times the ESBWR’s, which is why the main case has more construction emissions (Table A2a).</w:t>
       </w:r>
     </w:p>
-    <w:bookmarkEnd w:id="82"/>
-    <w:bookmarkStart w:id="83" w:name="X19344571a4b16ef4e61846afd028c6c0d6b769c"/>
+    <w:bookmarkEnd w:id="116"/>
+    <w:bookmarkStart w:id="117" w:name="X19344571a4b16ef4e61846afd028c6c0d6b769c"/>
     <w:p>
       <w:pPr>
         <w:pStyle w:val="Heading3"/>
@@ -14610,8 +13682,8 @@
         <w:t xml:space="preserve">uses a recycled-content (electric-arc furnace) factor, not virgin steel, and construction electricity is not assumed renewable.</w:t>
       </w:r>
     </w:p>
-    <w:bookmarkEnd w:id="83"/>
-    <w:bookmarkStart w:id="84" w:name="a5.-emission-factors"/>
+    <w:bookmarkEnd w:id="117"/>
+    <w:bookmarkStart w:id="118" w:name="a5.-emission-factors"/>
     <w:p>
       <w:pPr>
         <w:pStyle w:val="Heading3"/>
@@ -15892,8 +14964,8 @@
         <w:t xml:space="preserve">380 kg CO₂e/m³ lies between the cross-check’s binder-level mixes (329 and 414) and between the Ontario industry baseline of 334 and the 417 benchmark mix (Canadian Ready-Mixed Concrete Association, 2022).</w:t>
       </w:r>
     </w:p>
-    <w:bookmarkEnd w:id="84"/>
-    <w:bookmarkStart w:id="85" w:name="a6.-concrete-and-the-c1-scenarios"/>
+    <w:bookmarkEnd w:id="118"/>
+    <w:bookmarkStart w:id="119" w:name="a6.-concrete-and-the-c1-scenarios"/>
     <w:p>
       <w:pPr>
         <w:pStyle w:val="Heading3"/>
@@ -15970,7 +15042,7 @@
         <w:t xml:space="preserve">2,200 t</w:t>
       </w:r>
       <w:r>
-        <w:t xml:space="preserve">; 10,000 m³ gives 1,100 t and 30,000 m³ gives 3,300 t. Share of the mode-case life cycle: 2,200 / 406,462 = 0.54%; the Monte Carlo median is lower (0.36%) because the total grows with the skewed inputs while the saving barely moves (§6.4).</w:t>
+        <w:t xml:space="preserve">; 10,000 m³ gives 1,100 t and 30,000 m³ gives 3,300 t. Share of the mode-case life cycle: 2,200 / 406,462 = 0.54%; the Monte Carlo median is lower (0.36%) because the total grows with the skewed inputs while the saving barely moves (Section 6.4).</w:t>
       </w:r>
     </w:p>
     <w:p>
@@ -16805,8 +15877,8 @@
         <w:t xml:space="preserve">Clinker avoided = 2,940 t / 1.419 × 10⁸ MWh = 0.021 kg/MWh (9.8 t per MWe). Concrete: 50,000 m³ × 2.4 t/m³ / 1.419 × 10⁸ MWh = 0.85 kg/MWh. Steel: 14,000 t / 1.419 × 10⁸ MWh = 0.099 kg/MWh.</w:t>
       </w:r>
     </w:p>
-    <w:bookmarkEnd w:id="85"/>
-    <w:bookmarkStart w:id="86" w:name="X62dd5352b338ee668e2c8600a16d3b918435b38"/>
+    <w:bookmarkEnd w:id="119"/>
+    <w:bookmarkStart w:id="120" w:name="X62dd5352b338ee668e2c8600a16d3b918435b38"/>
     <w:p>
       <w:pPr>
         <w:pStyle w:val="Heading3"/>
@@ -17443,8 +16515,8 @@
         <w:t xml:space="preserve">At the mode case LC³’s 2,200 t is 3.9 times the like-for-like steel saving (2.4 times at the Monte Carlo median) and 0.6 times the whole-plant upper bound (0.3 at the median). Within the structures C1 targets, concrete is the bigger lever; across the plant, steel is.</w:t>
       </w:r>
     </w:p>
-    <w:bookmarkEnd w:id="86"/>
-    <w:bookmarkStart w:id="87" w:name="a8.-fuel-cycle-and-life-cycle-total"/>
+    <w:bookmarkEnd w:id="120"/>
+    <w:bookmarkStart w:id="121" w:name="a8.-fuel-cycle-and-life-cycle-total"/>
     <w:p>
       <w:pPr>
         <w:pStyle w:val="Heading3"/>
@@ -17954,7 +17026,7 @@
           <w:iCs/>
           <w:i/>
         </w:rPr>
-        <w:t xml:space="preserve">. The expected-value breakdown quoted in §6 is in Appendix C3.</w:t>
+        <w:t xml:space="preserve">. The expected-value breakdown quoted in Section 6 is in Appendix C3.</w:t>
       </w:r>
     </w:p>
     <w:tbl>
@@ -18764,8 +17836,8 @@
         <w:t xml:space="preserve">Grouped (mode case): fuel front end 1.458 g/kWh (50.9%); back end and decommissioning 0.670 (23.4%); O&amp;M 0.330 (11.5%); construction 0.406 (14.2%).</w:t>
       </w:r>
     </w:p>
-    <w:bookmarkEnd w:id="87"/>
-    <w:bookmarkStart w:id="88" w:name="a9.-granta-edupack-eco-audit"/>
+    <w:bookmarkEnd w:id="121"/>
+    <w:bookmarkStart w:id="122" w:name="a9.-granta-edupack-eco-audit"/>
     <w:p>
       <w:pPr>
         <w:pStyle w:val="Heading3"/>
@@ -18789,9 +17861,9 @@
         </w:pict>
       </w:r>
     </w:p>
-    <w:bookmarkEnd w:id="88"/>
-    <w:bookmarkEnd w:id="89"/>
-    <w:bookmarkStart w:id="132" w:name="X7e33b522909f8daae3037d2691d3cd94d9b7c55"/>
+    <w:bookmarkEnd w:id="122"/>
+    <w:bookmarkEnd w:id="123"/>
+    <w:bookmarkStart w:id="166" w:name="X7e33b522909f8daae3037d2691d3cd94d9b7c55"/>
     <w:p>
       <w:pPr>
         <w:pStyle w:val="Heading2"/>
@@ -18805,7 +17877,7 @@
         <w:pStyle w:val="FirstParagraph"/>
       </w:pPr>
       <w:r>
-        <w:t xml:space="preserve">This appendix gives the full working behind §8.1 (law and licensing), §8.3 (fuel-supply concentration), §8.4–8.5 (social licence and stakeholders, B8), §7 (displacement, the value of schedule and the same money) and §9 (the multi-criteria analysis). Every number is produced by a script in</w:t>
+        <w:t xml:space="preserve">This appendix gives the full working behind Section 8.1 (law and licensing), Section 8.3 (fuel-supply concentration), Sections 8.4–8.5 (social licence and stakeholders, B8), Section 7 (displacement, the value of schedule and the same money) and Section 9 (the multi-criteria analysis). Every number is produced by a script in</w:t>
       </w:r>
       <w:r>
         <w:t xml:space="preserve"> </w:t>
@@ -19465,7 +18537,7 @@
         </w:pict>
       </w:r>
     </w:p>
-    <w:bookmarkStart w:id="94" w:name="b1.-legal-and-political-pathway"/>
+    <w:bookmarkStart w:id="128" w:name="b1.-legal-and-political-pathway"/>
     <w:p>
       <w:pPr>
         <w:pStyle w:val="Heading3"/>
@@ -19492,7 +18564,7 @@
         <w:t xml:space="preserve">Three laws bar an SMR at Liddell, and each has a different veto holder. On current party positions, the federal repeal is about 7 Senate votes short (2–3 short even with every other crossbencher: about 39 votes are needed and at most 37 are available), and the NSW repeal bill is stalled. For comparison, Darlington’s licence to construct took about 29 months, 17.9 years after its environmental assessment began.</w:t>
       </w:r>
     </w:p>
-    <w:bookmarkStart w:id="90" w:name="X3978bcd65168dfde624f3a3e20dbe906af3d815"/>
+    <w:bookmarkStart w:id="124" w:name="X3978bcd65168dfde624f3a3e20dbe906af3d815"/>
     <w:p>
       <w:pPr>
         <w:pStyle w:val="Heading4"/>
@@ -20017,8 +19089,8 @@
         <w:t xml:space="preserve">Order of removal: federal repeal (1 and 2) → choice of regulator → state repeal or override (3) → site (4) → environmental assessment → licensing. Each step has a different veto holder, so all must agree.</w:t>
       </w:r>
     </w:p>
-    <w:bookmarkEnd w:id="90"/>
-    <w:bookmarkStart w:id="91" w:name="X52641d6a275743723c641fbdfc2158d68a6cd0a"/>
+    <w:bookmarkEnd w:id="124"/>
+    <w:bookmarkStart w:id="125" w:name="X52641d6a275743723c641fbdfc2158d68a6cd0a"/>
     <w:p>
       <w:pPr>
         <w:pStyle w:val="Heading4"/>
@@ -20905,8 +19977,8 @@
         <w:t xml:space="preserve">Result 4 makes the conclusion independent of the One Nation and Babet assumption (it holds on either count of seats). In the House, Labor holds 94 of 150 seats (Australian Electoral Commission, 2025), so a repeal bill would also need the Government’s support there.</w:t>
       </w:r>
     </w:p>
-    <w:bookmarkEnd w:id="91"/>
-    <w:bookmarkStart w:id="92" w:name="b1.3-nsw-repeal-bill-status"/>
+    <w:bookmarkEnd w:id="125"/>
+    <w:bookmarkStart w:id="126" w:name="b1.3-nsw-repeal-bill-status"/>
     <w:p>
       <w:pPr>
         <w:pStyle w:val="Heading4"/>
@@ -21165,8 +20237,8 @@
         </w:tc>
       </w:tr>
     </w:tbl>
-    <w:bookmarkEnd w:id="92"/>
-    <w:bookmarkStart w:id="93" w:name="X1a74a4ec34d97d2cc7de09de2586d1d2b22092c"/>
+    <w:bookmarkEnd w:id="126"/>
+    <w:bookmarkStart w:id="127" w:name="X1a74a4ec34d97d2cc7de09de2586d1d2b22092c"/>
     <w:p>
       <w:pPr>
         <w:pStyle w:val="Heading4"/>
@@ -22054,9 +21126,9 @@
         </w:pict>
       </w:r>
     </w:p>
-    <w:bookmarkEnd w:id="93"/>
-    <w:bookmarkEnd w:id="94"/>
-    <w:bookmarkStart w:id="101" w:name="X372cadb88b67a633233203304eb4ef38d3c0c77"/>
+    <w:bookmarkEnd w:id="127"/>
+    <w:bookmarkEnd w:id="128"/>
+    <w:bookmarkStart w:id="135" w:name="X372cadb88b67a633233203304eb4ef38d3c0c77"/>
     <w:p>
       <w:pPr>
         <w:pStyle w:val="Heading3"/>
@@ -22113,7 +21185,7 @@
         <w:t xml:space="preserve">. Removing Russia raises the HHI at every stage. Removing Russia and China leaves enrichment as a Urenco–Orano duopoly (5,621). The one case below 1,800 is mining by company (about 850–1,400, from the top three firms only; midpoint 1,118), so mining concentration is a country (geopolitical) risk rather than a market-power risk.</w:t>
       </w:r>
     </w:p>
-    <w:bookmarkStart w:id="95" w:name="b2.1-method"/>
+    <w:bookmarkStart w:id="129" w:name="b2.1-method"/>
     <w:p>
       <w:pPr>
         <w:pStyle w:val="Heading4"/>
@@ -22414,7 +21486,7 @@
               <w:t xml:space="preserve"> </w:t>
             </w:r>
             <w:r>
-              <w:t xml:space="preserve">(2023), §2.1</w:t>
+              <w:t xml:space="preserve">(2023), Section 2.1</w:t>
             </w:r>
           </w:p>
         </w:tc>
@@ -22486,7 +21558,7 @@
               <w:t xml:space="preserve"> </w:t>
             </w:r>
             <w:r>
-              <w:t xml:space="preserve">(2010), §5.3</w:t>
+              <w:t xml:space="preserve">(2010), Section 5.3</w:t>
             </w:r>
           </w:p>
         </w:tc>
@@ -22626,8 +21698,8 @@
         <w:t xml:space="preserve">(N_eq = 1.8).</w:t>
       </w:r>
     </w:p>
-    <w:bookmarkEnd w:id="95"/>
-    <w:bookmarkStart w:id="96" w:name="b2.2-inputs-and-shares"/>
+    <w:bookmarkEnd w:id="129"/>
+    <w:bookmarkStart w:id="130" w:name="b2.2-inputs-and-shares"/>
     <w:p>
       <w:pPr>
         <w:pStyle w:val="Heading4"/>
@@ -22706,7 +21778,7 @@
           <w:iCs/>
           <w:i/>
         </w:rPr>
-        <w:t xml:space="preserve">§3.1–3.2). Internal check: the rows sum exactly to 60,213 tU.</w:t>
+        <w:t xml:space="preserve">Sections 3.1–3.2). Internal check: the rows sum exactly to 60,213 tU.</w:t>
       </w:r>
     </w:p>
     <w:tbl>
@@ -23940,7 +23012,7 @@
           <w:iCs/>
           <w:i/>
         </w:rPr>
-        <w:t xml:space="preserve">§3.3.</w:t>
+        <w:t xml:space="preserve">Section 3.3.</w:t>
       </w:r>
     </w:p>
     <w:tbl>
@@ -24195,7 +23267,7 @@
           <w:iCs/>
           <w:i/>
         </w:rPr>
-        <w:t xml:space="preserve">§3.5.</w:t>
+        <w:t xml:space="preserve">Section 3.5.</w:t>
       </w:r>
     </w:p>
     <w:tbl>
@@ -24973,7 +24045,7 @@
           <w:iCs/>
           <w:i/>
         </w:rPr>
-        <w:t xml:space="preserve">§3.6.</w:t>
+        <w:t xml:space="preserve">Section 3.6.</w:t>
       </w:r>
     </w:p>
     <w:tbl>
@@ -25708,11 +24780,11 @@
         <w:pStyle w:val="BodyText"/>
       </w:pPr>
       <w:r>
-        <w:t xml:space="preserve">Russia’s enrichment share is 43.3% in 2022 and 38.3% in the 2030 plans (World Nuclear Association, 2025). It is 42.8% on WNA’s 2025 capacity and 41.0% on World Nuclear University’s (2025) figures, which gives the range quoted in §8.3.</w:t>
-      </w:r>
-    </w:p>
-    <w:bookmarkEnd w:id="96"/>
-    <w:bookmarkStart w:id="97" w:name="b2.3-headline-results"/>
+        <w:t xml:space="preserve">Russia’s enrichment share is 43.3% in 2022 and 38.3% in the 2030 plans (World Nuclear Association, 2025). It is 42.8% on WNA’s 2025 capacity and 41.0% on World Nuclear University’s (2025) figures, which gives the range quoted in Section 8.3.</w:t>
+      </w:r>
+    </w:p>
+    <w:bookmarkEnd w:id="130"/>
+    <w:bookmarkStart w:id="131" w:name="b2.3-headline-results"/>
     <w:p>
       <w:pPr>
         <w:pStyle w:val="Heading4"/>
@@ -25769,7 +24841,7 @@
           <w:iCs/>
           <w:i/>
         </w:rPr>
-        <w:t xml:space="preserve">§2 and</w:t>
+        <w:t xml:space="preserve">Section 2 and</w:t>
       </w:r>
       <w:r>
         <w:rPr>
@@ -26227,8 +25299,8 @@
         <w:t xml:space="preserve">Shares for the two producer countries in the comparison: Canada mined 23.8% of world uranium in 2024 and holds 20.2% of world conversion capacity (36.2% of the capacity open to a Western buyer), with no enrichment. Australia mined 7.6% (4,598 tU) and has no conversion or enrichment capacity. Australia holds 28% of identified recoverable resources at &lt; USD 130/kgU in the 2024 Red Book edition we use (OECD Nuclear Energy Agency and International Atomic Energy Agency, 2025); two tabulations of the 2026 edition give 29% and 27%.</w:t>
       </w:r>
     </w:p>
-    <w:bookmarkEnd w:id="97"/>
-    <w:bookmarkStart w:id="98" w:name="b2.4-sensitivity"/>
+    <w:bookmarkEnd w:id="131"/>
+    <w:bookmarkStart w:id="132" w:name="b2.4-sensitivity"/>
     <w:p>
       <w:pPr>
         <w:pStyle w:val="Heading4"/>
@@ -28947,8 +28019,8 @@
         <w:t xml:space="preserve">Both bounds are below 1,500, so firms are not concentrated even though countries are. Kazakhstan’s 38.6% country share includes joint ventures with foreign partners, whose ownership was not assessed.</w:t>
       </w:r>
     </w:p>
-    <w:bookmarkEnd w:id="98"/>
-    <w:bookmarkStart w:id="99" w:name="b2.5-limitations"/>
+    <w:bookmarkEnd w:id="132"/>
+    <w:bookmarkStart w:id="133" w:name="b2.5-limitations"/>
     <w:p>
       <w:pPr>
         <w:pStyle w:val="Heading4"/>
@@ -29030,7 +28102,7 @@
         <w:t xml:space="preserve"> </w:t>
       </w:r>
       <w:r>
-        <w:t xml:space="preserve">- Fuel fabrication, where BWR fuel is thought to have few suppliers, was not assessed (§11).</w:t>
+        <w:t xml:space="preserve">- Fuel fabrication, where BWR fuel is thought to have few suppliers, was not assessed (Section 11).</w:t>
       </w:r>
       <w:r>
         <w:t xml:space="preserve"> </w:t>
@@ -29039,8 +28111,8 @@
         <w:t xml:space="preserve">- The HHI is a world-market measure. Darlington’s own demand is sized against it in B2.6.</w:t>
       </w:r>
     </w:p>
-    <w:bookmarkEnd w:id="99"/>
-    <w:bookmarkStart w:id="100" w:name="X38b76fede8e58c0e5d473d8915656eae0265e01"/>
+    <w:bookmarkEnd w:id="133"/>
+    <w:bookmarkStart w:id="134" w:name="X38b76fede8e58c0e5d473d8915656eae0265e01"/>
     <w:p>
       <w:pPr>
         <w:pStyle w:val="Heading4"/>
@@ -29103,7 +28175,7 @@
         <w:t xml:space="preserve"> </w:t>
       </w:r>
       <w:r>
-        <w:t xml:space="preserve">§6):</w:t>
+        <w:t xml:space="preserve">Section 6):</w:t>
       </w:r>
       <w:r>
         <w:t xml:space="preserve"> </w:t>
@@ -29210,7 +28282,7 @@
           <w:iCs/>
           <w:i/>
         </w:rPr>
-        <w:t xml:space="preserve">§6.2, using World Nuclear Association (2025) capacities; demand inputs are assumed.</w:t>
+        <w:t xml:space="preserve">Section 6.2, using World Nuclear Association (2025) capacities; demand inputs are assumed.</w:t>
       </w:r>
     </w:p>
     <w:tbl>
@@ -29492,9 +28564,9 @@
         </w:pict>
       </w:r>
     </w:p>
-    <w:bookmarkEnd w:id="100"/>
-    <w:bookmarkEnd w:id="101"/>
-    <w:bookmarkStart w:id="103" w:name="X4d39e6569850789c0bc5244e03826205e394972"/>
+    <w:bookmarkEnd w:id="134"/>
+    <w:bookmarkEnd w:id="135"/>
+    <w:bookmarkStart w:id="137" w:name="X4d39e6569850789c0bc5244e03826205e394972"/>
     <w:p>
       <w:pPr>
         <w:pStyle w:val="Heading3"/>
@@ -29552,7 +28624,7 @@
         <w:t xml:space="preserve"> </w:t>
       </w:r>
       <w:r>
-        <w:t xml:space="preserve">criterion of the §9 MCDA.</w:t>
+        <w:t xml:space="preserve">criterion of the Section 9 MCDA.</w:t>
       </w:r>
     </w:p>
     <w:p>
@@ -30375,16 +29447,16 @@
         <w:pStyle w:val="BodyText"/>
       </w:pPr>
       <w:r>
-        <w:t xml:space="preserve">Reading: route B ranks last under all three weightings tested, and C is never behind A. Valuing regulator readiness more only closes the gap, to a tie with A. The choice between A and C is a choice between speed (an existing regulator) and durability (both levels of government committed). That is a political judgement, not a technical one. Whichever route is assumed, an Australian SMR scores lowest on time to first power in the §9 MCDA.</w:t>
-      </w:r>
-    </w:p>
-    <w:bookmarkStart w:id="102" w:name="X0217c3edb9f1194b9fccb10b42373507355a848"/>
+        <w:t xml:space="preserve">Reading: route B ranks last under all three weightings tested, and C is never behind A. Valuing regulator readiness more only closes the gap, to a tie with A. The choice between A and C is a choice between speed (an existing regulator) and durability (both levels of government committed). That is a political judgement, not a technical one. Whichever route is assumed, an Australian SMR scores lowest on time to first power in the Section 9 MCDA.</w:t>
+      </w:r>
+    </w:p>
+    <w:bookmarkStart w:id="136" w:name="X5a8afd4c17f4a689f00ba83fe02dfe336a52790"/>
     <w:p>
       <w:pPr>
         <w:pStyle w:val="Heading4"/>
       </w:pPr>
       <w:r>
-        <w:t xml:space="preserve">B3.1 Implementation levers for C1 (the §8.6 lever table): scores and weight test</w:t>
+        <w:t xml:space="preserve">B3.1 Implementation levers for C1 (the Section 8.6 lever table): scores and weight test</w:t>
       </w:r>
     </w:p>
     <w:p>
@@ -30404,7 +29476,7 @@
           <w:iCs/>
           <w:i/>
         </w:rPr>
-        <w:t xml:space="preserve">Table B14a. Lever scores and weight test for the §8.6 lever table.</w:t>
+        <w:t xml:space="preserve">Table B14a. Lever scores and weight test for the Section 8.6 lever table.</w:t>
       </w:r>
       <w:r>
         <w:t xml:space="preserve"> </w:t>
@@ -30824,9 +29896,9 @@
         </w:pict>
       </w:r>
     </w:p>
-    <w:bookmarkEnd w:id="102"/>
-    <w:bookmarkEnd w:id="103"/>
-    <w:bookmarkStart w:id="107" w:name="X6942ef6bc025069590c0c205010015835f1b9ab"/>
+    <w:bookmarkEnd w:id="136"/>
+    <w:bookmarkEnd w:id="137"/>
+    <w:bookmarkStart w:id="141" w:name="X6942ef6bc025069590c0c205010015835f1b9ab"/>
     <w:p>
       <w:pPr>
         <w:pStyle w:val="Heading3"/>
@@ -30944,7 +30016,7 @@
         <w:t xml:space="preserve">.</w:t>
       </w:r>
     </w:p>
-    <w:bookmarkStart w:id="104" w:name="b4.1-method"/>
+    <w:bookmarkStart w:id="138" w:name="b4.1-method"/>
     <w:p>
       <w:pPr>
         <w:pStyle w:val="Heading4"/>
@@ -31020,7 +30092,7 @@
         <w:t xml:space="preserve">y</w:t>
       </w:r>
       <w:r>
-        <w:t xml:space="preserve">) − EF_SMR) / 10⁶ t. EF is in g CO₂e/kWh, and EF_SMR = 4.2 g/kWh (our Monte Carlo median, §6; 90% interval 3.0–5.8).</w:t>
+        <w:t xml:space="preserve">) − EF_SMR) / 10⁶ t. EF is in g CO₂e/kWh, and EF_SMR = 4.2 g/kWh (our Monte Carlo median, Section 6; 90% interval 3.0–5.8).</w:t>
       </w:r>
     </w:p>
     <w:p>
@@ -31714,7 +30786,7 @@
               <w:jc w:val="left"/>
             </w:pPr>
             <w:r>
-              <w:t xml:space="preserve">This study, bottom-up model (§6, Appendix C); the re-based 4.40 g/kWh changes avoided CO₂e by at most 0.3% (Ontario average grid: (73.8 − 4.40)/(73.8 − 4.2))</w:t>
+              <w:t xml:space="preserve">This study, bottom-up model (Section 6, Appendix C); the re-based 4.40 g/kWh changes avoided CO₂e by at most 0.3% (Ontario average grid: (73.8 − 4.40)/(73.8 − 4.2))</w:t>
             </w:r>
           </w:p>
         </w:tc>
@@ -32282,8 +31354,8 @@
         </w:tc>
       </w:tr>
     </w:tbl>
-    <w:bookmarkEnd w:id="104"/>
-    <w:bookmarkStart w:id="105" w:name="b4.2-results"/>
+    <w:bookmarkEnd w:id="138"/>
+    <w:bookmarkStart w:id="139" w:name="b4.2-results"/>
     <w:p>
       <w:pPr>
         <w:pStyle w:val="Heading4"/>
@@ -32340,7 +31412,7 @@
           <w:iCs/>
           <w:i/>
         </w:rPr>
-        <w:t xml:space="preserve">§2.</w:t>
+        <w:t xml:space="preserve">Section 2.</w:t>
       </w:r>
     </w:p>
     <w:tbl>
@@ -32916,7 +31988,7 @@
           <w:iCs/>
           <w:i/>
         </w:rPr>
-        <w:t xml:space="preserve">§3.</w:t>
+        <w:t xml:space="preserve">Section 3.</w:t>
       </w:r>
     </w:p>
     <w:tbl>
@@ -34363,7 +33435,7 @@
           <w:iCs/>
           <w:i/>
         </w:rPr>
-        <w:t xml:space="preserve">§4.</w:t>
+        <w:t xml:space="preserve">Section 4.</w:t>
       </w:r>
     </w:p>
     <w:tbl>
@@ -34681,7 +33753,7 @@
           <w:iCs/>
           <w:i/>
         </w:rPr>
-        <w:t xml:space="preserve">§5.</w:t>
+        <w:t xml:space="preserve">Section 5.</w:t>
       </w:r>
     </w:p>
     <w:tbl>
@@ -35325,8 +34397,8 @@
         <w:t xml:space="preserve">Only in the 110 g/kWh stress case, or on a near-zero floor, where the result turns negative.</w:t>
       </w:r>
     </w:p>
-    <w:bookmarkEnd w:id="105"/>
-    <w:bookmarkStart w:id="106" w:name="b4.3-limitations"/>
+    <w:bookmarkEnd w:id="139"/>
+    <w:bookmarkStart w:id="140" w:name="b4.3-limitations"/>
     <w:p>
       <w:pPr>
         <w:pStyle w:val="Heading4"/>
@@ -35452,9 +34524,9 @@
         </w:pict>
       </w:r>
     </w:p>
-    <w:bookmarkEnd w:id="106"/>
-    <w:bookmarkEnd w:id="107"/>
-    <w:bookmarkStart w:id="114" w:name="X66860b851f2e133f81978e30598e738689cf6de"/>
+    <w:bookmarkEnd w:id="140"/>
+    <w:bookmarkEnd w:id="141"/>
+    <w:bookmarkStart w:id="148" w:name="X66860b851f2e133f81978e30598e738689cf6de"/>
     <w:p>
       <w:pPr>
         <w:pStyle w:val="Heading3"/>
@@ -35577,7 +34649,7 @@
         <w:t xml:space="preserve">.</w:t>
       </w:r>
     </w:p>
-    <w:bookmarkStart w:id="108" w:name="b5.1-method"/>
+    <w:bookmarkStart w:id="142" w:name="b5.1-method"/>
     <w:p>
       <w:pPr>
         <w:pStyle w:val="Heading4"/>
@@ -35777,8 +34849,8 @@
         <w:t xml:space="preserve">.</w:t>
       </w:r>
     </w:p>
-    <w:bookmarkEnd w:id="108"/>
-    <w:bookmarkStart w:id="109" w:name="b5.2-co₂e-lost-per-month-of-delay"/>
+    <w:bookmarkEnd w:id="142"/>
+    <w:bookmarkStart w:id="143" w:name="b5.2-co₂e-lost-per-month-of-delay"/>
     <w:p>
       <w:pPr>
         <w:pStyle w:val="Heading4"/>
@@ -35835,7 +34907,7 @@
           <w:iCs/>
           <w:i/>
         </w:rPr>
-        <w:t xml:space="preserve">§2.</w:t>
+        <w:t xml:space="preserve">Section 2.</w:t>
       </w:r>
       <w:r>
         <w:rPr>
@@ -37175,11 +36247,11 @@
         <w:t xml:space="preserve"> </w:t>
       </w:r>
       <w:r>
-        <w:t xml:space="preserve">§5).</w:t>
-      </w:r>
-    </w:p>
-    <w:bookmarkEnd w:id="109"/>
-    <w:bookmarkStart w:id="110" w:name="b5.3-break-even-delay-for-c1"/>
+        <w:t xml:space="preserve">Section 5).</w:t>
+      </w:r>
+    </w:p>
+    <w:bookmarkEnd w:id="143"/>
+    <w:bookmarkStart w:id="144" w:name="b5.3-break-even-delay-for-c1"/>
     <w:p>
       <w:pPr>
         <w:pStyle w:val="Heading4"/>
@@ -37236,7 +36308,7 @@
           <w:iCs/>
           <w:i/>
         </w:rPr>
-        <w:t xml:space="preserve">§6;</w:t>
+        <w:t xml:space="preserve">Section 6;</w:t>
       </w:r>
       <w:r>
         <w:rPr>
@@ -37781,8 +36853,8 @@
         <w:t xml:space="preserve">Its saving of 1,734 t per unit (5,201 t for Units 2–4; Monte Carlo 90% interval 1,387–2,153 t) gives break-evens of 9.2–14.6 days on the average factor and 1.3–1.4 days on the marginal factor. The deck case lengthens them by about 27% (2,200 / 1,734).</w:t>
       </w:r>
     </w:p>
-    <w:bookmarkEnd w:id="110"/>
-    <w:bookmarkStart w:id="111" w:name="Xaea02f89b8298bc8af300b41fdf9ad8acb92793"/>
+    <w:bookmarkEnd w:id="144"/>
+    <w:bookmarkStart w:id="145" w:name="Xaea02f89b8298bc8af300b41fdf9ad8acb92793"/>
     <w:p>
       <w:pPr>
         <w:pStyle w:val="Heading4"/>
@@ -37839,7 +36911,7 @@
           <w:iCs/>
           <w:i/>
         </w:rPr>
-        <w:t xml:space="preserve">§7. Carbon prices: federal headline industrial trajectory (Environment and Climate Change Canada, 2026); the superseded 2021 path is shown for comparison only. Brackets: 20–60% eligibility.</w:t>
+        <w:t xml:space="preserve">Section 7. Carbon prices: federal headline industrial trajectory (Environment and Climate Change Canada, 2026); the superseded 2021 path is shown for comparison only. Brackets: 20–60% eligibility.</w:t>
       </w:r>
     </w:p>
     <w:tbl>
@@ -38311,7 +37383,7 @@
           <w:bCs/>
           <w:b/>
         </w:rPr>
-        <w:t xml:space="preserve">How the 29–175× in §7 is derived (current carbon-price path):</w:t>
+        <w:t xml:space="preserve">How the 29–175× in Section 7 is derived (current carbon-price path):</w:t>
       </w:r>
       <w:r>
         <w:t xml:space="preserve"> </w:t>
@@ -38419,11 +37491,11 @@
         <w:t xml:space="preserve"> </w:t>
       </w:r>
       <w:r>
-        <w:t xml:space="preserve">§5), against C1’s total carbon value of C$0.63–0.76 m (C$1.14 m at 60% eligibility and C$115/t).</w:t>
-      </w:r>
-    </w:p>
-    <w:bookmarkEnd w:id="111"/>
-    <w:bookmarkStart w:id="112" w:name="b5.5-year-scale-delays"/>
+        <w:t xml:space="preserve">Section 5), against C1’s total carbon value of C$0.63–0.76 m (C$1.14 m at 60% eligibility and C$115/t).</w:t>
+      </w:r>
+    </w:p>
+    <w:bookmarkEnd w:id="145"/>
+    <w:bookmarkStart w:id="146" w:name="b5.5-year-scale-delays"/>
     <w:p>
       <w:pPr>
         <w:pStyle w:val="Heading4"/>
@@ -38480,7 +37552,7 @@
           <w:iCs/>
           <w:i/>
         </w:rPr>
-        <w:t xml:space="preserve">§4.</w:t>
+        <w:t xml:space="preserve">Section 4.</w:t>
       </w:r>
     </w:p>
     <w:tbl>
@@ -39190,8 +38262,8 @@
         </w:tc>
       </w:tr>
     </w:tbl>
-    <w:bookmarkEnd w:id="112"/>
-    <w:bookmarkStart w:id="113" w:name="b5.6-limitations"/>
+    <w:bookmarkEnd w:id="146"/>
+    <w:bookmarkStart w:id="147" w:name="b5.6-limitations"/>
     <w:p>
       <w:pPr>
         <w:pStyle w:val="Heading4"/>
@@ -39267,9 +38339,9 @@
         </w:pict>
       </w:r>
     </w:p>
-    <w:bookmarkEnd w:id="113"/>
-    <w:bookmarkEnd w:id="114"/>
-    <w:bookmarkStart w:id="119" w:name="Xe9bf8aa20110d892414618c9830b1120addc14d"/>
+    <w:bookmarkEnd w:id="147"/>
+    <w:bookmarkEnd w:id="148"/>
+    <w:bookmarkStart w:id="153" w:name="Xe9bf8aa20110d892414618c9830b1120addc14d"/>
     <w:p>
       <w:pPr>
         <w:pStyle w:val="Heading3"/>
@@ -39463,7 +38535,7 @@
         <w:t xml:space="preserve">and re-run; every table here regenerates.</w:t>
       </w:r>
     </w:p>
-    <w:bookmarkStart w:id="115" w:name="b6.1-inputs-and-method"/>
+    <w:bookmarkStart w:id="149" w:name="b6.1-inputs-and-method"/>
     <w:p>
       <w:pPr>
         <w:pStyle w:val="Heading4"/>
@@ -39542,7 +38614,7 @@
           <w:iCs/>
           <w:i/>
         </w:rPr>
-        <w:t xml:space="preserve">§5; references as named.</w:t>
+        <w:t xml:space="preserve">Section 5; references as named.</w:t>
       </w:r>
     </w:p>
     <w:tbl>
@@ -39582,7 +38654,7 @@
               <w:jc w:val="left"/>
             </w:pPr>
             <w:r>
-              <w:t xml:space="preserve">Central (used in §7)</w:t>
+              <w:t xml:space="preserve">Central (used in Section 7)</w:t>
             </w:r>
           </w:p>
         </w:tc>
@@ -40160,8 +39232,8 @@
         <w:t xml:space="preserve">3. Cumulative comparison: the annual spend = SMR output × SMR LCOE, and the renewables bought with it = spend / renewables LCOE, from 2028. Each technology’s avoided CO₂e is summed on the same trajectory (B4.1), net of its own life-cycle intensity (4.2 or 30 g/kWh).</w:t>
       </w:r>
     </w:p>
-    <w:bookmarkEnd w:id="115"/>
-    <w:bookmarkStart w:id="116" w:name="b6.2-results"/>
+    <w:bookmarkEnd w:id="149"/>
+    <w:bookmarkStart w:id="150" w:name="b6.2-results"/>
     <w:p>
       <w:pPr>
         <w:pStyle w:val="Heading4"/>
@@ -40218,7 +39290,7 @@
           <w:iCs/>
           <w:i/>
         </w:rPr>
-        <w:t xml:space="preserve">§2.</w:t>
+        <w:t xml:space="preserve">Section 2.</w:t>
       </w:r>
     </w:p>
     <w:tbl>
@@ -40553,7 +39625,7 @@
         <w:t xml:space="preserve"> </w:t>
       </w:r>
       <w:r>
-        <w:t xml:space="preserve">§2).</w:t>
+        <w:t xml:space="preserve">Section 2).</w:t>
       </w:r>
     </w:p>
     <w:p>
@@ -40604,7 +39676,7 @@
           <w:iCs/>
           <w:i/>
         </w:rPr>
-        <w:t xml:space="preserve">§3.</w:t>
+        <w:t xml:space="preserve">Section 3.</w:t>
       </w:r>
     </w:p>
     <w:tbl>
@@ -40970,7 +40042,7 @@
           <w:iCs/>
           <w:i/>
         </w:rPr>
-        <w:t xml:space="preserve">§4. The alternative reading (A$514 / A$102; A$1.22 bn buys 11.9 TWh) gives Liddell ratios of 10.1×, 45.8×, 19.1× and 9.3× for the first four rows (</w:t>
+        <w:t xml:space="preserve">Section 4. The alternative reading (A$514 / A$102; A$1.22 bn buys 11.9 TWh) gives Liddell ratios of 10.1×, 45.8×, 19.1× and 9.3× for the first four rows (</w:t>
       </w:r>
       <w:r>
         <w:rPr>
@@ -40992,7 +40064,7 @@
           <w:iCs/>
           <w:i/>
         </w:rPr>
-        <w:t xml:space="preserve">§4; the NEM-T2 slow rows are in Table B28).</w:t>
+        <w:t xml:space="preserve">Section 4; the NEM-T2 slow rows are in Table B28).</w:t>
       </w:r>
     </w:p>
     <w:tbl>
@@ -41758,7 +40830,7 @@
           <w:iCs/>
           <w:i/>
         </w:rPr>
-        <w:t xml:space="preserve">§5. Bold row is the central case §7 uses; the last six rows are the alternative reading (SMR A$514).</w:t>
+        <w:t xml:space="preserve">Section 5. Bold row is the central case Section 7 uses; the last six rows are the alternative reading (SMR A$514).</w:t>
       </w:r>
     </w:p>
     <w:tbl>
@@ -42549,8 +41621,8 @@
         </w:tc>
       </w:tr>
     </w:tbl>
-    <w:bookmarkEnd w:id="116"/>
-    <w:bookmarkStart w:id="117" w:name="Xd3c3cf27c12f2b6068bf203352ac12d45dd7cd3"/>
+    <w:bookmarkEnd w:id="150"/>
+    <w:bookmarkStart w:id="151" w:name="Xd3c3cf27c12f2b6068bf203352ac12d45dd7cd3"/>
     <w:p>
       <w:pPr>
         <w:pStyle w:val="Heading4"/>
@@ -42568,7 +41640,7 @@
           <w:bCs/>
           <w:b/>
         </w:rPr>
-        <w:t xml:space="preserve">Capital cost alone (moved from §7.3).</w:t>
+        <w:t xml:space="preserve">Capital cost alone (moved from Section 7.3).</w:t>
       </w:r>
       <w:r>
         <w:t xml:space="preserve"> </w:t>
@@ -42628,7 +41700,7 @@
         <w:t xml:space="preserve"> </w:t>
       </w:r>
       <w:r>
-        <w:t xml:space="preserve">§5), so A$221 is below the GenCost ranges we found. GenCost 2025-26 still ranks SMRs as the highest-cost option (Graham and Hayward, 2026), and its SMR range was not retrieved.</w:t>
+        <w:t xml:space="preserve">Section 5), so A$221 is below the GenCost ranges we found. GenCost 2025-26 still ranks SMRs as the highest-cost option (Graham and Hayward, 2026), and its SMR range was not retrieved.</w:t>
       </w:r>
       <w:r>
         <w:t xml:space="preserve"> </w:t>
@@ -42684,7 +41756,7 @@
         <w:t xml:space="preserve"> </w:t>
       </w:r>
       <w:r>
-        <w:t xml:space="preserve">§5). On GenCost 2023-24’s 2030 values it is about 2.9× (1.8–4.3×), or 5.0× on the alternative reading.</w:t>
+        <w:t xml:space="preserve">Section 5). On GenCost 2023-24’s 2030 values it is about 2.9× (1.8–4.3×), or 5.0× on the alternative reading.</w:t>
       </w:r>
       <w:r>
         <w:t xml:space="preserve"> </w:t>
@@ -42706,7 +41778,7 @@
         <w:t xml:space="preserve"> </w:t>
       </w:r>
       <w:r>
-        <w:t xml:space="preserve">a NuScale-sized capital overrun (×1.75) at 7% gives C$317/MWh (§8.2), the largest single input, ahead of the discount rate.</w:t>
+        <w:t xml:space="preserve">a NuScale-sized capital overrun (×1.75) at 7% gives C$317/MWh (Section 8.2), the largest single input, ahead of the discount rate.</w:t>
       </w:r>
       <w:r>
         <w:t xml:space="preserve"> </w:t>
@@ -42765,8 +41837,8 @@
         <w:t xml:space="preserve">.</w:t>
       </w:r>
     </w:p>
-    <w:bookmarkEnd w:id="117"/>
-    <w:bookmarkStart w:id="118" w:name="b6.4-limitations"/>
+    <w:bookmarkEnd w:id="151"/>
+    <w:bookmarkStart w:id="152" w:name="b6.4-limitations"/>
     <w:p>
       <w:pPr>
         <w:pStyle w:val="Heading4"/>
@@ -42842,9 +41914,9 @@
         </w:pict>
       </w:r>
     </w:p>
-    <w:bookmarkEnd w:id="118"/>
-    <w:bookmarkEnd w:id="119"/>
-    <w:bookmarkStart w:id="126" w:name="Xc131c5b7da9b849e6bc37677db63fd4f3349dcd"/>
+    <w:bookmarkEnd w:id="152"/>
+    <w:bookmarkEnd w:id="153"/>
+    <w:bookmarkStart w:id="160" w:name="Xc131c5b7da9b849e6bc37677db63fd4f3349dcd"/>
     <w:p>
       <w:pPr>
         <w:pStyle w:val="Heading3"/>
@@ -42884,7 +41956,7 @@
         <w:t xml:space="preserve"> </w:t>
       </w:r>
       <w:r>
-        <w:t xml:space="preserve">the social, legal and renewables-supply scores and the weights are our judgement. The main-text summary is §9 (the §9 tables). Source:</w:t>
+        <w:t xml:space="preserve">the social, legal and renewables-supply scores and the weights are our judgement. The main-text summary is Section 9 (the Section 9 tables). Source:</w:t>
       </w:r>
       <w:r>
         <w:t xml:space="preserve"> </w:t>
@@ -42941,7 +42013,7 @@
         <w:t xml:space="preserve">, which holds every raw score, normalised score, weight set and perturbation (593 rows).</w:t>
       </w:r>
     </w:p>
-    <w:bookmarkStart w:id="120" w:name="b7.1-options-criteria-and-inputs"/>
+    <w:bookmarkStart w:id="154" w:name="b7.1-options-criteria-and-inputs"/>
     <w:p>
       <w:pPr>
         <w:pStyle w:val="Heading4"/>
@@ -43006,7 +42078,7 @@
           <w:iCs/>
           <w:i/>
         </w:rPr>
-        <w:t xml:space="preserve">§2. SMR + C1 shown for the 2,200 t case.</w:t>
+        <w:t xml:space="preserve">Section 2. SMR + C1 shown for the 2,200 t case.</w:t>
       </w:r>
     </w:p>
     <w:tbl>
@@ -43170,7 +42242,7 @@
               <w:jc w:val="left"/>
             </w:pPr>
             <w:r>
-              <w:t xml:space="preserve">SMR: team LCA median (§6). Renewables: 30 g/kWh assumption inside UNECE’s PV range of 8–83. Status quo: NSW grid factor 2025 (NGA Factors)</w:t>
+              <w:t xml:space="preserve">SMR: team LCA median (Section 6). Renewables: 30 g/kWh assumption inside UNECE’s PV range of 8–83. Status quo: NSW grid factor 2025 (NGA Factors)</w:t>
             </w:r>
           </w:p>
         </w:tc>
@@ -43549,7 +42621,7 @@
               <w:jc w:val="left"/>
             </w:pPr>
             <w:r>
-              <w:t xml:space="preserve">§8.4 and Table B39 (our judgement)</w:t>
+              <w:t xml:space="preserve">Section 8.4 and Table B39 (our judgement)</w:t>
             </w:r>
           </w:p>
         </w:tc>
@@ -43683,8 +42755,8 @@
         <w:t xml:space="preserve">Technology readiness level (TRL) is not scored. Schedule risk enters through the first-power year (tested at 2035 and 2045) and the C1 delay case.</w:t>
       </w:r>
     </w:p>
-    <w:bookmarkEnd w:id="120"/>
-    <w:bookmarkStart w:id="121" w:name="b7.2-method"/>
+    <w:bookmarkEnd w:id="154"/>
+    <w:bookmarkStart w:id="155" w:name="b7.2-method"/>
     <w:p>
       <w:pPr>
         <w:pStyle w:val="Heading4"/>
@@ -43829,7 +42901,7 @@
         <w:t xml:space="preserve">+A$0.038/MWh</w:t>
       </w:r>
       <w:r>
-        <w:t xml:space="preserve">. The base case is schedule-neutral (the §8.6 condition).</w:t>
+        <w:t xml:space="preserve">. The base case is schedule-neutral (the Section 8.6 condition).</w:t>
       </w:r>
     </w:p>
     <w:p>
@@ -43911,7 +42983,7 @@
           <w:iCs/>
           <w:i/>
         </w:rPr>
-        <w:t xml:space="preserve">§3.</w:t>
+        <w:t xml:space="preserve">Section 3.</w:t>
       </w:r>
     </w:p>
     <w:tbl>
@@ -44428,8 +43500,8 @@
         </w:tc>
       </w:tr>
     </w:tbl>
-    <w:bookmarkEnd w:id="121"/>
-    <w:bookmarkStart w:id="122" w:name="b7.3-weights-and-results"/>
+    <w:bookmarkEnd w:id="155"/>
+    <w:bookmarkStart w:id="156" w:name="b7.3-weights-and-results"/>
     <w:p>
       <w:pPr>
         <w:pStyle w:val="Heading4"/>
@@ -44503,7 +43575,7 @@
           <w:iCs/>
           <w:i/>
         </w:rPr>
-        <w:t xml:space="preserve">§4. Rationale sources: Bowen’s statements; the Liberal Party 2026 energy plan; §8.4.</w:t>
+        <w:t xml:space="preserve">Section 4. Rationale sources: Bowen’s statements; the Liberal Party 2026 energy plan; Section 8.4.</w:t>
       </w:r>
     </w:p>
     <w:tbl>
@@ -45468,8 +44540,8 @@
         </w:tc>
       </w:tr>
     </w:tbl>
-    <w:bookmarkEnd w:id="122"/>
-    <w:bookmarkStart w:id="123" w:name="b7.4-rank-reversal-and-input-sensitivity"/>
+    <w:bookmarkEnd w:id="156"/>
+    <w:bookmarkStart w:id="157" w:name="b7.4-rank-reversal-and-input-sensitivity"/>
     <w:p>
       <w:pPr>
         <w:pStyle w:val="Heading4"/>
@@ -45526,7 +44598,7 @@
           <w:iCs/>
           <w:i/>
         </w:rPr>
-        <w:t xml:space="preserve">§5.</w:t>
+        <w:t xml:space="preserve">Section 5.</w:t>
       </w:r>
     </w:p>
     <w:tbl>
@@ -45952,7 +45024,7 @@
           <w:iCs/>
           <w:i/>
         </w:rPr>
-        <w:t xml:space="preserve">§6 (17 input cases × 4 weight sets = 68 tests).</w:t>
+        <w:t xml:space="preserve">Section 6 (17 input cases × 4 weight sets = 68 tests).</w:t>
       </w:r>
     </w:p>
     <w:tbl>
@@ -46124,8 +45196,8 @@
         <w:t xml:space="preserve">it comes from the four-option scale, where doing nothing scores full marks on cost, supply and legal feasibility.</w:t>
       </w:r>
     </w:p>
-    <w:bookmarkEnd w:id="123"/>
-    <w:bookmarkStart w:id="124" w:name="X655acef3214253160cddaea55a74ab651fff5b4"/>
+    <w:bookmarkEnd w:id="157"/>
+    <w:bookmarkStart w:id="158" w:name="X655acef3214253160cddaea55a74ab651fff5b4"/>
     <w:p>
       <w:pPr>
         <w:pStyle w:val="Heading4"/>
@@ -46182,7 +45254,7 @@
           <w:iCs/>
           <w:i/>
         </w:rPr>
-        <w:t xml:space="preserve">§7. The 1,100, 2,200 and 3,300 t cases (eligibility of 20/40/60%) are the deck case (BWRX-300 Ostrołęka sp. z o.o., 2023; Pillai et al., 2019). The 1,734 t row is the earlier-model cross-check.</w:t>
+        <w:t xml:space="preserve">Section 7. The 1,100, 2,200 and 3,300 t cases (eligibility of 20/40/60%) are the deck case (BWRX-300 Ostrołęka sp. z o.o., 2023; Pillai et al., 2019). The 1,734 t row is the earlier-model cross-check.</w:t>
       </w:r>
     </w:p>
     <w:tbl>
@@ -46602,8 +45674,8 @@
         <w:t xml:space="preserve">If C1 slips the unit by 18.5 days (the whole-life break-even of Table B21, used as an illustration), the CO₂e not avoided at Liddell during the delay is 32.3 kt, which is 15 times the 2,200 t saving. SMR + C1 then avoids less than the plain SMR, so the schedule-neutral condition decides the sign. The percentages are of the 4.2 g/kWh median.</w:t>
       </w:r>
     </w:p>
-    <w:bookmarkEnd w:id="124"/>
-    <w:bookmarkStart w:id="125" w:name="b7.6-limitations"/>
+    <w:bookmarkEnd w:id="158"/>
+    <w:bookmarkStart w:id="159" w:name="b7.6-limitations"/>
     <w:p>
       <w:pPr>
         <w:pStyle w:val="Heading4"/>
@@ -46811,15 +45883,15 @@
         </w:pict>
       </w:r>
     </w:p>
-    <w:bookmarkEnd w:id="125"/>
-    <w:bookmarkEnd w:id="126"/>
-    <w:bookmarkStart w:id="131" w:name="Xdcb2f35f44111e0f453c2a475e1a576da286c83"/>
+    <w:bookmarkEnd w:id="159"/>
+    <w:bookmarkEnd w:id="160"/>
+    <w:bookmarkStart w:id="165" w:name="X29f8199ccc4f183b4211bb01f0e54f84c787a3c"/>
     <w:p>
       <w:pPr>
         <w:pStyle w:val="Heading3"/>
       </w:pPr>
       <w:r>
-        <w:t xml:space="preserve">B8. Social licence and stakeholder working (for §8.4 and §8.5)</w:t>
+        <w:t xml:space="preserve">B8. Social licence and stakeholder working (for Section 8.4 and Section 8.5)</w:t>
       </w:r>
     </w:p>
     <w:p>
@@ -46897,7 +45969,7 @@
         <w:pStyle w:val="BodyText"/>
       </w:pPr>
       <w:r>
-        <w:t xml:space="preserve">Sources for the §8.4 social-licence table (Darlington and Liddell): Neelam (2024); Griffith University Climate Action Beacon and Monash Climate Change Communication Research Hub (2025); Newspoll (2007); Ritchie (2020); Markandya and Wilkinson (2007); Canadian Nuclear Safety Commission (2025); Williams Treaties First Nations et al. (2026); Mississaugas of Scugog Island First Nation (2023); Curve Lake First Nation (2024); Municipality of Clarington (2024); Australian Electoral Commission (2019);</w:t>
+        <w:t xml:space="preserve">Sources for the Section 8.4 social-licence table (Darlington and Liddell): Neelam (2024); Griffith University Climate Action Beacon and Monash Climate Change Communication Research Hub (2025); Newspoll (2007); Ritchie (2020); Markandya and Wilkinson (2007); Canadian Nuclear Safety Commission (2025); Williams Treaties First Nations et al. (2026); Mississaugas of Scugog Island First Nation (2023); Curve Lake First Nation (2024); Municipality of Clarington (2024); Australian Electoral Commission (2019);</w:t>
       </w:r>
       <w:r>
         <w:t xml:space="preserve"> </w:t>
@@ -46916,7 +45988,7 @@
         <w:t xml:space="preserve">[2023] FCA 809; Nuclear Waste Management Organization (2024a; 2024b; 2024c; n.d.); Department of Industry, Science, Energy and Resources (2020); Power Workers’ Union (2021); Conference Board of Canada (2021); Joint Standing Committee on Treaties (2024); Slovic (1987).</w:t>
       </w:r>
     </w:p>
-    <w:bookmarkStart w:id="127" w:name="X8871295422bcc52b42d843e419a224e284f0009"/>
+    <w:bookmarkStart w:id="161" w:name="X8871295422bcc52b42d843e419a224e284f0009"/>
     <w:p>
       <w:pPr>
         <w:pStyle w:val="Heading4"/>
@@ -47022,7 +46094,7 @@
           <w:iCs/>
           <w:i/>
         </w:rPr>
-        <w:t xml:space="preserve">§2.</w:t>
+        <w:t xml:space="preserve">Section 2.</w:t>
       </w:r>
     </w:p>
     <w:tbl>
@@ -47408,8 +46480,8 @@
         <w:t xml:space="preserve">The unit’s own output carries 0.07 statistical deaths a year at the nuclear rate (one per 14 years), a rate that includes Chernobyl and Fukushima. The fossil rates are for European plants with pollution controls, so they are conservative. Against wind or solar the difference lies within the uncertainty of the rates.</w:t>
       </w:r>
     </w:p>
-    <w:bookmarkEnd w:id="127"/>
-    <w:bookmarkStart w:id="128" w:name="X92849018d318b05d1619841a208001b9b5d443e"/>
+    <w:bookmarkEnd w:id="161"/>
+    <w:bookmarkStart w:id="162" w:name="X92849018d318b05d1619841a208001b9b5d443e"/>
     <w:p>
       <w:pPr>
         <w:pStyle w:val="Heading4"/>
@@ -47423,7 +46495,7 @@
         <w:pStyle w:val="FirstParagraph"/>
       </w:pPr>
       <w:r>
-        <w:t xml:space="preserve">Each actor is scored for power (1–5), interest (1–5) and stance (−2 strongly against to +2 strongly for) from the evidence in §8.1–8.4 (evidence keys in</w:t>
+        <w:t xml:space="preserve">Each actor is scored for power (1–5), interest (1–5) and stance (−2 strongly against to +2 strongly for) from the evidence in Sections 8.1–8.4 (evidence keys in</w:t>
       </w:r>
       <w:r>
         <w:t xml:space="preserve"> </w:t>
@@ -47491,7 +46563,7 @@
           <w:iCs/>
           <w:i/>
         </w:rPr>
-        <w:t xml:space="preserve">Source: our judgement from §8.1–8.4 evidence;</w:t>
+        <w:t xml:space="preserve">Source: our judgement from Sections 8.1–8.4 evidence;</w:t>
       </w:r>
       <w:r>
         <w:rPr>
@@ -47520,7 +46592,7 @@
           <w:iCs/>
           <w:i/>
         </w:rPr>
-        <w:t xml:space="preserve">§6.</w:t>
+        <w:t xml:space="preserve">Section 6.</w:t>
       </w:r>
     </w:p>
     <w:tbl>
@@ -49173,8 +48245,8 @@
         <w:t xml:space="preserve">. Four actors have high power and three are opposed. Scoring the Wonnarua people at −2 or +2 would move the Liddell result by −0.17 or +0.17 (3 × 2 / 36), which does not change its sign.</w:t>
       </w:r>
     </w:p>
-    <w:bookmarkEnd w:id="128"/>
-    <w:bookmarkStart w:id="129" w:name="X896d2bfe54b9a94cdd26775c3af798143bf33da"/>
+    <w:bookmarkEnd w:id="162"/>
+    <w:bookmarkStart w:id="163" w:name="X896d2bfe54b9a94cdd26775c3af798143bf33da"/>
     <w:p>
       <w:pPr>
         <w:pStyle w:val="Heading4"/>
@@ -49949,11 +49021,11 @@
         <w:pStyle w:val="BodyText"/>
       </w:pPr>
       <w:r>
-        <w:t xml:space="preserve">Reading: R1 beats R3 only on speed (2 against 1) and public cost (2 against 1), and R2 only on speed (2 against 1). Even so, R2 and R3 lead R1 by 3 to 6 points under every weighting. R3 wins outright only when fairness is doubled. R4 (no SMR) scores highest under every weighting, so on social licence alone the Australian SMR case is weaker than the alternative (§9).</w:t>
-      </w:r>
-    </w:p>
-    <w:bookmarkEnd w:id="129"/>
-    <w:bookmarkStart w:id="130" w:name="X7094c050e1e3614f8863513705ad571ff5d7276"/>
+        <w:t xml:space="preserve">Reading: R1 beats R3 only on speed (2 against 1) and public cost (2 against 1), and R2 only on speed (2 against 1). Even so, R2 and R3 lead R1 by 3 to 6 points under every weighting. R3 wins outright only when fairness is doubled. R4 (no SMR) scores highest under every weighting, so on social licence alone the Australian SMR case is weaker than the alternative (Section 9).</w:t>
+      </w:r>
+    </w:p>
+    <w:bookmarkEnd w:id="163"/>
+    <w:bookmarkStart w:id="164" w:name="X7094c050e1e3614f8863513705ad571ff5d7276"/>
     <w:p>
       <w:pPr>
         <w:pStyle w:val="Heading4"/>
@@ -50010,7 +49082,7 @@
           <w:iCs/>
           <w:i/>
         </w:rPr>
-        <w:t xml:space="preserve">§4, from Government of Ontario (2025), Canada Growth Fund and Building Ontario Fund (2025), Canada Infrastructure Bank (2022), Williams Treaties First Nations et al. (2026).</w:t>
+        <w:t xml:space="preserve">Section 4, from Government of Ontario (2025), Canada Growth Fund and Building Ontario Fund (2025), Canada Infrastructure Bank (2022), Williams Treaties First Nations et al. (2026).</w:t>
       </w:r>
     </w:p>
     <w:tbl>
@@ -50292,7 +49364,7 @@
         <w:t xml:space="preserve"> </w:t>
       </w:r>
       <w:r>
-        <w:t xml:space="preserve">All scores are judgements from secondary summaries. Local min–max scaling and the MCDA use of these scores are in B7. Job and waste figures in the §8.4 social-licence table (Conference Board of Canada, 2021; NWMO, n.d.) are taken from those sources and are not recomputed here, except the Ignace hosting payment (C$170 m over 81 years, about C$2.1 m a year; the C$170 m in total is 0.65% of the C$26 bn lifecycle cost, nominal against 2020 dollars).</w:t>
+        <w:t xml:space="preserve">All scores are judgements from secondary summaries. Local min–max scaling and the MCDA use of these scores are in B7. Job and waste figures in the Section 8.4 social-licence table (Conference Board of Canada, 2021; NWMO, n.d.) are taken from those sources and are not recomputed here, except the Ignace hosting payment (C$170 m over 81 years, about C$2.1 m a year; the C$170 m in total is 0.65% of the C$26 bn lifecycle cost, nominal against 2020 dollars).</w:t>
       </w:r>
     </w:p>
     <w:p>
@@ -50302,10 +49374,10 @@
         </w:pict>
       </w:r>
     </w:p>
-    <w:bookmarkEnd w:id="130"/>
-    <w:bookmarkEnd w:id="131"/>
-    <w:bookmarkEnd w:id="132"/>
-    <w:bookmarkStart w:id="140" w:name="X2538f2b2fc20c8063ffc88885f2cb513202a3b3"/>
+    <w:bookmarkEnd w:id="164"/>
+    <w:bookmarkEnd w:id="165"/>
+    <w:bookmarkEnd w:id="166"/>
+    <w:bookmarkStart w:id="174" w:name="X2538f2b2fc20c8063ffc88885f2cb513202a3b3"/>
     <w:p>
       <w:pPr>
         <w:pStyle w:val="Heading2"/>
@@ -50319,7 +49391,7 @@
         <w:pStyle w:val="FirstParagraph"/>
       </w:pPr>
       <w:r>
-        <w:t xml:space="preserve">This appendix shows how uncertain the §6 results are and which inputs drive them.</w:t>
+        <w:t xml:space="preserve">This appendix shows how uncertain the Section 6 results are and which inputs drive them.</w:t>
       </w:r>
       <w:r>
         <w:t xml:space="preserve"> </w:t>
@@ -50350,7 +49422,7 @@
         <w:t xml:space="preserve">. The Ostrołęka and Pillai tables could not be opened and other inputs are as reported by secondary sources, assumptions or placeholders, so the intervals describe the uncertainty in our inputs as found, not in verified data.</w:t>
       </w:r>
     </w:p>
-    <w:bookmarkStart w:id="133" w:name="c1.-set-up"/>
+    <w:bookmarkStart w:id="167" w:name="c1.-set-up"/>
     <w:p>
       <w:pPr>
         <w:pStyle w:val="Heading3"/>
@@ -50522,8 +49594,8 @@
         <w:t xml:space="preserve">.</w:t>
       </w:r>
     </w:p>
-    <w:bookmarkEnd w:id="133"/>
-    <w:bookmarkStart w:id="134" w:name="c2.-ranged-inputs-and-tornado-results"/>
+    <w:bookmarkEnd w:id="167"/>
+    <w:bookmarkStart w:id="168" w:name="c2.-ranged-inputs-and-tornado-results"/>
     <w:p>
       <w:pPr>
         <w:pStyle w:val="Heading3"/>
@@ -52905,8 +51977,8 @@
         <w:t xml:space="preserve">The other 16 inputs affect only the bottom-up cross-check: concrete intensity (34.5 / 69 / 138 m³/MWe) and steel intensity (16.5 / 33 / 46 t/MWe; Peterson, Zhao and Petroski, 2005; GE Vernova, n.d.); forebay concrete (4,000 / 4,000 / 6,000 m³; Ontario Power Generation, 2025c); shaft depth, basemat and wall thicknesses; binder contents (infill 400 / 450 / 550 kg/m³, EFNARC, 2005; other 300 / 350 / 420); GU cement (796 / 854 / 898 kg CO₂e/t; Cement Association of Canada, 2022); slag cement (93.4 / 146.6 / 146.6; Slag Cement Association, n.d.); non-binder share (15 / 30 / 60 kg CO₂e/m³); GU and LC³ clinker factors; slag share of binder (0.25 / 0.40 / 0.50); the binder-level LC³ cut (0.30 / 0.37 / 0.43; five estimates, Appendix A5); and extra binder LC³ needs to flow (0 / 0 / 0.10). All are assumptions or as-reported values.</w:t>
       </w:r>
     </w:p>
-    <w:bookmarkEnd w:id="134"/>
-    <w:bookmarkStart w:id="135" w:name="X8f754cc28aabff45bd5ffa0c19e17af6b52329b"/>
+    <w:bookmarkEnd w:id="168"/>
+    <w:bookmarkStart w:id="169" w:name="X8f754cc28aabff45bd5ffa0c19e17af6b52329b"/>
     <w:p>
       <w:pPr>
         <w:pStyle w:val="Heading3"/>
@@ -54255,8 +53327,8 @@
         <w:t xml:space="preserve">Grouped (expected basis): fuel front end 61.6%, back end and decommissioning 18.2%, O&amp;M 8.7%, construction 11.5% (0.515 / 4.487). Mode-case shares are 50.9, 23.4, 11.5 and 14.2%. Construction’s share has a Monte Carlo median of 11.5% (P5–P95 7.2–17.8%). All concrete is 3.0–4.7% of the total.</w:t>
       </w:r>
     </w:p>
-    <w:bookmarkEnd w:id="135"/>
-    <w:bookmarkStart w:id="136" w:name="c4.-monte-carlo-results"/>
+    <w:bookmarkEnd w:id="169"/>
+    <w:bookmarkStart w:id="170" w:name="c4.-monte-carlo-results"/>
     <w:p>
       <w:pPr>
         <w:pStyle w:val="Heading3"/>
@@ -55479,7 +54551,7 @@
           <w:iCs/>
           <w:i/>
         </w:rPr>
-        <w:t xml:space="preserve">Table C4b. Scenario savings and life-cycle shares on the Monte Carlo basis (the basis of Table T5 in §6.3 and Table A7b).</w:t>
+        <w:t xml:space="preserve">Table C4b. Scenario savings and life-cycle shares on the Monte Carlo basis (the basis of Table T5 in Section 6.3 and Table A7b).</w:t>
       </w:r>
       <w:r>
         <w:t xml:space="preserve"> </w:t>
@@ -55931,8 +55003,8 @@
         </w:tc>
       </w:tr>
     </w:tbl>
-    <w:bookmarkEnd w:id="136"/>
-    <w:bookmarkStart w:id="137" w:name="X31250b838455e6096b9edbd1b8f7a12ed088df6"/>
+    <w:bookmarkEnd w:id="170"/>
+    <w:bookmarkStart w:id="171" w:name="X31250b838455e6096b9edbd1b8f7a12ed088df6"/>
     <w:p>
       <w:pPr>
         <w:pStyle w:val="Heading3"/>
@@ -56031,7 +55103,7 @@
         <w:pStyle w:val="Compact"/>
       </w:pPr>
       <w:r>
-        <w:t xml:space="preserve">Because one distribution choice carries most of the gap, Table C5 re-runs the Monte Carlo with conversion heat fixed at 26 kWh/kg U and with a log-uniform 26–665 distribution; the other 44 inputs use the same draws. The median does not stay near 4.4: it is 3.51 and 4.11, so §6 reports the</w:t>
+        <w:t xml:space="preserve">Because one distribution choice carries most of the gap, Table C5 re-runs the Monte Carlo with conversion heat fixed at 26 kWh/kg U and with a log-uniform 26–665 distribution; the other 44 inputs use the same draws. The median does not stay near 4.4: it is 3.51 and 4.11, so Section 6 reports the</w:t>
       </w:r>
       <w:r>
         <w:t xml:space="preserve"> </w:t>
@@ -56455,8 +55527,8 @@
         </w:tc>
       </w:tr>
     </w:tbl>
-    <w:bookmarkEnd w:id="137"/>
-    <w:bookmarkStart w:id="138" w:name="X861311e05ca973e4ff92563d183b5e9367fe19f"/>
+    <w:bookmarkEnd w:id="171"/>
+    <w:bookmarkStart w:id="172" w:name="X861311e05ca973e4ff92563d183b5e9367fe19f"/>
     <w:p>
       <w:pPr>
         <w:pStyle w:val="Heading3"/>
@@ -56572,11 +55644,11 @@
         <w:t xml:space="preserve"> </w:t>
       </w:r>
       <w:r>
-        <w:t xml:space="preserve">The boundary (process-based stages plus three stages transferred as per-kWh values) and the cut-offs (§6.1) are not sampled; they bias the result low (C7).</w:t>
-      </w:r>
-    </w:p>
-    <w:bookmarkEnd w:id="138"/>
-    <w:bookmarkStart w:id="139" w:name="X35b5ee5f237d4555b3db06902854d0e23ac87dc"/>
+        <w:t xml:space="preserve">The boundary (process-based stages plus three stages transferred as per-kWh values) and the cut-offs (Section 6.1) are not sampled; they bias the result low (C7).</w:t>
+      </w:r>
+    </w:p>
+    <w:bookmarkEnd w:id="172"/>
+    <w:bookmarkStart w:id="173" w:name="X35b5ee5f237d4555b3db06902854d0e23ac87dc"/>
     <w:p>
       <w:pPr>
         <w:pStyle w:val="Heading3"/>
@@ -57330,7 +56402,7 @@
         <w:pStyle w:val="BodyText"/>
       </w:pPr>
       <w:r>
-        <w:t xml:space="preserve">The sources disagree mainly about the fuel front end (ore grade, enrichment technology and grid), not construction, and that is where our result departs from them. The known low bias would raise the total and make C1’s share smaller still, so it does not weaken §6.3.</w:t>
+        <w:t xml:space="preserve">The sources disagree mainly about the fuel front end (ore grade, enrichment technology and grid), not construction, and that is where our result departs from them. The known low bias would raise the total and make C1’s share smaller still, so it does not weaken Section 6.3.</w:t>
       </w:r>
     </w:p>
     <w:p>
@@ -57340,9 +56412,9 @@
         </w:pict>
       </w:r>
     </w:p>
-    <w:bookmarkEnd w:id="139"/>
-    <w:bookmarkEnd w:id="140"/>
-    <w:bookmarkStart w:id="145" w:name="appendix-e.-search-log"/>
+    <w:bookmarkEnd w:id="173"/>
+    <w:bookmarkEnd w:id="174"/>
+    <w:bookmarkStart w:id="179" w:name="appendix-e.-search-log"/>
     <w:p>
       <w:pPr>
         <w:pStyle w:val="Heading2"/>
@@ -57351,7 +56423,7 @@
         <w:t xml:space="preserve">Appendix E. Search log</w:t>
       </w:r>
     </w:p>
-    <w:bookmarkStart w:id="141" w:name="e1.-method-and-access"/>
+    <w:bookmarkStart w:id="175" w:name="e1.-method-and-access"/>
     <w:p>
       <w:pPr>
         <w:pStyle w:val="Heading3"/>
@@ -57423,8 +56495,8 @@
         <w:t xml:space="preserve">column below counts the patent records found, not database hits. Assignees, dates and claims are as given in search summaries; the patent pages were not opened, so they are indicative only.</w:t>
       </w:r>
     </w:p>
-    <w:bookmarkEnd w:id="141"/>
-    <w:bookmarkStart w:id="142" w:name="e2.-search-strings-and-results"/>
+    <w:bookmarkEnd w:id="175"/>
+    <w:bookmarkStart w:id="176" w:name="e2.-search-strings-and-results"/>
     <w:p>
       <w:pPr>
         <w:pStyle w:val="Heading3"/>
@@ -58469,8 +57541,8 @@
         <w:t xml:space="preserve">with assignee GE-Hitachi Nuclear Energy Americas when the host is reachable.</w:t>
       </w:r>
     </w:p>
-    <w:bookmarkEnd w:id="142"/>
-    <w:bookmarkStart w:id="143" w:name="e3.-patents-kept"/>
+    <w:bookmarkEnd w:id="176"/>
+    <w:bookmarkStart w:id="177" w:name="e3.-patents-kept"/>
     <w:p>
       <w:pPr>
         <w:pStyle w:val="Heading3"/>
@@ -58640,7 +57712,7 @@
               <w:jc w:val="left"/>
             </w:pPr>
             <w:r>
-              <w:t xml:space="preserve">The passive decay-heat system behind the BWRX-300’s 7-day no-power claim (§4.2)</w:t>
+              <w:t xml:space="preserve">The passive decay-heat system behind the BWRX-300’s 7-day no-power claim (Section 4.2)</w:t>
             </w:r>
           </w:p>
         </w:tc>
@@ -58788,7 +57860,7 @@
               <w:jc w:val="left"/>
             </w:pPr>
             <w:r>
-              <w:t xml:space="preserve">The below-grade shaft reactor building and the basemat poured at the bottom of the shaft (§4.2; C1’s infill location)</w:t>
+              <w:t xml:space="preserve">The below-grade shaft reactor building and the basemat poured at the bottom of the shaft (Section 4.2; C1’s infill location)</w:t>
             </w:r>
           </w:p>
         </w:tc>
@@ -58862,7 +57934,7 @@
               <w:jc w:val="left"/>
             </w:pPr>
             <w:r>
-              <w:t xml:space="preserve">Reported to cover calcined clays of lower kaolinite content (below 40%), which would widen the clay supply for LC³ (§5)</w:t>
+              <w:t xml:space="preserve">Reported to cover calcined clays of lower kaolinite content (below 40%), which would widen the clay supply for LC³ (Section 5)</w:t>
             </w:r>
           </w:p>
         </w:tc>
@@ -59010,7 +58082,7 @@
               <w:jc w:val="left"/>
             </w:pPr>
             <w:r>
-              <w:t xml:space="preserve">Admixture-modified LC³ binder: an admixture supplier is patenting LC³ compositions (§10)</w:t>
+              <w:t xml:space="preserve">Admixture-modified LC³ binder: an admixture supplier is patenting LC³ compositions (Section 10)</w:t>
             </w:r>
           </w:p>
         </w:tc>
@@ -59084,7 +58156,7 @@
               <w:jc w:val="left"/>
             </w:pPr>
             <w:r>
-              <w:t xml:space="preserve">Directly addresses the main RB.7 barrier: LC³ workability for self-consolidating DP-SC infill (§10)</w:t>
+              <w:t xml:space="preserve">Directly addresses the main RB.7 barrier: LC³ workability for self-consolidating DP-SC infill (Section 10)</w:t>
             </w:r>
           </w:p>
         </w:tc>
@@ -59132,8 +58204,8 @@
         <w:t xml:space="preserve">(Sika, BASF/CR&amp;T). So for C1 the patent risk for the binder looks low on these searches (no freedom-to-operate search was done), and the commercial interest lies exactly where our RB.7 gap is (SCC flow). That supports C1’s route: buy a commercial admixture system and qualify it, rather than develop a new binder (inference).</w:t>
       </w:r>
     </w:p>
-    <w:bookmarkEnd w:id="143"/>
-    <w:bookmarkStart w:id="144" w:name="X6772717928f13429d4d4f50caaf7675f61535b4"/>
+    <w:bookmarkEnd w:id="177"/>
+    <w:bookmarkStart w:id="178" w:name="X6772717928f13429d4d4f50caaf7675f61535b4"/>
     <w:p>
       <w:pPr>
         <w:pStyle w:val="Heading3"/>
@@ -59780,9 +58852,9 @@
         <w:t xml:space="preserve">Literature sources are listed in the reference list.</w:t>
       </w:r>
     </w:p>
-    <w:bookmarkEnd w:id="144"/>
-    <w:bookmarkEnd w:id="145"/>
-    <w:bookmarkEnd w:id="146"/>
+    <w:bookmarkEnd w:id="178"/>
+    <w:bookmarkEnd w:id="179"/>
+    <w:bookmarkEnd w:id="180"/>
     <w:sectPr>
       <w:headerReference r:id="rId9" w:type="default"/>
       <w:headerReference r:id="rId10" w:type="first"/>
@@ -60271,82 +59343,6 @@
       </w:pPr>
     </w:lvl>
   </w:abstractNum>
-  <w:abstractNum w:abstractNumId="991">
-    <w:nsid w:val="A991"/>
-    <w:multiLevelType w:val="multilevel"/>
-    <w:lvl w:ilvl="0">
-      <w:numFmt w:val="bullet"/>
-      <w:lvlText w:val="•"/>
-      <w:lvlJc w:val="left"/>
-      <w:pPr>
-        <w:ind w:left="720" w:hanging="480"/>
-      </w:pPr>
-    </w:lvl>
-    <w:lvl w:ilvl="1">
-      <w:numFmt w:val="bullet"/>
-      <w:lvlText w:val="–"/>
-      <w:lvlJc w:val="left"/>
-      <w:pPr>
-        <w:ind w:left="1440" w:hanging="480"/>
-      </w:pPr>
-    </w:lvl>
-    <w:lvl w:ilvl="2">
-      <w:numFmt w:val="bullet"/>
-      <w:lvlText w:val="•"/>
-      <w:lvlJc w:val="left"/>
-      <w:pPr>
-        <w:ind w:left="2160" w:hanging="480"/>
-      </w:pPr>
-    </w:lvl>
-    <w:lvl w:ilvl="3">
-      <w:numFmt w:val="bullet"/>
-      <w:lvlText w:val="–"/>
-      <w:lvlJc w:val="left"/>
-      <w:pPr>
-        <w:ind w:left="2880" w:hanging="480"/>
-      </w:pPr>
-    </w:lvl>
-    <w:lvl w:ilvl="4">
-      <w:numFmt w:val="bullet"/>
-      <w:lvlText w:val="•"/>
-      <w:lvlJc w:val="left"/>
-      <w:pPr>
-        <w:ind w:left="3600" w:hanging="480"/>
-      </w:pPr>
-    </w:lvl>
-    <w:lvl w:ilvl="5">
-      <w:numFmt w:val="bullet"/>
-      <w:lvlText w:val="–"/>
-      <w:lvlJc w:val="left"/>
-      <w:pPr>
-        <w:ind w:left="4320" w:hanging="480"/>
-      </w:pPr>
-    </w:lvl>
-    <w:lvl w:ilvl="6">
-      <w:numFmt w:val="bullet"/>
-      <w:lvlText w:val="•"/>
-      <w:lvlJc w:val="left"/>
-      <w:pPr>
-        <w:ind w:left="5040" w:hanging="480"/>
-      </w:pPr>
-    </w:lvl>
-    <w:lvl w:ilvl="7">
-      <w:numFmt w:val="bullet"/>
-      <w:lvlText w:val="–"/>
-      <w:lvlJc w:val="left"/>
-      <w:pPr>
-        <w:ind w:left="5760" w:hanging="480"/>
-      </w:pPr>
-    </w:lvl>
-    <w:lvl w:ilvl="8">
-      <w:numFmt w:val="bullet"/>
-      <w:lvlText w:val="•"/>
-      <w:lvlJc w:val="left"/>
-      <w:pPr>
-        <w:ind w:left="6480" w:hanging="480"/>
-      </w:pPr>
-    </w:lvl>
-  </w:abstractNum>
   <w:abstractNum w:abstractNumId="99411">
     <w:nsid w:val="A99411"/>
     <w:multiLevelType w:val="multilevel"/>
@@ -60426,6 +59422,82 @@
       <w:start w:val="1"/>
       <w:numFmt w:val="decimal"/>
       <w:lvlText w:val="%9."/>
+      <w:lvlJc w:val="left"/>
+      <w:pPr>
+        <w:ind w:left="6480" w:hanging="480"/>
+      </w:pPr>
+    </w:lvl>
+  </w:abstractNum>
+  <w:abstractNum w:abstractNumId="991">
+    <w:nsid w:val="A991"/>
+    <w:multiLevelType w:val="multilevel"/>
+    <w:lvl w:ilvl="0">
+      <w:numFmt w:val="bullet"/>
+      <w:lvlText w:val="•"/>
+      <w:lvlJc w:val="left"/>
+      <w:pPr>
+        <w:ind w:left="720" w:hanging="480"/>
+      </w:pPr>
+    </w:lvl>
+    <w:lvl w:ilvl="1">
+      <w:numFmt w:val="bullet"/>
+      <w:lvlText w:val="–"/>
+      <w:lvlJc w:val="left"/>
+      <w:pPr>
+        <w:ind w:left="1440" w:hanging="480"/>
+      </w:pPr>
+    </w:lvl>
+    <w:lvl w:ilvl="2">
+      <w:numFmt w:val="bullet"/>
+      <w:lvlText w:val="•"/>
+      <w:lvlJc w:val="left"/>
+      <w:pPr>
+        <w:ind w:left="2160" w:hanging="480"/>
+      </w:pPr>
+    </w:lvl>
+    <w:lvl w:ilvl="3">
+      <w:numFmt w:val="bullet"/>
+      <w:lvlText w:val="–"/>
+      <w:lvlJc w:val="left"/>
+      <w:pPr>
+        <w:ind w:left="2880" w:hanging="480"/>
+      </w:pPr>
+    </w:lvl>
+    <w:lvl w:ilvl="4">
+      <w:numFmt w:val="bullet"/>
+      <w:lvlText w:val="•"/>
+      <w:lvlJc w:val="left"/>
+      <w:pPr>
+        <w:ind w:left="3600" w:hanging="480"/>
+      </w:pPr>
+    </w:lvl>
+    <w:lvl w:ilvl="5">
+      <w:numFmt w:val="bullet"/>
+      <w:lvlText w:val="–"/>
+      <w:lvlJc w:val="left"/>
+      <w:pPr>
+        <w:ind w:left="4320" w:hanging="480"/>
+      </w:pPr>
+    </w:lvl>
+    <w:lvl w:ilvl="6">
+      <w:numFmt w:val="bullet"/>
+      <w:lvlText w:val="•"/>
+      <w:lvlJc w:val="left"/>
+      <w:pPr>
+        <w:ind w:left="5040" w:hanging="480"/>
+      </w:pPr>
+    </w:lvl>
+    <w:lvl w:ilvl="7">
+      <w:numFmt w:val="bullet"/>
+      <w:lvlText w:val="–"/>
+      <w:lvlJc w:val="left"/>
+      <w:pPr>
+        <w:ind w:left="5760" w:hanging="480"/>
+      </w:pPr>
+    </w:lvl>
+    <w:lvl w:ilvl="8">
+      <w:numFmt w:val="bullet"/>
+      <w:lvlText w:val="•"/>
       <w:lvlJc w:val="left"/>
       <w:pPr>
         <w:ind w:left="6480" w:hanging="480"/>
@@ -60439,7 +59511,34 @@
     <w:abstractNumId w:val="990"/>
   </w:num>
   <w:num w:numId="1001">
-    <w:abstractNumId w:val="991"/>
+    <w:abstractNumId w:val="99411"/>
+    <w:lvlOverride w:ilvl="0">
+      <w:startOverride w:val="1"/>
+    </w:lvlOverride>
+    <w:lvlOverride w:ilvl="1">
+      <w:startOverride w:val="1"/>
+    </w:lvlOverride>
+    <w:lvlOverride w:ilvl="2">
+      <w:startOverride w:val="1"/>
+    </w:lvlOverride>
+    <w:lvlOverride w:ilvl="3">
+      <w:startOverride w:val="1"/>
+    </w:lvlOverride>
+    <w:lvlOverride w:ilvl="4">
+      <w:startOverride w:val="1"/>
+    </w:lvlOverride>
+    <w:lvlOverride w:ilvl="5">
+      <w:startOverride w:val="1"/>
+    </w:lvlOverride>
+    <w:lvlOverride w:ilvl="6">
+      <w:startOverride w:val="1"/>
+    </w:lvlOverride>
+    <w:lvlOverride w:ilvl="7">
+      <w:startOverride w:val="1"/>
+    </w:lvlOverride>
+    <w:lvlOverride w:ilvl="8">
+      <w:startOverride w:val="1"/>
+    </w:lvlOverride>
   </w:num>
   <w:num w:numId="1002">
     <w:abstractNumId w:val="99411"/>
